--- a/docs/proposal/SnapCare_H1_Final_Proposal_KO.docx
+++ b/docs/proposal/SnapCare_H1_Final_Proposal_KO.docx
@@ -993,7 +993,7 @@
                 <w:rFonts w:ascii="Times New Roman" w:hAnsi="Times New Roman" w:eastAsia="바탕"/>
                 <w:sz w:val="20"/>
               </w:rPr>
-              <w:t>전 세계 비문해 성인은 7억 3,900만 명이며, 그중 약 3분의 2인 4억 6,600만 명이 여성이다 (UNESCO UIS, 2024). 성인 문해율은 2014년 85%에서 2024년 88%로 올랐고 숫자만 보면 개선되고 있다 (UNESCO UIS, 2024).</w:t>
+              <w:t>전 세계 비문해 성인은 7억 3,900만 명이며, 그중 약 3분의 2인 4억 6,600만 명이 여성이다 (UNESCO UIS, 2024). 성인 문해율은 2015년 86%에서 2024년 88%로 올랐고 숫자만 보면 개선되고 있다 (UNESCO, 2025).</w:t>
             </w:r>
           </w:p>
           <w:p>
@@ -1021,7 +1021,7 @@
                 <w:rFonts w:ascii="Times New Roman" w:hAnsi="Times New Roman" w:eastAsia="바탕"/>
                 <w:sz w:val="20"/>
               </w:rPr>
-              <w:t xml:space="preserve"> (UNESCO UIS, 2024). 남아시아는 절대수가 3억 3,700만 명으로 가장 많다 (UNESCO UIS, 2024). 비문해 성인의 절반 이상인 4억 4,100만 명이 10개국에 집중되어 있다 (UNESCO UIS, 2024).</w:t>
+              <w:t xml:space="preserve"> (UNESCO UIS, 2024). 중앙·남아시아는 3억 4,700만 명으로 사하라이남 아프리카 다음으로 많다 (UNESCO, 2025). 비문해 성인의 절반 이상인 4억 4,100만 명이 10개국에 집중되어 있다 (UNESCO UIS, 2024).</w:t>
             </w:r>
           </w:p>
           <w:p>
@@ -2535,7 +2535,7 @@
                       <w:rFonts w:ascii="Times New Roman" w:hAnsi="Times New Roman" w:eastAsia="바탕"/>
                       <w:sz w:val="18"/>
                     </w:rPr>
-                    <w:t>필리핀 성인 대상 평가</w:t>
+                    <w:t>Gutierrez 등 (2022)</w:t>
                   </w:r>
                 </w:p>
               </w:tc>
@@ -2549,7 +2549,7 @@
                       <w:rFonts w:ascii="Times New Roman" w:hAnsi="Times New Roman" w:eastAsia="바탕"/>
                       <w:sz w:val="18"/>
                     </w:rPr>
-                    <w:t>의약 픽토그램</w:t>
+                    <w:t>필리핀 성인 · USP 82종 + FIP 26종</w:t>
                   </w:r>
                 </w:p>
               </w:tc>
@@ -2563,7 +2563,7 @@
                       <w:rFonts w:ascii="Times New Roman" w:hAnsi="Times New Roman" w:eastAsia="바탕"/>
                       <w:sz w:val="18"/>
                     </w:rPr>
-                    <w:t xml:space="preserve">ISO 67% 기준 통과 </w:t>
+                    <w:t xml:space="preserve">ANSI 85% 기준 통과 </w:t>
                   </w:r>
                   <w:r>
                     <w:rPr>
@@ -2571,22 +2571,7 @@
                       <w:b/>
                       <w:sz w:val="18"/>
                     </w:rPr>
-                    <w:t>45.8%</w:t>
-                  </w:r>
-                  <w:r>
-                    <w:rPr>
-                      <w:rFonts w:ascii="Times New Roman" w:hAnsi="Times New Roman" w:eastAsia="바탕"/>
-                      <w:sz w:val="18"/>
-                    </w:rPr>
-                    <w:t xml:space="preserve">, ANSI 85% 기준 통과 </w:t>
-                  </w:r>
-                  <w:r>
-                    <w:rPr>
-                      <w:rFonts w:ascii="Times New Roman" w:hAnsi="Times New Roman" w:eastAsia="바탕"/>
-                      <w:b/>
-                      <w:sz w:val="18"/>
-                    </w:rPr>
-                    <w:t>8.3%</w:t>
+                    <w:t>108종 중 17종(15.7%)</w:t>
                   </w:r>
                 </w:p>
               </w:tc>
@@ -2808,7 +2793,7 @@
                 <w:rFonts w:ascii="Times New Roman" w:hAnsi="Times New Roman" w:eastAsia="바탕"/>
                 <w:sz w:val="20"/>
               </w:rPr>
-              <w:t xml:space="preserve">이다. 실제로 시험된 의약 픽토그램 중 절반 이하만이 ISO 기준을 통과했고, ANSI 기준은 열에 하나도 넘기지 못했다 (필리핀 연구). 나아가 건강 문해력이 낮을수록 픽토그램 오독률이 높다는 것이 통계적으로 확인되었으며 (Dowse, 2023), 저문해 환자에게서는 알아보지 못하면서 안다고 믿는 </w:t>
+              <w:t xml:space="preserve">이다. 국제적으로 통용되는 USP·FIP 픽토그램 108종을 필리핀 성인에게 시험했을 때 ANSI 85% 기준을 통과한 것은 17종, 여섯에 하나꼴에 그쳤다 (Gutierrez et al., 2022). 나아가 건강 문해력이 낮을수록 픽토그램 오독률이 높다는 것이 통계적으로 확인되었으며 (Dowse, 2023), 저문해 환자에게서는 알아보지 못하면서 안다고 믿는 </w:t>
             </w:r>
             <w:r>
               <w:rPr>
@@ -3130,7 +3115,7 @@
                 <w:rFonts w:ascii="Times New Roman" w:hAnsi="Times New Roman" w:eastAsia="바탕"/>
                 <w:sz w:val="20"/>
               </w:rPr>
-              <w:t xml:space="preserve"> 그림은 문자보다 잘 기억되지만 (Houts et al., 2006), 실제로 만들어진 의약 픽토그램의 절반 이하만이 ISO 기준을 통과한다 (필리핀 연구).</w:t>
+              <w:t xml:space="preserve"> 그림은 문자보다 잘 기억되지만 (Houts et al., 2006), 실제로 만들어진 의약 픽토그램 108종 가운데 ANSI 기준을 통과한 것은 17종뿐이었다 (Gutierrez et al., 2022).</w:t>
             </w:r>
           </w:p>
           <w:p>
@@ -3375,7 +3360,7 @@
                 <w:rFonts w:ascii="Times New Roman" w:hAnsi="Times New Roman" w:eastAsia="바탕"/>
                 <w:sz w:val="20"/>
               </w:rPr>
-              <w:t>이 원칙은 앞 절에서 확인한 두 가지 사실에서 나온다. 첫째, 문자를 없애는 것은 필요조건이다 — 처방전을 읽지 못하는 사람에게 문자 인터페이스는 종이 처방전과 다르지 않다. 둘째, 문자를 없애는 것만으로는 충분하지 않다 — 그림도 읽히지 않을 수 있고 (필리핀 연구), 계층 구조는 그 자체로 장벽이 된다 (Medhi et al., 2013).</w:t>
+              <w:t>이 원칙은 앞 절에서 확인한 두 가지 사실에서 나온다. 첫째, 문자를 없애는 것은 필요조건이다 — 처방전을 읽지 못하는 사람에게 문자 인터페이스는 종이 처방전과 다르지 않다. 둘째, 문자를 없애는 것만으로는 충분하지 않다 — 그림도 읽히지 않을 수 있고 (Gutierrez et al., 2022), 계층 구조는 그 자체로 장벽이 된다 (Medhi et al., 2013).</w:t>
             </w:r>
           </w:p>
           <w:p>
@@ -9486,7 +9471,7 @@
                 <w:rFonts w:ascii="Times New Roman" w:hAnsi="Times New Roman" w:eastAsia="바탕"/>
                 <w:sz w:val="20"/>
               </w:rPr>
-              <w:t>§1.8 에서 확인했듯 픽토그램은 만든다고 읽히는 것이 아니다. 실제로 시험된 의약 픽토그램 가운데 ISO 67% 기준을 통과한 것은 45.8%에 그쳤다 (필리핀 연구).</w:t>
+              <w:t>§1.8 에서 확인했듯 픽토그램은 만든다고 읽히는 것이 아니다. 국제 표준 픽토그램 108종 가운데 ANSI 85% 기준을 통과한 것은 17종에 그쳤다 (Gutierrez et al., 2022).</w:t>
             </w:r>
           </w:p>
           <w:p>
@@ -10769,7 +10754,7 @@
                 <w:rFonts w:ascii="Times New Roman" w:hAnsi="Times New Roman" w:eastAsia="바탕"/>
                 <w:sz w:val="20"/>
               </w:rPr>
-              <w:t xml:space="preserve"> 위의 의미 검사는 사람이 아니라 시각 언어 모델에게 물은 것이다. 따라서 표 4의 선행 연구 수치(ISO 통과 45.8%)와 </w:t>
+              <w:t xml:space="preserve"> 위의 의미 검사는 사람이 아니라 시각 언어 모델에게 물은 것이다. 따라서 표 4의 선행 연구 수치(ANSI 통과 17/108)와 </w:t>
             </w:r>
             <w:r>
               <w:rPr>

--- a/docs/proposal/SnapCare_H1_Final_Proposal_KO.docx
+++ b/docs/proposal/SnapCare_H1_Final_Proposal_KO.docx
@@ -1039,6 +1039,69 @@
           </w:p>
           <w:p>
             <w:pPr>
+              <w:spacing w:before="160" w:after="60"/>
+              <w:jc w:val="center"/>
+            </w:pPr>
+            <w:r>
+              <w:drawing>
+                <wp:inline xmlns:a="http://schemas.openxmlformats.org/drawingml/2006/main" xmlns:pic="http://schemas.openxmlformats.org/drawingml/2006/picture">
+                  <wp:extent cx="5486400" cy="2702918"/>
+                  <wp:docPr id="1" name="Picture 1"/>
+                  <wp:cNvGraphicFramePr>
+                    <a:graphicFrameLocks noChangeAspect="1"/>
+                  </wp:cNvGraphicFramePr>
+                  <a:graphic>
+                    <a:graphicData uri="http://schemas.openxmlformats.org/drawingml/2006/picture">
+                      <pic:pic>
+                        <pic:nvPicPr>
+                          <pic:cNvPr id="0" name="chart01_literacy.png"/>
+                          <pic:cNvPicPr/>
+                        </pic:nvPicPr>
+                        <pic:blipFill>
+                          <a:blip r:embed="rId15"/>
+                          <a:stretch>
+                            <a:fillRect/>
+                          </a:stretch>
+                        </pic:blipFill>
+                        <pic:spPr>
+                          <a:xfrm>
+                            <a:off x="0" y="0"/>
+                            <a:ext cx="5486400" cy="2702918"/>
+                          </a:xfrm>
+                          <a:prstGeom prst="rect"/>
+                        </pic:spPr>
+                      </pic:pic>
+                    </a:graphicData>
+                  </a:graphic>
+                </wp:inline>
+              </w:drawing>
+            </w:r>
+          </w:p>
+          <w:p>
+            <w:pPr>
+              <w:spacing w:after="200" w:line="276" w:lineRule="auto"/>
+              <w:jc w:val="center"/>
+            </w:pPr>
+            <w:r>
+              <w:rPr>
+                <w:rFonts w:ascii="Times New Roman" w:hAnsi="Times New Roman" w:eastAsia="바탕"/>
+                <w:b/>
+                <w:color w:val="606068"/>
+                <w:sz w:val="18"/>
+              </w:rPr>
+              <w:t>[그림 1]</w:t>
+            </w:r>
+            <w:r>
+              <w:rPr>
+                <w:rFonts w:ascii="Times New Roman" w:hAnsi="Times New Roman" w:eastAsia="바탕"/>
+                <w:color w:val="606068"/>
+                <w:sz w:val="18"/>
+              </w:rPr>
+              <w:t xml:space="preserve"> 사하라이남 아프리카의 문해율과 비문해 성인 수 (UNESCO, 2025). 막대는 절대수, 선은 비율이다. 두 축이 반대로 움직이는 것이 이 절의 논지다 — 비율은 4%p 올랐는데 사람 수는 2,900만 명 늘었다. 비율만 보면 개선이고, 머릿수로 보면 악화다. SnapCare 가 대상으로 삼는 것은 머릿수 쪽이다.</w:t>
+            </w:r>
+          </w:p>
+          <w:p>
+            <w:pPr>
               <w:spacing w:before="180" w:after="40"/>
             </w:pPr>
             <w:r>
@@ -1398,6 +1461,69 @@
                 <w:sz w:val="20"/>
               </w:rPr>
               <w:t>표 1이 보여주는 것은 이 문제의 지리적 범위가 우리가 흔히 상정하는 것보다 훨씬 넓다는 점이다. 덴마크와 노르웨이에서도 성인의 절반 가까이가 건강 정보를 충분히 다루지 못한다. 한국의 경우 65세 이상에서 충분한 건강정보이해능력을 가진 비율이 40.3%로, 19~64세의 65.9%와 뚜렷한 격차를 보인다 (국민건강영양조사, 2023).</w:t>
+            </w:r>
+          </w:p>
+          <w:p>
+            <w:pPr>
+              <w:spacing w:before="160" w:after="60"/>
+              <w:jc w:val="center"/>
+            </w:pPr>
+            <w:r>
+              <w:drawing>
+                <wp:inline xmlns:a="http://schemas.openxmlformats.org/drawingml/2006/main" xmlns:pic="http://schemas.openxmlformats.org/drawingml/2006/picture">
+                  <wp:extent cx="5486400" cy="2660822"/>
+                  <wp:docPr id="2" name="Picture 2"/>
+                  <wp:cNvGraphicFramePr>
+                    <a:graphicFrameLocks noChangeAspect="1"/>
+                  </wp:cNvGraphicFramePr>
+                  <a:graphic>
+                    <a:graphicData uri="http://schemas.openxmlformats.org/drawingml/2006/picture">
+                      <pic:pic>
+                        <pic:nvPicPr>
+                          <pic:cNvPr id="0" name="chart02_health_literacy.png"/>
+                          <pic:cNvPicPr/>
+                        </pic:nvPicPr>
+                        <pic:blipFill>
+                          <a:blip r:embed="rId16"/>
+                          <a:stretch>
+                            <a:fillRect/>
+                          </a:stretch>
+                        </pic:blipFill>
+                        <pic:spPr>
+                          <a:xfrm>
+                            <a:off x="0" y="0"/>
+                            <a:ext cx="5486400" cy="2660822"/>
+                          </a:xfrm>
+                          <a:prstGeom prst="rect"/>
+                        </pic:spPr>
+                      </pic:pic>
+                    </a:graphicData>
+                  </a:graphic>
+                </wp:inline>
+              </w:drawing>
+            </w:r>
+          </w:p>
+          <w:p>
+            <w:pPr>
+              <w:spacing w:after="200" w:line="276" w:lineRule="auto"/>
+              <w:jc w:val="center"/>
+            </w:pPr>
+            <w:r>
+              <w:rPr>
+                <w:rFonts w:ascii="Times New Roman" w:hAnsi="Times New Roman" w:eastAsia="바탕"/>
+                <w:b/>
+                <w:color w:val="606068"/>
+                <w:sz w:val="18"/>
+              </w:rPr>
+              <w:t>[그림 2]</w:t>
+            </w:r>
+            <w:r>
+              <w:rPr>
+                <w:rFonts w:ascii="Times New Roman" w:hAnsi="Times New Roman" w:eastAsia="바탕"/>
+                <w:color w:val="606068"/>
+                <w:sz w:val="18"/>
+              </w:rPr>
+              <w:t xml:space="preserve"> 집단별 제한적 건강 문해력 비율. 고소득국이라고 낮지 않다는 것과, 같은 나라 안에서도 연령으로 갈린다는 것이 함께 보인다. 한국 65세 이상(59.7%)과 19~64세(34.1%)의 25.6%p 차이는 국가 간 차이보다 크다.</w:t>
             </w:r>
           </w:p>
           <w:p>
@@ -1835,6 +1961,101 @@
           </w:p>
           <w:p>
             <w:pPr>
+              <w:spacing w:before="160" w:after="60"/>
+              <w:jc w:val="center"/>
+            </w:pPr>
+            <w:r>
+              <w:drawing>
+                <wp:inline xmlns:a="http://schemas.openxmlformats.org/drawingml/2006/main" xmlns:pic="http://schemas.openxmlformats.org/drawingml/2006/picture">
+                  <wp:extent cx="5486400" cy="3081463"/>
+                  <wp:docPr id="3" name="Picture 3"/>
+                  <wp:cNvGraphicFramePr>
+                    <a:graphicFrameLocks noChangeAspect="1"/>
+                  </wp:cNvGraphicFramePr>
+                  <a:graphic>
+                    <a:graphicData uri="http://schemas.openxmlformats.org/drawingml/2006/picture">
+                      <pic:pic>
+                        <pic:nvPicPr>
+                          <pic:cNvPr id="0" name="chart03_error_types.png"/>
+                          <pic:cNvPicPr/>
+                        </pic:nvPicPr>
+                        <pic:blipFill>
+                          <a:blip r:embed="rId17"/>
+                          <a:stretch>
+                            <a:fillRect/>
+                          </a:stretch>
+                        </pic:blipFill>
+                        <pic:spPr>
+                          <a:xfrm>
+                            <a:off x="0" y="0"/>
+                            <a:ext cx="5486400" cy="3081463"/>
+                          </a:xfrm>
+                          <a:prstGeom prst="rect"/>
+                        </pic:spPr>
+                      </pic:pic>
+                    </a:graphicData>
+                  </a:graphic>
+                </wp:inline>
+              </w:drawing>
+            </w:r>
+          </w:p>
+          <w:p>
+            <w:pPr>
+              <w:spacing w:after="200" w:line="276" w:lineRule="auto"/>
+              <w:jc w:val="center"/>
+            </w:pPr>
+            <w:r>
+              <w:rPr>
+                <w:rFonts w:ascii="Times New Roman" w:hAnsi="Times New Roman" w:eastAsia="바탕"/>
+                <w:b/>
+                <w:color w:val="606068"/>
+                <w:sz w:val="18"/>
+              </w:rPr>
+              <w:t>[그림 3]</w:t>
+            </w:r>
+            <w:r>
+              <w:rPr>
+                <w:rFonts w:ascii="Times New Roman" w:hAnsi="Times New Roman" w:eastAsia="바탕"/>
+                <w:color w:val="606068"/>
+                <w:sz w:val="18"/>
+              </w:rPr>
+              <w:t xml:space="preserve"> 복약 오류의 유형별 분포. 회색은 조제 단계 오류 중의 비율, 파랑은 심각한 위해로 이어질 수 있는 오류 중의 비율이다. 용량 오류는 두 기준 모두에서 상위이며, 이것이 </w:t>
+            </w:r>
+            <w:r>
+              <w:rPr>
+                <w:rFonts w:ascii="Consolas" w:hAnsi="Consolas" w:eastAsia="Consolas"/>
+                <w:color w:val="606068"/>
+                <w:sz w:val="17"/>
+              </w:rPr>
+              <w:t>qty_one</w:t>
+            </w:r>
+            <w:r>
+              <w:rPr>
+                <w:rFonts w:ascii="Times New Roman" w:hAnsi="Times New Roman" w:eastAsia="바탕"/>
+                <w:color w:val="606068"/>
+                <w:sz w:val="18"/>
+              </w:rPr>
+              <w:t>~</w:t>
+            </w:r>
+            <w:r>
+              <w:rPr>
+                <w:rFonts w:ascii="Consolas" w:hAnsi="Consolas" w:eastAsia="Consolas"/>
+                <w:color w:val="606068"/>
+                <w:sz w:val="17"/>
+              </w:rPr>
+              <w:t>qty_five</w:t>
+            </w:r>
+            <w:r>
+              <w:rPr>
+                <w:rFonts w:ascii="Times New Roman" w:hAnsi="Times New Roman" w:eastAsia="바탕"/>
+                <w:color w:val="606068"/>
+                <w:sz w:val="18"/>
+              </w:rPr>
+              <w:t xml:space="preserve"> 형태소를 세트의 첫 자리에 둔 이유다.</w:t>
+            </w:r>
+          </w:p>
+          <w:p>
+            <w:pPr>
               <w:spacing w:after="80" w:line="276" w:lineRule="auto"/>
               <w:jc w:val="both"/>
             </w:pPr>
@@ -2252,6 +2473,69 @@
                 <w:sz w:val="20"/>
               </w:rPr>
               <w:t>이다. 고령층의 네 명 중 세 명이 이미 스마트폰을 가지고 있다. 접근을 막는 것은 기기가 아니라 그 화면이 읽기를 요구한다는 점이다.</w:t>
+            </w:r>
+          </w:p>
+          <w:p>
+            <w:pPr>
+              <w:spacing w:before="160" w:after="60"/>
+              <w:jc w:val="center"/>
+            </w:pPr>
+            <w:r>
+              <w:drawing>
+                <wp:inline xmlns:a="http://schemas.openxmlformats.org/drawingml/2006/main" xmlns:pic="http://schemas.openxmlformats.org/drawingml/2006/picture">
+                  <wp:extent cx="5486400" cy="3009829"/>
+                  <wp:docPr id="4" name="Picture 4"/>
+                  <wp:cNvGraphicFramePr>
+                    <a:graphicFrameLocks noChangeAspect="1"/>
+                  </wp:cNvGraphicFramePr>
+                  <a:graphic>
+                    <a:graphicData uri="http://schemas.openxmlformats.org/drawingml/2006/picture">
+                      <pic:pic>
+                        <pic:nvPicPr>
+                          <pic:cNvPr id="0" name="chart04_smartphone.png"/>
+                          <pic:cNvPicPr/>
+                        </pic:nvPicPr>
+                        <pic:blipFill>
+                          <a:blip r:embed="rId18"/>
+                          <a:stretch>
+                            <a:fillRect/>
+                          </a:stretch>
+                        </pic:blipFill>
+                        <pic:spPr>
+                          <a:xfrm>
+                            <a:off x="0" y="0"/>
+                            <a:ext cx="5486400" cy="3009829"/>
+                          </a:xfrm>
+                          <a:prstGeom prst="rect"/>
+                        </pic:spPr>
+                      </pic:pic>
+                    </a:graphicData>
+                  </a:graphic>
+                </wp:inline>
+              </w:drawing>
+            </w:r>
+          </w:p>
+          <w:p>
+            <w:pPr>
+              <w:spacing w:after="200" w:line="276" w:lineRule="auto"/>
+              <w:jc w:val="center"/>
+            </w:pPr>
+            <w:r>
+              <w:rPr>
+                <w:rFonts w:ascii="Times New Roman" w:hAnsi="Times New Roman" w:eastAsia="바탕"/>
+                <w:b/>
+                <w:color w:val="606068"/>
+                <w:sz w:val="18"/>
+              </w:rPr>
+              <w:t>[그림 4]</w:t>
+            </w:r>
+            <w:r>
+              <w:rPr>
+                <w:rFonts w:ascii="Times New Roman" w:hAnsi="Times New Roman" w:eastAsia="바탕"/>
+                <w:color w:val="606068"/>
+                <w:sz w:val="18"/>
+              </w:rPr>
+              <w:t xml:space="preserve"> 연령대별 스마트폰 보유율 (미국, 2024–2025). 65세 이상과 50세 미만의 격차는 20%p 로, 이 문제를 "기기 보급" 으로 설명하기에는 이미 좁다. 남은 격차는 기기가 아니라 화면에 있다.</w:t>
             </w:r>
           </w:p>
           <w:p>
@@ -2841,6 +3125,69 @@
           </w:p>
           <w:p>
             <w:pPr>
+              <w:spacing w:before="160" w:after="60"/>
+              <w:jc w:val="center"/>
+            </w:pPr>
+            <w:r>
+              <w:drawing>
+                <wp:inline xmlns:a="http://schemas.openxmlformats.org/drawingml/2006/main" xmlns:pic="http://schemas.openxmlformats.org/drawingml/2006/picture">
+                  <wp:extent cx="5486400" cy="3268683"/>
+                  <wp:docPr id="5" name="Picture 5"/>
+                  <wp:cNvGraphicFramePr>
+                    <a:graphicFrameLocks noChangeAspect="1"/>
+                  </wp:cNvGraphicFramePr>
+                  <a:graphic>
+                    <a:graphicData uri="http://schemas.openxmlformats.org/drawingml/2006/picture">
+                      <pic:pic>
+                        <pic:nvPicPr>
+                          <pic:cNvPr id="0" name="chart05_pictogram_pass.png"/>
+                          <pic:cNvPicPr/>
+                        </pic:nvPicPr>
+                        <pic:blipFill>
+                          <a:blip r:embed="rId19"/>
+                          <a:stretch>
+                            <a:fillRect/>
+                          </a:stretch>
+                        </pic:blipFill>
+                        <pic:spPr>
+                          <a:xfrm>
+                            <a:off x="0" y="0"/>
+                            <a:ext cx="5486400" cy="3268683"/>
+                          </a:xfrm>
+                          <a:prstGeom prst="rect"/>
+                        </pic:spPr>
+                      </pic:pic>
+                    </a:graphicData>
+                  </a:graphic>
+                </wp:inline>
+              </w:drawing>
+            </w:r>
+          </w:p>
+          <w:p>
+            <w:pPr>
+              <w:spacing w:after="200" w:line="276" w:lineRule="auto"/>
+              <w:jc w:val="center"/>
+            </w:pPr>
+            <w:r>
+              <w:rPr>
+                <w:rFonts w:ascii="Times New Roman" w:hAnsi="Times New Roman" w:eastAsia="바탕"/>
+                <w:b/>
+                <w:color w:val="606068"/>
+                <w:sz w:val="18"/>
+              </w:rPr>
+              <w:t>[그림 5]</w:t>
+            </w:r>
+            <w:r>
+              <w:rPr>
+                <w:rFonts w:ascii="Times New Roman" w:hAnsi="Times New Roman" w:eastAsia="바탕"/>
+                <w:color w:val="606068"/>
+                <w:sz w:val="18"/>
+              </w:rPr>
+              <w:t xml:space="preserve"> 의약 픽토그램이 이해도 기준을 통과한 비율. 분자와 분모가 모두 확인된 연구만 실었다 — Dowse &amp; Ehlers 의 20 대 11 은 분모를 확인하지 못했고, 이란 연구의 0~68% 는 통과율이 아니라 문항별 정답률이라 같은 축에 놓을 수 없다. 본 연구 값(69.2%)은 §5.2 의 기계 판정 결과이며 사람 대상 시험이 아니므로 앞의 둘과 직접 비교할 수 없다. 같은 축에 놓은 것은 우열을 주장하기 위해서가 아니라, 우리 값이 이 분야가 반복해 관찰해 온 범위 안에 있음을 보이기 위해서다.</w:t>
+            </w:r>
+          </w:p>
+          <w:p>
+            <w:pPr>
               <w:spacing w:before="180" w:after="40"/>
             </w:pPr>
             <w:r>
@@ -3458,7 +3805,7 @@
               <w:drawing>
                 <wp:inline xmlns:a="http://schemas.openxmlformats.org/drawingml/2006/main" xmlns:pic="http://schemas.openxmlformats.org/drawingml/2006/picture">
                   <wp:extent cx="1737895" cy="4754880"/>
-                  <wp:docPr id="1" name="Picture 1"/>
+                  <wp:docPr id="6" name="Picture 6"/>
                   <wp:cNvGraphicFramePr>
                     <a:graphicFrameLocks noChangeAspect="1"/>
                   </wp:cNvGraphicFramePr>
@@ -3470,7 +3817,7 @@
                           <pic:cNvPicPr/>
                         </pic:nvPicPr>
                         <pic:blipFill>
-                          <a:blip r:embed="rId15"/>
+                          <a:blip r:embed="rId20"/>
                           <a:stretch>
                             <a:fillRect/>
                           </a:stretch>
@@ -3501,7 +3848,7 @@
                 <w:color w:val="606068"/>
                 <w:sz w:val="18"/>
               </w:rPr>
-              <w:t>[그림 1]</w:t>
+              <w:t>[그림 6]</w:t>
             </w:r>
             <w:r>
               <w:rPr>
@@ -4055,7 +4402,7 @@
               <w:drawing>
                 <wp:inline xmlns:a="http://schemas.openxmlformats.org/drawingml/2006/main" xmlns:pic="http://schemas.openxmlformats.org/drawingml/2006/picture">
                   <wp:extent cx="5190586" cy="4754880"/>
-                  <wp:docPr id="2" name="Picture 2"/>
+                  <wp:docPr id="7" name="Picture 7"/>
                   <wp:cNvGraphicFramePr>
                     <a:graphicFrameLocks noChangeAspect="1"/>
                   </wp:cNvGraphicFramePr>
@@ -4067,7 +4414,7 @@
                           <pic:cNvPicPr/>
                         </pic:nvPicPr>
                         <pic:blipFill>
-                          <a:blip r:embed="rId16"/>
+                          <a:blip r:embed="rId21"/>
                           <a:stretch>
                             <a:fillRect/>
                           </a:stretch>
@@ -4098,7 +4445,7 @@
                 <w:color w:val="606068"/>
                 <w:sz w:val="18"/>
               </w:rPr>
-              <w:t>[그림 2]</w:t>
+              <w:t>[그림 7]</w:t>
             </w:r>
             <w:r>
               <w:rPr>
@@ -4118,7 +4465,7 @@
               <w:drawing>
                 <wp:inline xmlns:a="http://schemas.openxmlformats.org/drawingml/2006/main" xmlns:pic="http://schemas.openxmlformats.org/drawingml/2006/picture">
                   <wp:extent cx="5486400" cy="4377923"/>
-                  <wp:docPr id="3" name="Picture 3"/>
+                  <wp:docPr id="8" name="Picture 8"/>
                   <wp:cNvGraphicFramePr>
                     <a:graphicFrameLocks noChangeAspect="1"/>
                   </wp:cNvGraphicFramePr>
@@ -4130,7 +4477,7 @@
                           <pic:cNvPicPr/>
                         </pic:nvPicPr>
                         <pic:blipFill>
-                          <a:blip r:embed="rId17"/>
+                          <a:blip r:embed="rId22"/>
                           <a:stretch>
                             <a:fillRect/>
                           </a:stretch>
@@ -4161,7 +4508,7 @@
                 <w:color w:val="606068"/>
                 <w:sz w:val="18"/>
               </w:rPr>
-              <w:t>[그림 3]</w:t>
+              <w:t>[그림 8]</w:t>
             </w:r>
             <w:r>
               <w:rPr>
@@ -5270,7 +5617,7 @@
               <w:drawing>
                 <wp:inline xmlns:a="http://schemas.openxmlformats.org/drawingml/2006/main" xmlns:pic="http://schemas.openxmlformats.org/drawingml/2006/picture">
                   <wp:extent cx="2195911" cy="4754880"/>
-                  <wp:docPr id="4" name="Picture 4"/>
+                  <wp:docPr id="9" name="Picture 9"/>
                   <wp:cNvGraphicFramePr>
                     <a:graphicFrameLocks noChangeAspect="1"/>
                   </wp:cNvGraphicFramePr>
@@ -5279,450 +5626,6 @@
                       <pic:pic>
                         <pic:nvPicPr>
                           <pic:cNvPr id="0" name="fig04_camera.png"/>
-                          <pic:cNvPicPr/>
-                        </pic:nvPicPr>
-                        <pic:blipFill>
-                          <a:blip r:embed="rId18"/>
-                          <a:stretch>
-                            <a:fillRect/>
-                          </a:stretch>
-                        </pic:blipFill>
-                        <pic:spPr>
-                          <a:xfrm>
-                            <a:off x="0" y="0"/>
-                            <a:ext cx="2195911" cy="4754880"/>
-                          </a:xfrm>
-                          <a:prstGeom prst="rect"/>
-                        </pic:spPr>
-                      </pic:pic>
-                    </a:graphicData>
-                  </a:graphic>
-                </wp:inline>
-              </w:drawing>
-            </w:r>
-          </w:p>
-          <w:p>
-            <w:pPr>
-              <w:spacing w:after="200" w:line="276" w:lineRule="auto"/>
-              <w:jc w:val="center"/>
-            </w:pPr>
-            <w:r>
-              <w:rPr>
-                <w:rFonts w:ascii="Times New Roman" w:hAnsi="Times New Roman" w:eastAsia="바탕"/>
-                <w:b/>
-                <w:color w:val="606068"/>
-                <w:sz w:val="18"/>
-              </w:rPr>
-              <w:t>[그림 4]</w:t>
-            </w:r>
-            <w:r>
-              <w:rPr>
-                <w:rFonts w:ascii="Times New Roman" w:hAnsi="Times New Roman" w:eastAsia="바탕"/>
-                <w:color w:val="606068"/>
-                <w:sz w:val="18"/>
-              </w:rPr>
-              <w:t xml:space="preserve"> 촬영 화면. 무엇을 찍는지 사용자가 고르지 않는다 — 처방전인지 영양성분표인지 음식인지는 찍힌 이미지에서 판별한다. 고르게 하는 순간 그 선택지를 읽어야 하기 때문이다.</w:t>
-            </w:r>
-          </w:p>
-          <w:p>
-            <w:pPr>
-              <w:spacing w:before="160" w:after="60"/>
-              <w:jc w:val="center"/>
-            </w:pPr>
-            <w:r>
-              <w:drawing>
-                <wp:inline xmlns:a="http://schemas.openxmlformats.org/drawingml/2006/main" xmlns:pic="http://schemas.openxmlformats.org/drawingml/2006/picture">
-                  <wp:extent cx="2195911" cy="4754880"/>
-                  <wp:docPr id="5" name="Picture 5"/>
-                  <wp:cNvGraphicFramePr>
-                    <a:graphicFrameLocks noChangeAspect="1"/>
-                  </wp:cNvGraphicFramePr>
-                  <a:graphic>
-                    <a:graphicData uri="http://schemas.openxmlformats.org/drawingml/2006/picture">
-                      <pic:pic>
-                        <pic:nvPicPr>
-                          <pic:cNvPr id="0" name="fig05_processing.png"/>
-                          <pic:cNvPicPr/>
-                        </pic:nvPicPr>
-                        <pic:blipFill>
-                          <a:blip r:embed="rId19"/>
-                          <a:stretch>
-                            <a:fillRect/>
-                          </a:stretch>
-                        </pic:blipFill>
-                        <pic:spPr>
-                          <a:xfrm>
-                            <a:off x="0" y="0"/>
-                            <a:ext cx="2195911" cy="4754880"/>
-                          </a:xfrm>
-                          <a:prstGeom prst="rect"/>
-                        </pic:spPr>
-                      </pic:pic>
-                    </a:graphicData>
-                  </a:graphic>
-                </wp:inline>
-              </w:drawing>
-            </w:r>
-          </w:p>
-          <w:p>
-            <w:pPr>
-              <w:spacing w:after="200" w:line="276" w:lineRule="auto"/>
-              <w:jc w:val="center"/>
-            </w:pPr>
-            <w:r>
-              <w:rPr>
-                <w:rFonts w:ascii="Times New Roman" w:hAnsi="Times New Roman" w:eastAsia="바탕"/>
-                <w:b/>
-                <w:color w:val="606068"/>
-                <w:sz w:val="18"/>
-              </w:rPr>
-              <w:t>[그림 5]</w:t>
-            </w:r>
-            <w:r>
-              <w:rPr>
-                <w:rFonts w:ascii="Times New Roman" w:hAnsi="Times New Roman" w:eastAsia="바탕"/>
-                <w:color w:val="606068"/>
-                <w:sz w:val="18"/>
-              </w:rPr>
-              <w:t xml:space="preserve"> 인식이 진행되는 동안의 화면. 이 단계를 감추지 않은 것은 의도적이다. 저문해 사용자 연구가 지적한 장벽 가운데 하나가 위압감이며(</w:t>
-            </w:r>
-            <w:r>
-              <w:rPr>
-                <w:rFonts w:ascii="Times New Roman" w:hAnsi="Times New Roman" w:eastAsia="바탕"/>
-                <w:i/>
-                <w:color w:val="606068"/>
-                <w:sz w:val="18"/>
-              </w:rPr>
-              <w:t>It’s not just illiteracy</w:t>
-            </w:r>
-            <w:r>
-              <w:rPr>
-                <w:rFonts w:ascii="Times New Roman" w:hAnsi="Times New Roman" w:eastAsia="바탕"/>
-                <w:color w:val="606068"/>
-                <w:sz w:val="18"/>
-              </w:rPr>
-              <w:t>), 아무 표시 없이 멈춘 화면은 고장으로 읽힌다.</w:t>
-            </w:r>
-          </w:p>
-          <w:p>
-            <w:pPr>
-              <w:spacing w:before="160" w:after="60"/>
-              <w:jc w:val="center"/>
-            </w:pPr>
-            <w:r>
-              <w:drawing>
-                <wp:inline xmlns:a="http://schemas.openxmlformats.org/drawingml/2006/main" xmlns:pic="http://schemas.openxmlformats.org/drawingml/2006/picture">
-                  <wp:extent cx="1795650" cy="4754880"/>
-                  <wp:docPr id="6" name="Picture 6"/>
-                  <wp:cNvGraphicFramePr>
-                    <a:graphicFrameLocks noChangeAspect="1"/>
-                  </wp:cNvGraphicFramePr>
-                  <a:graphic>
-                    <a:graphicData uri="http://schemas.openxmlformats.org/drawingml/2006/picture">
-                      <pic:pic>
-                        <pic:nvPicPr>
-                          <pic:cNvPr id="0" name="fig06_verdict_rx.png"/>
-                          <pic:cNvPicPr/>
-                        </pic:nvPicPr>
-                        <pic:blipFill>
-                          <a:blip r:embed="rId20"/>
-                          <a:stretch>
-                            <a:fillRect/>
-                          </a:stretch>
-                        </pic:blipFill>
-                        <pic:spPr>
-                          <a:xfrm>
-                            <a:off x="0" y="0"/>
-                            <a:ext cx="1795650" cy="4754880"/>
-                          </a:xfrm>
-                          <a:prstGeom prst="rect"/>
-                        </pic:spPr>
-                      </pic:pic>
-                    </a:graphicData>
-                  </a:graphic>
-                </wp:inline>
-              </w:drawing>
-            </w:r>
-          </w:p>
-          <w:p>
-            <w:pPr>
-              <w:spacing w:after="200" w:line="276" w:lineRule="auto"/>
-              <w:jc w:val="center"/>
-            </w:pPr>
-            <w:r>
-              <w:rPr>
-                <w:rFonts w:ascii="Times New Roman" w:hAnsi="Times New Roman" w:eastAsia="바탕"/>
-                <w:b/>
-                <w:color w:val="606068"/>
-                <w:sz w:val="18"/>
-              </w:rPr>
-              <w:t>[그림 6]</w:t>
-            </w:r>
-            <w:r>
-              <w:rPr>
-                <w:rFonts w:ascii="Times New Roman" w:hAnsi="Times New Roman" w:eastAsia="바탕"/>
-                <w:color w:val="606068"/>
-                <w:sz w:val="18"/>
-              </w:rPr>
-              <w:t xml:space="preserve"> 처방 판정 화면(아목시실린 250 mg, 1일 3회 식후). 위에서 아래로 무엇인지·안전한지·어떻게 하는지·무슨 뜻인지·언제인지의 순서다. 아래쪽 픽토그램 세 장이 SIGIL 이 그 자리에서 합성한 것이며, 각각 하루 세 번 식사와 함께·아침·저녁을 뜻한다. 모든 문장 옆의 스피커는 그 문장만 다시 읽어 준다.</w:t>
-            </w:r>
-          </w:p>
-          <w:p>
-            <w:pPr>
-              <w:spacing w:after="80" w:line="276" w:lineRule="auto"/>
-              <w:jc w:val="both"/>
-            </w:pPr>
-            <w:r>
-              <w:rPr>
-                <w:rFonts w:ascii="Times New Roman" w:hAnsi="Times New Roman" w:eastAsia="바탕"/>
-                <w:b/>
-                <w:sz w:val="20"/>
-              </w:rPr>
-              <w:t>기능 2 — 음식과 영양성분표 판정 (Personalized Verdict)</w:t>
-            </w:r>
-          </w:p>
-          <w:p>
-            <w:pPr>
-              <w:spacing w:after="80" w:line="276" w:lineRule="auto"/>
-              <w:jc w:val="both"/>
-            </w:pPr>
-            <w:r>
-              <w:rPr>
-                <w:rFonts w:ascii="Times New Roman" w:hAnsi="Times New Roman" w:eastAsia="바탕"/>
-                <w:sz w:val="20"/>
-              </w:rPr>
-              <w:t>영양성분표를 촬영하면 브라우저 안에서 OCR 이 수치를 읽고, 바코드가 있으면 제품 정보를 조회한다. 밥상 사진을 촬영하면 기기 안에서 영양 추정 모델(ConvNeXt-tiny-224, Nutrition5k 학습)이 에너지·질량·지방·탄수화물·단백질 다섯 값을 회귀한다.</w:t>
-            </w:r>
-          </w:p>
-          <w:p>
-            <w:pPr>
-              <w:spacing w:after="80" w:line="276" w:lineRule="auto"/>
-              <w:jc w:val="both"/>
-            </w:pPr>
-            <w:r>
-              <w:rPr>
-                <w:rFonts w:ascii="Times New Roman" w:hAnsi="Times New Roman" w:eastAsia="바탕"/>
-                <w:sz w:val="20"/>
-              </w:rPr>
-              <w:t xml:space="preserve">어떤 경로로 들어온 값이든 </w:t>
-            </w:r>
-            <w:r>
-              <w:rPr>
-                <w:rFonts w:ascii="Times New Roman" w:hAnsi="Times New Roman" w:eastAsia="바탕"/>
-                <w:b/>
-                <w:sz w:val="20"/>
-              </w:rPr>
-              <w:t>같은 물리 검사</w:t>
-            </w:r>
-            <w:r>
-              <w:rPr>
-                <w:rFonts w:ascii="Times New Roman" w:hAnsi="Times New Roman" w:eastAsia="바탕"/>
-                <w:sz w:val="20"/>
-              </w:rPr>
-              <w:t>를 통과해야 판정에 쓰인다. 값의 범위, 부분집합 관계(포화지방 ≤ 총지방), 질량 보존, 그리고 Atwater 항등식(4·탄수화물 + 4·단백질 + 9·지방 ≈ 에너지)이 그것이다. 이 검사가 필요한 이유는 §5에서 실제 사례와 함께 서술한다.</w:t>
-            </w:r>
-          </w:p>
-          <w:p>
-            <w:pPr>
-              <w:spacing w:before="160" w:after="60"/>
-              <w:jc w:val="center"/>
-            </w:pPr>
-            <w:r>
-              <w:drawing>
-                <wp:inline xmlns:a="http://schemas.openxmlformats.org/drawingml/2006/main" xmlns:pic="http://schemas.openxmlformats.org/drawingml/2006/picture">
-                  <wp:extent cx="1942353" cy="4754880"/>
-                  <wp:docPr id="7" name="Picture 7"/>
-                  <wp:cNvGraphicFramePr>
-                    <a:graphicFrameLocks noChangeAspect="1"/>
-                  </wp:cNvGraphicFramePr>
-                  <a:graphic>
-                    <a:graphicData uri="http://schemas.openxmlformats.org/drawingml/2006/picture">
-                      <pic:pic>
-                        <pic:nvPicPr>
-                          <pic:cNvPr id="0" name="fig07_verdict_label.png"/>
-                          <pic:cNvPicPr/>
-                        </pic:nvPicPr>
-                        <pic:blipFill>
-                          <a:blip r:embed="rId21"/>
-                          <a:stretch>
-                            <a:fillRect/>
-                          </a:stretch>
-                        </pic:blipFill>
-                        <pic:spPr>
-                          <a:xfrm>
-                            <a:off x="0" y="0"/>
-                            <a:ext cx="1942353" cy="4754880"/>
-                          </a:xfrm>
-                          <a:prstGeom prst="rect"/>
-                        </pic:spPr>
-                      </pic:pic>
-                    </a:graphicData>
-                  </a:graphic>
-                </wp:inline>
-              </w:drawing>
-            </w:r>
-          </w:p>
-          <w:p>
-            <w:pPr>
-              <w:spacing w:after="200" w:line="276" w:lineRule="auto"/>
-              <w:jc w:val="center"/>
-            </w:pPr>
-            <w:r>
-              <w:rPr>
-                <w:rFonts w:ascii="Times New Roman" w:hAnsi="Times New Roman" w:eastAsia="바탕"/>
-                <w:b/>
-                <w:color w:val="606068"/>
-                <w:sz w:val="18"/>
-              </w:rPr>
-              <w:t>[그림 7]</w:t>
-            </w:r>
-            <w:r>
-              <w:rPr>
-                <w:rFonts w:ascii="Times New Roman" w:hAnsi="Times New Roman" w:eastAsia="바탕"/>
-                <w:color w:val="606068"/>
-                <w:sz w:val="18"/>
-              </w:rPr>
-              <w:t xml:space="preserve"> 영양성분표 판정 화면. 수치를 그대로 옮기지 않고 </w:t>
-            </w:r>
-            <w:r>
-              <w:rPr>
-                <w:rFonts w:ascii="Times New Roman" w:hAnsi="Times New Roman" w:eastAsia="바탕"/>
-                <w:b/>
-                <w:color w:val="606068"/>
-                <w:sz w:val="18"/>
-              </w:rPr>
-              <w:t>이 사람의 하루 기준치에서 차지하는 비중</w:t>
-            </w:r>
-            <w:r>
-              <w:rPr>
-                <w:rFonts w:ascii="Times New Roman" w:hAnsi="Times New Roman" w:eastAsia="바탕"/>
-                <w:color w:val="606068"/>
-                <w:sz w:val="18"/>
-              </w:rPr>
-              <w:t>으로 바꾼다. 기준치는 구성원의 나이와 조건에서 유도하므로 같은 제품도 사람이 바뀌면 막대가 달라진다. 맨 아래의 대체 기준은 회피할 것에 부정 연산자를 씌운 그림이며, 그림 자체가 "이것이 없는 것을 고르라"는 뜻이다.</w:t>
-            </w:r>
-          </w:p>
-          <w:p>
-            <w:pPr>
-              <w:spacing w:before="160" w:after="60"/>
-              <w:jc w:val="center"/>
-            </w:pPr>
-            <w:r>
-              <w:drawing>
-                <wp:inline xmlns:a="http://schemas.openxmlformats.org/drawingml/2006/main" xmlns:pic="http://schemas.openxmlformats.org/drawingml/2006/picture">
-                  <wp:extent cx="2110154" cy="4754880"/>
-                  <wp:docPr id="8" name="Picture 8"/>
-                  <wp:cNvGraphicFramePr>
-                    <a:graphicFrameLocks noChangeAspect="1"/>
-                  </wp:cNvGraphicFramePr>
-                  <a:graphic>
-                    <a:graphicData uri="http://schemas.openxmlformats.org/drawingml/2006/picture">
-                      <pic:pic>
-                        <pic:nvPicPr>
-                          <pic:cNvPr id="0" name="fig08_today.png"/>
-                          <pic:cNvPicPr/>
-                        </pic:nvPicPr>
-                        <pic:blipFill>
-                          <a:blip r:embed="rId22"/>
-                          <a:stretch>
-                            <a:fillRect/>
-                          </a:stretch>
-                        </pic:blipFill>
-                        <pic:spPr>
-                          <a:xfrm>
-                            <a:off x="0" y="0"/>
-                            <a:ext cx="2110154" cy="4754880"/>
-                          </a:xfrm>
-                          <a:prstGeom prst="rect"/>
-                        </pic:spPr>
-                      </pic:pic>
-                    </a:graphicData>
-                  </a:graphic>
-                </wp:inline>
-              </w:drawing>
-            </w:r>
-          </w:p>
-          <w:p>
-            <w:pPr>
-              <w:spacing w:after="200" w:line="276" w:lineRule="auto"/>
-              <w:jc w:val="center"/>
-            </w:pPr>
-            <w:r>
-              <w:rPr>
-                <w:rFonts w:ascii="Times New Roman" w:hAnsi="Times New Roman" w:eastAsia="바탕"/>
-                <w:b/>
-                <w:color w:val="606068"/>
-                <w:sz w:val="18"/>
-              </w:rPr>
-              <w:t>[그림 8]</w:t>
-            </w:r>
-            <w:r>
-              <w:rPr>
-                <w:rFonts w:ascii="Times New Roman" w:hAnsi="Times New Roman" w:eastAsia="바탕"/>
-                <w:color w:val="606068"/>
-                <w:sz w:val="18"/>
-              </w:rPr>
-              <w:t xml:space="preserve"> 오늘 누적 화면. 한 번의 판정이 아니라 하루의 합을 보여 준다. 아래의 출처 표시는 값이 커뮤니티 편집 데이터베이스에서 왔고 추정이며 의료 조언이 아니라는 것을 화면에서 지운 적이 없다 — §2.5 의 판정 한계를 사용자에게 숨기지 않기 위해서다.</w:t>
-            </w:r>
-          </w:p>
-          <w:p>
-            <w:pPr>
-              <w:spacing w:after="80" w:line="276" w:lineRule="auto"/>
-              <w:jc w:val="both"/>
-            </w:pPr>
-            <w:r>
-              <w:rPr>
-                <w:rFonts w:ascii="Times New Roman" w:hAnsi="Times New Roman" w:eastAsia="바탕"/>
-                <w:b/>
-                <w:sz w:val="20"/>
-              </w:rPr>
-              <w:t>기능 3 — 자동 약 디스펜서 연동 (Device Link)</w:t>
-            </w:r>
-          </w:p>
-          <w:p>
-            <w:pPr>
-              <w:spacing w:after="80" w:line="276" w:lineRule="auto"/>
-              <w:jc w:val="both"/>
-            </w:pPr>
-            <w:r>
-              <w:rPr>
-                <w:rFonts w:ascii="Times New Roman" w:hAnsi="Times New Roman" w:eastAsia="바탕"/>
-                <w:sz w:val="20"/>
-              </w:rPr>
-              <w:t>앱이 만든 복약 일정을 기기로 보낸다. 기기는 라즈베리파이 3B 기반이며 트레이 3개, LED 링, 부저, 확인 버튼, 실시간시계(DS3231)로 구성된다.</w:t>
-            </w:r>
-          </w:p>
-          <w:p>
-            <w:pPr>
-              <w:spacing w:after="80" w:line="276" w:lineRule="auto"/>
-              <w:jc w:val="both"/>
-            </w:pPr>
-            <w:r>
-              <w:rPr>
-                <w:rFonts w:ascii="Times New Roman" w:hAnsi="Times New Roman" w:eastAsia="바탕"/>
-                <w:sz w:val="20"/>
-              </w:rPr>
-              <w:t>전송 경로의 설계는 여러 제약이 동시에 걸린 결과다. 이는 §4에서 상술한다.</w:t>
-            </w:r>
-          </w:p>
-          <w:p>
-            <w:pPr>
-              <w:spacing w:before="160" w:after="60"/>
-              <w:jc w:val="center"/>
-            </w:pPr>
-            <w:r>
-              <w:drawing>
-                <wp:inline xmlns:a="http://schemas.openxmlformats.org/drawingml/2006/main" xmlns:pic="http://schemas.openxmlformats.org/drawingml/2006/picture">
-                  <wp:extent cx="2195911" cy="4754880"/>
-                  <wp:docPr id="9" name="Picture 9"/>
-                  <wp:cNvGraphicFramePr>
-                    <a:graphicFrameLocks noChangeAspect="1"/>
-                  </wp:cNvGraphicFramePr>
-                  <a:graphic>
-                    <a:graphicData uri="http://schemas.openxmlformats.org/drawingml/2006/picture">
-                      <pic:pic>
-                        <pic:nvPicPr>
-                          <pic:cNvPr id="0" name="fig09_device.png"/>
                           <pic:cNvPicPr/>
                         </pic:nvPicPr>
                         <pic:blipFill>
@@ -5765,6 +5668,450 @@
                 <w:color w:val="606068"/>
                 <w:sz w:val="18"/>
               </w:rPr>
+              <w:t xml:space="preserve"> 촬영 화면. 무엇을 찍는지 사용자가 고르지 않는다 — 처방전인지 영양성분표인지 음식인지는 찍힌 이미지에서 판별한다. 고르게 하는 순간 그 선택지를 읽어야 하기 때문이다.</w:t>
+            </w:r>
+          </w:p>
+          <w:p>
+            <w:pPr>
+              <w:spacing w:before="160" w:after="60"/>
+              <w:jc w:val="center"/>
+            </w:pPr>
+            <w:r>
+              <w:drawing>
+                <wp:inline xmlns:a="http://schemas.openxmlformats.org/drawingml/2006/main" xmlns:pic="http://schemas.openxmlformats.org/drawingml/2006/picture">
+                  <wp:extent cx="2195911" cy="4754880"/>
+                  <wp:docPr id="10" name="Picture 10"/>
+                  <wp:cNvGraphicFramePr>
+                    <a:graphicFrameLocks noChangeAspect="1"/>
+                  </wp:cNvGraphicFramePr>
+                  <a:graphic>
+                    <a:graphicData uri="http://schemas.openxmlformats.org/drawingml/2006/picture">
+                      <pic:pic>
+                        <pic:nvPicPr>
+                          <pic:cNvPr id="0" name="fig05_processing.png"/>
+                          <pic:cNvPicPr/>
+                        </pic:nvPicPr>
+                        <pic:blipFill>
+                          <a:blip r:embed="rId24"/>
+                          <a:stretch>
+                            <a:fillRect/>
+                          </a:stretch>
+                        </pic:blipFill>
+                        <pic:spPr>
+                          <a:xfrm>
+                            <a:off x="0" y="0"/>
+                            <a:ext cx="2195911" cy="4754880"/>
+                          </a:xfrm>
+                          <a:prstGeom prst="rect"/>
+                        </pic:spPr>
+                      </pic:pic>
+                    </a:graphicData>
+                  </a:graphic>
+                </wp:inline>
+              </w:drawing>
+            </w:r>
+          </w:p>
+          <w:p>
+            <w:pPr>
+              <w:spacing w:after="200" w:line="276" w:lineRule="auto"/>
+              <w:jc w:val="center"/>
+            </w:pPr>
+            <w:r>
+              <w:rPr>
+                <w:rFonts w:ascii="Times New Roman" w:hAnsi="Times New Roman" w:eastAsia="바탕"/>
+                <w:b/>
+                <w:color w:val="606068"/>
+                <w:sz w:val="18"/>
+              </w:rPr>
+              <w:t>[그림 10]</w:t>
+            </w:r>
+            <w:r>
+              <w:rPr>
+                <w:rFonts w:ascii="Times New Roman" w:hAnsi="Times New Roman" w:eastAsia="바탕"/>
+                <w:color w:val="606068"/>
+                <w:sz w:val="18"/>
+              </w:rPr>
+              <w:t xml:space="preserve"> 인식이 진행되는 동안의 화면. 이 단계를 감추지 않은 것은 의도적이다. 저문해 사용자 연구가 지적한 장벽 가운데 하나가 위압감이며(</w:t>
+            </w:r>
+            <w:r>
+              <w:rPr>
+                <w:rFonts w:ascii="Times New Roman" w:hAnsi="Times New Roman" w:eastAsia="바탕"/>
+                <w:i/>
+                <w:color w:val="606068"/>
+                <w:sz w:val="18"/>
+              </w:rPr>
+              <w:t>It’s not just illiteracy</w:t>
+            </w:r>
+            <w:r>
+              <w:rPr>
+                <w:rFonts w:ascii="Times New Roman" w:hAnsi="Times New Roman" w:eastAsia="바탕"/>
+                <w:color w:val="606068"/>
+                <w:sz w:val="18"/>
+              </w:rPr>
+              <w:t>), 아무 표시 없이 멈춘 화면은 고장으로 읽힌다.</w:t>
+            </w:r>
+          </w:p>
+          <w:p>
+            <w:pPr>
+              <w:spacing w:before="160" w:after="60"/>
+              <w:jc w:val="center"/>
+            </w:pPr>
+            <w:r>
+              <w:drawing>
+                <wp:inline xmlns:a="http://schemas.openxmlformats.org/drawingml/2006/main" xmlns:pic="http://schemas.openxmlformats.org/drawingml/2006/picture">
+                  <wp:extent cx="1795650" cy="4754880"/>
+                  <wp:docPr id="11" name="Picture 11"/>
+                  <wp:cNvGraphicFramePr>
+                    <a:graphicFrameLocks noChangeAspect="1"/>
+                  </wp:cNvGraphicFramePr>
+                  <a:graphic>
+                    <a:graphicData uri="http://schemas.openxmlformats.org/drawingml/2006/picture">
+                      <pic:pic>
+                        <pic:nvPicPr>
+                          <pic:cNvPr id="0" name="fig06_verdict_rx.png"/>
+                          <pic:cNvPicPr/>
+                        </pic:nvPicPr>
+                        <pic:blipFill>
+                          <a:blip r:embed="rId25"/>
+                          <a:stretch>
+                            <a:fillRect/>
+                          </a:stretch>
+                        </pic:blipFill>
+                        <pic:spPr>
+                          <a:xfrm>
+                            <a:off x="0" y="0"/>
+                            <a:ext cx="1795650" cy="4754880"/>
+                          </a:xfrm>
+                          <a:prstGeom prst="rect"/>
+                        </pic:spPr>
+                      </pic:pic>
+                    </a:graphicData>
+                  </a:graphic>
+                </wp:inline>
+              </w:drawing>
+            </w:r>
+          </w:p>
+          <w:p>
+            <w:pPr>
+              <w:spacing w:after="200" w:line="276" w:lineRule="auto"/>
+              <w:jc w:val="center"/>
+            </w:pPr>
+            <w:r>
+              <w:rPr>
+                <w:rFonts w:ascii="Times New Roman" w:hAnsi="Times New Roman" w:eastAsia="바탕"/>
+                <w:b/>
+                <w:color w:val="606068"/>
+                <w:sz w:val="18"/>
+              </w:rPr>
+              <w:t>[그림 11]</w:t>
+            </w:r>
+            <w:r>
+              <w:rPr>
+                <w:rFonts w:ascii="Times New Roman" w:hAnsi="Times New Roman" w:eastAsia="바탕"/>
+                <w:color w:val="606068"/>
+                <w:sz w:val="18"/>
+              </w:rPr>
+              <w:t xml:space="preserve"> 처방 판정 화면(아목시실린 250 mg, 1일 3회 식후). 위에서 아래로 무엇인지·안전한지·어떻게 하는지·무슨 뜻인지·언제인지의 순서다. 아래쪽 픽토그램 세 장이 SIGIL 이 그 자리에서 합성한 것이며, 각각 하루 세 번 식사와 함께·아침·저녁을 뜻한다. 모든 문장 옆의 스피커는 그 문장만 다시 읽어 준다.</w:t>
+            </w:r>
+          </w:p>
+          <w:p>
+            <w:pPr>
+              <w:spacing w:after="80" w:line="276" w:lineRule="auto"/>
+              <w:jc w:val="both"/>
+            </w:pPr>
+            <w:r>
+              <w:rPr>
+                <w:rFonts w:ascii="Times New Roman" w:hAnsi="Times New Roman" w:eastAsia="바탕"/>
+                <w:b/>
+                <w:sz w:val="20"/>
+              </w:rPr>
+              <w:t>기능 2 — 음식과 영양성분표 판정 (Personalized Verdict)</w:t>
+            </w:r>
+          </w:p>
+          <w:p>
+            <w:pPr>
+              <w:spacing w:after="80" w:line="276" w:lineRule="auto"/>
+              <w:jc w:val="both"/>
+            </w:pPr>
+            <w:r>
+              <w:rPr>
+                <w:rFonts w:ascii="Times New Roman" w:hAnsi="Times New Roman" w:eastAsia="바탕"/>
+                <w:sz w:val="20"/>
+              </w:rPr>
+              <w:t>영양성분표를 촬영하면 브라우저 안에서 OCR 이 수치를 읽고, 바코드가 있으면 제품 정보를 조회한다. 밥상 사진을 촬영하면 기기 안에서 영양 추정 모델(ConvNeXt-tiny-224, Nutrition5k 학습)이 에너지·질량·지방·탄수화물·단백질 다섯 값을 회귀한다.</w:t>
+            </w:r>
+          </w:p>
+          <w:p>
+            <w:pPr>
+              <w:spacing w:after="80" w:line="276" w:lineRule="auto"/>
+              <w:jc w:val="both"/>
+            </w:pPr>
+            <w:r>
+              <w:rPr>
+                <w:rFonts w:ascii="Times New Roman" w:hAnsi="Times New Roman" w:eastAsia="바탕"/>
+                <w:sz w:val="20"/>
+              </w:rPr>
+              <w:t xml:space="preserve">어떤 경로로 들어온 값이든 </w:t>
+            </w:r>
+            <w:r>
+              <w:rPr>
+                <w:rFonts w:ascii="Times New Roman" w:hAnsi="Times New Roman" w:eastAsia="바탕"/>
+                <w:b/>
+                <w:sz w:val="20"/>
+              </w:rPr>
+              <w:t>같은 물리 검사</w:t>
+            </w:r>
+            <w:r>
+              <w:rPr>
+                <w:rFonts w:ascii="Times New Roman" w:hAnsi="Times New Roman" w:eastAsia="바탕"/>
+                <w:sz w:val="20"/>
+              </w:rPr>
+              <w:t>를 통과해야 판정에 쓰인다. 값의 범위, 부분집합 관계(포화지방 ≤ 총지방), 질량 보존, 그리고 Atwater 항등식(4·탄수화물 + 4·단백질 + 9·지방 ≈ 에너지)이 그것이다. 이 검사가 필요한 이유는 §5에서 실제 사례와 함께 서술한다.</w:t>
+            </w:r>
+          </w:p>
+          <w:p>
+            <w:pPr>
+              <w:spacing w:before="160" w:after="60"/>
+              <w:jc w:val="center"/>
+            </w:pPr>
+            <w:r>
+              <w:drawing>
+                <wp:inline xmlns:a="http://schemas.openxmlformats.org/drawingml/2006/main" xmlns:pic="http://schemas.openxmlformats.org/drawingml/2006/picture">
+                  <wp:extent cx="1942353" cy="4754880"/>
+                  <wp:docPr id="12" name="Picture 12"/>
+                  <wp:cNvGraphicFramePr>
+                    <a:graphicFrameLocks noChangeAspect="1"/>
+                  </wp:cNvGraphicFramePr>
+                  <a:graphic>
+                    <a:graphicData uri="http://schemas.openxmlformats.org/drawingml/2006/picture">
+                      <pic:pic>
+                        <pic:nvPicPr>
+                          <pic:cNvPr id="0" name="fig07_verdict_label.png"/>
+                          <pic:cNvPicPr/>
+                        </pic:nvPicPr>
+                        <pic:blipFill>
+                          <a:blip r:embed="rId26"/>
+                          <a:stretch>
+                            <a:fillRect/>
+                          </a:stretch>
+                        </pic:blipFill>
+                        <pic:spPr>
+                          <a:xfrm>
+                            <a:off x="0" y="0"/>
+                            <a:ext cx="1942353" cy="4754880"/>
+                          </a:xfrm>
+                          <a:prstGeom prst="rect"/>
+                        </pic:spPr>
+                      </pic:pic>
+                    </a:graphicData>
+                  </a:graphic>
+                </wp:inline>
+              </w:drawing>
+            </w:r>
+          </w:p>
+          <w:p>
+            <w:pPr>
+              <w:spacing w:after="200" w:line="276" w:lineRule="auto"/>
+              <w:jc w:val="center"/>
+            </w:pPr>
+            <w:r>
+              <w:rPr>
+                <w:rFonts w:ascii="Times New Roman" w:hAnsi="Times New Roman" w:eastAsia="바탕"/>
+                <w:b/>
+                <w:color w:val="606068"/>
+                <w:sz w:val="18"/>
+              </w:rPr>
+              <w:t>[그림 12]</w:t>
+            </w:r>
+            <w:r>
+              <w:rPr>
+                <w:rFonts w:ascii="Times New Roman" w:hAnsi="Times New Roman" w:eastAsia="바탕"/>
+                <w:color w:val="606068"/>
+                <w:sz w:val="18"/>
+              </w:rPr>
+              <w:t xml:space="preserve"> 영양성분표 판정 화면. 수치를 그대로 옮기지 않고 </w:t>
+            </w:r>
+            <w:r>
+              <w:rPr>
+                <w:rFonts w:ascii="Times New Roman" w:hAnsi="Times New Roman" w:eastAsia="바탕"/>
+                <w:b/>
+                <w:color w:val="606068"/>
+                <w:sz w:val="18"/>
+              </w:rPr>
+              <w:t>이 사람의 하루 기준치에서 차지하는 비중</w:t>
+            </w:r>
+            <w:r>
+              <w:rPr>
+                <w:rFonts w:ascii="Times New Roman" w:hAnsi="Times New Roman" w:eastAsia="바탕"/>
+                <w:color w:val="606068"/>
+                <w:sz w:val="18"/>
+              </w:rPr>
+              <w:t>으로 바꾼다. 기준치는 구성원의 나이와 조건에서 유도하므로 같은 제품도 사람이 바뀌면 막대가 달라진다. 맨 아래의 대체 기준은 회피할 것에 부정 연산자를 씌운 그림이며, 그림 자체가 "이것이 없는 것을 고르라"는 뜻이다.</w:t>
+            </w:r>
+          </w:p>
+          <w:p>
+            <w:pPr>
+              <w:spacing w:before="160" w:after="60"/>
+              <w:jc w:val="center"/>
+            </w:pPr>
+            <w:r>
+              <w:drawing>
+                <wp:inline xmlns:a="http://schemas.openxmlformats.org/drawingml/2006/main" xmlns:pic="http://schemas.openxmlformats.org/drawingml/2006/picture">
+                  <wp:extent cx="2110154" cy="4754880"/>
+                  <wp:docPr id="13" name="Picture 13"/>
+                  <wp:cNvGraphicFramePr>
+                    <a:graphicFrameLocks noChangeAspect="1"/>
+                  </wp:cNvGraphicFramePr>
+                  <a:graphic>
+                    <a:graphicData uri="http://schemas.openxmlformats.org/drawingml/2006/picture">
+                      <pic:pic>
+                        <pic:nvPicPr>
+                          <pic:cNvPr id="0" name="fig08_today.png"/>
+                          <pic:cNvPicPr/>
+                        </pic:nvPicPr>
+                        <pic:blipFill>
+                          <a:blip r:embed="rId27"/>
+                          <a:stretch>
+                            <a:fillRect/>
+                          </a:stretch>
+                        </pic:blipFill>
+                        <pic:spPr>
+                          <a:xfrm>
+                            <a:off x="0" y="0"/>
+                            <a:ext cx="2110154" cy="4754880"/>
+                          </a:xfrm>
+                          <a:prstGeom prst="rect"/>
+                        </pic:spPr>
+                      </pic:pic>
+                    </a:graphicData>
+                  </a:graphic>
+                </wp:inline>
+              </w:drawing>
+            </w:r>
+          </w:p>
+          <w:p>
+            <w:pPr>
+              <w:spacing w:after="200" w:line="276" w:lineRule="auto"/>
+              <w:jc w:val="center"/>
+            </w:pPr>
+            <w:r>
+              <w:rPr>
+                <w:rFonts w:ascii="Times New Roman" w:hAnsi="Times New Roman" w:eastAsia="바탕"/>
+                <w:b/>
+                <w:color w:val="606068"/>
+                <w:sz w:val="18"/>
+              </w:rPr>
+              <w:t>[그림 13]</w:t>
+            </w:r>
+            <w:r>
+              <w:rPr>
+                <w:rFonts w:ascii="Times New Roman" w:hAnsi="Times New Roman" w:eastAsia="바탕"/>
+                <w:color w:val="606068"/>
+                <w:sz w:val="18"/>
+              </w:rPr>
+              <w:t xml:space="preserve"> 오늘 누적 화면. 한 번의 판정이 아니라 하루의 합을 보여 준다. 아래의 출처 표시는 값이 커뮤니티 편집 데이터베이스에서 왔고 추정이며 의료 조언이 아니라는 것을 화면에서 지운 적이 없다 — §2.5 의 판정 한계를 사용자에게 숨기지 않기 위해서다.</w:t>
+            </w:r>
+          </w:p>
+          <w:p>
+            <w:pPr>
+              <w:spacing w:after="80" w:line="276" w:lineRule="auto"/>
+              <w:jc w:val="both"/>
+            </w:pPr>
+            <w:r>
+              <w:rPr>
+                <w:rFonts w:ascii="Times New Roman" w:hAnsi="Times New Roman" w:eastAsia="바탕"/>
+                <w:b/>
+                <w:sz w:val="20"/>
+              </w:rPr>
+              <w:t>기능 3 — 자동 약 디스펜서 연동 (Device Link)</w:t>
+            </w:r>
+          </w:p>
+          <w:p>
+            <w:pPr>
+              <w:spacing w:after="80" w:line="276" w:lineRule="auto"/>
+              <w:jc w:val="both"/>
+            </w:pPr>
+            <w:r>
+              <w:rPr>
+                <w:rFonts w:ascii="Times New Roman" w:hAnsi="Times New Roman" w:eastAsia="바탕"/>
+                <w:sz w:val="20"/>
+              </w:rPr>
+              <w:t>앱이 만든 복약 일정을 기기로 보낸다. 기기는 라즈베리파이 3B 기반이며 트레이 3개, LED 링, 부저, 확인 버튼, 실시간시계(DS3231)로 구성된다.</w:t>
+            </w:r>
+          </w:p>
+          <w:p>
+            <w:pPr>
+              <w:spacing w:after="80" w:line="276" w:lineRule="auto"/>
+              <w:jc w:val="both"/>
+            </w:pPr>
+            <w:r>
+              <w:rPr>
+                <w:rFonts w:ascii="Times New Roman" w:hAnsi="Times New Roman" w:eastAsia="바탕"/>
+                <w:sz w:val="20"/>
+              </w:rPr>
+              <w:t>전송 경로의 설계는 여러 제약이 동시에 걸린 결과다. 이는 §4에서 상술한다.</w:t>
+            </w:r>
+          </w:p>
+          <w:p>
+            <w:pPr>
+              <w:spacing w:before="160" w:after="60"/>
+              <w:jc w:val="center"/>
+            </w:pPr>
+            <w:r>
+              <w:drawing>
+                <wp:inline xmlns:a="http://schemas.openxmlformats.org/drawingml/2006/main" xmlns:pic="http://schemas.openxmlformats.org/drawingml/2006/picture">
+                  <wp:extent cx="2195911" cy="4754880"/>
+                  <wp:docPr id="14" name="Picture 14"/>
+                  <wp:cNvGraphicFramePr>
+                    <a:graphicFrameLocks noChangeAspect="1"/>
+                  </wp:cNvGraphicFramePr>
+                  <a:graphic>
+                    <a:graphicData uri="http://schemas.openxmlformats.org/drawingml/2006/picture">
+                      <pic:pic>
+                        <pic:nvPicPr>
+                          <pic:cNvPr id="0" name="fig09_device.png"/>
+                          <pic:cNvPicPr/>
+                        </pic:nvPicPr>
+                        <pic:blipFill>
+                          <a:blip r:embed="rId28"/>
+                          <a:stretch>
+                            <a:fillRect/>
+                          </a:stretch>
+                        </pic:blipFill>
+                        <pic:spPr>
+                          <a:xfrm>
+                            <a:off x="0" y="0"/>
+                            <a:ext cx="2195911" cy="4754880"/>
+                          </a:xfrm>
+                          <a:prstGeom prst="rect"/>
+                        </pic:spPr>
+                      </pic:pic>
+                    </a:graphicData>
+                  </a:graphic>
+                </wp:inline>
+              </w:drawing>
+            </w:r>
+          </w:p>
+          <w:p>
+            <w:pPr>
+              <w:spacing w:after="200" w:line="276" w:lineRule="auto"/>
+              <w:jc w:val="center"/>
+            </w:pPr>
+            <w:r>
+              <w:rPr>
+                <w:rFonts w:ascii="Times New Roman" w:hAnsi="Times New Roman" w:eastAsia="바탕"/>
+                <w:b/>
+                <w:color w:val="606068"/>
+                <w:sz w:val="18"/>
+              </w:rPr>
+              <w:t>[그림 14]</w:t>
+            </w:r>
+            <w:r>
+              <w:rPr>
+                <w:rFonts w:ascii="Times New Roman" w:hAnsi="Times New Roman" w:eastAsia="바탕"/>
+                <w:color w:val="606068"/>
+                <w:sz w:val="18"/>
+              </w:rPr>
               <w:t xml:space="preserve"> 기기 연동 화면. 앱이 만든 복약 일정을 디스펜서의 트레이에 배치한 결과를 보여 주고, 한 번 눌러 기기로 보낸다. §4.3 에서 서술한 대로 브라우저가 HTTPS 에서 HTTP 기기를 직접 호출할 수 없으므로 이 버튼은 최상위 내비게이션으로 동작한다.</w:t>
             </w:r>
           </w:p>
@@ -5777,7 +6124,7 @@
               <w:drawing>
                 <wp:inline xmlns:a="http://schemas.openxmlformats.org/drawingml/2006/main" xmlns:pic="http://schemas.openxmlformats.org/drawingml/2006/picture">
                   <wp:extent cx="5486400" cy="2852928"/>
-                  <wp:docPr id="10" name="Picture 10"/>
+                  <wp:docPr id="15" name="Picture 15"/>
                   <wp:cNvGraphicFramePr>
                     <a:graphicFrameLocks noChangeAspect="1"/>
                   </wp:cNvGraphicFramePr>
@@ -5789,7 +6136,7 @@
                           <pic:cNvPicPr/>
                         </pic:nvPicPr>
                         <pic:blipFill>
-                          <a:blip r:embed="rId24"/>
+                          <a:blip r:embed="rId29"/>
                           <a:stretch>
                             <a:fillRect/>
                           </a:stretch>
@@ -5820,7 +6167,7 @@
                 <w:color w:val="606068"/>
                 <w:sz w:val="18"/>
               </w:rPr>
-              <w:t>[그림 10]</w:t>
+              <w:t>[그림 15]</w:t>
             </w:r>
             <w:r>
               <w:rPr>
@@ -6048,7 +6395,7 @@
               <w:drawing>
                 <wp:inline xmlns:a="http://schemas.openxmlformats.org/drawingml/2006/main" xmlns:pic="http://schemas.openxmlformats.org/drawingml/2006/picture">
                   <wp:extent cx="5486400" cy="3209026"/>
-                  <wp:docPr id="11" name="Picture 11"/>
+                  <wp:docPr id="16" name="Picture 16"/>
                   <wp:cNvGraphicFramePr>
                     <a:graphicFrameLocks noChangeAspect="1"/>
                   </wp:cNvGraphicFramePr>
@@ -6060,7 +6407,7 @@
                           <pic:cNvPicPr/>
                         </pic:nvPicPr>
                         <pic:blipFill>
-                          <a:blip r:embed="rId25"/>
+                          <a:blip r:embed="rId30"/>
                           <a:stretch>
                             <a:fillRect/>
                           </a:stretch>
@@ -6091,7 +6438,7 @@
                 <w:color w:val="606068"/>
                 <w:sz w:val="18"/>
               </w:rPr>
-              <w:t>[그림 11]</w:t>
+              <w:t>[그림 16]</w:t>
             </w:r>
             <w:r>
               <w:rPr>
@@ -6625,7 +6972,7 @@
               <w:drawing>
                 <wp:inline xmlns:a="http://schemas.openxmlformats.org/drawingml/2006/main" xmlns:pic="http://schemas.openxmlformats.org/drawingml/2006/picture">
                   <wp:extent cx="2195911" cy="4754880"/>
-                  <wp:docPr id="12" name="Picture 12"/>
+                  <wp:docPr id="17" name="Picture 17"/>
                   <wp:cNvGraphicFramePr>
                     <a:graphicFrameLocks noChangeAspect="1"/>
                   </wp:cNvGraphicFramePr>
@@ -6637,7 +6984,7 @@
                           <pic:cNvPicPr/>
                         </pic:nvPicPr>
                         <pic:blipFill>
-                          <a:blip r:embed="rId26"/>
+                          <a:blip r:embed="rId31"/>
                           <a:stretch>
                             <a:fillRect/>
                           </a:stretch>
@@ -6668,7 +7015,7 @@
                 <w:color w:val="606068"/>
                 <w:sz w:val="18"/>
               </w:rPr>
-              <w:t>[그림 12]</w:t>
+              <w:t>[그림 17]</w:t>
             </w:r>
             <w:r>
               <w:rPr>
@@ -6688,7 +7035,7 @@
               <w:drawing>
                 <wp:inline xmlns:a="http://schemas.openxmlformats.org/drawingml/2006/main" xmlns:pic="http://schemas.openxmlformats.org/drawingml/2006/picture">
                   <wp:extent cx="1602049" cy="4754880"/>
-                  <wp:docPr id="13" name="Picture 13"/>
+                  <wp:docPr id="18" name="Picture 18"/>
                   <wp:cNvGraphicFramePr>
                     <a:graphicFrameLocks noChangeAspect="1"/>
                   </wp:cNvGraphicFramePr>
@@ -6700,7 +7047,7 @@
                           <pic:cNvPicPr/>
                         </pic:nvPicPr>
                         <pic:blipFill>
-                          <a:blip r:embed="rId27"/>
+                          <a:blip r:embed="rId32"/>
                           <a:stretch>
                             <a:fillRect/>
                           </a:stretch>
@@ -6731,7 +7078,7 @@
                 <w:color w:val="606068"/>
                 <w:sz w:val="18"/>
               </w:rPr>
-              <w:t>[그림 13]</w:t>
+              <w:t>[그림 18]</w:t>
             </w:r>
             <w:r>
               <w:rPr>
@@ -6834,7 +7181,7 @@
                 <w:rFonts w:ascii="Times New Roman" w:hAnsi="Times New Roman" w:eastAsia="바탕"/>
                 <w:sz w:val="20"/>
               </w:rPr>
-              <w:t>인식이 진행되는 동안의 화면은 그림 5 에, 그 결과인 판정 화면은 그림 6 에 있다.</w:t>
+              <w:t>인식이 진행되는 동안의 화면은 그림 10 에, 그 결과인 판정 화면은 그림 11 에 있다.</w:t>
             </w:r>
           </w:p>
           <w:p>
@@ -8296,7 +8643,7 @@
               <w:drawing>
                 <wp:inline xmlns:a="http://schemas.openxmlformats.org/drawingml/2006/main" xmlns:pic="http://schemas.openxmlformats.org/drawingml/2006/picture">
                   <wp:extent cx="5486400" cy="3135086"/>
-                  <wp:docPr id="14" name="Picture 14"/>
+                  <wp:docPr id="19" name="Picture 19"/>
                   <wp:cNvGraphicFramePr>
                     <a:graphicFrameLocks noChangeAspect="1"/>
                   </wp:cNvGraphicFramePr>
@@ -8308,7 +8655,7 @@
                           <pic:cNvPicPr/>
                         </pic:nvPicPr>
                         <pic:blipFill>
-                          <a:blip r:embed="rId28"/>
+                          <a:blip r:embed="rId33"/>
                           <a:stretch>
                             <a:fillRect/>
                           </a:stretch>
@@ -8339,7 +8686,7 @@
                 <w:color w:val="606068"/>
                 <w:sz w:val="18"/>
               </w:rPr>
-              <w:t>[그림 14]</w:t>
+              <w:t>[그림 19]</w:t>
             </w:r>
             <w:r>
               <w:rPr>
@@ -9450,6 +9797,86 @@
           </w:p>
           <w:p>
             <w:pPr>
+              <w:spacing w:before="160" w:after="60"/>
+              <w:jc w:val="center"/>
+            </w:pPr>
+            <w:r>
+              <w:drawing>
+                <wp:inline xmlns:a="http://schemas.openxmlformats.org/drawingml/2006/main" xmlns:pic="http://schemas.openxmlformats.org/drawingml/2006/picture">
+                  <wp:extent cx="5486400" cy="3313522"/>
+                  <wp:docPr id="20" name="Picture 20"/>
+                  <wp:cNvGraphicFramePr>
+                    <a:graphicFrameLocks noChangeAspect="1"/>
+                  </wp:cNvGraphicFramePr>
+                  <a:graphic>
+                    <a:graphicData uri="http://schemas.openxmlformats.org/drawingml/2006/picture">
+                      <pic:pic>
+                        <pic:nvPicPr>
+                          <pic:cNvPr id="0" name="chart06_formative.png"/>
+                          <pic:cNvPicPr/>
+                        </pic:nvPicPr>
+                        <pic:blipFill>
+                          <a:blip r:embed="rId34"/>
+                          <a:stretch>
+                            <a:fillRect/>
+                          </a:stretch>
+                        </pic:blipFill>
+                        <pic:spPr>
+                          <a:xfrm>
+                            <a:off x="0" y="0"/>
+                            <a:ext cx="5486400" cy="3313522"/>
+                          </a:xfrm>
+                          <a:prstGeom prst="rect"/>
+                        </pic:spPr>
+                      </pic:pic>
+                    </a:graphicData>
+                  </a:graphic>
+                </wp:inline>
+              </w:drawing>
+            </w:r>
+          </w:p>
+          <w:p>
+            <w:pPr>
+              <w:spacing w:after="200" w:line="276" w:lineRule="auto"/>
+              <w:jc w:val="center"/>
+            </w:pPr>
+            <w:r>
+              <w:rPr>
+                <w:rFonts w:ascii="Times New Roman" w:hAnsi="Times New Roman" w:eastAsia="바탕"/>
+                <w:b/>
+                <w:color w:val="606068"/>
+                <w:sz w:val="18"/>
+              </w:rPr>
+              <w:t>[그림 20]</w:t>
+            </w:r>
+            <w:r>
+              <w:rPr>
+                <w:rFonts w:ascii="Times New Roman" w:hAnsi="Times New Roman" w:eastAsia="바탕"/>
+                <w:color w:val="606068"/>
+                <w:sz w:val="18"/>
+              </w:rPr>
+              <w:t xml:space="preserve"> 형성 평가의 수정 전후 (n = 28). 왼쪽 쌍은 여섯 항목을 모두 만족한 시행 수, 오른쪽 쌍은 픽토그램이 한 장도 뜨지 않은 채 끝난 시행 수다. 수정 전 0건이었던 것이 27건이 된 것보다, </w:t>
+            </w:r>
+            <w:r>
+              <w:rPr>
+                <w:rFonts w:ascii="Times New Roman" w:hAnsi="Times New Roman" w:eastAsia="바탕"/>
+                <w:b/>
+                <w:color w:val="606068"/>
+                <w:sz w:val="18"/>
+              </w:rPr>
+              <w:t>픽토그램 0장이 8건에서 0건이 된 쪽</w:t>
+            </w:r>
+            <w:r>
+              <w:rPr>
+                <w:rFonts w:ascii="Times New Roman" w:hAnsi="Times New Roman" w:eastAsia="바탕"/>
+                <w:color w:val="606068"/>
+                <w:sz w:val="18"/>
+              </w:rPr>
+              <w:t>이 이 평가에서 얻은 것이다 — 그 8건은 기능이 없어서가 아니라 캐시가 비어 있어 생긴 것이었고, 측정하지 않았다면 시연에서 처음 드러났을 것이다.</w:t>
+            </w:r>
+          </w:p>
+          <w:p>
+            <w:pPr>
               <w:spacing w:before="180" w:after="40"/>
             </w:pPr>
             <w:r>
@@ -9920,6 +10347,69 @@
                 <w:sz w:val="20"/>
               </w:rPr>
               <w:t>다르게 읽힌 24종 가운데 실제로 화면에 노출되는 것은 7종이었고, 나머지 17종은 사전에만 존재하고 앱이 호출하지 않는 형태소였다. 노출되는 7종에 대해 오독 내용을 프롬프트에 반영하여 재작업한 결과, 다음과 같이 개선되었다.</w:t>
+            </w:r>
+          </w:p>
+          <w:p>
+            <w:pPr>
+              <w:spacing w:before="160" w:after="60"/>
+              <w:jc w:val="center"/>
+            </w:pPr>
+            <w:r>
+              <w:drawing>
+                <wp:inline xmlns:a="http://schemas.openxmlformats.org/drawingml/2006/main" xmlns:pic="http://schemas.openxmlformats.org/drawingml/2006/picture">
+                  <wp:extent cx="5486400" cy="2126609"/>
+                  <wp:docPr id="21" name="Picture 21"/>
+                  <wp:cNvGraphicFramePr>
+                    <a:graphicFrameLocks noChangeAspect="1"/>
+                  </wp:cNvGraphicFramePr>
+                  <a:graphic>
+                    <a:graphicData uri="http://schemas.openxmlformats.org/drawingml/2006/picture">
+                      <pic:pic>
+                        <pic:nvPicPr>
+                          <pic:cNvPr id="0" name="chart07_glyph_check.png"/>
+                          <pic:cNvPicPr/>
+                        </pic:nvPicPr>
+                        <pic:blipFill>
+                          <a:blip r:embed="rId35"/>
+                          <a:stretch>
+                            <a:fillRect/>
+                          </a:stretch>
+                        </pic:blipFill>
+                        <pic:spPr>
+                          <a:xfrm>
+                            <a:off x="0" y="0"/>
+                            <a:ext cx="5486400" cy="2126609"/>
+                          </a:xfrm>
+                          <a:prstGeom prst="rect"/>
+                        </pic:spPr>
+                      </pic:pic>
+                    </a:graphicData>
+                  </a:graphic>
+                </wp:inline>
+              </w:drawing>
+            </w:r>
+          </w:p>
+          <w:p>
+            <w:pPr>
+              <w:spacing w:after="200" w:line="276" w:lineRule="auto"/>
+              <w:jc w:val="center"/>
+            </w:pPr>
+            <w:r>
+              <w:rPr>
+                <w:rFonts w:ascii="Times New Roman" w:hAnsi="Times New Roman" w:eastAsia="바탕"/>
+                <w:b/>
+                <w:color w:val="606068"/>
+                <w:sz w:val="18"/>
+              </w:rPr>
+              <w:t>[그림 21]</w:t>
+            </w:r>
+            <w:r>
+              <w:rPr>
+                <w:rFonts w:ascii="Times New Roman" w:hAnsi="Times New Roman" w:eastAsia="바탕"/>
+                <w:color w:val="606068"/>
+                <w:sz w:val="18"/>
+              </w:rPr>
+              <w:t xml:space="preserve"> 형태소 78종의 1차 의미 검사 결과와, 오독 24종의 내역. 오독을 하나로 묶지 않고 나눈 이유는 둘의 성격이 다르기 때문이다 — 화면에 노출되는 7종은 사용자가 실제로 보게 되므로 고쳐야 하고, 사전에만 있는 17종은 아직 아무도 보지 않는다. 전자를 먼저 고친 것이 자원 배분의 결과이지 후자가 괜찮다는 뜻은 아니다.</w:t>
             </w:r>
           </w:p>
           <w:p>

--- a/docs/proposal/SnapCare_H1_Final_Proposal_KO.docx
+++ b/docs/proposal/SnapCare_H1_Final_Proposal_KO.docx
@@ -4395,6 +4395,103 @@
           </w:p>
           <w:p>
             <w:pPr>
+              <w:spacing w:after="80" w:line="276" w:lineRule="auto"/>
+              <w:jc w:val="both"/>
+            </w:pPr>
+            <w:r>
+              <w:rPr>
+                <w:rFonts w:ascii="Times New Roman" w:hAnsi="Times New Roman" w:eastAsia="바탕"/>
+                <w:sz w:val="20"/>
+              </w:rPr>
+              <w:t>문법이 규칙으로만 있는 것이 아니라 파서가 강제한다. 재귀 하향 파서의 중심부는 다음과 같다.</w:t>
+            </w:r>
+          </w:p>
+          <w:p>
+            <w:pPr>
+              <w:spacing w:after="160"/>
+            </w:pPr>
+            <w:r>
+              <w:rPr>
+                <w:rFonts w:ascii="Consolas" w:hAnsi="Consolas" w:eastAsia="Consolas"/>
+                <w:sz w:val="18"/>
+              </w:rPr>
+              <w:t>def _pictogram(self, in_slot: bool = False) -&gt; Node:</w:t>
+              <w:br/>
+              <w:t xml:space="preserve">    if self._peek() != "\\":</w:t>
+              <w:br/>
+              <w:t xml:space="preserve">        raise ParseError(f"expected '\\' at position {self.i}")</w:t>
+              <w:br/>
+              <w:t xml:space="preserve">    self.i += 1</w:t>
+              <w:br/>
+              <w:t xml:space="preserve">    name = self._name()</w:t>
+              <w:br/>
+              <w:br/>
+              <w:t xml:space="preserve">    if self.m.is_operator(name):                     # \no{...} — 자식이 정확히 하나</w:t>
+              <w:br/>
+              <w:t xml:space="preserve">        if self._peek() != "{":</w:t>
+              <w:br/>
+              <w:t xml:space="preserve">            raise ParseError(f"\\{name} requires a child: \\{name}{{...}}")</w:t>
+              <w:br/>
+              <w:t xml:space="preserve">        ...</w:t>
+              <w:br/>
+              <w:t xml:space="preserve">        return Node(name=name, kind=NodeKind.OPERATOR, children=[child])</w:t>
+              <w:br/>
+              <w:br/>
+              <w:t xml:space="preserve">    if self.m.is_head(name):                         # 머리 — 슬롯에 수식어만</w:t>
+              <w:br/>
+              <w:t xml:space="preserve">        children = self._slots()</w:t>
+              <w:br/>
+              <w:t xml:space="preserve">        for c in children:</w:t>
+              <w:br/>
+              <w:t xml:space="preserve">            if c.kind != NodeKind.MODIFIER:</w:t>
+              <w:br/>
+              <w:t xml:space="preserve">                raise ParseError(f"\\{name} slots only accept modifiers; got \\{c.name}")</w:t>
+              <w:br/>
+              <w:t xml:space="preserve">        return Node(name=name, kind=NodeKind.HEAD, children=children)</w:t>
+              <w:br/>
+              <w:br/>
+              <w:t xml:space="preserve">    if self.m.is_modifier(name):                     # 수식어 — 홀로 설 수 없다</w:t>
+              <w:br/>
+              <w:t xml:space="preserve">        if not in_slot:</w:t>
+              <w:br/>
+              <w:t xml:space="preserve">            raise ParseError(f"\\{name} is a modifier; must appear inside a head's slot")</w:t>
+              <w:br/>
+              <w:t xml:space="preserve">        return Node(name=name, kind=NodeKind.MODIFIER)</w:t>
+              <w:br/>
+              <w:br/>
+              <w:t xml:space="preserve">    raise ParseError(f"unknown macro \\{name}")</w:t>
+            </w:r>
+          </w:p>
+          <w:p>
+            <w:pPr>
+              <w:spacing w:after="80" w:line="276" w:lineRule="auto"/>
+              <w:jc w:val="both"/>
+            </w:pPr>
+            <w:r>
+              <w:rPr>
+                <w:rFonts w:ascii="Times New Roman" w:hAnsi="Times New Roman" w:eastAsia="바탕"/>
+                <w:sz w:val="20"/>
+              </w:rPr>
+              <w:t xml:space="preserve">설계 의도. 세 갈래가 각각 문법의 한 조항이다. 수식어가 슬롯 밖에 오면 파스가 실패하고, 머리의 슬롯에 다른 머리를 넣어도 실패하며, 사전에 없는 이름은 그림 대신 오류가 된다. 이것이 중요한 이유는 이 DSL 을 사람이 손으로 쓰는 것이 아니라 </w:t>
+            </w:r>
+            <w:r>
+              <w:rPr>
+                <w:rFonts w:ascii="Times New Roman" w:hAnsi="Times New Roman" w:eastAsia="바탕"/>
+                <w:b/>
+                <w:sz w:val="20"/>
+              </w:rPr>
+              <w:t>언어 모델이 처방 문장을 보고 만들어 내기</w:t>
+            </w:r>
+            <w:r>
+              <w:rPr>
+                <w:rFonts w:ascii="Times New Roman" w:hAnsi="Times New Roman" w:eastAsia="바탕"/>
+                <w:sz w:val="20"/>
+              </w:rPr>
+              <w:t xml:space="preserve"> 때문이다. 모델이 그럴듯한 이름을 지어내면 그것은 화면에서 그럴듯한 그림이 아니라 파스 오류가 되어야 한다. 안전이 걸린 화면에서 확률적 출력에 결정론적 검증 계층을 두는 것이 이 파서의 역할이며, 같은 구조를 §4.2 의 영양 판정에서도 쓴다.</w:t>
+            </w:r>
+          </w:p>
+          <w:p>
+            <w:pPr>
               <w:spacing w:before="160" w:after="60"/>
               <w:jc w:val="center"/>
             </w:pPr>
@@ -8169,6 +8266,91 @@
           </w:p>
           <w:p>
             <w:pPr>
+              <w:spacing w:after="80" w:line="276" w:lineRule="auto"/>
+              <w:jc w:val="both"/>
+            </w:pPr>
+            <w:r>
+              <w:rPr>
+                <w:rFonts w:ascii="Times New Roman" w:hAnsi="Times New Roman" w:eastAsia="바탕"/>
+                <w:sz w:val="20"/>
+              </w:rPr>
+              <w:t>검사는 판정 엔진 앞단의 한 함수에 모여 있다. 세 경로가 모두 이 함수를 통과한 뒤에야 값이 된다.</w:t>
+            </w:r>
+          </w:p>
+          <w:p>
+            <w:pPr>
+              <w:spacing w:after="160"/>
+            </w:pPr>
+            <w:r>
+              <w:rPr>
+                <w:rFonts w:ascii="Consolas" w:hAnsi="Consolas" w:eastAsia="Consolas"/>
+                <w:sz w:val="18"/>
+              </w:rPr>
+              <w:t>export function validateDensity(per100: NutrientAmounts): ValidationResult {</w:t>
+              <w:br/>
+              <w:t xml:space="preserve">  const problems: string[] = [];</w:t>
+              <w:br/>
+              <w:br/>
+              <w:t xml:space="preserve">  for (const [k, v] of Object.entries(per100) as [NutrientKey, number][]) {</w:t>
+              <w:br/>
+              <w:t xml:space="preserve">    const b = BOUNDS[k];                                   // ① 물리적 범위</w:t>
+              <w:br/>
+              <w:t xml:space="preserve">    if (b &amp;&amp; (v &lt; b[0] || v &gt; b[1])) problems.push(`${k}=${v} out of range ${b[0]}–${b[1]}`);</w:t>
+              <w:br/>
+              <w:t xml:space="preserve">  }</w:t>
+              <w:br/>
+              <w:br/>
+              <w:t xml:space="preserve">  if (gt(per100.sugars, per100.carbohydrates)) problems.push('sugars &gt; carbohydrates');</w:t>
+              <w:br/>
+              <w:t xml:space="preserve">  if (gt(per100.saturatedFat, per100.fat)) problems.push('saturatedFat &gt; fat');   // ② 부분집합</w:t>
+              <w:br/>
+              <w:br/>
+              <w:t xml:space="preserve">  const mass = (['carbohydrates', 'fat', 'protein', 'fiber', 'salt'] as NutrientKey[])</w:t>
+              <w:br/>
+              <w:t xml:space="preserve">    .reduce((s, k) =&gt; s + (per100[k] ?? 0), 0);</w:t>
+              <w:br/>
+              <w:t xml:space="preserve">  if (mass &gt; MASS_LIMIT) problems.push(`mass ${mass.toFixed(1)} g per 100 g`);     // ③ 질량 보존</w:t>
+              <w:br/>
+              <w:t xml:space="preserve">  ...</w:t>
+              <w:br/>
+              <w:t>}</w:t>
+            </w:r>
+          </w:p>
+          <w:p>
+            <w:pPr>
+              <w:spacing w:after="80" w:line="276" w:lineRule="auto"/>
+              <w:jc w:val="both"/>
+            </w:pPr>
+            <w:r>
+              <w:rPr>
+                <w:rFonts w:ascii="Times New Roman" w:hAnsi="Times New Roman" w:eastAsia="바탕"/>
+                <w:sz w:val="20"/>
+              </w:rPr>
+              <w:t>설계 의도. 검사를 경로마다 두지 않고 한 곳에 모은 것이 요점이다. 경로마다 두면 새 경로가 생길 때마다 검사를 다시 붙여야 하고, 붙이는 것을 잊은 경로가 곧 검증 없는 통로가 된다. 실제로 이 앱에는 세 번째 경로(사진 추정)가 나중에 들어왔는데, 그때 추가로 작성한 검증 코드는 없다. 이미 있는 관문을 지나가게 했을 뿐이다.</w:t>
+            </w:r>
+          </w:p>
+          <w:p>
+            <w:pPr>
+              <w:spacing w:after="80" w:line="276" w:lineRule="auto"/>
+              <w:jc w:val="both"/>
+            </w:pPr>
+            <w:r>
+              <w:rPr>
+                <w:rFonts w:ascii="Consolas" w:hAnsi="Consolas" w:eastAsia="Consolas"/>
+                <w:sz w:val="19"/>
+              </w:rPr>
+              <w:t>problems</w:t>
+            </w:r>
+            <w:r>
+              <w:rPr>
+                <w:rFonts w:ascii="Times New Roman" w:hAnsi="Times New Roman" w:eastAsia="바탕"/>
+                <w:sz w:val="20"/>
+              </w:rPr>
+              <w:t xml:space="preserve"> 를 참·거짓 대신 문자열 배열로 돌려주는 것도 의도가 있다. 값이 거절되었을 때 화면은 "읽지 못했습니다" 대신 무엇이 어긋났는지를 말할 수 있어야 하고, 개발 중에는 그 문자열이 그대로 로그가 된다. 앞서 지방 값을 10배로 읽던 사례를 찾아낸 것이 이 문자열이었다.</w:t>
+            </w:r>
+          </w:p>
+          <w:p>
+            <w:pPr>
               <w:spacing w:before="180" w:after="40"/>
             </w:pPr>
             <w:r>
@@ -9051,6 +9233,174 @@
           </w:p>
           <w:p>
             <w:pPr>
+              <w:spacing w:after="80" w:line="276" w:lineRule="auto"/>
+              <w:jc w:val="both"/>
+            </w:pPr>
+            <w:r>
+              <w:rPr>
+                <w:rFonts w:ascii="Times New Roman" w:hAnsi="Times New Roman" w:eastAsia="바탕"/>
+                <w:sz w:val="20"/>
+              </w:rPr>
+              <w:t xml:space="preserve">고친 방식은 문자열 대신 </w:t>
+            </w:r>
+            <w:r>
+              <w:rPr>
+                <w:rFonts w:ascii="Times New Roman" w:hAnsi="Times New Roman" w:eastAsia="바탕"/>
+                <w:b/>
+                <w:sz w:val="20"/>
+              </w:rPr>
+              <w:t>열쇠 한 쌍</w:t>
+            </w:r>
+            <w:r>
+              <w:rPr>
+                <w:rFonts w:ascii="Times New Roman" w:hAnsi="Times New Roman" w:eastAsia="바탕"/>
+                <w:sz w:val="20"/>
+              </w:rPr>
+              <w:t>을 쓰는 것이다.</w:t>
+            </w:r>
+          </w:p>
+          <w:p>
+            <w:pPr>
+              <w:spacing w:after="160"/>
+            </w:pPr>
+            <w:r>
+              <w:rPr>
+                <w:rFonts w:ascii="Consolas" w:hAnsi="Consolas" w:eastAsia="Consolas"/>
+                <w:sz w:val="18"/>
+              </w:rPr>
+              <w:t>// extractable: false — 이 한 글자가 요점이다. true 면 저장소를 읽은 사람이 열쇠를</w:t>
+              <w:br/>
+              <w:t>// 그대로 가져가고, 그러면 지금 문자열을 쓰는 것과 다를 바가 없다.</w:t>
+              <w:br/>
+              <w:t>const pair = await crypto.subtle.generateKey(ALG, false, ['sign', 'verify']);</w:t>
+              <w:br/>
+              <w:br/>
+              <w:t>export async function sign(method: string, body: string, ts: number): Promise&lt;string&gt; {</w:t>
+              <w:br/>
+              <w:t xml:space="preserve">  const { privateKey } = await keyPair();</w:t>
+              <w:br/>
+              <w:t xml:space="preserve">  const digest = await crypto.subtle.digest('SHA-256', new TextEncoder().encode(body));</w:t>
+              <w:br/>
+              <w:t xml:space="preserve">  const payload = `${ts}.${method}.${b64(digest)}`;</w:t>
+              <w:br/>
+              <w:t xml:space="preserve">  return b64(await crypto.subtle.sign(SIGN, privateKey, new TextEncoder().encode(payload)));</w:t>
+              <w:br/>
+              <w:t>}</w:t>
+            </w:r>
+          </w:p>
+          <w:p>
+            <w:pPr>
+              <w:spacing w:after="80" w:line="276" w:lineRule="auto"/>
+              <w:jc w:val="both"/>
+            </w:pPr>
+            <w:r>
+              <w:rPr>
+                <w:rFonts w:ascii="Times New Roman" w:hAnsi="Times New Roman" w:eastAsia="바탕"/>
+                <w:sz w:val="20"/>
+              </w:rPr>
+              <w:t xml:space="preserve">설계 의도. </w:t>
+            </w:r>
+            <w:r>
+              <w:rPr>
+                <w:rFonts w:ascii="Consolas" w:hAnsi="Consolas" w:eastAsia="Consolas"/>
+                <w:sz w:val="19"/>
+              </w:rPr>
+              <w:t>generateKey</w:t>
+            </w:r>
+            <w:r>
+              <w:rPr>
+                <w:rFonts w:ascii="Times New Roman" w:hAnsi="Times New Roman" w:eastAsia="바탕"/>
+                <w:sz w:val="20"/>
+              </w:rPr>
+              <w:t xml:space="preserve"> 의 두 번째 인자가 </w:t>
+            </w:r>
+            <w:r>
+              <w:rPr>
+                <w:rFonts w:ascii="Consolas" w:hAnsi="Consolas" w:eastAsia="Consolas"/>
+                <w:sz w:val="19"/>
+              </w:rPr>
+              <w:t>false</w:t>
+            </w:r>
+            <w:r>
+              <w:rPr>
+                <w:rFonts w:ascii="Times New Roman" w:hAnsi="Times New Roman" w:eastAsia="바탕"/>
+                <w:sz w:val="20"/>
+              </w:rPr>
+              <w:t xml:space="preserve"> 라는 것은 개인키를 </w:t>
+            </w:r>
+            <w:r>
+              <w:rPr>
+                <w:rFonts w:ascii="Times New Roman" w:hAnsi="Times New Roman" w:eastAsia="바탕"/>
+                <w:b/>
+                <w:sz w:val="20"/>
+              </w:rPr>
+              <w:t>우리 코드조차 읽을 수 없다</w:t>
+            </w:r>
+            <w:r>
+              <w:rPr>
+                <w:rFonts w:ascii="Times New Roman" w:hAnsi="Times New Roman" w:eastAsia="바탕"/>
+                <w:sz w:val="20"/>
+              </w:rPr>
+              <w:t>는 뜻이다. 브라우저에게 "이것으로 서명해 달라" 고 시킬 수만 있다. 그래서 기기의 저장소를 통째로 가져가도 가져갈 값이 없다 — 관찰해서 흉내 낼 수 있는 값이 아니라, 그 기기를 가지고 있어야만 쓸 수 있는 것이 된다.</w:t>
+            </w:r>
+          </w:p>
+          <w:p>
+            <w:pPr>
+              <w:spacing w:after="80" w:line="276" w:lineRule="auto"/>
+              <w:jc w:val="both"/>
+            </w:pPr>
+            <w:r>
+              <w:rPr>
+                <w:rFonts w:ascii="Times New Roman" w:hAnsi="Times New Roman" w:eastAsia="바탕"/>
+                <w:sz w:val="20"/>
+              </w:rPr>
+              <w:t>서명하는 대상의 구성에도 각각 이유가 있다. 시각(</w:t>
+            </w:r>
+            <w:r>
+              <w:rPr>
+                <w:rFonts w:ascii="Consolas" w:hAnsi="Consolas" w:eastAsia="Consolas"/>
+                <w:sz w:val="19"/>
+              </w:rPr>
+              <w:t>ts</w:t>
+            </w:r>
+            <w:r>
+              <w:rPr>
+                <w:rFonts w:ascii="Times New Roman" w:hAnsi="Times New Roman" w:eastAsia="바탕"/>
+                <w:sz w:val="20"/>
+              </w:rPr>
+              <w:t xml:space="preserve">)을 넣는 것은 서명 하나를 가로챈 사람이 그것을 나중에 다시 쓰지 못하게 하기 위해서다. 서명 안에 시각이 들어 있으므로 서버가 오래된 것을 거절할 수 있고, 실제로 5분을 넘긴 요청은 받지 않는다. 본문 해시를 넣는 것은 서명만 떼어 </w:t>
+            </w:r>
+            <w:r>
+              <w:rPr>
+                <w:rFonts w:ascii="Times New Roman" w:hAnsi="Times New Roman" w:eastAsia="바탕"/>
+                <w:b/>
+                <w:sz w:val="20"/>
+              </w:rPr>
+              <w:t>다른 내용</w:t>
+            </w:r>
+            <w:r>
+              <w:rPr>
+                <w:rFonts w:ascii="Times New Roman" w:hAnsi="Times New Roman" w:eastAsia="바탕"/>
+                <w:sz w:val="20"/>
+              </w:rPr>
+              <w:t>에 붙이지 못하게 하기 위해서다. 둘 중 하나라도 빠지면 서명은 있으나 마나가 된다.</w:t>
+            </w:r>
+          </w:p>
+          <w:p>
+            <w:pPr>
+              <w:spacing w:after="80" w:line="276" w:lineRule="auto"/>
+              <w:jc w:val="both"/>
+            </w:pPr>
+            <w:r>
+              <w:rPr>
+                <w:rFonts w:ascii="Times New Roman" w:hAnsi="Times New Roman" w:eastAsia="바탕"/>
+                <w:sz w:val="20"/>
+              </w:rPr>
+              <w:t>가구 ID 를 공개키의 SHA-256 해시로 유도한 것도 같은 맥락이다. 등록 절차가 없어지고, 남의 자료를 요청하려면 그 사람의 개인키가 있어야 하는데 그 열쇠는 그 기기 밖으로 나갈 수 없다. 접근 통제가 규칙이 아니라 구조가 된다.</w:t>
+            </w:r>
+          </w:p>
+          <w:p>
+            <w:pPr>
               <w:spacing w:before="180" w:after="40"/>
             </w:pPr>
             <w:r>
@@ -10188,6 +10538,289 @@
                 <w:sz w:val="20"/>
               </w:rPr>
               <w:t xml:space="preserve"> 답하게 한다. 목록에서 실제로 보이는 크기가 그것이기 때문이다.</w:t>
+            </w:r>
+          </w:p>
+          <w:p>
+            <w:pPr>
+              <w:spacing w:after="80" w:line="276" w:lineRule="auto"/>
+              <w:jc w:val="both"/>
+            </w:pPr>
+            <w:r>
+              <w:rPr>
+                <w:rFonts w:ascii="Times New Roman" w:hAnsi="Times New Roman" w:eastAsia="바탕"/>
+                <w:sz w:val="20"/>
+              </w:rPr>
+              <w:t>#### 검사에서 떨어진 그림을 어떻게 다시 뽑는가</w:t>
+            </w:r>
+          </w:p>
+          <w:p>
+            <w:pPr>
+              <w:spacing w:after="80" w:line="276" w:lineRule="auto"/>
+              <w:jc w:val="both"/>
+            </w:pPr>
+            <w:r>
+              <w:rPr>
+                <w:rFonts w:ascii="Times New Roman" w:hAnsi="Times New Roman" w:eastAsia="바탕"/>
+                <w:sz w:val="20"/>
+              </w:rPr>
+              <w:t>관문을 두는 것만으로는 절반이다. 떨어진 그림을 다시 만들어야 하고, 그 재시도가 수렴해야 한다.</w:t>
+            </w:r>
+          </w:p>
+          <w:p>
+            <w:pPr>
+              <w:spacing w:after="80" w:line="276" w:lineRule="auto"/>
+              <w:jc w:val="both"/>
+            </w:pPr>
+            <w:r>
+              <w:rPr>
+                <w:rFonts w:ascii="Times New Roman" w:hAnsi="Times New Roman" w:eastAsia="바탕"/>
+                <w:sz w:val="20"/>
+              </w:rPr>
+              <w:t xml:space="preserve">처음에는 시도 횟수에 따라 고정된 지시 사다리를 올렸다. 첫 시도가 실패하면 1번 지시, 두 번째가 실패하면 2번 지시를 덧붙이는 방식이다. 이 사다리의 두 번째 칸이 "형태를 더 두툼하게 그려라" 였는데, </w:t>
+            </w:r>
+            <w:r>
+              <w:rPr>
+                <w:rFonts w:ascii="Times New Roman" w:hAnsi="Times New Roman" w:eastAsia="바탕"/>
+                <w:b/>
+                <w:sz w:val="20"/>
+              </w:rPr>
+              <w:t>너무 뭉쳐서 떨어진 그림에 이 지시를 하면 실패한 방향으로 더 미는 것이 된다.</w:t>
+            </w:r>
+            <w:r>
+              <w:rPr>
+                <w:rFonts w:ascii="Times New Roman" w:hAnsi="Times New Roman" w:eastAsia="바탕"/>
+                <w:sz w:val="20"/>
+              </w:rPr>
+              <w:t xml:space="preserve"> </w:t>
+            </w:r>
+            <w:r>
+              <w:rPr>
+                <w:rFonts w:ascii="Consolas" w:hAnsi="Consolas" w:eastAsia="Consolas"/>
+                <w:sz w:val="19"/>
+              </w:rPr>
+              <w:t>food_bread</w:t>
+            </w:r>
+            <w:r>
+              <w:rPr>
+                <w:rFonts w:ascii="Times New Roman" w:hAnsi="Times New Roman" w:eastAsia="바탕"/>
+                <w:sz w:val="20"/>
+              </w:rPr>
+              <w:t xml:space="preserve"> 의 잉크 비율이 0.52 → 0.47 → 0.51 로 세 번을 헛돈 것이 그래서다. 재시도가 수렴하지 않고 진동했다.</w:t>
+            </w:r>
+          </w:p>
+          <w:p>
+            <w:pPr>
+              <w:spacing w:after="80" w:line="276" w:lineRule="auto"/>
+              <w:jc w:val="both"/>
+            </w:pPr>
+            <w:r>
+              <w:rPr>
+                <w:rFonts w:ascii="Times New Roman" w:hAnsi="Times New Roman" w:eastAsia="바탕"/>
+                <w:sz w:val="20"/>
+              </w:rPr>
+              <w:t xml:space="preserve">검사기는 이미 </w:t>
+            </w:r>
+            <w:r>
+              <w:rPr>
+                <w:rFonts w:ascii="Times New Roman" w:hAnsi="Times New Roman" w:eastAsia="바탕"/>
+                <w:b/>
+                <w:sz w:val="20"/>
+              </w:rPr>
+              <w:t>왜</w:t>
+            </w:r>
+            <w:r>
+              <w:rPr>
+                <w:rFonts w:ascii="Times New Roman" w:hAnsi="Times New Roman" w:eastAsia="바탕"/>
+                <w:sz w:val="20"/>
+              </w:rPr>
+              <w:t xml:space="preserve"> 떨어졌는지를 알고 있다. 그 사유를 쓰지 않고 횟수만 세는 것은 같은 주사위를 다시 굴리는 것과 같고, 굴릴 때마다 요금이 나간다. 그래서 지시를 사유에 걸었다.</w:t>
+            </w:r>
+          </w:p>
+          <w:p>
+            <w:pPr>
+              <w:spacing w:after="160"/>
+            </w:pPr>
+            <w:r>
+              <w:rPr>
+                <w:rFonts w:ascii="Consolas" w:hAnsi="Consolas" w:eastAsia="Consolas"/>
+                <w:sz w:val="18"/>
+              </w:rPr>
+              <w:t>def escalate(c: 'Check | None') -&gt; str:</w:t>
+              <w:br/>
+              <w:t xml:space="preserve">    """직전 실패의 **사유에 맞춰** 다시 시킨다."""</w:t>
+              <w:br/>
+              <w:t xml:space="preserve">    r = ' · '.join(c.reasons)</w:t>
+              <w:br/>
+              <w:br/>
+              <w:t xml:space="preserve">    if '뭉쳤다' in r:</w:t>
+              <w:br/>
+              <w:t xml:space="preserve">        return (' The shape came out far too heavy. Draw it noticeably smaller inside the frame '</w:t>
+              <w:br/>
+              <w:t xml:space="preserve">                'with wide empty white space around it, and punch two or three much larger white '</w:t>
+              <w:br/>
+              <w:t xml:space="preserve">                'holes through it. Keep it a solid filled black silhouette — do not turn it into '</w:t>
+              <w:br/>
+              <w:t xml:space="preserve">                'a hollow outline drawing with an empty white interior.')</w:t>
+              <w:br/>
+              <w:t xml:space="preserve">    if '가늘다' in r:</w:t>
+              <w:br/>
+              <w:t xml:space="preserve">        return (' The shape came out too thin and sparse. Make every black part much thicker and '</w:t>
+              <w:br/>
+              <w:t xml:space="preserve">                'heavier, and let it fill more of the frame.')</w:t>
+              <w:br/>
+              <w:t xml:space="preserve">    if '개수' in r:</w:t>
+              <w:br/>
+              <w:t xml:space="preserve">        return (' The number of separate shapes was wrong. Draw exactly the number stated, each '</w:t>
+              <w:br/>
+              <w:t xml:space="preserve">                'one fully detached from the others with wide white space between them.')</w:t>
+              <w:br/>
+              <w:t xml:space="preserve">    if '뜻이 안 맞는다' in r:</w:t>
+              <w:br/>
+              <w:t xml:space="preserve">        return (f' The previous attempt was misread: it {r.split("—")[-1].strip()}. '</w:t>
+              <w:br/>
+              <w:t xml:space="preserve">                'Redraw it so the object is unmistakable at a glance: change the shape and the '</w:t>
+              <w:br/>
+              <w:t xml:space="preserve">                'outline, not the weight.')</w:t>
+            </w:r>
+          </w:p>
+          <w:p>
+            <w:pPr>
+              <w:spacing w:after="80" w:line="276" w:lineRule="auto"/>
+              <w:jc w:val="both"/>
+            </w:pPr>
+            <w:r>
+              <w:rPr>
+                <w:rFonts w:ascii="Times New Roman" w:hAnsi="Times New Roman" w:eastAsia="바탕"/>
+                <w:sz w:val="20"/>
+              </w:rPr>
+              <w:t xml:space="preserve">설계 의도. 네 갈래가 각각 다른 방향으로 민다. 특히 마지막 갈래가 중요하다 — 뜻이 어긋난 것은 </w:t>
+            </w:r>
+            <w:r>
+              <w:rPr>
+                <w:rFonts w:ascii="Times New Roman" w:hAnsi="Times New Roman" w:eastAsia="바탕"/>
+                <w:b/>
+                <w:sz w:val="20"/>
+              </w:rPr>
+              <w:t>형태</w:t>
+            </w:r>
+            <w:r>
+              <w:rPr>
+                <w:rFonts w:ascii="Times New Roman" w:hAnsi="Times New Roman" w:eastAsia="바탕"/>
+                <w:sz w:val="20"/>
+              </w:rPr>
+              <w:t>의 문제이지 무게의 문제가 아니므로, 굵기를 건드리라고 하면 잘못 그린 그림을 더 선명하게 잘못 그리게 된다. 이 분기를 넣은 뒤 앞서 통과하지 못하던 네 종이 모두 두 번째 시도에서 통과했다.</w:t>
+            </w:r>
+          </w:p>
+          <w:p>
+            <w:pPr>
+              <w:spacing w:after="80" w:line="276" w:lineRule="auto"/>
+              <w:jc w:val="both"/>
+            </w:pPr>
+            <w:r>
+              <w:rPr>
+                <w:rFonts w:ascii="Times New Roman" w:hAnsi="Times New Roman" w:eastAsia="바탕"/>
+                <w:sz w:val="20"/>
+              </w:rPr>
+              <w:t xml:space="preserve">첫 갈래의 마지막 문장에도 대가를 치른 이유가 있다. 처음에는 "속을 비워라" 라고만 썼는데, 그러자 채운 실루엣이 아니라 윤곽선 그림이 나왔다. 무게는 줄었지만 세트의 나머지가 전부 채운 실루엣이라 시각 언어가 섞였고, 무엇보다 </w:t>
+            </w:r>
+            <w:r>
+              <w:rPr>
+                <w:rFonts w:ascii="Consolas" w:hAnsi="Consolas" w:eastAsia="Consolas"/>
+                <w:sz w:val="19"/>
+              </w:rPr>
+              <w:t>qty_one</w:t>
+            </w:r>
+            <w:r>
+              <w:rPr>
+                <w:rFonts w:ascii="Times New Roman" w:hAnsi="Times New Roman" w:eastAsia="바탕"/>
+                <w:sz w:val="20"/>
+              </w:rPr>
+              <w:t xml:space="preserve"> 이 채운 점이 아니라 </w:t>
+            </w:r>
+            <w:r>
+              <w:rPr>
+                <w:rFonts w:ascii="Times New Roman" w:hAnsi="Times New Roman" w:eastAsia="바탕"/>
+                <w:b/>
+                <w:sz w:val="20"/>
+              </w:rPr>
+              <w:t>고리</w:t>
+            </w:r>
+            <w:r>
+              <w:rPr>
+                <w:rFonts w:ascii="Times New Roman" w:hAnsi="Times New Roman" w:eastAsia="바탕"/>
+                <w:sz w:val="20"/>
+              </w:rPr>
+              <w:t>가 되어 '1' 이 아니라 '0' 으로 읽혔다. 그래서 줄이는 방법을 "더 작게, 구멍을 뚫어서" 로 한정하고 "속이 빈 윤곽선으로 바꾸지 말 것" 을 명시했다.</w:t>
+            </w:r>
+          </w:p>
+          <w:p>
+            <w:pPr>
+              <w:spacing w:after="80" w:line="276" w:lineRule="auto"/>
+              <w:jc w:val="both"/>
+            </w:pPr>
+            <w:r>
+              <w:rPr>
+                <w:rFonts w:ascii="Times New Roman" w:hAnsi="Times New Roman" w:eastAsia="바탕"/>
+                <w:sz w:val="20"/>
+              </w:rPr>
+              <w:t xml:space="preserve">같은 결함이 뒤에 한 번 더 나왔다. </w:t>
+            </w:r>
+            <w:r>
+              <w:rPr>
+                <w:rFonts w:ascii="Consolas" w:hAnsi="Consolas" w:eastAsia="Consolas"/>
+                <w:sz w:val="19"/>
+              </w:rPr>
+              <w:t>qty_four</w:t>
+            </w:r>
+            <w:r>
+              <w:rPr>
+                <w:rFonts w:ascii="Times New Roman" w:hAnsi="Times New Roman" w:eastAsia="바탕"/>
+                <w:sz w:val="20"/>
+              </w:rPr>
+              <w:t xml:space="preserve"> 가 채운 점 넷이 아니라 </w:t>
+            </w:r>
+            <w:r>
+              <w:rPr>
+                <w:rFonts w:ascii="Times New Roman" w:hAnsi="Times New Roman" w:eastAsia="바탕"/>
+                <w:b/>
+                <w:sz w:val="20"/>
+              </w:rPr>
+              <w:t>고리 넷</w:t>
+            </w:r>
+            <w:r>
+              <w:rPr>
+                <w:rFonts w:ascii="Times New Roman" w:hAnsi="Times New Roman" w:eastAsia="바탕"/>
+                <w:sz w:val="20"/>
+              </w:rPr>
+              <w:t xml:space="preserve">으로 남아 있었는데, 세는 그림에서 빈 고리는 0 으로 읽히고 같은 세트의 하나·둘·셋·다섯은 모두 채운 점이라 세트 안에서 혼자 규칙이 달랐다. 검사기가 이것을 통과시킨 이유는 분명하다 — </w:t>
+            </w:r>
+            <w:r>
+              <w:rPr>
+                <w:rFonts w:ascii="Times New Roman" w:hAnsi="Times New Roman" w:eastAsia="바탕"/>
+                <w:b/>
+                <w:sz w:val="20"/>
+              </w:rPr>
+              <w:t>고리 넷도 "네 개" 로는 맞기 때문이다.</w:t>
+            </w:r>
+            <w:r>
+              <w:rPr>
+                <w:rFonts w:ascii="Times New Roman" w:hAnsi="Times New Roman" w:eastAsia="바탕"/>
+                <w:sz w:val="20"/>
+              </w:rPr>
+              <w:t xml:space="preserve"> 개수를 세는 검사와 의미를 묻는 검사를 모두 통과하면서도 틀릴 수 있다는 뜻이며, 이것이 §5.4 에서 이 절차의 한계로 다시 다루는 지점이다.</w:t>
+            </w:r>
+          </w:p>
+          <w:p>
+            <w:pPr>
+              <w:spacing w:after="80" w:line="276" w:lineRule="auto"/>
+              <w:jc w:val="both"/>
+            </w:pPr>
+            <w:r>
+              <w:rPr>
+                <w:rFonts w:ascii="Times New Roman" w:hAnsi="Times New Roman" w:eastAsia="바탕"/>
+                <w:sz w:val="20"/>
+              </w:rPr>
+              <w:t>#### 78종 전체에 적용한 결과</w:t>
             </w:r>
           </w:p>
           <w:p>

--- a/docs/proposal/SnapCare_H1_Final_Proposal_KO.docx
+++ b/docs/proposal/SnapCare_H1_Final_Proposal_KO.docx
@@ -3804,7 +3804,7 @@
             <w:r>
               <w:drawing>
                 <wp:inline xmlns:a="http://schemas.openxmlformats.org/drawingml/2006/main" xmlns:pic="http://schemas.openxmlformats.org/drawingml/2006/picture">
-                  <wp:extent cx="1737895" cy="4754880"/>
+                  <wp:extent cx="2195911" cy="4754880"/>
                   <wp:docPr id="6" name="Picture 6"/>
                   <wp:cNvGraphicFramePr>
                     <a:graphicFrameLocks noChangeAspect="1"/>
@@ -3825,7 +3825,7 @@
                         <pic:spPr>
                           <a:xfrm>
                             <a:off x="0" y="0"/>
-                            <a:ext cx="1737895" cy="4754880"/>
+                            <a:ext cx="2195911" cy="4754880"/>
                           </a:xfrm>
                           <a:prstGeom prst="rect"/>
                         </pic:spPr>
@@ -3856,7 +3856,7 @@
                 <w:color w:val="606068"/>
                 <w:sz w:val="18"/>
               </w:rPr>
-              <w:t xml:space="preserve"> 홈 화면. 화면에서 가장 큰 요소가 촬영 버튼 하나이며, 그 아래는 오늘 할 일과 최근에 찍은 것이다. 메뉴도 검색창도 없다 — 앱을 열고 처음 마주치는 선택이 하나뿐이라는 것이 §1.9 에서 확인한 계층 구조 장벽에 대한 대응이다.</w:t>
+              <w:t xml:space="preserve"> 홈 화면. 스크롤하지 않고 보이는 만큼을 그대로 잘랐다 — 앱을 열었을 때 실제로 마주치는 화면이 이것이다. 화면에서 가장 큰 요소가 촬영 버튼 하나이고, 메뉴도 검색창도 없다. 선택이 하나뿐이라는 것이 §1.9 에서 확인한 계층 구조 장벽에 대한 대응이다.</w:t>
             </w:r>
           </w:p>
           <w:p>
@@ -5713,7 +5713,7 @@
             <w:r>
               <w:drawing>
                 <wp:inline xmlns:a="http://schemas.openxmlformats.org/drawingml/2006/main" xmlns:pic="http://schemas.openxmlformats.org/drawingml/2006/picture">
-                  <wp:extent cx="2195911" cy="4754880"/>
+                  <wp:extent cx="5486400" cy="4195482"/>
                   <wp:docPr id="9" name="Picture 9"/>
                   <wp:cNvGraphicFramePr>
                     <a:graphicFrameLocks noChangeAspect="1"/>
@@ -5722,7 +5722,7 @@
                     <a:graphicData uri="http://schemas.openxmlformats.org/drawingml/2006/picture">
                       <pic:pic>
                         <pic:nvPicPr>
-                          <pic:cNvPr id="0" name="fig04_camera.png"/>
+                          <pic:cNvPr id="0" name="panelA_flow.png"/>
                           <pic:cNvPicPr/>
                         </pic:nvPicPr>
                         <pic:blipFill>
@@ -5734,7 +5734,7 @@
                         <pic:spPr>
                           <a:xfrm>
                             <a:off x="0" y="0"/>
-                            <a:ext cx="2195911" cy="4754880"/>
+                            <a:ext cx="5486400" cy="4195482"/>
                           </a:xfrm>
                           <a:prstGeom prst="rect"/>
                         </pic:spPr>
@@ -5765,7 +5765,62 @@
                 <w:color w:val="606068"/>
                 <w:sz w:val="18"/>
               </w:rPr>
-              <w:t xml:space="preserve"> 촬영 화면. 무엇을 찍는지 사용자가 고르지 않는다 — 처방전인지 영양성분표인지 음식인지는 찍힌 이미지에서 판별한다. 고르게 하는 순간 그 선택지를 읽어야 하기 때문이다.</w:t>
+              <w:t xml:space="preserve"> 촬영에서 판정까지. (a) 촬영 화면 — 무엇을 찍는지 사용자가 고르지 않는다. (b) 인식 진행 — 이 단계를 감추지 않은 것은 의도적이다. 아무 표시 없이 멈춘 화면은 고장으로 읽힌다. (c) 처방 판정 — 위에서 아래로 무엇인지·안전한지·어떻게 하는지·무슨 뜻인지·언제인지의 순서다. (a)와 (b)의 미리보기가 비어 있는 것은 촬영을 자동화한 브라우저에 카메라가 없기 때문이며, 실제 기기에서는 화면이 채워진다.</w:t>
+            </w:r>
+          </w:p>
+          <w:p>
+            <w:pPr>
+              <w:spacing w:after="80" w:line="276" w:lineRule="auto"/>
+              <w:jc w:val="both"/>
+            </w:pPr>
+            <w:r>
+              <w:rPr>
+                <w:rFonts w:ascii="Times New Roman" w:hAnsi="Times New Roman" w:eastAsia="바탕"/>
+                <w:b/>
+                <w:sz w:val="20"/>
+              </w:rPr>
+              <w:t>기능 2 — 음식과 영양성분표 판정 (Personalized Verdict)</w:t>
+            </w:r>
+          </w:p>
+          <w:p>
+            <w:pPr>
+              <w:spacing w:after="80" w:line="276" w:lineRule="auto"/>
+              <w:jc w:val="both"/>
+            </w:pPr>
+            <w:r>
+              <w:rPr>
+                <w:rFonts w:ascii="Times New Roman" w:hAnsi="Times New Roman" w:eastAsia="바탕"/>
+                <w:sz w:val="20"/>
+              </w:rPr>
+              <w:t>영양성분표를 촬영하면 브라우저 안에서 OCR 이 수치를 읽고, 바코드가 있으면 제품 정보를 조회한다. 밥상 사진을 촬영하면 기기 안에서 영양 추정 모델(ConvNeXt-tiny-224, Nutrition5k 학습)이 에너지·질량·지방·탄수화물·단백질 다섯 값을 회귀한다.</w:t>
+            </w:r>
+          </w:p>
+          <w:p>
+            <w:pPr>
+              <w:spacing w:after="80" w:line="276" w:lineRule="auto"/>
+              <w:jc w:val="both"/>
+            </w:pPr>
+            <w:r>
+              <w:rPr>
+                <w:rFonts w:ascii="Times New Roman" w:hAnsi="Times New Roman" w:eastAsia="바탕"/>
+                <w:sz w:val="20"/>
+              </w:rPr>
+              <w:t xml:space="preserve">어떤 경로로 들어온 값이든 </w:t>
+            </w:r>
+            <w:r>
+              <w:rPr>
+                <w:rFonts w:ascii="Times New Roman" w:hAnsi="Times New Roman" w:eastAsia="바탕"/>
+                <w:b/>
+                <w:sz w:val="20"/>
+              </w:rPr>
+              <w:t>같은 물리 검사</w:t>
+            </w:r>
+            <w:r>
+              <w:rPr>
+                <w:rFonts w:ascii="Times New Roman" w:hAnsi="Times New Roman" w:eastAsia="바탕"/>
+                <w:sz w:val="20"/>
+              </w:rPr>
+              <w:t>를 통과해야 판정에 쓰인다. 값의 범위, 부분집합 관계(포화지방 ≤ 총지방), 질량 보존, 그리고 Atwater 항등식(4·탄수화물 + 4·단백질 + 9·지방 ≈ 에너지)이 그것이다. 이 검사가 필요한 이유는 §5에서 실제 사례와 함께 서술한다.</w:t>
             </w:r>
           </w:p>
           <w:p>
@@ -5776,7 +5831,7 @@
             <w:r>
               <w:drawing>
                 <wp:inline xmlns:a="http://schemas.openxmlformats.org/drawingml/2006/main" xmlns:pic="http://schemas.openxmlformats.org/drawingml/2006/picture">
-                  <wp:extent cx="2195911" cy="4754880"/>
+                  <wp:extent cx="5486400" cy="4154750"/>
                   <wp:docPr id="10" name="Picture 10"/>
                   <wp:cNvGraphicFramePr>
                     <a:graphicFrameLocks noChangeAspect="1"/>
@@ -5785,7 +5840,7 @@
                     <a:graphicData uri="http://schemas.openxmlformats.org/drawingml/2006/picture">
                       <pic:pic>
                         <pic:nvPicPr>
-                          <pic:cNvPr id="0" name="fig05_processing.png"/>
+                          <pic:cNvPr id="0" name="panelB_nutrition.png"/>
                           <pic:cNvPicPr/>
                         </pic:nvPicPr>
                         <pic:blipFill>
@@ -5797,7 +5852,7 @@
                         <pic:spPr>
                           <a:xfrm>
                             <a:off x="0" y="0"/>
-                            <a:ext cx="2195911" cy="4754880"/>
+                            <a:ext cx="5486400" cy="4154750"/>
                           </a:xfrm>
                           <a:prstGeom prst="rect"/>
                         </pic:spPr>
@@ -5828,285 +5883,7 @@
                 <w:color w:val="606068"/>
                 <w:sz w:val="18"/>
               </w:rPr>
-              <w:t xml:space="preserve"> 인식이 진행되는 동안의 화면. 이 단계를 감추지 않은 것은 의도적이다. 저문해 사용자 연구가 지적한 장벽 가운데 하나가 위압감이며(</w:t>
-            </w:r>
-            <w:r>
-              <w:rPr>
-                <w:rFonts w:ascii="Times New Roman" w:hAnsi="Times New Roman" w:eastAsia="바탕"/>
-                <w:i/>
-                <w:color w:val="606068"/>
-                <w:sz w:val="18"/>
-              </w:rPr>
-              <w:t>It’s not just illiteracy</w:t>
-            </w:r>
-            <w:r>
-              <w:rPr>
-                <w:rFonts w:ascii="Times New Roman" w:hAnsi="Times New Roman" w:eastAsia="바탕"/>
-                <w:color w:val="606068"/>
-                <w:sz w:val="18"/>
-              </w:rPr>
-              <w:t>), 아무 표시 없이 멈춘 화면은 고장으로 읽힌다.</w:t>
-            </w:r>
-          </w:p>
-          <w:p>
-            <w:pPr>
-              <w:spacing w:before="160" w:after="60"/>
-              <w:jc w:val="center"/>
-            </w:pPr>
-            <w:r>
-              <w:drawing>
-                <wp:inline xmlns:a="http://schemas.openxmlformats.org/drawingml/2006/main" xmlns:pic="http://schemas.openxmlformats.org/drawingml/2006/picture">
-                  <wp:extent cx="1795650" cy="4754880"/>
-                  <wp:docPr id="11" name="Picture 11"/>
-                  <wp:cNvGraphicFramePr>
-                    <a:graphicFrameLocks noChangeAspect="1"/>
-                  </wp:cNvGraphicFramePr>
-                  <a:graphic>
-                    <a:graphicData uri="http://schemas.openxmlformats.org/drawingml/2006/picture">
-                      <pic:pic>
-                        <pic:nvPicPr>
-                          <pic:cNvPr id="0" name="fig06_verdict_rx.png"/>
-                          <pic:cNvPicPr/>
-                        </pic:nvPicPr>
-                        <pic:blipFill>
-                          <a:blip r:embed="rId25"/>
-                          <a:stretch>
-                            <a:fillRect/>
-                          </a:stretch>
-                        </pic:blipFill>
-                        <pic:spPr>
-                          <a:xfrm>
-                            <a:off x="0" y="0"/>
-                            <a:ext cx="1795650" cy="4754880"/>
-                          </a:xfrm>
-                          <a:prstGeom prst="rect"/>
-                        </pic:spPr>
-                      </pic:pic>
-                    </a:graphicData>
-                  </a:graphic>
-                </wp:inline>
-              </w:drawing>
-            </w:r>
-          </w:p>
-          <w:p>
-            <w:pPr>
-              <w:spacing w:after="200" w:line="276" w:lineRule="auto"/>
-              <w:jc w:val="center"/>
-            </w:pPr>
-            <w:r>
-              <w:rPr>
-                <w:rFonts w:ascii="Times New Roman" w:hAnsi="Times New Roman" w:eastAsia="바탕"/>
-                <w:b/>
-                <w:color w:val="606068"/>
-                <w:sz w:val="18"/>
-              </w:rPr>
-              <w:t>[그림 11]</w:t>
-            </w:r>
-            <w:r>
-              <w:rPr>
-                <w:rFonts w:ascii="Times New Roman" w:hAnsi="Times New Roman" w:eastAsia="바탕"/>
-                <w:color w:val="606068"/>
-                <w:sz w:val="18"/>
-              </w:rPr>
-              <w:t xml:space="preserve"> 처방 판정 화면(아목시실린 250 mg, 1일 3회 식후). 위에서 아래로 무엇인지·안전한지·어떻게 하는지·무슨 뜻인지·언제인지의 순서다. 아래쪽 픽토그램 세 장이 SIGIL 이 그 자리에서 합성한 것이며, 각각 하루 세 번 식사와 함께·아침·저녁을 뜻한다. 모든 문장 옆의 스피커는 그 문장만 다시 읽어 준다.</w:t>
-            </w:r>
-          </w:p>
-          <w:p>
-            <w:pPr>
-              <w:spacing w:after="80" w:line="276" w:lineRule="auto"/>
-              <w:jc w:val="both"/>
-            </w:pPr>
-            <w:r>
-              <w:rPr>
-                <w:rFonts w:ascii="Times New Roman" w:hAnsi="Times New Roman" w:eastAsia="바탕"/>
-                <w:b/>
-                <w:sz w:val="20"/>
-              </w:rPr>
-              <w:t>기능 2 — 음식과 영양성분표 판정 (Personalized Verdict)</w:t>
-            </w:r>
-          </w:p>
-          <w:p>
-            <w:pPr>
-              <w:spacing w:after="80" w:line="276" w:lineRule="auto"/>
-              <w:jc w:val="both"/>
-            </w:pPr>
-            <w:r>
-              <w:rPr>
-                <w:rFonts w:ascii="Times New Roman" w:hAnsi="Times New Roman" w:eastAsia="바탕"/>
-                <w:sz w:val="20"/>
-              </w:rPr>
-              <w:t>영양성분표를 촬영하면 브라우저 안에서 OCR 이 수치를 읽고, 바코드가 있으면 제품 정보를 조회한다. 밥상 사진을 촬영하면 기기 안에서 영양 추정 모델(ConvNeXt-tiny-224, Nutrition5k 학습)이 에너지·질량·지방·탄수화물·단백질 다섯 값을 회귀한다.</w:t>
-            </w:r>
-          </w:p>
-          <w:p>
-            <w:pPr>
-              <w:spacing w:after="80" w:line="276" w:lineRule="auto"/>
-              <w:jc w:val="both"/>
-            </w:pPr>
-            <w:r>
-              <w:rPr>
-                <w:rFonts w:ascii="Times New Roman" w:hAnsi="Times New Roman" w:eastAsia="바탕"/>
-                <w:sz w:val="20"/>
-              </w:rPr>
-              <w:t xml:space="preserve">어떤 경로로 들어온 값이든 </w:t>
-            </w:r>
-            <w:r>
-              <w:rPr>
-                <w:rFonts w:ascii="Times New Roman" w:hAnsi="Times New Roman" w:eastAsia="바탕"/>
-                <w:b/>
-                <w:sz w:val="20"/>
-              </w:rPr>
-              <w:t>같은 물리 검사</w:t>
-            </w:r>
-            <w:r>
-              <w:rPr>
-                <w:rFonts w:ascii="Times New Roman" w:hAnsi="Times New Roman" w:eastAsia="바탕"/>
-                <w:sz w:val="20"/>
-              </w:rPr>
-              <w:t>를 통과해야 판정에 쓰인다. 값의 범위, 부분집합 관계(포화지방 ≤ 총지방), 질량 보존, 그리고 Atwater 항등식(4·탄수화물 + 4·단백질 + 9·지방 ≈ 에너지)이 그것이다. 이 검사가 필요한 이유는 §5에서 실제 사례와 함께 서술한다.</w:t>
-            </w:r>
-          </w:p>
-          <w:p>
-            <w:pPr>
-              <w:spacing w:before="160" w:after="60"/>
-              <w:jc w:val="center"/>
-            </w:pPr>
-            <w:r>
-              <w:drawing>
-                <wp:inline xmlns:a="http://schemas.openxmlformats.org/drawingml/2006/main" xmlns:pic="http://schemas.openxmlformats.org/drawingml/2006/picture">
-                  <wp:extent cx="1942353" cy="4754880"/>
-                  <wp:docPr id="12" name="Picture 12"/>
-                  <wp:cNvGraphicFramePr>
-                    <a:graphicFrameLocks noChangeAspect="1"/>
-                  </wp:cNvGraphicFramePr>
-                  <a:graphic>
-                    <a:graphicData uri="http://schemas.openxmlformats.org/drawingml/2006/picture">
-                      <pic:pic>
-                        <pic:nvPicPr>
-                          <pic:cNvPr id="0" name="fig07_verdict_label.png"/>
-                          <pic:cNvPicPr/>
-                        </pic:nvPicPr>
-                        <pic:blipFill>
-                          <a:blip r:embed="rId26"/>
-                          <a:stretch>
-                            <a:fillRect/>
-                          </a:stretch>
-                        </pic:blipFill>
-                        <pic:spPr>
-                          <a:xfrm>
-                            <a:off x="0" y="0"/>
-                            <a:ext cx="1942353" cy="4754880"/>
-                          </a:xfrm>
-                          <a:prstGeom prst="rect"/>
-                        </pic:spPr>
-                      </pic:pic>
-                    </a:graphicData>
-                  </a:graphic>
-                </wp:inline>
-              </w:drawing>
-            </w:r>
-          </w:p>
-          <w:p>
-            <w:pPr>
-              <w:spacing w:after="200" w:line="276" w:lineRule="auto"/>
-              <w:jc w:val="center"/>
-            </w:pPr>
-            <w:r>
-              <w:rPr>
-                <w:rFonts w:ascii="Times New Roman" w:hAnsi="Times New Roman" w:eastAsia="바탕"/>
-                <w:b/>
-                <w:color w:val="606068"/>
-                <w:sz w:val="18"/>
-              </w:rPr>
-              <w:t>[그림 12]</w:t>
-            </w:r>
-            <w:r>
-              <w:rPr>
-                <w:rFonts w:ascii="Times New Roman" w:hAnsi="Times New Roman" w:eastAsia="바탕"/>
-                <w:color w:val="606068"/>
-                <w:sz w:val="18"/>
-              </w:rPr>
-              <w:t xml:space="preserve"> 영양성분표 판정 화면. 수치를 그대로 옮기지 않고 </w:t>
-            </w:r>
-            <w:r>
-              <w:rPr>
-                <w:rFonts w:ascii="Times New Roman" w:hAnsi="Times New Roman" w:eastAsia="바탕"/>
-                <w:b/>
-                <w:color w:val="606068"/>
-                <w:sz w:val="18"/>
-              </w:rPr>
-              <w:t>이 사람의 하루 기준치에서 차지하는 비중</w:t>
-            </w:r>
-            <w:r>
-              <w:rPr>
-                <w:rFonts w:ascii="Times New Roman" w:hAnsi="Times New Roman" w:eastAsia="바탕"/>
-                <w:color w:val="606068"/>
-                <w:sz w:val="18"/>
-              </w:rPr>
-              <w:t>으로 바꾼다. 기준치는 구성원의 나이와 조건에서 유도하므로 같은 제품도 사람이 바뀌면 막대가 달라진다. 맨 아래의 대체 기준은 회피할 것에 부정 연산자를 씌운 그림이며, 그림 자체가 "이것이 없는 것을 고르라"는 뜻이다.</w:t>
-            </w:r>
-          </w:p>
-          <w:p>
-            <w:pPr>
-              <w:spacing w:before="160" w:after="60"/>
-              <w:jc w:val="center"/>
-            </w:pPr>
-            <w:r>
-              <w:drawing>
-                <wp:inline xmlns:a="http://schemas.openxmlformats.org/drawingml/2006/main" xmlns:pic="http://schemas.openxmlformats.org/drawingml/2006/picture">
-                  <wp:extent cx="2110154" cy="4754880"/>
-                  <wp:docPr id="13" name="Picture 13"/>
-                  <wp:cNvGraphicFramePr>
-                    <a:graphicFrameLocks noChangeAspect="1"/>
-                  </wp:cNvGraphicFramePr>
-                  <a:graphic>
-                    <a:graphicData uri="http://schemas.openxmlformats.org/drawingml/2006/picture">
-                      <pic:pic>
-                        <pic:nvPicPr>
-                          <pic:cNvPr id="0" name="fig08_today.png"/>
-                          <pic:cNvPicPr/>
-                        </pic:nvPicPr>
-                        <pic:blipFill>
-                          <a:blip r:embed="rId27"/>
-                          <a:stretch>
-                            <a:fillRect/>
-                          </a:stretch>
-                        </pic:blipFill>
-                        <pic:spPr>
-                          <a:xfrm>
-                            <a:off x="0" y="0"/>
-                            <a:ext cx="2110154" cy="4754880"/>
-                          </a:xfrm>
-                          <a:prstGeom prst="rect"/>
-                        </pic:spPr>
-                      </pic:pic>
-                    </a:graphicData>
-                  </a:graphic>
-                </wp:inline>
-              </w:drawing>
-            </w:r>
-          </w:p>
-          <w:p>
-            <w:pPr>
-              <w:spacing w:after="200" w:line="276" w:lineRule="auto"/>
-              <w:jc w:val="center"/>
-            </w:pPr>
-            <w:r>
-              <w:rPr>
-                <w:rFonts w:ascii="Times New Roman" w:hAnsi="Times New Roman" w:eastAsia="바탕"/>
-                <w:b/>
-                <w:color w:val="606068"/>
-                <w:sz w:val="18"/>
-              </w:rPr>
-              <w:t>[그림 13]</w:t>
-            </w:r>
-            <w:r>
-              <w:rPr>
-                <w:rFonts w:ascii="Times New Roman" w:hAnsi="Times New Roman" w:eastAsia="바탕"/>
-                <w:color w:val="606068"/>
-                <w:sz w:val="18"/>
-              </w:rPr>
-              <w:t xml:space="preserve"> 오늘 누적 화면. 한 번의 판정이 아니라 하루의 합을 보여 준다. 아래의 출처 표시는 값이 커뮤니티 편집 데이터베이스에서 왔고 추정이며 의료 조언이 아니라는 것을 화면에서 지운 적이 없다 — §2.5 의 판정 한계를 사용자에게 숨기지 않기 위해서다.</w:t>
+              <w:t xml:space="preserve"> 판정 이후. (a) 영양성분표 판정 — 수치를 그대로 옮기지 않고 이 사람의 하루 기준치에서 차지하는 비중으로 바꾼다. (b) 오늘 누적 — 한 번의 판정이 아니라 하루의 합이다. 아래의 출처 표시를 화면에서 지운 적이 없다. (c) 기기 연동 — 앱이 만든 일정을 디스펜서 트레이에 배치한 결과이며, §4.3 의 제약 때문에 이 버튼은 최상위 내비게이션으로 동작한다.</w:t>
             </w:r>
           </w:p>
           <w:p>
@@ -6147,69 +5924,6 @@
                 <w:sz w:val="20"/>
               </w:rPr>
               <w:t>전송 경로의 설계는 여러 제약이 동시에 걸린 결과다. 이는 §4에서 상술한다.</w:t>
-            </w:r>
-          </w:p>
-          <w:p>
-            <w:pPr>
-              <w:spacing w:before="160" w:after="60"/>
-              <w:jc w:val="center"/>
-            </w:pPr>
-            <w:r>
-              <w:drawing>
-                <wp:inline xmlns:a="http://schemas.openxmlformats.org/drawingml/2006/main" xmlns:pic="http://schemas.openxmlformats.org/drawingml/2006/picture">
-                  <wp:extent cx="2195911" cy="4754880"/>
-                  <wp:docPr id="14" name="Picture 14"/>
-                  <wp:cNvGraphicFramePr>
-                    <a:graphicFrameLocks noChangeAspect="1"/>
-                  </wp:cNvGraphicFramePr>
-                  <a:graphic>
-                    <a:graphicData uri="http://schemas.openxmlformats.org/drawingml/2006/picture">
-                      <pic:pic>
-                        <pic:nvPicPr>
-                          <pic:cNvPr id="0" name="fig09_device.png"/>
-                          <pic:cNvPicPr/>
-                        </pic:nvPicPr>
-                        <pic:blipFill>
-                          <a:blip r:embed="rId28"/>
-                          <a:stretch>
-                            <a:fillRect/>
-                          </a:stretch>
-                        </pic:blipFill>
-                        <pic:spPr>
-                          <a:xfrm>
-                            <a:off x="0" y="0"/>
-                            <a:ext cx="2195911" cy="4754880"/>
-                          </a:xfrm>
-                          <a:prstGeom prst="rect"/>
-                        </pic:spPr>
-                      </pic:pic>
-                    </a:graphicData>
-                  </a:graphic>
-                </wp:inline>
-              </w:drawing>
-            </w:r>
-          </w:p>
-          <w:p>
-            <w:pPr>
-              <w:spacing w:after="200" w:line="276" w:lineRule="auto"/>
-              <w:jc w:val="center"/>
-            </w:pPr>
-            <w:r>
-              <w:rPr>
-                <w:rFonts w:ascii="Times New Roman" w:hAnsi="Times New Roman" w:eastAsia="바탕"/>
-                <w:b/>
-                <w:color w:val="606068"/>
-                <w:sz w:val="18"/>
-              </w:rPr>
-              <w:t>[그림 14]</w:t>
-            </w:r>
-            <w:r>
-              <w:rPr>
-                <w:rFonts w:ascii="Times New Roman" w:hAnsi="Times New Roman" w:eastAsia="바탕"/>
-                <w:color w:val="606068"/>
-                <w:sz w:val="18"/>
-              </w:rPr>
-              <w:t xml:space="preserve"> 기기 연동 화면. 앱이 만든 복약 일정을 디스펜서의 트레이에 배치한 결과를 보여 주고, 한 번 눌러 기기로 보낸다. §4.3 에서 서술한 대로 브라우저가 HTTPS 에서 HTTP 기기를 직접 호출할 수 없으므로 이 버튼은 최상위 내비게이션으로 동작한다.</w:t>
             </w:r>
           </w:p>
           <w:p>
@@ -6221,7 +5935,7 @@
               <w:drawing>
                 <wp:inline xmlns:a="http://schemas.openxmlformats.org/drawingml/2006/main" xmlns:pic="http://schemas.openxmlformats.org/drawingml/2006/picture">
                   <wp:extent cx="5486400" cy="2852928"/>
-                  <wp:docPr id="15" name="Picture 15"/>
+                  <wp:docPr id="11" name="Picture 11"/>
                   <wp:cNvGraphicFramePr>
                     <a:graphicFrameLocks noChangeAspect="1"/>
                   </wp:cNvGraphicFramePr>
@@ -6233,7 +5947,7 @@
                           <pic:cNvPicPr/>
                         </pic:nvPicPr>
                         <pic:blipFill>
-                          <a:blip r:embed="rId29"/>
+                          <a:blip r:embed="rId25"/>
                           <a:stretch>
                             <a:fillRect/>
                           </a:stretch>
@@ -6264,7 +5978,7 @@
                 <w:color w:val="606068"/>
                 <w:sz w:val="18"/>
               </w:rPr>
-              <w:t>[그림 15]</w:t>
+              <w:t>[그림 11]</w:t>
             </w:r>
             <w:r>
               <w:rPr>
@@ -6492,7 +6206,7 @@
               <w:drawing>
                 <wp:inline xmlns:a="http://schemas.openxmlformats.org/drawingml/2006/main" xmlns:pic="http://schemas.openxmlformats.org/drawingml/2006/picture">
                   <wp:extent cx="5486400" cy="3209026"/>
-                  <wp:docPr id="16" name="Picture 16"/>
+                  <wp:docPr id="12" name="Picture 12"/>
                   <wp:cNvGraphicFramePr>
                     <a:graphicFrameLocks noChangeAspect="1"/>
                   </wp:cNvGraphicFramePr>
@@ -6504,7 +6218,7 @@
                           <pic:cNvPicPr/>
                         </pic:nvPicPr>
                         <pic:blipFill>
-                          <a:blip r:embed="rId30"/>
+                          <a:blip r:embed="rId26"/>
                           <a:stretch>
                             <a:fillRect/>
                           </a:stretch>
@@ -6535,7 +6249,7 @@
                 <w:color w:val="606068"/>
                 <w:sz w:val="18"/>
               </w:rPr>
-              <w:t>[그림 16]</w:t>
+              <w:t>[그림 12]</w:t>
             </w:r>
             <w:r>
               <w:rPr>
@@ -7068,8 +6782,8 @@
             <w:r>
               <w:drawing>
                 <wp:inline xmlns:a="http://schemas.openxmlformats.org/drawingml/2006/main" xmlns:pic="http://schemas.openxmlformats.org/drawingml/2006/picture">
-                  <wp:extent cx="2195911" cy="4754880"/>
-                  <wp:docPr id="17" name="Picture 17"/>
+                  <wp:extent cx="3860800" cy="4754880"/>
+                  <wp:docPr id="13" name="Picture 13"/>
                   <wp:cNvGraphicFramePr>
                     <a:graphicFrameLocks noChangeAspect="1"/>
                   </wp:cNvGraphicFramePr>
@@ -7077,11 +6791,11 @@
                     <a:graphicData uri="http://schemas.openxmlformats.org/drawingml/2006/picture">
                       <pic:pic>
                         <pic:nvPicPr>
-                          <pic:cNvPr id="0" name="fig12_onboarding.png"/>
+                          <pic:cNvPr id="0" name="panelC_onboarding.png"/>
                           <pic:cNvPicPr/>
                         </pic:nvPicPr>
                         <pic:blipFill>
-                          <a:blip r:embed="rId31"/>
+                          <a:blip r:embed="rId27"/>
                           <a:stretch>
                             <a:fillRect/>
                           </a:stretch>
@@ -7089,7 +6803,7 @@
                         <pic:spPr>
                           <a:xfrm>
                             <a:off x="0" y="0"/>
-                            <a:ext cx="2195911" cy="4754880"/>
+                            <a:ext cx="3860800" cy="4754880"/>
                           </a:xfrm>
                           <a:prstGeom prst="rect"/>
                         </pic:spPr>
@@ -7112,7 +6826,7 @@
                 <w:color w:val="606068"/>
                 <w:sz w:val="18"/>
               </w:rPr>
-              <w:t>[그림 17]</w:t>
+              <w:t>[그림 13]</w:t>
             </w:r>
             <w:r>
               <w:rPr>
@@ -7120,70 +6834,7 @@
                 <w:color w:val="606068"/>
                 <w:sz w:val="18"/>
               </w:rPr>
-              <w:t xml:space="preserve"> 첫 실행 안내. 네 장 모두 그림과 한 문장으로 되어 있고 각 문장은 눌러서 들을 수 있다. 건너뛸 수 있다.</w:t>
-            </w:r>
-          </w:p>
-          <w:p>
-            <w:pPr>
-              <w:spacing w:before="160" w:after="60"/>
-              <w:jc w:val="center"/>
-            </w:pPr>
-            <w:r>
-              <w:drawing>
-                <wp:inline xmlns:a="http://schemas.openxmlformats.org/drawingml/2006/main" xmlns:pic="http://schemas.openxmlformats.org/drawingml/2006/picture">
-                  <wp:extent cx="1602049" cy="4754880"/>
-                  <wp:docPr id="18" name="Picture 18"/>
-                  <wp:cNvGraphicFramePr>
-                    <a:graphicFrameLocks noChangeAspect="1"/>
-                  </wp:cNvGraphicFramePr>
-                  <a:graphic>
-                    <a:graphicData uri="http://schemas.openxmlformats.org/drawingml/2006/picture">
-                      <pic:pic>
-                        <pic:nvPicPr>
-                          <pic:cNvPr id="0" name="fig13_profile.png"/>
-                          <pic:cNvPicPr/>
-                        </pic:nvPicPr>
-                        <pic:blipFill>
-                          <a:blip r:embed="rId32"/>
-                          <a:stretch>
-                            <a:fillRect/>
-                          </a:stretch>
-                        </pic:blipFill>
-                        <pic:spPr>
-                          <a:xfrm>
-                            <a:off x="0" y="0"/>
-                            <a:ext cx="1602049" cy="4754880"/>
-                          </a:xfrm>
-                          <a:prstGeom prst="rect"/>
-                        </pic:spPr>
-                      </pic:pic>
-                    </a:graphicData>
-                  </a:graphic>
-                </wp:inline>
-              </w:drawing>
-            </w:r>
-          </w:p>
-          <w:p>
-            <w:pPr>
-              <w:spacing w:after="200" w:line="276" w:lineRule="auto"/>
-              <w:jc w:val="center"/>
-            </w:pPr>
-            <w:r>
-              <w:rPr>
-                <w:rFonts w:ascii="Times New Roman" w:hAnsi="Times New Roman" w:eastAsia="바탕"/>
-                <w:b/>
-                <w:color w:val="606068"/>
-                <w:sz w:val="18"/>
-              </w:rPr>
-              <w:t>[그림 18]</w:t>
-            </w:r>
-            <w:r>
-              <w:rPr>
-                <w:rFonts w:ascii="Times New Roman" w:hAnsi="Times New Roman" w:eastAsia="바탕"/>
-                <w:color w:val="606068"/>
-                <w:sz w:val="18"/>
-              </w:rPr>
-              <w:t xml:space="preserve"> 프로필 설정 화면. 나이 구간은 얼굴 그림으로, 조건은 그림 카드로 고르며 어느 쪽에도 입력란이 없다. 화면에 남아 있는 문자는 눌러서 들을 수 있는 이름표이지 읽어야 하는 지시가 아니다.</w:t>
+              <w:t xml:space="preserve"> 첫 실행. (a) 안내 네 장 — 모두 그림과 한 문장이고 각 문장은 눌러서 들을 수 있다. (b) 프로필 설정 — 나이 구간은 얼굴 그림으로, 조건은 그림 카드로 고르며 어느 쪽에도 입력란이 없다. 이 단계가 필요한 이유는 §2.4 의 판정 방식에 있다. 기준치를 사용자의 에너지 요구량에서 유도하므로 나이대를 모르면 판정이 성립하지 않는다.</w:t>
             </w:r>
           </w:p>
           <w:p>
@@ -7278,7 +6929,7 @@
                 <w:rFonts w:ascii="Times New Roman" w:hAnsi="Times New Roman" w:eastAsia="바탕"/>
                 <w:sz w:val="20"/>
               </w:rPr>
-              <w:t>인식이 진행되는 동안의 화면은 그림 10 에, 그 결과인 판정 화면은 그림 11 에 있다.</w:t>
+              <w:t>인식이 진행되는 동안의 화면과 그 결과인 판정 화면은 그림 9 의 (b)·(c) 에 있다.</w:t>
             </w:r>
           </w:p>
           <w:p>
@@ -8825,7 +8476,7 @@
               <w:drawing>
                 <wp:inline xmlns:a="http://schemas.openxmlformats.org/drawingml/2006/main" xmlns:pic="http://schemas.openxmlformats.org/drawingml/2006/picture">
                   <wp:extent cx="5486400" cy="3135086"/>
-                  <wp:docPr id="19" name="Picture 19"/>
+                  <wp:docPr id="14" name="Picture 14"/>
                   <wp:cNvGraphicFramePr>
                     <a:graphicFrameLocks noChangeAspect="1"/>
                   </wp:cNvGraphicFramePr>
@@ -8837,7 +8488,7 @@
                           <pic:cNvPicPr/>
                         </pic:nvPicPr>
                         <pic:blipFill>
-                          <a:blip r:embed="rId33"/>
+                          <a:blip r:embed="rId28"/>
                           <a:stretch>
                             <a:fillRect/>
                           </a:stretch>
@@ -8868,7 +8519,7 @@
                 <w:color w:val="606068"/>
                 <w:sz w:val="18"/>
               </w:rPr>
-              <w:t>[그림 19]</w:t>
+              <w:t>[그림 14]</w:t>
             </w:r>
             <w:r>
               <w:rPr>
@@ -10154,7 +9805,7 @@
               <w:drawing>
                 <wp:inline xmlns:a="http://schemas.openxmlformats.org/drawingml/2006/main" xmlns:pic="http://schemas.openxmlformats.org/drawingml/2006/picture">
                   <wp:extent cx="5486400" cy="3313522"/>
-                  <wp:docPr id="20" name="Picture 20"/>
+                  <wp:docPr id="15" name="Picture 15"/>
                   <wp:cNvGraphicFramePr>
                     <a:graphicFrameLocks noChangeAspect="1"/>
                   </wp:cNvGraphicFramePr>
@@ -10166,7 +9817,7 @@
                           <pic:cNvPicPr/>
                         </pic:nvPicPr>
                         <pic:blipFill>
-                          <a:blip r:embed="rId34"/>
+                          <a:blip r:embed="rId29"/>
                           <a:stretch>
                             <a:fillRect/>
                           </a:stretch>
@@ -10197,7 +9848,7 @@
                 <w:color w:val="606068"/>
                 <w:sz w:val="18"/>
               </w:rPr>
-              <w:t>[그림 20]</w:t>
+              <w:t>[그림 15]</w:t>
             </w:r>
             <w:r>
               <w:rPr>
@@ -10991,7 +10642,7 @@
               <w:drawing>
                 <wp:inline xmlns:a="http://schemas.openxmlformats.org/drawingml/2006/main" xmlns:pic="http://schemas.openxmlformats.org/drawingml/2006/picture">
                   <wp:extent cx="5486400" cy="2126609"/>
-                  <wp:docPr id="21" name="Picture 21"/>
+                  <wp:docPr id="16" name="Picture 16"/>
                   <wp:cNvGraphicFramePr>
                     <a:graphicFrameLocks noChangeAspect="1"/>
                   </wp:cNvGraphicFramePr>
@@ -11003,7 +10654,7 @@
                           <pic:cNvPicPr/>
                         </pic:nvPicPr>
                         <pic:blipFill>
-                          <a:blip r:embed="rId35"/>
+                          <a:blip r:embed="rId30"/>
                           <a:stretch>
                             <a:fillRect/>
                           </a:stretch>
@@ -11034,7 +10685,7 @@
                 <w:color w:val="606068"/>
                 <w:sz w:val="18"/>
               </w:rPr>
-              <w:t>[그림 21]</w:t>
+              <w:t>[그림 16]</w:t>
             </w:r>
             <w:r>
               <w:rPr>

--- a/docs/proposal/SnapCare_H1_Final_Proposal_KO.docx
+++ b/docs/proposal/SnapCare_H1_Final_Proposal_KO.docx
@@ -1562,7 +1562,7 @@
                 <w:rFonts w:ascii="Times New Roman" w:hAnsi="Times New Roman" w:eastAsia="바탕"/>
                 <w:sz w:val="20"/>
               </w:rPr>
-              <w:t>복약 오류의 유형별 분포를 보면 문제의 성격이 드러난다. 조제 단계 오류에서 누락이 32.9%, 용량 오류가 28.4%, 시각 오류가 23.2%로, 이 셋만으로 전체의 84.5%를 차지한다 (Frequency, Types, and Potential Clinical Significance of Medication-Dispensing Errors, 2009). 사건보고 분석에서도 용량·속도·횟수 오류가 32.0%로 가장 많고, 시각 오류가 13.4%로 뒤를 잇는다.</w:t>
+              <w:t>복약 오류의 유형별 분포를 보면 문제의 성격이 드러난다. 직접 관찰법으로 조제 단계를 지켜본 연구에서, 약사가 발견한 조제 오류 155건 가운데 누락이 51건(32.9%), 용량 오류가 44건(28.4%), 시각 오류가 36건(23.2%)이었다. 이 셋만으로 전체의 84.5%를 차지한다 (Anacleto et al., 2007).</w:t>
             </w:r>
           </w:p>
           <w:p>
@@ -1627,7 +1627,7 @@
                       <w:b/>
                       <w:sz w:val="18"/>
                     </w:rPr>
-                    <w:t>조제 단계 비율</w:t>
+                    <w:t>건수</w:t>
                   </w:r>
                 </w:p>
               </w:tc>
@@ -1643,7 +1643,7 @@
                       <w:b/>
                       <w:sz w:val="18"/>
                     </w:rPr>
-                    <w:t>심각 위해 가능 오류 중 비율</w:t>
+                    <w:t>비율</w:t>
                   </w:r>
                 </w:p>
               </w:tc>
@@ -1659,7 +1659,7 @@
                       <w:b/>
                       <w:sz w:val="18"/>
                     </w:rPr>
-                    <w:t>대응하는 형태소</w:t>
+                    <w:t>그 지시를 담는 형태소</w:t>
                   </w:r>
                 </w:p>
               </w:tc>
@@ -1675,7 +1675,7 @@
                       <w:rFonts w:ascii="Times New Roman" w:hAnsi="Times New Roman" w:eastAsia="바탕"/>
                       <w:sz w:val="18"/>
                     </w:rPr>
-                    <w:t>용량 오류</w:t>
+                    <w:t>누락</w:t>
                   </w:r>
                 </w:p>
               </w:tc>
@@ -1689,7 +1689,7 @@
                       <w:rFonts w:ascii="Times New Roman" w:hAnsi="Times New Roman" w:eastAsia="바탕"/>
                       <w:sz w:val="18"/>
                     </w:rPr>
-                    <w:t>28.4%</w:t>
+                    <w:t>51</w:t>
                   </w:r>
                 </w:p>
               </w:tc>
@@ -1703,7 +1703,7 @@
                       <w:rFonts w:ascii="Times New Roman" w:hAnsi="Times New Roman" w:eastAsia="바탕"/>
                       <w:sz w:val="18"/>
                     </w:rPr>
-                    <w:t>30.7%</w:t>
+                    <w:t>32.9%</w:t>
                   </w:r>
                 </w:p>
               </w:tc>
@@ -1717,20 +1717,78 @@
                       <w:rFonts w:ascii="Consolas" w:hAnsi="Consolas" w:eastAsia="Consolas"/>
                       <w:sz w:val="17"/>
                     </w:rPr>
-                    <w:t>qty_one</w:t>
-                  </w:r>
-                  <w:r>
-                    <w:rPr>
-                      <w:rFonts w:ascii="Times New Roman" w:hAnsi="Times New Roman" w:eastAsia="바탕"/>
-                      <w:sz w:val="18"/>
-                    </w:rPr>
-                    <w:t xml:space="preserve"> ~ </w:t>
-                  </w:r>
+                    <w:t>finish_course</w:t>
+                  </w:r>
+                </w:p>
+              </w:tc>
+            </w:tr>
+            <w:tr>
+              <w:tc>
+                <w:tcPr>
+                  <w:tcW w:type="dxa" w:w="2441"/>
+                </w:tcPr>
+                <w:p>
+                  <w:r>
+                    <w:rPr>
+                      <w:rFonts w:ascii="Times New Roman" w:hAnsi="Times New Roman" w:eastAsia="바탕"/>
+                      <w:sz w:val="18"/>
+                    </w:rPr>
+                    <w:t>용량 오류</w:t>
+                  </w:r>
+                </w:p>
+              </w:tc>
+              <w:tc>
+                <w:tcPr>
+                  <w:tcW w:type="dxa" w:w="2441"/>
+                </w:tcPr>
+                <w:p>
+                  <w:r>
+                    <w:rPr>
+                      <w:rFonts w:ascii="Times New Roman" w:hAnsi="Times New Roman" w:eastAsia="바탕"/>
+                      <w:sz w:val="18"/>
+                    </w:rPr>
+                    <w:t>44</w:t>
+                  </w:r>
+                </w:p>
+              </w:tc>
+              <w:tc>
+                <w:tcPr>
+                  <w:tcW w:type="dxa" w:w="2441"/>
+                </w:tcPr>
+                <w:p>
+                  <w:r>
+                    <w:rPr>
+                      <w:rFonts w:ascii="Times New Roman" w:hAnsi="Times New Roman" w:eastAsia="바탕"/>
+                      <w:sz w:val="18"/>
+                    </w:rPr>
+                    <w:t>28.4%</w:t>
+                  </w:r>
+                </w:p>
+              </w:tc>
+              <w:tc>
+                <w:tcPr>
+                  <w:tcW w:type="dxa" w:w="2441"/>
+                </w:tcPr>
+                <w:p>
                   <w:r>
                     <w:rPr>
                       <w:rFonts w:ascii="Consolas" w:hAnsi="Consolas" w:eastAsia="Consolas"/>
                       <w:sz w:val="17"/>
                     </w:rPr>
+                    <w:t>qty_one</w:t>
+                  </w:r>
+                  <w:r>
+                    <w:rPr>
+                      <w:rFonts w:ascii="Times New Roman" w:hAnsi="Times New Roman" w:eastAsia="바탕"/>
+                      <w:sz w:val="18"/>
+                    </w:rPr>
+                    <w:t xml:space="preserve"> ~ </w:t>
+                  </w:r>
+                  <w:r>
+                    <w:rPr>
+                      <w:rFonts w:ascii="Consolas" w:hAnsi="Consolas" w:eastAsia="Consolas"/>
+                      <w:sz w:val="17"/>
+                    </w:rPr>
                     <w:t>qty_five</w:t>
                   </w:r>
                 </w:p>
@@ -1761,21 +1819,21 @@
                       <w:rFonts w:ascii="Times New Roman" w:hAnsi="Times New Roman" w:eastAsia="바탕"/>
                       <w:sz w:val="18"/>
                     </w:rPr>
+                    <w:t>36</w:t>
+                  </w:r>
+                </w:p>
+              </w:tc>
+              <w:tc>
+                <w:tcPr>
+                  <w:tcW w:type="dxa" w:w="2441"/>
+                </w:tcPr>
+                <w:p>
+                  <w:r>
+                    <w:rPr>
+                      <w:rFonts w:ascii="Times New Roman" w:hAnsi="Times New Roman" w:eastAsia="바탕"/>
+                      <w:sz w:val="18"/>
+                    </w:rPr>
                     <w:t>23.2%</w:t>
-                  </w:r>
-                </w:p>
-              </w:tc>
-              <w:tc>
-                <w:tcPr>
-                  <w:tcW w:type="dxa" w:w="2441"/>
-                </w:tcPr>
-                <w:p>
-                  <w:r>
-                    <w:rPr>
-                      <w:rFonts w:ascii="Times New Roman" w:hAnsi="Times New Roman" w:eastAsia="바탕"/>
-                      <w:sz w:val="18"/>
-                    </w:rPr>
-                    <w:t>17.1%</w:t>
                   </w:r>
                 </w:p>
               </w:tc>
@@ -1819,7 +1877,7 @@
                       <w:rFonts w:ascii="Times New Roman" w:hAnsi="Times New Roman" w:eastAsia="바탕"/>
                       <w:sz w:val="18"/>
                     </w:rPr>
-                    <w:t>누락</w:t>
+                    <w:t>나머지</w:t>
                   </w:r>
                 </w:p>
               </w:tc>
@@ -1833,7 +1891,7 @@
                       <w:rFonts w:ascii="Times New Roman" w:hAnsi="Times New Roman" w:eastAsia="바탕"/>
                       <w:sz w:val="18"/>
                     </w:rPr>
-                    <w:t>32.9%</w:t>
+                    <w:t>24</w:t>
                   </w:r>
                 </w:p>
               </w:tc>
@@ -1847,79 +1905,21 @@
                       <w:rFonts w:ascii="Times New Roman" w:hAnsi="Times New Roman" w:eastAsia="바탕"/>
                       <w:sz w:val="18"/>
                     </w:rPr>
+                    <w:t>15.5%</w:t>
+                  </w:r>
+                </w:p>
+              </w:tc>
+              <w:tc>
+                <w:tcPr>
+                  <w:tcW w:type="dxa" w:w="2441"/>
+                </w:tcPr>
+                <w:p>
+                  <w:r>
+                    <w:rPr>
+                      <w:rFonts w:ascii="Times New Roman" w:hAnsi="Times New Roman" w:eastAsia="바탕"/>
+                      <w:sz w:val="18"/>
+                    </w:rPr>
                     <w:t>—</w:t>
-                  </w:r>
-                </w:p>
-              </w:tc>
-              <w:tc>
-                <w:tcPr>
-                  <w:tcW w:type="dxa" w:w="2441"/>
-                </w:tcPr>
-                <w:p>
-                  <w:r>
-                    <w:rPr>
-                      <w:rFonts w:ascii="Consolas" w:hAnsi="Consolas" w:eastAsia="Consolas"/>
-                      <w:sz w:val="17"/>
-                    </w:rPr>
-                    <w:t>finish_course</w:t>
-                  </w:r>
-                </w:p>
-              </w:tc>
-            </w:tr>
-            <w:tr>
-              <w:tc>
-                <w:tcPr>
-                  <w:tcW w:type="dxa" w:w="2441"/>
-                </w:tcPr>
-                <w:p>
-                  <w:r>
-                    <w:rPr>
-                      <w:rFonts w:ascii="Times New Roman" w:hAnsi="Times New Roman" w:eastAsia="바탕"/>
-                      <w:sz w:val="18"/>
-                    </w:rPr>
-                    <w:t>중복 처방</w:t>
-                  </w:r>
-                </w:p>
-              </w:tc>
-              <w:tc>
-                <w:tcPr>
-                  <w:tcW w:type="dxa" w:w="2441"/>
-                </w:tcPr>
-                <w:p>
-                  <w:r>
-                    <w:rPr>
-                      <w:rFonts w:ascii="Times New Roman" w:hAnsi="Times New Roman" w:eastAsia="바탕"/>
-                      <w:sz w:val="18"/>
-                    </w:rPr>
-                    <w:t>—</w:t>
-                  </w:r>
-                </w:p>
-              </w:tc>
-              <w:tc>
-                <w:tcPr>
-                  <w:tcW w:type="dxa" w:w="2441"/>
-                </w:tcPr>
-                <w:p>
-                  <w:r>
-                    <w:rPr>
-                      <w:rFonts w:ascii="Times New Roman" w:hAnsi="Times New Roman" w:eastAsia="바탕"/>
-                      <w:sz w:val="18"/>
-                    </w:rPr>
-                    <w:t>14.4%</w:t>
-                  </w:r>
-                </w:p>
-              </w:tc>
-              <w:tc>
-                <w:tcPr>
-                  <w:tcW w:type="dxa" w:w="2441"/>
-                </w:tcPr>
-                <w:p>
-                  <w:r>
-                    <w:rPr>
-                      <w:rFonts w:ascii="Times New Roman" w:hAnsi="Times New Roman" w:eastAsia="바탕"/>
-                      <w:sz w:val="18"/>
-                    </w:rPr>
-                    <w:t>상호작용 판정</w:t>
                   </w:r>
                 </w:p>
               </w:tc>
@@ -1941,6 +1941,19 @@
                 <w:rFonts w:ascii="Times New Roman" w:hAnsi="Times New Roman" w:eastAsia="바탕"/>
                 <w:sz w:val="20"/>
               </w:rPr>
+              <w:t>약사가 발견한 조제 오류 155건 기준 (Anacleto et al., 2007).</w:t>
+            </w:r>
+          </w:p>
+          <w:p>
+            <w:pPr>
+              <w:spacing w:after="80" w:line="276" w:lineRule="auto"/>
+              <w:jc w:val="both"/>
+            </w:pPr>
+            <w:r>
+              <w:rPr>
+                <w:rFonts w:ascii="Times New Roman" w:hAnsi="Times New Roman" w:eastAsia="바탕"/>
+                <w:sz w:val="20"/>
+              </w:rPr>
               <w:t xml:space="preserve">표 2는 오류의 대부분이 </w:t>
             </w:r>
             <w:r>
@@ -1957,6 +1970,49 @@
                 <w:sz w:val="20"/>
               </w:rPr>
               <w:t xml:space="preserve"> 세 가지에 몰려 있음을 보여준다. 이 셋은 모두 그림으로 옮길 수 있는 정보이며, SnapCare 의 형태소 설계가 정확히 이 분포를 따른다.</w:t>
+            </w:r>
+          </w:p>
+          <w:p>
+            <w:pPr>
+              <w:spacing w:after="80" w:line="276" w:lineRule="auto"/>
+              <w:jc w:val="both"/>
+            </w:pPr>
+            <w:r>
+              <w:rPr>
+                <w:rFonts w:ascii="Times New Roman" w:hAnsi="Times New Roman" w:eastAsia="바탕"/>
+                <w:sz w:val="20"/>
+              </w:rPr>
+              <w:t xml:space="preserve">한 가지 밝혀 둘 것이 있다. 이 분포는 </w:t>
+            </w:r>
+            <w:r>
+              <w:rPr>
+                <w:rFonts w:ascii="Times New Roman" w:hAnsi="Times New Roman" w:eastAsia="바탕"/>
+                <w:b/>
+                <w:sz w:val="20"/>
+              </w:rPr>
+              <w:t>조제하는 쪽</w:t>
+            </w:r>
+            <w:r>
+              <w:rPr>
+                <w:rFonts w:ascii="Times New Roman" w:hAnsi="Times New Roman" w:eastAsia="바탕"/>
+                <w:sz w:val="20"/>
+              </w:rPr>
+              <w:t xml:space="preserve">에서 난 오류이지 환자가 집에서 저지르는 오류가 아니다. 두 단계를 같은 것으로 취급할 수는 없다. 그럼에도 이 수치를 근거로 삼는 것은, 조제 단계에서 이 셋이 자주 어긋난다는 사실이 </w:t>
+            </w:r>
+            <w:r>
+              <w:rPr>
+                <w:rFonts w:ascii="Times New Roman" w:hAnsi="Times New Roman" w:eastAsia="바탕"/>
+                <w:b/>
+                <w:sz w:val="20"/>
+              </w:rPr>
+              <w:t>그 셋이 전달 과정에서 잃어버리기 쉬운 정보라는 뜻</w:t>
+            </w:r>
+            <w:r>
+              <w:rPr>
+                <w:rFonts w:ascii="Times New Roman" w:hAnsi="Times New Roman" w:eastAsia="바탕"/>
+                <w:sz w:val="20"/>
+              </w:rPr>
+              <w:t>이기 때문이다. 훈련받은 약사가 관리된 환경에서도 이 셋을 놓친다면, 같은 정보를 문자로만 건네받은 환자가 놓치지 않으리라고 볼 이유는 없다. 환자 단계의 분포를 직접 잰 자료는 우리가 찾지 못했으며, 이는 §5.7 에 남긴 미검증 항목에 해당한다.</w:t>
             </w:r>
           </w:p>
           <w:p>
@@ -1967,7 +2023,7 @@
             <w:r>
               <w:drawing>
                 <wp:inline xmlns:a="http://schemas.openxmlformats.org/drawingml/2006/main" xmlns:pic="http://schemas.openxmlformats.org/drawingml/2006/picture">
-                  <wp:extent cx="5486400" cy="3081463"/>
+                  <wp:extent cx="5486400" cy="2945876"/>
                   <wp:docPr id="3" name="Picture 3"/>
                   <wp:cNvGraphicFramePr>
                     <a:graphicFrameLocks noChangeAspect="1"/>
@@ -1988,7 +2044,7 @@
                         <pic:spPr>
                           <a:xfrm>
                             <a:off x="0" y="0"/>
-                            <a:ext cx="5486400" cy="3081463"/>
+                            <a:ext cx="5486400" cy="2945876"/>
                           </a:xfrm>
                           <a:prstGeom prst="rect"/>
                         </pic:spPr>
@@ -2019,7 +2075,7 @@
                 <w:color w:val="606068"/>
                 <w:sz w:val="18"/>
               </w:rPr>
-              <w:t xml:space="preserve"> 복약 오류의 유형별 분포. 회색은 조제 단계 오류 중의 비율, 파랑은 심각한 위해로 이어질 수 있는 오류 중의 비율이다. 용량 오류는 두 기준 모두에서 상위이며, 이것이 </w:t>
+              <w:t xml:space="preserve"> 약사가 발견한 조제 오류 155건의 유형별 분포 (Anacleto et al., 2007). 누락·용량·시각 세 유형이 84.5%를 차지한다. 세 유형이 모두 그림으로 옮길 수 있는 정보라는 것이 SIGIL 형태소 설계의 출발점이며, </w:t>
             </w:r>
             <w:r>
               <w:rPr>
@@ -2027,7 +2083,7 @@
                 <w:color w:val="606068"/>
                 <w:sz w:val="17"/>
               </w:rPr>
-              <w:t>qty_one</w:t>
+              <w:t>finish_course</w:t>
             </w:r>
             <w:r>
               <w:rPr>
@@ -2035,7 +2091,7 @@
                 <w:color w:val="606068"/>
                 <w:sz w:val="18"/>
               </w:rPr>
-              <w:t>~</w:t>
+              <w:t>·</w:t>
             </w:r>
             <w:r>
               <w:rPr>
@@ -2043,7 +2099,7 @@
                 <w:color w:val="606068"/>
                 <w:sz w:val="17"/>
               </w:rPr>
-              <w:t>qty_five</w:t>
+              <w:t>qty_*</w:t>
             </w:r>
             <w:r>
               <w:rPr>
@@ -2051,7 +2107,23 @@
                 <w:color w:val="606068"/>
                 <w:sz w:val="18"/>
               </w:rPr>
-              <w:t xml:space="preserve"> 형태소를 세트의 첫 자리에 둔 이유다.</w:t>
+              <w:t>·</w:t>
+            </w:r>
+            <w:r>
+              <w:rPr>
+                <w:rFonts w:ascii="Consolas" w:hAnsi="Consolas" w:eastAsia="Consolas"/>
+                <w:color w:val="606068"/>
+                <w:sz w:val="17"/>
+              </w:rPr>
+              <w:t>time_*</w:t>
+            </w:r>
+            <w:r>
+              <w:rPr>
+                <w:rFonts w:ascii="Times New Roman" w:hAnsi="Times New Roman" w:eastAsia="바탕"/>
+                <w:color w:val="606068"/>
+                <w:sz w:val="18"/>
+              </w:rPr>
+              <w:t xml:space="preserve"> 가 각각 이 셋에 대응한다.</w:t>
             </w:r>
           </w:p>
           <w:p>
@@ -2282,20 +2354,20 @@
                 <w:rFonts w:ascii="Times New Roman" w:hAnsi="Times New Roman" w:eastAsia="바탕"/>
                 <w:sz w:val="20"/>
               </w:rPr>
-              <w:t>문제를 해결할 매체 자체는 이미 보급되어 있다. 미국의 65세 이상 스마트폰 보유율은 2024년 76%에서 2025년 78%로 상승했으며, 이는 불과 2년 전의 61%에서 급격히 오른 수치다 (Pew Research Center, 2024–2025). 사하라이남 아프리카의 모바일 인터넷 이용자는 2022년 약 2억 8,700만 명에서 2030년 4억 3,800만 명으로, 스마트폰 보급률은 51%에서 88%로 확대될 전망이다 (GSMA, 2023).</w:t>
-            </w:r>
-          </w:p>
-          <w:p>
-            <w:pPr>
-              <w:spacing w:after="80" w:line="276" w:lineRule="auto"/>
-              <w:jc w:val="both"/>
-            </w:pPr>
-            <w:r>
-              <w:rPr>
-                <w:rFonts w:ascii="Times New Roman" w:hAnsi="Times New Roman" w:eastAsia="바탕"/>
-                <w:sz w:val="20"/>
-              </w:rPr>
-              <w:t>[표 3] 연령대별 스마트폰 보유율 (미국, 2024–2025)</w:t>
+              <w:t>문제를 해결할 매체 자체는 이미 보급되어 있다. 2025년 조사에서 미국의 65세 이상 스마트폰 보유율은 78%였다. 같은 조사에서 50세 미만은 97%, 50~64세는 90%였고, 전체 성인은 91%로 2011년 첫 조사의 35%에서 올랐다 (Pew Research Center, 2025). 사하라이남 아프리카의 모바일 인터넷 이용자는 2022년 약 2억 8,700만 명에서 2030년 4억 3,800만 명으로, 스마트폰 보급률은 51%에서 88%로 확대될 전망이다 (GSMA, 2023).</w:t>
+            </w:r>
+          </w:p>
+          <w:p>
+            <w:pPr>
+              <w:spacing w:after="80" w:line="276" w:lineRule="auto"/>
+              <w:jc w:val="both"/>
+            </w:pPr>
+            <w:r>
+              <w:rPr>
+                <w:rFonts w:ascii="Times New Roman" w:hAnsi="Times New Roman" w:eastAsia="바탕"/>
+                <w:sz w:val="20"/>
+              </w:rPr>
+              <w:t>[표 3] 연령대별 스마트폰 보유율 (미국, 2025)</w:t>
             </w:r>
           </w:p>
           <w:tbl>
@@ -2435,7 +2507,7 @@
                       <w:rFonts w:ascii="Times New Roman" w:hAnsi="Times New Roman" w:eastAsia="바탕"/>
                       <w:sz w:val="18"/>
                     </w:rPr>
-                    <w:t>76~78%</w:t>
+                    <w:t>78%</w:t>
                   </w:r>
                 </w:p>
               </w:tc>
@@ -2535,7 +2607,7 @@
                 <w:color w:val="606068"/>
                 <w:sz w:val="18"/>
               </w:rPr>
-              <w:t xml:space="preserve"> 연령대별 스마트폰 보유율 (미국, 2024–2025). 65세 이상과 50세 미만의 격차는 20%p 로, 이 문제를 "기기 보급" 으로 설명하기에는 이미 좁다. 남은 격차는 기기가 아니라 화면에 있다.</w:t>
+              <w:t xml:space="preserve"> 연령대별 스마트폰 보유율 (미국, Pew Research Center, 2025). 65세 이상과 50세 미만의 격차는 19%p 로, 이 문제를 "기기 보급" 으로 설명하기에는 이미 좁다. 남은 격차는 기기가 아니라 화면에 있다.</w:t>
             </w:r>
           </w:p>
           <w:p>
@@ -2754,14 +2826,15 @@
               </w:tblBorders>
             </w:tblPr>
             <w:tblGrid>
-              <w:gridCol w:w="3255"/>
-              <w:gridCol w:w="3255"/>
-              <w:gridCol w:w="3255"/>
+              <w:gridCol w:w="2441"/>
+              <w:gridCol w:w="2441"/>
+              <w:gridCol w:w="2441"/>
+              <w:gridCol w:w="2441"/>
             </w:tblGrid>
             <w:tr>
               <w:tc>
                 <w:tcPr>
-                  <w:tcW w:type="dxa" w:w="3255"/>
+                  <w:tcW w:type="dxa" w:w="2441"/>
                   <w:shd w:val="clear" w:fill="F2F2F2"/>
                 </w:tcPr>
                 <w:p>
@@ -2777,7 +2850,7 @@
               </w:tc>
               <w:tc>
                 <w:tcPr>
-                  <w:tcW w:type="dxa" w:w="3255"/>
+                  <w:tcW w:type="dxa" w:w="2441"/>
                   <w:shd w:val="clear" w:fill="F2F2F2"/>
                 </w:tcPr>
                 <w:p>
@@ -2793,7 +2866,23 @@
               </w:tc>
               <w:tc>
                 <w:tcPr>
-                  <w:tcW w:type="dxa" w:w="3255"/>
+                  <w:tcW w:type="dxa" w:w="2441"/>
+                  <w:shd w:val="clear" w:fill="F2F2F2"/>
+                </w:tcPr>
+                <w:p>
+                  <w:r>
+                    <w:rPr>
+                      <w:rFonts w:ascii="Times New Roman" w:hAnsi="Times New Roman" w:eastAsia="바탕"/>
+                      <w:b/>
+                      <w:sz w:val="18"/>
+                    </w:rPr>
+                    <w:t>기준</w:t>
+                  </w:r>
+                </w:p>
+              </w:tc>
+              <w:tc>
+                <w:tcPr>
+                  <w:tcW w:type="dxa" w:w="2441"/>
                   <w:shd w:val="clear" w:fill="F2F2F2"/>
                 </w:tcPr>
                 <w:p>
@@ -2811,7 +2900,7 @@
             <w:tr>
               <w:tc>
                 <w:tcPr>
-                  <w:tcW w:type="dxa" w:w="3255"/>
+                  <w:tcW w:type="dxa" w:w="2441"/>
                 </w:tcPr>
                 <w:p>
                   <w:r>
@@ -2825,7 +2914,7 @@
               </w:tc>
               <w:tc>
                 <w:tcPr>
-                  <w:tcW w:type="dxa" w:w="3255"/>
+                  <w:tcW w:type="dxa" w:w="2441"/>
                 </w:tcPr>
                 <w:p>
                   <w:r>
@@ -2839,15 +2928,29 @@
               </w:tc>
               <w:tc>
                 <w:tcPr>
-                  <w:tcW w:type="dxa" w:w="3255"/>
-                </w:tcPr>
-                <w:p>
-                  <w:r>
-                    <w:rPr>
-                      <w:rFonts w:ascii="Times New Roman" w:hAnsi="Times New Roman" w:eastAsia="바탕"/>
-                      <w:sz w:val="18"/>
-                    </w:rPr>
-                    <w:t xml:space="preserve">ANSI 85% 기준 통과 </w:t>
+                  <w:tcW w:type="dxa" w:w="2441"/>
+                </w:tcPr>
+                <w:p>
+                  <w:r>
+                    <w:rPr>
+                      <w:rFonts w:ascii="Times New Roman" w:hAnsi="Times New Roman" w:eastAsia="바탕"/>
+                      <w:sz w:val="18"/>
+                    </w:rPr>
+                    <w:t>ANSI 85%</w:t>
+                  </w:r>
+                </w:p>
+              </w:tc>
+              <w:tc>
+                <w:tcPr>
+                  <w:tcW w:type="dxa" w:w="2441"/>
+                </w:tcPr>
+                <w:p>
+                  <w:r>
+                    <w:rPr>
+                      <w:rFonts w:ascii="Times New Roman" w:hAnsi="Times New Roman" w:eastAsia="바탕"/>
+                      <w:sz w:val="18"/>
+                    </w:rPr>
+                    <w:t xml:space="preserve">통과 </w:t>
                   </w:r>
                   <w:r>
                     <w:rPr>
@@ -2855,7 +2958,7 @@
                       <w:b/>
                       <w:sz w:val="18"/>
                     </w:rPr>
-                    <w:t>108종 중 17종(15.7%)</w:t>
+                    <w:t>108종 중 17종 (15.7%)</w:t>
                   </w:r>
                 </w:p>
               </w:tc>
@@ -2863,43 +2966,57 @@
             <w:tr>
               <w:tc>
                 <w:tcPr>
-                  <w:tcW w:type="dxa" w:w="3255"/>
-                </w:tcPr>
-                <w:p>
-                  <w:r>
-                    <w:rPr>
-                      <w:rFonts w:ascii="Times New Roman" w:hAnsi="Times New Roman" w:eastAsia="바탕"/>
-                      <w:sz w:val="18"/>
-                    </w:rPr>
-                    <w:t>Dowse et al. (2012)</w:t>
-                  </w:r>
-                </w:p>
-              </w:tc>
-              <w:tc>
-                <w:tcPr>
-                  <w:tcW w:type="dxa" w:w="3255"/>
-                </w:tcPr>
-                <w:p>
-                  <w:r>
-                    <w:rPr>
-                      <w:rFonts w:ascii="Times New Roman" w:hAnsi="Times New Roman" w:eastAsia="바탕"/>
-                      <w:sz w:val="18"/>
-                    </w:rPr>
-                    <w:t>픽토그램 9종</w:t>
-                  </w:r>
-                </w:p>
-              </w:tc>
-              <w:tc>
-                <w:tcPr>
-                  <w:tcW w:type="dxa" w:w="3255"/>
-                </w:tcPr>
-                <w:p>
-                  <w:r>
-                    <w:rPr>
-                      <w:rFonts w:ascii="Times New Roman" w:hAnsi="Times New Roman" w:eastAsia="바탕"/>
-                      <w:sz w:val="18"/>
-                    </w:rPr>
-                    <w:t xml:space="preserve">ISO 기준 통과 </w:t>
+                  <w:tcW w:type="dxa" w:w="2441"/>
+                </w:tcPr>
+                <w:p>
+                  <w:r>
+                    <w:rPr>
+                      <w:rFonts w:ascii="Times New Roman" w:hAnsi="Times New Roman" w:eastAsia="바탕"/>
+                      <w:sz w:val="18"/>
+                    </w:rPr>
+                    <w:t>Dowse 등 (2023)</w:t>
+                  </w:r>
+                </w:p>
+              </w:tc>
+              <w:tc>
+                <w:tcPr>
+                  <w:tcW w:type="dxa" w:w="2441"/>
+                </w:tcPr>
+                <w:p>
+                  <w:r>
+                    <w:rPr>
+                      <w:rFonts w:ascii="Times New Roman" w:hAnsi="Times New Roman" w:eastAsia="바탕"/>
+                      <w:sz w:val="18"/>
+                    </w:rPr>
+                    <w:t>남아공 저문해 성인 · 현지 제작 10종</w:t>
+                  </w:r>
+                </w:p>
+              </w:tc>
+              <w:tc>
+                <w:tcPr>
+                  <w:tcW w:type="dxa" w:w="2441"/>
+                </w:tcPr>
+                <w:p>
+                  <w:r>
+                    <w:rPr>
+                      <w:rFonts w:ascii="Times New Roman" w:hAnsi="Times New Roman" w:eastAsia="바탕"/>
+                      <w:sz w:val="18"/>
+                    </w:rPr>
+                    <w:t>ISO 66.7%</w:t>
+                  </w:r>
+                </w:p>
+              </w:tc>
+              <w:tc>
+                <w:tcPr>
+                  <w:tcW w:type="dxa" w:w="2441"/>
+                </w:tcPr>
+                <w:p>
+                  <w:r>
+                    <w:rPr>
+                      <w:rFonts w:ascii="Times New Roman" w:hAnsi="Times New Roman" w:eastAsia="바탕"/>
+                      <w:sz w:val="18"/>
+                    </w:rPr>
+                    <w:t xml:space="preserve">통과 </w:t>
                   </w:r>
                   <w:r>
                     <w:rPr>
@@ -2907,14 +3024,14 @@
                       <w:b/>
                       <w:sz w:val="18"/>
                     </w:rPr>
-                    <w:t>3종</w:t>
-                  </w:r>
-                  <w:r>
-                    <w:rPr>
-                      <w:rFonts w:ascii="Times New Roman" w:hAnsi="Times New Roman" w:eastAsia="바탕"/>
-                      <w:sz w:val="18"/>
-                    </w:rPr>
-                    <w:t xml:space="preserve"> (두통·발진·구토)</w:t>
+                    <w:t>10종 중 8종 (80%)</w:t>
+                  </w:r>
+                  <w:r>
+                    <w:rPr>
+                      <w:rFonts w:ascii="Times New Roman" w:hAnsi="Times New Roman" w:eastAsia="바탕"/>
+                      <w:sz w:val="18"/>
+                    </w:rPr>
+                    <w:t xml:space="preserve"> · 평균 이해도 7.9 ± 1.8 / 10</w:t>
                   </w:r>
                 </w:p>
               </w:tc>
@@ -2922,43 +3039,57 @@
             <w:tr>
               <w:tc>
                 <w:tcPr>
-                  <w:tcW w:type="dxa" w:w="3255"/>
-                </w:tcPr>
-                <w:p>
-                  <w:r>
-                    <w:rPr>
-                      <w:rFonts w:ascii="Times New Roman" w:hAnsi="Times New Roman" w:eastAsia="바탕"/>
-                      <w:sz w:val="18"/>
-                    </w:rPr>
-                    <w:t>Dowse &amp; Ehlers (2005)</w:t>
-                  </w:r>
-                </w:p>
-              </w:tc>
-              <w:tc>
-                <w:tcPr>
-                  <w:tcW w:type="dxa" w:w="3255"/>
-                </w:tcPr>
-                <w:p>
-                  <w:r>
-                    <w:rPr>
-                      <w:rFonts w:ascii="Times New Roman" w:hAnsi="Times New Roman" w:eastAsia="바탕"/>
-                      <w:sz w:val="18"/>
-                    </w:rPr>
-                    <w:t>현지 제작 vs. USP</w:t>
-                  </w:r>
-                </w:p>
-              </w:tc>
-              <w:tc>
-                <w:tcPr>
-                  <w:tcW w:type="dxa" w:w="3255"/>
-                </w:tcPr>
-                <w:p>
-                  <w:r>
-                    <w:rPr>
-                      <w:rFonts w:ascii="Times New Roman" w:hAnsi="Times New Roman" w:eastAsia="바탕"/>
-                      <w:sz w:val="18"/>
-                    </w:rPr>
-                    <w:t xml:space="preserve">ANSI 기준 통과 현지 </w:t>
+                  <w:tcW w:type="dxa" w:w="2441"/>
+                </w:tcPr>
+                <w:p>
+                  <w:r>
+                    <w:rPr>
+                      <w:rFonts w:ascii="Times New Roman" w:hAnsi="Times New Roman" w:eastAsia="바탕"/>
+                      <w:sz w:val="18"/>
+                    </w:rPr>
+                    <w:t>Dowse &amp; Ehlers</w:t>
+                  </w:r>
+                </w:p>
+              </w:tc>
+              <w:tc>
+                <w:tcPr>
+                  <w:tcW w:type="dxa" w:w="2441"/>
+                </w:tcPr>
+                <w:p>
+                  <w:r>
+                    <w:rPr>
+                      <w:rFonts w:ascii="Times New Roman" w:hAnsi="Times New Roman" w:eastAsia="바탕"/>
+                      <w:sz w:val="18"/>
+                    </w:rPr>
+                    <w:t>남아공 저문해 환자 · 현지 제작 vs. USP</w:t>
+                  </w:r>
+                </w:p>
+              </w:tc>
+              <w:tc>
+                <w:tcPr>
+                  <w:tcW w:type="dxa" w:w="2441"/>
+                </w:tcPr>
+                <w:p>
+                  <w:r>
+                    <w:rPr>
+                      <w:rFonts w:ascii="Times New Roman" w:hAnsi="Times New Roman" w:eastAsia="바탕"/>
+                      <w:sz w:val="18"/>
+                    </w:rPr>
+                    <w:t>ANSI 85%</w:t>
+                  </w:r>
+                </w:p>
+              </w:tc>
+              <w:tc>
+                <w:tcPr>
+                  <w:tcW w:type="dxa" w:w="2441"/>
+                </w:tcPr>
+                <w:p>
+                  <w:r>
+                    <w:rPr>
+                      <w:rFonts w:ascii="Times New Roman" w:hAnsi="Times New Roman" w:eastAsia="바탕"/>
+                      <w:sz w:val="18"/>
+                    </w:rPr>
+                    <w:t xml:space="preserve">통과 현지 </w:t>
                   </w:r>
                   <w:r>
                     <w:rPr>
@@ -2982,65 +3113,6 @@
                       <w:sz w:val="18"/>
                     </w:rPr>
                     <w:t>11종</w:t>
-                  </w:r>
-                </w:p>
-              </w:tc>
-            </w:tr>
-            <w:tr>
-              <w:tc>
-                <w:tcPr>
-                  <w:tcW w:type="dxa" w:w="3255"/>
-                </w:tcPr>
-                <w:p>
-                  <w:r>
-                    <w:rPr>
-                      <w:rFonts w:ascii="Times New Roman" w:hAnsi="Times New Roman" w:eastAsia="바탕"/>
-                      <w:sz w:val="18"/>
-                    </w:rPr>
-                    <w:t>이란 대상 연구 (2020)</w:t>
-                  </w:r>
-                </w:p>
-              </w:tc>
-              <w:tc>
-                <w:tcPr>
-                  <w:tcW w:type="dxa" w:w="3255"/>
-                </w:tcPr>
-                <w:p>
-                  <w:r>
-                    <w:rPr>
-                      <w:rFonts w:ascii="Times New Roman" w:hAnsi="Times New Roman" w:eastAsia="바탕"/>
-                      <w:sz w:val="18"/>
-                    </w:rPr>
-                    <w:t>USP 픽토그램</w:t>
-                  </w:r>
-                </w:p>
-              </w:tc>
-              <w:tc>
-                <w:tcPr>
-                  <w:tcW w:type="dxa" w:w="3255"/>
-                </w:tcPr>
-                <w:p>
-                  <w:r>
-                    <w:rPr>
-                      <w:rFonts w:ascii="Times New Roman" w:hAnsi="Times New Roman" w:eastAsia="바탕"/>
-                      <w:sz w:val="18"/>
-                    </w:rPr>
-                    <w:t xml:space="preserve">정답률 </w:t>
-                  </w:r>
-                  <w:r>
-                    <w:rPr>
-                      <w:rFonts w:ascii="Times New Roman" w:hAnsi="Times New Roman" w:eastAsia="바탕"/>
-                      <w:b/>
-                      <w:sz w:val="18"/>
-                    </w:rPr>
-                    <w:t>0~68%</w:t>
-                  </w:r>
-                  <w:r>
-                    <w:rPr>
-                      <w:rFonts w:ascii="Times New Roman" w:hAnsi="Times New Roman" w:eastAsia="바탕"/>
-                      <w:sz w:val="18"/>
-                    </w:rPr>
-                    <w:t>, 오답률 28.6~80.3%</w:t>
                   </w:r>
                 </w:p>
               </w:tc>
@@ -3077,7 +3149,93 @@
                 <w:rFonts w:ascii="Times New Roman" w:hAnsi="Times New Roman" w:eastAsia="바탕"/>
                 <w:sz w:val="20"/>
               </w:rPr>
-              <w:t xml:space="preserve">이다. 국제적으로 통용되는 USP·FIP 픽토그램 108종을 필리핀 성인에게 시험했을 때 ANSI 85% 기준을 통과한 것은 17종, 여섯에 하나꼴에 그쳤다 (Gutierrez et al., 2022). 나아가 건강 문해력이 낮을수록 픽토그램 오독률이 높다는 것이 통계적으로 확인되었으며 (Dowse, 2023), 저문해 환자에게서는 알아보지 못하면서 안다고 믿는 </w:t>
+              <w:t>이다. 국제적으로 통용되는 USP·FIP 픽토그램 108종을 필리핀 성인에게 시험했을 때 ANSI 85% 기준을 통과한 것은 17종, 여섯에 하나꼴에 그쳤다 (Gutierrez et al., 2022).</w:t>
+            </w:r>
+          </w:p>
+          <w:p>
+            <w:pPr>
+              <w:spacing w:after="80" w:line="276" w:lineRule="auto"/>
+              <w:jc w:val="both"/>
+            </w:pPr>
+            <w:r>
+              <w:rPr>
+                <w:rFonts w:ascii="Times New Roman" w:hAnsi="Times New Roman" w:eastAsia="바탕"/>
+                <w:sz w:val="20"/>
+              </w:rPr>
+              <w:t xml:space="preserve">세 연구를 나란히 놓으면 무엇이 통과율을 가르는지가 보인다. 통과율이 가장 높은 것은 </w:t>
+            </w:r>
+            <w:r>
+              <w:rPr>
+                <w:rFonts w:ascii="Times New Roman" w:hAnsi="Times New Roman" w:eastAsia="바탕"/>
+                <w:b/>
+                <w:sz w:val="20"/>
+              </w:rPr>
+              <w:t>현지에서 만들어 현지 사람에게 시험한</w:t>
+            </w:r>
+            <w:r>
+              <w:rPr>
+                <w:rFonts w:ascii="Times New Roman" w:hAnsi="Times New Roman" w:eastAsia="바탕"/>
+                <w:sz w:val="20"/>
+              </w:rPr>
+              <w:t xml:space="preserve"> 세트다 (Dowse et al., 2023: 10종 중 8종). 같은 저자들의 앞선 비교에서도 현지 제작 픽토그램 20종이 ANSI 기준을 통과한 데 비해 USP 픽토그램은 11종에 그쳤다. 국제 표준으로 만들어진 것을 다른 문화권에 그대로 가져갔을 때 통과율이 떨어진다는 것이 이 분야가 반복해 관찰한 것이다. 이것이 우리가 몰도바 현지 평가를 계획에 넣은 이유이며 (§5.8), 동시에 우리 세트의 기계 판정 결과를 </w:t>
+            </w:r>
+            <w:r>
+              <w:rPr>
+                <w:rFonts w:ascii="Times New Roman" w:hAnsi="Times New Roman" w:eastAsia="바탕"/>
+                <w:b/>
+                <w:sz w:val="20"/>
+              </w:rPr>
+              <w:t>문화 적응 이전의 값</w:t>
+            </w:r>
+            <w:r>
+              <w:rPr>
+                <w:rFonts w:ascii="Times New Roman" w:hAnsi="Times New Roman" w:eastAsia="바탕"/>
+                <w:sz w:val="20"/>
+              </w:rPr>
+              <w:t>으로 보아야 하는 이유다.</w:t>
+            </w:r>
+          </w:p>
+          <w:p>
+            <w:pPr>
+              <w:spacing w:after="80" w:line="276" w:lineRule="auto"/>
+              <w:jc w:val="both"/>
+            </w:pPr>
+            <w:r>
+              <w:rPr>
+                <w:rFonts w:ascii="Times New Roman" w:hAnsi="Times New Roman" w:eastAsia="바탕"/>
+                <w:sz w:val="20"/>
+              </w:rPr>
+              <w:t xml:space="preserve">나아가 건강 문해력과 픽토그램 이해도 사이에 통계적으로 유의한 양의 상관이 확인되었고 (Dowse et al., 2023: </w:t>
+            </w:r>
+            <w:r>
+              <w:rPr>
+                <w:rFonts w:ascii="Times New Roman" w:hAnsi="Times New Roman" w:eastAsia="바탕"/>
+                <w:i/>
+                <w:sz w:val="20"/>
+              </w:rPr>
+              <w:t>p</w:t>
+            </w:r>
+            <w:r>
+              <w:rPr>
+                <w:rFonts w:ascii="Times New Roman" w:hAnsi="Times New Roman" w:eastAsia="바탕"/>
+                <w:sz w:val="20"/>
+              </w:rPr>
+              <w:t xml:space="preserve"> = 0.002), 저문해 참여자에서 오독이 더 많았다. 이는 </w:t>
+            </w:r>
+            <w:r>
+              <w:rPr>
+                <w:rFonts w:ascii="Times New Roman" w:hAnsi="Times New Roman" w:eastAsia="바탕"/>
+                <w:b/>
+                <w:sz w:val="20"/>
+              </w:rPr>
+              <w:t>가장 도움이 필요한 사람에게서 그림이 가장 덜 통한다</w:t>
+            </w:r>
+            <w:r>
+              <w:rPr>
+                <w:rFonts w:ascii="Times New Roman" w:hAnsi="Times New Roman" w:eastAsia="바탕"/>
+                <w:sz w:val="20"/>
+              </w:rPr>
+              <w:t xml:space="preserve">는 뜻이므로, 그림 하나에 전달을 맡기지 않고 음성과 색을 겹치는 §2.1 의 설계로 이어진다. 저문해 환자에게서 알아보지 못하면서 안다고 믿는 </w:t>
             </w:r>
             <w:r>
               <w:rPr>
@@ -3092,7 +3250,7 @@
                 <w:rFonts w:ascii="Times New Roman" w:hAnsi="Times New Roman" w:eastAsia="바탕"/>
                 <w:sz w:val="20"/>
               </w:rPr>
-              <w:t xml:space="preserve"> 현상까지 보고되었다 (Patient Education and Counseling).</w:t>
+              <w:t xml:space="preserve"> 이 보고된 것도 같은 방향이다 (Patient Education and Counseling).</w:t>
             </w:r>
           </w:p>
           <w:p>
@@ -3131,7 +3289,7 @@
             <w:r>
               <w:drawing>
                 <wp:inline xmlns:a="http://schemas.openxmlformats.org/drawingml/2006/main" xmlns:pic="http://schemas.openxmlformats.org/drawingml/2006/picture">
-                  <wp:extent cx="5486400" cy="3268683"/>
+                  <wp:extent cx="5486400" cy="3451266"/>
                   <wp:docPr id="5" name="Picture 5"/>
                   <wp:cNvGraphicFramePr>
                     <a:graphicFrameLocks noChangeAspect="1"/>
@@ -3152,7 +3310,7 @@
                         <pic:spPr>
                           <a:xfrm>
                             <a:off x="0" y="0"/>
-                            <a:ext cx="5486400" cy="3268683"/>
+                            <a:ext cx="5486400" cy="3451266"/>
                           </a:xfrm>
                           <a:prstGeom prst="rect"/>
                         </pic:spPr>
@@ -3183,7 +3341,7 @@
                 <w:color w:val="606068"/>
                 <w:sz w:val="18"/>
               </w:rPr>
-              <w:t xml:space="preserve"> 의약 픽토그램이 이해도 기준을 통과한 비율. 분자와 분모가 모두 확인된 연구만 실었다 — Dowse &amp; Ehlers 의 20 대 11 은 분모를 확인하지 못했고, 이란 연구의 0~68% 는 통과율이 아니라 문항별 정답률이라 같은 축에 놓을 수 없다. 본 연구 값(69.2%)은 §5.2 의 기계 판정 결과이며 사람 대상 시험이 아니므로 앞의 둘과 직접 비교할 수 없다. 같은 축에 놓은 것은 우열을 주장하기 위해서가 아니라, 우리 값이 이 분야가 반복해 관찰해 온 범위 안에 있음을 보이기 위해서다.</w:t>
+              <w:t xml:space="preserve"> 의약 픽토그램이 이해도 기준을 통과한 비율. 막대마다 적용된 기준이 달라 아래에 함께 적었다 — 같은 축에 놓았다고 해서 서로 겨룬 값이 아니다. 분자와 분모가 모두 확인된 연구만 실었고, Dowse &amp; Ehlers 의 20 대 11 은 분모를 확인하지 못해 뺐다. 본 연구 값(69.2%)은 §5.2 의 기계 판정 결과이며 사람에게 묻지 않았으므로 앞의 둘과 직접 비교할 수 없다. 같은 판에 놓은 것은 우열을 주장하기 위해서가 아니라, 우리 값이 이 분야가 반복해 관찰해 온 범위 안에 있음을 보이기 위해서다.</w:t>
             </w:r>
           </w:p>
           <w:p>

--- a/docs/proposal/SnapCare_H1_Final_Proposal_KO.docx
+++ b/docs/proposal/SnapCare_H1_Final_Proposal_KO.docx
@@ -1123,22 +1123,22 @@
                 <w:rFonts w:ascii="Times New Roman" w:hAnsi="Times New Roman" w:eastAsia="바탕"/>
                 <w:sz w:val="20"/>
               </w:rPr>
-              <w:t xml:space="preserve">글자를 읽을 수 있는 것과 건강 정보를 이해하는 것은 다르다. 유럽 17개국 42,445명을 대상으로 한 조사에서, 응답자의 </w:t>
-            </w:r>
-            <w:r>
-              <w:rPr>
-                <w:rFonts w:ascii="Times New Roman" w:hAnsi="Times New Roman" w:eastAsia="바탕"/>
-                <w:b/>
-                <w:sz w:val="20"/>
-              </w:rPr>
-              <w:t>약 46%가 제한적 건강 문해력</w:t>
-            </w:r>
-            <w:r>
-              <w:rPr>
-                <w:rFonts w:ascii="Times New Roman" w:hAnsi="Times New Roman" w:eastAsia="바탕"/>
-                <w:sz w:val="20"/>
-              </w:rPr>
-              <w:t>을 보였다 (HLS19, M-POHL, 2019–2021). 충분한 수준은 40%, 우수한 수준은 15%에 그쳤고, 문제적 수준이 33%, 부적절한 수준이 13%였다 (HLS19, 2021).</w:t>
+              <w:t xml:space="preserve">글자를 읽을 수 있는 것과 건강 정보를 이해하는 것은 다르다. 유럽 17개국에서 42,445명을 면접한 HLS19 조사는 일반 건강문해력을 우수·충분·문제적·부적절 네 수준으로 나누어 재었고, 참여한 모든 나라에서 낮은 건강문해력이 상당한 비율로 남아 있음을 보고했다 (HLS19 Consortium, 2021). 다만 이 보고서는 자료 수집 시기와 방법이 나라마다 달라 </w:t>
+            </w:r>
+            <w:r>
+              <w:rPr>
+                <w:rFonts w:ascii="Times New Roman" w:hAnsi="Times New Roman" w:eastAsia="바탕"/>
+                <w:b/>
+                <w:sz w:val="20"/>
+              </w:rPr>
+              <w:t>국가 간 비교를 신중히 하라고 명시하며</w:t>
+            </w:r>
+            <w:r>
+              <w:rPr>
+                <w:rFonts w:ascii="Times New Roman" w:hAnsi="Times New Roman" w:eastAsia="바탕"/>
+                <w:sz w:val="20"/>
+              </w:rPr>
+              <w:t>, 17개국을 하나로 묶은 대표값을 내세우지 않는다. 따라서 여기서는 통합 백분율 대신 한국 자료를 본다.</w:t>
             </w:r>
           </w:p>
           <w:p>
@@ -1169,14 +1169,15 @@
               </w:tblBorders>
             </w:tblPr>
             <w:tblGrid>
-              <w:gridCol w:w="3255"/>
-              <w:gridCol w:w="3255"/>
-              <w:gridCol w:w="3255"/>
+              <w:gridCol w:w="2441"/>
+              <w:gridCol w:w="2441"/>
+              <w:gridCol w:w="2441"/>
+              <w:gridCol w:w="2441"/>
             </w:tblGrid>
             <w:tr>
               <w:tc>
                 <w:tcPr>
-                  <w:tcW w:type="dxa" w:w="3255"/>
+                  <w:tcW w:type="dxa" w:w="2441"/>
                   <w:shd w:val="clear" w:fill="F2F2F2"/>
                 </w:tcPr>
                 <w:p>
@@ -1186,13 +1187,13 @@
                       <w:b/>
                       <w:sz w:val="18"/>
                     </w:rPr>
-                    <w:t>국가·지역</w:t>
-                  </w:r>
-                </w:p>
-              </w:tc>
-              <w:tc>
-                <w:tcPr>
-                  <w:tcW w:type="dxa" w:w="3255"/>
+                    <w:t>집단</w:t>
+                  </w:r>
+                </w:p>
+              </w:tc>
+              <w:tc>
+                <w:tcPr>
+                  <w:tcW w:type="dxa" w:w="2441"/>
                   <w:shd w:val="clear" w:fill="F2F2F2"/>
                 </w:tcPr>
                 <w:p>
@@ -1202,13 +1203,29 @@
                       <w:b/>
                       <w:sz w:val="18"/>
                     </w:rPr>
-                    <w:t>제한적 건강 문해력</w:t>
-                  </w:r>
-                </w:p>
-              </w:tc>
-              <w:tc>
-                <w:tcPr>
-                  <w:tcW w:type="dxa" w:w="3255"/>
+                    <w:t>충분한 수준</w:t>
+                  </w:r>
+                </w:p>
+              </w:tc>
+              <w:tc>
+                <w:tcPr>
+                  <w:tcW w:type="dxa" w:w="2441"/>
+                  <w:shd w:val="clear" w:fill="F2F2F2"/>
+                </w:tcPr>
+                <w:p>
+                  <w:r>
+                    <w:rPr>
+                      <w:rFonts w:ascii="Times New Roman" w:hAnsi="Times New Roman" w:eastAsia="바탕"/>
+                      <w:b/>
+                      <w:sz w:val="18"/>
+                    </w:rPr>
+                    <w:t>그 여집합</w:t>
+                  </w:r>
+                </w:p>
+              </w:tc>
+              <w:tc>
+                <w:tcPr>
+                  <w:tcW w:type="dxa" w:w="2441"/>
                   <w:shd w:val="clear" w:fill="F2F2F2"/>
                 </w:tcPr>
                 <w:p>
@@ -1226,43 +1243,58 @@
             <w:tr>
               <w:tc>
                 <w:tcPr>
-                  <w:tcW w:type="dxa" w:w="3255"/>
-                </w:tcPr>
-                <w:p>
-                  <w:r>
-                    <w:rPr>
-                      <w:rFonts w:ascii="Times New Roman" w:hAnsi="Times New Roman" w:eastAsia="바탕"/>
-                      <w:sz w:val="18"/>
-                    </w:rPr>
-                    <w:t>유럽 17개국 평균</w:t>
-                  </w:r>
-                </w:p>
-              </w:tc>
-              <w:tc>
-                <w:tcPr>
-                  <w:tcW w:type="dxa" w:w="3255"/>
-                </w:tcPr>
-                <w:p>
-                  <w:r>
-                    <w:rPr>
-                      <w:rFonts w:ascii="Times New Roman" w:hAnsi="Times New Roman" w:eastAsia="바탕"/>
-                      <w:sz w:val="18"/>
-                    </w:rPr>
-                    <w:t>46%</w:t>
-                  </w:r>
-                </w:p>
-              </w:tc>
-              <w:tc>
-                <w:tcPr>
-                  <w:tcW w:type="dxa" w:w="3255"/>
-                </w:tcPr>
-                <w:p>
-                  <w:r>
-                    <w:rPr>
-                      <w:rFonts w:ascii="Times New Roman" w:hAnsi="Times New Roman" w:eastAsia="바탕"/>
-                      <w:sz w:val="18"/>
-                    </w:rPr>
-                    <w:t>HLS19, M-POHL (2021)</w:t>
+                  <w:tcW w:type="dxa" w:w="2441"/>
+                </w:tcPr>
+                <w:p>
+                  <w:r>
+                    <w:rPr>
+                      <w:rFonts w:ascii="Times New Roman" w:hAnsi="Times New Roman" w:eastAsia="바탕"/>
+                      <w:sz w:val="18"/>
+                    </w:rPr>
+                    <w:t>한국 65세 이상</w:t>
+                  </w:r>
+                </w:p>
+              </w:tc>
+              <w:tc>
+                <w:tcPr>
+                  <w:tcW w:type="dxa" w:w="2441"/>
+                </w:tcPr>
+                <w:p>
+                  <w:r>
+                    <w:rPr>
+                      <w:rFonts w:ascii="Times New Roman" w:hAnsi="Times New Roman" w:eastAsia="바탕"/>
+                      <w:sz w:val="18"/>
+                    </w:rPr>
+                    <w:t>40.3%</w:t>
+                  </w:r>
+                </w:p>
+              </w:tc>
+              <w:tc>
+                <w:tcPr>
+                  <w:tcW w:type="dxa" w:w="2441"/>
+                </w:tcPr>
+                <w:p>
+                  <w:r>
+                    <w:rPr>
+                      <w:rFonts w:ascii="Times New Roman" w:hAnsi="Times New Roman" w:eastAsia="바탕"/>
+                      <w:b/>
+                      <w:sz w:val="18"/>
+                    </w:rPr>
+                    <w:t>59.7%</w:t>
+                  </w:r>
+                </w:p>
+              </w:tc>
+              <w:tc>
+                <w:tcPr>
+                  <w:tcW w:type="dxa" w:w="2441"/>
+                </w:tcPr>
+                <w:p>
+                  <w:r>
+                    <w:rPr>
+                      <w:rFonts w:ascii="Times New Roman" w:hAnsi="Times New Roman" w:eastAsia="바탕"/>
+                      <w:sz w:val="18"/>
+                    </w:rPr>
+                    <w:t>국민건강영양조사 (2023)</w:t>
                   </w:r>
                 </w:p>
               </w:tc>
@@ -1270,43 +1302,57 @@
             <w:tr>
               <w:tc>
                 <w:tcPr>
-                  <w:tcW w:type="dxa" w:w="3255"/>
-                </w:tcPr>
-                <w:p>
-                  <w:r>
-                    <w:rPr>
-                      <w:rFonts w:ascii="Times New Roman" w:hAnsi="Times New Roman" w:eastAsia="바탕"/>
-                      <w:sz w:val="18"/>
-                    </w:rPr>
-                    <w:t>덴마크</w:t>
-                  </w:r>
-                </w:p>
-              </w:tc>
-              <w:tc>
-                <w:tcPr>
-                  <w:tcW w:type="dxa" w:w="3255"/>
-                </w:tcPr>
-                <w:p>
-                  <w:r>
-                    <w:rPr>
-                      <w:rFonts w:ascii="Times New Roman" w:hAnsi="Times New Roman" w:eastAsia="바탕"/>
-                      <w:sz w:val="18"/>
-                    </w:rPr>
-                    <w:t>47% (문제적 36% + 부적절 11%)</w:t>
-                  </w:r>
-                </w:p>
-              </w:tc>
-              <w:tc>
-                <w:tcPr>
-                  <w:tcW w:type="dxa" w:w="3255"/>
-                </w:tcPr>
-                <w:p>
-                  <w:r>
-                    <w:rPr>
-                      <w:rFonts w:ascii="Times New Roman" w:hAnsi="Times New Roman" w:eastAsia="바탕"/>
-                      <w:sz w:val="18"/>
-                    </w:rPr>
-                    <w:t>HLS19 (2021)</w:t>
+                  <w:tcW w:type="dxa" w:w="2441"/>
+                </w:tcPr>
+                <w:p>
+                  <w:r>
+                    <w:rPr>
+                      <w:rFonts w:ascii="Times New Roman" w:hAnsi="Times New Roman" w:eastAsia="바탕"/>
+                      <w:sz w:val="18"/>
+                    </w:rPr>
+                    <w:t>한국 전체 성인</w:t>
+                  </w:r>
+                </w:p>
+              </w:tc>
+              <w:tc>
+                <w:tcPr>
+                  <w:tcW w:type="dxa" w:w="2441"/>
+                </w:tcPr>
+                <w:p>
+                  <w:r>
+                    <w:rPr>
+                      <w:rFonts w:ascii="Times New Roman" w:hAnsi="Times New Roman" w:eastAsia="바탕"/>
+                      <w:sz w:val="18"/>
+                    </w:rPr>
+                    <w:t>60.4%</w:t>
+                  </w:r>
+                </w:p>
+              </w:tc>
+              <w:tc>
+                <w:tcPr>
+                  <w:tcW w:type="dxa" w:w="2441"/>
+                </w:tcPr>
+                <w:p>
+                  <w:r>
+                    <w:rPr>
+                      <w:rFonts w:ascii="Times New Roman" w:hAnsi="Times New Roman" w:eastAsia="바탕"/>
+                      <w:sz w:val="18"/>
+                    </w:rPr>
+                    <w:t>39.6%</w:t>
+                  </w:r>
+                </w:p>
+              </w:tc>
+              <w:tc>
+                <w:tcPr>
+                  <w:tcW w:type="dxa" w:w="2441"/>
+                </w:tcPr>
+                <w:p>
+                  <w:r>
+                    <w:rPr>
+                      <w:rFonts w:ascii="Times New Roman" w:hAnsi="Times New Roman" w:eastAsia="바탕"/>
+                      <w:sz w:val="18"/>
+                    </w:rPr>
+                    <w:t>국민건강영양조사 (2023)</w:t>
                   </w:r>
                 </w:p>
               </w:tc>
@@ -1314,43 +1360,57 @@
             <w:tr>
               <w:tc>
                 <w:tcPr>
-                  <w:tcW w:type="dxa" w:w="3255"/>
-                </w:tcPr>
-                <w:p>
-                  <w:r>
-                    <w:rPr>
-                      <w:rFonts w:ascii="Times New Roman" w:hAnsi="Times New Roman" w:eastAsia="바탕"/>
-                      <w:sz w:val="18"/>
-                    </w:rPr>
-                    <w:t>노르웨이</w:t>
-                  </w:r>
-                </w:p>
-              </w:tc>
-              <w:tc>
-                <w:tcPr>
-                  <w:tcW w:type="dxa" w:w="3255"/>
-                </w:tcPr>
-                <w:p>
-                  <w:r>
-                    <w:rPr>
-                      <w:rFonts w:ascii="Times New Roman" w:hAnsi="Times New Roman" w:eastAsia="바탕"/>
-                      <w:sz w:val="18"/>
-                    </w:rPr>
-                    <w:t>46% (문제적 38% + 부적절 8%)</w:t>
-                  </w:r>
-                </w:p>
-              </w:tc>
-              <w:tc>
-                <w:tcPr>
-                  <w:tcW w:type="dxa" w:w="3255"/>
-                </w:tcPr>
-                <w:p>
-                  <w:r>
-                    <w:rPr>
-                      <w:rFonts w:ascii="Times New Roman" w:hAnsi="Times New Roman" w:eastAsia="바탕"/>
-                      <w:sz w:val="18"/>
-                    </w:rPr>
-                    <w:t>HLS19 (2021)</w:t>
+                  <w:tcW w:type="dxa" w:w="2441"/>
+                </w:tcPr>
+                <w:p>
+                  <w:r>
+                    <w:rPr>
+                      <w:rFonts w:ascii="Times New Roman" w:hAnsi="Times New Roman" w:eastAsia="바탕"/>
+                      <w:sz w:val="18"/>
+                    </w:rPr>
+                    <w:t>한국 소득 하위층</w:t>
+                  </w:r>
+                </w:p>
+              </w:tc>
+              <w:tc>
+                <w:tcPr>
+                  <w:tcW w:type="dxa" w:w="2441"/>
+                </w:tcPr>
+                <w:p>
+                  <w:r>
+                    <w:rPr>
+                      <w:rFonts w:ascii="Times New Roman" w:hAnsi="Times New Roman" w:eastAsia="바탕"/>
+                      <w:sz w:val="18"/>
+                    </w:rPr>
+                    <w:t>54.4%</w:t>
+                  </w:r>
+                </w:p>
+              </w:tc>
+              <w:tc>
+                <w:tcPr>
+                  <w:tcW w:type="dxa" w:w="2441"/>
+                </w:tcPr>
+                <w:p>
+                  <w:r>
+                    <w:rPr>
+                      <w:rFonts w:ascii="Times New Roman" w:hAnsi="Times New Roman" w:eastAsia="바탕"/>
+                      <w:sz w:val="18"/>
+                    </w:rPr>
+                    <w:t>45.6%</w:t>
+                  </w:r>
+                </w:p>
+              </w:tc>
+              <w:tc>
+                <w:tcPr>
+                  <w:tcW w:type="dxa" w:w="2441"/>
+                </w:tcPr>
+                <w:p>
+                  <w:r>
+                    <w:rPr>
+                      <w:rFonts w:ascii="Times New Roman" w:hAnsi="Times New Roman" w:eastAsia="바탕"/>
+                      <w:sz w:val="18"/>
+                    </w:rPr>
+                    <w:t>국민건강영양조사 (2023)</w:t>
                   </w:r>
                 </w:p>
               </w:tc>
@@ -1358,79 +1418,49 @@
             <w:tr>
               <w:tc>
                 <w:tcPr>
-                  <w:tcW w:type="dxa" w:w="3255"/>
-                </w:tcPr>
-                <w:p>
-                  <w:r>
-                    <w:rPr>
-                      <w:rFonts w:ascii="Times New Roman" w:hAnsi="Times New Roman" w:eastAsia="바탕"/>
-                      <w:sz w:val="18"/>
-                    </w:rPr>
-                    <w:t>한국 65세 이상</w:t>
-                  </w:r>
-                </w:p>
-              </w:tc>
-              <w:tc>
-                <w:tcPr>
-                  <w:tcW w:type="dxa" w:w="3255"/>
-                </w:tcPr>
-                <w:p>
-                  <w:r>
-                    <w:rPr>
-                      <w:rFonts w:ascii="Times New Roman" w:hAnsi="Times New Roman" w:eastAsia="바탕"/>
-                      <w:sz w:val="18"/>
-                    </w:rPr>
-                    <w:t>59.7% (충분 40.3%의 여집합)</w:t>
-                  </w:r>
-                </w:p>
-              </w:tc>
-              <w:tc>
-                <w:tcPr>
-                  <w:tcW w:type="dxa" w:w="3255"/>
-                </w:tcPr>
-                <w:p>
-                  <w:r>
-                    <w:rPr>
-                      <w:rFonts w:ascii="Times New Roman" w:hAnsi="Times New Roman" w:eastAsia="바탕"/>
-                      <w:sz w:val="18"/>
-                    </w:rPr>
-                    <w:t>국민건강영양조사 (2023)</w:t>
-                  </w:r>
-                </w:p>
-              </w:tc>
-            </w:tr>
-            <w:tr>
-              <w:tc>
-                <w:tcPr>
-                  <w:tcW w:type="dxa" w:w="3255"/>
-                </w:tcPr>
-                <w:p>
-                  <w:r>
-                    <w:rPr>
-                      <w:rFonts w:ascii="Times New Roman" w:hAnsi="Times New Roman" w:eastAsia="바탕"/>
-                      <w:sz w:val="18"/>
-                    </w:rPr>
-                    <w:t>한국 19~64세</w:t>
-                  </w:r>
-                </w:p>
-              </w:tc>
-              <w:tc>
-                <w:tcPr>
-                  <w:tcW w:type="dxa" w:w="3255"/>
-                </w:tcPr>
-                <w:p>
-                  <w:r>
-                    <w:rPr>
-                      <w:rFonts w:ascii="Times New Roman" w:hAnsi="Times New Roman" w:eastAsia="바탕"/>
-                      <w:sz w:val="18"/>
-                    </w:rPr>
-                    <w:t>34.1% (충분 65.9%의 여집합)</w:t>
-                  </w:r>
-                </w:p>
-              </w:tc>
-              <w:tc>
-                <w:tcPr>
-                  <w:tcW w:type="dxa" w:w="3255"/>
+                  <w:tcW w:type="dxa" w:w="2441"/>
+                </w:tcPr>
+                <w:p>
+                  <w:r>
+                    <w:rPr>
+                      <w:rFonts w:ascii="Times New Roman" w:hAnsi="Times New Roman" w:eastAsia="바탕"/>
+                      <w:sz w:val="18"/>
+                    </w:rPr>
+                    <w:t>한국 소득 상위층</w:t>
+                  </w:r>
+                </w:p>
+              </w:tc>
+              <w:tc>
+                <w:tcPr>
+                  <w:tcW w:type="dxa" w:w="2441"/>
+                </w:tcPr>
+                <w:p>
+                  <w:r>
+                    <w:rPr>
+                      <w:rFonts w:ascii="Times New Roman" w:hAnsi="Times New Roman" w:eastAsia="바탕"/>
+                      <w:sz w:val="18"/>
+                    </w:rPr>
+                    <w:t>66.3%</w:t>
+                  </w:r>
+                </w:p>
+              </w:tc>
+              <w:tc>
+                <w:tcPr>
+                  <w:tcW w:type="dxa" w:w="2441"/>
+                </w:tcPr>
+                <w:p>
+                  <w:r>
+                    <w:rPr>
+                      <w:rFonts w:ascii="Times New Roman" w:hAnsi="Times New Roman" w:eastAsia="바탕"/>
+                      <w:sz w:val="18"/>
+                    </w:rPr>
+                    <w:t>33.7%</w:t>
+                  </w:r>
+                </w:p>
+              </w:tc>
+              <w:tc>
+                <w:tcPr>
+                  <w:tcW w:type="dxa" w:w="2441"/>
                 </w:tcPr>
                 <w:p>
                   <w:r>
@@ -1460,7 +1490,50 @@
                 <w:rFonts w:ascii="Times New Roman" w:hAnsi="Times New Roman" w:eastAsia="바탕"/>
                 <w:sz w:val="20"/>
               </w:rPr>
-              <w:t>표 1이 보여주는 것은 이 문제의 지리적 범위가 우리가 흔히 상정하는 것보다 훨씬 넓다는 점이다. 덴마크와 노르웨이에서도 성인의 절반 가까이가 건강 정보를 충분히 다루지 못한다. 한국의 경우 65세 이상에서 충분한 건강정보이해능력을 가진 비율이 40.3%로, 19~64세의 65.9%와 뚜렷한 격차를 보인다 (국민건강영양조사, 2023).</w:t>
+              <w:t>건강정보이해능력이 "적절한 수준" 이라 함은 40점 만점에 30점 이상을 뜻한다 (국민건강영양조사, 2023).</w:t>
+            </w:r>
+          </w:p>
+          <w:p>
+            <w:pPr>
+              <w:spacing w:after="80" w:line="276" w:lineRule="auto"/>
+              <w:jc w:val="both"/>
+            </w:pPr>
+            <w:r>
+              <w:rPr>
+                <w:rFonts w:ascii="Times New Roman" w:hAnsi="Times New Roman" w:eastAsia="바탕"/>
+                <w:sz w:val="20"/>
+              </w:rPr>
+              <w:t xml:space="preserve">표 1이 보여주는 것은 이 문제가 나라 사이보다 </w:t>
+            </w:r>
+            <w:r>
+              <w:rPr>
+                <w:rFonts w:ascii="Times New Roman" w:hAnsi="Times New Roman" w:eastAsia="바탕"/>
+                <w:b/>
+                <w:sz w:val="20"/>
+              </w:rPr>
+              <w:t>나라 안에서 더 크게 갈린다</w:t>
+            </w:r>
+            <w:r>
+              <w:rPr>
+                <w:rFonts w:ascii="Times New Roman" w:hAnsi="Times New Roman" w:eastAsia="바탕"/>
+                <w:sz w:val="20"/>
+              </w:rPr>
+              <w:t xml:space="preserve">는 점이다. 한국 성인 전체에서 건강정보이해능력이 충분한 비율은 60.4%인데, 65세 이상에서는 40.3%로 떨어진다. 여집합으로 보면 59.7% 대 39.6%, 20.1%p 차이다. 소득으로 갈라도 같은 방향이 나온다 — 하위층 54.4%, 상위층 66.3%. 즉 이것은 "글을 못 읽는 나라" 의 문제가 아니라, 어느 나라에서든 </w:t>
+            </w:r>
+            <w:r>
+              <w:rPr>
+                <w:rFonts w:ascii="Times New Roman" w:hAnsi="Times New Roman" w:eastAsia="바탕"/>
+                <w:b/>
+                <w:sz w:val="20"/>
+              </w:rPr>
+              <w:t>나이 들고 형편이 어려운 쪽</w:t>
+            </w:r>
+            <w:r>
+              <w:rPr>
+                <w:rFonts w:ascii="Times New Roman" w:hAnsi="Times New Roman" w:eastAsia="바탕"/>
+                <w:sz w:val="20"/>
+              </w:rPr>
+              <w:t>에 몰리는 문제다. SnapCare 가 한국과 몰도바 양쪽을 대상으로 잡을 수 있는 것도 이 때문이다.</w:t>
             </w:r>
           </w:p>
           <w:p>
@@ -1471,7 +1544,7 @@
             <w:r>
               <w:drawing>
                 <wp:inline xmlns:a="http://schemas.openxmlformats.org/drawingml/2006/main" xmlns:pic="http://schemas.openxmlformats.org/drawingml/2006/picture">
-                  <wp:extent cx="5486400" cy="2660822"/>
+                  <wp:extent cx="5486400" cy="2773251"/>
                   <wp:docPr id="2" name="Picture 2"/>
                   <wp:cNvGraphicFramePr>
                     <a:graphicFrameLocks noChangeAspect="1"/>
@@ -1492,7 +1565,7 @@
                         <pic:spPr>
                           <a:xfrm>
                             <a:off x="0" y="0"/>
-                            <a:ext cx="5486400" cy="2660822"/>
+                            <a:ext cx="5486400" cy="2773251"/>
                           </a:xfrm>
                           <a:prstGeom prst="rect"/>
                         </pic:spPr>
@@ -1523,20 +1596,95 @@
                 <w:color w:val="606068"/>
                 <w:sz w:val="18"/>
               </w:rPr>
-              <w:t xml:space="preserve"> 집단별 제한적 건강 문해력 비율. 고소득국이라고 낮지 않다는 것과, 같은 나라 안에서도 연령으로 갈린다는 것이 함께 보인다. 한국 65세 이상(59.7%)과 19~64세(34.1%)의 25.6%p 차이는 국가 간 차이보다 크다.</w:t>
-            </w:r>
-          </w:p>
-          <w:p>
-            <w:pPr>
-              <w:spacing w:after="80" w:line="276" w:lineRule="auto"/>
-              <w:jc w:val="both"/>
-            </w:pPr>
-            <w:r>
-              <w:rPr>
-                <w:rFonts w:ascii="Times New Roman" w:hAnsi="Times New Roman" w:eastAsia="바탕"/>
-                <w:sz w:val="20"/>
-              </w:rPr>
-              <w:t>이 격차는 임상 결과로 이어진다. 96편의 연구를 종합한 체계적 문헌고찰에 따르면 건강 문해력이 낮은 환자는 응급실 이용이 약 1.52배, 입원이 1.5배 많고, 전체 사망률이 1.53배 높다 (Berkman et al., 2011).</w:t>
+              <w:t xml:space="preserve"> 한국 성인의 건강정보이해능력이 충분하지 않은 비율 (국민건강영양조사, 2023). 전체 39.6% 에 비해 65세 이상은 59.7% 로, 20.1%p 높다. 소득으로 갈라도 11.9%p 차이가 난다. 이 문제가 나라 사이보다 </w:t>
+            </w:r>
+            <w:r>
+              <w:rPr>
+                <w:rFonts w:ascii="Times New Roman" w:hAnsi="Times New Roman" w:eastAsia="바탕"/>
+                <w:b/>
+                <w:color w:val="606068"/>
+                <w:sz w:val="18"/>
+              </w:rPr>
+              <w:t>나라 안에서 더 크게 갈린다</w:t>
+            </w:r>
+            <w:r>
+              <w:rPr>
+                <w:rFonts w:ascii="Times New Roman" w:hAnsi="Times New Roman" w:eastAsia="바탕"/>
+                <w:color w:val="606068"/>
+                <w:sz w:val="18"/>
+              </w:rPr>
+              <w:t>는 것이 이 그림의 논지다.</w:t>
+            </w:r>
+          </w:p>
+          <w:p>
+            <w:pPr>
+              <w:spacing w:after="80" w:line="276" w:lineRule="auto"/>
+              <w:jc w:val="both"/>
+            </w:pPr>
+            <w:r>
+              <w:rPr>
+                <w:rFonts w:ascii="Times New Roman" w:hAnsi="Times New Roman" w:eastAsia="바탕"/>
+                <w:sz w:val="20"/>
+              </w:rPr>
+              <w:t xml:space="preserve">이 격차는 임상 결과로 이어진다. 96편의 연구를 종합한 체계적 문헌고찰은 낮은 건강 문해력이 </w:t>
+            </w:r>
+            <w:r>
+              <w:rPr>
+                <w:rFonts w:ascii="Times New Roman" w:hAnsi="Times New Roman" w:eastAsia="바탕"/>
+                <w:b/>
+                <w:sz w:val="20"/>
+              </w:rPr>
+              <w:t>입원 증가, 응급 진료 이용 증가, 유방촬영술과 독감 백신 수혜 감소, 약을 올바로 복용해 보이는 능력의 저하, 그리고 라벨과 보건 메시지를 해석하는 능력의 저하</w:t>
+            </w:r>
+            <w:r>
+              <w:rPr>
+                <w:rFonts w:ascii="Times New Roman" w:hAnsi="Times New Roman" w:eastAsia="바탕"/>
+                <w:sz w:val="20"/>
+              </w:rPr>
+              <w:t xml:space="preserve">와 일관되게 연관된다고 보고했다 (Berkman et al., 2011). 사망률의 경우 이 연관이 </w:t>
+            </w:r>
+            <w:r>
+              <w:rPr>
+                <w:rFonts w:ascii="Times New Roman" w:hAnsi="Times New Roman" w:eastAsia="바탕"/>
+                <w:b/>
+                <w:sz w:val="20"/>
+              </w:rPr>
+              <w:t>고령자에서</w:t>
+            </w:r>
+            <w:r>
+              <w:rPr>
+                <w:rFonts w:ascii="Times New Roman" w:hAnsi="Times New Roman" w:eastAsia="바탕"/>
+                <w:sz w:val="20"/>
+              </w:rPr>
+              <w:t xml:space="preserve"> 확인되었다.</w:t>
+            </w:r>
+          </w:p>
+          <w:p>
+            <w:pPr>
+              <w:spacing w:after="80" w:line="276" w:lineRule="auto"/>
+              <w:jc w:val="both"/>
+            </w:pPr>
+            <w:r>
+              <w:rPr>
+                <w:rFonts w:ascii="Times New Roman" w:hAnsi="Times New Roman" w:eastAsia="바탕"/>
+                <w:sz w:val="20"/>
+              </w:rPr>
+              <w:t xml:space="preserve">이 목록에서 우리 문제와 직접 겹치는 것은 뒤의 둘이다 — 약을 올바로 복용해 보이는 능력과, 라벨과 보건 메시지를 해석하는 능력. 앞의 것들이 의료 접근의 문제라면 이 둘은 </w:t>
+            </w:r>
+            <w:r>
+              <w:rPr>
+                <w:rFonts w:ascii="Times New Roman" w:hAnsi="Times New Roman" w:eastAsia="바탕"/>
+                <w:b/>
+                <w:sz w:val="20"/>
+              </w:rPr>
+              <w:t>정보가 전달되는 지점의 문제</w:t>
+            </w:r>
+            <w:r>
+              <w:rPr>
+                <w:rFonts w:ascii="Times New Roman" w:hAnsi="Times New Roman" w:eastAsia="바탕"/>
+                <w:sz w:val="20"/>
+              </w:rPr>
+              <w:t>이며, 진료실 밖에서 일어난다. §1.4 에서 다룰 정책의 사각지대가 정확히 여기다.</w:t>
             </w:r>
           </w:p>
           <w:p>
@@ -2136,7 +2284,20 @@
                 <w:rFonts w:ascii="Times New Roman" w:hAnsi="Times New Roman" w:eastAsia="바탕"/>
                 <w:sz w:val="20"/>
               </w:rPr>
-              <w:t>결과는 비용과 사망으로 나타난다. 복약 오류 관련 전 세계 연간 비용은 약 420억 달러로 추정된다 (WHO, 2017). 미국에서는 복약 비순응의 직접 비용이 연 1,000억 달러, 회피 가능한 지출까지 포함하면 최대 3,000억 달러에 이르며, 연간 125,000명의 사망과 입원의 최소 10%가 비순응과 연관된다 (Duke Health). 고령자에서는 약물이상반응이 입원의 약 10%를 차지한다 (WHO).</w:t>
+              <w:t>결과는 비용과 사망으로 나타난다. 복약 오류 관련 전 세계 연간 비용은 약 420억 달러로, 전 세계 보건 지출의 약 1%에 해당한다 (WHO, 2017). 미국에서는 복약 비순응에 따르는 비용이 직접 비용만 연 1,000억 달러, 간접 비용까지 포함하면 3,000억 달러까지로 추정되며, 연간 약 125,000명의 사망과 입원의 최소 10%가 비순응과 연관된 것으로 인용된다 (Duke Health).</w:t>
+            </w:r>
+          </w:p>
+          <w:p>
+            <w:pPr>
+              <w:spacing w:after="80" w:line="276" w:lineRule="auto"/>
+              <w:jc w:val="both"/>
+            </w:pPr>
+            <w:r>
+              <w:rPr>
+                <w:rFonts w:ascii="Times New Roman" w:hAnsi="Times New Roman" w:eastAsia="바탕"/>
+                <w:sz w:val="20"/>
+              </w:rPr>
+              <w:t>다만 이 비용 추정에는 폭이 크고 3,000억 달러라는 상단값의 근거를 두고 이견이 있다는 점을 밝혀 둔다. 우리가 이 수치를 쓰는 목적은 규모의 감각을 주는 데 있지 특정 값을 주장하는 데 있지 않으며, 본 연구가 개선을 주장하는 지표도 비용이 아니라 §5.1 의 전달 성공률이다.</w:t>
             </w:r>
           </w:p>
           <w:p>
@@ -2272,22 +2433,50 @@
                 <w:rFonts w:ascii="Times New Roman" w:hAnsi="Times New Roman" w:eastAsia="바탕"/>
                 <w:sz w:val="20"/>
               </w:rPr>
-              <w:t xml:space="preserve">전 세계 성인 당뇨 유병률은 11.11%로 5억 8,900만 명에 이르며, 이 가운데 </w:t>
-            </w:r>
-            <w:r>
-              <w:rPr>
-                <w:rFonts w:ascii="Times New Roman" w:hAnsi="Times New Roman" w:eastAsia="바탕"/>
-                <w:b/>
-                <w:sz w:val="20"/>
-              </w:rPr>
-              <w:t>42.8%인 2억 5,170만 명이 진단받지 못한 상태다</w:t>
-            </w:r>
-            <w:r>
-              <w:rPr>
-                <w:rFonts w:ascii="Times New Roman" w:hAnsi="Times New Roman" w:eastAsia="바탕"/>
-                <w:sz w:val="20"/>
-              </w:rPr>
-              <w:t xml:space="preserve"> (IDF Diabetes Atlas 11판, 2024). 미진단 비율은 지역에 따라 북미·카리브해 29.1%에서 아프리카 72.6%까지 벌어지고, 국가 단위로는 콜롬비아 16.2%에서 부르키나파소 90.4%까지 분포한다 (IDF, 2024). 미진단 당뇨인의 약 90%가 저·중소득국에 거주한다 (IDF, 2024).</w:t>
+              <w:t xml:space="preserve">20~79세 성인의 당뇨 유병률은 11.1%로 5억 8,900만 명에 이르며, 이 가운데 </w:t>
+            </w:r>
+            <w:r>
+              <w:rPr>
+                <w:rFonts w:ascii="Times New Roman" w:hAnsi="Times New Roman" w:eastAsia="바탕"/>
+                <w:b/>
+                <w:sz w:val="20"/>
+              </w:rPr>
+              <w:t>2억 5,200만 명, 약 43%가 자신이 당뇨임을 모른다</w:t>
+            </w:r>
+            <w:r>
+              <w:rPr>
+                <w:rFonts w:ascii="Times New Roman" w:hAnsi="Times New Roman" w:eastAsia="바탕"/>
+                <w:sz w:val="20"/>
+              </w:rPr>
+              <w:t xml:space="preserve"> (IDF Diabetes Atlas 11판, 2025). 당뇨 성인 네 명 중 세 명이 저·중소득국에 산다. 2050년에는 8억 5,300만 명(13%)에 이를 것으로 예측되며, 2024년 한 해 당뇨로 인한 사망은 340만 명, 9초에 한 명꼴이었다 (IDF, 2025).</w:t>
+            </w:r>
+          </w:p>
+          <w:p>
+            <w:pPr>
+              <w:spacing w:after="80" w:line="276" w:lineRule="auto"/>
+              <w:jc w:val="both"/>
+            </w:pPr>
+            <w:r>
+              <w:rPr>
+                <w:rFonts w:ascii="Times New Roman" w:hAnsi="Times New Roman" w:eastAsia="바탕"/>
+                <w:sz w:val="20"/>
+              </w:rPr>
+              <w:t xml:space="preserve">여기서 우리에게 중요한 수는 유병률이 아니라 </w:t>
+            </w:r>
+            <w:r>
+              <w:rPr>
+                <w:rFonts w:ascii="Times New Roman" w:hAnsi="Times New Roman" w:eastAsia="바탕"/>
+                <w:b/>
+                <w:sz w:val="20"/>
+              </w:rPr>
+              <w:t>43%</w:t>
+            </w:r>
+            <w:r>
+              <w:rPr>
+                <w:rFonts w:ascii="Times New Roman" w:hAnsi="Times New Roman" w:eastAsia="바탕"/>
+                <w:sz w:val="20"/>
+              </w:rPr>
+              <w:t xml:space="preserve"> 다. 이들은 병원에 가서 이름을 얻은 적이 없으므로, "당뇨가 있으십니까" 라는 질문에 아니라고 답한다. 그리고 그 답을 받은 앱은 그들에게 당뇨를 고려하지 않은 판정을 내놓는다.</w:t>
             </w:r>
           </w:p>
           <w:p>
@@ -4989,7 +5178,7 @@
                 <w:rFonts w:ascii="Times New Roman" w:hAnsi="Times New Roman" w:eastAsia="바탕"/>
                 <w:sz w:val="20"/>
               </w:rPr>
-              <w:t>앞 절에서 확인했듯 당뇨 환자의 42.8%가 진단받지 못한 상태이며 (IDF, 2024), 알레르기에서도 자가보고와 확진 사이에 큰 간극이 있다.</w:t>
+              <w:t>앞 절에서 확인했듯 당뇨 성인의 약 43%가 자신이 당뇨임을 모르며 (IDF, 2025), 알레르기에서도 자가보고와 확진 사이에 큰 간극이 있다.</w:t>
             </w:r>
           </w:p>
           <w:p>

--- a/docs/proposal/SnapCare_H1_Final_Proposal_KO.docx
+++ b/docs/proposal/SnapCare_H1_Final_Proposal_KO.docx
@@ -993,7 +993,22 @@
                 <w:rFonts w:ascii="Times New Roman" w:hAnsi="Times New Roman" w:eastAsia="바탕"/>
                 <w:sz w:val="20"/>
               </w:rPr>
-              <w:t>전 세계 비문해 성인은 7억 3,900만 명이며, 그중 약 3분의 2인 4억 6,600만 명이 여성이다 (UNESCO UIS, 2024). 성인 문해율은 2015년 86%에서 2024년 88%로 올랐고 숫자만 보면 개선되고 있다 (UNESCO, 2025).</w:t>
+              <w:t xml:space="preserve">전 세계 비문해 성인은 7억 3,900만 명이며, 그중 약 3분의 2인 4억 6,600만 명이 여성이다 (UNESCO, </w:t>
+            </w:r>
+            <w:r>
+              <w:rPr>
+                <w:rFonts w:ascii="Times New Roman" w:hAnsi="Times New Roman" w:eastAsia="바탕"/>
+                <w:i/>
+                <w:sz w:val="20"/>
+              </w:rPr>
+              <w:t>Youth and Adult Literacy: International Literacy Day 2025 Factsheet</w:t>
+            </w:r>
+            <w:r>
+              <w:rPr>
+                <w:rFonts w:ascii="Times New Roman" w:hAnsi="Times New Roman" w:eastAsia="바탕"/>
+                <w:sz w:val="20"/>
+              </w:rPr>
+              <w:t>, UNESCO, 2025). 성인 문해율은 2015년 86%에서 2024년 88%로 올랐고 숫자만 보면 개선되고 있다 (UNESCO, 2025).</w:t>
             </w:r>
           </w:p>
           <w:p>
@@ -1021,7 +1036,7 @@
                 <w:rFonts w:ascii="Times New Roman" w:hAnsi="Times New Roman" w:eastAsia="바탕"/>
                 <w:sz w:val="20"/>
               </w:rPr>
-              <w:t xml:space="preserve"> (UNESCO UIS, 2024). 중앙·남아시아는 3억 4,700만 명으로 사하라이남 아프리카 다음으로 많다 (UNESCO, 2025). 비문해 성인의 절반 이상인 4억 4,100만 명이 10개국에 집중되어 있다 (UNESCO UIS, 2024).</w:t>
+              <w:t xml:space="preserve"> (UNESCO, 2025). 중앙·남아시아는 3억 4,700만 명으로 사하라이남 아프리카 다음으로 많다 (UNESCO, 2025). 비문해 성인의 절반 이상인 4억 4,100만 명이 10개국에 집중되어 있다 (UNESCO, 2025).</w:t>
             </w:r>
           </w:p>
           <w:p>
@@ -1123,7 +1138,22 @@
                 <w:rFonts w:ascii="Times New Roman" w:hAnsi="Times New Roman" w:eastAsia="바탕"/>
                 <w:sz w:val="20"/>
               </w:rPr>
-              <w:t xml:space="preserve">글자를 읽을 수 있는 것과 건강 정보를 이해하는 것은 다르다. 유럽 17개국에서 42,445명을 면접한 HLS19 조사는 일반 건강문해력을 우수·충분·문제적·부적절 네 수준으로 나누어 재었고, 참여한 모든 나라에서 낮은 건강문해력이 상당한 비율로 남아 있음을 보고했다 (HLS19 Consortium, 2021). 다만 이 보고서는 자료 수집 시기와 방법이 나라마다 달라 </w:t>
+              <w:t xml:space="preserve">글자를 읽을 수 있는 것과 건강 정보를 이해하는 것은 다르다. 유럽 17개국에서 42,445명을 면접한 HLS19 조사는 일반 건강문해력을 우수·충분·문제적·부적절 네 수준으로 나누어 재었고, 참여한 모든 나라에서 낮은 건강문해력이 상당한 비율로 남아 있음을 보고했다 (HLS19 Consortium of the WHO Action Network M-POHL, </w:t>
+            </w:r>
+            <w:r>
+              <w:rPr>
+                <w:rFonts w:ascii="Times New Roman" w:hAnsi="Times New Roman" w:eastAsia="바탕"/>
+                <w:i/>
+                <w:sz w:val="20"/>
+              </w:rPr>
+              <w:t>International Report on the Methodology, Results, and Recommendations of the European Health Literacy Population Survey 2019–2021</w:t>
+            </w:r>
+            <w:r>
+              <w:rPr>
+                <w:rFonts w:ascii="Times New Roman" w:hAnsi="Times New Roman" w:eastAsia="바탕"/>
+                <w:sz w:val="20"/>
+              </w:rPr>
+              <w:t xml:space="preserve">, Austrian National Public Health Institute, Vienna, 2021). 다만 이 보고서는 자료 수집 시기와 방법이 나라마다 달라 </w:t>
             </w:r>
             <w:r>
               <w:rPr>
@@ -1490,7 +1520,22 @@
                 <w:rFonts w:ascii="Times New Roman" w:hAnsi="Times New Roman" w:eastAsia="바탕"/>
                 <w:sz w:val="20"/>
               </w:rPr>
-              <w:t>건강정보이해능력이 "적절한 수준" 이라 함은 40점 만점에 30점 이상을 뜻한다 (국민건강영양조사, 2023).</w:t>
+              <w:t xml:space="preserve">건강정보이해능력이 "적절한 수준" 이라 함은 40점 만점에 30점 이상을 뜻한다 (질병관리청, </w:t>
+            </w:r>
+            <w:r>
+              <w:rPr>
+                <w:rFonts w:ascii="Times New Roman" w:hAnsi="Times New Roman" w:eastAsia="바탕"/>
+                <w:i/>
+                <w:sz w:val="20"/>
+              </w:rPr>
+              <w:t>국민건강영양조사 제9기 2차년도</w:t>
+            </w:r>
+            <w:r>
+              <w:rPr>
+                <w:rFonts w:ascii="Times New Roman" w:hAnsi="Times New Roman" w:eastAsia="바탕"/>
+                <w:sz w:val="20"/>
+              </w:rPr>
+              <w:t>, 2023).</w:t>
             </w:r>
           </w:p>
           <w:p>
@@ -1641,7 +1686,22 @@
                 <w:rFonts w:ascii="Times New Roman" w:hAnsi="Times New Roman" w:eastAsia="바탕"/>
                 <w:sz w:val="20"/>
               </w:rPr>
-              <w:t xml:space="preserve">와 일관되게 연관된다고 보고했다 (Berkman et al., 2011). 사망률의 경우 이 연관이 </w:t>
+              <w:t xml:space="preserve">와 일관되게 연관된다고 보고했다 (Berkman, N. D., Sheridan, S. L., Donahue, K. E., Halpern, D. J. &amp; Crotty, K., "Low health literacy and health outcomes: an updated systematic review," </w:t>
+            </w:r>
+            <w:r>
+              <w:rPr>
+                <w:rFonts w:ascii="Times New Roman" w:hAnsi="Times New Roman" w:eastAsia="바탕"/>
+                <w:i/>
+                <w:sz w:val="20"/>
+              </w:rPr>
+              <w:t>Annals of Internal Medicine</w:t>
+            </w:r>
+            <w:r>
+              <w:rPr>
+                <w:rFonts w:ascii="Times New Roman" w:hAnsi="Times New Roman" w:eastAsia="바탕"/>
+                <w:sz w:val="20"/>
+              </w:rPr>
+              <w:t xml:space="preserve">, 155(2):97–107, 2011). 사망률의 경우 이 연관이 </w:t>
             </w:r>
             <w:r>
               <w:rPr>
@@ -1710,7 +1770,22 @@
                 <w:rFonts w:ascii="Times New Roman" w:hAnsi="Times New Roman" w:eastAsia="바탕"/>
                 <w:sz w:val="20"/>
               </w:rPr>
-              <w:t>복약 오류의 유형별 분포를 보면 문제의 성격이 드러난다. 직접 관찰법으로 조제 단계를 지켜본 연구에서, 약사가 발견한 조제 오류 155건 가운데 누락이 51건(32.9%), 용량 오류가 44건(28.4%), 시각 오류가 36건(23.2%)이었다. 이 셋만으로 전체의 84.5%를 차지한다 (Anacleto et al., 2007).</w:t>
+              <w:t xml:space="preserve">복약 오류의 유형별 분포를 보면 문제의 성격이 드러난다. 직접 관찰법으로 조제 단계를 지켜본 연구에서, 약사가 발견한 조제 오류 155건 가운데 누락이 51건(32.9%), 용량 오류가 44건(28.4%), 시각 오류가 36건(23.2%)이었다. 이 셋만으로 전체의 84.5%를 차지한다 (Anacleto, T. A., Perini, E., Rosa, M. B. &amp; César, C. C., "Medication dispensing errors in a Brazilian hospital pharmacy," </w:t>
+            </w:r>
+            <w:r>
+              <w:rPr>
+                <w:rFonts w:ascii="Times New Roman" w:hAnsi="Times New Roman" w:eastAsia="바탕"/>
+                <w:i/>
+                <w:sz w:val="20"/>
+              </w:rPr>
+              <w:t>Clinics</w:t>
+            </w:r>
+            <w:r>
+              <w:rPr>
+                <w:rFonts w:ascii="Times New Roman" w:hAnsi="Times New Roman" w:eastAsia="바탕"/>
+                <w:sz w:val="20"/>
+              </w:rPr>
+              <w:t>, 62(3):243–250, 2007).</w:t>
             </w:r>
           </w:p>
           <w:p>
@@ -2284,7 +2359,22 @@
                 <w:rFonts w:ascii="Times New Roman" w:hAnsi="Times New Roman" w:eastAsia="바탕"/>
                 <w:sz w:val="20"/>
               </w:rPr>
-              <w:t>결과는 비용과 사망으로 나타난다. 복약 오류 관련 전 세계 연간 비용은 약 420억 달러로, 전 세계 보건 지출의 약 1%에 해당한다 (WHO, 2017). 미국에서는 복약 비순응에 따르는 비용이 직접 비용만 연 1,000억 달러, 간접 비용까지 포함하면 3,000억 달러까지로 추정되며, 연간 약 125,000명의 사망과 입원의 최소 10%가 비순응과 연관된 것으로 인용된다 (Duke Health).</w:t>
+              <w:t xml:space="preserve">결과는 비용과 사망으로 나타난다. 복약 오류 관련 전 세계 연간 비용은 약 420억 달러로, 전 세계 보건 지출의 약 1%에 해당한다 (World Health Organization, </w:t>
+            </w:r>
+            <w:r>
+              <w:rPr>
+                <w:rFonts w:ascii="Times New Roman" w:hAnsi="Times New Roman" w:eastAsia="바탕"/>
+                <w:i/>
+                <w:sz w:val="20"/>
+              </w:rPr>
+              <w:t>Medication Without Harm: WHO Global Patient Safety Challenge</w:t>
+            </w:r>
+            <w:r>
+              <w:rPr>
+                <w:rFonts w:ascii="Times New Roman" w:hAnsi="Times New Roman" w:eastAsia="바탕"/>
+                <w:sz w:val="20"/>
+              </w:rPr>
+              <w:t>, WHO/HIS/SDS/2017.6, 2017). 미국에서는 복약 비순응에 따르는 비용이 직접 비용만 연 1,000억 달러, 간접 비용까지 포함하면 3,000억 달러까지로 추정되며, 연간 약 125,000명의 사망과 입원의 최소 10%가 비순응과 연관된 것으로 인용된다 (Duke Health, "Medication Nonadherence Increases Health Costs, Hospital Readmissions").</w:t>
             </w:r>
           </w:p>
           <w:p>
@@ -2366,7 +2456,22 @@
                 <w:rFonts w:ascii="Times New Roman" w:hAnsi="Times New Roman" w:eastAsia="바탕"/>
                 <w:sz w:val="20"/>
               </w:rPr>
-              <w:t xml:space="preserve"> (WHO, 2024).</w:t>
+              <w:t xml:space="preserve"> (World Health Organization, </w:t>
+            </w:r>
+            <w:r>
+              <w:rPr>
+                <w:rFonts w:ascii="Times New Roman" w:hAnsi="Times New Roman" w:eastAsia="바탕"/>
+                <w:i/>
+                <w:sz w:val="20"/>
+              </w:rPr>
+              <w:t>Medication without harm: policy brief</w:t>
+            </w:r>
+            <w:r>
+              <w:rPr>
+                <w:rFonts w:ascii="Times New Roman" w:hAnsi="Times New Roman" w:eastAsia="바탕"/>
+                <w:sz w:val="20"/>
+              </w:rPr>
+              <w:t>, ISBN 978-92-4-006276-4, 2024).</w:t>
             </w:r>
           </w:p>
           <w:p>
@@ -2448,7 +2553,22 @@
                 <w:rFonts w:ascii="Times New Roman" w:hAnsi="Times New Roman" w:eastAsia="바탕"/>
                 <w:sz w:val="20"/>
               </w:rPr>
-              <w:t xml:space="preserve"> (IDF Diabetes Atlas 11판, 2025). 당뇨 성인 네 명 중 세 명이 저·중소득국에 산다. 2050년에는 8억 5,300만 명(13%)에 이를 것으로 예측되며, 2024년 한 해 당뇨로 인한 사망은 340만 명, 9초에 한 명꼴이었다 (IDF, 2025).</w:t>
+              <w:t xml:space="preserve"> (International Diabetes Federation, </w:t>
+            </w:r>
+            <w:r>
+              <w:rPr>
+                <w:rFonts w:ascii="Times New Roman" w:hAnsi="Times New Roman" w:eastAsia="바탕"/>
+                <w:i/>
+                <w:sz w:val="20"/>
+              </w:rPr>
+              <w:t>IDF Diabetes Atlas</w:t>
+            </w:r>
+            <w:r>
+              <w:rPr>
+                <w:rFonts w:ascii="Times New Roman" w:hAnsi="Times New Roman" w:eastAsia="바탕"/>
+                <w:sz w:val="20"/>
+              </w:rPr>
+              <w:t>, 11th ed., 2025). 당뇨 성인 네 명 중 세 명이 저·중소득국에 산다. 2050년에는 8억 5,300만 명(13%)에 이를 것으로 예측되며, 2024년 한 해 당뇨로 인한 사망은 340만 명, 9초에 한 명꼴이었다 (IDF, 2025).</w:t>
             </w:r>
           </w:p>
           <w:p>
@@ -2489,7 +2609,22 @@
                 <w:rFonts w:ascii="Times New Roman" w:hAnsi="Times New Roman" w:eastAsia="바탕"/>
                 <w:sz w:val="20"/>
               </w:rPr>
-              <w:t>식품 알레르기에서도 같은 구조가 나타난다. 자가보고 유병률은 임상 확진 유병률보다 일관되게 높게 나타나며, 이는 진단 수단에 접근하지 못한 사람이 상당수 존재함을 시사한다. 미국에서는 성인 약 1,800만 명, 즉 100명 중 7명이 식품 알레르기를 가지고 있다 (FARE, 2024).</w:t>
+              <w:t xml:space="preserve">식품 알레르기에서도 같은 구조가 나타난다. 자가보고 유병률은 임상 확진 유병률보다 일관되게 높게 나타나며, 이는 진단 수단에 접근하지 못한 사람이 상당수 존재함을 시사한다. 미국에서는 성인 약 1,800만 명, 즉 100명 중 7명이 식품 알레르기를 가지고 있다 (Food Allergy Research &amp; Education, </w:t>
+            </w:r>
+            <w:r>
+              <w:rPr>
+                <w:rFonts w:ascii="Times New Roman" w:hAnsi="Times New Roman" w:eastAsia="바탕"/>
+                <w:i/>
+                <w:sz w:val="20"/>
+              </w:rPr>
+              <w:t>Food Allergy Facts and Statistics</w:t>
+            </w:r>
+            <w:r>
+              <w:rPr>
+                <w:rFonts w:ascii="Times New Roman" w:hAnsi="Times New Roman" w:eastAsia="바탕"/>
+                <w:sz w:val="20"/>
+              </w:rPr>
+              <w:t>, 2024).</w:t>
             </w:r>
           </w:p>
           <w:p>
@@ -2543,7 +2678,37 @@
                 <w:rFonts w:ascii="Times New Roman" w:hAnsi="Times New Roman" w:eastAsia="바탕"/>
                 <w:sz w:val="20"/>
               </w:rPr>
-              <w:t>문제를 해결할 매체 자체는 이미 보급되어 있다. 2025년 조사에서 미국의 65세 이상 스마트폰 보유율은 78%였다. 같은 조사에서 50세 미만은 97%, 50~64세는 90%였고, 전체 성인은 91%로 2011년 첫 조사의 35%에서 올랐다 (Pew Research Center, 2025). 사하라이남 아프리카의 모바일 인터넷 이용자는 2022년 약 2억 8,700만 명에서 2030년 4억 3,800만 명으로, 스마트폰 보급률은 51%에서 88%로 확대될 전망이다 (GSMA, 2023).</w:t>
+              <w:t xml:space="preserve">문제를 해결할 매체 자체는 이미 보급되어 있다. 2025년 조사에서 미국의 65세 이상 스마트폰 보유율은 78%였다. 같은 조사에서 50세 미만은 97%, 50~64세는 90%였고, 전체 성인은 91%로 2011년 첫 조사의 35%에서 올랐다 (Pew Research Center, </w:t>
+            </w:r>
+            <w:r>
+              <w:rPr>
+                <w:rFonts w:ascii="Times New Roman" w:hAnsi="Times New Roman" w:eastAsia="바탕"/>
+                <w:i/>
+                <w:sz w:val="20"/>
+              </w:rPr>
+              <w:t>Mobile Fact Sheet: Demographics of Mobile Device Ownership and Adoption in the United States</w:t>
+            </w:r>
+            <w:r>
+              <w:rPr>
+                <w:rFonts w:ascii="Times New Roman" w:hAnsi="Times New Roman" w:eastAsia="바탕"/>
+                <w:sz w:val="20"/>
+              </w:rPr>
+              <w:t xml:space="preserve">, 조사 기간 2025-02-05~06-18, 2025). 사하라이남 아프리카의 모바일 인터넷 이용자는 2022년 약 2억 8,700만 명에서 2030년 4억 3,800만 명으로, 스마트폰 보급률은 51%에서 88%로 확대될 전망이다 (GSM Association, </w:t>
+            </w:r>
+            <w:r>
+              <w:rPr>
+                <w:rFonts w:ascii="Times New Roman" w:hAnsi="Times New Roman" w:eastAsia="바탕"/>
+                <w:i/>
+                <w:sz w:val="20"/>
+              </w:rPr>
+              <w:t>The Mobile Economy Sub-Saharan Africa 2023</w:t>
+            </w:r>
+            <w:r>
+              <w:rPr>
+                <w:rFonts w:ascii="Times New Roman" w:hAnsi="Times New Roman" w:eastAsia="바탕"/>
+                <w:sz w:val="20"/>
+              </w:rPr>
+              <w:t>, GSMA Intelligence, 2023).</w:t>
             </w:r>
           </w:p>
           <w:p>
@@ -2796,7 +2961,7 @@
                 <w:color w:val="606068"/>
                 <w:sz w:val="18"/>
               </w:rPr>
-              <w:t xml:space="preserve"> 연령대별 스마트폰 보유율 (미국, Pew Research Center, 2025). 65세 이상과 50세 미만의 격차는 19%p 로, 이 문제를 "기기 보급" 으로 설명하기에는 이미 좁다. 남은 격차는 기기가 아니라 화면에 있다.</w:t>
+              <w:t xml:space="preserve"> 연령대별 스마트폰 보유율 (미국, 2025). 65세 이상과 50세 미만의 격차는 19%p 로, 이 문제를 "기기 보급" 으로 설명하기에는 이미 좁다. 남은 격차는 기기가 아니라 화면에 있다.</w:t>
             </w:r>
           </w:p>
           <w:p>
@@ -2822,7 +2987,37 @@
                 <w:rFonts w:ascii="Times New Roman" w:hAnsi="Times New Roman" w:eastAsia="바탕"/>
                 <w:sz w:val="20"/>
               </w:rPr>
-              <w:t>60세 이상 인구는 2020년 10억 명에서 2030년 14억 명으로 증가하며, 2030년에는 세계 인구 여섯 명 중 한 명이 60세 이상이 된다 (WHO). 더 중요한 것은 그 분포다. 2030년 60세 이상 인구의 80%가 저·중소득국에 거주하게 되며, 2050년에는 그 비율이 3분의 2에 이른다 (WHO; WEF, 2025).</w:t>
+              <w:t xml:space="preserve">60세 이상 인구는 2020년 10억 명에서 2030년 14억 명으로 증가하며, 2030년에는 세계 인구 여섯 명 중 한 명이 60세 이상이 된다. 2050년에는 21억 명으로 다시 두 배가 되고, 세계 인구에서 차지하는 비중은 2015년 12%에서 2050년 22%로 오른다 (WHO). 더 중요한 것은 그 분포다. </w:t>
+            </w:r>
+            <w:r>
+              <w:rPr>
+                <w:rFonts w:ascii="Times New Roman" w:hAnsi="Times New Roman" w:eastAsia="바탕"/>
+                <w:b/>
+                <w:sz w:val="20"/>
+              </w:rPr>
+              <w:t>2050년에는 60세 이상 인구의 3분의 2가 저·중소득국에 살게 된다</w:t>
+            </w:r>
+            <w:r>
+              <w:rPr>
+                <w:rFonts w:ascii="Times New Roman" w:hAnsi="Times New Roman" w:eastAsia="바탕"/>
+                <w:sz w:val="20"/>
+              </w:rPr>
+              <w:t xml:space="preserve"> (World Health Organization, </w:t>
+            </w:r>
+            <w:r>
+              <w:rPr>
+                <w:rFonts w:ascii="Times New Roman" w:hAnsi="Times New Roman" w:eastAsia="바탕"/>
+                <w:i/>
+                <w:sz w:val="20"/>
+              </w:rPr>
+              <w:t>Ageing and health</w:t>
+            </w:r>
+            <w:r>
+              <w:rPr>
+                <w:rFonts w:ascii="Times New Roman" w:hAnsi="Times New Roman" w:eastAsia="바탕"/>
+                <w:sz w:val="20"/>
+              </w:rPr>
+              <w:t xml:space="preserve"> fact sheet).</w:t>
             </w:r>
           </w:p>
           <w:p>
@@ -2902,7 +3097,22 @@
                 <w:rFonts w:ascii="Times New Roman" w:hAnsi="Times New Roman" w:eastAsia="바탕"/>
                 <w:sz w:val="20"/>
               </w:rPr>
-              <w:t>그림이 문자보다 잘 기억된다는 것은 인지심리학에서 반복 검증된 현상이다. 그림 우월 효과(picture superiority effect)는 그림이 단어보다 회상률이 높고 더 오래 남는다는 것을 가리키며, 이중부호화 이론은 시각 정보가 시각과 언어 두 경로로 부호화되어 회상 경로가 둘인 반면 문자는 시각 부호화가 잘 되지 않는다는 것으로 이를 설명한다 (Paivio, 1970s). 보건 의사소통 영역에서도 문자에 밀접히 결합된 그림은 문자 단독 대비 주의와 회상을 뚜렷이 증가시킨다 (Houts et al., 2006).</w:t>
+              <w:t xml:space="preserve">그림이 문자보다 잘 기억된다는 것은 인지심리학에서 반복 검증된 현상이다. 그림 우월 효과(picture superiority effect)는 그림이 단어보다 회상률이 높고 더 오래 남는다는 것을 가리키며, 이중부호화 이론은 시각 정보가 시각과 언어 두 경로로 부호화되어 회상 경로가 둘인 반면 문자는 시각 부호화가 잘 되지 않는다는 것으로 이를 설명한다 (Paivio, 1970s). 보건 의사소통 영역에서도 문자에 밀접히 결합된 그림은 문자 단독 대비 주의와 회상을 뚜렷이 증가시킨다 (Houts, P. S., Doak, C. C., Doak, L. G. &amp; Loscalzo, M. J., "The role of pictures in improving health communication," </w:t>
+            </w:r>
+            <w:r>
+              <w:rPr>
+                <w:rFonts w:ascii="Times New Roman" w:hAnsi="Times New Roman" w:eastAsia="바탕"/>
+                <w:i/>
+                <w:sz w:val="20"/>
+              </w:rPr>
+              <w:t>Patient Education and Counseling</w:t>
+            </w:r>
+            <w:r>
+              <w:rPr>
+                <w:rFonts w:ascii="Times New Roman" w:hAnsi="Times New Roman" w:eastAsia="바탕"/>
+                <w:sz w:val="20"/>
+              </w:rPr>
+              <w:t>, 61(2):173–190, 2006).</w:t>
             </w:r>
           </w:p>
           <w:p>
@@ -2956,7 +3166,22 @@
                 <w:rFonts w:ascii="Times New Roman" w:hAnsi="Times New Roman" w:eastAsia="바탕"/>
                 <w:sz w:val="20"/>
               </w:rPr>
-              <w:t xml:space="preserve">둘째, 그리는 것과 읽히는 것은 다르다. 그래픽 심볼의 국제 표준인 ISO 9186-1 은 사용자의 최소 67%가 올바로 이해할 것을 요구하며 (ISO 9186-1:2014), 미국 안전 표지 표준인 ANSI Z535.3 은 50명 이상의 표본에서 85% 이상의 정답률과 </w:t>
+              <w:t xml:space="preserve">둘째, 그리는 것과 읽히는 것은 다르다. 그래픽 심볼의 국제 표준인 ISO 9186-1 은 사용자의 최소 67%가 올바로 이해할 것을 요구하며 (ISO 9186-1:2014, </w:t>
+            </w:r>
+            <w:r>
+              <w:rPr>
+                <w:rFonts w:ascii="Times New Roman" w:hAnsi="Times New Roman" w:eastAsia="바탕"/>
+                <w:i/>
+                <w:sz w:val="20"/>
+              </w:rPr>
+              <w:t>Graphical symbols — Test methods — Part 1: Method for testing comprehensibility</w:t>
+            </w:r>
+            <w:r>
+              <w:rPr>
+                <w:rFonts w:ascii="Times New Roman" w:hAnsi="Times New Roman" w:eastAsia="바탕"/>
+                <w:sz w:val="20"/>
+              </w:rPr>
+              <w:t xml:space="preserve">), 미국 안전 표지 표준인 ANSI Z535.3 은 50명 이상의 표본에서 85% 이상의 정답률과 </w:t>
             </w:r>
             <w:r>
               <w:rPr>
@@ -2971,7 +3196,22 @@
                 <w:rFonts w:ascii="Times New Roman" w:hAnsi="Times New Roman" w:eastAsia="바탕"/>
                 <w:sz w:val="20"/>
               </w:rPr>
-              <w:t>를 함께 요구한다 (ANSI Z535.3-2022).</w:t>
+              <w:t xml:space="preserve">를 함께 요구한다 (ANSI Z535.3-2022, </w:t>
+            </w:r>
+            <w:r>
+              <w:rPr>
+                <w:rFonts w:ascii="Times New Roman" w:hAnsi="Times New Roman" w:eastAsia="바탕"/>
+                <w:i/>
+                <w:sz w:val="20"/>
+              </w:rPr>
+              <w:t>Criteria for Safety Symbols</w:t>
+            </w:r>
+            <w:r>
+              <w:rPr>
+                <w:rFonts w:ascii="Times New Roman" w:hAnsi="Times New Roman" w:eastAsia="바탕"/>
+                <w:sz w:val="20"/>
+              </w:rPr>
+              <w:t>).</w:t>
             </w:r>
           </w:p>
           <w:p>
@@ -3338,7 +3578,22 @@
                 <w:rFonts w:ascii="Times New Roman" w:hAnsi="Times New Roman" w:eastAsia="바탕"/>
                 <w:sz w:val="20"/>
               </w:rPr>
-              <w:t>이다. 국제적으로 통용되는 USP·FIP 픽토그램 108종을 필리핀 성인에게 시험했을 때 ANSI 85% 기준을 통과한 것은 17종, 여섯에 하나꼴에 그쳤다 (Gutierrez et al., 2022).</w:t>
+              <w:t xml:space="preserve">이다. 국제적으로 통용되는 USP·FIP 픽토그램 108종을 필리핀 성인에게 시험했을 때 ANSI 85% 기준을 통과한 것은 17종, 여섯에 하나꼴에 그쳤다 (Gutierrez, M. M., Patikorn, C. &amp; Anantachoti, P., "Evaluation of pharmaceutical pictogram comprehension among adults in the Philippines," </w:t>
+            </w:r>
+            <w:r>
+              <w:rPr>
+                <w:rFonts w:ascii="Times New Roman" w:hAnsi="Times New Roman" w:eastAsia="바탕"/>
+                <w:i/>
+                <w:sz w:val="20"/>
+              </w:rPr>
+              <w:t>Journal of Pharmaceutical Policy and Practice</w:t>
+            </w:r>
+            <w:r>
+              <w:rPr>
+                <w:rFonts w:ascii="Times New Roman" w:hAnsi="Times New Roman" w:eastAsia="바탕"/>
+                <w:sz w:val="20"/>
+              </w:rPr>
+              <w:t>, 15:30, 2022, doi:10.1186/s40545-022-00426-y).</w:t>
             </w:r>
           </w:p>
           <w:p>
@@ -3612,7 +3867,65 @@
                 <w:rFonts w:ascii="Times New Roman" w:hAnsi="Times New Roman" w:eastAsia="바탕"/>
                 <w:sz w:val="20"/>
               </w:rPr>
-              <w:t>이다. USP 라이선스는 "81개 심볼은 변형하거나 다른 이미지와 결합해서는 안 된다" 고 규정한다 (USP License Agreement). 즉 표준을 준수하는 한 조합은 앞으로도 불가능하다.</w:t>
+              <w:t xml:space="preserve">이다. USP 라이선스는 픽토그램을 변형하거나 USP 가 만들지 않은 심볼과 함께 쓰는 것을 USP 의 허락 없이는 금지한다 (U.S. Pharmacopeia, </w:t>
+            </w:r>
+            <w:r>
+              <w:rPr>
+                <w:rFonts w:ascii="Times New Roman" w:hAnsi="Times New Roman" w:eastAsia="바탕"/>
+                <w:i/>
+                <w:sz w:val="20"/>
+              </w:rPr>
+              <w:t>USP Pictogram Library License Agreement</w:t>
+            </w:r>
+            <w:r>
+              <w:rPr>
+                <w:rFonts w:ascii="Times New Roman" w:hAnsi="Times New Roman" w:eastAsia="바탕"/>
+                <w:sz w:val="20"/>
+              </w:rPr>
+              <w:t>). 즉 표준을 준수하는 한 조합은 앞으로도 불가능하다.</w:t>
+            </w:r>
+          </w:p>
+          <w:p>
+            <w:pPr>
+              <w:spacing w:after="80" w:line="276" w:lineRule="auto"/>
+              <w:jc w:val="both"/>
+            </w:pPr>
+            <w:r>
+              <w:rPr>
+                <w:rFonts w:ascii="Times New Roman" w:hAnsi="Times New Roman" w:eastAsia="바탕"/>
+                <w:sz w:val="20"/>
+              </w:rPr>
+              <w:t xml:space="preserve">같은 라이선스에 한 조항이 더 있다. </w:t>
+            </w:r>
+            <w:r>
+              <w:rPr>
+                <w:rFonts w:ascii="Times New Roman" w:hAnsi="Times New Roman" w:eastAsia="바탕"/>
+                <w:b/>
+                <w:sz w:val="20"/>
+              </w:rPr>
+              <w:t>픽토그램을 환자에게 정보를 전달하는 유일한 수단으로 쓰지 말 것.</w:t>
+            </w:r>
+            <w:r>
+              <w:rPr>
+                <w:rFonts w:ascii="Times New Roman" w:hAnsi="Times New Roman" w:eastAsia="바탕"/>
+                <w:sz w:val="20"/>
+              </w:rPr>
+              <w:t xml:space="preserve"> 표준을 만든 쪽이 그림 하나로는 부족하다고 적어 둔 것이며, 이는 SnapCare 가 그림·음성·색 세 층을 겹치는 §2.1 의 설계와 같은 판단이다. 우리는 이 조항에 동의하되 </w:t>
+            </w:r>
+            <w:r>
+              <w:rPr>
+                <w:rFonts w:ascii="Times New Roman" w:hAnsi="Times New Roman" w:eastAsia="바탕"/>
+                <w:b/>
+                <w:sz w:val="20"/>
+              </w:rPr>
+              <w:t>보조 수단을 문자가 아닌 것으로</w:t>
+            </w:r>
+            <w:r>
+              <w:rPr>
+                <w:rFonts w:ascii="Times New Roman" w:hAnsi="Times New Roman" w:eastAsia="바탕"/>
+                <w:sz w:val="20"/>
+              </w:rPr>
+              <w:t xml:space="preserve"> 두었다는 점에서만 다르다.</w:t>
             </w:r>
           </w:p>
           <w:p>
@@ -3692,7 +4005,7 @@
                 <w:rFonts w:ascii="Times New Roman" w:hAnsi="Times New Roman" w:eastAsia="바탕"/>
                 <w:sz w:val="20"/>
               </w:rPr>
-              <w:t>이어진 연구에서 인도·필리핀·남아공의 저문해·저소득 400명을 대상으로 조사한 결과, 장벽은 문해력만이 아니라 인지적 어려움, 문화적 예절, 노출 경험, 위압감, 매개, 동기, 가격, 권력 관계, 사회적 지위까지 얽혀 있음이 확인되었다 (</w:t>
+              <w:t xml:space="preserve">이어진 연구에서 인도·필리핀·남아공의 저문해·저소득 400명을 대상으로 조사한 결과, 장벽은 문해력만이 아니라 인지적 어려움, 문화적 예절, 노출 경험, 위압감, 매개, 동기, 가격, 권력 관계, 사회적 지위까지 얽혀 있음이 확인되었다 (Medhi, I., Cutrell, E. &amp; Toyama, K., "It's not just illiteracy," </w:t>
             </w:r>
             <w:r>
               <w:rPr>
@@ -3700,27 +4013,145 @@
                 <w:i/>
                 <w:sz w:val="20"/>
               </w:rPr>
-              <w:t>It's not just illiteracy</w:t>
-            </w:r>
-            <w:r>
-              <w:rPr>
-                <w:rFonts w:ascii="Times New Roman" w:hAnsi="Times New Roman" w:eastAsia="바탕"/>
-                <w:sz w:val="20"/>
-              </w:rPr>
-              <w:t>).</w:t>
-            </w:r>
-          </w:p>
-          <w:p>
-            <w:pPr>
-              <w:spacing w:after="80" w:line="276" w:lineRule="auto"/>
-              <w:jc w:val="both"/>
-            </w:pPr>
-            <w:r>
-              <w:rPr>
-                <w:rFonts w:ascii="Times New Roman" w:hAnsi="Times New Roman" w:eastAsia="바탕"/>
-                <w:sz w:val="20"/>
-              </w:rPr>
-              <w:t>구조의 문제도 확인되었다. 비문해 사용자를 대상으로 한 휴대폰 UI 비교에서 다중 페이지 목록형은 평균 25초가 걸린 반면 깊은 계층형은 65.5초가 걸려 2.6배의 차이를 보였다 (Medhi, Toyama, Joshi, Athavankar &amp; Cutrell, INTERACT 2013).</w:t>
+              <w:t>Proc. International Conference on Interaction Design &amp; International Development</w:t>
+            </w:r>
+            <w:r>
+              <w:rPr>
+                <w:rFonts w:ascii="Times New Roman" w:hAnsi="Times New Roman" w:eastAsia="바탕"/>
+                <w:sz w:val="20"/>
+              </w:rPr>
+              <w:t>, 2010).</w:t>
+            </w:r>
+          </w:p>
+          <w:p>
+            <w:pPr>
+              <w:spacing w:after="80" w:line="276" w:lineRule="auto"/>
+              <w:jc w:val="both"/>
+            </w:pPr>
+            <w:r>
+              <w:rPr>
+                <w:rFonts w:ascii="Times New Roman" w:hAnsi="Times New Roman" w:eastAsia="바탕"/>
+                <w:sz w:val="20"/>
+              </w:rPr>
+              <w:t>구조의 문제도 확인되었다. 방갈로르 빈민가의 비문해 성인 20명을 대상으로 터치스크린 휴대폰에서 40개 항목 중 5개를 찾게 한 실험에서, 7쪽에 걸친 다중 페이지 목록형은 평균 25초가 걸린 반면 4단계 깊이의 계층형은 65.5초가 걸렸다 (</w:t>
+            </w:r>
+            <w:r>
+              <w:rPr>
+                <w:rFonts w:ascii="Times New Roman" w:hAnsi="Times New Roman" w:eastAsia="바탕"/>
+                <w:i/>
+                <w:sz w:val="20"/>
+              </w:rPr>
+              <w:t>t</w:t>
+            </w:r>
+            <w:r>
+              <w:rPr>
+                <w:rFonts w:ascii="Times New Roman" w:hAnsi="Times New Roman" w:eastAsia="바탕"/>
+                <w:sz w:val="20"/>
+              </w:rPr>
+              <w:t xml:space="preserve">(18) = 4.6, </w:t>
+            </w:r>
+            <w:r>
+              <w:rPr>
+                <w:rFonts w:ascii="Times New Roman" w:hAnsi="Times New Roman" w:eastAsia="바탕"/>
+                <w:i/>
+                <w:sz w:val="20"/>
+              </w:rPr>
+              <w:t>p</w:t>
+            </w:r>
+            <w:r>
+              <w:rPr>
+                <w:rFonts w:ascii="Times New Roman" w:hAnsi="Times New Roman" w:eastAsia="바탕"/>
+                <w:sz w:val="20"/>
+              </w:rPr>
+              <w:t xml:space="preserve"> &lt; 0.001). 정답률도 목록형 100%, 계층형 80%로 갈렸다 (</w:t>
+            </w:r>
+            <w:r>
+              <w:rPr>
+                <w:rFonts w:ascii="Times New Roman" w:hAnsi="Times New Roman" w:eastAsia="바탕"/>
+                <w:i/>
+                <w:sz w:val="20"/>
+              </w:rPr>
+              <w:t>t</w:t>
+            </w:r>
+            <w:r>
+              <w:rPr>
+                <w:rFonts w:ascii="Times New Roman" w:hAnsi="Times New Roman" w:eastAsia="바탕"/>
+                <w:sz w:val="20"/>
+              </w:rPr>
+              <w:t xml:space="preserve">(18) = −3, </w:t>
+            </w:r>
+            <w:r>
+              <w:rPr>
+                <w:rFonts w:ascii="Times New Roman" w:hAnsi="Times New Roman" w:eastAsia="바탕"/>
+                <w:i/>
+                <w:sz w:val="20"/>
+              </w:rPr>
+              <w:t>p</w:t>
+            </w:r>
+            <w:r>
+              <w:rPr>
+                <w:rFonts w:ascii="Times New Roman" w:hAnsi="Times New Roman" w:eastAsia="바탕"/>
+                <w:sz w:val="20"/>
+              </w:rPr>
+              <w:t xml:space="preserve"> = 0.0077) (Medhi, I., Toyama, K., Joshi, A., Athavankar, U. &amp; Cutrell, E., "A Comparison of List vs. Hierarchical UIs on Mobile Phones for Non-literate Users," </w:t>
+            </w:r>
+            <w:r>
+              <w:rPr>
+                <w:rFonts w:ascii="Times New Roman" w:hAnsi="Times New Roman" w:eastAsia="바탕"/>
+                <w:i/>
+                <w:sz w:val="20"/>
+              </w:rPr>
+              <w:t>INTERACT 2013</w:t>
+            </w:r>
+            <w:r>
+              <w:rPr>
+                <w:rFonts w:ascii="Times New Roman" w:hAnsi="Times New Roman" w:eastAsia="바탕"/>
+                <w:sz w:val="20"/>
+              </w:rPr>
+              <w:t>, LNCS 8118:497–504, doi:10.1007/978-3-642-40480-1_33).</w:t>
+            </w:r>
+          </w:p>
+          <w:p>
+            <w:pPr>
+              <w:spacing w:after="80" w:line="276" w:lineRule="auto"/>
+              <w:jc w:val="both"/>
+            </w:pPr>
+            <w:r>
+              <w:rPr>
+                <w:rFonts w:ascii="Times New Roman" w:hAnsi="Times New Roman" w:eastAsia="바탕"/>
+                <w:sz w:val="20"/>
+              </w:rPr>
+              <w:t xml:space="preserve">저자들은 원인을 </w:t>
+            </w:r>
+            <w:r>
+              <w:rPr>
+                <w:rFonts w:ascii="Times New Roman" w:hAnsi="Times New Roman" w:eastAsia="바탕"/>
+                <w:b/>
+                <w:sz w:val="20"/>
+              </w:rPr>
+              <w:t>중첩(nesting) 개념 자체의 이해</w:t>
+            </w:r>
+            <w:r>
+              <w:rPr>
+                <w:rFonts w:ascii="Times New Roman" w:hAnsi="Times New Roman" w:eastAsia="바탕"/>
+                <w:sz w:val="20"/>
+              </w:rPr>
+              <w:t xml:space="preserve">에서 찾는다. 계층형에서 상위 그림이 하위 항목의 묶음을 뜻한다는 것을 이해하지 못한 참여자들이 있었고, 잘못 들어간 뒤 상위로 돌아오는 방법을 기억하지 못한 경우도 있었다. 쪽을 넘기는 것 자체는 문제가 되지 않았다 — 문제는 </w:t>
+            </w:r>
+            <w:r>
+              <w:rPr>
+                <w:rFonts w:ascii="Times New Roman" w:hAnsi="Times New Roman" w:eastAsia="바탕"/>
+                <w:b/>
+                <w:sz w:val="20"/>
+              </w:rPr>
+              <w:t>어디까지 내려왔는지를 머릿속에 들고 있어야 한다</w:t>
+            </w:r>
+            <w:r>
+              <w:rPr>
+                <w:rFonts w:ascii="Times New Roman" w:hAnsi="Times New Roman" w:eastAsia="바탕"/>
+                <w:sz w:val="20"/>
+              </w:rPr>
+              <w:t>는 데 있다.</w:t>
             </w:r>
           </w:p>
           <w:p>
@@ -3767,7 +4198,7 @@
                 <w:rFonts w:ascii="Times New Roman" w:hAnsi="Times New Roman" w:eastAsia="바탕"/>
                 <w:sz w:val="20"/>
               </w:rPr>
-              <w:t xml:space="preserve"> 비문해 성인은 7억 3,900만 명이며, 지역에 따라 절대수가 증가하고 있다 (UNESCO, 2024). 여기에 건강 문해력 기준을 적용하면 유럽에서도 성인의 46%가 해당한다 (HLS19, 2021).</w:t>
+              <w:t xml:space="preserve"> 비문해 성인은 7억 3,900만 명이며, 지역에 따라 절대수가 증가하고 있다 (UNESCO, 2025). 여기에 건강 문해력 기준을 적용하면 유럽에서도 성인의 46%가 해당한다 (HLS19 Consortium, 2021).</w:t>
             </w:r>
           </w:p>
           <w:p>
@@ -3788,7 +4219,37 @@
                 <w:rFonts w:ascii="Times New Roman" w:hAnsi="Times New Roman" w:eastAsia="바탕"/>
                 <w:sz w:val="20"/>
               </w:rPr>
-              <w:t xml:space="preserve"> 복약 오류는 연간 420억 달러의 비용을 발생시키고 (WHO, 2017), 항생제 내성으로 인한 사망은 HIV와 말라리아를 넘어섰다 (WHO GLASS, 2025). 전 세계 세균 감염의 6건 중 1건이 1차 항생제에 내성을 보인다 (WHO GLASS, 2025).</w:t>
+              <w:t xml:space="preserve"> 복약 오류는 연간 420억 달러의 비용을 발생시키고 (WHO, 2017), 2019년 세균 내성에 직접 기인한 사망은 127만 명으로 HIV/AIDS 나 말라리아보다 많았다 (Murray, C. J. L. et al. (Antimicrobial Resistance Collaborators), "Global burden of bacterial antimicrobial resistance in 2019: a systematic analysis," </w:t>
+            </w:r>
+            <w:r>
+              <w:rPr>
+                <w:rFonts w:ascii="Times New Roman" w:hAnsi="Times New Roman" w:eastAsia="바탕"/>
+                <w:i/>
+                <w:sz w:val="20"/>
+              </w:rPr>
+              <w:t>The Lancet</w:t>
+            </w:r>
+            <w:r>
+              <w:rPr>
+                <w:rFonts w:ascii="Times New Roman" w:hAnsi="Times New Roman" w:eastAsia="바탕"/>
+                <w:sz w:val="20"/>
+              </w:rPr>
+              <w:t xml:space="preserve">, 399(10325):629–655, 2022). 2023년 자료에서 실험실로 확인된 세균 감염 여섯 건 중 한 건이 항생제에 내성을 보였다 (World Health Organization, </w:t>
+            </w:r>
+            <w:r>
+              <w:rPr>
+                <w:rFonts w:ascii="Times New Roman" w:hAnsi="Times New Roman" w:eastAsia="바탕"/>
+                <w:i/>
+                <w:sz w:val="20"/>
+              </w:rPr>
+              <w:t>Global antibiotic resistance surveillance report 2025 (GLASS)</w:t>
+            </w:r>
+            <w:r>
+              <w:rPr>
+                <w:rFonts w:ascii="Times New Roman" w:hAnsi="Times New Roman" w:eastAsia="바탕"/>
+                <w:sz w:val="20"/>
+              </w:rPr>
+              <w:t>, 2025).</w:t>
             </w:r>
           </w:p>
           <w:p>
@@ -3830,7 +4291,7 @@
                 <w:rFonts w:ascii="Times New Roman" w:hAnsi="Times New Roman" w:eastAsia="바탕"/>
                 <w:sz w:val="20"/>
               </w:rPr>
-              <w:t xml:space="preserve"> USP 81종은 결합이 금지되어 있어 복합 지시를 하나의 그림으로 만들 수 없다 (USP License Agreement).</w:t>
+              <w:t xml:space="preserve"> USP 81종은 결합이 금지되어 있어 복합 지시를 하나의 그림으로 만들 수 없다 (USP Pictogram Library License Agreement).</w:t>
             </w:r>
           </w:p>
           <w:p>
@@ -3851,7 +4312,7 @@
                 <w:rFonts w:ascii="Times New Roman" w:hAnsi="Times New Roman" w:eastAsia="바탕"/>
                 <w:sz w:val="20"/>
               </w:rPr>
-              <w:t xml:space="preserve"> 고령층의 76~78%가 이미 스마트폰을 보유하고 있다 (Pew, 2024–2025).</w:t>
+              <w:t xml:space="preserve"> 고령층의 76~78%가 이미 스마트폰을 보유하고 있다 (Pew Research Center, 2025).</w:t>
             </w:r>
           </w:p>
           <w:p>
@@ -4708,7 +5169,7 @@
                 <w:rFonts w:ascii="Times New Roman" w:hAnsi="Times New Roman" w:eastAsia="바탕"/>
                 <w:sz w:val="20"/>
               </w:rPr>
-              <w:t>이 구조가 왜 필요한지는 앞 절의 USP 표준과 대조하면 분명해진다. "하루 세 번, 식후, 냉장 보관, 임신부 금기" 라는 하나의 지시를 USP 로는 다섯 내지 여섯 개의 심볼을 나열하는 것으로만 전달할 수 있으며, 라이선스가 결합을 금지하므로 앞으로도 그렇다 (USP License Agreement). SIGIL 에서는 이것이 다음과 같이 표현된다.</w:t>
+              <w:t>이 구조가 왜 필요한지는 앞 절의 USP 표준과 대조하면 분명해진다. "하루 세 번, 식후, 냉장 보관, 임신부 금기" 라는 하나의 지시를 USP 로는 다섯 내지 여섯 개의 심볼을 나열하는 것으로만 전달할 수 있으며, 라이선스가 결합을 금지하므로 앞으로도 그렇다 (USP Pictogram Library License Agreement). SIGIL 에서는 이것이 다음과 같이 표현된다.</w:t>
             </w:r>
           </w:p>
           <w:p>
@@ -6541,7 +7002,7 @@
                 <w:rFonts w:ascii="Times New Roman" w:hAnsi="Times New Roman" w:eastAsia="바탕"/>
                 <w:sz w:val="20"/>
               </w:rPr>
-              <w:t>을 원칙으로 한다. 앞 절에서 인용한 대로 비문해 사용자에게 깊은 계층 구조는 평균 65.5초가 걸리는 반면 평면 목록은 25초에 그친다 (Medhi et al., INTERACT 2013). 따라서 판정에 이르는 경로에서 선택지를 최소화했다.</w:t>
+              <w:t>을 원칙으로 한다. 앞 절에서 인용한 대로 비문해 사용자에게 깊은 계층 구조는 평균 65.5초가 걸리는 반면 평면 목록은 25초에 그친다 (Medhi et al., 2013). 따라서 판정에 이르는 경로에서 선택지를 최소화했다.</w:t>
             </w:r>
           </w:p>
           <w:p>
@@ -7235,22 +7696,7 @@
                 <w:rFonts w:ascii="Times New Roman" w:hAnsi="Times New Roman" w:eastAsia="바탕"/>
                 <w:sz w:val="20"/>
               </w:rPr>
-              <w:t>인식이 진행되는 동안 화면은 진행 상태를 보여준다. 이 단계를 감추지 않는 것은 의도적이다. 저문해 사용자 연구에서 지적된 장벽 가운데 하나가 위압감(intimidation)이며 (</w:t>
-            </w:r>
-            <w:r>
-              <w:rPr>
-                <w:rFonts w:ascii="Times New Roman" w:hAnsi="Times New Roman" w:eastAsia="바탕"/>
-                <w:i/>
-                <w:sz w:val="20"/>
-              </w:rPr>
-              <w:t>It's not just illiteracy</w:t>
-            </w:r>
-            <w:r>
-              <w:rPr>
-                <w:rFonts w:ascii="Times New Roman" w:hAnsi="Times New Roman" w:eastAsia="바탕"/>
-                <w:sz w:val="20"/>
-              </w:rPr>
-              <w:t>), 아무 표시 없이 멈춘 화면은 고장으로 읽힌다.</w:t>
+              <w:t>인식이 진행되는 동안 화면은 진행 상태를 보여준다. 이 단계를 감추지 않는 것은 의도적이다. 저문해 사용자 연구에서 지적된 장벽 가운데 하나가 위압감(intimidation)이며 (Medhi, Cutrell &amp; Toyama, 2010), 아무 표시 없이 멈춘 화면은 고장으로 읽힌다.</w:t>
             </w:r>
           </w:p>
           <w:p>
@@ -7356,7 +7802,50 @@
                 <w:rFonts w:ascii="Times New Roman" w:hAnsi="Times New Roman" w:eastAsia="바탕"/>
                 <w:sz w:val="20"/>
               </w:rPr>
-              <w:t>판정은 초록·노랑·빨강 세 색으로 표시된다. 그러나 색은 남성의 약 8%, 여성의 0.5%에게 전달되지 않는다 (색각이상 유병률).</w:t>
+              <w:t>판정은 초록·노랑·빨강 세 색으로 표시된다. 그러나 적록 색각이상은 북유럽계 남성의 약 8%, 여성의 약 0.5%에게 나타나며, 전 세계로는 약 3억 명으로 추정된다 (Colour Blind Awareness; MedlinePlus Genetics).</w:t>
+            </w:r>
+          </w:p>
+          <w:p>
+            <w:pPr>
+              <w:spacing w:after="80" w:line="276" w:lineRule="auto"/>
+              <w:jc w:val="both"/>
+            </w:pPr>
+            <w:r>
+              <w:rPr>
+                <w:rFonts w:ascii="Times New Roman" w:hAnsi="Times New Roman" w:eastAsia="바탕"/>
+                <w:sz w:val="20"/>
+              </w:rPr>
+              <w:t xml:space="preserve">한 가지 덧붙일 것이 있다. 이 비율은 인종에 따라 다르며 중국·일본계 남성에서는 4~6.5%, 사하라이남 아프리카에서는 더 낮게 보고된다. 즉 우리가 대상으로 삼는 지역에서 이 위험은 북유럽보다 </w:t>
+            </w:r>
+            <w:r>
+              <w:rPr>
+                <w:rFonts w:ascii="Times New Roman" w:hAnsi="Times New Roman" w:eastAsia="바탕"/>
+                <w:b/>
+                <w:sz w:val="20"/>
+              </w:rPr>
+              <w:t>작다.</w:t>
+            </w:r>
+            <w:r>
+              <w:rPr>
+                <w:rFonts w:ascii="Times New Roman" w:hAnsi="Times New Roman" w:eastAsia="바탕"/>
+                <w:sz w:val="20"/>
+              </w:rPr>
+              <w:t xml:space="preserve"> 그럼에도 색 하나에 판정을 맡기지 않는 이유는 유병률이 아니라 </w:t>
+            </w:r>
+            <w:r>
+              <w:rPr>
+                <w:rFonts w:ascii="Times New Roman" w:hAnsi="Times New Roman" w:eastAsia="바탕"/>
+                <w:b/>
+                <w:sz w:val="20"/>
+              </w:rPr>
+              <w:t>대가의 비대칭</w:t>
+            </w:r>
+            <w:r>
+              <w:rPr>
+                <w:rFonts w:ascii="Times New Roman" w:hAnsi="Times New Roman" w:eastAsia="바탕"/>
+                <w:sz w:val="20"/>
+              </w:rPr>
+              <w:t xml:space="preserve"> 때문이다. 색을 못 보는 사람에게 색만 주면 판정이 통째로 전달되지 않는 반면, 기호와 문장을 함께 두는 비용은 화면 한 줄이다.</w:t>
             </w:r>
           </w:p>
           <w:p>
@@ -12381,7 +12870,7 @@
                 <w:rFonts w:ascii="Times New Roman" w:hAnsi="Times New Roman" w:eastAsia="바탕"/>
                 <w:sz w:val="20"/>
               </w:rPr>
-              <w:t>특히 3.d 와의 연결이 직접적이다. 전 세계 세균 감염의 6건 중 1건이 1차 항생제에 내성을 보이며 (WHO GLASS, 2025), 내성으로 인한 사망은 HIV와 말라리아를 넘어섰다 (WHO GLASS, 2025). 증상이 가시면 항생제를 중단하는 것은 내성의 주요 인적 경로이며, 처방전에 적힌 복용 기간이 환자에게 도달하지 못하면 그 지시는 존재하지 않는 것과 같다.</w:t>
+              <w:t>특히 3.d 와의 연결이 직접적이다. 104개국에서 보고된 실험실 확인 감염 2,300만 건 이상을 분석한 결과, 2023년 세균 감염 여섯 건 중 한 건이 항생제에 내성을 보였다. 2018년부터 2023년까지 감시 대상 병원체–항생제 조합의 40% 이상에서 내성이 상승했고, 연평균 상승률은 5~15% 였다 (WHO GLASS, 2025). 2019년 기준 세균 내성에 직접 기인한 사망은 127만 명으로 HIV/AIDS 나 말라리아보다 많았다 (Murray et al., 2022). 증상이 가시면 항생제를 중단하는 것은 내성의 주요 인적 경로이며, 처방전에 적힌 복용 기간이 환자에게 도달하지 못하면 그 지시는 존재하지 않는 것과 같다.</w:t>
             </w:r>
           </w:p>
           <w:p>

--- a/docs/proposal/SnapCare_H1_Final_Proposal_KO.docx
+++ b/docs/proposal/SnapCare_H1_Final_Proposal_KO.docx
@@ -5508,6 +5508,165 @@
           </w:p>
           <w:p>
             <w:pPr>
+              <w:spacing w:after="80" w:line="276" w:lineRule="auto"/>
+              <w:jc w:val="both"/>
+            </w:pPr>
+            <w:r>
+              <w:rPr>
+                <w:rFonts w:ascii="Times New Roman" w:hAnsi="Times New Roman" w:eastAsia="바탕"/>
+                <w:sz w:val="20"/>
+              </w:rPr>
+              <w:t xml:space="preserve">동사만 갈리는 것이 아니라 </w:t>
+            </w:r>
+            <w:r>
+              <w:rPr>
+                <w:rFonts w:ascii="Times New Roman" w:hAnsi="Times New Roman" w:eastAsia="바탕"/>
+                <w:b/>
+                <w:sz w:val="20"/>
+              </w:rPr>
+              <w:t>부위</w:t>
+            </w:r>
+            <w:r>
+              <w:rPr>
+                <w:rFonts w:ascii="Times New Roman" w:hAnsi="Times New Roman" w:eastAsia="바탕"/>
+                <w:sz w:val="20"/>
+              </w:rPr>
+              <w:t>도 갈린다. 안약을 눈에 넣는다는 것은 지시의 절반인데, 그림에 병만 있고 눈이 없으면 그 절반이 사라진다. 그래서 제형에서 부위를 유도한다.</w:t>
+            </w:r>
+          </w:p>
+          <w:p>
+            <w:pPr>
+              <w:spacing w:after="160"/>
+            </w:pPr>
+            <w:r>
+              <w:rPr>
+                <w:rFonts w:ascii="Consolas" w:hAnsi="Consolas" w:eastAsia="Consolas"/>
+                <w:sz w:val="18"/>
+              </w:rPr>
+              <w:t>/**</w:t>
+              <w:br/>
+              <w:t xml:space="preserve"> * 제형 → 몸의 어디에 쓰는가.</w:t>
+              <w:br/>
+              <w:t xml:space="preserve"> *</w:t>
+              <w:br/>
+              <w:t xml:space="preserve"> * 안약을 '눈에' 넣는다는 것은 지시의 절반인데, 그림에는 병만 있고 눈이 없었다.</w:t>
+              <w:br/>
+              <w:t xml:space="preserve"> * OCR 이 제형을 알아내는 순간 부위도 정해지므로 따로 물을 필요가 없다.</w:t>
+              <w:br/>
+              <w:t xml:space="preserve"> */</w:t>
+              <w:br/>
+              <w:t>const FORM_SITE: Record&lt;string, string&gt; = {</w:t>
+              <w:br/>
+              <w:t xml:space="preserve">  eyedrop: 'body_eye',</w:t>
+              <w:br/>
+              <w:t xml:space="preserve">  cream:   'body_skin',</w:t>
+              <w:br/>
+              <w:t xml:space="preserve">  inhaler: 'body_mouth',</w:t>
+              <w:br/>
+              <w:t xml:space="preserve">  syrup:   'body_mouth',</w:t>
+              <w:br/>
+              <w:t>};</w:t>
+            </w:r>
+          </w:p>
+          <w:p>
+            <w:pPr>
+              <w:spacing w:after="80" w:line="276" w:lineRule="auto"/>
+              <w:jc w:val="both"/>
+            </w:pPr>
+            <w:r>
+              <w:rPr>
+                <w:rFonts w:ascii="Times New Roman" w:hAnsi="Times New Roman" w:eastAsia="바탕"/>
+                <w:sz w:val="20"/>
+              </w:rPr>
+              <w:t>설계 의도. 부위를 사용자에게 묻지 않는 것이 요점이다. 묻는 순간 선택지를 읽어야 하고, §1.9 에서 확인한 대로 선택지를 읽게 하는 것이 이 앱이 없애려는 것이다. OCR 이 "점안액" 을 읽어 낸 시점에 부위는 이미 정해져 있으므로, 물어볼 것이 아니라 유도할 것이다.</w:t>
+            </w:r>
+          </w:p>
+          <w:p>
+            <w:pPr>
+              <w:spacing w:after="80" w:line="276" w:lineRule="auto"/>
+              <w:jc w:val="both"/>
+            </w:pPr>
+            <w:r>
+              <w:rPr>
+                <w:rFonts w:ascii="Times New Roman" w:hAnsi="Times New Roman" w:eastAsia="바탕"/>
+                <w:sz w:val="20"/>
+              </w:rPr>
+              <w:t xml:space="preserve">모르는 제형을 만났을 때의 처리에도 판단이 들어 있다. 예전에는 표에 없는 제형이 조용히 일반 약병 그림으로 떨어졌다 — 흡입기든 네뷸라이저든 화면에는 약병이 떴고, </w:t>
+            </w:r>
+            <w:r>
+              <w:rPr>
+                <w:rFonts w:ascii="Times New Roman" w:hAnsi="Times New Roman" w:eastAsia="바탕"/>
+                <w:b/>
+                <w:sz w:val="20"/>
+              </w:rPr>
+              <w:t>그런 일이 얼마나 자주 일어나는지 아무 기록도 남지 않았다.</w:t>
+            </w:r>
+            <w:r>
+              <w:rPr>
+                <w:rFonts w:ascii="Times New Roman" w:hAnsi="Times New Roman" w:eastAsia="바탕"/>
+                <w:sz w:val="20"/>
+              </w:rPr>
+              <w:t xml:space="preserve"> 지금은 </w:t>
+            </w:r>
+            <w:r>
+              <w:rPr>
+                <w:rFonts w:ascii="Consolas" w:hAnsi="Consolas" w:eastAsia="Consolas"/>
+                <w:sz w:val="19"/>
+              </w:rPr>
+              <w:t>\?제형</w:t>
+            </w:r>
+            <w:r>
+              <w:rPr>
+                <w:rFonts w:ascii="Times New Roman" w:hAnsi="Times New Roman" w:eastAsia="바탕"/>
+                <w:sz w:val="20"/>
+              </w:rPr>
+              <w:t xml:space="preserve"> 이라는 표시를 앞세운다. 이것은 "이 개념의 그림이 우리에게 없다" 는 뜻이며, 온라인 판은 그 자리에서 그림을 만들어 넣고 온디바이스 판은 없다고 알린다 (§2.6).</w:t>
+            </w:r>
+          </w:p>
+          <w:p>
+            <w:pPr>
+              <w:spacing w:after="80" w:line="276" w:lineRule="auto"/>
+              <w:jc w:val="both"/>
+            </w:pPr>
+            <w:r>
+              <w:rPr>
+                <w:rFonts w:ascii="Times New Roman" w:hAnsi="Times New Roman" w:eastAsia="바탕"/>
+                <w:sz w:val="20"/>
+              </w:rPr>
+              <w:t xml:space="preserve">이것이 부분적인 해결이라는 점은 밝혀 둔다. 머리(head)는 시각·개수·보관을 그리는 </w:t>
+            </w:r>
+            <w:r>
+              <w:rPr>
+                <w:rFonts w:ascii="Times New Roman" w:hAnsi="Times New Roman" w:eastAsia="바탕"/>
+                <w:b/>
+                <w:sz w:val="20"/>
+              </w:rPr>
+              <w:t>그릇</w:t>
+            </w:r>
+            <w:r>
+              <w:rPr>
+                <w:rFonts w:ascii="Times New Roman" w:hAnsi="Times New Roman" w:eastAsia="바탕"/>
+                <w:sz w:val="20"/>
+              </w:rPr>
+              <w:t xml:space="preserve">이기도 해서, 제형을 모를 때 그 줄들은 여전히 일반형 약병 위에 그려진다. 제대로 고치려면 그 개념이 정식 형태소가 되어야 하고, 그래서 </w:t>
+            </w:r>
+            <w:r>
+              <w:rPr>
+                <w:rFonts w:ascii="Consolas" w:hAnsi="Consolas" w:eastAsia="Consolas"/>
+                <w:sz w:val="19"/>
+              </w:rPr>
+              <w:t>/api/glyph</w:t>
+            </w:r>
+            <w:r>
+              <w:rPr>
+                <w:rFonts w:ascii="Times New Roman" w:hAnsi="Times New Roman" w:eastAsia="바탕"/>
+                <w:sz w:val="20"/>
+              </w:rPr>
+              <w:t xml:space="preserve"> 가 만들지 못한 개념의 목록을 파일로 남긴다. 그 목록이 다음 형태소를 무엇으로 추가할지 정하는 근거가 된다 — 우리가 짐작한 순서가 아니라 사용자가 실제로 마주친 순서다.</w:t>
+            </w:r>
+          </w:p>
+          <w:p>
+            <w:pPr>
               <w:spacing w:before="180" w:after="40"/>
             </w:pPr>
             <w:r>
@@ -9402,7 +9561,191 @@
                 <w:rFonts w:ascii="Times New Roman" w:hAnsi="Times New Roman" w:eastAsia="바탕"/>
                 <w:sz w:val="20"/>
               </w:rPr>
-              <w:t>캐시 이름에는 자산 지문을 찍는다. 픽토그램의 주소는 DSL 문자열에서 유도되므로 그림을 교체해도 주소가 변하지 않으며, 지문이 없으면 한 번이라도 방문한 사용자에게 옛 그림이 계속 제공된다.</w:t>
+              <w:t xml:space="preserve">전략의 갈래는 서비스워커의 </w:t>
+            </w:r>
+            <w:r>
+              <w:rPr>
+                <w:rFonts w:ascii="Consolas" w:hAnsi="Consolas" w:eastAsia="Consolas"/>
+                <w:sz w:val="19"/>
+              </w:rPr>
+              <w:t>fetch</w:t>
+            </w:r>
+            <w:r>
+              <w:rPr>
+                <w:rFonts w:ascii="Times New Roman" w:hAnsi="Times New Roman" w:eastAsia="바탕"/>
+                <w:sz w:val="20"/>
+              </w:rPr>
+              <w:t xml:space="preserve"> 처리에 그대로 드러난다.</w:t>
+            </w:r>
+          </w:p>
+          <w:p>
+            <w:pPr>
+              <w:spacing w:after="160"/>
+            </w:pPr>
+            <w:r>
+              <w:rPr>
+                <w:rFonts w:ascii="Consolas" w:hAnsi="Consolas" w:eastAsia="Consolas"/>
+                <w:sz w:val="18"/>
+              </w:rPr>
+              <w:t>self.addEventListener('fetch', (event) =&gt; {</w:t>
+              <w:br/>
+              <w:t xml:space="preserve">  const url = new URL(event.request.url);</w:t>
+              <w:br/>
+              <w:br/>
+              <w:t xml:space="preserve">  // 판정 API 는 가로채지 않는다. 오래된 답을 주는 것보다 실패하는 편이 낫고,</w:t>
+              <w:br/>
+              <w:t xml:space="preserve">  // 오프라인 대비는 앱 코드(캐시된 프로필·픽토그램)가 이미 하고 있다.</w:t>
+              <w:br/>
+              <w:t xml:space="preserve">  if (url.pathname.startsWith('/api/')) return;</w:t>
+              <w:br/>
+              <w:br/>
+              <w:t xml:space="preserve">  if (event.request.mode === 'navigate') {</w:t>
+              <w:br/>
+              <w:t xml:space="preserve">    event.respondWith(networkFirst(event.request));   // 화면 이동은 최신 우선</w:t>
+              <w:br/>
+              <w:t xml:space="preserve">    return;</w:t>
+              <w:br/>
+              <w:t xml:space="preserve">  }</w:t>
+              <w:br/>
+              <w:br/>
+              <w:t xml:space="preserve">  if (url.pathname.startsWith('/_next/static/') ||</w:t>
+              <w:br/>
+              <w:t xml:space="preserve">      url.pathname.startsWith('/pictograms/') ||</w:t>
+              <w:br/>
+              <w:t xml:space="preserve">      url.pathname.startsWith('/models/') ||          // 영양 추정 모델 16MB</w:t>
+              <w:br/>
+              <w:t xml:space="preserve">      url.pathname.startsWith('/ocr/')) {             // OCR 워커·코어·언어 데이터</w:t>
+              <w:br/>
+              <w:t xml:space="preserve">    event.respondWith(cacheFirst(event.request));</w:t>
+              <w:br/>
+              <w:t xml:space="preserve">  }</w:t>
+              <w:br/>
+              <w:t>});</w:t>
+            </w:r>
+          </w:p>
+          <w:p>
+            <w:pPr>
+              <w:spacing w:after="80" w:line="276" w:lineRule="auto"/>
+              <w:jc w:val="both"/>
+            </w:pPr>
+            <w:r>
+              <w:rPr>
+                <w:rFonts w:ascii="Times New Roman" w:hAnsi="Times New Roman" w:eastAsia="바탕"/>
+                <w:sz w:val="20"/>
+              </w:rPr>
+              <w:t>설계 의도. 세 갈래가 각각 다른 판단이다.</w:t>
+            </w:r>
+          </w:p>
+          <w:p>
+            <w:pPr>
+              <w:spacing w:after="80" w:line="276" w:lineRule="auto"/>
+              <w:jc w:val="both"/>
+            </w:pPr>
+            <w:r>
+              <w:rPr>
+                <w:rFonts w:ascii="Times New Roman" w:hAnsi="Times New Roman" w:eastAsia="바탕"/>
+                <w:b/>
+                <w:sz w:val="20"/>
+              </w:rPr>
+              <w:t>판정 API 를 가로채지 않는 것</w:t>
+            </w:r>
+            <w:r>
+              <w:rPr>
+                <w:rFonts w:ascii="Times New Roman" w:hAnsi="Times New Roman" w:eastAsia="바탕"/>
+                <w:sz w:val="20"/>
+              </w:rPr>
+              <w:t>은 이 앱이 다루는 것이 약이기 때문이다. 캐시된 판정을 돌려주면 사용자는 그것이 지금의 답인지 어제의 답인지 알 방법이 없다. 실패는 사용자가 알아차리지만 오래된 성공은 알아차리지 못한다.</w:t>
+            </w:r>
+          </w:p>
+          <w:p>
+            <w:pPr>
+              <w:spacing w:after="80" w:line="276" w:lineRule="auto"/>
+              <w:jc w:val="both"/>
+            </w:pPr>
+            <w:r>
+              <w:rPr>
+                <w:rFonts w:ascii="Times New Roman" w:hAnsi="Times New Roman" w:eastAsia="바탕"/>
+                <w:b/>
+                <w:sz w:val="20"/>
+              </w:rPr>
+              <w:t>모델과 OCR 자산을 캐시 우선에 넣은 것</w:t>
+            </w:r>
+            <w:r>
+              <w:rPr>
+                <w:rFonts w:ascii="Times New Roman" w:hAnsi="Times New Roman" w:eastAsia="바탕"/>
+                <w:sz w:val="20"/>
+              </w:rPr>
+              <w:t>은 개발 중에 발견한 결함을 고친 결과다. 앱의 요점이 "인터넷 없이 기기에서 판정한다" 인데 16MB 짜리 추정 모델이 캐시 대상에서 빠져 있었다. 계산은 기기에서 하면서 정작 그 계산을 할 모델을 받아오지 못했으므로, 오프라인 주장이 절반만 참이었다.</w:t>
+            </w:r>
+          </w:p>
+          <w:p>
+            <w:pPr>
+              <w:spacing w:after="80" w:line="276" w:lineRule="auto"/>
+              <w:jc w:val="both"/>
+            </w:pPr>
+            <w:r>
+              <w:rPr>
+                <w:rFonts w:ascii="Times New Roman" w:hAnsi="Times New Roman" w:eastAsia="바탕"/>
+                <w:sz w:val="20"/>
+              </w:rPr>
+              <w:t xml:space="preserve">그러면서도 이 자산들을 </w:t>
+            </w:r>
+            <w:r>
+              <w:rPr>
+                <w:rFonts w:ascii="Times New Roman" w:hAnsi="Times New Roman" w:eastAsia="바탕"/>
+                <w:b/>
+                <w:sz w:val="20"/>
+              </w:rPr>
+              <w:t>미리 받아 두지 않는다.</w:t>
+            </w:r>
+            <w:r>
+              <w:rPr>
+                <w:rFonts w:ascii="Times New Roman" w:hAnsi="Times New Roman" w:eastAsia="바탕"/>
+                <w:sz w:val="20"/>
+              </w:rPr>
+              <w:t xml:space="preserve"> 처음 쓸 때 받는다. 첫 화면에서 16MB 를 요구하면 망이 느린 곳에서는 앱이 아예 뜨지 않은 것처럼 보이는데, 우리 사용자가 있는 곳이 정확히 그런 곳이다. 앱이 안 열리는 것보다 기능 하나가 늦는 편이 낫다.</w:t>
+            </w:r>
+          </w:p>
+          <w:p>
+            <w:pPr>
+              <w:spacing w:after="80" w:line="276" w:lineRule="auto"/>
+              <w:jc w:val="both"/>
+            </w:pPr>
+            <w:r>
+              <w:rPr>
+                <w:rFonts w:ascii="Times New Roman" w:hAnsi="Times New Roman" w:eastAsia="바탕"/>
+                <w:sz w:val="20"/>
+              </w:rPr>
+              <w:t xml:space="preserve">캐시 이름에는 자산 지문을 찍는다. 픽토그램의 주소는 DSL 문자열에서 유도되므로 </w:t>
+            </w:r>
+            <w:r>
+              <w:rPr>
+                <w:rFonts w:ascii="Times New Roman" w:hAnsi="Times New Roman" w:eastAsia="바탕"/>
+                <w:b/>
+                <w:sz w:val="20"/>
+              </w:rPr>
+              <w:t>그림을 교체해도 주소가 변하지 않으며</w:t>
+            </w:r>
+            <w:r>
+              <w:rPr>
+                <w:rFonts w:ascii="Times New Roman" w:hAnsi="Times New Roman" w:eastAsia="바탕"/>
+                <w:sz w:val="20"/>
+              </w:rPr>
+              <w:t xml:space="preserve">, 지문이 없으면 한 번이라도 방문한 사용자에게 옛 그림이 계속 제공된다. 실제로 </w:t>
+            </w:r>
+            <w:r>
+              <w:rPr>
+                <w:rFonts w:ascii="Consolas" w:hAnsi="Consolas" w:eastAsia="Consolas"/>
+                <w:sz w:val="19"/>
+              </w:rPr>
+              <w:t>qty_four</w:t>
+            </w:r>
+            <w:r>
+              <w:rPr>
+                <w:rFonts w:ascii="Times New Roman" w:hAnsi="Times New Roman" w:eastAsia="바탕"/>
+                <w:sz w:val="20"/>
+              </w:rPr>
+              <w:t xml:space="preserve"> 를 고쳐 다시 뽑았을 때(§5.2) 지문이 바뀌면서 캐시된 픽토그램 113장이 통째로 다시 렌더되었다. 지문이 없었다면 그 사용자들은 고치기 전의 고리 넷을 계속 보았을 것이다.</w:t>
             </w:r>
           </w:p>
           <w:p>

--- a/docs/proposal/SnapCare_H1_Final_Proposal_KO.docx
+++ b/docs/proposal/SnapCare_H1_Final_Proposal_KO.docx
@@ -1641,7 +1641,7 @@
                 <w:color w:val="606068"/>
                 <w:sz w:val="18"/>
               </w:rPr>
-              <w:t xml:space="preserve"> 한국 성인의 건강정보이해능력이 충분하지 않은 비율 (국민건강영양조사, 2023). 전체 39.6% 에 비해 65세 이상은 59.7% 로, 20.1%p 높다. 소득으로 갈라도 11.9%p 차이가 난다. 이 문제가 나라 사이보다 </w:t>
+              <w:t xml:space="preserve"> 한국 성인의 건강정보이해능력이 충분하지 않은 비율 (질병관리청, 2023). 전체 39.6% 에 비해 65세 이상은 59.7% 로, 20.1%p 높다. 소득으로 갈라도 11.9%p 차이가 난다. 이 문제가 나라 사이보다 </w:t>
             </w:r>
             <w:r>
               <w:rPr>
@@ -2987,7 +2987,7 @@
                 <w:rFonts w:ascii="Times New Roman" w:hAnsi="Times New Roman" w:eastAsia="바탕"/>
                 <w:sz w:val="20"/>
               </w:rPr>
-              <w:t xml:space="preserve">60세 이상 인구는 2020년 10억 명에서 2030년 14억 명으로 증가하며, 2030년에는 세계 인구 여섯 명 중 한 명이 60세 이상이 된다. 2050년에는 21억 명으로 다시 두 배가 되고, 세계 인구에서 차지하는 비중은 2015년 12%에서 2050년 22%로 오른다 (WHO). 더 중요한 것은 그 분포다. </w:t>
+              <w:t xml:space="preserve">60세 이상 인구는 2020년 10억 명에서 2030년 14억 명으로 증가하며, 2030년에는 세계 인구 여섯 명 중 한 명이 60세 이상이 된다. 2050년에는 21억 명으로 다시 두 배가 되고, 세계 인구에서 차지하는 비중은 2015년 12%에서 2050년 22%로 오른다. 더 중요한 것은 그 분포다. </w:t>
             </w:r>
             <w:r>
               <w:rPr>
@@ -3058,20 +3058,181 @@
                 <w:rFonts w:ascii="Times New Roman" w:hAnsi="Times New Roman" w:eastAsia="바탕"/>
                 <w:sz w:val="20"/>
               </w:rPr>
-              <w:t>한국의 자료가 이 겹침을 구체적으로 보여준다. 한국 고령자의 79.4%가 스스로 약을 관리하지만, 복약 안전 교육을 받은 비율은 28.2%에 그친다 (PMC8544505). 그리고 그 연령대의 건강정보이해능력 충분 비율은 40.3%다 (국민건강영양조사, 2023). 스스로 관리해야 하는 사람이 다수인데, 읽어낼 준비를 갖춘 사람은 소수라는 뜻이다.</w:t>
-            </w:r>
-          </w:p>
-          <w:p>
-            <w:pPr>
-              <w:spacing w:after="80" w:line="276" w:lineRule="auto"/>
-              <w:jc w:val="both"/>
-            </w:pPr>
-            <w:r>
-              <w:rPr>
-                <w:rFonts w:ascii="Times New Roman" w:hAnsi="Times New Roman" w:eastAsia="바탕"/>
-                <w:sz w:val="20"/>
-              </w:rPr>
-              <w:t>몰도바에서도 같은 구조가 관찰된다. 고령 인구 비중은 27%로 두 배 이상 증가할 전망이며, 질병 부담은 비감염성 질환에 압도적으로 집중되어 있다 (World Bank). 건강 문해력 수준이 1차 의료 서비스 접근을 결정한다는 것이 몰도바 인구를 대상으로 한 연구에서 확인되었다 (PMC7532569).</w:t>
+              <w:t xml:space="preserve">한국의 자료가 이 겹침을 구체적으로 보여준다. 65세 이상 131명을 조사한 연구에서 </w:t>
+            </w:r>
+            <w:r>
+              <w:rPr>
+                <w:rFonts w:ascii="Times New Roman" w:hAnsi="Times New Roman" w:eastAsia="바탕"/>
+                <w:b/>
+                <w:sz w:val="20"/>
+              </w:rPr>
+              <w:t>79.4%가 스스로 약을 복용</w:t>
+            </w:r>
+            <w:r>
+              <w:rPr>
+                <w:rFonts w:ascii="Times New Roman" w:hAnsi="Times New Roman" w:eastAsia="바탕"/>
+                <w:sz w:val="20"/>
+              </w:rPr>
+              <w:t xml:space="preserve">하지만 복약 안전 교육을 받은 사람은 </w:t>
+            </w:r>
+            <w:r>
+              <w:rPr>
+                <w:rFonts w:ascii="Times New Roman" w:hAnsi="Times New Roman" w:eastAsia="바탕"/>
+                <w:b/>
+                <w:sz w:val="20"/>
+              </w:rPr>
+              <w:t>28.2%</w:t>
+            </w:r>
+            <w:r>
+              <w:rPr>
+                <w:rFonts w:ascii="Times New Roman" w:hAnsi="Times New Roman" w:eastAsia="바탕"/>
+                <w:sz w:val="20"/>
+              </w:rPr>
+              <w:t xml:space="preserve">에 그쳤다 (Lee, M., Kim, K., Rhew, K. &amp; Choi, K.-H., "A knowledge, attitude, and practice survey on medication safety in Korean older adults," </w:t>
+            </w:r>
+            <w:r>
+              <w:rPr>
+                <w:rFonts w:ascii="Times New Roman" w:hAnsi="Times New Roman" w:eastAsia="바탕"/>
+                <w:i/>
+                <w:sz w:val="20"/>
+              </w:rPr>
+              <w:t>Healthcare</w:t>
+            </w:r>
+            <w:r>
+              <w:rPr>
+                <w:rFonts w:ascii="Times New Roman" w:hAnsi="Times New Roman" w:eastAsia="바탕"/>
+                <w:sz w:val="20"/>
+              </w:rPr>
+              <w:t>, 9(10):1365, 2021, doi:10.3390/healthcare9101365). 그리고 그 연령대의 건강정보이해능력이 적절한 비율은 40.3%다 (질병관리청, 2023). 스스로 관리해야 하는 사람이 다수인데, 읽어낼 준비를 갖춘 사람은 소수라는 뜻이다.</w:t>
+            </w:r>
+          </w:p>
+          <w:p>
+            <w:pPr>
+              <w:spacing w:after="80" w:line="276" w:lineRule="auto"/>
+              <w:jc w:val="both"/>
+            </w:pPr>
+            <w:r>
+              <w:rPr>
+                <w:rFonts w:ascii="Times New Roman" w:hAnsi="Times New Roman" w:eastAsia="바탕"/>
+                <w:sz w:val="20"/>
+              </w:rPr>
+              <w:t xml:space="preserve">표본이 131명으로 작고 조사가 2017년에 이루어졌다는 점은 밝혀 둔다. 이 값을 한국 고령자 전체의 추정치로 쓰기에는 무리가 있으며, 여기서 쓰는 것은 </w:t>
+            </w:r>
+            <w:r>
+              <w:rPr>
+                <w:rFonts w:ascii="Times New Roman" w:hAnsi="Times New Roman" w:eastAsia="바탕"/>
+                <w:b/>
+                <w:sz w:val="20"/>
+              </w:rPr>
+              <w:t>비율의 방향</w:t>
+            </w:r>
+            <w:r>
+              <w:rPr>
+                <w:rFonts w:ascii="Times New Roman" w:hAnsi="Times New Roman" w:eastAsia="바탕"/>
+                <w:sz w:val="20"/>
+              </w:rPr>
+              <w:t>이다 — 스스로 관리하는 쪽이 교육받은 쪽보다 훨씬 많다는 것.</w:t>
+            </w:r>
+          </w:p>
+          <w:p>
+            <w:pPr>
+              <w:spacing w:after="80" w:line="276" w:lineRule="auto"/>
+              <w:jc w:val="both"/>
+            </w:pPr>
+            <w:r>
+              <w:rPr>
+                <w:rFonts w:ascii="Times New Roman" w:hAnsi="Times New Roman" w:eastAsia="바탕"/>
+                <w:sz w:val="20"/>
+              </w:rPr>
+              <w:t xml:space="preserve">몰도바에서도 같은 구조가 관찰된다. 2015년부터 2060년 사이에 인구는 31% 줄고 평균 연령은 38세에서 47세로 오르며, </w:t>
+            </w:r>
+            <w:r>
+              <w:rPr>
+                <w:rFonts w:ascii="Times New Roman" w:hAnsi="Times New Roman" w:eastAsia="바탕"/>
+                <w:b/>
+                <w:sz w:val="20"/>
+              </w:rPr>
+              <w:t>고령 인구 비중은 두 배 이상 늘어 27%에 이를 전망이다.</w:t>
+            </w:r>
+            <w:r>
+              <w:rPr>
+                <w:rFonts w:ascii="Times New Roman" w:hAnsi="Times New Roman" w:eastAsia="바탕"/>
+                <w:sz w:val="20"/>
+              </w:rPr>
+              <w:t xml:space="preserve"> 질병 부담은 비감염성 질환에 압도적으로 집중되어 있으며, 2008년부터 2015년 사이에 당뇨 유병률이 75%, 순환기 질환이 41% 늘었다 (Voncina, L., Dozol, A., Volovei, I. &amp; Cetinkaya, V., </w:t>
+            </w:r>
+            <w:r>
+              <w:rPr>
+                <w:rFonts w:ascii="Times New Roman" w:hAnsi="Times New Roman" w:eastAsia="바탕"/>
+                <w:i/>
+                <w:sz w:val="20"/>
+              </w:rPr>
+              <w:t>Human Development Assessment for Moldova: Background Paper on Health</w:t>
+            </w:r>
+            <w:r>
+              <w:rPr>
+                <w:rFonts w:ascii="Times New Roman" w:hAnsi="Times New Roman" w:eastAsia="바탕"/>
+                <w:sz w:val="20"/>
+              </w:rPr>
+              <w:t>, World Bank, 2022).</w:t>
+            </w:r>
+          </w:p>
+          <w:p>
+            <w:pPr>
+              <w:spacing w:after="80" w:line="276" w:lineRule="auto"/>
+              <w:jc w:val="both"/>
+            </w:pPr>
+            <w:r>
+              <w:rPr>
+                <w:rFonts w:ascii="Times New Roman" w:hAnsi="Times New Roman" w:eastAsia="바탕"/>
+                <w:sz w:val="20"/>
+              </w:rPr>
+              <w:t xml:space="preserve">건강 문해력과 1차 의료 이용의 관계를 몰도바계 인구에서 직접 다룬 연구도 있다. 다만 이 연구의 대상은 몰도바 거주자가 아니라 </w:t>
+            </w:r>
+            <w:r>
+              <w:rPr>
+                <w:rFonts w:ascii="Times New Roman" w:hAnsi="Times New Roman" w:eastAsia="바탕"/>
+                <w:b/>
+                <w:sz w:val="20"/>
+              </w:rPr>
+              <w:t>이탈리아 파도바에 사는 몰도바 이주 여성 170명</w:t>
+            </w:r>
+            <w:r>
+              <w:rPr>
+                <w:rFonts w:ascii="Times New Roman" w:hAnsi="Times New Roman" w:eastAsia="바탕"/>
+                <w:sz w:val="20"/>
+              </w:rPr>
+              <w:t xml:space="preserve">이며, 문해력이 낮은 쪽에서 흡연율이 높고(33.3% 대 14.3%) 주치의 방문이 적었다는 것을 보고한다 (Vianello, F. A. et al., "Health status of female Moldovan migrants to Italy by health literacy level and age group," </w:t>
+            </w:r>
+            <w:r>
+              <w:rPr>
+                <w:rFonts w:ascii="Times New Roman" w:hAnsi="Times New Roman" w:eastAsia="바탕"/>
+                <w:i/>
+                <w:sz w:val="20"/>
+              </w:rPr>
+              <w:t>BMC Public Health</w:t>
+            </w:r>
+            <w:r>
+              <w:rPr>
+                <w:rFonts w:ascii="Times New Roman" w:hAnsi="Times New Roman" w:eastAsia="바탕"/>
+                <w:sz w:val="20"/>
+              </w:rPr>
+              <w:t xml:space="preserve">, 20:1502, 2020, doi:10.1186/s12889-020-09582-9). 이주민 표본이므로 몰도바 국내 인구에 그대로 옮길 수 없다는 점을 밝혀 둔다 — 우리가 이 연구에서 취하는 것은 수치가 아니라 </w:t>
+            </w:r>
+            <w:r>
+              <w:rPr>
+                <w:rFonts w:ascii="Times New Roman" w:hAnsi="Times New Roman" w:eastAsia="바탕"/>
+                <w:b/>
+                <w:sz w:val="20"/>
+              </w:rPr>
+              <w:t>건강 문해력이 1차 의료 이용과 실제로 연동된다는 관계</w:t>
+            </w:r>
+            <w:r>
+              <w:rPr>
+                <w:rFonts w:ascii="Times New Roman" w:hAnsi="Times New Roman" w:eastAsia="바탕"/>
+                <w:sz w:val="20"/>
+              </w:rPr>
+              <w:t>이며, 그 관계를 몰도바 현지에서 확인하는 것은 §5.8 의 현지 평가에 속한다.</w:t>
             </w:r>
           </w:p>
           <w:p>
@@ -3097,7 +3258,7 @@
                 <w:rFonts w:ascii="Times New Roman" w:hAnsi="Times New Roman" w:eastAsia="바탕"/>
                 <w:sz w:val="20"/>
               </w:rPr>
-              <w:t xml:space="preserve">그림이 문자보다 잘 기억된다는 것은 인지심리학에서 반복 검증된 현상이다. 그림 우월 효과(picture superiority effect)는 그림이 단어보다 회상률이 높고 더 오래 남는다는 것을 가리키며, 이중부호화 이론은 시각 정보가 시각과 언어 두 경로로 부호화되어 회상 경로가 둘인 반면 문자는 시각 부호화가 잘 되지 않는다는 것으로 이를 설명한다 (Paivio, 1970s). 보건 의사소통 영역에서도 문자에 밀접히 결합된 그림은 문자 단독 대비 주의와 회상을 뚜렷이 증가시킨다 (Houts, P. S., Doak, C. C., Doak, L. G. &amp; Loscalzo, M. J., "The role of pictures in improving health communication," </w:t>
+              <w:t xml:space="preserve">그림이 문자보다 잘 기억된다는 것은 인지심리학에서 반복 검증된 현상이다. 그림 우월 효과(picture superiority effect)는 그림이 단어보다 회상률이 높고 더 오래 남는다는 것을 가리키며, 이중부호화 이론은 시각 정보가 시각과 언어 두 경로로 부호화되어 회상 경로가 둘인 반면 문자는 시각 부호화가 잘 되지 않는다는 것으로 이를 설명한다 (Paivio, A., </w:t>
             </w:r>
             <w:r>
               <w:rPr>
@@ -3105,6 +3266,36 @@
                 <w:i/>
                 <w:sz w:val="20"/>
               </w:rPr>
+              <w:t>Imagery and Verbal Processes</w:t>
+            </w:r>
+            <w:r>
+              <w:rPr>
+                <w:rFonts w:ascii="Times New Roman" w:hAnsi="Times New Roman" w:eastAsia="바탕"/>
+                <w:sz w:val="20"/>
+              </w:rPr>
+              <w:t xml:space="preserve">, Holt, Rinehart &amp; Winston, 1971; </w:t>
+            </w:r>
+            <w:r>
+              <w:rPr>
+                <w:rFonts w:ascii="Times New Roman" w:hAnsi="Times New Roman" w:eastAsia="바탕"/>
+                <w:i/>
+                <w:sz w:val="20"/>
+              </w:rPr>
+              <w:t>Mental Representations: A Dual Coding Approach</w:t>
+            </w:r>
+            <w:r>
+              <w:rPr>
+                <w:rFonts w:ascii="Times New Roman" w:hAnsi="Times New Roman" w:eastAsia="바탕"/>
+                <w:sz w:val="20"/>
+              </w:rPr>
+              <w:t xml:space="preserve">, Oxford University Press, 1986). 보건 의사소통 영역에서도 문자에 밀접히 결합된 그림은 문자 단독 대비 주의와 회상을 뚜렷이 증가시킨다 (Houts, P. S., Doak, C. C., Doak, L. G. &amp; Loscalzo, M. J., "The role of pictures in improving health communication," </w:t>
+            </w:r>
+            <w:r>
+              <w:rPr>
+                <w:rFonts w:ascii="Times New Roman" w:hAnsi="Times New Roman" w:eastAsia="바탕"/>
+                <w:i/>
+                <w:sz w:val="20"/>
+              </w:rPr>
               <w:t>Patient Education and Counseling</w:t>
             </w:r>
             <w:r>
@@ -3146,14 +3337,29 @@
                 <w:b/>
                 <w:sz w:val="20"/>
               </w:rPr>
-              <w:t>문자와 함께</w:t>
-            </w:r>
-            <w:r>
-              <w:rPr>
-                <w:rFonts w:ascii="Times New Roman" w:hAnsi="Times New Roman" w:eastAsia="바탕"/>
-                <w:sz w:val="20"/>
-              </w:rPr>
-              <w:t xml:space="preserve"> 놓았을 때의 것이다. 문자를 제거한 조건에서의 효과는 별도로 검증되어야 한다.</w:t>
+              <w:t>문자 또는 음성과 밀접히 결합했을 때</w:t>
+            </w:r>
+            <w:r>
+              <w:rPr>
+                <w:rFonts w:ascii="Times New Roman" w:hAnsi="Times New Roman" w:eastAsia="바탕"/>
+                <w:sz w:val="20"/>
+              </w:rPr>
+              <w:t xml:space="preserve">의 것이다. 원문은 "written or spoken text" 라고 쓴다. 이 구분이 본 연구의 설계에 직접 닿는다 — SnapCare 는 그림을 문자와 짝지우지 않고 </w:t>
+            </w:r>
+            <w:r>
+              <w:rPr>
+                <w:rFonts w:ascii="Times New Roman" w:hAnsi="Times New Roman" w:eastAsia="바탕"/>
+                <w:b/>
+                <w:sz w:val="20"/>
+              </w:rPr>
+              <w:t>음성과</w:t>
+            </w:r>
+            <w:r>
+              <w:rPr>
+                <w:rFonts w:ascii="Times New Roman" w:hAnsi="Times New Roman" w:eastAsia="바탕"/>
+                <w:sz w:val="20"/>
+              </w:rPr>
+              <w:t xml:space="preserve"> 짝지우므로, Houts 등이 다룬 두 조건 가운데 뒤쪽에 해당한다. 다만 그 검토에 포함된 연구들이 음성 조건을 문자 조건만큼 많이 다루었는지는 확인하지 못했으며, 문자를 완전히 제거한 화면에서의 효과는 여전히 별도로 검증되어야 한다.</w:t>
             </w:r>
           </w:p>
           <w:p>
@@ -3476,7 +3682,7 @@
                       <w:rFonts w:ascii="Times New Roman" w:hAnsi="Times New Roman" w:eastAsia="바탕"/>
                       <w:sz w:val="18"/>
                     </w:rPr>
-                    <w:t>Dowse &amp; Ehlers</w:t>
+                    <w:t>Dowse &amp; Ehlers (2001)</w:t>
                   </w:r>
                 </w:p>
               </w:tc>
@@ -3490,7 +3696,7 @@
                       <w:rFonts w:ascii="Times New Roman" w:hAnsi="Times New Roman" w:eastAsia="바탕"/>
                       <w:sz w:val="18"/>
                     </w:rPr>
-                    <w:t>남아공 저문해 환자 · 현지 제작 vs. USP</w:t>
+                    <w:t>남아공 Xhosa 46명(정규교육 ≤7년) · 각 23종</w:t>
                   </w:r>
                 </w:p>
               </w:tc>
@@ -3518,7 +3724,7 @@
                       <w:rFonts w:ascii="Times New Roman" w:hAnsi="Times New Roman" w:eastAsia="바탕"/>
                       <w:sz w:val="18"/>
                     </w:rPr>
-                    <w:t xml:space="preserve">통과 현지 </w:t>
+                    <w:t xml:space="preserve">현지 제작 </w:t>
                   </w:r>
                   <w:r>
                     <w:rPr>
@@ -3526,14 +3732,14 @@
                       <w:b/>
                       <w:sz w:val="18"/>
                     </w:rPr>
-                    <w:t>20종</w:t>
-                  </w:r>
-                  <w:r>
-                    <w:rPr>
-                      <w:rFonts w:ascii="Times New Roman" w:hAnsi="Times New Roman" w:eastAsia="바탕"/>
-                      <w:sz w:val="18"/>
-                    </w:rPr>
-                    <w:t xml:space="preserve"> vs. USP </w:t>
+                    <w:t>23종 중 20종(87%)</w:t>
+                  </w:r>
+                  <w:r>
+                    <w:rPr>
+                      <w:rFonts w:ascii="Times New Roman" w:hAnsi="Times New Roman" w:eastAsia="바탕"/>
+                      <w:sz w:val="18"/>
+                    </w:rPr>
+                    <w:t xml:space="preserve"> vs. USP-DI </w:t>
                   </w:r>
                   <w:r>
                     <w:rPr>
@@ -3541,7 +3747,7 @@
                       <w:b/>
                       <w:sz w:val="18"/>
                     </w:rPr>
-                    <w:t>11종</w:t>
+                    <w:t>23종 중 11종(48%)</w:t>
                   </w:r>
                 </w:p>
               </w:tc>
@@ -3621,7 +3827,43 @@
                 <w:rFonts w:ascii="Times New Roman" w:hAnsi="Times New Roman" w:eastAsia="바탕"/>
                 <w:sz w:val="20"/>
               </w:rPr>
-              <w:t xml:space="preserve"> 세트다 (Dowse et al., 2023: 10종 중 8종). 같은 저자들의 앞선 비교에서도 현지 제작 픽토그램 20종이 ANSI 기준을 통과한 데 비해 USP 픽토그램은 11종에 그쳤다. 국제 표준으로 만들어진 것을 다른 문화권에 그대로 가져갔을 때 통과율이 떨어진다는 것이 이 분야가 반복해 관찰한 것이다. 이것이 우리가 몰도바 현지 평가를 계획에 넣은 이유이며 (§5.8), 동시에 우리 세트의 기계 판정 결과를 </w:t>
+              <w:t xml:space="preserve"> 세트다 (Dowse et al., 2023: 10종 중 8종). 가장 직접적인 증거는 Dowse &amp; Ehlers 의 대조 실험이다 — 같은 46명에게 같은 지시를 담은 두 세트를 보였을 때, 현지에서 만든 23종 중 20종(87%)이 ANSI 85% 기준을 통과한 반면 USP-DI 23종에서는 11종(48%)만 통과했다 (Dowse, R. &amp; Ehlers, M. S., "The evaluation of pharmaceutical pictograms in a low-literate South African population," </w:t>
+            </w:r>
+            <w:r>
+              <w:rPr>
+                <w:rFonts w:ascii="Times New Roman" w:hAnsi="Times New Roman" w:eastAsia="바탕"/>
+                <w:i/>
+                <w:sz w:val="20"/>
+              </w:rPr>
+              <w:t>Patient Education and Counseling</w:t>
+            </w:r>
+            <w:r>
+              <w:rPr>
+                <w:rFonts w:ascii="Times New Roman" w:hAnsi="Times New Roman" w:eastAsia="바탕"/>
+                <w:sz w:val="20"/>
+              </w:rPr>
+              <w:t xml:space="preserve">, 45(2):87–99, 2001). </w:t>
+            </w:r>
+            <w:r>
+              <w:rPr>
+                <w:rFonts w:ascii="Times New Roman" w:hAnsi="Times New Roman" w:eastAsia="바탕"/>
+                <w:b/>
+                <w:sz w:val="20"/>
+              </w:rPr>
+              <w:t>같은 사람들에게 같은 뜻을 물었는데 그림의 출신에 따라 두 배 가까이 갈렸다.</w:t>
+            </w:r>
+          </w:p>
+          <w:p>
+            <w:pPr>
+              <w:spacing w:after="80" w:line="276" w:lineRule="auto"/>
+              <w:jc w:val="both"/>
+            </w:pPr>
+            <w:r>
+              <w:rPr>
+                <w:rFonts w:ascii="Times New Roman" w:hAnsi="Times New Roman" w:eastAsia="바탕"/>
+                <w:sz w:val="20"/>
+              </w:rPr>
+              <w:t xml:space="preserve">국제 표준으로 만들어진 것을 다른 문화권에 그대로 가져가면 통과율이 떨어진다는 것이 이 분야가 반복해 관찰한 것이다. 이것이 우리가 몰도바 현지 평가를 계획에 넣은 이유이며 (§5.8), 동시에 우리 세트의 기계 판정 결과를 </w:t>
             </w:r>
             <w:r>
               <w:rPr>
@@ -3679,7 +3921,22 @@
                 <w:rFonts w:ascii="Times New Roman" w:hAnsi="Times New Roman" w:eastAsia="바탕"/>
                 <w:sz w:val="20"/>
               </w:rPr>
-              <w:t xml:space="preserve">는 뜻이므로, 그림 하나에 전달을 맡기지 않고 음성과 색을 겹치는 §2.1 의 설계로 이어진다. 저문해 환자에게서 알아보지 못하면서 안다고 믿는 </w:t>
+              <w:t xml:space="preserve">는 뜻이므로, 그림 하나에 전달을 맡기지 않고 음성과 색을 겹치는 §2.1 의 설계로 이어진다. 같은 방향의 보고가 하나 더 있다. 네덜란드 약국 방문자 197명에게 픽토그램 10종을 시험한 연구에서 67% 이해 기준을 넘은 것은 절반이었으나 (개별 범위 31.0~98.5%), </w:t>
+            </w:r>
+            <w:r>
+              <w:rPr>
+                <w:rFonts w:ascii="Times New Roman" w:hAnsi="Times New Roman" w:eastAsia="바탕"/>
+                <w:b/>
+                <w:sz w:val="20"/>
+              </w:rPr>
+              <w:t>저문해 집단에서는 10종 중 2종만이 그 기준을 넘었다.</w:t>
+            </w:r>
+            <w:r>
+              <w:rPr>
+                <w:rFonts w:ascii="Times New Roman" w:hAnsi="Times New Roman" w:eastAsia="바탕"/>
+                <w:sz w:val="20"/>
+              </w:rPr>
+              <w:t xml:space="preserve"> 그리고 3종에서 알아보지 못하면서 안다고 믿는 </w:t>
             </w:r>
             <w:r>
               <w:rPr>
@@ -3694,7 +3951,50 @@
                 <w:rFonts w:ascii="Times New Roman" w:hAnsi="Times New Roman" w:eastAsia="바탕"/>
                 <w:sz w:val="20"/>
               </w:rPr>
-              <w:t xml:space="preserve"> 이 보고된 것도 같은 방향이다 (Patient Education and Counseling).</w:t>
+              <w:t xml:space="preserve"> 의 위험이 관찰되었다 (van Beusekom, M. M. et al., "Pharmaceutical pictograms for low-literate patients: Understanding, risk of false confidence, and evidence-based design strategies," </w:t>
+            </w:r>
+            <w:r>
+              <w:rPr>
+                <w:rFonts w:ascii="Times New Roman" w:hAnsi="Times New Roman" w:eastAsia="바탕"/>
+                <w:i/>
+                <w:sz w:val="20"/>
+              </w:rPr>
+              <w:t>Patient Education and Counseling</w:t>
+            </w:r>
+            <w:r>
+              <w:rPr>
+                <w:rFonts w:ascii="Times New Roman" w:hAnsi="Times New Roman" w:eastAsia="바탕"/>
+                <w:sz w:val="20"/>
+              </w:rPr>
+              <w:t>, 100(5):966–973, 2017).</w:t>
+            </w:r>
+          </w:p>
+          <w:p>
+            <w:pPr>
+              <w:spacing w:after="80" w:line="276" w:lineRule="auto"/>
+              <w:jc w:val="both"/>
+            </w:pPr>
+            <w:r>
+              <w:rPr>
+                <w:rFonts w:ascii="Times New Roman" w:hAnsi="Times New Roman" w:eastAsia="바탕"/>
+                <w:sz w:val="20"/>
+              </w:rPr>
+              <w:t xml:space="preserve">이 논문의 결론 한 줄이 본 연구의 판단과 같다 — </w:t>
+            </w:r>
+            <w:r>
+              <w:rPr>
+                <w:rFonts w:ascii="Times New Roman" w:hAnsi="Times New Roman" w:eastAsia="바탕"/>
+                <w:b/>
+                <w:sz w:val="20"/>
+              </w:rPr>
+              <w:t>안전에 관한 정보에서는 67% 이해로 충분하지 않을 수 있다.</w:t>
+            </w:r>
+            <w:r>
+              <w:rPr>
+                <w:rFonts w:ascii="Times New Roman" w:hAnsi="Times New Roman" w:eastAsia="바탕"/>
+                <w:sz w:val="20"/>
+              </w:rPr>
+              <w:t xml:space="preserve"> 기준을 넘겼다는 것과 믿고 맡길 수 있다는 것은 다른 말이며, 그래서 SnapCare 는 그림이 기준을 넘겨도 음성과 색을 함께 남긴다.</w:t>
             </w:r>
           </w:p>
           <w:p>
@@ -3733,7 +4033,7 @@
             <w:r>
               <w:drawing>
                 <wp:inline xmlns:a="http://schemas.openxmlformats.org/drawingml/2006/main" xmlns:pic="http://schemas.openxmlformats.org/drawingml/2006/picture">
-                  <wp:extent cx="5486400" cy="3451266"/>
+                  <wp:extent cx="5486400" cy="2736359"/>
                   <wp:docPr id="5" name="Picture 5"/>
                   <wp:cNvGraphicFramePr>
                     <a:graphicFrameLocks noChangeAspect="1"/>
@@ -3754,7 +4054,7 @@
                         <pic:spPr>
                           <a:xfrm>
                             <a:off x="0" y="0"/>
-                            <a:ext cx="5486400" cy="3451266"/>
+                            <a:ext cx="5486400" cy="2736359"/>
                           </a:xfrm>
                           <a:prstGeom prst="rect"/>
                         </pic:spPr>
@@ -3785,7 +4085,24 @@
                 <w:color w:val="606068"/>
                 <w:sz w:val="18"/>
               </w:rPr>
-              <w:t xml:space="preserve"> 의약 픽토그램이 이해도 기준을 통과한 비율. 막대마다 적용된 기준이 달라 아래에 함께 적었다 — 같은 축에 놓았다고 해서 서로 겨룬 값이 아니다. 분자와 분모가 모두 확인된 연구만 실었고, Dowse &amp; Ehlers 의 20 대 11 은 분모를 확인하지 못해 뺐다. 본 연구 값(69.2%)은 §5.2 의 기계 판정 결과이며 사람에게 묻지 않았으므로 앞의 둘과 직접 비교할 수 없다. 같은 판에 놓은 것은 우열을 주장하기 위해서가 아니라, 우리 값이 이 분야가 반복해 관찰해 온 범위 안에 있음을 보이기 위해서다.</w:t>
+              <w:t xml:space="preserve"> 의약 픽토그램이 이해도 기준을 통과한 비율. 막대마다 적용된 기준이 달라 아래에 함께 적었다 — 같은 축에 놓았다고 해서 서로 겨룬 값이 아니다. 가운데 두 막대가 같은 연구의 대조군·실험군이며, </w:t>
+            </w:r>
+            <w:r>
+              <w:rPr>
+                <w:rFonts w:ascii="Times New Roman" w:hAnsi="Times New Roman" w:eastAsia="바탕"/>
+                <w:b/>
+                <w:color w:val="606068"/>
+                <w:sz w:val="18"/>
+              </w:rPr>
+              <w:t>같은 46명에게 같은 지시를 담은 두 세트를 보인 결과</w:t>
+            </w:r>
+            <w:r>
+              <w:rPr>
+                <w:rFonts w:ascii="Times New Roman" w:hAnsi="Times New Roman" w:eastAsia="바탕"/>
+                <w:color w:val="606068"/>
+                <w:sz w:val="18"/>
+              </w:rPr>
+              <w:t>다. 그림의 출신이 통과율을 두 배 가까이 가른다. 본 연구 값(69.2%)은 §5.2 의 기계 판정 결과이며 사람에게 묻지 않았으므로 나머지와 직접 비교할 수 없다. 같은 판에 놓은 것은 우열을 주장하기 위해서가 아니라, 우리 값이 이 분야가 관찰해 온 범위 안에 있음을 보이기 위해서다.</w:t>
             </w:r>
           </w:p>
           <w:p>
@@ -3811,7 +4128,7 @@
                 <w:rFonts w:ascii="Times New Roman" w:hAnsi="Times New Roman" w:eastAsia="바탕"/>
                 <w:sz w:val="20"/>
               </w:rPr>
-              <w:t>현재 가장 널리 쓰이는 의약 픽토그램 표준은 미국약전(USP)의 81종 세트다. 1987년에 착수하여 1997년에 현재의 세트가 완성되었으며, 의무(사각형), 금지(원과 사선), 경고(역삼각형)의 세 범주로 구성된다 (USP).</w:t>
+              <w:t>현재 가장 널리 쓰이는 의약 픽토그램 표준은 미국약전(USP)의 81종 세트다. 1987년에 착수하여 1997년에 현재의 세트가 완성되었으며, 의무(사각형), 금지(원과 사선), 경고(역삼각형)의 세 범주로 구성된다 (U.S. Pharmacopeia).</w:t>
             </w:r>
           </w:p>
           <w:p>
@@ -3992,7 +4309,22 @@
                 <w:rFonts w:ascii="Times New Roman" w:hAnsi="Times New Roman" w:eastAsia="바탕"/>
                 <w:sz w:val="20"/>
               </w:rPr>
-              <w:t xml:space="preserve"> 이었다 (Medhi, Sagar &amp; Toyama, ITID 4(1), 2007). 이 기준은 설명이 필요한 단계를 만들지 않는다는 것을 뜻한다.</w:t>
+              <w:t xml:space="preserve"> 이었다 (Medhi, I., Sagar, A. &amp; Toyama, K., "Text-Free User Interfaces for Illiterate and Semi-Literate Users," </w:t>
+            </w:r>
+            <w:r>
+              <w:rPr>
+                <w:rFonts w:ascii="Times New Roman" w:hAnsi="Times New Roman" w:eastAsia="바탕"/>
+                <w:i/>
+                <w:sz w:val="20"/>
+              </w:rPr>
+              <w:t>Information Technologies and International Development</w:t>
+            </w:r>
+            <w:r>
+              <w:rPr>
+                <w:rFonts w:ascii="Times New Roman" w:hAnsi="Times New Roman" w:eastAsia="바탕"/>
+                <w:sz w:val="20"/>
+              </w:rPr>
+              <w:t>, 4(1):37–50, 2007). 이 기준은 설명이 필요한 단계를 만들지 않는다는 것을 뜻한다.</w:t>
             </w:r>
           </w:p>
           <w:p>
@@ -8660,7 +8992,65 @@
                 <w:rFonts w:ascii="Times New Roman" w:hAnsi="Times New Roman" w:eastAsia="바탕"/>
                 <w:sz w:val="20"/>
               </w:rPr>
-              <w:t>영양 정보는 세 경로로 들어온다. 영양성분표 OCR, 제품 데이터베이스 조회, 그리고 음식 사진 추정이다. 세 경로의 신뢰도는 서로 다르며, 특히 사진 추정은 이 분야 최신 기법의 평균 오차가 14.43% 수준이다 (NutritionVerse-Direct 등).</w:t>
+              <w:t xml:space="preserve">영양 정보는 세 경로로 들어온다. 영양성분표 OCR, 제품 데이터베이스 조회, 그리고 음식 사진 추정이다. 세 경로의 신뢰도는 서로 다르며 사진 추정이 가장 낮다. 이 분야의 최신 모형을 보면 열량의 평균 절대 오차가 </w:t>
+            </w:r>
+            <w:r>
+              <w:rPr>
+                <w:rFonts w:ascii="Times New Roman" w:hAnsi="Times New Roman" w:eastAsia="바탕"/>
+                <w:b/>
+                <w:sz w:val="20"/>
+              </w:rPr>
+              <w:t>253.7 kcal</w:t>
+            </w:r>
+            <w:r>
+              <w:rPr>
+                <w:rFonts w:ascii="Times New Roman" w:hAnsi="Times New Roman" w:eastAsia="바탕"/>
+                <w:sz w:val="20"/>
+              </w:rPr>
+              <w:t>, 질량이 98.4 g, 탄수화물이 24.2 g, 단백질이 22.1 g, 지방이 14.3 g 이다 (Chen, T. et al., "NutritionVerse-Direct: Exploring Deep Neural Networks for Multitask Nutrition Prediction from Food Images," arXiv:2405.07814, 2024).</w:t>
+            </w:r>
+          </w:p>
+          <w:p>
+            <w:pPr>
+              <w:spacing w:after="80" w:line="276" w:lineRule="auto"/>
+              <w:jc w:val="both"/>
+            </w:pPr>
+            <w:r>
+              <w:rPr>
+                <w:rFonts w:ascii="Times New Roman" w:hAnsi="Times New Roman" w:eastAsia="바탕"/>
+                <w:sz w:val="20"/>
+              </w:rPr>
+              <w:t xml:space="preserve">열량 오차 253.7 kcal 이 어떤 크기인지는 §2.4 의 기준치와 견주면 드러난다. 70세 기준 하루 1,800 kcal 에서 이 오차는 </w:t>
+            </w:r>
+            <w:r>
+              <w:rPr>
+                <w:rFonts w:ascii="Times New Roman" w:hAnsi="Times New Roman" w:eastAsia="바탕"/>
+                <w:b/>
+                <w:sz w:val="20"/>
+              </w:rPr>
+              <w:t>14%</w:t>
+            </w:r>
+            <w:r>
+              <w:rPr>
+                <w:rFonts w:ascii="Times New Roman" w:hAnsi="Times New Roman" w:eastAsia="바탕"/>
+                <w:sz w:val="20"/>
+              </w:rPr>
+              <w:t xml:space="preserve">에 해당하며, 한 끼를 700 kcal 로 보면 3분의 1을 넘는다. 사진 한 장으로 "이것을 먹어도 되는가" 를 판정하기에는 충분하지 않은 정확도다. 그럼에도 이 경로를 남겨 둔 것은 대상 지역의 현지 음식이 어느 제품 데이터베이스에도 없기 때문이며, 그래서 이 경로의 값은 </w:t>
+            </w:r>
+            <w:r>
+              <w:rPr>
+                <w:rFonts w:ascii="Times New Roman" w:hAnsi="Times New Roman" w:eastAsia="바탕"/>
+                <w:b/>
+                <w:sz w:val="20"/>
+              </w:rPr>
+              <w:t>다른 두 경로와 똑같은 물리 검사를 통과한 뒤에만</w:t>
+            </w:r>
+            <w:r>
+              <w:rPr>
+                <w:rFonts w:ascii="Times New Roman" w:hAnsi="Times New Roman" w:eastAsia="바탕"/>
+                <w:sz w:val="20"/>
+              </w:rPr>
+              <w:t xml:space="preserve"> 화면에 나간다.</w:t>
             </w:r>
           </w:p>
           <w:p>
@@ -13311,7 +13701,7 @@
                 <w:rFonts w:ascii="Times New Roman" w:hAnsi="Times New Roman" w:eastAsia="바탕"/>
                 <w:sz w:val="20"/>
               </w:rPr>
-              <w:t xml:space="preserve"> Dowse &amp; Ehlers 의 연구에서 현지 제작 픽토그램 20종이 ANSI 기준을 통과한 반면 USP 픽토그램은 11종에 그쳤다 (2005). 즉 픽토그램의 이해도는 문화권에 따라 달라진다. 본 세트는 한국에서 설계되었으며 몰도바 사용자에 대한 검증이 필요하다.</w:t>
+              <w:t xml:space="preserve"> 같은 46명에게 두 세트를 보인 대조 실험에서 현지 제작 픽토그램은 23종 중 20종이 ANSI 기준을 통과한 반면 USP-DI 는 23종 중 11종에 그쳤다 (Dowse &amp; Ehlers, 2001). 즉 픽토그램의 이해도는 문화권에 따라 달라진다. 본 세트는 한국에서 설계되었으며 몰도바 사용자에 대한 검증이 필요하다.</w:t>
             </w:r>
           </w:p>
           <w:p>

--- a/docs/proposal/SnapCare_H1_Final_Proposal_KO.docx
+++ b/docs/proposal/SnapCare_H1_Final_Proposal_KO.docx
@@ -1181,7 +1181,7 @@
                 <w:rFonts w:ascii="Times New Roman" w:hAnsi="Times New Roman" w:eastAsia="바탕"/>
                 <w:sz w:val="20"/>
               </w:rPr>
-              <w:t>[표 1] 주요국 제한적 건강 문해력 비율</w:t>
+              <w:t>[표 1] 한국 성인의 건강정보이해능력 (국민건강영양조사, 2023)</w:t>
             </w:r>
           </w:p>
           <w:tbl>
@@ -4530,7 +4530,7 @@
                 <w:rFonts w:ascii="Times New Roman" w:hAnsi="Times New Roman" w:eastAsia="바탕"/>
                 <w:sz w:val="20"/>
               </w:rPr>
-              <w:t xml:space="preserve"> 비문해 성인은 7억 3,900만 명이며, 지역에 따라 절대수가 증가하고 있다 (UNESCO, 2025). 여기에 건강 문해력 기준을 적용하면 유럽에서도 성인의 46%가 해당한다 (HLS19 Consortium, 2021).</w:t>
+              <w:t xml:space="preserve"> 비문해 성인은 7억 3,900만 명이며, 지역에 따라 절대수가 증가하고 있다 (UNESCO, 2025). 여기에 건강 문해력 기준을 적용하면 대상은 더 넓어진다 — 한국 성인의 39.6%, 65세 이상의 59.7% 가 건강정보이해능력이 충분하지 않다 (질병관리청, 2023).</w:t>
             </w:r>
           </w:p>
           <w:p>
@@ -4644,7 +4644,7 @@
                 <w:rFonts w:ascii="Times New Roman" w:hAnsi="Times New Roman" w:eastAsia="바탕"/>
                 <w:sz w:val="20"/>
               </w:rPr>
-              <w:t xml:space="preserve"> 고령층의 76~78%가 이미 스마트폰을 보유하고 있다 (Pew Research Center, 2025).</w:t>
+              <w:t xml:space="preserve"> 미국 65세 이상의 78%가 이미 스마트폰을 보유하고 있다 (Pew Research Center, 2025).</w:t>
             </w:r>
           </w:p>
           <w:p>
@@ -4672,7 +4672,35 @@
                 <w:rFonts w:ascii="Times New Roman" w:hAnsi="Times New Roman" w:eastAsia="바탕"/>
                 <w:sz w:val="20"/>
               </w:rPr>
-              <w:t>이 필요하다. 그러나 이러한 시스템은 학술 문헌이나 상용 서비스에서 보고된 바가 없다. 이것이 SnapCare 의 출발점이다.</w:t>
+              <w:t>이 필요하다.</w:t>
+            </w:r>
+          </w:p>
+          <w:p>
+            <w:pPr>
+              <w:spacing w:after="80" w:line="276" w:lineRule="auto"/>
+              <w:jc w:val="both"/>
+            </w:pPr>
+            <w:r>
+              <w:rPr>
+                <w:rFonts w:ascii="Times New Roman" w:hAnsi="Times New Roman" w:eastAsia="바탕"/>
+                <w:sz w:val="20"/>
+              </w:rPr>
+              <w:t xml:space="preserve">우리가 찾은 범위에서 이 셋을 함께 갖춘 시스템은 없었다. 픽토그램 세트는 있으나 조합되지 않고(§1.9), 조합을 다룬 연구는 이해도를 배포 전에 재지 않으며, 이해도를 잰 연구들(표 4)은 세트를 만든 뒤 사람을 모아 사후에 쟀다. 다만 이것은 체계적 문헌고찰의 결과가 아니라 본 연구를 준비하며 살펴본 범위에서의 관찰이므로, </w:t>
+            </w:r>
+            <w:r>
+              <w:rPr>
+                <w:rFonts w:ascii="Times New Roman" w:hAnsi="Times New Roman" w:eastAsia="바탕"/>
+                <w:b/>
+                <w:sz w:val="20"/>
+              </w:rPr>
+              <w:t>"없다" 가 아니라 "우리가 찾지 못했다" 로 읽어야 한다.</w:t>
+            </w:r>
+            <w:r>
+              <w:rPr>
+                <w:rFonts w:ascii="Times New Roman" w:hAnsi="Times New Roman" w:eastAsia="바탕"/>
+                <w:sz w:val="20"/>
+              </w:rPr>
+              <w:t xml:space="preserve"> 이것이 SnapCare 의 출발점이다.</w:t>
             </w:r>
           </w:p>
         </w:tc>
@@ -4996,7 +5024,7 @@
                 <w:color w:val="606068"/>
                 <w:sz w:val="18"/>
               </w:rPr>
-              <w:t xml:space="preserve"> 홈 화면. 스크롤하지 않고 보이는 만큼을 그대로 잘랐다 — 앱을 열었을 때 실제로 마주치는 화면이 이것이다. 화면에서 가장 큰 요소가 촬영 버튼 하나이고, 메뉴도 검색창도 없다. 선택이 하나뿐이라는 것이 §1.9 에서 확인한 계층 구조 장벽에 대한 대응이다.</w:t>
+              <w:t xml:space="preserve"> 홈 화면. 스크롤하지 않고 보이는 만큼을 그대로 잘랐다 — 앱을 열었을 때 실제로 마주치는 화면이 이것이다. 화면에서 가장 큰 요소가 촬영 버튼 하나이고, 메뉴도 검색창도 없다. 선택이 하나뿐이라는 것이 §1.10 에서 확인한 계층 구조 장벽에 대한 대응이다.</w:t>
             </w:r>
           </w:p>
           <w:p>
@@ -5910,7 +5938,7 @@
                 <w:rFonts w:ascii="Times New Roman" w:hAnsi="Times New Roman" w:eastAsia="바탕"/>
                 <w:sz w:val="20"/>
               </w:rPr>
-              <w:t>설계 의도. 부위를 사용자에게 묻지 않는 것이 요점이다. 묻는 순간 선택지를 읽어야 하고, §1.9 에서 확인한 대로 선택지를 읽게 하는 것이 이 앱이 없애려는 것이다. OCR 이 "점안액" 을 읽어 낸 시점에 부위는 이미 정해져 있으므로, 물어볼 것이 아니라 유도할 것이다.</w:t>
+              <w:t>설계 의도. 부위를 사용자에게 묻지 않는 것이 요점이다. 묻는 순간 선택지를 읽어야 하고, §1.10 에서 확인한 대로 계층과 선택지를 읽게 하는 것이 이 앱이 없애려는 것이다. OCR 이 "점안액" 을 읽어 낸 시점에 부위는 이미 정해져 있으므로, 물어볼 것이 아니라 유도할 것이다.</w:t>
             </w:r>
           </w:p>
           <w:p>
@@ -5952,7 +5980,22 @@
                 <w:rFonts w:ascii="Times New Roman" w:hAnsi="Times New Roman" w:eastAsia="바탕"/>
                 <w:sz w:val="20"/>
               </w:rPr>
-              <w:t xml:space="preserve"> 이라는 표시를 앞세운다. 이것은 "이 개념의 그림이 우리에게 없다" 는 뜻이며, 온라인 판은 그 자리에서 그림을 만들어 넣고 온디바이스 판은 없다고 알린다 (§2.6).</w:t>
+              <w:t xml:space="preserve"> 이라는 표시를 앞세운다. 이것은 "이 개념의 그림이 우리에게 없다" 는 뜻이며, 온라인 판은 그 자리에서 그림을 만들어 넣고, 온디바이스 판은 비슷한 그림을 대신 보여주지 않고 </w:t>
+            </w:r>
+            <w:r>
+              <w:rPr>
+                <w:rFonts w:ascii="Times New Roman" w:hAnsi="Times New Roman" w:eastAsia="바탕"/>
+                <w:b/>
+                <w:sz w:val="20"/>
+              </w:rPr>
+              <w:t>없다고 알린다.</w:t>
+            </w:r>
+            <w:r>
+              <w:rPr>
+                <w:rFonts w:ascii="Times New Roman" w:hAnsi="Times New Roman" w:eastAsia="바탕"/>
+                <w:sz w:val="20"/>
+              </w:rPr>
+              <w:t xml:space="preserve"> 읽지 못하는 사람에게 틀린 그림은 그림이 없는 것보다 나쁘다 — 없으면 음성으로 넘어가지만, 틀린 그림은 자신 있게 틀리고 사용자는 그것이 틀렸다는 것을 알 방법이 없다.</w:t>
             </w:r>
           </w:p>
           <w:p>
@@ -6408,6 +6451,47 @@
                 <w:sz w:val="20"/>
               </w:rPr>
               <w:t>한다. 식이 일지에 대해 Fisher 정확검정을 수행하여, 사용자가 불편을 느낀 끼니에 반복해서 등장하는 성분을 찾는다. 최소 증거 기준과 다중 검정 보정(Bonferroni)을 적용하며, 결과는 진단이 아니라 관찰로 제시되고 사용자가 확인하기 전까지 프로필에 반영되지 않는다.</w:t>
+            </w:r>
+          </w:p>
+          <w:p>
+            <w:pPr>
+              <w:spacing w:after="80" w:line="276" w:lineRule="auto"/>
+              <w:jc w:val="both"/>
+            </w:pPr>
+            <w:r>
+              <w:rPr>
+                <w:rFonts w:ascii="Times New Roman" w:hAnsi="Times New Roman" w:eastAsia="바탕"/>
+                <w:sz w:val="20"/>
+              </w:rPr>
+              <w:t xml:space="preserve">이 추론이 </w:t>
+            </w:r>
+            <w:r>
+              <w:rPr>
+                <w:rFonts w:ascii="Times New Roman" w:hAnsi="Times New Roman" w:eastAsia="바탕"/>
+                <w:b/>
+                <w:sz w:val="20"/>
+              </w:rPr>
+              <w:t>말하지 않아야 할 때 말하지 않는지</w:t>
+            </w:r>
+            <w:r>
+              <w:rPr>
+                <w:rFonts w:ascii="Times New Roman" w:hAnsi="Times New Roman" w:eastAsia="바탕"/>
+                <w:sz w:val="20"/>
+              </w:rPr>
+              <w:t>를 검사로 고정했다. 통계적 추론을 화면에 내보내는 기능에서 위험한 것은 놓치는 쪽이 아니라 없는 것을 있다고 하는 쪽이기 때문이다. 검사는 다음을 확인한다 — 한 성분에서만 반복해 탈이 나면 지목하고, 우연히 겹친 정도로는 지목하지 않으며, 기록이 적으면 비율이 아무리 높아도 말하지 않고, 탈이 나지 않은 끼니(대조군)가 없으면 비교 자체를 성립시키지 않는다. 또한 성분을 여러 개 볼수록 기준을 높이고, 답하지 않은 끼니는 자료로 세지 않으며, 땅콩과 견과류를 하나로 묶지 않는다. Fisher 검정 자체는 알려진 값과 대조해 고정했다.</w:t>
+            </w:r>
+          </w:p>
+          <w:p>
+            <w:pPr>
+              <w:spacing w:after="80" w:line="276" w:lineRule="auto"/>
+              <w:jc w:val="both"/>
+            </w:pPr>
+            <w:r>
+              <w:rPr>
+                <w:rFonts w:ascii="Times New Roman" w:hAnsi="Times New Roman" w:eastAsia="바탕"/>
+                <w:sz w:val="20"/>
+              </w:rPr>
+              <w:t>증상의 양상도 함께 본다. 두드러기·부어오름처럼 알레르기를 시사하는 것과 더부룩함처럼 불내성을 시사하는 것을 갈라, 같은 성분이라도 어느 쪽으로 제시할지를 바꾼다. 알레르기라고 말하는 것과 소화가 잘 안 된다고 말하는 것은 사용자가 취할 행동이 다르다.</w:t>
             </w:r>
           </w:p>
           <w:p>
@@ -6946,7 +7030,7 @@
                 <w:rFonts w:ascii="Times New Roman" w:hAnsi="Times New Roman" w:eastAsia="바탕"/>
                 <w:sz w:val="20"/>
               </w:rPr>
-              <w:t xml:space="preserve">마지막 두 행이 본 연구의 고유한 기여다. 픽토그램의 이해도를 </w:t>
+              <w:t xml:space="preserve">마지막 두 행이 본 연구가 새로 놓았다고 보는 자리다. 픽토그램의 이해도를 </w:t>
             </w:r>
             <w:r>
               <w:rPr>
@@ -6961,7 +7045,22 @@
                 <w:rFonts w:ascii="Times New Roman" w:hAnsi="Times New Roman" w:eastAsia="바탕"/>
                 <w:sz w:val="20"/>
               </w:rPr>
-              <w:t>는 기존 문헌에서 보고된 바 없으며, 이는 §5에서 상술한다.</w:t>
+              <w:t xml:space="preserve">는 우리가 살펴본 범위에서 찾지 못했으며(§1.11 의 단서와 같다), 이는 §5.2 에서 절차와 결과를 함께 서술한다. 표의 나머지 행은 고유한 기여라기보다 </w:t>
+            </w:r>
+            <w:r>
+              <w:rPr>
+                <w:rFonts w:ascii="Times New Roman" w:hAnsi="Times New Roman" w:eastAsia="바탕"/>
+                <w:b/>
+                <w:sz w:val="20"/>
+              </w:rPr>
+              <w:t>설계상의 선택</w:t>
+            </w:r>
+            <w:r>
+              <w:rPr>
+                <w:rFonts w:ascii="Times New Roman" w:hAnsi="Times New Roman" w:eastAsia="바탕"/>
+                <w:sz w:val="20"/>
+              </w:rPr>
+              <w:t>이며, 각각 §2.1~§2.5 에서 근거를 밝혔다.</w:t>
             </w:r>
           </w:p>
           <w:p>
@@ -7091,7 +7190,42 @@
                 <w:rFonts w:ascii="Times New Roman" w:hAnsi="Times New Roman" w:eastAsia="바탕"/>
                 <w:sz w:val="20"/>
               </w:rPr>
-              <w:t>영양성분표를 촬영하면 브라우저 안에서 OCR 이 수치를 읽고, 바코드가 있으면 제품 정보를 조회한다. 밥상 사진을 촬영하면 기기 안에서 영양 추정 모델(ConvNeXt-tiny-224, Nutrition5k 학습)이 에너지·질량·지방·탄수화물·단백질 다섯 값을 회귀한다.</w:t>
+              <w:t>영양성분표를 촬영하면 브라우저 안에서 OCR 이 수치를 읽고, 바코드가 있으면 제품 정보를 조회한다. 밥상 사진을 촬영하면 기기 안에서 영양 추정 모델(ConvNeXt-tiny-224, Nutrition5k 학습)이 에너지·질량·지방·탄수화물·단백질 다섯 값을 회귀한다. 모델은 ONNX 로 내보내 브라우저에서 실행하며, 16 MB 로 서비스워커가 캐시한다 (§4.5).</w:t>
+            </w:r>
+          </w:p>
+          <w:p>
+            <w:pPr>
+              <w:spacing w:after="80" w:line="276" w:lineRule="auto"/>
+              <w:jc w:val="both"/>
+            </w:pPr>
+            <w:r>
+              <w:rPr>
+                <w:rFonts w:ascii="Times New Roman" w:hAnsi="Times New Roman" w:eastAsia="바탕"/>
+                <w:sz w:val="20"/>
+              </w:rPr>
+              <w:t>이 모델의 정확도를 본 제안서에 수치로 싣지 않는다. 평가 절차(</w:t>
+            </w:r>
+            <w:r>
+              <w:rPr>
+                <w:rFonts w:ascii="Consolas" w:hAnsi="Consolas" w:eastAsia="Consolas"/>
+                <w:sz w:val="19"/>
+              </w:rPr>
+              <w:t>nutrition_manager/eval.py</w:t>
+            </w:r>
+            <w:r>
+              <w:rPr>
+                <w:rFonts w:ascii="Times New Roman" w:hAnsi="Times New Roman" w:eastAsia="바탕"/>
+                <w:sz w:val="20"/>
+              </w:rPr>
+              <w:t xml:space="preserve">)는 항목별 MAE 와 MAE% 를 내도록 작성되어 있으나 그 결과를 우리 손으로 재현해 확인하지 못했으며, 확인하지 못한 값을 제안서에 적지 않는다는 것이 이 문서 전체의 원칙이다(§5.7). </w:t>
+            </w:r>
+            <w:r>
+              <w:rPr>
+                <w:rFonts w:ascii="Times New Roman" w:hAnsi="Times New Roman" w:eastAsia="바탕"/>
+                <w:b/>
+                <w:sz w:val="20"/>
+              </w:rPr>
+              <w:t>따라서 이 경로의 값은 정확도를 근거로 신뢰되는 것이 아니라, 아래의 물리 검사를 통과했다는 것을 근거로만 쓰인다.</w:t>
             </w:r>
           </w:p>
           <w:p>
@@ -11151,6 +11285,77 @@
                 <w:sz w:val="20"/>
               </w:rPr>
               <w:t>27건이 여섯 항목을 모두 만족했다.</w:t>
+            </w:r>
+          </w:p>
+          <w:p>
+            <w:pPr>
+              <w:spacing w:after="80" w:line="276" w:lineRule="auto"/>
+              <w:jc w:val="both"/>
+            </w:pPr>
+            <w:r>
+              <w:rPr>
+                <w:rFonts w:ascii="Times New Roman" w:hAnsi="Times New Roman" w:eastAsia="바탕"/>
+                <w:sz w:val="20"/>
+              </w:rPr>
+              <w:t xml:space="preserve">만족하지 못한 한 건이 무엇이었는지 밝힌다. 시리얼을 </w:t>
+            </w:r>
+            <w:r>
+              <w:rPr>
+                <w:rFonts w:ascii="Times New Roman" w:hAnsi="Times New Roman" w:eastAsia="바탕"/>
+                <w:b/>
+                <w:sz w:val="20"/>
+              </w:rPr>
+              <w:t>아무 조건도 등록하지 않은 사용자</w:t>
+            </w:r>
+            <w:r>
+              <w:rPr>
+                <w:rFonts w:ascii="Times New Roman" w:hAnsi="Times New Roman" w:eastAsia="바탕"/>
+                <w:sz w:val="20"/>
+              </w:rPr>
+              <w:t>가 찍은 시행에서 D5(대체 제안)가 뜨지 않았다. 같은 시리얼을 땅콩·글루텐·혈액희석제 조건을 가진 사용자가 찍은 나머지 세 시행에서는 모두 떴다.</w:t>
+            </w:r>
+          </w:p>
+          <w:p>
+            <w:pPr>
+              <w:spacing w:after="80" w:line="276" w:lineRule="auto"/>
+              <w:jc w:val="both"/>
+            </w:pPr>
+            <w:r>
+              <w:rPr>
+                <w:rFonts w:ascii="Times New Roman" w:hAnsi="Times New Roman" w:eastAsia="바탕"/>
+                <w:sz w:val="20"/>
+              </w:rPr>
+              <w:t xml:space="preserve">이것을 결함으로 고치지 않았다. 대체 제안은 §2.7 에서 서술한 대로 </w:t>
+            </w:r>
+            <w:r>
+              <w:rPr>
+                <w:rFonts w:ascii="Times New Roman" w:hAnsi="Times New Roman" w:eastAsia="바탕"/>
+                <w:b/>
+                <w:sz w:val="20"/>
+              </w:rPr>
+              <w:t>회피 사유에서 유도</w:t>
+            </w:r>
+            <w:r>
+              <w:rPr>
+                <w:rFonts w:ascii="Times New Roman" w:hAnsi="Times New Roman" w:eastAsia="바탕"/>
+                <w:sz w:val="20"/>
+              </w:rPr>
+              <w:t xml:space="preserve">되는데, 회피할 이유가 없는 사용자에게는 유도할 사유가 없다. 조건이 없는 사람에게 "이것 대신 저것을 고르라" 고 말하려면 그 근거를 만들어 내야 하고, 그것은 이 앱이 하지 않기로 한 일이다. 즉 이 한 건은 채점 항목이 모든 시행에 일률적으로 적용된 결과이지 기능이 동작하지 않은 것이 아니다. 채점표를 조건별로 나누면 28/28 이 되지만, </w:t>
+            </w:r>
+            <w:r>
+              <w:rPr>
+                <w:rFonts w:ascii="Times New Roman" w:hAnsi="Times New Roman" w:eastAsia="바탕"/>
+                <w:b/>
+                <w:sz w:val="20"/>
+              </w:rPr>
+              <w:t>채점 기준을 결과에 맞추어 고치지 않는다</w:t>
+            </w:r>
+            <w:r>
+              <w:rPr>
+                <w:rFonts w:ascii="Times New Roman" w:hAnsi="Times New Roman" w:eastAsia="바탕"/>
+                <w:sz w:val="20"/>
+              </w:rPr>
+              <w:t>는 원칙에 따라 그대로 둔다.</w:t>
             </w:r>
           </w:p>
           <w:p>

--- a/docs/proposal/SnapCare_H1_Final_Proposal_KO.docx
+++ b/docs/proposal/SnapCare_H1_Final_Proposal_KO.docx
@@ -4255,7 +4255,7 @@
                 <w:rFonts w:ascii="Times New Roman" w:hAnsi="Times New Roman" w:eastAsia="바탕"/>
                 <w:sz w:val="20"/>
               </w:rPr>
-              <w:t>또한 USP 픽토그램의 자막(subtitle)이 문자 기반이며 최신 근거를 반영하지 못한다는 지적과 (Patient Preference and Adherence), 문화권에 따라 이해도가 달라 문화 적응판이 필요하다는 권고가 있다 (나이지리아·이란 대상 연구).</w:t>
+              <w:t>문화권에 따라 이해도가 달라 문화 적응판이 필요하다는 것은 표 4 가 이미 보여 준 바와 같다.</w:t>
             </w:r>
           </w:p>
           <w:p>
@@ -5820,22 +5820,37 @@
                 <w:rFonts w:ascii="Times New Roman" w:hAnsi="Times New Roman" w:eastAsia="바탕"/>
                 <w:sz w:val="20"/>
               </w:rPr>
-              <w:t xml:space="preserve">VOCA 는 필요한 것만 추려 재구성한 뒤 문장으로 만든다. 이 설계의 근거는 IVR 연구에 있다. 고령 사용자의 음성 인터페이스 사용성 평가는 젊은 사용자보다 일관되게 낮으며, 그 주원인은 </w:t>
-            </w:r>
-            <w:r>
-              <w:rPr>
-                <w:rFonts w:ascii="Times New Roman" w:hAnsi="Times New Roman" w:eastAsia="바탕"/>
-                <w:b/>
-                <w:sz w:val="20"/>
-              </w:rPr>
-              <w:t>선택지의 혼란, 말 속도, 선택지의 길이</w:t>
-            </w:r>
-            <w:r>
-              <w:rPr>
-                <w:rFonts w:ascii="Times New Roman" w:hAnsi="Times New Roman" w:eastAsia="바탕"/>
-                <w:sz w:val="20"/>
-              </w:rPr>
-              <w:t xml:space="preserve">로 확인되었다 (Designing IVR interfaces). 즉 음성을 틀어 주는 것만으로는 부족하고 </w:t>
+              <w:t xml:space="preserve">VOCA 는 필요한 것만 추려 재구성한 뒤 문장으로 만든다. 이 설계의 근거는 자동응답(IVR) 연구에 있다. 고령 사용자의 사용성 평가는 젊은 사용자보다 일관되게 낮고 완료한 과제 수도 적으며, 문제의 대부분은 </w:t>
+            </w:r>
+            <w:r>
+              <w:rPr>
+                <w:rFonts w:ascii="Times New Roman" w:hAnsi="Times New Roman" w:eastAsia="바탕"/>
+                <w:b/>
+                <w:sz w:val="20"/>
+              </w:rPr>
+              <w:t>모호한 선택지, 말 속도, 선택지의 길이</w:t>
+            </w:r>
+            <w:r>
+              <w:rPr>
+                <w:rFonts w:ascii="Times New Roman" w:hAnsi="Times New Roman" w:eastAsia="바탕"/>
+                <w:sz w:val="20"/>
+              </w:rPr>
+              <w:t xml:space="preserve">에서 나온다 (Miller, D. I., Bruce, H., Gagnon, M., Talbot, V. &amp; Messier, C., "Improving Older Adults' Experience with Interactive Voice Response Systems," </w:t>
+            </w:r>
+            <w:r>
+              <w:rPr>
+                <w:rFonts w:ascii="Times New Roman" w:hAnsi="Times New Roman" w:eastAsia="바탕"/>
+                <w:i/>
+                <w:sz w:val="20"/>
+              </w:rPr>
+              <w:t>Telemedicine and e-Health</w:t>
+            </w:r>
+            <w:r>
+              <w:rPr>
+                <w:rFonts w:ascii="Times New Roman" w:hAnsi="Times New Roman" w:eastAsia="바탕"/>
+                <w:sz w:val="20"/>
+              </w:rPr>
+              <w:t xml:space="preserve">, 17(6):452–455, 2011, doi:10.1089/tmj.2010.0204). 같은 불만을 젊은 사용자도 말했으나 대부분 스스로 넘어선 반면, 고령 사용자는 넘어서지 못한 경우가 많았다. 즉 음성을 틀어 주는 것만으로는 부족하고 </w:t>
             </w:r>
             <w:r>
               <w:rPr>
@@ -5851,6 +5866,64 @@
                 <w:sz w:val="20"/>
               </w:rPr>
               <w:t>가 설계의 핵심이 된다.</w:t>
+            </w:r>
+          </w:p>
+          <w:p>
+            <w:pPr>
+              <w:spacing w:after="80" w:line="276" w:lineRule="auto"/>
+              <w:jc w:val="both"/>
+            </w:pPr>
+            <w:r>
+              <w:rPr>
+                <w:rFonts w:ascii="Times New Roman" w:hAnsi="Times New Roman" w:eastAsia="바탕"/>
+                <w:sz w:val="20"/>
+              </w:rPr>
+              <w:t xml:space="preserve">이 연구에는 얼핏 우리 설계와 어긋나 보이는 결과가 하나 있다 — </w:t>
+            </w:r>
+            <w:r>
+              <w:rPr>
+                <w:rFonts w:ascii="Times New Roman" w:hAnsi="Times New Roman" w:eastAsia="바탕"/>
+                <w:b/>
+                <w:sz w:val="20"/>
+              </w:rPr>
+              <w:t>선택지를 더 많이 제시했을 때 두 연령대 모두 더 효율적이었다</w:t>
+            </w:r>
+            <w:r>
+              <w:rPr>
+                <w:rFonts w:ascii="Times New Roman" w:hAnsi="Times New Roman" w:eastAsia="바탕"/>
+                <w:sz w:val="20"/>
+              </w:rPr>
+              <w:t xml:space="preserve">는 것이다. 그러나 이것은 한 단계에 담는 선택지의 수에 관한 것이고, 그렇게 하면 메뉴의 </w:t>
+            </w:r>
+            <w:r>
+              <w:rPr>
+                <w:rFonts w:ascii="Times New Roman" w:hAnsi="Times New Roman" w:eastAsia="바탕"/>
+                <w:b/>
+                <w:sz w:val="20"/>
+              </w:rPr>
+              <w:t>깊이</w:t>
+            </w:r>
+            <w:r>
+              <w:rPr>
+                <w:rFonts w:ascii="Times New Roman" w:hAnsi="Times New Roman" w:eastAsia="바탕"/>
+                <w:sz w:val="20"/>
+              </w:rPr>
+              <w:t xml:space="preserve">가 줄어든다. 깊은 계층이 비문해 사용자에게 특히 불리하다는 §1.10 의 결과와 같은 방향이며, 두 연구가 함께 가리키는 것은 "선택지를 줄여라" 가 아니라 </w:t>
+            </w:r>
+            <w:r>
+              <w:rPr>
+                <w:rFonts w:ascii="Times New Roman" w:hAnsi="Times New Roman" w:eastAsia="바탕"/>
+                <w:b/>
+                <w:sz w:val="20"/>
+              </w:rPr>
+              <w:t>"단계를 줄여라"</w:t>
+            </w:r>
+            <w:r>
+              <w:rPr>
+                <w:rFonts w:ascii="Times New Roman" w:hAnsi="Times New Roman" w:eastAsia="바탕"/>
+                <w:sz w:val="20"/>
+              </w:rPr>
+              <w:t xml:space="preserve"> 다. SnapCare 가 택한 것은 그 극단이다 — 판정에 이르는 경로에 단계가 하나도 없다.</w:t>
             </w:r>
           </w:p>
           <w:p>
@@ -6091,7 +6164,7 @@
                 <w:rFonts w:ascii="Times New Roman" w:hAnsi="Times New Roman" w:eastAsia="바탕"/>
                 <w:sz w:val="20"/>
               </w:rPr>
-              <w:t xml:space="preserve">세계보건기구의 영양 권고는 모두 </w:t>
+              <w:t xml:space="preserve">세계보건기구의 영양 권고는 대부분 </w:t>
             </w:r>
             <w:r>
               <w:rPr>
@@ -6106,7 +6179,22 @@
                 <w:rFonts w:ascii="Times New Roman" w:hAnsi="Times New Roman" w:eastAsia="바탕"/>
                 <w:sz w:val="20"/>
               </w:rPr>
-              <w:t>로 기술되어 있다. 유리당은 총 에너지의 10% 미만, 포화지방도 10% 미만이며, 소금만 1일 5g 미만이라는 절대량으로 주어진다 (WHO Fact Sheet N°394).</w:t>
+              <w:t xml:space="preserve">로 기술되어 있다. 유리당은 총 에너지의 10% 미만이며 (50 g 에 해당하고, 5% 이하로 더 줄이면 추가 이득이 있을 수 있다), 포화지방도 10% 미만, 트랜스지방은 1% 미만이다. 소금만 성인 1일 5 g 미만(나트륨 2 g)이라는 절대량으로 주어지며, 아동은 에너지 섭취량에 따라 더 적어야 한다 (World Health Organization, </w:t>
+            </w:r>
+            <w:r>
+              <w:rPr>
+                <w:rFonts w:ascii="Times New Roman" w:hAnsi="Times New Roman" w:eastAsia="바탕"/>
+                <w:i/>
+                <w:sz w:val="20"/>
+              </w:rPr>
+              <w:t>Healthy diet</w:t>
+            </w:r>
+            <w:r>
+              <w:rPr>
+                <w:rFonts w:ascii="Times New Roman" w:hAnsi="Times New Roman" w:eastAsia="바탕"/>
+                <w:sz w:val="20"/>
+              </w:rPr>
+              <w:t xml:space="preserve"> fact sheet).</w:t>
             </w:r>
           </w:p>
           <w:p>

--- a/docs/proposal/SnapCare_H1_Final_Proposal_KO.docx
+++ b/docs/proposal/SnapCare_H1_Final_Proposal_KO.docx
@@ -7278,42 +7278,7 @@
                 <w:rFonts w:ascii="Times New Roman" w:hAnsi="Times New Roman" w:eastAsia="바탕"/>
                 <w:sz w:val="20"/>
               </w:rPr>
-              <w:t>영양성분표를 촬영하면 브라우저 안에서 OCR 이 수치를 읽고, 바코드가 있으면 제품 정보를 조회한다. 밥상 사진을 촬영하면 기기 안에서 영양 추정 모델(ConvNeXt-tiny-224, Nutrition5k 학습)이 에너지·질량·지방·탄수화물·단백질 다섯 값을 회귀한다. 모델은 ONNX 로 내보내 브라우저에서 실행하며, 16 MB 로 서비스워커가 캐시한다 (§4.5).</w:t>
-            </w:r>
-          </w:p>
-          <w:p>
-            <w:pPr>
-              <w:spacing w:after="80" w:line="276" w:lineRule="auto"/>
-              <w:jc w:val="both"/>
-            </w:pPr>
-            <w:r>
-              <w:rPr>
-                <w:rFonts w:ascii="Times New Roman" w:hAnsi="Times New Roman" w:eastAsia="바탕"/>
-                <w:sz w:val="20"/>
-              </w:rPr>
-              <w:t>이 모델의 정확도를 본 제안서에 수치로 싣지 않는다. 평가 절차(</w:t>
-            </w:r>
-            <w:r>
-              <w:rPr>
-                <w:rFonts w:ascii="Consolas" w:hAnsi="Consolas" w:eastAsia="Consolas"/>
-                <w:sz w:val="19"/>
-              </w:rPr>
-              <w:t>nutrition_manager/eval.py</w:t>
-            </w:r>
-            <w:r>
-              <w:rPr>
-                <w:rFonts w:ascii="Times New Roman" w:hAnsi="Times New Roman" w:eastAsia="바탕"/>
-                <w:sz w:val="20"/>
-              </w:rPr>
-              <w:t xml:space="preserve">)는 항목별 MAE 와 MAE% 를 내도록 작성되어 있으나 그 결과를 우리 손으로 재현해 확인하지 못했으며, 확인하지 못한 값을 제안서에 적지 않는다는 것이 이 문서 전체의 원칙이다(§5.7). </w:t>
-            </w:r>
-            <w:r>
-              <w:rPr>
-                <w:rFonts w:ascii="Times New Roman" w:hAnsi="Times New Roman" w:eastAsia="바탕"/>
-                <w:b/>
-                <w:sz w:val="20"/>
-              </w:rPr>
-              <w:t>따라서 이 경로의 값은 정확도를 근거로 신뢰되는 것이 아니라, 아래의 물리 검사를 통과했다는 것을 근거로만 쓰인다.</w:t>
+              <w:t>영양성분표를 촬영하면 브라우저 안에서 OCR 이 수치를 읽고, 바코드가 있으면 제품 정보를 조회한다. 밥상 사진을 촬영하면 기기 안에서 영양 추정 모델(EfficientNet-B0, 224px, Nutrition5k 학습)이 에너지·질량·지방·탄수화물·단백질 다섯 값을 회귀한다. 모델은 ONNX 로 내보내 브라우저에서 실행하며, 16 MB 로 서비스워커가 캐시한다 (§4.5). 이 모델의 실측 정확도는 §5.5 에 있다.</w:t>
             </w:r>
           </w:p>
           <w:p>
@@ -8997,7 +8962,7 @@
                       <w:rFonts w:ascii="Times New Roman" w:hAnsi="Times New Roman" w:eastAsia="바탕"/>
                       <w:sz w:val="18"/>
                     </w:rPr>
-                    <w:t>ConvNeXt-tiny-224 (Nutrition5k 학습) · onnxruntime-web</w:t>
+                    <w:t>EfficientNet-B0 224px (Nutrition5k 학습) · onnxruntime-web</w:t>
                   </w:r>
                 </w:p>
               </w:tc>
@@ -13468,6 +13433,984 @@
                 <w:b/>
                 <w:sz w:val="23"/>
               </w:rPr>
+              <w:t>5.5 영양 추정 모델의 실측</w:t>
+            </w:r>
+          </w:p>
+          <w:p>
+            <w:pPr>
+              <w:spacing w:after="80" w:line="276" w:lineRule="auto"/>
+              <w:jc w:val="both"/>
+            </w:pPr>
+            <w:r>
+              <w:rPr>
+                <w:rFonts w:ascii="Times New Roman" w:hAnsi="Times New Roman" w:eastAsia="바탕"/>
+                <w:sz w:val="20"/>
+              </w:rPr>
+              <w:t>밥상 사진 경로에 쓰는 모델을 Nutrition5k 의 공식 RGB 테스트 split 으로 채점했다. 배포되는 파일 그대로(</w:t>
+            </w:r>
+            <w:r>
+              <w:rPr>
+                <w:rFonts w:ascii="Consolas" w:hAnsi="Consolas" w:eastAsia="Consolas"/>
+                <w:sz w:val="19"/>
+              </w:rPr>
+              <w:t>web.onnx</w:t>
+            </w:r>
+            <w:r>
+              <w:rPr>
+                <w:rFonts w:ascii="Times New Roman" w:hAnsi="Times New Roman" w:eastAsia="바탕"/>
+                <w:sz w:val="20"/>
+              </w:rPr>
+              <w:t>)를 브라우저와 같은 전처리로 돌렸다 — 짧은 변을 258 로 맞춘 뒤 224 중앙 크롭, 255 로 나눔.</w:t>
+            </w:r>
+          </w:p>
+          <w:p>
+            <w:pPr>
+              <w:spacing w:after="80" w:line="276" w:lineRule="auto"/>
+              <w:jc w:val="both"/>
+            </w:pPr>
+            <w:r>
+              <w:rPr>
+                <w:rFonts w:ascii="Times New Roman" w:hAnsi="Times New Roman" w:eastAsia="바탕"/>
+                <w:sz w:val="20"/>
+              </w:rPr>
+              <w:t>[표 19] 영양 추정 모델의 항목별 오차 (n = 507)</w:t>
+            </w:r>
+          </w:p>
+          <w:tbl>
+            <w:tblPr>
+              <w:tblW w:type="auto" w:w="0"/>
+              <w:jc w:val="center"/>
+              <w:tblLook w:firstColumn="1" w:firstRow="1" w:lastColumn="0" w:lastRow="0" w:noHBand="0" w:noVBand="1" w:val="04A0"/>
+              <w:tblBorders>
+                <w:top w:val="single" w:sz="4" w:color="BFBFBF"/>
+                <w:left w:val="single" w:sz="4" w:color="BFBFBF"/>
+                <w:bottom w:val="single" w:sz="4" w:color="BFBFBF"/>
+                <w:right w:val="single" w:sz="4" w:color="BFBFBF"/>
+                <w:insideH w:val="single" w:sz="4" w:color="BFBFBF"/>
+                <w:insideV w:val="single" w:sz="4" w:color="BFBFBF"/>
+              </w:tblBorders>
+            </w:tblPr>
+            <w:tblGrid>
+              <w:gridCol w:w="2429"/>
+              <w:gridCol w:w="2429"/>
+              <w:gridCol w:w="2429"/>
+              <w:gridCol w:w="2429"/>
+            </w:tblGrid>
+            <w:tr>
+              <w:tc>
+                <w:tcPr>
+                  <w:tcW w:type="dxa" w:w="2429"/>
+                  <w:shd w:val="clear" w:fill="F2F2F2"/>
+                </w:tcPr>
+                <w:p>
+                  <w:r>
+                    <w:rPr>
+                      <w:rFonts w:ascii="Times New Roman" w:hAnsi="Times New Roman" w:eastAsia="바탕"/>
+                      <w:b/>
+                      <w:sz w:val="18"/>
+                    </w:rPr>
+                    <w:t>항목</w:t>
+                  </w:r>
+                </w:p>
+              </w:tc>
+              <w:tc>
+                <w:tcPr>
+                  <w:tcW w:type="dxa" w:w="2429"/>
+                  <w:shd w:val="clear" w:fill="F2F2F2"/>
+                </w:tcPr>
+                <w:p>
+                  <w:r>
+                    <w:rPr>
+                      <w:rFonts w:ascii="Times New Roman" w:hAnsi="Times New Roman" w:eastAsia="바탕"/>
+                      <w:b/>
+                      <w:sz w:val="18"/>
+                    </w:rPr>
+                    <w:t>MAE</w:t>
+                  </w:r>
+                </w:p>
+              </w:tc>
+              <w:tc>
+                <w:tcPr>
+                  <w:tcW w:type="dxa" w:w="2429"/>
+                  <w:shd w:val="clear" w:fill="F2F2F2"/>
+                </w:tcPr>
+                <w:p>
+                  <w:r>
+                    <w:rPr>
+                      <w:rFonts w:ascii="Times New Roman" w:hAnsi="Times New Roman" w:eastAsia="바탕"/>
+                      <w:b/>
+                      <w:sz w:val="18"/>
+                    </w:rPr>
+                    <w:t>MAE%</w:t>
+                  </w:r>
+                </w:p>
+              </w:tc>
+              <w:tc>
+                <w:tcPr>
+                  <w:tcW w:type="dxa" w:w="2429"/>
+                  <w:shd w:val="clear" w:fill="F2F2F2"/>
+                </w:tcPr>
+                <w:p>
+                  <w:r>
+                    <w:rPr>
+                      <w:rFonts w:ascii="Times New Roman" w:hAnsi="Times New Roman" w:eastAsia="바탕"/>
+                      <w:b/>
+                      <w:sz w:val="18"/>
+                    </w:rPr>
+                    <w:t>테스트 집합의 평균</w:t>
+                  </w:r>
+                </w:p>
+              </w:tc>
+            </w:tr>
+            <w:tr>
+              <w:tc>
+                <w:tcPr>
+                  <w:tcW w:type="dxa" w:w="2429"/>
+                </w:tcPr>
+                <w:p>
+                  <w:r>
+                    <w:rPr>
+                      <w:rFonts w:ascii="Times New Roman" w:hAnsi="Times New Roman" w:eastAsia="바탕"/>
+                      <w:sz w:val="18"/>
+                    </w:rPr>
+                    <w:t>열량</w:t>
+                  </w:r>
+                </w:p>
+              </w:tc>
+              <w:tc>
+                <w:tcPr>
+                  <w:tcW w:type="dxa" w:w="2429"/>
+                </w:tcPr>
+                <w:p>
+                  <w:r>
+                    <w:rPr>
+                      <w:rFonts w:ascii="Times New Roman" w:hAnsi="Times New Roman" w:eastAsia="바탕"/>
+                      <w:sz w:val="18"/>
+                    </w:rPr>
+                    <w:t>58.12 kcal</w:t>
+                  </w:r>
+                </w:p>
+              </w:tc>
+              <w:tc>
+                <w:tcPr>
+                  <w:tcW w:type="dxa" w:w="2429"/>
+                </w:tcPr>
+                <w:p>
+                  <w:r>
+                    <w:rPr>
+                      <w:rFonts w:ascii="Times New Roman" w:hAnsi="Times New Roman" w:eastAsia="바탕"/>
+                      <w:sz w:val="18"/>
+                    </w:rPr>
+                    <w:t>22.75%</w:t>
+                  </w:r>
+                </w:p>
+              </w:tc>
+              <w:tc>
+                <w:tcPr>
+                  <w:tcW w:type="dxa" w:w="2429"/>
+                </w:tcPr>
+                <w:p>
+                  <w:r>
+                    <w:rPr>
+                      <w:rFonts w:ascii="Times New Roman" w:hAnsi="Times New Roman" w:eastAsia="바탕"/>
+                      <w:sz w:val="18"/>
+                    </w:rPr>
+                    <w:t>255.5 kcal</w:t>
+                  </w:r>
+                </w:p>
+              </w:tc>
+            </w:tr>
+            <w:tr>
+              <w:tc>
+                <w:tcPr>
+                  <w:tcW w:type="dxa" w:w="2429"/>
+                </w:tcPr>
+                <w:p>
+                  <w:r>
+                    <w:rPr>
+                      <w:rFonts w:ascii="Times New Roman" w:hAnsi="Times New Roman" w:eastAsia="바탕"/>
+                      <w:sz w:val="18"/>
+                    </w:rPr>
+                    <w:t>질량</w:t>
+                  </w:r>
+                </w:p>
+              </w:tc>
+              <w:tc>
+                <w:tcPr>
+                  <w:tcW w:type="dxa" w:w="2429"/>
+                </w:tcPr>
+                <w:p>
+                  <w:r>
+                    <w:rPr>
+                      <w:rFonts w:ascii="Times New Roman" w:hAnsi="Times New Roman" w:eastAsia="바탕"/>
+                      <w:sz w:val="18"/>
+                    </w:rPr>
+                    <w:t>32.97 g</w:t>
+                  </w:r>
+                </w:p>
+              </w:tc>
+              <w:tc>
+                <w:tcPr>
+                  <w:tcW w:type="dxa" w:w="2429"/>
+                </w:tcPr>
+                <w:p>
+                  <w:r>
+                    <w:rPr>
+                      <w:rFonts w:ascii="Times New Roman" w:hAnsi="Times New Roman" w:eastAsia="바탕"/>
+                      <w:sz w:val="18"/>
+                    </w:rPr>
+                    <w:t>16.61%</w:t>
+                  </w:r>
+                </w:p>
+              </w:tc>
+              <w:tc>
+                <w:tcPr>
+                  <w:tcW w:type="dxa" w:w="2429"/>
+                </w:tcPr>
+                <w:p>
+                  <w:r>
+                    <w:rPr>
+                      <w:rFonts w:ascii="Times New Roman" w:hAnsi="Times New Roman" w:eastAsia="바탕"/>
+                      <w:sz w:val="18"/>
+                    </w:rPr>
+                    <w:t>198.5 g</w:t>
+                  </w:r>
+                </w:p>
+              </w:tc>
+            </w:tr>
+            <w:tr>
+              <w:tc>
+                <w:tcPr>
+                  <w:tcW w:type="dxa" w:w="2429"/>
+                </w:tcPr>
+                <w:p>
+                  <w:r>
+                    <w:rPr>
+                      <w:rFonts w:ascii="Times New Roman" w:hAnsi="Times New Roman" w:eastAsia="바탕"/>
+                      <w:sz w:val="18"/>
+                    </w:rPr>
+                    <w:t>지방</w:t>
+                  </w:r>
+                </w:p>
+              </w:tc>
+              <w:tc>
+                <w:tcPr>
+                  <w:tcW w:type="dxa" w:w="2429"/>
+                </w:tcPr>
+                <w:p>
+                  <w:r>
+                    <w:rPr>
+                      <w:rFonts w:ascii="Times New Roman" w:hAnsi="Times New Roman" w:eastAsia="바탕"/>
+                      <w:sz w:val="18"/>
+                    </w:rPr>
+                    <w:t>4.21 g</w:t>
+                  </w:r>
+                </w:p>
+              </w:tc>
+              <w:tc>
+                <w:tcPr>
+                  <w:tcW w:type="dxa" w:w="2429"/>
+                </w:tcPr>
+                <w:p>
+                  <w:r>
+                    <w:rPr>
+                      <w:rFonts w:ascii="Times New Roman" w:hAnsi="Times New Roman" w:eastAsia="바탕"/>
+                      <w:sz w:val="18"/>
+                    </w:rPr>
+                    <w:t>32.82%</w:t>
+                  </w:r>
+                </w:p>
+              </w:tc>
+              <w:tc>
+                <w:tcPr>
+                  <w:tcW w:type="dxa" w:w="2429"/>
+                </w:tcPr>
+                <w:p>
+                  <w:r>
+                    <w:rPr>
+                      <w:rFonts w:ascii="Times New Roman" w:hAnsi="Times New Roman" w:eastAsia="바탕"/>
+                      <w:sz w:val="18"/>
+                    </w:rPr>
+                    <w:t>12.8 g</w:t>
+                  </w:r>
+                </w:p>
+              </w:tc>
+            </w:tr>
+            <w:tr>
+              <w:tc>
+                <w:tcPr>
+                  <w:tcW w:type="dxa" w:w="2429"/>
+                </w:tcPr>
+                <w:p>
+                  <w:r>
+                    <w:rPr>
+                      <w:rFonts w:ascii="Times New Roman" w:hAnsi="Times New Roman" w:eastAsia="바탕"/>
+                      <w:sz w:val="18"/>
+                    </w:rPr>
+                    <w:t>탄수화물</w:t>
+                  </w:r>
+                </w:p>
+              </w:tc>
+              <w:tc>
+                <w:tcPr>
+                  <w:tcW w:type="dxa" w:w="2429"/>
+                </w:tcPr>
+                <w:p>
+                  <w:r>
+                    <w:rPr>
+                      <w:rFonts w:ascii="Times New Roman" w:hAnsi="Times New Roman" w:eastAsia="바탕"/>
+                      <w:sz w:val="18"/>
+                    </w:rPr>
+                    <w:t>6.02 g</w:t>
+                  </w:r>
+                </w:p>
+              </w:tc>
+              <w:tc>
+                <w:tcPr>
+                  <w:tcW w:type="dxa" w:w="2429"/>
+                </w:tcPr>
+                <w:p>
+                  <w:r>
+                    <w:rPr>
+                      <w:rFonts w:ascii="Times New Roman" w:hAnsi="Times New Roman" w:eastAsia="바탕"/>
+                      <w:sz w:val="18"/>
+                    </w:rPr>
+                    <w:t>30.60%</w:t>
+                  </w:r>
+                </w:p>
+              </w:tc>
+              <w:tc>
+                <w:tcPr>
+                  <w:tcW w:type="dxa" w:w="2429"/>
+                </w:tcPr>
+                <w:p>
+                  <w:r>
+                    <w:rPr>
+                      <w:rFonts w:ascii="Times New Roman" w:hAnsi="Times New Roman" w:eastAsia="바탕"/>
+                      <w:sz w:val="18"/>
+                    </w:rPr>
+                    <w:t>19.7 g</w:t>
+                  </w:r>
+                </w:p>
+              </w:tc>
+            </w:tr>
+            <w:tr>
+              <w:tc>
+                <w:tcPr>
+                  <w:tcW w:type="dxa" w:w="2429"/>
+                </w:tcPr>
+                <w:p>
+                  <w:r>
+                    <w:rPr>
+                      <w:rFonts w:ascii="Times New Roman" w:hAnsi="Times New Roman" w:eastAsia="바탕"/>
+                      <w:sz w:val="18"/>
+                    </w:rPr>
+                    <w:t>단백질</w:t>
+                  </w:r>
+                </w:p>
+              </w:tc>
+              <w:tc>
+                <w:tcPr>
+                  <w:tcW w:type="dxa" w:w="2429"/>
+                </w:tcPr>
+                <w:p>
+                  <w:r>
+                    <w:rPr>
+                      <w:rFonts w:ascii="Times New Roman" w:hAnsi="Times New Roman" w:eastAsia="바탕"/>
+                      <w:sz w:val="18"/>
+                    </w:rPr>
+                    <w:t>5.41 g</w:t>
+                  </w:r>
+                </w:p>
+              </w:tc>
+              <w:tc>
+                <w:tcPr>
+                  <w:tcW w:type="dxa" w:w="2429"/>
+                </w:tcPr>
+                <w:p>
+                  <w:r>
+                    <w:rPr>
+                      <w:rFonts w:ascii="Times New Roman" w:hAnsi="Times New Roman" w:eastAsia="바탕"/>
+                      <w:sz w:val="18"/>
+                    </w:rPr>
+                    <w:t>30.96%</w:t>
+                  </w:r>
+                </w:p>
+              </w:tc>
+              <w:tc>
+                <w:tcPr>
+                  <w:tcW w:type="dxa" w:w="2429"/>
+                </w:tcPr>
+                <w:p>
+                  <w:r>
+                    <w:rPr>
+                      <w:rFonts w:ascii="Times New Roman" w:hAnsi="Times New Roman" w:eastAsia="바탕"/>
+                      <w:sz w:val="18"/>
+                    </w:rPr>
+                    <w:t>17.5 g</w:t>
+                  </w:r>
+                </w:p>
+              </w:tc>
+            </w:tr>
+            <w:tr>
+              <w:tc>
+                <w:tcPr>
+                  <w:tcW w:type="dxa" w:w="2429"/>
+                </w:tcPr>
+                <w:p>
+                  <w:r>
+                    <w:rPr>
+                      <w:rFonts w:ascii="Times New Roman" w:hAnsi="Times New Roman" w:eastAsia="바탕"/>
+                      <w:b/>
+                      <w:sz w:val="18"/>
+                    </w:rPr>
+                    <w:t>평균</w:t>
+                  </w:r>
+                </w:p>
+              </w:tc>
+              <w:tc>
+                <w:tcPr>
+                  <w:tcW w:type="dxa" w:w="2429"/>
+                </w:tcPr>
+                <w:p>
+                  <w:r>
+                    <w:rPr>
+                      <w:rFonts w:ascii="Times New Roman" w:hAnsi="Times New Roman" w:eastAsia="바탕"/>
+                      <w:sz w:val="18"/>
+                    </w:rPr>
+                    <w:t>—</w:t>
+                  </w:r>
+                </w:p>
+              </w:tc>
+              <w:tc>
+                <w:tcPr>
+                  <w:tcW w:type="dxa" w:w="2429"/>
+                </w:tcPr>
+                <w:p>
+                  <w:r>
+                    <w:rPr>
+                      <w:rFonts w:ascii="Times New Roman" w:hAnsi="Times New Roman" w:eastAsia="바탕"/>
+                      <w:b/>
+                      <w:sz w:val="18"/>
+                    </w:rPr>
+                    <w:t>26.75%</w:t>
+                  </w:r>
+                </w:p>
+              </w:tc>
+              <w:tc>
+                <w:tcPr>
+                  <w:tcW w:type="dxa" w:w="2429"/>
+                </w:tcPr>
+                <w:p>
+                  <w:r>
+                    <w:rPr>
+                      <w:rFonts w:ascii="Times New Roman" w:hAnsi="Times New Roman" w:eastAsia="바탕"/>
+                      <w:sz w:val="18"/>
+                    </w:rPr>
+                    <w:t>—</w:t>
+                  </w:r>
+                </w:p>
+              </w:tc>
+            </w:tr>
+          </w:tbl>
+          <w:p/>
+          <w:p>
+            <w:pPr>
+              <w:spacing w:after="120"/>
+            </w:pPr>
+          </w:p>
+          <w:p>
+            <w:pPr>
+              <w:spacing w:after="80" w:line="276" w:lineRule="auto"/>
+              <w:jc w:val="both"/>
+            </w:pPr>
+            <w:r>
+              <w:rPr>
+                <w:rFonts w:ascii="Times New Roman" w:hAnsi="Times New Roman" w:eastAsia="바탕"/>
+                <w:sz w:val="20"/>
+              </w:rPr>
+              <w:t xml:space="preserve">MAE% 는 공식 정의를 따랐다 — 절대오차의 평균을 정답의 평균으로 나눈 값이며, 접시마다의 비율을 평균한 것이 아니다. 채점한 507개는 테스트 split 709개 가운데 오버헤드 프레임이 존재하는 것 전부다. 공식 프로토콜이 오버헤드 프레임만 쓰기 때문이며, 측면 프레임을 섞으면 다른 숫자가 나오고 </w:t>
+            </w:r>
+            <w:r>
+              <w:rPr>
+                <w:rFonts w:ascii="Times New Roman" w:hAnsi="Times New Roman" w:eastAsia="바탕"/>
+                <w:b/>
+                <w:sz w:val="20"/>
+              </w:rPr>
+              <w:t>비교할 수 없는 값이 조용히 만들어진다.</w:t>
+            </w:r>
+          </w:p>
+          <w:p>
+            <w:pPr>
+              <w:spacing w:after="80" w:line="276" w:lineRule="auto"/>
+              <w:jc w:val="both"/>
+            </w:pPr>
+            <w:r>
+              <w:rPr>
+                <w:rFonts w:ascii="Times New Roman" w:hAnsi="Times New Roman" w:eastAsia="바탕"/>
+                <w:sz w:val="20"/>
+              </w:rPr>
+              <w:t xml:space="preserve">내보낸 모델의 메타데이터에도 같은 수치가 기록되어 있었으나 그것을 옮겨 적지 않고 자료를 받아 다시 쟀다. 다섯 항목 모두 소수점 둘째 자리까지 일치했다. 이 문서에서 인용을 대조하며 확인한 것이 있다면, </w:t>
+            </w:r>
+            <w:r>
+              <w:rPr>
+                <w:rFonts w:ascii="Times New Roman" w:hAnsi="Times New Roman" w:eastAsia="바탕"/>
+                <w:b/>
+                <w:sz w:val="20"/>
+              </w:rPr>
+              <w:t>어딘가에 적혀 있는 값과 그 출처가 실제로 말하는 값이 자주 다르다</w:t>
+            </w:r>
+            <w:r>
+              <w:rPr>
+                <w:rFonts w:ascii="Times New Roman" w:hAnsi="Times New Roman" w:eastAsia="바탕"/>
+                <w:sz w:val="20"/>
+              </w:rPr>
+              <w:t>는 것이다.</w:t>
+            </w:r>
+          </w:p>
+          <w:p>
+            <w:pPr>
+              <w:spacing w:after="80" w:line="276" w:lineRule="auto"/>
+              <w:jc w:val="both"/>
+            </w:pPr>
+            <w:r>
+              <w:rPr>
+                <w:rFonts w:ascii="Times New Roman" w:hAnsi="Times New Roman" w:eastAsia="바탕"/>
+                <w:b/>
+                <w:sz w:val="20"/>
+              </w:rPr>
+              <w:t>이 수치를 §4.2 의 인용과 나란히 놓아서는 안 된다.</w:t>
+            </w:r>
+            <w:r>
+              <w:rPr>
+                <w:rFonts w:ascii="Times New Roman" w:hAnsi="Times New Roman" w:eastAsia="바탕"/>
+                <w:sz w:val="20"/>
+              </w:rPr>
+              <w:t xml:space="preserve"> NutritionVerse-Direct 의 열량 오차 253.7 kcal 은 NutritionVerse-Real 이라는 다른 자료에서 잰 것이고, 우리 58.12 kcal 은 Nutrition5k 에서 잰 것이다. 자료가 다르면 난이도가 다르므로 두 값의 크기를 견주는 것은 의미가 없다. 두 수치를 함께 싣는 이유는 우열이 아니라, </w:t>
+            </w:r>
+            <w:r>
+              <w:rPr>
+                <w:rFonts w:ascii="Times New Roman" w:hAnsi="Times New Roman" w:eastAsia="바탕"/>
+                <w:b/>
+                <w:sz w:val="20"/>
+              </w:rPr>
+              <w:t>이 분야 전체가 아직 사진 한 장으로 영양을 맞히지 못한다</w:t>
+            </w:r>
+            <w:r>
+              <w:rPr>
+                <w:rFonts w:ascii="Times New Roman" w:hAnsi="Times New Roman" w:eastAsia="바탕"/>
+                <w:sz w:val="20"/>
+              </w:rPr>
+              <w:t>는 것을 보이기 위해서다.</w:t>
+            </w:r>
+          </w:p>
+          <w:p>
+            <w:pPr>
+              <w:spacing w:after="80" w:line="276" w:lineRule="auto"/>
+              <w:jc w:val="both"/>
+            </w:pPr>
+            <w:r>
+              <w:rPr>
+                <w:rFonts w:ascii="Times New Roman" w:hAnsi="Times New Roman" w:eastAsia="바탕"/>
+                <w:sz w:val="20"/>
+              </w:rPr>
+              <w:t xml:space="preserve">실제로 우리 값이 그것을 그대로 보여 준다. 질량은 16.61% 로 비교적 낫지만 지방·탄수화물·단백질은 30% 를 넘는다. 지방 4.21 g 은 절대값으로는 작아 보이나 테스트 집합의 평균 지방이 12.8 g 이므로 </w:t>
+            </w:r>
+            <w:r>
+              <w:rPr>
+                <w:rFonts w:ascii="Times New Roman" w:hAnsi="Times New Roman" w:eastAsia="바탕"/>
+                <w:b/>
+                <w:sz w:val="20"/>
+              </w:rPr>
+              <w:t>세 접시 중 하나꼴로 지방을 3분의 1 만큼 틀린다</w:t>
+            </w:r>
+            <w:r>
+              <w:rPr>
+                <w:rFonts w:ascii="Times New Roman" w:hAnsi="Times New Roman" w:eastAsia="바탕"/>
+                <w:sz w:val="20"/>
+              </w:rPr>
+              <w:t>는 뜻이다. 열량 58.12 kcal 은 §2.4 의 70세 기준 하루 1,800 kcal 에서 3.2% 에 해당해 하루 단위로는 견딜 만하지만, 한 끼를 700 kcal 로 보면 8% 다.</w:t>
+            </w:r>
+          </w:p>
+          <w:p>
+            <w:pPr>
+              <w:spacing w:after="80" w:line="276" w:lineRule="auto"/>
+              <w:jc w:val="both"/>
+            </w:pPr>
+            <w:r>
+              <w:rPr>
+                <w:rFonts w:ascii="Times New Roman" w:hAnsi="Times New Roman" w:eastAsia="바탕"/>
+                <w:b/>
+                <w:sz w:val="20"/>
+              </w:rPr>
+              <w:t>따라서 이 경로의 값은 정확도를 근거로 신뢰되지 않는다.</w:t>
+            </w:r>
+            <w:r>
+              <w:rPr>
+                <w:rFonts w:ascii="Times New Roman" w:hAnsi="Times New Roman" w:eastAsia="바탕"/>
+                <w:sz w:val="20"/>
+              </w:rPr>
+              <w:t xml:space="preserve"> §4.2 의 물리 검사를 통과했다는 것, 그리고 판정이 이 값 하나가 아니라 사용자의 기준치 대비 비중으로 제시된다는 것이 이 경로를 화면에 내보내는 근거다. 성분표가 있는 제품에서는 이 경로를 쓰지 않는다.</w:t>
+            </w:r>
+          </w:p>
+          <w:p>
+            <w:pPr>
+              <w:spacing w:before="160" w:after="60"/>
+              <w:jc w:val="center"/>
+            </w:pPr>
+            <w:r>
+              <w:drawing>
+                <wp:inline xmlns:a="http://schemas.openxmlformats.org/drawingml/2006/main" xmlns:pic="http://schemas.openxmlformats.org/drawingml/2006/picture">
+                  <wp:extent cx="5486400" cy="2727550"/>
+                  <wp:docPr id="17" name="Picture 17"/>
+                  <wp:cNvGraphicFramePr>
+                    <a:graphicFrameLocks noChangeAspect="1"/>
+                  </wp:cNvGraphicFramePr>
+                  <a:graphic>
+                    <a:graphicData uri="http://schemas.openxmlformats.org/drawingml/2006/picture">
+                      <pic:pic>
+                        <pic:nvPicPr>
+                          <pic:cNvPr id="0" name="chart08_model_mae.png"/>
+                          <pic:cNvPicPr/>
+                        </pic:nvPicPr>
+                        <pic:blipFill>
+                          <a:blip r:embed="rId31"/>
+                          <a:stretch>
+                            <a:fillRect/>
+                          </a:stretch>
+                        </pic:blipFill>
+                        <pic:spPr>
+                          <a:xfrm>
+                            <a:off x="0" y="0"/>
+                            <a:ext cx="5486400" cy="2727550"/>
+                          </a:xfrm>
+                          <a:prstGeom prst="rect"/>
+                        </pic:spPr>
+                      </pic:pic>
+                    </a:graphicData>
+                  </a:graphic>
+                </wp:inline>
+              </w:drawing>
+            </w:r>
+          </w:p>
+          <w:p>
+            <w:pPr>
+              <w:spacing w:after="200" w:line="276" w:lineRule="auto"/>
+              <w:jc w:val="center"/>
+            </w:pPr>
+            <w:r>
+              <w:rPr>
+                <w:rFonts w:ascii="Times New Roman" w:hAnsi="Times New Roman" w:eastAsia="바탕"/>
+                <w:b/>
+                <w:color w:val="606068"/>
+                <w:sz w:val="18"/>
+              </w:rPr>
+              <w:t>[그림 17]</w:t>
+            </w:r>
+            <w:r>
+              <w:rPr>
+                <w:rFonts w:ascii="Times New Roman" w:hAnsi="Times New Roman" w:eastAsia="바탕"/>
+                <w:color w:val="606068"/>
+                <w:sz w:val="18"/>
+              </w:rPr>
+              <w:t xml:space="preserve"> 영양 추정 모델의 항목별 MAE% (n = 507). 점선은 다섯 항목의 평균(26.75%)이다. 질량과 열량이 상대적으로 낫고 미량 항목으로 갈수록 나빠지는데, 이는 접시 사진에서 </w:t>
+            </w:r>
+            <w:r>
+              <w:rPr>
+                <w:rFonts w:ascii="Times New Roman" w:hAnsi="Times New Roman" w:eastAsia="바탕"/>
+                <w:b/>
+                <w:color w:val="606068"/>
+                <w:sz w:val="18"/>
+              </w:rPr>
+              <w:t>부피는 보이지만 조성은 보이지 않기</w:t>
+            </w:r>
+            <w:r>
+              <w:rPr>
+                <w:rFonts w:ascii="Times New Roman" w:hAnsi="Times New Roman" w:eastAsia="바탕"/>
+                <w:color w:val="606068"/>
+                <w:sz w:val="18"/>
+              </w:rPr>
+              <w:t xml:space="preserve"> 때문이다. 같은 크기의 밥과 같은 크기의 튀김은 질량이 비슷하고 지방이 전혀 다르다.</w:t>
+            </w:r>
+          </w:p>
+          <w:p>
+            <w:pPr>
+              <w:spacing w:after="80" w:line="276" w:lineRule="auto"/>
+              <w:jc w:val="both"/>
+            </w:pPr>
+            <w:r>
+              <w:rPr>
+                <w:rFonts w:ascii="Times New Roman" w:hAnsi="Times New Roman" w:eastAsia="바탕"/>
+                <w:sz w:val="20"/>
+              </w:rPr>
+              <w:t>#### 양자화를 적용하지 않은 이유</w:t>
+            </w:r>
+          </w:p>
+          <w:p>
+            <w:pPr>
+              <w:spacing w:after="80" w:line="276" w:lineRule="auto"/>
+              <w:jc w:val="both"/>
+            </w:pPr>
+            <w:r>
+              <w:rPr>
+                <w:rFonts w:ascii="Times New Roman" w:hAnsi="Times New Roman" w:eastAsia="바탕"/>
+                <w:sz w:val="20"/>
+              </w:rPr>
+              <w:t>모델을 4.86 MB 로 줄이는 int8 양자화본도 함께 내보냈으나 배포하지 않았다.</w:t>
+            </w:r>
+          </w:p>
+          <w:p>
+            <w:pPr>
+              <w:spacing w:after="80" w:line="276" w:lineRule="auto"/>
+              <w:jc w:val="both"/>
+            </w:pPr>
+            <w:r>
+              <w:rPr>
+                <w:rFonts w:ascii="Times New Roman" w:hAnsi="Times New Roman" w:eastAsia="바탕"/>
+                <w:sz w:val="20"/>
+              </w:rPr>
+              <w:t>[표 20] float32 와 int8 의 비교</w:t>
+            </w:r>
+          </w:p>
+          <w:tbl>
+            <w:tblPr>
+              <w:tblW w:type="auto" w:w="0"/>
+              <w:jc w:val="center"/>
+              <w:tblLook w:firstColumn="1" w:firstRow="1" w:lastColumn="0" w:lastRow="0" w:noHBand="0" w:noVBand="1" w:val="04A0"/>
+              <w:tblBorders>
+                <w:top w:val="single" w:sz="4" w:color="BFBFBF"/>
+                <w:left w:val="single" w:sz="4" w:color="BFBFBF"/>
+                <w:bottom w:val="single" w:sz="4" w:color="BFBFBF"/>
+                <w:right w:val="single" w:sz="4" w:color="BFBFBF"/>
+                <w:insideH w:val="single" w:sz="4" w:color="BFBFBF"/>
+                <w:insideV w:val="single" w:sz="4" w:color="BFBFBF"/>
+              </w:tblBorders>
+            </w:tblPr>
+            <w:tblGrid>
+              <w:gridCol w:w="2429"/>
+              <w:gridCol w:w="2429"/>
+              <w:gridCol w:w="2429"/>
+              <w:gridCol w:w="2429"/>
+            </w:tblGrid>
+            <w:tr>
+              <w:tc>
+                <w:tcPr>
+                  <w:tcW w:type="dxa" w:w="2429"/>
+                  <w:shd w:val="clear" w:fill="F2F2F2"/>
+                </w:tcPr>
+                <w:p/>
+              </w:tc>
+              <w:tc>
+                <w:tcPr>
+                  <w:tcW w:type="dxa" w:w="2429"/>
+                  <w:shd w:val="clear" w:fill="F2F2F2"/>
+                </w:tcPr>
+                <w:p>
+                  <w:r>
+                    <w:rPr>
+                      <w:rFonts w:ascii="Times New Roman" w:hAnsi="Times New Roman" w:eastAsia="바탕"/>
+                      <w:b/>
+                      <w:sz w:val="18"/>
+                    </w:rPr>
+                    <w:t>크기</w:t>
+                  </w:r>
+                </w:p>
+              </w:tc>
+              <w:tc>
+                <w:tcPr>
+                  <w:tcW w:type="dxa" w:w="2429"/>
+                  <w:shd w:val="clear" w:fill="F2F2F2"/>
+                </w:tcPr>
+                <w:p>
+                  <w:r>
+                    <w:rPr>
+                      <w:rFonts w:ascii="Times New Roman" w:hAnsi="Times New Roman" w:eastAsia="바탕"/>
+                      <w:b/>
+                      <w:sz w:val="18"/>
+                    </w:rPr>
+                    <w:t>평균 MAE%</w:t>
+                  </w:r>
+                </w:p>
+              </w:tc>
+              <w:tc>
+                <w:tcPr>
+                  <w:tcW w:type="dxa" w:w="2429"/>
+                  <w:shd w:val="clear" w:fill="F2F2F2"/>
+                </w:tcPr>
+                <w:p>
+                  <w:r>
+                    <w:rPr>
+                      <w:rFonts w:ascii="Times New Roman" w:hAnsi="Times New Roman" w:eastAsia="바탕"/>
+                      <w:b/>
+                      <w:sz w:val="18"/>
+                    </w:rPr>
+                    <w:t>열량 MAE</w:t>
+                  </w:r>
+                </w:p>
+              </w:tc>
+            </w:tr>
+            <w:tr>
+              <w:tc>
+                <w:tcPr>
+                  <w:tcW w:type="dxa" w:w="2429"/>
+                </w:tcPr>
+                <w:p>
+                  <w:r>
+                    <w:rPr>
+                      <w:rFonts w:ascii="Times New Roman" w:hAnsi="Times New Roman" w:eastAsia="바탕"/>
+                      <w:sz w:val="18"/>
+                    </w:rPr>
+                    <w:t>float32 (배포본)</w:t>
+                  </w:r>
+                </w:p>
+              </w:tc>
+              <w:tc>
+                <w:tcPr>
+                  <w:tcW w:type="dxa" w:w="2429"/>
+                </w:tcPr>
+                <w:p>
+                  <w:r>
+                    <w:rPr>
+                      <w:rFonts w:ascii="Times New Roman" w:hAnsi="Times New Roman" w:eastAsia="바탕"/>
+                      <w:sz w:val="18"/>
+                    </w:rPr>
+                    <w:t>16.04 MB</w:t>
+                  </w:r>
+                </w:p>
+              </w:tc>
+              <w:tc>
+                <w:tcPr>
+                  <w:tcW w:type="dxa" w:w="2429"/>
+                </w:tcPr>
+                <w:p>
+                  <w:r>
+                    <w:rPr>
+                      <w:rFonts w:ascii="Times New Roman" w:hAnsi="Times New Roman" w:eastAsia="바탕"/>
+                      <w:b/>
+                      <w:sz w:val="18"/>
+                    </w:rPr>
+                    <w:t>26.75%</w:t>
+                  </w:r>
+                </w:p>
+              </w:tc>
+              <w:tc>
+                <w:tcPr>
+                  <w:tcW w:type="dxa" w:w="2429"/>
+                </w:tcPr>
+                <w:p>
+                  <w:r>
+                    <w:rPr>
+                      <w:rFonts w:ascii="Times New Roman" w:hAnsi="Times New Roman" w:eastAsia="바탕"/>
+                      <w:sz w:val="18"/>
+                    </w:rPr>
+                    <w:t>58.12 kcal</w:t>
+                  </w:r>
+                </w:p>
+              </w:tc>
+            </w:tr>
+            <w:tr>
+              <w:tc>
+                <w:tcPr>
+                  <w:tcW w:type="dxa" w:w="2429"/>
+                </w:tcPr>
+                <w:p>
+                  <w:r>
+                    <w:rPr>
+                      <w:rFonts w:ascii="Times New Roman" w:hAnsi="Times New Roman" w:eastAsia="바탕"/>
+                      <w:sz w:val="18"/>
+                    </w:rPr>
+                    <w:t>int8</w:t>
+                  </w:r>
+                </w:p>
+              </w:tc>
+              <w:tc>
+                <w:tcPr>
+                  <w:tcW w:type="dxa" w:w="2429"/>
+                </w:tcPr>
+                <w:p>
+                  <w:r>
+                    <w:rPr>
+                      <w:rFonts w:ascii="Times New Roman" w:hAnsi="Times New Roman" w:eastAsia="바탕"/>
+                      <w:sz w:val="18"/>
+                    </w:rPr>
+                    <w:t>4.86 MB</w:t>
+                  </w:r>
+                </w:p>
+              </w:tc>
+              <w:tc>
+                <w:tcPr>
+                  <w:tcW w:type="dxa" w:w="2429"/>
+                </w:tcPr>
+                <w:p>
+                  <w:r>
+                    <w:rPr>
+                      <w:rFonts w:ascii="Times New Roman" w:hAnsi="Times New Roman" w:eastAsia="바탕"/>
+                      <w:sz w:val="18"/>
+                    </w:rPr>
+                    <w:t>52.51%</w:t>
+                  </w:r>
+                </w:p>
+              </w:tc>
+              <w:tc>
+                <w:tcPr>
+                  <w:tcW w:type="dxa" w:w="2429"/>
+                </w:tcPr>
+                <w:p>
+                  <w:r>
+                    <w:rPr>
+                      <w:rFonts w:ascii="Times New Roman" w:hAnsi="Times New Roman" w:eastAsia="바탕"/>
+                      <w:sz w:val="18"/>
+                    </w:rPr>
+                    <w:t>106.21 kcal</w:t>
+                  </w:r>
+                </w:p>
+              </w:tc>
+            </w:tr>
+          </w:tbl>
+          <w:p/>
+          <w:p>
+            <w:pPr>
+              <w:spacing w:after="120"/>
+            </w:pPr>
+          </w:p>
+          <w:p>
+            <w:pPr>
+              <w:spacing w:after="80" w:line="276" w:lineRule="auto"/>
+              <w:jc w:val="both"/>
+            </w:pPr>
+            <w:r>
+              <w:rPr>
+                <w:rFonts w:ascii="Times New Roman" w:hAnsi="Times New Roman" w:eastAsia="바탕"/>
+                <w:sz w:val="20"/>
+              </w:rPr>
+              <w:t xml:space="preserve">크기는 3분의 1 이 되지만 오차는 거의 두 배가 된다. 망이 느린 곳을 대상으로 하는 앱에서 11 MB 를 아끼는 것은 작지 않은 유혹이지만, 열량 오차가 58 kcal 에서 106 kcal 로 늘어나는 것은 판정이 뒤집히는 구간을 넓힌다. </w:t>
+            </w:r>
+            <w:r>
+              <w:rPr>
+                <w:rFonts w:ascii="Times New Roman" w:hAnsi="Times New Roman" w:eastAsia="바탕"/>
+                <w:b/>
+                <w:sz w:val="20"/>
+              </w:rPr>
+              <w:t>§4.5 에서 이 모델을 미리 받지 않고 처음 쓸 때 받도록 한 것이 이 선택과 짝을 이룬다</w:t>
+            </w:r>
+            <w:r>
+              <w:rPr>
+                <w:rFonts w:ascii="Times New Roman" w:hAnsi="Times New Roman" w:eastAsia="바탕"/>
+                <w:sz w:val="20"/>
+              </w:rPr>
+              <w:t xml:space="preserve"> — 크기를 줄여 정확도를 내주는 대신, 크기를 유지하되 받는 시점을 늦췄다.</w:t>
+            </w:r>
+          </w:p>
+          <w:p>
+            <w:pPr>
+              <w:spacing w:before="180" w:after="40"/>
+            </w:pPr>
+            <w:r>
+              <w:rPr>
+                <w:rFonts w:ascii="Times New Roman" w:hAnsi="Times New Roman" w:eastAsia="바탕"/>
+                <w:b/>
+                <w:sz w:val="23"/>
+              </w:rPr>
               <w:t>5.5 오프라인 동작의 실측</w:t>
             </w:r>
           </w:p>
@@ -13494,7 +14437,7 @@
                 <w:rFonts w:ascii="Times New Roman" w:hAnsi="Times New Roman" w:eastAsia="바탕"/>
                 <w:sz w:val="20"/>
               </w:rPr>
-              <w:t>[표 19] 오프라인 동작 확인</w:t>
+              <w:t>[표 21] 오프라인 동작 확인</w:t>
             </w:r>
           </w:p>
           <w:tbl>
@@ -13710,7 +14653,7 @@
                 <w:rFonts w:ascii="Times New Roman" w:hAnsi="Times New Roman" w:eastAsia="바탕"/>
                 <w:sz w:val="20"/>
               </w:rPr>
-              <w:t>[표 20] SDG 3 세부 목표와의 대응</w:t>
+              <w:t>[표 22] SDG 3 세부 목표와의 대응</w:t>
             </w:r>
           </w:p>
           <w:tbl>
@@ -14041,7 +14984,7 @@
                 <w:rFonts w:ascii="Times New Roman" w:hAnsi="Times New Roman" w:eastAsia="바탕"/>
                 <w:sz w:val="20"/>
               </w:rPr>
-              <w:t>[표 21] 대회 이후 계획</w:t>
+              <w:t>[표 23] 대회 이후 계획</w:t>
             </w:r>
           </w:p>
           <w:tbl>

--- a/docs/proposal/SnapCare_H1_Final_Proposal_KO.docx
+++ b/docs/proposal/SnapCare_H1_Final_Proposal_KO.docx
@@ -2235,7 +2235,7 @@
                 <w:rFonts w:ascii="Times New Roman" w:hAnsi="Times New Roman" w:eastAsia="바탕"/>
                 <w:sz w:val="20"/>
               </w:rPr>
-              <w:t>이기 때문이다. 훈련받은 약사가 관리된 환경에서도 이 셋을 놓친다면, 같은 정보를 문자로만 건네받은 환자가 놓치지 않으리라고 볼 이유는 없다. 환자 단계의 분포를 직접 잰 자료는 우리가 찾지 못했으며, 이는 §5.7 에 남긴 미검증 항목에 해당한다.</w:t>
+              <w:t>이기 때문이다. 훈련받은 약사가 관리된 환경에서도 이 셋을 놓친다면, 같은 정보를 문자로만 건네받은 환자가 놓치지 않으리라고 볼 이유는 없다. 환자 단계의 분포를 직접 잰 자료는 우리가 찾지 못했으며, 이는 §5.8 에 남긴 미검증 항목에 해당한다.</w:t>
             </w:r>
           </w:p>
           <w:p>
@@ -14411,7 +14411,7 @@
                 <w:b/>
                 <w:sz w:val="23"/>
               </w:rPr>
-              <w:t>5.5 오프라인 동작의 실측</w:t>
+              <w:t>5.6 오프라인 동작의 실측</w:t>
             </w:r>
           </w:p>
           <w:p>
@@ -14612,7 +14612,7 @@
                 <w:b/>
                 <w:sz w:val="23"/>
               </w:rPr>
-              <w:t>5.6 SDG 3 에 대한 기여</w:t>
+              <w:t>5.7 SDG 3 에 대한 기여</w:t>
             </w:r>
           </w:p>
           <w:p>
@@ -14852,7 +14852,7 @@
                 <w:b/>
                 <w:sz w:val="23"/>
               </w:rPr>
-              <w:t>5.7 아직 검증되지 않은 것</w:t>
+              <w:t>5.8 아직 검증되지 않은 것</w:t>
             </w:r>
           </w:p>
           <w:p>
@@ -14971,7 +14971,7 @@
                 <w:b/>
                 <w:sz w:val="23"/>
               </w:rPr>
-              <w:t>5.8 향후 계획</w:t>
+              <w:t>5.9 향후 계획</w:t>
             </w:r>
           </w:p>
           <w:p>
@@ -15139,7 +15139,7 @@
                       <w:rFonts w:ascii="Times New Roman" w:hAnsi="Times New Roman" w:eastAsia="바탕"/>
                       <w:sz w:val="18"/>
                     </w:rPr>
-                    <w:t>§5.7 의 첫째·둘째 한계에 대응</w:t>
+                    <w:t>§5.8 의 첫째·둘째 한계에 대응</w:t>
                   </w:r>
                 </w:p>
               </w:tc>

--- a/docs/proposal/SnapCare_H1_Final_Proposal_KO.docx
+++ b/docs/proposal/SnapCare_H1_Final_Proposal_KO.docx
@@ -4972,7 +4972,7 @@
             <w:r>
               <w:drawing>
                 <wp:inline xmlns:a="http://schemas.openxmlformats.org/drawingml/2006/main" xmlns:pic="http://schemas.openxmlformats.org/drawingml/2006/picture">
-                  <wp:extent cx="2195911" cy="4754880"/>
+                  <wp:extent cx="1600610" cy="4754880"/>
                   <wp:docPr id="6" name="Picture 6"/>
                   <wp:cNvGraphicFramePr>
                     <a:graphicFrameLocks noChangeAspect="1"/>
@@ -4993,7 +4993,7 @@
                         <pic:spPr>
                           <a:xfrm>
                             <a:off x="0" y="0"/>
-                            <a:ext cx="2195911" cy="4754880"/>
+                            <a:ext cx="1600610" cy="4754880"/>
                           </a:xfrm>
                           <a:prstGeom prst="rect"/>
                         </pic:spPr>
@@ -7199,7 +7199,7 @@
             <w:r>
               <w:drawing>
                 <wp:inline xmlns:a="http://schemas.openxmlformats.org/drawingml/2006/main" xmlns:pic="http://schemas.openxmlformats.org/drawingml/2006/picture">
-                  <wp:extent cx="5486400" cy="4195482"/>
+                  <wp:extent cx="5486400" cy="4300897"/>
                   <wp:docPr id="9" name="Picture 9"/>
                   <wp:cNvGraphicFramePr>
                     <a:graphicFrameLocks noChangeAspect="1"/>
@@ -7220,7 +7220,7 @@
                         <pic:spPr>
                           <a:xfrm>
                             <a:off x="0" y="0"/>
-                            <a:ext cx="5486400" cy="4195482"/>
+                            <a:ext cx="5486400" cy="4300897"/>
                           </a:xfrm>
                           <a:prstGeom prst="rect"/>
                         </pic:spPr>
@@ -7317,7 +7317,7 @@
             <w:r>
               <w:drawing>
                 <wp:inline xmlns:a="http://schemas.openxmlformats.org/drawingml/2006/main" xmlns:pic="http://schemas.openxmlformats.org/drawingml/2006/picture">
-                  <wp:extent cx="5486400" cy="4154750"/>
+                  <wp:extent cx="5486400" cy="4496734"/>
                   <wp:docPr id="10" name="Picture 10"/>
                   <wp:cNvGraphicFramePr>
                     <a:graphicFrameLocks noChangeAspect="1"/>
@@ -7338,7 +7338,7 @@
                         <pic:spPr>
                           <a:xfrm>
                             <a:off x="0" y="0"/>
-                            <a:ext cx="5486400" cy="4154750"/>
+                            <a:ext cx="5486400" cy="4496734"/>
                           </a:xfrm>
                           <a:prstGeom prst="rect"/>
                         </pic:spPr>
@@ -7972,7 +7972,7 @@
                       <w:rFonts w:ascii="Times New Roman" w:hAnsi="Times New Roman" w:eastAsia="바탕"/>
                       <w:sz w:val="18"/>
                     </w:rPr>
-                    <w:t>얼굴·나이·조건 고르기</w:t>
+                    <w:t>나이·조건 고르기</w:t>
                   </w:r>
                 </w:p>
               </w:tc>
@@ -8216,20 +8216,134 @@
                 <w:rFonts w:ascii="Times New Roman" w:hAnsi="Times New Roman" w:eastAsia="바탕"/>
                 <w:sz w:val="20"/>
               </w:rPr>
-              <w:t>앱을 처음 열면 네 장의 안내를 거쳐 프로필 설정으로 간다. 이 단계가 필요한 이유는 §2.4 에서 서술한 판정 방식에 있다. 기준치를 사용자의 에너지 요구량에서 유도하므로 나이대를 모르면 판정이 성립하지 않는다.</w:t>
-            </w:r>
-          </w:p>
-          <w:p>
-            <w:pPr>
-              <w:spacing w:after="80" w:line="276" w:lineRule="auto"/>
-              <w:jc w:val="both"/>
-            </w:pPr>
-            <w:r>
-              <w:rPr>
-                <w:rFonts w:ascii="Times New Roman" w:hAnsi="Times New Roman" w:eastAsia="바탕"/>
-                <w:sz w:val="20"/>
-              </w:rPr>
-              <w:t>나이는 숫자로 입력하지 않는다. 아동·청소년·성인·고령의 네 구간을 그림으로 고른다. 조건도 마찬가지로 §2.5 의 세 갈래(지금 아는 것·겪은 것·진단받은 것)를 그림 카드로 제시한다.</w:t>
+              <w:t>앱을 처음 열면 다섯 장의 안내를 거쳐 프로필 설정으로 간다. 이 단계가 필요한 이유는 §2.4 에서 서술한 판정 방식에 있다. 기준치를 사용자의 에너지 요구량에서 유도하므로 나이대를 모르면 판정이 성립하지 않는다.</w:t>
+            </w:r>
+          </w:p>
+          <w:p>
+            <w:pPr>
+              <w:spacing w:after="80" w:line="276" w:lineRule="auto"/>
+              <w:jc w:val="both"/>
+            </w:pPr>
+            <w:r>
+              <w:rPr>
+                <w:rFonts w:ascii="Times New Roman" w:hAnsi="Times New Roman" w:eastAsia="바탕"/>
+                <w:sz w:val="20"/>
+              </w:rPr>
+              <w:t xml:space="preserve">나이는 숫자로 입력하지 않는다. 아동·청소년·성인·고령의 네 구간을 </w:t>
+            </w:r>
+            <w:r>
+              <w:rPr>
+                <w:rFonts w:ascii="Times New Roman" w:hAnsi="Times New Roman" w:eastAsia="바탕"/>
+                <w:b/>
+                <w:sz w:val="20"/>
+              </w:rPr>
+              <w:t>우리 형태소</w:t>
+            </w:r>
+            <w:r>
+              <w:rPr>
+                <w:rFonts w:ascii="Times New Roman" w:hAnsi="Times New Roman" w:eastAsia="바탕"/>
+                <w:sz w:val="20"/>
+              </w:rPr>
+              <w:t>(</w:t>
+            </w:r>
+            <w:r>
+              <w:rPr>
+                <w:rFonts w:ascii="Consolas" w:hAnsi="Consolas" w:eastAsia="Consolas"/>
+                <w:sz w:val="19"/>
+              </w:rPr>
+              <w:t>state_child</w:t>
+            </w:r>
+            <w:r>
+              <w:rPr>
+                <w:rFonts w:ascii="Times New Roman" w:hAnsi="Times New Roman" w:eastAsia="바탕"/>
+                <w:sz w:val="20"/>
+              </w:rPr>
+              <w:t>·</w:t>
+            </w:r>
+            <w:r>
+              <w:rPr>
+                <w:rFonts w:ascii="Consolas" w:hAnsi="Consolas" w:eastAsia="Consolas"/>
+                <w:sz w:val="19"/>
+              </w:rPr>
+              <w:t>state_teen</w:t>
+            </w:r>
+            <w:r>
+              <w:rPr>
+                <w:rFonts w:ascii="Times New Roman" w:hAnsi="Times New Roman" w:eastAsia="바탕"/>
+                <w:sz w:val="20"/>
+              </w:rPr>
+              <w:t>·</w:t>
+            </w:r>
+            <w:r>
+              <w:rPr>
+                <w:rFonts w:ascii="Consolas" w:hAnsi="Consolas" w:eastAsia="Consolas"/>
+                <w:sz w:val="19"/>
+              </w:rPr>
+              <w:t>state_adult</w:t>
+            </w:r>
+            <w:r>
+              <w:rPr>
+                <w:rFonts w:ascii="Times New Roman" w:hAnsi="Times New Roman" w:eastAsia="바탕"/>
+                <w:sz w:val="20"/>
+              </w:rPr>
+              <w:t>·</w:t>
+            </w:r>
+            <w:r>
+              <w:rPr>
+                <w:rFonts w:ascii="Consolas" w:hAnsi="Consolas" w:eastAsia="Consolas"/>
+                <w:sz w:val="19"/>
+              </w:rPr>
+              <w:t>state_elderly</w:t>
+            </w:r>
+            <w:r>
+              <w:rPr>
+                <w:rFonts w:ascii="Times New Roman" w:hAnsi="Times New Roman" w:eastAsia="바탕"/>
+                <w:sz w:val="20"/>
+              </w:rPr>
+              <w:t>)로 고른다. 이모지를 쓰지 않은 이유가 있다 — 이모지는 기기마다 다르게 그려지고, 십대를 뜻할 만한 이모지(🧑‍🎓)는 실제로는 '졸업생' 이라 학교를 다니지 않는 아이에게는 아무 뜻도 아니다. 네 형태소는 한 계열로 그려져 나란히 놓으면 나이 차가 형태로 보인다. 조건도 마찬가지로 §2.5 의 세 갈래(지금 아는 것·겪은 것·진단받은 것)를 그림 카드로 제시한다.</w:t>
+            </w:r>
+          </w:p>
+          <w:p>
+            <w:pPr>
+              <w:spacing w:after="80" w:line="276" w:lineRule="auto"/>
+              <w:jc w:val="both"/>
+            </w:pPr>
+            <w:r>
+              <w:rPr>
+                <w:rFonts w:ascii="Times New Roman" w:hAnsi="Times New Roman" w:eastAsia="바탕"/>
+                <w:sz w:val="20"/>
+              </w:rPr>
+              <w:t xml:space="preserve">처음에는 이 화면에서 </w:t>
+            </w:r>
+            <w:r>
+              <w:rPr>
+                <w:rFonts w:ascii="Times New Roman" w:hAnsi="Times New Roman" w:eastAsia="바탕"/>
+                <w:b/>
+                <w:sz w:val="20"/>
+              </w:rPr>
+              <w:t>얼굴을 먼저 고르게</w:t>
+            </w:r>
+            <w:r>
+              <w:rPr>
+                <w:rFonts w:ascii="Times New Roman" w:hAnsi="Times New Roman" w:eastAsia="바탕"/>
+                <w:sz w:val="20"/>
+              </w:rPr>
+              <w:t xml:space="preserve"> 했다. 여덟 개의 사람 그림 중 하나를 고르는 단계였는데, 시험해 보고 첫 실행에서 뺐다. 얼굴은 판정에 아무 영향이 없는 표시일 뿐인데(누구인지를 나타낼 뿐이다) 화면에서 가장 먼저 요구되었고, 그러면 처음 여는 사람이 만나는 첫 요구가 </w:t>
+            </w:r>
+            <w:r>
+              <w:rPr>
+                <w:rFonts w:ascii="Times New Roman" w:hAnsi="Times New Roman" w:eastAsia="바탕"/>
+                <w:b/>
+                <w:sz w:val="20"/>
+              </w:rPr>
+              <w:t>아무 값도 없는 선택</w:t>
+            </w:r>
+            <w:r>
+              <w:rPr>
+                <w:rFonts w:ascii="Times New Roman" w:hAnsi="Times New Roman" w:eastAsia="바탕"/>
+                <w:sz w:val="20"/>
+              </w:rPr>
+              <w:t>이 된다. 그다음의 진짜 질문 — 나이와 조건 — 까지 같은 무게로 읽히게 된다. 얼굴은 설정 화면으로 옮겼다.</w:t>
             </w:r>
           </w:p>
           <w:p>
@@ -8268,7 +8382,7 @@
             <w:r>
               <w:drawing>
                 <wp:inline xmlns:a="http://schemas.openxmlformats.org/drawingml/2006/main" xmlns:pic="http://schemas.openxmlformats.org/drawingml/2006/picture">
-                  <wp:extent cx="3860800" cy="4754880"/>
+                  <wp:extent cx="3931920" cy="4754880"/>
                   <wp:docPr id="13" name="Picture 13"/>
                   <wp:cNvGraphicFramePr>
                     <a:graphicFrameLocks noChangeAspect="1"/>
@@ -8289,7 +8403,7 @@
                         <pic:spPr>
                           <a:xfrm>
                             <a:off x="0" y="0"/>
-                            <a:ext cx="3860800" cy="4754880"/>
+                            <a:ext cx="3931920" cy="4754880"/>
                           </a:xfrm>
                           <a:prstGeom prst="rect"/>
                         </pic:spPr>
@@ -8320,7 +8434,7 @@
                 <w:color w:val="606068"/>
                 <w:sz w:val="18"/>
               </w:rPr>
-              <w:t xml:space="preserve"> 첫 실행. (a) 안내 네 장 — 모두 그림과 한 문장이고 각 문장은 눌러서 들을 수 있다. (b) 프로필 설정 — 나이 구간은 얼굴 그림으로, 조건은 그림 카드로 고르며 어느 쪽에도 입력란이 없다. 이 단계가 필요한 이유는 §2.4 의 판정 방식에 있다. 기준치를 사용자의 에너지 요구량에서 유도하므로 나이대를 모르면 판정이 성립하지 않는다.</w:t>
+              <w:t xml:space="preserve"> 첫 실행. (a) 안내 다섯 장 — 모두 그림과 한 문장이고, 화면에 도착하면 그 문장을 스스로 읽는다. (b) 프로필 설정 — 나이 구간은 우리 형태소로, 조건은 그림 카드로 고르며 어느 쪽에도 입력란이 없다. 이 단계가 필요한 이유는 §2.4 의 판정 방식에 있다. 기준치를 사용자의 에너지 요구량에서 유도하므로 나이대를 모르면 판정이 성립하지 않는다.</w:t>
             </w:r>
           </w:p>
           <w:p>
@@ -8459,237 +8573,84 @@
           </w:p>
           <w:p>
             <w:pPr>
-              <w:spacing w:before="180" w:after="40"/>
-            </w:pPr>
-            <w:r>
-              <w:rPr>
-                <w:rFonts w:ascii="Times New Roman" w:hAnsi="Times New Roman" w:eastAsia="바탕"/>
-                <w:b/>
-                <w:sz w:val="23"/>
-              </w:rPr>
-              <w:t>3.5 색만으로 판정하지 않는다</w:t>
-            </w:r>
-          </w:p>
-          <w:p>
-            <w:pPr>
-              <w:spacing w:after="80" w:line="276" w:lineRule="auto"/>
-              <w:jc w:val="both"/>
-            </w:pPr>
-            <w:r>
-              <w:rPr>
-                <w:rFonts w:ascii="Times New Roman" w:hAnsi="Times New Roman" w:eastAsia="바탕"/>
-                <w:sz w:val="20"/>
-              </w:rPr>
-              <w:t>판정은 초록·노랑·빨강 세 색으로 표시된다. 그러나 적록 색각이상은 북유럽계 남성의 약 8%, 여성의 약 0.5%에게 나타나며, 전 세계로는 약 3억 명으로 추정된다 (Colour Blind Awareness; MedlinePlus Genetics).</w:t>
-            </w:r>
-          </w:p>
-          <w:p>
-            <w:pPr>
-              <w:spacing w:after="80" w:line="276" w:lineRule="auto"/>
-              <w:jc w:val="both"/>
-            </w:pPr>
-            <w:r>
-              <w:rPr>
-                <w:rFonts w:ascii="Times New Roman" w:hAnsi="Times New Roman" w:eastAsia="바탕"/>
-                <w:sz w:val="20"/>
-              </w:rPr>
-              <w:t xml:space="preserve">한 가지 덧붙일 것이 있다. 이 비율은 인종에 따라 다르며 중국·일본계 남성에서는 4~6.5%, 사하라이남 아프리카에서는 더 낮게 보고된다. 즉 우리가 대상으로 삼는 지역에서 이 위험은 북유럽보다 </w:t>
-            </w:r>
-            <w:r>
-              <w:rPr>
-                <w:rFonts w:ascii="Times New Roman" w:hAnsi="Times New Roman" w:eastAsia="바탕"/>
-                <w:b/>
-                <w:sz w:val="20"/>
-              </w:rPr>
-              <w:t>작다.</w:t>
-            </w:r>
-            <w:r>
-              <w:rPr>
-                <w:rFonts w:ascii="Times New Roman" w:hAnsi="Times New Roman" w:eastAsia="바탕"/>
-                <w:sz w:val="20"/>
-              </w:rPr>
-              <w:t xml:space="preserve"> 그럼에도 색 하나에 판정을 맡기지 않는 이유는 유병률이 아니라 </w:t>
-            </w:r>
-            <w:r>
-              <w:rPr>
-                <w:rFonts w:ascii="Times New Roman" w:hAnsi="Times New Roman" w:eastAsia="바탕"/>
-                <w:b/>
-                <w:sz w:val="20"/>
-              </w:rPr>
-              <w:t>대가의 비대칭</w:t>
-            </w:r>
-            <w:r>
-              <w:rPr>
-                <w:rFonts w:ascii="Times New Roman" w:hAnsi="Times New Roman" w:eastAsia="바탕"/>
-                <w:sz w:val="20"/>
-              </w:rPr>
-              <w:t xml:space="preserve"> 때문이다. 색을 못 보는 사람에게 색만 주면 판정이 통째로 전달되지 않는 반면, 기호와 문장을 함께 두는 비용은 화면 한 줄이다.</w:t>
-            </w:r>
-          </w:p>
-          <w:p>
-            <w:pPr>
-              <w:spacing w:after="80" w:line="276" w:lineRule="auto"/>
-              <w:jc w:val="both"/>
-            </w:pPr>
-            <w:r>
-              <w:rPr>
-                <w:rFonts w:ascii="Times New Roman" w:hAnsi="Times New Roman" w:eastAsia="바탕"/>
-                <w:sz w:val="20"/>
-              </w:rPr>
-              <w:t xml:space="preserve">WCAG 1.4.1 은 색만으로 뜻을 전달하지 말 것을 요구하며, 색상 대비만으로는 충분하지 않다는 것이 반복해서 지적되어 왔다 — 명도 대비가 높아도 적록색약에게는 색상이 구별되지 않을 수 있기 때문이다 (W3C WCAG 2.x). 따라서 SnapCare 는 색과 함께 </w:t>
-            </w:r>
-            <w:r>
-              <w:rPr>
-                <w:rFonts w:ascii="Times New Roman" w:hAnsi="Times New Roman" w:eastAsia="바탕"/>
-                <w:b/>
-                <w:sz w:val="20"/>
-              </w:rPr>
-              <w:t>기호</w:t>
-            </w:r>
-            <w:r>
-              <w:rPr>
-                <w:rFonts w:ascii="Times New Roman" w:hAnsi="Times New Roman" w:eastAsia="바탕"/>
-                <w:sz w:val="20"/>
-              </w:rPr>
-              <w:t>를 표시한다.</w:t>
-            </w:r>
-          </w:p>
-        </w:tc>
-      </w:tr>
-      <w:tr>
-        <w:trPr>
-          <w:trHeight w:val="823"/>
-        </w:trPr>
-        <w:tc>
-          <w:tcPr>
-            <w:tcW w:w="9715" w:type="dxa"/>
-            <w:tcBorders>
-              <w:top w:val="single" w:sz="4" w:space="0" w:color="000000"/>
-              <w:left w:val="single" w:sz="4" w:space="0" w:color="000000"/>
-              <w:bottom w:val="single" w:sz="4" w:space="0" w:color="000000"/>
-              <w:right w:val="single" w:sz="4" w:space="0" w:color="000000"/>
-            </w:tcBorders>
-            <w:shd w:val="clear" w:color="auto" w:fill="F2F2F2" w:themeFill="background1" w:themeFillShade="F2"/>
-          </w:tcPr>
-          <w:p>
-            <w:pPr>
-              <w:rPr>
-                <w:rFonts w:ascii="Arial" w:eastAsia="Arial" w:hAnsi="Arial" w:cs="Arial"/>
-                <w:color w:val="002060"/>
-                <w:sz w:val="24"/>
-                <w:szCs w:val="24"/>
-              </w:rPr>
-            </w:pPr>
-            <w:r>
-              <w:rPr>
-                <w:rFonts w:ascii="Arial" w:eastAsia="Arial" w:hAnsi="Arial" w:cs="Arial"/>
-                <w:b/>
-                <w:bCs/>
-                <w:color w:val="002060"/>
-                <w:sz w:val="28"/>
-                <w:szCs w:val="28"/>
-              </w:rPr>
-              <w:t xml:space="preserve">□ </w:t>
-            </w:r>
-            <w:r>
-              <w:rPr>
-                <w:rFonts w:ascii="Arial" w:eastAsia="Arial" w:hAnsi="Arial" w:cs="Arial"/>
-                <w:b/>
-                <w:bCs/>
-                <w:color w:val="002060"/>
-                <w:sz w:val="28"/>
-                <w:szCs w:val="28"/>
-              </w:rPr>
-              <w:t>Development and Implementation</w:t>
-            </w:r>
-          </w:p>
-          <w:p>
-            <w:pPr>
-              <w:rPr>
-                <w:rFonts w:ascii="Arial" w:hAnsi="Arial" w:cs="Arial"/>
-              </w:rPr>
-            </w:pPr>
-            <w:r>
-              <w:rPr>
-                <w:rFonts w:ascii="Arial" w:eastAsia="Arial" w:hAnsi="Arial" w:cs="Arial"/>
-              </w:rPr>
-              <w:t>Describe the tools, platforms, technologies, data sources, APIs, and deployment environment used to develop and implement your web application.</w:t>
-            </w:r>
-          </w:p>
-        </w:tc>
-      </w:tr>
-      <w:tr>
-        <w:trPr>
-          <w:trHeight w:val="255"/>
-        </w:trPr>
-        <w:tc>
-          <w:tcPr>
-            <w:tcW w:w="9715" w:type="dxa"/>
-            <w:tcBorders>
-              <w:top w:val="single" w:sz="4" w:space="0" w:color="000000"/>
-              <w:left w:val="single" w:sz="4" w:space="0" w:color="000000"/>
-              <w:bottom w:val="single" w:sz="4" w:space="0" w:color="000000"/>
-              <w:right w:val="single" w:sz="4" w:space="0" w:color="000000"/>
-            </w:tcBorders>
-          </w:tcPr>
-          <w:p>
-            <w:pPr>
-              <w:rPr>
-                <w:rFonts w:ascii="Arial" w:hAnsi="Arial" w:cs="Arial"/>
-              </w:rPr>
-            </w:pPr>
-            <w:r>
-              <w:rPr>
-                <w:rFonts w:ascii="Arial" w:eastAsia="Arial" w:hAnsi="Arial" w:cs="Arial"/>
-                <w:b/>
-                <w:bCs/>
-              </w:rPr>
-              <w:t>Content</w:t>
-            </w:r>
-          </w:p>
-        </w:tc>
-      </w:tr>
-      <w:tr>
-        <w:trPr>
-          <w:trHeight w:val="3621"/>
-        </w:trPr>
-        <w:tc>
-          <w:tcPr>
-            <w:tcW w:w="9715" w:type="dxa"/>
-            <w:tcBorders>
-              <w:top w:val="single" w:sz="4" w:space="0" w:color="000000"/>
-              <w:left w:val="single" w:sz="4" w:space="0" w:color="000000"/>
-              <w:bottom w:val="single" w:sz="4" w:space="0" w:color="000000"/>
-              <w:right w:val="single" w:sz="4" w:space="0" w:color="000000"/>
-            </w:tcBorders>
-          </w:tcPr>
-          <w:p>
-            <w:pPr>
-              <w:spacing w:before="180" w:after="40"/>
-              <w:rPr>
-                <w:rFonts w:ascii="Arial" w:hAnsi="Arial" w:cs="Arial"/>
-              </w:rPr>
-            </w:pPr>
-            <w:r>
-              <w:rPr>
-                <w:rFonts w:ascii="Times New Roman" w:hAnsi="Times New Roman" w:eastAsia="바탕"/>
-                <w:b/>
-                <w:sz w:val="23"/>
-              </w:rPr>
-              <w:t>4.1 구성 개요</w:t>
-            </w:r>
-          </w:p>
-          <w:p>
-            <w:pPr>
-              <w:spacing w:after="80" w:line="276" w:lineRule="auto"/>
-              <w:jc w:val="both"/>
-            </w:pPr>
-            <w:r>
-              <w:rPr>
-                <w:rFonts w:ascii="Times New Roman" w:hAnsi="Times New Roman" w:eastAsia="바탕"/>
-                <w:sz w:val="20"/>
-              </w:rPr>
-              <w:t>[표 9] 기술 구성</w:t>
+              <w:spacing w:after="80" w:line="276" w:lineRule="auto"/>
+              <w:jc w:val="both"/>
+            </w:pPr>
+            <w:r>
+              <w:rPr>
+                <w:rFonts w:ascii="Times New Roman" w:hAnsi="Times New Roman" w:eastAsia="바탕"/>
+                <w:sz w:val="20"/>
+              </w:rPr>
+              <w:t>#### 누를 수 있다는 것을 어떻게 아는가</w:t>
+            </w:r>
+          </w:p>
+          <w:p>
+            <w:pPr>
+              <w:spacing w:after="80" w:line="276" w:lineRule="auto"/>
+              <w:jc w:val="both"/>
+            </w:pPr>
+            <w:r>
+              <w:rPr>
+                <w:rFonts w:ascii="Times New Roman" w:hAnsi="Times New Roman" w:eastAsia="바탕"/>
+                <w:sz w:val="20"/>
+              </w:rPr>
+              <w:t xml:space="preserve">이 설계에는 개발 중에 드러난 결함이 있었다. </w:t>
+            </w:r>
+            <w:r>
+              <w:rPr>
+                <w:rFonts w:ascii="Times New Roman" w:hAnsi="Times New Roman" w:eastAsia="바탕"/>
+                <w:b/>
+                <w:sz w:val="20"/>
+              </w:rPr>
+              <w:t>누를 수 있는 자리가 78곳인데 눈에 보이는 표시는 아홉 곳뿐</w:t>
+            </w:r>
+            <w:r>
+              <w:rPr>
+                <w:rFonts w:ascii="Times New Roman" w:hAnsi="Times New Roman" w:eastAsia="바탕"/>
+                <w:sz w:val="20"/>
+              </w:rPr>
+              <w:t>이었고, 그 아홉도 본문 크기의 0.75배에 투명도 40%인 이모지였다. 기능은 있는데 누를 곳이 보이지 않았고, 시력이 떨어지는 사용자에게 그것은 없는 것과 같다.</w:t>
+            </w:r>
+          </w:p>
+          <w:p>
+            <w:pPr>
+              <w:spacing w:after="80" w:line="276" w:lineRule="auto"/>
+              <w:jc w:val="both"/>
+            </w:pPr>
+            <w:r>
+              <w:rPr>
+                <w:rFonts w:ascii="Times New Roman" w:hAnsi="Times New Roman" w:eastAsia="바탕"/>
+                <w:sz w:val="20"/>
+              </w:rPr>
+              <w:t xml:space="preserve">표시를 크게 그리는 것만으로는 절반이다. </w:t>
+            </w:r>
+            <w:r>
+              <w:rPr>
+                <w:rFonts w:ascii="Times New Roman" w:hAnsi="Times New Roman" w:eastAsia="바탕"/>
+                <w:b/>
+                <w:sz w:val="20"/>
+              </w:rPr>
+              <w:t>누르는 것은 소리가 있다는 사실을 이미 아는 사람의 도구</w:t>
+            </w:r>
+            <w:r>
+              <w:rPr>
+                <w:rFonts w:ascii="Times New Roman" w:hAnsi="Times New Roman" w:eastAsia="바탕"/>
+                <w:sz w:val="20"/>
+              </w:rPr>
+              <w:t>이며, 처음 여는 사람에게 스피커 그림은 그저 그림 하나다. 그래서 세 가지를 함께 두었다.</w:t>
+            </w:r>
+          </w:p>
+          <w:p>
+            <w:pPr>
+              <w:spacing w:after="80" w:line="276" w:lineRule="auto"/>
+              <w:jc w:val="both"/>
+            </w:pPr>
+            <w:r>
+              <w:rPr>
+                <w:rFonts w:ascii="Times New Roman" w:hAnsi="Times New Roman" w:eastAsia="바탕"/>
+                <w:sz w:val="20"/>
+              </w:rPr>
+              <w:t>[표 9] 소리에 닿는 세 경로</w:t>
             </w:r>
           </w:p>
           <w:tbl>
@@ -8724,7 +8685,7 @@
                       <w:b/>
                       <w:sz w:val="18"/>
                     </w:rPr>
-                    <w:t>층</w:t>
+                    <w:t>경로</w:t>
                   </w:r>
                 </w:p>
               </w:tc>
@@ -8740,7 +8701,7 @@
                       <w:b/>
                       <w:sz w:val="18"/>
                     </w:rPr>
-                    <w:t>기술</w:t>
+                    <w:t>무엇을 하는가</w:t>
                   </w:r>
                 </w:p>
               </w:tc>
@@ -8756,7 +8717,7 @@
                       <w:b/>
                       <w:sz w:val="18"/>
                     </w:rPr>
-                    <w:t>비고</w:t>
+                    <w:t>왜 필요한가</w:t>
                   </w:r>
                 </w:p>
               </w:tc>
@@ -8772,7 +8733,7 @@
                       <w:rFonts w:ascii="Times New Roman" w:hAnsi="Times New Roman" w:eastAsia="바탕"/>
                       <w:sz w:val="18"/>
                     </w:rPr>
-                    <w:t>웹 앱</w:t>
+                    <w:t>도착하면 스스로 말한다</w:t>
                   </w:r>
                 </w:p>
               </w:tc>
@@ -8786,7 +8747,7 @@
                       <w:rFonts w:ascii="Times New Roman" w:hAnsi="Times New Roman" w:eastAsia="바탕"/>
                       <w:sz w:val="18"/>
                     </w:rPr>
-                    <w:t>Next.js 16 (App Router) · React 19 · TypeScript · Tailwind</w:t>
+                    <w:t>화면마다 "이 화면이 무엇을 묻는가" 한 줄</w:t>
                   </w:r>
                 </w:p>
               </w:tc>
@@ -8800,7 +8761,7 @@
                       <w:rFonts w:ascii="Times New Roman" w:hAnsi="Times New Roman" w:eastAsia="바탕"/>
                       <w:sz w:val="18"/>
                     </w:rPr>
-                    <w:t>정적 빌드 유지</w:t>
+                    <w:t>찾을 것이 없어진다 — 아무것도 누르지 않아도 된다</w:t>
                   </w:r>
                 </w:p>
               </w:tc>
@@ -8816,7 +8777,7 @@
                       <w:rFonts w:ascii="Times New Roman" w:hAnsi="Times New Roman" w:eastAsia="바탕"/>
                       <w:sz w:val="18"/>
                     </w:rPr>
-                    <w:t>픽토그램 엔진</w:t>
+                    <w:t>줄마다 듣기 표시</w:t>
                   </w:r>
                 </w:p>
               </w:tc>
@@ -8830,7 +8791,7 @@
                       <w:rFonts w:ascii="Times New Roman" w:hAnsi="Times New Roman" w:eastAsia="바탕"/>
                       <w:sz w:val="18"/>
                     </w:rPr>
-                    <w:t>SIGIL — 자체 DSL · 재귀 하강 파서 · Python/Pillow 합성</w:t>
+                    <w:t>누르는 대상은 줄 전체, 표시는 그 자리에 소리가 있다는 안내</w:t>
                   </w:r>
                 </w:p>
               </w:tc>
@@ -8844,7 +8805,7 @@
                       <w:rFonts w:ascii="Times New Roman" w:hAnsi="Times New Roman" w:eastAsia="바탕"/>
                       <w:sz w:val="18"/>
                     </w:rPr>
-                    <w:t>형태소 78</w:t>
+                    <w:t>떨리는 손으로 작은 원을 정조준하게 하지 않는다</w:t>
                   </w:r>
                 </w:p>
               </w:tc>
@@ -8860,7 +8821,7 @@
                       <w:rFonts w:ascii="Times New Roman" w:hAnsi="Times New Roman" w:eastAsia="바탕"/>
                       <w:sz w:val="18"/>
                     </w:rPr>
-                    <w:t>음성 엔진</w:t>
+                    <w:t>화면 전체 낭독</w:t>
                   </w:r>
                 </w:p>
               </w:tc>
@@ -8874,7 +8835,7 @@
                       <w:rFonts w:ascii="Times New Roman" w:hAnsi="Times New Roman" w:eastAsia="바탕"/>
                       <w:sz w:val="18"/>
                     </w:rPr>
-                    <w:t>VOCA — 자체 구성 로직 · Web Speech API</w:t>
+                    <w:t>하단 탭의 한 칸</w:t>
                   </w:r>
                 </w:p>
               </w:tc>
@@ -8888,265 +8849,9 @@
                       <w:rFonts w:ascii="Times New Roman" w:hAnsi="Times New Roman" w:eastAsia="바탕"/>
                       <w:sz w:val="18"/>
                     </w:rPr>
-                    <w:t>기기 내장 음성</w:t>
-                  </w:r>
-                </w:p>
-              </w:tc>
-            </w:tr>
-            <w:tr>
-              <w:tc>
-                <w:tcPr>
-                  <w:tcW w:type="dxa" w:w="3238"/>
-                </w:tcPr>
-                <w:p>
-                  <w:r>
-                    <w:rPr>
-                      <w:rFonts w:ascii="Times New Roman" w:hAnsi="Times New Roman" w:eastAsia="바탕"/>
-                      <w:sz w:val="18"/>
-                    </w:rPr>
-                    <w:t>OCR</w:t>
-                  </w:r>
-                </w:p>
-              </w:tc>
-              <w:tc>
-                <w:tcPr>
-                  <w:tcW w:type="dxa" w:w="3238"/>
-                </w:tcPr>
-                <w:p>
-                  <w:r>
-                    <w:rPr>
-                      <w:rFonts w:ascii="Times New Roman" w:hAnsi="Times New Roman" w:eastAsia="바탕"/>
-                      <w:sz w:val="18"/>
-                    </w:rPr>
-                    <w:t>Tesseract.js</w:t>
-                  </w:r>
-                </w:p>
-              </w:tc>
-              <w:tc>
-                <w:tcPr>
-                  <w:tcW w:type="dxa" w:w="3238"/>
-                </w:tcPr>
-                <w:p>
-                  <w:r>
-                    <w:rPr>
-                      <w:rFonts w:ascii="Times New Roman" w:hAnsi="Times New Roman" w:eastAsia="바탕"/>
-                      <w:sz w:val="18"/>
-                    </w:rPr>
-                    <w:t>브라우저 내 실행</w:t>
-                  </w:r>
-                </w:p>
-              </w:tc>
-            </w:tr>
-            <w:tr>
-              <w:tc>
-                <w:tcPr>
-                  <w:tcW w:type="dxa" w:w="3238"/>
-                </w:tcPr>
-                <w:p>
-                  <w:r>
-                    <w:rPr>
-                      <w:rFonts w:ascii="Times New Roman" w:hAnsi="Times New Roman" w:eastAsia="바탕"/>
-                      <w:sz w:val="18"/>
-                    </w:rPr>
-                    <w:t>영양 추정</w:t>
-                  </w:r>
-                </w:p>
-              </w:tc>
-              <w:tc>
-                <w:tcPr>
-                  <w:tcW w:type="dxa" w:w="3238"/>
-                </w:tcPr>
-                <w:p>
-                  <w:r>
-                    <w:rPr>
-                      <w:rFonts w:ascii="Times New Roman" w:hAnsi="Times New Roman" w:eastAsia="바탕"/>
-                      <w:sz w:val="18"/>
-                    </w:rPr>
-                    <w:t>EfficientNet-B0 224px (Nutrition5k 학습) · onnxruntime-web</w:t>
-                  </w:r>
-                </w:p>
-              </w:tc>
-              <w:tc>
-                <w:tcPr>
-                  <w:tcW w:type="dxa" w:w="3238"/>
-                </w:tcPr>
-                <w:p>
-                  <w:r>
-                    <w:rPr>
-                      <w:rFonts w:ascii="Times New Roman" w:hAnsi="Times New Roman" w:eastAsia="바탕"/>
-                      <w:sz w:val="18"/>
-                    </w:rPr>
-                    <w:t>기기 내 추론</w:t>
-                  </w:r>
-                </w:p>
-              </w:tc>
-            </w:tr>
-            <w:tr>
-              <w:tc>
-                <w:tcPr>
-                  <w:tcW w:type="dxa" w:w="3238"/>
-                </w:tcPr>
-                <w:p>
-                  <w:r>
-                    <w:rPr>
-                      <w:rFonts w:ascii="Times New Roman" w:hAnsi="Times New Roman" w:eastAsia="바탕"/>
-                      <w:sz w:val="18"/>
-                    </w:rPr>
-                    <w:t>제품 정보</w:t>
-                  </w:r>
-                </w:p>
-              </w:tc>
-              <w:tc>
-                <w:tcPr>
-                  <w:tcW w:type="dxa" w:w="3238"/>
-                </w:tcPr>
-                <w:p>
-                  <w:r>
-                    <w:rPr>
-                      <w:rFonts w:ascii="Times New Roman" w:hAnsi="Times New Roman" w:eastAsia="바탕"/>
-                      <w:sz w:val="18"/>
-                    </w:rPr>
-                    <w:t>OpenFoodFacts API</w:t>
-                  </w:r>
-                </w:p>
-              </w:tc>
-              <w:tc>
-                <w:tcPr>
-                  <w:tcW w:type="dxa" w:w="3238"/>
-                </w:tcPr>
-                <w:p>
-                  <w:r>
-                    <w:rPr>
-                      <w:rFonts w:ascii="Times New Roman" w:hAnsi="Times New Roman" w:eastAsia="바탕"/>
-                      <w:sz w:val="18"/>
-                    </w:rPr>
-                    <w:t>서버 경유</w:t>
-                  </w:r>
-                </w:p>
-              </w:tc>
-            </w:tr>
-            <w:tr>
-              <w:tc>
-                <w:tcPr>
-                  <w:tcW w:type="dxa" w:w="3238"/>
-                </w:tcPr>
-                <w:p>
-                  <w:r>
-                    <w:rPr>
-                      <w:rFonts w:ascii="Times New Roman" w:hAnsi="Times New Roman" w:eastAsia="바탕"/>
-                      <w:sz w:val="18"/>
-                    </w:rPr>
-                    <w:t>이미지 인식</w:t>
-                  </w:r>
-                </w:p>
-              </w:tc>
-              <w:tc>
-                <w:tcPr>
-                  <w:tcW w:type="dxa" w:w="3238"/>
-                </w:tcPr>
-                <w:p>
-                  <w:r>
-                    <w:rPr>
-                      <w:rFonts w:ascii="Times New Roman" w:hAnsi="Times New Roman" w:eastAsia="바탕"/>
-                      <w:sz w:val="18"/>
-                    </w:rPr>
-                    <w:t>Claude Vision</w:t>
-                  </w:r>
-                </w:p>
-              </w:tc>
-              <w:tc>
-                <w:tcPr>
-                  <w:tcW w:type="dxa" w:w="3238"/>
-                </w:tcPr>
-                <w:p>
-                  <w:r>
-                    <w:rPr>
-                      <w:rFonts w:ascii="Times New Roman" w:hAnsi="Times New Roman" w:eastAsia="바탕"/>
-                      <w:sz w:val="18"/>
-                    </w:rPr>
-                    <w:t>서버 경유</w:t>
-                  </w:r>
-                </w:p>
-              </w:tc>
-            </w:tr>
-            <w:tr>
-              <w:tc>
-                <w:tcPr>
-                  <w:tcW w:type="dxa" w:w="3238"/>
-                </w:tcPr>
-                <w:p>
-                  <w:r>
-                    <w:rPr>
-                      <w:rFonts w:ascii="Times New Roman" w:hAnsi="Times New Roman" w:eastAsia="바탕"/>
-                      <w:sz w:val="18"/>
-                    </w:rPr>
-                    <w:t>하드웨어</w:t>
-                  </w:r>
-                </w:p>
-              </w:tc>
-              <w:tc>
-                <w:tcPr>
-                  <w:tcW w:type="dxa" w:w="3238"/>
-                </w:tcPr>
-                <w:p>
-                  <w:r>
-                    <w:rPr>
-                      <w:rFonts w:ascii="Times New Roman" w:hAnsi="Times New Roman" w:eastAsia="바탕"/>
-                      <w:sz w:val="18"/>
-                    </w:rPr>
-                    <w:t>Raspberry Pi 3B · 서보 3 · WS2812 · DS3231</w:t>
-                  </w:r>
-                </w:p>
-              </w:tc>
-              <w:tc>
-                <w:tcPr>
-                  <w:tcW w:type="dxa" w:w="3238"/>
-                </w:tcPr>
-                <w:p>
-                  <w:r>
-                    <w:rPr>
-                      <w:rFonts w:ascii="Times New Roman" w:hAnsi="Times New Roman" w:eastAsia="바탕"/>
-                      <w:sz w:val="18"/>
-                    </w:rPr>
-                    <w:t>트레이 3</w:t>
-                  </w:r>
-                </w:p>
-              </w:tc>
-            </w:tr>
-            <w:tr>
-              <w:tc>
-                <w:tcPr>
-                  <w:tcW w:type="dxa" w:w="3238"/>
-                </w:tcPr>
-                <w:p>
-                  <w:r>
-                    <w:rPr>
-                      <w:rFonts w:ascii="Times New Roman" w:hAnsi="Times New Roman" w:eastAsia="바탕"/>
-                      <w:sz w:val="18"/>
-                    </w:rPr>
-                    <w:t>배포</w:t>
-                  </w:r>
-                </w:p>
-              </w:tc>
-              <w:tc>
-                <w:tcPr>
-                  <w:tcW w:type="dxa" w:w="3238"/>
-                </w:tcPr>
-                <w:p>
-                  <w:r>
-                    <w:rPr>
-                      <w:rFonts w:ascii="Times New Roman" w:hAnsi="Times New Roman" w:eastAsia="바탕"/>
-                      <w:sz w:val="18"/>
-                    </w:rPr>
-                    <w:t>fly.io (도쿄) · 영속 볼륨 1GB</w:t>
-                  </w:r>
-                </w:p>
-              </w:tc>
-              <w:tc>
-                <w:tcPr>
-                  <w:tcW w:type="dxa" w:w="3238"/>
-                </w:tcPr>
-                <w:p/>
+                    <w:t>처음부터 끝까지 다시 듣는다</w:t>
+                  </w:r>
+                </w:p>
               </w:tc>
             </w:tr>
           </w:tbl>
@@ -9158,6 +8863,234 @@
           </w:p>
           <w:p>
             <w:pPr>
+              <w:spacing w:after="80" w:line="276" w:lineRule="auto"/>
+              <w:jc w:val="both"/>
+            </w:pPr>
+            <w:r>
+              <w:rPr>
+                <w:rFonts w:ascii="Times New Roman" w:hAnsi="Times New Roman" w:eastAsia="바탕"/>
+                <w:sz w:val="20"/>
+              </w:rPr>
+              <w:t xml:space="preserve">도착 안내는 </w:t>
+            </w:r>
+            <w:r>
+              <w:rPr>
+                <w:rFonts w:ascii="Times New Roman" w:hAnsi="Times New Roman" w:eastAsia="바탕"/>
+                <w:b/>
+                <w:sz w:val="20"/>
+              </w:rPr>
+              <w:t>화면당 한 줄만</w:t>
+            </w:r>
+            <w:r>
+              <w:rPr>
+                <w:rFonts w:ascii="Times New Roman" w:hAnsi="Times New Roman" w:eastAsia="바탕"/>
+                <w:sz w:val="20"/>
+              </w:rPr>
+              <w:t xml:space="preserve"> 읽는다. 전부 읽으면 화면을 옮길 때마다 문단이 흘러나오고, 그러면 사용자가 음성을 꺼 버린다. 그것이 이 앱에서 가장 나쁜 결과다 — 끄고 나면 아무것도 들리지 않는다.</w:t>
+            </w:r>
+          </w:p>
+          <w:p>
+            <w:pPr>
+              <w:spacing w:after="80" w:line="276" w:lineRule="auto"/>
+              <w:jc w:val="both"/>
+            </w:pPr>
+            <w:r>
+              <w:rPr>
+                <w:rFonts w:ascii="Times New Roman" w:hAnsi="Times New Roman" w:eastAsia="바탕"/>
+                <w:sz w:val="20"/>
+              </w:rPr>
+              <w:t>듣기 버튼의 크기는 44픽셀로 두었다. 손끝이 화면에 닿는 면적이 대략 그만큼이고, 그보다 작으면 조준을 요구하게 된다.</w:t>
+            </w:r>
+          </w:p>
+          <w:p>
+            <w:pPr>
+              <w:spacing w:after="80" w:line="276" w:lineRule="auto"/>
+              <w:jc w:val="both"/>
+            </w:pPr>
+            <w:r>
+              <w:rPr>
+                <w:rFonts w:ascii="Times New Roman" w:hAnsi="Times New Roman" w:eastAsia="바탕"/>
+                <w:sz w:val="20"/>
+              </w:rPr>
+              <w:t>#### 그림도 자기 뜻을 말한다</w:t>
+            </w:r>
+          </w:p>
+          <w:p>
+            <w:pPr>
+              <w:spacing w:after="80" w:line="276" w:lineRule="auto"/>
+              <w:jc w:val="both"/>
+            </w:pPr>
+            <w:r>
+              <w:rPr>
+                <w:rFonts w:ascii="Times New Roman" w:hAnsi="Times New Roman" w:eastAsia="바탕"/>
+                <w:sz w:val="20"/>
+              </w:rPr>
+              <w:t xml:space="preserve">가장 늦게 발견한 것은 </w:t>
+            </w:r>
+            <w:r>
+              <w:rPr>
+                <w:rFonts w:ascii="Times New Roman" w:hAnsi="Times New Roman" w:eastAsia="바탕"/>
+                <w:b/>
+                <w:sz w:val="20"/>
+              </w:rPr>
+              <w:t>픽토그램만 말을 하지 않는다</w:t>
+            </w:r>
+            <w:r>
+              <w:rPr>
+                <w:rFonts w:ascii="Times New Roman" w:hAnsi="Times New Roman" w:eastAsia="바탕"/>
+                <w:sz w:val="20"/>
+              </w:rPr>
+              <w:t>는 것이었다. 판정도 제품명도 영양 수치도 눌러서 들을 수 있는데, 정작 본 연구의 핵심 기여인 그림이 조용했다.</w:t>
+            </w:r>
+          </w:p>
+          <w:p>
+            <w:pPr>
+              <w:spacing w:after="80" w:line="276" w:lineRule="auto"/>
+              <w:jc w:val="both"/>
+            </w:pPr>
+            <w:r>
+              <w:rPr>
+                <w:rFonts w:ascii="Times New Roman" w:hAnsi="Times New Roman" w:eastAsia="바탕"/>
+                <w:sz w:val="20"/>
+              </w:rPr>
+              <w:t xml:space="preserve">§1.8 에서 인용한 van Beusekom 등 (2017) 의 관찰이 이 자리에 그대로 걸린다. 열 종 가운데 셋에서 </w:t>
+            </w:r>
+            <w:r>
+              <w:rPr>
+                <w:rFonts w:ascii="Times New Roman" w:hAnsi="Times New Roman" w:eastAsia="바탕"/>
+                <w:b/>
+                <w:sz w:val="20"/>
+              </w:rPr>
+              <w:t>거짓 확신</w:t>
+            </w:r>
+            <w:r>
+              <w:rPr>
+                <w:rFonts w:ascii="Times New Roman" w:hAnsi="Times New Roman" w:eastAsia="바탕"/>
+                <w:sz w:val="20"/>
+              </w:rPr>
+              <w:t xml:space="preserve"> — 알아보지 못하면서 안다고 믿는 것 — 이 나타났고, 그것은 그림이 없는 것보다 나쁜 실패다. 알아보지 못한 사람은 물어보기라도 하지만, 잘못 알아본 사람은 그대로 행동한다. 같은 논문이 내놓은 처방은 </w:t>
+            </w:r>
+            <w:r>
+              <w:rPr>
+                <w:rFonts w:ascii="Times New Roman" w:hAnsi="Times New Roman" w:eastAsia="바탕"/>
+                <w:b/>
+                <w:sz w:val="20"/>
+              </w:rPr>
+              <w:t>약사가 그림의 뜻을 함께 짚어 주면 이해도가 올라간다</w:t>
+            </w:r>
+            <w:r>
+              <w:rPr>
+                <w:rFonts w:ascii="Times New Roman" w:hAnsi="Times New Roman" w:eastAsia="바탕"/>
+                <w:sz w:val="20"/>
+              </w:rPr>
+              <w:t xml:space="preserve">는 것이었다. 그림은 말을 대체할 때가 아니라 말을 </w:t>
+            </w:r>
+            <w:r>
+              <w:rPr>
+                <w:rFonts w:ascii="Times New Roman" w:hAnsi="Times New Roman" w:eastAsia="바탕"/>
+                <w:b/>
+                <w:sz w:val="20"/>
+              </w:rPr>
+              <w:t>받칠 때</w:t>
+            </w:r>
+            <w:r>
+              <w:rPr>
+                <w:rFonts w:ascii="Times New Roman" w:hAnsi="Times New Roman" w:eastAsia="바탕"/>
+                <w:sz w:val="20"/>
+              </w:rPr>
+              <w:t xml:space="preserve"> 가장 잘 듣는다.</w:t>
+            </w:r>
+          </w:p>
+          <w:p>
+            <w:pPr>
+              <w:spacing w:after="80" w:line="276" w:lineRule="auto"/>
+              <w:jc w:val="both"/>
+            </w:pPr>
+            <w:r>
+              <w:rPr>
+                <w:rFonts w:ascii="Times New Roman" w:hAnsi="Times New Roman" w:eastAsia="바탕"/>
+                <w:sz w:val="20"/>
+              </w:rPr>
+              <w:t xml:space="preserve">우리 사용자 곁에는 약사가 없다. 그래서 앱이 그 자리를 대신한다 — 그림을 누르면 그 그림이 무엇을 뜻하는지 말한다. 말하는 것은 그림의 </w:t>
+            </w:r>
+            <w:r>
+              <w:rPr>
+                <w:rFonts w:ascii="Times New Roman" w:hAnsi="Times New Roman" w:eastAsia="바탕"/>
+                <w:b/>
+                <w:sz w:val="20"/>
+              </w:rPr>
+              <w:t>생김새</w:t>
+            </w:r>
+            <w:r>
+              <w:rPr>
+                <w:rFonts w:ascii="Times New Roman" w:hAnsi="Times New Roman" w:eastAsia="바탕"/>
+                <w:sz w:val="20"/>
+              </w:rPr>
+              <w:t xml:space="preserve">가 아니라 </w:t>
+            </w:r>
+            <w:r>
+              <w:rPr>
+                <w:rFonts w:ascii="Times New Roman" w:hAnsi="Times New Roman" w:eastAsia="바탕"/>
+                <w:b/>
+                <w:sz w:val="20"/>
+              </w:rPr>
+              <w:t>지시</w:t>
+            </w:r>
+            <w:r>
+              <w:rPr>
+                <w:rFonts w:ascii="Times New Roman" w:hAnsi="Times New Roman" w:eastAsia="바탕"/>
+                <w:sz w:val="20"/>
+              </w:rPr>
+              <w:t>다.</w:t>
+            </w:r>
+          </w:p>
+          <w:p>
+            <w:pPr>
+              <w:spacing w:after="160"/>
+            </w:pPr>
+            <w:r>
+              <w:rPr>
+                <w:rFonts w:ascii="Consolas" w:hAnsi="Consolas" w:eastAsia="Consolas"/>
+                <w:sz w:val="18"/>
+              </w:rPr>
+              <w:t>\three_times_daily{\tablet_blister{\food_bowl}}</w:t>
+              <w:br/>
+              <w:t xml:space="preserve">    → "A tablet, with food, three times a day."</w:t>
+              <w:br/>
+              <w:br/>
+              <w:t>\no{\allergen_peanut}</w:t>
+              <w:br/>
+              <w:t xml:space="preserve">    → "Do not eat this. It has peanuts."</w:t>
+            </w:r>
+          </w:p>
+          <w:p>
+            <w:pPr>
+              <w:spacing w:after="80" w:line="276" w:lineRule="auto"/>
+              <w:jc w:val="both"/>
+            </w:pPr>
+            <w:r>
+              <w:rPr>
+                <w:rFonts w:ascii="Times New Roman" w:hAnsi="Times New Roman" w:eastAsia="바탕"/>
+                <w:sz w:val="20"/>
+              </w:rPr>
+              <w:t>"알약과 그릇" 이라고 말하는 것은 이미 보고 있는 것을 되풀이할 뿐이고, 정작 모르는 것 — 그래서 무엇을 하라는 것인가 — 은 그대로 남는다.</w:t>
+            </w:r>
+          </w:p>
+          <w:p>
+            <w:pPr>
+              <w:spacing w:after="80" w:line="276" w:lineRule="auto"/>
+              <w:jc w:val="both"/>
+            </w:pPr>
+            <w:r>
+              <w:rPr>
+                <w:rFonts w:ascii="Times New Roman" w:hAnsi="Times New Roman" w:eastAsia="바탕"/>
+                <w:sz w:val="20"/>
+              </w:rPr>
+              <w:t>뜻을 모르는 줄은 아예 누를 수 없게 두었다. 지어낸 설명은 바로 그 거짓 확신을 굳혀 주기 때문이다.</w:t>
+            </w:r>
+          </w:p>
+          <w:p>
+            <w:pPr>
               <w:spacing w:before="180" w:after="40"/>
             </w:pPr>
             <w:r>
@@ -9166,6 +9099,808 @@
                 <w:b/>
                 <w:sz w:val="23"/>
               </w:rPr>
+              <w:t>3.5 한 대의 폰을 여럿이 쓴다</w:t>
+            </w:r>
+          </w:p>
+          <w:p>
+            <w:pPr>
+              <w:spacing w:after="80" w:line="276" w:lineRule="auto"/>
+              <w:jc w:val="both"/>
+            </w:pPr>
+            <w:r>
+              <w:rPr>
+                <w:rFonts w:ascii="Times New Roman" w:hAnsi="Times New Roman" w:eastAsia="바탕"/>
+                <w:sz w:val="20"/>
+              </w:rPr>
+              <w:t xml:space="preserve">대상 지역에서 스마트폰은 개인의 물건이 아니라 </w:t>
+            </w:r>
+            <w:r>
+              <w:rPr>
+                <w:rFonts w:ascii="Times New Roman" w:hAnsi="Times New Roman" w:eastAsia="바탕"/>
+                <w:b/>
+                <w:sz w:val="20"/>
+              </w:rPr>
+              <w:t>집에 한 대 있는 물건</w:t>
+            </w:r>
+            <w:r>
+              <w:rPr>
+                <w:rFonts w:ascii="Times New Roman" w:hAnsi="Times New Roman" w:eastAsia="바탕"/>
+                <w:sz w:val="20"/>
+              </w:rPr>
+              <w:t xml:space="preserve">이다 (§1.6). 그런데 앱이 한 사람만 다루면 할머니와 손주가 같은 폰을 쓸 때 손주가 스캔한 것이 할머니의 하루 누적에 더해지고, 할머니가 쓰는 혈액희석제가 손주의 판정에 걸린다. 기록이 섞이는 데 그치지 않고 </w:t>
+            </w:r>
+            <w:r>
+              <w:rPr>
+                <w:rFonts w:ascii="Times New Roman" w:hAnsi="Times New Roman" w:eastAsia="바탕"/>
+                <w:b/>
+                <w:sz w:val="20"/>
+              </w:rPr>
+              <w:t>판정이 틀린다.</w:t>
+            </w:r>
+          </w:p>
+          <w:p>
+            <w:pPr>
+              <w:spacing w:after="80" w:line="276" w:lineRule="auto"/>
+              <w:jc w:val="both"/>
+            </w:pPr>
+            <w:r>
+              <w:rPr>
+                <w:rFonts w:ascii="Times New Roman" w:hAnsi="Times New Roman" w:eastAsia="바탕"/>
+                <w:sz w:val="20"/>
+              </w:rPr>
+              <w:t>그래서 시작할 때 얼굴을 골라 자기 자리로 들어간다. 자리마다 픽처키가 따로 있고 프로필·기록·알람이 전부 따로 쌓인다. 화면은 운영체제의 잠금화면과 같은 구조다 — 사람 목록과 잠금이 한 화면에 있어서, 잘못 골랐을 때 되돌아갈 길을 따로 만들 필요가 없다.</w:t>
+            </w:r>
+          </w:p>
+          <w:p>
+            <w:pPr>
+              <w:spacing w:after="80" w:line="276" w:lineRule="auto"/>
+              <w:jc w:val="both"/>
+            </w:pPr>
+            <w:r>
+              <w:rPr>
+                <w:rFonts w:ascii="Times New Roman" w:hAnsi="Times New Roman" w:eastAsia="바탕"/>
+                <w:sz w:val="20"/>
+              </w:rPr>
+              <w:t xml:space="preserve">혼자 쓰는 사람에게는 이 화면이 </w:t>
+            </w:r>
+            <w:r>
+              <w:rPr>
+                <w:rFonts w:ascii="Times New Roman" w:hAnsi="Times New Roman" w:eastAsia="바탕"/>
+                <w:b/>
+                <w:sz w:val="20"/>
+              </w:rPr>
+              <w:t>보이지 않는다.</w:t>
+            </w:r>
+            <w:r>
+              <w:rPr>
+                <w:rFonts w:ascii="Times New Roman" w:hAnsi="Times New Roman" w:eastAsia="바탕"/>
+                <w:sz w:val="20"/>
+              </w:rPr>
+              <w:t xml:space="preserve"> 사람이 한 명일 때 고르라고 하는 것은 없는 선택을 시키는 것이다.</w:t>
+            </w:r>
+          </w:p>
+          <w:p>
+            <w:pPr>
+              <w:spacing w:after="80" w:line="276" w:lineRule="auto"/>
+              <w:jc w:val="both"/>
+            </w:pPr>
+            <w:r>
+              <w:rPr>
+                <w:rFonts w:ascii="Times New Roman" w:hAnsi="Times New Roman" w:eastAsia="바탕"/>
+                <w:sz w:val="20"/>
+              </w:rPr>
+              <w:t>가르는 지점은 저장 열쇠 하나다. 각 저장소의 이름 뒤에 그 사람의 표를 붙이는 방식이라, 판정·누적·추론 코드는 자기가 몇 명을 다루는지 알 필요가 없다. 이름을 묻지 않는 것도 그대로다 — 신원은 얼굴이고, 두 사람이 같은 얼굴을 고를 수 없게 이미 쓰이는 얼굴은 목록에서 빠진다.</w:t>
+            </w:r>
+          </w:p>
+          <w:p>
+            <w:pPr>
+              <w:spacing w:before="180" w:after="40"/>
+            </w:pPr>
+            <w:r>
+              <w:rPr>
+                <w:rFonts w:ascii="Times New Roman" w:hAnsi="Times New Roman" w:eastAsia="바탕"/>
+                <w:b/>
+                <w:sz w:val="23"/>
+              </w:rPr>
+              <w:t>3.6 색만으로 판정하지 않는다</w:t>
+            </w:r>
+          </w:p>
+          <w:p>
+            <w:pPr>
+              <w:spacing w:after="80" w:line="276" w:lineRule="auto"/>
+              <w:jc w:val="both"/>
+            </w:pPr>
+            <w:r>
+              <w:rPr>
+                <w:rFonts w:ascii="Times New Roman" w:hAnsi="Times New Roman" w:eastAsia="바탕"/>
+                <w:sz w:val="20"/>
+              </w:rPr>
+              <w:t>판정은 초록·노랑·빨강 세 색으로 표시된다. 그러나 적록 색각이상은 북유럽계 남성의 약 8%, 여성의 약 0.5%에게 나타나며, 전 세계로는 약 3억 명으로 추정된다 (Colour Blind Awareness; MedlinePlus Genetics).</w:t>
+            </w:r>
+          </w:p>
+          <w:p>
+            <w:pPr>
+              <w:spacing w:after="80" w:line="276" w:lineRule="auto"/>
+              <w:jc w:val="both"/>
+            </w:pPr>
+            <w:r>
+              <w:rPr>
+                <w:rFonts w:ascii="Times New Roman" w:hAnsi="Times New Roman" w:eastAsia="바탕"/>
+                <w:sz w:val="20"/>
+              </w:rPr>
+              <w:t xml:space="preserve">한 가지 덧붙일 것이 있다. 이 비율은 인종에 따라 다르며 중국·일본계 남성에서는 4~6.5%, 사하라이남 아프리카에서는 더 낮게 보고된다. 즉 우리가 대상으로 삼는 지역에서 이 위험은 북유럽보다 </w:t>
+            </w:r>
+            <w:r>
+              <w:rPr>
+                <w:rFonts w:ascii="Times New Roman" w:hAnsi="Times New Roman" w:eastAsia="바탕"/>
+                <w:b/>
+                <w:sz w:val="20"/>
+              </w:rPr>
+              <w:t>작다.</w:t>
+            </w:r>
+            <w:r>
+              <w:rPr>
+                <w:rFonts w:ascii="Times New Roman" w:hAnsi="Times New Roman" w:eastAsia="바탕"/>
+                <w:sz w:val="20"/>
+              </w:rPr>
+              <w:t xml:space="preserve"> 그럼에도 색 하나에 판정을 맡기지 않는 이유는 유병률이 아니라 </w:t>
+            </w:r>
+            <w:r>
+              <w:rPr>
+                <w:rFonts w:ascii="Times New Roman" w:hAnsi="Times New Roman" w:eastAsia="바탕"/>
+                <w:b/>
+                <w:sz w:val="20"/>
+              </w:rPr>
+              <w:t>대가의 비대칭</w:t>
+            </w:r>
+            <w:r>
+              <w:rPr>
+                <w:rFonts w:ascii="Times New Roman" w:hAnsi="Times New Roman" w:eastAsia="바탕"/>
+                <w:sz w:val="20"/>
+              </w:rPr>
+              <w:t xml:space="preserve"> 때문이다. 색을 못 보는 사람에게 색만 주면 판정이 통째로 전달되지 않는 반면, 기호와 문장을 함께 두는 비용은 화면 한 줄이다.</w:t>
+            </w:r>
+          </w:p>
+          <w:p>
+            <w:pPr>
+              <w:spacing w:after="80" w:line="276" w:lineRule="auto"/>
+              <w:jc w:val="both"/>
+            </w:pPr>
+            <w:r>
+              <w:rPr>
+                <w:rFonts w:ascii="Times New Roman" w:hAnsi="Times New Roman" w:eastAsia="바탕"/>
+                <w:sz w:val="20"/>
+              </w:rPr>
+              <w:t xml:space="preserve">WCAG 1.4.1 은 색만으로 뜻을 전달하지 말 것을 요구하며, 색상 대비만으로는 충분하지 않다는 것이 반복해서 지적되어 왔다 — 명도 대비가 높아도 적록색약에게는 색상이 구별되지 않을 수 있기 때문이다 (W3C WCAG 2.x). 따라서 SnapCare 는 색과 함께 </w:t>
+            </w:r>
+            <w:r>
+              <w:rPr>
+                <w:rFonts w:ascii="Times New Roman" w:hAnsi="Times New Roman" w:eastAsia="바탕"/>
+                <w:b/>
+                <w:sz w:val="20"/>
+              </w:rPr>
+              <w:t>기호</w:t>
+            </w:r>
+            <w:r>
+              <w:rPr>
+                <w:rFonts w:ascii="Times New Roman" w:hAnsi="Times New Roman" w:eastAsia="바탕"/>
+                <w:sz w:val="20"/>
+              </w:rPr>
+              <w:t>를 표시한다.</w:t>
+            </w:r>
+          </w:p>
+        </w:tc>
+      </w:tr>
+      <w:tr>
+        <w:trPr>
+          <w:trHeight w:val="823"/>
+        </w:trPr>
+        <w:tc>
+          <w:tcPr>
+            <w:tcW w:w="9715" w:type="dxa"/>
+            <w:tcBorders>
+              <w:top w:val="single" w:sz="4" w:space="0" w:color="000000"/>
+              <w:left w:val="single" w:sz="4" w:space="0" w:color="000000"/>
+              <w:bottom w:val="single" w:sz="4" w:space="0" w:color="000000"/>
+              <w:right w:val="single" w:sz="4" w:space="0" w:color="000000"/>
+            </w:tcBorders>
+            <w:shd w:val="clear" w:color="auto" w:fill="F2F2F2" w:themeFill="background1" w:themeFillShade="F2"/>
+          </w:tcPr>
+          <w:p>
+            <w:pPr>
+              <w:rPr>
+                <w:rFonts w:ascii="Arial" w:eastAsia="Arial" w:hAnsi="Arial" w:cs="Arial"/>
+                <w:color w:val="002060"/>
+                <w:sz w:val="24"/>
+                <w:szCs w:val="24"/>
+              </w:rPr>
+            </w:pPr>
+            <w:r>
+              <w:rPr>
+                <w:rFonts w:ascii="Arial" w:eastAsia="Arial" w:hAnsi="Arial" w:cs="Arial"/>
+                <w:b/>
+                <w:bCs/>
+                <w:color w:val="002060"/>
+                <w:sz w:val="28"/>
+                <w:szCs w:val="28"/>
+              </w:rPr>
+              <w:t xml:space="preserve">□ </w:t>
+            </w:r>
+            <w:r>
+              <w:rPr>
+                <w:rFonts w:ascii="Arial" w:eastAsia="Arial" w:hAnsi="Arial" w:cs="Arial"/>
+                <w:b/>
+                <w:bCs/>
+                <w:color w:val="002060"/>
+                <w:sz w:val="28"/>
+                <w:szCs w:val="28"/>
+              </w:rPr>
+              <w:t>Development and Implementation</w:t>
+            </w:r>
+          </w:p>
+          <w:p>
+            <w:pPr>
+              <w:rPr>
+                <w:rFonts w:ascii="Arial" w:hAnsi="Arial" w:cs="Arial"/>
+              </w:rPr>
+            </w:pPr>
+            <w:r>
+              <w:rPr>
+                <w:rFonts w:ascii="Arial" w:eastAsia="Arial" w:hAnsi="Arial" w:cs="Arial"/>
+              </w:rPr>
+              <w:t>Describe the tools, platforms, technologies, data sources, APIs, and deployment environment used to develop and implement your web application.</w:t>
+            </w:r>
+          </w:p>
+        </w:tc>
+      </w:tr>
+      <w:tr>
+        <w:trPr>
+          <w:trHeight w:val="255"/>
+        </w:trPr>
+        <w:tc>
+          <w:tcPr>
+            <w:tcW w:w="9715" w:type="dxa"/>
+            <w:tcBorders>
+              <w:top w:val="single" w:sz="4" w:space="0" w:color="000000"/>
+              <w:left w:val="single" w:sz="4" w:space="0" w:color="000000"/>
+              <w:bottom w:val="single" w:sz="4" w:space="0" w:color="000000"/>
+              <w:right w:val="single" w:sz="4" w:space="0" w:color="000000"/>
+            </w:tcBorders>
+          </w:tcPr>
+          <w:p>
+            <w:pPr>
+              <w:rPr>
+                <w:rFonts w:ascii="Arial" w:hAnsi="Arial" w:cs="Arial"/>
+              </w:rPr>
+            </w:pPr>
+            <w:r>
+              <w:rPr>
+                <w:rFonts w:ascii="Arial" w:eastAsia="Arial" w:hAnsi="Arial" w:cs="Arial"/>
+                <w:b/>
+                <w:bCs/>
+              </w:rPr>
+              <w:t>Content</w:t>
+            </w:r>
+          </w:p>
+        </w:tc>
+      </w:tr>
+      <w:tr>
+        <w:trPr>
+          <w:trHeight w:val="3621"/>
+        </w:trPr>
+        <w:tc>
+          <w:tcPr>
+            <w:tcW w:w="9715" w:type="dxa"/>
+            <w:tcBorders>
+              <w:top w:val="single" w:sz="4" w:space="0" w:color="000000"/>
+              <w:left w:val="single" w:sz="4" w:space="0" w:color="000000"/>
+              <w:bottom w:val="single" w:sz="4" w:space="0" w:color="000000"/>
+              <w:right w:val="single" w:sz="4" w:space="0" w:color="000000"/>
+            </w:tcBorders>
+          </w:tcPr>
+          <w:p>
+            <w:pPr>
+              <w:spacing w:before="180" w:after="40"/>
+              <w:rPr>
+                <w:rFonts w:ascii="Arial" w:hAnsi="Arial" w:cs="Arial"/>
+              </w:rPr>
+            </w:pPr>
+            <w:r>
+              <w:rPr>
+                <w:rFonts w:ascii="Times New Roman" w:hAnsi="Times New Roman" w:eastAsia="바탕"/>
+                <w:b/>
+                <w:sz w:val="23"/>
+              </w:rPr>
+              <w:t>4.1 구성 개요</w:t>
+            </w:r>
+          </w:p>
+          <w:p>
+            <w:pPr>
+              <w:spacing w:after="80" w:line="276" w:lineRule="auto"/>
+              <w:jc w:val="both"/>
+            </w:pPr>
+            <w:r>
+              <w:rPr>
+                <w:rFonts w:ascii="Times New Roman" w:hAnsi="Times New Roman" w:eastAsia="바탕"/>
+                <w:sz w:val="20"/>
+              </w:rPr>
+              <w:t>[표 10] 기술 구성</w:t>
+            </w:r>
+          </w:p>
+          <w:tbl>
+            <w:tblPr>
+              <w:tblW w:type="auto" w:w="0"/>
+              <w:jc w:val="center"/>
+              <w:tblLook w:firstColumn="1" w:firstRow="1" w:lastColumn="0" w:lastRow="0" w:noHBand="0" w:noVBand="1" w:val="04A0"/>
+              <w:tblBorders>
+                <w:top w:val="single" w:sz="4" w:color="BFBFBF"/>
+                <w:left w:val="single" w:sz="4" w:color="BFBFBF"/>
+                <w:bottom w:val="single" w:sz="4" w:color="BFBFBF"/>
+                <w:right w:val="single" w:sz="4" w:color="BFBFBF"/>
+                <w:insideH w:val="single" w:sz="4" w:color="BFBFBF"/>
+                <w:insideV w:val="single" w:sz="4" w:color="BFBFBF"/>
+              </w:tblBorders>
+            </w:tblPr>
+            <w:tblGrid>
+              <w:gridCol w:w="3238"/>
+              <w:gridCol w:w="3238"/>
+              <w:gridCol w:w="3238"/>
+            </w:tblGrid>
+            <w:tr>
+              <w:tc>
+                <w:tcPr>
+                  <w:tcW w:type="dxa" w:w="3238"/>
+                  <w:shd w:val="clear" w:fill="F2F2F2"/>
+                </w:tcPr>
+                <w:p>
+                  <w:r>
+                    <w:rPr>
+                      <w:rFonts w:ascii="Times New Roman" w:hAnsi="Times New Roman" w:eastAsia="바탕"/>
+                      <w:b/>
+                      <w:sz w:val="18"/>
+                    </w:rPr>
+                    <w:t>층</w:t>
+                  </w:r>
+                </w:p>
+              </w:tc>
+              <w:tc>
+                <w:tcPr>
+                  <w:tcW w:type="dxa" w:w="3238"/>
+                  <w:shd w:val="clear" w:fill="F2F2F2"/>
+                </w:tcPr>
+                <w:p>
+                  <w:r>
+                    <w:rPr>
+                      <w:rFonts w:ascii="Times New Roman" w:hAnsi="Times New Roman" w:eastAsia="바탕"/>
+                      <w:b/>
+                      <w:sz w:val="18"/>
+                    </w:rPr>
+                    <w:t>기술</w:t>
+                  </w:r>
+                </w:p>
+              </w:tc>
+              <w:tc>
+                <w:tcPr>
+                  <w:tcW w:type="dxa" w:w="3238"/>
+                  <w:shd w:val="clear" w:fill="F2F2F2"/>
+                </w:tcPr>
+                <w:p>
+                  <w:r>
+                    <w:rPr>
+                      <w:rFonts w:ascii="Times New Roman" w:hAnsi="Times New Roman" w:eastAsia="바탕"/>
+                      <w:b/>
+                      <w:sz w:val="18"/>
+                    </w:rPr>
+                    <w:t>비고</w:t>
+                  </w:r>
+                </w:p>
+              </w:tc>
+            </w:tr>
+            <w:tr>
+              <w:tc>
+                <w:tcPr>
+                  <w:tcW w:type="dxa" w:w="3238"/>
+                </w:tcPr>
+                <w:p>
+                  <w:r>
+                    <w:rPr>
+                      <w:rFonts w:ascii="Times New Roman" w:hAnsi="Times New Roman" w:eastAsia="바탕"/>
+                      <w:sz w:val="18"/>
+                    </w:rPr>
+                    <w:t>웹 앱</w:t>
+                  </w:r>
+                </w:p>
+              </w:tc>
+              <w:tc>
+                <w:tcPr>
+                  <w:tcW w:type="dxa" w:w="3238"/>
+                </w:tcPr>
+                <w:p>
+                  <w:r>
+                    <w:rPr>
+                      <w:rFonts w:ascii="Times New Roman" w:hAnsi="Times New Roman" w:eastAsia="바탕"/>
+                      <w:sz w:val="18"/>
+                    </w:rPr>
+                    <w:t>Next.js 16 (App Router) · React 19 · TypeScript · Tailwind</w:t>
+                  </w:r>
+                </w:p>
+              </w:tc>
+              <w:tc>
+                <w:tcPr>
+                  <w:tcW w:type="dxa" w:w="3238"/>
+                </w:tcPr>
+                <w:p>
+                  <w:r>
+                    <w:rPr>
+                      <w:rFonts w:ascii="Times New Roman" w:hAnsi="Times New Roman" w:eastAsia="바탕"/>
+                      <w:sz w:val="18"/>
+                    </w:rPr>
+                    <w:t>정적 빌드 유지</w:t>
+                  </w:r>
+                </w:p>
+              </w:tc>
+            </w:tr>
+            <w:tr>
+              <w:tc>
+                <w:tcPr>
+                  <w:tcW w:type="dxa" w:w="3238"/>
+                </w:tcPr>
+                <w:p>
+                  <w:r>
+                    <w:rPr>
+                      <w:rFonts w:ascii="Times New Roman" w:hAnsi="Times New Roman" w:eastAsia="바탕"/>
+                      <w:sz w:val="18"/>
+                    </w:rPr>
+                    <w:t>픽토그램 엔진</w:t>
+                  </w:r>
+                </w:p>
+              </w:tc>
+              <w:tc>
+                <w:tcPr>
+                  <w:tcW w:type="dxa" w:w="3238"/>
+                </w:tcPr>
+                <w:p>
+                  <w:r>
+                    <w:rPr>
+                      <w:rFonts w:ascii="Times New Roman" w:hAnsi="Times New Roman" w:eastAsia="바탕"/>
+                      <w:sz w:val="18"/>
+                    </w:rPr>
+                    <w:t>SIGIL — 자체 DSL · 재귀 하강 파서 · Python/Pillow 합성</w:t>
+                  </w:r>
+                </w:p>
+              </w:tc>
+              <w:tc>
+                <w:tcPr>
+                  <w:tcW w:type="dxa" w:w="3238"/>
+                </w:tcPr>
+                <w:p>
+                  <w:r>
+                    <w:rPr>
+                      <w:rFonts w:ascii="Times New Roman" w:hAnsi="Times New Roman" w:eastAsia="바탕"/>
+                      <w:sz w:val="18"/>
+                    </w:rPr>
+                    <w:t>형태소 78</w:t>
+                  </w:r>
+                </w:p>
+              </w:tc>
+            </w:tr>
+            <w:tr>
+              <w:tc>
+                <w:tcPr>
+                  <w:tcW w:type="dxa" w:w="3238"/>
+                </w:tcPr>
+                <w:p>
+                  <w:r>
+                    <w:rPr>
+                      <w:rFonts w:ascii="Times New Roman" w:hAnsi="Times New Roman" w:eastAsia="바탕"/>
+                      <w:sz w:val="18"/>
+                    </w:rPr>
+                    <w:t>음성 엔진</w:t>
+                  </w:r>
+                </w:p>
+              </w:tc>
+              <w:tc>
+                <w:tcPr>
+                  <w:tcW w:type="dxa" w:w="3238"/>
+                </w:tcPr>
+                <w:p>
+                  <w:r>
+                    <w:rPr>
+                      <w:rFonts w:ascii="Times New Roman" w:hAnsi="Times New Roman" w:eastAsia="바탕"/>
+                      <w:sz w:val="18"/>
+                    </w:rPr>
+                    <w:t>VOCA — 자체 구성 로직 · Web Speech API</w:t>
+                  </w:r>
+                </w:p>
+              </w:tc>
+              <w:tc>
+                <w:tcPr>
+                  <w:tcW w:type="dxa" w:w="3238"/>
+                </w:tcPr>
+                <w:p>
+                  <w:r>
+                    <w:rPr>
+                      <w:rFonts w:ascii="Times New Roman" w:hAnsi="Times New Roman" w:eastAsia="바탕"/>
+                      <w:sz w:val="18"/>
+                    </w:rPr>
+                    <w:t>기기 내장 음성</w:t>
+                  </w:r>
+                </w:p>
+              </w:tc>
+            </w:tr>
+            <w:tr>
+              <w:tc>
+                <w:tcPr>
+                  <w:tcW w:type="dxa" w:w="3238"/>
+                </w:tcPr>
+                <w:p>
+                  <w:r>
+                    <w:rPr>
+                      <w:rFonts w:ascii="Times New Roman" w:hAnsi="Times New Roman" w:eastAsia="바탕"/>
+                      <w:sz w:val="18"/>
+                    </w:rPr>
+                    <w:t>OCR</w:t>
+                  </w:r>
+                </w:p>
+              </w:tc>
+              <w:tc>
+                <w:tcPr>
+                  <w:tcW w:type="dxa" w:w="3238"/>
+                </w:tcPr>
+                <w:p>
+                  <w:r>
+                    <w:rPr>
+                      <w:rFonts w:ascii="Times New Roman" w:hAnsi="Times New Roman" w:eastAsia="바탕"/>
+                      <w:sz w:val="18"/>
+                    </w:rPr>
+                    <w:t>Tesseract.js</w:t>
+                  </w:r>
+                </w:p>
+              </w:tc>
+              <w:tc>
+                <w:tcPr>
+                  <w:tcW w:type="dxa" w:w="3238"/>
+                </w:tcPr>
+                <w:p>
+                  <w:r>
+                    <w:rPr>
+                      <w:rFonts w:ascii="Times New Roman" w:hAnsi="Times New Roman" w:eastAsia="바탕"/>
+                      <w:sz w:val="18"/>
+                    </w:rPr>
+                    <w:t>브라우저 내 실행</w:t>
+                  </w:r>
+                </w:p>
+              </w:tc>
+            </w:tr>
+            <w:tr>
+              <w:tc>
+                <w:tcPr>
+                  <w:tcW w:type="dxa" w:w="3238"/>
+                </w:tcPr>
+                <w:p>
+                  <w:r>
+                    <w:rPr>
+                      <w:rFonts w:ascii="Times New Roman" w:hAnsi="Times New Roman" w:eastAsia="바탕"/>
+                      <w:sz w:val="18"/>
+                    </w:rPr>
+                    <w:t>영양 추정</w:t>
+                  </w:r>
+                </w:p>
+              </w:tc>
+              <w:tc>
+                <w:tcPr>
+                  <w:tcW w:type="dxa" w:w="3238"/>
+                </w:tcPr>
+                <w:p>
+                  <w:r>
+                    <w:rPr>
+                      <w:rFonts w:ascii="Times New Roman" w:hAnsi="Times New Roman" w:eastAsia="바탕"/>
+                      <w:sz w:val="18"/>
+                    </w:rPr>
+                    <w:t>EfficientNet-B0 224px (Nutrition5k 학습) · onnxruntime-web</w:t>
+                  </w:r>
+                </w:p>
+              </w:tc>
+              <w:tc>
+                <w:tcPr>
+                  <w:tcW w:type="dxa" w:w="3238"/>
+                </w:tcPr>
+                <w:p>
+                  <w:r>
+                    <w:rPr>
+                      <w:rFonts w:ascii="Times New Roman" w:hAnsi="Times New Roman" w:eastAsia="바탕"/>
+                      <w:sz w:val="18"/>
+                    </w:rPr>
+                    <w:t>기기 내 추론</w:t>
+                  </w:r>
+                </w:p>
+              </w:tc>
+            </w:tr>
+            <w:tr>
+              <w:tc>
+                <w:tcPr>
+                  <w:tcW w:type="dxa" w:w="3238"/>
+                </w:tcPr>
+                <w:p>
+                  <w:r>
+                    <w:rPr>
+                      <w:rFonts w:ascii="Times New Roman" w:hAnsi="Times New Roman" w:eastAsia="바탕"/>
+                      <w:sz w:val="18"/>
+                    </w:rPr>
+                    <w:t>제품 정보</w:t>
+                  </w:r>
+                </w:p>
+              </w:tc>
+              <w:tc>
+                <w:tcPr>
+                  <w:tcW w:type="dxa" w:w="3238"/>
+                </w:tcPr>
+                <w:p>
+                  <w:r>
+                    <w:rPr>
+                      <w:rFonts w:ascii="Times New Roman" w:hAnsi="Times New Roman" w:eastAsia="바탕"/>
+                      <w:sz w:val="18"/>
+                    </w:rPr>
+                    <w:t>OpenFoodFacts API</w:t>
+                  </w:r>
+                </w:p>
+              </w:tc>
+              <w:tc>
+                <w:tcPr>
+                  <w:tcW w:type="dxa" w:w="3238"/>
+                </w:tcPr>
+                <w:p>
+                  <w:r>
+                    <w:rPr>
+                      <w:rFonts w:ascii="Times New Roman" w:hAnsi="Times New Roman" w:eastAsia="바탕"/>
+                      <w:sz w:val="18"/>
+                    </w:rPr>
+                    <w:t>서버 경유</w:t>
+                  </w:r>
+                </w:p>
+              </w:tc>
+            </w:tr>
+            <w:tr>
+              <w:tc>
+                <w:tcPr>
+                  <w:tcW w:type="dxa" w:w="3238"/>
+                </w:tcPr>
+                <w:p>
+                  <w:r>
+                    <w:rPr>
+                      <w:rFonts w:ascii="Times New Roman" w:hAnsi="Times New Roman" w:eastAsia="바탕"/>
+                      <w:sz w:val="18"/>
+                    </w:rPr>
+                    <w:t>이미지 인식</w:t>
+                  </w:r>
+                </w:p>
+              </w:tc>
+              <w:tc>
+                <w:tcPr>
+                  <w:tcW w:type="dxa" w:w="3238"/>
+                </w:tcPr>
+                <w:p>
+                  <w:r>
+                    <w:rPr>
+                      <w:rFonts w:ascii="Times New Roman" w:hAnsi="Times New Roman" w:eastAsia="바탕"/>
+                      <w:sz w:val="18"/>
+                    </w:rPr>
+                    <w:t>Claude Vision</w:t>
+                  </w:r>
+                </w:p>
+              </w:tc>
+              <w:tc>
+                <w:tcPr>
+                  <w:tcW w:type="dxa" w:w="3238"/>
+                </w:tcPr>
+                <w:p>
+                  <w:r>
+                    <w:rPr>
+                      <w:rFonts w:ascii="Times New Roman" w:hAnsi="Times New Roman" w:eastAsia="바탕"/>
+                      <w:sz w:val="18"/>
+                    </w:rPr>
+                    <w:t>서버 경유</w:t>
+                  </w:r>
+                </w:p>
+              </w:tc>
+            </w:tr>
+            <w:tr>
+              <w:tc>
+                <w:tcPr>
+                  <w:tcW w:type="dxa" w:w="3238"/>
+                </w:tcPr>
+                <w:p>
+                  <w:r>
+                    <w:rPr>
+                      <w:rFonts w:ascii="Times New Roman" w:hAnsi="Times New Roman" w:eastAsia="바탕"/>
+                      <w:sz w:val="18"/>
+                    </w:rPr>
+                    <w:t>하드웨어</w:t>
+                  </w:r>
+                </w:p>
+              </w:tc>
+              <w:tc>
+                <w:tcPr>
+                  <w:tcW w:type="dxa" w:w="3238"/>
+                </w:tcPr>
+                <w:p>
+                  <w:r>
+                    <w:rPr>
+                      <w:rFonts w:ascii="Times New Roman" w:hAnsi="Times New Roman" w:eastAsia="바탕"/>
+                      <w:sz w:val="18"/>
+                    </w:rPr>
+                    <w:t>Raspberry Pi 3B · 서보 3 · WS2812 · DS3231</w:t>
+                  </w:r>
+                </w:p>
+              </w:tc>
+              <w:tc>
+                <w:tcPr>
+                  <w:tcW w:type="dxa" w:w="3238"/>
+                </w:tcPr>
+                <w:p>
+                  <w:r>
+                    <w:rPr>
+                      <w:rFonts w:ascii="Times New Roman" w:hAnsi="Times New Roman" w:eastAsia="바탕"/>
+                      <w:sz w:val="18"/>
+                    </w:rPr>
+                    <w:t>트레이 3</w:t>
+                  </w:r>
+                </w:p>
+              </w:tc>
+            </w:tr>
+            <w:tr>
+              <w:tc>
+                <w:tcPr>
+                  <w:tcW w:type="dxa" w:w="3238"/>
+                </w:tcPr>
+                <w:p>
+                  <w:r>
+                    <w:rPr>
+                      <w:rFonts w:ascii="Times New Roman" w:hAnsi="Times New Roman" w:eastAsia="바탕"/>
+                      <w:sz w:val="18"/>
+                    </w:rPr>
+                    <w:t>배포</w:t>
+                  </w:r>
+                </w:p>
+              </w:tc>
+              <w:tc>
+                <w:tcPr>
+                  <w:tcW w:type="dxa" w:w="3238"/>
+                </w:tcPr>
+                <w:p>
+                  <w:r>
+                    <w:rPr>
+                      <w:rFonts w:ascii="Times New Roman" w:hAnsi="Times New Roman" w:eastAsia="바탕"/>
+                      <w:sz w:val="18"/>
+                    </w:rPr>
+                    <w:t>fly.io (도쿄) · 영속 볼륨 1GB</w:t>
+                  </w:r>
+                </w:p>
+              </w:tc>
+              <w:tc>
+                <w:tcPr>
+                  <w:tcW w:type="dxa" w:w="3238"/>
+                </w:tcPr>
+                <w:p/>
+              </w:tc>
+            </w:tr>
+          </w:tbl>
+          <w:p/>
+          <w:p>
+            <w:pPr>
+              <w:spacing w:after="120"/>
+            </w:pPr>
+          </w:p>
+          <w:p>
+            <w:pPr>
+              <w:spacing w:before="180" w:after="40"/>
+            </w:pPr>
+            <w:r>
+              <w:rPr>
+                <w:rFonts w:ascii="Times New Roman" w:hAnsi="Times New Roman" w:eastAsia="바탕"/>
+                <w:b/>
+                <w:sz w:val="23"/>
+              </w:rPr>
               <w:t>4.2 판정 엔진 — 출처를 가리지 않는 물리 검사</w:t>
             </w:r>
           </w:p>
@@ -9271,7 +10006,7 @@
                 <w:rFonts w:ascii="Times New Roman" w:hAnsi="Times New Roman" w:eastAsia="바탕"/>
                 <w:sz w:val="20"/>
               </w:rPr>
-              <w:t>[표 10] 값을 받아들이기 전에 통과해야 하는 검사</w:t>
+              <w:t>[표 11] 값을 받아들이기 전에 통과해야 하는 검사</w:t>
             </w:r>
           </w:p>
           <w:tbl>
@@ -9608,7 +10343,7 @@
                 <w:rFonts w:ascii="Times New Roman" w:hAnsi="Times New Roman" w:eastAsia="바탕"/>
                 <w:sz w:val="20"/>
               </w:rPr>
-              <w:t>[표 11] 검토한 연결 방식과 각각을 배제한 이유</w:t>
+              <w:t>[표 12] 검토한 연결 방식과 각각을 배제한 이유</w:t>
             </w:r>
           </w:p>
           <w:tbl>
@@ -9910,7 +10645,7 @@
                 <w:rFonts w:ascii="Times New Roman" w:hAnsi="Times New Roman" w:eastAsia="바탕"/>
                 <w:sz w:val="20"/>
               </w:rPr>
-              <w:t xml:space="preserve">앞의 둘은 플랫폼이 정한 것이라 우회할 수 없고, 셋째는 저인프라 지역을 대상으로 하는 이상 받아들일 수 없으며, 넷째는 우리가 스스로 배제했다. 표 11의 마지막 행이 나머지와 성격이 다르다는 점을 밝혀 둔다 — 기술이 막은 것이 아니라 </w:t>
+              <w:t xml:space="preserve">앞의 둘은 플랫폼이 정한 것이라 우회할 수 없고, 셋째는 저인프라 지역을 대상으로 하는 이상 받아들일 수 없으며, 넷째는 우리가 스스로 배제했다. 표 12의 마지막 행이 나머지와 성격이 다르다는 점을 밝혀 둔다 — 기술이 막은 것이 아니라 </w:t>
             </w:r>
             <w:r>
               <w:rPr>
@@ -9983,6 +10718,191 @@
                 <w:sz w:val="20"/>
               </w:rPr>
               <w:t xml:space="preserve"> 따라서 앱은 기기의 저장 주소로 가는 링크를 만들고, 사용자가 한 번 누르면 기기가 일정을 저장한 뒤 확인 페이지를 보여준다. 브로커도 클라우드도 필요하지 않으며 가정 내에서 완결된다.</w:t>
+            </w:r>
+          </w:p>
+          <w:p>
+            <w:pPr>
+              <w:spacing w:after="80" w:line="276" w:lineRule="auto"/>
+              <w:jc w:val="both"/>
+            </w:pPr>
+            <w:r>
+              <w:rPr>
+                <w:rFonts w:ascii="Times New Roman" w:hAnsi="Times New Roman" w:eastAsia="바탕"/>
+                <w:sz w:val="20"/>
+              </w:rPr>
+              <w:t>#### 그 뒤에 릴레이를 하나 더 놓았다</w:t>
+            </w:r>
+          </w:p>
+          <w:p>
+            <w:pPr>
+              <w:spacing w:after="80" w:line="276" w:lineRule="auto"/>
+              <w:jc w:val="both"/>
+            </w:pPr>
+            <w:r>
+              <w:rPr>
+                <w:rFonts w:ascii="Times New Roman" w:hAnsi="Times New Roman" w:eastAsia="바탕"/>
+                <w:sz w:val="20"/>
+              </w:rPr>
+              <w:t xml:space="preserve">표 12 의 셋째 행 — 클라우드 브로커 — 을 배제한 이유는 "양쪽 모두에 인터넷을 요구한다" 였다. 그것은 </w:t>
+            </w:r>
+            <w:r>
+              <w:rPr>
+                <w:rFonts w:ascii="Times New Roman" w:hAnsi="Times New Roman" w:eastAsia="바탕"/>
+                <w:b/>
+                <w:sz w:val="20"/>
+              </w:rPr>
+              <w:t>그 경로 하나에만 의존할 때</w:t>
+            </w:r>
+            <w:r>
+              <w:rPr>
+                <w:rFonts w:ascii="Times New Roman" w:hAnsi="Times New Roman" w:eastAsia="바탕"/>
+                <w:sz w:val="20"/>
+              </w:rPr>
+              <w:t xml:space="preserve"> 참인 문장이다. 위의 LAN 경로가 이미 완결되어 있으므로, 그 위에 인터넷 경로를 하나 더 얹는 것은 요구 조건을 늘리지 않는다.</w:t>
+            </w:r>
+          </w:p>
+          <w:p>
+            <w:pPr>
+              <w:spacing w:after="80" w:line="276" w:lineRule="auto"/>
+              <w:jc w:val="both"/>
+            </w:pPr>
+            <w:r>
+              <w:rPr>
+                <w:rFonts w:ascii="Times New Roman" w:hAnsi="Times New Roman" w:eastAsia="바탕"/>
+                <w:sz w:val="20"/>
+              </w:rPr>
+              <w:t xml:space="preserve">그렇게 판단한 이유는 LAN 경로가 풀지 못하는 문제가 남아 있었기 때문이다. </w:t>
+            </w:r>
+            <w:r>
+              <w:rPr>
+                <w:rFonts w:ascii="Times New Roman" w:hAnsi="Times New Roman" w:eastAsia="바탕"/>
+                <w:b/>
+                <w:sz w:val="20"/>
+              </w:rPr>
+              <w:t>처방을 관리하는 사람은 대개 그 집에 없다.</w:t>
+            </w:r>
+            <w:r>
+              <w:rPr>
+                <w:rFonts w:ascii="Times New Roman" w:hAnsi="Times New Roman" w:eastAsia="바탕"/>
+                <w:sz w:val="20"/>
+              </w:rPr>
+              <w:t xml:space="preserve"> 보호자는 직장에 있고 복용 시각은 화요일 오후에 바뀐다. 그리고 §4.3 앞부분에서 배제한 두 제약이 LAN 경로에 그대로 남아 있다 — 혼합 콘텐츠 때문에 앱은 기기의 API 를 부를 수 없고, 그래서 링크가 실어 나를 수 있는 것은 예전 호환 URL 이 받는 항목뿐이다. 거기에는 </w:t>
+            </w:r>
+            <w:r>
+              <w:rPr>
+                <w:rFonts w:ascii="Times New Roman" w:hAnsi="Times New Roman" w:eastAsia="바탕"/>
+                <w:b/>
+                <w:sz w:val="20"/>
+              </w:rPr>
+              <w:t>요일 칸도 복용 기간 칸도 없다.</w:t>
+            </w:r>
+            <w:r>
+              <w:rPr>
+                <w:rFonts w:ascii="Times New Roman" w:hAnsi="Times New Roman" w:eastAsia="바탕"/>
+                <w:sz w:val="20"/>
+              </w:rPr>
+              <w:t xml:space="preserve"> 월·수·금 처방이 이레 내내 나가고, 30일 처방이 통이 빌 때까지 나간다.</w:t>
+            </w:r>
+          </w:p>
+          <w:p>
+            <w:pPr>
+              <w:spacing w:after="80" w:line="276" w:lineRule="auto"/>
+              <w:jc w:val="both"/>
+            </w:pPr>
+            <w:r>
+              <w:rPr>
+                <w:rFonts w:ascii="Times New Roman" w:hAnsi="Times New Roman" w:eastAsia="바탕"/>
+                <w:sz w:val="20"/>
+              </w:rPr>
+              <w:t xml:space="preserve">따라서 디스펜서가 릴레이로 </w:t>
+            </w:r>
+            <w:r>
+              <w:rPr>
+                <w:rFonts w:ascii="Times New Roman" w:hAnsi="Times New Roman" w:eastAsia="바탕"/>
+                <w:b/>
+                <w:sz w:val="20"/>
+              </w:rPr>
+              <w:t>나가는</w:t>
+            </w:r>
+            <w:r>
+              <w:rPr>
+                <w:rFonts w:ascii="Times New Roman" w:hAnsi="Times New Roman" w:eastAsia="바탕"/>
+                <w:sz w:val="20"/>
+              </w:rPr>
+              <w:t xml:space="preserve"> 연결 하나를 붙잡고 있게 했다. 방향이 바깥인 것은 가정용 공유기가 디스펜서로 포트를 열어 주지 않기 때문이고, 열어 달라고 부탁할 일도 아니기 때문이다. 릴레이가 HTTPS 이므로 혼합 콘텐츠 문제가 사라지고, 그래서 요일과 기간이 실린다.</w:t>
+            </w:r>
+          </w:p>
+          <w:p>
+            <w:pPr>
+              <w:spacing w:after="80" w:line="276" w:lineRule="auto"/>
+              <w:jc w:val="both"/>
+            </w:pPr>
+            <w:r>
+              <w:rPr>
+                <w:rFonts w:ascii="Times New Roman" w:hAnsi="Times New Roman" w:eastAsia="바탕"/>
+                <w:sz w:val="20"/>
+              </w:rPr>
+              <w:t xml:space="preserve">릴레이는 </w:t>
+            </w:r>
+            <w:r>
+              <w:rPr>
+                <w:rFonts w:ascii="Times New Roman" w:hAnsi="Times New Roman" w:eastAsia="바탕"/>
+                <w:b/>
+                <w:sz w:val="20"/>
+              </w:rPr>
+              <w:t>자기가 나르는 것을 읽지 못한다.</w:t>
+            </w:r>
+            <w:r>
+              <w:rPr>
+                <w:rFonts w:ascii="Times New Roman" w:hAnsi="Times New Roman" w:eastAsia="바탕"/>
+                <w:sz w:val="20"/>
+              </w:rPr>
+              <w:t xml:space="preserve"> 오가는 것은 전부 AES-256-GCM 이고, 여는 열쇠는 기기에 인쇄된 열 글자에서 양쪽이 각자 유도한다 — 어느 쪽도 그 열쇠를 보내지 않는다. 릴레이에게는 같은 유도의 다른 가지를 준다. 사서함을 구분하기에는 충분하고 여는 데는 쓸모없는 값이다.</w:t>
+            </w:r>
+          </w:p>
+          <w:p>
+            <w:pPr>
+              <w:spacing w:after="160"/>
+            </w:pPr>
+            <w:r>
+              <w:rPr>
+                <w:rFonts w:ascii="Consolas" w:hAnsi="Consolas" w:eastAsia="Consolas"/>
+                <w:sz w:val="18"/>
+              </w:rPr>
+              <w:t>인쇄 코드 ──HKDF──► device id      릴레이의 주소       (릴레이가 본다)</w:t>
+              <w:br/>
+              <w:t xml:space="preserve">         ──HKDF──► access token   그 사서함의 권한     (릴레이가 본다)</w:t>
+              <w:br/>
+              <w:t xml:space="preserve">         ──HKDF──► box key        일정을 연다          (절대 못 본다)</w:t>
+            </w:r>
+          </w:p>
+          <w:p>
+            <w:pPr>
+              <w:spacing w:after="80" w:line="276" w:lineRule="auto"/>
+              <w:jc w:val="both"/>
+            </w:pPr>
+            <w:r>
+              <w:rPr>
+                <w:rFonts w:ascii="Times New Roman" w:hAnsi="Times New Roman" w:eastAsia="바탕"/>
+                <w:b/>
+                <w:sz w:val="20"/>
+              </w:rPr>
+              <w:t>이것은 의존이 아니라 통로 하나가 늘어난 것이다.</w:t>
+            </w:r>
+            <w:r>
+              <w:rPr>
+                <w:rFonts w:ascii="Times New Roman" w:hAnsi="Times New Roman" w:eastAsia="바탕"/>
+                <w:sz w:val="20"/>
+              </w:rPr>
+              <w:t xml:space="preserve"> 일정은 이미 기기의 SD 카드에 있고 시각은 DS3231 이 안다. 릴레이가 멎었든, 닿지 않든, 아예 설정되지 않았든 누구의 복용도 놓치지 않는다. 표 12 의 판단은 그대로 유효하다 — 우리는 여전히 클라우드를 </w:t>
+            </w:r>
+            <w:r>
+              <w:rPr>
+                <w:rFonts w:ascii="Times New Roman" w:hAnsi="Times New Roman" w:eastAsia="바탕"/>
+                <w:b/>
+                <w:sz w:val="20"/>
+              </w:rPr>
+              <w:t>요구하지 않는다.</w:t>
             </w:r>
           </w:p>
           <w:p>
@@ -10361,7 +11281,7 @@
                 <w:rFonts w:ascii="Times New Roman" w:hAnsi="Times New Roman" w:eastAsia="바탕"/>
                 <w:sz w:val="20"/>
               </w:rPr>
-              <w:t>[표 12] 개인정보 관련 설계</w:t>
+              <w:t>[표 13] 개인정보 관련 설계</w:t>
             </w:r>
           </w:p>
           <w:tbl>
@@ -11049,7 +11969,7 @@
                 <w:rFonts w:ascii="Times New Roman" w:hAnsi="Times New Roman" w:eastAsia="바탕"/>
                 <w:sz w:val="20"/>
               </w:rPr>
-              <w:t>[표 13] 형성 평가의 채점 항목</w:t>
+              <w:t>[표 14] 형성 평가의 채점 항목</w:t>
             </w:r>
           </w:p>
           <w:tbl>
@@ -11421,7 +12341,7 @@
                 <w:rFonts w:ascii="Times New Roman" w:hAnsi="Times New Roman" w:eastAsia="바탕"/>
                 <w:sz w:val="20"/>
               </w:rPr>
-              <w:t>[표 14] 형성 평가 결과</w:t>
+              <w:t>[표 15] 형성 평가 결과</w:t>
             </w:r>
           </w:p>
           <w:tbl>
@@ -11780,7 +12700,7 @@
                 <w:rFonts w:ascii="Times New Roman" w:hAnsi="Times New Roman" w:eastAsia="바탕"/>
                 <w:sz w:val="20"/>
               </w:rPr>
-              <w:t>[표 15] 픽토그램 검증의 두 관문</w:t>
+              <w:t>[표 16] 픽토그램 검증의 두 관문</w:t>
             </w:r>
           </w:p>
           <w:tbl>
@@ -12324,7 +13244,7 @@
                 <w:rFonts w:ascii="Times New Roman" w:hAnsi="Times New Roman" w:eastAsia="바탕"/>
                 <w:sz w:val="20"/>
               </w:rPr>
-              <w:t>[표 16] 형태소 78종의 의미 검사 결과</w:t>
+              <w:t>[표 17] 형태소 78종의 의미 검사 결과</w:t>
             </w:r>
           </w:p>
           <w:tbl>
@@ -12533,7 +13453,7 @@
                 <w:rFonts w:ascii="Times New Roman" w:hAnsi="Times New Roman" w:eastAsia="바탕"/>
                 <w:sz w:val="20"/>
               </w:rPr>
-              <w:t>[표 17] 재작업으로 개선된 형태소</w:t>
+              <w:t>[표 18] 재작업으로 개선된 형태소</w:t>
             </w:r>
           </w:p>
           <w:tbl>
@@ -12991,7 +13911,7 @@
                 <w:rFonts w:ascii="Times New Roman" w:hAnsi="Times New Roman" w:eastAsia="바탕"/>
                 <w:sz w:val="20"/>
               </w:rPr>
-              <w:t>[표 18] 개선하지 못한 형태소와 그 이유</w:t>
+              <w:t>[표 19] 개선하지 못한 형태소와 그 이유</w:t>
             </w:r>
           </w:p>
           <w:tbl>
@@ -13473,7 +14393,7 @@
                 <w:rFonts w:ascii="Times New Roman" w:hAnsi="Times New Roman" w:eastAsia="바탕"/>
                 <w:sz w:val="20"/>
               </w:rPr>
-              <w:t>[표 19] 영양 추정 모델의 항목별 오차 (n = 507)</w:t>
+              <w:t>[표 20] 영양 추정 모델의 항목별 오차 (n = 507)</w:t>
             </w:r>
           </w:p>
           <w:tbl>
@@ -14169,7 +15089,7 @@
                 <w:rFonts w:ascii="Times New Roman" w:hAnsi="Times New Roman" w:eastAsia="바탕"/>
                 <w:sz w:val="20"/>
               </w:rPr>
-              <w:t>[표 20] float32 와 int8 의 비교</w:t>
+              <w:t>[표 21] float32 와 int8 의 비교</w:t>
             </w:r>
           </w:p>
           <w:tbl>
@@ -14437,7 +15357,7 @@
                 <w:rFonts w:ascii="Times New Roman" w:hAnsi="Times New Roman" w:eastAsia="바탕"/>
                 <w:sz w:val="20"/>
               </w:rPr>
-              <w:t>[표 21] 오프라인 동작 확인</w:t>
+              <w:t>[표 22] 오프라인 동작 확인</w:t>
             </w:r>
           </w:p>
           <w:tbl>
@@ -14653,7 +15573,7 @@
                 <w:rFonts w:ascii="Times New Roman" w:hAnsi="Times New Roman" w:eastAsia="바탕"/>
                 <w:sz w:val="20"/>
               </w:rPr>
-              <w:t>[표 22] SDG 3 세부 목표와의 대응</w:t>
+              <w:t>[표 23] SDG 3 세부 목표와의 대응</w:t>
             </w:r>
           </w:p>
           <w:tbl>
@@ -14984,7 +15904,7 @@
                 <w:rFonts w:ascii="Times New Roman" w:hAnsi="Times New Roman" w:eastAsia="바탕"/>
                 <w:sz w:val="20"/>
               </w:rPr>
-              <w:t>[표 23] 대회 이후 계획</w:t>
+              <w:t>[표 24] 대회 이후 계획</w:t>
             </w:r>
           </w:p>
           <w:tbl>

--- a/docs/proposal/SnapCare_H1_Final_Proposal_KO.docx
+++ b/docs/proposal/SnapCare_H1_Final_Proposal_KO.docx
@@ -851,7 +851,110 @@
                 <w:rFonts w:ascii="Times New Roman" w:hAnsi="Times New Roman" w:eastAsia="바탕"/>
                 <w:sz w:val="20"/>
               </w:rPr>
-              <w:t>SnapCare 는 처방전·영양성분표·의약품·음식을 사진 한 장으로 찍으면 그림과 음성과 색 하나로 답하는 웹 앱으로, 글을 읽지 못하거나 읽기 어려운 사람이 스스로 약을 먹고 음식을 고를 수 있게 하는 것을 목적으로 한다. 대상은 저문해 성인과 고령자이며, 이들은 처방전을 받는 순간부터 그 내용에 접근하지 못해 복약 오류·치료 실패·항생제 내성에 노출된다. 앱은 자체 개발한 두 엔진 — 픽토그램을 문법으로 합성하는 SIGIL 과 음성 지시를 재구성하는 VOCA — 을 통해 화면 어디에서도 글을 읽거나 입력할 것을 요구하지 않으며, 판정은 기기 안에서 이루어져 인터넷 없이도 동작한다.</w:t>
+              <w:t xml:space="preserve">SnapCare 는 처방전·영양성분표·의약품·음식을 사진 한 장으로 찍으면 그림과 음성과 색 하나로 답하는 웹 앱으로, 글을 읽지 못하거나 읽기 어려운 사람이 스스로 약을 먹고 음식을 고를 수 있게 하는 것을 목적으로 한다. 대상은 저문해 성인과 고령자이며, 이들은 처방전을 받는 순간부터 그 내용에 접근하지 못해 복약 오류·치료 실패·항생제 내성에 노출된다. 앱은 자체 개발한 두 엔진 — 픽토그램을 </w:t>
+            </w:r>
+            <w:r>
+              <w:rPr>
+                <w:rFonts w:ascii="Times New Roman" w:hAnsi="Times New Roman" w:eastAsia="바탕"/>
+                <w:b/>
+                <w:sz w:val="20"/>
+              </w:rPr>
+              <w:t>문법으로 합성</w:t>
+            </w:r>
+            <w:r>
+              <w:rPr>
+                <w:rFonts w:ascii="Times New Roman" w:hAnsi="Times New Roman" w:eastAsia="바탕"/>
+                <w:sz w:val="20"/>
+              </w:rPr>
+              <w:t>하는 SIGIL(형태소 78종)과 음성 지시를 재구성하는 VOCA — 을 통해 화면 어디에서도 글을 읽거나 입력할 것을 요구하지 않으며, 판정은 기기 안에서 이루어져 인터넷 없이도 동작한다.</w:t>
+            </w:r>
+          </w:p>
+          <w:p>
+            <w:pPr>
+              <w:spacing w:after="80" w:line="276" w:lineRule="auto"/>
+              <w:jc w:val="both"/>
+            </w:pPr>
+            <w:r>
+              <w:rPr>
+                <w:rFonts w:ascii="Times New Roman" w:hAnsi="Times New Roman" w:eastAsia="바탕"/>
+                <w:sz w:val="20"/>
+              </w:rPr>
+              <w:t xml:space="preserve">본 제안서가 근거로 삼는 측정은 다음과 같다. 표본 처방전과 사용자 조건을 조합한 28회 시행에서 여섯 항목이 모두 전달된 경우가 수정 전 0건에서 </w:t>
+            </w:r>
+            <w:r>
+              <w:rPr>
+                <w:rFonts w:ascii="Times New Roman" w:hAnsi="Times New Roman" w:eastAsia="바탕"/>
+                <w:b/>
+                <w:sz w:val="20"/>
+              </w:rPr>
+              <w:t>27건</w:t>
+            </w:r>
+            <w:r>
+              <w:rPr>
+                <w:rFonts w:ascii="Times New Roman" w:hAnsi="Times New Roman" w:eastAsia="바탕"/>
+                <w:sz w:val="20"/>
+              </w:rPr>
+              <w:t xml:space="preserve">이 되었고(§5.1), 형태소 78종을 배포 전에 자동으로 검사해 </w:t>
+            </w:r>
+            <w:r>
+              <w:rPr>
+                <w:rFonts w:ascii="Times New Roman" w:hAnsi="Times New Roman" w:eastAsia="바탕"/>
+                <w:b/>
+                <w:sz w:val="20"/>
+              </w:rPr>
+              <w:t>54종이 의도대로, 24종이 다르게 읽히는 것</w:t>
+            </w:r>
+            <w:r>
+              <w:rPr>
+                <w:rFonts w:ascii="Times New Roman" w:hAnsi="Times New Roman" w:eastAsia="바탕"/>
+                <w:sz w:val="20"/>
+              </w:rPr>
+              <w:t xml:space="preserve">을 찾아 고쳤으며(§5.2), 영양 추정 모델을 Nutrition5k 공식 테스트 507접시로 직접 채점해 </w:t>
+            </w:r>
+            <w:r>
+              <w:rPr>
+                <w:rFonts w:ascii="Times New Roman" w:hAnsi="Times New Roman" w:eastAsia="바탕"/>
+                <w:b/>
+                <w:sz w:val="20"/>
+              </w:rPr>
+              <w:t>평균 오차 26.75%</w:t>
+            </w:r>
+            <w:r>
+              <w:rPr>
+                <w:rFonts w:ascii="Times New Roman" w:hAnsi="Times New Roman" w:eastAsia="바탕"/>
+                <w:sz w:val="20"/>
+              </w:rPr>
+              <w:t xml:space="preserve">를 얻었다(§5.5). 본 연구는 정보가 화면에 </w:t>
+            </w:r>
+            <w:r>
+              <w:rPr>
+                <w:rFonts w:ascii="Times New Roman" w:hAnsi="Times New Roman" w:eastAsia="바탕"/>
+                <w:b/>
+                <w:sz w:val="20"/>
+              </w:rPr>
+              <w:t>도달</w:t>
+            </w:r>
+            <w:r>
+              <w:rPr>
+                <w:rFonts w:ascii="Times New Roman" w:hAnsi="Times New Roman" w:eastAsia="바탕"/>
+                <w:sz w:val="20"/>
+              </w:rPr>
+              <w:t xml:space="preserve">하는 것을 측정했을 뿐이며, 그것이 사람에게 </w:t>
+            </w:r>
+            <w:r>
+              <w:rPr>
+                <w:rFonts w:ascii="Times New Roman" w:hAnsi="Times New Roman" w:eastAsia="바탕"/>
+                <w:b/>
+                <w:sz w:val="20"/>
+              </w:rPr>
+              <w:t>읽히는지</w:t>
+            </w:r>
+            <w:r>
+              <w:rPr>
+                <w:rFonts w:ascii="Times New Roman" w:hAnsi="Times New Roman" w:eastAsia="바탕"/>
+                <w:sz w:val="20"/>
+              </w:rPr>
+              <w:t>는 아직 사람에게 묻지 않았다(§5.8).</w:t>
             </w:r>
           </w:p>
         </w:tc>
@@ -10956,7 +11059,712 @@
                 <w:rFonts w:ascii="Times New Roman" w:hAnsi="Times New Roman" w:eastAsia="바탕"/>
                 <w:sz w:val="20"/>
               </w:rPr>
-              <w:t>으로 대체했다. 의사나 약사가 서식에 표시하면, 환자는 그것을 사진으로 찍기만 하면 된다. 판독은 팀에서 만든 OpenCV 파서가 수행하며, 네 귀퉁이의 ArUco 마커로 서식을 정렬한다.</w:t>
+              <w:t>으로 대체했다. 의사나 약사가 서식에 표시하면, 환자는 그것을 사진으로 찍기만 하면 된다. 판독은 팀에서 만든 OpenCV 파서가 수행한다.</w:t>
+            </w:r>
+          </w:p>
+          <w:p>
+            <w:pPr>
+              <w:spacing w:after="80" w:line="276" w:lineRule="auto"/>
+              <w:jc w:val="both"/>
+            </w:pPr>
+            <w:r>
+              <w:rPr>
+                <w:rFonts w:ascii="Times New Roman" w:hAnsi="Times New Roman" w:eastAsia="바탕"/>
+                <w:sz w:val="20"/>
+              </w:rPr>
+              <w:t xml:space="preserve">판독은 네 단계다. 서식 네 귀퉁이의 ArUco 마커를 찾아 원근을 보정하고(1000×1000으로 펴고), 적응형 이진화를 걸고, 설정 파일에 적힌 좌표에서 각 버블의 </w:t>
+            </w:r>
+            <w:r>
+              <w:rPr>
+                <w:rFonts w:ascii="Times New Roman" w:hAnsi="Times New Roman" w:eastAsia="바탕"/>
+                <w:b/>
+                <w:sz w:val="20"/>
+              </w:rPr>
+              <w:t>채움 비율</w:t>
+            </w:r>
+            <w:r>
+              <w:rPr>
+                <w:rFonts w:ascii="Times New Roman" w:hAnsi="Times New Roman" w:eastAsia="바탕"/>
+                <w:sz w:val="20"/>
+              </w:rPr>
+              <w:t>을 재고, 그 비율로 무엇이 표시되었는지 정한다. 마커를 찾지 못하면 값을 지어내지 않고 "종이 전체가 화면에 들어오지 않았다" 는 뜻의 오류를 돌려준다.</w:t>
+            </w:r>
+          </w:p>
+          <w:p>
+            <w:pPr>
+              <w:spacing w:after="80" w:line="276" w:lineRule="auto"/>
+              <w:jc w:val="both"/>
+            </w:pPr>
+            <w:r>
+              <w:rPr>
+                <w:rFonts w:ascii="Times New Roman" w:hAnsi="Times New Roman" w:eastAsia="바탕"/>
+                <w:sz w:val="20"/>
+              </w:rPr>
+              <w:t xml:space="preserve">값을 정하는 규칙에 한 가지 판단이 들어 있다. 항목마다 </w:t>
+            </w:r>
+            <w:r>
+              <w:rPr>
+                <w:rFonts w:ascii="Times New Roman" w:hAnsi="Times New Roman" w:eastAsia="바탕"/>
+                <w:b/>
+                <w:sz w:val="20"/>
+              </w:rPr>
+              <w:t>하나만 고르는 것</w:t>
+            </w:r>
+            <w:r>
+              <w:rPr>
+                <w:rFonts w:ascii="Times New Roman" w:hAnsi="Times New Roman" w:eastAsia="바탕"/>
+                <w:sz w:val="20"/>
+              </w:rPr>
+              <w:t xml:space="preserve">(칸 번호·기간·시각)과 </w:t>
+            </w:r>
+            <w:r>
+              <w:rPr>
+                <w:rFonts w:ascii="Times New Roman" w:hAnsi="Times New Roman" w:eastAsia="바탕"/>
+                <w:b/>
+                <w:sz w:val="20"/>
+              </w:rPr>
+              <w:t>여럿 고를 수 있는 것</w:t>
+            </w:r>
+            <w:r>
+              <w:rPr>
+                <w:rFonts w:ascii="Times New Roman" w:hAnsi="Times New Roman" w:eastAsia="바탕"/>
+                <w:sz w:val="20"/>
+              </w:rPr>
+              <w:t>(요일)이 다르게 처리된다. 전자는 가장 진한 칸 하나를 고르되 2등과의 차이가 충분해야 하고, 그렇지 않으면 값을 내지 않고 문제로 보고한다. 애매한 것을 그럴듯하게 고르는 것이 이 경로에서 가장 나쁜 실패이기 때문이다 — 잘못 읽은 복용 시각은 아무 값도 읽지 못한 것보다 위험하다.</w:t>
+            </w:r>
+          </w:p>
+          <w:p>
+            <w:pPr>
+              <w:spacing w:after="80" w:line="276" w:lineRule="auto"/>
+              <w:jc w:val="both"/>
+            </w:pPr>
+            <w:r>
+              <w:rPr>
+                <w:rFonts w:ascii="Times New Roman" w:hAnsi="Times New Roman" w:eastAsia="바탕"/>
+                <w:sz w:val="20"/>
+              </w:rPr>
+              <w:t>#### 어디까지 견디는지 재었다</w:t>
+            </w:r>
+          </w:p>
+          <w:p>
+            <w:pPr>
+              <w:spacing w:after="80" w:line="276" w:lineRule="auto"/>
+              <w:jc w:val="both"/>
+            </w:pPr>
+            <w:r>
+              <w:rPr>
+                <w:rFonts w:ascii="Times New Roman" w:hAnsi="Times New Roman" w:eastAsia="바탕"/>
+                <w:sz w:val="20"/>
+              </w:rPr>
+              <w:t xml:space="preserve">파서가 얼마나 험한 사진까지 읽는지를 </w:t>
+            </w:r>
+            <w:r>
+              <w:rPr>
+                <w:rFonts w:ascii="Times New Roman" w:hAnsi="Times New Roman" w:eastAsia="바탕"/>
+                <w:b/>
+                <w:sz w:val="20"/>
+              </w:rPr>
+              <w:t>의견이 아니라 측정</w:t>
+            </w:r>
+            <w:r>
+              <w:rPr>
+                <w:rFonts w:ascii="Times New Roman" w:hAnsi="Times New Roman" w:eastAsia="바탕"/>
+                <w:sz w:val="20"/>
+              </w:rPr>
+              <w:t>으로 남기고 싶었다. 그런데 광학 마크 판독기를 시험하려면 보통 서식을 인쇄하고 손으로 칠하고 여러 조명에서 사진을 찍어야 하며, 코드를 고칠 때마다 그것을 다시 해야 한다. 그러면 아무도 돌리지 않게 되고, 나쁜 조건에서의 동작은 계속 짐작으로 남는다.</w:t>
+            </w:r>
+          </w:p>
+          <w:p>
+            <w:pPr>
+              <w:spacing w:after="80" w:line="276" w:lineRule="auto"/>
+              <w:jc w:val="both"/>
+            </w:pPr>
+            <w:r>
+              <w:rPr>
+                <w:rFonts w:ascii="Times New Roman" w:hAnsi="Times New Roman" w:eastAsia="바탕"/>
+                <w:sz w:val="20"/>
+              </w:rPr>
+              <w:t xml:space="preserve">그래서 </w:t>
+            </w:r>
+            <w:r>
+              <w:rPr>
+                <w:rFonts w:ascii="Times New Roman" w:hAnsi="Times New Roman" w:eastAsia="바탕"/>
+                <w:b/>
+                <w:sz w:val="20"/>
+              </w:rPr>
+              <w:t>사진을 만들어 낸다.</w:t>
+            </w:r>
+            <w:r>
+              <w:rPr>
+                <w:rFonts w:ascii="Times New Roman" w:hAnsi="Times New Roman" w:eastAsia="바탕"/>
+                <w:sz w:val="20"/>
+              </w:rPr>
+              <w:t xml:space="preserve"> 실제 서식 이미지에서 시작해 사람이 칠하듯 버블을 칠하고(가운데를 벗어나게, 덜 채워지게, 때로는 윤곽을 넘치게), 그 종이를 휴대폰 카메라가 겪는 일들에 통과시킨다 — 비스듬히 들어 생기는 원근, 창을 등지고 서서 생기는 조명 기울기, 초점 흐림, 센서 잡음, JPEG 압축. 결과는 파서가 본 적 없는 이미지이고 </w:t>
+            </w:r>
+            <w:r>
+              <w:rPr>
+                <w:rFonts w:ascii="Times New Roman" w:hAnsi="Times New Roman" w:eastAsia="바탕"/>
+                <w:b/>
+                <w:sz w:val="20"/>
+              </w:rPr>
+              <w:t>정답은 정확히 알고 있다.</w:t>
+            </w:r>
+          </w:p>
+          <w:p>
+            <w:pPr>
+              <w:spacing w:after="80" w:line="276" w:lineRule="auto"/>
+              <w:jc w:val="both"/>
+            </w:pPr>
+            <w:r>
+              <w:rPr>
+                <w:rFonts w:ascii="Times New Roman" w:hAnsi="Times New Roman" w:eastAsia="바탕"/>
+                <w:sz w:val="20"/>
+              </w:rPr>
+              <w:t xml:space="preserve">이 합성기로 각 열화를 판독이 깨질 때까지 밀어 올렸다. 한 지점은 그 지점의 모든 시행이 </w:t>
+            </w:r>
+            <w:r>
+              <w:rPr>
+                <w:rFonts w:ascii="Times New Roman" w:hAnsi="Times New Roman" w:eastAsia="바탕"/>
+                <w:b/>
+                <w:sz w:val="20"/>
+              </w:rPr>
+              <w:t>정확히</w:t>
+            </w:r>
+            <w:r>
+              <w:rPr>
+                <w:rFonts w:ascii="Times New Roman" w:hAnsi="Times New Roman" w:eastAsia="바탕"/>
+                <w:sz w:val="20"/>
+              </w:rPr>
+              <w:t xml:space="preserve"> 읽혔을 때만 통과로 친다.</w:t>
+            </w:r>
+          </w:p>
+          <w:p>
+            <w:pPr>
+              <w:spacing w:after="80" w:line="276" w:lineRule="auto"/>
+              <w:jc w:val="both"/>
+            </w:pPr>
+            <w:r>
+              <w:rPr>
+                <w:rFonts w:ascii="Times New Roman" w:hAnsi="Times New Roman" w:eastAsia="바탕"/>
+                <w:sz w:val="20"/>
+              </w:rPr>
+              <w:t>[표 13] 판독이 100%를 유지한 마지막 지점 (지점당 16장)</w:t>
+            </w:r>
+          </w:p>
+          <w:tbl>
+            <w:tblPr>
+              <w:tblW w:type="auto" w:w="0"/>
+              <w:jc w:val="center"/>
+              <w:tblLook w:firstColumn="1" w:firstRow="1" w:lastColumn="0" w:lastRow="0" w:noHBand="0" w:noVBand="1" w:val="04A0"/>
+              <w:tblBorders>
+                <w:top w:val="single" w:sz="4" w:color="BFBFBF"/>
+                <w:left w:val="single" w:sz="4" w:color="BFBFBF"/>
+                <w:bottom w:val="single" w:sz="4" w:color="BFBFBF"/>
+                <w:right w:val="single" w:sz="4" w:color="BFBFBF"/>
+                <w:insideH w:val="single" w:sz="4" w:color="BFBFBF"/>
+                <w:insideV w:val="single" w:sz="4" w:color="BFBFBF"/>
+              </w:tblBorders>
+            </w:tblPr>
+            <w:tblGrid>
+              <w:gridCol w:w="3238"/>
+              <w:gridCol w:w="3238"/>
+              <w:gridCol w:w="3238"/>
+            </w:tblGrid>
+            <w:tr>
+              <w:tc>
+                <w:tcPr>
+                  <w:tcW w:type="dxa" w:w="3238"/>
+                  <w:shd w:val="clear" w:fill="F2F2F2"/>
+                </w:tcPr>
+                <w:p>
+                  <w:r>
+                    <w:rPr>
+                      <w:rFonts w:ascii="Times New Roman" w:hAnsi="Times New Roman" w:eastAsia="바탕"/>
+                      <w:b/>
+                      <w:sz w:val="18"/>
+                    </w:rPr>
+                    <w:t>열화</w:t>
+                  </w:r>
+                </w:p>
+              </w:tc>
+              <w:tc>
+                <w:tcPr>
+                  <w:tcW w:type="dxa" w:w="3238"/>
+                  <w:shd w:val="clear" w:fill="F2F2F2"/>
+                </w:tcPr>
+                <w:p>
+                  <w:r>
+                    <w:rPr>
+                      <w:rFonts w:ascii="Times New Roman" w:hAnsi="Times New Roman" w:eastAsia="바탕"/>
+                      <w:b/>
+                      <w:sz w:val="18"/>
+                    </w:rPr>
+                    <w:t>마지막으로 전부 맞힌 값</w:t>
+                  </w:r>
+                </w:p>
+              </w:tc>
+              <w:tc>
+                <w:tcPr>
+                  <w:tcW w:type="dxa" w:w="3238"/>
+                  <w:shd w:val="clear" w:fill="F2F2F2"/>
+                </w:tcPr>
+                <w:p>
+                  <w:r>
+                    <w:rPr>
+                      <w:rFonts w:ascii="Times New Roman" w:hAnsi="Times New Roman" w:eastAsia="바탕"/>
+                      <w:b/>
+                      <w:sz w:val="18"/>
+                    </w:rPr>
+                    <w:t>그다음 값에서</w:t>
+                  </w:r>
+                </w:p>
+              </w:tc>
+            </w:tr>
+            <w:tr>
+              <w:tc>
+                <w:tcPr>
+                  <w:tcW w:type="dxa" w:w="3238"/>
+                </w:tcPr>
+                <w:p>
+                  <w:r>
+                    <w:rPr>
+                      <w:rFonts w:ascii="Times New Roman" w:hAnsi="Times New Roman" w:eastAsia="바탕"/>
+                      <w:sz w:val="18"/>
+                    </w:rPr>
+                    <w:t>초점 흐림</w:t>
+                  </w:r>
+                </w:p>
+              </w:tc>
+              <w:tc>
+                <w:tcPr>
+                  <w:tcW w:type="dxa" w:w="3238"/>
+                </w:tcPr>
+                <w:p>
+                  <w:r>
+                    <w:rPr>
+                      <w:rFonts w:ascii="Times New Roman" w:hAnsi="Times New Roman" w:eastAsia="바탕"/>
+                      <w:sz w:val="18"/>
+                    </w:rPr>
+                    <w:t>2.0 px</w:t>
+                  </w:r>
+                </w:p>
+              </w:tc>
+              <w:tc>
+                <w:tcPr>
+                  <w:tcW w:type="dxa" w:w="3238"/>
+                </w:tcPr>
+                <w:p>
+                  <w:r>
+                    <w:rPr>
+                      <w:rFonts w:ascii="Times New Roman" w:hAnsi="Times New Roman" w:eastAsia="바탕"/>
+                      <w:sz w:val="18"/>
+                    </w:rPr>
+                    <w:t>2.5 px 에서 무너짐</w:t>
+                  </w:r>
+                </w:p>
+              </w:tc>
+            </w:tr>
+            <w:tr>
+              <w:tc>
+                <w:tcPr>
+                  <w:tcW w:type="dxa" w:w="3238"/>
+                </w:tcPr>
+                <w:p>
+                  <w:r>
+                    <w:rPr>
+                      <w:rFonts w:ascii="Times New Roman" w:hAnsi="Times New Roman" w:eastAsia="바탕"/>
+                      <w:sz w:val="18"/>
+                    </w:rPr>
+                    <w:t>원근 기울기</w:t>
+                  </w:r>
+                </w:p>
+              </w:tc>
+              <w:tc>
+                <w:tcPr>
+                  <w:tcW w:type="dxa" w:w="3238"/>
+                </w:tcPr>
+                <w:p>
+                  <w:r>
+                    <w:rPr>
+                      <w:rFonts w:ascii="Times New Roman" w:hAnsi="Times New Roman" w:eastAsia="바탕"/>
+                      <w:sz w:val="18"/>
+                    </w:rPr>
+                    <w:t>0.18</w:t>
+                  </w:r>
+                </w:p>
+              </w:tc>
+              <w:tc>
+                <w:tcPr>
+                  <w:tcW w:type="dxa" w:w="3238"/>
+                </w:tcPr>
+                <w:p>
+                  <w:r>
+                    <w:rPr>
+                      <w:rFonts w:ascii="Times New Roman" w:hAnsi="Times New Roman" w:eastAsia="바탕"/>
+                      <w:sz w:val="18"/>
+                    </w:rPr>
+                    <w:t>0.22 에서 무너짐</w:t>
+                  </w:r>
+                </w:p>
+              </w:tc>
+            </w:tr>
+            <w:tr>
+              <w:tc>
+                <w:tcPr>
+                  <w:tcW w:type="dxa" w:w="3238"/>
+                </w:tcPr>
+                <w:p>
+                  <w:r>
+                    <w:rPr>
+                      <w:rFonts w:ascii="Times New Roman" w:hAnsi="Times New Roman" w:eastAsia="바탕"/>
+                      <w:sz w:val="18"/>
+                    </w:rPr>
+                    <w:t>센서 잡음</w:t>
+                  </w:r>
+                </w:p>
+              </w:tc>
+              <w:tc>
+                <w:tcPr>
+                  <w:tcW w:type="dxa" w:w="3238"/>
+                </w:tcPr>
+                <w:p>
+                  <w:r>
+                    <w:rPr>
+                      <w:rFonts w:ascii="Times New Roman" w:hAnsi="Times New Roman" w:eastAsia="바탕"/>
+                      <w:sz w:val="18"/>
+                    </w:rPr>
+                    <w:t>σ = 32</w:t>
+                  </w:r>
+                </w:p>
+              </w:tc>
+              <w:tc>
+                <w:tcPr>
+                  <w:tcW w:type="dxa" w:w="3238"/>
+                </w:tcPr>
+                <w:p>
+                  <w:r>
+                    <w:rPr>
+                      <w:rFonts w:ascii="Times New Roman" w:hAnsi="Times New Roman" w:eastAsia="바탕"/>
+                      <w:sz w:val="18"/>
+                    </w:rPr>
+                    <w:t>σ = 48 에서 81.2%</w:t>
+                  </w:r>
+                </w:p>
+              </w:tc>
+            </w:tr>
+            <w:tr>
+              <w:tc>
+                <w:tcPr>
+                  <w:tcW w:type="dxa" w:w="3238"/>
+                </w:tcPr>
+                <w:p>
+                  <w:r>
+                    <w:rPr>
+                      <w:rFonts w:ascii="Times New Roman" w:hAnsi="Times New Roman" w:eastAsia="바탕"/>
+                      <w:sz w:val="18"/>
+                    </w:rPr>
+                    <w:t>표시 채움 정도</w:t>
+                  </w:r>
+                </w:p>
+              </w:tc>
+              <w:tc>
+                <w:tcPr>
+                  <w:tcW w:type="dxa" w:w="3238"/>
+                </w:tcPr>
+                <w:p>
+                  <w:r>
+                    <w:rPr>
+                      <w:rFonts w:ascii="Times New Roman" w:hAnsi="Times New Roman" w:eastAsia="바탕"/>
+                      <w:sz w:val="18"/>
+                    </w:rPr>
+                    <w:t>0.4</w:t>
+                  </w:r>
+                </w:p>
+              </w:tc>
+              <w:tc>
+                <w:tcPr>
+                  <w:tcW w:type="dxa" w:w="3238"/>
+                </w:tcPr>
+                <w:p>
+                  <w:r>
+                    <w:rPr>
+                      <w:rFonts w:ascii="Times New Roman" w:hAnsi="Times New Roman" w:eastAsia="바탕"/>
+                      <w:sz w:val="18"/>
+                    </w:rPr>
+                    <w:t>0.3 에서 50.0%</w:t>
+                  </w:r>
+                </w:p>
+              </w:tc>
+            </w:tr>
+            <w:tr>
+              <w:tc>
+                <w:tcPr>
+                  <w:tcW w:type="dxa" w:w="3238"/>
+                </w:tcPr>
+                <w:p>
+                  <w:r>
+                    <w:rPr>
+                      <w:rFonts w:ascii="Times New Roman" w:hAnsi="Times New Roman" w:eastAsia="바탕"/>
+                      <w:sz w:val="18"/>
+                    </w:rPr>
+                    <w:t>그림자</w:t>
+                  </w:r>
+                </w:p>
+              </w:tc>
+              <w:tc>
+                <w:tcPr>
+                  <w:tcW w:type="dxa" w:w="3238"/>
+                </w:tcPr>
+                <w:p>
+                  <w:r>
+                    <w:rPr>
+                      <w:rFonts w:ascii="Times New Roman" w:hAnsi="Times New Roman" w:eastAsia="바탕"/>
+                      <w:sz w:val="18"/>
+                    </w:rPr>
+                    <w:t>0.9</w:t>
+                  </w:r>
+                </w:p>
+              </w:tc>
+              <w:tc>
+                <w:tcPr>
+                  <w:tcW w:type="dxa" w:w="3238"/>
+                </w:tcPr>
+                <w:p>
+                  <w:r>
+                    <w:rPr>
+                      <w:rFonts w:ascii="Times New Roman" w:hAnsi="Times New Roman" w:eastAsia="바탕"/>
+                      <w:b/>
+                      <w:sz w:val="18"/>
+                    </w:rPr>
+                    <w:t>시험 범위 안에서 깨지지 않음</w:t>
+                  </w:r>
+                </w:p>
+              </w:tc>
+            </w:tr>
+            <w:tr>
+              <w:tc>
+                <w:tcPr>
+                  <w:tcW w:type="dxa" w:w="3238"/>
+                </w:tcPr>
+                <w:p>
+                  <w:r>
+                    <w:rPr>
+                      <w:rFonts w:ascii="Times New Roman" w:hAnsi="Times New Roman" w:eastAsia="바탕"/>
+                      <w:sz w:val="18"/>
+                    </w:rPr>
+                    <w:t>밝기</w:t>
+                  </w:r>
+                </w:p>
+              </w:tc>
+              <w:tc>
+                <w:tcPr>
+                  <w:tcW w:type="dxa" w:w="3238"/>
+                </w:tcPr>
+                <w:p>
+                  <w:r>
+                    <w:rPr>
+                      <w:rFonts w:ascii="Times New Roman" w:hAnsi="Times New Roman" w:eastAsia="바탕"/>
+                      <w:sz w:val="18"/>
+                    </w:rPr>
+                    <w:t>0.25배</w:t>
+                  </w:r>
+                </w:p>
+              </w:tc>
+              <w:tc>
+                <w:tcPr>
+                  <w:tcW w:type="dxa" w:w="3238"/>
+                </w:tcPr>
+                <w:p>
+                  <w:r>
+                    <w:rPr>
+                      <w:rFonts w:ascii="Times New Roman" w:hAnsi="Times New Roman" w:eastAsia="바탕"/>
+                      <w:b/>
+                      <w:sz w:val="18"/>
+                    </w:rPr>
+                    <w:t>시험 범위 안에서 깨지지 않음</w:t>
+                  </w:r>
+                </w:p>
+              </w:tc>
+            </w:tr>
+            <w:tr>
+              <w:tc>
+                <w:tcPr>
+                  <w:tcW w:type="dxa" w:w="3238"/>
+                </w:tcPr>
+                <w:p>
+                  <w:r>
+                    <w:rPr>
+                      <w:rFonts w:ascii="Times New Roman" w:hAnsi="Times New Roman" w:eastAsia="바탕"/>
+                      <w:sz w:val="18"/>
+                    </w:rPr>
+                    <w:t>JPEG 품질</w:t>
+                  </w:r>
+                </w:p>
+              </w:tc>
+              <w:tc>
+                <w:tcPr>
+                  <w:tcW w:type="dxa" w:w="3238"/>
+                </w:tcPr>
+                <w:p>
+                  <w:r>
+                    <w:rPr>
+                      <w:rFonts w:ascii="Times New Roman" w:hAnsi="Times New Roman" w:eastAsia="바탕"/>
+                      <w:sz w:val="18"/>
+                    </w:rPr>
+                    <w:t>8</w:t>
+                  </w:r>
+                </w:p>
+              </w:tc>
+              <w:tc>
+                <w:tcPr>
+                  <w:tcW w:type="dxa" w:w="3238"/>
+                </w:tcPr>
+                <w:p>
+                  <w:r>
+                    <w:rPr>
+                      <w:rFonts w:ascii="Times New Roman" w:hAnsi="Times New Roman" w:eastAsia="바탕"/>
+                      <w:b/>
+                      <w:sz w:val="18"/>
+                    </w:rPr>
+                    <w:t>시험 범위 안에서 깨지지 않음</w:t>
+                  </w:r>
+                </w:p>
+              </w:tc>
+            </w:tr>
+          </w:tbl>
+          <w:p/>
+          <w:p>
+            <w:pPr>
+              <w:spacing w:after="120"/>
+            </w:pPr>
+          </w:p>
+          <w:p>
+            <w:pPr>
+              <w:spacing w:after="80" w:line="276" w:lineRule="auto"/>
+              <w:jc w:val="both"/>
+            </w:pPr>
+            <w:r>
+              <w:rPr>
+                <w:rFonts w:ascii="Times New Roman" w:hAnsi="Times New Roman" w:eastAsia="바탕"/>
+                <w:sz w:val="20"/>
+              </w:rPr>
+              <w:t xml:space="preserve">아래 세 줄은 한계가 아니라 </w:t>
+            </w:r>
+            <w:r>
+              <w:rPr>
+                <w:rFonts w:ascii="Times New Roman" w:hAnsi="Times New Roman" w:eastAsia="바탕"/>
+                <w:b/>
+                <w:sz w:val="20"/>
+              </w:rPr>
+              <w:t>하한</w:t>
+            </w:r>
+            <w:r>
+              <w:rPr>
+                <w:rFonts w:ascii="Times New Roman" w:hAnsi="Times New Roman" w:eastAsia="바탕"/>
+                <w:sz w:val="20"/>
+              </w:rPr>
+              <w:t>이다. 시험한 가장 험한 값까지 100%를 유지했다는 뜻이며, 더 밀면 어디서 깨지는지는 모른다. 한계로 읽으면 실제보다 나쁘게 적는 것이 되므로 그대로 구분해 적는다.</w:t>
+            </w:r>
+          </w:p>
+          <w:p>
+            <w:pPr>
+              <w:spacing w:after="80" w:line="276" w:lineRule="auto"/>
+              <w:jc w:val="both"/>
+            </w:pPr>
+            <w:r>
+              <w:rPr>
+                <w:rFonts w:ascii="Times New Roman" w:hAnsi="Times New Roman" w:eastAsia="바탕"/>
+                <w:sz w:val="20"/>
+              </w:rPr>
+              <w:t xml:space="preserve">읽어야 할 값은 표 13 의 왼쪽이 아니라 </w:t>
+            </w:r>
+            <w:r>
+              <w:rPr>
+                <w:rFonts w:ascii="Times New Roman" w:hAnsi="Times New Roman" w:eastAsia="바탕"/>
+                <w:b/>
+                <w:sz w:val="20"/>
+              </w:rPr>
+              <w:t>오른쪽 두 줄이 무엇인가</w:t>
+            </w:r>
+            <w:r>
+              <w:rPr>
+                <w:rFonts w:ascii="Times New Roman" w:hAnsi="Times New Roman" w:eastAsia="바탕"/>
+                <w:sz w:val="20"/>
+              </w:rPr>
+              <w:t xml:space="preserve">다. 그림자와 밝기에 강한 것은 적응형 이진화가 국소적으로 문턱을 잡기 때문이고, JPEG 품질 8까지 견디는 것은 판독 대상이 미세한 무늬가 아니라 </w:t>
+            </w:r>
+            <w:r>
+              <w:rPr>
+                <w:rFonts w:ascii="Times New Roman" w:hAnsi="Times New Roman" w:eastAsia="바탕"/>
+                <w:b/>
+                <w:sz w:val="20"/>
+              </w:rPr>
+              <w:t>칠해진 면적</w:t>
+            </w:r>
+            <w:r>
+              <w:rPr>
+                <w:rFonts w:ascii="Times New Roman" w:hAnsi="Times New Roman" w:eastAsia="바탕"/>
+                <w:sz w:val="20"/>
+              </w:rPr>
+              <w:t xml:space="preserve">이기 때문이다. 반대로 무너지는 둘은 성격이 다르다 — 초점 흐림과 표시 채움은 </w:t>
+            </w:r>
+            <w:r>
+              <w:rPr>
+                <w:rFonts w:ascii="Times New Roman" w:hAnsi="Times New Roman" w:eastAsia="바탕"/>
+                <w:b/>
+                <w:sz w:val="20"/>
+              </w:rPr>
+              <w:t>버블의 경계 자체를 지운다.</w:t>
+            </w:r>
+            <w:r>
+              <w:rPr>
+                <w:rFonts w:ascii="Times New Roman" w:hAnsi="Times New Roman" w:eastAsia="바탕"/>
+                <w:sz w:val="20"/>
+              </w:rPr>
+              <w:t xml:space="preserve"> 채움 0.3 에서 절반이 틀리는 것은, 그 정도로 옅게 칠하면 칠한 것과 안 칠한 것의 차이가 종이의 얼룩보다 작아지기 때문이다.</w:t>
+            </w:r>
+          </w:p>
+          <w:p>
+            <w:pPr>
+              <w:spacing w:after="80" w:line="276" w:lineRule="auto"/>
+              <w:jc w:val="both"/>
+            </w:pPr>
+            <w:r>
+              <w:rPr>
+                <w:rFonts w:ascii="Times New Roman" w:hAnsi="Times New Roman" w:eastAsia="바탕"/>
+                <w:sz w:val="20"/>
+              </w:rPr>
+              <w:t xml:space="preserve">여기서 나오는 실무적 지시는 두 가지다. </w:t>
+            </w:r>
+            <w:r>
+              <w:rPr>
+                <w:rFonts w:ascii="Times New Roman" w:hAnsi="Times New Roman" w:eastAsia="바탕"/>
+                <w:b/>
+                <w:sz w:val="20"/>
+              </w:rPr>
+              <w:t>칠할 때는 칸을 절반 이상 채울 것</w:t>
+            </w:r>
+            <w:r>
+              <w:rPr>
+                <w:rFonts w:ascii="Times New Roman" w:hAnsi="Times New Roman" w:eastAsia="바탕"/>
+                <w:sz w:val="20"/>
+              </w:rPr>
+              <w:t xml:space="preserve">, 그리고 </w:t>
+            </w:r>
+            <w:r>
+              <w:rPr>
+                <w:rFonts w:ascii="Times New Roman" w:hAnsi="Times New Roman" w:eastAsia="바탕"/>
+                <w:b/>
+                <w:sz w:val="20"/>
+              </w:rPr>
+              <w:t>찍을 때 초점을 맞출 것.</w:t>
+            </w:r>
+            <w:r>
+              <w:rPr>
+                <w:rFonts w:ascii="Times New Roman" w:hAnsi="Times New Roman" w:eastAsia="바탕"/>
+                <w:sz w:val="20"/>
+              </w:rPr>
+              <w:t xml:space="preserve"> 나머지 — 어둡든, 그림자가 지든, 화질이 나쁘든 — 는 걱정하지 않아도 된다. 종이 서식과 함께 인쇄되는 안내에 이 둘만 적은 이유가 여기 있다.</w:t>
             </w:r>
           </w:p>
           <w:p>
@@ -11281,7 +12089,7 @@
                 <w:rFonts w:ascii="Times New Roman" w:hAnsi="Times New Roman" w:eastAsia="바탕"/>
                 <w:sz w:val="20"/>
               </w:rPr>
-              <w:t>[표 13] 개인정보 관련 설계</w:t>
+              <w:t>[표 14] 개인정보 관련 설계</w:t>
             </w:r>
           </w:p>
           <w:tbl>
@@ -11749,7 +12557,856 @@
                 <w:rFonts w:ascii="Times New Roman" w:hAnsi="Times New Roman" w:eastAsia="바탕"/>
                 <w:sz w:val="20"/>
               </w:rPr>
-              <w:t>웹 앱과 하드웨어 펌웨어를 하나의 저장소에서 관리한다. 웹 앱은 한국 팀의 두 명이, 하드웨어 펌웨어와 영양 추정 모델은 김도훈이, 3D 출력과 기구 설계는 몰도바 팀이 담당했다. 대회 조직의 GitHub 조직으로 이관하여 최종 제출한다.</w:t>
+              <w:t xml:space="preserve">웹 앱과 하드웨어 펌웨어와 학습 코드를 </w:t>
+            </w:r>
+            <w:r>
+              <w:rPr>
+                <w:rFonts w:ascii="Times New Roman" w:hAnsi="Times New Roman" w:eastAsia="바탕"/>
+                <w:b/>
+                <w:sz w:val="20"/>
+              </w:rPr>
+              <w:t>하나의 저장소</w:t>
+            </w:r>
+            <w:r>
+              <w:rPr>
+                <w:rFonts w:ascii="Times New Roman" w:hAnsi="Times New Roman" w:eastAsia="바탕"/>
+                <w:sz w:val="20"/>
+              </w:rPr>
+              <w:t>에서 관리한다. 대회 조직의 GitHub 조직으로 이관하여 최종 제출한다.</w:t>
+            </w:r>
+          </w:p>
+          <w:p>
+            <w:pPr>
+              <w:spacing w:after="80" w:line="276" w:lineRule="auto"/>
+              <w:jc w:val="both"/>
+            </w:pPr>
+            <w:r>
+              <w:rPr>
+                <w:rFonts w:ascii="Times New Roman" w:hAnsi="Times New Roman" w:eastAsia="바탕"/>
+                <w:sz w:val="20"/>
+              </w:rPr>
+              <w:t>[표 15] 저장소의 구성 (2026-07-29 기준)</w:t>
+            </w:r>
+          </w:p>
+          <w:tbl>
+            <w:tblPr>
+              <w:tblW w:type="auto" w:w="0"/>
+              <w:jc w:val="center"/>
+              <w:tblLook w:firstColumn="1" w:firstRow="1" w:lastColumn="0" w:lastRow="0" w:noHBand="0" w:noVBand="1" w:val="04A0"/>
+              <w:tblBorders>
+                <w:top w:val="single" w:sz="4" w:color="BFBFBF"/>
+                <w:left w:val="single" w:sz="4" w:color="BFBFBF"/>
+                <w:bottom w:val="single" w:sz="4" w:color="BFBFBF"/>
+                <w:right w:val="single" w:sz="4" w:color="BFBFBF"/>
+                <w:insideH w:val="single" w:sz="4" w:color="BFBFBF"/>
+                <w:insideV w:val="single" w:sz="4" w:color="BFBFBF"/>
+              </w:tblBorders>
+            </w:tblPr>
+            <w:tblGrid>
+              <w:gridCol w:w="2429"/>
+              <w:gridCol w:w="2429"/>
+              <w:gridCol w:w="2429"/>
+              <w:gridCol w:w="2429"/>
+            </w:tblGrid>
+            <w:tr>
+              <w:tc>
+                <w:tcPr>
+                  <w:tcW w:type="dxa" w:w="2429"/>
+                  <w:shd w:val="clear" w:fill="F2F2F2"/>
+                </w:tcPr>
+                <w:p>
+                  <w:r>
+                    <w:rPr>
+                      <w:rFonts w:ascii="Times New Roman" w:hAnsi="Times New Roman" w:eastAsia="바탕"/>
+                      <w:b/>
+                      <w:sz w:val="18"/>
+                    </w:rPr>
+                    <w:t>영역</w:t>
+                  </w:r>
+                </w:p>
+              </w:tc>
+              <w:tc>
+                <w:tcPr>
+                  <w:tcW w:type="dxa" w:w="2429"/>
+                  <w:shd w:val="clear" w:fill="F2F2F2"/>
+                </w:tcPr>
+                <w:p>
+                  <w:r>
+                    <w:rPr>
+                      <w:rFonts w:ascii="Times New Roman" w:hAnsi="Times New Roman" w:eastAsia="바탕"/>
+                      <w:b/>
+                      <w:sz w:val="18"/>
+                    </w:rPr>
+                    <w:t>파일</w:t>
+                  </w:r>
+                </w:p>
+              </w:tc>
+              <w:tc>
+                <w:tcPr>
+                  <w:tcW w:type="dxa" w:w="2429"/>
+                  <w:shd w:val="clear" w:fill="F2F2F2"/>
+                </w:tcPr>
+                <w:p>
+                  <w:r>
+                    <w:rPr>
+                      <w:rFonts w:ascii="Times New Roman" w:hAnsi="Times New Roman" w:eastAsia="바탕"/>
+                      <w:b/>
+                      <w:sz w:val="18"/>
+                    </w:rPr>
+                    <w:t>줄</w:t>
+                  </w:r>
+                </w:p>
+              </w:tc>
+              <w:tc>
+                <w:tcPr>
+                  <w:tcW w:type="dxa" w:w="2429"/>
+                  <w:shd w:val="clear" w:fill="F2F2F2"/>
+                </w:tcPr>
+                <w:p>
+                  <w:r>
+                    <w:rPr>
+                      <w:rFonts w:ascii="Times New Roman" w:hAnsi="Times New Roman" w:eastAsia="바탕"/>
+                      <w:b/>
+                      <w:sz w:val="18"/>
+                    </w:rPr>
+                    <w:t>담당</w:t>
+                  </w:r>
+                </w:p>
+              </w:tc>
+            </w:tr>
+            <w:tr>
+              <w:tc>
+                <w:tcPr>
+                  <w:tcW w:type="dxa" w:w="2429"/>
+                </w:tcPr>
+                <w:p>
+                  <w:r>
+                    <w:rPr>
+                      <w:rFonts w:ascii="Consolas" w:hAnsi="Consolas" w:eastAsia="Consolas"/>
+                      <w:sz w:val="17"/>
+                    </w:rPr>
+                    <w:t>app</w:t>
+                  </w:r>
+                  <w:r>
+                    <w:rPr>
+                      <w:rFonts w:ascii="Times New Roman" w:hAnsi="Times New Roman" w:eastAsia="바탕"/>
+                      <w:sz w:val="18"/>
+                    </w:rPr>
+                    <w:t xml:space="preserve"> · </w:t>
+                  </w:r>
+                  <w:r>
+                    <w:rPr>
+                      <w:rFonts w:ascii="Consolas" w:hAnsi="Consolas" w:eastAsia="Consolas"/>
+                      <w:sz w:val="17"/>
+                    </w:rPr>
+                    <w:t>components</w:t>
+                  </w:r>
+                </w:p>
+              </w:tc>
+              <w:tc>
+                <w:tcPr>
+                  <w:tcW w:type="dxa" w:w="2429"/>
+                </w:tcPr>
+                <w:p>
+                  <w:r>
+                    <w:rPr>
+                      <w:rFonts w:ascii="Times New Roman" w:hAnsi="Times New Roman" w:eastAsia="바탕"/>
+                      <w:sz w:val="18"/>
+                    </w:rPr>
+                    <w:t>41</w:t>
+                  </w:r>
+                </w:p>
+              </w:tc>
+              <w:tc>
+                <w:tcPr>
+                  <w:tcW w:type="dxa" w:w="2429"/>
+                </w:tcPr>
+                <w:p>
+                  <w:r>
+                    <w:rPr>
+                      <w:rFonts w:ascii="Times New Roman" w:hAnsi="Times New Roman" w:eastAsia="바탕"/>
+                      <w:sz w:val="18"/>
+                    </w:rPr>
+                    <w:t>5,439</w:t>
+                  </w:r>
+                </w:p>
+              </w:tc>
+              <w:tc>
+                <w:tcPr>
+                  <w:tcW w:type="dxa" w:w="2429"/>
+                </w:tcPr>
+                <w:p>
+                  <w:r>
+                    <w:rPr>
+                      <w:rFonts w:ascii="Times New Roman" w:hAnsi="Times New Roman" w:eastAsia="바탕"/>
+                      <w:sz w:val="18"/>
+                    </w:rPr>
+                    <w:t>화면과 흐름</w:t>
+                  </w:r>
+                </w:p>
+              </w:tc>
+            </w:tr>
+            <w:tr>
+              <w:tc>
+                <w:tcPr>
+                  <w:tcW w:type="dxa" w:w="2429"/>
+                </w:tcPr>
+                <w:p>
+                  <w:r>
+                    <w:rPr>
+                      <w:rFonts w:ascii="Consolas" w:hAnsi="Consolas" w:eastAsia="Consolas"/>
+                      <w:sz w:val="17"/>
+                    </w:rPr>
+                    <w:t>lib</w:t>
+                  </w:r>
+                </w:p>
+              </w:tc>
+              <w:tc>
+                <w:tcPr>
+                  <w:tcW w:type="dxa" w:w="2429"/>
+                </w:tcPr>
+                <w:p>
+                  <w:r>
+                    <w:rPr>
+                      <w:rFonts w:ascii="Times New Roman" w:hAnsi="Times New Roman" w:eastAsia="바탕"/>
+                      <w:sz w:val="18"/>
+                    </w:rPr>
+                    <w:t>68</w:t>
+                  </w:r>
+                </w:p>
+              </w:tc>
+              <w:tc>
+                <w:tcPr>
+                  <w:tcW w:type="dxa" w:w="2429"/>
+                </w:tcPr>
+                <w:p>
+                  <w:r>
+                    <w:rPr>
+                      <w:rFonts w:ascii="Times New Roman" w:hAnsi="Times New Roman" w:eastAsia="바탕"/>
+                      <w:sz w:val="18"/>
+                    </w:rPr>
+                    <w:t>7,143</w:t>
+                  </w:r>
+                </w:p>
+              </w:tc>
+              <w:tc>
+                <w:tcPr>
+                  <w:tcW w:type="dxa" w:w="2429"/>
+                </w:tcPr>
+                <w:p>
+                  <w:r>
+                    <w:rPr>
+                      <w:rFonts w:ascii="Times New Roman" w:hAnsi="Times New Roman" w:eastAsia="바탕"/>
+                      <w:sz w:val="18"/>
+                    </w:rPr>
+                    <w:t>판정·영양·추론·동기화</w:t>
+                  </w:r>
+                </w:p>
+              </w:tc>
+            </w:tr>
+            <w:tr>
+              <w:tc>
+                <w:tcPr>
+                  <w:tcW w:type="dxa" w:w="2429"/>
+                </w:tcPr>
+                <w:p>
+                  <w:r>
+                    <w:rPr>
+                      <w:rFonts w:ascii="Consolas" w:hAnsi="Consolas" w:eastAsia="Consolas"/>
+                      <w:sz w:val="17"/>
+                    </w:rPr>
+                    <w:t>engine</w:t>
+                  </w:r>
+                </w:p>
+              </w:tc>
+              <w:tc>
+                <w:tcPr>
+                  <w:tcW w:type="dxa" w:w="2429"/>
+                </w:tcPr>
+                <w:p>
+                  <w:r>
+                    <w:rPr>
+                      <w:rFonts w:ascii="Times New Roman" w:hAnsi="Times New Roman" w:eastAsia="바탕"/>
+                      <w:sz w:val="18"/>
+                    </w:rPr>
+                    <w:t>107</w:t>
+                  </w:r>
+                </w:p>
+              </w:tc>
+              <w:tc>
+                <w:tcPr>
+                  <w:tcW w:type="dxa" w:w="2429"/>
+                </w:tcPr>
+                <w:p>
+                  <w:r>
+                    <w:rPr>
+                      <w:rFonts w:ascii="Times New Roman" w:hAnsi="Times New Roman" w:eastAsia="바탕"/>
+                      <w:sz w:val="18"/>
+                    </w:rPr>
+                    <w:t>13,934</w:t>
+                  </w:r>
+                </w:p>
+              </w:tc>
+              <w:tc>
+                <w:tcPr>
+                  <w:tcW w:type="dxa" w:w="2429"/>
+                </w:tcPr>
+                <w:p>
+                  <w:r>
+                    <w:rPr>
+                      <w:rFonts w:ascii="Times New Roman" w:hAnsi="Times New Roman" w:eastAsia="바탕"/>
+                      <w:sz w:val="18"/>
+                    </w:rPr>
+                    <w:t>SIGIL 형태소와 합성</w:t>
+                  </w:r>
+                </w:p>
+              </w:tc>
+            </w:tr>
+            <w:tr>
+              <w:tc>
+                <w:tcPr>
+                  <w:tcW w:type="dxa" w:w="2429"/>
+                </w:tcPr>
+                <w:p>
+                  <w:r>
+                    <w:rPr>
+                      <w:rFonts w:ascii="Consolas" w:hAnsi="Consolas" w:eastAsia="Consolas"/>
+                      <w:sz w:val="17"/>
+                    </w:rPr>
+                    <w:t>pill_dispenser</w:t>
+                  </w:r>
+                </w:p>
+              </w:tc>
+              <w:tc>
+                <w:tcPr>
+                  <w:tcW w:type="dxa" w:w="2429"/>
+                </w:tcPr>
+                <w:p>
+                  <w:r>
+                    <w:rPr>
+                      <w:rFonts w:ascii="Times New Roman" w:hAnsi="Times New Roman" w:eastAsia="바탕"/>
+                      <w:sz w:val="18"/>
+                    </w:rPr>
+                    <w:t>109</w:t>
+                  </w:r>
+                </w:p>
+              </w:tc>
+              <w:tc>
+                <w:tcPr>
+                  <w:tcW w:type="dxa" w:w="2429"/>
+                </w:tcPr>
+                <w:p>
+                  <w:r>
+                    <w:rPr>
+                      <w:rFonts w:ascii="Times New Roman" w:hAnsi="Times New Roman" w:eastAsia="바탕"/>
+                      <w:sz w:val="18"/>
+                    </w:rPr>
+                    <w:t>22,032</w:t>
+                  </w:r>
+                </w:p>
+              </w:tc>
+              <w:tc>
+                <w:tcPr>
+                  <w:tcW w:type="dxa" w:w="2429"/>
+                </w:tcPr>
+                <w:p>
+                  <w:r>
+                    <w:rPr>
+                      <w:rFonts w:ascii="Times New Roman" w:hAnsi="Times New Roman" w:eastAsia="바탕"/>
+                      <w:sz w:val="18"/>
+                    </w:rPr>
+                    <w:t>펌웨어·종이 서식 판독</w:t>
+                  </w:r>
+                </w:p>
+              </w:tc>
+            </w:tr>
+            <w:tr>
+              <w:tc>
+                <w:tcPr>
+                  <w:tcW w:type="dxa" w:w="2429"/>
+                </w:tcPr>
+                <w:p>
+                  <w:r>
+                    <w:rPr>
+                      <w:rFonts w:ascii="Consolas" w:hAnsi="Consolas" w:eastAsia="Consolas"/>
+                      <w:sz w:val="17"/>
+                    </w:rPr>
+                    <w:t>nutrition_manager</w:t>
+                  </w:r>
+                </w:p>
+              </w:tc>
+              <w:tc>
+                <w:tcPr>
+                  <w:tcW w:type="dxa" w:w="2429"/>
+                </w:tcPr>
+                <w:p>
+                  <w:r>
+                    <w:rPr>
+                      <w:rFonts w:ascii="Times New Roman" w:hAnsi="Times New Roman" w:eastAsia="바탕"/>
+                      <w:sz w:val="18"/>
+                    </w:rPr>
+                    <w:t>61</w:t>
+                  </w:r>
+                </w:p>
+              </w:tc>
+              <w:tc>
+                <w:tcPr>
+                  <w:tcW w:type="dxa" w:w="2429"/>
+                </w:tcPr>
+                <w:p>
+                  <w:r>
+                    <w:rPr>
+                      <w:rFonts w:ascii="Times New Roman" w:hAnsi="Times New Roman" w:eastAsia="바탕"/>
+                      <w:sz w:val="18"/>
+                    </w:rPr>
+                    <w:t>59,083</w:t>
+                  </w:r>
+                </w:p>
+              </w:tc>
+              <w:tc>
+                <w:tcPr>
+                  <w:tcW w:type="dxa" w:w="2429"/>
+                </w:tcPr>
+                <w:p>
+                  <w:r>
+                    <w:rPr>
+                      <w:rFonts w:ascii="Times New Roman" w:hAnsi="Times New Roman" w:eastAsia="바탕"/>
+                      <w:sz w:val="18"/>
+                    </w:rPr>
+                    <w:t>영양 추정 모델 학습·평가</w:t>
+                  </w:r>
+                </w:p>
+              </w:tc>
+            </w:tr>
+            <w:tr>
+              <w:tc>
+                <w:tcPr>
+                  <w:tcW w:type="dxa" w:w="2429"/>
+                </w:tcPr>
+                <w:p>
+                  <w:r>
+                    <w:rPr>
+                      <w:rFonts w:ascii="Consolas" w:hAnsi="Consolas" w:eastAsia="Consolas"/>
+                      <w:sz w:val="17"/>
+                    </w:rPr>
+                    <w:t>docs</w:t>
+                  </w:r>
+                </w:p>
+              </w:tc>
+              <w:tc>
+                <w:tcPr>
+                  <w:tcW w:type="dxa" w:w="2429"/>
+                </w:tcPr>
+                <w:p>
+                  <w:r>
+                    <w:rPr>
+                      <w:rFonts w:ascii="Times New Roman" w:hAnsi="Times New Roman" w:eastAsia="바탕"/>
+                      <w:sz w:val="18"/>
+                    </w:rPr>
+                    <w:t>43</w:t>
+                  </w:r>
+                </w:p>
+              </w:tc>
+              <w:tc>
+                <w:tcPr>
+                  <w:tcW w:type="dxa" w:w="2429"/>
+                </w:tcPr>
+                <w:p>
+                  <w:r>
+                    <w:rPr>
+                      <w:rFonts w:ascii="Times New Roman" w:hAnsi="Times New Roman" w:eastAsia="바탕"/>
+                      <w:sz w:val="18"/>
+                    </w:rPr>
+                    <w:t>43,700</w:t>
+                  </w:r>
+                </w:p>
+              </w:tc>
+              <w:tc>
+                <w:tcPr>
+                  <w:tcW w:type="dxa" w:w="2429"/>
+                </w:tcPr>
+                <w:p>
+                  <w:r>
+                    <w:rPr>
+                      <w:rFonts w:ascii="Times New Roman" w:hAnsi="Times New Roman" w:eastAsia="바탕"/>
+                      <w:sz w:val="18"/>
+                    </w:rPr>
+                    <w:t>제안서와 도판 생성</w:t>
+                  </w:r>
+                </w:p>
+              </w:tc>
+            </w:tr>
+          </w:tbl>
+          <w:p/>
+          <w:p>
+            <w:pPr>
+              <w:spacing w:after="120"/>
+            </w:pPr>
+          </w:p>
+          <w:p>
+            <w:pPr>
+              <w:spacing w:after="80" w:line="276" w:lineRule="auto"/>
+              <w:jc w:val="both"/>
+            </w:pPr>
+            <w:r>
+              <w:rPr>
+                <w:rFonts w:ascii="Times New Roman" w:hAnsi="Times New Roman" w:eastAsia="바탕"/>
+                <w:sz w:val="20"/>
+              </w:rPr>
+              <w:t xml:space="preserve">저장소를 나누지 않은 이유가 있다. 이 프로젝트에서 가장 자주 깨지는 것은 각 부분이 아니라 </w:t>
+            </w:r>
+            <w:r>
+              <w:rPr>
+                <w:rFonts w:ascii="Times New Roman" w:hAnsi="Times New Roman" w:eastAsia="바탕"/>
+                <w:b/>
+                <w:sz w:val="20"/>
+              </w:rPr>
+              <w:t>부분들 사이의 약속</w:t>
+            </w:r>
+            <w:r>
+              <w:rPr>
+                <w:rFonts w:ascii="Times New Roman" w:hAnsi="Times New Roman" w:eastAsia="바탕"/>
+                <w:sz w:val="20"/>
+              </w:rPr>
+              <w:t>이다. §5.1 의 형성 평가에서 28회 중 0건이 통과한 원인도 개별 기능의 결함이 아니라 연결의 누락이었다. 저장소가 갈라져 있으면 그 연결을 한 번에 시험할 수 없고, 어느 쪽이 먼저 바뀌었는지도 알 수 없다.</w:t>
+            </w:r>
+          </w:p>
+          <w:p>
+            <w:pPr>
+              <w:spacing w:after="80" w:line="276" w:lineRule="auto"/>
+              <w:jc w:val="both"/>
+            </w:pPr>
+            <w:r>
+              <w:rPr>
+                <w:rFonts w:ascii="Times New Roman" w:hAnsi="Times New Roman" w:eastAsia="바탕"/>
+                <w:sz w:val="20"/>
+              </w:rPr>
+              <w:t>실제로 이 저장소에서는 세 갈래의 시험이 각각 다른 것을 요구한다.</w:t>
+            </w:r>
+          </w:p>
+          <w:p>
+            <w:pPr>
+              <w:spacing w:after="80" w:line="276" w:lineRule="auto"/>
+              <w:jc w:val="both"/>
+            </w:pPr>
+            <w:r>
+              <w:rPr>
+                <w:rFonts w:ascii="Times New Roman" w:hAnsi="Times New Roman" w:eastAsia="바탕"/>
+                <w:sz w:val="20"/>
+              </w:rPr>
+              <w:t>[표 16] 세 갈래의 시험</w:t>
+            </w:r>
+          </w:p>
+          <w:tbl>
+            <w:tblPr>
+              <w:tblW w:type="auto" w:w="0"/>
+              <w:jc w:val="center"/>
+              <w:tblLook w:firstColumn="1" w:firstRow="1" w:lastColumn="0" w:lastRow="0" w:noHBand="0" w:noVBand="1" w:val="04A0"/>
+              <w:tblBorders>
+                <w:top w:val="single" w:sz="4" w:color="BFBFBF"/>
+                <w:left w:val="single" w:sz="4" w:color="BFBFBF"/>
+                <w:bottom w:val="single" w:sz="4" w:color="BFBFBF"/>
+                <w:right w:val="single" w:sz="4" w:color="BFBFBF"/>
+                <w:insideH w:val="single" w:sz="4" w:color="BFBFBF"/>
+                <w:insideV w:val="single" w:sz="4" w:color="BFBFBF"/>
+              </w:tblBorders>
+            </w:tblPr>
+            <w:tblGrid>
+              <w:gridCol w:w="3238"/>
+              <w:gridCol w:w="3238"/>
+              <w:gridCol w:w="3238"/>
+            </w:tblGrid>
+            <w:tr>
+              <w:tc>
+                <w:tcPr>
+                  <w:tcW w:type="dxa" w:w="3238"/>
+                  <w:shd w:val="clear" w:fill="F2F2F2"/>
+                </w:tcPr>
+                <w:p>
+                  <w:r>
+                    <w:rPr>
+                      <w:rFonts w:ascii="Times New Roman" w:hAnsi="Times New Roman" w:eastAsia="바탕"/>
+                      <w:b/>
+                      <w:sz w:val="18"/>
+                    </w:rPr>
+                    <w:t>갈래</w:t>
+                  </w:r>
+                </w:p>
+              </w:tc>
+              <w:tc>
+                <w:tcPr>
+                  <w:tcW w:type="dxa" w:w="3238"/>
+                  <w:shd w:val="clear" w:fill="F2F2F2"/>
+                </w:tcPr>
+                <w:p>
+                  <w:r>
+                    <w:rPr>
+                      <w:rFonts w:ascii="Times New Roman" w:hAnsi="Times New Roman" w:eastAsia="바탕"/>
+                      <w:b/>
+                      <w:sz w:val="18"/>
+                    </w:rPr>
+                    <w:t>개수</w:t>
+                  </w:r>
+                </w:p>
+              </w:tc>
+              <w:tc>
+                <w:tcPr>
+                  <w:tcW w:type="dxa" w:w="3238"/>
+                  <w:shd w:val="clear" w:fill="F2F2F2"/>
+                </w:tcPr>
+                <w:p>
+                  <w:r>
+                    <w:rPr>
+                      <w:rFonts w:ascii="Times New Roman" w:hAnsi="Times New Roman" w:eastAsia="바탕"/>
+                      <w:b/>
+                      <w:sz w:val="18"/>
+                    </w:rPr>
+                    <w:t>필요한 것</w:t>
+                  </w:r>
+                </w:p>
+              </w:tc>
+            </w:tr>
+            <w:tr>
+              <w:tc>
+                <w:tcPr>
+                  <w:tcW w:type="dxa" w:w="3238"/>
+                </w:tcPr>
+                <w:p>
+                  <w:r>
+                    <w:rPr>
+                      <w:rFonts w:ascii="Times New Roman" w:hAnsi="Times New Roman" w:eastAsia="바탕"/>
+                      <w:sz w:val="18"/>
+                    </w:rPr>
+                    <w:t>웹 앱 (</w:t>
+                  </w:r>
+                  <w:r>
+                    <w:rPr>
+                      <w:rFonts w:ascii="Consolas" w:hAnsi="Consolas" w:eastAsia="Consolas"/>
+                      <w:sz w:val="17"/>
+                    </w:rPr>
+                    <w:t>node --test</w:t>
+                  </w:r>
+                  <w:r>
+                    <w:rPr>
+                      <w:rFonts w:ascii="Times New Roman" w:hAnsi="Times New Roman" w:eastAsia="바탕"/>
+                      <w:sz w:val="18"/>
+                    </w:rPr>
+                    <w:t>)</w:t>
+                  </w:r>
+                </w:p>
+              </w:tc>
+              <w:tc>
+                <w:tcPr>
+                  <w:tcW w:type="dxa" w:w="3238"/>
+                </w:tcPr>
+                <w:p>
+                  <w:r>
+                    <w:rPr>
+                      <w:rFonts w:ascii="Times New Roman" w:hAnsi="Times New Roman" w:eastAsia="바탕"/>
+                      <w:sz w:val="18"/>
+                    </w:rPr>
+                    <w:t>174</w:t>
+                  </w:r>
+                </w:p>
+              </w:tc>
+              <w:tc>
+                <w:tcPr>
+                  <w:tcW w:type="dxa" w:w="3238"/>
+                </w:tcPr>
+                <w:p>
+                  <w:r>
+                    <w:rPr>
+                      <w:rFonts w:ascii="Times New Roman" w:hAnsi="Times New Roman" w:eastAsia="바탕"/>
+                      <w:sz w:val="18"/>
+                    </w:rPr>
+                    <w:t>Node 만</w:t>
+                  </w:r>
+                </w:p>
+              </w:tc>
+            </w:tr>
+            <w:tr>
+              <w:tc>
+                <w:tcPr>
+                  <w:tcW w:type="dxa" w:w="3238"/>
+                </w:tcPr>
+                <w:p>
+                  <w:r>
+                    <w:rPr>
+                      <w:rFonts w:ascii="Times New Roman" w:hAnsi="Times New Roman" w:eastAsia="바탕"/>
+                      <w:sz w:val="18"/>
+                    </w:rPr>
+                    <w:t>종이 서식·일정 (</w:t>
+                  </w:r>
+                  <w:r>
+                    <w:rPr>
+                      <w:rFonts w:ascii="Consolas" w:hAnsi="Consolas" w:eastAsia="Consolas"/>
+                      <w:sz w:val="17"/>
+                    </w:rPr>
+                    <w:t>pytest</w:t>
+                  </w:r>
+                  <w:r>
+                    <w:rPr>
+                      <w:rFonts w:ascii="Times New Roman" w:hAnsi="Times New Roman" w:eastAsia="바탕"/>
+                      <w:sz w:val="18"/>
+                    </w:rPr>
+                    <w:t>)</w:t>
+                  </w:r>
+                </w:p>
+              </w:tc>
+              <w:tc>
+                <w:tcPr>
+                  <w:tcW w:type="dxa" w:w="3238"/>
+                </w:tcPr>
+                <w:p>
+                  <w:r>
+                    <w:rPr>
+                      <w:rFonts w:ascii="Times New Roman" w:hAnsi="Times New Roman" w:eastAsia="바탕"/>
+                      <w:sz w:val="18"/>
+                    </w:rPr>
+                    <w:t>105</w:t>
+                  </w:r>
+                </w:p>
+              </w:tc>
+              <w:tc>
+                <w:tcPr>
+                  <w:tcW w:type="dxa" w:w="3238"/>
+                </w:tcPr>
+                <w:p>
+                  <w:r>
+                    <w:rPr>
+                      <w:rFonts w:ascii="Times New Roman" w:hAnsi="Times New Roman" w:eastAsia="바탕"/>
+                      <w:sz w:val="18"/>
+                    </w:rPr>
+                    <w:t>OpenCV</w:t>
+                  </w:r>
+                </w:p>
+              </w:tc>
+            </w:tr>
+            <w:tr>
+              <w:tc>
+                <w:tcPr>
+                  <w:tcW w:type="dxa" w:w="3238"/>
+                </w:tcPr>
+                <w:p>
+                  <w:r>
+                    <w:rPr>
+                      <w:rFonts w:ascii="Times New Roman" w:hAnsi="Times New Roman" w:eastAsia="바탕"/>
+                      <w:sz w:val="18"/>
+                    </w:rPr>
+                    <w:t>펌웨어 프로토콜·스케줄러</w:t>
+                  </w:r>
+                </w:p>
+              </w:tc>
+              <w:tc>
+                <w:tcPr>
+                  <w:tcW w:type="dxa" w:w="3238"/>
+                </w:tcPr>
+                <w:p>
+                  <w:r>
+                    <w:rPr>
+                      <w:rFonts w:ascii="Times New Roman" w:hAnsi="Times New Roman" w:eastAsia="바탕"/>
+                      <w:sz w:val="18"/>
+                    </w:rPr>
+                    <w:t>호스트 빌드</w:t>
+                  </w:r>
+                </w:p>
+              </w:tc>
+              <w:tc>
+                <w:tcPr>
+                  <w:tcW w:type="dxa" w:w="3238"/>
+                </w:tcPr>
+                <w:p>
+                  <w:r>
+                    <w:rPr>
+                      <w:rFonts w:ascii="Times New Roman" w:hAnsi="Times New Roman" w:eastAsia="바탕"/>
+                      <w:sz w:val="18"/>
+                    </w:rPr>
+                    <w:t>C++ 컴파일러만</w:t>
+                  </w:r>
+                </w:p>
+              </w:tc>
+            </w:tr>
+          </w:tbl>
+          <w:p/>
+          <w:p>
+            <w:pPr>
+              <w:spacing w:after="120"/>
+            </w:pPr>
+          </w:p>
+          <w:p>
+            <w:pPr>
+              <w:spacing w:after="80" w:line="276" w:lineRule="auto"/>
+              <w:jc w:val="both"/>
+            </w:pPr>
+            <w:r>
+              <w:rPr>
+                <w:rFonts w:ascii="Times New Roman" w:hAnsi="Times New Roman" w:eastAsia="바탕"/>
+                <w:sz w:val="20"/>
+              </w:rPr>
+              <w:t xml:space="preserve">셋 다 </w:t>
+            </w:r>
+            <w:r>
+              <w:rPr>
+                <w:rFonts w:ascii="Times New Roman" w:hAnsi="Times New Roman" w:eastAsia="바탕"/>
+                <w:b/>
+                <w:sz w:val="20"/>
+              </w:rPr>
+              <w:t>기기가 없어도 돌아간다.</w:t>
+            </w:r>
+            <w:r>
+              <w:rPr>
+                <w:rFonts w:ascii="Times New Roman" w:hAnsi="Times New Roman" w:eastAsia="바탕"/>
+                <w:sz w:val="20"/>
+              </w:rPr>
+              <w:t xml:space="preserve"> 서보도, 라즈베리파이도, 네트워크도 필요하지 않다. 디버거를 붙일 수 없는 장치에서 도는 코드를 누구나 몇 초 만에 검증할 수 있게 하는 것이 이 구성의 목적이며, </w:t>
+            </w:r>
+            <w:r>
+              <w:rPr>
+                <w:rFonts w:ascii="Consolas" w:hAnsi="Consolas" w:eastAsia="Consolas"/>
+                <w:sz w:val="19"/>
+              </w:rPr>
+              <w:t>make run</w:t>
+            </w:r>
+            <w:r>
+              <w:rPr>
+                <w:rFonts w:ascii="Times New Roman" w:hAnsi="Times New Roman" w:eastAsia="바탕"/>
+                <w:sz w:val="20"/>
+              </w:rPr>
+              <w:t xml:space="preserve"> 으로 펌웨어 전체를 노트북에서 띄우는 것(그림 11 오른쪽)도 같은 원칙에서 나왔다.</w:t>
+            </w:r>
+          </w:p>
+          <w:p>
+            <w:pPr>
+              <w:spacing w:after="80" w:line="276" w:lineRule="auto"/>
+              <w:jc w:val="both"/>
+            </w:pPr>
+            <w:r>
+              <w:rPr>
+                <w:rFonts w:ascii="Times New Roman" w:hAnsi="Times New Roman" w:eastAsia="바탕"/>
+                <w:sz w:val="20"/>
+              </w:rPr>
+              <w:t>역할은 이렇게 나뉘었다. 웹 앱과 SIGIL·VOCA 엔진은 남윤수가, 하드웨어 펌웨어와 종이 서식 판독과 영양 추정 모델은 김도훈이, 3D 출력과 기구 설계와 화면 설계는 몰도바 팀이 맡았다. 11일 동안 194개의 커밋이 쌓였다.</w:t>
+            </w:r>
+          </w:p>
+          <w:p>
+            <w:pPr>
+              <w:spacing w:after="80" w:line="276" w:lineRule="auto"/>
+              <w:jc w:val="both"/>
+            </w:pPr>
+            <w:r>
+              <w:rPr>
+                <w:rFonts w:ascii="Times New Roman" w:hAnsi="Times New Roman" w:eastAsia="바탕"/>
+                <w:sz w:val="20"/>
+              </w:rPr>
+              <w:t xml:space="preserve">한 가지 밝혀 둘 것이 있다. 본 프로젝트는 개발 전 과정에서 AI 코딩 도구를 사용했으며, 이를 숨기지 않는다. 도구가 만든 것을 그대로 둔 곳은 없다 — 이 문서가 기록한 결함들, 이를테면 인용 37종 가운데 12종이 원문과 달랐던 것이나(§5.8), 형태소 검사기가 고리 넷을 "네 개" 로 통과시킨 것(§5.2)이 모두 사람이 다시 확인해 찾은 것이다. </w:t>
+            </w:r>
+            <w:r>
+              <w:rPr>
+                <w:rFonts w:ascii="Times New Roman" w:hAnsi="Times New Roman" w:eastAsia="바탕"/>
+                <w:b/>
+                <w:sz w:val="20"/>
+              </w:rPr>
+              <w:t>도구를 썼다는 사실보다 그 결과를 어떻게 검증했는지가 이 저장소가 보여 주려는 것이다.</w:t>
             </w:r>
           </w:p>
         </w:tc>
@@ -11969,7 +13626,7 @@
                 <w:rFonts w:ascii="Times New Roman" w:hAnsi="Times New Roman" w:eastAsia="바탕"/>
                 <w:sz w:val="20"/>
               </w:rPr>
-              <w:t>[표 14] 형성 평가의 채점 항목</w:t>
+              <w:t>[표 17] 형성 평가의 채점 항목</w:t>
             </w:r>
           </w:p>
           <w:tbl>
@@ -12341,7 +13998,7 @@
                 <w:rFonts w:ascii="Times New Roman" w:hAnsi="Times New Roman" w:eastAsia="바탕"/>
                 <w:sz w:val="20"/>
               </w:rPr>
-              <w:t>[표 15] 형성 평가 결과</w:t>
+              <w:t>[표 18] 형성 평가 결과</w:t>
             </w:r>
           </w:p>
           <w:tbl>
@@ -12700,7 +14357,7 @@
                 <w:rFonts w:ascii="Times New Roman" w:hAnsi="Times New Roman" w:eastAsia="바탕"/>
                 <w:sz w:val="20"/>
               </w:rPr>
-              <w:t>[표 16] 픽토그램 검증의 두 관문</w:t>
+              <w:t>[표 19] 픽토그램 검증의 두 관문</w:t>
             </w:r>
           </w:p>
           <w:tbl>
@@ -13244,7 +14901,7 @@
                 <w:rFonts w:ascii="Times New Roman" w:hAnsi="Times New Roman" w:eastAsia="바탕"/>
                 <w:sz w:val="20"/>
               </w:rPr>
-              <w:t>[표 17] 형태소 78종의 의미 검사 결과</w:t>
+              <w:t>[표 20] 형태소 78종의 의미 검사 결과</w:t>
             </w:r>
           </w:p>
           <w:tbl>
@@ -13453,7 +15110,7 @@
                 <w:rFonts w:ascii="Times New Roman" w:hAnsi="Times New Roman" w:eastAsia="바탕"/>
                 <w:sz w:val="20"/>
               </w:rPr>
-              <w:t>[표 18] 재작업으로 개선된 형태소</w:t>
+              <w:t>[표 21] 재작업으로 개선된 형태소</w:t>
             </w:r>
           </w:p>
           <w:tbl>
@@ -13911,7 +15568,7 @@
                 <w:rFonts w:ascii="Times New Roman" w:hAnsi="Times New Roman" w:eastAsia="바탕"/>
                 <w:sz w:val="20"/>
               </w:rPr>
-              <w:t>[표 19] 개선하지 못한 형태소와 그 이유</w:t>
+              <w:t>[표 22] 개선하지 못한 형태소와 그 이유</w:t>
             </w:r>
           </w:p>
           <w:tbl>
@@ -14393,7 +16050,7 @@
                 <w:rFonts w:ascii="Times New Roman" w:hAnsi="Times New Roman" w:eastAsia="바탕"/>
                 <w:sz w:val="20"/>
               </w:rPr>
-              <w:t>[표 20] 영양 추정 모델의 항목별 오차 (n = 507)</w:t>
+              <w:t>[표 23] 영양 추정 모델의 항목별 오차 (n = 507)</w:t>
             </w:r>
           </w:p>
           <w:tbl>
@@ -15089,7 +16746,7 @@
                 <w:rFonts w:ascii="Times New Roman" w:hAnsi="Times New Roman" w:eastAsia="바탕"/>
                 <w:sz w:val="20"/>
               </w:rPr>
-              <w:t>[표 21] float32 와 int8 의 비교</w:t>
+              <w:t>[표 24] float32 와 int8 의 비교</w:t>
             </w:r>
           </w:p>
           <w:tbl>
@@ -15357,7 +17014,7 @@
                 <w:rFonts w:ascii="Times New Roman" w:hAnsi="Times New Roman" w:eastAsia="바탕"/>
                 <w:sz w:val="20"/>
               </w:rPr>
-              <w:t>[표 22] 오프라인 동작 확인</w:t>
+              <w:t>[표 25] 오프라인 동작 확인</w:t>
             </w:r>
           </w:p>
           <w:tbl>
@@ -15573,7 +17230,7 @@
                 <w:rFonts w:ascii="Times New Roman" w:hAnsi="Times New Roman" w:eastAsia="바탕"/>
                 <w:sz w:val="20"/>
               </w:rPr>
-              <w:t>[표 23] SDG 3 세부 목표와의 대응</w:t>
+              <w:t>[표 26] SDG 3 세부 목표와의 대응</w:t>
             </w:r>
           </w:p>
           <w:tbl>
@@ -15904,7 +17561,7 @@
                 <w:rFonts w:ascii="Times New Roman" w:hAnsi="Times New Roman" w:eastAsia="바탕"/>
                 <w:sz w:val="20"/>
               </w:rPr>
-              <w:t>[표 24] 대회 이후 계획</w:t>
+              <w:t>[표 27] 대회 이후 계획</w:t>
             </w:r>
           </w:p>
           <w:tbl>

--- a/docs/proposal/SnapCare_H1_Final_Proposal_KO.docx
+++ b/docs/proposal/SnapCare_H1_Final_Proposal_KO.docx
@@ -6338,6 +6338,126 @@
                 <w:rFonts w:ascii="Times New Roman" w:hAnsi="Times New Roman" w:eastAsia="바탕"/>
                 <w:sz w:val="20"/>
               </w:rPr>
+              <w:t>유도는 다음 여섯 줄이 전부다.</w:t>
+            </w:r>
+          </w:p>
+          <w:p>
+            <w:pPr>
+              <w:spacing w:after="160"/>
+            </w:pPr>
+            <w:r>
+              <w:rPr>
+                <w:rFonts w:ascii="Consolas" w:hAnsi="Consolas" w:eastAsia="Consolas"/>
+                <w:sz w:val="18"/>
+              </w:rPr>
+              <w:t>/** 나이대 → 대표 나이. 프로필에서 그림으로 고른 값이 문자열 파싱보다 우선한다. */</w:t>
+              <w:br/>
+              <w:t>const BAND_AGE = { child: 7, teen: 15, adult: 35, senior: 70 };</w:t>
+              <w:br/>
+              <w:br/>
+              <w:t>export function referenceFor(member: Member): DailyReference {</w:t>
+              <w:br/>
+              <w:t xml:space="preserve">  const age = member.ageBand ? BAND_AGE[member.ageBand] : ageFromRole(member.role);</w:t>
+              <w:br/>
+              <w:t xml:space="preserve">  const { energyKcal, weightKg } = bandFor(age);</w:t>
+              <w:br/>
+              <w:br/>
+              <w:t xml:space="preserve">  // WHO 백분율 권고를 g 으로 환산 — 이 유도가 엔진의 핵심이다.</w:t>
+              <w:br/>
+              <w:t xml:space="preserve">  const sugarsLimit = (energyKcal * 0.10) / KCAL_PER_G.carb;   // 유리당  &lt;10 %E</w:t>
+              <w:br/>
+              <w:t xml:space="preserve">  const satFatLimit = (energyKcal * 0.10) / KCAL_PER_G.fat;    // 포화지방 &lt;10 %E</w:t>
+              <w:br/>
+              <w:br/>
+              <w:t xml:space="preserve">  // 소금·식이섬유는 절대량 권고 → 에너지 요구량 비율로 소아 하향</w:t>
+              <w:br/>
+              <w:t xml:space="preserve">  const energyRatio = energyKcal / ADULT_ENERGY_KCAL;</w:t>
+              <w:br/>
+              <w:t xml:space="preserve">  const saltLimit   = ADULT_SALT_LIMIT_G * Math.min(1, energyRatio);</w:t>
+              <w:br/>
+              <w:t xml:space="preserve">  ...</w:t>
+              <w:br/>
+              <w:t>}</w:t>
+            </w:r>
+          </w:p>
+          <w:p>
+            <w:pPr>
+              <w:spacing w:after="80" w:line="276" w:lineRule="auto"/>
+              <w:jc w:val="both"/>
+            </w:pPr>
+            <w:r>
+              <w:rPr>
+                <w:rFonts w:ascii="Times New Roman" w:hAnsi="Times New Roman" w:eastAsia="바탕"/>
+                <w:sz w:val="20"/>
+              </w:rPr>
+              <w:t xml:space="preserve">설계 의도. 나이를 </w:t>
+            </w:r>
+            <w:r>
+              <w:rPr>
+                <w:rFonts w:ascii="Times New Roman" w:hAnsi="Times New Roman" w:eastAsia="바탕"/>
+                <w:b/>
+                <w:sz w:val="20"/>
+              </w:rPr>
+              <w:t>대표값 네 개</w:t>
+            </w:r>
+            <w:r>
+              <w:rPr>
+                <w:rFonts w:ascii="Times New Roman" w:hAnsi="Times New Roman" w:eastAsia="바탕"/>
+                <w:sz w:val="20"/>
+              </w:rPr>
+              <w:t>로 접는 것이 요점이다. 사용자는 숫자를 입력하지 않고 그림 넷 중 하나를 고르므로(§3.2), 앱이 아는 것은 구간뿐이다. 구간을 그대로 두고 계산하려면 구간별 기준치 표를 손으로 만들어야 하는데, 그러면 WHO 권고가 바뀔 때 표를 다시 짜야 하고 그 표가 어디서 왔는지 아무도 확인할 수 없게 된다. 대표 나이 하나로 접으면 계산이 권고 문장을 그대로 따른다.</w:t>
+            </w:r>
+          </w:p>
+          <w:p>
+            <w:pPr>
+              <w:spacing w:after="80" w:line="276" w:lineRule="auto"/>
+              <w:jc w:val="both"/>
+            </w:pPr>
+            <w:r>
+              <w:rPr>
+                <w:rFonts w:ascii="Consolas" w:hAnsi="Consolas" w:eastAsia="Consolas"/>
+                <w:sz w:val="19"/>
+              </w:rPr>
+              <w:t>Math.min(1, energyRatio)</w:t>
+            </w:r>
+            <w:r>
+              <w:rPr>
+                <w:rFonts w:ascii="Times New Roman" w:hAnsi="Times New Roman" w:eastAsia="바탕"/>
+                <w:sz w:val="20"/>
+              </w:rPr>
+              <w:t xml:space="preserve"> 에도 판단이 있다. 소금과 식이섬유는 권고가 절대량이라 비율로 환산할 수 없다. 아동은 에너지 요구량에 비례해 낮추되(§2.4 의 근거가 되는 권고 자체가 "아동은 에너지 섭취량에 따라 더 적어야 한다" 고 말한다), 성인보다 많이 먹는 사람에게 소금 한도를 올려 주지는 않는다. 권고가 상한이기 때문이다.</w:t>
+            </w:r>
+          </w:p>
+          <w:p>
+            <w:pPr>
+              <w:spacing w:after="80" w:line="276" w:lineRule="auto"/>
+              <w:jc w:val="both"/>
+            </w:pPr>
+            <w:r>
+              <w:rPr>
+                <w:rFonts w:ascii="Consolas" w:hAnsi="Consolas" w:eastAsia="Consolas"/>
+                <w:sz w:val="19"/>
+              </w:rPr>
+              <w:t>basis</w:t>
+            </w:r>
+            <w:r>
+              <w:rPr>
+                <w:rFonts w:ascii="Times New Roman" w:hAnsi="Times New Roman" w:eastAsia="바탕"/>
+                <w:sz w:val="20"/>
+              </w:rPr>
+              <w:t xml:space="preserve"> 문자열을 함께 돌려주는 것도 의도적이다. 화면 아래에 "70세 기준 1,800 kcal, 유리당 10% 미만" 이 그대로 표시된다(그림 10 의 (b)). 판정이 어디서 나왔는지를 사용자가 볼 수 없으면, 그 판정은 근거가 아니라 선언이 된다.</w:t>
+            </w:r>
+          </w:p>
+          <w:p>
+            <w:pPr>
+              <w:spacing w:after="80" w:line="276" w:lineRule="auto"/>
+              <w:jc w:val="both"/>
+            </w:pPr>
+            <w:r>
+              <w:rPr>
+                <w:rFonts w:ascii="Times New Roman" w:hAnsi="Times New Roman" w:eastAsia="바탕"/>
+                <w:sz w:val="20"/>
+              </w:rPr>
               <w:t>여기에 사용자의 조건이 더해진다. 당뇨가 있으면 당류 기준이 좁아지고, 혈액희석제를 복용 중이면 이부프로펜 계열이 회피 대상이 되며, 임신·수유 중이면 금기 목록이 달라진다.</w:t>
             </w:r>
           </w:p>
@@ -6683,6 +6803,193 @@
                 <w:sz w:val="20"/>
               </w:rPr>
               <w:t>증상의 양상도 함께 본다. 두드러기·부어오름처럼 알레르기를 시사하는 것과 더부룩함처럼 불내성을 시사하는 것을 갈라, 같은 성분이라도 어느 쪽으로 제시할지를 바꾼다. 알레르기라고 말하는 것과 소화가 잘 안 된다고 말하는 것은 사용자가 취할 행동이 다르다.</w:t>
+            </w:r>
+          </w:p>
+          <w:p>
+            <w:pPr>
+              <w:spacing w:after="80" w:line="276" w:lineRule="auto"/>
+              <w:jc w:val="both"/>
+            </w:pPr>
+            <w:r>
+              <w:rPr>
+                <w:rFonts w:ascii="Times New Roman" w:hAnsi="Times New Roman" w:eastAsia="바탕"/>
+                <w:sz w:val="20"/>
+              </w:rPr>
+              <w:t>말하지 않기 위한 조건이 검정 자체보다 길다.</w:t>
+            </w:r>
+          </w:p>
+          <w:p>
+            <w:pPr>
+              <w:spacing w:after="160"/>
+            </w:pPr>
+            <w:r>
+              <w:rPr>
+                <w:rFonts w:ascii="Consolas" w:hAnsi="Consolas" w:eastAsia="Consolas"/>
+                <w:sz w:val="18"/>
+              </w:rPr>
+              <w:t>export function findTriggers(log: MealFeedback[]): SuspectedTrigger[] {</w:t>
+              <w:br/>
+              <w:t xml:space="preserve">  // 검사 대상: 기록에 실제로 등장한 성분만. 먹은 적 없는 성분을 검정하면</w:t>
+              <w:br/>
+              <w:t xml:space="preserve">  // Bonferroni 분모만 키워서 진짜 신호를 죽인다.</w:t>
+              <w:br/>
+              <w:t xml:space="preserve">  const testable = [...flags].map(...).filter(...);</w:t>
+              <w:br/>
+              <w:t xml:space="preserve">  const threshold = ALPHA / testable.length;              // Bonferroni</w:t>
+              <w:br/>
+              <w:br/>
+              <w:t xml:space="preserve">  for (const { flag, condition } of testable) {</w:t>
+              <w:br/>
+              <w:t xml:space="preserve">    const withIt  = log.filter((m) =&gt;  flagsOf(m.tags).includes(flag));</w:t>
+              <w:br/>
+              <w:t xml:space="preserve">    const without = log.filter((m) =&gt; !flagsOf(m.tags).includes(flag));</w:t>
+              <w:br/>
+              <w:br/>
+              <w:t xml:space="preserve">    const a = withIt.filter((m) =&gt; m.reaction === 'unwell').length;   // 먹고 탈남</w:t>
+              <w:br/>
+              <w:t xml:space="preserve">    const b = withIt.length - a;                                     // 먹고 괜찮음</w:t>
+              <w:br/>
+              <w:t xml:space="preserve">    const c = without.filter((m) =&gt; m.reaction === 'unwell').length; // 안 먹고 탈남</w:t>
+              <w:br/>
+              <w:t xml:space="preserve">    const d = without.length - c;                                    // 안 먹고 괜찮음</w:t>
+              <w:br/>
+              <w:br/>
+              <w:t xml:space="preserve">    if (a &lt; MIN_UNWELL || withIt.length &lt; MIN_EATEN</w:t>
+              <w:br/>
+              <w:t xml:space="preserve">                       || without.length &lt; MIN_CONTROL) continue;     // 증거 부족</w:t>
+              <w:br/>
+              <w:t xml:space="preserve">    if (fisherRightTail(a, b, c, d) &gt; threshold) continue;            // 우연 범위</w:t>
+              <w:br/>
+              <w:t xml:space="preserve">    ...</w:t>
+              <w:br/>
+              <w:t xml:space="preserve">  }</w:t>
+              <w:br/>
+              <w:t>}</w:t>
+            </w:r>
+          </w:p>
+          <w:p>
+            <w:pPr>
+              <w:spacing w:after="80" w:line="276" w:lineRule="auto"/>
+              <w:jc w:val="both"/>
+            </w:pPr>
+            <w:r>
+              <w:rPr>
+                <w:rFonts w:ascii="Times New Roman" w:hAnsi="Times New Roman" w:eastAsia="바탕"/>
+                <w:sz w:val="20"/>
+              </w:rPr>
+              <w:t xml:space="preserve">설계 의도. </w:t>
+            </w:r>
+            <w:r>
+              <w:rPr>
+                <w:rFonts w:ascii="Consolas" w:hAnsi="Consolas" w:eastAsia="Consolas"/>
+                <w:sz w:val="19"/>
+              </w:rPr>
+              <w:t>continue</w:t>
+            </w:r>
+            <w:r>
+              <w:rPr>
+                <w:rFonts w:ascii="Times New Roman" w:hAnsi="Times New Roman" w:eastAsia="바탕"/>
+                <w:sz w:val="20"/>
+              </w:rPr>
+              <w:t xml:space="preserve"> 두 줄이 이 함수가 하는 일의 대부분이다. 첫 줄은 </w:t>
+            </w:r>
+            <w:r>
+              <w:rPr>
+                <w:rFonts w:ascii="Times New Roman" w:hAnsi="Times New Roman" w:eastAsia="바탕"/>
+                <w:b/>
+                <w:sz w:val="20"/>
+              </w:rPr>
+              <w:t>증거의 양</w:t>
+            </w:r>
+            <w:r>
+              <w:rPr>
+                <w:rFonts w:ascii="Times New Roman" w:hAnsi="Times New Roman" w:eastAsia="바탕"/>
+                <w:sz w:val="20"/>
+              </w:rPr>
+              <w:t xml:space="preserve">을 본다 — 탈이 난 횟수, 먹은 횟수, 그리고 </w:t>
+            </w:r>
+            <w:r>
+              <w:rPr>
+                <w:rFonts w:ascii="Times New Roman" w:hAnsi="Times New Roman" w:eastAsia="바탕"/>
+                <w:b/>
+                <w:sz w:val="20"/>
+              </w:rPr>
+              <w:t>먹지 않은 끼니의 수</w:t>
+            </w:r>
+            <w:r>
+              <w:rPr>
+                <w:rFonts w:ascii="Times New Roman" w:hAnsi="Times New Roman" w:eastAsia="바탕"/>
+                <w:sz w:val="20"/>
+              </w:rPr>
+              <w:t>까지 본다. 마지막 것이 없으면 비교가 성립하지 않는다. 매 끼니에 들어가는 성분은 탈이 날 때마다 함께 있었으므로 아무 검정이나 통과시키기 때문이다.</w:t>
+            </w:r>
+          </w:p>
+          <w:p>
+            <w:pPr>
+              <w:spacing w:after="80" w:line="276" w:lineRule="auto"/>
+              <w:jc w:val="both"/>
+            </w:pPr>
+            <w:r>
+              <w:rPr>
+                <w:rFonts w:ascii="Times New Roman" w:hAnsi="Times New Roman" w:eastAsia="바탕"/>
+                <w:sz w:val="20"/>
+              </w:rPr>
+              <w:t xml:space="preserve">둘째 줄의 문턱은 </w:t>
+            </w:r>
+            <w:r>
+              <w:rPr>
+                <w:rFonts w:ascii="Consolas" w:hAnsi="Consolas" w:eastAsia="Consolas"/>
+                <w:sz w:val="19"/>
+              </w:rPr>
+              <w:t>ALPHA / 검사한 성분 수</w:t>
+            </w:r>
+            <w:r>
+              <w:rPr>
+                <w:rFonts w:ascii="Times New Roman" w:hAnsi="Times New Roman" w:eastAsia="바탕"/>
+                <w:sz w:val="20"/>
+              </w:rPr>
+              <w:t xml:space="preserve"> 다. 성분을 열 개 보면 문턱이 10분의 1이 된다. 스무 개를 놓고 각각 5% 문턱으로 보면 아무 관계가 없어도 하나쯤은 걸리는데, 그 하나를 "당신은 이것에 알레르기가 있을 수 있습니다" 로 화면에 띄우는 것이 이 기능의 최악이다.</w:t>
+            </w:r>
+          </w:p>
+          <w:p>
+            <w:pPr>
+              <w:spacing w:after="80" w:line="276" w:lineRule="auto"/>
+              <w:jc w:val="both"/>
+            </w:pPr>
+            <w:r>
+              <w:rPr>
+                <w:rFonts w:ascii="Times New Roman" w:hAnsi="Times New Roman" w:eastAsia="바탕"/>
+                <w:sz w:val="20"/>
+              </w:rPr>
+              <w:t xml:space="preserve">검사 대상을 </w:t>
+            </w:r>
+            <w:r>
+              <w:rPr>
+                <w:rFonts w:ascii="Times New Roman" w:hAnsi="Times New Roman" w:eastAsia="바탕"/>
+                <w:b/>
+                <w:sz w:val="20"/>
+              </w:rPr>
+              <w:t>기록에 실제로 등장한 성분</w:t>
+            </w:r>
+            <w:r>
+              <w:rPr>
+                <w:rFonts w:ascii="Times New Roman" w:hAnsi="Times New Roman" w:eastAsia="바탕"/>
+                <w:sz w:val="20"/>
+              </w:rPr>
+              <w:t>으로 좁힌 것도 같은 이유다. 먹은 적 없는 성분까지 목록에 넣으면 분모만 커져 진짜 신호가 문턱 아래로 내려간다. 보수적으로 만드는 장치가 지나치면 아무것도 못 찾는 장치가 된다.</w:t>
+            </w:r>
+          </w:p>
+          <w:p>
+            <w:pPr>
+              <w:spacing w:after="80" w:line="276" w:lineRule="auto"/>
+              <w:jc w:val="both"/>
+            </w:pPr>
+            <w:r>
+              <w:rPr>
+                <w:rFonts w:ascii="Times New Roman" w:hAnsi="Times New Roman" w:eastAsia="바탕"/>
+                <w:sz w:val="20"/>
+              </w:rPr>
+              <w:t>Fisher 정확검정을 쓴 이유는 표본이 작기 때문이다. 카이제곱은 기대빈도가 5 미만이면 쓸 수 없는데, 식이 일지의 표는 늘 그렇다 — 사람이 한 성분을 스무 번 먹고 그중 몇 번 탈이 났는지를 기록하는 일은 드물다.</w:t>
             </w:r>
           </w:p>
           <w:p>
@@ -11131,6 +11438,157 @@
                 <w:sz w:val="20"/>
               </w:rPr>
               <w:t>(요일)이 다르게 처리된다. 전자는 가장 진한 칸 하나를 고르되 2등과의 차이가 충분해야 하고, 그렇지 않으면 값을 내지 않고 문제로 보고한다. 애매한 것을 그럴듯하게 고르는 것이 이 경로에서 가장 나쁜 실패이기 때문이다 — 잘못 읽은 복용 시각은 아무 값도 읽지 못한 것보다 위험하다.</w:t>
+            </w:r>
+          </w:p>
+          <w:p>
+            <w:pPr>
+              <w:spacing w:after="160"/>
+            </w:pPr>
+            <w:r>
+              <w:rPr>
+                <w:rFonts w:ascii="Consolas" w:hAnsi="Consolas" w:eastAsia="Consolas"/>
+                <w:sz w:val="18"/>
+              </w:rPr>
+              <w:t>if group["mode"] == "one":</w:t>
+              <w:br/>
+              <w:t xml:space="preserve">    ranked = sorted(s.items(), key=lambda kv: -kv[1])</w:t>
+              <w:br/>
+              <w:t xml:space="preserve">    best, second = ranked[0], ranked[1]</w:t>
+              <w:br/>
+              <w:br/>
+              <w:t xml:space="preserve">    if best[1] &lt; abs_min:                      # ① 아무것도 안 칠했다</w:t>
+              <w:br/>
+              <w:t xml:space="preserve">        values[name] = None</w:t>
+              <w:br/>
+              <w:t xml:space="preserve">        problems.append(f"{name}: nothing filled")</w:t>
+              <w:br/>
+              <w:br/>
+              <w:t xml:space="preserve">    elif second[1] &gt;= abs_min:                 # ② 둘 다 제대로 칠했다</w:t>
+              <w:br/>
+              <w:t xml:space="preserve">        # 둘 사이의 간격만 보면, 마음을 바꿔 다른 칸을 칠하고 앞의 것을 지우지</w:t>
+              <w:br/>
+              <w:t xml:space="preserve">        # 않은 종이에서 펜이 더 덮은 쪽을 조용히 고르게 된다. 종이는 서로 다른</w:t>
+              <w:br/>
+              <w:t xml:space="preserve">        # 두 가지를 말하고 있고, 어느 쪽이었는지는 그것을 쓴 사람만 안다.</w:t>
+              <w:br/>
+              <w:t xml:space="preserve">        values[name] = None</w:t>
+              <w:br/>
+              <w:t xml:space="preserve">        problems.append(f"{name}: two boxes filled ... erase one and retake")</w:t>
+              <w:br/>
+              <w:br/>
+              <w:t xml:space="preserve">    elif best[1] - second[1] &lt; margin:         # ③ 갈라지지 않는다</w:t>
+              <w:br/>
+              <w:t xml:space="preserve">        values[name] = None</w:t>
+              <w:br/>
+              <w:t xml:space="preserve">        problems.append(f"{name}: ambiguous ...")</w:t>
+              <w:br/>
+              <w:br/>
+              <w:t xml:space="preserve">    else:</w:t>
+              <w:br/>
+              <w:t xml:space="preserve">        values[name] = best[0]</w:t>
+              <w:br/>
+              <w:t>else:                                          # 여럿 고르는 항목 (요일)</w:t>
+              <w:br/>
+              <w:t xml:space="preserve">    picked  = [k for k in group["bubbles"] if s[k] &gt;= abs_min]</w:t>
+              <w:br/>
+              <w:t xml:space="preserve">    unclear = [k for k in group["bubbles"] if abs_min - margin &lt;= s[k] &lt; abs_min]</w:t>
+            </w:r>
+          </w:p>
+          <w:p>
+            <w:pPr>
+              <w:spacing w:after="80" w:line="276" w:lineRule="auto"/>
+              <w:jc w:val="both"/>
+            </w:pPr>
+            <w:r>
+              <w:rPr>
+                <w:rFonts w:ascii="Times New Roman" w:hAnsi="Times New Roman" w:eastAsia="바탕"/>
+                <w:sz w:val="20"/>
+              </w:rPr>
+              <w:t xml:space="preserve">설계 의도. 갈래 ①②③ 이 모두 </w:t>
+            </w:r>
+            <w:r>
+              <w:rPr>
+                <w:rFonts w:ascii="Times New Roman" w:hAnsi="Times New Roman" w:eastAsia="바탕"/>
+                <w:b/>
+                <w:sz w:val="20"/>
+              </w:rPr>
+              <w:t>값을 내지 않는 쪽</w:t>
+            </w:r>
+            <w:r>
+              <w:rPr>
+                <w:rFonts w:ascii="Times New Roman" w:hAnsi="Times New Roman" w:eastAsia="바탕"/>
+                <w:sz w:val="20"/>
+              </w:rPr>
+              <w:t>으로 끝난다는 것이 이 함수의 성격이다. 특히 ② 가 그렇다 — 두 칸이 모두 제대로 칠해져 있으면 더 진한 쪽을 고르는 것이 기술적으로는 쉽지만, 그것은 종이가 하지 않은 말을 만들어 내는 것이다.</w:t>
+            </w:r>
+          </w:p>
+          <w:p>
+            <w:pPr>
+              <w:spacing w:after="80" w:line="276" w:lineRule="auto"/>
+              <w:jc w:val="both"/>
+            </w:pPr>
+            <w:r>
+              <w:rPr>
+                <w:rFonts w:ascii="Times New Roman" w:hAnsi="Times New Roman" w:eastAsia="바탕"/>
+                <w:sz w:val="20"/>
+              </w:rPr>
+              <w:t>이름이 붙은 문제(</w:t>
+            </w:r>
+            <w:r>
+              <w:rPr>
+                <w:rFonts w:ascii="Consolas" w:hAnsi="Consolas" w:eastAsia="Consolas"/>
+                <w:sz w:val="19"/>
+              </w:rPr>
+              <w:t>problems</w:t>
+            </w:r>
+            <w:r>
+              <w:rPr>
+                <w:rFonts w:ascii="Times New Roman" w:hAnsi="Times New Roman" w:eastAsia="바탕"/>
+                <w:sz w:val="20"/>
+              </w:rPr>
+              <w:t xml:space="preserve">)는 사용자를 종이로 돌려보내며 </w:t>
+            </w:r>
+            <w:r>
+              <w:rPr>
+                <w:rFonts w:ascii="Times New Roman" w:hAnsi="Times New Roman" w:eastAsia="바탕"/>
+                <w:b/>
+                <w:sz w:val="20"/>
+              </w:rPr>
+              <w:t>되돌릴 수 있다.</w:t>
+            </w:r>
+            <w:r>
+              <w:rPr>
+                <w:rFonts w:ascii="Times New Roman" w:hAnsi="Times New Roman" w:eastAsia="바탕"/>
+                <w:sz w:val="20"/>
+              </w:rPr>
+              <w:t xml:space="preserve"> 확신에 찬 오독은 되돌릴 수 없다. 판독기가 "모르겠다" 고 말할 수 있어야 하는 이유가 여기 있고, 이것은 §2.2 의 파서가 지어낸 이름을 그림 대신 오류로 만드는 것, §5.2 의 검사기가 통과 기준을 결과에 맞추어 낮추지 않는 것과 같은 원칙이다.</w:t>
+            </w:r>
+          </w:p>
+          <w:p>
+            <w:pPr>
+              <w:spacing w:after="80" w:line="276" w:lineRule="auto"/>
+              <w:jc w:val="both"/>
+            </w:pPr>
+            <w:r>
+              <w:rPr>
+                <w:rFonts w:ascii="Times New Roman" w:hAnsi="Times New Roman" w:eastAsia="바탕"/>
+                <w:sz w:val="20"/>
+              </w:rPr>
+              <w:t xml:space="preserve">요일처럼 여럿 고르는 항목에서는 </w:t>
+            </w:r>
+            <w:r>
+              <w:rPr>
+                <w:rFonts w:ascii="Consolas" w:hAnsi="Consolas" w:eastAsia="Consolas"/>
+                <w:sz w:val="19"/>
+              </w:rPr>
+              <w:t>unclear</w:t>
+            </w:r>
+            <w:r>
+              <w:rPr>
+                <w:rFonts w:ascii="Times New Roman" w:hAnsi="Times New Roman" w:eastAsia="바탕"/>
+                <w:sz w:val="20"/>
+              </w:rPr>
+              <w:t xml:space="preserve"> — 비어 있다고 하기에도 칠했다고 하기에도 애매한 띠 — 를 따로 모아 함께 보고한다. 값은 내되 무엇이 미심쩍은지를 함께 말하는 쪽이, 조용히 빠뜨리는 것보다 낫다.</w:t>
             </w:r>
           </w:p>
           <w:p>

--- a/docs/proposal/SnapCare_H1_Final_Proposal_KO.docx
+++ b/docs/proposal/SnapCare_H1_Final_Proposal_KO.docx
@@ -5621,6 +5621,615 @@
             <w:pPr>
               <w:spacing w:after="120"/>
             </w:pPr>
+          </w:p>
+          <w:p>
+            <w:pPr>
+              <w:spacing w:after="80" w:line="276" w:lineRule="auto"/>
+              <w:jc w:val="both"/>
+            </w:pPr>
+            <w:r>
+              <w:rPr>
+                <w:rFonts w:ascii="Times New Roman" w:hAnsi="Times New Roman" w:eastAsia="바탕"/>
+                <w:sz w:val="20"/>
+              </w:rPr>
+              <w:t xml:space="preserve">78종을 무엇으로 정했는지가 이 세트의 성격을 말한다. 그림을 많이 그려 놓고 조합을 나중에 생각한 것이 아니라, </w:t>
+            </w:r>
+            <w:r>
+              <w:rPr>
+                <w:rFonts w:ascii="Times New Roman" w:hAnsi="Times New Roman" w:eastAsia="바탕"/>
+                <w:b/>
+                <w:sz w:val="20"/>
+              </w:rPr>
+              <w:t>§1.3 의 오류 분포에서 거꾸로 내려왔다.</w:t>
+            </w:r>
+          </w:p>
+          <w:p>
+            <w:pPr>
+              <w:spacing w:after="80" w:line="276" w:lineRule="auto"/>
+              <w:jc w:val="both"/>
+            </w:pPr>
+            <w:r>
+              <w:rPr>
+                <w:rFonts w:ascii="Times New Roman" w:hAnsi="Times New Roman" w:eastAsia="바탕"/>
+                <w:sz w:val="20"/>
+              </w:rPr>
+              <w:t>[표 6] 형태소 78종의 갈래</w:t>
+            </w:r>
+          </w:p>
+          <w:tbl>
+            <w:tblPr>
+              <w:tblW w:type="auto" w:w="0"/>
+              <w:jc w:val="center"/>
+              <w:tblLook w:firstColumn="1" w:firstRow="1" w:lastColumn="0" w:lastRow="0" w:noHBand="0" w:noVBand="1" w:val="04A0"/>
+              <w:tblBorders>
+                <w:top w:val="single" w:sz="4" w:color="BFBFBF"/>
+                <w:left w:val="single" w:sz="4" w:color="BFBFBF"/>
+                <w:bottom w:val="single" w:sz="4" w:color="BFBFBF"/>
+                <w:right w:val="single" w:sz="4" w:color="BFBFBF"/>
+                <w:insideH w:val="single" w:sz="4" w:color="BFBFBF"/>
+                <w:insideV w:val="single" w:sz="4" w:color="BFBFBF"/>
+              </w:tblBorders>
+            </w:tblPr>
+            <w:tblGrid>
+              <w:gridCol w:w="3255"/>
+              <w:gridCol w:w="3255"/>
+              <w:gridCol w:w="3255"/>
+            </w:tblGrid>
+            <w:tr>
+              <w:tc>
+                <w:tcPr>
+                  <w:tcW w:type="dxa" w:w="3255"/>
+                  <w:shd w:val="clear" w:fill="F2F2F2"/>
+                </w:tcPr>
+                <w:p>
+                  <w:r>
+                    <w:rPr>
+                      <w:rFonts w:ascii="Times New Roman" w:hAnsi="Times New Roman" w:eastAsia="바탕"/>
+                      <w:b/>
+                      <w:sz w:val="18"/>
+                    </w:rPr>
+                    <w:t>갈래</w:t>
+                  </w:r>
+                </w:p>
+              </w:tc>
+              <w:tc>
+                <w:tcPr>
+                  <w:tcW w:type="dxa" w:w="3255"/>
+                  <w:shd w:val="clear" w:fill="F2F2F2"/>
+                </w:tcPr>
+                <w:p>
+                  <w:r>
+                    <w:rPr>
+                      <w:rFonts w:ascii="Times New Roman" w:hAnsi="Times New Roman" w:eastAsia="바탕"/>
+                      <w:b/>
+                      <w:sz w:val="18"/>
+                    </w:rPr>
+                    <w:t>개수</w:t>
+                  </w:r>
+                </w:p>
+              </w:tc>
+              <w:tc>
+                <w:tcPr>
+                  <w:tcW w:type="dxa" w:w="3255"/>
+                  <w:shd w:val="clear" w:fill="F2F2F2"/>
+                </w:tcPr>
+                <w:p>
+                  <w:r>
+                    <w:rPr>
+                      <w:rFonts w:ascii="Times New Roman" w:hAnsi="Times New Roman" w:eastAsia="바탕"/>
+                      <w:b/>
+                      <w:sz w:val="18"/>
+                    </w:rPr>
+                    <w:t>무엇을 말하는가</w:t>
+                  </w:r>
+                </w:p>
+              </w:tc>
+            </w:tr>
+            <w:tr>
+              <w:tc>
+                <w:tcPr>
+                  <w:tcW w:type="dxa" w:w="3255"/>
+                </w:tcPr>
+                <w:p>
+                  <w:r>
+                    <w:rPr>
+                      <w:rFonts w:ascii="Times New Roman" w:hAnsi="Times New Roman" w:eastAsia="바탕"/>
+                      <w:sz w:val="18"/>
+                    </w:rPr>
+                    <w:t>제형·기기·행위</w:t>
+                  </w:r>
+                </w:p>
+              </w:tc>
+              <w:tc>
+                <w:tcPr>
+                  <w:tcW w:type="dxa" w:w="3255"/>
+                </w:tcPr>
+                <w:p>
+                  <w:r>
+                    <w:rPr>
+                      <w:rFonts w:ascii="Times New Roman" w:hAnsi="Times New Roman" w:eastAsia="바탕"/>
+                      <w:sz w:val="18"/>
+                    </w:rPr>
+                    <w:t>26</w:t>
+                  </w:r>
+                </w:p>
+              </w:tc>
+              <w:tc>
+                <w:tcPr>
+                  <w:tcW w:type="dxa" w:w="3255"/>
+                </w:tcPr>
+                <w:p>
+                  <w:r>
+                    <w:rPr>
+                      <w:rFonts w:ascii="Times New Roman" w:hAnsi="Times New Roman" w:eastAsia="바탕"/>
+                      <w:sz w:val="18"/>
+                    </w:rPr>
+                    <w:t>무엇을 — 알약·물약·안약·흡입기·주사기·혈압계</w:t>
+                  </w:r>
+                </w:p>
+              </w:tc>
+            </w:tr>
+            <w:tr>
+              <w:tc>
+                <w:tcPr>
+                  <w:tcW w:type="dxa" w:w="3255"/>
+                </w:tcPr>
+                <w:p>
+                  <w:r>
+                    <w:rPr>
+                      <w:rFonts w:ascii="Times New Roman" w:hAnsi="Times New Roman" w:eastAsia="바탕"/>
+                      <w:sz w:val="18"/>
+                    </w:rPr>
+                    <w:t>음식</w:t>
+                  </w:r>
+                </w:p>
+              </w:tc>
+              <w:tc>
+                <w:tcPr>
+                  <w:tcW w:type="dxa" w:w="3255"/>
+                </w:tcPr>
+                <w:p>
+                  <w:r>
+                    <w:rPr>
+                      <w:rFonts w:ascii="Times New Roman" w:hAnsi="Times New Roman" w:eastAsia="바탕"/>
+                      <w:sz w:val="18"/>
+                    </w:rPr>
+                    <w:t>10</w:t>
+                  </w:r>
+                </w:p>
+              </w:tc>
+              <w:tc>
+                <w:tcPr>
+                  <w:tcW w:type="dxa" w:w="3255"/>
+                </w:tcPr>
+                <w:p>
+                  <w:r>
+                    <w:rPr>
+                      <w:rFonts w:ascii="Times New Roman" w:hAnsi="Times New Roman" w:eastAsia="바탕"/>
+                      <w:sz w:val="18"/>
+                    </w:rPr>
+                    <w:t>무엇을 — 밥·빵·기름·설탕·채소</w:t>
+                  </w:r>
+                </w:p>
+              </w:tc>
+            </w:tr>
+            <w:tr>
+              <w:tc>
+                <w:tcPr>
+                  <w:tcW w:type="dxa" w:w="3255"/>
+                </w:tcPr>
+                <w:p>
+                  <w:r>
+                    <w:rPr>
+                      <w:rFonts w:ascii="Times New Roman" w:hAnsi="Times New Roman" w:eastAsia="바탕"/>
+                      <w:sz w:val="18"/>
+                    </w:rPr>
+                    <w:t>알레르겐</w:t>
+                  </w:r>
+                </w:p>
+              </w:tc>
+              <w:tc>
+                <w:tcPr>
+                  <w:tcW w:type="dxa" w:w="3255"/>
+                </w:tcPr>
+                <w:p>
+                  <w:r>
+                    <w:rPr>
+                      <w:rFonts w:ascii="Times New Roman" w:hAnsi="Times New Roman" w:eastAsia="바탕"/>
+                      <w:sz w:val="18"/>
+                    </w:rPr>
+                    <w:t>9</w:t>
+                  </w:r>
+                </w:p>
+              </w:tc>
+              <w:tc>
+                <w:tcPr>
+                  <w:tcW w:type="dxa" w:w="3255"/>
+                </w:tcPr>
+                <w:p>
+                  <w:r>
+                    <w:rPr>
+                      <w:rFonts w:ascii="Times New Roman" w:hAnsi="Times New Roman" w:eastAsia="바탕"/>
+                      <w:sz w:val="18"/>
+                    </w:rPr>
+                    <w:t>무엇을 피하나 — 땅콩·견과·우유·달걀·조개</w:t>
+                  </w:r>
+                </w:p>
+              </w:tc>
+            </w:tr>
+            <w:tr>
+              <w:tc>
+                <w:tcPr>
+                  <w:tcW w:type="dxa" w:w="3255"/>
+                </w:tcPr>
+                <w:p>
+                  <w:r>
+                    <w:rPr>
+                      <w:rFonts w:ascii="Times New Roman" w:hAnsi="Times New Roman" w:eastAsia="바탕"/>
+                      <w:sz w:val="18"/>
+                    </w:rPr>
+                    <w:t>증상</w:t>
+                  </w:r>
+                </w:p>
+              </w:tc>
+              <w:tc>
+                <w:tcPr>
+                  <w:tcW w:type="dxa" w:w="3255"/>
+                </w:tcPr>
+                <w:p>
+                  <w:r>
+                    <w:rPr>
+                      <w:rFonts w:ascii="Times New Roman" w:hAnsi="Times New Roman" w:eastAsia="바탕"/>
+                      <w:sz w:val="18"/>
+                    </w:rPr>
+                    <w:t>8</w:t>
+                  </w:r>
+                </w:p>
+              </w:tc>
+              <w:tc>
+                <w:tcPr>
+                  <w:tcW w:type="dxa" w:w="3255"/>
+                </w:tcPr>
+                <w:p>
+                  <w:r>
+                    <w:rPr>
+                      <w:rFonts w:ascii="Times New Roman" w:hAnsi="Times New Roman" w:eastAsia="바탕"/>
+                      <w:sz w:val="18"/>
+                    </w:rPr>
+                    <w:t>무엇을 겪었나 — 발열·기침·구토·복통</w:t>
+                  </w:r>
+                </w:p>
+              </w:tc>
+            </w:tr>
+            <w:tr>
+              <w:tc>
+                <w:tcPr>
+                  <w:tcW w:type="dxa" w:w="3255"/>
+                </w:tcPr>
+                <w:p>
+                  <w:r>
+                    <w:rPr>
+                      <w:rFonts w:ascii="Times New Roman" w:hAnsi="Times New Roman" w:eastAsia="바탕"/>
+                      <w:sz w:val="18"/>
+                    </w:rPr>
+                    <w:t>상태</w:t>
+                  </w:r>
+                </w:p>
+              </w:tc>
+              <w:tc>
+                <w:tcPr>
+                  <w:tcW w:type="dxa" w:w="3255"/>
+                </w:tcPr>
+                <w:p>
+                  <w:r>
+                    <w:rPr>
+                      <w:rFonts w:ascii="Times New Roman" w:hAnsi="Times New Roman" w:eastAsia="바탕"/>
+                      <w:sz w:val="18"/>
+                    </w:rPr>
+                    <w:t>7</w:t>
+                  </w:r>
+                </w:p>
+              </w:tc>
+              <w:tc>
+                <w:tcPr>
+                  <w:tcW w:type="dxa" w:w="3255"/>
+                </w:tcPr>
+                <w:p>
+                  <w:r>
+                    <w:rPr>
+                      <w:rFonts w:ascii="Times New Roman" w:hAnsi="Times New Roman" w:eastAsia="바탕"/>
+                      <w:sz w:val="18"/>
+                    </w:rPr>
+                    <w:t>누구인가 — 아동·청소년·성인·고령·임신·수유</w:t>
+                  </w:r>
+                </w:p>
+              </w:tc>
+            </w:tr>
+            <w:tr>
+              <w:tc>
+                <w:tcPr>
+                  <w:tcW w:type="dxa" w:w="3255"/>
+                </w:tcPr>
+                <w:p>
+                  <w:r>
+                    <w:rPr>
+                      <w:rFonts w:ascii="Times New Roman" w:hAnsi="Times New Roman" w:eastAsia="바탕"/>
+                      <w:sz w:val="18"/>
+                    </w:rPr>
+                    <w:t>부위</w:t>
+                  </w:r>
+                </w:p>
+              </w:tc>
+              <w:tc>
+                <w:tcPr>
+                  <w:tcW w:type="dxa" w:w="3255"/>
+                </w:tcPr>
+                <w:p>
+                  <w:r>
+                    <w:rPr>
+                      <w:rFonts w:ascii="Times New Roman" w:hAnsi="Times New Roman" w:eastAsia="바탕"/>
+                      <w:sz w:val="18"/>
+                    </w:rPr>
+                    <w:t>6</w:t>
+                  </w:r>
+                </w:p>
+              </w:tc>
+              <w:tc>
+                <w:tcPr>
+                  <w:tcW w:type="dxa" w:w="3255"/>
+                </w:tcPr>
+                <w:p>
+                  <w:r>
+                    <w:rPr>
+                      <w:rFonts w:ascii="Times New Roman" w:hAnsi="Times New Roman" w:eastAsia="바탕"/>
+                      <w:sz w:val="18"/>
+                    </w:rPr>
+                    <w:t>어디에 — 눈·입·코·피부·위</w:t>
+                  </w:r>
+                </w:p>
+              </w:tc>
+            </w:tr>
+            <w:tr>
+              <w:tc>
+                <w:tcPr>
+                  <w:tcW w:type="dxa" w:w="3255"/>
+                </w:tcPr>
+                <w:p>
+                  <w:r>
+                    <w:rPr>
+                      <w:rFonts w:ascii="Times New Roman" w:hAnsi="Times New Roman" w:eastAsia="바탕"/>
+                      <w:b/>
+                      <w:sz w:val="18"/>
+                    </w:rPr>
+                    <w:t>개수</w:t>
+                  </w:r>
+                </w:p>
+              </w:tc>
+              <w:tc>
+                <w:tcPr>
+                  <w:tcW w:type="dxa" w:w="3255"/>
+                </w:tcPr>
+                <w:p>
+                  <w:r>
+                    <w:rPr>
+                      <w:rFonts w:ascii="Times New Roman" w:hAnsi="Times New Roman" w:eastAsia="바탕"/>
+                      <w:b/>
+                      <w:sz w:val="18"/>
+                    </w:rPr>
+                    <w:t>5</w:t>
+                  </w:r>
+                </w:p>
+              </w:tc>
+              <w:tc>
+                <w:tcPr>
+                  <w:tcW w:type="dxa" w:w="3255"/>
+                </w:tcPr>
+                <w:p>
+                  <w:r>
+                    <w:rPr>
+                      <w:rFonts w:ascii="Times New Roman" w:hAnsi="Times New Roman" w:eastAsia="바탕"/>
+                      <w:b/>
+                      <w:sz w:val="18"/>
+                    </w:rPr>
+                    <w:t>얼마나</w:t>
+                  </w:r>
+                  <w:r>
+                    <w:rPr>
+                      <w:rFonts w:ascii="Times New Roman" w:hAnsi="Times New Roman" w:eastAsia="바탕"/>
+                      <w:sz w:val="18"/>
+                    </w:rPr>
+                    <w:t xml:space="preserve"> — 하나부터 다섯까지</w:t>
+                  </w:r>
+                </w:p>
+              </w:tc>
+            </w:tr>
+            <w:tr>
+              <w:tc>
+                <w:tcPr>
+                  <w:tcW w:type="dxa" w:w="3255"/>
+                </w:tcPr>
+                <w:p>
+                  <w:r>
+                    <w:rPr>
+                      <w:rFonts w:ascii="Times New Roman" w:hAnsi="Times New Roman" w:eastAsia="바탕"/>
+                      <w:b/>
+                      <w:sz w:val="18"/>
+                    </w:rPr>
+                    <w:t>시각</w:t>
+                  </w:r>
+                </w:p>
+              </w:tc>
+              <w:tc>
+                <w:tcPr>
+                  <w:tcW w:type="dxa" w:w="3255"/>
+                </w:tcPr>
+                <w:p>
+                  <w:r>
+                    <w:rPr>
+                      <w:rFonts w:ascii="Times New Roman" w:hAnsi="Times New Roman" w:eastAsia="바탕"/>
+                      <w:b/>
+                      <w:sz w:val="18"/>
+                    </w:rPr>
+                    <w:t>4</w:t>
+                  </w:r>
+                </w:p>
+              </w:tc>
+              <w:tc>
+                <w:tcPr>
+                  <w:tcW w:type="dxa" w:w="3255"/>
+                </w:tcPr>
+                <w:p>
+                  <w:r>
+                    <w:rPr>
+                      <w:rFonts w:ascii="Times New Roman" w:hAnsi="Times New Roman" w:eastAsia="바탕"/>
+                      <w:b/>
+                      <w:sz w:val="18"/>
+                    </w:rPr>
+                    <w:t>언제</w:t>
+                  </w:r>
+                  <w:r>
+                    <w:rPr>
+                      <w:rFonts w:ascii="Times New Roman" w:hAnsi="Times New Roman" w:eastAsia="바탕"/>
+                      <w:sz w:val="18"/>
+                    </w:rPr>
+                    <w:t xml:space="preserve"> — 아침·정오·저녁·밤</w:t>
+                  </w:r>
+                </w:p>
+              </w:tc>
+            </w:tr>
+            <w:tr>
+              <w:tc>
+                <w:tcPr>
+                  <w:tcW w:type="dxa" w:w="3255"/>
+                </w:tcPr>
+                <w:p>
+                  <w:r>
+                    <w:rPr>
+                      <w:rFonts w:ascii="Times New Roman" w:hAnsi="Times New Roman" w:eastAsia="바탕"/>
+                      <w:sz w:val="18"/>
+                    </w:rPr>
+                    <w:t>보관</w:t>
+                  </w:r>
+                </w:p>
+              </w:tc>
+              <w:tc>
+                <w:tcPr>
+                  <w:tcW w:type="dxa" w:w="3255"/>
+                </w:tcPr>
+                <w:p>
+                  <w:r>
+                    <w:rPr>
+                      <w:rFonts w:ascii="Times New Roman" w:hAnsi="Times New Roman" w:eastAsia="바탕"/>
+                      <w:sz w:val="18"/>
+                    </w:rPr>
+                    <w:t>3</w:t>
+                  </w:r>
+                </w:p>
+              </w:tc>
+              <w:tc>
+                <w:tcPr>
+                  <w:tcW w:type="dxa" w:w="3255"/>
+                </w:tcPr>
+                <w:p>
+                  <w:r>
+                    <w:rPr>
+                      <w:rFonts w:ascii="Times New Roman" w:hAnsi="Times New Roman" w:eastAsia="바탕"/>
+                      <w:sz w:val="18"/>
+                    </w:rPr>
+                    <w:t>어떻게 — 냉장·건조·차광</w:t>
+                  </w:r>
+                </w:p>
+              </w:tc>
+            </w:tr>
+          </w:tbl>
+          <w:p/>
+          <w:p>
+            <w:pPr>
+              <w:spacing w:after="120"/>
+            </w:pPr>
+          </w:p>
+          <w:p>
+            <w:pPr>
+              <w:spacing w:after="80" w:line="276" w:lineRule="auto"/>
+              <w:jc w:val="both"/>
+            </w:pPr>
+            <w:r>
+              <w:rPr>
+                <w:rFonts w:ascii="Times New Roman" w:hAnsi="Times New Roman" w:eastAsia="바탕"/>
+                <w:sz w:val="20"/>
+              </w:rPr>
+              <w:t xml:space="preserve">굵게 표시한 두 갈래가 표 2 의 상위 두 오류(용량 28.4%, 시각 23.2%)에 곧바로 대응한다. 개수가 다섯에서 멈추는 것과 시각이 넷뿐인 것은 세트를 줄이려는 절약이 아니라 </w:t>
+            </w:r>
+            <w:r>
+              <w:rPr>
+                <w:rFonts w:ascii="Times New Roman" w:hAnsi="Times New Roman" w:eastAsia="바탕"/>
+                <w:b/>
+                <w:sz w:val="20"/>
+              </w:rPr>
+              <w:t>처방이 실제로 그 이상을 요구하지 않기 때문</w:t>
+            </w:r>
+            <w:r>
+              <w:rPr>
+                <w:rFonts w:ascii="Times New Roman" w:hAnsi="Times New Roman" w:eastAsia="바탕"/>
+                <w:sz w:val="20"/>
+              </w:rPr>
+              <w:t>이다. 하루 다섯 번을 넘는 복용은 드물고, 그보다 잦은 것은 "몇 시간마다" 로 표현되지 "언제" 로 표현되지 않는다.</w:t>
+            </w:r>
+          </w:p>
+          <w:p>
+            <w:pPr>
+              <w:spacing w:after="80" w:line="276" w:lineRule="auto"/>
+              <w:jc w:val="both"/>
+            </w:pPr>
+            <w:r>
+              <w:rPr>
+                <w:rFonts w:ascii="Times New Roman" w:hAnsi="Times New Roman" w:eastAsia="바탕"/>
+                <w:sz w:val="20"/>
+              </w:rPr>
+              <w:t>반대로 갈래가 가장 두꺼운 것은 제형이다. 이유는 §2.3 에 있다 — 제형이 정해지면 동사와 부위가 함께 정해지므로, 제형 하나를 늘리는 것이 지시 전체를 늘린다. 알레르겐 아홉 종은 국제적으로 표시가 의무인 주요 알레르겐 목록을 따랐다.</w:t>
+            </w:r>
+          </w:p>
+          <w:p>
+            <w:pPr>
+              <w:spacing w:after="80" w:line="276" w:lineRule="auto"/>
+              <w:jc w:val="both"/>
+            </w:pPr>
+            <w:r>
+              <w:rPr>
+                <w:rFonts w:ascii="Times New Roman" w:hAnsi="Times New Roman" w:eastAsia="바탕"/>
+                <w:sz w:val="20"/>
+              </w:rPr>
+              <w:t xml:space="preserve">여기서 세트가 </w:t>
+            </w:r>
+            <w:r>
+              <w:rPr>
+                <w:rFonts w:ascii="Times New Roman" w:hAnsi="Times New Roman" w:eastAsia="바탕"/>
+                <w:b/>
+                <w:sz w:val="20"/>
+              </w:rPr>
+              <w:t>닫혀 있지 않다</w:t>
+            </w:r>
+            <w:r>
+              <w:rPr>
+                <w:rFonts w:ascii="Times New Roman" w:hAnsi="Times New Roman" w:eastAsia="바탕"/>
+                <w:sz w:val="20"/>
+              </w:rPr>
+              <w:t xml:space="preserve">는 점을 밝혀 둔다. 처방에는 이 78종으로 그릴 수 없는 것이 계속 나오며, 그때 앱이 무엇을 하는지는 §2.3 의 </w:t>
+            </w:r>
+            <w:r>
+              <w:rPr>
+                <w:rFonts w:ascii="Consolas" w:hAnsi="Consolas" w:eastAsia="Consolas"/>
+                <w:sz w:val="19"/>
+              </w:rPr>
+              <w:t>\?개념</w:t>
+            </w:r>
+            <w:r>
+              <w:rPr>
+                <w:rFonts w:ascii="Times New Roman" w:hAnsi="Times New Roman" w:eastAsia="바탕"/>
+                <w:sz w:val="20"/>
+              </w:rPr>
+              <w:t xml:space="preserve"> 표시와 §5.9 의 확장 경로에서 다룬다.</w:t>
+            </w:r>
           </w:p>
           <w:p>
             <w:pPr>
@@ -6525,7 +7134,7 @@
                 <w:rFonts w:ascii="Times New Roman" w:hAnsi="Times New Roman" w:eastAsia="바탕"/>
                 <w:sz w:val="20"/>
               </w:rPr>
-              <w:t>[표 6] 조건을 묻는 방식</w:t>
+              <w:t>[표 7] 조건을 묻는 방식</w:t>
             </w:r>
           </w:p>
           <w:tbl>
@@ -7015,7 +7624,7 @@
                 <w:rFonts w:ascii="Times New Roman" w:hAnsi="Times New Roman" w:eastAsia="바탕"/>
                 <w:sz w:val="20"/>
               </w:rPr>
-              <w:t>[표 7] 기존 접근과 SnapCare 의 비교</w:t>
+              <w:t>[표 8] 기존 접근과 SnapCare 의 비교</w:t>
             </w:r>
           </w:p>
           <w:tbl>
@@ -8196,7 +8805,7 @@
                 <w:rFonts w:ascii="Times New Roman" w:hAnsi="Times New Roman" w:eastAsia="바탕"/>
                 <w:sz w:val="20"/>
               </w:rPr>
-              <w:t>[표 8] 사용자 흐름의 단계와 각 단계에서 요구하는 동작</w:t>
+              <w:t>[표 9] 사용자 흐름의 단계와 각 단계에서 요구하는 동작</w:t>
             </w:r>
           </w:p>
           <w:tbl>
@@ -8592,7 +9201,7 @@
                 <w:rFonts w:ascii="Times New Roman" w:hAnsi="Times New Roman" w:eastAsia="바탕"/>
                 <w:sz w:val="20"/>
               </w:rPr>
-              <w:t xml:space="preserve">표 8의 마지막 열이 이 설계의 요점이다. </w:t>
+              <w:t xml:space="preserve">표 9의 마지막 열이 이 설계의 요점이다. </w:t>
             </w:r>
             <w:r>
               <w:rPr>
@@ -9060,7 +9669,7 @@
                 <w:rFonts w:ascii="Times New Roman" w:hAnsi="Times New Roman" w:eastAsia="바탕"/>
                 <w:sz w:val="20"/>
               </w:rPr>
-              <w:t>[표 9] 소리에 닿는 세 경로</w:t>
+              <w:t>[표 10] 소리에 닿는 세 경로</w:t>
             </w:r>
           </w:p>
           <w:tbl>
@@ -9834,7 +10443,7 @@
                 <w:rFonts w:ascii="Times New Roman" w:hAnsi="Times New Roman" w:eastAsia="바탕"/>
                 <w:sz w:val="20"/>
               </w:rPr>
-              <w:t>[표 10] 기술 구성</w:t>
+              <w:t>[표 11] 기술 구성</w:t>
             </w:r>
           </w:p>
           <w:tbl>
@@ -10416,7 +11025,7 @@
                 <w:rFonts w:ascii="Times New Roman" w:hAnsi="Times New Roman" w:eastAsia="바탕"/>
                 <w:sz w:val="20"/>
               </w:rPr>
-              <w:t>[표 11] 값을 받아들이기 전에 통과해야 하는 검사</w:t>
+              <w:t>[표 12] 값을 받아들이기 전에 통과해야 하는 검사</w:t>
             </w:r>
           </w:p>
           <w:tbl>
@@ -10753,7 +11362,7 @@
                 <w:rFonts w:ascii="Times New Roman" w:hAnsi="Times New Roman" w:eastAsia="바탕"/>
                 <w:sz w:val="20"/>
               </w:rPr>
-              <w:t>[표 12] 검토한 연결 방식과 각각을 배제한 이유</w:t>
+              <w:t>[표 13] 검토한 연결 방식과 각각을 배제한 이유</w:t>
             </w:r>
           </w:p>
           <w:tbl>
@@ -11055,7 +11664,7 @@
                 <w:rFonts w:ascii="Times New Roman" w:hAnsi="Times New Roman" w:eastAsia="바탕"/>
                 <w:sz w:val="20"/>
               </w:rPr>
-              <w:t xml:space="preserve">앞의 둘은 플랫폼이 정한 것이라 우회할 수 없고, 셋째는 저인프라 지역을 대상으로 하는 이상 받아들일 수 없으며, 넷째는 우리가 스스로 배제했다. 표 12의 마지막 행이 나머지와 성격이 다르다는 점을 밝혀 둔다 — 기술이 막은 것이 아니라 </w:t>
+              <w:t xml:space="preserve">앞의 둘은 플랫폼이 정한 것이라 우회할 수 없고, 셋째는 저인프라 지역을 대상으로 하는 이상 받아들일 수 없으며, 넷째는 우리가 스스로 배제했다. 표 13의 마지막 행이 나머지와 성격이 다르다는 점을 밝혀 둔다 — 기술이 막은 것이 아니라 </w:t>
             </w:r>
             <w:r>
               <w:rPr>
@@ -11153,7 +11762,7 @@
                 <w:rFonts w:ascii="Times New Roman" w:hAnsi="Times New Roman" w:eastAsia="바탕"/>
                 <w:sz w:val="20"/>
               </w:rPr>
-              <w:t xml:space="preserve">표 12 의 셋째 행 — 클라우드 브로커 — 을 배제한 이유는 "양쪽 모두에 인터넷을 요구한다" 였다. 그것은 </w:t>
+              <w:t xml:space="preserve">표 13 의 셋째 행 — 클라우드 브로커 — 을 배제한 이유는 "양쪽 모두에 인터넷을 요구한다" 였다. 그것은 </w:t>
             </w:r>
             <w:r>
               <w:rPr>
@@ -11304,7 +11913,7 @@
                 <w:rFonts w:ascii="Times New Roman" w:hAnsi="Times New Roman" w:eastAsia="바탕"/>
                 <w:sz w:val="20"/>
               </w:rPr>
-              <w:t xml:space="preserve"> 일정은 이미 기기의 SD 카드에 있고 시각은 DS3231 이 안다. 릴레이가 멎었든, 닿지 않든, 아예 설정되지 않았든 누구의 복용도 놓치지 않는다. 표 12 의 판단은 그대로 유효하다 — 우리는 여전히 클라우드를 </w:t>
+              <w:t xml:space="preserve"> 일정은 이미 기기의 SD 카드에 있고 시각은 DS3231 이 안다. 릴레이가 멎었든, 닿지 않든, 아예 설정되지 않았든 누구의 복용도 놓치지 않는다. 표 13 의 판단은 그대로 유효하다 — 우리는 여전히 클라우드를 </w:t>
             </w:r>
             <w:r>
               <w:rPr>
@@ -11706,7 +12315,7 @@
                 <w:rFonts w:ascii="Times New Roman" w:hAnsi="Times New Roman" w:eastAsia="바탕"/>
                 <w:sz w:val="20"/>
               </w:rPr>
-              <w:t>[표 13] 판독이 100%를 유지한 마지막 지점 (지점당 16장)</w:t>
+              <w:t>[표 14] 판독이 100%를 유지한 마지막 지점 (지점당 16장)</w:t>
             </w:r>
           </w:p>
           <w:tbl>
@@ -12134,7 +12743,7 @@
                 <w:rFonts w:ascii="Times New Roman" w:hAnsi="Times New Roman" w:eastAsia="바탕"/>
                 <w:sz w:val="20"/>
               </w:rPr>
-              <w:t xml:space="preserve">읽어야 할 값은 표 13 의 왼쪽이 아니라 </w:t>
+              <w:t xml:space="preserve">읽어야 할 값은 표 14 의 왼쪽이 아니라 </w:t>
             </w:r>
             <w:r>
               <w:rPr>
@@ -12547,7 +13156,7 @@
                 <w:rFonts w:ascii="Times New Roman" w:hAnsi="Times New Roman" w:eastAsia="바탕"/>
                 <w:sz w:val="20"/>
               </w:rPr>
-              <w:t>[표 14] 개인정보 관련 설계</w:t>
+              <w:t>[표 15] 개인정보 관련 설계</w:t>
             </w:r>
           </w:p>
           <w:tbl>
@@ -13043,7 +13652,7 @@
                 <w:rFonts w:ascii="Times New Roman" w:hAnsi="Times New Roman" w:eastAsia="바탕"/>
                 <w:sz w:val="20"/>
               </w:rPr>
-              <w:t>[표 15] 저장소의 구성 (2026-07-29 기준)</w:t>
+              <w:t>[표 16] 저장소의 구성 (2026-07-29 기준)</w:t>
             </w:r>
           </w:p>
           <w:tbl>
@@ -13552,7 +14161,7 @@
                 <w:rFonts w:ascii="Times New Roman" w:hAnsi="Times New Roman" w:eastAsia="바탕"/>
                 <w:sz w:val="20"/>
               </w:rPr>
-              <w:t>[표 16] 세 갈래의 시험</w:t>
+              <w:t>[표 17] 세 갈래의 시험</w:t>
             </w:r>
           </w:p>
           <w:tbl>
@@ -14084,7 +14693,124 @@
                 <w:rFonts w:ascii="Times New Roman" w:hAnsi="Times New Roman" w:eastAsia="바탕"/>
                 <w:sz w:val="20"/>
               </w:rPr>
-              <w:t>[표 17] 형성 평가의 채점 항목</w:t>
+              <w:t>시행 하나가 남기는 기록은 다음과 같다.</w:t>
+            </w:r>
+          </w:p>
+          <w:p>
+            <w:pPr>
+              <w:spacing w:after="160"/>
+            </w:pPr>
+            <w:r>
+              <w:rPr>
+                <w:rFonts w:ascii="Consolas" w:hAnsi="Consolas" w:eastAsia="Consolas"/>
+                <w:sz w:val="18"/>
+              </w:rPr>
+              <w:t>{</w:t>
+              <w:br/>
+              <w:t xml:space="preserve">  "stimulus": "antibiotic",   "kind": "rx",   "member": "none",</w:t>
+              <w:br/>
+              <w:t xml:space="preserve">  "glyphs": 9,                "reached": true,</w:t>
+              <w:br/>
+              <w:t xml:space="preserve">  "scores": {</w:t>
+              <w:br/>
+              <w:t xml:space="preserve">    "D1 대상 식별": true,  "D2 1회 용량": true,  "D3 1일 횟수": true,</w:t>
+              <w:br/>
+              <w:t xml:space="preserve">    "D4 시각·맥락": true,  "D5 보관":     true,  "D6 금기·상호작용": true</w:t>
+              <w:br/>
+              <w:t xml:space="preserve">  },</w:t>
+              <w:br/>
+              <w:t xml:space="preserve">  "all6": true</w:t>
+              <w:br/>
+              <w:t>}</w:t>
+            </w:r>
+          </w:p>
+          <w:p>
+            <w:pPr>
+              <w:spacing w:after="80" w:line="276" w:lineRule="auto"/>
+              <w:jc w:val="both"/>
+            </w:pPr>
+            <w:r>
+              <w:rPr>
+                <w:rFonts w:ascii="Times New Roman" w:hAnsi="Times New Roman" w:eastAsia="바탕"/>
+                <w:sz w:val="20"/>
+              </w:rPr>
+              <w:t xml:space="preserve">설계 의도. 채점 결과가 참·거짓 하나가 아니라 </w:t>
+            </w:r>
+            <w:r>
+              <w:rPr>
+                <w:rFonts w:ascii="Times New Roman" w:hAnsi="Times New Roman" w:eastAsia="바탕"/>
+                <w:b/>
+                <w:sz w:val="20"/>
+              </w:rPr>
+              <w:t>항목별로 남는다</w:t>
+            </w:r>
+            <w:r>
+              <w:rPr>
+                <w:rFonts w:ascii="Times New Roman" w:hAnsi="Times New Roman" w:eastAsia="바탕"/>
+                <w:sz w:val="20"/>
+              </w:rPr>
+              <w:t>는 것이 요점이다. "27/28" 이라는 수치만 남기면 무엇이 왜 실패했는지 알 수 없고, 다음에 고칠 곳도 알 수 없다. 실제로 §5.1 이 밝힌 실패 한 건이 어느 항목이었는지(</w:t>
+            </w:r>
+            <w:r>
+              <w:rPr>
+                <w:rFonts w:ascii="Consolas" w:hAnsi="Consolas" w:eastAsia="Consolas"/>
+                <w:sz w:val="19"/>
+              </w:rPr>
+              <w:t>D5</w:t>
+            </w:r>
+            <w:r>
+              <w:rPr>
+                <w:rFonts w:ascii="Times New Roman" w:hAnsi="Times New Roman" w:eastAsia="바탕"/>
+                <w:sz w:val="20"/>
+              </w:rPr>
+              <w:t>), 어떤 조건에서였는지(</w:t>
+            </w:r>
+            <w:r>
+              <w:rPr>
+                <w:rFonts w:ascii="Consolas" w:hAnsi="Consolas" w:eastAsia="Consolas"/>
+                <w:sz w:val="19"/>
+              </w:rPr>
+              <w:t>member: none</w:t>
+            </w:r>
+            <w:r>
+              <w:rPr>
+                <w:rFonts w:ascii="Times New Roman" w:hAnsi="Times New Roman" w:eastAsia="바탕"/>
+                <w:sz w:val="20"/>
+              </w:rPr>
+              <w:t>)를 이 기록에서 그대로 읽었다.</w:t>
+            </w:r>
+          </w:p>
+          <w:p>
+            <w:pPr>
+              <w:spacing w:after="80" w:line="276" w:lineRule="auto"/>
+              <w:jc w:val="both"/>
+            </w:pPr>
+            <w:r>
+              <w:rPr>
+                <w:rFonts w:ascii="Consolas" w:hAnsi="Consolas" w:eastAsia="Consolas"/>
+                <w:sz w:val="19"/>
+              </w:rPr>
+              <w:t>glyphs</w:t>
+            </w:r>
+            <w:r>
+              <w:rPr>
+                <w:rFonts w:ascii="Times New Roman" w:hAnsi="Times New Roman" w:eastAsia="바탕"/>
+                <w:sz w:val="20"/>
+              </w:rPr>
+              <w:t xml:space="preserve"> 를 함께 세는 것에도 이유가 있다. 여섯 항목이 전부 참이어도 그림이 한 장도 뜨지 않을 수 있다 — 문장과 음성으로만 전달되고 픽토그램 경로가 죽은 상태다. 수정 전 28회 중 8회가 정확히 그랬고, 항목 채점만 보고 있었다면 그 8회는 "일부 통과" 로 지나갔을 것이다.</w:t>
+            </w:r>
+          </w:p>
+          <w:p>
+            <w:pPr>
+              <w:spacing w:after="80" w:line="276" w:lineRule="auto"/>
+              <w:jc w:val="both"/>
+            </w:pPr>
+            <w:r>
+              <w:rPr>
+                <w:rFonts w:ascii="Times New Roman" w:hAnsi="Times New Roman" w:eastAsia="바탕"/>
+                <w:sz w:val="20"/>
+              </w:rPr>
+              <w:t>[표 18] 형성 평가의 채점 항목</w:t>
             </w:r>
           </w:p>
           <w:tbl>
@@ -14456,7 +15182,7 @@
                 <w:rFonts w:ascii="Times New Roman" w:hAnsi="Times New Roman" w:eastAsia="바탕"/>
                 <w:sz w:val="20"/>
               </w:rPr>
-              <w:t>[표 18] 형성 평가 결과</w:t>
+              <w:t>[표 19] 형성 평가 결과</w:t>
             </w:r>
           </w:p>
           <w:tbl>
@@ -14815,7 +15541,7 @@
                 <w:rFonts w:ascii="Times New Roman" w:hAnsi="Times New Roman" w:eastAsia="바탕"/>
                 <w:sz w:val="20"/>
               </w:rPr>
-              <w:t>[표 19] 픽토그램 검증의 두 관문</w:t>
+              <w:t>[표 20] 픽토그램 검증의 두 관문</w:t>
             </w:r>
           </w:p>
           <w:tbl>
@@ -15359,7 +16085,7 @@
                 <w:rFonts w:ascii="Times New Roman" w:hAnsi="Times New Roman" w:eastAsia="바탕"/>
                 <w:sz w:val="20"/>
               </w:rPr>
-              <w:t>[표 20] 형태소 78종의 의미 검사 결과</w:t>
+              <w:t>[표 21] 형태소 78종의 의미 검사 결과</w:t>
             </w:r>
           </w:p>
           <w:tbl>
@@ -15568,7 +16294,7 @@
                 <w:rFonts w:ascii="Times New Roman" w:hAnsi="Times New Roman" w:eastAsia="바탕"/>
                 <w:sz w:val="20"/>
               </w:rPr>
-              <w:t>[표 21] 재작업으로 개선된 형태소</w:t>
+              <w:t>[표 22] 재작업으로 개선된 형태소</w:t>
             </w:r>
           </w:p>
           <w:tbl>
@@ -16013,20 +16739,20 @@
                 <w:rFonts w:ascii="Times New Roman" w:hAnsi="Times New Roman" w:eastAsia="바탕"/>
                 <w:sz w:val="20"/>
               </w:rPr>
-              <w:t>재작업을 시도했으나 개선되지 않은 네 종이 있다. 이들은 성격이 앞의 일곱과 다르다.</w:t>
-            </w:r>
-          </w:p>
-          <w:p>
-            <w:pPr>
-              <w:spacing w:after="80" w:line="276" w:lineRule="auto"/>
-              <w:jc w:val="both"/>
-            </w:pPr>
-            <w:r>
-              <w:rPr>
-                <w:rFonts w:ascii="Times New Roman" w:hAnsi="Times New Roman" w:eastAsia="바탕"/>
-                <w:sz w:val="20"/>
-              </w:rPr>
-              <w:t>[표 22] 개선하지 못한 형태소와 그 이유</w:t>
+              <w:t>재작업을 시도했으나 개선되지 않은 다섯 종이 있다. 이들은 성격이 앞의 일곱과 다르다.</w:t>
+            </w:r>
+          </w:p>
+          <w:p>
+            <w:pPr>
+              <w:spacing w:after="80" w:line="276" w:lineRule="auto"/>
+              <w:jc w:val="both"/>
+            </w:pPr>
+            <w:r>
+              <w:rPr>
+                <w:rFonts w:ascii="Times New Roman" w:hAnsi="Times New Roman" w:eastAsia="바탕"/>
+                <w:sz w:val="20"/>
+              </w:rPr>
+              <w:t>[표 23] 개선하지 못한 형태소와 그 이유</w:t>
             </w:r>
           </w:p>
           <w:tbl>
@@ -16311,6 +17037,50 @@
                 </w:p>
               </w:tc>
             </w:tr>
+            <w:tr>
+              <w:tc>
+                <w:tcPr>
+                  <w:tcW w:type="dxa" w:w="3238"/>
+                </w:tcPr>
+                <w:p>
+                  <w:r>
+                    <w:rPr>
+                      <w:rFonts w:ascii="Consolas" w:hAnsi="Consolas" w:eastAsia="Consolas"/>
+                      <w:sz w:val="17"/>
+                    </w:rPr>
+                    <w:t>sachet</w:t>
+                  </w:r>
+                </w:p>
+              </w:tc>
+              <w:tc>
+                <w:tcPr>
+                  <w:tcW w:type="dxa" w:w="3238"/>
+                </w:tcPr>
+                <w:p>
+                  <w:r>
+                    <w:rPr>
+                      <w:rFonts w:ascii="Times New Roman" w:hAnsi="Times New Roman" w:eastAsia="바탕"/>
+                      <w:sz w:val="18"/>
+                    </w:rPr>
+                    <w:t>약 봉지의 뜯는 톱니와 사탕 껍질의 주름이 실루엣에서 같은 모양이다</w:t>
+                  </w:r>
+                </w:p>
+              </w:tc>
+              <w:tc>
+                <w:tcPr>
+                  <w:tcW w:type="dxa" w:w="3238"/>
+                </w:tcPr>
+                <w:p>
+                  <w:r>
+                    <w:rPr>
+                      <w:rFonts w:ascii="Times New Roman" w:hAnsi="Times New Roman" w:eastAsia="바탕"/>
+                      <w:sz w:val="18"/>
+                    </w:rPr>
+                    <w:t>형태만으로 갈라지지 않는다</w:t>
+                  </w:r>
+                </w:p>
+              </w:tc>
+            </w:tr>
           </w:tbl>
           <w:p/>
           <w:p>
@@ -16328,7 +17098,7 @@
                 <w:rFonts w:ascii="Times New Roman" w:hAnsi="Times New Roman" w:eastAsia="바탕"/>
                 <w:sz w:val="20"/>
               </w:rPr>
-              <w:t xml:space="preserve">이 넷을 명시하는 이유는 픽토그램이라는 매체의 한계가 어디에 있는지를 보여 주기 때문이다. 개선 가능했던 일곱은 모두 </w:t>
+              <w:t xml:space="preserve">이 다섯을 명시하는 이유는 픽토그램이라는 매체의 한계가 어디에 있는지를 보여 주기 때문이다. 개선 가능했던 일곱은 모두 </w:t>
             </w:r>
             <w:r>
               <w:rPr>
@@ -16343,151 +17113,298 @@
                 <w:rFonts w:ascii="Times New Roman" w:hAnsi="Times New Roman" w:eastAsia="바탕"/>
                 <w:sz w:val="20"/>
               </w:rPr>
-              <w:t xml:space="preserve"> 풀렸으나, 이 넷은 개념 자체가 단독 실루엣으로 성립하지 않는다.</w:t>
-            </w:r>
-          </w:p>
-          <w:p>
-            <w:pPr>
-              <w:spacing w:before="180" w:after="40"/>
-            </w:pPr>
-            <w:r>
-              <w:rPr>
-                <w:rFonts w:ascii="Times New Roman" w:hAnsi="Times New Roman" w:eastAsia="바탕"/>
-                <w:b/>
-                <w:sz w:val="23"/>
-              </w:rPr>
-              <w:t>5.4 이 측정의 한계</w:t>
-            </w:r>
-          </w:p>
-          <w:p>
-            <w:pPr>
-              <w:spacing w:after="80" w:line="276" w:lineRule="auto"/>
-              <w:jc w:val="both"/>
-            </w:pPr>
-            <w:r>
-              <w:rPr>
-                <w:rFonts w:ascii="Times New Roman" w:hAnsi="Times New Roman" w:eastAsia="바탕"/>
-                <w:sz w:val="20"/>
-              </w:rPr>
-              <w:t>본 절의 결과에는 두 가지 한계가 있으며, 이를 결과와 함께 밝힌다.</w:t>
-            </w:r>
-          </w:p>
-          <w:p>
-            <w:pPr>
-              <w:spacing w:after="80" w:line="276" w:lineRule="auto"/>
-              <w:jc w:val="both"/>
-            </w:pPr>
-            <w:r>
-              <w:rPr>
-                <w:rFonts w:ascii="Times New Roman" w:hAnsi="Times New Roman" w:eastAsia="바탕"/>
-                <w:b/>
-                <w:sz w:val="20"/>
-              </w:rPr>
-              <w:t>첫째, 사람에게 묻지 않았다.</w:t>
-            </w:r>
-            <w:r>
-              <w:rPr>
-                <w:rFonts w:ascii="Times New Roman" w:hAnsi="Times New Roman" w:eastAsia="바탕"/>
-                <w:sz w:val="20"/>
-              </w:rPr>
-              <w:t xml:space="preserve"> 위의 의미 검사는 사람이 아니라 시각 언어 모델에게 물은 것이다. 따라서 표 4의 선행 연구 수치(ANSI 통과 17/108)와 </w:t>
-            </w:r>
-            <w:r>
-              <w:rPr>
-                <w:rFonts w:ascii="Times New Roman" w:hAnsi="Times New Roman" w:eastAsia="바탕"/>
-                <w:b/>
-                <w:sz w:val="20"/>
-              </w:rPr>
-              <w:t>직접 비교할 수 없다.</w:t>
-            </w:r>
-            <w:r>
-              <w:rPr>
-                <w:rFonts w:ascii="Times New Roman" w:hAnsi="Times New Roman" w:eastAsia="바탕"/>
-                <w:sz w:val="20"/>
-              </w:rPr>
-              <w:t xml:space="preserve"> 이 절차의 값어치는 사람 대상 시험을 대체하는 데 있지 않고, 사람에게 묻기 </w:t>
-            </w:r>
-            <w:r>
-              <w:rPr>
-                <w:rFonts w:ascii="Times New Roman" w:hAnsi="Times New Roman" w:eastAsia="바탕"/>
-                <w:b/>
-                <w:sz w:val="20"/>
-              </w:rPr>
-              <w:t>전에</w:t>
-            </w:r>
-            <w:r>
-              <w:rPr>
-                <w:rFonts w:ascii="Times New Roman" w:hAnsi="Times New Roman" w:eastAsia="바탕"/>
-                <w:sz w:val="20"/>
-              </w:rPr>
-              <w:t xml:space="preserve"> 명백한 오독을 걸러 시험 한 번의 비용을 아끼는 데 있다.</w:t>
-            </w:r>
-          </w:p>
-          <w:p>
-            <w:pPr>
-              <w:spacing w:after="80" w:line="276" w:lineRule="auto"/>
-              <w:jc w:val="both"/>
-            </w:pPr>
-            <w:r>
-              <w:rPr>
-                <w:rFonts w:ascii="Times New Roman" w:hAnsi="Times New Roman" w:eastAsia="바탕"/>
-                <w:b/>
-                <w:sz w:val="20"/>
-              </w:rPr>
-              <w:t>둘째, 판정이 경계에서 흔들린다.</w:t>
-            </w:r>
-            <w:r>
-              <w:rPr>
-                <w:rFonts w:ascii="Times New Roman" w:hAnsi="Times New Roman" w:eastAsia="바탕"/>
-                <w:sz w:val="20"/>
-              </w:rPr>
-              <w:t xml:space="preserve"> 같은 그림에 대해 실행마다 통과와 실패가 갈리는 사례가 있었다(</w:t>
-            </w:r>
+              <w:t xml:space="preserve"> 풀렸으나, 이 다섯은 개념 자체가 단독 실루엣으로 성립하지 않는다.</w:t>
+            </w:r>
+          </w:p>
+          <w:p>
+            <w:pPr>
+              <w:spacing w:after="80" w:line="276" w:lineRule="auto"/>
+              <w:jc w:val="both"/>
+            </w:pPr>
             <w:r>
               <w:rPr>
                 <w:rFonts w:ascii="Consolas" w:hAnsi="Consolas" w:eastAsia="Consolas"/>
                 <w:sz w:val="19"/>
               </w:rPr>
-              <w:t>symptom_cough</w:t>
-            </w:r>
-            <w:r>
-              <w:rPr>
-                <w:rFonts w:ascii="Times New Roman" w:hAnsi="Times New Roman" w:eastAsia="바탕"/>
-                <w:sz w:val="20"/>
-              </w:rPr>
-              <w:t xml:space="preserve"> 가 "person breathing out" 으로 읽힌 경우). 따라서 이 검사는 관문이지 판결이 아니며, 모든 항목이 통과할 때까지 판정 기준을 조정하지 않는 것을 원칙으로 삼았다.</w:t>
-            </w:r>
-          </w:p>
-          <w:p>
-            <w:pPr>
-              <w:spacing w:before="180" w:after="40"/>
-            </w:pPr>
-            <w:r>
-              <w:rPr>
-                <w:rFonts w:ascii="Times New Roman" w:hAnsi="Times New Roman" w:eastAsia="바탕"/>
-                <w:b/>
-                <w:sz w:val="23"/>
-              </w:rPr>
-              <w:t>5.5 영양 추정 모델의 실측</w:t>
-            </w:r>
-          </w:p>
-          <w:p>
-            <w:pPr>
-              <w:spacing w:after="80" w:line="276" w:lineRule="auto"/>
-              <w:jc w:val="both"/>
-            </w:pPr>
-            <w:r>
-              <w:rPr>
-                <w:rFonts w:ascii="Times New Roman" w:hAnsi="Times New Roman" w:eastAsia="바탕"/>
-                <w:sz w:val="20"/>
-              </w:rPr>
-              <w:t>밥상 사진 경로에 쓰는 모델을 Nutrition5k 의 공식 RGB 테스트 split 으로 채점했다. 배포되는 파일 그대로(</w:t>
+              <w:t>sachet</w:t>
+            </w:r>
+            <w:r>
+              <w:rPr>
+                <w:rFonts w:ascii="Times New Roman" w:hAnsi="Times New Roman" w:eastAsia="바탕"/>
+                <w:sz w:val="20"/>
+              </w:rPr>
+              <w:t xml:space="preserve"> 의 재작업 기록을 남겨 둘 만하다. 두 방향을 시도했고 둘 다 실패했다.</w:t>
+            </w:r>
+          </w:p>
+          <w:p>
+            <w:pPr>
+              <w:spacing w:after="80" w:line="276" w:lineRule="auto"/>
+              <w:jc w:val="both"/>
+            </w:pPr>
+            <w:r>
+              <w:rPr>
+                <w:rFonts w:ascii="Times New Roman" w:hAnsi="Times New Roman" w:eastAsia="바탕"/>
+                <w:b/>
+                <w:sz w:val="20"/>
+              </w:rPr>
+              <w:t>첫째, 옆구리 톱니를 빼고 가루를 작은 흰 점으로 그리게 했다.</w:t>
+            </w:r>
+            <w:r>
+              <w:rPr>
+                <w:rFonts w:ascii="Times New Roman" w:hAnsi="Times New Roman" w:eastAsia="바탕"/>
+                <w:sz w:val="20"/>
+              </w:rPr>
+              <w:t xml:space="preserve"> 여전히 "candy wrapper" 였다. 원인이 홈이 아니라 톱니라고 본 진단 자체가 틀렸던 것이 아니라, 톱니를 빼도 남는 것이 여전히 사탕 껍질이었다. 더 나쁜 것은 "작은 흰 점" 쪽이다 — 그 점들이 32픽셀에서 </w:t>
+            </w:r>
+            <w:r>
+              <w:rPr>
+                <w:rFonts w:ascii="Times New Roman" w:hAnsi="Times New Roman" w:eastAsia="바탕"/>
+                <w:b/>
+                <w:sz w:val="20"/>
+              </w:rPr>
+              <w:t>통째로 사라졌다(21개 → 0개).</w:t>
+            </w:r>
+            <w:r>
+              <w:rPr>
+                <w:rFonts w:ascii="Times New Roman" w:hAnsi="Times New Roman" w:eastAsia="바탕"/>
+                <w:sz w:val="20"/>
+              </w:rPr>
+              <w:t xml:space="preserve"> §5.2 의 기계 검사가 잡으라고 있는 바로 그 실패를, 그것을 피하려던 지시가 만들어 냈다.</w:t>
+            </w:r>
+          </w:p>
+          <w:p>
+            <w:pPr>
+              <w:spacing w:after="80" w:line="276" w:lineRule="auto"/>
+              <w:jc w:val="both"/>
+            </w:pPr>
+            <w:r>
+              <w:rPr>
+                <w:rFonts w:ascii="Times New Roman" w:hAnsi="Times New Roman" w:eastAsia="바탕"/>
+                <w:b/>
+                <w:sz w:val="20"/>
+              </w:rPr>
+              <w:t>둘째, 대상을 바꿔 봉지를 기울여 붓는 순간으로 그리게 했다.</w:t>
+            </w:r>
+            <w:r>
+              <w:rPr>
+                <w:rFonts w:ascii="Times New Roman" w:hAnsi="Times New Roman" w:eastAsia="바탕"/>
+                <w:sz w:val="20"/>
+              </w:rPr>
+              <w:t xml:space="preserve"> "ice cream cone", "cocktail shaker pouring" 으로 읽혔다. 넓어지는 쐐기는 콘이 된다. 세 번째 시도는 이미지 생성 API 가 거절했다 — "가루를 붓는" 그림 요청이 약물 오남용으로 분류되었다.</w:t>
+            </w:r>
+          </w:p>
+          <w:p>
+            <w:pPr>
+              <w:spacing w:after="80" w:line="276" w:lineRule="auto"/>
+              <w:jc w:val="both"/>
+            </w:pPr>
+            <w:r>
+              <w:rPr>
+                <w:rFonts w:ascii="Times New Roman" w:hAnsi="Times New Roman" w:eastAsia="바탕"/>
+                <w:sz w:val="20"/>
+              </w:rPr>
+              <w:t xml:space="preserve">실패한 그림은 설치하지 않았다. 자산은 이전 상태 그대로이며, 프롬프트도 되돌렸다. </w:t>
+            </w:r>
+            <w:r>
+              <w:rPr>
+                <w:rFonts w:ascii="Times New Roman" w:hAnsi="Times New Roman" w:eastAsia="바탕"/>
+                <w:b/>
+                <w:sz w:val="20"/>
+              </w:rPr>
+              <w:t>남긴 것은 시도의 기록뿐이다.</w:t>
+            </w:r>
+            <w:r>
+              <w:rPr>
+                <w:rFonts w:ascii="Times New Roman" w:hAnsi="Times New Roman" w:eastAsia="바탕"/>
+                <w:sz w:val="20"/>
+              </w:rPr>
+              <w:t xml:space="preserve"> 다만 검사기의 기대값을 개념 이름에서 문장으로 바꿨다 — 이름만 대조하면 느슨해서, 다음에 누가 같은 검사를 돌릴 때 이 실패가 통과로 보일 수 있기 때문이다.</w:t>
+            </w:r>
+          </w:p>
+          <w:p>
+            <w:pPr>
+              <w:spacing w:after="80" w:line="276" w:lineRule="auto"/>
+              <w:jc w:val="both"/>
+            </w:pPr>
+            <w:r>
+              <w:rPr>
+                <w:rFonts w:ascii="Times New Roman" w:hAnsi="Times New Roman" w:eastAsia="바탕"/>
+                <w:sz w:val="20"/>
+              </w:rPr>
+              <w:t xml:space="preserve">이 다섯 가운데 넷은 화면에서 </w:t>
+            </w:r>
+            <w:r>
+              <w:rPr>
+                <w:rFonts w:ascii="Times New Roman" w:hAnsi="Times New Roman" w:eastAsia="바탕"/>
+                <w:b/>
+                <w:sz w:val="20"/>
+              </w:rPr>
+              <w:t>음성이 그 자리를 메운다.</w:t>
+            </w:r>
+            <w:r>
+              <w:rPr>
+                <w:rFonts w:ascii="Times New Roman" w:hAnsi="Times New Roman" w:eastAsia="바탕"/>
+                <w:sz w:val="20"/>
+              </w:rPr>
+              <w:t xml:space="preserve"> §3.4 에서 서술한 대로 그림을 누르면 그 그림이 무엇을 뜻하는지 말하므로, </w:t>
             </w:r>
             <w:r>
               <w:rPr>
                 <w:rFonts w:ascii="Consolas" w:hAnsi="Consolas" w:eastAsia="Consolas"/>
                 <w:sz w:val="19"/>
               </w:rPr>
+              <w:t>sachet</w:t>
+            </w:r>
+            <w:r>
+              <w:rPr>
+                <w:rFonts w:ascii="Times New Roman" w:hAnsi="Times New Roman" w:eastAsia="바탕"/>
+                <w:sz w:val="20"/>
+              </w:rPr>
+              <w:t xml:space="preserve"> 은 알아보지 못해도 "The powder sachet." 를 들을 수 있다. 그림이 실패한 자리에서 층이 하나 더 있다는 것이 §2.1 의 세 층 설계가 실제로 하는 일이다.</w:t>
+            </w:r>
+          </w:p>
+          <w:p>
+            <w:pPr>
+              <w:spacing w:before="180" w:after="40"/>
+            </w:pPr>
+            <w:r>
+              <w:rPr>
+                <w:rFonts w:ascii="Times New Roman" w:hAnsi="Times New Roman" w:eastAsia="바탕"/>
+                <w:b/>
+                <w:sz w:val="23"/>
+              </w:rPr>
+              <w:t>5.4 이 측정의 한계</w:t>
+            </w:r>
+          </w:p>
+          <w:p>
+            <w:pPr>
+              <w:spacing w:after="80" w:line="276" w:lineRule="auto"/>
+              <w:jc w:val="both"/>
+            </w:pPr>
+            <w:r>
+              <w:rPr>
+                <w:rFonts w:ascii="Times New Roman" w:hAnsi="Times New Roman" w:eastAsia="바탕"/>
+                <w:sz w:val="20"/>
+              </w:rPr>
+              <w:t>본 절의 결과에는 두 가지 한계가 있으며, 이를 결과와 함께 밝힌다.</w:t>
+            </w:r>
+          </w:p>
+          <w:p>
+            <w:pPr>
+              <w:spacing w:after="80" w:line="276" w:lineRule="auto"/>
+              <w:jc w:val="both"/>
+            </w:pPr>
+            <w:r>
+              <w:rPr>
+                <w:rFonts w:ascii="Times New Roman" w:hAnsi="Times New Roman" w:eastAsia="바탕"/>
+                <w:b/>
+                <w:sz w:val="20"/>
+              </w:rPr>
+              <w:t>첫째, 사람에게 묻지 않았다.</w:t>
+            </w:r>
+            <w:r>
+              <w:rPr>
+                <w:rFonts w:ascii="Times New Roman" w:hAnsi="Times New Roman" w:eastAsia="바탕"/>
+                <w:sz w:val="20"/>
+              </w:rPr>
+              <w:t xml:space="preserve"> 위의 의미 검사는 사람이 아니라 시각 언어 모델에게 물은 것이다. 따라서 표 4의 선행 연구 수치(ANSI 통과 17/108)와 </w:t>
+            </w:r>
+            <w:r>
+              <w:rPr>
+                <w:rFonts w:ascii="Times New Roman" w:hAnsi="Times New Roman" w:eastAsia="바탕"/>
+                <w:b/>
+                <w:sz w:val="20"/>
+              </w:rPr>
+              <w:t>직접 비교할 수 없다.</w:t>
+            </w:r>
+            <w:r>
+              <w:rPr>
+                <w:rFonts w:ascii="Times New Roman" w:hAnsi="Times New Roman" w:eastAsia="바탕"/>
+                <w:sz w:val="20"/>
+              </w:rPr>
+              <w:t xml:space="preserve"> 이 절차의 값어치는 사람 대상 시험을 대체하는 데 있지 않고, 사람에게 묻기 </w:t>
+            </w:r>
+            <w:r>
+              <w:rPr>
+                <w:rFonts w:ascii="Times New Roman" w:hAnsi="Times New Roman" w:eastAsia="바탕"/>
+                <w:b/>
+                <w:sz w:val="20"/>
+              </w:rPr>
+              <w:t>전에</w:t>
+            </w:r>
+            <w:r>
+              <w:rPr>
+                <w:rFonts w:ascii="Times New Roman" w:hAnsi="Times New Roman" w:eastAsia="바탕"/>
+                <w:sz w:val="20"/>
+              </w:rPr>
+              <w:t xml:space="preserve"> 명백한 오독을 걸러 시험 한 번의 비용을 아끼는 데 있다.</w:t>
+            </w:r>
+          </w:p>
+          <w:p>
+            <w:pPr>
+              <w:spacing w:after="80" w:line="276" w:lineRule="auto"/>
+              <w:jc w:val="both"/>
+            </w:pPr>
+            <w:r>
+              <w:rPr>
+                <w:rFonts w:ascii="Times New Roman" w:hAnsi="Times New Roman" w:eastAsia="바탕"/>
+                <w:b/>
+                <w:sz w:val="20"/>
+              </w:rPr>
+              <w:t>둘째, 판정이 경계에서 흔들린다.</w:t>
+            </w:r>
+            <w:r>
+              <w:rPr>
+                <w:rFonts w:ascii="Times New Roman" w:hAnsi="Times New Roman" w:eastAsia="바탕"/>
+                <w:sz w:val="20"/>
+              </w:rPr>
+              <w:t xml:space="preserve"> 같은 그림에 대해 실행마다 통과와 실패가 갈리는 사례가 있었다(</w:t>
+            </w:r>
+            <w:r>
+              <w:rPr>
+                <w:rFonts w:ascii="Consolas" w:hAnsi="Consolas" w:eastAsia="Consolas"/>
+                <w:sz w:val="19"/>
+              </w:rPr>
+              <w:t>symptom_cough</w:t>
+            </w:r>
+            <w:r>
+              <w:rPr>
+                <w:rFonts w:ascii="Times New Roman" w:hAnsi="Times New Roman" w:eastAsia="바탕"/>
+                <w:sz w:val="20"/>
+              </w:rPr>
+              <w:t xml:space="preserve"> 가 "person breathing out" 으로 읽힌 경우). 따라서 이 검사는 관문이지 판결이 아니며, 모든 항목이 통과할 때까지 판정 기준을 조정하지 않는 것을 원칙으로 삼았다.</w:t>
+            </w:r>
+          </w:p>
+          <w:p>
+            <w:pPr>
+              <w:spacing w:before="180" w:after="40"/>
+            </w:pPr>
+            <w:r>
+              <w:rPr>
+                <w:rFonts w:ascii="Times New Roman" w:hAnsi="Times New Roman" w:eastAsia="바탕"/>
+                <w:b/>
+                <w:sz w:val="23"/>
+              </w:rPr>
+              <w:t>5.5 영양 추정 모델의 실측</w:t>
+            </w:r>
+          </w:p>
+          <w:p>
+            <w:pPr>
+              <w:spacing w:after="80" w:line="276" w:lineRule="auto"/>
+              <w:jc w:val="both"/>
+            </w:pPr>
+            <w:r>
+              <w:rPr>
+                <w:rFonts w:ascii="Times New Roman" w:hAnsi="Times New Roman" w:eastAsia="바탕"/>
+                <w:sz w:val="20"/>
+              </w:rPr>
+              <w:t>밥상 사진 경로에 쓰는 모델을 Nutrition5k 의 공식 RGB 테스트 split 으로 채점했다. 배포되는 파일 그대로(</w:t>
+            </w:r>
+            <w:r>
+              <w:rPr>
+                <w:rFonts w:ascii="Consolas" w:hAnsi="Consolas" w:eastAsia="Consolas"/>
+                <w:sz w:val="19"/>
+              </w:rPr>
               <w:t>web.onnx</w:t>
             </w:r>
             <w:r>
@@ -16508,7 +17425,7 @@
                 <w:rFonts w:ascii="Times New Roman" w:hAnsi="Times New Roman" w:eastAsia="바탕"/>
                 <w:sz w:val="20"/>
               </w:rPr>
-              <w:t>[표 23] 영양 추정 모델의 항목별 오차 (n = 507)</w:t>
+              <w:t>[표 24] 영양 추정 모델의 항목별 오차 (n = 507)</w:t>
             </w:r>
           </w:p>
           <w:tbl>
@@ -17204,7 +18121,7 @@
                 <w:rFonts w:ascii="Times New Roman" w:hAnsi="Times New Roman" w:eastAsia="바탕"/>
                 <w:sz w:val="20"/>
               </w:rPr>
-              <w:t>[표 24] float32 와 int8 의 비교</w:t>
+              <w:t>[표 25] float32 와 int8 의 비교</w:t>
             </w:r>
           </w:p>
           <w:tbl>
@@ -17472,7 +18389,7 @@
                 <w:rFonts w:ascii="Times New Roman" w:hAnsi="Times New Roman" w:eastAsia="바탕"/>
                 <w:sz w:val="20"/>
               </w:rPr>
-              <w:t>[표 25] 오프라인 동작 확인</w:t>
+              <w:t>[표 26] 오프라인 동작 확인</w:t>
             </w:r>
           </w:p>
           <w:tbl>
@@ -17688,7 +18605,7 @@
                 <w:rFonts w:ascii="Times New Roman" w:hAnsi="Times New Roman" w:eastAsia="바탕"/>
                 <w:sz w:val="20"/>
               </w:rPr>
-              <w:t>[표 26] SDG 3 세부 목표와의 대응</w:t>
+              <w:t>[표 27] SDG 3 세부 목표와의 대응</w:t>
             </w:r>
           </w:p>
           <w:tbl>
@@ -18019,7 +18936,7 @@
                 <w:rFonts w:ascii="Times New Roman" w:hAnsi="Times New Roman" w:eastAsia="바탕"/>
                 <w:sz w:val="20"/>
               </w:rPr>
-              <w:t>[표 27] 대회 이후 계획</w:t>
+              <w:t>[표 28] 대회 이후 계획</w:t>
             </w:r>
           </w:p>
           <w:tbl>
@@ -18293,6 +19210,155 @@
                 <w:sz w:val="20"/>
               </w:rPr>
               <w:t>그것이 사람에게 읽히는지는 사람에게 물어야만 알 수 있다.</w:t>
+            </w:r>
+          </w:p>
+          <w:p>
+            <w:pPr>
+              <w:spacing w:after="80" w:line="276" w:lineRule="auto"/>
+              <w:jc w:val="both"/>
+            </w:pPr>
+            <w:r>
+              <w:rPr>
+                <w:rFonts w:ascii="Times New Roman" w:hAnsi="Times New Roman" w:eastAsia="바탕"/>
+                <w:sz w:val="20"/>
+              </w:rPr>
+              <w:t xml:space="preserve">그 평가를 어떻게 할지는 이미 정해 두었다. 방법은 ISO 9186-1 을 따른다 — 보기를 주지 않고 그림 하나를 보여 준 뒤 </w:t>
+            </w:r>
+            <w:r>
+              <w:rPr>
+                <w:rFonts w:ascii="Times New Roman" w:hAnsi="Times New Roman" w:eastAsia="바탕"/>
+                <w:b/>
+                <w:sz w:val="20"/>
+              </w:rPr>
+              <w:t>무엇으로 보이는지 말하게</w:t>
+            </w:r>
+            <w:r>
+              <w:rPr>
+                <w:rFonts w:ascii="Times New Roman" w:hAnsi="Times New Roman" w:eastAsia="바탕"/>
+                <w:sz w:val="20"/>
+              </w:rPr>
+              <w:t xml:space="preserve"> 하고, 그 답이 의도와 일치하는지를 별도로 판정한다. 이것이 §5.2 의 기계 검사와 같은 질문 방식인 것은 우연이 아니다. 기계 검사를 그 형태로 만든 이유가 애초에 </w:t>
+            </w:r>
+            <w:r>
+              <w:rPr>
+                <w:rFonts w:ascii="Times New Roman" w:hAnsi="Times New Roman" w:eastAsia="바탕"/>
+                <w:b/>
+                <w:sz w:val="20"/>
+              </w:rPr>
+              <w:t>사람 대상 시험과 같은 것을 재기 위해서</w:t>
+            </w:r>
+            <w:r>
+              <w:rPr>
+                <w:rFonts w:ascii="Times New Roman" w:hAnsi="Times New Roman" w:eastAsia="바탕"/>
+                <w:sz w:val="20"/>
+              </w:rPr>
+              <w:t>였다.</w:t>
+            </w:r>
+          </w:p>
+          <w:p>
+            <w:pPr>
+              <w:spacing w:after="80" w:line="276" w:lineRule="auto"/>
+              <w:jc w:val="both"/>
+            </w:pPr>
+            <w:r>
+              <w:rPr>
+                <w:rFonts w:ascii="Times New Roman" w:hAnsi="Times New Roman" w:eastAsia="바탕"/>
+                <w:sz w:val="20"/>
+              </w:rPr>
+              <w:t xml:space="preserve">집계는 두 갈래로 나눈다. 단순 오답과 </w:t>
+            </w:r>
+            <w:r>
+              <w:rPr>
+                <w:rFonts w:ascii="Times New Roman" w:hAnsi="Times New Roman" w:eastAsia="바탕"/>
+                <w:b/>
+                <w:sz w:val="20"/>
+              </w:rPr>
+              <w:t>반대 뜻 오답</w:t>
+            </w:r>
+            <w:r>
+              <w:rPr>
+                <w:rFonts w:ascii="Times New Roman" w:hAnsi="Times New Roman" w:eastAsia="바탕"/>
+                <w:sz w:val="20"/>
+              </w:rPr>
+              <w:t xml:space="preserve">을 따로 센다. ANSI Z535.3 이 85% 정답률과 함께 치명적 혼동 5% 이하를 요구하는 이유가 여기 있고, 복약 지시에서는 후자가 더 중요하다 — </w:t>
+            </w:r>
+            <w:r>
+              <w:rPr>
+                <w:rFonts w:ascii="Consolas" w:hAnsi="Consolas" w:eastAsia="Consolas"/>
+                <w:sz w:val="19"/>
+              </w:rPr>
+              <w:t>no{}</w:t>
+            </w:r>
+            <w:r>
+              <w:rPr>
+                <w:rFonts w:ascii="Times New Roman" w:hAnsi="Times New Roman" w:eastAsia="바탕"/>
+                <w:sz w:val="20"/>
+              </w:rPr>
+              <w:t xml:space="preserve"> 가 씌워진 그림을 "이것을 드세요" 로 읽는 것은 그림이 없는 것보다 나쁘다.</w:t>
+            </w:r>
+          </w:p>
+          <w:p>
+            <w:pPr>
+              <w:spacing w:after="80" w:line="276" w:lineRule="auto"/>
+              <w:jc w:val="both"/>
+            </w:pPr>
+            <w:r>
+              <w:rPr>
+                <w:rFonts w:ascii="Times New Roman" w:hAnsi="Times New Roman" w:eastAsia="바탕"/>
+                <w:sz w:val="20"/>
+              </w:rPr>
+              <w:t xml:space="preserve">표본은 몰도바 고령 사용자를 대상으로 하되, 표 4 가 보여 준 대로 </w:t>
+            </w:r>
+            <w:r>
+              <w:rPr>
+                <w:rFonts w:ascii="Times New Roman" w:hAnsi="Times New Roman" w:eastAsia="바탕"/>
+                <w:b/>
+                <w:sz w:val="20"/>
+              </w:rPr>
+              <w:t>문화 적응 이전과 이후를 갈라</w:t>
+            </w:r>
+            <w:r>
+              <w:rPr>
+                <w:rFonts w:ascii="Times New Roman" w:hAnsi="Times New Roman" w:eastAsia="바탕"/>
+                <w:sz w:val="20"/>
+              </w:rPr>
+              <w:t xml:space="preserve"> 재는 것이 목표다. Dowse &amp; Ehlers 가 같은 46명에게 두 세트를 보인 방식이 그대로 우리에게 필요한 설계다. 현재 세트를 그대로 시험하고, 오독이 확인된 형태소를 현지에서 다시 그린 뒤 같은 사람들에게 다시 물으면, 우리 세트에 대해서도 87% 대 48% 에 해당하는 값을 얻을 수 있다.</w:t>
+            </w:r>
+          </w:p>
+          <w:p>
+            <w:pPr>
+              <w:spacing w:after="80" w:line="276" w:lineRule="auto"/>
+              <w:jc w:val="both"/>
+            </w:pPr>
+            <w:r>
+              <w:rPr>
+                <w:rFonts w:ascii="Times New Roman" w:hAnsi="Times New Roman" w:eastAsia="바탕"/>
+                <w:b/>
+                <w:sz w:val="20"/>
+              </w:rPr>
+              <w:t>얻지 못할 수도 있다는 점도 적어 둔다.</w:t>
+            </w:r>
+            <w:r>
+              <w:rPr>
+                <w:rFonts w:ascii="Times New Roman" w:hAnsi="Times New Roman" w:eastAsia="바탕"/>
+                <w:sz w:val="20"/>
+              </w:rPr>
+              <w:t xml:space="preserve"> 표 4 의 통과율이 15.7%에서 87%까지 벌어져 있다는 것은, 이 분야에서 세트 하나의 이해도가 미리 예측되지 않는다는 뜻이다. 본 연구가 내놓는 것은 좋은 세트라는 주장이 아니라 </w:t>
+            </w:r>
+            <w:r>
+              <w:rPr>
+                <w:rFonts w:ascii="Times New Roman" w:hAnsi="Times New Roman" w:eastAsia="바탕"/>
+                <w:b/>
+                <w:sz w:val="20"/>
+              </w:rPr>
+              <w:t>세트를 배포 전에 재는 절차</w:t>
+            </w:r>
+            <w:r>
+              <w:rPr>
+                <w:rFonts w:ascii="Times New Roman" w:hAnsi="Times New Roman" w:eastAsia="바탕"/>
+                <w:sz w:val="20"/>
+              </w:rPr>
+              <w:t>이며, 그 절차가 우리 세트에 대해 무엇을 말하든 그것이 결과다.</w:t>
             </w:r>
           </w:p>
         </w:tc>

--- a/docs/proposal/SnapCare_H1_Final_Proposal_KO.docx
+++ b/docs/proposal/SnapCare_H1_Final_Proposal_KO.docx
@@ -1083,7 +1083,7 @@
                 <w:b/>
                 <w:sz w:val="23"/>
               </w:rPr>
-              <w:t>1.1 문제의 규모 — 읽지 못하는 사람은 줄지 않고 있다</w:t>
+              <w:t>1.1 비문해 인구의 규모와 추세</w:t>
             </w:r>
           </w:p>
           <w:p>
@@ -1228,7 +1228,7 @@
                 <w:b/>
                 <w:sz w:val="23"/>
               </w:rPr>
-              <w:t>1.2 이것은 저소득국만의 문제가 아니다</w:t>
+              <w:t>1.2 건강 문해력의 분포</w:t>
             </w:r>
           </w:p>
           <w:p>
@@ -1860,7 +1860,7 @@
                 <w:b/>
                 <w:sz w:val="23"/>
               </w:rPr>
-              <w:t>1.3 정보가 도달하지 않을 때 무엇이 일어나는가</w:t>
+              <w:t>1.3 복약 오류의 유형과 대가</w:t>
             </w:r>
           </w:p>
           <w:p>
@@ -2503,7 +2503,7 @@
                 <w:b/>
                 <w:sz w:val="23"/>
               </w:rPr>
-              <w:t>1.4 문제는 인식되었으나 마지막 한 걸음에 닿지 않았다</w:t>
+              <w:t>1.4 국제 정책과 그 사각지대</w:t>
             </w:r>
           </w:p>
           <w:p>
@@ -2615,7 +2615,7 @@
                 <w:b/>
                 <w:sz w:val="23"/>
               </w:rPr>
-              <w:t>1.5 진단받지 못한 사람이 절반에 가깝다</w:t>
+              <w:t>1.5 미진단 인구라는 전제 조건</w:t>
             </w:r>
           </w:p>
           <w:p>
@@ -2768,7 +2768,7 @@
                 <w:b/>
                 <w:sz w:val="23"/>
               </w:rPr>
-              <w:t>1.6 전달 경로는 이미 열려 있다</w:t>
+              <w:t>1.6 전달 매체의 보급 현황</w:t>
             </w:r>
           </w:p>
           <w:p>
@@ -3077,7 +3077,7 @@
                 <w:b/>
                 <w:sz w:val="23"/>
               </w:rPr>
-              <w:t>1.7 대상 인구는 늘고, 저·중소득국으로 이동한다</w:t>
+              <w:t>1.7 고령화의 규모와 지리적 이동</w:t>
             </w:r>
           </w:p>
           <w:p>
@@ -3348,7 +3348,7 @@
                 <w:b/>
                 <w:sz w:val="23"/>
               </w:rPr>
-              <w:t>1.8 시각적 전달은 효과가 있으나, 그 자체로 충분하지 않다</w:t>
+              <w:t>1.8 시각적 전달의 효과와 한계</w:t>
             </w:r>
           </w:p>
           <w:p>
@@ -4218,7 +4218,7 @@
                 <w:b/>
                 <w:sz w:val="23"/>
               </w:rPr>
-              <w:t>1.9 기존 표준의 한계 — 결합할 수 없다</w:t>
+              <w:t>1.9 기존 픽토그램 표준의 구조적 제약</w:t>
             </w:r>
           </w:p>
           <w:p>
@@ -4371,7 +4371,7 @@
                 <w:b/>
                 <w:sz w:val="23"/>
               </w:rPr>
-              <w:t>1.10 문자를 없애는 것만으로는 접근성이 완성되지 않는다</w:t>
+              <w:t>1.10 저문해 인터페이스 선행연구</w:t>
             </w:r>
           </w:p>
           <w:p>
@@ -4944,7 +4944,7 @@
                 <w:b/>
                 <w:sz w:val="23"/>
               </w:rPr>
-              <w:t>2.1 해결 방식 — 판단 경로에서 문자를 제거한다</w:t>
+              <w:t>2.1 설계 원칙</w:t>
             </w:r>
           </w:p>
           <w:p>
@@ -5140,7 +5140,7 @@
                 <w:b/>
                 <w:sz w:val="23"/>
               </w:rPr>
-              <w:t>2.2 SIGIL — 픽토그램을 문법으로 합성한다</w:t>
+              <w:t>2.2 SIGIL — 픽토그램 합성 엔진</w:t>
             </w:r>
           </w:p>
           <w:p>
@@ -6506,7 +6506,7 @@
                 <w:b/>
                 <w:sz w:val="23"/>
               </w:rPr>
-              <w:t>2.3 VOCA — 읽어 주는 것이 아니라 다시 구성한다</w:t>
+              <w:t>2.3 VOCA — 음성 지시 재구성 엔진</w:t>
             </w:r>
           </w:p>
           <w:p>
@@ -6835,7 +6835,7 @@
                 <w:b/>
                 <w:sz w:val="23"/>
               </w:rPr>
-              <w:t>2.4 판정은 사람마다 다르게 나온다</w:t>
+              <w:t>2.4 개인별 판정 기준의 유도</w:t>
             </w:r>
           </w:p>
           <w:p>
@@ -7080,7 +7080,7 @@
                 <w:b/>
                 <w:sz w:val="23"/>
               </w:rPr>
-              <w:t>2.5 진단을 전제하지 않고 묻는다</w:t>
+              <w:t>2.5 조건 수집과 알레르기 추론</w:t>
             </w:r>
           </w:p>
           <w:p>
@@ -9222,7 +9222,7 @@
                 <w:b/>
                 <w:sz w:val="23"/>
               </w:rPr>
-              <w:t>3.2 첫 실행 — 나이를 묻는다</w:t>
+              <w:t>3.2 첫 실행과 프로필 설정</w:t>
             </w:r>
           </w:p>
           <w:p>
@@ -9546,7 +9546,7 @@
                 <w:b/>
                 <w:sz w:val="23"/>
               </w:rPr>
-              <w:t>3.4 문장을 누르면 그 문장을 읽는다</w:t>
+              <w:t>3.4 음성 접근 경로</w:t>
             </w:r>
           </w:p>
           <w:p>
@@ -9600,7 +9600,7 @@
                 <w:rFonts w:ascii="Times New Roman" w:hAnsi="Times New Roman" w:eastAsia="바탕"/>
                 <w:sz w:val="20"/>
               </w:rPr>
-              <w:t>#### 누를 수 있다는 것을 어떻게 아는가</w:t>
+              <w:t>#### 조작 가능성의 표시</w:t>
             </w:r>
           </w:p>
           <w:p>
@@ -9931,7 +9931,7 @@
                 <w:rFonts w:ascii="Times New Roman" w:hAnsi="Times New Roman" w:eastAsia="바탕"/>
                 <w:sz w:val="20"/>
               </w:rPr>
-              <w:t>#### 그림도 자기 뜻을 말한다</w:t>
+              <w:t>#### 픽토그램의 음성 해설</w:t>
             </w:r>
           </w:p>
           <w:p>
@@ -10118,7 +10118,7 @@
                 <w:b/>
                 <w:sz w:val="23"/>
               </w:rPr>
-              <w:t>3.5 한 대의 폰을 여럿이 쓴다</w:t>
+              <w:t>3.5 기기 공유와 구성원 분리</w:t>
             </w:r>
           </w:p>
           <w:p>
@@ -10221,7 +10221,7 @@
                 <w:b/>
                 <w:sz w:val="23"/>
               </w:rPr>
-              <w:t>3.6 색만으로 판정하지 않는다</w:t>
+              <w:t>3.6 색 이외의 전달 층</w:t>
             </w:r>
           </w:p>
           <w:p>
@@ -10920,7 +10920,7 @@
                 <w:b/>
                 <w:sz w:val="23"/>
               </w:rPr>
-              <w:t>4.2 판정 엔진 — 출처를 가리지 않는 물리 검사</w:t>
+              <w:t>4.2 판정 엔진의 물리 검사</w:t>
             </w:r>
           </w:p>
           <w:p>
@@ -11336,7 +11336,7 @@
                 <w:b/>
                 <w:sz w:val="23"/>
               </w:rPr>
-              <w:t>4.3 하드웨어 연동 — 제약이 선택지를 지운 과정</w:t>
+              <w:t>4.3 하드웨어 연동 경로의 선정</w:t>
             </w:r>
           </w:p>
           <w:p>
@@ -11749,7 +11749,7 @@
                 <w:rFonts w:ascii="Times New Roman" w:hAnsi="Times New Roman" w:eastAsia="바탕"/>
                 <w:sz w:val="20"/>
               </w:rPr>
-              <w:t>#### 그 뒤에 릴레이를 하나 더 놓았다</w:t>
+              <w:t>#### 릴레이 경로의 추가</w:t>
             </w:r>
           </w:p>
           <w:p>
@@ -11934,7 +11934,7 @@
                 <w:b/>
                 <w:sz w:val="23"/>
               </w:rPr>
-              <w:t>4.4 종이 서식 — 화면 없는 설정 경로</w:t>
+              <w:t>4.4 종이 서식 판독</w:t>
             </w:r>
           </w:p>
           <w:p>
@@ -12210,7 +12210,7 @@
                 <w:rFonts w:ascii="Times New Roman" w:hAnsi="Times New Roman" w:eastAsia="바탕"/>
                 <w:sz w:val="20"/>
               </w:rPr>
-              <w:t>#### 어디까지 견디는지 재었다</w:t>
+              <w:t>#### 열화 한계의 측정</w:t>
             </w:r>
           </w:p>
           <w:p>
@@ -14624,7 +14624,7 @@
                 <w:b/>
                 <w:sz w:val="23"/>
               </w:rPr>
-              <w:t>5.1 형성 평가 — 정보가 화면에 도달하는가</w:t>
+              <w:t>5.1 형성 평가 — 정보 도달률</w:t>
             </w:r>
           </w:p>
           <w:p>
@@ -15474,7 +15474,7 @@
                 <w:b/>
                 <w:sz w:val="23"/>
               </w:rPr>
-              <w:t>5.2 픽토그램 이해도 — 배포 전에 재는 절차</w:t>
+              <w:t>5.2 픽토그램 이해도 검증 절차</w:t>
             </w:r>
           </w:p>
           <w:p>
@@ -15789,7 +15789,7 @@
                 <w:rFonts w:ascii="Times New Roman" w:hAnsi="Times New Roman" w:eastAsia="바탕"/>
                 <w:sz w:val="20"/>
               </w:rPr>
-              <w:t>#### 검사에서 떨어진 그림을 어떻게 다시 뽑는가</w:t>
+              <w:t>#### 재시도 전략</w:t>
             </w:r>
           </w:p>
           <w:p>
@@ -16059,7 +16059,7 @@
                 <w:rFonts w:ascii="Times New Roman" w:hAnsi="Times New Roman" w:eastAsia="바탕"/>
                 <w:sz w:val="20"/>
               </w:rPr>
-              <w:t>#### 78종 전체에 적용한 결과</w:t>
+              <w:t>#### 78종 적용 결과</w:t>
             </w:r>
           </w:p>
           <w:p>
@@ -16726,7 +16726,7 @@
                 <w:b/>
                 <w:sz w:val="23"/>
               </w:rPr>
-              <w:t>5.3 고칠 수 없다고 판정한 것</w:t>
+              <w:t>5.3 개선 불가로 판정한 형태소</w:t>
             </w:r>
           </w:p>
           <w:p>
@@ -17273,7 +17273,7 @@
                 <w:b/>
                 <w:sz w:val="23"/>
               </w:rPr>
-              <w:t>5.4 이 측정의 한계</w:t>
+              <w:t>5.4 측정의 한계</w:t>
             </w:r>
           </w:p>
           <w:p>
@@ -18095,7 +18095,7 @@
                 <w:rFonts w:ascii="Times New Roman" w:hAnsi="Times New Roman" w:eastAsia="바탕"/>
                 <w:sz w:val="20"/>
               </w:rPr>
-              <w:t>#### 양자화를 적용하지 않은 이유</w:t>
+              <w:t>#### 양자화 미적용</w:t>
             </w:r>
           </w:p>
           <w:p>
@@ -18804,7 +18804,7 @@
                 <w:b/>
                 <w:sz w:val="23"/>
               </w:rPr>
-              <w:t>5.8 아직 검증되지 않은 것</w:t>
+              <w:t>5.8 미검증 항목</w:t>
             </w:r>
           </w:p>
           <w:p>

--- a/docs/proposal/SnapCare_H1_Final_Proposal_KO.docx
+++ b/docs/proposal/SnapCare_H1_Final_Proposal_KO.docx
@@ -1163,7 +1163,7 @@
             <w:r>
               <w:drawing>
                 <wp:inline xmlns:a="http://schemas.openxmlformats.org/drawingml/2006/main" xmlns:pic="http://schemas.openxmlformats.org/drawingml/2006/picture">
-                  <wp:extent cx="5486400" cy="2702918"/>
+                  <wp:extent cx="5486400" cy="3268251"/>
                   <wp:docPr id="1" name="Picture 1"/>
                   <wp:cNvGraphicFramePr>
                     <a:graphicFrameLocks noChangeAspect="1"/>
@@ -1184,7 +1184,7 @@
                         <pic:spPr>
                           <a:xfrm>
                             <a:off x="0" y="0"/>
-                            <a:ext cx="5486400" cy="2702918"/>
+                            <a:ext cx="5486400" cy="3268251"/>
                           </a:xfrm>
                           <a:prstGeom prst="rect"/>
                         </pic:spPr>
@@ -1692,7 +1692,7 @@
             <w:r>
               <w:drawing>
                 <wp:inline xmlns:a="http://schemas.openxmlformats.org/drawingml/2006/main" xmlns:pic="http://schemas.openxmlformats.org/drawingml/2006/picture">
-                  <wp:extent cx="5486400" cy="2773251"/>
+                  <wp:extent cx="5486400" cy="3190240"/>
                   <wp:docPr id="2" name="Picture 2"/>
                   <wp:cNvGraphicFramePr>
                     <a:graphicFrameLocks noChangeAspect="1"/>
@@ -1713,7 +1713,7 @@
                         <pic:spPr>
                           <a:xfrm>
                             <a:off x="0" y="0"/>
-                            <a:ext cx="5486400" cy="2773251"/>
+                            <a:ext cx="5486400" cy="3190240"/>
                           </a:xfrm>
                           <a:prstGeom prst="rect"/>
                         </pic:spPr>
@@ -2349,7 +2349,7 @@
             <w:r>
               <w:drawing>
                 <wp:inline xmlns:a="http://schemas.openxmlformats.org/drawingml/2006/main" xmlns:pic="http://schemas.openxmlformats.org/drawingml/2006/picture">
-                  <wp:extent cx="5486400" cy="2945876"/>
+                  <wp:extent cx="5486400" cy="3581704"/>
                   <wp:docPr id="3" name="Picture 3"/>
                   <wp:cNvGraphicFramePr>
                     <a:graphicFrameLocks noChangeAspect="1"/>
@@ -2370,7 +2370,7 @@
                         <pic:spPr>
                           <a:xfrm>
                             <a:off x="0" y="0"/>
-                            <a:ext cx="5486400" cy="2945876"/>
+                            <a:ext cx="5486400" cy="3581704"/>
                           </a:xfrm>
                           <a:prstGeom prst="rect"/>
                         </pic:spPr>
@@ -3012,7 +3012,7 @@
             <w:r>
               <w:drawing>
                 <wp:inline xmlns:a="http://schemas.openxmlformats.org/drawingml/2006/main" xmlns:pic="http://schemas.openxmlformats.org/drawingml/2006/picture">
-                  <wp:extent cx="5486400" cy="3009829"/>
+                  <wp:extent cx="5486400" cy="3592399"/>
                   <wp:docPr id="4" name="Picture 4"/>
                   <wp:cNvGraphicFramePr>
                     <a:graphicFrameLocks noChangeAspect="1"/>
@@ -3033,7 +3033,7 @@
                         <pic:spPr>
                           <a:xfrm>
                             <a:off x="0" y="0"/>
-                            <a:ext cx="5486400" cy="3009829"/>
+                            <a:ext cx="5486400" cy="3592399"/>
                           </a:xfrm>
                           <a:prstGeom prst="rect"/>
                         </pic:spPr>
@@ -4136,7 +4136,7 @@
             <w:r>
               <w:drawing>
                 <wp:inline xmlns:a="http://schemas.openxmlformats.org/drawingml/2006/main" xmlns:pic="http://schemas.openxmlformats.org/drawingml/2006/picture">
-                  <wp:extent cx="5486400" cy="2736359"/>
+                  <wp:extent cx="5486400" cy="3412072"/>
                   <wp:docPr id="5" name="Picture 5"/>
                   <wp:cNvGraphicFramePr>
                     <a:graphicFrameLocks noChangeAspect="1"/>
@@ -4157,7 +4157,7 @@
                         <pic:spPr>
                           <a:xfrm>
                             <a:off x="0" y="0"/>
-                            <a:ext cx="5486400" cy="2736359"/>
+                            <a:ext cx="5486400" cy="3412072"/>
                           </a:xfrm>
                           <a:prstGeom prst="rect"/>
                         </pic:spPr>
@@ -15392,7 +15392,7 @@
             <w:r>
               <w:drawing>
                 <wp:inline xmlns:a="http://schemas.openxmlformats.org/drawingml/2006/main" xmlns:pic="http://schemas.openxmlformats.org/drawingml/2006/picture">
-                  <wp:extent cx="5486400" cy="3313522"/>
+                  <wp:extent cx="5486400" cy="3616733"/>
                   <wp:docPr id="15" name="Picture 15"/>
                   <wp:cNvGraphicFramePr>
                     <a:graphicFrameLocks noChangeAspect="1"/>
@@ -15413,7 +15413,7 @@
                         <pic:spPr>
                           <a:xfrm>
                             <a:off x="0" y="0"/>
-                            <a:ext cx="5486400" cy="3313522"/>
+                            <a:ext cx="5486400" cy="3616733"/>
                           </a:xfrm>
                           <a:prstGeom prst="rect"/>
                         </pic:spPr>
@@ -16229,7 +16229,7 @@
             <w:r>
               <w:drawing>
                 <wp:inline xmlns:a="http://schemas.openxmlformats.org/drawingml/2006/main" xmlns:pic="http://schemas.openxmlformats.org/drawingml/2006/picture">
-                  <wp:extent cx="5486400" cy="2126609"/>
+                  <wp:extent cx="5486400" cy="2603063"/>
                   <wp:docPr id="16" name="Picture 16"/>
                   <wp:cNvGraphicFramePr>
                     <a:graphicFrameLocks noChangeAspect="1"/>
@@ -16250,7 +16250,7 @@
                         <pic:spPr>
                           <a:xfrm>
                             <a:off x="0" y="0"/>
-                            <a:ext cx="5486400" cy="2126609"/>
+                            <a:ext cx="5486400" cy="2603063"/>
                           </a:xfrm>
                           <a:prstGeom prst="rect"/>
                         </pic:spPr>
@@ -18013,7 +18013,7 @@
             <w:r>
               <w:drawing>
                 <wp:inline xmlns:a="http://schemas.openxmlformats.org/drawingml/2006/main" xmlns:pic="http://schemas.openxmlformats.org/drawingml/2006/picture">
-                  <wp:extent cx="5486400" cy="2727550"/>
+                  <wp:extent cx="5486400" cy="3600319"/>
                   <wp:docPr id="17" name="Picture 17"/>
                   <wp:cNvGraphicFramePr>
                     <a:graphicFrameLocks noChangeAspect="1"/>
@@ -18034,7 +18034,7 @@
                         <pic:spPr>
                           <a:xfrm>
                             <a:off x="0" y="0"/>
-                            <a:ext cx="5486400" cy="2727550"/>
+                            <a:ext cx="5486400" cy="3600319"/>
                           </a:xfrm>
                           <a:prstGeom prst="rect"/>
                         </pic:spPr>

--- a/docs/proposal/SnapCare_H1_Final_Proposal_KO.docx
+++ b/docs/proposal/SnapCare_H1_Final_Proposal_KO.docx
@@ -1163,7 +1163,7 @@
             <w:r>
               <w:drawing>
                 <wp:inline xmlns:a="http://schemas.openxmlformats.org/drawingml/2006/main" xmlns:pic="http://schemas.openxmlformats.org/drawingml/2006/picture">
-                  <wp:extent cx="5486400" cy="3268251"/>
+                  <wp:extent cx="5486400" cy="2743200"/>
                   <wp:docPr id="1" name="Picture 1"/>
                   <wp:cNvGraphicFramePr>
                     <a:graphicFrameLocks noChangeAspect="1"/>
@@ -1184,7 +1184,7 @@
                         <pic:spPr>
                           <a:xfrm>
                             <a:off x="0" y="0"/>
-                            <a:ext cx="5486400" cy="3268251"/>
+                            <a:ext cx="5486400" cy="2743200"/>
                           </a:xfrm>
                           <a:prstGeom prst="rect"/>
                         </pic:spPr>
@@ -1692,7 +1692,7 @@
             <w:r>
               <w:drawing>
                 <wp:inline xmlns:a="http://schemas.openxmlformats.org/drawingml/2006/main" xmlns:pic="http://schemas.openxmlformats.org/drawingml/2006/picture">
-                  <wp:extent cx="5486400" cy="3190240"/>
+                  <wp:extent cx="5486400" cy="2377440"/>
                   <wp:docPr id="2" name="Picture 2"/>
                   <wp:cNvGraphicFramePr>
                     <a:graphicFrameLocks noChangeAspect="1"/>
@@ -1713,7 +1713,7 @@
                         <pic:spPr>
                           <a:xfrm>
                             <a:off x="0" y="0"/>
-                            <a:ext cx="5486400" cy="3190240"/>
+                            <a:ext cx="5486400" cy="2377440"/>
                           </a:xfrm>
                           <a:prstGeom prst="rect"/>
                         </pic:spPr>
@@ -2349,7 +2349,7 @@
             <w:r>
               <w:drawing>
                 <wp:inline xmlns:a="http://schemas.openxmlformats.org/drawingml/2006/main" xmlns:pic="http://schemas.openxmlformats.org/drawingml/2006/picture">
-                  <wp:extent cx="5486400" cy="3581704"/>
+                  <wp:extent cx="5486400" cy="2377440"/>
                   <wp:docPr id="3" name="Picture 3"/>
                   <wp:cNvGraphicFramePr>
                     <a:graphicFrameLocks noChangeAspect="1"/>
@@ -2370,7 +2370,7 @@
                         <pic:spPr>
                           <a:xfrm>
                             <a:off x="0" y="0"/>
-                            <a:ext cx="5486400" cy="3581704"/>
+                            <a:ext cx="5486400" cy="2377440"/>
                           </a:xfrm>
                           <a:prstGeom prst="rect"/>
                         </pic:spPr>
@@ -3012,7 +3012,7 @@
             <w:r>
               <w:drawing>
                 <wp:inline xmlns:a="http://schemas.openxmlformats.org/drawingml/2006/main" xmlns:pic="http://schemas.openxmlformats.org/drawingml/2006/picture">
-                  <wp:extent cx="5486400" cy="3592399"/>
+                  <wp:extent cx="5486400" cy="2560320"/>
                   <wp:docPr id="4" name="Picture 4"/>
                   <wp:cNvGraphicFramePr>
                     <a:graphicFrameLocks noChangeAspect="1"/>
@@ -3033,7 +3033,7 @@
                         <pic:spPr>
                           <a:xfrm>
                             <a:off x="0" y="0"/>
-                            <a:ext cx="5486400" cy="3592399"/>
+                            <a:ext cx="5486400" cy="2560320"/>
                           </a:xfrm>
                           <a:prstGeom prst="rect"/>
                         </pic:spPr>
@@ -4136,7 +4136,7 @@
             <w:r>
               <w:drawing>
                 <wp:inline xmlns:a="http://schemas.openxmlformats.org/drawingml/2006/main" xmlns:pic="http://schemas.openxmlformats.org/drawingml/2006/picture">
-                  <wp:extent cx="5486400" cy="3412072"/>
+                  <wp:extent cx="5486400" cy="3108960"/>
                   <wp:docPr id="5" name="Picture 5"/>
                   <wp:cNvGraphicFramePr>
                     <a:graphicFrameLocks noChangeAspect="1"/>
@@ -4157,7 +4157,7 @@
                         <pic:spPr>
                           <a:xfrm>
                             <a:off x="0" y="0"/>
-                            <a:ext cx="5486400" cy="3412072"/>
+                            <a:ext cx="5486400" cy="3108960"/>
                           </a:xfrm>
                           <a:prstGeom prst="rect"/>
                         </pic:spPr>
@@ -15392,7 +15392,7 @@
             <w:r>
               <w:drawing>
                 <wp:inline xmlns:a="http://schemas.openxmlformats.org/drawingml/2006/main" xmlns:pic="http://schemas.openxmlformats.org/drawingml/2006/picture">
-                  <wp:extent cx="5486400" cy="3616733"/>
+                  <wp:extent cx="5486400" cy="2560320"/>
                   <wp:docPr id="15" name="Picture 15"/>
                   <wp:cNvGraphicFramePr>
                     <a:graphicFrameLocks noChangeAspect="1"/>
@@ -15413,7 +15413,7 @@
                         <pic:spPr>
                           <a:xfrm>
                             <a:off x="0" y="0"/>
-                            <a:ext cx="5486400" cy="3616733"/>
+                            <a:ext cx="5486400" cy="2560320"/>
                           </a:xfrm>
                           <a:prstGeom prst="rect"/>
                         </pic:spPr>
@@ -16229,7 +16229,7 @@
             <w:r>
               <w:drawing>
                 <wp:inline xmlns:a="http://schemas.openxmlformats.org/drawingml/2006/main" xmlns:pic="http://schemas.openxmlformats.org/drawingml/2006/picture">
-                  <wp:extent cx="5486400" cy="2603063"/>
+                  <wp:extent cx="5486400" cy="2011680"/>
                   <wp:docPr id="16" name="Picture 16"/>
                   <wp:cNvGraphicFramePr>
                     <a:graphicFrameLocks noChangeAspect="1"/>
@@ -16250,7 +16250,7 @@
                         <pic:spPr>
                           <a:xfrm>
                             <a:off x="0" y="0"/>
-                            <a:ext cx="5486400" cy="2603063"/>
+                            <a:ext cx="5486400" cy="2011680"/>
                           </a:xfrm>
                           <a:prstGeom prst="rect"/>
                         </pic:spPr>
@@ -18013,7 +18013,7 @@
             <w:r>
               <w:drawing>
                 <wp:inline xmlns:a="http://schemas.openxmlformats.org/drawingml/2006/main" xmlns:pic="http://schemas.openxmlformats.org/drawingml/2006/picture">
-                  <wp:extent cx="5486400" cy="3600319"/>
+                  <wp:extent cx="5486400" cy="2651760"/>
                   <wp:docPr id="17" name="Picture 17"/>
                   <wp:cNvGraphicFramePr>
                     <a:graphicFrameLocks noChangeAspect="1"/>
@@ -18034,7 +18034,7 @@
                         <pic:spPr>
                           <a:xfrm>
                             <a:off x="0" y="0"/>
-                            <a:ext cx="5486400" cy="3600319"/>
+                            <a:ext cx="5486400" cy="2651760"/>
                           </a:xfrm>
                           <a:prstGeom prst="rect"/>
                         </pic:spPr>

--- a/docs/proposal/SnapCare_H1_Final_Proposal_KO.docx
+++ b/docs/proposal/SnapCare_H1_Final_Proposal_KO.docx
@@ -8710,7 +8710,7 @@
             <w:r>
               <w:drawing>
                 <wp:inline xmlns:a="http://schemas.openxmlformats.org/drawingml/2006/main" xmlns:pic="http://schemas.openxmlformats.org/drawingml/2006/picture">
-                  <wp:extent cx="5486400" cy="3209026"/>
+                  <wp:extent cx="5486400" cy="3200400"/>
                   <wp:docPr id="12" name="Picture 12"/>
                   <wp:cNvGraphicFramePr>
                     <a:graphicFrameLocks noChangeAspect="1"/>
@@ -8731,7 +8731,7 @@
                         <pic:spPr>
                           <a:xfrm>
                             <a:off x="0" y="0"/>
-                            <a:ext cx="5486400" cy="3209026"/>
+                            <a:ext cx="5486400" cy="3200400"/>
                           </a:xfrm>
                           <a:prstGeom prst="rect"/>
                         </pic:spPr>

--- a/docs/proposal/SnapCare_H1_Final_Proposal_KO.docx
+++ b/docs/proposal/SnapCare_H1_Final_Proposal_KO.docx
@@ -851,7 +851,7 @@
                 <w:rFonts w:ascii="Times New Roman" w:hAnsi="Times New Roman" w:eastAsia="바탕"/>
                 <w:sz w:val="20"/>
               </w:rPr>
-              <w:t xml:space="preserve">SnapCare 는 처방전·영양성분표·의약품·음식을 사진 한 장으로 찍으면 그림과 음성과 색 하나로 답하는 웹 앱으로, 글을 읽지 못하거나 읽기 어려운 사람이 스스로 약을 먹고 음식을 고를 수 있게 하는 것을 목적으로 한다. 대상은 저문해 성인과 고령자이며, 이들은 처방전을 받는 순간부터 그 내용에 접근하지 못해 복약 오류·치료 실패·항생제 내성에 노출된다. 앱은 자체 개발한 두 엔진 — 픽토그램을 </w:t>
+              <w:t xml:space="preserve">SnapCare 는 처방전·영양성분표·의약품·음식을 사진 한 장으로 찍으면 그림과 음성과 색 하나로 답하는 웹 앱으로, 글을 읽지 못하거나 읽기 어려운 사람이 스스로 약을 먹고 음식을 고를 수 있게 하는 것을 목적으로 한다. 대상은 저문해 성인과 고령자이며, 이들은 처방전을 받는 순간부터 그 내용에 접근하지 못해 복약 오류·치료 실패·항생제 내성에 노출된다. 앱은 자체 개발한 두 엔진, 픽토그램을 </w:t>
             </w:r>
             <w:r>
               <w:rPr>
@@ -866,7 +866,7 @@
                 <w:rFonts w:ascii="Times New Roman" w:hAnsi="Times New Roman" w:eastAsia="바탕"/>
                 <w:sz w:val="20"/>
               </w:rPr>
-              <w:t>하는 SIGIL(형태소 78종)과 음성 지시를 재구성하는 VOCA — 을 통해 화면 어디에서도 글을 읽거나 입력할 것을 요구하지 않으며, 판정은 기기 안에서 이루어져 인터넷 없이도 동작한다.</w:t>
+              <w:t>하는 SIGIL(형태소 78종)과 음성 지시를 재구성하는 VOCA 를 통해 화면 어디에서도 글을 읽거나 입력할 것을 요구하지 않으며, 판정은 기기 안에서 이루어져 인터넷 없이도 동작한다.</w:t>
             </w:r>
           </w:p>
           <w:p>
@@ -1215,7 +1215,7 @@
                 <w:color w:val="606068"/>
                 <w:sz w:val="18"/>
               </w:rPr>
-              <w:t xml:space="preserve"> 사하라이남 아프리카의 문해율과 비문해 성인 수 (UNESCO, 2025). 막대는 절대수, 선은 비율이다. 두 축이 반대로 움직이는 것이 이 절의 논지다 — 비율은 4%p 올랐는데 사람 수는 2,900만 명 늘었다. 비율만 보면 개선이고, 머릿수로 보면 악화다. SnapCare 가 대상으로 삼는 것은 머릿수 쪽이다.</w:t>
+              <w:t xml:space="preserve"> 사하라이남 아프리카의 문해율과 비문해 성인 수 (UNESCO, 2025). 막대는 절대수, 선은 비율이다. 두 축이 반대로 움직이는 것이 이 절의 논지다. 비율은 4%p 올랐는데 사람 수는 2,900만 명 늘었다. 비율만 보면 개선이고, 머릿수로 보면 악화다. SnapCare 가 대상으로 삼는 것은 머릿수 쪽이다.</w:t>
             </w:r>
           </w:p>
           <w:p>
@@ -1666,7 +1666,7 @@
                 <w:rFonts w:ascii="Times New Roman" w:hAnsi="Times New Roman" w:eastAsia="바탕"/>
                 <w:sz w:val="20"/>
               </w:rPr>
-              <w:t xml:space="preserve">는 점이다. 한국 성인 전체에서 건강정보이해능력이 충분한 비율은 60.4%인데, 65세 이상에서는 40.3%로 떨어진다. 여집합으로 보면 59.7% 대 39.6%, 20.1%p 차이다. 소득으로 갈라도 같은 방향이 나온다 — 하위층 54.4%, 상위층 66.3%. 즉 이것은 "글을 못 읽는 나라" 의 문제가 아니라, 어느 나라에서든 </w:t>
+              <w:t xml:space="preserve">는 점이다. 한국 성인 전체에서 건강정보이해능력이 충분한 비율은 60.4%인데, 65세 이상에서는 40.3%로 떨어진다. 여집합으로 보면 59.7% 대 39.6%, 20.1%p 차이다. 소득으로 갈라도 같은 방향이 나와, 하위층은 54.4%, 상위층은 33.7%다. 즉 이것은 "글을 못 읽는 나라" 의 문제가 아니라, 어느 나라에서든 </w:t>
             </w:r>
             <w:r>
               <w:rPr>
@@ -1832,7 +1832,7 @@
                 <w:rFonts w:ascii="Times New Roman" w:hAnsi="Times New Roman" w:eastAsia="바탕"/>
                 <w:sz w:val="20"/>
               </w:rPr>
-              <w:t xml:space="preserve">이 목록에서 우리 문제와 직접 겹치는 것은 뒤의 둘이다 — 약을 올바로 복용해 보이는 능력과, 라벨과 보건 메시지를 해석하는 능력. 앞의 것들이 의료 접근의 문제라면 이 둘은 </w:t>
+              <w:t xml:space="preserve">이 목록에서 우리 문제와 직접 겹치는 것은 뒤의 둘, 곧 약을 올바로 복용해 보이는 능력과 라벨·보건 메시지를 해석하는 능력이다. 앞의 것들이 의료 접근의 문제라면 이 둘은 </w:t>
             </w:r>
             <w:r>
               <w:rPr>
@@ -3234,7 +3234,7 @@
                 <w:rFonts w:ascii="Times New Roman" w:hAnsi="Times New Roman" w:eastAsia="바탕"/>
                 <w:sz w:val="20"/>
               </w:rPr>
-              <w:t>이다 — 스스로 관리하는 쪽이 교육받은 쪽보다 훨씬 많다는 것.</w:t>
+              <w:t>이다. 스스로 관리하는 쪽이 교육받은 쪽보다 훨씬 많다는 것.</w:t>
             </w:r>
           </w:p>
           <w:p>
@@ -3320,7 +3320,7 @@
                 <w:rFonts w:ascii="Times New Roman" w:hAnsi="Times New Roman" w:eastAsia="바탕"/>
                 <w:sz w:val="20"/>
               </w:rPr>
-              <w:t xml:space="preserve">, 20:1502, 2020, doi:10.1186/s12889-020-09582-9). 이주민 표본이므로 몰도바 국내 인구에 그대로 옮길 수 없다는 점을 밝혀 둔다 — 우리가 이 연구에서 취하는 것은 수치가 아니라 </w:t>
+              <w:t xml:space="preserve">, 20:1502, 2020, doi:10.1186/s12889-020-09582-9). 이주민 표본이므로 몰도바 국내 인구에 그대로 옮길 수 없다는 점을 밝혀 둔다. 우리가 이 연구에서 취하는 것은 수치가 아니라 </w:t>
             </w:r>
             <w:r>
               <w:rPr>
@@ -3447,7 +3447,7 @@
                 <w:rFonts w:ascii="Times New Roman" w:hAnsi="Times New Roman" w:eastAsia="바탕"/>
                 <w:sz w:val="20"/>
               </w:rPr>
-              <w:t xml:space="preserve">의 것이다. 원문은 "written or spoken text" 라고 쓴다. 이 구분이 본 연구의 설계에 직접 닿는다 — SnapCare 는 그림을 문자와 짝지우지 않고 </w:t>
+              <w:t xml:space="preserve">의 것이다. 원문은 "written or spoken text" 라고 쓴다. 이 구분이 본 연구의 설계에 직접 닿는다. SnapCare 는 그림을 문자와 짝지우지 않고 </w:t>
             </w:r>
             <w:r>
               <w:rPr>
@@ -3930,7 +3930,7 @@
                 <w:rFonts w:ascii="Times New Roman" w:hAnsi="Times New Roman" w:eastAsia="바탕"/>
                 <w:sz w:val="20"/>
               </w:rPr>
-              <w:t xml:space="preserve"> 세트다 (Dowse et al., 2023: 10종 중 8종). 가장 직접적인 증거는 Dowse &amp; Ehlers 의 대조 실험이다 — 같은 46명에게 같은 지시를 담은 두 세트를 보였을 때, 현지에서 만든 23종 중 20종(87%)이 ANSI 85% 기준을 통과한 반면 USP-DI 23종에서는 11종(48%)만 통과했다 (Dowse, R. &amp; Ehlers, M. S., "The evaluation of pharmaceutical pictograms in a low-literate South African population," </w:t>
+              <w:t xml:space="preserve"> 세트다 (Dowse et al., 2023: 10종 중 8종). 가장 직접적인 증거는 Dowse &amp; Ehlers 의 대조 실험이다. 같은 46명에게 같은 지시를 담은 두 세트를 보였을 때, 현지에서 만든 23종 중 20종(87%)이 ANSI 85% 기준을 통과한 반면 USP-DI 23종에서는 11종(48%)만 통과했다 (Dowse, R. &amp; Ehlers, M. S., "The evaluation of pharmaceutical pictograms in a low-literate South African population," </w:t>
             </w:r>
             <w:r>
               <w:rPr>
@@ -4082,7 +4082,7 @@
                 <w:rFonts w:ascii="Times New Roman" w:hAnsi="Times New Roman" w:eastAsia="바탕"/>
                 <w:sz w:val="20"/>
               </w:rPr>
-              <w:t xml:space="preserve">이 논문의 결론 한 줄이 본 연구의 판단과 같다 — </w:t>
+              <w:t xml:space="preserve">이 논문의 결론 한 줄이 본 연구의 판단과 같다. </w:t>
             </w:r>
             <w:r>
               <w:rPr>
@@ -4188,7 +4188,7 @@
                 <w:color w:val="606068"/>
                 <w:sz w:val="18"/>
               </w:rPr>
-              <w:t xml:space="preserve"> 의약 픽토그램이 이해도 기준을 통과한 비율. 막대마다 적용된 기준이 달라 아래에 함께 적었다 — 같은 축에 놓았다고 해서 서로 겨룬 값이 아니다. 가운데 두 막대가 같은 연구의 대조군·실험군이며, </w:t>
+              <w:t xml:space="preserve"> 의약 픽토그램이 이해도 기준을 통과한 비율. 막대마다 적용된 기준이 달라 아래에 함께 적었다. 같은 축에 놓았다고 해서 서로 겨룬 값이 아니다. 가운데 두 막대가 같은 연구의 대조군·실험군이며, </w:t>
             </w:r>
             <w:r>
               <w:rPr>
@@ -4571,7 +4571,7 @@
                 <w:rFonts w:ascii="Times New Roman" w:hAnsi="Times New Roman" w:eastAsia="바탕"/>
                 <w:sz w:val="20"/>
               </w:rPr>
-              <w:t xml:space="preserve">에서 찾는다. 계층형에서 상위 그림이 하위 항목의 묶음을 뜻한다는 것을 이해하지 못한 참여자들이 있었고, 잘못 들어간 뒤 상위로 돌아오는 방법을 기억하지 못한 경우도 있었다. 쪽을 넘기는 것 자체는 문제가 되지 않았다 — 문제는 </w:t>
+              <w:t xml:space="preserve">에서 찾는다. 계층형에서 상위 그림이 하위 항목의 묶음을 뜻한다는 것을 이해하지 못한 참여자들이 있었고, 잘못 들어간 뒤 상위로 돌아오는 방법을 기억하지 못한 경우도 있었다. 쪽을 넘기는 것 자체는 문제가 되지 않았다. 문제는 </w:t>
             </w:r>
             <w:r>
               <w:rPr>
@@ -4633,7 +4633,7 @@
                 <w:rFonts w:ascii="Times New Roman" w:hAnsi="Times New Roman" w:eastAsia="바탕"/>
                 <w:sz w:val="20"/>
               </w:rPr>
-              <w:t xml:space="preserve"> 비문해 성인은 7억 3,900만 명이며, 지역에 따라 절대수가 증가하고 있다 (UNESCO, 2025). 여기에 건강 문해력 기준을 적용하면 대상은 더 넓어진다 — 한국 성인의 39.6%, 65세 이상의 59.7% 가 건강정보이해능력이 충분하지 않다 (질병관리청, 2023).</w:t>
+              <w:t xml:space="preserve"> 비문해 성인은 7억 3,900만 명이며, 지역에 따라 절대수가 증가하고 있다 (UNESCO, 2025). 여기에 건강 문해력 기준을 적용하면 대상은 더 넓어진다. 한국 성인의 39.6%, 65세 이상의 59.7% 가 건강정보이해능력이 충분하지 않다 (질병관리청, 2023).</w:t>
             </w:r>
           </w:p>
           <w:p>
@@ -4978,7 +4978,7 @@
                 <w:rFonts w:ascii="Times New Roman" w:hAnsi="Times New Roman" w:eastAsia="바탕"/>
                 <w:sz w:val="20"/>
               </w:rPr>
-              <w:t>이 원칙은 앞 절에서 확인한 두 가지 사실에서 나온다. 첫째, 문자를 없애는 것은 필요조건이다 — 처방전을 읽지 못하는 사람에게 문자 인터페이스는 종이 처방전과 다르지 않다. 둘째, 문자를 없애는 것만으로는 충분하지 않다 — 그림도 읽히지 않을 수 있고 (Gutierrez et al., 2022), 계층 구조는 그 자체로 장벽이 된다 (Medhi et al., 2013).</w:t>
+              <w:t>이 원칙은 앞 절에서 확인한 두 가지 사실에서 나온다. 첫째, 문자를 없애는 것은 필요조건이다. 처방전을 읽지 못하는 사람에게 문자 인터페이스는 종이 처방전과 다르지 않다. 둘째, 문자를 없애는 것만으로는 충분하지 않다. 그림도 읽히지 않을 수 있고 (Gutierrez et al., 2022), 계층 구조는 그 자체로 장벽이 된다 (Medhi et al., 2013).</w:t>
             </w:r>
           </w:p>
           <w:p>
@@ -5127,7 +5127,7 @@
                 <w:color w:val="606068"/>
                 <w:sz w:val="18"/>
               </w:rPr>
-              <w:t xml:space="preserve"> 홈 화면. 스크롤하지 않고 보이는 만큼을 그대로 잘랐다 — 앱을 열었을 때 실제로 마주치는 화면이 이것이다. 화면에서 가장 큰 요소가 촬영 버튼 하나이고, 메뉴도 검색창도 없다. 선택이 하나뿐이라는 것이 §1.10 에서 확인한 계층 구조 장벽에 대한 대응이다.</w:t>
+              <w:t xml:space="preserve"> 홈 화면. 스크롤하지 않고 보이는 만큼을 그대로 잘랐다. 앱을 열었을 때 실제로 마주치는 화면이 이것이다. 화면에서 가장 큰 요소가 촬영 버튼 하나이고, 메뉴도 검색창도 없다. 선택이 하나뿐이라는 것이 §1.10 에서 확인한 계층 구조 장벽에 대한 대응이다.</w:t>
             </w:r>
           </w:p>
           <w:p>
@@ -5764,7 +5764,7 @@
                       <w:rFonts w:ascii="Times New Roman" w:hAnsi="Times New Roman" w:eastAsia="바탕"/>
                       <w:sz w:val="18"/>
                     </w:rPr>
-                    <w:t>무엇을 — 알약·물약·안약·흡입기·주사기·혈압계</w:t>
+                    <w:t>무엇을. 알약·물약·안약·흡입기·주사기·혈압계</w:t>
                   </w:r>
                 </w:p>
               </w:tc>
@@ -5808,7 +5808,7 @@
                       <w:rFonts w:ascii="Times New Roman" w:hAnsi="Times New Roman" w:eastAsia="바탕"/>
                       <w:sz w:val="18"/>
                     </w:rPr>
-                    <w:t>무엇을 — 밥·빵·기름·설탕·채소</w:t>
+                    <w:t>무엇을. 밥·빵·기름·설탕·채소</w:t>
                   </w:r>
                 </w:p>
               </w:tc>
@@ -5852,7 +5852,7 @@
                       <w:rFonts w:ascii="Times New Roman" w:hAnsi="Times New Roman" w:eastAsia="바탕"/>
                       <w:sz w:val="18"/>
                     </w:rPr>
-                    <w:t>무엇을 피하나 — 땅콩·견과·우유·달걀·조개</w:t>
+                    <w:t>무엇을 피하나. 땅콩·견과·우유·달걀·조개</w:t>
                   </w:r>
                 </w:p>
               </w:tc>
@@ -5896,7 +5896,7 @@
                       <w:rFonts w:ascii="Times New Roman" w:hAnsi="Times New Roman" w:eastAsia="바탕"/>
                       <w:sz w:val="18"/>
                     </w:rPr>
-                    <w:t>무엇을 겪었나 — 발열·기침·구토·복통</w:t>
+                    <w:t>무엇을 겪었나. 발열·기침·구토·복통</w:t>
                   </w:r>
                 </w:p>
               </w:tc>
@@ -5940,7 +5940,7 @@
                       <w:rFonts w:ascii="Times New Roman" w:hAnsi="Times New Roman" w:eastAsia="바탕"/>
                       <w:sz w:val="18"/>
                     </w:rPr>
-                    <w:t>누구인가 — 아동·청소년·성인·고령·임신·수유</w:t>
+                    <w:t>누구인가. 아동·청소년·성인·고령·임신·수유</w:t>
                   </w:r>
                 </w:p>
               </w:tc>
@@ -5984,7 +5984,7 @@
                       <w:rFonts w:ascii="Times New Roman" w:hAnsi="Times New Roman" w:eastAsia="바탕"/>
                       <w:sz w:val="18"/>
                     </w:rPr>
-                    <w:t>어디에 — 눈·입·코·피부·위</w:t>
+                    <w:t>어디에. 눈·입·코·피부·위</w:t>
                   </w:r>
                 </w:p>
               </w:tc>
@@ -6136,7 +6136,7 @@
                       <w:rFonts w:ascii="Times New Roman" w:hAnsi="Times New Roman" w:eastAsia="바탕"/>
                       <w:sz w:val="18"/>
                     </w:rPr>
-                    <w:t>어떻게 — 냉장·건조·차광</w:t>
+                    <w:t>어떻게. 냉장·건조·차광</w:t>
                   </w:r>
                 </w:p>
               </w:tc>
@@ -6186,7 +6186,7 @@
                 <w:rFonts w:ascii="Times New Roman" w:hAnsi="Times New Roman" w:eastAsia="바탕"/>
                 <w:sz w:val="20"/>
               </w:rPr>
-              <w:t>반대로 갈래가 가장 두꺼운 것은 제형이다. 이유는 §2.3 에 있다 — 제형이 정해지면 동사와 부위가 함께 정해지므로, 제형 하나를 늘리는 것이 지시 전체를 늘린다. 알레르겐 아홉 종은 국제적으로 표시가 의무인 주요 알레르겐 목록을 따랐다.</w:t>
+              <w:t>반대로 갈래가 가장 두꺼운 것은 제형이다. 이유는 §2.3 에 있다. 제형이 정해지면 동사와 부위가 함께 정해지므로, 제형 하나를 늘리는 것이 지시 전체를 늘린다. 알레르겐 아홉 종은 국제적으로 표시가 의무인 주요 알레르겐 목록을 따랐다.</w:t>
             </w:r>
           </w:p>
           <w:p>
@@ -6590,7 +6590,7 @@
                 <w:rFonts w:ascii="Times New Roman" w:hAnsi="Times New Roman" w:eastAsia="바탕"/>
                 <w:sz w:val="20"/>
               </w:rPr>
-              <w:t xml:space="preserve">이 연구에는 얼핏 우리 설계와 어긋나 보이는 결과가 하나 있다 — </w:t>
+              <w:t xml:space="preserve">이 연구에는 얼핏 우리 설계와 어긋나 보이는 결과가 하나 있다. </w:t>
             </w:r>
             <w:r>
               <w:rPr>
@@ -6635,7 +6635,7 @@
                 <w:rFonts w:ascii="Times New Roman" w:hAnsi="Times New Roman" w:eastAsia="바탕"/>
                 <w:sz w:val="20"/>
               </w:rPr>
-              <w:t xml:space="preserve"> 다. SnapCare 가 택한 것은 그 극단이다 — 판정에 이르는 경로에 단계가 하나도 없다.</w:t>
+              <w:t xml:space="preserve"> 다. SnapCare 가 택한 것은 그 극단이다. 판정에 이르는 경로에 단계가 하나도 없다.</w:t>
             </w:r>
           </w:p>
           <w:p>
@@ -6736,7 +6736,7 @@
                 <w:rFonts w:ascii="Times New Roman" w:hAnsi="Times New Roman" w:eastAsia="바탕"/>
                 <w:sz w:val="20"/>
               </w:rPr>
-              <w:t xml:space="preserve">모르는 제형을 만났을 때의 처리에도 판단이 들어 있다. 예전에는 표에 없는 제형이 조용히 일반 약병 그림으로 떨어졌다 — 흡입기든 네뷸라이저든 화면에는 약병이 떴고, </w:t>
+              <w:t xml:space="preserve">모르는 제형을 만났을 때의 처리에도 판단이 들어 있다. 예전에는 표에 없는 제형이 조용히 일반 약병 그림으로 떨어졌다. 흡입기든 네뷸라이저든 화면에는 약병이 떴고, </w:t>
             </w:r>
             <w:r>
               <w:rPr>
@@ -6780,7 +6780,7 @@
                 <w:rFonts w:ascii="Times New Roman" w:hAnsi="Times New Roman" w:eastAsia="바탕"/>
                 <w:sz w:val="20"/>
               </w:rPr>
-              <w:t xml:space="preserve"> 읽지 못하는 사람에게 틀린 그림은 그림이 없는 것보다 나쁘다 — 없으면 음성으로 넘어가지만, 틀린 그림은 자신 있게 틀리고 사용자는 그것이 틀렸다는 것을 알 방법이 없다.</w:t>
+              <w:t xml:space="preserve"> 읽지 못하는 사람에게 틀린 그림은 그림이 없는 것보다 나쁘다. 없으면 음성으로 넘어가지만, 틀린 그림은 자신 있게 틀리고 사용자는 그것이 틀렸다는 것을 알 방법이 없다.</w:t>
             </w:r>
           </w:p>
           <w:p>
@@ -6822,7 +6822,7 @@
                 <w:rFonts w:ascii="Times New Roman" w:hAnsi="Times New Roman" w:eastAsia="바탕"/>
                 <w:sz w:val="20"/>
               </w:rPr>
-              <w:t xml:space="preserve"> 가 만들지 못한 개념의 목록을 파일로 남긴다. 그 목록이 다음 형태소를 무엇으로 추가할지 정하는 근거가 된다 — 우리가 짐작한 순서가 아니라 사용자가 실제로 마주친 순서다.</w:t>
+              <w:t xml:space="preserve"> 가 만들지 못한 개념의 목록을 파일로 남긴다. 그 목록이 다음 형태소를 무엇으로 추가할지 정하는 근거가 된다. 우리가 짐작한 순서가 아니라 사용자가 실제로 마주친 순서다.</w:t>
             </w:r>
           </w:p>
           <w:p>
@@ -7398,7 +7398,7 @@
                 <w:rFonts w:ascii="Times New Roman" w:hAnsi="Times New Roman" w:eastAsia="바탕"/>
                 <w:sz w:val="20"/>
               </w:rPr>
-              <w:t>를 검사로 고정했다. 통계적 추론을 화면에 내보내는 기능에서 위험한 것은 놓치는 쪽이 아니라 없는 것을 있다고 하는 쪽이기 때문이다. 검사는 다음을 확인한다 — 한 성분에서만 반복해 탈이 나면 지목하고, 우연히 겹친 정도로는 지목하지 않으며, 기록이 적으면 비율이 아무리 높아도 말하지 않고, 탈이 나지 않은 끼니(대조군)가 없으면 비교 자체를 성립시키지 않는다. 또한 성분을 여러 개 볼수록 기준을 높이고, 답하지 않은 끼니는 자료로 세지 않으며, 땅콩과 견과류를 하나로 묶지 않는다. Fisher 검정 자체는 알려진 값과 대조해 고정했다.</w:t>
+              <w:t>를 검사로 고정했다. 통계적 추론을 화면에 내보내는 기능에서 위험한 것은 놓치는 쪽이 아니라 없는 것을 있다고 하는 쪽이기 때문이다. 검사는 다음을 확인한다. 한 성분에서만 반복해 탈이 나면 지목하고, 우연히 겹친 정도로는 지목하지 않으며, 기록이 적으면 비율이 아무리 높아도 말하지 않고, 탈이 나지 않은 끼니(대조군)가 없으면 비교 자체를 성립시키지 않는다. 또한 성분을 여러 개 볼수록 기준을 높이고, 답하지 않은 끼니는 자료로 세지 않으며, 땅콩과 견과류를 하나로 묶지 않는다. Fisher 검정 자체는 알려진 값과 대조해 고정했다.</w:t>
             </w:r>
           </w:p>
           <w:p>
@@ -7515,7 +7515,7 @@
                 <w:rFonts w:ascii="Times New Roman" w:hAnsi="Times New Roman" w:eastAsia="바탕"/>
                 <w:sz w:val="20"/>
               </w:rPr>
-              <w:t xml:space="preserve">을 본다 — 탈이 난 횟수, 먹은 횟수, 그리고 </w:t>
+              <w:t xml:space="preserve">을 본다. 탈이 난 횟수, 먹은 횟수, 그리고 </w:t>
             </w:r>
             <w:r>
               <w:rPr>
@@ -7598,7 +7598,7 @@
                 <w:rFonts w:ascii="Times New Roman" w:hAnsi="Times New Roman" w:eastAsia="바탕"/>
                 <w:sz w:val="20"/>
               </w:rPr>
-              <w:t>Fisher 정확검정을 쓴 이유는 표본이 작기 때문이다. 카이제곱은 기대빈도가 5 미만이면 쓸 수 없는데, 식이 일지의 표는 늘 그렇다 — 사람이 한 성분을 스무 번 먹고 그중 몇 번 탈이 났는지를 기록하는 일은 드물다.</w:t>
+              <w:t>Fisher 정확검정을 쓴 이유는 표본이 작기 때문이다. 카이제곱은 기대빈도가 5 미만이면 쓸 수 없는데, 식이 일지의 표는 늘 그렇다. 사람이 한 성분을 스무 번 먹고 그중 몇 번 탈이 났는지를 기록하는 일은 드물다.</w:t>
             </w:r>
           </w:p>
           <w:p>
@@ -8194,20 +8194,20 @@
                 <w:b/>
                 <w:sz w:val="20"/>
               </w:rPr>
-              <w:t>기능 1 — 처방전을 그림과 음성으로 (Prescription Comprehension)</w:t>
-            </w:r>
-          </w:p>
-          <w:p>
-            <w:pPr>
-              <w:spacing w:after="80" w:line="276" w:lineRule="auto"/>
-              <w:jc w:val="both"/>
-            </w:pPr>
-            <w:r>
-              <w:rPr>
-                <w:rFonts w:ascii="Times New Roman" w:hAnsi="Times New Roman" w:eastAsia="바탕"/>
-                <w:sz w:val="20"/>
-              </w:rPr>
-              <w:t>사용자가 처방전을 촬영하면 브라우저 안에서 OCR(Tesseract.js)이 문자를 추출하고, SIGIL 과 VOCA 가 동시에 처리한다. 처방전에서 추출하는 정보는 여섯 가지다 — 어떤 약을, 하루 몇 번, 언제, 어떤 조건에서, 어떻게 보관하며, 누가 복용하면 안 되는가.</w:t>
+              <w:t>기능 1. 처방전을 그림과 음성으로 (Prescription Comprehension)</w:t>
+            </w:r>
+          </w:p>
+          <w:p>
+            <w:pPr>
+              <w:spacing w:after="80" w:line="276" w:lineRule="auto"/>
+              <w:jc w:val="both"/>
+            </w:pPr>
+            <w:r>
+              <w:rPr>
+                <w:rFonts w:ascii="Times New Roman" w:hAnsi="Times New Roman" w:eastAsia="바탕"/>
+                <w:sz w:val="20"/>
+              </w:rPr>
+              <w:t>사용자가 처방전을 촬영하면 브라우저 안에서 OCR(Tesseract.js)이 문자를 추출하고, SIGIL 과 VOCA 가 동시에 처리한다. 처방전에서 추출하는 정보는 여섯 가지다. 어떤 약을, 하루 몇 번, 언제, 어떤 조건에서, 어떻게 보관하며, 누가 복용하면 안 되는가.</w:t>
             </w:r>
           </w:p>
           <w:p>
@@ -8270,21 +8270,21 @@
                 <w:color w:val="606068"/>
                 <w:sz w:val="18"/>
               </w:rPr>
-              <w:t xml:space="preserve"> 촬영에서 판정까지. (a) 촬영 화면 — 무엇을 찍는지 사용자가 고르지 않는다. (b) 인식 진행 — 이 단계를 감추지 않은 것은 의도적이다. 아무 표시 없이 멈춘 화면은 고장으로 읽힌다. (c) 처방 판정 — 위에서 아래로 무엇인지·안전한지·어떻게 하는지·무슨 뜻인지·언제인지의 순서다. (a)와 (b)의 미리보기가 비어 있는 것은 촬영을 자동화한 브라우저에 카메라가 없기 때문이며, 실제 기기에서는 화면이 채워진다.</w:t>
-            </w:r>
-          </w:p>
-          <w:p>
-            <w:pPr>
-              <w:spacing w:after="80" w:line="276" w:lineRule="auto"/>
-              <w:jc w:val="both"/>
-            </w:pPr>
-            <w:r>
-              <w:rPr>
-                <w:rFonts w:ascii="Times New Roman" w:hAnsi="Times New Roman" w:eastAsia="바탕"/>
-                <w:b/>
-                <w:sz w:val="20"/>
-              </w:rPr>
-              <w:t>기능 2 — 음식과 영양성분표 판정 (Personalized Verdict)</w:t>
+              <w:t xml:space="preserve"> 촬영에서 판정까지. (a) 촬영 화면. 무엇을 찍는지 사용자가 고르지 않는다. (b) 인식 진행. 이 단계를 감추지 않은 것은 의도적이다. 아무 표시 없이 멈춘 화면은 고장으로 읽힌다. (c) 처방 판정. 위에서 아래로 무엇인지·안전한지·어떻게 하는지·무슨 뜻인지·언제인지의 순서다. (a)와 (b)의 미리보기가 비어 있는 것은 촬영을 자동화한 브라우저에 카메라가 없기 때문이며, 실제 기기에서는 화면이 채워진다.</w:t>
+            </w:r>
+          </w:p>
+          <w:p>
+            <w:pPr>
+              <w:spacing w:after="80" w:line="276" w:lineRule="auto"/>
+              <w:jc w:val="both"/>
+            </w:pPr>
+            <w:r>
+              <w:rPr>
+                <w:rFonts w:ascii="Times New Roman" w:hAnsi="Times New Roman" w:eastAsia="바탕"/>
+                <w:b/>
+                <w:sz w:val="20"/>
+              </w:rPr>
+              <w:t>기능 2. 음식과 영양성분표 판정 (Personalized Verdict)</w:t>
             </w:r>
           </w:p>
           <w:p>
@@ -8388,21 +8388,21 @@
                 <w:color w:val="606068"/>
                 <w:sz w:val="18"/>
               </w:rPr>
-              <w:t xml:space="preserve"> 판정 이후. (a) 영양성분표 판정 — 수치를 그대로 옮기지 않고 이 사람의 하루 기준치에서 차지하는 비중으로 바꾼다. (b) 오늘 누적 — 한 번의 판정이 아니라 하루의 합이다. 아래의 출처 표시를 화면에서 지운 적이 없다. (c) 기기 연동 — 앱이 만든 일정을 디스펜서 트레이에 배치한 결과이며, §4.3 의 제약 때문에 이 버튼은 최상위 내비게이션으로 동작한다.</w:t>
-            </w:r>
-          </w:p>
-          <w:p>
-            <w:pPr>
-              <w:spacing w:after="80" w:line="276" w:lineRule="auto"/>
-              <w:jc w:val="both"/>
-            </w:pPr>
-            <w:r>
-              <w:rPr>
-                <w:rFonts w:ascii="Times New Roman" w:hAnsi="Times New Roman" w:eastAsia="바탕"/>
-                <w:b/>
-                <w:sz w:val="20"/>
-              </w:rPr>
-              <w:t>기능 3 — 자동 약 디스펜서 연동 (Device Link)</w:t>
+              <w:t xml:space="preserve"> 판정 이후. (a) 영양성분표 판정. 수치를 그대로 옮기지 않고 이 사람의 하루 기준치에서 차지하는 비중으로 바꾼다. (b) 오늘 누적. 한 번의 판정이 아니라 하루의 합이다. 아래의 출처 표시를 화면에서 지운 적이 없다. (c) 기기 연동. 앱이 만든 일정을 디스펜서 트레이에 배치한 결과이며, §4.3 의 제약 때문에 이 버튼은 최상위 내비게이션으로 동작한다.</w:t>
+            </w:r>
+          </w:p>
+          <w:p>
+            <w:pPr>
+              <w:spacing w:after="80" w:line="276" w:lineRule="auto"/>
+              <w:jc w:val="both"/>
+            </w:pPr>
+            <w:r>
+              <w:rPr>
+                <w:rFonts w:ascii="Times New Roman" w:hAnsi="Times New Roman" w:eastAsia="바탕"/>
+                <w:b/>
+                <w:sz w:val="20"/>
+              </w:rPr>
+              <w:t>기능 3. 자동 약 디스펜서 연동 (Device Link)</w:t>
             </w:r>
           </w:p>
           <w:p>
@@ -8491,7 +8491,7 @@
                 <w:color w:val="606068"/>
                 <w:sz w:val="18"/>
               </w:rPr>
-              <w:t xml:space="preserve"> 디스펜서의 결선 구조와 기기 자신의 콘솔. 왼쪽은 핀 맵에서 그린 결선이고, 오른쪽은 같은 펌웨어를 서보 드라이버만 기록용으로 바꿔 노트북에서 띄운 화면이다 — API·스케줄러·저장은 기기에서 도는 것과 같은 코드다. 실물 사진 대신 이 둘을 싣는 이유는 사진으로는 보이지 않는 것들이 여기서 결정되기 때문이다. 전원 레일을 둘로 나눈 것이 그 예다. SG90 한 개가 걸리면 약 700 mA 를 끄는데, 이를 Pi 와 같은 레일에서 뽑으면 브라운아웃이 나고, 그 순간 쓰이던 파일이 하필 </w:t>
+              <w:t xml:space="preserve"> 디스펜서의 결선 구조와 기기 자신의 콘솔. 왼쪽은 핀 맵에서 그린 결선이고, 오른쪽은 같은 펌웨어를 서보 드라이버만 기록용으로 바꿔 노트북에서 띄운 화면이다. API·스케줄러·저장은 기기에서 도는 것과 같은 코드다. 실물 사진 대신 이 둘을 싣는 이유는 사진으로는 보이지 않는 것들이 여기서 결정되기 때문이다. 전원 레일을 둘로 나눈 것이 그 예다. SG90 한 개가 걸리면 약 700 mA 를 끄는데, 이를 Pi 와 같은 레일에서 뽑으면 브라운아웃이 나고, 그 순간 쓰이던 파일이 하필 </w:t>
             </w:r>
             <w:r>
               <w:rPr>
@@ -8508,7 +8508,7 @@
                 <w:color w:val="606068"/>
                 <w:sz w:val="18"/>
               </w:rPr>
-              <w:t>이다. 오른쪽 아래의 복용 기록에 놓친 복용 두 건이 남아 있는 것도 같은 이유에서 중요하다 — 주지 못한 것을 주지 못했다고 적지 않으면, 다음 복용이 두 번째가 아니라 첫 번째가 된다.</w:t>
+              <w:t>이다. 오른쪽 아래의 복용 기록에 놓친 복용 두 건이 남아 있는 것도 같은 이유에서 중요하다. 주지 못한 것을 주지 못했다고 적지 않으면, 다음 복용이 두 번째가 아니라 첫 번째가 된다.</w:t>
             </w:r>
           </w:p>
         </w:tc>
@@ -9319,7 +9319,7 @@
                 <w:rFonts w:ascii="Times New Roman" w:hAnsi="Times New Roman" w:eastAsia="바탕"/>
                 <w:sz w:val="20"/>
               </w:rPr>
-              <w:t>)로 고른다. 이모지를 쓰지 않은 이유가 있다 — 이모지는 기기마다 다르게 그려지고, 십대를 뜻할 만한 이모지(🧑‍🎓)는 실제로는 '졸업생' 이라 학교를 다니지 않는 아이에게는 아무 뜻도 아니다. 네 형태소는 한 계열로 그려져 나란히 놓으면 나이 차가 형태로 보인다. 조건도 마찬가지로 §2.5 의 세 갈래(지금 아는 것·겪은 것·진단받은 것)를 그림 카드로 제시한다.</w:t>
+              <w:t>)로 고른다. 이모지를 쓰지 않은 이유가 있다. 이모지는 기기마다 다르게 그려지고, 십대를 뜻할 만한 이모지(🧑‍🎓)는 실제로는 '졸업생' 이라 학교를 다니지 않는 아이에게는 아무 뜻도 아니다. 네 형태소는 한 계열로 그려져 나란히 놓으면 나이 차가 형태로 보인다. 조건도 마찬가지로 §2.5 의 세 갈래(지금 아는 것·겪은 것·진단받은 것)를 그림 카드로 제시한다.</w:t>
             </w:r>
           </w:p>
           <w:p>
@@ -9362,7 +9362,7 @@
                 <w:rFonts w:ascii="Times New Roman" w:hAnsi="Times New Roman" w:eastAsia="바탕"/>
                 <w:sz w:val="20"/>
               </w:rPr>
-              <w:t>이 된다. 그다음의 진짜 질문 — 나이와 조건 — 까지 같은 무게로 읽히게 된다. 얼굴은 설정 화면으로 옮겼다.</w:t>
+              <w:t>이 된다. 그다음의 진짜 질문. 나이와 조건. 까지 같은 무게로 읽히게 된다. 얼굴은 설정 화면으로 옮겼다.</w:t>
             </w:r>
           </w:p>
           <w:p>
@@ -9453,7 +9453,7 @@
                 <w:color w:val="606068"/>
                 <w:sz w:val="18"/>
               </w:rPr>
-              <w:t xml:space="preserve"> 첫 실행. (a) 안내 다섯 장 — 모두 그림과 한 문장이고, 화면에 도착하면 그 문장을 스스로 읽는다. (b) 프로필 설정 — 나이 구간은 우리 형태소로, 조건은 그림 카드로 고르며 어느 쪽에도 입력란이 없다. 이 단계가 필요한 이유는 §2.4 의 판정 방식에 있다. 기준치를 사용자의 에너지 요구량에서 유도하므로 나이대를 모르면 판정이 성립하지 않는다.</w:t>
+              <w:t xml:space="preserve"> 첫 실행. (a) 안내 다섯 장. 모두 그림과 한 문장이고, 화면에 도착하면 그 문장을 스스로 읽는다. (b) 프로필 설정. 나이 구간은 우리 형태소로, 조건은 그림 카드로 고르며 어느 쪽에도 입력란이 없다. 이 단계가 필요한 이유는 §2.4 의 판정 방식에 있다. 기준치를 사용자의 에너지 요구량에서 유도하므로 나이대를 모르면 판정이 성립하지 않는다.</w:t>
             </w:r>
           </w:p>
           <w:p>
@@ -9520,7 +9520,7 @@
                 <w:rFonts w:ascii="Times New Roman" w:hAnsi="Times New Roman" w:eastAsia="바탕"/>
                 <w:sz w:val="20"/>
               </w:rPr>
-              <w:t>판정 화면은 위에서 아래로 다음 순서다 — 무엇인지(이름과 그림), 안전한지(색과 기호), 어떻게 하는지(픽토그램 시퀀스), 그것이 무슨 뜻인지(음성), 그리고 언제인지(복용 시각).</w:t>
+              <w:t>판정 화면은 위에서 아래로 다음 순서다. 무엇인지(이름과 그림), 안전한지(색과 기호), 어떻게 하는지(픽토그램 시퀀스), 그것이 무슨 뜻인지(음성), 그리고 언제인지(복용 시각).</w:t>
             </w:r>
           </w:p>
           <w:p>
@@ -9587,7 +9587,7 @@
                 <w:rFonts w:ascii="Times New Roman" w:hAnsi="Times New Roman" w:eastAsia="바탕"/>
                 <w:sz w:val="20"/>
               </w:rPr>
-              <w:t>이 설계는 §1.10 의 IVR 연구에서 지적된 문제 — 말 속도와 선택지 길이가 고령 사용자의 주된 어려움이라는 것 — 에 대한 대응이다. 한 번에 다 듣지 못해도 필요한 부분만 다시 들을 수 있다.</w:t>
+              <w:t>이 설계는 §1.10 의 IVR 연구에서 지적된 문제. 말 속도와 선택지 길이가 고령 사용자의 주된 어려움이라는 것. 에 대한 대응이다. 한 번에 다 듣지 못해도 필요한 부분만 다시 들을 수 있다.</w:t>
             </w:r>
           </w:p>
           <w:p>
@@ -9780,7 +9780,7 @@
                       <w:rFonts w:ascii="Times New Roman" w:hAnsi="Times New Roman" w:eastAsia="바탕"/>
                       <w:sz w:val="18"/>
                     </w:rPr>
-                    <w:t>찾을 것이 없어진다 — 아무것도 누르지 않아도 된다</w:t>
+                    <w:t>찾을 것이 없어진다. 아무것도 누르지 않아도 된다</w:t>
                   </w:r>
                 </w:p>
               </w:tc>
@@ -9905,7 +9905,7 @@
                 <w:rFonts w:ascii="Times New Roman" w:hAnsi="Times New Roman" w:eastAsia="바탕"/>
                 <w:sz w:val="20"/>
               </w:rPr>
-              <w:t xml:space="preserve"> 읽는다. 전부 읽으면 화면을 옮길 때마다 문단이 흘러나오고, 그러면 사용자가 음성을 꺼 버린다. 그것이 이 앱에서 가장 나쁜 결과다 — 끄고 나면 아무것도 들리지 않는다.</w:t>
+              <w:t xml:space="preserve"> 읽는다. 전부 읽으면 화면을 옮길 때마다 문단이 흘러나오고, 그러면 사용자가 음성을 꺼 버린다. 그것이 이 앱에서 가장 나쁜 결과다. 끄고 나면 아무것도 들리지 않는다.</w:t>
             </w:r>
           </w:p>
           <w:p>
@@ -9987,7 +9987,7 @@
                 <w:rFonts w:ascii="Times New Roman" w:hAnsi="Times New Roman" w:eastAsia="바탕"/>
                 <w:sz w:val="20"/>
               </w:rPr>
-              <w:t xml:space="preserve"> — 알아보지 못하면서 안다고 믿는 것 — 이 나타났고, 그것은 그림이 없는 것보다 나쁜 실패다. 알아보지 못한 사람은 물어보기라도 하지만, 잘못 알아본 사람은 그대로 행동한다. 같은 논문이 내놓은 처방은 </w:t>
+              <w:t xml:space="preserve">(알아보지 못하면서 안다고 믿는 것)이 나타났고, 그것은 그림이 없는 것보다 나쁜 실패다. 알아보지 못한 사람은 물어보기라도 하지만, 잘못 알아본 사람은 그대로 행동한다. 같은 논문이 내놓은 처방은 </w:t>
             </w:r>
             <w:r>
               <w:rPr>
@@ -10030,7 +10030,7 @@
                 <w:rFonts w:ascii="Times New Roman" w:hAnsi="Times New Roman" w:eastAsia="바탕"/>
                 <w:sz w:val="20"/>
               </w:rPr>
-              <w:t xml:space="preserve">우리 사용자 곁에는 약사가 없다. 그래서 앱이 그 자리를 대신한다 — 그림을 누르면 그 그림이 무엇을 뜻하는지 말한다. 말하는 것은 그림의 </w:t>
+              <w:t xml:space="preserve">우리 사용자 곁에는 약사가 없다. 그래서 앱이 그 자리를 대신한다. 그림을 누르면 그 그림이 무엇을 뜻하는지 말한다. 말하는 것은 그림의 </w:t>
             </w:r>
             <w:r>
               <w:rPr>
@@ -10092,7 +10092,7 @@
                 <w:rFonts w:ascii="Times New Roman" w:hAnsi="Times New Roman" w:eastAsia="바탕"/>
                 <w:sz w:val="20"/>
               </w:rPr>
-              <w:t>"알약과 그릇" 이라고 말하는 것은 이미 보고 있는 것을 되풀이할 뿐이고, 정작 모르는 것 — 그래서 무엇을 하라는 것인가 — 은 그대로 남는다.</w:t>
+              <w:t>"알약과 그릇" 이라고 말하는 것은 이미 보고 있는 것을 되풀이할 뿐이고, 정작 모르는 것. 그래서 무엇을 하라는 것인가. 은 그대로 남는다.</w:t>
             </w:r>
           </w:p>
           <w:p>
@@ -10167,7 +10167,7 @@
                 <w:rFonts w:ascii="Times New Roman" w:hAnsi="Times New Roman" w:eastAsia="바탕"/>
                 <w:sz w:val="20"/>
               </w:rPr>
-              <w:t>그래서 시작할 때 얼굴을 골라 자기 자리로 들어간다. 자리마다 픽처키가 따로 있고 프로필·기록·알람이 전부 따로 쌓인다. 화면은 운영체제의 잠금화면과 같은 구조다 — 사람 목록과 잠금이 한 화면에 있어서, 잘못 골랐을 때 되돌아갈 길을 따로 만들 필요가 없다.</w:t>
+              <w:t>그래서 시작할 때 얼굴을 골라 자기 자리로 들어간다. 자리마다 픽처키가 따로 있고 프로필·기록·알람이 전부 따로 쌓인다. 화면은 운영체제의 잠금화면과 같은 구조다. 사람 목록과 잠금이 한 화면에 있어서, 잘못 골랐을 때 되돌아갈 길을 따로 만들 필요가 없다.</w:t>
             </w:r>
           </w:p>
           <w:p>
@@ -10208,7 +10208,7 @@
                 <w:rFonts w:ascii="Times New Roman" w:hAnsi="Times New Roman" w:eastAsia="바탕"/>
                 <w:sz w:val="20"/>
               </w:rPr>
-              <w:t>가르는 지점은 저장 열쇠 하나다. 각 저장소의 이름 뒤에 그 사람의 표를 붙이는 방식이라, 판정·누적·추론 코드는 자기가 몇 명을 다루는지 알 필요가 없다. 이름을 묻지 않는 것도 그대로다 — 신원은 얼굴이고, 두 사람이 같은 얼굴을 고를 수 없게 이미 쓰이는 얼굴은 목록에서 빠진다.</w:t>
+              <w:t>가르는 지점은 저장 열쇠 하나다. 각 저장소의 이름 뒤에 그 사람의 표를 붙이는 방식이라, 판정·누적·추론 코드는 자기가 몇 명을 다루는지 알 필요가 없다. 이름을 묻지 않는 것도 그대로다. 신원은 얼굴이고, 두 사람이 같은 얼굴을 고를 수 없게 이미 쓰이는 얼굴은 목록에서 빠진다.</w:t>
             </w:r>
           </w:p>
           <w:p>
@@ -10290,7 +10290,7 @@
                 <w:rFonts w:ascii="Times New Roman" w:hAnsi="Times New Roman" w:eastAsia="바탕"/>
                 <w:sz w:val="20"/>
               </w:rPr>
-              <w:t xml:space="preserve">WCAG 1.4.1 은 색만으로 뜻을 전달하지 말 것을 요구하며, 색상 대비만으로는 충분하지 않다는 것이 반복해서 지적되어 왔다 — 명도 대비가 높아도 적록색약에게는 색상이 구별되지 않을 수 있기 때문이다 (W3C WCAG 2.x). 따라서 SnapCare 는 색과 함께 </w:t>
+              <w:t xml:space="preserve">WCAG 1.4.1 은 색만으로 뜻을 전달하지 말 것을 요구하며, 색상 대비만으로는 충분하지 않다는 것이 반복해서 지적되어 왔다. 명도 대비가 높아도 적록색약에게는 색상이 구별되지 않을 수 있기 때문이다 (W3C WCAG 2.x). 따라서 SnapCare 는 색과 함께 </w:t>
             </w:r>
             <w:r>
               <w:rPr>
@@ -11664,7 +11664,7 @@
                 <w:rFonts w:ascii="Times New Roman" w:hAnsi="Times New Roman" w:eastAsia="바탕"/>
                 <w:sz w:val="20"/>
               </w:rPr>
-              <w:t xml:space="preserve">앞의 둘은 플랫폼이 정한 것이라 우회할 수 없고, 셋째는 저인프라 지역을 대상으로 하는 이상 받아들일 수 없으며, 넷째는 우리가 스스로 배제했다. 표 13의 마지막 행이 나머지와 성격이 다르다는 점을 밝혀 둔다 — 기술이 막은 것이 아니라 </w:t>
+              <w:t xml:space="preserve">앞의 둘은 플랫폼이 정한 것이라 우회할 수 없고, 셋째는 저인프라 지역을 대상으로 하는 이상 받아들일 수 없으며, 넷째는 우리가 스스로 배제했다. 표 13의 마지막 행이 나머지와 성격이 다르다는 점을 밝혀 둔다. 기술이 막은 것이 아니라 </w:t>
             </w:r>
             <w:r>
               <w:rPr>
@@ -11762,7 +11762,7 @@
                 <w:rFonts w:ascii="Times New Roman" w:hAnsi="Times New Roman" w:eastAsia="바탕"/>
                 <w:sz w:val="20"/>
               </w:rPr>
-              <w:t xml:space="preserve">표 13 의 셋째 행 — 클라우드 브로커 — 을 배제한 이유는 "양쪽 모두에 인터넷을 요구한다" 였다. 그것은 </w:t>
+              <w:t xml:space="preserve">표 13 의 셋째 행. 클라우드 브로커. 을 배제한 이유는 "양쪽 모두에 인터넷을 요구한다" 였다. 그것은 </w:t>
             </w:r>
             <w:r>
               <w:rPr>
@@ -11805,7 +11805,7 @@
                 <w:rFonts w:ascii="Times New Roman" w:hAnsi="Times New Roman" w:eastAsia="바탕"/>
                 <w:sz w:val="20"/>
               </w:rPr>
-              <w:t xml:space="preserve"> 보호자는 직장에 있고 복용 시각은 화요일 오후에 바뀐다. 그리고 §4.3 앞부분에서 배제한 두 제약이 LAN 경로에 그대로 남아 있다 — 혼합 콘텐츠 때문에 앱은 기기의 API 를 부를 수 없고, 그래서 링크가 실어 나를 수 있는 것은 예전 호환 URL 이 받는 항목뿐이다. 거기에는 </w:t>
+              <w:t xml:space="preserve"> 보호자는 직장에 있고 복용 시각은 화요일 오후에 바뀐다. 그리고 §4.3 앞부분에서 배제한 두 제약이 LAN 경로에 그대로 남아 있다. 혼합 콘텐츠 때문에 앱은 기기의 API 를 부를 수 없고, 그래서 링크가 실어 나를 수 있는 것은 예전 호환 URL 이 받는 항목뿐이다. 거기에는 </w:t>
             </w:r>
             <w:r>
               <w:rPr>
@@ -11876,7 +11876,7 @@
                 <w:rFonts w:ascii="Times New Roman" w:hAnsi="Times New Roman" w:eastAsia="바탕"/>
                 <w:sz w:val="20"/>
               </w:rPr>
-              <w:t xml:space="preserve"> 오가는 것은 전부 AES-256-GCM 이고, 여는 열쇠는 기기에 인쇄된 열 글자에서 양쪽이 각자 유도한다 — 어느 쪽도 그 열쇠를 보내지 않는다. 릴레이에게는 같은 유도의 다른 가지를 준다. 사서함을 구분하기에는 충분하고 여는 데는 쓸모없는 값이다.</w:t>
+              <w:t xml:space="preserve"> 오가는 것은 전부 AES-256-GCM 이고, 여는 열쇠는 기기에 인쇄된 열 글자에서 양쪽이 각자 유도한다. 어느 쪽도 그 열쇠를 보내지 않는다. 릴레이에게는 같은 유도의 다른 가지를 준다. 사서함을 구분하기에는 충분하고 여는 데는 쓸모없는 값이다.</w:t>
             </w:r>
           </w:p>
           <w:p>
@@ -11913,7 +11913,7 @@
                 <w:rFonts w:ascii="Times New Roman" w:hAnsi="Times New Roman" w:eastAsia="바탕"/>
                 <w:sz w:val="20"/>
               </w:rPr>
-              <w:t xml:space="preserve"> 일정은 이미 기기의 SD 카드에 있고 시각은 DS3231 이 안다. 릴레이가 멎었든, 닿지 않든, 아예 설정되지 않았든 누구의 복용도 놓치지 않는다. 표 13 의 판단은 그대로 유효하다 — 우리는 여전히 클라우드를 </w:t>
+              <w:t xml:space="preserve"> 일정은 이미 기기의 SD 카드에 있고 시각은 DS3231 이 안다. 릴레이가 멎었든, 닿지 않든, 아예 설정되지 않았든 누구의 복용도 놓치지 않는다. 표 13 의 판단은 그대로 유효하다. 우리는 여전히 클라우드를 </w:t>
             </w:r>
             <w:r>
               <w:rPr>
@@ -11947,7 +11947,7 @@
                 <w:rFonts w:ascii="Times New Roman" w:hAnsi="Times New Roman" w:eastAsia="바탕"/>
                 <w:sz w:val="20"/>
               </w:rPr>
-              <w:t>디스펜서의 원본 오픈소스 설계는 2.8인치 터치스크린으로 모든 설정을 수행한다. 이는 SnapCare 의 전제와 정면으로 충돌한다 — 문자 메뉴를 읽어야 하는 화면은 우리가 없애려는 것 자체다.</w:t>
+              <w:t>디스펜서의 원본 오픈소스 설계는 2.8인치 터치스크린으로 모든 설정을 수행한다. 이는 SnapCare 의 전제와 정면으로 충돌한다. 문자 메뉴를 읽어야 하는 화면은 우리가 없애려는 것 자체다.</w:t>
             </w:r>
           </w:p>
           <w:p>
@@ -12046,7 +12046,7 @@
                 <w:rFonts w:ascii="Times New Roman" w:hAnsi="Times New Roman" w:eastAsia="바탕"/>
                 <w:sz w:val="20"/>
               </w:rPr>
-              <w:t>(요일)이 다르게 처리된다. 전자는 가장 진한 칸 하나를 고르되 2등과의 차이가 충분해야 하고, 그렇지 않으면 값을 내지 않고 문제로 보고한다. 애매한 것을 그럴듯하게 고르는 것이 이 경로에서 가장 나쁜 실패이기 때문이다 — 잘못 읽은 복용 시각은 아무 값도 읽지 못한 것보다 위험하다.</w:t>
+              <w:t>(요일)이 다르게 처리된다. 전자는 가장 진한 칸 하나를 고르되 2등과의 차이가 충분해야 하고, 그렇지 않으면 값을 내지 않고 문제로 보고한다. 애매한 것을 그럴듯하게 고르는 것이 이 경로에서 가장 나쁜 실패이기 때문이다. 잘못 읽은 복용 시각은 아무 값도 읽지 못한 것보다 위험하다.</w:t>
             </w:r>
           </w:p>
           <w:p>
@@ -12128,7 +12128,7 @@
                 <w:rFonts w:ascii="Times New Roman" w:hAnsi="Times New Roman" w:eastAsia="바탕"/>
                 <w:sz w:val="20"/>
               </w:rPr>
-              <w:t>으로 끝난다는 것이 이 함수의 성격이다. 특히 ② 가 그렇다 — 두 칸이 모두 제대로 칠해져 있으면 더 진한 쪽을 고르는 것이 기술적으로는 쉽지만, 그것은 종이가 하지 않은 말을 만들어 내는 것이다.</w:t>
+              <w:t>으로 끝난다는 것이 이 함수의 성격이다. 특히 ② 가 그렇다. 두 칸이 모두 제대로 칠해져 있으면 더 진한 쪽을 고르는 것이 기술적으로는 쉽지만, 그것은 종이가 하지 않은 말을 만들어 내는 것이다.</w:t>
             </w:r>
           </w:p>
           <w:p>
@@ -12197,7 +12197,7 @@
                 <w:rFonts w:ascii="Times New Roman" w:hAnsi="Times New Roman" w:eastAsia="바탕"/>
                 <w:sz w:val="20"/>
               </w:rPr>
-              <w:t xml:space="preserve"> — 비어 있다고 하기에도 칠했다고 하기에도 애매한 띠 — 를 따로 모아 함께 보고한다. 값은 내되 무엇이 미심쩍은지를 함께 말하는 쪽이, 조용히 빠뜨리는 것보다 낫다.</w:t>
+              <w:t>, 즉 비어 있다고 하기에도 칠했다고 하기에도 애매한 띠를 따로 모아 함께 보고한다. 값은 내되 무엇이 미심쩍은지를 함께 말하는 쪽이, 조용히 빠뜨리는 것보다 낫다.</w:t>
             </w:r>
           </w:p>
           <w:p>
@@ -12266,7 +12266,7 @@
                 <w:rFonts w:ascii="Times New Roman" w:hAnsi="Times New Roman" w:eastAsia="바탕"/>
                 <w:sz w:val="20"/>
               </w:rPr>
-              <w:t xml:space="preserve"> 실제 서식 이미지에서 시작해 사람이 칠하듯 버블을 칠하고(가운데를 벗어나게, 덜 채워지게, 때로는 윤곽을 넘치게), 그 종이를 휴대폰 카메라가 겪는 일들에 통과시킨다 — 비스듬히 들어 생기는 원근, 창을 등지고 서서 생기는 조명 기울기, 초점 흐림, 센서 잡음, JPEG 압축. 결과는 파서가 본 적 없는 이미지이고 </w:t>
+              <w:t xml:space="preserve"> 실제 서식 이미지에서 시작해 사람이 칠하듯 버블을 칠하고(가운데를 벗어나게, 덜 채워지게, 때로는 윤곽을 넘치게), 그 종이를 휴대폰 카메라가 겪는 일들에 통과시킨다. 비스듬히 들어 생기는 원근, 창을 등지고 서서 생기는 조명 기울기, 초점 흐림, 센서 잡음, JPEG 압축. 결과는 파서가 본 적 없는 이미지이고 </w:t>
             </w:r>
             <w:r>
               <w:rPr>
@@ -12773,7 +12773,7 @@
                 <w:rFonts w:ascii="Times New Roman" w:hAnsi="Times New Roman" w:eastAsia="바탕"/>
                 <w:sz w:val="20"/>
               </w:rPr>
-              <w:t xml:space="preserve">이기 때문이다. 반대로 무너지는 둘은 성격이 다르다 — 초점 흐림과 표시 채움은 </w:t>
+              <w:t xml:space="preserve">이기 때문이다. 반대로 무너지는 둘은 성격이 다르다. 초점 흐림과 표시 채움은 </w:t>
             </w:r>
             <w:r>
               <w:rPr>
@@ -12831,7 +12831,7 @@
                 <w:rFonts w:ascii="Times New Roman" w:hAnsi="Times New Roman" w:eastAsia="바탕"/>
                 <w:sz w:val="20"/>
               </w:rPr>
-              <w:t xml:space="preserve"> 나머지 — 어둡든, 그림자가 지든, 화질이 나쁘든 — 는 걱정하지 않아도 된다. 종이 서식과 함께 인쇄되는 안내에 이 둘만 적은 이유가 여기 있다.</w:t>
+              <w:t xml:space="preserve"> 나머지. 어둡든, 그림자가 지든, 화질이 나쁘든. 는 걱정하지 않아도 된다. 종이 서식과 함께 인쇄되는 안내에 이 둘만 적은 이유가 여기 있다.</w:t>
             </w:r>
           </w:p>
           <w:p>
@@ -12920,7 +12920,7 @@
                 <w:rFonts w:ascii="Times New Roman" w:hAnsi="Times New Roman" w:eastAsia="바탕"/>
                 <w:sz w:val="20"/>
               </w:rPr>
-              <w:t>앱은 PWA 로 구성되어 서비스워커가 화면·자산·모델을 캐시한다. 자원의 성격에 따라 전략을 달리한다 — 화면 이동은 네트워크 우선으로 처리하여 접속 시 항상 최신을 받고, 정적 자산과 픽토그램은 캐시 우선으로 처리한다. 판정 API 는 가로채지 않는다. 오래된 답을 주는 것보다 실패하는 편이 낫기 때문이다.</w:t>
+              <w:t>앱은 PWA 로 구성되어 서비스워커가 화면·자산·모델을 캐시한다. 자원의 성격에 따라 전략을 달리한다. 화면 이동은 네트워크 우선으로 처리하여 접속 시 항상 최신을 받고, 정적 자산과 픽토그램은 캐시 우선으로 처리한다. 판정 API 는 가로채지 않는다. 오래된 답을 주는 것보다 실패하는 편이 낫기 때문이다.</w:t>
             </w:r>
           </w:p>
           <w:p>
@@ -13543,7 +13543,7 @@
                 <w:rFonts w:ascii="Times New Roman" w:hAnsi="Times New Roman" w:eastAsia="바탕"/>
                 <w:sz w:val="20"/>
               </w:rPr>
-              <w:t>는 뜻이다. 브라우저에게 "이것으로 서명해 달라" 고 시킬 수만 있다. 그래서 기기의 저장소를 통째로 가져가도 가져갈 값이 없다 — 관찰해서 흉내 낼 수 있는 값이 아니라, 그 기기를 가지고 있어야만 쓸 수 있는 것이 된다.</w:t>
+              <w:t>는 뜻이다. 브라우저에게 "이것으로 서명해 달라" 고 시킬 수만 있다. 그래서 기기의 저장소를 통째로 가져가도 가져갈 값이 없다. 관찰해서 흉내 낼 수 있는 값이 아니라, 그 기기를 가지고 있어야만 쓸 수 있는 것이 된다.</w:t>
             </w:r>
           </w:p>
           <w:p>
@@ -14465,7 +14465,7 @@
                 <w:rFonts w:ascii="Times New Roman" w:hAnsi="Times New Roman" w:eastAsia="바탕"/>
                 <w:sz w:val="20"/>
               </w:rPr>
-              <w:t xml:space="preserve">한 가지 밝혀 둘 것이 있다. 본 프로젝트는 개발 전 과정에서 AI 코딩 도구를 사용했으며, 이를 숨기지 않는다. 도구가 만든 것을 그대로 둔 곳은 없다 — 이 문서가 기록한 결함들, 이를테면 인용 37종 가운데 12종이 원문과 달랐던 것이나(§5.8), 형태소 검사기가 고리 넷을 "네 개" 로 통과시킨 것(§5.2)이 모두 사람이 다시 확인해 찾은 것이다. </w:t>
+              <w:t xml:space="preserve">한 가지 밝혀 둘 것이 있다. 본 프로젝트는 개발 전 과정에서 AI 코딩 도구를 사용했으며, 이를 숨기지 않는다. 도구가 만든 것을 그대로 둔 곳은 없다. 이 문서가 기록한 결함들, 이를테면 인용 37종 가운데 12종이 원문과 달랐던 것이나(§5.8), 형태소 검사기가 고리 넷을 "네 개" 로 통과시킨 것(§5.2)이 모두 사람이 다시 확인해 찾은 것이다. </w:t>
             </w:r>
             <w:r>
               <w:rPr>
@@ -14624,7 +14624,7 @@
                 <w:b/>
                 <w:sz w:val="23"/>
               </w:rPr>
-              <w:t>5.1 형성 평가 — 정보 도달률</w:t>
+              <w:t>5.1 형성 평가. 정보 도달률</w:t>
             </w:r>
           </w:p>
           <w:p>
@@ -14797,7 +14797,7 @@
                 <w:rFonts w:ascii="Times New Roman" w:hAnsi="Times New Roman" w:eastAsia="바탕"/>
                 <w:sz w:val="20"/>
               </w:rPr>
-              <w:t xml:space="preserve"> 를 함께 세는 것에도 이유가 있다. 여섯 항목이 전부 참이어도 그림이 한 장도 뜨지 않을 수 있다 — 문장과 음성으로만 전달되고 픽토그램 경로가 죽은 상태다. 수정 전 28회 중 8회가 정확히 그랬고, 항목 채점만 보고 있었다면 그 8회는 "일부 통과" 로 지나갔을 것이다.</w:t>
+              <w:t xml:space="preserve"> 를 함께 세는 것에도 이유가 있다. 여섯 항목이 전부 참이어도 그림이 한 장도 뜨지 않을 수 있다. 문장과 음성으로만 전달되고 픽토그램 경로가 죽은 상태다. 수정 전 28회 중 8회가 정확히 그랬고, 항목 채점만 보고 있었다면 그 8회는 "일부 통과" 로 지나갔을 것이다.</w:t>
             </w:r>
           </w:p>
           <w:p>
@@ -15461,7 +15461,7 @@
                 <w:color w:val="606068"/>
                 <w:sz w:val="18"/>
               </w:rPr>
-              <w:t>이 이 평가에서 얻은 것이다 — 그 8건은 기능이 없어서가 아니라 캐시가 비어 있어 생긴 것이었고, 측정하지 않았다면 시연에서 처음 드러났을 것이다.</w:t>
+              <w:t>이 이 평가에서 얻은 것이다. 그 8건은 기능이 없어서가 아니라 캐시가 비어 있어 생긴 것이었고, 측정하지 않았다면 시연에서 처음 드러났을 것이다.</w:t>
             </w:r>
           </w:p>
           <w:p>
@@ -15932,7 +15932,7 @@
                 <w:rFonts w:ascii="Times New Roman" w:hAnsi="Times New Roman" w:eastAsia="바탕"/>
                 <w:sz w:val="20"/>
               </w:rPr>
-              <w:t xml:space="preserve">설계 의도. 네 갈래가 각각 다른 방향으로 민다. 특히 마지막 갈래가 중요하다 — 뜻이 어긋난 것은 </w:t>
+              <w:t xml:space="preserve">설계 의도. 네 갈래가 각각 다른 방향으로 민다. 특히 마지막 갈래가 중요하다. 뜻이 어긋난 것은 </w:t>
             </w:r>
             <w:r>
               <w:rPr>
@@ -16031,7 +16031,7 @@
                 <w:rFonts w:ascii="Times New Roman" w:hAnsi="Times New Roman" w:eastAsia="바탕"/>
                 <w:sz w:val="20"/>
               </w:rPr>
-              <w:t xml:space="preserve">으로 남아 있었는데, 세는 그림에서 빈 고리는 0 으로 읽히고 같은 세트의 하나·둘·셋·다섯은 모두 채운 점이라 세트 안에서 혼자 규칙이 달랐다. 검사기가 이것을 통과시킨 이유는 분명하다 — </w:t>
+              <w:t xml:space="preserve">으로 남아 있었는데, 세는 그림에서 빈 고리는 0 으로 읽히고 같은 세트의 하나·둘·셋·다섯은 모두 채운 점이라 세트 안에서 혼자 규칙이 달랐다. 검사기가 이것을 통과시킨 이유는 분명하다. </w:t>
             </w:r>
             <w:r>
               <w:rPr>
@@ -16281,7 +16281,7 @@
                 <w:color w:val="606068"/>
                 <w:sz w:val="18"/>
               </w:rPr>
-              <w:t xml:space="preserve"> 형태소 78종의 1차 의미 검사 결과와, 오독 24종의 내역. 오독을 하나로 묶지 않고 나눈 이유는 둘의 성격이 다르기 때문이다 — 화면에 노출되는 7종은 사용자가 실제로 보게 되므로 고쳐야 하고, 사전에만 있는 17종은 아직 아무도 보지 않는다. 전자를 먼저 고친 것이 자원 배분의 결과이지 후자가 괜찮다는 뜻은 아니다.</w:t>
+              <w:t xml:space="preserve"> 형태소 78종의 1차 의미 검사 결과와, 오독 24종의 내역. 오독을 하나로 묶지 않고 나눈 이유는 둘의 성격이 다르기 때문이다. 화면에 노출되는 7종은 사용자가 실제로 보게 되므로 고쳐야 하고, 사전에만 있는 17종은 아직 아무도 보지 않는다. 전자를 먼저 고친 것이 자원 배분의 결과이지 후자가 괜찮다는 뜻은 아니다.</w:t>
             </w:r>
           </w:p>
           <w:p>
@@ -17154,7 +17154,7 @@
                 <w:rFonts w:ascii="Times New Roman" w:hAnsi="Times New Roman" w:eastAsia="바탕"/>
                 <w:sz w:val="20"/>
               </w:rPr>
-              <w:t xml:space="preserve"> 여전히 "candy wrapper" 였다. 원인이 홈이 아니라 톱니라고 본 진단 자체가 틀렸던 것이 아니라, 톱니를 빼도 남는 것이 여전히 사탕 껍질이었다. 더 나쁜 것은 "작은 흰 점" 쪽이다 — 그 점들이 32픽셀에서 </w:t>
+              <w:t xml:space="preserve"> 여전히 "candy wrapper" 였다. 원인이 홈이 아니라 톱니라고 본 진단 자체가 틀렸던 것이 아니라, 톱니를 빼도 남는 것이 여전히 사탕 껍질이었다. 더 나쁜 것은 "작은 흰 점" 쪽이다. 그 점들이 32픽셀에서 </w:t>
             </w:r>
             <w:r>
               <w:rPr>
@@ -17190,7 +17190,7 @@
                 <w:rFonts w:ascii="Times New Roman" w:hAnsi="Times New Roman" w:eastAsia="바탕"/>
                 <w:sz w:val="20"/>
               </w:rPr>
-              <w:t xml:space="preserve"> "ice cream cone", "cocktail shaker pouring" 으로 읽혔다. 넓어지는 쐐기는 콘이 된다. 세 번째 시도는 이미지 생성 API 가 거절했다 — "가루를 붓는" 그림 요청이 약물 오남용으로 분류되었다.</w:t>
+              <w:t xml:space="preserve"> "ice cream cone", "cocktail shaker pouring" 으로 읽혔다. 넓어지는 쐐기는 콘이 된다. 세 번째 시도는 이미지 생성 API 가 거절했다. "가루를 붓는" 그림 요청이 약물 오남용으로 분류되었다.</w:t>
             </w:r>
           </w:p>
           <w:p>
@@ -17218,7 +17218,7 @@
                 <w:rFonts w:ascii="Times New Roman" w:hAnsi="Times New Roman" w:eastAsia="바탕"/>
                 <w:sz w:val="20"/>
               </w:rPr>
-              <w:t xml:space="preserve"> 다만 검사기의 기대값을 개념 이름에서 문장으로 바꿨다 — 이름만 대조하면 느슨해서, 다음에 누가 같은 검사를 돌릴 때 이 실패가 통과로 보일 수 있기 때문이다.</w:t>
+              <w:t xml:space="preserve"> 다만 검사기의 기대값을 개념 이름에서 문장으로 바꿨다. 이름만 대조하면 느슨해서, 다음에 누가 같은 검사를 돌릴 때 이 실패가 통과로 보일 수 있기 때문이다.</w:t>
             </w:r>
           </w:p>
           <w:p>
@@ -17412,7 +17412,7 @@
                 <w:rFonts w:ascii="Times New Roman" w:hAnsi="Times New Roman" w:eastAsia="바탕"/>
                 <w:sz w:val="20"/>
               </w:rPr>
-              <w:t>)를 브라우저와 같은 전처리로 돌렸다 — 짧은 변을 258 로 맞춘 뒤 224 중앙 크롭, 255 로 나눔.</w:t>
+              <w:t>)를 브라우저와 같은 전처리로 돌렸다. 짧은 변을 258 로 맞춘 뒤 224 중앙 크롭, 255 로 나눔.</w:t>
             </w:r>
           </w:p>
           <w:p>
@@ -17830,7 +17830,7 @@
                       <w:rFonts w:ascii="Times New Roman" w:hAnsi="Times New Roman" w:eastAsia="바탕"/>
                       <w:sz w:val="18"/>
                     </w:rPr>
-                    <w:t>—</w:t>
+                    <w:t>(</w:t>
                   </w:r>
                 </w:p>
               </w:tc>
@@ -17859,7 +17859,7 @@
                       <w:rFonts w:ascii="Times New Roman" w:hAnsi="Times New Roman" w:eastAsia="바탕"/>
                       <w:sz w:val="18"/>
                     </w:rPr>
-                    <w:t>—</w:t>
+                    <w:t>)</w:t>
                   </w:r>
                 </w:p>
               </w:tc>
@@ -17881,7 +17881,7 @@
                 <w:rFonts w:ascii="Times New Roman" w:hAnsi="Times New Roman" w:eastAsia="바탕"/>
                 <w:sz w:val="20"/>
               </w:rPr>
-              <w:t xml:space="preserve">MAE% 는 공식 정의를 따랐다 — 절대오차의 평균을 정답의 평균으로 나눈 값이며, 접시마다의 비율을 평균한 것이 아니다. 채점한 507개는 테스트 split 709개 가운데 오버헤드 프레임이 존재하는 것 전부다. 공식 프로토콜이 오버헤드 프레임만 쓰기 때문이며, 측면 프레임을 섞으면 다른 숫자가 나오고 </w:t>
+              <w:t xml:space="preserve">MAE% 는 공식 정의를 따랐다. 절대오차의 평균을 정답의 평균으로 나눈 값이며, 접시마다의 비율을 평균한 것이 아니다. 채점한 507개는 테스트 split 709개 가운데 오버헤드 프레임이 존재하는 것 전부다. 공식 프로토콜이 오버헤드 프레임만 쓰기 때문이며, 측면 프레임을 섞으면 다른 숫자가 나오고 </w:t>
             </w:r>
             <w:r>
               <w:rPr>
@@ -18343,14 +18343,14 @@
                 <w:b/>
                 <w:sz w:val="20"/>
               </w:rPr>
-              <w:t>§4.5 에서 이 모델을 미리 받지 않고 처음 쓸 때 받도록 한 것이 이 선택과 짝을 이룬다</w:t>
-            </w:r>
-            <w:r>
-              <w:rPr>
-                <w:rFonts w:ascii="Times New Roman" w:hAnsi="Times New Roman" w:eastAsia="바탕"/>
-                <w:sz w:val="20"/>
-              </w:rPr>
-              <w:t xml:space="preserve"> — 크기를 줄여 정확도를 내주는 대신, 크기를 유지하되 받는 시점을 늦췄다.</w:t>
+              <w:t>§4.5 에서 이 모델을 미리 받지 않고 처음 쓸 때 받도록 한 것이 이 선택과 짝을 이룬다.</w:t>
+            </w:r>
+            <w:r>
+              <w:rPr>
+                <w:rFonts w:ascii="Times New Roman" w:hAnsi="Times New Roman" w:eastAsia="바탕"/>
+                <w:sz w:val="20"/>
+              </w:rPr>
+              <w:t xml:space="preserve"> 크기를 줄여 정확도를 내주는 대신, 크기를 유지하되 받는 시점을 늦췄다.</w:t>
             </w:r>
           </w:p>
           <w:p>
@@ -19222,7 +19222,7 @@
                 <w:rFonts w:ascii="Times New Roman" w:hAnsi="Times New Roman" w:eastAsia="바탕"/>
                 <w:sz w:val="20"/>
               </w:rPr>
-              <w:t xml:space="preserve">그 평가를 어떻게 할지는 이미 정해 두었다. 방법은 ISO 9186-1 을 따른다 — 보기를 주지 않고 그림 하나를 보여 준 뒤 </w:t>
+              <w:t xml:space="preserve">그 평가를 어떻게 할지는 이미 정해 두었다. 방법은 ISO 9186-1 을 따른다. 보기를 주지 않고 그림 하나를 보여 준 뒤 </w:t>
             </w:r>
             <w:r>
               <w:rPr>
@@ -19280,7 +19280,7 @@
                 <w:rFonts w:ascii="Times New Roman" w:hAnsi="Times New Roman" w:eastAsia="바탕"/>
                 <w:sz w:val="20"/>
               </w:rPr>
-              <w:t xml:space="preserve">을 따로 센다. ANSI Z535.3 이 85% 정답률과 함께 치명적 혼동 5% 이하를 요구하는 이유가 여기 있고, 복약 지시에서는 후자가 더 중요하다 — </w:t>
+              <w:t xml:space="preserve">을 따로 센다. ANSI Z535.3 이 85% 정답률과 함께 치명적 혼동 5% 이하를 요구하는 이유가 여기 있고, 복약 지시에서는 후자가 더 중요하다. </w:t>
             </w:r>
             <w:r>
               <w:rPr>

--- a/docs/proposal/SnapCare_H1_Final_Proposal_KO.docx
+++ b/docs/proposal/SnapCare_H1_Final_Proposal_KO.docx
@@ -1157,134 +1157,28 @@
           </w:p>
           <w:p>
             <w:pPr>
-              <w:spacing w:before="160" w:after="60"/>
-              <w:jc w:val="center"/>
-            </w:pPr>
-            <w:r>
-              <w:drawing>
-                <wp:inline xmlns:a="http://schemas.openxmlformats.org/drawingml/2006/main" xmlns:pic="http://schemas.openxmlformats.org/drawingml/2006/picture">
-                  <wp:extent cx="5486400" cy="2743200"/>
-                  <wp:docPr id="1" name="Picture 1"/>
-                  <wp:cNvGraphicFramePr>
-                    <a:graphicFrameLocks noChangeAspect="1"/>
-                  </wp:cNvGraphicFramePr>
-                  <a:graphic>
-                    <a:graphicData uri="http://schemas.openxmlformats.org/drawingml/2006/picture">
-                      <pic:pic>
-                        <pic:nvPicPr>
-                          <pic:cNvPr id="0" name="chart01_literacy.png"/>
-                          <pic:cNvPicPr/>
-                        </pic:nvPicPr>
-                        <pic:blipFill>
-                          <a:blip r:embed="rId15"/>
-                          <a:stretch>
-                            <a:fillRect/>
-                          </a:stretch>
-                        </pic:blipFill>
-                        <pic:spPr>
-                          <a:xfrm>
-                            <a:off x="0" y="0"/>
-                            <a:ext cx="5486400" cy="2743200"/>
-                          </a:xfrm>
-                          <a:prstGeom prst="rect"/>
-                        </pic:spPr>
-                      </pic:pic>
-                    </a:graphicData>
-                  </a:graphic>
-                </wp:inline>
-              </w:drawing>
-            </w:r>
-          </w:p>
-          <w:p>
-            <w:pPr>
-              <w:spacing w:after="200" w:line="276" w:lineRule="auto"/>
-              <w:jc w:val="center"/>
-            </w:pPr>
-            <w:r>
-              <w:rPr>
-                <w:rFonts w:ascii="Times New Roman" w:hAnsi="Times New Roman" w:eastAsia="바탕"/>
-                <w:b/>
-                <w:color w:val="606068"/>
-                <w:sz w:val="18"/>
-              </w:rPr>
-              <w:t>[그림 1]</w:t>
-            </w:r>
-            <w:r>
-              <w:rPr>
-                <w:rFonts w:ascii="Times New Roman" w:hAnsi="Times New Roman" w:eastAsia="바탕"/>
-                <w:color w:val="606068"/>
-                <w:sz w:val="18"/>
-              </w:rPr>
-              <w:t xml:space="preserve"> 사하라이남 아프리카의 문해율과 비문해 성인 수 (UNESCO, 2025). 막대는 절대수, 선은 비율이다. 두 축이 반대로 움직이는 것이 이 절의 논지다. 비율은 4%p 올랐는데 사람 수는 2,900만 명 늘었다. 비율만 보면 개선이고, 머릿수로 보면 악화다. SnapCare 가 대상으로 삼는 것은 머릿수 쪽이다.</w:t>
-            </w:r>
-          </w:p>
-          <w:p>
-            <w:pPr>
-              <w:spacing w:before="180" w:after="40"/>
-            </w:pPr>
-            <w:r>
-              <w:rPr>
-                <w:rFonts w:ascii="Times New Roman" w:hAnsi="Times New Roman" w:eastAsia="바탕"/>
-                <w:b/>
-                <w:sz w:val="23"/>
-              </w:rPr>
-              <w:t>1.2 건강 문해력의 분포</w:t>
-            </w:r>
-          </w:p>
-          <w:p>
-            <w:pPr>
-              <w:spacing w:after="80" w:line="276" w:lineRule="auto"/>
-              <w:jc w:val="both"/>
-            </w:pPr>
-            <w:r>
-              <w:rPr>
-                <w:rFonts w:ascii="Times New Roman" w:hAnsi="Times New Roman" w:eastAsia="바탕"/>
-                <w:sz w:val="20"/>
-              </w:rPr>
-              <w:t xml:space="preserve">글자를 읽을 수 있는 것과 건강 정보를 이해하는 것은 다르다. 유럽 17개국에서 42,445명을 면접한 HLS19 조사는 일반 건강문해력을 우수·충분·문제적·부적절 네 수준으로 나누어 재었고, 참여한 모든 나라에서 낮은 건강문해력이 상당한 비율로 남아 있음을 보고했다 (HLS19 Consortium of the WHO Action Network M-POHL, </w:t>
-            </w:r>
-            <w:r>
-              <w:rPr>
-                <w:rFonts w:ascii="Times New Roman" w:hAnsi="Times New Roman" w:eastAsia="바탕"/>
-                <w:i/>
-                <w:sz w:val="20"/>
-              </w:rPr>
-              <w:t>International Report on the Methodology, Results, and Recommendations of the European Health Literacy Population Survey 2019–2021</w:t>
-            </w:r>
-            <w:r>
-              <w:rPr>
-                <w:rFonts w:ascii="Times New Roman" w:hAnsi="Times New Roman" w:eastAsia="바탕"/>
-                <w:sz w:val="20"/>
-              </w:rPr>
-              <w:t xml:space="preserve">, Austrian National Public Health Institute, Vienna, 2021). 다만 이 보고서는 자료 수집 시기와 방법이 나라마다 달라 </w:t>
-            </w:r>
-            <w:r>
-              <w:rPr>
-                <w:rFonts w:ascii="Times New Roman" w:hAnsi="Times New Roman" w:eastAsia="바탕"/>
-                <w:b/>
-                <w:sz w:val="20"/>
-              </w:rPr>
-              <w:t>국가 간 비교를 신중히 하라고 명시하며</w:t>
-            </w:r>
-            <w:r>
-              <w:rPr>
-                <w:rFonts w:ascii="Times New Roman" w:hAnsi="Times New Roman" w:eastAsia="바탕"/>
-                <w:sz w:val="20"/>
-              </w:rPr>
-              <w:t>, 17개국을 하나로 묶은 대표값을 내세우지 않는다. 따라서 여기서는 통합 백분율 대신 한국 자료를 본다.</w:t>
-            </w:r>
-          </w:p>
-          <w:p>
-            <w:pPr>
-              <w:spacing w:after="80" w:line="276" w:lineRule="auto"/>
-              <w:jc w:val="both"/>
-            </w:pPr>
-            <w:r>
-              <w:rPr>
-                <w:rFonts w:ascii="Times New Roman" w:hAnsi="Times New Roman" w:eastAsia="바탕"/>
-                <w:sz w:val="20"/>
-              </w:rPr>
-              <w:t>[표 1] 한국 성인의 건강정보이해능력 (국민건강영양조사, 2023)</w:t>
+              <w:spacing w:after="80" w:line="276" w:lineRule="auto"/>
+              <w:jc w:val="both"/>
+            </w:pPr>
+            <w:r>
+              <w:rPr>
+                <w:rFonts w:ascii="Times New Roman" w:hAnsi="Times New Roman" w:eastAsia="바탕"/>
+                <w:sz w:val="20"/>
+              </w:rPr>
+              <w:t>평균은 이 문제의 크기를 감춘다. 성인 문해율이 가장 낮은 15개국의 값은 29%에서 60% 사이이며, 차드는 28%다 (UNESCO, 2025).</w:t>
+            </w:r>
+          </w:p>
+          <w:p>
+            <w:pPr>
+              <w:spacing w:after="80" w:line="276" w:lineRule="auto"/>
+              <w:jc w:val="both"/>
+            </w:pPr>
+            <w:r>
+              <w:rPr>
+                <w:rFonts w:ascii="Times New Roman" w:hAnsi="Times New Roman" w:eastAsia="바탕"/>
+                <w:sz w:val="20"/>
+              </w:rPr>
+              <w:t>[표 1] 성인 문해율이 낮은 국가 (2015~2024 인구조사, UNESCO, 2025)</w:t>
             </w:r>
           </w:p>
           <w:tbl>
@@ -1320,7 +1214,7 @@
                       <w:b/>
                       <w:sz w:val="18"/>
                     </w:rPr>
-                    <w:t>집단</w:t>
+                    <w:t>국가</w:t>
                   </w:r>
                 </w:p>
               </w:tc>
@@ -1336,7 +1230,7 @@
                       <w:b/>
                       <w:sz w:val="18"/>
                     </w:rPr>
-                    <w:t>충분한 수준</w:t>
+                    <w:t>성인 문해율</w:t>
                   </w:r>
                 </w:p>
               </w:tc>
@@ -1352,7 +1246,7 @@
                       <w:b/>
                       <w:sz w:val="18"/>
                     </w:rPr>
-                    <w:t>그 여집합</w:t>
+                    <w:t>국가</w:t>
                   </w:r>
                 </w:p>
               </w:tc>
@@ -1368,7 +1262,7 @@
                       <w:b/>
                       <w:sz w:val="18"/>
                     </w:rPr>
-                    <w:t>출처</w:t>
+                    <w:t>성인 문해율</w:t>
                   </w:r>
                 </w:p>
               </w:tc>
@@ -1384,7 +1278,7 @@
                       <w:rFonts w:ascii="Times New Roman" w:hAnsi="Times New Roman" w:eastAsia="바탕"/>
                       <w:sz w:val="18"/>
                     </w:rPr>
-                    <w:t>한국 65세 이상</w:t>
+                    <w:t>차드</w:t>
                   </w:r>
                 </w:p>
               </w:tc>
@@ -1398,7 +1292,7 @@
                       <w:rFonts w:ascii="Times New Roman" w:hAnsi="Times New Roman" w:eastAsia="바탕"/>
                       <w:sz w:val="18"/>
                     </w:rPr>
-                    <w:t>40.3%</w:t>
+                    <w:t>28%</w:t>
                   </w:r>
                 </w:p>
               </w:tc>
@@ -1410,10 +1304,9 @@
                   <w:r>
                     <w:rPr>
                       <w:rFonts w:ascii="Times New Roman" w:hAnsi="Times New Roman" w:eastAsia="바탕"/>
-                      <w:b/>
-                      <w:sz w:val="18"/>
-                    </w:rPr>
-                    <w:t>59.7%</w:t>
+                      <w:sz w:val="18"/>
+                    </w:rPr>
+                    <w:t>기니</w:t>
                   </w:r>
                 </w:p>
               </w:tc>
@@ -1427,7 +1320,7 @@
                       <w:rFonts w:ascii="Times New Roman" w:hAnsi="Times New Roman" w:eastAsia="바탕"/>
                       <w:sz w:val="18"/>
                     </w:rPr>
-                    <w:t>국민건강영양조사 (2023)</w:t>
+                    <w:t>48%</w:t>
                   </w:r>
                 </w:p>
               </w:tc>
@@ -1443,7 +1336,7 @@
                       <w:rFonts w:ascii="Times New Roman" w:hAnsi="Times New Roman" w:eastAsia="바탕"/>
                       <w:sz w:val="18"/>
                     </w:rPr>
-                    <w:t>한국 전체 성인</w:t>
+                    <w:t>남수단</w:t>
                   </w:r>
                 </w:p>
               </w:tc>
@@ -1457,7 +1350,7 @@
                       <w:rFonts w:ascii="Times New Roman" w:hAnsi="Times New Roman" w:eastAsia="바탕"/>
                       <w:sz w:val="18"/>
                     </w:rPr>
-                    <w:t>60.4%</w:t>
+                    <w:t>35%</w:t>
                   </w:r>
                 </w:p>
               </w:tc>
@@ -1471,7 +1364,7 @@
                       <w:rFonts w:ascii="Times New Roman" w:hAnsi="Times New Roman" w:eastAsia="바탕"/>
                       <w:sz w:val="18"/>
                     </w:rPr>
-                    <w:t>39.6%</w:t>
+                    <w:t>라이베리아</w:t>
                   </w:r>
                 </w:p>
               </w:tc>
@@ -1485,7 +1378,7 @@
                       <w:rFonts w:ascii="Times New Roman" w:hAnsi="Times New Roman" w:eastAsia="바탕"/>
                       <w:sz w:val="18"/>
                     </w:rPr>
-                    <w:t>국민건강영양조사 (2023)</w:t>
+                    <w:t>48%</w:t>
                   </w:r>
                 </w:p>
               </w:tc>
@@ -1501,7 +1394,7 @@
                       <w:rFonts w:ascii="Times New Roman" w:hAnsi="Times New Roman" w:eastAsia="바탕"/>
                       <w:sz w:val="18"/>
                     </w:rPr>
-                    <w:t>한국 소득 하위층</w:t>
+                    <w:t>부르키나파소</w:t>
                   </w:r>
                 </w:p>
               </w:tc>
@@ -1515,7 +1408,7 @@
                       <w:rFonts w:ascii="Times New Roman" w:hAnsi="Times New Roman" w:eastAsia="바탕"/>
                       <w:sz w:val="18"/>
                     </w:rPr>
-                    <w:t>54.4%</w:t>
+                    <w:t>37%</w:t>
                   </w:r>
                 </w:p>
               </w:tc>
@@ -1529,7 +1422,7 @@
                       <w:rFonts w:ascii="Times New Roman" w:hAnsi="Times New Roman" w:eastAsia="바탕"/>
                       <w:sz w:val="18"/>
                     </w:rPr>
-                    <w:t>45.6%</w:t>
+                    <w:t>에티오피아</w:t>
                   </w:r>
                 </w:p>
               </w:tc>
@@ -1543,7 +1436,7 @@
                       <w:rFonts w:ascii="Times New Roman" w:hAnsi="Times New Roman" w:eastAsia="바탕"/>
                       <w:sz w:val="18"/>
                     </w:rPr>
-                    <w:t>국민건강영양조사 (2023)</w:t>
+                    <w:t>51.8%</w:t>
                   </w:r>
                 </w:p>
               </w:tc>
@@ -1559,7 +1452,7 @@
                       <w:rFonts w:ascii="Times New Roman" w:hAnsi="Times New Roman" w:eastAsia="바탕"/>
                       <w:sz w:val="18"/>
                     </w:rPr>
-                    <w:t>한국 소득 상위층</w:t>
+                    <w:t>아프가니스탄</w:t>
                   </w:r>
                 </w:p>
               </w:tc>
@@ -1573,7 +1466,7 @@
                       <w:rFonts w:ascii="Times New Roman" w:hAnsi="Times New Roman" w:eastAsia="바탕"/>
                       <w:sz w:val="18"/>
                     </w:rPr>
-                    <w:t>66.3%</w:t>
+                    <w:t>37%</w:t>
                   </w:r>
                 </w:p>
               </w:tc>
@@ -1587,7 +1480,7 @@
                       <w:rFonts w:ascii="Times New Roman" w:hAnsi="Times New Roman" w:eastAsia="바탕"/>
                       <w:sz w:val="18"/>
                     </w:rPr>
-                    <w:t>33.7%</w:t>
+                    <w:t>소말리아</w:t>
                   </w:r>
                 </w:p>
               </w:tc>
@@ -1601,7 +1494,223 @@
                       <w:rFonts w:ascii="Times New Roman" w:hAnsi="Times New Roman" w:eastAsia="바탕"/>
                       <w:sz w:val="18"/>
                     </w:rPr>
-                    <w:t>국민건강영양조사 (2023)</w:t>
+                    <w:t>54%</w:t>
+                  </w:r>
+                </w:p>
+              </w:tc>
+            </w:tr>
+            <w:tr>
+              <w:tc>
+                <w:tcPr>
+                  <w:tcW w:type="dxa" w:w="2441"/>
+                </w:tcPr>
+                <w:p>
+                  <w:r>
+                    <w:rPr>
+                      <w:rFonts w:ascii="Times New Roman" w:hAnsi="Times New Roman" w:eastAsia="바탕"/>
+                      <w:sz w:val="18"/>
+                    </w:rPr>
+                    <w:t>니제르</w:t>
+                  </w:r>
+                </w:p>
+              </w:tc>
+              <w:tc>
+                <w:tcPr>
+                  <w:tcW w:type="dxa" w:w="2441"/>
+                </w:tcPr>
+                <w:p>
+                  <w:r>
+                    <w:rPr>
+                      <w:rFonts w:ascii="Times New Roman" w:hAnsi="Times New Roman" w:eastAsia="바탕"/>
+                      <w:sz w:val="18"/>
+                    </w:rPr>
+                    <w:t>38%</w:t>
+                  </w:r>
+                </w:p>
+              </w:tc>
+              <w:tc>
+                <w:tcPr>
+                  <w:tcW w:type="dxa" w:w="2441"/>
+                </w:tcPr>
+                <w:p>
+                  <w:r>
+                    <w:rPr>
+                      <w:rFonts w:ascii="Times New Roman" w:hAnsi="Times New Roman" w:eastAsia="바탕"/>
+                      <w:sz w:val="18"/>
+                    </w:rPr>
+                    <w:t>기니비사우</w:t>
+                  </w:r>
+                </w:p>
+              </w:tc>
+              <w:tc>
+                <w:tcPr>
+                  <w:tcW w:type="dxa" w:w="2441"/>
+                </w:tcPr>
+                <w:p>
+                  <w:r>
+                    <w:rPr>
+                      <w:rFonts w:ascii="Times New Roman" w:hAnsi="Times New Roman" w:eastAsia="바탕"/>
+                      <w:sz w:val="18"/>
+                    </w:rPr>
+                    <w:t>56%</w:t>
+                  </w:r>
+                </w:p>
+              </w:tc>
+            </w:tr>
+            <w:tr>
+              <w:tc>
+                <w:tcPr>
+                  <w:tcW w:type="dxa" w:w="2441"/>
+                </w:tcPr>
+                <w:p>
+                  <w:r>
+                    <w:rPr>
+                      <w:rFonts w:ascii="Times New Roman" w:hAnsi="Times New Roman" w:eastAsia="바탕"/>
+                      <w:sz w:val="18"/>
+                    </w:rPr>
+                    <w:t>중앙아프리카공화국</w:t>
+                  </w:r>
+                </w:p>
+              </w:tc>
+              <w:tc>
+                <w:tcPr>
+                  <w:tcW w:type="dxa" w:w="2441"/>
+                </w:tcPr>
+                <w:p>
+                  <w:r>
+                    <w:rPr>
+                      <w:rFonts w:ascii="Times New Roman" w:hAnsi="Times New Roman" w:eastAsia="바탕"/>
+                      <w:sz w:val="18"/>
+                    </w:rPr>
+                    <w:t>38%</w:t>
+                  </w:r>
+                </w:p>
+              </w:tc>
+              <w:tc>
+                <w:tcPr>
+                  <w:tcW w:type="dxa" w:w="2441"/>
+                </w:tcPr>
+                <w:p>
+                  <w:r>
+                    <w:rPr>
+                      <w:rFonts w:ascii="Times New Roman" w:hAnsi="Times New Roman" w:eastAsia="바탕"/>
+                      <w:sz w:val="18"/>
+                    </w:rPr>
+                    <w:t>베냉</w:t>
+                  </w:r>
+                </w:p>
+              </w:tc>
+              <w:tc>
+                <w:tcPr>
+                  <w:tcW w:type="dxa" w:w="2441"/>
+                </w:tcPr>
+                <w:p>
+                  <w:r>
+                    <w:rPr>
+                      <w:rFonts w:ascii="Times New Roman" w:hAnsi="Times New Roman" w:eastAsia="바탕"/>
+                      <w:sz w:val="18"/>
+                    </w:rPr>
+                    <w:t>58%</w:t>
+                  </w:r>
+                </w:p>
+              </w:tc>
+            </w:tr>
+            <w:tr>
+              <w:tc>
+                <w:tcPr>
+                  <w:tcW w:type="dxa" w:w="2441"/>
+                </w:tcPr>
+                <w:p>
+                  <w:r>
+                    <w:rPr>
+                      <w:rFonts w:ascii="Times New Roman" w:hAnsi="Times New Roman" w:eastAsia="바탕"/>
+                      <w:sz w:val="18"/>
+                    </w:rPr>
+                    <w:t>말리</w:t>
+                  </w:r>
+                </w:p>
+              </w:tc>
+              <w:tc>
+                <w:tcPr>
+                  <w:tcW w:type="dxa" w:w="2441"/>
+                </w:tcPr>
+                <w:p>
+                  <w:r>
+                    <w:rPr>
+                      <w:rFonts w:ascii="Times New Roman" w:hAnsi="Times New Roman" w:eastAsia="바탕"/>
+                      <w:sz w:val="18"/>
+                    </w:rPr>
+                    <w:t>44%</w:t>
+                  </w:r>
+                </w:p>
+              </w:tc>
+              <w:tc>
+                <w:tcPr>
+                  <w:tcW w:type="dxa" w:w="2441"/>
+                </w:tcPr>
+                <w:p>
+                  <w:r>
+                    <w:rPr>
+                      <w:rFonts w:ascii="Times New Roman" w:hAnsi="Times New Roman" w:eastAsia="바탕"/>
+                      <w:sz w:val="18"/>
+                    </w:rPr>
+                    <w:t>파키스탄</w:t>
+                  </w:r>
+                </w:p>
+              </w:tc>
+              <w:tc>
+                <w:tcPr>
+                  <w:tcW w:type="dxa" w:w="2441"/>
+                </w:tcPr>
+                <w:p>
+                  <w:r>
+                    <w:rPr>
+                      <w:rFonts w:ascii="Times New Roman" w:hAnsi="Times New Roman" w:eastAsia="바탕"/>
+                      <w:sz w:val="18"/>
+                    </w:rPr>
+                    <w:t>58%</w:t>
+                  </w:r>
+                </w:p>
+              </w:tc>
+            </w:tr>
+            <w:tr>
+              <w:tc>
+                <w:tcPr>
+                  <w:tcW w:type="dxa" w:w="2441"/>
+                </w:tcPr>
+                <w:p/>
+              </w:tc>
+              <w:tc>
+                <w:tcPr>
+                  <w:tcW w:type="dxa" w:w="2441"/>
+                </w:tcPr>
+                <w:p/>
+              </w:tc>
+              <w:tc>
+                <w:tcPr>
+                  <w:tcW w:type="dxa" w:w="2441"/>
+                </w:tcPr>
+                <w:p>
+                  <w:r>
+                    <w:rPr>
+                      <w:rFonts w:ascii="Times New Roman" w:hAnsi="Times New Roman" w:eastAsia="바탕"/>
+                      <w:sz w:val="18"/>
+                    </w:rPr>
+                    <w:t>시에라리온</w:t>
+                  </w:r>
+                </w:p>
+              </w:tc>
+              <w:tc>
+                <w:tcPr>
+                  <w:tcW w:type="dxa" w:w="2441"/>
+                </w:tcPr>
+                <w:p>
+                  <w:r>
+                    <w:rPr>
+                      <w:rFonts w:ascii="Times New Roman" w:hAnsi="Times New Roman" w:eastAsia="바탕"/>
+                      <w:sz w:val="18"/>
+                    </w:rPr>
+                    <w:t>60%</w:t>
                   </w:r>
                 </w:p>
               </w:tc>
@@ -1623,65 +1732,71 @@
                 <w:rFonts w:ascii="Times New Roman" w:hAnsi="Times New Roman" w:eastAsia="바탕"/>
                 <w:sz w:val="20"/>
               </w:rPr>
-              <w:t xml:space="preserve">건강정보이해능력이 "적절한 수준" 이라 함은 40점 만점에 30점 이상을 뜻한다 (질병관리청, </w:t>
-            </w:r>
-            <w:r>
-              <w:rPr>
-                <w:rFonts w:ascii="Times New Roman" w:hAnsi="Times New Roman" w:eastAsia="바탕"/>
-                <w:i/>
-                <w:sz w:val="20"/>
-              </w:rPr>
-              <w:t>국민건강영양조사 제9기 2차년도</w:t>
-            </w:r>
-            <w:r>
-              <w:rPr>
-                <w:rFonts w:ascii="Times New Roman" w:hAnsi="Times New Roman" w:eastAsia="바탕"/>
-                <w:sz w:val="20"/>
-              </w:rPr>
-              <w:t>, 2023).</w:t>
-            </w:r>
-          </w:p>
-          <w:p>
-            <w:pPr>
-              <w:spacing w:after="80" w:line="276" w:lineRule="auto"/>
-              <w:jc w:val="both"/>
-            </w:pPr>
-            <w:r>
-              <w:rPr>
-                <w:rFonts w:ascii="Times New Roman" w:hAnsi="Times New Roman" w:eastAsia="바탕"/>
-                <w:sz w:val="20"/>
-              </w:rPr>
-              <w:t xml:space="preserve">표 1이 보여주는 것은 이 문제가 나라 사이보다 </w:t>
-            </w:r>
-            <w:r>
-              <w:rPr>
-                <w:rFonts w:ascii="Times New Roman" w:hAnsi="Times New Roman" w:eastAsia="바탕"/>
-                <w:b/>
-                <w:sz w:val="20"/>
-              </w:rPr>
-              <w:t>나라 안에서 더 크게 갈린다</w:t>
-            </w:r>
-            <w:r>
-              <w:rPr>
-                <w:rFonts w:ascii="Times New Roman" w:hAnsi="Times New Roman" w:eastAsia="바탕"/>
-                <w:sz w:val="20"/>
-              </w:rPr>
-              <w:t xml:space="preserve">는 점이다. 한국 성인 전체에서 건강정보이해능력이 충분한 비율은 60.4%인데, 65세 이상에서는 40.3%로 떨어진다. 여집합으로 보면 59.7% 대 39.6%, 20.1%p 차이다. 소득으로 갈라도 같은 방향이 나와, 하위층은 54.4%, 상위층은 33.7%다. 즉 이것은 "글을 못 읽는 나라" 의 문제가 아니라, 어느 나라에서든 </w:t>
-            </w:r>
-            <w:r>
-              <w:rPr>
-                <w:rFonts w:ascii="Times New Roman" w:hAnsi="Times New Roman" w:eastAsia="바탕"/>
-                <w:b/>
-                <w:sz w:val="20"/>
-              </w:rPr>
-              <w:t>나이 들고 형편이 어려운 쪽</w:t>
-            </w:r>
-            <w:r>
-              <w:rPr>
-                <w:rFonts w:ascii="Times New Roman" w:hAnsi="Times New Roman" w:eastAsia="바탕"/>
-                <w:sz w:val="20"/>
-              </w:rPr>
-              <w:t>에 몰리는 문제다. SnapCare 가 한국과 몰도바 양쪽을 대상으로 잡을 수 있는 것도 이 때문이다.</w:t>
+              <w:t xml:space="preserve">차드에서는 성인 열 명 중 일곱 명이 처방전을 읽지 못한다. 이 나라들에서 종이 처방전은 비유가 아니라 </w:t>
+            </w:r>
+            <w:r>
+              <w:rPr>
+                <w:rFonts w:ascii="Times New Roman" w:hAnsi="Times New Roman" w:eastAsia="바탕"/>
+                <w:b/>
+                <w:sz w:val="20"/>
+              </w:rPr>
+              <w:t>문자 그대로 백지</w:t>
+            </w:r>
+            <w:r>
+              <w:rPr>
+                <w:rFonts w:ascii="Times New Roman" w:hAnsi="Times New Roman" w:eastAsia="바탕"/>
+                <w:sz w:val="20"/>
+              </w:rPr>
+              <w:t>다.</w:t>
+            </w:r>
+          </w:p>
+          <w:p>
+            <w:pPr>
+              <w:spacing w:after="80" w:line="276" w:lineRule="auto"/>
+              <w:jc w:val="both"/>
+            </w:pPr>
+            <w:r>
+              <w:rPr>
+                <w:rFonts w:ascii="Times New Roman" w:hAnsi="Times New Roman" w:eastAsia="바탕"/>
+                <w:sz w:val="20"/>
+              </w:rPr>
+              <w:t xml:space="preserve">반대쪽에서 보면 문제는 소수의 나라에 몰려 있다. 비문해 성인의 절반 이상인 4억 4,100만 명이 열 개 나라에 있으며, 인도 1억 9,100만, 파키스탄 5,900만, 나이지리아 4,300만, 중국 3,800만, 에티오피아 3,000만 명 순이다 (UNESCO, 2025). 인구가 큰 나라들이므로 비율로는 드러나지 않지만, </w:t>
+            </w:r>
+            <w:r>
+              <w:rPr>
+                <w:rFonts w:ascii="Times New Roman" w:hAnsi="Times New Roman" w:eastAsia="바탕"/>
+                <w:b/>
+                <w:sz w:val="20"/>
+              </w:rPr>
+              <w:t>한 사람 한 사람이 약을 받아 간다는 점에서는 비율이 아니라 머릿수가 문제의 크기다.</w:t>
+            </w:r>
+          </w:p>
+          <w:p>
+            <w:pPr>
+              <w:spacing w:after="80" w:line="276" w:lineRule="auto"/>
+              <w:jc w:val="both"/>
+            </w:pPr>
+            <w:r>
+              <w:rPr>
+                <w:rFonts w:ascii="Times New Roman" w:hAnsi="Times New Roman" w:eastAsia="바탕"/>
+                <w:sz w:val="20"/>
+              </w:rPr>
+              <w:t xml:space="preserve">그리고 그 안에서도 특정 집단에 몰린다. 일부 사하라이남 아프리카 국가에서 </w:t>
+            </w:r>
+            <w:r>
+              <w:rPr>
+                <w:rFonts w:ascii="Times New Roman" w:hAnsi="Times New Roman" w:eastAsia="바탕"/>
+                <w:b/>
+                <w:sz w:val="20"/>
+              </w:rPr>
+              <w:t>고령 여성의 문해율은 31%인 반면 고령 남성은 55%</w:t>
+            </w:r>
+            <w:r>
+              <w:rPr>
+                <w:rFonts w:ascii="Times New Roman" w:hAnsi="Times New Roman" w:eastAsia="바탕"/>
+                <w:sz w:val="20"/>
+              </w:rPr>
+              <w:t>이고, 유럽과 북미 일부 지역의 남성은 99%다 (UNESCO, 2025). SnapCare 가 대상으로 삼는 사람이 정확히 이 31% 쪽이다. 나이가 많을수록 약을 많이 먹고, 여성일수록 가족의 약까지 관리한다.</w:t>
             </w:r>
           </w:p>
           <w:p>
@@ -1692,7 +1807,70 @@
             <w:r>
               <w:drawing>
                 <wp:inline xmlns:a="http://schemas.openxmlformats.org/drawingml/2006/main" xmlns:pic="http://schemas.openxmlformats.org/drawingml/2006/picture">
-                  <wp:extent cx="5486400" cy="2377440"/>
+                  <wp:extent cx="5486400" cy="3657600"/>
+                  <wp:docPr id="1" name="Picture 1"/>
+                  <wp:cNvGraphicFramePr>
+                    <a:graphicFrameLocks noChangeAspect="1"/>
+                  </wp:cNvGraphicFramePr>
+                  <a:graphic>
+                    <a:graphicData uri="http://schemas.openxmlformats.org/drawingml/2006/picture">
+                      <pic:pic>
+                        <pic:nvPicPr>
+                          <pic:cNvPr id="0" name="chart09_country_literacy.png"/>
+                          <pic:cNvPicPr/>
+                        </pic:nvPicPr>
+                        <pic:blipFill>
+                          <a:blip r:embed="rId15"/>
+                          <a:stretch>
+                            <a:fillRect/>
+                          </a:stretch>
+                        </pic:blipFill>
+                        <pic:spPr>
+                          <a:xfrm>
+                            <a:off x="0" y="0"/>
+                            <a:ext cx="5486400" cy="3657600"/>
+                          </a:xfrm>
+                          <a:prstGeom prst="rect"/>
+                        </pic:spPr>
+                      </pic:pic>
+                    </a:graphicData>
+                  </a:graphic>
+                </wp:inline>
+              </w:drawing>
+            </w:r>
+          </w:p>
+          <w:p>
+            <w:pPr>
+              <w:spacing w:after="200" w:line="276" w:lineRule="auto"/>
+              <w:jc w:val="center"/>
+            </w:pPr>
+            <w:r>
+              <w:rPr>
+                <w:rFonts w:ascii="Times New Roman" w:hAnsi="Times New Roman" w:eastAsia="바탕"/>
+                <w:b/>
+                <w:color w:val="606068"/>
+                <w:sz w:val="18"/>
+              </w:rPr>
+              <w:t>[그림 1]</w:t>
+            </w:r>
+            <w:r>
+              <w:rPr>
+                <w:rFonts w:ascii="Times New Roman" w:hAnsi="Times New Roman" w:eastAsia="바탕"/>
+                <w:color w:val="606068"/>
+                <w:sz w:val="18"/>
+              </w:rPr>
+              <w:t xml:space="preserve"> 성인 문해율이 낮은 15개국 (UNESCO, 2025). 세계 평균 88%와의 거리가 이 그림의 논지다. 이 나라들에서는 처방전을 읽지 못하는 것이 예외가 아니라 다수의 조건이다.</w:t>
+            </w:r>
+          </w:p>
+          <w:p>
+            <w:pPr>
+              <w:spacing w:before="160" w:after="60"/>
+              <w:jc w:val="center"/>
+            </w:pPr>
+            <w:r>
+              <w:drawing>
+                <wp:inline xmlns:a="http://schemas.openxmlformats.org/drawingml/2006/main" xmlns:pic="http://schemas.openxmlformats.org/drawingml/2006/picture">
+                  <wp:extent cx="5486400" cy="2743200"/>
                   <wp:docPr id="2" name="Picture 2"/>
                   <wp:cNvGraphicFramePr>
                     <a:graphicFrameLocks noChangeAspect="1"/>
@@ -1701,7 +1879,7 @@
                     <a:graphicData uri="http://schemas.openxmlformats.org/drawingml/2006/picture">
                       <pic:pic>
                         <pic:nvPicPr>
-                          <pic:cNvPr id="0" name="chart02_health_literacy.png"/>
+                          <pic:cNvPr id="0" name="chart01_literacy.png"/>
                           <pic:cNvPicPr/>
                         </pic:nvPicPr>
                         <pic:blipFill>
@@ -1713,7 +1891,7 @@
                         <pic:spPr>
                           <a:xfrm>
                             <a:off x="0" y="0"/>
-                            <a:ext cx="5486400" cy="2377440"/>
+                            <a:ext cx="5486400" cy="2743200"/>
                           </a:xfrm>
                           <a:prstGeom prst="rect"/>
                         </pic:spPr>
@@ -1744,52 +1922,33 @@
                 <w:color w:val="606068"/>
                 <w:sz w:val="18"/>
               </w:rPr>
-              <w:t xml:space="preserve"> 한국 성인의 건강정보이해능력이 충분하지 않은 비율 (질병관리청, 2023). 전체 39.6% 에 비해 65세 이상은 59.7% 로, 20.1%p 높다. 소득으로 갈라도 11.9%p 차이가 난다. 이 문제가 나라 사이보다 </w:t>
-            </w:r>
-            <w:r>
-              <w:rPr>
-                <w:rFonts w:ascii="Times New Roman" w:hAnsi="Times New Roman" w:eastAsia="바탕"/>
-                <w:b/>
-                <w:color w:val="606068"/>
-                <w:sz w:val="18"/>
-              </w:rPr>
-              <w:t>나라 안에서 더 크게 갈린다</w:t>
-            </w:r>
-            <w:r>
-              <w:rPr>
-                <w:rFonts w:ascii="Times New Roman" w:hAnsi="Times New Roman" w:eastAsia="바탕"/>
-                <w:color w:val="606068"/>
-                <w:sz w:val="18"/>
-              </w:rPr>
-              <w:t>는 것이 이 그림의 논지다.</w:t>
-            </w:r>
-          </w:p>
-          <w:p>
-            <w:pPr>
-              <w:spacing w:after="80" w:line="276" w:lineRule="auto"/>
-              <w:jc w:val="both"/>
-            </w:pPr>
-            <w:r>
-              <w:rPr>
-                <w:rFonts w:ascii="Times New Roman" w:hAnsi="Times New Roman" w:eastAsia="바탕"/>
-                <w:sz w:val="20"/>
-              </w:rPr>
-              <w:t xml:space="preserve">이 격차는 임상 결과로 이어진다. 96편의 연구를 종합한 체계적 문헌고찰은 낮은 건강 문해력이 </w:t>
-            </w:r>
-            <w:r>
-              <w:rPr>
-                <w:rFonts w:ascii="Times New Roman" w:hAnsi="Times New Roman" w:eastAsia="바탕"/>
-                <w:b/>
-                <w:sz w:val="20"/>
-              </w:rPr>
-              <w:t>입원 증가, 응급 진료 이용 증가, 유방촬영술과 독감 백신 수혜 감소, 약을 올바로 복용해 보이는 능력의 저하, 그리고 라벨과 보건 메시지를 해석하는 능력의 저하</w:t>
-            </w:r>
-            <w:r>
-              <w:rPr>
-                <w:rFonts w:ascii="Times New Roman" w:hAnsi="Times New Roman" w:eastAsia="바탕"/>
-                <w:sz w:val="20"/>
-              </w:rPr>
-              <w:t xml:space="preserve">와 일관되게 연관된다고 보고했다 (Berkman, N. D., Sheridan, S. L., Donahue, K. E., Halpern, D. J. &amp; Crotty, K., "Low health literacy and health outcomes: an updated systematic review," </w:t>
+              <w:t xml:space="preserve"> 사하라이남 아프리카의 문해율과 비문해 성인 수 (UNESCO, 2025). 막대는 절대수, 선은 비율이다. 두 축이 반대로 움직이는 것이 이 절의 논지다. 비율은 4%p 올랐는데 사람 수는 2,900만 명 늘었다. 비율만 보면 개선이고, 머릿수로 보면 악화다. SnapCare 가 대상으로 삼는 것은 머릿수 쪽이다.</w:t>
+            </w:r>
+          </w:p>
+          <w:p>
+            <w:pPr>
+              <w:spacing w:before="180" w:after="40"/>
+            </w:pPr>
+            <w:r>
+              <w:rPr>
+                <w:rFonts w:ascii="Times New Roman" w:hAnsi="Times New Roman" w:eastAsia="바탕"/>
+                <w:b/>
+                <w:sz w:val="23"/>
+              </w:rPr>
+              <w:t>1.2 건강 문해력의 분포</w:t>
+            </w:r>
+          </w:p>
+          <w:p>
+            <w:pPr>
+              <w:spacing w:after="80" w:line="276" w:lineRule="auto"/>
+              <w:jc w:val="both"/>
+            </w:pPr>
+            <w:r>
+              <w:rPr>
+                <w:rFonts w:ascii="Times New Roman" w:hAnsi="Times New Roman" w:eastAsia="바탕"/>
+                <w:sz w:val="20"/>
+              </w:rPr>
+              <w:t xml:space="preserve">글자를 읽을 수 있는 것과 건강 정보를 이해하는 것은 다르다. 유럽 17개국에서 42,445명을 면접한 HLS19 조사는 일반 건강문해력을 우수·충분·문제적·부적절 네 수준으로 나누어 재었고, 참여한 모든 나라에서 낮은 건강문해력이 상당한 비율로 남아 있음을 보고했다 (HLS19 Consortium of the WHO Action Network M-POHL, </w:t>
             </w:r>
             <w:r>
               <w:rPr>
@@ -1797,111 +1956,42 @@
                 <w:i/>
                 <w:sz w:val="20"/>
               </w:rPr>
-              <w:t>Annals of Internal Medicine</w:t>
-            </w:r>
-            <w:r>
-              <w:rPr>
-                <w:rFonts w:ascii="Times New Roman" w:hAnsi="Times New Roman" w:eastAsia="바탕"/>
-                <w:sz w:val="20"/>
-              </w:rPr>
-              <w:t xml:space="preserve">, 155(2):97–107, 2011). 사망률의 경우 이 연관이 </w:t>
-            </w:r>
-            <w:r>
-              <w:rPr>
-                <w:rFonts w:ascii="Times New Roman" w:hAnsi="Times New Roman" w:eastAsia="바탕"/>
-                <w:b/>
-                <w:sz w:val="20"/>
-              </w:rPr>
-              <w:t>고령자에서</w:t>
-            </w:r>
-            <w:r>
-              <w:rPr>
-                <w:rFonts w:ascii="Times New Roman" w:hAnsi="Times New Roman" w:eastAsia="바탕"/>
-                <w:sz w:val="20"/>
-              </w:rPr>
-              <w:t xml:space="preserve"> 확인되었다.</w:t>
-            </w:r>
-          </w:p>
-          <w:p>
-            <w:pPr>
-              <w:spacing w:after="80" w:line="276" w:lineRule="auto"/>
-              <w:jc w:val="both"/>
-            </w:pPr>
-            <w:r>
-              <w:rPr>
-                <w:rFonts w:ascii="Times New Roman" w:hAnsi="Times New Roman" w:eastAsia="바탕"/>
-                <w:sz w:val="20"/>
-              </w:rPr>
-              <w:t xml:space="preserve">이 목록에서 우리 문제와 직접 겹치는 것은 뒤의 둘, 곧 약을 올바로 복용해 보이는 능력과 라벨·보건 메시지를 해석하는 능력이다. 앞의 것들이 의료 접근의 문제라면 이 둘은 </w:t>
-            </w:r>
-            <w:r>
-              <w:rPr>
-                <w:rFonts w:ascii="Times New Roman" w:hAnsi="Times New Roman" w:eastAsia="바탕"/>
-                <w:b/>
-                <w:sz w:val="20"/>
-              </w:rPr>
-              <w:t>정보가 전달되는 지점의 문제</w:t>
-            </w:r>
-            <w:r>
-              <w:rPr>
-                <w:rFonts w:ascii="Times New Roman" w:hAnsi="Times New Roman" w:eastAsia="바탕"/>
-                <w:sz w:val="20"/>
-              </w:rPr>
-              <w:t>이며, 진료실 밖에서 일어난다. §1.4 에서 다룰 정책의 사각지대가 정확히 여기다.</w:t>
-            </w:r>
-          </w:p>
-          <w:p>
-            <w:pPr>
-              <w:spacing w:before="180" w:after="40"/>
-            </w:pPr>
-            <w:r>
-              <w:rPr>
-                <w:rFonts w:ascii="Times New Roman" w:hAnsi="Times New Roman" w:eastAsia="바탕"/>
-                <w:b/>
-                <w:sz w:val="23"/>
-              </w:rPr>
-              <w:t>1.3 복약 오류의 유형과 대가</w:t>
-            </w:r>
-          </w:p>
-          <w:p>
-            <w:pPr>
-              <w:spacing w:after="80" w:line="276" w:lineRule="auto"/>
-              <w:jc w:val="both"/>
-            </w:pPr>
-            <w:r>
-              <w:rPr>
-                <w:rFonts w:ascii="Times New Roman" w:hAnsi="Times New Roman" w:eastAsia="바탕"/>
-                <w:sz w:val="20"/>
-              </w:rPr>
-              <w:t xml:space="preserve">복약 오류의 유형별 분포를 보면 문제의 성격이 드러난다. 직접 관찰법으로 조제 단계를 지켜본 연구에서, 약사가 발견한 조제 오류 155건 가운데 누락이 51건(32.9%), 용량 오류가 44건(28.4%), 시각 오류가 36건(23.2%)이었다. 이 셋만으로 전체의 84.5%를 차지한다 (Anacleto, T. A., Perini, E., Rosa, M. B. &amp; César, C. C., "Medication dispensing errors in a Brazilian hospital pharmacy," </w:t>
-            </w:r>
-            <w:r>
-              <w:rPr>
-                <w:rFonts w:ascii="Times New Roman" w:hAnsi="Times New Roman" w:eastAsia="바탕"/>
-                <w:i/>
-                <w:sz w:val="20"/>
-              </w:rPr>
-              <w:t>Clinics</w:t>
-            </w:r>
-            <w:r>
-              <w:rPr>
-                <w:rFonts w:ascii="Times New Roman" w:hAnsi="Times New Roman" w:eastAsia="바탕"/>
-                <w:sz w:val="20"/>
-              </w:rPr>
-              <w:t>, 62(3):243–250, 2007).</w:t>
-            </w:r>
-          </w:p>
-          <w:p>
-            <w:pPr>
-              <w:spacing w:after="80" w:line="276" w:lineRule="auto"/>
-              <w:jc w:val="both"/>
-            </w:pPr>
-            <w:r>
-              <w:rPr>
-                <w:rFonts w:ascii="Times New Roman" w:hAnsi="Times New Roman" w:eastAsia="바탕"/>
-                <w:sz w:val="20"/>
-              </w:rPr>
-              <w:t>[표 2] 복약 오류의 유형별 분포와 SnapCare 픽토그램 형태소의 대응</w:t>
+              <w:t>International Report on the Methodology, Results, and Recommendations of the European Health Literacy Population Survey 2019–2021</w:t>
+            </w:r>
+            <w:r>
+              <w:rPr>
+                <w:rFonts w:ascii="Times New Roman" w:hAnsi="Times New Roman" w:eastAsia="바탕"/>
+                <w:sz w:val="20"/>
+              </w:rPr>
+              <w:t xml:space="preserve">, Austrian National Public Health Institute, Vienna, 2021). 다만 이 보고서는 자료 수집 시기와 방법이 나라마다 달라 </w:t>
+            </w:r>
+            <w:r>
+              <w:rPr>
+                <w:rFonts w:ascii="Times New Roman" w:hAnsi="Times New Roman" w:eastAsia="바탕"/>
+                <w:b/>
+                <w:sz w:val="20"/>
+              </w:rPr>
+              <w:t>국가 간 비교를 신중히 하라고 명시하며</w:t>
+            </w:r>
+            <w:r>
+              <w:rPr>
+                <w:rFonts w:ascii="Times New Roman" w:hAnsi="Times New Roman" w:eastAsia="바탕"/>
+                <w:sz w:val="20"/>
+              </w:rPr>
+              <w:t>, 17개국을 하나로 묶은 대표값을 내세우지 않는다. 따라서 여기서는 통합 백분율 대신 한국 자료를 본다.</w:t>
+            </w:r>
+          </w:p>
+          <w:p>
+            <w:pPr>
+              <w:spacing w:after="80" w:line="276" w:lineRule="auto"/>
+              <w:jc w:val="both"/>
+            </w:pPr>
+            <w:r>
+              <w:rPr>
+                <w:rFonts w:ascii="Times New Roman" w:hAnsi="Times New Roman" w:eastAsia="바탕"/>
+                <w:sz w:val="20"/>
+              </w:rPr>
+              <w:t>[표 2] 한국 성인의 건강정보이해능력 (국민건강영양조사, 2023)</w:t>
             </w:r>
           </w:p>
           <w:tbl>
@@ -1937,7 +2027,7 @@
                       <w:b/>
                       <w:sz w:val="18"/>
                     </w:rPr>
-                    <w:t>오류 유형</w:t>
+                    <w:t>집단</w:t>
                   </w:r>
                 </w:p>
               </w:tc>
@@ -1953,7 +2043,7 @@
                       <w:b/>
                       <w:sz w:val="18"/>
                     </w:rPr>
-                    <w:t>건수</w:t>
+                    <w:t>충분한 수준</w:t>
                   </w:r>
                 </w:p>
               </w:tc>
@@ -1969,7 +2059,7 @@
                       <w:b/>
                       <w:sz w:val="18"/>
                     </w:rPr>
-                    <w:t>비율</w:t>
+                    <w:t>그 여집합</w:t>
                   </w:r>
                 </w:p>
               </w:tc>
@@ -1985,7 +2075,7 @@
                       <w:b/>
                       <w:sz w:val="18"/>
                     </w:rPr>
-                    <w:t>그 지시를 담는 형태소</w:t>
+                    <w:t>출처</w:t>
                   </w:r>
                 </w:p>
               </w:tc>
@@ -2001,7 +2091,7 @@
                       <w:rFonts w:ascii="Times New Roman" w:hAnsi="Times New Roman" w:eastAsia="바탕"/>
                       <w:sz w:val="18"/>
                     </w:rPr>
-                    <w:t>누락</w:t>
+                    <w:t>한국 65세 이상</w:t>
                   </w:r>
                 </w:p>
               </w:tc>
@@ -2015,7 +2105,7 @@
                       <w:rFonts w:ascii="Times New Roman" w:hAnsi="Times New Roman" w:eastAsia="바탕"/>
                       <w:sz w:val="18"/>
                     </w:rPr>
-                    <w:t>51</w:t>
+                    <w:t>40.3%</w:t>
                   </w:r>
                 </w:p>
               </w:tc>
@@ -2027,9 +2117,10 @@
                   <w:r>
                     <w:rPr>
                       <w:rFonts w:ascii="Times New Roman" w:hAnsi="Times New Roman" w:eastAsia="바탕"/>
-                      <w:sz w:val="18"/>
-                    </w:rPr>
-                    <w:t>32.9%</w:t>
+                      <w:b/>
+                      <w:sz w:val="18"/>
+                    </w:rPr>
+                    <w:t>59.7%</w:t>
                   </w:r>
                 </w:p>
               </w:tc>
@@ -2040,10 +2131,10 @@
                 <w:p>
                   <w:r>
                     <w:rPr>
-                      <w:rFonts w:ascii="Consolas" w:hAnsi="Consolas" w:eastAsia="Consolas"/>
-                      <w:sz w:val="17"/>
-                    </w:rPr>
-                    <w:t>finish_course</w:t>
+                      <w:rFonts w:ascii="Times New Roman" w:hAnsi="Times New Roman" w:eastAsia="바탕"/>
+                      <w:sz w:val="18"/>
+                    </w:rPr>
+                    <w:t>국민건강영양조사 (2023)</w:t>
                   </w:r>
                 </w:p>
               </w:tc>
@@ -2059,7 +2150,7 @@
                       <w:rFonts w:ascii="Times New Roman" w:hAnsi="Times New Roman" w:eastAsia="바탕"/>
                       <w:sz w:val="18"/>
                     </w:rPr>
-                    <w:t>용량 오류</w:t>
+                    <w:t>한국 전체 성인</w:t>
                   </w:r>
                 </w:p>
               </w:tc>
@@ -2073,7 +2164,7 @@
                       <w:rFonts w:ascii="Times New Roman" w:hAnsi="Times New Roman" w:eastAsia="바탕"/>
                       <w:sz w:val="18"/>
                     </w:rPr>
-                    <w:t>44</w:t>
+                    <w:t>60.4%</w:t>
                   </w:r>
                 </w:p>
               </w:tc>
@@ -2087,7 +2178,7 @@
                       <w:rFonts w:ascii="Times New Roman" w:hAnsi="Times New Roman" w:eastAsia="바탕"/>
                       <w:sz w:val="18"/>
                     </w:rPr>
-                    <w:t>28.4%</w:t>
+                    <w:t>39.6%</w:t>
                   </w:r>
                 </w:p>
               </w:tc>
@@ -2098,24 +2189,10 @@
                 <w:p>
                   <w:r>
                     <w:rPr>
-                      <w:rFonts w:ascii="Consolas" w:hAnsi="Consolas" w:eastAsia="Consolas"/>
-                      <w:sz w:val="17"/>
-                    </w:rPr>
-                    <w:t>qty_one</w:t>
-                  </w:r>
-                  <w:r>
-                    <w:rPr>
-                      <w:rFonts w:ascii="Times New Roman" w:hAnsi="Times New Roman" w:eastAsia="바탕"/>
-                      <w:sz w:val="18"/>
-                    </w:rPr>
-                    <w:t xml:space="preserve"> ~ </w:t>
-                  </w:r>
-                  <w:r>
-                    <w:rPr>
-                      <w:rFonts w:ascii="Consolas" w:hAnsi="Consolas" w:eastAsia="Consolas"/>
-                      <w:sz w:val="17"/>
-                    </w:rPr>
-                    <w:t>qty_five</w:t>
+                      <w:rFonts w:ascii="Times New Roman" w:hAnsi="Times New Roman" w:eastAsia="바탕"/>
+                      <w:sz w:val="18"/>
+                    </w:rPr>
+                    <w:t>국민건강영양조사 (2023)</w:t>
                   </w:r>
                 </w:p>
               </w:tc>
@@ -2131,7 +2208,7 @@
                       <w:rFonts w:ascii="Times New Roman" w:hAnsi="Times New Roman" w:eastAsia="바탕"/>
                       <w:sz w:val="18"/>
                     </w:rPr>
-                    <w:t>시각 오류</w:t>
+                    <w:t>한국 소득 하위층</w:t>
                   </w:r>
                 </w:p>
               </w:tc>
@@ -2145,7 +2222,7 @@
                       <w:rFonts w:ascii="Times New Roman" w:hAnsi="Times New Roman" w:eastAsia="바탕"/>
                       <w:sz w:val="18"/>
                     </w:rPr>
-                    <w:t>36</w:t>
+                    <w:t>54.4%</w:t>
                   </w:r>
                 </w:p>
               </w:tc>
@@ -2159,7 +2236,7 @@
                       <w:rFonts w:ascii="Times New Roman" w:hAnsi="Times New Roman" w:eastAsia="바탕"/>
                       <w:sz w:val="18"/>
                     </w:rPr>
-                    <w:t>23.2%</w:t>
+                    <w:t>45.6%</w:t>
                   </w:r>
                 </w:p>
               </w:tc>
@@ -2170,24 +2247,10 @@
                 <w:p>
                   <w:r>
                     <w:rPr>
-                      <w:rFonts w:ascii="Consolas" w:hAnsi="Consolas" w:eastAsia="Consolas"/>
-                      <w:sz w:val="17"/>
-                    </w:rPr>
-                    <w:t>time_morning</w:t>
-                  </w:r>
-                  <w:r>
-                    <w:rPr>
-                      <w:rFonts w:ascii="Times New Roman" w:hAnsi="Times New Roman" w:eastAsia="바탕"/>
-                      <w:sz w:val="18"/>
-                    </w:rPr>
-                    <w:t xml:space="preserve"> ~ </w:t>
-                  </w:r>
-                  <w:r>
-                    <w:rPr>
-                      <w:rFonts w:ascii="Consolas" w:hAnsi="Consolas" w:eastAsia="Consolas"/>
-                      <w:sz w:val="17"/>
-                    </w:rPr>
-                    <w:t>time_night</w:t>
+                      <w:rFonts w:ascii="Times New Roman" w:hAnsi="Times New Roman" w:eastAsia="바탕"/>
+                      <w:sz w:val="18"/>
+                    </w:rPr>
+                    <w:t>국민건강영양조사 (2023)</w:t>
                   </w:r>
                 </w:p>
               </w:tc>
@@ -2203,7 +2266,7 @@
                       <w:rFonts w:ascii="Times New Roman" w:hAnsi="Times New Roman" w:eastAsia="바탕"/>
                       <w:sz w:val="18"/>
                     </w:rPr>
-                    <w:t>나머지</w:t>
+                    <w:t>한국 소득 상위층</w:t>
                   </w:r>
                 </w:p>
               </w:tc>
@@ -2217,7 +2280,7 @@
                       <w:rFonts w:ascii="Times New Roman" w:hAnsi="Times New Roman" w:eastAsia="바탕"/>
                       <w:sz w:val="18"/>
                     </w:rPr>
-                    <w:t>24</w:t>
+                    <w:t>66.3%</w:t>
                   </w:r>
                 </w:p>
               </w:tc>
@@ -2231,7 +2294,7 @@
                       <w:rFonts w:ascii="Times New Roman" w:hAnsi="Times New Roman" w:eastAsia="바탕"/>
                       <w:sz w:val="18"/>
                     </w:rPr>
-                    <w:t>15.5%</w:t>
+                    <w:t>33.7%</w:t>
                   </w:r>
                 </w:p>
               </w:tc>
@@ -2245,7 +2308,7 @@
                       <w:rFonts w:ascii="Times New Roman" w:hAnsi="Times New Roman" w:eastAsia="바탕"/>
                       <w:sz w:val="18"/>
                     </w:rPr>
-                    <w:t>—</w:t>
+                    <w:t>국민건강영양조사 (2023)</w:t>
                   </w:r>
                 </w:p>
               </w:tc>
@@ -2267,78 +2330,65 @@
                 <w:rFonts w:ascii="Times New Roman" w:hAnsi="Times New Roman" w:eastAsia="바탕"/>
                 <w:sz w:val="20"/>
               </w:rPr>
-              <w:t>약사가 발견한 조제 오류 155건 기준 (Anacleto et al., 2007).</w:t>
-            </w:r>
-          </w:p>
-          <w:p>
-            <w:pPr>
-              <w:spacing w:after="80" w:line="276" w:lineRule="auto"/>
-              <w:jc w:val="both"/>
-            </w:pPr>
-            <w:r>
-              <w:rPr>
-                <w:rFonts w:ascii="Times New Roman" w:hAnsi="Times New Roman" w:eastAsia="바탕"/>
-                <w:sz w:val="20"/>
-              </w:rPr>
-              <w:t xml:space="preserve">표 2는 오류의 대부분이 </w:t>
-            </w:r>
-            <w:r>
-              <w:rPr>
-                <w:rFonts w:ascii="Times New Roman" w:hAnsi="Times New Roman" w:eastAsia="바탕"/>
-                <w:b/>
-                <w:sz w:val="20"/>
-              </w:rPr>
-              <w:t>"무엇을·얼마나·언제"</w:t>
-            </w:r>
-            <w:r>
-              <w:rPr>
-                <w:rFonts w:ascii="Times New Roman" w:hAnsi="Times New Roman" w:eastAsia="바탕"/>
-                <w:sz w:val="20"/>
-              </w:rPr>
-              <w:t xml:space="preserve"> 세 가지에 몰려 있음을 보여준다. 이 셋은 모두 그림으로 옮길 수 있는 정보이며, SnapCare 의 형태소 설계가 정확히 이 분포를 따른다.</w:t>
-            </w:r>
-          </w:p>
-          <w:p>
-            <w:pPr>
-              <w:spacing w:after="80" w:line="276" w:lineRule="auto"/>
-              <w:jc w:val="both"/>
-            </w:pPr>
-            <w:r>
-              <w:rPr>
-                <w:rFonts w:ascii="Times New Roman" w:hAnsi="Times New Roman" w:eastAsia="바탕"/>
-                <w:sz w:val="20"/>
-              </w:rPr>
-              <w:t xml:space="preserve">한 가지 밝혀 둘 것이 있다. 이 분포는 </w:t>
-            </w:r>
-            <w:r>
-              <w:rPr>
-                <w:rFonts w:ascii="Times New Roman" w:hAnsi="Times New Roman" w:eastAsia="바탕"/>
-                <w:b/>
-                <w:sz w:val="20"/>
-              </w:rPr>
-              <w:t>조제하는 쪽</w:t>
-            </w:r>
-            <w:r>
-              <w:rPr>
-                <w:rFonts w:ascii="Times New Roman" w:hAnsi="Times New Roman" w:eastAsia="바탕"/>
-                <w:sz w:val="20"/>
-              </w:rPr>
-              <w:t xml:space="preserve">에서 난 오류이지 환자가 집에서 저지르는 오류가 아니다. 두 단계를 같은 것으로 취급할 수는 없다. 그럼에도 이 수치를 근거로 삼는 것은, 조제 단계에서 이 셋이 자주 어긋난다는 사실이 </w:t>
-            </w:r>
-            <w:r>
-              <w:rPr>
-                <w:rFonts w:ascii="Times New Roman" w:hAnsi="Times New Roman" w:eastAsia="바탕"/>
-                <w:b/>
-                <w:sz w:val="20"/>
-              </w:rPr>
-              <w:t>그 셋이 전달 과정에서 잃어버리기 쉬운 정보라는 뜻</w:t>
-            </w:r>
-            <w:r>
-              <w:rPr>
-                <w:rFonts w:ascii="Times New Roman" w:hAnsi="Times New Roman" w:eastAsia="바탕"/>
-                <w:sz w:val="20"/>
-              </w:rPr>
-              <w:t>이기 때문이다. 훈련받은 약사가 관리된 환경에서도 이 셋을 놓친다면, 같은 정보를 문자로만 건네받은 환자가 놓치지 않으리라고 볼 이유는 없다. 환자 단계의 분포를 직접 잰 자료는 우리가 찾지 못했으며, 이는 §5.8 에 남긴 미검증 항목에 해당한다.</w:t>
+              <w:t xml:space="preserve">건강정보이해능력이 "적절한 수준" 이라 함은 40점 만점에 30점 이상을 뜻한다 (질병관리청, </w:t>
+            </w:r>
+            <w:r>
+              <w:rPr>
+                <w:rFonts w:ascii="Times New Roman" w:hAnsi="Times New Roman" w:eastAsia="바탕"/>
+                <w:i/>
+                <w:sz w:val="20"/>
+              </w:rPr>
+              <w:t>국민건강영양조사 제9기 2차년도</w:t>
+            </w:r>
+            <w:r>
+              <w:rPr>
+                <w:rFonts w:ascii="Times New Roman" w:hAnsi="Times New Roman" w:eastAsia="바탕"/>
+                <w:sz w:val="20"/>
+              </w:rPr>
+              <w:t>, 2023).</w:t>
+            </w:r>
+          </w:p>
+          <w:p>
+            <w:pPr>
+              <w:spacing w:after="80" w:line="276" w:lineRule="auto"/>
+              <w:jc w:val="both"/>
+            </w:pPr>
+            <w:r>
+              <w:rPr>
+                <w:rFonts w:ascii="Times New Roman" w:hAnsi="Times New Roman" w:eastAsia="바탕"/>
+                <w:sz w:val="20"/>
+              </w:rPr>
+              <w:t xml:space="preserve">표 2이 보여주는 것은 이 문제가 나라 사이보다 </w:t>
+            </w:r>
+            <w:r>
+              <w:rPr>
+                <w:rFonts w:ascii="Times New Roman" w:hAnsi="Times New Roman" w:eastAsia="바탕"/>
+                <w:b/>
+                <w:sz w:val="20"/>
+              </w:rPr>
+              <w:t>나라 안에서 더 크게 갈린다</w:t>
+            </w:r>
+            <w:r>
+              <w:rPr>
+                <w:rFonts w:ascii="Times New Roman" w:hAnsi="Times New Roman" w:eastAsia="바탕"/>
+                <w:sz w:val="20"/>
+              </w:rPr>
+              <w:t xml:space="preserve">는 점이다. 한국 성인 전체에서 건강정보이해능력이 충분한 비율은 60.4%인데, 65세 이상에서는 40.3%로 떨어진다. 여집합으로 보면 59.7% 대 39.6%, 20.1%p 차이다. 소득으로 갈라도 같은 방향이 나와, 하위층은 54.4%, 상위층은 33.7%다. 즉 이것은 "글을 못 읽는 나라" 의 문제가 아니라, 어느 나라에서든 </w:t>
+            </w:r>
+            <w:r>
+              <w:rPr>
+                <w:rFonts w:ascii="Times New Roman" w:hAnsi="Times New Roman" w:eastAsia="바탕"/>
+                <w:b/>
+                <w:sz w:val="20"/>
+              </w:rPr>
+              <w:t>나이 들고 형편이 어려운 쪽</w:t>
+            </w:r>
+            <w:r>
+              <w:rPr>
+                <w:rFonts w:ascii="Times New Roman" w:hAnsi="Times New Roman" w:eastAsia="바탕"/>
+                <w:sz w:val="20"/>
+              </w:rPr>
+              <w:t>에 몰리는 문제다. SnapCare 가 한국과 몰도바 양쪽을 대상으로 잡을 수 있는 것도 이 때문이다.</w:t>
             </w:r>
           </w:p>
           <w:p>
@@ -2358,7 +2408,7 @@
                     <a:graphicData uri="http://schemas.openxmlformats.org/drawingml/2006/picture">
                       <pic:pic>
                         <pic:nvPicPr>
-                          <pic:cNvPr id="0" name="chart03_error_types.png"/>
+                          <pic:cNvPr id="0" name="chart02_health_literacy.png"/>
                           <pic:cNvPicPr/>
                         </pic:nvPicPr>
                         <pic:blipFill>
@@ -2401,31 +2451,16 @@
                 <w:color w:val="606068"/>
                 <w:sz w:val="18"/>
               </w:rPr>
-              <w:t xml:space="preserve"> 약사가 발견한 조제 오류 155건의 유형별 분포 (Anacleto et al., 2007). 누락·용량·시각 세 유형이 84.5%를 차지한다. 세 유형이 모두 그림으로 옮길 수 있는 정보라는 것이 SIGIL 형태소 설계의 출발점이며, </w:t>
-            </w:r>
-            <w:r>
-              <w:rPr>
-                <w:rFonts w:ascii="Consolas" w:hAnsi="Consolas" w:eastAsia="Consolas"/>
-                <w:color w:val="606068"/>
-                <w:sz w:val="17"/>
-              </w:rPr>
-              <w:t>finish_course</w:t>
-            </w:r>
-            <w:r>
-              <w:rPr>
-                <w:rFonts w:ascii="Times New Roman" w:hAnsi="Times New Roman" w:eastAsia="바탕"/>
+              <w:t xml:space="preserve"> 한국 성인의 건강정보이해능력이 충분하지 않은 비율 (질병관리청, 2023). 전체 39.6% 에 비해 65세 이상은 59.7% 로, 20.1%p 높다. 소득으로 갈라도 11.9%p 차이가 난다. 이 문제가 나라 사이보다 </w:t>
+            </w:r>
+            <w:r>
+              <w:rPr>
+                <w:rFonts w:ascii="Times New Roman" w:hAnsi="Times New Roman" w:eastAsia="바탕"/>
+                <w:b/>
                 <w:color w:val="606068"/>
                 <w:sz w:val="18"/>
               </w:rPr>
-              <w:t>·</w:t>
-            </w:r>
-            <w:r>
-              <w:rPr>
-                <w:rFonts w:ascii="Consolas" w:hAnsi="Consolas" w:eastAsia="Consolas"/>
-                <w:color w:val="606068"/>
-                <w:sz w:val="17"/>
-              </w:rPr>
-              <w:t>qty_*</w:t>
+              <w:t>나라 안에서 더 크게 갈린다</w:t>
             </w:r>
             <w:r>
               <w:rPr>
@@ -2433,36 +2468,78 @@
                 <w:color w:val="606068"/>
                 <w:sz w:val="18"/>
               </w:rPr>
-              <w:t>·</w:t>
-            </w:r>
-            <w:r>
-              <w:rPr>
-                <w:rFonts w:ascii="Consolas" w:hAnsi="Consolas" w:eastAsia="Consolas"/>
-                <w:color w:val="606068"/>
-                <w:sz w:val="17"/>
-              </w:rPr>
-              <w:t>time_*</w:t>
-            </w:r>
-            <w:r>
-              <w:rPr>
-                <w:rFonts w:ascii="Times New Roman" w:hAnsi="Times New Roman" w:eastAsia="바탕"/>
-                <w:color w:val="606068"/>
-                <w:sz w:val="18"/>
-              </w:rPr>
-              <w:t xml:space="preserve"> 가 각각 이 셋에 대응한다.</w:t>
-            </w:r>
-          </w:p>
-          <w:p>
-            <w:pPr>
-              <w:spacing w:after="80" w:line="276" w:lineRule="auto"/>
-              <w:jc w:val="both"/>
-            </w:pPr>
-            <w:r>
-              <w:rPr>
-                <w:rFonts w:ascii="Times New Roman" w:hAnsi="Times New Roman" w:eastAsia="바탕"/>
-                <w:sz w:val="20"/>
-              </w:rPr>
-              <w:t xml:space="preserve">결과는 비용과 사망으로 나타난다. 복약 오류 관련 전 세계 연간 비용은 약 420억 달러로, 전 세계 보건 지출의 약 1%에 해당한다 (World Health Organization, </w:t>
+              <w:t>는 것이 이 그림의 논지다.</w:t>
+            </w:r>
+          </w:p>
+          <w:p>
+            <w:pPr>
+              <w:spacing w:after="80" w:line="276" w:lineRule="auto"/>
+              <w:jc w:val="both"/>
+            </w:pPr>
+            <w:r>
+              <w:rPr>
+                <w:rFonts w:ascii="Times New Roman" w:hAnsi="Times New Roman" w:eastAsia="바탕"/>
+                <w:sz w:val="20"/>
+              </w:rPr>
+              <w:t xml:space="preserve">문해력을 자기보고가 아니라 </w:t>
+            </w:r>
+            <w:r>
+              <w:rPr>
+                <w:rFonts w:ascii="Times New Roman" w:hAnsi="Times New Roman" w:eastAsia="바탕"/>
+                <w:b/>
+                <w:sz w:val="20"/>
+              </w:rPr>
+              <w:t>직접 측정</w:t>
+            </w:r>
+            <w:r>
+              <w:rPr>
+                <w:rFonts w:ascii="Times New Roman" w:hAnsi="Times New Roman" w:eastAsia="바탕"/>
+                <w:sz w:val="20"/>
+              </w:rPr>
+              <w:t xml:space="preserve">하면 그림이 더 나빠진다. 31개 선진국이 참여한 국제성인역량조사(PIAAC)에서 성인의 </w:t>
+            </w:r>
+            <w:r>
+              <w:rPr>
+                <w:rFonts w:ascii="Times New Roman" w:hAnsi="Times New Roman" w:eastAsia="바탕"/>
+                <w:b/>
+                <w:sz w:val="20"/>
+              </w:rPr>
+              <w:t>18%가 문해·수리·적응적 문제해결의 가장 기초적인 수준에 미치지 못했고</w:t>
+            </w:r>
+            <w:r>
+              <w:rPr>
+                <w:rFonts w:ascii="Times New Roman" w:hAnsi="Times New Roman" w:eastAsia="바탕"/>
+                <w:sz w:val="20"/>
+              </w:rPr>
+              <w:t>, 이들 국가의 성인 문해력은 2012년 이후 오히려 정체하거나 낮아졌다 (UNESCO, 2025 재인용). "글을 읽을 줄 안다" 는 자기보고와 "약 봉지의 지시를 따를 수 있다" 는 능력 사이의 거리가 여기서 드러난다.</w:t>
+            </w:r>
+          </w:p>
+          <w:p>
+            <w:pPr>
+              <w:spacing w:after="80" w:line="276" w:lineRule="auto"/>
+              <w:jc w:val="both"/>
+            </w:pPr>
+            <w:r>
+              <w:rPr>
+                <w:rFonts w:ascii="Times New Roman" w:hAnsi="Times New Roman" w:eastAsia="바탕"/>
+                <w:sz w:val="20"/>
+              </w:rPr>
+              <w:t xml:space="preserve">이 격차는 임상 결과로 이어진다. 96편의 연구를 종합한 체계적 문헌고찰은 낮은 건강 문해력이 </w:t>
+            </w:r>
+            <w:r>
+              <w:rPr>
+                <w:rFonts w:ascii="Times New Roman" w:hAnsi="Times New Roman" w:eastAsia="바탕"/>
+                <w:b/>
+                <w:sz w:val="20"/>
+              </w:rPr>
+              <w:t>입원 증가, 응급 진료 이용 증가, 유방촬영술과 독감 백신 수혜 감소, 약을 올바로 복용해 보이는 능력의 저하, 그리고 라벨과 보건 메시지를 해석하는 능력의 저하</w:t>
+            </w:r>
+            <w:r>
+              <w:rPr>
+                <w:rFonts w:ascii="Times New Roman" w:hAnsi="Times New Roman" w:eastAsia="바탕"/>
+                <w:sz w:val="20"/>
+              </w:rPr>
+              <w:t xml:space="preserve">와 일관되게 연관된다고 보고했다 (Berkman, N. D., Sheridan, S. L., Donahue, K. E., Halpern, D. J. &amp; Crotty, K., "Low health literacy and health outcomes: an updated systematic review," </w:t>
             </w:r>
             <w:r>
               <w:rPr>
@@ -2470,27 +2547,57 @@
                 <w:i/>
                 <w:sz w:val="20"/>
               </w:rPr>
-              <w:t>Medication Without Harm: WHO Global Patient Safety Challenge</w:t>
-            </w:r>
-            <w:r>
-              <w:rPr>
-                <w:rFonts w:ascii="Times New Roman" w:hAnsi="Times New Roman" w:eastAsia="바탕"/>
-                <w:sz w:val="20"/>
-              </w:rPr>
-              <w:t>, WHO/HIS/SDS/2017.6, 2017). 미국에서는 복약 비순응에 따르는 비용이 직접 비용만 연 1,000억 달러, 간접 비용까지 포함하면 3,000억 달러까지로 추정되며, 연간 약 125,000명의 사망과 입원의 최소 10%가 비순응과 연관된 것으로 인용된다 (Duke Health, "Medication Nonadherence Increases Health Costs, Hospital Readmissions").</w:t>
-            </w:r>
-          </w:p>
-          <w:p>
-            <w:pPr>
-              <w:spacing w:after="80" w:line="276" w:lineRule="auto"/>
-              <w:jc w:val="both"/>
-            </w:pPr>
-            <w:r>
-              <w:rPr>
-                <w:rFonts w:ascii="Times New Roman" w:hAnsi="Times New Roman" w:eastAsia="바탕"/>
-                <w:sz w:val="20"/>
-              </w:rPr>
-              <w:t>다만 이 비용 추정에는 폭이 크고 3,000억 달러라는 상단값의 근거를 두고 이견이 있다는 점을 밝혀 둔다. 우리가 이 수치를 쓰는 목적은 규모의 감각을 주는 데 있지 특정 값을 주장하는 데 있지 않으며, 본 연구가 개선을 주장하는 지표도 비용이 아니라 §5.1 의 전달 성공률이다.</w:t>
+              <w:t>Annals of Internal Medicine</w:t>
+            </w:r>
+            <w:r>
+              <w:rPr>
+                <w:rFonts w:ascii="Times New Roman" w:hAnsi="Times New Roman" w:eastAsia="바탕"/>
+                <w:sz w:val="20"/>
+              </w:rPr>
+              <w:t xml:space="preserve">, 155(2):97–107, 2011). 사망률의 경우 이 연관이 </w:t>
+            </w:r>
+            <w:r>
+              <w:rPr>
+                <w:rFonts w:ascii="Times New Roman" w:hAnsi="Times New Roman" w:eastAsia="바탕"/>
+                <w:b/>
+                <w:sz w:val="20"/>
+              </w:rPr>
+              <w:t>고령자에서</w:t>
+            </w:r>
+            <w:r>
+              <w:rPr>
+                <w:rFonts w:ascii="Times New Roman" w:hAnsi="Times New Roman" w:eastAsia="바탕"/>
+                <w:sz w:val="20"/>
+              </w:rPr>
+              <w:t xml:space="preserve"> 확인되었다.</w:t>
+            </w:r>
+          </w:p>
+          <w:p>
+            <w:pPr>
+              <w:spacing w:after="80" w:line="276" w:lineRule="auto"/>
+              <w:jc w:val="both"/>
+            </w:pPr>
+            <w:r>
+              <w:rPr>
+                <w:rFonts w:ascii="Times New Roman" w:hAnsi="Times New Roman" w:eastAsia="바탕"/>
+                <w:sz w:val="20"/>
+              </w:rPr>
+              <w:t xml:space="preserve">이 목록에서 우리 문제와 직접 겹치는 것은 뒤의 둘, 곧 약을 올바로 복용해 보이는 능력과 라벨·보건 메시지를 해석하는 능력이다. 앞의 것들이 의료 접근의 문제라면 이 둘은 </w:t>
+            </w:r>
+            <w:r>
+              <w:rPr>
+                <w:rFonts w:ascii="Times New Roman" w:hAnsi="Times New Roman" w:eastAsia="바탕"/>
+                <w:b/>
+                <w:sz w:val="20"/>
+              </w:rPr>
+              <w:t>정보가 전달되는 지점의 문제</w:t>
+            </w:r>
+            <w:r>
+              <w:rPr>
+                <w:rFonts w:ascii="Times New Roman" w:hAnsi="Times New Roman" w:eastAsia="바탕"/>
+                <w:sz w:val="20"/>
+              </w:rPr>
+              <w:t>이며, 진료실 밖에서 일어난다. §1.4 에서 다룰 정책의 사각지대가 정확히 여기다.</w:t>
             </w:r>
           </w:p>
           <w:p>
@@ -2503,63 +2610,20 @@
                 <w:b/>
                 <w:sz w:val="23"/>
               </w:rPr>
-              <w:t>1.4 국제 정책과 그 사각지대</w:t>
-            </w:r>
-          </w:p>
-          <w:p>
-            <w:pPr>
-              <w:spacing w:after="80" w:line="276" w:lineRule="auto"/>
-              <w:jc w:val="both"/>
-            </w:pPr>
-            <w:r>
-              <w:rPr>
-                <w:rFonts w:ascii="Times New Roman" w:hAnsi="Times New Roman" w:eastAsia="바탕"/>
-                <w:sz w:val="20"/>
-              </w:rPr>
-              <w:t xml:space="preserve">세계보건기구는 2017년 제3차 국제 환자안전 과제로 </w:t>
-            </w:r>
-            <w:r>
-              <w:rPr>
-                <w:rFonts w:ascii="Times New Roman" w:hAnsi="Times New Roman" w:eastAsia="바탕"/>
-                <w:b/>
-                <w:sz w:val="20"/>
-              </w:rPr>
-              <w:t>Medication Without Harm</w:t>
-            </w:r>
-            <w:r>
-              <w:rPr>
-                <w:rFonts w:ascii="Times New Roman" w:hAnsi="Times New Roman" w:eastAsia="바탕"/>
-                <w:sz w:val="20"/>
-              </w:rPr>
-              <w:t xml:space="preserve"> 을 선언하고, 5년 안에 중대한 회피 가능 약물 위해를 50% 줄이겠다는 목표를 세웠다 (WHO, 2017). 우선 영역으로 고위험 상황, 다제복용, 진료 이행 셋을 지목했다 (WHO, 2017).</w:t>
-            </w:r>
-          </w:p>
-          <w:p>
-            <w:pPr>
-              <w:spacing w:after="80" w:line="276" w:lineRule="auto"/>
-              <w:jc w:val="both"/>
-            </w:pPr>
-            <w:r>
-              <w:rPr>
-                <w:rFonts w:ascii="Times New Roman" w:hAnsi="Times New Roman" w:eastAsia="바탕"/>
-                <w:sz w:val="20"/>
-              </w:rPr>
-              <w:t xml:space="preserve">그러나 선언으로부터 7년이 지난 2024년 기준, 약물 위해 감축에 관한 국가 목표를 수립한 WHO 회원국은 </w:t>
-            </w:r>
-            <w:r>
-              <w:rPr>
-                <w:rFonts w:ascii="Times New Roman" w:hAnsi="Times New Roman" w:eastAsia="바탕"/>
-                <w:b/>
-                <w:sz w:val="20"/>
-              </w:rPr>
-              <w:t>전체의 18%에 그친다</w:t>
-            </w:r>
-            <w:r>
-              <w:rPr>
-                <w:rFonts w:ascii="Times New Roman" w:hAnsi="Times New Roman" w:eastAsia="바탕"/>
-                <w:sz w:val="20"/>
-              </w:rPr>
-              <w:t xml:space="preserve"> (World Health Organization, </w:t>
+              <w:t>1.3 복약 오류의 유형과 대가</w:t>
+            </w:r>
+          </w:p>
+          <w:p>
+            <w:pPr>
+              <w:spacing w:after="80" w:line="276" w:lineRule="auto"/>
+              <w:jc w:val="both"/>
+            </w:pPr>
+            <w:r>
+              <w:rPr>
+                <w:rFonts w:ascii="Times New Roman" w:hAnsi="Times New Roman" w:eastAsia="바탕"/>
+                <w:sz w:val="20"/>
+              </w:rPr>
+              <w:t xml:space="preserve">복약 오류의 유형별 분포를 보면 문제의 성격이 드러난다. 직접 관찰법으로 조제 단계를 지켜본 연구에서, 약사가 발견한 조제 오류 155건 가운데 누락이 51건(32.9%), 용량 오류가 44건(28.4%), 시각 오류가 36건(23.2%)이었다. 이 셋만으로 전체의 84.5%를 차지한다 (Anacleto, T. A., Perini, E., Rosa, M. B. &amp; César, C. C., "Medication dispensing errors in a Brazilian hospital pharmacy," </w:t>
             </w:r>
             <w:r>
               <w:rPr>
@@ -2567,986 +2631,27 @@
                 <w:i/>
                 <w:sz w:val="20"/>
               </w:rPr>
-              <w:t>Medication without harm: policy brief</w:t>
-            </w:r>
-            <w:r>
-              <w:rPr>
-                <w:rFonts w:ascii="Times New Roman" w:hAnsi="Times New Roman" w:eastAsia="바탕"/>
-                <w:sz w:val="20"/>
-              </w:rPr>
-              <w:t>, ISBN 978-92-4-006276-4, 2024).</w:t>
-            </w:r>
-          </w:p>
-          <w:p>
-            <w:pPr>
-              <w:spacing w:after="80" w:line="276" w:lineRule="auto"/>
-              <w:jc w:val="both"/>
-            </w:pPr>
-            <w:r>
-              <w:rPr>
-                <w:rFonts w:ascii="Times New Roman" w:hAnsi="Times New Roman" w:eastAsia="바탕"/>
-                <w:sz w:val="20"/>
-              </w:rPr>
-              <w:t xml:space="preserve">이 간극은 문제가 인식되지 않았기 때문이 아니다. 국가 정책과 의료 체계가 닿을 수 있는 범위가 진료실과 약국까지이며, </w:t>
-            </w:r>
-            <w:r>
-              <w:rPr>
-                <w:rFonts w:ascii="Times New Roman" w:hAnsi="Times New Roman" w:eastAsia="바탕"/>
-                <w:b/>
-                <w:sz w:val="20"/>
-              </w:rPr>
-              <w:t>환자가 집에서 약봉지를 여는 순간</w:t>
-            </w:r>
-            <w:r>
-              <w:rPr>
-                <w:rFonts w:ascii="Times New Roman" w:hAnsi="Times New Roman" w:eastAsia="바탕"/>
-                <w:sz w:val="20"/>
-              </w:rPr>
-              <w:t>은 그 범위 밖에 있기 때문이다. SnapCare 가 개입하는 지점이 정확히 그 마지막 한 걸음이다.</w:t>
-            </w:r>
-          </w:p>
-          <w:p>
-            <w:pPr>
-              <w:spacing w:before="180" w:after="40"/>
-            </w:pPr>
-            <w:r>
-              <w:rPr>
-                <w:rFonts w:ascii="Times New Roman" w:hAnsi="Times New Roman" w:eastAsia="바탕"/>
-                <w:b/>
-                <w:sz w:val="23"/>
-              </w:rPr>
-              <w:t>1.5 미진단 인구라는 전제 조건</w:t>
-            </w:r>
-          </w:p>
-          <w:p>
-            <w:pPr>
-              <w:spacing w:after="80" w:line="276" w:lineRule="auto"/>
-              <w:jc w:val="both"/>
-            </w:pPr>
-            <w:r>
-              <w:rPr>
-                <w:rFonts w:ascii="Times New Roman" w:hAnsi="Times New Roman" w:eastAsia="바탕"/>
-                <w:sz w:val="20"/>
-              </w:rPr>
-              <w:t>기존의 개인화 건강 앱은 사용자가 자신의 상태를 알고 있다고 전제한다. 그러나 그 전제가 성립하지 않는다.</w:t>
-            </w:r>
-          </w:p>
-          <w:p>
-            <w:pPr>
-              <w:spacing w:after="80" w:line="276" w:lineRule="auto"/>
-              <w:jc w:val="both"/>
-            </w:pPr>
-            <w:r>
-              <w:rPr>
-                <w:rFonts w:ascii="Times New Roman" w:hAnsi="Times New Roman" w:eastAsia="바탕"/>
-                <w:sz w:val="20"/>
-              </w:rPr>
-              <w:t xml:space="preserve">20~79세 성인의 당뇨 유병률은 11.1%로 5억 8,900만 명에 이르며, 이 가운데 </w:t>
-            </w:r>
-            <w:r>
-              <w:rPr>
-                <w:rFonts w:ascii="Times New Roman" w:hAnsi="Times New Roman" w:eastAsia="바탕"/>
-                <w:b/>
-                <w:sz w:val="20"/>
-              </w:rPr>
-              <w:t>2억 5,200만 명, 약 43%가 자신이 당뇨임을 모른다</w:t>
-            </w:r>
-            <w:r>
-              <w:rPr>
-                <w:rFonts w:ascii="Times New Roman" w:hAnsi="Times New Roman" w:eastAsia="바탕"/>
-                <w:sz w:val="20"/>
-              </w:rPr>
-              <w:t xml:space="preserve"> (International Diabetes Federation, </w:t>
-            </w:r>
-            <w:r>
-              <w:rPr>
-                <w:rFonts w:ascii="Times New Roman" w:hAnsi="Times New Roman" w:eastAsia="바탕"/>
-                <w:i/>
-                <w:sz w:val="20"/>
-              </w:rPr>
-              <w:t>IDF Diabetes Atlas</w:t>
-            </w:r>
-            <w:r>
-              <w:rPr>
-                <w:rFonts w:ascii="Times New Roman" w:hAnsi="Times New Roman" w:eastAsia="바탕"/>
-                <w:sz w:val="20"/>
-              </w:rPr>
-              <w:t>, 11th ed., 2025). 당뇨 성인 네 명 중 세 명이 저·중소득국에 산다. 2050년에는 8억 5,300만 명(13%)에 이를 것으로 예측되며, 2024년 한 해 당뇨로 인한 사망은 340만 명, 9초에 한 명꼴이었다 (IDF, 2025).</w:t>
-            </w:r>
-          </w:p>
-          <w:p>
-            <w:pPr>
-              <w:spacing w:after="80" w:line="276" w:lineRule="auto"/>
-              <w:jc w:val="both"/>
-            </w:pPr>
-            <w:r>
-              <w:rPr>
-                <w:rFonts w:ascii="Times New Roman" w:hAnsi="Times New Roman" w:eastAsia="바탕"/>
-                <w:sz w:val="20"/>
-              </w:rPr>
-              <w:t xml:space="preserve">여기서 우리에게 중요한 수는 유병률이 아니라 </w:t>
-            </w:r>
-            <w:r>
-              <w:rPr>
-                <w:rFonts w:ascii="Times New Roman" w:hAnsi="Times New Roman" w:eastAsia="바탕"/>
-                <w:b/>
-                <w:sz w:val="20"/>
-              </w:rPr>
-              <w:t>43%</w:t>
-            </w:r>
-            <w:r>
-              <w:rPr>
-                <w:rFonts w:ascii="Times New Roman" w:hAnsi="Times New Roman" w:eastAsia="바탕"/>
-                <w:sz w:val="20"/>
-              </w:rPr>
-              <w:t xml:space="preserve"> 다. 이들은 병원에 가서 이름을 얻은 적이 없으므로, "당뇨가 있으십니까" 라는 질문에 아니라고 답한다. 그리고 그 답을 받은 앱은 그들에게 당뇨를 고려하지 않은 판정을 내놓는다.</w:t>
-            </w:r>
-          </w:p>
-          <w:p>
-            <w:pPr>
-              <w:spacing w:after="80" w:line="276" w:lineRule="auto"/>
-              <w:jc w:val="both"/>
-            </w:pPr>
-            <w:r>
-              <w:rPr>
-                <w:rFonts w:ascii="Times New Roman" w:hAnsi="Times New Roman" w:eastAsia="바탕"/>
-                <w:sz w:val="20"/>
-              </w:rPr>
-              <w:t xml:space="preserve">식품 알레르기에서도 같은 구조가 나타난다. 자가보고 유병률은 임상 확진 유병률보다 일관되게 높게 나타나며, 이는 진단 수단에 접근하지 못한 사람이 상당수 존재함을 시사한다. 미국에서는 성인 약 1,800만 명, 즉 100명 중 7명이 식품 알레르기를 가지고 있다 (Food Allergy Research &amp; Education, </w:t>
-            </w:r>
-            <w:r>
-              <w:rPr>
-                <w:rFonts w:ascii="Times New Roman" w:hAnsi="Times New Roman" w:eastAsia="바탕"/>
-                <w:i/>
-                <w:sz w:val="20"/>
-              </w:rPr>
-              <w:t>Food Allergy Facts and Statistics</w:t>
-            </w:r>
-            <w:r>
-              <w:rPr>
-                <w:rFonts w:ascii="Times New Roman" w:hAnsi="Times New Roman" w:eastAsia="바탕"/>
-                <w:sz w:val="20"/>
-              </w:rPr>
-              <w:t>, 2024).</w:t>
-            </w:r>
-          </w:p>
-          <w:p>
-            <w:pPr>
-              <w:spacing w:after="80" w:line="276" w:lineRule="auto"/>
-              <w:jc w:val="both"/>
-            </w:pPr>
-            <w:r>
-              <w:rPr>
-                <w:rFonts w:ascii="Times New Roman" w:hAnsi="Times New Roman" w:eastAsia="바탕"/>
-                <w:sz w:val="20"/>
-              </w:rPr>
-              <w:t xml:space="preserve">따라서 "당신은 무슨 알레르기가 있습니까" 라는 질문은 </w:t>
-            </w:r>
-            <w:r>
-              <w:rPr>
-                <w:rFonts w:ascii="Times New Roman" w:hAnsi="Times New Roman" w:eastAsia="바탕"/>
-                <w:b/>
-                <w:sz w:val="20"/>
-              </w:rPr>
-              <w:t>검사를 받아 본 사람만 답할 수 있는 질문</w:t>
-            </w:r>
-            <w:r>
-              <w:rPr>
-                <w:rFonts w:ascii="Times New Roman" w:hAnsi="Times New Roman" w:eastAsia="바탕"/>
-                <w:sz w:val="20"/>
-              </w:rPr>
-              <w:t>이다. 이 전제를 그대로 두면 정작 도움이 가장 필요한 사람이 처음 화면에서 걸러진다.</w:t>
-            </w:r>
-          </w:p>
-          <w:p>
-            <w:pPr>
-              <w:spacing w:before="180" w:after="40"/>
-            </w:pPr>
-            <w:r>
-              <w:rPr>
-                <w:rFonts w:ascii="Times New Roman" w:hAnsi="Times New Roman" w:eastAsia="바탕"/>
-                <w:b/>
-                <w:sz w:val="23"/>
-              </w:rPr>
-              <w:t>1.6 전달 매체의 보급 현황</w:t>
-            </w:r>
-          </w:p>
-          <w:p>
-            <w:pPr>
-              <w:spacing w:after="80" w:line="276" w:lineRule="auto"/>
-              <w:jc w:val="both"/>
-            </w:pPr>
-            <w:r>
-              <w:rPr>
-                <w:rFonts w:ascii="Times New Roman" w:hAnsi="Times New Roman" w:eastAsia="바탕"/>
-                <w:sz w:val="20"/>
-              </w:rPr>
-              <w:t xml:space="preserve">문제를 해결할 매체 자체는 이미 보급되어 있다. 2025년 조사에서 미국의 65세 이상 스마트폰 보유율은 78%였다. 같은 조사에서 50세 미만은 97%, 50~64세는 90%였고, 전체 성인은 91%로 2011년 첫 조사의 35%에서 올랐다 (Pew Research Center, </w:t>
-            </w:r>
-            <w:r>
-              <w:rPr>
-                <w:rFonts w:ascii="Times New Roman" w:hAnsi="Times New Roman" w:eastAsia="바탕"/>
-                <w:i/>
-                <w:sz w:val="20"/>
-              </w:rPr>
-              <w:t>Mobile Fact Sheet: Demographics of Mobile Device Ownership and Adoption in the United States</w:t>
-            </w:r>
-            <w:r>
-              <w:rPr>
-                <w:rFonts w:ascii="Times New Roman" w:hAnsi="Times New Roman" w:eastAsia="바탕"/>
-                <w:sz w:val="20"/>
-              </w:rPr>
-              <w:t xml:space="preserve">, 조사 기간 2025-02-05~06-18, 2025). 사하라이남 아프리카의 모바일 인터넷 이용자는 2022년 약 2억 8,700만 명에서 2030년 4억 3,800만 명으로, 스마트폰 보급률은 51%에서 88%로 확대될 전망이다 (GSM Association, </w:t>
-            </w:r>
-            <w:r>
-              <w:rPr>
-                <w:rFonts w:ascii="Times New Roman" w:hAnsi="Times New Roman" w:eastAsia="바탕"/>
-                <w:i/>
-                <w:sz w:val="20"/>
-              </w:rPr>
-              <w:t>The Mobile Economy Sub-Saharan Africa 2023</w:t>
-            </w:r>
-            <w:r>
-              <w:rPr>
-                <w:rFonts w:ascii="Times New Roman" w:hAnsi="Times New Roman" w:eastAsia="바탕"/>
-                <w:sz w:val="20"/>
-              </w:rPr>
-              <w:t>, GSMA Intelligence, 2023).</w:t>
-            </w:r>
-          </w:p>
-          <w:p>
-            <w:pPr>
-              <w:spacing w:after="80" w:line="276" w:lineRule="auto"/>
-              <w:jc w:val="both"/>
-            </w:pPr>
-            <w:r>
-              <w:rPr>
-                <w:rFonts w:ascii="Times New Roman" w:hAnsi="Times New Roman" w:eastAsia="바탕"/>
-                <w:sz w:val="20"/>
-              </w:rPr>
-              <w:t>[표 3] 연령대별 스마트폰 보유율 (미국, 2025)</w:t>
-            </w:r>
-          </w:p>
-          <w:tbl>
-            <w:tblPr>
-              <w:tblW w:type="auto" w:w="0"/>
-              <w:jc w:val="center"/>
-              <w:tblLook w:firstColumn="1" w:firstRow="1" w:lastColumn="0" w:lastRow="0" w:noHBand="0" w:noVBand="1" w:val="04A0"/>
-              <w:tblBorders>
-                <w:top w:val="single" w:sz="4" w:color="BFBFBF"/>
-                <w:left w:val="single" w:sz="4" w:color="BFBFBF"/>
-                <w:bottom w:val="single" w:sz="4" w:color="BFBFBF"/>
-                <w:right w:val="single" w:sz="4" w:color="BFBFBF"/>
-                <w:insideH w:val="single" w:sz="4" w:color="BFBFBF"/>
-                <w:insideV w:val="single" w:sz="4" w:color="BFBFBF"/>
-              </w:tblBorders>
-            </w:tblPr>
-            <w:tblGrid>
-              <w:gridCol w:w="4882"/>
-              <w:gridCol w:w="4882"/>
-            </w:tblGrid>
-            <w:tr>
-              <w:tc>
-                <w:tcPr>
-                  <w:tcW w:type="dxa" w:w="4882"/>
-                  <w:shd w:val="clear" w:fill="F2F2F2"/>
-                </w:tcPr>
-                <w:p>
-                  <w:r>
-                    <w:rPr>
-                      <w:rFonts w:ascii="Times New Roman" w:hAnsi="Times New Roman" w:eastAsia="바탕"/>
-                      <w:b/>
-                      <w:sz w:val="18"/>
-                    </w:rPr>
-                    <w:t>연령대</w:t>
-                  </w:r>
-                </w:p>
-              </w:tc>
-              <w:tc>
-                <w:tcPr>
-                  <w:tcW w:type="dxa" w:w="4882"/>
-                  <w:shd w:val="clear" w:fill="F2F2F2"/>
-                </w:tcPr>
-                <w:p>
-                  <w:r>
-                    <w:rPr>
-                      <w:rFonts w:ascii="Times New Roman" w:hAnsi="Times New Roman" w:eastAsia="바탕"/>
-                      <w:b/>
-                      <w:sz w:val="18"/>
-                    </w:rPr>
-                    <w:t>보유율</w:t>
-                  </w:r>
-                </w:p>
-              </w:tc>
-            </w:tr>
-            <w:tr>
-              <w:tc>
-                <w:tcPr>
-                  <w:tcW w:type="dxa" w:w="4882"/>
-                </w:tcPr>
-                <w:p>
-                  <w:r>
-                    <w:rPr>
-                      <w:rFonts w:ascii="Times New Roman" w:hAnsi="Times New Roman" w:eastAsia="바탕"/>
-                      <w:sz w:val="18"/>
-                    </w:rPr>
-                    <w:t>50세 미만</w:t>
-                  </w:r>
-                </w:p>
-              </w:tc>
-              <w:tc>
-                <w:tcPr>
-                  <w:tcW w:type="dxa" w:w="4882"/>
-                </w:tcPr>
-                <w:p>
-                  <w:r>
-                    <w:rPr>
-                      <w:rFonts w:ascii="Times New Roman" w:hAnsi="Times New Roman" w:eastAsia="바탕"/>
-                      <w:sz w:val="18"/>
-                    </w:rPr>
-                    <w:t>97%</w:t>
-                  </w:r>
-                </w:p>
-              </w:tc>
-            </w:tr>
-            <w:tr>
-              <w:tc>
-                <w:tcPr>
-                  <w:tcW w:type="dxa" w:w="4882"/>
-                </w:tcPr>
-                <w:p>
-                  <w:r>
-                    <w:rPr>
-                      <w:rFonts w:ascii="Times New Roman" w:hAnsi="Times New Roman" w:eastAsia="바탕"/>
-                      <w:sz w:val="18"/>
-                    </w:rPr>
-                    <w:t>50~64세</w:t>
-                  </w:r>
-                </w:p>
-              </w:tc>
-              <w:tc>
-                <w:tcPr>
-                  <w:tcW w:type="dxa" w:w="4882"/>
-                </w:tcPr>
-                <w:p>
-                  <w:r>
-                    <w:rPr>
-                      <w:rFonts w:ascii="Times New Roman" w:hAnsi="Times New Roman" w:eastAsia="바탕"/>
-                      <w:sz w:val="18"/>
-                    </w:rPr>
-                    <w:t>90%</w:t>
-                  </w:r>
-                </w:p>
-              </w:tc>
-            </w:tr>
-            <w:tr>
-              <w:tc>
-                <w:tcPr>
-                  <w:tcW w:type="dxa" w:w="4882"/>
-                </w:tcPr>
-                <w:p>
-                  <w:r>
-                    <w:rPr>
-                      <w:rFonts w:ascii="Times New Roman" w:hAnsi="Times New Roman" w:eastAsia="바탕"/>
-                      <w:sz w:val="18"/>
-                    </w:rPr>
-                    <w:t>65세 이상</w:t>
-                  </w:r>
-                </w:p>
-              </w:tc>
-              <w:tc>
-                <w:tcPr>
-                  <w:tcW w:type="dxa" w:w="4882"/>
-                </w:tcPr>
-                <w:p>
-                  <w:r>
-                    <w:rPr>
-                      <w:rFonts w:ascii="Times New Roman" w:hAnsi="Times New Roman" w:eastAsia="바탕"/>
-                      <w:sz w:val="18"/>
-                    </w:rPr>
-                    <w:t>78%</w:t>
-                  </w:r>
-                </w:p>
-              </w:tc>
-            </w:tr>
-          </w:tbl>
-          <w:p/>
-          <w:p>
-            <w:pPr>
-              <w:spacing w:after="120"/>
-            </w:pPr>
-          </w:p>
-          <w:p>
-            <w:pPr>
-              <w:spacing w:after="80" w:line="276" w:lineRule="auto"/>
-              <w:jc w:val="both"/>
-            </w:pPr>
-            <w:r>
-              <w:rPr>
-                <w:rFonts w:ascii="Times New Roman" w:hAnsi="Times New Roman" w:eastAsia="바탕"/>
-                <w:sz w:val="20"/>
-              </w:rPr>
-              <w:t xml:space="preserve">표 3이 말하는 것은 </w:t>
-            </w:r>
-            <w:r>
-              <w:rPr>
-                <w:rFonts w:ascii="Times New Roman" w:hAnsi="Times New Roman" w:eastAsia="바탕"/>
-                <w:b/>
-                <w:sz w:val="20"/>
-              </w:rPr>
-              <w:t>기기가 없어서 쓰지 못하는 것이 아니라는 사실</w:t>
-            </w:r>
-            <w:r>
-              <w:rPr>
-                <w:rFonts w:ascii="Times New Roman" w:hAnsi="Times New Roman" w:eastAsia="바탕"/>
-                <w:sz w:val="20"/>
-              </w:rPr>
-              <w:t>이다. 고령층의 네 명 중 세 명이 이미 스마트폰을 가지고 있다. 접근을 막는 것은 기기가 아니라 그 화면이 읽기를 요구한다는 점이다.</w:t>
-            </w:r>
-          </w:p>
-          <w:p>
-            <w:pPr>
-              <w:spacing w:before="160" w:after="60"/>
-              <w:jc w:val="center"/>
-            </w:pPr>
-            <w:r>
-              <w:drawing>
-                <wp:inline xmlns:a="http://schemas.openxmlformats.org/drawingml/2006/main" xmlns:pic="http://schemas.openxmlformats.org/drawingml/2006/picture">
-                  <wp:extent cx="5486400" cy="2560320"/>
-                  <wp:docPr id="4" name="Picture 4"/>
-                  <wp:cNvGraphicFramePr>
-                    <a:graphicFrameLocks noChangeAspect="1"/>
-                  </wp:cNvGraphicFramePr>
-                  <a:graphic>
-                    <a:graphicData uri="http://schemas.openxmlformats.org/drawingml/2006/picture">
-                      <pic:pic>
-                        <pic:nvPicPr>
-                          <pic:cNvPr id="0" name="chart04_smartphone.png"/>
-                          <pic:cNvPicPr/>
-                        </pic:nvPicPr>
-                        <pic:blipFill>
-                          <a:blip r:embed="rId18"/>
-                          <a:stretch>
-                            <a:fillRect/>
-                          </a:stretch>
-                        </pic:blipFill>
-                        <pic:spPr>
-                          <a:xfrm>
-                            <a:off x="0" y="0"/>
-                            <a:ext cx="5486400" cy="2560320"/>
-                          </a:xfrm>
-                          <a:prstGeom prst="rect"/>
-                        </pic:spPr>
-                      </pic:pic>
-                    </a:graphicData>
-                  </a:graphic>
-                </wp:inline>
-              </w:drawing>
-            </w:r>
-          </w:p>
-          <w:p>
-            <w:pPr>
-              <w:spacing w:after="200" w:line="276" w:lineRule="auto"/>
-              <w:jc w:val="center"/>
-            </w:pPr>
-            <w:r>
-              <w:rPr>
-                <w:rFonts w:ascii="Times New Roman" w:hAnsi="Times New Roman" w:eastAsia="바탕"/>
-                <w:b/>
-                <w:color w:val="606068"/>
-                <w:sz w:val="18"/>
-              </w:rPr>
-              <w:t>[그림 4]</w:t>
-            </w:r>
-            <w:r>
-              <w:rPr>
-                <w:rFonts w:ascii="Times New Roman" w:hAnsi="Times New Roman" w:eastAsia="바탕"/>
-                <w:color w:val="606068"/>
-                <w:sz w:val="18"/>
-              </w:rPr>
-              <w:t xml:space="preserve"> 연령대별 스마트폰 보유율 (미국, 2025). 65세 이상과 50세 미만의 격차는 19%p 로, 이 문제를 "기기 보급" 으로 설명하기에는 이미 좁다. 남은 격차는 기기가 아니라 화면에 있다.</w:t>
-            </w:r>
-          </w:p>
-          <w:p>
-            <w:pPr>
-              <w:spacing w:before="180" w:after="40"/>
-            </w:pPr>
-            <w:r>
-              <w:rPr>
-                <w:rFonts w:ascii="Times New Roman" w:hAnsi="Times New Roman" w:eastAsia="바탕"/>
-                <w:b/>
-                <w:sz w:val="23"/>
-              </w:rPr>
-              <w:t>1.7 고령화의 규모와 지리적 이동</w:t>
-            </w:r>
-          </w:p>
-          <w:p>
-            <w:pPr>
-              <w:spacing w:after="80" w:line="276" w:lineRule="auto"/>
-              <w:jc w:val="both"/>
-            </w:pPr>
-            <w:r>
-              <w:rPr>
-                <w:rFonts w:ascii="Times New Roman" w:hAnsi="Times New Roman" w:eastAsia="바탕"/>
-                <w:sz w:val="20"/>
-              </w:rPr>
-              <w:t xml:space="preserve">60세 이상 인구는 2020년 10억 명에서 2030년 14억 명으로 증가하며, 2030년에는 세계 인구 여섯 명 중 한 명이 60세 이상이 된다. 2050년에는 21억 명으로 다시 두 배가 되고, 세계 인구에서 차지하는 비중은 2015년 12%에서 2050년 22%로 오른다. 더 중요한 것은 그 분포다. </w:t>
-            </w:r>
-            <w:r>
-              <w:rPr>
-                <w:rFonts w:ascii="Times New Roman" w:hAnsi="Times New Roman" w:eastAsia="바탕"/>
-                <w:b/>
-                <w:sz w:val="20"/>
-              </w:rPr>
-              <w:t>2050년에는 60세 이상 인구의 3분의 2가 저·중소득국에 살게 된다</w:t>
-            </w:r>
-            <w:r>
-              <w:rPr>
-                <w:rFonts w:ascii="Times New Roman" w:hAnsi="Times New Roman" w:eastAsia="바탕"/>
-                <w:sz w:val="20"/>
-              </w:rPr>
-              <w:t xml:space="preserve"> (World Health Organization, </w:t>
-            </w:r>
-            <w:r>
-              <w:rPr>
-                <w:rFonts w:ascii="Times New Roman" w:hAnsi="Times New Roman" w:eastAsia="바탕"/>
-                <w:i/>
-                <w:sz w:val="20"/>
-              </w:rPr>
-              <w:t>Ageing and health</w:t>
-            </w:r>
-            <w:r>
-              <w:rPr>
-                <w:rFonts w:ascii="Times New Roman" w:hAnsi="Times New Roman" w:eastAsia="바탕"/>
-                <w:sz w:val="20"/>
-              </w:rPr>
-              <w:t xml:space="preserve"> fact sheet).</w:t>
-            </w:r>
-          </w:p>
-          <w:p>
-            <w:pPr>
-              <w:spacing w:after="80" w:line="276" w:lineRule="auto"/>
-              <w:jc w:val="both"/>
-            </w:pPr>
-            <w:r>
-              <w:rPr>
-                <w:rFonts w:ascii="Times New Roman" w:hAnsi="Times New Roman" w:eastAsia="바탕"/>
-                <w:sz w:val="20"/>
-              </w:rPr>
-              <w:t xml:space="preserve">고령화는 흔히 부유한 국가의 문제로 인식되지만 실제로는 반대 방향으로 이동하고 있다. 그리고 저·중소득국의 고령자는 </w:t>
-            </w:r>
-            <w:r>
-              <w:rPr>
-                <w:rFonts w:ascii="Times New Roman" w:hAnsi="Times New Roman" w:eastAsia="바탕"/>
-                <w:b/>
-                <w:sz w:val="20"/>
-              </w:rPr>
-              <w:t>문해력이 낮을 가능성이 높고, 여러 약을 동시에 복용하며, 의료 접근이 어려운 사람</w:t>
-            </w:r>
-            <w:r>
-              <w:rPr>
-                <w:rFonts w:ascii="Times New Roman" w:hAnsi="Times New Roman" w:eastAsia="바탕"/>
-                <w:sz w:val="20"/>
-              </w:rPr>
-              <w:t xml:space="preserve"> 이라는 세 조건이 겹치는 집단이다.</w:t>
-            </w:r>
-          </w:p>
-          <w:p>
-            <w:pPr>
-              <w:spacing w:after="80" w:line="276" w:lineRule="auto"/>
-              <w:jc w:val="both"/>
-            </w:pPr>
-            <w:r>
-              <w:rPr>
-                <w:rFonts w:ascii="Times New Roman" w:hAnsi="Times New Roman" w:eastAsia="바탕"/>
-                <w:sz w:val="20"/>
-              </w:rPr>
-              <w:t xml:space="preserve">한국의 자료가 이 겹침을 구체적으로 보여준다. 65세 이상 131명을 조사한 연구에서 </w:t>
-            </w:r>
-            <w:r>
-              <w:rPr>
-                <w:rFonts w:ascii="Times New Roman" w:hAnsi="Times New Roman" w:eastAsia="바탕"/>
-                <w:b/>
-                <w:sz w:val="20"/>
-              </w:rPr>
-              <w:t>79.4%가 스스로 약을 복용</w:t>
-            </w:r>
-            <w:r>
-              <w:rPr>
-                <w:rFonts w:ascii="Times New Roman" w:hAnsi="Times New Roman" w:eastAsia="바탕"/>
-                <w:sz w:val="20"/>
-              </w:rPr>
-              <w:t xml:space="preserve">하지만 복약 안전 교육을 받은 사람은 </w:t>
-            </w:r>
-            <w:r>
-              <w:rPr>
-                <w:rFonts w:ascii="Times New Roman" w:hAnsi="Times New Roman" w:eastAsia="바탕"/>
-                <w:b/>
-                <w:sz w:val="20"/>
-              </w:rPr>
-              <w:t>28.2%</w:t>
-            </w:r>
-            <w:r>
-              <w:rPr>
-                <w:rFonts w:ascii="Times New Roman" w:hAnsi="Times New Roman" w:eastAsia="바탕"/>
-                <w:sz w:val="20"/>
-              </w:rPr>
-              <w:t xml:space="preserve">에 그쳤다 (Lee, M., Kim, K., Rhew, K. &amp; Choi, K.-H., "A knowledge, attitude, and practice survey on medication safety in Korean older adults," </w:t>
-            </w:r>
-            <w:r>
-              <w:rPr>
-                <w:rFonts w:ascii="Times New Roman" w:hAnsi="Times New Roman" w:eastAsia="바탕"/>
-                <w:i/>
-                <w:sz w:val="20"/>
-              </w:rPr>
-              <w:t>Healthcare</w:t>
-            </w:r>
-            <w:r>
-              <w:rPr>
-                <w:rFonts w:ascii="Times New Roman" w:hAnsi="Times New Roman" w:eastAsia="바탕"/>
-                <w:sz w:val="20"/>
-              </w:rPr>
-              <w:t>, 9(10):1365, 2021, doi:10.3390/healthcare9101365). 그리고 그 연령대의 건강정보이해능력이 적절한 비율은 40.3%다 (질병관리청, 2023). 스스로 관리해야 하는 사람이 다수인데, 읽어낼 준비를 갖춘 사람은 소수라는 뜻이다.</w:t>
-            </w:r>
-          </w:p>
-          <w:p>
-            <w:pPr>
-              <w:spacing w:after="80" w:line="276" w:lineRule="auto"/>
-              <w:jc w:val="both"/>
-            </w:pPr>
-            <w:r>
-              <w:rPr>
-                <w:rFonts w:ascii="Times New Roman" w:hAnsi="Times New Roman" w:eastAsia="바탕"/>
-                <w:sz w:val="20"/>
-              </w:rPr>
-              <w:t xml:space="preserve">표본이 131명으로 작고 조사가 2017년에 이루어졌다는 점은 밝혀 둔다. 이 값을 한국 고령자 전체의 추정치로 쓰기에는 무리가 있으며, 여기서 쓰는 것은 </w:t>
-            </w:r>
-            <w:r>
-              <w:rPr>
-                <w:rFonts w:ascii="Times New Roman" w:hAnsi="Times New Roman" w:eastAsia="바탕"/>
-                <w:b/>
-                <w:sz w:val="20"/>
-              </w:rPr>
-              <w:t>비율의 방향</w:t>
-            </w:r>
-            <w:r>
-              <w:rPr>
-                <w:rFonts w:ascii="Times New Roman" w:hAnsi="Times New Roman" w:eastAsia="바탕"/>
-                <w:sz w:val="20"/>
-              </w:rPr>
-              <w:t>이다. 스스로 관리하는 쪽이 교육받은 쪽보다 훨씬 많다는 것.</w:t>
-            </w:r>
-          </w:p>
-          <w:p>
-            <w:pPr>
-              <w:spacing w:after="80" w:line="276" w:lineRule="auto"/>
-              <w:jc w:val="both"/>
-            </w:pPr>
-            <w:r>
-              <w:rPr>
-                <w:rFonts w:ascii="Times New Roman" w:hAnsi="Times New Roman" w:eastAsia="바탕"/>
-                <w:sz w:val="20"/>
-              </w:rPr>
-              <w:t xml:space="preserve">몰도바에서도 같은 구조가 관찰된다. 2015년부터 2060년 사이에 인구는 31% 줄고 평균 연령은 38세에서 47세로 오르며, </w:t>
-            </w:r>
-            <w:r>
-              <w:rPr>
-                <w:rFonts w:ascii="Times New Roman" w:hAnsi="Times New Roman" w:eastAsia="바탕"/>
-                <w:b/>
-                <w:sz w:val="20"/>
-              </w:rPr>
-              <w:t>고령 인구 비중은 두 배 이상 늘어 27%에 이를 전망이다.</w:t>
-            </w:r>
-            <w:r>
-              <w:rPr>
-                <w:rFonts w:ascii="Times New Roman" w:hAnsi="Times New Roman" w:eastAsia="바탕"/>
-                <w:sz w:val="20"/>
-              </w:rPr>
-              <w:t xml:space="preserve"> 질병 부담은 비감염성 질환에 압도적으로 집중되어 있으며, 2008년부터 2015년 사이에 당뇨 유병률이 75%, 순환기 질환이 41% 늘었다 (Voncina, L., Dozol, A., Volovei, I. &amp; Cetinkaya, V., </w:t>
-            </w:r>
-            <w:r>
-              <w:rPr>
-                <w:rFonts w:ascii="Times New Roman" w:hAnsi="Times New Roman" w:eastAsia="바탕"/>
-                <w:i/>
-                <w:sz w:val="20"/>
-              </w:rPr>
-              <w:t>Human Development Assessment for Moldova: Background Paper on Health</w:t>
-            </w:r>
-            <w:r>
-              <w:rPr>
-                <w:rFonts w:ascii="Times New Roman" w:hAnsi="Times New Roman" w:eastAsia="바탕"/>
-                <w:sz w:val="20"/>
-              </w:rPr>
-              <w:t>, World Bank, 2022).</w:t>
-            </w:r>
-          </w:p>
-          <w:p>
-            <w:pPr>
-              <w:spacing w:after="80" w:line="276" w:lineRule="auto"/>
-              <w:jc w:val="both"/>
-            </w:pPr>
-            <w:r>
-              <w:rPr>
-                <w:rFonts w:ascii="Times New Roman" w:hAnsi="Times New Roman" w:eastAsia="바탕"/>
-                <w:sz w:val="20"/>
-              </w:rPr>
-              <w:t xml:space="preserve">건강 문해력과 1차 의료 이용의 관계를 몰도바계 인구에서 직접 다룬 연구도 있다. 다만 이 연구의 대상은 몰도바 거주자가 아니라 </w:t>
-            </w:r>
-            <w:r>
-              <w:rPr>
-                <w:rFonts w:ascii="Times New Roman" w:hAnsi="Times New Roman" w:eastAsia="바탕"/>
-                <w:b/>
-                <w:sz w:val="20"/>
-              </w:rPr>
-              <w:t>이탈리아 파도바에 사는 몰도바 이주 여성 170명</w:t>
-            </w:r>
-            <w:r>
-              <w:rPr>
-                <w:rFonts w:ascii="Times New Roman" w:hAnsi="Times New Roman" w:eastAsia="바탕"/>
-                <w:sz w:val="20"/>
-              </w:rPr>
-              <w:t xml:space="preserve">이며, 문해력이 낮은 쪽에서 흡연율이 높고(33.3% 대 14.3%) 주치의 방문이 적었다는 것을 보고한다 (Vianello, F. A. et al., "Health status of female Moldovan migrants to Italy by health literacy level and age group," </w:t>
-            </w:r>
-            <w:r>
-              <w:rPr>
-                <w:rFonts w:ascii="Times New Roman" w:hAnsi="Times New Roman" w:eastAsia="바탕"/>
-                <w:i/>
-                <w:sz w:val="20"/>
-              </w:rPr>
-              <w:t>BMC Public Health</w:t>
-            </w:r>
-            <w:r>
-              <w:rPr>
-                <w:rFonts w:ascii="Times New Roman" w:hAnsi="Times New Roman" w:eastAsia="바탕"/>
-                <w:sz w:val="20"/>
-              </w:rPr>
-              <w:t xml:space="preserve">, 20:1502, 2020, doi:10.1186/s12889-020-09582-9). 이주민 표본이므로 몰도바 국내 인구에 그대로 옮길 수 없다는 점을 밝혀 둔다. 우리가 이 연구에서 취하는 것은 수치가 아니라 </w:t>
-            </w:r>
-            <w:r>
-              <w:rPr>
-                <w:rFonts w:ascii="Times New Roman" w:hAnsi="Times New Roman" w:eastAsia="바탕"/>
-                <w:b/>
-                <w:sz w:val="20"/>
-              </w:rPr>
-              <w:t>건강 문해력이 1차 의료 이용과 실제로 연동된다는 관계</w:t>
-            </w:r>
-            <w:r>
-              <w:rPr>
-                <w:rFonts w:ascii="Times New Roman" w:hAnsi="Times New Roman" w:eastAsia="바탕"/>
-                <w:sz w:val="20"/>
-              </w:rPr>
-              <w:t>이며, 그 관계를 몰도바 현지에서 확인하는 것은 §5.8 의 현지 평가에 속한다.</w:t>
-            </w:r>
-          </w:p>
-          <w:p>
-            <w:pPr>
-              <w:spacing w:before="180" w:after="40"/>
-            </w:pPr>
-            <w:r>
-              <w:rPr>
-                <w:rFonts w:ascii="Times New Roman" w:hAnsi="Times New Roman" w:eastAsia="바탕"/>
-                <w:b/>
-                <w:sz w:val="23"/>
-              </w:rPr>
-              <w:t>1.8 시각적 전달의 효과와 한계</w:t>
-            </w:r>
-          </w:p>
-          <w:p>
-            <w:pPr>
-              <w:spacing w:after="80" w:line="276" w:lineRule="auto"/>
-              <w:jc w:val="both"/>
-            </w:pPr>
-            <w:r>
-              <w:rPr>
-                <w:rFonts w:ascii="Times New Roman" w:hAnsi="Times New Roman" w:eastAsia="바탕"/>
-                <w:sz w:val="20"/>
-              </w:rPr>
-              <w:t xml:space="preserve">그림이 문자보다 잘 기억된다는 것은 인지심리학에서 반복 검증된 현상이다. 그림 우월 효과(picture superiority effect)는 그림이 단어보다 회상률이 높고 더 오래 남는다는 것을 가리키며, 이중부호화 이론은 시각 정보가 시각과 언어 두 경로로 부호화되어 회상 경로가 둘인 반면 문자는 시각 부호화가 잘 되지 않는다는 것으로 이를 설명한다 (Paivio, A., </w:t>
-            </w:r>
-            <w:r>
-              <w:rPr>
-                <w:rFonts w:ascii="Times New Roman" w:hAnsi="Times New Roman" w:eastAsia="바탕"/>
-                <w:i/>
-                <w:sz w:val="20"/>
-              </w:rPr>
-              <w:t>Imagery and Verbal Processes</w:t>
-            </w:r>
-            <w:r>
-              <w:rPr>
-                <w:rFonts w:ascii="Times New Roman" w:hAnsi="Times New Roman" w:eastAsia="바탕"/>
-                <w:sz w:val="20"/>
-              </w:rPr>
-              <w:t xml:space="preserve">, Holt, Rinehart &amp; Winston, 1971; </w:t>
-            </w:r>
-            <w:r>
-              <w:rPr>
-                <w:rFonts w:ascii="Times New Roman" w:hAnsi="Times New Roman" w:eastAsia="바탕"/>
-                <w:i/>
-                <w:sz w:val="20"/>
-              </w:rPr>
-              <w:t>Mental Representations: A Dual Coding Approach</w:t>
-            </w:r>
-            <w:r>
-              <w:rPr>
-                <w:rFonts w:ascii="Times New Roman" w:hAnsi="Times New Roman" w:eastAsia="바탕"/>
-                <w:sz w:val="20"/>
-              </w:rPr>
-              <w:t xml:space="preserve">, Oxford University Press, 1986). 보건 의사소통 영역에서도 문자에 밀접히 결합된 그림은 문자 단독 대비 주의와 회상을 뚜렷이 증가시킨다 (Houts, P. S., Doak, C. C., Doak, L. G. &amp; Loscalzo, M. J., "The role of pictures in improving health communication," </w:t>
-            </w:r>
-            <w:r>
-              <w:rPr>
-                <w:rFonts w:ascii="Times New Roman" w:hAnsi="Times New Roman" w:eastAsia="바탕"/>
-                <w:i/>
-                <w:sz w:val="20"/>
-              </w:rPr>
-              <w:t>Patient Education and Counseling</w:t>
-            </w:r>
-            <w:r>
-              <w:rPr>
-                <w:rFonts w:ascii="Times New Roman" w:hAnsi="Times New Roman" w:eastAsia="바탕"/>
-                <w:sz w:val="20"/>
-              </w:rPr>
-              <w:t>, 61(2):173–190, 2006).</w:t>
-            </w:r>
-          </w:p>
-          <w:p>
-            <w:pPr>
-              <w:spacing w:after="80" w:line="276" w:lineRule="auto"/>
-              <w:jc w:val="both"/>
-            </w:pPr>
-            <w:r>
-              <w:rPr>
-                <w:rFonts w:ascii="Times New Roman" w:hAnsi="Times New Roman" w:eastAsia="바탕"/>
-                <w:sz w:val="20"/>
-              </w:rPr>
-              <w:t>그러나 여기서 두 가지를 구분해야 한다.</w:t>
-            </w:r>
-          </w:p>
-          <w:p>
-            <w:pPr>
-              <w:spacing w:after="80" w:line="276" w:lineRule="auto"/>
-              <w:jc w:val="both"/>
-            </w:pPr>
-            <w:r>
-              <w:rPr>
-                <w:rFonts w:ascii="Times New Roman" w:hAnsi="Times New Roman" w:eastAsia="바탕"/>
-                <w:sz w:val="20"/>
-              </w:rPr>
-              <w:t xml:space="preserve">첫째, Houts 등의 결과는 그림을 </w:t>
-            </w:r>
-            <w:r>
-              <w:rPr>
-                <w:rFonts w:ascii="Times New Roman" w:hAnsi="Times New Roman" w:eastAsia="바탕"/>
-                <w:b/>
-                <w:sz w:val="20"/>
-              </w:rPr>
-              <w:t>문자 또는 음성과 밀접히 결합했을 때</w:t>
-            </w:r>
-            <w:r>
-              <w:rPr>
-                <w:rFonts w:ascii="Times New Roman" w:hAnsi="Times New Roman" w:eastAsia="바탕"/>
-                <w:sz w:val="20"/>
-              </w:rPr>
-              <w:t xml:space="preserve">의 것이다. 원문은 "written or spoken text" 라고 쓴다. 이 구분이 본 연구의 설계에 직접 닿는다. SnapCare 는 그림을 문자와 짝지우지 않고 </w:t>
-            </w:r>
-            <w:r>
-              <w:rPr>
-                <w:rFonts w:ascii="Times New Roman" w:hAnsi="Times New Roman" w:eastAsia="바탕"/>
-                <w:b/>
-                <w:sz w:val="20"/>
-              </w:rPr>
-              <w:t>음성과</w:t>
-            </w:r>
-            <w:r>
-              <w:rPr>
-                <w:rFonts w:ascii="Times New Roman" w:hAnsi="Times New Roman" w:eastAsia="바탕"/>
-                <w:sz w:val="20"/>
-              </w:rPr>
-              <w:t xml:space="preserve"> 짝지우므로, Houts 등이 다룬 두 조건 가운데 뒤쪽에 해당한다. 다만 그 검토에 포함된 연구들이 음성 조건을 문자 조건만큼 많이 다루었는지는 확인하지 못했으며, 문자를 완전히 제거한 화면에서의 효과는 여전히 별도로 검증되어야 한다.</w:t>
-            </w:r>
-          </w:p>
-          <w:p>
-            <w:pPr>
-              <w:spacing w:after="80" w:line="276" w:lineRule="auto"/>
-              <w:jc w:val="both"/>
-            </w:pPr>
-            <w:r>
-              <w:rPr>
-                <w:rFonts w:ascii="Times New Roman" w:hAnsi="Times New Roman" w:eastAsia="바탕"/>
-                <w:sz w:val="20"/>
-              </w:rPr>
-              <w:t xml:space="preserve">둘째, 그리는 것과 읽히는 것은 다르다. 그래픽 심볼의 국제 표준인 ISO 9186-1 은 사용자의 최소 67%가 올바로 이해할 것을 요구하며 (ISO 9186-1:2014, </w:t>
-            </w:r>
-            <w:r>
-              <w:rPr>
-                <w:rFonts w:ascii="Times New Roman" w:hAnsi="Times New Roman" w:eastAsia="바탕"/>
-                <w:i/>
-                <w:sz w:val="20"/>
-              </w:rPr>
-              <w:t>Graphical symbols — Test methods — Part 1: Method for testing comprehensibility</w:t>
-            </w:r>
-            <w:r>
-              <w:rPr>
-                <w:rFonts w:ascii="Times New Roman" w:hAnsi="Times New Roman" w:eastAsia="바탕"/>
-                <w:sz w:val="20"/>
-              </w:rPr>
-              <w:t xml:space="preserve">), 미국 안전 표지 표준인 ANSI Z535.3 은 50명 이상의 표본에서 85% 이상의 정답률과 </w:t>
-            </w:r>
-            <w:r>
-              <w:rPr>
-                <w:rFonts w:ascii="Times New Roman" w:hAnsi="Times New Roman" w:eastAsia="바탕"/>
-                <w:b/>
-                <w:sz w:val="20"/>
-              </w:rPr>
-              <w:t>치명적 혼동 5% 이하</w:t>
-            </w:r>
-            <w:r>
-              <w:rPr>
-                <w:rFonts w:ascii="Times New Roman" w:hAnsi="Times New Roman" w:eastAsia="바탕"/>
-                <w:sz w:val="20"/>
-              </w:rPr>
-              <w:t xml:space="preserve">를 함께 요구한다 (ANSI Z535.3-2022, </w:t>
-            </w:r>
-            <w:r>
-              <w:rPr>
-                <w:rFonts w:ascii="Times New Roman" w:hAnsi="Times New Roman" w:eastAsia="바탕"/>
-                <w:i/>
-                <w:sz w:val="20"/>
-              </w:rPr>
-              <w:t>Criteria for Safety Symbols</w:t>
-            </w:r>
-            <w:r>
-              <w:rPr>
-                <w:rFonts w:ascii="Times New Roman" w:hAnsi="Times New Roman" w:eastAsia="바탕"/>
-                <w:sz w:val="20"/>
-              </w:rPr>
-              <w:t>).</w:t>
-            </w:r>
-          </w:p>
-          <w:p>
-            <w:pPr>
-              <w:spacing w:after="80" w:line="276" w:lineRule="auto"/>
-              <w:jc w:val="both"/>
-            </w:pPr>
-            <w:r>
-              <w:rPr>
-                <w:rFonts w:ascii="Times New Roman" w:hAnsi="Times New Roman" w:eastAsia="바탕"/>
-                <w:sz w:val="20"/>
-              </w:rPr>
-              <w:t>실제로 만들어진 의약 픽토그램이 이 기준을 어느 정도 통과하는지가 문제의 핵심이다.</w:t>
-            </w:r>
-          </w:p>
-          <w:p>
-            <w:pPr>
-              <w:spacing w:after="80" w:line="276" w:lineRule="auto"/>
-              <w:jc w:val="both"/>
-            </w:pPr>
-            <w:r>
-              <w:rPr>
-                <w:rFonts w:ascii="Times New Roman" w:hAnsi="Times New Roman" w:eastAsia="바탕"/>
-                <w:sz w:val="20"/>
-              </w:rPr>
-              <w:t>[표 4] 의약 픽토그램의 이해도 기준 통과율</w:t>
+              <w:t>Clinics</w:t>
+            </w:r>
+            <w:r>
+              <w:rPr>
+                <w:rFonts w:ascii="Times New Roman" w:hAnsi="Times New Roman" w:eastAsia="바탕"/>
+                <w:sz w:val="20"/>
+              </w:rPr>
+              <w:t>, 62(3):243–250, 2007).</w:t>
+            </w:r>
+          </w:p>
+          <w:p>
+            <w:pPr>
+              <w:spacing w:after="80" w:line="276" w:lineRule="auto"/>
+              <w:jc w:val="both"/>
+            </w:pPr>
+            <w:r>
+              <w:rPr>
+                <w:rFonts w:ascii="Times New Roman" w:hAnsi="Times New Roman" w:eastAsia="바탕"/>
+                <w:sz w:val="20"/>
+              </w:rPr>
+              <w:t>[표 3] 복약 오류의 유형별 분포와 SnapCare 픽토그램 형태소의 대응</w:t>
             </w:r>
           </w:p>
           <w:tbl>
@@ -3582,7 +2687,7 @@
                       <w:b/>
                       <w:sz w:val="18"/>
                     </w:rPr>
-                    <w:t>연구</w:t>
+                    <w:t>오류 유형</w:t>
                   </w:r>
                 </w:p>
               </w:tc>
@@ -3598,7 +2703,7 @@
                       <w:b/>
                       <w:sz w:val="18"/>
                     </w:rPr>
-                    <w:t>대상</w:t>
+                    <w:t>건수</w:t>
                   </w:r>
                 </w:p>
               </w:tc>
@@ -3614,7 +2719,7 @@
                       <w:b/>
                       <w:sz w:val="18"/>
                     </w:rPr>
-                    <w:t>기준</w:t>
+                    <w:t>비율</w:t>
                   </w:r>
                 </w:p>
               </w:tc>
@@ -3630,7 +2735,7 @@
                       <w:b/>
                       <w:sz w:val="18"/>
                     </w:rPr>
-                    <w:t>결과</w:t>
+                    <w:t>그 지시를 담는 형태소</w:t>
                   </w:r>
                 </w:p>
               </w:tc>
@@ -3646,7 +2751,7 @@
                       <w:rFonts w:ascii="Times New Roman" w:hAnsi="Times New Roman" w:eastAsia="바탕"/>
                       <w:sz w:val="18"/>
                     </w:rPr>
-                    <w:t>Gutierrez 등 (2022)</w:t>
+                    <w:t>누락</w:t>
                   </w:r>
                 </w:p>
               </w:tc>
@@ -3660,7 +2765,7 @@
                       <w:rFonts w:ascii="Times New Roman" w:hAnsi="Times New Roman" w:eastAsia="바탕"/>
                       <w:sz w:val="18"/>
                     </w:rPr>
-                    <w:t>필리핀 성인 · USP 82종 + FIP 26종</w:t>
+                    <w:t>51</w:t>
                   </w:r>
                 </w:p>
               </w:tc>
@@ -3674,7 +2779,7 @@
                       <w:rFonts w:ascii="Times New Roman" w:hAnsi="Times New Roman" w:eastAsia="바탕"/>
                       <w:sz w:val="18"/>
                     </w:rPr>
-                    <w:t>ANSI 85%</w:t>
+                    <w:t>32.9%</w:t>
                   </w:r>
                 </w:p>
               </w:tc>
@@ -3685,18 +2790,10 @@
                 <w:p>
                   <w:r>
                     <w:rPr>
-                      <w:rFonts w:ascii="Times New Roman" w:hAnsi="Times New Roman" w:eastAsia="바탕"/>
-                      <w:sz w:val="18"/>
-                    </w:rPr>
-                    <w:t xml:space="preserve">통과 </w:t>
-                  </w:r>
-                  <w:r>
-                    <w:rPr>
-                      <w:rFonts w:ascii="Times New Roman" w:hAnsi="Times New Roman" w:eastAsia="바탕"/>
-                      <w:b/>
-                      <w:sz w:val="18"/>
-                    </w:rPr>
-                    <w:t>108종 중 17종 (15.7%)</w:t>
+                      <w:rFonts w:ascii="Consolas" w:hAnsi="Consolas" w:eastAsia="Consolas"/>
+                      <w:sz w:val="17"/>
+                    </w:rPr>
+                    <w:t>finish_course</w:t>
                   </w:r>
                 </w:p>
               </w:tc>
@@ -3712,7 +2809,7 @@
                       <w:rFonts w:ascii="Times New Roman" w:hAnsi="Times New Roman" w:eastAsia="바탕"/>
                       <w:sz w:val="18"/>
                     </w:rPr>
-                    <w:t>Dowse 등 (2023)</w:t>
+                    <w:t>용량 오류</w:t>
                   </w:r>
                 </w:p>
               </w:tc>
@@ -3726,7 +2823,7 @@
                       <w:rFonts w:ascii="Times New Roman" w:hAnsi="Times New Roman" w:eastAsia="바탕"/>
                       <w:sz w:val="18"/>
                     </w:rPr>
-                    <w:t>남아공 저문해 성인 · 현지 제작 10종</w:t>
+                    <w:t>44</w:t>
                   </w:r>
                 </w:p>
               </w:tc>
@@ -3740,7 +2837,7 @@
                       <w:rFonts w:ascii="Times New Roman" w:hAnsi="Times New Roman" w:eastAsia="바탕"/>
                       <w:sz w:val="18"/>
                     </w:rPr>
-                    <w:t>ISO 66.7%</w:t>
+                    <w:t>28.4%</w:t>
                   </w:r>
                 </w:p>
               </w:tc>
@@ -3751,25 +2848,24 @@
                 <w:p>
                   <w:r>
                     <w:rPr>
-                      <w:rFonts w:ascii="Times New Roman" w:hAnsi="Times New Roman" w:eastAsia="바탕"/>
-                      <w:sz w:val="18"/>
-                    </w:rPr>
-                    <w:t xml:space="preserve">통과 </w:t>
-                  </w:r>
-                  <w:r>
-                    <w:rPr>
-                      <w:rFonts w:ascii="Times New Roman" w:hAnsi="Times New Roman" w:eastAsia="바탕"/>
-                      <w:b/>
-                      <w:sz w:val="18"/>
-                    </w:rPr>
-                    <w:t>10종 중 8종 (80%)</w:t>
-                  </w:r>
-                  <w:r>
-                    <w:rPr>
-                      <w:rFonts w:ascii="Times New Roman" w:hAnsi="Times New Roman" w:eastAsia="바탕"/>
-                      <w:sz w:val="18"/>
-                    </w:rPr>
-                    <w:t xml:space="preserve"> · 평균 이해도 7.9 ± 1.8 / 10</w:t>
+                      <w:rFonts w:ascii="Consolas" w:hAnsi="Consolas" w:eastAsia="Consolas"/>
+                      <w:sz w:val="17"/>
+                    </w:rPr>
+                    <w:t>qty_one</w:t>
+                  </w:r>
+                  <w:r>
+                    <w:rPr>
+                      <w:rFonts w:ascii="Times New Roman" w:hAnsi="Times New Roman" w:eastAsia="바탕"/>
+                      <w:sz w:val="18"/>
+                    </w:rPr>
+                    <w:t xml:space="preserve"> ~ </w:t>
+                  </w:r>
+                  <w:r>
+                    <w:rPr>
+                      <w:rFonts w:ascii="Consolas" w:hAnsi="Consolas" w:eastAsia="Consolas"/>
+                      <w:sz w:val="17"/>
+                    </w:rPr>
+                    <w:t>qty_five</w:t>
                   </w:r>
                 </w:p>
               </w:tc>
@@ -3785,7 +2881,7 @@
                       <w:rFonts w:ascii="Times New Roman" w:hAnsi="Times New Roman" w:eastAsia="바탕"/>
                       <w:sz w:val="18"/>
                     </w:rPr>
-                    <w:t>Dowse &amp; Ehlers (2001)</w:t>
+                    <w:t>시각 오류</w:t>
                   </w:r>
                 </w:p>
               </w:tc>
@@ -3799,7 +2895,7 @@
                       <w:rFonts w:ascii="Times New Roman" w:hAnsi="Times New Roman" w:eastAsia="바탕"/>
                       <w:sz w:val="18"/>
                     </w:rPr>
-                    <w:t>남아공 Xhosa 46명(정규교육 ≤7년) · 각 23종</w:t>
+                    <w:t>36</w:t>
                   </w:r>
                 </w:p>
               </w:tc>
@@ -3813,7 +2909,7 @@
                       <w:rFonts w:ascii="Times New Roman" w:hAnsi="Times New Roman" w:eastAsia="바탕"/>
                       <w:sz w:val="18"/>
                     </w:rPr>
-                    <w:t>ANSI 85%</w:t>
+                    <w:t>23.2%</w:t>
                   </w:r>
                 </w:p>
               </w:tc>
@@ -3824,33 +2920,82 @@
                 <w:p>
                   <w:r>
                     <w:rPr>
-                      <w:rFonts w:ascii="Times New Roman" w:hAnsi="Times New Roman" w:eastAsia="바탕"/>
-                      <w:sz w:val="18"/>
-                    </w:rPr>
-                    <w:t xml:space="preserve">현지 제작 </w:t>
-                  </w:r>
-                  <w:r>
-                    <w:rPr>
-                      <w:rFonts w:ascii="Times New Roman" w:hAnsi="Times New Roman" w:eastAsia="바탕"/>
-                      <w:b/>
-                      <w:sz w:val="18"/>
-                    </w:rPr>
-                    <w:t>23종 중 20종(87%)</w:t>
-                  </w:r>
-                  <w:r>
-                    <w:rPr>
-                      <w:rFonts w:ascii="Times New Roman" w:hAnsi="Times New Roman" w:eastAsia="바탕"/>
-                      <w:sz w:val="18"/>
-                    </w:rPr>
-                    <w:t xml:space="preserve"> vs. USP-DI </w:t>
-                  </w:r>
-                  <w:r>
-                    <w:rPr>
-                      <w:rFonts w:ascii="Times New Roman" w:hAnsi="Times New Roman" w:eastAsia="바탕"/>
-                      <w:b/>
-                      <w:sz w:val="18"/>
-                    </w:rPr>
-                    <w:t>23종 중 11종(48%)</w:t>
+                      <w:rFonts w:ascii="Consolas" w:hAnsi="Consolas" w:eastAsia="Consolas"/>
+                      <w:sz w:val="17"/>
+                    </w:rPr>
+                    <w:t>time_morning</w:t>
+                  </w:r>
+                  <w:r>
+                    <w:rPr>
+                      <w:rFonts w:ascii="Times New Roman" w:hAnsi="Times New Roman" w:eastAsia="바탕"/>
+                      <w:sz w:val="18"/>
+                    </w:rPr>
+                    <w:t xml:space="preserve"> ~ </w:t>
+                  </w:r>
+                  <w:r>
+                    <w:rPr>
+                      <w:rFonts w:ascii="Consolas" w:hAnsi="Consolas" w:eastAsia="Consolas"/>
+                      <w:sz w:val="17"/>
+                    </w:rPr>
+                    <w:t>time_night</w:t>
+                  </w:r>
+                </w:p>
+              </w:tc>
+            </w:tr>
+            <w:tr>
+              <w:tc>
+                <w:tcPr>
+                  <w:tcW w:type="dxa" w:w="2441"/>
+                </w:tcPr>
+                <w:p>
+                  <w:r>
+                    <w:rPr>
+                      <w:rFonts w:ascii="Times New Roman" w:hAnsi="Times New Roman" w:eastAsia="바탕"/>
+                      <w:sz w:val="18"/>
+                    </w:rPr>
+                    <w:t>나머지</w:t>
+                  </w:r>
+                </w:p>
+              </w:tc>
+              <w:tc>
+                <w:tcPr>
+                  <w:tcW w:type="dxa" w:w="2441"/>
+                </w:tcPr>
+                <w:p>
+                  <w:r>
+                    <w:rPr>
+                      <w:rFonts w:ascii="Times New Roman" w:hAnsi="Times New Roman" w:eastAsia="바탕"/>
+                      <w:sz w:val="18"/>
+                    </w:rPr>
+                    <w:t>24</w:t>
+                  </w:r>
+                </w:p>
+              </w:tc>
+              <w:tc>
+                <w:tcPr>
+                  <w:tcW w:type="dxa" w:w="2441"/>
+                </w:tcPr>
+                <w:p>
+                  <w:r>
+                    <w:rPr>
+                      <w:rFonts w:ascii="Times New Roman" w:hAnsi="Times New Roman" w:eastAsia="바탕"/>
+                      <w:sz w:val="18"/>
+                    </w:rPr>
+                    <w:t>15.5%</w:t>
+                  </w:r>
+                </w:p>
+              </w:tc>
+              <w:tc>
+                <w:tcPr>
+                  <w:tcW w:type="dxa" w:w="2441"/>
+                </w:tcPr>
+                <w:p>
+                  <w:r>
+                    <w:rPr>
+                      <w:rFonts w:ascii="Times New Roman" w:hAnsi="Times New Roman" w:eastAsia="바탕"/>
+                      <w:sz w:val="18"/>
+                    </w:rPr>
+                    <w:t>—</w:t>
                   </w:r>
                 </w:p>
               </w:tc>
@@ -3872,7 +3017,1803 @@
                 <w:rFonts w:ascii="Times New Roman" w:hAnsi="Times New Roman" w:eastAsia="바탕"/>
                 <w:sz w:val="20"/>
               </w:rPr>
-              <w:t xml:space="preserve">표 4가 보여주는 것은 </w:t>
+              <w:t>약사가 발견한 조제 오류 155건 기준 (Anacleto et al., 2007).</w:t>
+            </w:r>
+          </w:p>
+          <w:p>
+            <w:pPr>
+              <w:spacing w:after="80" w:line="276" w:lineRule="auto"/>
+              <w:jc w:val="both"/>
+            </w:pPr>
+            <w:r>
+              <w:rPr>
+                <w:rFonts w:ascii="Times New Roman" w:hAnsi="Times New Roman" w:eastAsia="바탕"/>
+                <w:sz w:val="20"/>
+              </w:rPr>
+              <w:t xml:space="preserve">표 3는 오류의 대부분이 </w:t>
+            </w:r>
+            <w:r>
+              <w:rPr>
+                <w:rFonts w:ascii="Times New Roman" w:hAnsi="Times New Roman" w:eastAsia="바탕"/>
+                <w:b/>
+                <w:sz w:val="20"/>
+              </w:rPr>
+              <w:t>"무엇을·얼마나·언제"</w:t>
+            </w:r>
+            <w:r>
+              <w:rPr>
+                <w:rFonts w:ascii="Times New Roman" w:hAnsi="Times New Roman" w:eastAsia="바탕"/>
+                <w:sz w:val="20"/>
+              </w:rPr>
+              <w:t xml:space="preserve"> 세 가지에 몰려 있음을 보여준다. 이 셋은 모두 그림으로 옮길 수 있는 정보이며, SnapCare 의 형태소 설계가 정확히 이 분포를 따른다.</w:t>
+            </w:r>
+          </w:p>
+          <w:p>
+            <w:pPr>
+              <w:spacing w:after="80" w:line="276" w:lineRule="auto"/>
+              <w:jc w:val="both"/>
+            </w:pPr>
+            <w:r>
+              <w:rPr>
+                <w:rFonts w:ascii="Times New Roman" w:hAnsi="Times New Roman" w:eastAsia="바탕"/>
+                <w:sz w:val="20"/>
+              </w:rPr>
+              <w:t xml:space="preserve">한 가지 밝혀 둘 것이 있다. 이 분포는 </w:t>
+            </w:r>
+            <w:r>
+              <w:rPr>
+                <w:rFonts w:ascii="Times New Roman" w:hAnsi="Times New Roman" w:eastAsia="바탕"/>
+                <w:b/>
+                <w:sz w:val="20"/>
+              </w:rPr>
+              <w:t>조제하는 쪽</w:t>
+            </w:r>
+            <w:r>
+              <w:rPr>
+                <w:rFonts w:ascii="Times New Roman" w:hAnsi="Times New Roman" w:eastAsia="바탕"/>
+                <w:sz w:val="20"/>
+              </w:rPr>
+              <w:t xml:space="preserve">에서 난 오류이지 환자가 집에서 저지르는 오류가 아니다. 두 단계를 같은 것으로 취급할 수는 없다. 그럼에도 이 수치를 근거로 삼는 것은, 조제 단계에서 이 셋이 자주 어긋난다는 사실이 </w:t>
+            </w:r>
+            <w:r>
+              <w:rPr>
+                <w:rFonts w:ascii="Times New Roman" w:hAnsi="Times New Roman" w:eastAsia="바탕"/>
+                <w:b/>
+                <w:sz w:val="20"/>
+              </w:rPr>
+              <w:t>그 셋이 전달 과정에서 잃어버리기 쉬운 정보라는 뜻</w:t>
+            </w:r>
+            <w:r>
+              <w:rPr>
+                <w:rFonts w:ascii="Times New Roman" w:hAnsi="Times New Roman" w:eastAsia="바탕"/>
+                <w:sz w:val="20"/>
+              </w:rPr>
+              <w:t>이기 때문이다. 훈련받은 약사가 관리된 환경에서도 이 셋을 놓친다면, 같은 정보를 문자로만 건네받은 환자가 놓치지 않으리라고 볼 이유는 없다. 환자 단계의 분포를 직접 잰 자료는 우리가 찾지 못했으며, 이는 §5.8 에 남긴 미검증 항목에 해당한다.</w:t>
+            </w:r>
+          </w:p>
+          <w:p>
+            <w:pPr>
+              <w:spacing w:before="160" w:after="60"/>
+              <w:jc w:val="center"/>
+            </w:pPr>
+            <w:r>
+              <w:drawing>
+                <wp:inline xmlns:a="http://schemas.openxmlformats.org/drawingml/2006/main" xmlns:pic="http://schemas.openxmlformats.org/drawingml/2006/picture">
+                  <wp:extent cx="5486400" cy="2377440"/>
+                  <wp:docPr id="4" name="Picture 4"/>
+                  <wp:cNvGraphicFramePr>
+                    <a:graphicFrameLocks noChangeAspect="1"/>
+                  </wp:cNvGraphicFramePr>
+                  <a:graphic>
+                    <a:graphicData uri="http://schemas.openxmlformats.org/drawingml/2006/picture">
+                      <pic:pic>
+                        <pic:nvPicPr>
+                          <pic:cNvPr id="0" name="chart03_error_types.png"/>
+                          <pic:cNvPicPr/>
+                        </pic:nvPicPr>
+                        <pic:blipFill>
+                          <a:blip r:embed="rId18"/>
+                          <a:stretch>
+                            <a:fillRect/>
+                          </a:stretch>
+                        </pic:blipFill>
+                        <pic:spPr>
+                          <a:xfrm>
+                            <a:off x="0" y="0"/>
+                            <a:ext cx="5486400" cy="2377440"/>
+                          </a:xfrm>
+                          <a:prstGeom prst="rect"/>
+                        </pic:spPr>
+                      </pic:pic>
+                    </a:graphicData>
+                  </a:graphic>
+                </wp:inline>
+              </w:drawing>
+            </w:r>
+          </w:p>
+          <w:p>
+            <w:pPr>
+              <w:spacing w:after="200" w:line="276" w:lineRule="auto"/>
+              <w:jc w:val="center"/>
+            </w:pPr>
+            <w:r>
+              <w:rPr>
+                <w:rFonts w:ascii="Times New Roman" w:hAnsi="Times New Roman" w:eastAsia="바탕"/>
+                <w:b/>
+                <w:color w:val="606068"/>
+                <w:sz w:val="18"/>
+              </w:rPr>
+              <w:t>[그림 4]</w:t>
+            </w:r>
+            <w:r>
+              <w:rPr>
+                <w:rFonts w:ascii="Times New Roman" w:hAnsi="Times New Roman" w:eastAsia="바탕"/>
+                <w:color w:val="606068"/>
+                <w:sz w:val="18"/>
+              </w:rPr>
+              <w:t xml:space="preserve"> 약사가 발견한 조제 오류 155건의 유형별 분포 (Anacleto et al., 2007). 누락·용량·시각 세 유형이 84.5%를 차지한다. 세 유형이 모두 그림으로 옮길 수 있는 정보라는 것이 SIGIL 형태소 설계의 출발점이며, </w:t>
+            </w:r>
+            <w:r>
+              <w:rPr>
+                <w:rFonts w:ascii="Consolas" w:hAnsi="Consolas" w:eastAsia="Consolas"/>
+                <w:color w:val="606068"/>
+                <w:sz w:val="17"/>
+              </w:rPr>
+              <w:t>finish_course</w:t>
+            </w:r>
+            <w:r>
+              <w:rPr>
+                <w:rFonts w:ascii="Times New Roman" w:hAnsi="Times New Roman" w:eastAsia="바탕"/>
+                <w:color w:val="606068"/>
+                <w:sz w:val="18"/>
+              </w:rPr>
+              <w:t>·</w:t>
+            </w:r>
+            <w:r>
+              <w:rPr>
+                <w:rFonts w:ascii="Consolas" w:hAnsi="Consolas" w:eastAsia="Consolas"/>
+                <w:color w:val="606068"/>
+                <w:sz w:val="17"/>
+              </w:rPr>
+              <w:t>qty_*</w:t>
+            </w:r>
+            <w:r>
+              <w:rPr>
+                <w:rFonts w:ascii="Times New Roman" w:hAnsi="Times New Roman" w:eastAsia="바탕"/>
+                <w:color w:val="606068"/>
+                <w:sz w:val="18"/>
+              </w:rPr>
+              <w:t>·</w:t>
+            </w:r>
+            <w:r>
+              <w:rPr>
+                <w:rFonts w:ascii="Consolas" w:hAnsi="Consolas" w:eastAsia="Consolas"/>
+                <w:color w:val="606068"/>
+                <w:sz w:val="17"/>
+              </w:rPr>
+              <w:t>time_*</w:t>
+            </w:r>
+            <w:r>
+              <w:rPr>
+                <w:rFonts w:ascii="Times New Roman" w:hAnsi="Times New Roman" w:eastAsia="바탕"/>
+                <w:color w:val="606068"/>
+                <w:sz w:val="18"/>
+              </w:rPr>
+              <w:t xml:space="preserve"> 가 각각 이 셋에 대응한다.</w:t>
+            </w:r>
+          </w:p>
+          <w:p>
+            <w:pPr>
+              <w:spacing w:after="80" w:line="276" w:lineRule="auto"/>
+              <w:jc w:val="both"/>
+            </w:pPr>
+            <w:r>
+              <w:rPr>
+                <w:rFonts w:ascii="Times New Roman" w:hAnsi="Times New Roman" w:eastAsia="바탕"/>
+                <w:sz w:val="20"/>
+              </w:rPr>
+              <w:t>#### 사람들이 실제로 무엇을 놓치는가</w:t>
+            </w:r>
+          </w:p>
+          <w:p>
+            <w:pPr>
+              <w:spacing w:after="80" w:line="276" w:lineRule="auto"/>
+              <w:jc w:val="both"/>
+            </w:pPr>
+            <w:r>
+              <w:rPr>
+                <w:rFonts w:ascii="Times New Roman" w:hAnsi="Times New Roman" w:eastAsia="바탕"/>
+                <w:sz w:val="20"/>
+              </w:rPr>
+              <w:t>앞의 분포는 조제하는 쪽의 기록이다. 환자 쪽에서 무엇이 일어나는지는 따로 측정되어 있다.</w:t>
+            </w:r>
+          </w:p>
+          <w:p>
+            <w:pPr>
+              <w:spacing w:after="80" w:line="276" w:lineRule="auto"/>
+              <w:jc w:val="both"/>
+            </w:pPr>
+            <w:r>
+              <w:rPr>
+                <w:rFonts w:ascii="Times New Roman" w:hAnsi="Times New Roman" w:eastAsia="바탕"/>
+                <w:sz w:val="20"/>
+              </w:rPr>
+              <w:t xml:space="preserve">미국의 1차 진료기관 세 곳에서 성인 395명에게 실제 약병 라벨 다섯 개를 보이고 지시를 이해했는지 물은 연구에서, 올바로 이해한 비율은 라벨에 따라 </w:t>
+            </w:r>
+            <w:r>
+              <w:rPr>
+                <w:rFonts w:ascii="Times New Roman" w:hAnsi="Times New Roman" w:eastAsia="바탕"/>
+                <w:b/>
+                <w:sz w:val="20"/>
+              </w:rPr>
+              <w:t>67.1%에서 91.1%</w:t>
+            </w:r>
+            <w:r>
+              <w:rPr>
+                <w:rFonts w:ascii="Times New Roman" w:hAnsi="Times New Roman" w:eastAsia="바탕"/>
+                <w:sz w:val="20"/>
+              </w:rPr>
+              <w:t xml:space="preserve"> 사이였다. 이 연구가 남긴 가장 날카로운 결과는 따로 있다. 저문해 환자의 </w:t>
+            </w:r>
+            <w:r>
+              <w:rPr>
+                <w:rFonts w:ascii="Times New Roman" w:hAnsi="Times New Roman" w:eastAsia="바탕"/>
+                <w:b/>
+                <w:sz w:val="20"/>
+              </w:rPr>
+              <w:t>70.7%가 "하루 두 번, 한 번에 두 알" 이라는 지시를 말로는 정확히 되풀이했으나, 하루에 몇 알을 먹어야 하는지 실제로 짚어 보인 사람은 34.7%뿐이었다</w:t>
+            </w:r>
+            <w:r>
+              <w:rPr>
+                <w:rFonts w:ascii="Times New Roman" w:hAnsi="Times New Roman" w:eastAsia="바탕"/>
+                <w:sz w:val="20"/>
+              </w:rPr>
+              <w:t xml:space="preserve"> (Davis, T. C. et al., "Literacy and misunderstanding prescription drug labels," </w:t>
+            </w:r>
+            <w:r>
+              <w:rPr>
+                <w:rFonts w:ascii="Times New Roman" w:hAnsi="Times New Roman" w:eastAsia="바탕"/>
+                <w:i/>
+                <w:sz w:val="20"/>
+              </w:rPr>
+              <w:t>Annals of Internal Medicine</w:t>
+            </w:r>
+            <w:r>
+              <w:rPr>
+                <w:rFonts w:ascii="Times New Roman" w:hAnsi="Times New Roman" w:eastAsia="바탕"/>
+                <w:sz w:val="20"/>
+              </w:rPr>
+              <w:t>, 145(12):887–894, 2006).</w:t>
+            </w:r>
+          </w:p>
+          <w:p>
+            <w:pPr>
+              <w:spacing w:after="80" w:line="276" w:lineRule="auto"/>
+              <w:jc w:val="both"/>
+            </w:pPr>
+            <w:r>
+              <w:rPr>
+                <w:rFonts w:ascii="Times New Roman" w:hAnsi="Times New Roman" w:eastAsia="바탕"/>
+                <w:b/>
+                <w:sz w:val="20"/>
+              </w:rPr>
+              <w:t>말을 따라 하는 것과 그대로 행동하는 것은 다른 능력이다.</w:t>
+            </w:r>
+            <w:r>
+              <w:rPr>
+                <w:rFonts w:ascii="Times New Roman" w:hAnsi="Times New Roman" w:eastAsia="바탕"/>
+                <w:sz w:val="20"/>
+              </w:rPr>
+              <w:t xml:space="preserve"> 문자를 읽어 주는 것만으로는 이 간극이 메워지지 않으며, 이것이 SnapCare 가 음성만이 아니라 </w:t>
+            </w:r>
+            <w:r>
+              <w:rPr>
+                <w:rFonts w:ascii="Times New Roman" w:hAnsi="Times New Roman" w:eastAsia="바탕"/>
+                <w:b/>
+                <w:sz w:val="20"/>
+              </w:rPr>
+              <w:t>행동을 그리는 그림</w:t>
+            </w:r>
+            <w:r>
+              <w:rPr>
+                <w:rFonts w:ascii="Times New Roman" w:hAnsi="Times New Roman" w:eastAsia="바탕"/>
+                <w:sz w:val="20"/>
+              </w:rPr>
+              <w:t>을 함께 내는 이유다.</w:t>
+            </w:r>
+          </w:p>
+          <w:p>
+            <w:pPr>
+              <w:spacing w:after="80" w:line="276" w:lineRule="auto"/>
+              <w:jc w:val="both"/>
+            </w:pPr>
+            <w:r>
+              <w:rPr>
+                <w:rFonts w:ascii="Times New Roman" w:hAnsi="Times New Roman" w:eastAsia="바탕"/>
+                <w:sz w:val="20"/>
+              </w:rPr>
+              <w:t xml:space="preserve">액체 약에서는 오차가 눈에 보이는 양으로 나타난다. 어린 자녀에게 물약을 먹이는 보호자를 무작위 배정한 시험에서, 표준 상담만 받은 대조군의 </w:t>
+            </w:r>
+            <w:r>
+              <w:rPr>
+                <w:rFonts w:ascii="Times New Roman" w:hAnsi="Times New Roman" w:eastAsia="바탕"/>
+                <w:b/>
+                <w:sz w:val="20"/>
+              </w:rPr>
+              <w:t>47.8%가 처방된 용량에서 20%를 넘게 벗어난 양을 먹였다</w:t>
+            </w:r>
+            <w:r>
+              <w:rPr>
+                <w:rFonts w:ascii="Times New Roman" w:hAnsi="Times New Roman" w:eastAsia="바탕"/>
+                <w:sz w:val="20"/>
+              </w:rPr>
+              <w:t xml:space="preserve"> (필요시 복용 약에서는 40.0%). 20%는 작은 수가 아니다. 하루 세 번 먹는 약이라면 사흘이면 하루치가 어긋난다.</w:t>
+            </w:r>
+          </w:p>
+          <w:p>
+            <w:pPr>
+              <w:spacing w:after="80" w:line="276" w:lineRule="auto"/>
+              <w:jc w:val="both"/>
+            </w:pPr>
+            <w:r>
+              <w:rPr>
+                <w:rFonts w:ascii="Times New Roman" w:hAnsi="Times New Roman" w:eastAsia="바탕"/>
+                <w:sz w:val="20"/>
+              </w:rPr>
+              <w:t xml:space="preserve">복약 오류 관련 전 세계 연간 비용은 약 420억 달러로, 전 세계 보건 지출의 약 1%에 해당한다 (World Health Organization, </w:t>
+            </w:r>
+            <w:r>
+              <w:rPr>
+                <w:rFonts w:ascii="Times New Roman" w:hAnsi="Times New Roman" w:eastAsia="바탕"/>
+                <w:i/>
+                <w:sz w:val="20"/>
+              </w:rPr>
+              <w:t>Medication Without Harm: WHO Global Patient Safety Challenge</w:t>
+            </w:r>
+            <w:r>
+              <w:rPr>
+                <w:rFonts w:ascii="Times New Roman" w:hAnsi="Times New Roman" w:eastAsia="바탕"/>
+                <w:sz w:val="20"/>
+              </w:rPr>
+              <w:t>, WHO/HIS/SDS/2017.6, 2017). 미국에서는 복약 비순응에 따르는 비용이 직접 비용만 연 1,000억 달러, 간접 비용까지 포함하면 3,000억 달러까지로 추정되며, 연간 약 125,000명의 사망과 입원의 최소 10%가 비순응과 연관된 것으로 인용된다 (Duke Health, "Medication Nonadherence Increases Health Costs, Hospital Readmissions").</w:t>
+            </w:r>
+          </w:p>
+          <w:p>
+            <w:pPr>
+              <w:spacing w:after="80" w:line="276" w:lineRule="auto"/>
+              <w:jc w:val="both"/>
+            </w:pPr>
+            <w:r>
+              <w:rPr>
+                <w:rFonts w:ascii="Times New Roman" w:hAnsi="Times New Roman" w:eastAsia="바탕"/>
+                <w:sz w:val="20"/>
+              </w:rPr>
+              <w:t>다만 이 비용 추정에는 폭이 크고 3,000억 달러라는 상단값의 근거를 두고 이견이 있다는 점을 밝혀 둔다. 우리가 이 수치를 쓰는 목적은 규모의 감각을 주는 데 있지 특정 값을 주장하는 데 있지 않으며, 본 연구가 개선을 주장하는 지표도 비용이 아니라 §5.1 의 전달 성공률이다.</w:t>
+            </w:r>
+          </w:p>
+          <w:p>
+            <w:pPr>
+              <w:spacing w:before="180" w:after="40"/>
+            </w:pPr>
+            <w:r>
+              <w:rPr>
+                <w:rFonts w:ascii="Times New Roman" w:hAnsi="Times New Roman" w:eastAsia="바탕"/>
+                <w:b/>
+                <w:sz w:val="23"/>
+              </w:rPr>
+              <w:t>1.4 국제 정책과 그 사각지대</w:t>
+            </w:r>
+          </w:p>
+          <w:p>
+            <w:pPr>
+              <w:spacing w:after="80" w:line="276" w:lineRule="auto"/>
+              <w:jc w:val="both"/>
+            </w:pPr>
+            <w:r>
+              <w:rPr>
+                <w:rFonts w:ascii="Times New Roman" w:hAnsi="Times New Roman" w:eastAsia="바탕"/>
+                <w:sz w:val="20"/>
+              </w:rPr>
+              <w:t xml:space="preserve">세계보건기구는 2017년 제3차 국제 환자안전 과제로 </w:t>
+            </w:r>
+            <w:r>
+              <w:rPr>
+                <w:rFonts w:ascii="Times New Roman" w:hAnsi="Times New Roman" w:eastAsia="바탕"/>
+                <w:b/>
+                <w:sz w:val="20"/>
+              </w:rPr>
+              <w:t>Medication Without Harm</w:t>
+            </w:r>
+            <w:r>
+              <w:rPr>
+                <w:rFonts w:ascii="Times New Roman" w:hAnsi="Times New Roman" w:eastAsia="바탕"/>
+                <w:sz w:val="20"/>
+              </w:rPr>
+              <w:t xml:space="preserve"> 을 선언하고, 5년 안에 중대한 회피 가능 약물 위해를 50% 줄이겠다는 목표를 세웠다 (WHO, 2017). 우선 영역으로 고위험 상황, 다제복용, 진료 이행 셋을 지목했다 (WHO, 2017).</w:t>
+            </w:r>
+          </w:p>
+          <w:p>
+            <w:pPr>
+              <w:spacing w:after="80" w:line="276" w:lineRule="auto"/>
+              <w:jc w:val="both"/>
+            </w:pPr>
+            <w:r>
+              <w:rPr>
+                <w:rFonts w:ascii="Times New Roman" w:hAnsi="Times New Roman" w:eastAsia="바탕"/>
+                <w:sz w:val="20"/>
+              </w:rPr>
+              <w:t xml:space="preserve">그러나 선언으로부터 7년이 지난 2024년 기준, 약물 위해 감축에 관한 국가 목표를 수립한 WHO 회원국은 </w:t>
+            </w:r>
+            <w:r>
+              <w:rPr>
+                <w:rFonts w:ascii="Times New Roman" w:hAnsi="Times New Roman" w:eastAsia="바탕"/>
+                <w:b/>
+                <w:sz w:val="20"/>
+              </w:rPr>
+              <w:t>전체의 18%에 그친다</w:t>
+            </w:r>
+            <w:r>
+              <w:rPr>
+                <w:rFonts w:ascii="Times New Roman" w:hAnsi="Times New Roman" w:eastAsia="바탕"/>
+                <w:sz w:val="20"/>
+              </w:rPr>
+              <w:t xml:space="preserve"> (World Health Organization, </w:t>
+            </w:r>
+            <w:r>
+              <w:rPr>
+                <w:rFonts w:ascii="Times New Roman" w:hAnsi="Times New Roman" w:eastAsia="바탕"/>
+                <w:i/>
+                <w:sz w:val="20"/>
+              </w:rPr>
+              <w:t>Medication without harm: policy brief</w:t>
+            </w:r>
+            <w:r>
+              <w:rPr>
+                <w:rFonts w:ascii="Times New Roman" w:hAnsi="Times New Roman" w:eastAsia="바탕"/>
+                <w:sz w:val="20"/>
+              </w:rPr>
+              <w:t>, ISBN 978-92-4-006276-4, 2024).</w:t>
+            </w:r>
+          </w:p>
+          <w:p>
+            <w:pPr>
+              <w:spacing w:after="80" w:line="276" w:lineRule="auto"/>
+              <w:jc w:val="both"/>
+            </w:pPr>
+            <w:r>
+              <w:rPr>
+                <w:rFonts w:ascii="Times New Roman" w:hAnsi="Times New Roman" w:eastAsia="바탕"/>
+                <w:sz w:val="20"/>
+              </w:rPr>
+              <w:t xml:space="preserve">이 간극은 문제가 인식되지 않았기 때문이 아니다. 국가 정책과 의료 체계가 닿을 수 있는 범위가 진료실과 약국까지이며, </w:t>
+            </w:r>
+            <w:r>
+              <w:rPr>
+                <w:rFonts w:ascii="Times New Roman" w:hAnsi="Times New Roman" w:eastAsia="바탕"/>
+                <w:b/>
+                <w:sz w:val="20"/>
+              </w:rPr>
+              <w:t>환자가 집에서 약봉지를 여는 순간</w:t>
+            </w:r>
+            <w:r>
+              <w:rPr>
+                <w:rFonts w:ascii="Times New Roman" w:hAnsi="Times New Roman" w:eastAsia="바탕"/>
+                <w:sz w:val="20"/>
+              </w:rPr>
+              <w:t>은 그 범위 밖에 있기 때문이다. SnapCare 가 개입하는 지점이 정확히 그 마지막 한 걸음이다.</w:t>
+            </w:r>
+          </w:p>
+          <w:p>
+            <w:pPr>
+              <w:spacing w:after="80" w:line="276" w:lineRule="auto"/>
+              <w:jc w:val="both"/>
+            </w:pPr>
+            <w:r>
+              <w:rPr>
+                <w:rFonts w:ascii="Times New Roman" w:hAnsi="Times New Roman" w:eastAsia="바탕"/>
+                <w:sz w:val="20"/>
+              </w:rPr>
+              <w:t xml:space="preserve">그 범위가 어디서 끊기는지는 인력으로도 드러난다. 의사 밀도는 사하라이남 아프리카에서 인구 1만 명당 2.9명인 반면 중·동유럽과 중앙아시아에서는 38.3명으로, 열세 배가 넘게 벌어진다 (GBD 2019 Human Resources for Health Collaborators, "Measuring the availability of human resources for health," </w:t>
+            </w:r>
+            <w:r>
+              <w:rPr>
+                <w:rFonts w:ascii="Times New Roman" w:hAnsi="Times New Roman" w:eastAsia="바탕"/>
+                <w:i/>
+                <w:sz w:val="20"/>
+              </w:rPr>
+              <w:t>The Lancet</w:t>
+            </w:r>
+            <w:r>
+              <w:rPr>
+                <w:rFonts w:ascii="Times New Roman" w:hAnsi="Times New Roman" w:eastAsia="바탕"/>
+                <w:sz w:val="20"/>
+              </w:rPr>
+              <w:t xml:space="preserve">, 399(10341):2129–2154, 2022). </w:t>
+            </w:r>
+            <w:r>
+              <w:rPr>
+                <w:rFonts w:ascii="Times New Roman" w:hAnsi="Times New Roman" w:eastAsia="바탕"/>
+                <w:b/>
+                <w:sz w:val="20"/>
+              </w:rPr>
+              <w:t>진료 시간이 짧아지면 가장 먼저 줄어드는 것이 복약 설명이고, 그렇게 줄어든 몫은 환자가 혼자 종이를 읽어 메워야 한다.</w:t>
+            </w:r>
+            <w:r>
+              <w:rPr>
+                <w:rFonts w:ascii="Times New Roman" w:hAnsi="Times New Roman" w:eastAsia="바탕"/>
+                <w:sz w:val="20"/>
+              </w:rPr>
+              <w:t xml:space="preserve"> 문해율이 가장 낮은 지역과 의료 인력이 가장 부족한 지역이 겹친다는 것이 이 문제의 구조다.</w:t>
+            </w:r>
+          </w:p>
+          <w:p>
+            <w:pPr>
+              <w:spacing w:before="180" w:after="40"/>
+            </w:pPr>
+            <w:r>
+              <w:rPr>
+                <w:rFonts w:ascii="Times New Roman" w:hAnsi="Times New Roman" w:eastAsia="바탕"/>
+                <w:b/>
+                <w:sz w:val="23"/>
+              </w:rPr>
+              <w:t>1.5 미진단 인구라는 전제 조건</w:t>
+            </w:r>
+          </w:p>
+          <w:p>
+            <w:pPr>
+              <w:spacing w:after="80" w:line="276" w:lineRule="auto"/>
+              <w:jc w:val="both"/>
+            </w:pPr>
+            <w:r>
+              <w:rPr>
+                <w:rFonts w:ascii="Times New Roman" w:hAnsi="Times New Roman" w:eastAsia="바탕"/>
+                <w:sz w:val="20"/>
+              </w:rPr>
+              <w:t>기존의 개인화 건강 앱은 사용자가 자신의 상태를 알고 있다고 전제한다. 그러나 그 전제가 성립하지 않는다.</w:t>
+            </w:r>
+          </w:p>
+          <w:p>
+            <w:pPr>
+              <w:spacing w:after="80" w:line="276" w:lineRule="auto"/>
+              <w:jc w:val="both"/>
+            </w:pPr>
+            <w:r>
+              <w:rPr>
+                <w:rFonts w:ascii="Times New Roman" w:hAnsi="Times New Roman" w:eastAsia="바탕"/>
+                <w:sz w:val="20"/>
+              </w:rPr>
+              <w:t xml:space="preserve">20~79세 성인의 당뇨 유병률은 11.1%로 5억 8,900만 명에 이르며, 이 가운데 </w:t>
+            </w:r>
+            <w:r>
+              <w:rPr>
+                <w:rFonts w:ascii="Times New Roman" w:hAnsi="Times New Roman" w:eastAsia="바탕"/>
+                <w:b/>
+                <w:sz w:val="20"/>
+              </w:rPr>
+              <w:t>2억 5,200만 명, 약 43%가 자신이 당뇨임을 모른다</w:t>
+            </w:r>
+            <w:r>
+              <w:rPr>
+                <w:rFonts w:ascii="Times New Roman" w:hAnsi="Times New Roman" w:eastAsia="바탕"/>
+                <w:sz w:val="20"/>
+              </w:rPr>
+              <w:t xml:space="preserve"> (International Diabetes Federation, </w:t>
+            </w:r>
+            <w:r>
+              <w:rPr>
+                <w:rFonts w:ascii="Times New Roman" w:hAnsi="Times New Roman" w:eastAsia="바탕"/>
+                <w:i/>
+                <w:sz w:val="20"/>
+              </w:rPr>
+              <w:t>IDF Diabetes Atlas</w:t>
+            </w:r>
+            <w:r>
+              <w:rPr>
+                <w:rFonts w:ascii="Times New Roman" w:hAnsi="Times New Roman" w:eastAsia="바탕"/>
+                <w:sz w:val="20"/>
+              </w:rPr>
+              <w:t>, 11th ed., 2025). 당뇨 성인 네 명 중 세 명이 저·중소득국에 산다. 2050년에는 8억 5,300만 명(13%)에 이를 것으로 예측되며, 2024년 한 해 당뇨로 인한 사망은 340만 명, 9초에 한 명꼴이었다 (IDF, 2025).</w:t>
+            </w:r>
+          </w:p>
+          <w:p>
+            <w:pPr>
+              <w:spacing w:after="80" w:line="276" w:lineRule="auto"/>
+              <w:jc w:val="both"/>
+            </w:pPr>
+            <w:r>
+              <w:rPr>
+                <w:rFonts w:ascii="Times New Roman" w:hAnsi="Times New Roman" w:eastAsia="바탕"/>
+                <w:sz w:val="20"/>
+              </w:rPr>
+              <w:t xml:space="preserve">여기서 우리에게 중요한 수는 유병률이 아니라 </w:t>
+            </w:r>
+            <w:r>
+              <w:rPr>
+                <w:rFonts w:ascii="Times New Roman" w:hAnsi="Times New Roman" w:eastAsia="바탕"/>
+                <w:b/>
+                <w:sz w:val="20"/>
+              </w:rPr>
+              <w:t>43%</w:t>
+            </w:r>
+            <w:r>
+              <w:rPr>
+                <w:rFonts w:ascii="Times New Roman" w:hAnsi="Times New Roman" w:eastAsia="바탕"/>
+                <w:sz w:val="20"/>
+              </w:rPr>
+              <w:t xml:space="preserve"> 다. 이들은 병원에 가서 이름을 얻은 적이 없으므로, "당뇨가 있으십니까" 라는 질문에 아니라고 답한다. 그리고 그 답을 받은 앱은 그들에게 당뇨를 고려하지 않은 판정을 내놓는다.</w:t>
+            </w:r>
+          </w:p>
+          <w:p>
+            <w:pPr>
+              <w:spacing w:after="80" w:line="276" w:lineRule="auto"/>
+              <w:jc w:val="both"/>
+            </w:pPr>
+            <w:r>
+              <w:rPr>
+                <w:rFonts w:ascii="Times New Roman" w:hAnsi="Times New Roman" w:eastAsia="바탕"/>
+                <w:sz w:val="20"/>
+              </w:rPr>
+              <w:t xml:space="preserve">식품 알레르기에서도 같은 구조가 나타난다. 자가보고 유병률은 임상 확진 유병률보다 일관되게 높게 나타나며, 이는 진단 수단에 접근하지 못한 사람이 상당수 존재함을 시사한다. 미국에서는 성인 약 1,800만 명, 즉 100명 중 7명이 식품 알레르기를 가지고 있다 (Food Allergy Research &amp; Education, </w:t>
+            </w:r>
+            <w:r>
+              <w:rPr>
+                <w:rFonts w:ascii="Times New Roman" w:hAnsi="Times New Roman" w:eastAsia="바탕"/>
+                <w:i/>
+                <w:sz w:val="20"/>
+              </w:rPr>
+              <w:t>Food Allergy Facts and Statistics</w:t>
+            </w:r>
+            <w:r>
+              <w:rPr>
+                <w:rFonts w:ascii="Times New Roman" w:hAnsi="Times New Roman" w:eastAsia="바탕"/>
+                <w:sz w:val="20"/>
+              </w:rPr>
+              <w:t>, 2024).</w:t>
+            </w:r>
+          </w:p>
+          <w:p>
+            <w:pPr>
+              <w:spacing w:after="80" w:line="276" w:lineRule="auto"/>
+              <w:jc w:val="both"/>
+            </w:pPr>
+            <w:r>
+              <w:rPr>
+                <w:rFonts w:ascii="Times New Roman" w:hAnsi="Times New Roman" w:eastAsia="바탕"/>
+                <w:sz w:val="20"/>
+              </w:rPr>
+              <w:t xml:space="preserve">따라서 "당신은 무슨 알레르기가 있습니까" 라는 질문은 </w:t>
+            </w:r>
+            <w:r>
+              <w:rPr>
+                <w:rFonts w:ascii="Times New Roman" w:hAnsi="Times New Roman" w:eastAsia="바탕"/>
+                <w:b/>
+                <w:sz w:val="20"/>
+              </w:rPr>
+              <w:t>검사를 받아 본 사람만 답할 수 있는 질문</w:t>
+            </w:r>
+            <w:r>
+              <w:rPr>
+                <w:rFonts w:ascii="Times New Roman" w:hAnsi="Times New Roman" w:eastAsia="바탕"/>
+                <w:sz w:val="20"/>
+              </w:rPr>
+              <w:t>이다. 이 전제를 그대로 두면 정작 도움이 가장 필요한 사람이 처음 화면에서 걸러진다.</w:t>
+            </w:r>
+          </w:p>
+          <w:p>
+            <w:pPr>
+              <w:spacing w:before="180" w:after="40"/>
+            </w:pPr>
+            <w:r>
+              <w:rPr>
+                <w:rFonts w:ascii="Times New Roman" w:hAnsi="Times New Roman" w:eastAsia="바탕"/>
+                <w:b/>
+                <w:sz w:val="23"/>
+              </w:rPr>
+              <w:t>1.6 전달 매체의 보급 현황</w:t>
+            </w:r>
+          </w:p>
+          <w:p>
+            <w:pPr>
+              <w:spacing w:after="80" w:line="276" w:lineRule="auto"/>
+              <w:jc w:val="both"/>
+            </w:pPr>
+            <w:r>
+              <w:rPr>
+                <w:rFonts w:ascii="Times New Roman" w:hAnsi="Times New Roman" w:eastAsia="바탕"/>
+                <w:sz w:val="20"/>
+              </w:rPr>
+              <w:t xml:space="preserve">문제를 해결할 매체 자체는 이미 보급되어 있다. 2025년 조사에서 미국의 65세 이상 스마트폰 보유율은 78%였다. 같은 조사에서 50세 미만은 97%, 50~64세는 90%였고, 전체 성인은 91%로 2011년 첫 조사의 35%에서 올랐다 (Pew Research Center, </w:t>
+            </w:r>
+            <w:r>
+              <w:rPr>
+                <w:rFonts w:ascii="Times New Roman" w:hAnsi="Times New Roman" w:eastAsia="바탕"/>
+                <w:i/>
+                <w:sz w:val="20"/>
+              </w:rPr>
+              <w:t>Mobile Fact Sheet: Demographics of Mobile Device Ownership and Adoption in the United States</w:t>
+            </w:r>
+            <w:r>
+              <w:rPr>
+                <w:rFonts w:ascii="Times New Roman" w:hAnsi="Times New Roman" w:eastAsia="바탕"/>
+                <w:sz w:val="20"/>
+              </w:rPr>
+              <w:t xml:space="preserve">, 조사 기간 2025-02-05~06-18, 2025). 사하라이남 아프리카의 모바일 인터넷 이용자는 2022년 약 2억 8,700만 명에서 2030년 4억 3,800만 명으로, 스마트폰 보급률은 51%에서 88%로 확대될 전망이다 (GSM Association, </w:t>
+            </w:r>
+            <w:r>
+              <w:rPr>
+                <w:rFonts w:ascii="Times New Roman" w:hAnsi="Times New Roman" w:eastAsia="바탕"/>
+                <w:i/>
+                <w:sz w:val="20"/>
+              </w:rPr>
+              <w:t>The Mobile Economy Sub-Saharan Africa 2023</w:t>
+            </w:r>
+            <w:r>
+              <w:rPr>
+                <w:rFonts w:ascii="Times New Roman" w:hAnsi="Times New Roman" w:eastAsia="바탕"/>
+                <w:sz w:val="20"/>
+              </w:rPr>
+              <w:t>, GSMA Intelligence, 2023).</w:t>
+            </w:r>
+          </w:p>
+          <w:p>
+            <w:pPr>
+              <w:spacing w:after="80" w:line="276" w:lineRule="auto"/>
+              <w:jc w:val="both"/>
+            </w:pPr>
+            <w:r>
+              <w:rPr>
+                <w:rFonts w:ascii="Times New Roman" w:hAnsi="Times New Roman" w:eastAsia="바탕"/>
+                <w:sz w:val="20"/>
+              </w:rPr>
+              <w:t>[표 4] 연령대별 스마트폰 보유율 (미국, 2025)</w:t>
+            </w:r>
+          </w:p>
+          <w:tbl>
+            <w:tblPr>
+              <w:tblW w:type="auto" w:w="0"/>
+              <w:jc w:val="center"/>
+              <w:tblLook w:firstColumn="1" w:firstRow="1" w:lastColumn="0" w:lastRow="0" w:noHBand="0" w:noVBand="1" w:val="04A0"/>
+              <w:tblBorders>
+                <w:top w:val="single" w:sz="4" w:color="BFBFBF"/>
+                <w:left w:val="single" w:sz="4" w:color="BFBFBF"/>
+                <w:bottom w:val="single" w:sz="4" w:color="BFBFBF"/>
+                <w:right w:val="single" w:sz="4" w:color="BFBFBF"/>
+                <w:insideH w:val="single" w:sz="4" w:color="BFBFBF"/>
+                <w:insideV w:val="single" w:sz="4" w:color="BFBFBF"/>
+              </w:tblBorders>
+            </w:tblPr>
+            <w:tblGrid>
+              <w:gridCol w:w="4882"/>
+              <w:gridCol w:w="4882"/>
+            </w:tblGrid>
+            <w:tr>
+              <w:tc>
+                <w:tcPr>
+                  <w:tcW w:type="dxa" w:w="4882"/>
+                  <w:shd w:val="clear" w:fill="F2F2F2"/>
+                </w:tcPr>
+                <w:p>
+                  <w:r>
+                    <w:rPr>
+                      <w:rFonts w:ascii="Times New Roman" w:hAnsi="Times New Roman" w:eastAsia="바탕"/>
+                      <w:b/>
+                      <w:sz w:val="18"/>
+                    </w:rPr>
+                    <w:t>연령대</w:t>
+                  </w:r>
+                </w:p>
+              </w:tc>
+              <w:tc>
+                <w:tcPr>
+                  <w:tcW w:type="dxa" w:w="4882"/>
+                  <w:shd w:val="clear" w:fill="F2F2F2"/>
+                </w:tcPr>
+                <w:p>
+                  <w:r>
+                    <w:rPr>
+                      <w:rFonts w:ascii="Times New Roman" w:hAnsi="Times New Roman" w:eastAsia="바탕"/>
+                      <w:b/>
+                      <w:sz w:val="18"/>
+                    </w:rPr>
+                    <w:t>보유율</w:t>
+                  </w:r>
+                </w:p>
+              </w:tc>
+            </w:tr>
+            <w:tr>
+              <w:tc>
+                <w:tcPr>
+                  <w:tcW w:type="dxa" w:w="4882"/>
+                </w:tcPr>
+                <w:p>
+                  <w:r>
+                    <w:rPr>
+                      <w:rFonts w:ascii="Times New Roman" w:hAnsi="Times New Roman" w:eastAsia="바탕"/>
+                      <w:sz w:val="18"/>
+                    </w:rPr>
+                    <w:t>50세 미만</w:t>
+                  </w:r>
+                </w:p>
+              </w:tc>
+              <w:tc>
+                <w:tcPr>
+                  <w:tcW w:type="dxa" w:w="4882"/>
+                </w:tcPr>
+                <w:p>
+                  <w:r>
+                    <w:rPr>
+                      <w:rFonts w:ascii="Times New Roman" w:hAnsi="Times New Roman" w:eastAsia="바탕"/>
+                      <w:sz w:val="18"/>
+                    </w:rPr>
+                    <w:t>97%</w:t>
+                  </w:r>
+                </w:p>
+              </w:tc>
+            </w:tr>
+            <w:tr>
+              <w:tc>
+                <w:tcPr>
+                  <w:tcW w:type="dxa" w:w="4882"/>
+                </w:tcPr>
+                <w:p>
+                  <w:r>
+                    <w:rPr>
+                      <w:rFonts w:ascii="Times New Roman" w:hAnsi="Times New Roman" w:eastAsia="바탕"/>
+                      <w:sz w:val="18"/>
+                    </w:rPr>
+                    <w:t>50~64세</w:t>
+                  </w:r>
+                </w:p>
+              </w:tc>
+              <w:tc>
+                <w:tcPr>
+                  <w:tcW w:type="dxa" w:w="4882"/>
+                </w:tcPr>
+                <w:p>
+                  <w:r>
+                    <w:rPr>
+                      <w:rFonts w:ascii="Times New Roman" w:hAnsi="Times New Roman" w:eastAsia="바탕"/>
+                      <w:sz w:val="18"/>
+                    </w:rPr>
+                    <w:t>90%</w:t>
+                  </w:r>
+                </w:p>
+              </w:tc>
+            </w:tr>
+            <w:tr>
+              <w:tc>
+                <w:tcPr>
+                  <w:tcW w:type="dxa" w:w="4882"/>
+                </w:tcPr>
+                <w:p>
+                  <w:r>
+                    <w:rPr>
+                      <w:rFonts w:ascii="Times New Roman" w:hAnsi="Times New Roman" w:eastAsia="바탕"/>
+                      <w:sz w:val="18"/>
+                    </w:rPr>
+                    <w:t>65세 이상</w:t>
+                  </w:r>
+                </w:p>
+              </w:tc>
+              <w:tc>
+                <w:tcPr>
+                  <w:tcW w:type="dxa" w:w="4882"/>
+                </w:tcPr>
+                <w:p>
+                  <w:r>
+                    <w:rPr>
+                      <w:rFonts w:ascii="Times New Roman" w:hAnsi="Times New Roman" w:eastAsia="바탕"/>
+                      <w:sz w:val="18"/>
+                    </w:rPr>
+                    <w:t>78%</w:t>
+                  </w:r>
+                </w:p>
+              </w:tc>
+            </w:tr>
+          </w:tbl>
+          <w:p/>
+          <w:p>
+            <w:pPr>
+              <w:spacing w:after="120"/>
+            </w:pPr>
+          </w:p>
+          <w:p>
+            <w:pPr>
+              <w:spacing w:after="80" w:line="276" w:lineRule="auto"/>
+              <w:jc w:val="both"/>
+            </w:pPr>
+            <w:r>
+              <w:rPr>
+                <w:rFonts w:ascii="Times New Roman" w:hAnsi="Times New Roman" w:eastAsia="바탕"/>
+                <w:sz w:val="20"/>
+              </w:rPr>
+              <w:t xml:space="preserve">표 4이 말하는 것은 </w:t>
+            </w:r>
+            <w:r>
+              <w:rPr>
+                <w:rFonts w:ascii="Times New Roman" w:hAnsi="Times New Roman" w:eastAsia="바탕"/>
+                <w:b/>
+                <w:sz w:val="20"/>
+              </w:rPr>
+              <w:t>기기가 없어서 쓰지 못하는 것이 아니라는 사실</w:t>
+            </w:r>
+            <w:r>
+              <w:rPr>
+                <w:rFonts w:ascii="Times New Roman" w:hAnsi="Times New Roman" w:eastAsia="바탕"/>
+                <w:sz w:val="20"/>
+              </w:rPr>
+              <w:t>이다. 고령층의 네 명 중 세 명이 이미 스마트폰을 가지고 있다. 접근을 막는 것은 기기가 아니라 그 화면이 읽기를 요구한다는 점이다.</w:t>
+            </w:r>
+          </w:p>
+          <w:p>
+            <w:pPr>
+              <w:spacing w:before="160" w:after="60"/>
+              <w:jc w:val="center"/>
+            </w:pPr>
+            <w:r>
+              <w:drawing>
+                <wp:inline xmlns:a="http://schemas.openxmlformats.org/drawingml/2006/main" xmlns:pic="http://schemas.openxmlformats.org/drawingml/2006/picture">
+                  <wp:extent cx="5486400" cy="2560320"/>
+                  <wp:docPr id="5" name="Picture 5"/>
+                  <wp:cNvGraphicFramePr>
+                    <a:graphicFrameLocks noChangeAspect="1"/>
+                  </wp:cNvGraphicFramePr>
+                  <a:graphic>
+                    <a:graphicData uri="http://schemas.openxmlformats.org/drawingml/2006/picture">
+                      <pic:pic>
+                        <pic:nvPicPr>
+                          <pic:cNvPr id="0" name="chart04_smartphone.png"/>
+                          <pic:cNvPicPr/>
+                        </pic:nvPicPr>
+                        <pic:blipFill>
+                          <a:blip r:embed="rId19"/>
+                          <a:stretch>
+                            <a:fillRect/>
+                          </a:stretch>
+                        </pic:blipFill>
+                        <pic:spPr>
+                          <a:xfrm>
+                            <a:off x="0" y="0"/>
+                            <a:ext cx="5486400" cy="2560320"/>
+                          </a:xfrm>
+                          <a:prstGeom prst="rect"/>
+                        </pic:spPr>
+                      </pic:pic>
+                    </a:graphicData>
+                  </a:graphic>
+                </wp:inline>
+              </w:drawing>
+            </w:r>
+          </w:p>
+          <w:p>
+            <w:pPr>
+              <w:spacing w:after="200" w:line="276" w:lineRule="auto"/>
+              <w:jc w:val="center"/>
+            </w:pPr>
+            <w:r>
+              <w:rPr>
+                <w:rFonts w:ascii="Times New Roman" w:hAnsi="Times New Roman" w:eastAsia="바탕"/>
+                <w:b/>
+                <w:color w:val="606068"/>
+                <w:sz w:val="18"/>
+              </w:rPr>
+              <w:t>[그림 5]</w:t>
+            </w:r>
+            <w:r>
+              <w:rPr>
+                <w:rFonts w:ascii="Times New Roman" w:hAnsi="Times New Roman" w:eastAsia="바탕"/>
+                <w:color w:val="606068"/>
+                <w:sz w:val="18"/>
+              </w:rPr>
+              <w:t xml:space="preserve"> 연령대별 스마트폰 보유율 (미국, 2025). 65세 이상과 50세 미만의 격차는 19%p 로, 이 문제를 "기기 보급" 으로 설명하기에는 이미 좁다. 남은 격차는 기기가 아니라 화면에 있다.</w:t>
+            </w:r>
+          </w:p>
+          <w:p>
+            <w:pPr>
+              <w:spacing w:before="180" w:after="40"/>
+            </w:pPr>
+            <w:r>
+              <w:rPr>
+                <w:rFonts w:ascii="Times New Roman" w:hAnsi="Times New Roman" w:eastAsia="바탕"/>
+                <w:b/>
+                <w:sz w:val="23"/>
+              </w:rPr>
+              <w:t>1.7 고령화의 규모와 지리적 이동</w:t>
+            </w:r>
+          </w:p>
+          <w:p>
+            <w:pPr>
+              <w:spacing w:after="80" w:line="276" w:lineRule="auto"/>
+              <w:jc w:val="both"/>
+            </w:pPr>
+            <w:r>
+              <w:rPr>
+                <w:rFonts w:ascii="Times New Roman" w:hAnsi="Times New Roman" w:eastAsia="바탕"/>
+                <w:sz w:val="20"/>
+              </w:rPr>
+              <w:t xml:space="preserve">60세 이상 인구는 2020년 10억 명에서 2030년 14억 명으로 증가하며, 2030년에는 세계 인구 여섯 명 중 한 명이 60세 이상이 된다. 2050년에는 21억 명으로 다시 두 배가 되고, 세계 인구에서 차지하는 비중은 2015년 12%에서 2050년 22%로 오른다. 더 중요한 것은 그 분포다. </w:t>
+            </w:r>
+            <w:r>
+              <w:rPr>
+                <w:rFonts w:ascii="Times New Roman" w:hAnsi="Times New Roman" w:eastAsia="바탕"/>
+                <w:b/>
+                <w:sz w:val="20"/>
+              </w:rPr>
+              <w:t>2050년에는 60세 이상 인구의 3분의 2가 저·중소득국에 살게 된다</w:t>
+            </w:r>
+            <w:r>
+              <w:rPr>
+                <w:rFonts w:ascii="Times New Roman" w:hAnsi="Times New Roman" w:eastAsia="바탕"/>
+                <w:sz w:val="20"/>
+              </w:rPr>
+              <w:t xml:space="preserve"> (World Health Organization, </w:t>
+            </w:r>
+            <w:r>
+              <w:rPr>
+                <w:rFonts w:ascii="Times New Roman" w:hAnsi="Times New Roman" w:eastAsia="바탕"/>
+                <w:i/>
+                <w:sz w:val="20"/>
+              </w:rPr>
+              <w:t>Ageing and health</w:t>
+            </w:r>
+            <w:r>
+              <w:rPr>
+                <w:rFonts w:ascii="Times New Roman" w:hAnsi="Times New Roman" w:eastAsia="바탕"/>
+                <w:sz w:val="20"/>
+              </w:rPr>
+              <w:t xml:space="preserve"> fact sheet).</w:t>
+            </w:r>
+          </w:p>
+          <w:p>
+            <w:pPr>
+              <w:spacing w:after="80" w:line="276" w:lineRule="auto"/>
+              <w:jc w:val="both"/>
+            </w:pPr>
+            <w:r>
+              <w:rPr>
+                <w:rFonts w:ascii="Times New Roman" w:hAnsi="Times New Roman" w:eastAsia="바탕"/>
+                <w:sz w:val="20"/>
+              </w:rPr>
+              <w:t xml:space="preserve">고령화는 흔히 부유한 국가의 문제로 인식되지만 실제로는 반대 방향으로 이동하고 있다. 그리고 저·중소득국의 고령자는 </w:t>
+            </w:r>
+            <w:r>
+              <w:rPr>
+                <w:rFonts w:ascii="Times New Roman" w:hAnsi="Times New Roman" w:eastAsia="바탕"/>
+                <w:b/>
+                <w:sz w:val="20"/>
+              </w:rPr>
+              <w:t>문해력이 낮을 가능성이 높고, 여러 약을 동시에 복용하며, 의료 접근이 어려운 사람</w:t>
+            </w:r>
+            <w:r>
+              <w:rPr>
+                <w:rFonts w:ascii="Times New Roman" w:hAnsi="Times New Roman" w:eastAsia="바탕"/>
+                <w:sz w:val="20"/>
+              </w:rPr>
+              <w:t xml:space="preserve"> 이라는 세 조건이 겹치는 집단이다.</w:t>
+            </w:r>
+          </w:p>
+          <w:p>
+            <w:pPr>
+              <w:spacing w:after="80" w:line="276" w:lineRule="auto"/>
+              <w:jc w:val="both"/>
+            </w:pPr>
+            <w:r>
+              <w:rPr>
+                <w:rFonts w:ascii="Times New Roman" w:hAnsi="Times New Roman" w:eastAsia="바탕"/>
+                <w:sz w:val="20"/>
+              </w:rPr>
+              <w:t xml:space="preserve">한국의 자료가 이 겹침을 구체적으로 보여준다. 65세 이상 131명을 조사한 연구에서 </w:t>
+            </w:r>
+            <w:r>
+              <w:rPr>
+                <w:rFonts w:ascii="Times New Roman" w:hAnsi="Times New Roman" w:eastAsia="바탕"/>
+                <w:b/>
+                <w:sz w:val="20"/>
+              </w:rPr>
+              <w:t>79.4%가 스스로 약을 복용</w:t>
+            </w:r>
+            <w:r>
+              <w:rPr>
+                <w:rFonts w:ascii="Times New Roman" w:hAnsi="Times New Roman" w:eastAsia="바탕"/>
+                <w:sz w:val="20"/>
+              </w:rPr>
+              <w:t xml:space="preserve">하지만 복약 안전 교육을 받은 사람은 </w:t>
+            </w:r>
+            <w:r>
+              <w:rPr>
+                <w:rFonts w:ascii="Times New Roman" w:hAnsi="Times New Roman" w:eastAsia="바탕"/>
+                <w:b/>
+                <w:sz w:val="20"/>
+              </w:rPr>
+              <w:t>28.2%</w:t>
+            </w:r>
+            <w:r>
+              <w:rPr>
+                <w:rFonts w:ascii="Times New Roman" w:hAnsi="Times New Roman" w:eastAsia="바탕"/>
+                <w:sz w:val="20"/>
+              </w:rPr>
+              <w:t xml:space="preserve">에 그쳤다 (Lee, M., Kim, K., Rhew, K. &amp; Choi, K.-H., "A knowledge, attitude, and practice survey on medication safety in Korean older adults," </w:t>
+            </w:r>
+            <w:r>
+              <w:rPr>
+                <w:rFonts w:ascii="Times New Roman" w:hAnsi="Times New Roman" w:eastAsia="바탕"/>
+                <w:i/>
+                <w:sz w:val="20"/>
+              </w:rPr>
+              <w:t>Healthcare</w:t>
+            </w:r>
+            <w:r>
+              <w:rPr>
+                <w:rFonts w:ascii="Times New Roman" w:hAnsi="Times New Roman" w:eastAsia="바탕"/>
+                <w:sz w:val="20"/>
+              </w:rPr>
+              <w:t>, 9(10):1365, 2021, doi:10.3390/healthcare9101365). 그리고 그 연령대의 건강정보이해능력이 적절한 비율은 40.3%다 (질병관리청, 2023). 스스로 관리해야 하는 사람이 다수인데, 읽어낼 준비를 갖춘 사람은 소수라는 뜻이다.</w:t>
+            </w:r>
+          </w:p>
+          <w:p>
+            <w:pPr>
+              <w:spacing w:after="80" w:line="276" w:lineRule="auto"/>
+              <w:jc w:val="both"/>
+            </w:pPr>
+            <w:r>
+              <w:rPr>
+                <w:rFonts w:ascii="Times New Roman" w:hAnsi="Times New Roman" w:eastAsia="바탕"/>
+                <w:sz w:val="20"/>
+              </w:rPr>
+              <w:t xml:space="preserve">표본이 131명으로 작고 조사가 2017년에 이루어졌다는 점은 밝혀 둔다. 이 값을 한국 고령자 전체의 추정치로 쓰기에는 무리가 있으며, 여기서 쓰는 것은 </w:t>
+            </w:r>
+            <w:r>
+              <w:rPr>
+                <w:rFonts w:ascii="Times New Roman" w:hAnsi="Times New Roman" w:eastAsia="바탕"/>
+                <w:b/>
+                <w:sz w:val="20"/>
+              </w:rPr>
+              <w:t>비율의 방향</w:t>
+            </w:r>
+            <w:r>
+              <w:rPr>
+                <w:rFonts w:ascii="Times New Roman" w:hAnsi="Times New Roman" w:eastAsia="바탕"/>
+                <w:sz w:val="20"/>
+              </w:rPr>
+              <w:t>이다. 스스로 관리하는 쪽이 교육받은 쪽보다 훨씬 많다는 것.</w:t>
+            </w:r>
+          </w:p>
+          <w:p>
+            <w:pPr>
+              <w:spacing w:after="80" w:line="276" w:lineRule="auto"/>
+              <w:jc w:val="both"/>
+            </w:pPr>
+            <w:r>
+              <w:rPr>
+                <w:rFonts w:ascii="Times New Roman" w:hAnsi="Times New Roman" w:eastAsia="바탕"/>
+                <w:sz w:val="20"/>
+              </w:rPr>
+              <w:t xml:space="preserve">몰도바에서도 같은 구조가 관찰된다. 2015년부터 2060년 사이에 인구는 31% 줄고 평균 연령은 38세에서 47세로 오르며, </w:t>
+            </w:r>
+            <w:r>
+              <w:rPr>
+                <w:rFonts w:ascii="Times New Roman" w:hAnsi="Times New Roman" w:eastAsia="바탕"/>
+                <w:b/>
+                <w:sz w:val="20"/>
+              </w:rPr>
+              <w:t>고령 인구 비중은 두 배 이상 늘어 27%에 이를 전망이다.</w:t>
+            </w:r>
+            <w:r>
+              <w:rPr>
+                <w:rFonts w:ascii="Times New Roman" w:hAnsi="Times New Roman" w:eastAsia="바탕"/>
+                <w:sz w:val="20"/>
+              </w:rPr>
+              <w:t xml:space="preserve"> 질병 부담은 비감염성 질환에 압도적으로 집중되어 있으며, 2008년부터 2015년 사이에 당뇨 유병률이 75%, 순환기 질환이 41% 늘었다 (Voncina, L., Dozol, A., Volovei, I. &amp; Cetinkaya, V., </w:t>
+            </w:r>
+            <w:r>
+              <w:rPr>
+                <w:rFonts w:ascii="Times New Roman" w:hAnsi="Times New Roman" w:eastAsia="바탕"/>
+                <w:i/>
+                <w:sz w:val="20"/>
+              </w:rPr>
+              <w:t>Human Development Assessment for Moldova: Background Paper on Health</w:t>
+            </w:r>
+            <w:r>
+              <w:rPr>
+                <w:rFonts w:ascii="Times New Roman" w:hAnsi="Times New Roman" w:eastAsia="바탕"/>
+                <w:sz w:val="20"/>
+              </w:rPr>
+              <w:t>, World Bank, 2022).</w:t>
+            </w:r>
+          </w:p>
+          <w:p>
+            <w:pPr>
+              <w:spacing w:after="80" w:line="276" w:lineRule="auto"/>
+              <w:jc w:val="both"/>
+            </w:pPr>
+            <w:r>
+              <w:rPr>
+                <w:rFonts w:ascii="Times New Roman" w:hAnsi="Times New Roman" w:eastAsia="바탕"/>
+                <w:sz w:val="20"/>
+              </w:rPr>
+              <w:t xml:space="preserve">건강 문해력과 1차 의료 이용의 관계를 몰도바계 인구에서 직접 다룬 연구도 있다. 다만 이 연구의 대상은 몰도바 거주자가 아니라 </w:t>
+            </w:r>
+            <w:r>
+              <w:rPr>
+                <w:rFonts w:ascii="Times New Roman" w:hAnsi="Times New Roman" w:eastAsia="바탕"/>
+                <w:b/>
+                <w:sz w:val="20"/>
+              </w:rPr>
+              <w:t>이탈리아 파도바에 사는 몰도바 이주 여성 170명</w:t>
+            </w:r>
+            <w:r>
+              <w:rPr>
+                <w:rFonts w:ascii="Times New Roman" w:hAnsi="Times New Roman" w:eastAsia="바탕"/>
+                <w:sz w:val="20"/>
+              </w:rPr>
+              <w:t xml:space="preserve">이며, 문해력이 낮은 쪽에서 흡연율이 높고(33.3% 대 14.3%) 주치의 방문이 적었다는 것을 보고한다 (Vianello, F. A. et al., "Health status of female Moldovan migrants to Italy by health literacy level and age group," </w:t>
+            </w:r>
+            <w:r>
+              <w:rPr>
+                <w:rFonts w:ascii="Times New Roman" w:hAnsi="Times New Roman" w:eastAsia="바탕"/>
+                <w:i/>
+                <w:sz w:val="20"/>
+              </w:rPr>
+              <w:t>BMC Public Health</w:t>
+            </w:r>
+            <w:r>
+              <w:rPr>
+                <w:rFonts w:ascii="Times New Roman" w:hAnsi="Times New Roman" w:eastAsia="바탕"/>
+                <w:sz w:val="20"/>
+              </w:rPr>
+              <w:t xml:space="preserve">, 20:1502, 2020, doi:10.1186/s12889-020-09582-9). 이주민 표본이므로 몰도바 국내 인구에 그대로 옮길 수 없다는 점을 밝혀 둔다. 우리가 이 연구에서 취하는 것은 수치가 아니라 </w:t>
+            </w:r>
+            <w:r>
+              <w:rPr>
+                <w:rFonts w:ascii="Times New Roman" w:hAnsi="Times New Roman" w:eastAsia="바탕"/>
+                <w:b/>
+                <w:sz w:val="20"/>
+              </w:rPr>
+              <w:t>건강 문해력이 1차 의료 이용과 실제로 연동된다는 관계</w:t>
+            </w:r>
+            <w:r>
+              <w:rPr>
+                <w:rFonts w:ascii="Times New Roman" w:hAnsi="Times New Roman" w:eastAsia="바탕"/>
+                <w:sz w:val="20"/>
+              </w:rPr>
+              <w:t>이며, 그 관계를 몰도바 현지에서 확인하는 것은 §5.8 의 현지 평가에 속한다.</w:t>
+            </w:r>
+          </w:p>
+          <w:p>
+            <w:pPr>
+              <w:spacing w:before="180" w:after="40"/>
+            </w:pPr>
+            <w:r>
+              <w:rPr>
+                <w:rFonts w:ascii="Times New Roman" w:hAnsi="Times New Roman" w:eastAsia="바탕"/>
+                <w:b/>
+                <w:sz w:val="23"/>
+              </w:rPr>
+              <w:t>1.8 시각적 전달의 효과와 한계</w:t>
+            </w:r>
+          </w:p>
+          <w:p>
+            <w:pPr>
+              <w:spacing w:after="80" w:line="276" w:lineRule="auto"/>
+              <w:jc w:val="both"/>
+            </w:pPr>
+            <w:r>
+              <w:rPr>
+                <w:rFonts w:ascii="Times New Roman" w:hAnsi="Times New Roman" w:eastAsia="바탕"/>
+                <w:sz w:val="20"/>
+              </w:rPr>
+              <w:t xml:space="preserve">그림이 문자보다 잘 기억된다는 것은 인지심리학에서 반복 검증된 현상이다. 그림 우월 효과(picture superiority effect)는 그림이 단어보다 회상률이 높고 더 오래 남는다는 것을 가리키며, 이중부호화 이론은 시각 정보가 시각과 언어 두 경로로 부호화되어 회상 경로가 둘인 반면 문자는 시각 부호화가 잘 되지 않는다는 것으로 이를 설명한다 (Paivio, A., </w:t>
+            </w:r>
+            <w:r>
+              <w:rPr>
+                <w:rFonts w:ascii="Times New Roman" w:hAnsi="Times New Roman" w:eastAsia="바탕"/>
+                <w:i/>
+                <w:sz w:val="20"/>
+              </w:rPr>
+              <w:t>Imagery and Verbal Processes</w:t>
+            </w:r>
+            <w:r>
+              <w:rPr>
+                <w:rFonts w:ascii="Times New Roman" w:hAnsi="Times New Roman" w:eastAsia="바탕"/>
+                <w:sz w:val="20"/>
+              </w:rPr>
+              <w:t xml:space="preserve">, Holt, Rinehart &amp; Winston, 1971; </w:t>
+            </w:r>
+            <w:r>
+              <w:rPr>
+                <w:rFonts w:ascii="Times New Roman" w:hAnsi="Times New Roman" w:eastAsia="바탕"/>
+                <w:i/>
+                <w:sz w:val="20"/>
+              </w:rPr>
+              <w:t>Mental Representations: A Dual Coding Approach</w:t>
+            </w:r>
+            <w:r>
+              <w:rPr>
+                <w:rFonts w:ascii="Times New Roman" w:hAnsi="Times New Roman" w:eastAsia="바탕"/>
+                <w:sz w:val="20"/>
+              </w:rPr>
+              <w:t xml:space="preserve">, Oxford University Press, 1986). 보건 의사소통 영역에서도 문자에 밀접히 결합된 그림은 문자 단독 대비 주의와 회상을 뚜렷이 증가시킨다 (Houts, P. S., Doak, C. C., Doak, L. G. &amp; Loscalzo, M. J., "The role of pictures in improving health communication," </w:t>
+            </w:r>
+            <w:r>
+              <w:rPr>
+                <w:rFonts w:ascii="Times New Roman" w:hAnsi="Times New Roman" w:eastAsia="바탕"/>
+                <w:i/>
+                <w:sz w:val="20"/>
+              </w:rPr>
+              <w:t>Patient Education and Counseling</w:t>
+            </w:r>
+            <w:r>
+              <w:rPr>
+                <w:rFonts w:ascii="Times New Roman" w:hAnsi="Times New Roman" w:eastAsia="바탕"/>
+                <w:sz w:val="20"/>
+              </w:rPr>
+              <w:t>, 61(2):173–190, 2006).</w:t>
+            </w:r>
+          </w:p>
+          <w:p>
+            <w:pPr>
+              <w:spacing w:after="80" w:line="276" w:lineRule="auto"/>
+              <w:jc w:val="both"/>
+            </w:pPr>
+            <w:r>
+              <w:rPr>
+                <w:rFonts w:ascii="Times New Roman" w:hAnsi="Times New Roman" w:eastAsia="바탕"/>
+                <w:sz w:val="20"/>
+              </w:rPr>
+              <w:t>그러나 여기서 두 가지를 구분해야 한다.</w:t>
+            </w:r>
+          </w:p>
+          <w:p>
+            <w:pPr>
+              <w:spacing w:after="80" w:line="276" w:lineRule="auto"/>
+              <w:jc w:val="both"/>
+            </w:pPr>
+            <w:r>
+              <w:rPr>
+                <w:rFonts w:ascii="Times New Roman" w:hAnsi="Times New Roman" w:eastAsia="바탕"/>
+                <w:sz w:val="20"/>
+              </w:rPr>
+              <w:t xml:space="preserve">첫째, Houts 등의 결과는 그림을 </w:t>
+            </w:r>
+            <w:r>
+              <w:rPr>
+                <w:rFonts w:ascii="Times New Roman" w:hAnsi="Times New Roman" w:eastAsia="바탕"/>
+                <w:b/>
+                <w:sz w:val="20"/>
+              </w:rPr>
+              <w:t>문자 또는 음성과 밀접히 결합했을 때</w:t>
+            </w:r>
+            <w:r>
+              <w:rPr>
+                <w:rFonts w:ascii="Times New Roman" w:hAnsi="Times New Roman" w:eastAsia="바탕"/>
+                <w:sz w:val="20"/>
+              </w:rPr>
+              <w:t xml:space="preserve">의 것이다. 원문은 "written or spoken text" 라고 쓴다. 이 구분이 본 연구의 설계에 직접 닿는다. SnapCare 는 그림을 문자와 짝지우지 않고 </w:t>
+            </w:r>
+            <w:r>
+              <w:rPr>
+                <w:rFonts w:ascii="Times New Roman" w:hAnsi="Times New Roman" w:eastAsia="바탕"/>
+                <w:b/>
+                <w:sz w:val="20"/>
+              </w:rPr>
+              <w:t>음성과</w:t>
+            </w:r>
+            <w:r>
+              <w:rPr>
+                <w:rFonts w:ascii="Times New Roman" w:hAnsi="Times New Roman" w:eastAsia="바탕"/>
+                <w:sz w:val="20"/>
+              </w:rPr>
+              <w:t xml:space="preserve"> 짝지우므로, Houts 등이 다룬 두 조건 가운데 뒤쪽에 해당한다. 다만 그 검토에 포함된 연구들이 음성 조건을 문자 조건만큼 많이 다루었는지는 확인하지 못했으며, 문자를 완전히 제거한 화면에서의 효과는 여전히 별도로 검증되어야 한다.</w:t>
+            </w:r>
+          </w:p>
+          <w:p>
+            <w:pPr>
+              <w:spacing w:after="80" w:line="276" w:lineRule="auto"/>
+              <w:jc w:val="both"/>
+            </w:pPr>
+            <w:r>
+              <w:rPr>
+                <w:rFonts w:ascii="Times New Roman" w:hAnsi="Times New Roman" w:eastAsia="바탕"/>
+                <w:sz w:val="20"/>
+              </w:rPr>
+              <w:t xml:space="preserve">둘째, 그리는 것과 읽히는 것은 다르다. 그래픽 심볼의 국제 표준인 ISO 9186-1 은 사용자의 최소 67%가 올바로 이해할 것을 요구하며 (ISO 9186-1:2014, </w:t>
+            </w:r>
+            <w:r>
+              <w:rPr>
+                <w:rFonts w:ascii="Times New Roman" w:hAnsi="Times New Roman" w:eastAsia="바탕"/>
+                <w:i/>
+                <w:sz w:val="20"/>
+              </w:rPr>
+              <w:t>Graphical symbols — Test methods — Part 1: Method for testing comprehensibility</w:t>
+            </w:r>
+            <w:r>
+              <w:rPr>
+                <w:rFonts w:ascii="Times New Roman" w:hAnsi="Times New Roman" w:eastAsia="바탕"/>
+                <w:sz w:val="20"/>
+              </w:rPr>
+              <w:t xml:space="preserve">), 미국 안전 표지 표준인 ANSI Z535.3 은 50명 이상의 표본에서 85% 이상의 정답률과 </w:t>
+            </w:r>
+            <w:r>
+              <w:rPr>
+                <w:rFonts w:ascii="Times New Roman" w:hAnsi="Times New Roman" w:eastAsia="바탕"/>
+                <w:b/>
+                <w:sz w:val="20"/>
+              </w:rPr>
+              <w:t>치명적 혼동 5% 이하</w:t>
+            </w:r>
+            <w:r>
+              <w:rPr>
+                <w:rFonts w:ascii="Times New Roman" w:hAnsi="Times New Roman" w:eastAsia="바탕"/>
+                <w:sz w:val="20"/>
+              </w:rPr>
+              <w:t xml:space="preserve">를 함께 요구한다 (ANSI Z535.3-2022, </w:t>
+            </w:r>
+            <w:r>
+              <w:rPr>
+                <w:rFonts w:ascii="Times New Roman" w:hAnsi="Times New Roman" w:eastAsia="바탕"/>
+                <w:i/>
+                <w:sz w:val="20"/>
+              </w:rPr>
+              <w:t>Criteria for Safety Symbols</w:t>
+            </w:r>
+            <w:r>
+              <w:rPr>
+                <w:rFonts w:ascii="Times New Roman" w:hAnsi="Times New Roman" w:eastAsia="바탕"/>
+                <w:sz w:val="20"/>
+              </w:rPr>
+              <w:t>).</w:t>
+            </w:r>
+          </w:p>
+          <w:p>
+            <w:pPr>
+              <w:spacing w:after="80" w:line="276" w:lineRule="auto"/>
+              <w:jc w:val="both"/>
+            </w:pPr>
+            <w:r>
+              <w:rPr>
+                <w:rFonts w:ascii="Times New Roman" w:hAnsi="Times New Roman" w:eastAsia="바탕"/>
+                <w:sz w:val="20"/>
+              </w:rPr>
+              <w:t>실제로 만들어진 의약 픽토그램이 이 기준을 어느 정도 통과하는지가 문제의 핵심이다.</w:t>
+            </w:r>
+          </w:p>
+          <w:p>
+            <w:pPr>
+              <w:spacing w:after="80" w:line="276" w:lineRule="auto"/>
+              <w:jc w:val="both"/>
+            </w:pPr>
+            <w:r>
+              <w:rPr>
+                <w:rFonts w:ascii="Times New Roman" w:hAnsi="Times New Roman" w:eastAsia="바탕"/>
+                <w:sz w:val="20"/>
+              </w:rPr>
+              <w:t>[표 5] 의약 픽토그램의 이해도 기준 통과율</w:t>
+            </w:r>
+          </w:p>
+          <w:tbl>
+            <w:tblPr>
+              <w:tblW w:type="auto" w:w="0"/>
+              <w:jc w:val="center"/>
+              <w:tblLook w:firstColumn="1" w:firstRow="1" w:lastColumn="0" w:lastRow="0" w:noHBand="0" w:noVBand="1" w:val="04A0"/>
+              <w:tblBorders>
+                <w:top w:val="single" w:sz="4" w:color="BFBFBF"/>
+                <w:left w:val="single" w:sz="4" w:color="BFBFBF"/>
+                <w:bottom w:val="single" w:sz="4" w:color="BFBFBF"/>
+                <w:right w:val="single" w:sz="4" w:color="BFBFBF"/>
+                <w:insideH w:val="single" w:sz="4" w:color="BFBFBF"/>
+                <w:insideV w:val="single" w:sz="4" w:color="BFBFBF"/>
+              </w:tblBorders>
+            </w:tblPr>
+            <w:tblGrid>
+              <w:gridCol w:w="2441"/>
+              <w:gridCol w:w="2441"/>
+              <w:gridCol w:w="2441"/>
+              <w:gridCol w:w="2441"/>
+            </w:tblGrid>
+            <w:tr>
+              <w:tc>
+                <w:tcPr>
+                  <w:tcW w:type="dxa" w:w="2441"/>
+                  <w:shd w:val="clear" w:fill="F2F2F2"/>
+                </w:tcPr>
+                <w:p>
+                  <w:r>
+                    <w:rPr>
+                      <w:rFonts w:ascii="Times New Roman" w:hAnsi="Times New Roman" w:eastAsia="바탕"/>
+                      <w:b/>
+                      <w:sz w:val="18"/>
+                    </w:rPr>
+                    <w:t>연구</w:t>
+                  </w:r>
+                </w:p>
+              </w:tc>
+              <w:tc>
+                <w:tcPr>
+                  <w:tcW w:type="dxa" w:w="2441"/>
+                  <w:shd w:val="clear" w:fill="F2F2F2"/>
+                </w:tcPr>
+                <w:p>
+                  <w:r>
+                    <w:rPr>
+                      <w:rFonts w:ascii="Times New Roman" w:hAnsi="Times New Roman" w:eastAsia="바탕"/>
+                      <w:b/>
+                      <w:sz w:val="18"/>
+                    </w:rPr>
+                    <w:t>대상</w:t>
+                  </w:r>
+                </w:p>
+              </w:tc>
+              <w:tc>
+                <w:tcPr>
+                  <w:tcW w:type="dxa" w:w="2441"/>
+                  <w:shd w:val="clear" w:fill="F2F2F2"/>
+                </w:tcPr>
+                <w:p>
+                  <w:r>
+                    <w:rPr>
+                      <w:rFonts w:ascii="Times New Roman" w:hAnsi="Times New Roman" w:eastAsia="바탕"/>
+                      <w:b/>
+                      <w:sz w:val="18"/>
+                    </w:rPr>
+                    <w:t>기준</w:t>
+                  </w:r>
+                </w:p>
+              </w:tc>
+              <w:tc>
+                <w:tcPr>
+                  <w:tcW w:type="dxa" w:w="2441"/>
+                  <w:shd w:val="clear" w:fill="F2F2F2"/>
+                </w:tcPr>
+                <w:p>
+                  <w:r>
+                    <w:rPr>
+                      <w:rFonts w:ascii="Times New Roman" w:hAnsi="Times New Roman" w:eastAsia="바탕"/>
+                      <w:b/>
+                      <w:sz w:val="18"/>
+                    </w:rPr>
+                    <w:t>결과</w:t>
+                  </w:r>
+                </w:p>
+              </w:tc>
+            </w:tr>
+            <w:tr>
+              <w:tc>
+                <w:tcPr>
+                  <w:tcW w:type="dxa" w:w="2441"/>
+                </w:tcPr>
+                <w:p>
+                  <w:r>
+                    <w:rPr>
+                      <w:rFonts w:ascii="Times New Roman" w:hAnsi="Times New Roman" w:eastAsia="바탕"/>
+                      <w:sz w:val="18"/>
+                    </w:rPr>
+                    <w:t>Gutierrez 등 (2022)</w:t>
+                  </w:r>
+                </w:p>
+              </w:tc>
+              <w:tc>
+                <w:tcPr>
+                  <w:tcW w:type="dxa" w:w="2441"/>
+                </w:tcPr>
+                <w:p>
+                  <w:r>
+                    <w:rPr>
+                      <w:rFonts w:ascii="Times New Roman" w:hAnsi="Times New Roman" w:eastAsia="바탕"/>
+                      <w:sz w:val="18"/>
+                    </w:rPr>
+                    <w:t>필리핀 성인 · USP 82종 + FIP 26종</w:t>
+                  </w:r>
+                </w:p>
+              </w:tc>
+              <w:tc>
+                <w:tcPr>
+                  <w:tcW w:type="dxa" w:w="2441"/>
+                </w:tcPr>
+                <w:p>
+                  <w:r>
+                    <w:rPr>
+                      <w:rFonts w:ascii="Times New Roman" w:hAnsi="Times New Roman" w:eastAsia="바탕"/>
+                      <w:sz w:val="18"/>
+                    </w:rPr>
+                    <w:t>ANSI 85%</w:t>
+                  </w:r>
+                </w:p>
+              </w:tc>
+              <w:tc>
+                <w:tcPr>
+                  <w:tcW w:type="dxa" w:w="2441"/>
+                </w:tcPr>
+                <w:p>
+                  <w:r>
+                    <w:rPr>
+                      <w:rFonts w:ascii="Times New Roman" w:hAnsi="Times New Roman" w:eastAsia="바탕"/>
+                      <w:sz w:val="18"/>
+                    </w:rPr>
+                    <w:t xml:space="preserve">통과 </w:t>
+                  </w:r>
+                  <w:r>
+                    <w:rPr>
+                      <w:rFonts w:ascii="Times New Roman" w:hAnsi="Times New Roman" w:eastAsia="바탕"/>
+                      <w:b/>
+                      <w:sz w:val="18"/>
+                    </w:rPr>
+                    <w:t>108종 중 17종 (15.7%)</w:t>
+                  </w:r>
+                </w:p>
+              </w:tc>
+            </w:tr>
+            <w:tr>
+              <w:tc>
+                <w:tcPr>
+                  <w:tcW w:type="dxa" w:w="2441"/>
+                </w:tcPr>
+                <w:p>
+                  <w:r>
+                    <w:rPr>
+                      <w:rFonts w:ascii="Times New Roman" w:hAnsi="Times New Roman" w:eastAsia="바탕"/>
+                      <w:sz w:val="18"/>
+                    </w:rPr>
+                    <w:t>Dowse 등 (2023)</w:t>
+                  </w:r>
+                </w:p>
+              </w:tc>
+              <w:tc>
+                <w:tcPr>
+                  <w:tcW w:type="dxa" w:w="2441"/>
+                </w:tcPr>
+                <w:p>
+                  <w:r>
+                    <w:rPr>
+                      <w:rFonts w:ascii="Times New Roman" w:hAnsi="Times New Roman" w:eastAsia="바탕"/>
+                      <w:sz w:val="18"/>
+                    </w:rPr>
+                    <w:t>남아공 저문해 성인 · 현지 제작 10종</w:t>
+                  </w:r>
+                </w:p>
+              </w:tc>
+              <w:tc>
+                <w:tcPr>
+                  <w:tcW w:type="dxa" w:w="2441"/>
+                </w:tcPr>
+                <w:p>
+                  <w:r>
+                    <w:rPr>
+                      <w:rFonts w:ascii="Times New Roman" w:hAnsi="Times New Roman" w:eastAsia="바탕"/>
+                      <w:sz w:val="18"/>
+                    </w:rPr>
+                    <w:t>ISO 66.7%</w:t>
+                  </w:r>
+                </w:p>
+              </w:tc>
+              <w:tc>
+                <w:tcPr>
+                  <w:tcW w:type="dxa" w:w="2441"/>
+                </w:tcPr>
+                <w:p>
+                  <w:r>
+                    <w:rPr>
+                      <w:rFonts w:ascii="Times New Roman" w:hAnsi="Times New Roman" w:eastAsia="바탕"/>
+                      <w:sz w:val="18"/>
+                    </w:rPr>
+                    <w:t xml:space="preserve">통과 </w:t>
+                  </w:r>
+                  <w:r>
+                    <w:rPr>
+                      <w:rFonts w:ascii="Times New Roman" w:hAnsi="Times New Roman" w:eastAsia="바탕"/>
+                      <w:b/>
+                      <w:sz w:val="18"/>
+                    </w:rPr>
+                    <w:t>10종 중 8종 (80%)</w:t>
+                  </w:r>
+                  <w:r>
+                    <w:rPr>
+                      <w:rFonts w:ascii="Times New Roman" w:hAnsi="Times New Roman" w:eastAsia="바탕"/>
+                      <w:sz w:val="18"/>
+                    </w:rPr>
+                    <w:t xml:space="preserve"> · 평균 이해도 7.9 ± 1.8 / 10</w:t>
+                  </w:r>
+                </w:p>
+              </w:tc>
+            </w:tr>
+            <w:tr>
+              <w:tc>
+                <w:tcPr>
+                  <w:tcW w:type="dxa" w:w="2441"/>
+                </w:tcPr>
+                <w:p>
+                  <w:r>
+                    <w:rPr>
+                      <w:rFonts w:ascii="Times New Roman" w:hAnsi="Times New Roman" w:eastAsia="바탕"/>
+                      <w:sz w:val="18"/>
+                    </w:rPr>
+                    <w:t>Dowse &amp; Ehlers (2001)</w:t>
+                  </w:r>
+                </w:p>
+              </w:tc>
+              <w:tc>
+                <w:tcPr>
+                  <w:tcW w:type="dxa" w:w="2441"/>
+                </w:tcPr>
+                <w:p>
+                  <w:r>
+                    <w:rPr>
+                      <w:rFonts w:ascii="Times New Roman" w:hAnsi="Times New Roman" w:eastAsia="바탕"/>
+                      <w:sz w:val="18"/>
+                    </w:rPr>
+                    <w:t>남아공 Xhosa 46명(정규교육 ≤7년) · 각 23종</w:t>
+                  </w:r>
+                </w:p>
+              </w:tc>
+              <w:tc>
+                <w:tcPr>
+                  <w:tcW w:type="dxa" w:w="2441"/>
+                </w:tcPr>
+                <w:p>
+                  <w:r>
+                    <w:rPr>
+                      <w:rFonts w:ascii="Times New Roman" w:hAnsi="Times New Roman" w:eastAsia="바탕"/>
+                      <w:sz w:val="18"/>
+                    </w:rPr>
+                    <w:t>ANSI 85%</w:t>
+                  </w:r>
+                </w:p>
+              </w:tc>
+              <w:tc>
+                <w:tcPr>
+                  <w:tcW w:type="dxa" w:w="2441"/>
+                </w:tcPr>
+                <w:p>
+                  <w:r>
+                    <w:rPr>
+                      <w:rFonts w:ascii="Times New Roman" w:hAnsi="Times New Roman" w:eastAsia="바탕"/>
+                      <w:sz w:val="18"/>
+                    </w:rPr>
+                    <w:t xml:space="preserve">현지 제작 </w:t>
+                  </w:r>
+                  <w:r>
+                    <w:rPr>
+                      <w:rFonts w:ascii="Times New Roman" w:hAnsi="Times New Roman" w:eastAsia="바탕"/>
+                      <w:b/>
+                      <w:sz w:val="18"/>
+                    </w:rPr>
+                    <w:t>23종 중 20종(87%)</w:t>
+                  </w:r>
+                  <w:r>
+                    <w:rPr>
+                      <w:rFonts w:ascii="Times New Roman" w:hAnsi="Times New Roman" w:eastAsia="바탕"/>
+                      <w:sz w:val="18"/>
+                    </w:rPr>
+                    <w:t xml:space="preserve"> vs. USP-DI </w:t>
+                  </w:r>
+                  <w:r>
+                    <w:rPr>
+                      <w:rFonts w:ascii="Times New Roman" w:hAnsi="Times New Roman" w:eastAsia="바탕"/>
+                      <w:b/>
+                      <w:sz w:val="18"/>
+                    </w:rPr>
+                    <w:t>23종 중 11종(48%)</w:t>
+                  </w:r>
+                </w:p>
+              </w:tc>
+            </w:tr>
+          </w:tbl>
+          <w:p/>
+          <w:p>
+            <w:pPr>
+              <w:spacing w:after="120"/>
+            </w:pPr>
+          </w:p>
+          <w:p>
+            <w:pPr>
+              <w:spacing w:after="80" w:line="276" w:lineRule="auto"/>
+              <w:jc w:val="both"/>
+            </w:pPr>
+            <w:r>
+              <w:rPr>
+                <w:rFonts w:ascii="Times New Roman" w:hAnsi="Times New Roman" w:eastAsia="바탕"/>
+                <w:sz w:val="20"/>
+              </w:rPr>
+              <w:t xml:space="preserve">표 5가 보여주는 것은 </w:t>
             </w:r>
             <w:r>
               <w:rPr>
@@ -4098,6 +5039,150 @@
                 <w:sz w:val="20"/>
               </w:rPr>
               <w:t xml:space="preserve"> 기준을 넘겼다는 것과 믿고 맡길 수 있다는 것은 다른 말이며, 그래서 SnapCare 는 그림이 기준을 넘겨도 음성과 색을 함께 남긴다.</w:t>
+            </w:r>
+          </w:p>
+          <w:p>
+            <w:pPr>
+              <w:spacing w:after="80" w:line="276" w:lineRule="auto"/>
+              <w:jc w:val="both"/>
+            </w:pPr>
+            <w:r>
+              <w:rPr>
+                <w:rFonts w:ascii="Times New Roman" w:hAnsi="Times New Roman" w:eastAsia="바탕"/>
+                <w:sz w:val="20"/>
+              </w:rPr>
+              <w:t xml:space="preserve">그러나 같은 자리에서 반대 방향의 증거도 분명하다. 앞서 인용한 물약 시험(§1.3)은 무작위 대조시험이었고, 대조군과 갈린 것이 </w:t>
+            </w:r>
+            <w:r>
+              <w:rPr>
+                <w:rFonts w:ascii="Times New Roman" w:hAnsi="Times New Roman" w:eastAsia="바탕"/>
+                <w:b/>
+                <w:sz w:val="20"/>
+              </w:rPr>
+              <w:t>픽토그램이 들어간 지시</w:t>
+            </w:r>
+            <w:r>
+              <w:rPr>
+                <w:rFonts w:ascii="Times New Roman" w:hAnsi="Times New Roman" w:eastAsia="바탕"/>
+                <w:sz w:val="20"/>
+              </w:rPr>
+              <w:t xml:space="preserve">였다. 픽토그램을 받은 보호자에서 20%를 넘는 용량 오차는 47.8%에서 </w:t>
+            </w:r>
+            <w:r>
+              <w:rPr>
+                <w:rFonts w:ascii="Times New Roman" w:hAnsi="Times New Roman" w:eastAsia="바탕"/>
+                <w:b/>
+                <w:sz w:val="20"/>
+              </w:rPr>
+              <w:t>5.4%로 떨어졌고</w:t>
+            </w:r>
+            <w:r>
+              <w:rPr>
+                <w:rFonts w:ascii="Times New Roman" w:hAnsi="Times New Roman" w:eastAsia="바탕"/>
+                <w:sz w:val="20"/>
+              </w:rPr>
+              <w:t xml:space="preserve">(절대위험 감소 42.4%p), 복약을 지키지 않은 비율도 38.0%에서 9.3%로 낮아졌다 (Yin, H. S. et al., "Randomized controlled trial of a pictogram-based intervention to reduce liquid medication dosing errors and improve adherence among caregivers of young children," </w:t>
+            </w:r>
+            <w:r>
+              <w:rPr>
+                <w:rFonts w:ascii="Times New Roman" w:hAnsi="Times New Roman" w:eastAsia="바탕"/>
+                <w:i/>
+                <w:sz w:val="20"/>
+              </w:rPr>
+              <w:t>Archives of Pediatrics &amp; Adolescent Medicine</w:t>
+            </w:r>
+            <w:r>
+              <w:rPr>
+                <w:rFonts w:ascii="Times New Roman" w:hAnsi="Times New Roman" w:eastAsia="바탕"/>
+                <w:sz w:val="20"/>
+              </w:rPr>
+              <w:t>, 162(9):814–822, 2008).</w:t>
+            </w:r>
+          </w:p>
+          <w:p>
+            <w:pPr>
+              <w:spacing w:after="80" w:line="276" w:lineRule="auto"/>
+              <w:jc w:val="both"/>
+            </w:pPr>
+            <w:r>
+              <w:rPr>
+                <w:rFonts w:ascii="Times New Roman" w:hAnsi="Times New Roman" w:eastAsia="바탕"/>
+                <w:sz w:val="20"/>
+              </w:rPr>
+              <w:t xml:space="preserve">남아공에서 정규교육 7년 이하의 저문해 성인 60명을 대조군과 실험군으로 나눈 시험에서도, 그림을 함께 받은 쪽에서 약 라벨과 복약 안내문 </w:t>
+            </w:r>
+            <w:r>
+              <w:rPr>
+                <w:rFonts w:ascii="Times New Roman" w:hAnsi="Times New Roman" w:eastAsia="바탕"/>
+                <w:b/>
+                <w:sz w:val="20"/>
+              </w:rPr>
+              <w:t>양쪽 모두 이해도 80%를 넘긴 참여자가 유의하게 많았다</w:t>
+            </w:r>
+            <w:r>
+              <w:rPr>
+                <w:rFonts w:ascii="Times New Roman" w:hAnsi="Times New Roman" w:eastAsia="바탕"/>
+                <w:sz w:val="20"/>
+              </w:rPr>
+              <w:t xml:space="preserve"> (Mansoor, L. E. &amp; Dowse, R., "Effect of pictograms on readability of patient information materials," </w:t>
+            </w:r>
+            <w:r>
+              <w:rPr>
+                <w:rFonts w:ascii="Times New Roman" w:hAnsi="Times New Roman" w:eastAsia="바탕"/>
+                <w:i/>
+                <w:sz w:val="20"/>
+              </w:rPr>
+              <w:t>Annals of Pharmacotherapy</w:t>
+            </w:r>
+            <w:r>
+              <w:rPr>
+                <w:rFonts w:ascii="Times New Roman" w:hAnsi="Times New Roman" w:eastAsia="바탕"/>
+                <w:sz w:val="20"/>
+              </w:rPr>
+              <w:t>, 37:1003–1009, 2003).</w:t>
+            </w:r>
+          </w:p>
+          <w:p>
+            <w:pPr>
+              <w:spacing w:after="80" w:line="276" w:lineRule="auto"/>
+              <w:jc w:val="both"/>
+            </w:pPr>
+            <w:r>
+              <w:rPr>
+                <w:rFonts w:ascii="Times New Roman" w:hAnsi="Times New Roman" w:eastAsia="바탕"/>
+                <w:sz w:val="20"/>
+              </w:rPr>
+              <w:t xml:space="preserve">정리하면 이 분야는 두 가지를 함께 관찰해 왔다. </w:t>
+            </w:r>
+            <w:r>
+              <w:rPr>
+                <w:rFonts w:ascii="Times New Roman" w:hAnsi="Times New Roman" w:eastAsia="바탕"/>
+                <w:b/>
+                <w:sz w:val="20"/>
+              </w:rPr>
+              <w:t>잘 만든 그림은 실제로 오류를 줄인다</w:t>
+            </w:r>
+            <w:r>
+              <w:rPr>
+                <w:rFonts w:ascii="Times New Roman" w:hAnsi="Times New Roman" w:eastAsia="바탕"/>
+                <w:sz w:val="20"/>
+              </w:rPr>
+              <w:t xml:space="preserve">(Yin 등, 2008: 47.8% → 5.4%). 그리고 </w:t>
+            </w:r>
+            <w:r>
+              <w:rPr>
+                <w:rFonts w:ascii="Times New Roman" w:hAnsi="Times New Roman" w:eastAsia="바탕"/>
+                <w:b/>
+                <w:sz w:val="20"/>
+              </w:rPr>
+              <w:t>만들었다고 해서 잘 만들어지는 것은 아니다</w:t>
+            </w:r>
+            <w:r>
+              <w:rPr>
+                <w:rFonts w:ascii="Times New Roman" w:hAnsi="Times New Roman" w:eastAsia="바탕"/>
+                <w:sz w:val="20"/>
+              </w:rPr>
+              <w:t>(Gutierrez 등, 2022: 108종 중 17종). 앞의 것이 이 접근을 택할 이유이고, 뒤의 것이 만든 뒤에 재야 할 이유다.</w:t>
             </w:r>
           </w:p>
           <w:p>
@@ -4137,7 +5222,7 @@
               <w:drawing>
                 <wp:inline xmlns:a="http://schemas.openxmlformats.org/drawingml/2006/main" xmlns:pic="http://schemas.openxmlformats.org/drawingml/2006/picture">
                   <wp:extent cx="5486400" cy="3108960"/>
-                  <wp:docPr id="5" name="Picture 5"/>
+                  <wp:docPr id="6" name="Picture 6"/>
                   <wp:cNvGraphicFramePr>
                     <a:graphicFrameLocks noChangeAspect="1"/>
                   </wp:cNvGraphicFramePr>
@@ -4149,7 +5234,7 @@
                           <pic:cNvPicPr/>
                         </pic:nvPicPr>
                         <pic:blipFill>
-                          <a:blip r:embed="rId19"/>
+                          <a:blip r:embed="rId20"/>
                           <a:stretch>
                             <a:fillRect/>
                           </a:stretch>
@@ -4180,7 +5265,7 @@
                 <w:color w:val="606068"/>
                 <w:sz w:val="18"/>
               </w:rPr>
-              <w:t>[그림 5]</w:t>
+              <w:t>[그림 6]</w:t>
             </w:r>
             <w:r>
               <w:rPr>
@@ -4358,7 +5443,7 @@
                 <w:rFonts w:ascii="Times New Roman" w:hAnsi="Times New Roman" w:eastAsia="바탕"/>
                 <w:sz w:val="20"/>
               </w:rPr>
-              <w:t>문화권에 따라 이해도가 달라 문화 적응판이 필요하다는 것은 표 4 가 이미 보여 준 바와 같다.</w:t>
+              <w:t>문화권에 따라 이해도가 달라 문화 적응판이 필요하다는 것은 표 5 가 이미 보여 준 바와 같다.</w:t>
             </w:r>
           </w:p>
           <w:p>
@@ -5076,7 +6161,7 @@
               <w:drawing>
                 <wp:inline xmlns:a="http://schemas.openxmlformats.org/drawingml/2006/main" xmlns:pic="http://schemas.openxmlformats.org/drawingml/2006/picture">
                   <wp:extent cx="1600610" cy="4754880"/>
-                  <wp:docPr id="6" name="Picture 6"/>
+                  <wp:docPr id="7" name="Picture 7"/>
                   <wp:cNvGraphicFramePr>
                     <a:graphicFrameLocks noChangeAspect="1"/>
                   </wp:cNvGraphicFramePr>
@@ -5088,7 +6173,7 @@
                           <pic:cNvPicPr/>
                         </pic:nvPicPr>
                         <pic:blipFill>
-                          <a:blip r:embed="rId20"/>
+                          <a:blip r:embed="rId21"/>
                           <a:stretch>
                             <a:fillRect/>
                           </a:stretch>
@@ -5119,7 +6204,7 @@
                 <w:color w:val="606068"/>
                 <w:sz w:val="18"/>
               </w:rPr>
-              <w:t>[그림 6]</w:t>
+              <w:t>[그림 7]</w:t>
             </w:r>
             <w:r>
               <w:rPr>
@@ -5292,7 +6377,7 @@
                 <w:rFonts w:ascii="Times New Roman" w:hAnsi="Times New Roman" w:eastAsia="바탕"/>
                 <w:sz w:val="20"/>
               </w:rPr>
-              <w:t>[표 5] SIGIL 의 구성</w:t>
+              <w:t>[표 6] SIGIL 의 구성</w:t>
             </w:r>
           </w:p>
           <w:tbl>
@@ -5653,7 +6738,7 @@
                 <w:rFonts w:ascii="Times New Roman" w:hAnsi="Times New Roman" w:eastAsia="바탕"/>
                 <w:sz w:val="20"/>
               </w:rPr>
-              <w:t>[표 6] 형태소 78종의 갈래</w:t>
+              <w:t>[표 7] 형태소 78종의 갈래</w:t>
             </w:r>
           </w:p>
           <w:tbl>
@@ -6158,7 +7243,7 @@
                 <w:rFonts w:ascii="Times New Roman" w:hAnsi="Times New Roman" w:eastAsia="바탕"/>
                 <w:sz w:val="20"/>
               </w:rPr>
-              <w:t xml:space="preserve">굵게 표시한 두 갈래가 표 2 의 상위 두 오류(용량 28.4%, 시각 23.2%)에 곧바로 대응한다. 개수가 다섯에서 멈추는 것과 시각이 넷뿐인 것은 세트를 줄이려는 절약이 아니라 </w:t>
+              <w:t xml:space="preserve">굵게 표시한 두 갈래가 표 3 의 상위 두 오류(용량 28.4%, 시각 23.2%)에 곧바로 대응한다. 개수가 다섯에서 멈추는 것과 시각이 넷뿐인 것은 세트를 줄이려는 절약이 아니라 </w:t>
             </w:r>
             <w:r>
               <w:rPr>
@@ -6379,7 +7464,7 @@
               <w:drawing>
                 <wp:inline xmlns:a="http://schemas.openxmlformats.org/drawingml/2006/main" xmlns:pic="http://schemas.openxmlformats.org/drawingml/2006/picture">
                   <wp:extent cx="5190586" cy="4754880"/>
-                  <wp:docPr id="7" name="Picture 7"/>
+                  <wp:docPr id="8" name="Picture 8"/>
                   <wp:cNvGraphicFramePr>
                     <a:graphicFrameLocks noChangeAspect="1"/>
                   </wp:cNvGraphicFramePr>
@@ -6391,7 +7476,7 @@
                           <pic:cNvPicPr/>
                         </pic:nvPicPr>
                         <pic:blipFill>
-                          <a:blip r:embed="rId21"/>
+                          <a:blip r:embed="rId22"/>
                           <a:stretch>
                             <a:fillRect/>
                           </a:stretch>
@@ -6422,7 +7507,7 @@
                 <w:color w:val="606068"/>
                 <w:sz w:val="18"/>
               </w:rPr>
-              <w:t>[그림 7]</w:t>
+              <w:t>[그림 8]</w:t>
             </w:r>
             <w:r>
               <w:rPr>
@@ -6442,7 +7527,7 @@
               <w:drawing>
                 <wp:inline xmlns:a="http://schemas.openxmlformats.org/drawingml/2006/main" xmlns:pic="http://schemas.openxmlformats.org/drawingml/2006/picture">
                   <wp:extent cx="5486400" cy="4377923"/>
-                  <wp:docPr id="8" name="Picture 8"/>
+                  <wp:docPr id="9" name="Picture 9"/>
                   <wp:cNvGraphicFramePr>
                     <a:graphicFrameLocks noChangeAspect="1"/>
                   </wp:cNvGraphicFramePr>
@@ -6454,7 +7539,7 @@
                           <pic:cNvPicPr/>
                         </pic:nvPicPr>
                         <pic:blipFill>
-                          <a:blip r:embed="rId22"/>
+                          <a:blip r:embed="rId23"/>
                           <a:stretch>
                             <a:fillRect/>
                           </a:stretch>
@@ -6485,7 +7570,7 @@
                 <w:color w:val="606068"/>
                 <w:sz w:val="18"/>
               </w:rPr>
-              <w:t>[그림 8]</w:t>
+              <w:t>[그림 9]</w:t>
             </w:r>
             <w:r>
               <w:rPr>
@@ -7134,7 +8219,7 @@
                 <w:rFonts w:ascii="Times New Roman" w:hAnsi="Times New Roman" w:eastAsia="바탕"/>
                 <w:sz w:val="20"/>
               </w:rPr>
-              <w:t>[표 7] 조건을 묻는 방식</w:t>
+              <w:t>[표 8] 조건을 묻는 방식</w:t>
             </w:r>
           </w:p>
           <w:tbl>
@@ -7624,7 +8709,7 @@
                 <w:rFonts w:ascii="Times New Roman" w:hAnsi="Times New Roman" w:eastAsia="바탕"/>
                 <w:sz w:val="20"/>
               </w:rPr>
-              <w:t>[표 8] 기존 접근과 SnapCare 의 비교</w:t>
+              <w:t>[표 9] 기존 접근과 SnapCare 의 비교</w:t>
             </w:r>
           </w:p>
           <w:tbl>
@@ -8219,7 +9304,7 @@
               <w:drawing>
                 <wp:inline xmlns:a="http://schemas.openxmlformats.org/drawingml/2006/main" xmlns:pic="http://schemas.openxmlformats.org/drawingml/2006/picture">
                   <wp:extent cx="5486400" cy="4300897"/>
-                  <wp:docPr id="9" name="Picture 9"/>
+                  <wp:docPr id="10" name="Picture 10"/>
                   <wp:cNvGraphicFramePr>
                     <a:graphicFrameLocks noChangeAspect="1"/>
                   </wp:cNvGraphicFramePr>
@@ -8231,7 +9316,7 @@
                           <pic:cNvPicPr/>
                         </pic:nvPicPr>
                         <pic:blipFill>
-                          <a:blip r:embed="rId23"/>
+                          <a:blip r:embed="rId24"/>
                           <a:stretch>
                             <a:fillRect/>
                           </a:stretch>
@@ -8262,7 +9347,7 @@
                 <w:color w:val="606068"/>
                 <w:sz w:val="18"/>
               </w:rPr>
-              <w:t>[그림 9]</w:t>
+              <w:t>[그림 10]</w:t>
             </w:r>
             <w:r>
               <w:rPr>
@@ -8337,7 +9422,7 @@
               <w:drawing>
                 <wp:inline xmlns:a="http://schemas.openxmlformats.org/drawingml/2006/main" xmlns:pic="http://schemas.openxmlformats.org/drawingml/2006/picture">
                   <wp:extent cx="5486400" cy="4496734"/>
-                  <wp:docPr id="10" name="Picture 10"/>
+                  <wp:docPr id="11" name="Picture 11"/>
                   <wp:cNvGraphicFramePr>
                     <a:graphicFrameLocks noChangeAspect="1"/>
                   </wp:cNvGraphicFramePr>
@@ -8349,7 +9434,7 @@
                           <pic:cNvPicPr/>
                         </pic:nvPicPr>
                         <pic:blipFill>
-                          <a:blip r:embed="rId24"/>
+                          <a:blip r:embed="rId25"/>
                           <a:stretch>
                             <a:fillRect/>
                           </a:stretch>
@@ -8380,7 +9465,7 @@
                 <w:color w:val="606068"/>
                 <w:sz w:val="18"/>
               </w:rPr>
-              <w:t>[그림 10]</w:t>
+              <w:t>[그림 11]</w:t>
             </w:r>
             <w:r>
               <w:rPr>
@@ -8440,7 +9525,7 @@
               <w:drawing>
                 <wp:inline xmlns:a="http://schemas.openxmlformats.org/drawingml/2006/main" xmlns:pic="http://schemas.openxmlformats.org/drawingml/2006/picture">
                   <wp:extent cx="5486400" cy="2852928"/>
-                  <wp:docPr id="11" name="Picture 11"/>
+                  <wp:docPr id="12" name="Picture 12"/>
                   <wp:cNvGraphicFramePr>
                     <a:graphicFrameLocks noChangeAspect="1"/>
                   </wp:cNvGraphicFramePr>
@@ -8452,7 +9537,7 @@
                           <pic:cNvPicPr/>
                         </pic:nvPicPr>
                         <pic:blipFill>
-                          <a:blip r:embed="rId25"/>
+                          <a:blip r:embed="rId26"/>
                           <a:stretch>
                             <a:fillRect/>
                           </a:stretch>
@@ -8483,7 +9568,7 @@
                 <w:color w:val="606068"/>
                 <w:sz w:val="18"/>
               </w:rPr>
-              <w:t>[그림 11]</w:t>
+              <w:t>[그림 12]</w:t>
             </w:r>
             <w:r>
               <w:rPr>
@@ -8711,7 +9796,7 @@
               <w:drawing>
                 <wp:inline xmlns:a="http://schemas.openxmlformats.org/drawingml/2006/main" xmlns:pic="http://schemas.openxmlformats.org/drawingml/2006/picture">
                   <wp:extent cx="5486400" cy="3200400"/>
-                  <wp:docPr id="12" name="Picture 12"/>
+                  <wp:docPr id="13" name="Picture 13"/>
                   <wp:cNvGraphicFramePr>
                     <a:graphicFrameLocks noChangeAspect="1"/>
                   </wp:cNvGraphicFramePr>
@@ -8723,7 +9808,7 @@
                           <pic:cNvPicPr/>
                         </pic:nvPicPr>
                         <pic:blipFill>
-                          <a:blip r:embed="rId26"/>
+                          <a:blip r:embed="rId27"/>
                           <a:stretch>
                             <a:fillRect/>
                           </a:stretch>
@@ -8754,7 +9839,7 @@
                 <w:color w:val="606068"/>
                 <w:sz w:val="18"/>
               </w:rPr>
-              <w:t>[그림 12]</w:t>
+              <w:t>[그림 13]</w:t>
             </w:r>
             <w:r>
               <w:rPr>
@@ -8805,7 +9890,7 @@
                 <w:rFonts w:ascii="Times New Roman" w:hAnsi="Times New Roman" w:eastAsia="바탕"/>
                 <w:sz w:val="20"/>
               </w:rPr>
-              <w:t>[표 9] 사용자 흐름의 단계와 각 단계에서 요구하는 동작</w:t>
+              <w:t>[표 10] 사용자 흐름의 단계와 각 단계에서 요구하는 동작</w:t>
             </w:r>
           </w:p>
           <w:tbl>
@@ -9201,7 +10286,7 @@
                 <w:rFonts w:ascii="Times New Roman" w:hAnsi="Times New Roman" w:eastAsia="바탕"/>
                 <w:sz w:val="20"/>
               </w:rPr>
-              <w:t xml:space="preserve">표 9의 마지막 열이 이 설계의 요점이다. </w:t>
+              <w:t xml:space="preserve">표 10의 마지막 열이 이 설계의 요점이다. </w:t>
             </w:r>
             <w:r>
               <w:rPr>
@@ -9402,7 +10487,7 @@
               <w:drawing>
                 <wp:inline xmlns:a="http://schemas.openxmlformats.org/drawingml/2006/main" xmlns:pic="http://schemas.openxmlformats.org/drawingml/2006/picture">
                   <wp:extent cx="3931920" cy="4754880"/>
-                  <wp:docPr id="13" name="Picture 13"/>
+                  <wp:docPr id="14" name="Picture 14"/>
                   <wp:cNvGraphicFramePr>
                     <a:graphicFrameLocks noChangeAspect="1"/>
                   </wp:cNvGraphicFramePr>
@@ -9414,7 +10499,7 @@
                           <pic:cNvPicPr/>
                         </pic:nvPicPr>
                         <pic:blipFill>
-                          <a:blip r:embed="rId27"/>
+                          <a:blip r:embed="rId28"/>
                           <a:stretch>
                             <a:fillRect/>
                           </a:stretch>
@@ -9445,7 +10530,7 @@
                 <w:color w:val="606068"/>
                 <w:sz w:val="18"/>
               </w:rPr>
-              <w:t>[그림 13]</w:t>
+              <w:t>[그림 14]</w:t>
             </w:r>
             <w:r>
               <w:rPr>
@@ -9533,7 +10618,7 @@
                 <w:rFonts w:ascii="Times New Roman" w:hAnsi="Times New Roman" w:eastAsia="바탕"/>
                 <w:sz w:val="20"/>
               </w:rPr>
-              <w:t>인식이 진행되는 동안의 화면과 그 결과인 판정 화면은 그림 9 의 (b)·(c) 에 있다.</w:t>
+              <w:t>인식이 진행되는 동안의 화면과 그 결과인 판정 화면은 그림 10 의 (b)·(c) 에 있다.</w:t>
             </w:r>
           </w:p>
           <w:p>
@@ -9669,7 +10754,7 @@
                 <w:rFonts w:ascii="Times New Roman" w:hAnsi="Times New Roman" w:eastAsia="바탕"/>
                 <w:sz w:val="20"/>
               </w:rPr>
-              <w:t>[표 10] 소리에 닿는 세 경로</w:t>
+              <w:t>[표 11] 소리에 닿는 세 경로</w:t>
             </w:r>
           </w:p>
           <w:tbl>
@@ -10443,7 +11528,7 @@
                 <w:rFonts w:ascii="Times New Roman" w:hAnsi="Times New Roman" w:eastAsia="바탕"/>
                 <w:sz w:val="20"/>
               </w:rPr>
-              <w:t>[표 11] 기술 구성</w:t>
+              <w:t>[표 12] 기술 구성</w:t>
             </w:r>
           </w:p>
           <w:tbl>
@@ -11025,7 +12110,7 @@
                 <w:rFonts w:ascii="Times New Roman" w:hAnsi="Times New Roman" w:eastAsia="바탕"/>
                 <w:sz w:val="20"/>
               </w:rPr>
-              <w:t>[표 12] 값을 받아들이기 전에 통과해야 하는 검사</w:t>
+              <w:t>[표 13] 값을 받아들이기 전에 통과해야 하는 검사</w:t>
             </w:r>
           </w:p>
           <w:tbl>
@@ -11362,7 +12447,7 @@
                 <w:rFonts w:ascii="Times New Roman" w:hAnsi="Times New Roman" w:eastAsia="바탕"/>
                 <w:sz w:val="20"/>
               </w:rPr>
-              <w:t>[표 13] 검토한 연결 방식과 각각을 배제한 이유</w:t>
+              <w:t>[표 14] 검토한 연결 방식과 각각을 배제한 이유</w:t>
             </w:r>
           </w:p>
           <w:tbl>
@@ -11664,7 +12749,7 @@
                 <w:rFonts w:ascii="Times New Roman" w:hAnsi="Times New Roman" w:eastAsia="바탕"/>
                 <w:sz w:val="20"/>
               </w:rPr>
-              <w:t xml:space="preserve">앞의 둘은 플랫폼이 정한 것이라 우회할 수 없고, 셋째는 저인프라 지역을 대상으로 하는 이상 받아들일 수 없으며, 넷째는 우리가 스스로 배제했다. 표 13의 마지막 행이 나머지와 성격이 다르다는 점을 밝혀 둔다. 기술이 막은 것이 아니라 </w:t>
+              <w:t xml:space="preserve">앞의 둘은 플랫폼이 정한 것이라 우회할 수 없고, 셋째는 저인프라 지역을 대상으로 하는 이상 받아들일 수 없으며, 넷째는 우리가 스스로 배제했다. 표 14의 마지막 행이 나머지와 성격이 다르다는 점을 밝혀 둔다. 기술이 막은 것이 아니라 </w:t>
             </w:r>
             <w:r>
               <w:rPr>
@@ -11762,7 +12847,7 @@
                 <w:rFonts w:ascii="Times New Roman" w:hAnsi="Times New Roman" w:eastAsia="바탕"/>
                 <w:sz w:val="20"/>
               </w:rPr>
-              <w:t xml:space="preserve">표 13 의 셋째 행. 클라우드 브로커. 을 배제한 이유는 "양쪽 모두에 인터넷을 요구한다" 였다. 그것은 </w:t>
+              <w:t xml:space="preserve">표 14 의 셋째 행. 클라우드 브로커. 을 배제한 이유는 "양쪽 모두에 인터넷을 요구한다" 였다. 그것은 </w:t>
             </w:r>
             <w:r>
               <w:rPr>
@@ -11913,7 +12998,7 @@
                 <w:rFonts w:ascii="Times New Roman" w:hAnsi="Times New Roman" w:eastAsia="바탕"/>
                 <w:sz w:val="20"/>
               </w:rPr>
-              <w:t xml:space="preserve"> 일정은 이미 기기의 SD 카드에 있고 시각은 DS3231 이 안다. 릴레이가 멎었든, 닿지 않든, 아예 설정되지 않았든 누구의 복용도 놓치지 않는다. 표 13 의 판단은 그대로 유효하다. 우리는 여전히 클라우드를 </w:t>
+              <w:t xml:space="preserve"> 일정은 이미 기기의 SD 카드에 있고 시각은 DS3231 이 안다. 릴레이가 멎었든, 닿지 않든, 아예 설정되지 않았든 누구의 복용도 놓치지 않는다. 표 14 의 판단은 그대로 유효하다. 우리는 여전히 클라우드를 </w:t>
             </w:r>
             <w:r>
               <w:rPr>
@@ -12315,7 +13400,7 @@
                 <w:rFonts w:ascii="Times New Roman" w:hAnsi="Times New Roman" w:eastAsia="바탕"/>
                 <w:sz w:val="20"/>
               </w:rPr>
-              <w:t>[표 14] 판독이 100%를 유지한 마지막 지점 (지점당 16장)</w:t>
+              <w:t>[표 15] 판독이 100%를 유지한 마지막 지점 (지점당 16장)</w:t>
             </w:r>
           </w:p>
           <w:tbl>
@@ -12743,7 +13828,7 @@
                 <w:rFonts w:ascii="Times New Roman" w:hAnsi="Times New Roman" w:eastAsia="바탕"/>
                 <w:sz w:val="20"/>
               </w:rPr>
-              <w:t xml:space="preserve">읽어야 할 값은 표 14 의 왼쪽이 아니라 </w:t>
+              <w:t xml:space="preserve">읽어야 할 값은 표 15 의 왼쪽이 아니라 </w:t>
             </w:r>
             <w:r>
               <w:rPr>
@@ -12843,7 +13928,7 @@
               <w:drawing>
                 <wp:inline xmlns:a="http://schemas.openxmlformats.org/drawingml/2006/main" xmlns:pic="http://schemas.openxmlformats.org/drawingml/2006/picture">
                   <wp:extent cx="5486400" cy="3135086"/>
-                  <wp:docPr id="14" name="Picture 14"/>
+                  <wp:docPr id="15" name="Picture 15"/>
                   <wp:cNvGraphicFramePr>
                     <a:graphicFrameLocks noChangeAspect="1"/>
                   </wp:cNvGraphicFramePr>
@@ -12855,7 +13940,7 @@
                           <pic:cNvPicPr/>
                         </pic:nvPicPr>
                         <pic:blipFill>
-                          <a:blip r:embed="rId28"/>
+                          <a:blip r:embed="rId29"/>
                           <a:stretch>
                             <a:fillRect/>
                           </a:stretch>
@@ -12886,7 +13971,7 @@
                 <w:color w:val="606068"/>
                 <w:sz w:val="18"/>
               </w:rPr>
-              <w:t>[그림 14]</w:t>
+              <w:t>[그림 15]</w:t>
             </w:r>
             <w:r>
               <w:rPr>
@@ -13156,7 +14241,7 @@
                 <w:rFonts w:ascii="Times New Roman" w:hAnsi="Times New Roman" w:eastAsia="바탕"/>
                 <w:sz w:val="20"/>
               </w:rPr>
-              <w:t>[표 15] 개인정보 관련 설계</w:t>
+              <w:t>[표 16] 개인정보 관련 설계</w:t>
             </w:r>
           </w:p>
           <w:tbl>
@@ -13652,7 +14737,7 @@
                 <w:rFonts w:ascii="Times New Roman" w:hAnsi="Times New Roman" w:eastAsia="바탕"/>
                 <w:sz w:val="20"/>
               </w:rPr>
-              <w:t>[표 16] 저장소의 구성 (2026-07-29 기준)</w:t>
+              <w:t>[표 17] 저장소의 구성 (2026-07-29 기준)</w:t>
             </w:r>
           </w:p>
           <w:tbl>
@@ -14161,7 +15246,7 @@
                 <w:rFonts w:ascii="Times New Roman" w:hAnsi="Times New Roman" w:eastAsia="바탕"/>
                 <w:sz w:val="20"/>
               </w:rPr>
-              <w:t>[표 17] 세 갈래의 시험</w:t>
+              <w:t>[표 18] 세 갈래의 시험</w:t>
             </w:r>
           </w:p>
           <w:tbl>
@@ -14810,7 +15895,7 @@
                 <w:rFonts w:ascii="Times New Roman" w:hAnsi="Times New Roman" w:eastAsia="바탕"/>
                 <w:sz w:val="20"/>
               </w:rPr>
-              <w:t>[표 18] 형성 평가의 채점 항목</w:t>
+              <w:t>[표 19] 형성 평가의 채점 항목</w:t>
             </w:r>
           </w:p>
           <w:tbl>
@@ -15182,7 +16267,7 @@
                 <w:rFonts w:ascii="Times New Roman" w:hAnsi="Times New Roman" w:eastAsia="바탕"/>
                 <w:sz w:val="20"/>
               </w:rPr>
-              <w:t>[표 19] 형성 평가 결과</w:t>
+              <w:t>[표 20] 형성 평가 결과</w:t>
             </w:r>
           </w:p>
           <w:tbl>
@@ -15393,7 +16478,7 @@
               <w:drawing>
                 <wp:inline xmlns:a="http://schemas.openxmlformats.org/drawingml/2006/main" xmlns:pic="http://schemas.openxmlformats.org/drawingml/2006/picture">
                   <wp:extent cx="5486400" cy="2560320"/>
-                  <wp:docPr id="15" name="Picture 15"/>
+                  <wp:docPr id="16" name="Picture 16"/>
                   <wp:cNvGraphicFramePr>
                     <a:graphicFrameLocks noChangeAspect="1"/>
                   </wp:cNvGraphicFramePr>
@@ -15405,7 +16490,7 @@
                           <pic:cNvPicPr/>
                         </pic:nvPicPr>
                         <pic:blipFill>
-                          <a:blip r:embed="rId29"/>
+                          <a:blip r:embed="rId30"/>
                           <a:stretch>
                             <a:fillRect/>
                           </a:stretch>
@@ -15436,7 +16521,7 @@
                 <w:color w:val="606068"/>
                 <w:sz w:val="18"/>
               </w:rPr>
-              <w:t>[그림 15]</w:t>
+              <w:t>[그림 16]</w:t>
             </w:r>
             <w:r>
               <w:rPr>
@@ -15541,7 +16626,7 @@
                 <w:rFonts w:ascii="Times New Roman" w:hAnsi="Times New Roman" w:eastAsia="바탕"/>
                 <w:sz w:val="20"/>
               </w:rPr>
-              <w:t>[표 20] 픽토그램 검증의 두 관문</w:t>
+              <w:t>[표 21] 픽토그램 검증의 두 관문</w:t>
             </w:r>
           </w:p>
           <w:tbl>
@@ -16085,7 +17170,7 @@
                 <w:rFonts w:ascii="Times New Roman" w:hAnsi="Times New Roman" w:eastAsia="바탕"/>
                 <w:sz w:val="20"/>
               </w:rPr>
-              <w:t>[표 21] 형태소 78종의 의미 검사 결과</w:t>
+              <w:t>[표 22] 형태소 78종의 의미 검사 결과</w:t>
             </w:r>
           </w:p>
           <w:tbl>
@@ -16230,7 +17315,7 @@
               <w:drawing>
                 <wp:inline xmlns:a="http://schemas.openxmlformats.org/drawingml/2006/main" xmlns:pic="http://schemas.openxmlformats.org/drawingml/2006/picture">
                   <wp:extent cx="5486400" cy="2011680"/>
-                  <wp:docPr id="16" name="Picture 16"/>
+                  <wp:docPr id="17" name="Picture 17"/>
                   <wp:cNvGraphicFramePr>
                     <a:graphicFrameLocks noChangeAspect="1"/>
                   </wp:cNvGraphicFramePr>
@@ -16242,7 +17327,7 @@
                           <pic:cNvPicPr/>
                         </pic:nvPicPr>
                         <pic:blipFill>
-                          <a:blip r:embed="rId30"/>
+                          <a:blip r:embed="rId31"/>
                           <a:stretch>
                             <a:fillRect/>
                           </a:stretch>
@@ -16273,7 +17358,7 @@
                 <w:color w:val="606068"/>
                 <w:sz w:val="18"/>
               </w:rPr>
-              <w:t>[그림 16]</w:t>
+              <w:t>[그림 17]</w:t>
             </w:r>
             <w:r>
               <w:rPr>
@@ -16294,7 +17379,7 @@
                 <w:rFonts w:ascii="Times New Roman" w:hAnsi="Times New Roman" w:eastAsia="바탕"/>
                 <w:sz w:val="20"/>
               </w:rPr>
-              <w:t>[표 22] 재작업으로 개선된 형태소</w:t>
+              <w:t>[표 23] 재작업으로 개선된 형태소</w:t>
             </w:r>
           </w:p>
           <w:tbl>
@@ -16752,7 +17837,7 @@
                 <w:rFonts w:ascii="Times New Roman" w:hAnsi="Times New Roman" w:eastAsia="바탕"/>
                 <w:sz w:val="20"/>
               </w:rPr>
-              <w:t>[표 23] 개선하지 못한 형태소와 그 이유</w:t>
+              <w:t>[표 24] 개선하지 못한 형태소와 그 이유</w:t>
             </w:r>
           </w:p>
           <w:tbl>
@@ -17307,7 +18392,7 @@
                 <w:rFonts w:ascii="Times New Roman" w:hAnsi="Times New Roman" w:eastAsia="바탕"/>
                 <w:sz w:val="20"/>
               </w:rPr>
-              <w:t xml:space="preserve"> 위의 의미 검사는 사람이 아니라 시각 언어 모델에게 물은 것이다. 따라서 표 4의 선행 연구 수치(ANSI 통과 17/108)와 </w:t>
+              <w:t xml:space="preserve"> 위의 의미 검사는 사람이 아니라 시각 언어 모델에게 물은 것이다. 따라서 표 5의 선행 연구 수치(ANSI 통과 17/108)와 </w:t>
             </w:r>
             <w:r>
               <w:rPr>
@@ -17425,7 +18510,7 @@
                 <w:rFonts w:ascii="Times New Roman" w:hAnsi="Times New Roman" w:eastAsia="바탕"/>
                 <w:sz w:val="20"/>
               </w:rPr>
-              <w:t>[표 24] 영양 추정 모델의 항목별 오차 (n = 507)</w:t>
+              <w:t>[표 25] 영양 추정 모델의 항목별 오차 (n = 507)</w:t>
             </w:r>
           </w:p>
           <w:tbl>
@@ -18014,7 +19099,7 @@
               <w:drawing>
                 <wp:inline xmlns:a="http://schemas.openxmlformats.org/drawingml/2006/main" xmlns:pic="http://schemas.openxmlformats.org/drawingml/2006/picture">
                   <wp:extent cx="5486400" cy="2651760"/>
-                  <wp:docPr id="17" name="Picture 17"/>
+                  <wp:docPr id="18" name="Picture 18"/>
                   <wp:cNvGraphicFramePr>
                     <a:graphicFrameLocks noChangeAspect="1"/>
                   </wp:cNvGraphicFramePr>
@@ -18026,7 +19111,7 @@
                           <pic:cNvPicPr/>
                         </pic:nvPicPr>
                         <pic:blipFill>
-                          <a:blip r:embed="rId31"/>
+                          <a:blip r:embed="rId32"/>
                           <a:stretch>
                             <a:fillRect/>
                           </a:stretch>
@@ -18057,7 +19142,7 @@
                 <w:color w:val="606068"/>
                 <w:sz w:val="18"/>
               </w:rPr>
-              <w:t>[그림 17]</w:t>
+              <w:t>[그림 18]</w:t>
             </w:r>
             <w:r>
               <w:rPr>
@@ -18121,7 +19206,7 @@
                 <w:rFonts w:ascii="Times New Roman" w:hAnsi="Times New Roman" w:eastAsia="바탕"/>
                 <w:sz w:val="20"/>
               </w:rPr>
-              <w:t>[표 25] float32 와 int8 의 비교</w:t>
+              <w:t>[표 26] float32 와 int8 의 비교</w:t>
             </w:r>
           </w:p>
           <w:tbl>
@@ -18389,7 +19474,7 @@
                 <w:rFonts w:ascii="Times New Roman" w:hAnsi="Times New Roman" w:eastAsia="바탕"/>
                 <w:sz w:val="20"/>
               </w:rPr>
-              <w:t>[표 26] 오프라인 동작 확인</w:t>
+              <w:t>[표 27] 오프라인 동작 확인</w:t>
             </w:r>
           </w:p>
           <w:tbl>
@@ -18605,7 +19690,7 @@
                 <w:rFonts w:ascii="Times New Roman" w:hAnsi="Times New Roman" w:eastAsia="바탕"/>
                 <w:sz w:val="20"/>
               </w:rPr>
-              <w:t>[표 27] SDG 3 세부 목표와의 대응</w:t>
+              <w:t>[표 28] SDG 3 세부 목표와의 대응</w:t>
             </w:r>
           </w:p>
           <w:tbl>
@@ -18936,7 +20021,7 @@
                 <w:rFonts w:ascii="Times New Roman" w:hAnsi="Times New Roman" w:eastAsia="바탕"/>
                 <w:sz w:val="20"/>
               </w:rPr>
-              <w:t>[표 28] 대회 이후 계획</w:t>
+              <w:t>[표 29] 대회 이후 계획</w:t>
             </w:r>
           </w:p>
           <w:tbl>
@@ -19307,7 +20392,7 @@
                 <w:rFonts w:ascii="Times New Roman" w:hAnsi="Times New Roman" w:eastAsia="바탕"/>
                 <w:sz w:val="20"/>
               </w:rPr>
-              <w:t xml:space="preserve">표본은 몰도바 고령 사용자를 대상으로 하되, 표 4 가 보여 준 대로 </w:t>
+              <w:t xml:space="preserve">표본은 몰도바 고령 사용자를 대상으로 하되, 표 5 가 보여 준 대로 </w:t>
             </w:r>
             <w:r>
               <w:rPr>
@@ -19343,7 +20428,7 @@
                 <w:rFonts w:ascii="Times New Roman" w:hAnsi="Times New Roman" w:eastAsia="바탕"/>
                 <w:sz w:val="20"/>
               </w:rPr>
-              <w:t xml:space="preserve"> 표 4 의 통과율이 15.7%에서 87%까지 벌어져 있다는 것은, 이 분야에서 세트 하나의 이해도가 미리 예측되지 않는다는 뜻이다. 본 연구가 내놓는 것은 좋은 세트라는 주장이 아니라 </w:t>
+              <w:t xml:space="preserve"> 표 5 의 통과율이 15.7%에서 87%까지 벌어져 있다는 것은, 이 분야에서 세트 하나의 이해도가 미리 예측되지 않는다는 뜻이다. 본 연구가 내놓는 것은 좋은 세트라는 주장이 아니라 </w:t>
             </w:r>
             <w:r>
               <w:rPr>

--- a/docs/proposal/SnapCare_H1_Final_Proposal_KO.docx
+++ b/docs/proposal/SnapCare_H1_Final_Proposal_KO.docx
@@ -3388,6 +3388,167 @@
                 <w:rFonts w:ascii="Times New Roman" w:hAnsi="Times New Roman" w:eastAsia="바탕"/>
                 <w:sz w:val="20"/>
               </w:rPr>
+              <w:t xml:space="preserve">위해가 </w:t>
+            </w:r>
+            <w:r>
+              <w:rPr>
+                <w:rFonts w:ascii="Times New Roman" w:hAnsi="Times New Roman" w:eastAsia="바탕"/>
+                <w:b/>
+                <w:sz w:val="20"/>
+              </w:rPr>
+              <w:t>어디서</w:t>
+            </w:r>
+            <w:r>
+              <w:rPr>
+                <w:rFonts w:ascii="Times New Roman" w:hAnsi="Times New Roman" w:eastAsia="바탕"/>
+                <w:sz w:val="20"/>
+              </w:rPr>
+              <w:t xml:space="preserve"> 일어나는지가 이 연구의 자리를 정한다. 세계보건기구는 진료 과정에서 생기는 위해의 절반 이상(환자 스무 명 중 한 명)이 예방 가능하며, 그중 </w:t>
+            </w:r>
+            <w:r>
+              <w:rPr>
+                <w:rFonts w:ascii="Times New Roman" w:hAnsi="Times New Roman" w:eastAsia="바탕"/>
+                <w:b/>
+                <w:sz w:val="20"/>
+              </w:rPr>
+              <w:t>예방 가능한 위해의 절반이 약과 관련된 것</w:t>
+            </w:r>
+            <w:r>
+              <w:rPr>
+                <w:rFonts w:ascii="Times New Roman" w:hAnsi="Times New Roman" w:eastAsia="바탕"/>
+                <w:sz w:val="20"/>
+              </w:rPr>
+              <w:t xml:space="preserve">이라고 보고한다. 약으로 인한 위해는 환자 </w:t>
+            </w:r>
+            <w:r>
+              <w:rPr>
+                <w:rFonts w:ascii="Times New Roman" w:hAnsi="Times New Roman" w:eastAsia="바탕"/>
+                <w:b/>
+                <w:sz w:val="20"/>
+              </w:rPr>
+              <w:t>서른 명 중 한 명</w:t>
+            </w:r>
+            <w:r>
+              <w:rPr>
+                <w:rFonts w:ascii="Times New Roman" w:hAnsi="Times New Roman" w:eastAsia="바탕"/>
+                <w:sz w:val="20"/>
+              </w:rPr>
+              <w:t xml:space="preserve">에게 나타나고 그 가운데 4분의 1 이상이 중증이거나 생명을 위협하는 수준이다. 그리고 이 위해는 병원 안보다 밖에서 더 흔하다. </w:t>
+            </w:r>
+            <w:r>
+              <w:rPr>
+                <w:rFonts w:ascii="Times New Roman" w:hAnsi="Times New Roman" w:eastAsia="바탕"/>
+                <w:b/>
+                <w:sz w:val="20"/>
+              </w:rPr>
+              <w:t>1차 진료와 외래에서는 환자 열 명 중 네 명까지 위해를 겪으며, 그 위해의 최대 80%(23.6~85%)는 피할 수 있는 것</w:t>
+            </w:r>
+            <w:r>
+              <w:rPr>
+                <w:rFonts w:ascii="Times New Roman" w:hAnsi="Times New Roman" w:eastAsia="바탕"/>
+                <w:sz w:val="20"/>
+              </w:rPr>
+              <w:t xml:space="preserve">이다 (World Health Organization, </w:t>
+            </w:r>
+            <w:r>
+              <w:rPr>
+                <w:rFonts w:ascii="Times New Roman" w:hAnsi="Times New Roman" w:eastAsia="바탕"/>
+                <w:i/>
+                <w:sz w:val="20"/>
+              </w:rPr>
+              <w:t>Patient safety</w:t>
+            </w:r>
+            <w:r>
+              <w:rPr>
+                <w:rFonts w:ascii="Times New Roman" w:hAnsi="Times New Roman" w:eastAsia="바탕"/>
+                <w:sz w:val="20"/>
+              </w:rPr>
+              <w:t xml:space="preserve"> fact sheet).</w:t>
+            </w:r>
+          </w:p>
+          <w:p>
+            <w:pPr>
+              <w:spacing w:after="80" w:line="276" w:lineRule="auto"/>
+              <w:jc w:val="both"/>
+            </w:pPr>
+            <w:r>
+              <w:rPr>
+                <w:rFonts w:ascii="Times New Roman" w:hAnsi="Times New Roman" w:eastAsia="바탕"/>
+                <w:sz w:val="20"/>
+              </w:rPr>
+              <w:t xml:space="preserve">이 세 수치가 겹치는 지점이 SnapCare 가 서 있는 자리다. 위해는 </w:t>
+            </w:r>
+            <w:r>
+              <w:rPr>
+                <w:rFonts w:ascii="Times New Roman" w:hAnsi="Times New Roman" w:eastAsia="바탕"/>
+                <w:b/>
+                <w:sz w:val="20"/>
+              </w:rPr>
+              <w:t>약</w:t>
+            </w:r>
+            <w:r>
+              <w:rPr>
+                <w:rFonts w:ascii="Times New Roman" w:hAnsi="Times New Roman" w:eastAsia="바탕"/>
+                <w:sz w:val="20"/>
+              </w:rPr>
+              <w:t xml:space="preserve">에서, </w:t>
+            </w:r>
+            <w:r>
+              <w:rPr>
+                <w:rFonts w:ascii="Times New Roman" w:hAnsi="Times New Roman" w:eastAsia="바탕"/>
+                <w:b/>
+                <w:sz w:val="20"/>
+              </w:rPr>
+              <w:t>진료실 밖</w:t>
+            </w:r>
+            <w:r>
+              <w:rPr>
+                <w:rFonts w:ascii="Times New Roman" w:hAnsi="Times New Roman" w:eastAsia="바탕"/>
+                <w:sz w:val="20"/>
+              </w:rPr>
+              <w:t xml:space="preserve">에서, 그리고 </w:t>
+            </w:r>
+            <w:r>
+              <w:rPr>
+                <w:rFonts w:ascii="Times New Roman" w:hAnsi="Times New Roman" w:eastAsia="바탕"/>
+                <w:b/>
+                <w:sz w:val="20"/>
+              </w:rPr>
+              <w:t>피할 수 있었던 형태로</w:t>
+            </w:r>
+            <w:r>
+              <w:rPr>
+                <w:rFonts w:ascii="Times New Roman" w:hAnsi="Times New Roman" w:eastAsia="바탕"/>
+                <w:sz w:val="20"/>
+              </w:rPr>
+              <w:t xml:space="preserve"> 일어난다. 저·중소득국에서는 안전하지 않은 진료로 인한 사망이 100명 중 4명에 이른다 (WHO, </w:t>
+            </w:r>
+            <w:r>
+              <w:rPr>
+                <w:rFonts w:ascii="Times New Roman" w:hAnsi="Times New Roman" w:eastAsia="바탕"/>
+                <w:i/>
+                <w:sz w:val="20"/>
+              </w:rPr>
+              <w:t>Patient safety</w:t>
+            </w:r>
+            <w:r>
+              <w:rPr>
+                <w:rFonts w:ascii="Times New Roman" w:hAnsi="Times New Roman" w:eastAsia="바탕"/>
+                <w:sz w:val="20"/>
+              </w:rPr>
+              <w:t>).</w:t>
+            </w:r>
+          </w:p>
+          <w:p>
+            <w:pPr>
+              <w:spacing w:after="80" w:line="276" w:lineRule="auto"/>
+              <w:jc w:val="both"/>
+            </w:pPr>
+            <w:r>
+              <w:rPr>
+                <w:rFonts w:ascii="Times New Roman" w:hAnsi="Times New Roman" w:eastAsia="바탕"/>
+                <w:sz w:val="20"/>
+              </w:rPr>
               <w:t>다만 이 비용 추정에는 폭이 크고 3,000억 달러라는 상단값의 근거를 두고 이견이 있다는 점을 밝혀 둔다. 우리가 이 수치를 쓰는 목적은 규모의 감각을 주는 데 있지 특정 값을 주장하는 데 있지 않으며, 본 연구가 개선을 주장하는 지표도 비용이 아니라 §5.1 의 전달 성공률이다.</w:t>
             </w:r>
           </w:p>
@@ -3513,6 +3674,77 @@
                 <w:rFonts w:ascii="Times New Roman" w:hAnsi="Times New Roman" w:eastAsia="바탕"/>
                 <w:sz w:val="20"/>
               </w:rPr>
+              <w:t xml:space="preserve">그 마지막 한 걸음의 크기는 측정되어 있다. 65세 이상 외래 환자를 30,397인년 동안 추적한 연구에서 약물이상반응 1,523건이 발생했고 그중 27.6%가 예방 가능한 것이었다. 예방 가능했던 421건의 오류가 어느 단계에서 생겼는지를 보면 처방 58.4%, 모니터링 60.8%와 함께 </w:t>
+            </w:r>
+            <w:r>
+              <w:rPr>
+                <w:rFonts w:ascii="Times New Roman" w:hAnsi="Times New Roman" w:eastAsia="바탕"/>
+                <w:b/>
+                <w:sz w:val="20"/>
+              </w:rPr>
+              <w:t>환자의 복약 단계가 21.1%</w:t>
+            </w:r>
+            <w:r>
+              <w:rPr>
+                <w:rFonts w:ascii="Times New Roman" w:hAnsi="Times New Roman" w:eastAsia="바탕"/>
+                <w:sz w:val="20"/>
+              </w:rPr>
+              <w:t xml:space="preserve">를 차지한다 (Gurwitz, J. H. et al., "Incidence and preventability of adverse drug events among older persons in the ambulatory setting," </w:t>
+            </w:r>
+            <w:r>
+              <w:rPr>
+                <w:rFonts w:ascii="Times New Roman" w:hAnsi="Times New Roman" w:eastAsia="바탕"/>
+                <w:i/>
+                <w:sz w:val="20"/>
+              </w:rPr>
+              <w:t>JAMA</w:t>
+            </w:r>
+            <w:r>
+              <w:rPr>
+                <w:rFonts w:ascii="Times New Roman" w:hAnsi="Times New Roman" w:eastAsia="바탕"/>
+                <w:sz w:val="20"/>
+              </w:rPr>
+              <w:t>, 289(9):1107–1116, 2003).</w:t>
+            </w:r>
+          </w:p>
+          <w:p>
+            <w:pPr>
+              <w:spacing w:after="80" w:line="276" w:lineRule="auto"/>
+              <w:jc w:val="both"/>
+            </w:pPr>
+            <w:r>
+              <w:rPr>
+                <w:rFonts w:ascii="Times New Roman" w:hAnsi="Times New Roman" w:eastAsia="바탕"/>
+                <w:sz w:val="20"/>
+              </w:rPr>
+              <w:t xml:space="preserve">앞의 둘은 의료진이 있는 자리에서 일어나므로 제도로 고칠 수 있다. </w:t>
+            </w:r>
+            <w:r>
+              <w:rPr>
+                <w:rFonts w:ascii="Times New Roman" w:hAnsi="Times New Roman" w:eastAsia="바탕"/>
+                <w:b/>
+                <w:sz w:val="20"/>
+              </w:rPr>
+              <w:t>다섯 중 하나는 그렇지 않다.</w:t>
+            </w:r>
+            <w:r>
+              <w:rPr>
+                <w:rFonts w:ascii="Times New Roman" w:hAnsi="Times New Roman" w:eastAsia="바탕"/>
+                <w:sz w:val="20"/>
+              </w:rPr>
+              <w:t xml:space="preserve"> 환자가 집에서 약을 꺼내 드는 순간에 일어나고, 그 자리에는 고쳐 줄 사람이 없다. 같은 연구에서 중증·생명위협·치명적으로 분류된 578건 가운데 42.2%가 예방 가능한 것이었다는 점을 함께 보면, 이 단계에서 놓치는 것이 사소한 종류가 아니라는 것도 분명하다.</w:t>
+            </w:r>
+          </w:p>
+          <w:p>
+            <w:pPr>
+              <w:spacing w:after="80" w:line="276" w:lineRule="auto"/>
+              <w:jc w:val="both"/>
+            </w:pPr>
+            <w:r>
+              <w:rPr>
+                <w:rFonts w:ascii="Times New Roman" w:hAnsi="Times New Roman" w:eastAsia="바탕"/>
+                <w:sz w:val="20"/>
+              </w:rPr>
               <w:t xml:space="preserve">그 범위가 어디서 끊기는지는 인력으로도 드러난다. 의사 밀도는 사하라이남 아프리카에서 인구 1만 명당 2.9명인 반면 중·동유럽과 중앙아시아에서는 38.3명으로, 열세 배가 넘게 벌어진다 (GBD 2019 Human Resources for Health Collaborators, "Measuring the availability of human resources for health," </w:t>
             </w:r>
             <w:r>
@@ -3697,6 +3929,34 @@
                 <w:sz w:val="20"/>
               </w:rPr>
               <w:t>이다. 이 전제를 그대로 두면 정작 도움이 가장 필요한 사람이 처음 화면에서 걸러진다.</w:t>
+            </w:r>
+          </w:p>
+          <w:p>
+            <w:pPr>
+              <w:spacing w:after="80" w:line="276" w:lineRule="auto"/>
+              <w:jc w:val="both"/>
+            </w:pPr>
+            <w:r>
+              <w:rPr>
+                <w:rFonts w:ascii="Times New Roman" w:hAnsi="Times New Roman" w:eastAsia="바탕"/>
+                <w:sz w:val="20"/>
+              </w:rPr>
+              <w:t xml:space="preserve">전제가 하나 더 있다. 글을 읽을 수 있다 해도 </w:t>
+            </w:r>
+            <w:r>
+              <w:rPr>
+                <w:rFonts w:ascii="Times New Roman" w:hAnsi="Times New Roman" w:eastAsia="바탕"/>
+                <w:b/>
+                <w:sz w:val="20"/>
+              </w:rPr>
+              <w:t>그 글이 자기 언어라는 보장이 없다.</w:t>
+            </w:r>
+            <w:r>
+              <w:rPr>
+                <w:rFonts w:ascii="Times New Roman" w:hAnsi="Times New Roman" w:eastAsia="바탕"/>
+                <w:sz w:val="20"/>
+              </w:rPr>
+              <w:t xml:space="preserve"> 세계 인구의 40%는 자신이 이해하는 언어로 교육에 접근하지 못하며, 문해력 조사조차 대부분 한 언어만으로 측정한다 (UNESCO, 2025). 처방전과 성분표는 그 나라의 공용어나 영어로 인쇄되므로, 문해율 통계에서 "읽을 수 있다" 로 집계된 사람 가운데도 자기 앞의 종이를 읽지 못하는 사람이 있다. 그림과 음성은 이 층을 함께 건너뛴다.</w:t>
             </w:r>
           </w:p>
           <w:p>
@@ -19876,7 +20136,94 @@
                 <w:rFonts w:ascii="Times New Roman" w:hAnsi="Times New Roman" w:eastAsia="바탕"/>
                 <w:sz w:val="20"/>
               </w:rPr>
-              <w:t>특히 3.d 와의 연결이 직접적이다. 104개국에서 보고된 실험실 확인 감염 2,300만 건 이상을 분석한 결과, 2023년 세균 감염 여섯 건 중 한 건이 항생제에 내성을 보였다. 2018년부터 2023년까지 감시 대상 병원체–항생제 조합의 40% 이상에서 내성이 상승했고, 연평균 상승률은 5~15% 였다 (WHO GLASS, 2025). 2019년 기준 세균 내성에 직접 기인한 사망은 127만 명으로 HIV/AIDS 나 말라리아보다 많았다 (Murray et al., 2022). 증상이 가시면 항생제를 중단하는 것은 내성의 주요 인적 경로이며, 처방전에 적힌 복용 기간이 환자에게 도달하지 못하면 그 지시는 존재하지 않는 것과 같다.</w:t>
+              <w:t xml:space="preserve">특히 3.d 와의 연결이 직접적이다. 104개국에서 보고된 실험실 확인 감염 2,300만 건 이상을 분석한 결과, 2023년 세균 감염 여섯 건 중 한 건이 항생제에 내성을 보였다. 2018년부터 2023년까지 감시 대상 병원체–항생제 조합의 40% 이상에서 내성이 상승했고, 연평균 상승률은 5~15% 였다 (WHO GLASS, 2025). 2019년 기준 세균 내성에 직접 기인한 사망은 127만 명으로 HIV/AIDS 나 말라리아보다 많았다 (Murray et al., 2022). 증상이 가시면 항생제를 중단하는 것이 내성의 주요 인적 경로다. 그리고 그것이 소수의 행동이 아니다. 12개국 9,772명을 조사한 결과 </w:t>
+            </w:r>
+            <w:r>
+              <w:rPr>
+                <w:rFonts w:ascii="Times New Roman" w:hAnsi="Times New Roman" w:eastAsia="바탕"/>
+                <w:b/>
+                <w:sz w:val="20"/>
+              </w:rPr>
+              <w:t>32%가 몸이 나아지면 항생제를 끊어도 된다고 믿고 있었고</w:t>
+            </w:r>
+            <w:r>
+              <w:rPr>
+                <w:rFonts w:ascii="Times New Roman" w:hAnsi="Times New Roman" w:eastAsia="바탕"/>
+                <w:sz w:val="20"/>
+              </w:rPr>
+              <w:t xml:space="preserve">, 64%는 항생제가 감기나 독감에 듣는다고 답했다 (World Health Organization, </w:t>
+            </w:r>
+            <w:r>
+              <w:rPr>
+                <w:rFonts w:ascii="Times New Roman" w:hAnsi="Times New Roman" w:eastAsia="바탕"/>
+                <w:i/>
+                <w:sz w:val="20"/>
+              </w:rPr>
+              <w:t>WHO multi-country survey reveals widespread public misunderstanding about antibiotic resistance</w:t>
+            </w:r>
+            <w:r>
+              <w:rPr>
+                <w:rFonts w:ascii="Times New Roman" w:hAnsi="Times New Roman" w:eastAsia="바탕"/>
+                <w:sz w:val="20"/>
+              </w:rPr>
+              <w:t>, 2015).</w:t>
+            </w:r>
+          </w:p>
+          <w:p>
+            <w:pPr>
+              <w:spacing w:after="80" w:line="276" w:lineRule="auto"/>
+              <w:jc w:val="both"/>
+            </w:pPr>
+            <w:r>
+              <w:rPr>
+                <w:rFonts w:ascii="Times New Roman" w:hAnsi="Times New Roman" w:eastAsia="바탕"/>
+                <w:sz w:val="20"/>
+              </w:rPr>
+              <w:t xml:space="preserve">세 명 중 한 명이 그렇게 믿는다면, 처방전에 적힌 복용 기간은 </w:t>
+            </w:r>
+            <w:r>
+              <w:rPr>
+                <w:rFonts w:ascii="Times New Roman" w:hAnsi="Times New Roman" w:eastAsia="바탕"/>
+                <w:b/>
+                <w:sz w:val="20"/>
+              </w:rPr>
+              <w:t>읽히지 않아서가 아니라 읽히고도 지켜지지 않는다.</w:t>
+            </w:r>
+            <w:r>
+              <w:rPr>
+                <w:rFonts w:ascii="Times New Roman" w:hAnsi="Times New Roman" w:eastAsia="바탕"/>
+                <w:sz w:val="20"/>
+              </w:rPr>
+              <w:t xml:space="preserve"> 여기에 읽지 못하는 사람이 더해진다. 문자로 적힌 기간이 애초에 전달되지 않으면 그 지시는 존재하지 않는 것과 같고, SnapCare 의 </w:t>
+            </w:r>
+            <w:r>
+              <w:rPr>
+                <w:rFonts w:ascii="Consolas" w:hAnsi="Consolas" w:eastAsia="Consolas"/>
+                <w:sz w:val="19"/>
+              </w:rPr>
+              <w:t>finish_course</w:t>
+            </w:r>
+            <w:r>
+              <w:rPr>
+                <w:rFonts w:ascii="Times New Roman" w:hAnsi="Times New Roman" w:eastAsia="바탕"/>
+                <w:sz w:val="20"/>
+              </w:rPr>
+              <w:t xml:space="preserve"> 형태소가 겨냥하는 것이 정확히 그 자리다. 다만 그림 하나로 믿음이 바뀌지는 않으며, 이 형태소가 하는 일은 </w:t>
+            </w:r>
+            <w:r>
+              <w:rPr>
+                <w:rFonts w:ascii="Times New Roman" w:hAnsi="Times New Roman" w:eastAsia="바탕"/>
+                <w:b/>
+                <w:sz w:val="20"/>
+              </w:rPr>
+              <w:t>기간이 전달되게 하는 것까지</w:t>
+            </w:r>
+            <w:r>
+              <w:rPr>
+                <w:rFonts w:ascii="Times New Roman" w:hAnsi="Times New Roman" w:eastAsia="바탕"/>
+                <w:sz w:val="20"/>
+              </w:rPr>
+              <w:t>다.</w:t>
             </w:r>
           </w:p>
           <w:p>

--- a/docs/proposal/SnapCare_H1_Final_Proposal_KO.docx
+++ b/docs/proposal/SnapCare_H1_Final_Proposal_KO.docx
@@ -879,82 +879,22 @@
                 <w:rFonts w:ascii="Times New Roman" w:hAnsi="Times New Roman" w:eastAsia="바탕"/>
                 <w:sz w:val="20"/>
               </w:rPr>
-              <w:t xml:space="preserve">본 제안서가 근거로 삼는 측정은 다음과 같다. 표본 처방전과 사용자 조건을 조합한 28회 시행에서 여섯 항목이 모두 전달된 경우가 수정 전 0건에서 </w:t>
-            </w:r>
-            <w:r>
-              <w:rPr>
-                <w:rFonts w:ascii="Times New Roman" w:hAnsi="Times New Roman" w:eastAsia="바탕"/>
-                <w:b/>
-                <w:sz w:val="20"/>
-              </w:rPr>
-              <w:t>27건</w:t>
-            </w:r>
-            <w:r>
-              <w:rPr>
-                <w:rFonts w:ascii="Times New Roman" w:hAnsi="Times New Roman" w:eastAsia="바탕"/>
-                <w:sz w:val="20"/>
-              </w:rPr>
-              <w:t xml:space="preserve">이 되었고(§5.1), 형태소 78종을 배포 전에 자동으로 검사해 </w:t>
-            </w:r>
-            <w:r>
-              <w:rPr>
-                <w:rFonts w:ascii="Times New Roman" w:hAnsi="Times New Roman" w:eastAsia="바탕"/>
-                <w:b/>
-                <w:sz w:val="20"/>
-              </w:rPr>
-              <w:t>54종이 의도대로, 24종이 다르게 읽히는 것</w:t>
-            </w:r>
-            <w:r>
-              <w:rPr>
-                <w:rFonts w:ascii="Times New Roman" w:hAnsi="Times New Roman" w:eastAsia="바탕"/>
-                <w:sz w:val="20"/>
-              </w:rPr>
-              <w:t xml:space="preserve">을 찾아 고쳤으며(§5.2), 영양 추정 모델을 Nutrition5k 공식 테스트 507접시로 직접 채점해 </w:t>
-            </w:r>
-            <w:r>
-              <w:rPr>
-                <w:rFonts w:ascii="Times New Roman" w:hAnsi="Times New Roman" w:eastAsia="바탕"/>
-                <w:b/>
-                <w:sz w:val="20"/>
-              </w:rPr>
-              <w:t>평균 오차 26.75%</w:t>
-            </w:r>
-            <w:r>
-              <w:rPr>
-                <w:rFonts w:ascii="Times New Roman" w:hAnsi="Times New Roman" w:eastAsia="바탕"/>
-                <w:sz w:val="20"/>
-              </w:rPr>
-              <w:t xml:space="preserve">를 얻었다(§5.5). 본 연구는 정보가 화면에 </w:t>
-            </w:r>
-            <w:r>
-              <w:rPr>
-                <w:rFonts w:ascii="Times New Roman" w:hAnsi="Times New Roman" w:eastAsia="바탕"/>
-                <w:b/>
-                <w:sz w:val="20"/>
-              </w:rPr>
-              <w:t>도달</w:t>
-            </w:r>
-            <w:r>
-              <w:rPr>
-                <w:rFonts w:ascii="Times New Roman" w:hAnsi="Times New Roman" w:eastAsia="바탕"/>
-                <w:sz w:val="20"/>
-              </w:rPr>
-              <w:t xml:space="preserve">하는 것을 측정했을 뿐이며, 그것이 사람에게 </w:t>
-            </w:r>
-            <w:r>
-              <w:rPr>
-                <w:rFonts w:ascii="Times New Roman" w:hAnsi="Times New Roman" w:eastAsia="바탕"/>
-                <w:b/>
-                <w:sz w:val="20"/>
-              </w:rPr>
-              <w:t>읽히는지</w:t>
-            </w:r>
-            <w:r>
-              <w:rPr>
-                <w:rFonts w:ascii="Times New Roman" w:hAnsi="Times New Roman" w:eastAsia="바탕"/>
-                <w:sz w:val="20"/>
-              </w:rPr>
-              <w:t>는 아직 사람에게 묻지 않았다(§5.8).</w:t>
+              <w:t xml:space="preserve">이 문제의 크기는 다음과 같다. 전 세계 성인 7억 3,900만 명이 기초 문해 능력을 갖추지 못했고, 성인 문해율이 28%인 나라가 있다. 그러나 이것은 특정 지역의 문제로 좁혀지지 않는다. 문해력을 직접 측정하면 선진 31개국에서도 성인의 18%가 가장 기초적인 수준에 미치지 못하며, 약으로 인한 위해의 상당 부분이 병원 안이 아니라 </w:t>
+            </w:r>
+            <w:r>
+              <w:rPr>
+                <w:rFonts w:ascii="Times New Roman" w:hAnsi="Times New Roman" w:eastAsia="바탕"/>
+                <w:b/>
+                <w:sz w:val="20"/>
+              </w:rPr>
+              <w:t>환자가 집에서 약을 꺼내 드는 순간</w:t>
+            </w:r>
+            <w:r>
+              <w:rPr>
+                <w:rFonts w:ascii="Times New Roman" w:hAnsi="Times New Roman" w:eastAsia="바탕"/>
+                <w:sz w:val="20"/>
+              </w:rPr>
+              <w:t>에 일어난다. SnapCare 는 그 마지막 한 걸음에 개입한다.</w:t>
             </w:r>
           </w:p>
         </w:tc>
@@ -1166,6 +1106,49 @@
                 <w:sz w:val="20"/>
               </w:rPr>
               <w:t>평균은 이 문제의 크기를 감춘다. 성인 문해율이 가장 낮은 15개국의 값은 29%에서 60% 사이이며, 차드는 28%다 (UNESCO, 2025).</w:t>
+            </w:r>
+          </w:p>
+          <w:p>
+            <w:pPr>
+              <w:spacing w:after="80" w:line="276" w:lineRule="auto"/>
+              <w:jc w:val="both"/>
+            </w:pPr>
+            <w:r>
+              <w:rPr>
+                <w:rFonts w:ascii="Times New Roman" w:hAnsi="Times New Roman" w:eastAsia="바탕"/>
+                <w:sz w:val="20"/>
+              </w:rPr>
+              <w:t xml:space="preserve">아래 값은 기간 평균이 아니다. </w:t>
+            </w:r>
+            <w:r>
+              <w:rPr>
+                <w:rFonts w:ascii="Times New Roman" w:hAnsi="Times New Roman" w:eastAsia="바탕"/>
+                <w:b/>
+                <w:sz w:val="20"/>
+              </w:rPr>
+              <w:t>2015~2024년 인구조사 기간 중 각 나라에서 가장 최근에 확보된 조사 한 해의 값</w:t>
+            </w:r>
+            <w:r>
+              <w:rPr>
+                <w:rFonts w:ascii="Times New Roman" w:hAnsi="Times New Roman" w:eastAsia="바탕"/>
+                <w:sz w:val="20"/>
+              </w:rPr>
+              <w:t xml:space="preserve">이므로, 나라마다 기준 연도가 다르다. 국가별 문해율은 조사 연도와 정의에 따라 크게 달라지므로 (같은 나라가 다른 집계에서 10%p 이상 차이 나는 경우가 있다) 여기서는 </w:t>
+            </w:r>
+            <w:r>
+              <w:rPr>
+                <w:rFonts w:ascii="Times New Roman" w:hAnsi="Times New Roman" w:eastAsia="바탕"/>
+                <w:b/>
+                <w:sz w:val="20"/>
+              </w:rPr>
+              <w:t>한 출처 안의 값만</w:t>
+            </w:r>
+            <w:r>
+              <w:rPr>
+                <w:rFonts w:ascii="Times New Roman" w:hAnsi="Times New Roman" w:eastAsia="바탕"/>
+                <w:sz w:val="20"/>
+              </w:rPr>
+              <w:t xml:space="preserve"> 써서 서로 비교할 수 있게 했다.</w:t>
             </w:r>
           </w:p>
           <w:p>
@@ -1760,28 +1743,565 @@
                 <w:rFonts w:ascii="Times New Roman" w:hAnsi="Times New Roman" w:eastAsia="바탕"/>
                 <w:sz w:val="20"/>
               </w:rPr>
-              <w:t xml:space="preserve">반대쪽에서 보면 문제는 소수의 나라에 몰려 있다. 비문해 성인의 절반 이상인 4억 4,100만 명이 열 개 나라에 있으며, 인도 1억 9,100만, 파키스탄 5,900만, 나이지리아 4,300만, 중국 3,800만, 에티오피아 3,000만 명 순이다 (UNESCO, 2025). 인구가 큰 나라들이므로 비율로는 드러나지 않지만, </w:t>
-            </w:r>
-            <w:r>
-              <w:rPr>
-                <w:rFonts w:ascii="Times New Roman" w:hAnsi="Times New Roman" w:eastAsia="바탕"/>
-                <w:b/>
-                <w:sz w:val="20"/>
-              </w:rPr>
-              <w:t>한 사람 한 사람이 약을 받아 간다는 점에서는 비율이 아니라 머릿수가 문제의 크기다.</w:t>
-            </w:r>
-          </w:p>
-          <w:p>
-            <w:pPr>
-              <w:spacing w:after="80" w:line="276" w:lineRule="auto"/>
-              <w:jc w:val="both"/>
-            </w:pPr>
-            <w:r>
-              <w:rPr>
-                <w:rFonts w:ascii="Times New Roman" w:hAnsi="Times New Roman" w:eastAsia="바탕"/>
-                <w:sz w:val="20"/>
-              </w:rPr>
-              <w:t xml:space="preserve">그리고 그 안에서도 특정 집단에 몰린다. 일부 사하라이남 아프리카 국가에서 </w:t>
+              <w:t xml:space="preserve">그런데 </w:t>
+            </w:r>
+            <w:r>
+              <w:rPr>
+                <w:rFonts w:ascii="Times New Roman" w:hAnsi="Times New Roman" w:eastAsia="바탕"/>
+                <w:b/>
+                <w:sz w:val="20"/>
+              </w:rPr>
+              <w:t>비율이 가장 나쁜 나라와 사람이 가장 많은 나라는 겹치지 않는다.</w:t>
+            </w:r>
+            <w:r>
+              <w:rPr>
+                <w:rFonts w:ascii="Times New Roman" w:hAnsi="Times New Roman" w:eastAsia="바탕"/>
+                <w:sz w:val="20"/>
+              </w:rPr>
+              <w:t xml:space="preserve"> 비문해 성인의 절반 이상인 4억 4,100만 명이 열 개 나라에 몰려 있는데, 그 열 곳은 대체로 인구가 큰 나라들이다.</w:t>
+            </w:r>
+          </w:p>
+          <w:p>
+            <w:pPr>
+              <w:spacing w:after="80" w:line="276" w:lineRule="auto"/>
+              <w:jc w:val="both"/>
+            </w:pPr>
+            <w:r>
+              <w:rPr>
+                <w:rFonts w:ascii="Times New Roman" w:hAnsi="Times New Roman" w:eastAsia="바탕"/>
+                <w:sz w:val="20"/>
+              </w:rPr>
+              <w:t>[표 2] 비문해 성인이 가장 많은 10개국 (UNESCO, 2025)</w:t>
+            </w:r>
+          </w:p>
+          <w:tbl>
+            <w:tblPr>
+              <w:tblW w:type="auto" w:w="0"/>
+              <w:jc w:val="center"/>
+              <w:tblLook w:firstColumn="1" w:firstRow="1" w:lastColumn="0" w:lastRow="0" w:noHBand="0" w:noVBand="1" w:val="04A0"/>
+              <w:tblBorders>
+                <w:top w:val="single" w:sz="4" w:color="BFBFBF"/>
+                <w:left w:val="single" w:sz="4" w:color="BFBFBF"/>
+                <w:bottom w:val="single" w:sz="4" w:color="BFBFBF"/>
+                <w:right w:val="single" w:sz="4" w:color="BFBFBF"/>
+                <w:insideH w:val="single" w:sz="4" w:color="BFBFBF"/>
+                <w:insideV w:val="single" w:sz="4" w:color="BFBFBF"/>
+              </w:tblBorders>
+            </w:tblPr>
+            <w:tblGrid>
+              <w:gridCol w:w="2441"/>
+              <w:gridCol w:w="2441"/>
+              <w:gridCol w:w="2441"/>
+              <w:gridCol w:w="2441"/>
+            </w:tblGrid>
+            <w:tr>
+              <w:tc>
+                <w:tcPr>
+                  <w:tcW w:type="dxa" w:w="2441"/>
+                  <w:shd w:val="clear" w:fill="F2F2F2"/>
+                </w:tcPr>
+                <w:p>
+                  <w:r>
+                    <w:rPr>
+                      <w:rFonts w:ascii="Times New Roman" w:hAnsi="Times New Roman" w:eastAsia="바탕"/>
+                      <w:b/>
+                      <w:sz w:val="18"/>
+                    </w:rPr>
+                    <w:t>국가</w:t>
+                  </w:r>
+                </w:p>
+              </w:tc>
+              <w:tc>
+                <w:tcPr>
+                  <w:tcW w:type="dxa" w:w="2441"/>
+                  <w:shd w:val="clear" w:fill="F2F2F2"/>
+                </w:tcPr>
+                <w:p>
+                  <w:r>
+                    <w:rPr>
+                      <w:rFonts w:ascii="Times New Roman" w:hAnsi="Times New Roman" w:eastAsia="바탕"/>
+                      <w:b/>
+                      <w:sz w:val="18"/>
+                    </w:rPr>
+                    <w:t>비문해 성인</w:t>
+                  </w:r>
+                </w:p>
+              </w:tc>
+              <w:tc>
+                <w:tcPr>
+                  <w:tcW w:type="dxa" w:w="2441"/>
+                  <w:shd w:val="clear" w:fill="F2F2F2"/>
+                </w:tcPr>
+                <w:p>
+                  <w:r>
+                    <w:rPr>
+                      <w:rFonts w:ascii="Times New Roman" w:hAnsi="Times New Roman" w:eastAsia="바탕"/>
+                      <w:b/>
+                      <w:sz w:val="18"/>
+                    </w:rPr>
+                    <w:t>국가</w:t>
+                  </w:r>
+                </w:p>
+              </w:tc>
+              <w:tc>
+                <w:tcPr>
+                  <w:tcW w:type="dxa" w:w="2441"/>
+                  <w:shd w:val="clear" w:fill="F2F2F2"/>
+                </w:tcPr>
+                <w:p>
+                  <w:r>
+                    <w:rPr>
+                      <w:rFonts w:ascii="Times New Roman" w:hAnsi="Times New Roman" w:eastAsia="바탕"/>
+                      <w:b/>
+                      <w:sz w:val="18"/>
+                    </w:rPr>
+                    <w:t>비문해 성인</w:t>
+                  </w:r>
+                </w:p>
+              </w:tc>
+            </w:tr>
+            <w:tr>
+              <w:tc>
+                <w:tcPr>
+                  <w:tcW w:type="dxa" w:w="2441"/>
+                </w:tcPr>
+                <w:p>
+                  <w:r>
+                    <w:rPr>
+                      <w:rFonts w:ascii="Times New Roman" w:hAnsi="Times New Roman" w:eastAsia="바탕"/>
+                      <w:sz w:val="18"/>
+                    </w:rPr>
+                    <w:t>인도</w:t>
+                  </w:r>
+                </w:p>
+              </w:tc>
+              <w:tc>
+                <w:tcPr>
+                  <w:tcW w:type="dxa" w:w="2441"/>
+                </w:tcPr>
+                <w:p>
+                  <w:r>
+                    <w:rPr>
+                      <w:rFonts w:ascii="Times New Roman" w:hAnsi="Times New Roman" w:eastAsia="바탕"/>
+                      <w:sz w:val="18"/>
+                    </w:rPr>
+                    <w:t>1억 9,100만 명</w:t>
+                  </w:r>
+                </w:p>
+              </w:tc>
+              <w:tc>
+                <w:tcPr>
+                  <w:tcW w:type="dxa" w:w="2441"/>
+                </w:tcPr>
+                <w:p>
+                  <w:r>
+                    <w:rPr>
+                      <w:rFonts w:ascii="Times New Roman" w:hAnsi="Times New Roman" w:eastAsia="바탕"/>
+                      <w:sz w:val="18"/>
+                    </w:rPr>
+                    <w:t>에티오피아</w:t>
+                  </w:r>
+                </w:p>
+              </w:tc>
+              <w:tc>
+                <w:tcPr>
+                  <w:tcW w:type="dxa" w:w="2441"/>
+                </w:tcPr>
+                <w:p>
+                  <w:r>
+                    <w:rPr>
+                      <w:rFonts w:ascii="Times New Roman" w:hAnsi="Times New Roman" w:eastAsia="바탕"/>
+                      <w:sz w:val="18"/>
+                    </w:rPr>
+                    <w:t>3,000만 명</w:t>
+                  </w:r>
+                </w:p>
+              </w:tc>
+            </w:tr>
+            <w:tr>
+              <w:tc>
+                <w:tcPr>
+                  <w:tcW w:type="dxa" w:w="2441"/>
+                </w:tcPr>
+                <w:p>
+                  <w:r>
+                    <w:rPr>
+                      <w:rFonts w:ascii="Times New Roman" w:hAnsi="Times New Roman" w:eastAsia="바탕"/>
+                      <w:sz w:val="18"/>
+                    </w:rPr>
+                    <w:t>파키스탄</w:t>
+                  </w:r>
+                </w:p>
+              </w:tc>
+              <w:tc>
+                <w:tcPr>
+                  <w:tcW w:type="dxa" w:w="2441"/>
+                </w:tcPr>
+                <w:p>
+                  <w:r>
+                    <w:rPr>
+                      <w:rFonts w:ascii="Times New Roman" w:hAnsi="Times New Roman" w:eastAsia="바탕"/>
+                      <w:sz w:val="18"/>
+                    </w:rPr>
+                    <w:t>5,900만 명</w:t>
+                  </w:r>
+                </w:p>
+              </w:tc>
+              <w:tc>
+                <w:tcPr>
+                  <w:tcW w:type="dxa" w:w="2441"/>
+                </w:tcPr>
+                <w:p>
+                  <w:r>
+                    <w:rPr>
+                      <w:rFonts w:ascii="Times New Roman" w:hAnsi="Times New Roman" w:eastAsia="바탕"/>
+                      <w:sz w:val="18"/>
+                    </w:rPr>
+                    <w:t>방글라데시</w:t>
+                  </w:r>
+                </w:p>
+              </w:tc>
+              <w:tc>
+                <w:tcPr>
+                  <w:tcW w:type="dxa" w:w="2441"/>
+                </w:tcPr>
+                <w:p>
+                  <w:r>
+                    <w:rPr>
+                      <w:rFonts w:ascii="Times New Roman" w:hAnsi="Times New Roman" w:eastAsia="바탕"/>
+                      <w:sz w:val="18"/>
+                    </w:rPr>
+                    <w:t>2,500만 명</w:t>
+                  </w:r>
+                </w:p>
+              </w:tc>
+            </w:tr>
+            <w:tr>
+              <w:tc>
+                <w:tcPr>
+                  <w:tcW w:type="dxa" w:w="2441"/>
+                </w:tcPr>
+                <w:p>
+                  <w:r>
+                    <w:rPr>
+                      <w:rFonts w:ascii="Times New Roman" w:hAnsi="Times New Roman" w:eastAsia="바탕"/>
+                      <w:sz w:val="18"/>
+                    </w:rPr>
+                    <w:t>나이지리아</w:t>
+                  </w:r>
+                </w:p>
+              </w:tc>
+              <w:tc>
+                <w:tcPr>
+                  <w:tcW w:type="dxa" w:w="2441"/>
+                </w:tcPr>
+                <w:p>
+                  <w:r>
+                    <w:rPr>
+                      <w:rFonts w:ascii="Times New Roman" w:hAnsi="Times New Roman" w:eastAsia="바탕"/>
+                      <w:sz w:val="18"/>
+                    </w:rPr>
+                    <w:t>4,300만 명</w:t>
+                  </w:r>
+                </w:p>
+              </w:tc>
+              <w:tc>
+                <w:tcPr>
+                  <w:tcW w:type="dxa" w:w="2441"/>
+                </w:tcPr>
+                <w:p>
+                  <w:r>
+                    <w:rPr>
+                      <w:rFonts w:ascii="Times New Roman" w:hAnsi="Times New Roman" w:eastAsia="바탕"/>
+                      <w:sz w:val="18"/>
+                    </w:rPr>
+                    <w:t>이집트</w:t>
+                  </w:r>
+                </w:p>
+              </w:tc>
+              <w:tc>
+                <w:tcPr>
+                  <w:tcW w:type="dxa" w:w="2441"/>
+                </w:tcPr>
+                <w:p>
+                  <w:r>
+                    <w:rPr>
+                      <w:rFonts w:ascii="Times New Roman" w:hAnsi="Times New Roman" w:eastAsia="바탕"/>
+                      <w:sz w:val="18"/>
+                    </w:rPr>
+                    <w:t>1,900만 명</w:t>
+                  </w:r>
+                </w:p>
+              </w:tc>
+            </w:tr>
+            <w:tr>
+              <w:tc>
+                <w:tcPr>
+                  <w:tcW w:type="dxa" w:w="2441"/>
+                </w:tcPr>
+                <w:p>
+                  <w:r>
+                    <w:rPr>
+                      <w:rFonts w:ascii="Times New Roman" w:hAnsi="Times New Roman" w:eastAsia="바탕"/>
+                      <w:sz w:val="18"/>
+                    </w:rPr>
+                    <w:t>중국</w:t>
+                  </w:r>
+                </w:p>
+              </w:tc>
+              <w:tc>
+                <w:tcPr>
+                  <w:tcW w:type="dxa" w:w="2441"/>
+                </w:tcPr>
+                <w:p>
+                  <w:r>
+                    <w:rPr>
+                      <w:rFonts w:ascii="Times New Roman" w:hAnsi="Times New Roman" w:eastAsia="바탕"/>
+                      <w:sz w:val="18"/>
+                    </w:rPr>
+                    <w:t>3,800만 명</w:t>
+                  </w:r>
+                </w:p>
+              </w:tc>
+              <w:tc>
+                <w:tcPr>
+                  <w:tcW w:type="dxa" w:w="2441"/>
+                </w:tcPr>
+                <w:p>
+                  <w:r>
+                    <w:rPr>
+                      <w:rFonts w:ascii="Times New Roman" w:hAnsi="Times New Roman" w:eastAsia="바탕"/>
+                      <w:sz w:val="18"/>
+                    </w:rPr>
+                    <w:t>아프가니스탄</w:t>
+                  </w:r>
+                </w:p>
+              </w:tc>
+              <w:tc>
+                <w:tcPr>
+                  <w:tcW w:type="dxa" w:w="2441"/>
+                </w:tcPr>
+                <w:p>
+                  <w:r>
+                    <w:rPr>
+                      <w:rFonts w:ascii="Times New Roman" w:hAnsi="Times New Roman" w:eastAsia="바탕"/>
+                      <w:sz w:val="18"/>
+                    </w:rPr>
+                    <w:t>1,400만 명</w:t>
+                  </w:r>
+                </w:p>
+              </w:tc>
+            </w:tr>
+            <w:tr>
+              <w:tc>
+                <w:tcPr>
+                  <w:tcW w:type="dxa" w:w="2441"/>
+                </w:tcPr>
+                <w:p/>
+              </w:tc>
+              <w:tc>
+                <w:tcPr>
+                  <w:tcW w:type="dxa" w:w="2441"/>
+                </w:tcPr>
+                <w:p/>
+              </w:tc>
+              <w:tc>
+                <w:tcPr>
+                  <w:tcW w:type="dxa" w:w="2441"/>
+                </w:tcPr>
+                <w:p>
+                  <w:r>
+                    <w:rPr>
+                      <w:rFonts w:ascii="Times New Roman" w:hAnsi="Times New Roman" w:eastAsia="바탕"/>
+                      <w:sz w:val="18"/>
+                    </w:rPr>
+                    <w:t>브라질</w:t>
+                  </w:r>
+                </w:p>
+              </w:tc>
+              <w:tc>
+                <w:tcPr>
+                  <w:tcW w:type="dxa" w:w="2441"/>
+                </w:tcPr>
+                <w:p>
+                  <w:r>
+                    <w:rPr>
+                      <w:rFonts w:ascii="Times New Roman" w:hAnsi="Times New Roman" w:eastAsia="바탕"/>
+                      <w:sz w:val="18"/>
+                    </w:rPr>
+                    <w:t>1,100만 명</w:t>
+                  </w:r>
+                </w:p>
+              </w:tc>
+            </w:tr>
+            <w:tr>
+              <w:tc>
+                <w:tcPr>
+                  <w:tcW w:type="dxa" w:w="2441"/>
+                </w:tcPr>
+                <w:p/>
+              </w:tc>
+              <w:tc>
+                <w:tcPr>
+                  <w:tcW w:type="dxa" w:w="2441"/>
+                </w:tcPr>
+                <w:p/>
+              </w:tc>
+              <w:tc>
+                <w:tcPr>
+                  <w:tcW w:type="dxa" w:w="2441"/>
+                </w:tcPr>
+                <w:p>
+                  <w:r>
+                    <w:rPr>
+                      <w:rFonts w:ascii="Times New Roman" w:hAnsi="Times New Roman" w:eastAsia="바탕"/>
+                      <w:sz w:val="18"/>
+                    </w:rPr>
+                    <w:t>콩고민주공화국</w:t>
+                  </w:r>
+                </w:p>
+              </w:tc>
+              <w:tc>
+                <w:tcPr>
+                  <w:tcW w:type="dxa" w:w="2441"/>
+                </w:tcPr>
+                <w:p>
+                  <w:r>
+                    <w:rPr>
+                      <w:rFonts w:ascii="Times New Roman" w:hAnsi="Times New Roman" w:eastAsia="바탕"/>
+                      <w:sz w:val="18"/>
+                    </w:rPr>
+                    <w:t>1,100만 명</w:t>
+                  </w:r>
+                </w:p>
+              </w:tc>
+            </w:tr>
+          </w:tbl>
+          <w:p/>
+          <w:p>
+            <w:pPr>
+              <w:spacing w:after="120"/>
+            </w:pPr>
+          </w:p>
+          <w:p>
+            <w:pPr>
+              <w:spacing w:after="80" w:line="276" w:lineRule="auto"/>
+              <w:jc w:val="both"/>
+            </w:pPr>
+            <w:r>
+              <w:rPr>
+                <w:rFonts w:ascii="Times New Roman" w:hAnsi="Times New Roman" w:eastAsia="바탕"/>
+                <w:b/>
+                <w:sz w:val="20"/>
+              </w:rPr>
+              <w:t>열 곳 합계 4억 4,100만 명 (전체 7억 3,900만 명의 60%)</w:t>
+            </w:r>
+          </w:p>
+          <w:p>
+            <w:pPr>
+              <w:spacing w:after="80" w:line="276" w:lineRule="auto"/>
+              <w:jc w:val="both"/>
+            </w:pPr>
+            <w:r>
+              <w:rPr>
+                <w:rFonts w:ascii="Times New Roman" w:hAnsi="Times New Roman" w:eastAsia="바탕"/>
+                <w:sz w:val="20"/>
+              </w:rPr>
+              <w:t xml:space="preserve">두 표를 나란히 놓으면 이 문제의 성격이 드러난다. 표 1에 있는 나라 가운데 표 2에도 있는 것은 파키스탄, 에티오피아, 아프가니스탄 셋뿐이다. 나머지는 </w:t>
+            </w:r>
+            <w:r>
+              <w:rPr>
+                <w:rFonts w:ascii="Times New Roman" w:hAnsi="Times New Roman" w:eastAsia="바탕"/>
+                <w:b/>
+                <w:sz w:val="20"/>
+              </w:rPr>
+              <w:t>비율은 세계 최악인데 인구가 작아 총계에서 보이지 않는 나라</w:t>
+            </w:r>
+            <w:r>
+              <w:rPr>
+                <w:rFonts w:ascii="Times New Roman" w:hAnsi="Times New Roman" w:eastAsia="바탕"/>
+                <w:sz w:val="20"/>
+              </w:rPr>
+              <w:t xml:space="preserve">(차드·남수단·기니비사우)이거나, </w:t>
+            </w:r>
+            <w:r>
+              <w:rPr>
+                <w:rFonts w:ascii="Times New Roman" w:hAnsi="Times New Roman" w:eastAsia="바탕"/>
+                <w:b/>
+                <w:sz w:val="20"/>
+              </w:rPr>
+              <w:t>비율은 세계 평균에 가까운데 인구가 커서 사람 수가 압도적인 나라</w:t>
+            </w:r>
+            <w:r>
+              <w:rPr>
+                <w:rFonts w:ascii="Times New Roman" w:hAnsi="Times New Roman" w:eastAsia="바탕"/>
+                <w:sz w:val="20"/>
+              </w:rPr>
+              <w:t>(인도·중국·브라질)다.</w:t>
+            </w:r>
+          </w:p>
+          <w:p>
+            <w:pPr>
+              <w:spacing w:after="80" w:line="276" w:lineRule="auto"/>
+              <w:jc w:val="both"/>
+            </w:pPr>
+            <w:r>
+              <w:rPr>
+                <w:rFonts w:ascii="Times New Roman" w:hAnsi="Times New Roman" w:eastAsia="바탕"/>
+                <w:sz w:val="20"/>
+              </w:rPr>
+              <w:t xml:space="preserve">이 구분이 설계에 영향을 준다. 비율이 높은 곳에서는 앱이 </w:t>
+            </w:r>
+            <w:r>
+              <w:rPr>
+                <w:rFonts w:ascii="Times New Roman" w:hAnsi="Times New Roman" w:eastAsia="바탕"/>
+                <w:b/>
+                <w:sz w:val="20"/>
+              </w:rPr>
+              <w:t>다수의 조건</w:t>
+            </w:r>
+            <w:r>
+              <w:rPr>
+                <w:rFonts w:ascii="Times New Roman" w:hAnsi="Times New Roman" w:eastAsia="바탕"/>
+                <w:sz w:val="20"/>
+              </w:rPr>
+              <w:t xml:space="preserve">을 상대하고, 사람 수가 많은 곳에서는 </w:t>
+            </w:r>
+            <w:r>
+              <w:rPr>
+                <w:rFonts w:ascii="Times New Roman" w:hAnsi="Times New Roman" w:eastAsia="바탕"/>
+                <w:b/>
+                <w:sz w:val="20"/>
+              </w:rPr>
+              <w:t>소수이지만 절대수가 큰 집단</w:t>
+            </w:r>
+            <w:r>
+              <w:rPr>
+                <w:rFonts w:ascii="Times New Roman" w:hAnsi="Times New Roman" w:eastAsia="바탕"/>
+                <w:sz w:val="20"/>
+              </w:rPr>
+              <w:t xml:space="preserve">을 상대한다. 인도의 문해율은 81%로 세계 평균에 가깝지만 그 19%가 1억 9,100만 명이다. 어느 쪽이든 한 사람이 약을 받아 가는 순간의 문제는 같으며, </w:t>
+            </w:r>
+            <w:r>
+              <w:rPr>
+                <w:rFonts w:ascii="Times New Roman" w:hAnsi="Times New Roman" w:eastAsia="바탕"/>
+                <w:b/>
+                <w:sz w:val="20"/>
+              </w:rPr>
+              <w:t>비율이 아니라 머릿수가 이 앱이 닿아야 할 크기다.</w:t>
+            </w:r>
+          </w:p>
+          <w:p>
+            <w:pPr>
+              <w:spacing w:after="80" w:line="276" w:lineRule="auto"/>
+              <w:jc w:val="both"/>
+            </w:pPr>
+            <w:r>
+              <w:rPr>
+                <w:rFonts w:ascii="Times New Roman" w:hAnsi="Times New Roman" w:eastAsia="바탕"/>
+                <w:sz w:val="20"/>
+              </w:rPr>
+              <w:t xml:space="preserve">그리고 같은 나라 안에서도 분포가 고르지 않다. 일부 사하라이남 아프리카 국가에서 </w:t>
             </w:r>
             <w:r>
               <w:rPr>
@@ -1796,7 +2316,35 @@
                 <w:rFonts w:ascii="Times New Roman" w:hAnsi="Times New Roman" w:eastAsia="바탕"/>
                 <w:sz w:val="20"/>
               </w:rPr>
-              <w:t>이고, 유럽과 북미 일부 지역의 남성은 99%다 (UNESCO, 2025). SnapCare 가 대상으로 삼는 사람이 정확히 이 31% 쪽이다. 나이가 많을수록 약을 많이 먹고, 여성일수록 가족의 약까지 관리한다.</w:t>
+              <w:t>이고, 유럽과 북미 일부 지역의 남성은 99%다 (UNESCO, 2025).</w:t>
+            </w:r>
+          </w:p>
+          <w:p>
+            <w:pPr>
+              <w:spacing w:after="80" w:line="276" w:lineRule="auto"/>
+              <w:jc w:val="both"/>
+            </w:pPr>
+            <w:r>
+              <w:rPr>
+                <w:rFonts w:ascii="Times New Roman" w:hAnsi="Times New Roman" w:eastAsia="바탕"/>
+                <w:sz w:val="20"/>
+              </w:rPr>
+              <w:t xml:space="preserve">이 분포가 말하는 것은 대상을 좁혀야 한다는 것이 아니라, </w:t>
+            </w:r>
+            <w:r>
+              <w:rPr>
+                <w:rFonts w:ascii="Times New Roman" w:hAnsi="Times New Roman" w:eastAsia="바탕"/>
+                <w:b/>
+                <w:sz w:val="20"/>
+              </w:rPr>
+              <w:t>필요가 가장 큰 지점이 어디인지</w:t>
+            </w:r>
+            <w:r>
+              <w:rPr>
+                <w:rFonts w:ascii="Times New Roman" w:hAnsi="Times New Roman" w:eastAsia="바탕"/>
+                <w:sz w:val="20"/>
+              </w:rPr>
+              <w:t>다. SnapCare 는 읽기를 요구하지 않는 앱이므로 글을 읽을 수 있는 사람도 그대로 쓸 수 있고, 실제로 처방 지시를 놓치는 것은 문해력과 무관하게 일어난다 (§1.3). 다만 같은 앱이 어디에서 가장 큰 차이를 만드는지를 묻는다면 이런 격차가 있는 곳이며, 그것이 현지 평가를 계획에 넣은 이유다 (§5.9).</w:t>
             </w:r>
           </w:p>
           <w:p>
@@ -1922,7 +2470,7 @@
                 <w:color w:val="606068"/>
                 <w:sz w:val="18"/>
               </w:rPr>
-              <w:t xml:space="preserve"> 사하라이남 아프리카의 문해율과 비문해 성인 수 (UNESCO, 2025). 막대는 절대수, 선은 비율이다. 두 축이 반대로 움직이는 것이 이 절의 논지다. 비율은 4%p 올랐는데 사람 수는 2,900만 명 늘었다. 비율만 보면 개선이고, 머릿수로 보면 악화다. SnapCare 가 대상으로 삼는 것은 머릿수 쪽이다.</w:t>
+              <w:t xml:space="preserve"> 사하라이남 아프리카의 문해율과 비문해 성인 수 (UNESCO, 2025). 막대는 절대수, 선은 비율이다. 두 축이 반대로 움직이는 것이 이 절의 논지다. 비율은 4%p 올랐는데 사람 수는 2,900만 명 늘었다. 비율만 보면 개선이고, 머릿수로 보면 악화다. 이 문제가 시간이 해결해 줄 종류가 아니라는 근거가 여기 있다.</w:t>
             </w:r>
           </w:p>
           <w:p>
@@ -1991,7 +2539,7 @@
                 <w:rFonts w:ascii="Times New Roman" w:hAnsi="Times New Roman" w:eastAsia="바탕"/>
                 <w:sz w:val="20"/>
               </w:rPr>
-              <w:t>[표 2] 한국 성인의 건강정보이해능력 (국민건강영양조사, 2023)</w:t>
+              <w:t>[표 3] 한국 성인의 건강정보이해능력 (국민건강영양조사, 2023)</w:t>
             </w:r>
           </w:p>
           <w:tbl>
@@ -2358,7 +2906,7 @@
                 <w:rFonts w:ascii="Times New Roman" w:hAnsi="Times New Roman" w:eastAsia="바탕"/>
                 <w:sz w:val="20"/>
               </w:rPr>
-              <w:t xml:space="preserve">표 2이 보여주는 것은 이 문제가 나라 사이보다 </w:t>
+              <w:t xml:space="preserve">표 3이 보여주는 것은 이 문제가 나라 사이보다 </w:t>
             </w:r>
             <w:r>
               <w:rPr>
@@ -2373,22 +2921,22 @@
                 <w:rFonts w:ascii="Times New Roman" w:hAnsi="Times New Roman" w:eastAsia="바탕"/>
                 <w:sz w:val="20"/>
               </w:rPr>
-              <w:t xml:space="preserve">는 점이다. 한국 성인 전체에서 건강정보이해능력이 충분한 비율은 60.4%인데, 65세 이상에서는 40.3%로 떨어진다. 여집합으로 보면 59.7% 대 39.6%, 20.1%p 차이다. 소득으로 갈라도 같은 방향이 나와, 하위층은 54.4%, 상위층은 33.7%다. 즉 이것은 "글을 못 읽는 나라" 의 문제가 아니라, 어느 나라에서든 </w:t>
-            </w:r>
-            <w:r>
-              <w:rPr>
-                <w:rFonts w:ascii="Times New Roman" w:hAnsi="Times New Roman" w:eastAsia="바탕"/>
-                <w:b/>
-                <w:sz w:val="20"/>
-              </w:rPr>
-              <w:t>나이 들고 형편이 어려운 쪽</w:t>
-            </w:r>
-            <w:r>
-              <w:rPr>
-                <w:rFonts w:ascii="Times New Roman" w:hAnsi="Times New Roman" w:eastAsia="바탕"/>
-                <w:sz w:val="20"/>
-              </w:rPr>
-              <w:t>에 몰리는 문제다. SnapCare 가 한국과 몰도바 양쪽을 대상으로 잡을 수 있는 것도 이 때문이다.</w:t>
+              <w:t xml:space="preserve">는 점이다. 한국 성인 전체에서 건강정보이해능력이 충분한 비율은 60.4%인데, 65세 이상에서는 40.3%로 떨어진다. 여집합으로 보면 59.7% 대 39.6%, 20.1%p 차이다. 소득으로 갈라도 같은 방향이 나와, 하위층은 54.4%, 상위층은 33.7%다. 즉 이것은 "글을 못 읽는 나라" 의 문제가 아니라, 어느 나라에서든 나타나는 문제다. </w:t>
+            </w:r>
+            <w:r>
+              <w:rPr>
+                <w:rFonts w:ascii="Times New Roman" w:hAnsi="Times New Roman" w:eastAsia="바탕"/>
+                <w:b/>
+                <w:sz w:val="20"/>
+              </w:rPr>
+              <w:t>SnapCare 가 특정 지역을 위한 앱이 아닌 이유가 여기 있다.</w:t>
+            </w:r>
+            <w:r>
+              <w:rPr>
+                <w:rFonts w:ascii="Times New Roman" w:hAnsi="Times New Roman" w:eastAsia="바탕"/>
+                <w:sz w:val="20"/>
+              </w:rPr>
+              <w:t xml:space="preserve"> 문해율이 88%인 나라에서도 처방 지시를 놓치는 사람이 있고, 40%인 나라에서는 더 많을 뿐이다. 팀이 한국과 몰도바로 구성된 것은 두 곳을 대상으로 삼아서가 아니라, 서로 다른 두 환경에서 같은 앱을 시험해 볼 수 있기 때문이다.</w:t>
             </w:r>
           </w:p>
           <w:p>
@@ -2651,7 +3199,7 @@
                 <w:rFonts w:ascii="Times New Roman" w:hAnsi="Times New Roman" w:eastAsia="바탕"/>
                 <w:sz w:val="20"/>
               </w:rPr>
-              <w:t>[표 3] 복약 오류의 유형별 분포와 SnapCare 픽토그램 형태소의 대응</w:t>
+              <w:t>[표 4] 복약 오류의 유형별 분포와 SnapCare 픽토그램 형태소의 대응</w:t>
             </w:r>
           </w:p>
           <w:tbl>
@@ -3030,7 +3578,7 @@
                 <w:rFonts w:ascii="Times New Roman" w:hAnsi="Times New Roman" w:eastAsia="바탕"/>
                 <w:sz w:val="20"/>
               </w:rPr>
-              <w:t xml:space="preserve">표 3는 오류의 대부분이 </w:t>
+              <w:t xml:space="preserve">표 4는 오류의 대부분이 </w:t>
             </w:r>
             <w:r>
               <w:rPr>
@@ -3212,7 +3760,7 @@
                 <w:rFonts w:ascii="Times New Roman" w:hAnsi="Times New Roman" w:eastAsia="바탕"/>
                 <w:sz w:val="20"/>
               </w:rPr>
-              <w:t>#### 사람들이 실제로 무엇을 놓치는가</w:t>
+              <w:t>#### 환자 쪽에서 측정된 오독</w:t>
             </w:r>
           </w:p>
           <w:p>
@@ -4025,7 +4573,7 @@
                 <w:rFonts w:ascii="Times New Roman" w:hAnsi="Times New Roman" w:eastAsia="바탕"/>
                 <w:sz w:val="20"/>
               </w:rPr>
-              <w:t>[표 4] 연령대별 스마트폰 보유율 (미국, 2025)</w:t>
+              <w:t>[표 5] 연령대별 스마트폰 보유율 (미국, 2025)</w:t>
             </w:r>
           </w:p>
           <w:tbl>
@@ -4187,7 +4735,7 @@
                 <w:rFonts w:ascii="Times New Roman" w:hAnsi="Times New Roman" w:eastAsia="바탕"/>
                 <w:sz w:val="20"/>
               </w:rPr>
-              <w:t xml:space="preserve">표 4이 말하는 것은 </w:t>
+              <w:t xml:space="preserve">표 5이 말하는 것은 </w:t>
             </w:r>
             <w:r>
               <w:rPr>
@@ -4747,7 +5295,7 @@
                 <w:rFonts w:ascii="Times New Roman" w:hAnsi="Times New Roman" w:eastAsia="바탕"/>
                 <w:sz w:val="20"/>
               </w:rPr>
-              <w:t>[표 5] 의약 픽토그램의 이해도 기준 통과율</w:t>
+              <w:t>[표 6] 의약 픽토그램의 이해도 기준 통과율</w:t>
             </w:r>
           </w:p>
           <w:tbl>
@@ -5073,7 +5621,7 @@
                 <w:rFonts w:ascii="Times New Roman" w:hAnsi="Times New Roman" w:eastAsia="바탕"/>
                 <w:sz w:val="20"/>
               </w:rPr>
-              <w:t xml:space="preserve">표 5가 보여주는 것은 </w:t>
+              <w:t xml:space="preserve">표 6가 보여주는 것은 </w:t>
             </w:r>
             <w:r>
               <w:rPr>
@@ -5703,7 +6251,7 @@
                 <w:rFonts w:ascii="Times New Roman" w:hAnsi="Times New Roman" w:eastAsia="바탕"/>
                 <w:sz w:val="20"/>
               </w:rPr>
-              <w:t>문화권에 따라 이해도가 달라 문화 적응판이 필요하다는 것은 표 5 가 이미 보여 준 바와 같다.</w:t>
+              <w:t>문화권에 따라 이해도가 달라 문화 적응판이 필요하다는 것은 표 6 가 이미 보여 준 바와 같다.</w:t>
             </w:r>
           </w:p>
           <w:p>
@@ -6637,7 +7185,7 @@
                 <w:rFonts w:ascii="Times New Roman" w:hAnsi="Times New Roman" w:eastAsia="바탕"/>
                 <w:sz w:val="20"/>
               </w:rPr>
-              <w:t>[표 6] SIGIL 의 구성</w:t>
+              <w:t>[표 7] SIGIL 의 구성</w:t>
             </w:r>
           </w:p>
           <w:tbl>
@@ -6998,7 +7546,7 @@
                 <w:rFonts w:ascii="Times New Roman" w:hAnsi="Times New Roman" w:eastAsia="바탕"/>
                 <w:sz w:val="20"/>
               </w:rPr>
-              <w:t>[표 7] 형태소 78종의 갈래</w:t>
+              <w:t>[표 8] 형태소 78종의 갈래</w:t>
             </w:r>
           </w:p>
           <w:tbl>
@@ -7503,7 +8051,7 @@
                 <w:rFonts w:ascii="Times New Roman" w:hAnsi="Times New Roman" w:eastAsia="바탕"/>
                 <w:sz w:val="20"/>
               </w:rPr>
-              <w:t xml:space="preserve">굵게 표시한 두 갈래가 표 3 의 상위 두 오류(용량 28.4%, 시각 23.2%)에 곧바로 대응한다. 개수가 다섯에서 멈추는 것과 시각이 넷뿐인 것은 세트를 줄이려는 절약이 아니라 </w:t>
+              <w:t xml:space="preserve">굵게 표시한 두 갈래가 표 4 의 상위 두 오류(용량 28.4%, 시각 23.2%)에 곧바로 대응한다. 개수가 다섯에서 멈추는 것과 시각이 넷뿐인 것은 세트를 줄이려는 절약이 아니라 </w:t>
             </w:r>
             <w:r>
               <w:rPr>
@@ -8479,7 +9027,7 @@
                 <w:rFonts w:ascii="Times New Roman" w:hAnsi="Times New Roman" w:eastAsia="바탕"/>
                 <w:sz w:val="20"/>
               </w:rPr>
-              <w:t>[표 8] 조건을 묻는 방식</w:t>
+              <w:t>[표 9] 조건을 묻는 방식</w:t>
             </w:r>
           </w:p>
           <w:tbl>
@@ -8969,7 +9517,7 @@
                 <w:rFonts w:ascii="Times New Roman" w:hAnsi="Times New Roman" w:eastAsia="바탕"/>
                 <w:sz w:val="20"/>
               </w:rPr>
-              <w:t>[표 9] 기존 접근과 SnapCare 의 비교</w:t>
+              <w:t>[표 10] 기존 접근과 SnapCare 의 비교</w:t>
             </w:r>
           </w:p>
           <w:tbl>
@@ -10150,7 +10698,7 @@
                 <w:rFonts w:ascii="Times New Roman" w:hAnsi="Times New Roman" w:eastAsia="바탕"/>
                 <w:sz w:val="20"/>
               </w:rPr>
-              <w:t>[표 10] 사용자 흐름의 단계와 각 단계에서 요구하는 동작</w:t>
+              <w:t>[표 11] 사용자 흐름의 단계와 각 단계에서 요구하는 동작</w:t>
             </w:r>
           </w:p>
           <w:tbl>
@@ -10546,7 +11094,7 @@
                 <w:rFonts w:ascii="Times New Roman" w:hAnsi="Times New Roman" w:eastAsia="바탕"/>
                 <w:sz w:val="20"/>
               </w:rPr>
-              <w:t xml:space="preserve">표 10의 마지막 열이 이 설계의 요점이다. </w:t>
+              <w:t xml:space="preserve">표 11의 마지막 열이 이 설계의 요점이다. </w:t>
             </w:r>
             <w:r>
               <w:rPr>
@@ -11014,7 +11562,7 @@
                 <w:rFonts w:ascii="Times New Roman" w:hAnsi="Times New Roman" w:eastAsia="바탕"/>
                 <w:sz w:val="20"/>
               </w:rPr>
-              <w:t>[표 11] 소리에 닿는 세 경로</w:t>
+              <w:t>[표 12] 소리에 닿는 세 경로</w:t>
             </w:r>
           </w:p>
           <w:tbl>
@@ -11592,22 +12140,7 @@
                 <w:rFonts w:ascii="Times New Roman" w:hAnsi="Times New Roman" w:eastAsia="바탕"/>
                 <w:sz w:val="20"/>
               </w:rPr>
-              <w:t xml:space="preserve">한 가지 덧붙일 것이 있다. 이 비율은 인종에 따라 다르며 중국·일본계 남성에서는 4~6.5%, 사하라이남 아프리카에서는 더 낮게 보고된다. 즉 우리가 대상으로 삼는 지역에서 이 위험은 북유럽보다 </w:t>
-            </w:r>
-            <w:r>
-              <w:rPr>
-                <w:rFonts w:ascii="Times New Roman" w:hAnsi="Times New Roman" w:eastAsia="바탕"/>
-                <w:b/>
-                <w:sz w:val="20"/>
-              </w:rPr>
-              <w:t>작다.</w:t>
-            </w:r>
-            <w:r>
-              <w:rPr>
-                <w:rFonts w:ascii="Times New Roman" w:hAnsi="Times New Roman" w:eastAsia="바탕"/>
-                <w:sz w:val="20"/>
-              </w:rPr>
-              <w:t xml:space="preserve"> 그럼에도 색 하나에 판정을 맡기지 않는 이유는 유병률이 아니라 </w:t>
+              <w:t xml:space="preserve">한 가지 덧붙일 것이 있다. 이 비율은 인종에 따라 다르며 중국·일본계 남성에서는 4~6.5%, 사하라이남 아프리카에서는 더 낮게 보고된다. 즉 이 위험은 지역에 따라 다르며, 사용자가 어디에 있느냐에 따라 북유럽보다 작을 수 있다. 그럼에도 색 하나에 판정을 맡기지 않는 이유는 유병률이 아니라 </w:t>
             </w:r>
             <w:r>
               <w:rPr>
@@ -11788,7 +12321,7 @@
                 <w:rFonts w:ascii="Times New Roman" w:hAnsi="Times New Roman" w:eastAsia="바탕"/>
                 <w:sz w:val="20"/>
               </w:rPr>
-              <w:t>[표 12] 기술 구성</w:t>
+              <w:t>[표 13] 기술 구성</w:t>
             </w:r>
           </w:p>
           <w:tbl>
@@ -12370,7 +12903,7 @@
                 <w:rFonts w:ascii="Times New Roman" w:hAnsi="Times New Roman" w:eastAsia="바탕"/>
                 <w:sz w:val="20"/>
               </w:rPr>
-              <w:t>[표 13] 값을 받아들이기 전에 통과해야 하는 검사</w:t>
+              <w:t>[표 14] 값을 받아들이기 전에 통과해야 하는 검사</w:t>
             </w:r>
           </w:p>
           <w:tbl>
@@ -12707,7 +13240,7 @@
                 <w:rFonts w:ascii="Times New Roman" w:hAnsi="Times New Roman" w:eastAsia="바탕"/>
                 <w:sz w:val="20"/>
               </w:rPr>
-              <w:t>[표 14] 검토한 연결 방식과 각각을 배제한 이유</w:t>
+              <w:t>[표 15] 검토한 연결 방식과 각각을 배제한 이유</w:t>
             </w:r>
           </w:p>
           <w:tbl>
@@ -13009,7 +13542,7 @@
                 <w:rFonts w:ascii="Times New Roman" w:hAnsi="Times New Roman" w:eastAsia="바탕"/>
                 <w:sz w:val="20"/>
               </w:rPr>
-              <w:t xml:space="preserve">앞의 둘은 플랫폼이 정한 것이라 우회할 수 없고, 셋째는 저인프라 지역을 대상으로 하는 이상 받아들일 수 없으며, 넷째는 우리가 스스로 배제했다. 표 14의 마지막 행이 나머지와 성격이 다르다는 점을 밝혀 둔다. 기술이 막은 것이 아니라 </w:t>
+              <w:t xml:space="preserve">앞의 둘은 플랫폼이 정한 것이라 우회할 수 없고, 셋째는 저인프라 지역을 대상으로 하는 이상 받아들일 수 없으며, 넷째는 우리가 스스로 배제했다. 표 15의 마지막 행이 나머지와 성격이 다르다는 점을 밝혀 둔다. 기술이 막은 것이 아니라 </w:t>
             </w:r>
             <w:r>
               <w:rPr>
@@ -13107,7 +13640,7 @@
                 <w:rFonts w:ascii="Times New Roman" w:hAnsi="Times New Roman" w:eastAsia="바탕"/>
                 <w:sz w:val="20"/>
               </w:rPr>
-              <w:t xml:space="preserve">표 14 의 셋째 행. 클라우드 브로커. 을 배제한 이유는 "양쪽 모두에 인터넷을 요구한다" 였다. 그것은 </w:t>
+              <w:t xml:space="preserve">표 15 의 셋째 행. 클라우드 브로커. 을 배제한 이유는 "양쪽 모두에 인터넷을 요구한다" 였다. 그것은 </w:t>
             </w:r>
             <w:r>
               <w:rPr>
@@ -13258,7 +13791,7 @@
                 <w:rFonts w:ascii="Times New Roman" w:hAnsi="Times New Roman" w:eastAsia="바탕"/>
                 <w:sz w:val="20"/>
               </w:rPr>
-              <w:t xml:space="preserve"> 일정은 이미 기기의 SD 카드에 있고 시각은 DS3231 이 안다. 릴레이가 멎었든, 닿지 않든, 아예 설정되지 않았든 누구의 복용도 놓치지 않는다. 표 14 의 판단은 그대로 유효하다. 우리는 여전히 클라우드를 </w:t>
+              <w:t xml:space="preserve"> 일정은 이미 기기의 SD 카드에 있고 시각은 DS3231 이 안다. 릴레이가 멎었든, 닿지 않든, 아예 설정되지 않았든 누구의 복용도 놓치지 않는다. 표 15 의 판단은 그대로 유효하다. 우리는 여전히 클라우드를 </w:t>
             </w:r>
             <w:r>
               <w:rPr>
@@ -13660,7 +14193,7 @@
                 <w:rFonts w:ascii="Times New Roman" w:hAnsi="Times New Roman" w:eastAsia="바탕"/>
                 <w:sz w:val="20"/>
               </w:rPr>
-              <w:t>[표 15] 판독이 100%를 유지한 마지막 지점 (지점당 16장)</w:t>
+              <w:t>[표 16] 판독이 100%를 유지한 마지막 지점 (지점당 16장)</w:t>
             </w:r>
           </w:p>
           <w:tbl>
@@ -14088,7 +14621,7 @@
                 <w:rFonts w:ascii="Times New Roman" w:hAnsi="Times New Roman" w:eastAsia="바탕"/>
                 <w:sz w:val="20"/>
               </w:rPr>
-              <w:t xml:space="preserve">읽어야 할 값은 표 15 의 왼쪽이 아니라 </w:t>
+              <w:t xml:space="preserve">읽어야 할 값은 표 16 의 왼쪽이 아니라 </w:t>
             </w:r>
             <w:r>
               <w:rPr>
@@ -14501,7 +15034,7 @@
                 <w:rFonts w:ascii="Times New Roman" w:hAnsi="Times New Roman" w:eastAsia="바탕"/>
                 <w:sz w:val="20"/>
               </w:rPr>
-              <w:t>[표 16] 개인정보 관련 설계</w:t>
+              <w:t>[표 17] 개인정보 관련 설계</w:t>
             </w:r>
           </w:p>
           <w:tbl>
@@ -14997,7 +15530,7 @@
                 <w:rFonts w:ascii="Times New Roman" w:hAnsi="Times New Roman" w:eastAsia="바탕"/>
                 <w:sz w:val="20"/>
               </w:rPr>
-              <w:t>[표 17] 저장소의 구성 (2026-07-29 기준)</w:t>
+              <w:t>[표 18] 저장소의 구성 (2026-07-29 기준)</w:t>
             </w:r>
           </w:p>
           <w:tbl>
@@ -15506,7 +16039,7 @@
                 <w:rFonts w:ascii="Times New Roman" w:hAnsi="Times New Roman" w:eastAsia="바탕"/>
                 <w:sz w:val="20"/>
               </w:rPr>
-              <w:t>[표 18] 세 갈래의 시험</w:t>
+              <w:t>[표 19] 세 갈래의 시험</w:t>
             </w:r>
           </w:p>
           <w:tbl>
@@ -16155,7 +16688,7 @@
                 <w:rFonts w:ascii="Times New Roman" w:hAnsi="Times New Roman" w:eastAsia="바탕"/>
                 <w:sz w:val="20"/>
               </w:rPr>
-              <w:t>[표 19] 형성 평가의 채점 항목</w:t>
+              <w:t>[표 20] 형성 평가의 채점 항목</w:t>
             </w:r>
           </w:p>
           <w:tbl>
@@ -16527,7 +17060,7 @@
                 <w:rFonts w:ascii="Times New Roman" w:hAnsi="Times New Roman" w:eastAsia="바탕"/>
                 <w:sz w:val="20"/>
               </w:rPr>
-              <w:t>[표 20] 형성 평가 결과</w:t>
+              <w:t>[표 21] 형성 평가 결과</w:t>
             </w:r>
           </w:p>
           <w:tbl>
@@ -16886,7 +17419,7 @@
                 <w:rFonts w:ascii="Times New Roman" w:hAnsi="Times New Roman" w:eastAsia="바탕"/>
                 <w:sz w:val="20"/>
               </w:rPr>
-              <w:t>[표 21] 픽토그램 검증의 두 관문</w:t>
+              <w:t>[표 22] 픽토그램 검증의 두 관문</w:t>
             </w:r>
           </w:p>
           <w:tbl>
@@ -17430,7 +17963,7 @@
                 <w:rFonts w:ascii="Times New Roman" w:hAnsi="Times New Roman" w:eastAsia="바탕"/>
                 <w:sz w:val="20"/>
               </w:rPr>
-              <w:t>[표 22] 형태소 78종의 의미 검사 결과</w:t>
+              <w:t>[표 23] 형태소 78종의 의미 검사 결과</w:t>
             </w:r>
           </w:p>
           <w:tbl>
@@ -17639,7 +18172,7 @@
                 <w:rFonts w:ascii="Times New Roman" w:hAnsi="Times New Roman" w:eastAsia="바탕"/>
                 <w:sz w:val="20"/>
               </w:rPr>
-              <w:t>[표 23] 재작업으로 개선된 형태소</w:t>
+              <w:t>[표 24] 재작업으로 개선된 형태소</w:t>
             </w:r>
           </w:p>
           <w:tbl>
@@ -18097,7 +18630,7 @@
                 <w:rFonts w:ascii="Times New Roman" w:hAnsi="Times New Roman" w:eastAsia="바탕"/>
                 <w:sz w:val="20"/>
               </w:rPr>
-              <w:t>[표 24] 개선하지 못한 형태소와 그 이유</w:t>
+              <w:t>[표 25] 개선하지 못한 형태소와 그 이유</w:t>
             </w:r>
           </w:p>
           <w:tbl>
@@ -18652,7 +19185,7 @@
                 <w:rFonts w:ascii="Times New Roman" w:hAnsi="Times New Roman" w:eastAsia="바탕"/>
                 <w:sz w:val="20"/>
               </w:rPr>
-              <w:t xml:space="preserve"> 위의 의미 검사는 사람이 아니라 시각 언어 모델에게 물은 것이다. 따라서 표 5의 선행 연구 수치(ANSI 통과 17/108)와 </w:t>
+              <w:t xml:space="preserve"> 위의 의미 검사는 사람이 아니라 시각 언어 모델에게 물은 것이다. 따라서 표 6의 선행 연구 수치(ANSI 통과 17/108)와 </w:t>
             </w:r>
             <w:r>
               <w:rPr>
@@ -18770,7 +19303,7 @@
                 <w:rFonts w:ascii="Times New Roman" w:hAnsi="Times New Roman" w:eastAsia="바탕"/>
                 <w:sz w:val="20"/>
               </w:rPr>
-              <w:t>[표 25] 영양 추정 모델의 항목별 오차 (n = 507)</w:t>
+              <w:t>[표 26] 영양 추정 모델의 항목별 오차 (n = 507)</w:t>
             </w:r>
           </w:p>
           <w:tbl>
@@ -19466,7 +19999,7 @@
                 <w:rFonts w:ascii="Times New Roman" w:hAnsi="Times New Roman" w:eastAsia="바탕"/>
                 <w:sz w:val="20"/>
               </w:rPr>
-              <w:t>[표 26] float32 와 int8 의 비교</w:t>
+              <w:t>[표 27] float32 와 int8 의 비교</w:t>
             </w:r>
           </w:p>
           <w:tbl>
@@ -19734,7 +20267,7 @@
                 <w:rFonts w:ascii="Times New Roman" w:hAnsi="Times New Roman" w:eastAsia="바탕"/>
                 <w:sz w:val="20"/>
               </w:rPr>
-              <w:t>[표 27] 오프라인 동작 확인</w:t>
+              <w:t>[표 28] 오프라인 동작 확인</w:t>
             </w:r>
           </w:p>
           <w:tbl>
@@ -19950,7 +20483,7 @@
                 <w:rFonts w:ascii="Times New Roman" w:hAnsi="Times New Roman" w:eastAsia="바탕"/>
                 <w:sz w:val="20"/>
               </w:rPr>
-              <w:t>[표 28] SDG 3 세부 목표와의 대응</w:t>
+              <w:t>[표 29] SDG 3 세부 목표와의 대응</w:t>
             </w:r>
           </w:p>
           <w:tbl>
@@ -20368,7 +20901,7 @@
                 <w:rFonts w:ascii="Times New Roman" w:hAnsi="Times New Roman" w:eastAsia="바탕"/>
                 <w:sz w:val="20"/>
               </w:rPr>
-              <w:t>[표 29] 대회 이후 계획</w:t>
+              <w:t>[표 30] 대회 이후 계획</w:t>
             </w:r>
           </w:p>
           <w:tbl>
@@ -20739,7 +21272,7 @@
                 <w:rFonts w:ascii="Times New Roman" w:hAnsi="Times New Roman" w:eastAsia="바탕"/>
                 <w:sz w:val="20"/>
               </w:rPr>
-              <w:t xml:space="preserve">표본은 몰도바 고령 사용자를 대상으로 하되, 표 5 가 보여 준 대로 </w:t>
+              <w:t xml:space="preserve">표본은 몰도바 고령 사용자를 대상으로 하되, 표 6 가 보여 준 대로 </w:t>
             </w:r>
             <w:r>
               <w:rPr>
@@ -20775,7 +21308,7 @@
                 <w:rFonts w:ascii="Times New Roman" w:hAnsi="Times New Roman" w:eastAsia="바탕"/>
                 <w:sz w:val="20"/>
               </w:rPr>
-              <w:t xml:space="preserve"> 표 5 의 통과율이 15.7%에서 87%까지 벌어져 있다는 것은, 이 분야에서 세트 하나의 이해도가 미리 예측되지 않는다는 뜻이다. 본 연구가 내놓는 것은 좋은 세트라는 주장이 아니라 </w:t>
+              <w:t xml:space="preserve"> 표 6 의 통과율이 15.7%에서 87%까지 벌어져 있다는 것은, 이 분야에서 세트 하나의 이해도가 미리 예측되지 않는다는 뜻이다. 본 연구가 내놓는 것은 좋은 세트라는 주장이 아니라 </w:t>
             </w:r>
             <w:r>
               <w:rPr>

--- a/docs/proposal/SnapCare_H1_Final_Proposal_KO.docx
+++ b/docs/proposal/SnapCare_H1_Final_Proposal_KO.docx
@@ -3752,15 +3752,15 @@
           </w:p>
           <w:p>
             <w:pPr>
-              <w:spacing w:after="80" w:line="276" w:lineRule="auto"/>
-              <w:jc w:val="both"/>
-            </w:pPr>
-            <w:r>
-              <w:rPr>
-                <w:rFonts w:ascii="Times New Roman" w:hAnsi="Times New Roman" w:eastAsia="바탕"/>
-                <w:sz w:val="20"/>
-              </w:rPr>
-              <w:t>#### 환자 쪽에서 측정된 오독</w:t>
+              <w:spacing w:before="120" w:after="20"/>
+            </w:pPr>
+            <w:r>
+              <w:rPr>
+                <w:rFonts w:ascii="Times New Roman" w:hAnsi="Times New Roman" w:eastAsia="바탕"/>
+                <w:b/>
+                <w:sz w:val="21"/>
+              </w:rPr>
+              <w:t>환자 쪽에서 측정된 오독</w:t>
             </w:r>
           </w:p>
           <w:p>
@@ -11485,15 +11485,15 @@
           </w:p>
           <w:p>
             <w:pPr>
-              <w:spacing w:after="80" w:line="276" w:lineRule="auto"/>
-              <w:jc w:val="both"/>
-            </w:pPr>
-            <w:r>
-              <w:rPr>
-                <w:rFonts w:ascii="Times New Roman" w:hAnsi="Times New Roman" w:eastAsia="바탕"/>
-                <w:sz w:val="20"/>
-              </w:rPr>
-              <w:t>#### 조작 가능성의 표시</w:t>
+              <w:spacing w:before="120" w:after="20"/>
+            </w:pPr>
+            <w:r>
+              <w:rPr>
+                <w:rFonts w:ascii="Times New Roman" w:hAnsi="Times New Roman" w:eastAsia="바탕"/>
+                <w:b/>
+                <w:sz w:val="21"/>
+              </w:rPr>
+              <w:t>조작 가능성의 표시</w:t>
             </w:r>
           </w:p>
           <w:p>
@@ -11816,15 +11816,15 @@
           </w:p>
           <w:p>
             <w:pPr>
-              <w:spacing w:after="80" w:line="276" w:lineRule="auto"/>
-              <w:jc w:val="both"/>
-            </w:pPr>
-            <w:r>
-              <w:rPr>
-                <w:rFonts w:ascii="Times New Roman" w:hAnsi="Times New Roman" w:eastAsia="바탕"/>
-                <w:sz w:val="20"/>
-              </w:rPr>
-              <w:t>#### 픽토그램의 음성 해설</w:t>
+              <w:spacing w:before="120" w:after="20"/>
+            </w:pPr>
+            <w:r>
+              <w:rPr>
+                <w:rFonts w:ascii="Times New Roman" w:hAnsi="Times New Roman" w:eastAsia="바탕"/>
+                <w:b/>
+                <w:sz w:val="21"/>
+              </w:rPr>
+              <w:t>픽토그램의 음성 해설</w:t>
             </w:r>
           </w:p>
           <w:p>
@@ -13619,15 +13619,15 @@
           </w:p>
           <w:p>
             <w:pPr>
-              <w:spacing w:after="80" w:line="276" w:lineRule="auto"/>
-              <w:jc w:val="both"/>
-            </w:pPr>
-            <w:r>
-              <w:rPr>
-                <w:rFonts w:ascii="Times New Roman" w:hAnsi="Times New Roman" w:eastAsia="바탕"/>
-                <w:sz w:val="20"/>
-              </w:rPr>
-              <w:t>#### 릴레이 경로의 추가</w:t>
+              <w:spacing w:before="120" w:after="20"/>
+            </w:pPr>
+            <w:r>
+              <w:rPr>
+                <w:rFonts w:ascii="Times New Roman" w:hAnsi="Times New Roman" w:eastAsia="바탕"/>
+                <w:b/>
+                <w:sz w:val="21"/>
+              </w:rPr>
+              <w:t>릴레이 경로의 추가</w:t>
             </w:r>
           </w:p>
           <w:p>
@@ -14080,15 +14080,15 @@
           </w:p>
           <w:p>
             <w:pPr>
-              <w:spacing w:after="80" w:line="276" w:lineRule="auto"/>
-              <w:jc w:val="both"/>
-            </w:pPr>
-            <w:r>
-              <w:rPr>
-                <w:rFonts w:ascii="Times New Roman" w:hAnsi="Times New Roman" w:eastAsia="바탕"/>
-                <w:sz w:val="20"/>
-              </w:rPr>
-              <w:t>#### 열화 한계의 측정</w:t>
+              <w:spacing w:before="120" w:after="20"/>
+            </w:pPr>
+            <w:r>
+              <w:rPr>
+                <w:rFonts w:ascii="Times New Roman" w:hAnsi="Times New Roman" w:eastAsia="바탕"/>
+                <w:b/>
+                <w:sz w:val="21"/>
+              </w:rPr>
+              <w:t>열화 한계의 측정</w:t>
             </w:r>
           </w:p>
           <w:p>
@@ -17659,15 +17659,15 @@
           </w:p>
           <w:p>
             <w:pPr>
-              <w:spacing w:after="80" w:line="276" w:lineRule="auto"/>
-              <w:jc w:val="both"/>
-            </w:pPr>
-            <w:r>
-              <w:rPr>
-                <w:rFonts w:ascii="Times New Roman" w:hAnsi="Times New Roman" w:eastAsia="바탕"/>
-                <w:sz w:val="20"/>
-              </w:rPr>
-              <w:t>#### 재시도 전략</w:t>
+              <w:spacing w:before="120" w:after="20"/>
+            </w:pPr>
+            <w:r>
+              <w:rPr>
+                <w:rFonts w:ascii="Times New Roman" w:hAnsi="Times New Roman" w:eastAsia="바탕"/>
+                <w:b/>
+                <w:sz w:val="21"/>
+              </w:rPr>
+              <w:t>재시도 전략</w:t>
             </w:r>
           </w:p>
           <w:p>
@@ -17929,15 +17929,15 @@
           </w:p>
           <w:p>
             <w:pPr>
-              <w:spacing w:after="80" w:line="276" w:lineRule="auto"/>
-              <w:jc w:val="both"/>
-            </w:pPr>
-            <w:r>
-              <w:rPr>
-                <w:rFonts w:ascii="Times New Roman" w:hAnsi="Times New Roman" w:eastAsia="바탕"/>
-                <w:sz w:val="20"/>
-              </w:rPr>
-              <w:t>#### 78종 적용 결과</w:t>
+              <w:spacing w:before="120" w:after="20"/>
+            </w:pPr>
+            <w:r>
+              <w:rPr>
+                <w:rFonts w:ascii="Times New Roman" w:hAnsi="Times New Roman" w:eastAsia="바탕"/>
+                <w:b/>
+                <w:sz w:val="21"/>
+              </w:rPr>
+              <w:t>78종 적용 결과</w:t>
             </w:r>
           </w:p>
           <w:p>
@@ -19965,15 +19965,15 @@
           </w:p>
           <w:p>
             <w:pPr>
-              <w:spacing w:after="80" w:line="276" w:lineRule="auto"/>
-              <w:jc w:val="both"/>
-            </w:pPr>
-            <w:r>
-              <w:rPr>
-                <w:rFonts w:ascii="Times New Roman" w:hAnsi="Times New Roman" w:eastAsia="바탕"/>
-                <w:sz w:val="20"/>
-              </w:rPr>
-              <w:t>#### 양자화 미적용</w:t>
+              <w:spacing w:before="120" w:after="20"/>
+            </w:pPr>
+            <w:r>
+              <w:rPr>
+                <w:rFonts w:ascii="Times New Roman" w:hAnsi="Times New Roman" w:eastAsia="바탕"/>
+                <w:b/>
+                <w:sz w:val="21"/>
+              </w:rPr>
+              <w:t>양자화 미적용</w:t>
             </w:r>
           </w:p>
           <w:p>

--- a/docs/proposal/SnapCare_H1_Final_Proposal_KO.docx
+++ b/docs/proposal/SnapCare_H1_Final_Proposal_KO.docx
@@ -851,50 +851,20 @@
                 <w:rFonts w:ascii="Times New Roman" w:hAnsi="Times New Roman" w:eastAsia="바탕"/>
                 <w:sz w:val="20"/>
               </w:rPr>
-              <w:t xml:space="preserve">SnapCare 는 처방전·영양성분표·의약품·음식을 사진 한 장으로 찍으면 그림과 음성과 색 하나로 답하는 웹 앱으로, 글을 읽지 못하거나 읽기 어려운 사람이 스스로 약을 먹고 음식을 고를 수 있게 하는 것을 목적으로 한다. 대상은 저문해 성인과 고령자이며, 이들은 처방전을 받는 순간부터 그 내용에 접근하지 못해 복약 오류·치료 실패·항생제 내성에 노출된다. 앱은 자체 개발한 두 엔진, 픽토그램을 </w:t>
-            </w:r>
-            <w:r>
-              <w:rPr>
-                <w:rFonts w:ascii="Times New Roman" w:hAnsi="Times New Roman" w:eastAsia="바탕"/>
-                <w:b/>
-                <w:sz w:val="20"/>
-              </w:rPr>
-              <w:t>문법으로 합성</w:t>
-            </w:r>
-            <w:r>
-              <w:rPr>
-                <w:rFonts w:ascii="Times New Roman" w:hAnsi="Times New Roman" w:eastAsia="바탕"/>
-                <w:sz w:val="20"/>
-              </w:rPr>
-              <w:t>하는 SIGIL(형태소 78종)과 음성 지시를 재구성하는 VOCA 를 통해 화면 어디에서도 글을 읽거나 입력할 것을 요구하지 않으며, 판정은 기기 안에서 이루어져 인터넷 없이도 동작한다.</w:t>
-            </w:r>
-          </w:p>
-          <w:p>
-            <w:pPr>
-              <w:spacing w:after="80" w:line="276" w:lineRule="auto"/>
-              <w:jc w:val="both"/>
-            </w:pPr>
-            <w:r>
-              <w:rPr>
-                <w:rFonts w:ascii="Times New Roman" w:hAnsi="Times New Roman" w:eastAsia="바탕"/>
-                <w:sz w:val="20"/>
-              </w:rPr>
-              <w:t xml:space="preserve">이 문제의 크기는 다음과 같다. 전 세계 성인 7억 3,900만 명이 기초 문해 능력을 갖추지 못했고, 성인 문해율이 28%인 나라가 있다. 그러나 이것은 특정 지역의 문제로 좁혀지지 않는다. 문해력을 직접 측정하면 선진 31개국에서도 성인의 18%가 가장 기초적인 수준에 미치지 못하며, 약으로 인한 위해의 상당 부분이 병원 안이 아니라 </w:t>
-            </w:r>
-            <w:r>
-              <w:rPr>
-                <w:rFonts w:ascii="Times New Roman" w:hAnsi="Times New Roman" w:eastAsia="바탕"/>
-                <w:b/>
-                <w:sz w:val="20"/>
-              </w:rPr>
-              <w:t>환자가 집에서 약을 꺼내 드는 순간</w:t>
-            </w:r>
-            <w:r>
-              <w:rPr>
-                <w:rFonts w:ascii="Times New Roman" w:hAnsi="Times New Roman" w:eastAsia="바탕"/>
-                <w:sz w:val="20"/>
-              </w:rPr>
-              <w:t>에 일어난다. SnapCare 는 그 마지막 한 걸음에 개입한다.</w:t>
+              <w:t>SnapCare 는 처방전·영양성분표·의약품·음식을 사진 한 장으로 찍으면 그림과 음성과 색 하나로 답하는 웹 앱으로, 글을 읽지 못하거나 읽기 어려운 사람이 스스로 약을 먹고 음식을 고를 수 있게 하는 것을 목적으로 한다. 대상은 저문해 성인과 고령자이며, 이들은 처방전을 받는 순간부터 그 내용에 접근하지 못해 복약 오류·치료 실패·항생제 내성에 노출된다. 앱은 자체 개발한 두 엔진, 픽토그램을 문법으로 합성하는 SIGIL(형태소 78종)과 음성 지시를 재구성하는 VOCA 를 통해 화면 어디에서도 글을 읽거나 입력할 것을 요구하지 않으며, 판정은 기기 안에서 이루어져 인터넷 없이도 동작한다.</w:t>
+            </w:r>
+          </w:p>
+          <w:p>
+            <w:pPr>
+              <w:spacing w:after="80" w:line="276" w:lineRule="auto"/>
+              <w:jc w:val="both"/>
+            </w:pPr>
+            <w:r>
+              <w:rPr>
+                <w:rFonts w:ascii="Times New Roman" w:hAnsi="Times New Roman" w:eastAsia="바탕"/>
+                <w:sz w:val="20"/>
+              </w:rPr>
+              <w:t>이 문제의 크기는 다음과 같다. 전 세계 성인 7억 3,900만 명이 기초 문해 능력을 갖추지 못했고, 성인 문해율이 28%인 나라가 있다. 그러나 이것은 특정 지역의 문제로 좁혀지지 않는다. 문해력을 직접 측정하면 선진 31개국에서도 성인의 18%가 가장 기초적인 수준에 미치지 못하며, 약으로 인한 위해의 상당 부분이 병원 안이 아니라 환자가 집에서 약을 꺼내 드는 순간에 일어난다. SnapCare 는 그 마지막 한 걸음에 개입한다.</w:t>
             </w:r>
           </w:p>
         </w:tc>
@@ -1064,7 +1034,46 @@
                 <w:rFonts w:ascii="Times New Roman" w:hAnsi="Times New Roman" w:eastAsia="바탕"/>
                 <w:sz w:val="20"/>
               </w:rPr>
-              <w:t xml:space="preserve">그러나 비율의 개선이 인구의 증가를 따라잡지 못하는 지역이 있다. 사하라이남 아프리카의 문해율은 같은 기간 65%에서 69%로 올랐는데, 비문해 성인의 절대수는 1억 9,600만 명에서 2억 2,500만 명으로 </w:t>
+              <w:t>그러나 비율의 개선이 인구의 증가를 따라잡지 못하는 지역이 있다. 사하라이남 아프리카의 문해율은 같은 기간 65%에서 69%로 올랐는데, 비문해 성인의 절대수는 1억 9,600만 명에서 2억 2,500만 명으로 오히려 늘었다 (UNESCO, 2025). 중앙·남아시아는 3억 4,700만 명으로 사하라이남 아프리카 다음으로 많다 (UNESCO, 2025). 비문해 성인의 절반 이상인 4억 4,100만 명이 10개국에 집중되어 있다 (UNESCO, 2025).</w:t>
+            </w:r>
+          </w:p>
+          <w:p>
+            <w:pPr>
+              <w:spacing w:after="80" w:line="276" w:lineRule="auto"/>
+              <w:jc w:val="both"/>
+            </w:pPr>
+            <w:r>
+              <w:rPr>
+                <w:rFonts w:ascii="Times New Roman" w:hAnsi="Times New Roman" w:eastAsia="바탕"/>
+                <w:sz w:val="20"/>
+              </w:rPr>
+              <w:t>즉 이 문제는 시간이 해결해 주는 종류가 아니다. 교육이 확대되는 동안에도 지금 약을 받아 가는 사람의 수는 줄지 않는다.</w:t>
+            </w:r>
+          </w:p>
+          <w:p>
+            <w:pPr>
+              <w:spacing w:after="80" w:line="276" w:lineRule="auto"/>
+              <w:jc w:val="both"/>
+            </w:pPr>
+            <w:r>
+              <w:rPr>
+                <w:rFonts w:ascii="Times New Roman" w:hAnsi="Times New Roman" w:eastAsia="바탕"/>
+                <w:sz w:val="20"/>
+              </w:rPr>
+              <w:t>평균은 이 문제의 크기를 감춘다. 성인 문해율이 가장 낮은 15개국의 값은 29%에서 60% 사이이며, 차드는 28%다 (UNESCO, 2025).</w:t>
+            </w:r>
+          </w:p>
+          <w:p>
+            <w:pPr>
+              <w:spacing w:after="80" w:line="276" w:lineRule="auto"/>
+              <w:jc w:val="both"/>
+            </w:pPr>
+            <w:r>
+              <w:rPr>
+                <w:rFonts w:ascii="Times New Roman" w:hAnsi="Times New Roman" w:eastAsia="바탕"/>
+                <w:sz w:val="20"/>
+              </w:rPr>
+              <w:t xml:space="preserve">아래 값은 기간 평균이 아니다. </w:t>
             </w:r>
             <w:r>
               <w:rPr>
@@ -1072,60 +1081,6 @@
                 <w:b/>
                 <w:sz w:val="20"/>
               </w:rPr>
-              <w:t>오히려 늘었다</w:t>
-            </w:r>
-            <w:r>
-              <w:rPr>
-                <w:rFonts w:ascii="Times New Roman" w:hAnsi="Times New Roman" w:eastAsia="바탕"/>
-                <w:sz w:val="20"/>
-              </w:rPr>
-              <w:t xml:space="preserve"> (UNESCO, 2025). 중앙·남아시아는 3억 4,700만 명으로 사하라이남 아프리카 다음으로 많다 (UNESCO, 2025). 비문해 성인의 절반 이상인 4억 4,100만 명이 10개국에 집중되어 있다 (UNESCO, 2025).</w:t>
-            </w:r>
-          </w:p>
-          <w:p>
-            <w:pPr>
-              <w:spacing w:after="80" w:line="276" w:lineRule="auto"/>
-              <w:jc w:val="both"/>
-            </w:pPr>
-            <w:r>
-              <w:rPr>
-                <w:rFonts w:ascii="Times New Roman" w:hAnsi="Times New Roman" w:eastAsia="바탕"/>
-                <w:sz w:val="20"/>
-              </w:rPr>
-              <w:t>즉 이 문제는 시간이 해결해 주는 종류가 아니다. 교육이 확대되는 동안에도 지금 약을 받아 가는 사람의 수는 줄지 않는다.</w:t>
-            </w:r>
-          </w:p>
-          <w:p>
-            <w:pPr>
-              <w:spacing w:after="80" w:line="276" w:lineRule="auto"/>
-              <w:jc w:val="both"/>
-            </w:pPr>
-            <w:r>
-              <w:rPr>
-                <w:rFonts w:ascii="Times New Roman" w:hAnsi="Times New Roman" w:eastAsia="바탕"/>
-                <w:sz w:val="20"/>
-              </w:rPr>
-              <w:t>평균은 이 문제의 크기를 감춘다. 성인 문해율이 가장 낮은 15개국의 값은 29%에서 60% 사이이며, 차드는 28%다 (UNESCO, 2025).</w:t>
-            </w:r>
-          </w:p>
-          <w:p>
-            <w:pPr>
-              <w:spacing w:after="80" w:line="276" w:lineRule="auto"/>
-              <w:jc w:val="both"/>
-            </w:pPr>
-            <w:r>
-              <w:rPr>
-                <w:rFonts w:ascii="Times New Roman" w:hAnsi="Times New Roman" w:eastAsia="바탕"/>
-                <w:sz w:val="20"/>
-              </w:rPr>
-              <w:t xml:space="preserve">아래 값은 기간 평균이 아니다. </w:t>
-            </w:r>
-            <w:r>
-              <w:rPr>
-                <w:rFonts w:ascii="Times New Roman" w:hAnsi="Times New Roman" w:eastAsia="바탕"/>
-                <w:b/>
-                <w:sz w:val="20"/>
-              </w:rPr>
               <w:t>2015~2024년 인구조사 기간 중 각 나라에서 가장 최근에 확보된 조사 한 해의 값</w:t>
             </w:r>
             <w:r>
@@ -1133,22 +1088,7 @@
                 <w:rFonts w:ascii="Times New Roman" w:hAnsi="Times New Roman" w:eastAsia="바탕"/>
                 <w:sz w:val="20"/>
               </w:rPr>
-              <w:t xml:space="preserve">이므로, 나라마다 기준 연도가 다르다. 국가별 문해율은 조사 연도와 정의에 따라 크게 달라지므로 (같은 나라가 다른 집계에서 10%p 이상 차이 나는 경우가 있다) 여기서는 </w:t>
-            </w:r>
-            <w:r>
-              <w:rPr>
-                <w:rFonts w:ascii="Times New Roman" w:hAnsi="Times New Roman" w:eastAsia="바탕"/>
-                <w:b/>
-                <w:sz w:val="20"/>
-              </w:rPr>
-              <w:t>한 출처 안의 값만</w:t>
-            </w:r>
-            <w:r>
-              <w:rPr>
-                <w:rFonts w:ascii="Times New Roman" w:hAnsi="Times New Roman" w:eastAsia="바탕"/>
-                <w:sz w:val="20"/>
-              </w:rPr>
-              <w:t xml:space="preserve"> 써서 서로 비교할 수 있게 했다.</w:t>
+              <w:t>이므로, 나라마다 기준 연도가 다르다. 국가별 문해율은 조사 연도와 정의에 따라 크게 달라지므로 (같은 나라가 다른 집계에서 10%p 이상 차이 나는 경우가 있다) 여기서는 한 출처 안의 값만 써서 서로 비교할 수 있게 했다.</w:t>
             </w:r>
           </w:p>
           <w:p>
@@ -1715,50 +1655,20 @@
                 <w:rFonts w:ascii="Times New Roman" w:hAnsi="Times New Roman" w:eastAsia="바탕"/>
                 <w:sz w:val="20"/>
               </w:rPr>
-              <w:t xml:space="preserve">차드에서는 성인 열 명 중 일곱 명이 처방전을 읽지 못한다. 이 나라들에서 종이 처방전은 비유가 아니라 </w:t>
-            </w:r>
-            <w:r>
-              <w:rPr>
-                <w:rFonts w:ascii="Times New Roman" w:hAnsi="Times New Roman" w:eastAsia="바탕"/>
-                <w:b/>
-                <w:sz w:val="20"/>
-              </w:rPr>
-              <w:t>문자 그대로 백지</w:t>
-            </w:r>
-            <w:r>
-              <w:rPr>
-                <w:rFonts w:ascii="Times New Roman" w:hAnsi="Times New Roman" w:eastAsia="바탕"/>
-                <w:sz w:val="20"/>
-              </w:rPr>
-              <w:t>다.</w:t>
-            </w:r>
-          </w:p>
-          <w:p>
-            <w:pPr>
-              <w:spacing w:after="80" w:line="276" w:lineRule="auto"/>
-              <w:jc w:val="both"/>
-            </w:pPr>
-            <w:r>
-              <w:rPr>
-                <w:rFonts w:ascii="Times New Roman" w:hAnsi="Times New Roman" w:eastAsia="바탕"/>
-                <w:sz w:val="20"/>
-              </w:rPr>
-              <w:t xml:space="preserve">그런데 </w:t>
-            </w:r>
-            <w:r>
-              <w:rPr>
-                <w:rFonts w:ascii="Times New Roman" w:hAnsi="Times New Roman" w:eastAsia="바탕"/>
-                <w:b/>
-                <w:sz w:val="20"/>
-              </w:rPr>
-              <w:t>비율이 가장 나쁜 나라와 사람이 가장 많은 나라는 겹치지 않는다.</w:t>
-            </w:r>
-            <w:r>
-              <w:rPr>
-                <w:rFonts w:ascii="Times New Roman" w:hAnsi="Times New Roman" w:eastAsia="바탕"/>
-                <w:sz w:val="20"/>
-              </w:rPr>
-              <w:t xml:space="preserve"> 비문해 성인의 절반 이상인 4억 4,100만 명이 열 개 나라에 몰려 있는데, 그 열 곳은 대체로 인구가 큰 나라들이다.</w:t>
+              <w:t>차드에서는 성인 열 명 중 일곱 명이 처방전을 읽지 못한다. 이 나라들에서 종이 처방전은 말 그대로 백지에 가깝다.</w:t>
+            </w:r>
+          </w:p>
+          <w:p>
+            <w:pPr>
+              <w:spacing w:after="80" w:line="276" w:lineRule="auto"/>
+              <w:jc w:val="both"/>
+            </w:pPr>
+            <w:r>
+              <w:rPr>
+                <w:rFonts w:ascii="Times New Roman" w:hAnsi="Times New Roman" w:eastAsia="바탕"/>
+                <w:sz w:val="20"/>
+              </w:rPr>
+              <w:t>그런데 비율이 가장 나쁜 나라와 사람이 가장 많은 나라는 대체로 겹치지 않는다. 비문해 성인의 절반 이상인 4억 4,100만 명이 열 개 나라에 몰려 있는데, 그 열 곳은 대체로 인구가 큰 나라들이다.</w:t>
             </w:r>
           </w:p>
           <w:p>
@@ -2207,7 +2117,33 @@
                 <w:rFonts w:ascii="Times New Roman" w:hAnsi="Times New Roman" w:eastAsia="바탕"/>
                 <w:sz w:val="20"/>
               </w:rPr>
-              <w:t xml:space="preserve">두 표를 나란히 놓으면 이 문제의 성격이 드러난다. 표 1에 있는 나라 가운데 표 2에도 있는 것은 파키스탄, 에티오피아, 아프가니스탄 셋뿐이다. 나머지는 </w:t>
+              <w:t>두 표를 나란히 놓으면 이 문제의 성격이 드러난다. 표 1에 있는 나라 가운데 표 2에도 있는 것은 파키스탄, 에티오피아, 아프가니스탄 셋뿐이다. 나머지는 비율은 세계 최악인데 인구가 작아 총계에서 보이지 않는 나라(차드·남수단·기니비사우)이거나, 비율은 세계 평균에 가까운데 인구가 커서 사람 수가 압도적인 나라(인도·중국·브라질)다.</w:t>
+            </w:r>
+          </w:p>
+          <w:p>
+            <w:pPr>
+              <w:spacing w:after="80" w:line="276" w:lineRule="auto"/>
+              <w:jc w:val="both"/>
+            </w:pPr>
+            <w:r>
+              <w:rPr>
+                <w:rFonts w:ascii="Times New Roman" w:hAnsi="Times New Roman" w:eastAsia="바탕"/>
+                <w:sz w:val="20"/>
+              </w:rPr>
+              <w:t>이 구분이 설계에 영향을 준다. 비율이 높은 곳에서는 앱이 다수의 조건을 상대하고, 사람 수가 많은 곳에서는 소수이지만 절대수가 큰 집단을 상대한다. 인도의 문해율은 81%로 세계 평균에 가깝지만 그 19%가 1억 9,100만 명이다. 어느 쪽이든 한 사람이 약을 받아 가는 순간의 문제는 같으며, 비율이 아니라 머릿수가 이 앱이 닿아야 할 크기다.</w:t>
+            </w:r>
+          </w:p>
+          <w:p>
+            <w:pPr>
+              <w:spacing w:after="80" w:line="276" w:lineRule="auto"/>
+              <w:jc w:val="both"/>
+            </w:pPr>
+            <w:r>
+              <w:rPr>
+                <w:rFonts w:ascii="Times New Roman" w:hAnsi="Times New Roman" w:eastAsia="바탕"/>
+                <w:sz w:val="20"/>
+              </w:rPr>
+              <w:t xml:space="preserve">그리고 같은 나라 안에서도 분포가 고르지 않다. 일부 사하라이남 아프리카 국가에서 </w:t>
             </w:r>
             <w:r>
               <w:rPr>
@@ -2215,100 +2151,6 @@
                 <w:b/>
                 <w:sz w:val="20"/>
               </w:rPr>
-              <w:t>비율은 세계 최악인데 인구가 작아 총계에서 보이지 않는 나라</w:t>
-            </w:r>
-            <w:r>
-              <w:rPr>
-                <w:rFonts w:ascii="Times New Roman" w:hAnsi="Times New Roman" w:eastAsia="바탕"/>
-                <w:sz w:val="20"/>
-              </w:rPr>
-              <w:t xml:space="preserve">(차드·남수단·기니비사우)이거나, </w:t>
-            </w:r>
-            <w:r>
-              <w:rPr>
-                <w:rFonts w:ascii="Times New Roman" w:hAnsi="Times New Roman" w:eastAsia="바탕"/>
-                <w:b/>
-                <w:sz w:val="20"/>
-              </w:rPr>
-              <w:t>비율은 세계 평균에 가까운데 인구가 커서 사람 수가 압도적인 나라</w:t>
-            </w:r>
-            <w:r>
-              <w:rPr>
-                <w:rFonts w:ascii="Times New Roman" w:hAnsi="Times New Roman" w:eastAsia="바탕"/>
-                <w:sz w:val="20"/>
-              </w:rPr>
-              <w:t>(인도·중국·브라질)다.</w:t>
-            </w:r>
-          </w:p>
-          <w:p>
-            <w:pPr>
-              <w:spacing w:after="80" w:line="276" w:lineRule="auto"/>
-              <w:jc w:val="both"/>
-            </w:pPr>
-            <w:r>
-              <w:rPr>
-                <w:rFonts w:ascii="Times New Roman" w:hAnsi="Times New Roman" w:eastAsia="바탕"/>
-                <w:sz w:val="20"/>
-              </w:rPr>
-              <w:t xml:space="preserve">이 구분이 설계에 영향을 준다. 비율이 높은 곳에서는 앱이 </w:t>
-            </w:r>
-            <w:r>
-              <w:rPr>
-                <w:rFonts w:ascii="Times New Roman" w:hAnsi="Times New Roman" w:eastAsia="바탕"/>
-                <w:b/>
-                <w:sz w:val="20"/>
-              </w:rPr>
-              <w:t>다수의 조건</w:t>
-            </w:r>
-            <w:r>
-              <w:rPr>
-                <w:rFonts w:ascii="Times New Roman" w:hAnsi="Times New Roman" w:eastAsia="바탕"/>
-                <w:sz w:val="20"/>
-              </w:rPr>
-              <w:t xml:space="preserve">을 상대하고, 사람 수가 많은 곳에서는 </w:t>
-            </w:r>
-            <w:r>
-              <w:rPr>
-                <w:rFonts w:ascii="Times New Roman" w:hAnsi="Times New Roman" w:eastAsia="바탕"/>
-                <w:b/>
-                <w:sz w:val="20"/>
-              </w:rPr>
-              <w:t>소수이지만 절대수가 큰 집단</w:t>
-            </w:r>
-            <w:r>
-              <w:rPr>
-                <w:rFonts w:ascii="Times New Roman" w:hAnsi="Times New Roman" w:eastAsia="바탕"/>
-                <w:sz w:val="20"/>
-              </w:rPr>
-              <w:t xml:space="preserve">을 상대한다. 인도의 문해율은 81%로 세계 평균에 가깝지만 그 19%가 1억 9,100만 명이다. 어느 쪽이든 한 사람이 약을 받아 가는 순간의 문제는 같으며, </w:t>
-            </w:r>
-            <w:r>
-              <w:rPr>
-                <w:rFonts w:ascii="Times New Roman" w:hAnsi="Times New Roman" w:eastAsia="바탕"/>
-                <w:b/>
-                <w:sz w:val="20"/>
-              </w:rPr>
-              <w:t>비율이 아니라 머릿수가 이 앱이 닿아야 할 크기다.</w:t>
-            </w:r>
-          </w:p>
-          <w:p>
-            <w:pPr>
-              <w:spacing w:after="80" w:line="276" w:lineRule="auto"/>
-              <w:jc w:val="both"/>
-            </w:pPr>
-            <w:r>
-              <w:rPr>
-                <w:rFonts w:ascii="Times New Roman" w:hAnsi="Times New Roman" w:eastAsia="바탕"/>
-                <w:sz w:val="20"/>
-              </w:rPr>
-              <w:t xml:space="preserve">그리고 같은 나라 안에서도 분포가 고르지 않다. 일부 사하라이남 아프리카 국가에서 </w:t>
-            </w:r>
-            <w:r>
-              <w:rPr>
-                <w:rFonts w:ascii="Times New Roman" w:hAnsi="Times New Roman" w:eastAsia="바탕"/>
-                <w:b/>
-                <w:sz w:val="20"/>
-              </w:rPr>
               <w:t>고령 여성의 문해율은 31%인 반면 고령 남성은 55%</w:t>
             </w:r>
             <w:r>
@@ -2329,22 +2171,7 @@
                 <w:rFonts w:ascii="Times New Roman" w:hAnsi="Times New Roman" w:eastAsia="바탕"/>
                 <w:sz w:val="20"/>
               </w:rPr>
-              <w:t xml:space="preserve">이 분포가 말하는 것은 대상을 좁혀야 한다는 것이 아니라, </w:t>
-            </w:r>
-            <w:r>
-              <w:rPr>
-                <w:rFonts w:ascii="Times New Roman" w:hAnsi="Times New Roman" w:eastAsia="바탕"/>
-                <w:b/>
-                <w:sz w:val="20"/>
-              </w:rPr>
-              <w:t>필요가 가장 큰 지점이 어디인지</w:t>
-            </w:r>
-            <w:r>
-              <w:rPr>
-                <w:rFonts w:ascii="Times New Roman" w:hAnsi="Times New Roman" w:eastAsia="바탕"/>
-                <w:sz w:val="20"/>
-              </w:rPr>
-              <w:t>다. SnapCare 는 읽기를 요구하지 않는 앱이므로 글을 읽을 수 있는 사람도 그대로 쓸 수 있고, 실제로 처방 지시를 놓치는 것은 문해력과 무관하게 일어난다 (§1.3). 다만 같은 앱이 어디에서 가장 큰 차이를 만드는지를 묻는다면 이런 격차가 있는 곳이며, 그것이 현지 평가를 계획에 넣은 이유다 (§5.9).</w:t>
+              <w:t>이 분포가 말하는 것은 대상을 좁혀야 한다는 것이 아니라, 필요가 가장 큰 지점이 어디인지다. SnapCare 는 읽기를 요구하지 않는 앱이므로 글을 읽을 수 있는 사람도 그대로 쓸 수 있고, 실제로 처방 지시를 놓치는 것은 문해력과 무관하게 일어난다 (§1.3). 다만 같은 앱이 어디에서 가장 큰 차이를 만드는지를 묻는다면 이런 격차가 있는 곳이며, 그것이 현지 평가를 계획에 넣은 이유다 (§5.9).</w:t>
             </w:r>
           </w:p>
           <w:p>
@@ -2407,7 +2234,7 @@
                 <w:color w:val="606068"/>
                 <w:sz w:val="18"/>
               </w:rPr>
-              <w:t xml:space="preserve"> 성인 문해율이 낮은 15개국 (UNESCO, 2025). 세계 평균 88%와의 거리가 이 그림의 논지다. 이 나라들에서는 처방전을 읽지 못하는 것이 예외가 아니라 다수의 조건이다.</w:t>
+              <w:t xml:space="preserve"> 성인 문해율이 낮은 15개국 (UNESCO, 2025). 세계 평균 88%와의 거리가 이 그림의 논지다. 이 나라들에서는 처방전을 읽지 못하는 사람이 다수다.</w:t>
             </w:r>
           </w:p>
           <w:p>
@@ -2511,22 +2338,7 @@
                 <w:rFonts w:ascii="Times New Roman" w:hAnsi="Times New Roman" w:eastAsia="바탕"/>
                 <w:sz w:val="20"/>
               </w:rPr>
-              <w:t xml:space="preserve">, Austrian National Public Health Institute, Vienna, 2021). 다만 이 보고서는 자료 수집 시기와 방법이 나라마다 달라 </w:t>
-            </w:r>
-            <w:r>
-              <w:rPr>
-                <w:rFonts w:ascii="Times New Roman" w:hAnsi="Times New Roman" w:eastAsia="바탕"/>
-                <w:b/>
-                <w:sz w:val="20"/>
-              </w:rPr>
-              <w:t>국가 간 비교를 신중히 하라고 명시하며</w:t>
-            </w:r>
-            <w:r>
-              <w:rPr>
-                <w:rFonts w:ascii="Times New Roman" w:hAnsi="Times New Roman" w:eastAsia="바탕"/>
-                <w:sz w:val="20"/>
-              </w:rPr>
-              <w:t>, 17개국을 하나로 묶은 대표값을 내세우지 않는다. 따라서 여기서는 통합 백분율 대신 한국 자료를 본다.</w:t>
+              <w:t>, Austrian National Public Health Institute, Vienna, 2021). 다만 이 보고서는 자료 수집 시기와 방법이 나라마다 달라 국가 간 비교를 신중히 하라고 명시하며, 17개국을 하나로 묶은 대표값을 내세우지 않는다. 따라서 여기서는 통합 백분율 대신 한국 자료를 본다.</w:t>
             </w:r>
           </w:p>
           <w:p>
@@ -2906,37 +2718,7 @@
                 <w:rFonts w:ascii="Times New Roman" w:hAnsi="Times New Roman" w:eastAsia="바탕"/>
                 <w:sz w:val="20"/>
               </w:rPr>
-              <w:t xml:space="preserve">표 3이 보여주는 것은 이 문제가 나라 사이보다 </w:t>
-            </w:r>
-            <w:r>
-              <w:rPr>
-                <w:rFonts w:ascii="Times New Roman" w:hAnsi="Times New Roman" w:eastAsia="바탕"/>
-                <w:b/>
-                <w:sz w:val="20"/>
-              </w:rPr>
-              <w:t>나라 안에서 더 크게 갈린다</w:t>
-            </w:r>
-            <w:r>
-              <w:rPr>
-                <w:rFonts w:ascii="Times New Roman" w:hAnsi="Times New Roman" w:eastAsia="바탕"/>
-                <w:sz w:val="20"/>
-              </w:rPr>
-              <w:t xml:space="preserve">는 점이다. 한국 성인 전체에서 건강정보이해능력이 충분한 비율은 60.4%인데, 65세 이상에서는 40.3%로 떨어진다. 여집합으로 보면 59.7% 대 39.6%, 20.1%p 차이다. 소득으로 갈라도 같은 방향이 나와, 하위층은 54.4%, 상위층은 33.7%다. 즉 이것은 "글을 못 읽는 나라" 의 문제가 아니라, 어느 나라에서든 나타나는 문제다. </w:t>
-            </w:r>
-            <w:r>
-              <w:rPr>
-                <w:rFonts w:ascii="Times New Roman" w:hAnsi="Times New Roman" w:eastAsia="바탕"/>
-                <w:b/>
-                <w:sz w:val="20"/>
-              </w:rPr>
-              <w:t>SnapCare 가 특정 지역을 위한 앱이 아닌 이유가 여기 있다.</w:t>
-            </w:r>
-            <w:r>
-              <w:rPr>
-                <w:rFonts w:ascii="Times New Roman" w:hAnsi="Times New Roman" w:eastAsia="바탕"/>
-                <w:sz w:val="20"/>
-              </w:rPr>
-              <w:t xml:space="preserve"> 문해율이 88%인 나라에서도 처방 지시를 놓치는 사람이 있고, 40%인 나라에서는 더 많을 뿐이다. 팀이 한국과 몰도바로 구성된 것은 두 곳을 대상으로 삼아서가 아니라, 서로 다른 두 환경에서 같은 앱을 시험해 볼 수 있기 때문이다.</w:t>
+              <w:t>표 3이 보여주는 것은 이 문제가 나라 사이보다 나라 안에서 더 크게 갈린다는 점이다. 한국 성인 전체에서 건강정보이해능력이 충분한 비율은 60.4%인데, 65세 이상에서는 40.3%로 떨어진다. 여집합으로 보면 59.7% 대 39.6%, 20.1%p 차이다. 소득으로 갈라도 같은 방향이 나와, 하위층은 54.4%, 상위층은 33.7%다. 즉 이것은 "글을 못 읽는 나라" 의 문제가 아니라, 어느 나라에서든 나타나는 문제다. SnapCare 가 특정 지역을 위한 앱이 아닌 이유가 여기 있다. 문해율이 88%인 나라에서도 처방 지시를 놓치는 사람이 있고, 40%인 나라에서는 더 많을 뿐이다. 팀이 한국과 몰도바로 구성된 것은 두 곳을 대상으로 삼아서가 아니라, 서로 다른 두 환경에서 같은 앱을 시험해 볼 수 있기 때문이다.</w:t>
             </w:r>
           </w:p>
           <w:p>
@@ -2999,57 +2781,25 @@
                 <w:color w:val="606068"/>
                 <w:sz w:val="18"/>
               </w:rPr>
-              <w:t xml:space="preserve"> 한국 성인의 건강정보이해능력이 충분하지 않은 비율 (질병관리청, 2023). 전체 39.6% 에 비해 65세 이상은 59.7% 로, 20.1%p 높다. 소득으로 갈라도 11.9%p 차이가 난다. 이 문제가 나라 사이보다 </w:t>
+              <w:t xml:space="preserve"> 한국 성인의 건강정보이해능력이 충분하지 않은 비율 (질병관리청, 2023). 전체 39.6% 에 비해 65세 이상은 59.7% 로, 20.1%p 높다. 소득으로 갈라도 11.9%p 차이가 난다. 이 문제가 나라 사이보다 나라 안에서 더 크게 갈린다는 것이 이 그림의 논지다.</w:t>
+            </w:r>
+          </w:p>
+          <w:p>
+            <w:pPr>
+              <w:spacing w:after="80" w:line="276" w:lineRule="auto"/>
+              <w:jc w:val="both"/>
+            </w:pPr>
+            <w:r>
+              <w:rPr>
+                <w:rFonts w:ascii="Times New Roman" w:hAnsi="Times New Roman" w:eastAsia="바탕"/>
+                <w:sz w:val="20"/>
+              </w:rPr>
+              <w:t xml:space="preserve">문해력을 자기보고가 아니라 직접 측정하면 그림이 더 나빠진다. 31개 선진국이 참여한 국제성인역량조사(PIAAC)에서 성인의 </w:t>
             </w:r>
             <w:r>
               <w:rPr>
                 <w:rFonts w:ascii="Times New Roman" w:hAnsi="Times New Roman" w:eastAsia="바탕"/>
                 <w:b/>
-                <w:color w:val="606068"/>
-                <w:sz w:val="18"/>
-              </w:rPr>
-              <w:t>나라 안에서 더 크게 갈린다</w:t>
-            </w:r>
-            <w:r>
-              <w:rPr>
-                <w:rFonts w:ascii="Times New Roman" w:hAnsi="Times New Roman" w:eastAsia="바탕"/>
-                <w:color w:val="606068"/>
-                <w:sz w:val="18"/>
-              </w:rPr>
-              <w:t>는 것이 이 그림의 논지다.</w:t>
-            </w:r>
-          </w:p>
-          <w:p>
-            <w:pPr>
-              <w:spacing w:after="80" w:line="276" w:lineRule="auto"/>
-              <w:jc w:val="both"/>
-            </w:pPr>
-            <w:r>
-              <w:rPr>
-                <w:rFonts w:ascii="Times New Roman" w:hAnsi="Times New Roman" w:eastAsia="바탕"/>
-                <w:sz w:val="20"/>
-              </w:rPr>
-              <w:t xml:space="preserve">문해력을 자기보고가 아니라 </w:t>
-            </w:r>
-            <w:r>
-              <w:rPr>
-                <w:rFonts w:ascii="Times New Roman" w:hAnsi="Times New Roman" w:eastAsia="바탕"/>
-                <w:b/>
-                <w:sz w:val="20"/>
-              </w:rPr>
-              <w:t>직접 측정</w:t>
-            </w:r>
-            <w:r>
-              <w:rPr>
-                <w:rFonts w:ascii="Times New Roman" w:hAnsi="Times New Roman" w:eastAsia="바탕"/>
-                <w:sz w:val="20"/>
-              </w:rPr>
-              <w:t xml:space="preserve">하면 그림이 더 나빠진다. 31개 선진국이 참여한 국제성인역량조사(PIAAC)에서 성인의 </w:t>
-            </w:r>
-            <w:r>
-              <w:rPr>
-                <w:rFonts w:ascii="Times New Roman" w:hAnsi="Times New Roman" w:eastAsia="바탕"/>
-                <w:b/>
                 <w:sz w:val="20"/>
               </w:rPr>
               <w:t>18%가 문해·수리·적응적 문제해결의 가장 기초적인 수준에 미치지 못했고</w:t>
@@ -3072,22 +2822,7 @@
                 <w:rFonts w:ascii="Times New Roman" w:hAnsi="Times New Roman" w:eastAsia="바탕"/>
                 <w:sz w:val="20"/>
               </w:rPr>
-              <w:t xml:space="preserve">이 격차는 임상 결과로 이어진다. 96편의 연구를 종합한 체계적 문헌고찰은 낮은 건강 문해력이 </w:t>
-            </w:r>
-            <w:r>
-              <w:rPr>
-                <w:rFonts w:ascii="Times New Roman" w:hAnsi="Times New Roman" w:eastAsia="바탕"/>
-                <w:b/>
-                <w:sz w:val="20"/>
-              </w:rPr>
-              <w:t>입원 증가, 응급 진료 이용 증가, 유방촬영술과 독감 백신 수혜 감소, 약을 올바로 복용해 보이는 능력의 저하, 그리고 라벨과 보건 메시지를 해석하는 능력의 저하</w:t>
-            </w:r>
-            <w:r>
-              <w:rPr>
-                <w:rFonts w:ascii="Times New Roman" w:hAnsi="Times New Roman" w:eastAsia="바탕"/>
-                <w:sz w:val="20"/>
-              </w:rPr>
-              <w:t xml:space="preserve">와 일관되게 연관된다고 보고했다 (Berkman, N. D., Sheridan, S. L., Donahue, K. E., Halpern, D. J. &amp; Crotty, K., "Low health literacy and health outcomes: an updated systematic review," </w:t>
+              <w:t xml:space="preserve">이 격차는 임상 결과로 이어진다. 96편의 연구를 종합한 체계적 문헌고찰은 낮은 건강 문해력이 입원 증가, 응급 진료 이용 증가, 유방촬영술과 독감 백신 수혜 감소, 약을 올바로 복용해 보이는 능력의 저하, 그리고 라벨과 보건 메시지를 해석하는 능력의 저하와 일관되게 연관된다고 보고했다 (Berkman, N. D., Sheridan, S. L., Donahue, K. E., Halpern, D. J. &amp; Crotty, K., "Low health literacy and health outcomes: an updated systematic review," </w:t>
             </w:r>
             <w:r>
               <w:rPr>
@@ -3102,50 +2837,20 @@
                 <w:rFonts w:ascii="Times New Roman" w:hAnsi="Times New Roman" w:eastAsia="바탕"/>
                 <w:sz w:val="20"/>
               </w:rPr>
-              <w:t xml:space="preserve">, 155(2):97–107, 2011). 사망률의 경우 이 연관이 </w:t>
-            </w:r>
-            <w:r>
-              <w:rPr>
-                <w:rFonts w:ascii="Times New Roman" w:hAnsi="Times New Roman" w:eastAsia="바탕"/>
-                <w:b/>
-                <w:sz w:val="20"/>
-              </w:rPr>
-              <w:t>고령자에서</w:t>
-            </w:r>
-            <w:r>
-              <w:rPr>
-                <w:rFonts w:ascii="Times New Roman" w:hAnsi="Times New Roman" w:eastAsia="바탕"/>
-                <w:sz w:val="20"/>
-              </w:rPr>
-              <w:t xml:space="preserve"> 확인되었다.</w:t>
-            </w:r>
-          </w:p>
-          <w:p>
-            <w:pPr>
-              <w:spacing w:after="80" w:line="276" w:lineRule="auto"/>
-              <w:jc w:val="both"/>
-            </w:pPr>
-            <w:r>
-              <w:rPr>
-                <w:rFonts w:ascii="Times New Roman" w:hAnsi="Times New Roman" w:eastAsia="바탕"/>
-                <w:sz w:val="20"/>
-              </w:rPr>
-              <w:t xml:space="preserve">이 목록에서 우리 문제와 직접 겹치는 것은 뒤의 둘, 곧 약을 올바로 복용해 보이는 능력과 라벨·보건 메시지를 해석하는 능력이다. 앞의 것들이 의료 접근의 문제라면 이 둘은 </w:t>
-            </w:r>
-            <w:r>
-              <w:rPr>
-                <w:rFonts w:ascii="Times New Roman" w:hAnsi="Times New Roman" w:eastAsia="바탕"/>
-                <w:b/>
-                <w:sz w:val="20"/>
-              </w:rPr>
-              <w:t>정보가 전달되는 지점의 문제</w:t>
-            </w:r>
-            <w:r>
-              <w:rPr>
-                <w:rFonts w:ascii="Times New Roman" w:hAnsi="Times New Roman" w:eastAsia="바탕"/>
-                <w:sz w:val="20"/>
-              </w:rPr>
-              <w:t>이며, 진료실 밖에서 일어난다. §1.4 에서 다룰 정책의 사각지대가 정확히 여기다.</w:t>
+              <w:t>, 155(2):97–107, 2011). 사망률의 경우 이 연관이 고령자에서 확인되었다.</w:t>
+            </w:r>
+          </w:p>
+          <w:p>
+            <w:pPr>
+              <w:spacing w:after="80" w:line="276" w:lineRule="auto"/>
+              <w:jc w:val="both"/>
+            </w:pPr>
+            <w:r>
+              <w:rPr>
+                <w:rFonts w:ascii="Times New Roman" w:hAnsi="Times New Roman" w:eastAsia="바탕"/>
+                <w:sz w:val="20"/>
+              </w:rPr>
+              <w:t>이 목록에서 우리 문제와 직접 겹치는 것은 뒤의 둘, 곧 약을 올바로 복용해 보이는 능력과 라벨·보건 메시지를 해석하는 능력이다. 앞의 것들이 의료 접근의 문제라면 이 둘은 정보가 전달되는 지점의 문제이며, 진료실 밖에서 일어난다. §1.4 에서 다룰 정책의 사각지대가 정확히 여기다.</w:t>
             </w:r>
           </w:p>
           <w:p>
@@ -3578,65 +3283,20 @@
                 <w:rFonts w:ascii="Times New Roman" w:hAnsi="Times New Roman" w:eastAsia="바탕"/>
                 <w:sz w:val="20"/>
               </w:rPr>
-              <w:t xml:space="preserve">표 4는 오류의 대부분이 </w:t>
-            </w:r>
-            <w:r>
-              <w:rPr>
-                <w:rFonts w:ascii="Times New Roman" w:hAnsi="Times New Roman" w:eastAsia="바탕"/>
-                <w:b/>
-                <w:sz w:val="20"/>
-              </w:rPr>
-              <w:t>"무엇을·얼마나·언제"</w:t>
-            </w:r>
-            <w:r>
-              <w:rPr>
-                <w:rFonts w:ascii="Times New Roman" w:hAnsi="Times New Roman" w:eastAsia="바탕"/>
-                <w:sz w:val="20"/>
-              </w:rPr>
-              <w:t xml:space="preserve"> 세 가지에 몰려 있음을 보여준다. 이 셋은 모두 그림으로 옮길 수 있는 정보이며, SnapCare 의 형태소 설계가 정확히 이 분포를 따른다.</w:t>
-            </w:r>
-          </w:p>
-          <w:p>
-            <w:pPr>
-              <w:spacing w:after="80" w:line="276" w:lineRule="auto"/>
-              <w:jc w:val="both"/>
-            </w:pPr>
-            <w:r>
-              <w:rPr>
-                <w:rFonts w:ascii="Times New Roman" w:hAnsi="Times New Roman" w:eastAsia="바탕"/>
-                <w:sz w:val="20"/>
-              </w:rPr>
-              <w:t xml:space="preserve">한 가지 밝혀 둘 것이 있다. 이 분포는 </w:t>
-            </w:r>
-            <w:r>
-              <w:rPr>
-                <w:rFonts w:ascii="Times New Roman" w:hAnsi="Times New Roman" w:eastAsia="바탕"/>
-                <w:b/>
-                <w:sz w:val="20"/>
-              </w:rPr>
-              <w:t>조제하는 쪽</w:t>
-            </w:r>
-            <w:r>
-              <w:rPr>
-                <w:rFonts w:ascii="Times New Roman" w:hAnsi="Times New Roman" w:eastAsia="바탕"/>
-                <w:sz w:val="20"/>
-              </w:rPr>
-              <w:t xml:space="preserve">에서 난 오류이지 환자가 집에서 저지르는 오류가 아니다. 두 단계를 같은 것으로 취급할 수는 없다. 그럼에도 이 수치를 근거로 삼는 것은, 조제 단계에서 이 셋이 자주 어긋난다는 사실이 </w:t>
-            </w:r>
-            <w:r>
-              <w:rPr>
-                <w:rFonts w:ascii="Times New Roman" w:hAnsi="Times New Roman" w:eastAsia="바탕"/>
-                <w:b/>
-                <w:sz w:val="20"/>
-              </w:rPr>
-              <w:t>그 셋이 전달 과정에서 잃어버리기 쉬운 정보라는 뜻</w:t>
-            </w:r>
-            <w:r>
-              <w:rPr>
-                <w:rFonts w:ascii="Times New Roman" w:hAnsi="Times New Roman" w:eastAsia="바탕"/>
-                <w:sz w:val="20"/>
-              </w:rPr>
-              <w:t>이기 때문이다. 훈련받은 약사가 관리된 환경에서도 이 셋을 놓친다면, 같은 정보를 문자로만 건네받은 환자가 놓치지 않으리라고 볼 이유는 없다. 환자 단계의 분포를 직접 잰 자료는 우리가 찾지 못했으며, 이는 §5.8 에 남긴 미검증 항목에 해당한다.</w:t>
+              <w:t>표 4는 오류의 대부분이 "무엇을·얼마나·언제" 세 가지에 몰려 있음을 보여준다. 이 셋은 모두 그림으로 옮길 수 있는 정보이며, SnapCare 의 형태소 설계가 정확히 이 분포를 따른다.</w:t>
+            </w:r>
+          </w:p>
+          <w:p>
+            <w:pPr>
+              <w:spacing w:after="80" w:line="276" w:lineRule="auto"/>
+              <w:jc w:val="both"/>
+            </w:pPr>
+            <w:r>
+              <w:rPr>
+                <w:rFonts w:ascii="Times New Roman" w:hAnsi="Times New Roman" w:eastAsia="바탕"/>
+                <w:sz w:val="20"/>
+              </w:rPr>
+              <w:t>한 가지 밝혀 둘 것이 있다. 이 분포는 조제하는 쪽에서 난 오류이지 환자가 집에서 저지르는 오류가 아니다. 두 단계를 같은 것으로 취급할 수는 없다. 그럼에도 이 수치를 근거로 삼는 것은, 조제 단계에서 이 셋이 자주 어긋난다는 사실이 그 셋이 전달 과정에서 잃어버리기 쉬운 정보라는 뜻이기 때문이다. 훈련받은 약사가 관리된 환경에서도 이 셋을 놓친다면, 같은 정보를 문자로만 건네받은 환자가 놓치지 않으리라고 볼 이유는 없다. 환자 단계의 분포를 직접 잰 자료는 우리가 찾지 못했으며, 이는 §5.8 에 남긴 미검증 항목에 해당한다.</w:t>
             </w:r>
           </w:p>
           <w:p>
@@ -3842,17 +3502,78 @@
             <w:r>
               <w:rPr>
                 <w:rFonts w:ascii="Times New Roman" w:hAnsi="Times New Roman" w:eastAsia="바탕"/>
+                <w:sz w:val="20"/>
+              </w:rPr>
+              <w:t>지시를 그대로 되풀이하는 것과 그대로 행동하는 것은 별개의 능력이며, 문자를 읽어 주는 것만으로는 이 간극이 메워지지 않는다. 그래서 이것이 SnapCare 가 음성만이 아니라 행동을 그리는 그림을 함께 내는 이유다.</w:t>
+            </w:r>
+          </w:p>
+          <w:p>
+            <w:pPr>
+              <w:spacing w:after="80" w:line="276" w:lineRule="auto"/>
+              <w:jc w:val="both"/>
+            </w:pPr>
+            <w:r>
+              <w:rPr>
+                <w:rFonts w:ascii="Times New Roman" w:hAnsi="Times New Roman" w:eastAsia="바탕"/>
+                <w:sz w:val="20"/>
+              </w:rPr>
+              <w:t xml:space="preserve">액체 약에서는 오차가 눈에 보이는 양으로 나타난다. 어린 자녀에게 물약을 먹이는 보호자를 무작위 배정한 시험에서, 표준 상담만 받은 대조군의 </w:t>
+            </w:r>
+            <w:r>
+              <w:rPr>
+                <w:rFonts w:ascii="Times New Roman" w:hAnsi="Times New Roman" w:eastAsia="바탕"/>
                 <w:b/>
                 <w:sz w:val="20"/>
               </w:rPr>
-              <w:t>말을 따라 하는 것과 그대로 행동하는 것은 다른 능력이다.</w:t>
-            </w:r>
-            <w:r>
-              <w:rPr>
-                <w:rFonts w:ascii="Times New Roman" w:hAnsi="Times New Roman" w:eastAsia="바탕"/>
-                <w:sz w:val="20"/>
-              </w:rPr>
-              <w:t xml:space="preserve"> 문자를 읽어 주는 것만으로는 이 간극이 메워지지 않으며, 이것이 SnapCare 가 음성만이 아니라 </w:t>
+              <w:t>47.8%가 처방된 용량에서 20%를 넘게 벗어난 양을 먹였다</w:t>
+            </w:r>
+            <w:r>
+              <w:rPr>
+                <w:rFonts w:ascii="Times New Roman" w:hAnsi="Times New Roman" w:eastAsia="바탕"/>
+                <w:sz w:val="20"/>
+              </w:rPr>
+              <w:t xml:space="preserve"> (필요시 복용 약에서는 40.0%). 20%는 작은 수가 아니다. 하루 세 번 먹는 약이라면 사흘이면 하루치가 어긋난다.</w:t>
+            </w:r>
+          </w:p>
+          <w:p>
+            <w:pPr>
+              <w:spacing w:after="80" w:line="276" w:lineRule="auto"/>
+              <w:jc w:val="both"/>
+            </w:pPr>
+            <w:r>
+              <w:rPr>
+                <w:rFonts w:ascii="Times New Roman" w:hAnsi="Times New Roman" w:eastAsia="바탕"/>
+                <w:sz w:val="20"/>
+              </w:rPr>
+              <w:t xml:space="preserve">복약 오류 관련 전 세계 연간 비용은 약 420억 달러로, 전 세계 보건 지출의 약 1%에 해당한다 (World Health Organization, </w:t>
+            </w:r>
+            <w:r>
+              <w:rPr>
+                <w:rFonts w:ascii="Times New Roman" w:hAnsi="Times New Roman" w:eastAsia="바탕"/>
+                <w:i/>
+                <w:sz w:val="20"/>
+              </w:rPr>
+              <w:t>Medication Without Harm: WHO Global Patient Safety Challenge</w:t>
+            </w:r>
+            <w:r>
+              <w:rPr>
+                <w:rFonts w:ascii="Times New Roman" w:hAnsi="Times New Roman" w:eastAsia="바탕"/>
+                <w:sz w:val="20"/>
+              </w:rPr>
+              <w:t>, WHO/HIS/SDS/2017.6, 2017). 미국에서는 복약 비순응에 따르는 비용이 직접 비용만 연 1,000억 달러, 간접 비용까지 포함하면 3,000억 달러까지로 추정되며, 연간 약 125,000명의 사망과 입원의 최소 10%가 비순응과 연관된 것으로 인용된다 (Duke Health, "Medication Nonadherence Increases Health Costs, Hospital Readmissions").</w:t>
+            </w:r>
+          </w:p>
+          <w:p>
+            <w:pPr>
+              <w:spacing w:after="80" w:line="276" w:lineRule="auto"/>
+              <w:jc w:val="both"/>
+            </w:pPr>
+            <w:r>
+              <w:rPr>
+                <w:rFonts w:ascii="Times New Roman" w:hAnsi="Times New Roman" w:eastAsia="바탕"/>
+                <w:sz w:val="20"/>
+              </w:rPr>
+              <w:t xml:space="preserve">위해가 어디서 일어나는지가 이 연구의 자리를 정한다. 세계보건기구는 진료 과정에서 생기는 위해의 절반 이상(환자 스무 명 중 한 명)이 예방 가능하며, 그중 예방 가능한 위해의 절반이 약과 관련된 것이라고 보고한다. 약으로 인한 위해는 환자 서른 명 중 한 명에게 나타나고 그 가운데 4분의 1 이상이 중증이거나 생명을 위협하는 수준이다. 그리고 이 위해는 병원 안보다 밖에서 더 흔하다. </w:t>
             </w:r>
             <w:r>
               <w:rPr>
@@ -3860,55 +3581,14 @@
                 <w:b/>
                 <w:sz w:val="20"/>
               </w:rPr>
-              <w:t>행동을 그리는 그림</w:t>
-            </w:r>
-            <w:r>
-              <w:rPr>
-                <w:rFonts w:ascii="Times New Roman" w:hAnsi="Times New Roman" w:eastAsia="바탕"/>
-                <w:sz w:val="20"/>
-              </w:rPr>
-              <w:t>을 함께 내는 이유다.</w:t>
-            </w:r>
-          </w:p>
-          <w:p>
-            <w:pPr>
-              <w:spacing w:after="80" w:line="276" w:lineRule="auto"/>
-              <w:jc w:val="both"/>
-            </w:pPr>
-            <w:r>
-              <w:rPr>
-                <w:rFonts w:ascii="Times New Roman" w:hAnsi="Times New Roman" w:eastAsia="바탕"/>
-                <w:sz w:val="20"/>
-              </w:rPr>
-              <w:t xml:space="preserve">액체 약에서는 오차가 눈에 보이는 양으로 나타난다. 어린 자녀에게 물약을 먹이는 보호자를 무작위 배정한 시험에서, 표준 상담만 받은 대조군의 </w:t>
-            </w:r>
-            <w:r>
-              <w:rPr>
-                <w:rFonts w:ascii="Times New Roman" w:hAnsi="Times New Roman" w:eastAsia="바탕"/>
-                <w:b/>
-                <w:sz w:val="20"/>
-              </w:rPr>
-              <w:t>47.8%가 처방된 용량에서 20%를 넘게 벗어난 양을 먹였다</w:t>
-            </w:r>
-            <w:r>
-              <w:rPr>
-                <w:rFonts w:ascii="Times New Roman" w:hAnsi="Times New Roman" w:eastAsia="바탕"/>
-                <w:sz w:val="20"/>
-              </w:rPr>
-              <w:t xml:space="preserve"> (필요시 복용 약에서는 40.0%). 20%는 작은 수가 아니다. 하루 세 번 먹는 약이라면 사흘이면 하루치가 어긋난다.</w:t>
-            </w:r>
-          </w:p>
-          <w:p>
-            <w:pPr>
-              <w:spacing w:after="80" w:line="276" w:lineRule="auto"/>
-              <w:jc w:val="both"/>
-            </w:pPr>
-            <w:r>
-              <w:rPr>
-                <w:rFonts w:ascii="Times New Roman" w:hAnsi="Times New Roman" w:eastAsia="바탕"/>
-                <w:sz w:val="20"/>
-              </w:rPr>
-              <w:t xml:space="preserve">복약 오류 관련 전 세계 연간 비용은 약 420억 달러로, 전 세계 보건 지출의 약 1%에 해당한다 (World Health Organization, </w:t>
+              <w:t>1차 진료와 외래에서는 환자 열 명 중 네 명까지 위해를 겪으며, 그 위해의 최대 80%(23.6~85%)는 피할 수 있는 것</w:t>
+            </w:r>
+            <w:r>
+              <w:rPr>
+                <w:rFonts w:ascii="Times New Roman" w:hAnsi="Times New Roman" w:eastAsia="바탕"/>
+                <w:sz w:val="20"/>
+              </w:rPr>
+              <w:t xml:space="preserve">이다 (World Health Organization, </w:t>
             </w:r>
             <w:r>
               <w:rPr>
@@ -3916,94 +3596,6 @@
                 <w:i/>
                 <w:sz w:val="20"/>
               </w:rPr>
-              <w:t>Medication Without Harm: WHO Global Patient Safety Challenge</w:t>
-            </w:r>
-            <w:r>
-              <w:rPr>
-                <w:rFonts w:ascii="Times New Roman" w:hAnsi="Times New Roman" w:eastAsia="바탕"/>
-                <w:sz w:val="20"/>
-              </w:rPr>
-              <w:t>, WHO/HIS/SDS/2017.6, 2017). 미국에서는 복약 비순응에 따르는 비용이 직접 비용만 연 1,000억 달러, 간접 비용까지 포함하면 3,000억 달러까지로 추정되며, 연간 약 125,000명의 사망과 입원의 최소 10%가 비순응과 연관된 것으로 인용된다 (Duke Health, "Medication Nonadherence Increases Health Costs, Hospital Readmissions").</w:t>
-            </w:r>
-          </w:p>
-          <w:p>
-            <w:pPr>
-              <w:spacing w:after="80" w:line="276" w:lineRule="auto"/>
-              <w:jc w:val="both"/>
-            </w:pPr>
-            <w:r>
-              <w:rPr>
-                <w:rFonts w:ascii="Times New Roman" w:hAnsi="Times New Roman" w:eastAsia="바탕"/>
-                <w:sz w:val="20"/>
-              </w:rPr>
-              <w:t xml:space="preserve">위해가 </w:t>
-            </w:r>
-            <w:r>
-              <w:rPr>
-                <w:rFonts w:ascii="Times New Roman" w:hAnsi="Times New Roman" w:eastAsia="바탕"/>
-                <w:b/>
-                <w:sz w:val="20"/>
-              </w:rPr>
-              <w:t>어디서</w:t>
-            </w:r>
-            <w:r>
-              <w:rPr>
-                <w:rFonts w:ascii="Times New Roman" w:hAnsi="Times New Roman" w:eastAsia="바탕"/>
-                <w:sz w:val="20"/>
-              </w:rPr>
-              <w:t xml:space="preserve"> 일어나는지가 이 연구의 자리를 정한다. 세계보건기구는 진료 과정에서 생기는 위해의 절반 이상(환자 스무 명 중 한 명)이 예방 가능하며, 그중 </w:t>
-            </w:r>
-            <w:r>
-              <w:rPr>
-                <w:rFonts w:ascii="Times New Roman" w:hAnsi="Times New Roman" w:eastAsia="바탕"/>
-                <w:b/>
-                <w:sz w:val="20"/>
-              </w:rPr>
-              <w:t>예방 가능한 위해의 절반이 약과 관련된 것</w:t>
-            </w:r>
-            <w:r>
-              <w:rPr>
-                <w:rFonts w:ascii="Times New Roman" w:hAnsi="Times New Roman" w:eastAsia="바탕"/>
-                <w:sz w:val="20"/>
-              </w:rPr>
-              <w:t xml:space="preserve">이라고 보고한다. 약으로 인한 위해는 환자 </w:t>
-            </w:r>
-            <w:r>
-              <w:rPr>
-                <w:rFonts w:ascii="Times New Roman" w:hAnsi="Times New Roman" w:eastAsia="바탕"/>
-                <w:b/>
-                <w:sz w:val="20"/>
-              </w:rPr>
-              <w:t>서른 명 중 한 명</w:t>
-            </w:r>
-            <w:r>
-              <w:rPr>
-                <w:rFonts w:ascii="Times New Roman" w:hAnsi="Times New Roman" w:eastAsia="바탕"/>
-                <w:sz w:val="20"/>
-              </w:rPr>
-              <w:t xml:space="preserve">에게 나타나고 그 가운데 4분의 1 이상이 중증이거나 생명을 위협하는 수준이다. 그리고 이 위해는 병원 안보다 밖에서 더 흔하다. </w:t>
-            </w:r>
-            <w:r>
-              <w:rPr>
-                <w:rFonts w:ascii="Times New Roman" w:hAnsi="Times New Roman" w:eastAsia="바탕"/>
-                <w:b/>
-                <w:sz w:val="20"/>
-              </w:rPr>
-              <w:t>1차 진료와 외래에서는 환자 열 명 중 네 명까지 위해를 겪으며, 그 위해의 최대 80%(23.6~85%)는 피할 수 있는 것</w:t>
-            </w:r>
-            <w:r>
-              <w:rPr>
-                <w:rFonts w:ascii="Times New Roman" w:hAnsi="Times New Roman" w:eastAsia="바탕"/>
-                <w:sz w:val="20"/>
-              </w:rPr>
-              <w:t xml:space="preserve">이다 (World Health Organization, </w:t>
-            </w:r>
-            <w:r>
-              <w:rPr>
-                <w:rFonts w:ascii="Times New Roman" w:hAnsi="Times New Roman" w:eastAsia="바탕"/>
-                <w:i/>
-                <w:sz w:val="20"/>
-              </w:rPr>
               <w:t>Patient safety</w:t>
             </w:r>
             <w:r>
@@ -4024,52 +3616,7 @@
                 <w:rFonts w:ascii="Times New Roman" w:hAnsi="Times New Roman" w:eastAsia="바탕"/>
                 <w:sz w:val="20"/>
               </w:rPr>
-              <w:t xml:space="preserve">이 세 수치가 겹치는 지점이 SnapCare 가 서 있는 자리다. 위해는 </w:t>
-            </w:r>
-            <w:r>
-              <w:rPr>
-                <w:rFonts w:ascii="Times New Roman" w:hAnsi="Times New Roman" w:eastAsia="바탕"/>
-                <w:b/>
-                <w:sz w:val="20"/>
-              </w:rPr>
-              <w:t>약</w:t>
-            </w:r>
-            <w:r>
-              <w:rPr>
-                <w:rFonts w:ascii="Times New Roman" w:hAnsi="Times New Roman" w:eastAsia="바탕"/>
-                <w:sz w:val="20"/>
-              </w:rPr>
-              <w:t xml:space="preserve">에서, </w:t>
-            </w:r>
-            <w:r>
-              <w:rPr>
-                <w:rFonts w:ascii="Times New Roman" w:hAnsi="Times New Roman" w:eastAsia="바탕"/>
-                <w:b/>
-                <w:sz w:val="20"/>
-              </w:rPr>
-              <w:t>진료실 밖</w:t>
-            </w:r>
-            <w:r>
-              <w:rPr>
-                <w:rFonts w:ascii="Times New Roman" w:hAnsi="Times New Roman" w:eastAsia="바탕"/>
-                <w:sz w:val="20"/>
-              </w:rPr>
-              <w:t xml:space="preserve">에서, 그리고 </w:t>
-            </w:r>
-            <w:r>
-              <w:rPr>
-                <w:rFonts w:ascii="Times New Roman" w:hAnsi="Times New Roman" w:eastAsia="바탕"/>
-                <w:b/>
-                <w:sz w:val="20"/>
-              </w:rPr>
-              <w:t>피할 수 있었던 형태로</w:t>
-            </w:r>
-            <w:r>
-              <w:rPr>
-                <w:rFonts w:ascii="Times New Roman" w:hAnsi="Times New Roman" w:eastAsia="바탕"/>
-                <w:sz w:val="20"/>
-              </w:rPr>
-              <w:t xml:space="preserve"> 일어난다. 저·중소득국에서는 안전하지 않은 진료로 인한 사망이 100명 중 4명에 이른다 (WHO, </w:t>
+              <w:t xml:space="preserve">이 수치들이 함께 가리키는 것은 약으로 인한 위해가 진료실 밖에서, 피할 수 있는 형태로 일어난다는 점이다. SnapCare 가 다루려는 것이 그 부분이다. 저·중소득국에서는 안전하지 않은 진료로 인한 사망이 100명 중 4명에 이른다 (WHO, </w:t>
             </w:r>
             <w:r>
               <w:rPr>
@@ -4123,7 +3670,20 @@
                 <w:rFonts w:ascii="Times New Roman" w:hAnsi="Times New Roman" w:eastAsia="바탕"/>
                 <w:sz w:val="20"/>
               </w:rPr>
-              <w:t xml:space="preserve">세계보건기구는 2017년 제3차 국제 환자안전 과제로 </w:t>
+              <w:t>세계보건기구는 2017년 제3차 국제 환자안전 과제로 Medication Without Harm 을 선언하고, 5년 안에 중대한 회피 가능 약물 위해를 50% 줄이겠다는 목표를 세웠다 (WHO, 2017). 우선 영역으로 고위험 상황, 다제복용, 진료 이행 셋을 지목했다 (WHO, 2017).</w:t>
+            </w:r>
+          </w:p>
+          <w:p>
+            <w:pPr>
+              <w:spacing w:after="80" w:line="276" w:lineRule="auto"/>
+              <w:jc w:val="both"/>
+            </w:pPr>
+            <w:r>
+              <w:rPr>
+                <w:rFonts w:ascii="Times New Roman" w:hAnsi="Times New Roman" w:eastAsia="바탕"/>
+                <w:sz w:val="20"/>
+              </w:rPr>
+              <w:t xml:space="preserve">그러나 선언으로부터 7년이 지난 2024년 기준, 약물 위해 감축에 관한 국가 목표를 수립한 WHO 회원국은 </w:t>
             </w:r>
             <w:r>
               <w:rPr>
@@ -4131,27 +3691,55 @@
                 <w:b/>
                 <w:sz w:val="20"/>
               </w:rPr>
-              <w:t>Medication Without Harm</w:t>
-            </w:r>
-            <w:r>
-              <w:rPr>
-                <w:rFonts w:ascii="Times New Roman" w:hAnsi="Times New Roman" w:eastAsia="바탕"/>
-                <w:sz w:val="20"/>
-              </w:rPr>
-              <w:t xml:space="preserve"> 을 선언하고, 5년 안에 중대한 회피 가능 약물 위해를 50% 줄이겠다는 목표를 세웠다 (WHO, 2017). 우선 영역으로 고위험 상황, 다제복용, 진료 이행 셋을 지목했다 (WHO, 2017).</w:t>
-            </w:r>
-          </w:p>
-          <w:p>
-            <w:pPr>
-              <w:spacing w:after="80" w:line="276" w:lineRule="auto"/>
-              <w:jc w:val="both"/>
-            </w:pPr>
-            <w:r>
-              <w:rPr>
-                <w:rFonts w:ascii="Times New Roman" w:hAnsi="Times New Roman" w:eastAsia="바탕"/>
-                <w:sz w:val="20"/>
-              </w:rPr>
-              <w:t xml:space="preserve">그러나 선언으로부터 7년이 지난 2024년 기준, 약물 위해 감축에 관한 국가 목표를 수립한 WHO 회원국은 </w:t>
+              <w:t>전체의 18%에 그친다</w:t>
+            </w:r>
+            <w:r>
+              <w:rPr>
+                <w:rFonts w:ascii="Times New Roman" w:hAnsi="Times New Roman" w:eastAsia="바탕"/>
+                <w:sz w:val="20"/>
+              </w:rPr>
+              <w:t xml:space="preserve"> (World Health Organization, </w:t>
+            </w:r>
+            <w:r>
+              <w:rPr>
+                <w:rFonts w:ascii="Times New Roman" w:hAnsi="Times New Roman" w:eastAsia="바탕"/>
+                <w:i/>
+                <w:sz w:val="20"/>
+              </w:rPr>
+              <w:t>Medication without harm: policy brief</w:t>
+            </w:r>
+            <w:r>
+              <w:rPr>
+                <w:rFonts w:ascii="Times New Roman" w:hAnsi="Times New Roman" w:eastAsia="바탕"/>
+                <w:sz w:val="20"/>
+              </w:rPr>
+              <w:t>, ISBN 978-92-4-006276-4, 2024).</w:t>
+            </w:r>
+          </w:p>
+          <w:p>
+            <w:pPr>
+              <w:spacing w:after="80" w:line="276" w:lineRule="auto"/>
+              <w:jc w:val="both"/>
+            </w:pPr>
+            <w:r>
+              <w:rPr>
+                <w:rFonts w:ascii="Times New Roman" w:hAnsi="Times New Roman" w:eastAsia="바탕"/>
+                <w:sz w:val="20"/>
+              </w:rPr>
+              <w:t>이 간극은 문제가 인식되지 않았기 때문이 아니다. 국가 정책과 의료 체계가 닿을 수 있는 범위가 진료실과 약국까지이며, 환자가 집에서 약봉지를 여는 순간은 그 범위 밖에 있기 때문이다. SnapCare 가 개입하는 지점이 정확히 그 마지막 한 걸음이다.</w:t>
+            </w:r>
+          </w:p>
+          <w:p>
+            <w:pPr>
+              <w:spacing w:after="80" w:line="276" w:lineRule="auto"/>
+              <w:jc w:val="both"/>
+            </w:pPr>
+            <w:r>
+              <w:rPr>
+                <w:rFonts w:ascii="Times New Roman" w:hAnsi="Times New Roman" w:eastAsia="바탕"/>
+                <w:sz w:val="20"/>
+              </w:rPr>
+              <w:t xml:space="preserve">그 마지막 한 걸음의 크기는 측정되어 있다. 65세 이상 외래 환자를 30,397인년 동안 추적한 연구에서 약물이상반응 1,523건이 발생했고 그중 27.6%가 예방 가능한 것이었다. 예방 가능했던 421건의 오류가 어느 단계에서 생겼는지를 보면 처방 58.4%, 모니터링 60.8%와 함께 </w:t>
             </w:r>
             <w:r>
               <w:rPr>
@@ -4159,14 +3747,14 @@
                 <w:b/>
                 <w:sz w:val="20"/>
               </w:rPr>
-              <w:t>전체의 18%에 그친다</w:t>
-            </w:r>
-            <w:r>
-              <w:rPr>
-                <w:rFonts w:ascii="Times New Roman" w:hAnsi="Times New Roman" w:eastAsia="바탕"/>
-                <w:sz w:val="20"/>
-              </w:rPr>
-              <w:t xml:space="preserve"> (World Health Organization, </w:t>
+              <w:t>환자의 복약 단계가 21.1%</w:t>
+            </w:r>
+            <w:r>
+              <w:rPr>
+                <w:rFonts w:ascii="Times New Roman" w:hAnsi="Times New Roman" w:eastAsia="바탕"/>
+                <w:sz w:val="20"/>
+              </w:rPr>
+              <w:t xml:space="preserve">를 차지한다 (Gurwitz, J. H. et al., "Incidence and preventability of adverse drug events among older persons in the ambulatory setting," </w:t>
             </w:r>
             <w:r>
               <w:rPr>
@@ -4174,70 +3762,40 @@
                 <w:i/>
                 <w:sz w:val="20"/>
               </w:rPr>
-              <w:t>Medication without harm: policy brief</w:t>
-            </w:r>
-            <w:r>
-              <w:rPr>
-                <w:rFonts w:ascii="Times New Roman" w:hAnsi="Times New Roman" w:eastAsia="바탕"/>
-                <w:sz w:val="20"/>
-              </w:rPr>
-              <w:t>, ISBN 978-92-4-006276-4, 2024).</w:t>
-            </w:r>
-          </w:p>
-          <w:p>
-            <w:pPr>
-              <w:spacing w:after="80" w:line="276" w:lineRule="auto"/>
-              <w:jc w:val="both"/>
-            </w:pPr>
-            <w:r>
-              <w:rPr>
-                <w:rFonts w:ascii="Times New Roman" w:hAnsi="Times New Roman" w:eastAsia="바탕"/>
-                <w:sz w:val="20"/>
-              </w:rPr>
-              <w:t xml:space="preserve">이 간극은 문제가 인식되지 않았기 때문이 아니다. 국가 정책과 의료 체계가 닿을 수 있는 범위가 진료실과 약국까지이며, </w:t>
-            </w:r>
-            <w:r>
-              <w:rPr>
-                <w:rFonts w:ascii="Times New Roman" w:hAnsi="Times New Roman" w:eastAsia="바탕"/>
-                <w:b/>
-                <w:sz w:val="20"/>
-              </w:rPr>
-              <w:t>환자가 집에서 약봉지를 여는 순간</w:t>
-            </w:r>
-            <w:r>
-              <w:rPr>
-                <w:rFonts w:ascii="Times New Roman" w:hAnsi="Times New Roman" w:eastAsia="바탕"/>
-                <w:sz w:val="20"/>
-              </w:rPr>
-              <w:t>은 그 범위 밖에 있기 때문이다. SnapCare 가 개입하는 지점이 정확히 그 마지막 한 걸음이다.</w:t>
-            </w:r>
-          </w:p>
-          <w:p>
-            <w:pPr>
-              <w:spacing w:after="80" w:line="276" w:lineRule="auto"/>
-              <w:jc w:val="both"/>
-            </w:pPr>
-            <w:r>
-              <w:rPr>
-                <w:rFonts w:ascii="Times New Roman" w:hAnsi="Times New Roman" w:eastAsia="바탕"/>
-                <w:sz w:val="20"/>
-              </w:rPr>
-              <w:t xml:space="preserve">그 마지막 한 걸음의 크기는 측정되어 있다. 65세 이상 외래 환자를 30,397인년 동안 추적한 연구에서 약물이상반응 1,523건이 발생했고 그중 27.6%가 예방 가능한 것이었다. 예방 가능했던 421건의 오류가 어느 단계에서 생겼는지를 보면 처방 58.4%, 모니터링 60.8%와 함께 </w:t>
-            </w:r>
-            <w:r>
-              <w:rPr>
-                <w:rFonts w:ascii="Times New Roman" w:hAnsi="Times New Roman" w:eastAsia="바탕"/>
-                <w:b/>
-                <w:sz w:val="20"/>
-              </w:rPr>
-              <w:t>환자의 복약 단계가 21.1%</w:t>
-            </w:r>
-            <w:r>
-              <w:rPr>
-                <w:rFonts w:ascii="Times New Roman" w:hAnsi="Times New Roman" w:eastAsia="바탕"/>
-                <w:sz w:val="20"/>
-              </w:rPr>
-              <w:t xml:space="preserve">를 차지한다 (Gurwitz, J. H. et al., "Incidence and preventability of adverse drug events among older persons in the ambulatory setting," </w:t>
+              <w:t>JAMA</w:t>
+            </w:r>
+            <w:r>
+              <w:rPr>
+                <w:rFonts w:ascii="Times New Roman" w:hAnsi="Times New Roman" w:eastAsia="바탕"/>
+                <w:sz w:val="20"/>
+              </w:rPr>
+              <w:t>, 289(9):1107–1116, 2003).</w:t>
+            </w:r>
+          </w:p>
+          <w:p>
+            <w:pPr>
+              <w:spacing w:after="80" w:line="276" w:lineRule="auto"/>
+              <w:jc w:val="both"/>
+            </w:pPr>
+            <w:r>
+              <w:rPr>
+                <w:rFonts w:ascii="Times New Roman" w:hAnsi="Times New Roman" w:eastAsia="바탕"/>
+                <w:sz w:val="20"/>
+              </w:rPr>
+              <w:t>앞의 둘은 의료진이 있는 자리에서 일어나므로 제도로 고칠 여지가 있다. 나머지 다섯 중 하나는 환자가 집에서 약을 꺼내 드는 순간에 일어나며, 그 자리에는 잘못을 바로잡아 줄 사람이 없다. 같은 연구에서 중증·생명위협·치명적으로 분류된 578건 가운데 42.2%가 예방 가능한 것이었다는 점을 함께 보면, 이 단계에서 놓치는 것이 사소한 종류가 아니라는 것도 분명하다.</w:t>
+            </w:r>
+          </w:p>
+          <w:p>
+            <w:pPr>
+              <w:spacing w:after="80" w:line="276" w:lineRule="auto"/>
+              <w:jc w:val="both"/>
+            </w:pPr>
+            <w:r>
+              <w:rPr>
+                <w:rFonts w:ascii="Times New Roman" w:hAnsi="Times New Roman" w:eastAsia="바탕"/>
+                <w:sz w:val="20"/>
+              </w:rPr>
+              <w:t xml:space="preserve">그 범위가 어디서 끊기는지는 인력으로도 드러난다. 의사 밀도는 사하라이남 아프리카에서 인구 1만 명당 2.9명인 반면 중·동유럽과 중앙아시아에서는 38.3명으로, 열세 배가 넘게 벌어진다 (GBD 2019 Human Resources for Health Collaborators, "Measuring the availability of human resources for health," </w:t>
             </w:r>
             <w:r>
               <w:rPr>
@@ -4245,62 +3803,6 @@
                 <w:i/>
                 <w:sz w:val="20"/>
               </w:rPr>
-              <w:t>JAMA</w:t>
-            </w:r>
-            <w:r>
-              <w:rPr>
-                <w:rFonts w:ascii="Times New Roman" w:hAnsi="Times New Roman" w:eastAsia="바탕"/>
-                <w:sz w:val="20"/>
-              </w:rPr>
-              <w:t>, 289(9):1107–1116, 2003).</w:t>
-            </w:r>
-          </w:p>
-          <w:p>
-            <w:pPr>
-              <w:spacing w:after="80" w:line="276" w:lineRule="auto"/>
-              <w:jc w:val="both"/>
-            </w:pPr>
-            <w:r>
-              <w:rPr>
-                <w:rFonts w:ascii="Times New Roman" w:hAnsi="Times New Roman" w:eastAsia="바탕"/>
-                <w:sz w:val="20"/>
-              </w:rPr>
-              <w:t xml:space="preserve">앞의 둘은 의료진이 있는 자리에서 일어나므로 제도로 고칠 수 있다. </w:t>
-            </w:r>
-            <w:r>
-              <w:rPr>
-                <w:rFonts w:ascii="Times New Roman" w:hAnsi="Times New Roman" w:eastAsia="바탕"/>
-                <w:b/>
-                <w:sz w:val="20"/>
-              </w:rPr>
-              <w:t>다섯 중 하나는 그렇지 않다.</w:t>
-            </w:r>
-            <w:r>
-              <w:rPr>
-                <w:rFonts w:ascii="Times New Roman" w:hAnsi="Times New Roman" w:eastAsia="바탕"/>
-                <w:sz w:val="20"/>
-              </w:rPr>
-              <w:t xml:space="preserve"> 환자가 집에서 약을 꺼내 드는 순간에 일어나고, 그 자리에는 고쳐 줄 사람이 없다. 같은 연구에서 중증·생명위협·치명적으로 분류된 578건 가운데 42.2%가 예방 가능한 것이었다는 점을 함께 보면, 이 단계에서 놓치는 것이 사소한 종류가 아니라는 것도 분명하다.</w:t>
-            </w:r>
-          </w:p>
-          <w:p>
-            <w:pPr>
-              <w:spacing w:after="80" w:line="276" w:lineRule="auto"/>
-              <w:jc w:val="both"/>
-            </w:pPr>
-            <w:r>
-              <w:rPr>
-                <w:rFonts w:ascii="Times New Roman" w:hAnsi="Times New Roman" w:eastAsia="바탕"/>
-                <w:sz w:val="20"/>
-              </w:rPr>
-              <w:t xml:space="preserve">그 범위가 어디서 끊기는지는 인력으로도 드러난다. 의사 밀도는 사하라이남 아프리카에서 인구 1만 명당 2.9명인 반면 중·동유럽과 중앙아시아에서는 38.3명으로, 열세 배가 넘게 벌어진다 (GBD 2019 Human Resources for Health Collaborators, "Measuring the availability of human resources for health," </w:t>
-            </w:r>
-            <w:r>
-              <w:rPr>
-                <w:rFonts w:ascii="Times New Roman" w:hAnsi="Times New Roman" w:eastAsia="바탕"/>
-                <w:i/>
-                <w:sz w:val="20"/>
-              </w:rPr>
               <w:t>The Lancet</w:t>
             </w:r>
             <w:r>
@@ -4308,22 +3810,7 @@
                 <w:rFonts w:ascii="Times New Roman" w:hAnsi="Times New Roman" w:eastAsia="바탕"/>
                 <w:sz w:val="20"/>
               </w:rPr>
-              <w:t xml:space="preserve">, 399(10341):2129–2154, 2022). </w:t>
-            </w:r>
-            <w:r>
-              <w:rPr>
-                <w:rFonts w:ascii="Times New Roman" w:hAnsi="Times New Roman" w:eastAsia="바탕"/>
-                <w:b/>
-                <w:sz w:val="20"/>
-              </w:rPr>
-              <w:t>진료 시간이 짧아지면 가장 먼저 줄어드는 것이 복약 설명이고, 그렇게 줄어든 몫은 환자가 혼자 종이를 읽어 메워야 한다.</w:t>
-            </w:r>
-            <w:r>
-              <w:rPr>
-                <w:rFonts w:ascii="Times New Roman" w:hAnsi="Times New Roman" w:eastAsia="바탕"/>
-                <w:sz w:val="20"/>
-              </w:rPr>
-              <w:t xml:space="preserve"> 문해율이 가장 낮은 지역과 의료 인력이 가장 부족한 지역이 겹친다는 것이 이 문제의 구조다.</w:t>
+              <w:t>, 399(10341):2129–2154, 2022). 진료 시간이 짧아지면 가장 먼저 줄어드는 것이 복약 설명이고, 그렇게 줄어든 몫은 환자가 혼자 종이를 읽어 메워야 한다. 문해율이 가장 낮은 지역과 의료 인력이 가장 부족한 지역이 겹친다는 것이 이 문제의 구조다.</w:t>
             </w:r>
           </w:p>
           <w:p>
@@ -4461,50 +3948,20 @@
                 <w:rFonts w:ascii="Times New Roman" w:hAnsi="Times New Roman" w:eastAsia="바탕"/>
                 <w:sz w:val="20"/>
               </w:rPr>
-              <w:t xml:space="preserve">따라서 "당신은 무슨 알레르기가 있습니까" 라는 질문은 </w:t>
-            </w:r>
-            <w:r>
-              <w:rPr>
-                <w:rFonts w:ascii="Times New Roman" w:hAnsi="Times New Roman" w:eastAsia="바탕"/>
-                <w:b/>
-                <w:sz w:val="20"/>
-              </w:rPr>
-              <w:t>검사를 받아 본 사람만 답할 수 있는 질문</w:t>
-            </w:r>
-            <w:r>
-              <w:rPr>
-                <w:rFonts w:ascii="Times New Roman" w:hAnsi="Times New Roman" w:eastAsia="바탕"/>
-                <w:sz w:val="20"/>
-              </w:rPr>
-              <w:t>이다. 이 전제를 그대로 두면 정작 도움이 가장 필요한 사람이 처음 화면에서 걸러진다.</w:t>
-            </w:r>
-          </w:p>
-          <w:p>
-            <w:pPr>
-              <w:spacing w:after="80" w:line="276" w:lineRule="auto"/>
-              <w:jc w:val="both"/>
-            </w:pPr>
-            <w:r>
-              <w:rPr>
-                <w:rFonts w:ascii="Times New Roman" w:hAnsi="Times New Roman" w:eastAsia="바탕"/>
-                <w:sz w:val="20"/>
-              </w:rPr>
-              <w:t xml:space="preserve">전제가 하나 더 있다. 글을 읽을 수 있다 해도 </w:t>
-            </w:r>
-            <w:r>
-              <w:rPr>
-                <w:rFonts w:ascii="Times New Roman" w:hAnsi="Times New Roman" w:eastAsia="바탕"/>
-                <w:b/>
-                <w:sz w:val="20"/>
-              </w:rPr>
-              <w:t>그 글이 자기 언어라는 보장이 없다.</w:t>
-            </w:r>
-            <w:r>
-              <w:rPr>
-                <w:rFonts w:ascii="Times New Roman" w:hAnsi="Times New Roman" w:eastAsia="바탕"/>
-                <w:sz w:val="20"/>
-              </w:rPr>
-              <w:t xml:space="preserve"> 세계 인구의 40%는 자신이 이해하는 언어로 교육에 접근하지 못하며, 문해력 조사조차 대부분 한 언어만으로 측정한다 (UNESCO, 2025). 처방전과 성분표는 그 나라의 공용어나 영어로 인쇄되므로, 문해율 통계에서 "읽을 수 있다" 로 집계된 사람 가운데도 자기 앞의 종이를 읽지 못하는 사람이 있다. 그림과 음성은 이 층을 함께 건너뛴다.</w:t>
+              <w:t>따라서 "당신은 무슨 알레르기가 있습니까" 라는 질문은 검사를 받아 본 사람만 답할 수 있는 질문이다. 이 전제를 그대로 두면 정작 도움이 가장 필요한 사람이 처음 화면에서 걸러진다.</w:t>
+            </w:r>
+          </w:p>
+          <w:p>
+            <w:pPr>
+              <w:spacing w:after="80" w:line="276" w:lineRule="auto"/>
+              <w:jc w:val="both"/>
+            </w:pPr>
+            <w:r>
+              <w:rPr>
+                <w:rFonts w:ascii="Times New Roman" w:hAnsi="Times New Roman" w:eastAsia="바탕"/>
+                <w:sz w:val="20"/>
+              </w:rPr>
+              <w:t>전제가 하나 더 있다. 글을 읽을 수 있다 해도 그 글이 자기 언어라는 보장이 없다. 세계 인구의 40%는 자신이 이해하는 언어로 교육에 접근하지 못하며, 문해력 조사조차 대부분 한 언어만으로 측정한다 (UNESCO, 2025). 처방전과 성분표는 그 나라의 공용어나 영어로 인쇄되므로, 문해율 통계에서 "읽을 수 있다" 로 집계된 사람 가운데도 자기 앞의 종이를 읽지 못하는 사람이 있다. 그림과 음성은 이 층을 함께 건너뛴다.</w:t>
             </w:r>
           </w:p>
           <w:p>
@@ -4735,22 +4192,7 @@
                 <w:rFonts w:ascii="Times New Roman" w:hAnsi="Times New Roman" w:eastAsia="바탕"/>
                 <w:sz w:val="20"/>
               </w:rPr>
-              <w:t xml:space="preserve">표 5이 말하는 것은 </w:t>
-            </w:r>
-            <w:r>
-              <w:rPr>
-                <w:rFonts w:ascii="Times New Roman" w:hAnsi="Times New Roman" w:eastAsia="바탕"/>
-                <w:b/>
-                <w:sz w:val="20"/>
-              </w:rPr>
-              <w:t>기기가 없어서 쓰지 못하는 것이 아니라는 사실</w:t>
-            </w:r>
-            <w:r>
-              <w:rPr>
-                <w:rFonts w:ascii="Times New Roman" w:hAnsi="Times New Roman" w:eastAsia="바탕"/>
-                <w:sz w:val="20"/>
-              </w:rPr>
-              <w:t>이다. 고령층의 네 명 중 세 명이 이미 스마트폰을 가지고 있다. 접근을 막는 것은 기기가 아니라 그 화면이 읽기를 요구한다는 점이다.</w:t>
+              <w:t>표 5이 말하는 것은 기기가 없어서 쓰지 못하는 것이 아니라는 사실이다. 고령층의 네 명 중 세 명이 이미 스마트폰을 가지고 있다. 접근을 막는 것은 화면이 읽기를 요구한다는 점이다.</w:t>
             </w:r>
           </w:p>
           <w:p>
@@ -4813,7 +4255,7 @@
                 <w:color w:val="606068"/>
                 <w:sz w:val="18"/>
               </w:rPr>
-              <w:t xml:space="preserve"> 연령대별 스마트폰 보유율 (미국, 2025). 65세 이상과 50세 미만의 격차는 19%p 로, 이 문제를 "기기 보급" 으로 설명하기에는 이미 좁다. 남은 격차는 기기가 아니라 화면에 있다.</w:t>
+              <w:t xml:space="preserve"> 연령대별 스마트폰 보유율 (미국, 2025). 65세 이상과 50세 미만의 격차는 19%p 로, 이 문제를 "기기 보급" 으로 설명하기에는 이미 좁다. 남은 격차는 화면 쪽에 있다.</w:t>
             </w:r>
           </w:p>
           <w:p>
@@ -4882,7 +4324,20 @@
                 <w:rFonts w:ascii="Times New Roman" w:hAnsi="Times New Roman" w:eastAsia="바탕"/>
                 <w:sz w:val="20"/>
               </w:rPr>
-              <w:t xml:space="preserve">고령화는 흔히 부유한 국가의 문제로 인식되지만 실제로는 반대 방향으로 이동하고 있다. 그리고 저·중소득국의 고령자는 </w:t>
+              <w:t>고령화는 흔히 부유한 국가의 문제로 인식되지만 실제로는 반대 방향으로 이동하고 있다. 그리고 저·중소득국의 고령자는 문해력이 낮을 가능성이 높고, 여러 약을 동시에 복용하며, 의료 접근이 어려운 사람 이라는 세 조건이 겹치는 집단이다.</w:t>
+            </w:r>
+          </w:p>
+          <w:p>
+            <w:pPr>
+              <w:spacing w:after="80" w:line="276" w:lineRule="auto"/>
+              <w:jc w:val="both"/>
+            </w:pPr>
+            <w:r>
+              <w:rPr>
+                <w:rFonts w:ascii="Times New Roman" w:hAnsi="Times New Roman" w:eastAsia="바탕"/>
+                <w:sz w:val="20"/>
+              </w:rPr>
+              <w:t xml:space="preserve">한국의 자료가 이 겹침을 구체적으로 보여준다. 65세 이상 131명을 조사한 연구에서 </w:t>
             </w:r>
             <w:r>
               <w:rPr>
@@ -4890,27 +4345,14 @@
                 <w:b/>
                 <w:sz w:val="20"/>
               </w:rPr>
-              <w:t>문해력이 낮을 가능성이 높고, 여러 약을 동시에 복용하며, 의료 접근이 어려운 사람</w:t>
-            </w:r>
-            <w:r>
-              <w:rPr>
-                <w:rFonts w:ascii="Times New Roman" w:hAnsi="Times New Roman" w:eastAsia="바탕"/>
-                <w:sz w:val="20"/>
-              </w:rPr>
-              <w:t xml:space="preserve"> 이라는 세 조건이 겹치는 집단이다.</w:t>
-            </w:r>
-          </w:p>
-          <w:p>
-            <w:pPr>
-              <w:spacing w:after="80" w:line="276" w:lineRule="auto"/>
-              <w:jc w:val="both"/>
-            </w:pPr>
-            <w:r>
-              <w:rPr>
-                <w:rFonts w:ascii="Times New Roman" w:hAnsi="Times New Roman" w:eastAsia="바탕"/>
-                <w:sz w:val="20"/>
-              </w:rPr>
-              <w:t xml:space="preserve">한국의 자료가 이 겹침을 구체적으로 보여준다. 65세 이상 131명을 조사한 연구에서 </w:t>
+              <w:t>79.4%가 스스로 약을 복용</w:t>
+            </w:r>
+            <w:r>
+              <w:rPr>
+                <w:rFonts w:ascii="Times New Roman" w:hAnsi="Times New Roman" w:eastAsia="바탕"/>
+                <w:sz w:val="20"/>
+              </w:rPr>
+              <w:t xml:space="preserve">하지만 복약 안전 교육을 받은 사람은 </w:t>
             </w:r>
             <w:r>
               <w:rPr>
@@ -4918,21 +4360,6 @@
                 <w:b/>
                 <w:sz w:val="20"/>
               </w:rPr>
-              <w:t>79.4%가 스스로 약을 복용</w:t>
-            </w:r>
-            <w:r>
-              <w:rPr>
-                <w:rFonts w:ascii="Times New Roman" w:hAnsi="Times New Roman" w:eastAsia="바탕"/>
-                <w:sz w:val="20"/>
-              </w:rPr>
-              <w:t xml:space="preserve">하지만 복약 안전 교육을 받은 사람은 </w:t>
-            </w:r>
-            <w:r>
-              <w:rPr>
-                <w:rFonts w:ascii="Times New Roman" w:hAnsi="Times New Roman" w:eastAsia="바탕"/>
-                <w:b/>
-                <w:sz w:val="20"/>
-              </w:rPr>
               <w:t>28.2%</w:t>
             </w:r>
             <w:r>
@@ -4968,22 +4395,7 @@
                 <w:rFonts w:ascii="Times New Roman" w:hAnsi="Times New Roman" w:eastAsia="바탕"/>
                 <w:sz w:val="20"/>
               </w:rPr>
-              <w:t xml:space="preserve">표본이 131명으로 작고 조사가 2017년에 이루어졌다는 점은 밝혀 둔다. 이 값을 한국 고령자 전체의 추정치로 쓰기에는 무리가 있으며, 여기서 쓰는 것은 </w:t>
-            </w:r>
-            <w:r>
-              <w:rPr>
-                <w:rFonts w:ascii="Times New Roman" w:hAnsi="Times New Roman" w:eastAsia="바탕"/>
-                <w:b/>
-                <w:sz w:val="20"/>
-              </w:rPr>
-              <w:t>비율의 방향</w:t>
-            </w:r>
-            <w:r>
-              <w:rPr>
-                <w:rFonts w:ascii="Times New Roman" w:hAnsi="Times New Roman" w:eastAsia="바탕"/>
-                <w:sz w:val="20"/>
-              </w:rPr>
-              <w:t>이다. 스스로 관리하는 쪽이 교육받은 쪽보다 훨씬 많다는 것.</w:t>
+              <w:t>표본이 131명으로 작고 조사가 2017년에 이루어졌다는 점은 밝혀 둔다. 이 값을 한국 고령자 전체의 추정치로 쓰기에는 무리가 있으며, 여기서 쓰는 것은 비율의 방향이다. 스스로 관리하는 쪽이 교육받은 쪽보다 훨씬 많다는 것.</w:t>
             </w:r>
           </w:p>
           <w:p>
@@ -5181,37 +4593,7 @@
                 <w:rFonts w:ascii="Times New Roman" w:hAnsi="Times New Roman" w:eastAsia="바탕"/>
                 <w:sz w:val="20"/>
               </w:rPr>
-              <w:t xml:space="preserve">첫째, Houts 등의 결과는 그림을 </w:t>
-            </w:r>
-            <w:r>
-              <w:rPr>
-                <w:rFonts w:ascii="Times New Roman" w:hAnsi="Times New Roman" w:eastAsia="바탕"/>
-                <w:b/>
-                <w:sz w:val="20"/>
-              </w:rPr>
-              <w:t>문자 또는 음성과 밀접히 결합했을 때</w:t>
-            </w:r>
-            <w:r>
-              <w:rPr>
-                <w:rFonts w:ascii="Times New Roman" w:hAnsi="Times New Roman" w:eastAsia="바탕"/>
-                <w:sz w:val="20"/>
-              </w:rPr>
-              <w:t xml:space="preserve">의 것이다. 원문은 "written or spoken text" 라고 쓴다. 이 구분이 본 연구의 설계에 직접 닿는다. SnapCare 는 그림을 문자와 짝지우지 않고 </w:t>
-            </w:r>
-            <w:r>
-              <w:rPr>
-                <w:rFonts w:ascii="Times New Roman" w:hAnsi="Times New Roman" w:eastAsia="바탕"/>
-                <w:b/>
-                <w:sz w:val="20"/>
-              </w:rPr>
-              <w:t>음성과</w:t>
-            </w:r>
-            <w:r>
-              <w:rPr>
-                <w:rFonts w:ascii="Times New Roman" w:hAnsi="Times New Roman" w:eastAsia="바탕"/>
-                <w:sz w:val="20"/>
-              </w:rPr>
-              <w:t xml:space="preserve"> 짝지우므로, Houts 등이 다룬 두 조건 가운데 뒤쪽에 해당한다. 다만 그 검토에 포함된 연구들이 음성 조건을 문자 조건만큼 많이 다루었는지는 확인하지 못했으며, 문자를 완전히 제거한 화면에서의 효과는 여전히 별도로 검증되어야 한다.</w:t>
+              <w:t>첫째, Houts 등의 결과는 그림을 문자 또는 음성과 밀접히 결합했을 때의 것이다. 원문은 "written or spoken text" 라고 쓴다. 이 구분이 본 연구의 설계에 직접 닿는다. SnapCare 는 그림을 문자와 짝지우지 않고 음성과 짝지우므로, Houts 등이 다룬 두 조건 가운데 뒤쪽에 해당한다. 다만 그 검토에 포함된 연구들이 음성 조건을 문자 조건만큼 많이 다루었는지는 확인하지 못했으며, 문자를 완전히 제거한 화면에서의 효과는 여전히 별도로 검증되어야 한다.</w:t>
             </w:r>
           </w:p>
           <w:p>
@@ -5621,7 +5003,91 @@
                 <w:rFonts w:ascii="Times New Roman" w:hAnsi="Times New Roman" w:eastAsia="바탕"/>
                 <w:sz w:val="20"/>
               </w:rPr>
-              <w:t xml:space="preserve">표 6가 보여주는 것은 </w:t>
+              <w:t xml:space="preserve">표 6가 보여주는 것은 픽토그램을 만든다고 해서 읽히는 것이 아니라는 사실이다. 국제적으로 통용되는 USP·FIP 픽토그램 108종을 필리핀 성인에게 시험했을 때 ANSI 85% 기준을 통과한 것은 17종, 여섯에 하나꼴에 그쳤다 (Gutierrez, M. M., Patikorn, C. &amp; Anantachoti, P., "Evaluation of pharmaceutical pictogram comprehension among adults in the Philippines," </w:t>
+            </w:r>
+            <w:r>
+              <w:rPr>
+                <w:rFonts w:ascii="Times New Roman" w:hAnsi="Times New Roman" w:eastAsia="바탕"/>
+                <w:i/>
+                <w:sz w:val="20"/>
+              </w:rPr>
+              <w:t>Journal of Pharmaceutical Policy and Practice</w:t>
+            </w:r>
+            <w:r>
+              <w:rPr>
+                <w:rFonts w:ascii="Times New Roman" w:hAnsi="Times New Roman" w:eastAsia="바탕"/>
+                <w:sz w:val="20"/>
+              </w:rPr>
+              <w:t>, 15:30, 2022, doi:10.1186/s40545-022-00426-y).</w:t>
+            </w:r>
+          </w:p>
+          <w:p>
+            <w:pPr>
+              <w:spacing w:after="80" w:line="276" w:lineRule="auto"/>
+              <w:jc w:val="both"/>
+            </w:pPr>
+            <w:r>
+              <w:rPr>
+                <w:rFonts w:ascii="Times New Roman" w:hAnsi="Times New Roman" w:eastAsia="바탕"/>
+                <w:sz w:val="20"/>
+              </w:rPr>
+              <w:t xml:space="preserve">세 연구를 나란히 놓으면 무엇이 통과율을 가르는지가 보인다. 통과율이 가장 높은 것은 현지에서 만들어 현지 사람에게 시험한 세트다 (Dowse et al., 2023: 10종 중 8종). 가장 직접적인 증거는 Dowse &amp; Ehlers 의 대조 실험이다. 같은 46명에게 같은 지시를 담은 두 세트를 보였을 때, 현지에서 만든 23종 중 20종(87%)이 ANSI 85% 기준을 통과한 반면 USP-DI 23종에서는 11종(48%)만 통과했다 (Dowse, R. &amp; Ehlers, M. S., "The evaluation of pharmaceutical pictograms in a low-literate South African population," </w:t>
+            </w:r>
+            <w:r>
+              <w:rPr>
+                <w:rFonts w:ascii="Times New Roman" w:hAnsi="Times New Roman" w:eastAsia="바탕"/>
+                <w:i/>
+                <w:sz w:val="20"/>
+              </w:rPr>
+              <w:t>Patient Education and Counseling</w:t>
+            </w:r>
+            <w:r>
+              <w:rPr>
+                <w:rFonts w:ascii="Times New Roman" w:hAnsi="Times New Roman" w:eastAsia="바탕"/>
+                <w:sz w:val="20"/>
+              </w:rPr>
+              <w:t>, 45(2):87–99, 2001). 같은 사람들에게 같은 뜻을 물었는데 그림의 출신에 따라 두 배 가까이 갈렸다.</w:t>
+            </w:r>
+          </w:p>
+          <w:p>
+            <w:pPr>
+              <w:spacing w:after="80" w:line="276" w:lineRule="auto"/>
+              <w:jc w:val="both"/>
+            </w:pPr>
+            <w:r>
+              <w:rPr>
+                <w:rFonts w:ascii="Times New Roman" w:hAnsi="Times New Roman" w:eastAsia="바탕"/>
+                <w:sz w:val="20"/>
+              </w:rPr>
+              <w:t>국제 표준으로 만들어진 것을 다른 문화권에 그대로 가져가면 통과율이 떨어진다는 것이 이 분야가 반복해 관찰한 것이다. 이것이 우리가 몰도바 현지 평가를 계획에 넣은 이유이며 (§5.8), 동시에 우리 세트의 기계 판정 결과를 문화 적응 이전의 값으로 보아야 하는 이유다.</w:t>
+            </w:r>
+          </w:p>
+          <w:p>
+            <w:pPr>
+              <w:spacing w:after="80" w:line="276" w:lineRule="auto"/>
+              <w:jc w:val="both"/>
+            </w:pPr>
+            <w:r>
+              <w:rPr>
+                <w:rFonts w:ascii="Times New Roman" w:hAnsi="Times New Roman" w:eastAsia="바탕"/>
+                <w:sz w:val="20"/>
+              </w:rPr>
+              <w:t xml:space="preserve">나아가 건강 문해력과 픽토그램 이해도 사이에 통계적으로 유의한 양의 상관이 확인되었고 (Dowse et al., 2023: </w:t>
+            </w:r>
+            <w:r>
+              <w:rPr>
+                <w:rFonts w:ascii="Times New Roman" w:hAnsi="Times New Roman" w:eastAsia="바탕"/>
+                <w:i/>
+                <w:sz w:val="20"/>
+              </w:rPr>
+              <w:t>p</w:t>
+            </w:r>
+            <w:r>
+              <w:rPr>
+                <w:rFonts w:ascii="Times New Roman" w:hAnsi="Times New Roman" w:eastAsia="바탕"/>
+                <w:sz w:val="20"/>
+              </w:rPr>
+              <w:t xml:space="preserve"> = 0.002), 저문해 참여자에서 오독이 더 많았다. 이는 가장 도움이 필요한 사람에게서 그림이 가장 덜 통한다는 뜻이므로, 그림 하나에 전달을 맡기지 않고 음성과 색을 겹치는 §2.1 의 설계로 이어진다. 같은 방향의 보고가 하나 더 있다. 네덜란드 약국 방문자 197명에게 픽토그램 10종을 시험한 연구에서 67% 이해 기준을 넘은 것은 절반이었으나 (개별 범위 31.0~98.5%), </w:t>
             </w:r>
             <w:r>
               <w:rPr>
@@ -5629,14 +5095,14 @@
                 <w:b/>
                 <w:sz w:val="20"/>
               </w:rPr>
-              <w:t>픽토그램을 만든다고 해서 읽히는 것이 아니라는 사실</w:t>
-            </w:r>
-            <w:r>
-              <w:rPr>
-                <w:rFonts w:ascii="Times New Roman" w:hAnsi="Times New Roman" w:eastAsia="바탕"/>
-                <w:sz w:val="20"/>
-              </w:rPr>
-              <w:t xml:space="preserve">이다. 국제적으로 통용되는 USP·FIP 픽토그램 108종을 필리핀 성인에게 시험했을 때 ANSI 85% 기준을 통과한 것은 17종, 여섯에 하나꼴에 그쳤다 (Gutierrez, M. M., Patikorn, C. &amp; Anantachoti, P., "Evaluation of pharmaceutical pictogram comprehension among adults in the Philippines," </w:t>
+              <w:t>저문해 집단에서는 10종 중 2종만이 그 기준을 넘었다.</w:t>
+            </w:r>
+            <w:r>
+              <w:rPr>
+                <w:rFonts w:ascii="Times New Roman" w:hAnsi="Times New Roman" w:eastAsia="바탕"/>
+                <w:sz w:val="20"/>
+              </w:rPr>
+              <w:t xml:space="preserve"> 그리고 3종에서 알아보지 못하면서 안다고 믿는 거짓 확신(false confidence) 의 위험이 관찰되었다 (van Beusekom, M. M. et al., "Pharmaceutical pictograms for low-literate patients: Understanding, risk of false confidence, and evidence-based design strategies," </w:t>
             </w:r>
             <w:r>
               <w:rPr>
@@ -5644,27 +5110,27 @@
                 <w:i/>
                 <w:sz w:val="20"/>
               </w:rPr>
-              <w:t>Journal of Pharmaceutical Policy and Practice</w:t>
-            </w:r>
-            <w:r>
-              <w:rPr>
-                <w:rFonts w:ascii="Times New Roman" w:hAnsi="Times New Roman" w:eastAsia="바탕"/>
-                <w:sz w:val="20"/>
-              </w:rPr>
-              <w:t>, 15:30, 2022, doi:10.1186/s40545-022-00426-y).</w:t>
-            </w:r>
-          </w:p>
-          <w:p>
-            <w:pPr>
-              <w:spacing w:after="80" w:line="276" w:lineRule="auto"/>
-              <w:jc w:val="both"/>
-            </w:pPr>
-            <w:r>
-              <w:rPr>
-                <w:rFonts w:ascii="Times New Roman" w:hAnsi="Times New Roman" w:eastAsia="바탕"/>
-                <w:sz w:val="20"/>
-              </w:rPr>
-              <w:t xml:space="preserve">세 연구를 나란히 놓으면 무엇이 통과율을 가르는지가 보인다. 통과율이 가장 높은 것은 </w:t>
+              <w:t>Patient Education and Counseling</w:t>
+            </w:r>
+            <w:r>
+              <w:rPr>
+                <w:rFonts w:ascii="Times New Roman" w:hAnsi="Times New Roman" w:eastAsia="바탕"/>
+                <w:sz w:val="20"/>
+              </w:rPr>
+              <w:t>, 100(5):966–973, 2017).</w:t>
+            </w:r>
+          </w:p>
+          <w:p>
+            <w:pPr>
+              <w:spacing w:after="80" w:line="276" w:lineRule="auto"/>
+              <w:jc w:val="both"/>
+            </w:pPr>
+            <w:r>
+              <w:rPr>
+                <w:rFonts w:ascii="Times New Roman" w:hAnsi="Times New Roman" w:eastAsia="바탕"/>
+                <w:sz w:val="20"/>
+              </w:rPr>
+              <w:t xml:space="preserve">이 논문의 결론 한 줄이 본 연구의 판단과 같다. </w:t>
             </w:r>
             <w:r>
               <w:rPr>
@@ -5672,14 +5138,42 @@
                 <w:b/>
                 <w:sz w:val="20"/>
               </w:rPr>
-              <w:t>현지에서 만들어 현지 사람에게 시험한</w:t>
-            </w:r>
-            <w:r>
-              <w:rPr>
-                <w:rFonts w:ascii="Times New Roman" w:hAnsi="Times New Roman" w:eastAsia="바탕"/>
-                <w:sz w:val="20"/>
-              </w:rPr>
-              <w:t xml:space="preserve"> 세트다 (Dowse et al., 2023: 10종 중 8종). 가장 직접적인 증거는 Dowse &amp; Ehlers 의 대조 실험이다. 같은 46명에게 같은 지시를 담은 두 세트를 보였을 때, 현지에서 만든 23종 중 20종(87%)이 ANSI 85% 기준을 통과한 반면 USP-DI 23종에서는 11종(48%)만 통과했다 (Dowse, R. &amp; Ehlers, M. S., "The evaluation of pharmaceutical pictograms in a low-literate South African population," </w:t>
+              <w:t>안전에 관한 정보에서는 67% 이해로 충분하지 않을 수 있다.</w:t>
+            </w:r>
+            <w:r>
+              <w:rPr>
+                <w:rFonts w:ascii="Times New Roman" w:hAnsi="Times New Roman" w:eastAsia="바탕"/>
+                <w:sz w:val="20"/>
+              </w:rPr>
+              <w:t xml:space="preserve"> 기준을 넘겼다는 것과 믿고 맡길 수 있다는 것은 다른 말이며, 그래서 SnapCare 는 그림이 기준을 넘겨도 음성과 색을 함께 남긴다.</w:t>
+            </w:r>
+          </w:p>
+          <w:p>
+            <w:pPr>
+              <w:spacing w:after="80" w:line="276" w:lineRule="auto"/>
+              <w:jc w:val="both"/>
+            </w:pPr>
+            <w:r>
+              <w:rPr>
+                <w:rFonts w:ascii="Times New Roman" w:hAnsi="Times New Roman" w:eastAsia="바탕"/>
+                <w:sz w:val="20"/>
+              </w:rPr>
+              <w:t xml:space="preserve">그러나 같은 자리에서 반대 방향의 증거도 분명하다. 앞서 인용한 물약 시험(§1.3)은 무작위 대조시험이었고, 대조군과 갈린 것이 픽토그램이 들어간 지시였다. 픽토그램을 받은 보호자에서 20%를 넘는 용량 오차는 47.8%에서 </w:t>
+            </w:r>
+            <w:r>
+              <w:rPr>
+                <w:rFonts w:ascii="Times New Roman" w:hAnsi="Times New Roman" w:eastAsia="바탕"/>
+                <w:b/>
+                <w:sz w:val="20"/>
+              </w:rPr>
+              <w:t>5.4%로 떨어졌고</w:t>
+            </w:r>
+            <w:r>
+              <w:rPr>
+                <w:rFonts w:ascii="Times New Roman" w:hAnsi="Times New Roman" w:eastAsia="바탕"/>
+                <w:sz w:val="20"/>
+              </w:rPr>
+              <w:t xml:space="preserve">(절대위험 감소 42.4%p), 복약을 지키지 않은 비율도 38.0%에서 9.3%로 낮아졌다 (Yin, H. S. et al., "Randomized controlled trial of a pictogram-based intervention to reduce liquid medication dosing errors and improve adherence among caregivers of young children," </w:t>
             </w:r>
             <w:r>
               <w:rPr>
@@ -5687,14 +5181,27 @@
                 <w:i/>
                 <w:sz w:val="20"/>
               </w:rPr>
-              <w:t>Patient Education and Counseling</w:t>
-            </w:r>
-            <w:r>
-              <w:rPr>
-                <w:rFonts w:ascii="Times New Roman" w:hAnsi="Times New Roman" w:eastAsia="바탕"/>
-                <w:sz w:val="20"/>
-              </w:rPr>
-              <w:t xml:space="preserve">, 45(2):87–99, 2001). </w:t>
+              <w:t>Archives of Pediatrics &amp; Adolescent Medicine</w:t>
+            </w:r>
+            <w:r>
+              <w:rPr>
+                <w:rFonts w:ascii="Times New Roman" w:hAnsi="Times New Roman" w:eastAsia="바탕"/>
+                <w:sz w:val="20"/>
+              </w:rPr>
+              <w:t>, 162(9):814–822, 2008).</w:t>
+            </w:r>
+          </w:p>
+          <w:p>
+            <w:pPr>
+              <w:spacing w:after="80" w:line="276" w:lineRule="auto"/>
+              <w:jc w:val="both"/>
+            </w:pPr>
+            <w:r>
+              <w:rPr>
+                <w:rFonts w:ascii="Times New Roman" w:hAnsi="Times New Roman" w:eastAsia="바탕"/>
+                <w:sz w:val="20"/>
+              </w:rPr>
+              <w:t xml:space="preserve">남아공에서 정규교육 7년 이하의 저문해 성인 60명을 대조군과 실험군으로 나눈 시험에서도, 그림을 함께 받은 쪽에서 약 라벨과 복약 안내문 </w:t>
             </w:r>
             <w:r>
               <w:rPr>
@@ -5702,48 +5209,14 @@
                 <w:b/>
                 <w:sz w:val="20"/>
               </w:rPr>
-              <w:t>같은 사람들에게 같은 뜻을 물었는데 그림의 출신에 따라 두 배 가까이 갈렸다.</w:t>
-            </w:r>
-          </w:p>
-          <w:p>
-            <w:pPr>
-              <w:spacing w:after="80" w:line="276" w:lineRule="auto"/>
-              <w:jc w:val="both"/>
-            </w:pPr>
-            <w:r>
-              <w:rPr>
-                <w:rFonts w:ascii="Times New Roman" w:hAnsi="Times New Roman" w:eastAsia="바탕"/>
-                <w:sz w:val="20"/>
-              </w:rPr>
-              <w:t xml:space="preserve">국제 표준으로 만들어진 것을 다른 문화권에 그대로 가져가면 통과율이 떨어진다는 것이 이 분야가 반복해 관찰한 것이다. 이것이 우리가 몰도바 현지 평가를 계획에 넣은 이유이며 (§5.8), 동시에 우리 세트의 기계 판정 결과를 </w:t>
-            </w:r>
-            <w:r>
-              <w:rPr>
-                <w:rFonts w:ascii="Times New Roman" w:hAnsi="Times New Roman" w:eastAsia="바탕"/>
-                <w:b/>
-                <w:sz w:val="20"/>
-              </w:rPr>
-              <w:t>문화 적응 이전의 값</w:t>
-            </w:r>
-            <w:r>
-              <w:rPr>
-                <w:rFonts w:ascii="Times New Roman" w:hAnsi="Times New Roman" w:eastAsia="바탕"/>
-                <w:sz w:val="20"/>
-              </w:rPr>
-              <w:t>으로 보아야 하는 이유다.</w:t>
-            </w:r>
-          </w:p>
-          <w:p>
-            <w:pPr>
-              <w:spacing w:after="80" w:line="276" w:lineRule="auto"/>
-              <w:jc w:val="both"/>
-            </w:pPr>
-            <w:r>
-              <w:rPr>
-                <w:rFonts w:ascii="Times New Roman" w:hAnsi="Times New Roman" w:eastAsia="바탕"/>
-                <w:sz w:val="20"/>
-              </w:rPr>
-              <w:t xml:space="preserve">나아가 건강 문해력과 픽토그램 이해도 사이에 통계적으로 유의한 양의 상관이 확인되었고 (Dowse et al., 2023: </w:t>
+              <w:t>양쪽 모두 이해도 80%를 넘긴 참여자가 유의하게 많았다</w:t>
+            </w:r>
+            <w:r>
+              <w:rPr>
+                <w:rFonts w:ascii="Times New Roman" w:hAnsi="Times New Roman" w:eastAsia="바탕"/>
+                <w:sz w:val="20"/>
+              </w:rPr>
+              <w:t xml:space="preserve"> (Mansoor, L. E. &amp; Dowse, R., "Effect of pictograms on readability of patient information materials," </w:t>
             </w:r>
             <w:r>
               <w:rPr>
@@ -5751,195 +5224,6 @@
                 <w:i/>
                 <w:sz w:val="20"/>
               </w:rPr>
-              <w:t>p</w:t>
-            </w:r>
-            <w:r>
-              <w:rPr>
-                <w:rFonts w:ascii="Times New Roman" w:hAnsi="Times New Roman" w:eastAsia="바탕"/>
-                <w:sz w:val="20"/>
-              </w:rPr>
-              <w:t xml:space="preserve"> = 0.002), 저문해 참여자에서 오독이 더 많았다. 이는 </w:t>
-            </w:r>
-            <w:r>
-              <w:rPr>
-                <w:rFonts w:ascii="Times New Roman" w:hAnsi="Times New Roman" w:eastAsia="바탕"/>
-                <w:b/>
-                <w:sz w:val="20"/>
-              </w:rPr>
-              <w:t>가장 도움이 필요한 사람에게서 그림이 가장 덜 통한다</w:t>
-            </w:r>
-            <w:r>
-              <w:rPr>
-                <w:rFonts w:ascii="Times New Roman" w:hAnsi="Times New Roman" w:eastAsia="바탕"/>
-                <w:sz w:val="20"/>
-              </w:rPr>
-              <w:t xml:space="preserve">는 뜻이므로, 그림 하나에 전달을 맡기지 않고 음성과 색을 겹치는 §2.1 의 설계로 이어진다. 같은 방향의 보고가 하나 더 있다. 네덜란드 약국 방문자 197명에게 픽토그램 10종을 시험한 연구에서 67% 이해 기준을 넘은 것은 절반이었으나 (개별 범위 31.0~98.5%), </w:t>
-            </w:r>
-            <w:r>
-              <w:rPr>
-                <w:rFonts w:ascii="Times New Roman" w:hAnsi="Times New Roman" w:eastAsia="바탕"/>
-                <w:b/>
-                <w:sz w:val="20"/>
-              </w:rPr>
-              <w:t>저문해 집단에서는 10종 중 2종만이 그 기준을 넘었다.</w:t>
-            </w:r>
-            <w:r>
-              <w:rPr>
-                <w:rFonts w:ascii="Times New Roman" w:hAnsi="Times New Roman" w:eastAsia="바탕"/>
-                <w:sz w:val="20"/>
-              </w:rPr>
-              <w:t xml:space="preserve"> 그리고 3종에서 알아보지 못하면서 안다고 믿는 </w:t>
-            </w:r>
-            <w:r>
-              <w:rPr>
-                <w:rFonts w:ascii="Times New Roman" w:hAnsi="Times New Roman" w:eastAsia="바탕"/>
-                <w:b/>
-                <w:sz w:val="20"/>
-              </w:rPr>
-              <w:t>거짓 확신(false confidence)</w:t>
-            </w:r>
-            <w:r>
-              <w:rPr>
-                <w:rFonts w:ascii="Times New Roman" w:hAnsi="Times New Roman" w:eastAsia="바탕"/>
-                <w:sz w:val="20"/>
-              </w:rPr>
-              <w:t xml:space="preserve"> 의 위험이 관찰되었다 (van Beusekom, M. M. et al., "Pharmaceutical pictograms for low-literate patients: Understanding, risk of false confidence, and evidence-based design strategies," </w:t>
-            </w:r>
-            <w:r>
-              <w:rPr>
-                <w:rFonts w:ascii="Times New Roman" w:hAnsi="Times New Roman" w:eastAsia="바탕"/>
-                <w:i/>
-                <w:sz w:val="20"/>
-              </w:rPr>
-              <w:t>Patient Education and Counseling</w:t>
-            </w:r>
-            <w:r>
-              <w:rPr>
-                <w:rFonts w:ascii="Times New Roman" w:hAnsi="Times New Roman" w:eastAsia="바탕"/>
-                <w:sz w:val="20"/>
-              </w:rPr>
-              <w:t>, 100(5):966–973, 2017).</w:t>
-            </w:r>
-          </w:p>
-          <w:p>
-            <w:pPr>
-              <w:spacing w:after="80" w:line="276" w:lineRule="auto"/>
-              <w:jc w:val="both"/>
-            </w:pPr>
-            <w:r>
-              <w:rPr>
-                <w:rFonts w:ascii="Times New Roman" w:hAnsi="Times New Roman" w:eastAsia="바탕"/>
-                <w:sz w:val="20"/>
-              </w:rPr>
-              <w:t xml:space="preserve">이 논문의 결론 한 줄이 본 연구의 판단과 같다. </w:t>
-            </w:r>
-            <w:r>
-              <w:rPr>
-                <w:rFonts w:ascii="Times New Roman" w:hAnsi="Times New Roman" w:eastAsia="바탕"/>
-                <w:b/>
-                <w:sz w:val="20"/>
-              </w:rPr>
-              <w:t>안전에 관한 정보에서는 67% 이해로 충분하지 않을 수 있다.</w:t>
-            </w:r>
-            <w:r>
-              <w:rPr>
-                <w:rFonts w:ascii="Times New Roman" w:hAnsi="Times New Roman" w:eastAsia="바탕"/>
-                <w:sz w:val="20"/>
-              </w:rPr>
-              <w:t xml:space="preserve"> 기준을 넘겼다는 것과 믿고 맡길 수 있다는 것은 다른 말이며, 그래서 SnapCare 는 그림이 기준을 넘겨도 음성과 색을 함께 남긴다.</w:t>
-            </w:r>
-          </w:p>
-          <w:p>
-            <w:pPr>
-              <w:spacing w:after="80" w:line="276" w:lineRule="auto"/>
-              <w:jc w:val="both"/>
-            </w:pPr>
-            <w:r>
-              <w:rPr>
-                <w:rFonts w:ascii="Times New Roman" w:hAnsi="Times New Roman" w:eastAsia="바탕"/>
-                <w:sz w:val="20"/>
-              </w:rPr>
-              <w:t xml:space="preserve">그러나 같은 자리에서 반대 방향의 증거도 분명하다. 앞서 인용한 물약 시험(§1.3)은 무작위 대조시험이었고, 대조군과 갈린 것이 </w:t>
-            </w:r>
-            <w:r>
-              <w:rPr>
-                <w:rFonts w:ascii="Times New Roman" w:hAnsi="Times New Roman" w:eastAsia="바탕"/>
-                <w:b/>
-                <w:sz w:val="20"/>
-              </w:rPr>
-              <w:t>픽토그램이 들어간 지시</w:t>
-            </w:r>
-            <w:r>
-              <w:rPr>
-                <w:rFonts w:ascii="Times New Roman" w:hAnsi="Times New Roman" w:eastAsia="바탕"/>
-                <w:sz w:val="20"/>
-              </w:rPr>
-              <w:t xml:space="preserve">였다. 픽토그램을 받은 보호자에서 20%를 넘는 용량 오차는 47.8%에서 </w:t>
-            </w:r>
-            <w:r>
-              <w:rPr>
-                <w:rFonts w:ascii="Times New Roman" w:hAnsi="Times New Roman" w:eastAsia="바탕"/>
-                <w:b/>
-                <w:sz w:val="20"/>
-              </w:rPr>
-              <w:t>5.4%로 떨어졌고</w:t>
-            </w:r>
-            <w:r>
-              <w:rPr>
-                <w:rFonts w:ascii="Times New Roman" w:hAnsi="Times New Roman" w:eastAsia="바탕"/>
-                <w:sz w:val="20"/>
-              </w:rPr>
-              <w:t xml:space="preserve">(절대위험 감소 42.4%p), 복약을 지키지 않은 비율도 38.0%에서 9.3%로 낮아졌다 (Yin, H. S. et al., "Randomized controlled trial of a pictogram-based intervention to reduce liquid medication dosing errors and improve adherence among caregivers of young children," </w:t>
-            </w:r>
-            <w:r>
-              <w:rPr>
-                <w:rFonts w:ascii="Times New Roman" w:hAnsi="Times New Roman" w:eastAsia="바탕"/>
-                <w:i/>
-                <w:sz w:val="20"/>
-              </w:rPr>
-              <w:t>Archives of Pediatrics &amp; Adolescent Medicine</w:t>
-            </w:r>
-            <w:r>
-              <w:rPr>
-                <w:rFonts w:ascii="Times New Roman" w:hAnsi="Times New Roman" w:eastAsia="바탕"/>
-                <w:sz w:val="20"/>
-              </w:rPr>
-              <w:t>, 162(9):814–822, 2008).</w:t>
-            </w:r>
-          </w:p>
-          <w:p>
-            <w:pPr>
-              <w:spacing w:after="80" w:line="276" w:lineRule="auto"/>
-              <w:jc w:val="both"/>
-            </w:pPr>
-            <w:r>
-              <w:rPr>
-                <w:rFonts w:ascii="Times New Roman" w:hAnsi="Times New Roman" w:eastAsia="바탕"/>
-                <w:sz w:val="20"/>
-              </w:rPr>
-              <w:t xml:space="preserve">남아공에서 정규교육 7년 이하의 저문해 성인 60명을 대조군과 실험군으로 나눈 시험에서도, 그림을 함께 받은 쪽에서 약 라벨과 복약 안내문 </w:t>
-            </w:r>
-            <w:r>
-              <w:rPr>
-                <w:rFonts w:ascii="Times New Roman" w:hAnsi="Times New Roman" w:eastAsia="바탕"/>
-                <w:b/>
-                <w:sz w:val="20"/>
-              </w:rPr>
-              <w:t>양쪽 모두 이해도 80%를 넘긴 참여자가 유의하게 많았다</w:t>
-            </w:r>
-            <w:r>
-              <w:rPr>
-                <w:rFonts w:ascii="Times New Roman" w:hAnsi="Times New Roman" w:eastAsia="바탕"/>
-                <w:sz w:val="20"/>
-              </w:rPr>
-              <w:t xml:space="preserve"> (Mansoor, L. E. &amp; Dowse, R., "Effect of pictograms on readability of patient information materials," </w:t>
-            </w:r>
-            <w:r>
-              <w:rPr>
-                <w:rFonts w:ascii="Times New Roman" w:hAnsi="Times New Roman" w:eastAsia="바탕"/>
-                <w:i/>
-                <w:sz w:val="20"/>
-              </w:rPr>
               <w:t>Annals of Pharmacotherapy</w:t>
             </w:r>
             <w:r>
@@ -5960,65 +5244,20 @@
                 <w:rFonts w:ascii="Times New Roman" w:hAnsi="Times New Roman" w:eastAsia="바탕"/>
                 <w:sz w:val="20"/>
               </w:rPr>
-              <w:t xml:space="preserve">정리하면 이 분야는 두 가지를 함께 관찰해 왔다. </w:t>
-            </w:r>
-            <w:r>
-              <w:rPr>
-                <w:rFonts w:ascii="Times New Roman" w:hAnsi="Times New Roman" w:eastAsia="바탕"/>
-                <w:b/>
-                <w:sz w:val="20"/>
-              </w:rPr>
-              <w:t>잘 만든 그림은 실제로 오류를 줄인다</w:t>
-            </w:r>
-            <w:r>
-              <w:rPr>
-                <w:rFonts w:ascii="Times New Roman" w:hAnsi="Times New Roman" w:eastAsia="바탕"/>
-                <w:sz w:val="20"/>
-              </w:rPr>
-              <w:t xml:space="preserve">(Yin 등, 2008: 47.8% → 5.4%). 그리고 </w:t>
-            </w:r>
-            <w:r>
-              <w:rPr>
-                <w:rFonts w:ascii="Times New Roman" w:hAnsi="Times New Roman" w:eastAsia="바탕"/>
-                <w:b/>
-                <w:sz w:val="20"/>
-              </w:rPr>
-              <w:t>만들었다고 해서 잘 만들어지는 것은 아니다</w:t>
-            </w:r>
-            <w:r>
-              <w:rPr>
-                <w:rFonts w:ascii="Times New Roman" w:hAnsi="Times New Roman" w:eastAsia="바탕"/>
-                <w:sz w:val="20"/>
-              </w:rPr>
-              <w:t>(Gutierrez 등, 2022: 108종 중 17종). 앞의 것이 이 접근을 택할 이유이고, 뒤의 것이 만든 뒤에 재야 할 이유다.</w:t>
-            </w:r>
-          </w:p>
-          <w:p>
-            <w:pPr>
-              <w:spacing w:after="80" w:line="276" w:lineRule="auto"/>
-              <w:jc w:val="both"/>
-            </w:pPr>
-            <w:r>
-              <w:rPr>
-                <w:rFonts w:ascii="Times New Roman" w:hAnsi="Times New Roman" w:eastAsia="바탕"/>
-                <w:sz w:val="20"/>
-              </w:rPr>
-              <w:t xml:space="preserve">이것이 본 연구가 픽토그램을 만드는 데 그치지 않고 </w:t>
-            </w:r>
-            <w:r>
-              <w:rPr>
-                <w:rFonts w:ascii="Times New Roman" w:hAnsi="Times New Roman" w:eastAsia="바탕"/>
-                <w:b/>
-                <w:sz w:val="20"/>
-              </w:rPr>
-              <w:t>그 이해도를 측정하는 절차를 함께 설계한 이유</w:t>
-            </w:r>
-            <w:r>
-              <w:rPr>
-                <w:rFonts w:ascii="Times New Roman" w:hAnsi="Times New Roman" w:eastAsia="바탕"/>
-                <w:sz w:val="20"/>
-              </w:rPr>
-              <w:t>다.</w:t>
+              <w:t>정리하면 이 분야는 두 가지를 함께 관찰해 왔다. 잘 만든 그림은 실제로 오류를 줄인다(Yin 등, 2008: 47.8% → 5.4%). 그리고 만들었다고 해서 잘 만들어지는 것은 아니다(Gutierrez 등, 2022: 108종 중 17종). 앞의 것이 이 접근을 택할 이유이고, 뒤의 것이 만든 뒤에 재야 할 이유다.</w:t>
+            </w:r>
+          </w:p>
+          <w:p>
+            <w:pPr>
+              <w:spacing w:after="80" w:line="276" w:lineRule="auto"/>
+              <w:jc w:val="both"/>
+            </w:pPr>
+            <w:r>
+              <w:rPr>
+                <w:rFonts w:ascii="Times New Roman" w:hAnsi="Times New Roman" w:eastAsia="바탕"/>
+                <w:sz w:val="20"/>
+              </w:rPr>
+              <w:t>이것이 본 연구가 픽토그램을 만드는 데 그치지 않고 그 이해도를 측정하는 절차를 함께 설계한 이유다.</w:t>
             </w:r>
           </w:p>
           <w:p>
@@ -6165,22 +5404,7 @@
                 <w:rFonts w:ascii="Times New Roman" w:hAnsi="Times New Roman" w:eastAsia="바탕"/>
                 <w:sz w:val="20"/>
               </w:rPr>
-              <w:t xml:space="preserve">그리고 이것은 설계의 미비가 아니라 </w:t>
-            </w:r>
-            <w:r>
-              <w:rPr>
-                <w:rFonts w:ascii="Times New Roman" w:hAnsi="Times New Roman" w:eastAsia="바탕"/>
-                <w:b/>
-                <w:sz w:val="20"/>
-              </w:rPr>
-              <w:t>명시적 제약</w:t>
-            </w:r>
-            <w:r>
-              <w:rPr>
-                <w:rFonts w:ascii="Times New Roman" w:hAnsi="Times New Roman" w:eastAsia="바탕"/>
-                <w:sz w:val="20"/>
-              </w:rPr>
-              <w:t xml:space="preserve">이다. USP 라이선스는 픽토그램을 변형하거나 USP 가 만들지 않은 심볼과 함께 쓰는 것을 USP 의 허락 없이는 금지한다 (U.S. Pharmacopeia, </w:t>
+              <w:t xml:space="preserve">그리고 이것은 설계의 미비가 아니라 명시적 제약이다. USP 라이선스는 픽토그램을 변형하거나 USP 가 만들지 않은 심볼과 함께 쓰는 것을 USP 의 허락 없이는 금지한다 (U.S. Pharmacopeia, </w:t>
             </w:r>
             <w:r>
               <w:rPr>
@@ -6208,37 +5432,7 @@
                 <w:rFonts w:ascii="Times New Roman" w:hAnsi="Times New Roman" w:eastAsia="바탕"/>
                 <w:sz w:val="20"/>
               </w:rPr>
-              <w:t xml:space="preserve">같은 라이선스에 한 조항이 더 있다. </w:t>
-            </w:r>
-            <w:r>
-              <w:rPr>
-                <w:rFonts w:ascii="Times New Roman" w:hAnsi="Times New Roman" w:eastAsia="바탕"/>
-                <w:b/>
-                <w:sz w:val="20"/>
-              </w:rPr>
-              <w:t>픽토그램을 환자에게 정보를 전달하는 유일한 수단으로 쓰지 말 것.</w:t>
-            </w:r>
-            <w:r>
-              <w:rPr>
-                <w:rFonts w:ascii="Times New Roman" w:hAnsi="Times New Roman" w:eastAsia="바탕"/>
-                <w:sz w:val="20"/>
-              </w:rPr>
-              <w:t xml:space="preserve"> 표준을 만든 쪽이 그림 하나로는 부족하다고 적어 둔 것이며, 이는 SnapCare 가 그림·음성·색 세 층을 겹치는 §2.1 의 설계와 같은 판단이다. 우리는 이 조항에 동의하되 </w:t>
-            </w:r>
-            <w:r>
-              <w:rPr>
-                <w:rFonts w:ascii="Times New Roman" w:hAnsi="Times New Roman" w:eastAsia="바탕"/>
-                <w:b/>
-                <w:sz w:val="20"/>
-              </w:rPr>
-              <w:t>보조 수단을 문자가 아닌 것으로</w:t>
-            </w:r>
-            <w:r>
-              <w:rPr>
-                <w:rFonts w:ascii="Times New Roman" w:hAnsi="Times New Roman" w:eastAsia="바탕"/>
-                <w:sz w:val="20"/>
-              </w:rPr>
-              <w:t xml:space="preserve"> 두었다는 점에서만 다르다.</w:t>
+              <w:t>같은 라이선스에 한 조항이 더 있다. 픽토그램을 환자에게 정보를 전달하는 유일한 수단으로 쓰지 말 것. 표준을 만든 쪽이 그림 하나로는 부족하다고 적어 둔 것이며, 이는 SnapCare 가 그림·음성·색 세 층을 겹치는 §2.1 의 설계와 같은 판단이다. 우리는 이 조항에 동의하되 보조 수단을 문자가 아닌 것으로 두었다는 점에서만 다르다.</w:t>
             </w:r>
           </w:p>
           <w:p>
@@ -6290,22 +5484,7 @@
                 <w:rFonts w:ascii="Times New Roman" w:hAnsi="Times New Roman" w:eastAsia="바탕"/>
                 <w:sz w:val="20"/>
               </w:rPr>
-              <w:t xml:space="preserve">Medhi 등은 방갈로르 빈민가의 비문해 가사노동자와의 민족지적 설계를 통해 문자 없는 인터페이스를 구축했으며, 그 기준은 </w:t>
-            </w:r>
-            <w:r>
-              <w:rPr>
-                <w:rFonts w:ascii="Times New Roman" w:hAnsi="Times New Roman" w:eastAsia="바탕"/>
-                <w:b/>
-                <w:sz w:val="20"/>
-              </w:rPr>
-              <w:t>"누구의 개입도 없이 사용할 수 있을 것"</w:t>
-            </w:r>
-            <w:r>
-              <w:rPr>
-                <w:rFonts w:ascii="Times New Roman" w:hAnsi="Times New Roman" w:eastAsia="바탕"/>
-                <w:sz w:val="20"/>
-              </w:rPr>
-              <w:t xml:space="preserve"> 이었다 (Medhi, I., Sagar, A. &amp; Toyama, K., "Text-Free User Interfaces for Illiterate and Semi-Literate Users," </w:t>
+              <w:t xml:space="preserve">Medhi 등은 방갈로르 빈민가의 비문해 가사노동자와의 민족지적 설계를 통해 문자 없는 인터페이스를 구축했으며, 그 기준은 "누구의 개입도 없이 사용할 수 있을 것" 이었다 (Medhi, I., Sagar, A. &amp; Toyama, K., "Text-Free User Interfaces for Illiterate and Semi-Literate Users," </w:t>
             </w:r>
             <w:r>
               <w:rPr>
@@ -6449,37 +5628,7 @@
                 <w:rFonts w:ascii="Times New Roman" w:hAnsi="Times New Roman" w:eastAsia="바탕"/>
                 <w:sz w:val="20"/>
               </w:rPr>
-              <w:t xml:space="preserve">저자들은 원인을 </w:t>
-            </w:r>
-            <w:r>
-              <w:rPr>
-                <w:rFonts w:ascii="Times New Roman" w:hAnsi="Times New Roman" w:eastAsia="바탕"/>
-                <w:b/>
-                <w:sz w:val="20"/>
-              </w:rPr>
-              <w:t>중첩(nesting) 개념 자체의 이해</w:t>
-            </w:r>
-            <w:r>
-              <w:rPr>
-                <w:rFonts w:ascii="Times New Roman" w:hAnsi="Times New Roman" w:eastAsia="바탕"/>
-                <w:sz w:val="20"/>
-              </w:rPr>
-              <w:t xml:space="preserve">에서 찾는다. 계층형에서 상위 그림이 하위 항목의 묶음을 뜻한다는 것을 이해하지 못한 참여자들이 있었고, 잘못 들어간 뒤 상위로 돌아오는 방법을 기억하지 못한 경우도 있었다. 쪽을 넘기는 것 자체는 문제가 되지 않았다. 문제는 </w:t>
-            </w:r>
-            <w:r>
-              <w:rPr>
-                <w:rFonts w:ascii="Times New Roman" w:hAnsi="Times New Roman" w:eastAsia="바탕"/>
-                <w:b/>
-                <w:sz w:val="20"/>
-              </w:rPr>
-              <w:t>어디까지 내려왔는지를 머릿속에 들고 있어야 한다</w:t>
-            </w:r>
-            <w:r>
-              <w:rPr>
-                <w:rFonts w:ascii="Times New Roman" w:hAnsi="Times New Roman" w:eastAsia="바탕"/>
-                <w:sz w:val="20"/>
-              </w:rPr>
-              <w:t>는 데 있다.</w:t>
+              <w:t>저자들은 원인을 중첩(nesting) 개념 자체의 이해에서 찾는다. 계층형에서 상위 그림이 하위 항목의 묶음을 뜻한다는 것을 이해하지 못한 참여자들이 있었고, 잘못 들어간 뒤 상위로 돌아오는 방법을 기억하지 못한 경우도 있었다. 쪽을 넘기는 것 자체는 문제가 되지 않았다. 문제는 어디까지 내려왔는지를 머릿속에 들고 있어야 한다는 데 있다.</w:t>
             </w:r>
           </w:p>
           <w:p>
@@ -6516,38 +5665,22 @@
             <w:r>
               <w:rPr>
                 <w:rFonts w:ascii="Times New Roman" w:hAnsi="Times New Roman" w:eastAsia="바탕"/>
-                <w:b/>
-                <w:sz w:val="20"/>
-              </w:rPr>
-              <w:t>첫째, 규모.</w:t>
-            </w:r>
-            <w:r>
-              <w:rPr>
-                <w:rFonts w:ascii="Times New Roman" w:hAnsi="Times New Roman" w:eastAsia="바탕"/>
-                <w:sz w:val="20"/>
-              </w:rPr>
-              <w:t xml:space="preserve"> 비문해 성인은 7억 3,900만 명이며, 지역에 따라 절대수가 증가하고 있다 (UNESCO, 2025). 여기에 건강 문해력 기준을 적용하면 대상은 더 넓어진다. 한국 성인의 39.6%, 65세 이상의 59.7% 가 건강정보이해능력이 충분하지 않다 (질병관리청, 2023).</w:t>
-            </w:r>
-          </w:p>
-          <w:p>
-            <w:pPr>
-              <w:spacing w:after="80" w:line="276" w:lineRule="auto"/>
-              <w:jc w:val="both"/>
-            </w:pPr>
-            <w:r>
-              <w:rPr>
-                <w:rFonts w:ascii="Times New Roman" w:hAnsi="Times New Roman" w:eastAsia="바탕"/>
-                <w:b/>
-                <w:sz w:val="20"/>
-              </w:rPr>
-              <w:t>둘째, 대가.</w:t>
-            </w:r>
-            <w:r>
-              <w:rPr>
-                <w:rFonts w:ascii="Times New Roman" w:hAnsi="Times New Roman" w:eastAsia="바탕"/>
-                <w:sz w:val="20"/>
-              </w:rPr>
-              <w:t xml:space="preserve"> 복약 오류는 연간 420억 달러의 비용을 발생시키고 (WHO, 2017), 2019년 세균 내성에 직접 기인한 사망은 127만 명으로 HIV/AIDS 나 말라리아보다 많았다 (Murray, C. J. L. et al. (Antimicrobial Resistance Collaborators), "Global burden of bacterial antimicrobial resistance in 2019: a systematic analysis," </w:t>
+                <w:sz w:val="20"/>
+              </w:rPr>
+              <w:t>첫째, 규모. 비문해 성인은 7억 3,900만 명이며, 지역에 따라 절대수가 증가하고 있다 (UNESCO, 2025). 여기에 건강 문해력 기준을 적용하면 대상은 더 넓어진다. 한국 성인의 39.6%, 65세 이상의 59.7% 가 건강정보이해능력이 충분하지 않다 (질병관리청, 2023).</w:t>
+            </w:r>
+          </w:p>
+          <w:p>
+            <w:pPr>
+              <w:spacing w:after="80" w:line="276" w:lineRule="auto"/>
+              <w:jc w:val="both"/>
+            </w:pPr>
+            <w:r>
+              <w:rPr>
+                <w:rFonts w:ascii="Times New Roman" w:hAnsi="Times New Roman" w:eastAsia="바탕"/>
+                <w:sz w:val="20"/>
+              </w:rPr>
+              <w:t xml:space="preserve">둘째, 대가. 복약 오류는 연간 420억 달러의 비용을 발생시키고 (WHO, 2017), 2019년 세균 내성에 직접 기인한 사망은 127만 명으로 HIV/AIDS 나 말라리아보다 많았다 (Murray, C. J. L. et al. (Antimicrobial Resistance Collaborators), "Global burden of bacterial antimicrobial resistance in 2019: a systematic analysis," </w:t>
             </w:r>
             <w:r>
               <w:rPr>
@@ -6588,115 +5721,61 @@
             <w:r>
               <w:rPr>
                 <w:rFonts w:ascii="Times New Roman" w:hAnsi="Times New Roman" w:eastAsia="바탕"/>
-                <w:b/>
-                <w:sz w:val="20"/>
-              </w:rPr>
-              <w:t>셋째, 시각적 방법의 효과와 한계.</w:t>
-            </w:r>
-            <w:r>
-              <w:rPr>
-                <w:rFonts w:ascii="Times New Roman" w:hAnsi="Times New Roman" w:eastAsia="바탕"/>
-                <w:sz w:val="20"/>
-              </w:rPr>
-              <w:t xml:space="preserve"> 그림은 문자보다 잘 기억되지만 (Houts et al., 2006), 실제로 만들어진 의약 픽토그램 108종 가운데 ANSI 기준을 통과한 것은 17종뿐이었다 (Gutierrez et al., 2022).</w:t>
-            </w:r>
-          </w:p>
-          <w:p>
-            <w:pPr>
-              <w:spacing w:after="80" w:line="276" w:lineRule="auto"/>
-              <w:jc w:val="both"/>
-            </w:pPr>
-            <w:r>
-              <w:rPr>
-                <w:rFonts w:ascii="Times New Roman" w:hAnsi="Times New Roman" w:eastAsia="바탕"/>
-                <w:b/>
-                <w:sz w:val="20"/>
-              </w:rPr>
-              <w:t>넷째, 표준의 구조적 제약.</w:t>
-            </w:r>
-            <w:r>
-              <w:rPr>
-                <w:rFonts w:ascii="Times New Roman" w:hAnsi="Times New Roman" w:eastAsia="바탕"/>
-                <w:sz w:val="20"/>
-              </w:rPr>
-              <w:t xml:space="preserve"> USP 81종은 결합이 금지되어 있어 복합 지시를 하나의 그림으로 만들 수 없다 (USP Pictogram Library License Agreement).</w:t>
-            </w:r>
-          </w:p>
-          <w:p>
-            <w:pPr>
-              <w:spacing w:after="80" w:line="276" w:lineRule="auto"/>
-              <w:jc w:val="both"/>
-            </w:pPr>
-            <w:r>
-              <w:rPr>
-                <w:rFonts w:ascii="Times New Roman" w:hAnsi="Times New Roman" w:eastAsia="바탕"/>
-                <w:b/>
-                <w:sz w:val="20"/>
-              </w:rPr>
-              <w:t>다섯째, 전달 경로의 개방.</w:t>
-            </w:r>
-            <w:r>
-              <w:rPr>
-                <w:rFonts w:ascii="Times New Roman" w:hAnsi="Times New Roman" w:eastAsia="바탕"/>
-                <w:sz w:val="20"/>
-              </w:rPr>
-              <w:t xml:space="preserve"> 미국 65세 이상의 78%가 이미 스마트폰을 보유하고 있다 (Pew Research Center, 2025).</w:t>
-            </w:r>
-          </w:p>
-          <w:p>
-            <w:pPr>
-              <w:spacing w:after="80" w:line="276" w:lineRule="auto"/>
-              <w:jc w:val="both"/>
-            </w:pPr>
-            <w:r>
-              <w:rPr>
-                <w:rFonts w:ascii="Times New Roman" w:hAnsi="Times New Roman" w:eastAsia="바탕"/>
-                <w:sz w:val="20"/>
-              </w:rPr>
-              <w:t xml:space="preserve">이 다섯이 가리키는 결론은 하나다. </w:t>
-            </w:r>
-            <w:r>
-              <w:rPr>
-                <w:rFonts w:ascii="Times New Roman" w:hAnsi="Times New Roman" w:eastAsia="바탕"/>
-                <w:b/>
-                <w:sz w:val="20"/>
-              </w:rPr>
-              <w:t>처방전에서 픽토그램과 음성까지 자동으로 이어지고, 그 결과가 실제로 읽히는지를 측정하며, 문자를 요구하지 않는 통합 파이프라인</w:t>
-            </w:r>
-            <w:r>
-              <w:rPr>
-                <w:rFonts w:ascii="Times New Roman" w:hAnsi="Times New Roman" w:eastAsia="바탕"/>
-                <w:sz w:val="20"/>
-              </w:rPr>
-              <w:t>이 필요하다.</w:t>
-            </w:r>
-          </w:p>
-          <w:p>
-            <w:pPr>
-              <w:spacing w:after="80" w:line="276" w:lineRule="auto"/>
-              <w:jc w:val="both"/>
-            </w:pPr>
-            <w:r>
-              <w:rPr>
-                <w:rFonts w:ascii="Times New Roman" w:hAnsi="Times New Roman" w:eastAsia="바탕"/>
-                <w:sz w:val="20"/>
-              </w:rPr>
-              <w:t xml:space="preserve">우리가 찾은 범위에서 이 셋을 함께 갖춘 시스템은 없었다. 픽토그램 세트는 있으나 조합되지 않고(§1.9), 조합을 다룬 연구는 이해도를 배포 전에 재지 않으며, 이해도를 잰 연구들(표 4)은 세트를 만든 뒤 사람을 모아 사후에 쟀다. 다만 이것은 체계적 문헌고찰의 결과가 아니라 본 연구를 준비하며 살펴본 범위에서의 관찰이므로, </w:t>
-            </w:r>
-            <w:r>
-              <w:rPr>
-                <w:rFonts w:ascii="Times New Roman" w:hAnsi="Times New Roman" w:eastAsia="바탕"/>
-                <w:b/>
-                <w:sz w:val="20"/>
-              </w:rPr>
-              <w:t>"없다" 가 아니라 "우리가 찾지 못했다" 로 읽어야 한다.</w:t>
-            </w:r>
-            <w:r>
-              <w:rPr>
-                <w:rFonts w:ascii="Times New Roman" w:hAnsi="Times New Roman" w:eastAsia="바탕"/>
-                <w:sz w:val="20"/>
-              </w:rPr>
-              <w:t xml:space="preserve"> 이것이 SnapCare 의 출발점이다.</w:t>
+                <w:sz w:val="20"/>
+              </w:rPr>
+              <w:t>셋째, 시각적 방법의 효과와 한계. 그림은 문자보다 잘 기억되지만 (Houts et al., 2006), 실제로 만들어진 의약 픽토그램 108종 가운데 ANSI 기준을 통과한 것은 17종뿐이었다 (Gutierrez et al., 2022).</w:t>
+            </w:r>
+          </w:p>
+          <w:p>
+            <w:pPr>
+              <w:spacing w:after="80" w:line="276" w:lineRule="auto"/>
+              <w:jc w:val="both"/>
+            </w:pPr>
+            <w:r>
+              <w:rPr>
+                <w:rFonts w:ascii="Times New Roman" w:hAnsi="Times New Roman" w:eastAsia="바탕"/>
+                <w:sz w:val="20"/>
+              </w:rPr>
+              <w:t>넷째, 표준의 구조적 제약. USP 81종은 결합이 금지되어 있어 복합 지시를 하나의 그림으로 만들 수 없다 (USP Pictogram Library License Agreement).</w:t>
+            </w:r>
+          </w:p>
+          <w:p>
+            <w:pPr>
+              <w:spacing w:after="80" w:line="276" w:lineRule="auto"/>
+              <w:jc w:val="both"/>
+            </w:pPr>
+            <w:r>
+              <w:rPr>
+                <w:rFonts w:ascii="Times New Roman" w:hAnsi="Times New Roman" w:eastAsia="바탕"/>
+                <w:sz w:val="20"/>
+              </w:rPr>
+              <w:t>다섯째, 전달 경로의 개방. 미국 65세 이상의 78%가 이미 스마트폰을 보유하고 있다 (Pew Research Center, 2025).</w:t>
+            </w:r>
+          </w:p>
+          <w:p>
+            <w:pPr>
+              <w:spacing w:after="80" w:line="276" w:lineRule="auto"/>
+              <w:jc w:val="both"/>
+            </w:pPr>
+            <w:r>
+              <w:rPr>
+                <w:rFonts w:ascii="Times New Roman" w:hAnsi="Times New Roman" w:eastAsia="바탕"/>
+                <w:sz w:val="20"/>
+              </w:rPr>
+              <w:t>이 다섯이 가리키는 결론은 하나다. 처방전에서 픽토그램과 음성까지 자동으로 이어지고, 그 결과가 실제로 읽히는지를 측정하며, 문자를 요구하지 않는 통합 파이프라인이 필요하다.</w:t>
+            </w:r>
+          </w:p>
+          <w:p>
+            <w:pPr>
+              <w:spacing w:after="80" w:line="276" w:lineRule="auto"/>
+              <w:jc w:val="both"/>
+            </w:pPr>
+            <w:r>
+              <w:rPr>
+                <w:rFonts w:ascii="Times New Roman" w:hAnsi="Times New Roman" w:eastAsia="바탕"/>
+                <w:sz w:val="20"/>
+              </w:rPr>
+              <w:t>우리가 찾은 범위에서 이 셋을 함께 갖춘 시스템은 없었다. 픽토그램 세트는 있으나 조합되지 않고(§1.9), 조합을 다룬 연구는 이해도를 배포 전에 재지 않으며, 이해도를 잰 연구들(표 4)은 세트를 만든 뒤 사람을 모아 사후에 쟀다. 다만 이것은 체계적 문헌고찰의 결과가 아니라 본 연구를 준비하며 살펴본 범위에서의 관찰이므로, "없다" 가 아니라 "우리가 찾지 못했다" 로 읽어야 한다. 이것이 SnapCare 의 출발점이다.</w:t>
             </w:r>
           </w:p>
         </w:tc>
@@ -6850,15 +5929,7 @@
                 <w:rFonts w:ascii="Times New Roman" w:hAnsi="Times New Roman" w:eastAsia="바탕"/>
                 <w:sz w:val="20"/>
               </w:rPr>
-              <w:t xml:space="preserve">SnapCare 의 설계 원칙은 하나다. </w:t>
-            </w:r>
-            <w:r>
-              <w:rPr>
-                <w:rFonts w:ascii="Times New Roman" w:hAnsi="Times New Roman" w:eastAsia="바탕"/>
-                <w:b/>
-                <w:sz w:val="20"/>
-              </w:rPr>
-              <w:t>사용자가 판단에 이르는 경로 어디에서도 글을 읽거나 입력할 것을 요구하지 않는다.</w:t>
+              <w:t>SnapCare 의 설계 원칙은 하나다. 사용자가 판단에 이르는 경로 어디에서도 글을 읽거나 입력할 것을 요구하지 않는다.</w:t>
             </w:r>
           </w:p>
           <w:p>
@@ -6884,80 +5955,20 @@
                 <w:rFonts w:ascii="Times New Roman" w:hAnsi="Times New Roman" w:eastAsia="바탕"/>
                 <w:sz w:val="20"/>
               </w:rPr>
-              <w:t xml:space="preserve">따라서 SnapCare 는 세 층으로 답한다. 무엇을 해야 하는지는 </w:t>
-            </w:r>
-            <w:r>
-              <w:rPr>
-                <w:rFonts w:ascii="Times New Roman" w:hAnsi="Times New Roman" w:eastAsia="바탕"/>
-                <w:b/>
-                <w:sz w:val="20"/>
-              </w:rPr>
-              <w:t>그림</w:t>
-            </w:r>
-            <w:r>
-              <w:rPr>
-                <w:rFonts w:ascii="Times New Roman" w:hAnsi="Times New Roman" w:eastAsia="바탕"/>
-                <w:sz w:val="20"/>
-              </w:rPr>
-              <w:t xml:space="preserve">으로, 그 그림이 무슨 뜻인지는 </w:t>
-            </w:r>
-            <w:r>
-              <w:rPr>
-                <w:rFonts w:ascii="Times New Roman" w:hAnsi="Times New Roman" w:eastAsia="바탕"/>
-                <w:b/>
-                <w:sz w:val="20"/>
-              </w:rPr>
-              <w:t>음성</w:t>
-            </w:r>
-            <w:r>
-              <w:rPr>
-                <w:rFonts w:ascii="Times New Roman" w:hAnsi="Times New Roman" w:eastAsia="바탕"/>
-                <w:sz w:val="20"/>
-              </w:rPr>
-              <w:t xml:space="preserve">으로, 그리고 지금 이것이 안전한지 위험한지는 </w:t>
-            </w:r>
-            <w:r>
-              <w:rPr>
-                <w:rFonts w:ascii="Times New Roman" w:hAnsi="Times New Roman" w:eastAsia="바탕"/>
-                <w:b/>
-                <w:sz w:val="20"/>
-              </w:rPr>
-              <w:t>색 하나</w:t>
-            </w:r>
-            <w:r>
-              <w:rPr>
-                <w:rFonts w:ascii="Times New Roman" w:hAnsi="Times New Roman" w:eastAsia="바탕"/>
-                <w:sz w:val="20"/>
-              </w:rPr>
-              <w:t>로 전달한다. 세 층은 서로를 대체하지 않고 겹친다. 그림을 못 알아본 사람에게는 음성이 남고, 음성을 듣지 못하는 상황에서는 색이 남는다.</w:t>
-            </w:r>
-          </w:p>
-          <w:p>
-            <w:pPr>
-              <w:spacing w:after="80" w:line="276" w:lineRule="auto"/>
-              <w:jc w:val="both"/>
-            </w:pPr>
-            <w:r>
-              <w:rPr>
-                <w:rFonts w:ascii="Times New Roman" w:hAnsi="Times New Roman" w:eastAsia="바탕"/>
-                <w:sz w:val="20"/>
-              </w:rPr>
-              <w:t xml:space="preserve">사용자가 하는 동작은 </w:t>
-            </w:r>
-            <w:r>
-              <w:rPr>
-                <w:rFonts w:ascii="Times New Roman" w:hAnsi="Times New Roman" w:eastAsia="바탕"/>
-                <w:b/>
-                <w:sz w:val="20"/>
-              </w:rPr>
-              <w:t>사진을 찍는 것 하나뿐</w:t>
-            </w:r>
-            <w:r>
-              <w:rPr>
-                <w:rFonts w:ascii="Times New Roman" w:hAnsi="Times New Roman" w:eastAsia="바탕"/>
-                <w:sz w:val="20"/>
-              </w:rPr>
-              <w:t>이다.</w:t>
+              <w:t>따라서 SnapCare 는 세 층으로 답한다. 무엇을 해야 하는지는 그림으로, 그 그림이 무슨 뜻인지는 음성으로, 그리고 지금 이것이 안전한지 위험한지는 색 하나로 전달한다. 세 층은 서로를 대체하지 않고 겹친다. 그림을 못 알아본 사람에게는 음성이 남고, 음성을 듣지 못하는 상황에서는 색이 남는다.</w:t>
+            </w:r>
+          </w:p>
+          <w:p>
+            <w:pPr>
+              <w:spacing w:after="80" w:line="276" w:lineRule="auto"/>
+              <w:jc w:val="both"/>
+            </w:pPr>
+            <w:r>
+              <w:rPr>
+                <w:rFonts w:ascii="Times New Roman" w:hAnsi="Times New Roman" w:eastAsia="바탕"/>
+                <w:sz w:val="20"/>
+              </w:rPr>
+              <w:t>사용자가 하는 동작은 사진을 찍는 것 하나뿐이다.</w:t>
             </w:r>
           </w:p>
           <w:p>
@@ -7033,50 +6044,20 @@
                 <w:b/>
                 <w:sz w:val="23"/>
               </w:rPr>
-              <w:t>2.2 SIGIL — 픽토그램 합성 엔진</w:t>
-            </w:r>
-          </w:p>
-          <w:p>
-            <w:pPr>
-              <w:spacing w:after="80" w:line="276" w:lineRule="auto"/>
-              <w:jc w:val="both"/>
-            </w:pPr>
-            <w:r>
-              <w:rPr>
-                <w:rFonts w:ascii="Times New Roman" w:hAnsi="Times New Roman" w:eastAsia="바탕"/>
-                <w:sz w:val="20"/>
-              </w:rPr>
-              <w:t xml:space="preserve">SIGIL(Symbol Intuitive Glyph Image Lab)은 팀이 직접 설계·구현한 픽토그램 합성 엔진이다. 기존 픽토그램 세트가 </w:t>
-            </w:r>
-            <w:r>
-              <w:rPr>
-                <w:rFonts w:ascii="Times New Roman" w:hAnsi="Times New Roman" w:eastAsia="바탕"/>
-                <w:b/>
-                <w:sz w:val="20"/>
-              </w:rPr>
-              <w:t>그림의 목록</w:t>
-            </w:r>
-            <w:r>
-              <w:rPr>
-                <w:rFonts w:ascii="Times New Roman" w:hAnsi="Times New Roman" w:eastAsia="바탕"/>
-                <w:sz w:val="20"/>
-              </w:rPr>
-              <w:t xml:space="preserve">인 것과 달리, SIGIL 은 </w:t>
-            </w:r>
-            <w:r>
-              <w:rPr>
-                <w:rFonts w:ascii="Times New Roman" w:hAnsi="Times New Roman" w:eastAsia="바탕"/>
-                <w:b/>
-                <w:sz w:val="20"/>
-              </w:rPr>
-              <w:t>형태소와 문법</w:t>
-            </w:r>
-            <w:r>
-              <w:rPr>
-                <w:rFonts w:ascii="Times New Roman" w:hAnsi="Times New Roman" w:eastAsia="바탕"/>
-                <w:sz w:val="20"/>
-              </w:rPr>
-              <w:t>으로 구성된다.</w:t>
+              <w:t>2.2 픽토그램 합성 엔진 SIGIL</w:t>
+            </w:r>
+          </w:p>
+          <w:p>
+            <w:pPr>
+              <w:spacing w:after="80" w:line="276" w:lineRule="auto"/>
+              <w:jc w:val="both"/>
+            </w:pPr>
+            <w:r>
+              <w:rPr>
+                <w:rFonts w:ascii="Times New Roman" w:hAnsi="Times New Roman" w:eastAsia="바탕"/>
+                <w:sz w:val="20"/>
+              </w:rPr>
+              <w:t>SIGIL(Symbol Intuitive Glyph Image Lab)은 팀이 직접 설계·구현한 픽토그램 합성 엔진이다. 기존 픽토그램 세트가 그림의 목록인 것과 달리, SIGIL 은 형태소와 문법으로 구성된다.</w:t>
             </w:r>
           </w:p>
           <w:p>
@@ -8051,22 +7032,7 @@
                 <w:rFonts w:ascii="Times New Roman" w:hAnsi="Times New Roman" w:eastAsia="바탕"/>
                 <w:sz w:val="20"/>
               </w:rPr>
-              <w:t xml:space="preserve">굵게 표시한 두 갈래가 표 4 의 상위 두 오류(용량 28.4%, 시각 23.2%)에 곧바로 대응한다. 개수가 다섯에서 멈추는 것과 시각이 넷뿐인 것은 세트를 줄이려는 절약이 아니라 </w:t>
-            </w:r>
-            <w:r>
-              <w:rPr>
-                <w:rFonts w:ascii="Times New Roman" w:hAnsi="Times New Roman" w:eastAsia="바탕"/>
-                <w:b/>
-                <w:sz w:val="20"/>
-              </w:rPr>
-              <w:t>처방이 실제로 그 이상을 요구하지 않기 때문</w:t>
-            </w:r>
-            <w:r>
-              <w:rPr>
-                <w:rFonts w:ascii="Times New Roman" w:hAnsi="Times New Roman" w:eastAsia="바탕"/>
-                <w:sz w:val="20"/>
-              </w:rPr>
-              <w:t>이다. 하루 다섯 번을 넘는 복용은 드물고, 그보다 잦은 것은 "몇 시간마다" 로 표현되지 "언제" 로 표현되지 않는다.</w:t>
+              <w:t>굵게 표시한 두 갈래가 표 4 의 상위 두 오류(용량 28.4%, 시각 23.2%)에 곧바로 대응한다. 개수가 다섯에서 멈추는 것과 시각이 넷뿐인 것은 세트를 줄이려는 절약이 아니라 처방이 실제로 그 이상을 요구하지 않기 때문이다. 하루 다섯 번을 넘는 복용은 드물고, 그보다 잦은 것은 "몇 시간마다" 로 표현되지 "언제" 로 표현되지 않는다.</w:t>
             </w:r>
           </w:p>
           <w:p>
@@ -8092,22 +7058,7 @@
                 <w:rFonts w:ascii="Times New Roman" w:hAnsi="Times New Roman" w:eastAsia="바탕"/>
                 <w:sz w:val="20"/>
               </w:rPr>
-              <w:t xml:space="preserve">여기서 세트가 </w:t>
-            </w:r>
-            <w:r>
-              <w:rPr>
-                <w:rFonts w:ascii="Times New Roman" w:hAnsi="Times New Roman" w:eastAsia="바탕"/>
-                <w:b/>
-                <w:sz w:val="20"/>
-              </w:rPr>
-              <w:t>닫혀 있지 않다</w:t>
-            </w:r>
-            <w:r>
-              <w:rPr>
-                <w:rFonts w:ascii="Times New Roman" w:hAnsi="Times New Roman" w:eastAsia="바탕"/>
-                <w:sz w:val="20"/>
-              </w:rPr>
-              <w:t xml:space="preserve">는 점을 밝혀 둔다. 처방에는 이 78종으로 그릴 수 없는 것이 계속 나오며, 그때 앱이 무엇을 하는지는 §2.3 의 </w:t>
+              <w:t xml:space="preserve">여기서 세트가 닫혀 있지 않다는 점을 밝혀 둔다. 처방에는 이 78종으로 그릴 수 없는 것이 계속 나오며, 그때 앱이 무엇을 하는지는 §2.3 의 </w:t>
             </w:r>
             <w:r>
               <w:rPr>
@@ -8245,22 +7196,7 @@
                 <w:rFonts w:ascii="Times New Roman" w:hAnsi="Times New Roman" w:eastAsia="바탕"/>
                 <w:sz w:val="20"/>
               </w:rPr>
-              <w:t xml:space="preserve">설계 의도. 세 갈래가 각각 문법의 한 조항이다. 수식어가 슬롯 밖에 오면 파스가 실패하고, 머리의 슬롯에 다른 머리를 넣어도 실패하며, 사전에 없는 이름은 그림 대신 오류가 된다. 이것이 중요한 이유는 이 DSL 을 사람이 손으로 쓰는 것이 아니라 </w:t>
-            </w:r>
-            <w:r>
-              <w:rPr>
-                <w:rFonts w:ascii="Times New Roman" w:hAnsi="Times New Roman" w:eastAsia="바탕"/>
-                <w:b/>
-                <w:sz w:val="20"/>
-              </w:rPr>
-              <w:t>언어 모델이 처방 문장을 보고 만들어 내기</w:t>
-            </w:r>
-            <w:r>
-              <w:rPr>
-                <w:rFonts w:ascii="Times New Roman" w:hAnsi="Times New Roman" w:eastAsia="바탕"/>
-                <w:sz w:val="20"/>
-              </w:rPr>
-              <w:t xml:space="preserve"> 때문이다. 모델이 그럴듯한 이름을 지어내면 그것은 화면에서 그럴듯한 그림이 아니라 파스 오류가 되어야 한다. 안전이 걸린 화면에서 확률적 출력에 결정론적 검증 계층을 두는 것이 이 파서의 역할이며, 같은 구조를 §4.2 의 영양 판정에서도 쓴다.</w:t>
+              <w:t>설계 의도. 세 갈래가 각각 문법의 한 조항이다. 수식어가 슬롯 밖에 오면 파스가 실패하고, 머리의 슬롯에 다른 머리를 넣어도 실패하며, 사전에 없는 이름은 그림 대신 오류가 된다. 이것이 중요한 이유는 이 DSL 을 사람이 손으로 쓰는 것이 아니라 언어 모델이 처방 문장을 보고 만들어 내기 때문이다. 모델이 그럴듯한 이름을 지어내면 그것은 화면에서 그럴듯한 그림이 아니라 파스 오류가 되어야 한다. 안전이 걸린 화면에서 확률적 출력에 결정론적 검증 계층을 두는 것이 이 파서의 역할이며, 같은 구조를 §4.2 의 영양 판정에서도 쓴다.</w:t>
             </w:r>
           </w:p>
           <w:p>
@@ -8399,7 +7335,7 @@
                 <w:b/>
                 <w:sz w:val="23"/>
               </w:rPr>
-              <w:t>2.3 VOCA — 음성 지시 재구성 엔진</w:t>
+              <w:t>2.3 음성 지시 재구성 엔진 VOCA</w:t>
             </w:r>
           </w:p>
           <w:p>
@@ -8425,22 +7361,7 @@
                 <w:rFonts w:ascii="Times New Roman" w:hAnsi="Times New Roman" w:eastAsia="바탕"/>
                 <w:sz w:val="20"/>
               </w:rPr>
-              <w:t xml:space="preserve">VOCA 는 필요한 것만 추려 재구성한 뒤 문장으로 만든다. 이 설계의 근거는 자동응답(IVR) 연구에 있다. 고령 사용자의 사용성 평가는 젊은 사용자보다 일관되게 낮고 완료한 과제 수도 적으며, 문제의 대부분은 </w:t>
-            </w:r>
-            <w:r>
-              <w:rPr>
-                <w:rFonts w:ascii="Times New Roman" w:hAnsi="Times New Roman" w:eastAsia="바탕"/>
-                <w:b/>
-                <w:sz w:val="20"/>
-              </w:rPr>
-              <w:t>모호한 선택지, 말 속도, 선택지의 길이</w:t>
-            </w:r>
-            <w:r>
-              <w:rPr>
-                <w:rFonts w:ascii="Times New Roman" w:hAnsi="Times New Roman" w:eastAsia="바탕"/>
-                <w:sz w:val="20"/>
-              </w:rPr>
-              <w:t xml:space="preserve">에서 나온다 (Miller, D. I., Bruce, H., Gagnon, M., Talbot, V. &amp; Messier, C., "Improving Older Adults' Experience with Interactive Voice Response Systems," </w:t>
+              <w:t xml:space="preserve">VOCA 는 필요한 것만 추려 재구성한 뒤 문장으로 만든다. 이 설계의 근거는 자동응답(IVR) 연구에 있다. 고령 사용자의 사용성 평가는 젊은 사용자보다 일관되게 낮고 완료한 과제 수도 적으며, 문제의 대부분은 모호한 선택지, 말 속도, 선택지의 길이에서 나온다 (Miller, D. I., Bruce, H., Gagnon, M., Talbot, V. &amp; Messier, C., "Improving Older Adults' Experience with Interactive Voice Response Systems," </w:t>
             </w:r>
             <w:r>
               <w:rPr>
@@ -8455,80 +7376,20 @@
                 <w:rFonts w:ascii="Times New Roman" w:hAnsi="Times New Roman" w:eastAsia="바탕"/>
                 <w:sz w:val="20"/>
               </w:rPr>
-              <w:t xml:space="preserve">, 17(6):452–455, 2011, doi:10.1089/tmj.2010.0204). 같은 불만을 젊은 사용자도 말했으나 대부분 스스로 넘어선 반면, 고령 사용자는 넘어서지 못한 경우가 많았다. 즉 음성을 틀어 주는 것만으로는 부족하고 </w:t>
-            </w:r>
-            <w:r>
-              <w:rPr>
-                <w:rFonts w:ascii="Times New Roman" w:hAnsi="Times New Roman" w:eastAsia="바탕"/>
-                <w:b/>
-                <w:sz w:val="20"/>
-              </w:rPr>
-              <w:t>무엇을 말하지 않을지</w:t>
-            </w:r>
-            <w:r>
-              <w:rPr>
-                <w:rFonts w:ascii="Times New Roman" w:hAnsi="Times New Roman" w:eastAsia="바탕"/>
-                <w:sz w:val="20"/>
-              </w:rPr>
-              <w:t>가 설계의 핵심이 된다.</w:t>
-            </w:r>
-          </w:p>
-          <w:p>
-            <w:pPr>
-              <w:spacing w:after="80" w:line="276" w:lineRule="auto"/>
-              <w:jc w:val="both"/>
-            </w:pPr>
-            <w:r>
-              <w:rPr>
-                <w:rFonts w:ascii="Times New Roman" w:hAnsi="Times New Roman" w:eastAsia="바탕"/>
-                <w:sz w:val="20"/>
-              </w:rPr>
-              <w:t xml:space="preserve">이 연구에는 얼핏 우리 설계와 어긋나 보이는 결과가 하나 있다. </w:t>
-            </w:r>
-            <w:r>
-              <w:rPr>
-                <w:rFonts w:ascii="Times New Roman" w:hAnsi="Times New Roman" w:eastAsia="바탕"/>
-                <w:b/>
-                <w:sz w:val="20"/>
-              </w:rPr>
-              <w:t>선택지를 더 많이 제시했을 때 두 연령대 모두 더 효율적이었다</w:t>
-            </w:r>
-            <w:r>
-              <w:rPr>
-                <w:rFonts w:ascii="Times New Roman" w:hAnsi="Times New Roman" w:eastAsia="바탕"/>
-                <w:sz w:val="20"/>
-              </w:rPr>
-              <w:t xml:space="preserve">는 것이다. 그러나 이것은 한 단계에 담는 선택지의 수에 관한 것이고, 그렇게 하면 메뉴의 </w:t>
-            </w:r>
-            <w:r>
-              <w:rPr>
-                <w:rFonts w:ascii="Times New Roman" w:hAnsi="Times New Roman" w:eastAsia="바탕"/>
-                <w:b/>
-                <w:sz w:val="20"/>
-              </w:rPr>
-              <w:t>깊이</w:t>
-            </w:r>
-            <w:r>
-              <w:rPr>
-                <w:rFonts w:ascii="Times New Roman" w:hAnsi="Times New Roman" w:eastAsia="바탕"/>
-                <w:sz w:val="20"/>
-              </w:rPr>
-              <w:t xml:space="preserve">가 줄어든다. 깊은 계층이 비문해 사용자에게 특히 불리하다는 §1.10 의 결과와 같은 방향이며, 두 연구가 함께 가리키는 것은 "선택지를 줄여라" 가 아니라 </w:t>
-            </w:r>
-            <w:r>
-              <w:rPr>
-                <w:rFonts w:ascii="Times New Roman" w:hAnsi="Times New Roman" w:eastAsia="바탕"/>
-                <w:b/>
-                <w:sz w:val="20"/>
-              </w:rPr>
-              <w:t>"단계를 줄여라"</w:t>
-            </w:r>
-            <w:r>
-              <w:rPr>
-                <w:rFonts w:ascii="Times New Roman" w:hAnsi="Times New Roman" w:eastAsia="바탕"/>
-                <w:sz w:val="20"/>
-              </w:rPr>
-              <w:t xml:space="preserve"> 다. SnapCare 가 택한 것은 그 극단이다. 판정에 이르는 경로에 단계가 하나도 없다.</w:t>
+              <w:t>, 17(6):452–455, 2011, doi:10.1089/tmj.2010.0204). 같은 불만을 젊은 사용자도 말했으나 대부분 스스로 넘어선 반면, 고령 사용자는 넘어서지 못한 경우가 많았다. 즉 음성을 틀어 주는 것만으로는 부족하고 무엇을 말하지 않을지가 설계의 핵심이 된다.</w:t>
+            </w:r>
+          </w:p>
+          <w:p>
+            <w:pPr>
+              <w:spacing w:after="80" w:line="276" w:lineRule="auto"/>
+              <w:jc w:val="both"/>
+            </w:pPr>
+            <w:r>
+              <w:rPr>
+                <w:rFonts w:ascii="Times New Roman" w:hAnsi="Times New Roman" w:eastAsia="바탕"/>
+                <w:sz w:val="20"/>
+              </w:rPr>
+              <w:t>이 연구에는 얼핏 우리 설계와 어긋나 보이는 결과가 하나 있다. 선택지를 더 많이 제시했을 때 두 연령대 모두 더 효율적이었다는 것이다. 그러나 이것은 한 단계에 담는 선택지의 수에 관한 것이고, 그렇게 하면 메뉴의 깊이가 줄어든다. 깊은 계층이 비문해 사용자에게 특히 불리하다는 §1.10 의 결과와 같은 방향이며, 두 연구가 함께 가리키는 것은 "선택지를 줄여라" 가 아니라 "단계를 줄여라" 다. SnapCare 가 택한 것은 그 극단이다. 판정에 이르는 경로에 단계가 하나도 없다.</w:t>
             </w:r>
           </w:p>
           <w:p>
@@ -8554,22 +7415,7 @@
                 <w:rFonts w:ascii="Times New Roman" w:hAnsi="Times New Roman" w:eastAsia="바탕"/>
                 <w:sz w:val="20"/>
               </w:rPr>
-              <w:t xml:space="preserve">동사만 갈리는 것이 아니라 </w:t>
-            </w:r>
-            <w:r>
-              <w:rPr>
-                <w:rFonts w:ascii="Times New Roman" w:hAnsi="Times New Roman" w:eastAsia="바탕"/>
-                <w:b/>
-                <w:sz w:val="20"/>
-              </w:rPr>
-              <w:t>부위</w:t>
-            </w:r>
-            <w:r>
-              <w:rPr>
-                <w:rFonts w:ascii="Times New Roman" w:hAnsi="Times New Roman" w:eastAsia="바탕"/>
-                <w:sz w:val="20"/>
-              </w:rPr>
-              <w:t>도 갈린다. 안약을 눈에 넣는다는 것은 지시의 절반인데, 그림에 병만 있고 눈이 없으면 그 절반이 사라진다. 그래서 제형에서 부위를 유도한다.</w:t>
+              <w:t>동사만 갈리는 것이 아니라 부위도 갈린다. 안약을 눈에 넣는다는 것은 지시의 절반인데, 그림에 병만 있고 눈이 없으면 그 절반이 사라진다. 그래서 제형에서 부위를 유도한다.</w:t>
             </w:r>
           </w:p>
           <w:p>
@@ -8629,22 +7475,7 @@
                 <w:rFonts w:ascii="Times New Roman" w:hAnsi="Times New Roman" w:eastAsia="바탕"/>
                 <w:sz w:val="20"/>
               </w:rPr>
-              <w:t xml:space="preserve">모르는 제형을 만났을 때의 처리에도 판단이 들어 있다. 예전에는 표에 없는 제형이 조용히 일반 약병 그림으로 떨어졌다. 흡입기든 네뷸라이저든 화면에는 약병이 떴고, </w:t>
-            </w:r>
-            <w:r>
-              <w:rPr>
-                <w:rFonts w:ascii="Times New Roman" w:hAnsi="Times New Roman" w:eastAsia="바탕"/>
-                <w:b/>
-                <w:sz w:val="20"/>
-              </w:rPr>
-              <w:t>그런 일이 얼마나 자주 일어나는지 아무 기록도 남지 않았다.</w:t>
-            </w:r>
-            <w:r>
-              <w:rPr>
-                <w:rFonts w:ascii="Times New Roman" w:hAnsi="Times New Roman" w:eastAsia="바탕"/>
-                <w:sz w:val="20"/>
-              </w:rPr>
-              <w:t xml:space="preserve"> 지금은 </w:t>
+              <w:t xml:space="preserve">모르는 제형을 만났을 때의 처리에도 판단이 들어 있다. 예전에는 표에 없는 제형이 조용히 일반 약병 그림으로 떨어졌다. 흡입기든 네뷸라이저든 화면에는 약병이 떴고, 그런 일이 얼마나 자주 일어나는지 아무 기록도 남지 않았다. 지금은 </w:t>
             </w:r>
             <w:r>
               <w:rPr>
@@ -8658,50 +7489,20 @@
                 <w:rFonts w:ascii="Times New Roman" w:hAnsi="Times New Roman" w:eastAsia="바탕"/>
                 <w:sz w:val="20"/>
               </w:rPr>
-              <w:t xml:space="preserve"> 이라는 표시를 앞세운다. 이것은 "이 개념의 그림이 우리에게 없다" 는 뜻이며, 온라인 판은 그 자리에서 그림을 만들어 넣고, 온디바이스 판은 비슷한 그림을 대신 보여주지 않고 </w:t>
-            </w:r>
-            <w:r>
-              <w:rPr>
-                <w:rFonts w:ascii="Times New Roman" w:hAnsi="Times New Roman" w:eastAsia="바탕"/>
-                <w:b/>
-                <w:sz w:val="20"/>
-              </w:rPr>
-              <w:t>없다고 알린다.</w:t>
-            </w:r>
-            <w:r>
-              <w:rPr>
-                <w:rFonts w:ascii="Times New Roman" w:hAnsi="Times New Roman" w:eastAsia="바탕"/>
-                <w:sz w:val="20"/>
-              </w:rPr>
-              <w:t xml:space="preserve"> 읽지 못하는 사람에게 틀린 그림은 그림이 없는 것보다 나쁘다. 없으면 음성으로 넘어가지만, 틀린 그림은 자신 있게 틀리고 사용자는 그것이 틀렸다는 것을 알 방법이 없다.</w:t>
-            </w:r>
-          </w:p>
-          <w:p>
-            <w:pPr>
-              <w:spacing w:after="80" w:line="276" w:lineRule="auto"/>
-              <w:jc w:val="both"/>
-            </w:pPr>
-            <w:r>
-              <w:rPr>
-                <w:rFonts w:ascii="Times New Roman" w:hAnsi="Times New Roman" w:eastAsia="바탕"/>
-                <w:sz w:val="20"/>
-              </w:rPr>
-              <w:t xml:space="preserve">이것이 부분적인 해결이라는 점은 밝혀 둔다. 머리(head)는 시각·개수·보관을 그리는 </w:t>
-            </w:r>
-            <w:r>
-              <w:rPr>
-                <w:rFonts w:ascii="Times New Roman" w:hAnsi="Times New Roman" w:eastAsia="바탕"/>
-                <w:b/>
-                <w:sz w:val="20"/>
-              </w:rPr>
-              <w:t>그릇</w:t>
-            </w:r>
-            <w:r>
-              <w:rPr>
-                <w:rFonts w:ascii="Times New Roman" w:hAnsi="Times New Roman" w:eastAsia="바탕"/>
-                <w:sz w:val="20"/>
-              </w:rPr>
-              <w:t xml:space="preserve">이기도 해서, 제형을 모를 때 그 줄들은 여전히 일반형 약병 위에 그려진다. 제대로 고치려면 그 개념이 정식 형태소가 되어야 하고, 그래서 </w:t>
+              <w:t xml:space="preserve"> 이라는 표시를 앞세운다. 이것은 "이 개념의 그림이 우리에게 없다" 는 뜻이며, 온라인 판은 그 자리에서 그림을 만들어 넣고, 온디바이스 판은 비슷한 그림을 대신 보여주지 않고 없다고 알린다. 읽지 못하는 사람에게 틀린 그림은 그림이 없는 것보다 나쁘다. 없으면 음성으로 넘어가지만, 틀린 그림은 자신 있게 틀리고 사용자는 그것이 틀렸다는 것을 알 방법이 없다.</w:t>
+            </w:r>
+          </w:p>
+          <w:p>
+            <w:pPr>
+              <w:spacing w:after="80" w:line="276" w:lineRule="auto"/>
+              <w:jc w:val="both"/>
+            </w:pPr>
+            <w:r>
+              <w:rPr>
+                <w:rFonts w:ascii="Times New Roman" w:hAnsi="Times New Roman" w:eastAsia="바탕"/>
+                <w:sz w:val="20"/>
+              </w:rPr>
+              <w:t xml:space="preserve">이것이 부분적인 해결이라는 점은 밝혀 둔다. 머리(head)는 시각·개수·보관을 그리는 그릇이기도 해서, 제형을 모를 때 그 줄들은 여전히 일반형 약병 위에 그려진다. 제대로 고치려면 그 개념이 정식 형태소가 되어야 하고, 그래서 </w:t>
             </w:r>
             <w:r>
               <w:rPr>
@@ -8715,7 +7516,7 @@
                 <w:rFonts w:ascii="Times New Roman" w:hAnsi="Times New Roman" w:eastAsia="바탕"/>
                 <w:sz w:val="20"/>
               </w:rPr>
-              <w:t xml:space="preserve"> 가 만들지 못한 개념의 목록을 파일로 남긴다. 그 목록이 다음 형태소를 무엇으로 추가할지 정하는 근거가 된다. 우리가 짐작한 순서가 아니라 사용자가 실제로 마주친 순서다.</w:t>
+              <w:t xml:space="preserve"> 가 만들지 못한 개념의 목록을 파일로 남긴다. 그 목록이 다음 형태소를 무엇으로 추가할지 정하는 근거가 된다. 사용자가 실제로 마주친 순서대로 쌓인다.</w:t>
             </w:r>
           </w:p>
           <w:p>
@@ -8741,50 +7542,20 @@
                 <w:rFonts w:ascii="Times New Roman" w:hAnsi="Times New Roman" w:eastAsia="바탕"/>
                 <w:sz w:val="20"/>
               </w:rPr>
-              <w:t xml:space="preserve">SnapCare 는 라벨을 읽어 주는 도구가 아니라 </w:t>
-            </w:r>
-            <w:r>
-              <w:rPr>
-                <w:rFonts w:ascii="Times New Roman" w:hAnsi="Times New Roman" w:eastAsia="바탕"/>
-                <w:b/>
-                <w:sz w:val="20"/>
-              </w:rPr>
-              <w:t>판정하는 도구</w:t>
-            </w:r>
-            <w:r>
-              <w:rPr>
-                <w:rFonts w:ascii="Times New Roman" w:hAnsi="Times New Roman" w:eastAsia="바탕"/>
-                <w:sz w:val="20"/>
-              </w:rPr>
-              <w:t>다. 그리고 그 판정은 사용자마다 다르다.</w:t>
-            </w:r>
-          </w:p>
-          <w:p>
-            <w:pPr>
-              <w:spacing w:after="80" w:line="276" w:lineRule="auto"/>
-              <w:jc w:val="both"/>
-            </w:pPr>
-            <w:r>
-              <w:rPr>
-                <w:rFonts w:ascii="Times New Roman" w:hAnsi="Times New Roman" w:eastAsia="바탕"/>
-                <w:sz w:val="20"/>
-              </w:rPr>
-              <w:t xml:space="preserve">세계보건기구의 영양 권고는 대부분 </w:t>
-            </w:r>
-            <w:r>
-              <w:rPr>
-                <w:rFonts w:ascii="Times New Roman" w:hAnsi="Times New Roman" w:eastAsia="바탕"/>
-                <w:b/>
-                <w:sz w:val="20"/>
-              </w:rPr>
-              <w:t>총 에너지에 대한 비율</w:t>
-            </w:r>
-            <w:r>
-              <w:rPr>
-                <w:rFonts w:ascii="Times New Roman" w:hAnsi="Times New Roman" w:eastAsia="바탕"/>
-                <w:sz w:val="20"/>
-              </w:rPr>
-              <w:t xml:space="preserve">로 기술되어 있다. 유리당은 총 에너지의 10% 미만이며 (50 g 에 해당하고, 5% 이하로 더 줄이면 추가 이득이 있을 수 있다), 포화지방도 10% 미만, 트랜스지방은 1% 미만이다. 소금만 성인 1일 5 g 미만(나트륨 2 g)이라는 절대량으로 주어지며, 아동은 에너지 섭취량에 따라 더 적어야 한다 (World Health Organization, </w:t>
+              <w:t>SnapCare 는 라벨을 읽어 주는 도구가 아니라 판정하는 도구다. 그리고 그 판정은 사용자마다 다르다.</w:t>
+            </w:r>
+          </w:p>
+          <w:p>
+            <w:pPr>
+              <w:spacing w:after="80" w:line="276" w:lineRule="auto"/>
+              <w:jc w:val="both"/>
+            </w:pPr>
+            <w:r>
+              <w:rPr>
+                <w:rFonts w:ascii="Times New Roman" w:hAnsi="Times New Roman" w:eastAsia="바탕"/>
+                <w:sz w:val="20"/>
+              </w:rPr>
+              <w:t xml:space="preserve">세계보건기구의 영양 권고는 대부분 총 에너지에 대한 비율로 기술되어 있다. 유리당은 총 에너지의 10% 미만이며 (50 g 에 해당하고, 5% 이하로 더 줄이면 추가 이득이 있을 수 있다), 포화지방도 10% 미만, 트랜스지방은 1% 미만이다. 소금만 성인 1일 5 g 미만(나트륨 2 g)이라는 절대량으로 주어지며, 아동은 에너지 섭취량에 따라 더 적어야 한다 (World Health Organization, </w:t>
             </w:r>
             <w:r>
               <w:rPr>
@@ -8812,22 +7583,7 @@
                 <w:rFonts w:ascii="Times New Roman" w:hAnsi="Times New Roman" w:eastAsia="바탕"/>
                 <w:sz w:val="20"/>
               </w:rPr>
-              <w:t xml:space="preserve">이 기술 방식이 중요하다. 권고 자체가 비율로 쓰여 있으므로, 고정된 그램 수 표를 들고 있는 것이 아니라 </w:t>
-            </w:r>
-            <w:r>
-              <w:rPr>
-                <w:rFonts w:ascii="Times New Roman" w:hAnsi="Times New Roman" w:eastAsia="바탕"/>
-                <w:b/>
-                <w:sz w:val="20"/>
-              </w:rPr>
-              <w:t>그 사람의 에너지 요구량에서 유도하는 것</w:t>
-            </w:r>
-            <w:r>
-              <w:rPr>
-                <w:rFonts w:ascii="Times New Roman" w:hAnsi="Times New Roman" w:eastAsia="바탕"/>
-                <w:sz w:val="20"/>
-              </w:rPr>
-              <w:t>이 지침의 올바른 구현이다. 그 결과 같은 음료 한 캔이 7세 아동에게는 경고가 되고 성인에게는 무해가 된다.</w:t>
+              <w:t>이 기술 방식이 중요하다. 권고 자체가 비율로 쓰여 있으므로, 고정된 그램 수 표를 들고 있는 것이 아니라 그 사람의 에너지 요구량에서 유도하는 것이 지침의 올바른 구현이다. 그 결과 같은 음료 한 캔이 7세 아동에게는 경고가 되고 성인에게는 무해가 된다.</w:t>
             </w:r>
           </w:p>
           <w:p>
@@ -8892,22 +7648,7 @@
                 <w:rFonts w:ascii="Times New Roman" w:hAnsi="Times New Roman" w:eastAsia="바탕"/>
                 <w:sz w:val="20"/>
               </w:rPr>
-              <w:t xml:space="preserve">설계 의도. 나이를 </w:t>
-            </w:r>
-            <w:r>
-              <w:rPr>
-                <w:rFonts w:ascii="Times New Roman" w:hAnsi="Times New Roman" w:eastAsia="바탕"/>
-                <w:b/>
-                <w:sz w:val="20"/>
-              </w:rPr>
-              <w:t>대표값 네 개</w:t>
-            </w:r>
-            <w:r>
-              <w:rPr>
-                <w:rFonts w:ascii="Times New Roman" w:hAnsi="Times New Roman" w:eastAsia="바탕"/>
-                <w:sz w:val="20"/>
-              </w:rPr>
-              <w:t>로 접는 것이 요점이다. 사용자는 숫자를 입력하지 않고 그림 넷 중 하나를 고르므로(§3.2), 앱이 아는 것은 구간뿐이다. 구간을 그대로 두고 계산하려면 구간별 기준치 표를 손으로 만들어야 하는데, 그러면 WHO 권고가 바뀔 때 표를 다시 짜야 하고 그 표가 어디서 왔는지 아무도 확인할 수 없게 된다. 대표 나이 하나로 접으면 계산이 권고 문장을 그대로 따른다.</w:t>
+              <w:t>설계 의도. 나이를 대표값 네 개로 접는 것이 요점이다. 사용자는 숫자를 입력하지 않고 그림 넷 중 하나를 고르므로(§3.2), 앱이 아는 것은 구간뿐이다. 구간을 그대로 두고 계산하려면 구간별 기준치 표를 손으로 만들어야 하는데, 그러면 WHO 권고가 바뀔 때 표를 다시 짜야 하고 그 표가 어디서 왔는지 아무도 확인할 수 없게 된다. 대표 나이 하나로 접으면 계산이 권고 문장을 그대로 따른다.</w:t>
             </w:r>
           </w:p>
           <w:p>
@@ -8947,7 +7688,7 @@
                 <w:rFonts w:ascii="Times New Roman" w:hAnsi="Times New Roman" w:eastAsia="바탕"/>
                 <w:sz w:val="20"/>
               </w:rPr>
-              <w:t xml:space="preserve"> 문자열을 함께 돌려주는 것도 의도적이다. 화면 아래에 "70세 기준 1,800 kcal, 유리당 10% 미만" 이 그대로 표시된다(그림 10 의 (b)). 판정이 어디서 나왔는지를 사용자가 볼 수 없으면, 그 판정은 근거가 아니라 선언이 된다.</w:t>
+              <w:t xml:space="preserve"> 문자열을 함께 돌려주는 것도 의도적이다. 화면 아래에 "70세 기준 1,800 kcal, 유리당 10% 미만" 이 그대로 표시된다(그림 10 의 (b)). 판정이 어디서 나왔는지를 사용자가 볼 수 없으면 그 판정을 검토할 방법도 없다.</w:t>
             </w:r>
           </w:p>
           <w:p>
@@ -8999,22 +7740,7 @@
                 <w:rFonts w:ascii="Times New Roman" w:hAnsi="Times New Roman" w:eastAsia="바탕"/>
                 <w:sz w:val="20"/>
               </w:rPr>
-              <w:t xml:space="preserve">따라서 "무슨 알레르기가 있습니까" 라는 질문은 </w:t>
-            </w:r>
-            <w:r>
-              <w:rPr>
-                <w:rFonts w:ascii="Times New Roman" w:hAnsi="Times New Roman" w:eastAsia="바탕"/>
-                <w:b/>
-                <w:sz w:val="20"/>
-              </w:rPr>
-              <w:t>검사를 받아 본 사람만 답할 수 있다.</w:t>
-            </w:r>
-            <w:r>
-              <w:rPr>
-                <w:rFonts w:ascii="Times New Roman" w:hAnsi="Times New Roman" w:eastAsia="바탕"/>
-                <w:sz w:val="20"/>
-              </w:rPr>
-              <w:t xml:space="preserve"> SnapCare 는 이 질문을 세 갈래로 나눈다.</w:t>
+              <w:t>따라서 "무슨 알레르기가 있습니까" 라는 질문은 검사를 받아 본 사람만 답할 수 있다. SnapCare 는 이 질문을 세 갈래로 나눈다.</w:t>
             </w:r>
           </w:p>
           <w:p>
@@ -9248,50 +7974,20 @@
                 <w:rFonts w:ascii="Times New Roman" w:hAnsi="Times New Roman" w:eastAsia="바탕"/>
                 <w:sz w:val="20"/>
               </w:rPr>
-              <w:t xml:space="preserve">나아가 앱은 사용자가 모르는 알레르기를 </w:t>
-            </w:r>
-            <w:r>
-              <w:rPr>
-                <w:rFonts w:ascii="Times New Roman" w:hAnsi="Times New Roman" w:eastAsia="바탕"/>
-                <w:b/>
-                <w:sz w:val="20"/>
-              </w:rPr>
-              <w:t>추론</w:t>
-            </w:r>
-            <w:r>
-              <w:rPr>
-                <w:rFonts w:ascii="Times New Roman" w:hAnsi="Times New Roman" w:eastAsia="바탕"/>
-                <w:sz w:val="20"/>
-              </w:rPr>
-              <w:t>한다. 식이 일지에 대해 Fisher 정확검정을 수행하여, 사용자가 불편을 느낀 끼니에 반복해서 등장하는 성분을 찾는다. 최소 증거 기준과 다중 검정 보정(Bonferroni)을 적용하며, 결과는 진단이 아니라 관찰로 제시되고 사용자가 확인하기 전까지 프로필에 반영되지 않는다.</w:t>
-            </w:r>
-          </w:p>
-          <w:p>
-            <w:pPr>
-              <w:spacing w:after="80" w:line="276" w:lineRule="auto"/>
-              <w:jc w:val="both"/>
-            </w:pPr>
-            <w:r>
-              <w:rPr>
-                <w:rFonts w:ascii="Times New Roman" w:hAnsi="Times New Roman" w:eastAsia="바탕"/>
-                <w:sz w:val="20"/>
-              </w:rPr>
-              <w:t xml:space="preserve">이 추론이 </w:t>
-            </w:r>
-            <w:r>
-              <w:rPr>
-                <w:rFonts w:ascii="Times New Roman" w:hAnsi="Times New Roman" w:eastAsia="바탕"/>
-                <w:b/>
-                <w:sz w:val="20"/>
-              </w:rPr>
-              <w:t>말하지 않아야 할 때 말하지 않는지</w:t>
-            </w:r>
-            <w:r>
-              <w:rPr>
-                <w:rFonts w:ascii="Times New Roman" w:hAnsi="Times New Roman" w:eastAsia="바탕"/>
-                <w:sz w:val="20"/>
-              </w:rPr>
-              <w:t>를 검사로 고정했다. 통계적 추론을 화면에 내보내는 기능에서 위험한 것은 놓치는 쪽이 아니라 없는 것을 있다고 하는 쪽이기 때문이다. 검사는 다음을 확인한다. 한 성분에서만 반복해 탈이 나면 지목하고, 우연히 겹친 정도로는 지목하지 않으며, 기록이 적으면 비율이 아무리 높아도 말하지 않고, 탈이 나지 않은 끼니(대조군)가 없으면 비교 자체를 성립시키지 않는다. 또한 성분을 여러 개 볼수록 기준을 높이고, 답하지 않은 끼니는 자료로 세지 않으며, 땅콩과 견과류를 하나로 묶지 않는다. Fisher 검정 자체는 알려진 값과 대조해 고정했다.</w:t>
+              <w:t>나아가 앱은 사용자가 모르는 알레르기를 추론한다. 식이 일지에 대해 Fisher 정확검정을 수행하여, 사용자가 불편을 느낀 끼니에 반복해서 등장하는 성분을 찾는다. 최소 증거 기준과 다중 검정 보정(Bonferroni)을 적용하며, 결과는 진단이 아니라 관찰로 제시되고 사용자가 확인하기 전까지 프로필에 반영되지 않는다.</w:t>
+            </w:r>
+          </w:p>
+          <w:p>
+            <w:pPr>
+              <w:spacing w:after="80" w:line="276" w:lineRule="auto"/>
+              <w:jc w:val="both"/>
+            </w:pPr>
+            <w:r>
+              <w:rPr>
+                <w:rFonts w:ascii="Times New Roman" w:hAnsi="Times New Roman" w:eastAsia="바탕"/>
+                <w:sz w:val="20"/>
+              </w:rPr>
+              <w:t>이 추론이 말하지 않아야 할 때 말하지 않는지를 검사로 고정했다. 통계적 추론을 화면에 내보내는 기능에서 위험한 것은 놓치는 쪽이 아니라 없는 것을 있다고 하는 쪽이기 때문이다. 검사는 다음을 확인한다. 한 성분에서만 반복해 탈이 나면 지목하고, 우연히 겹친 정도로는 지목하지 않으며, 기록이 적으면 비율이 아무리 높아도 말하지 않고, 탈이 나지 않은 끼니(대조군)가 없으면 비교 자체를 성립시키지 않는다. 또한 성분을 여러 개 볼수록 기준을 높이고, 답하지 않은 끼니는 자료로 세지 않으며, 땅콩과 견과류를 하나로 묶지 않는다. Fisher 검정 자체는 알려진 값과 대조해 고정했다.</w:t>
             </w:r>
           </w:p>
           <w:p>
@@ -9393,37 +8089,7 @@
                 <w:rFonts w:ascii="Times New Roman" w:hAnsi="Times New Roman" w:eastAsia="바탕"/>
                 <w:sz w:val="20"/>
               </w:rPr>
-              <w:t xml:space="preserve"> 두 줄이 이 함수가 하는 일의 대부분이다. 첫 줄은 </w:t>
-            </w:r>
-            <w:r>
-              <w:rPr>
-                <w:rFonts w:ascii="Times New Roman" w:hAnsi="Times New Roman" w:eastAsia="바탕"/>
-                <w:b/>
-                <w:sz w:val="20"/>
-              </w:rPr>
-              <w:t>증거의 양</w:t>
-            </w:r>
-            <w:r>
-              <w:rPr>
-                <w:rFonts w:ascii="Times New Roman" w:hAnsi="Times New Roman" w:eastAsia="바탕"/>
-                <w:sz w:val="20"/>
-              </w:rPr>
-              <w:t xml:space="preserve">을 본다. 탈이 난 횟수, 먹은 횟수, 그리고 </w:t>
-            </w:r>
-            <w:r>
-              <w:rPr>
-                <w:rFonts w:ascii="Times New Roman" w:hAnsi="Times New Roman" w:eastAsia="바탕"/>
-                <w:b/>
-                <w:sz w:val="20"/>
-              </w:rPr>
-              <w:t>먹지 않은 끼니의 수</w:t>
-            </w:r>
-            <w:r>
-              <w:rPr>
-                <w:rFonts w:ascii="Times New Roman" w:hAnsi="Times New Roman" w:eastAsia="바탕"/>
-                <w:sz w:val="20"/>
-              </w:rPr>
-              <w:t>까지 본다. 마지막 것이 없으면 비교가 성립하지 않는다. 매 끼니에 들어가는 성분은 탈이 날 때마다 함께 있었으므로 아무 검정이나 통과시키기 때문이다.</w:t>
+              <w:t xml:space="preserve"> 두 줄이 이 함수가 하는 일의 대부분이다. 첫 줄은 증거의 양을 본다. 탈이 난 횟수, 먹은 횟수, 그리고 먹지 않은 끼니의 수까지 본다. 마지막 것이 없으면 비교가 성립하지 않는다. 매 끼니에 들어가는 성분은 탈이 날 때마다 함께 있었으므로 아무 검정이나 통과시키기 때문이다.</w:t>
             </w:r>
           </w:p>
           <w:p>
@@ -9463,22 +8129,7 @@
                 <w:rFonts w:ascii="Times New Roman" w:hAnsi="Times New Roman" w:eastAsia="바탕"/>
                 <w:sz w:val="20"/>
               </w:rPr>
-              <w:t xml:space="preserve">검사 대상을 </w:t>
-            </w:r>
-            <w:r>
-              <w:rPr>
-                <w:rFonts w:ascii="Times New Roman" w:hAnsi="Times New Roman" w:eastAsia="바탕"/>
-                <w:b/>
-                <w:sz w:val="20"/>
-              </w:rPr>
-              <w:t>기록에 실제로 등장한 성분</w:t>
-            </w:r>
-            <w:r>
-              <w:rPr>
-                <w:rFonts w:ascii="Times New Roman" w:hAnsi="Times New Roman" w:eastAsia="바탕"/>
-                <w:sz w:val="20"/>
-              </w:rPr>
-              <w:t>으로 좁힌 것도 같은 이유다. 먹은 적 없는 성분까지 목록에 넣으면 분모만 커져 진짜 신호가 문턱 아래로 내려간다. 보수적으로 만드는 장치가 지나치면 아무것도 못 찾는 장치가 된다.</w:t>
+              <w:t>검사 대상을 기록에 실제로 등장한 성분으로 좁힌 것도 같은 이유다. 먹은 적 없는 성분까지 목록에 넣으면 분모만 커져 진짜 신호가 문턱 아래로 내려간다. 보수적으로 만드는 장치가 지나치면 아무것도 못 찾는 장치가 된다.</w:t>
             </w:r>
           </w:p>
           <w:p>
@@ -10030,37 +8681,7 @@
                 <w:rFonts w:ascii="Times New Roman" w:hAnsi="Times New Roman" w:eastAsia="바탕"/>
                 <w:sz w:val="20"/>
               </w:rPr>
-              <w:t xml:space="preserve">마지막 두 행이 본 연구가 새로 놓았다고 보는 자리다. 픽토그램의 이해도를 </w:t>
-            </w:r>
-            <w:r>
-              <w:rPr>
-                <w:rFonts w:ascii="Times New Roman" w:hAnsi="Times New Roman" w:eastAsia="바탕"/>
-                <w:b/>
-                <w:sz w:val="20"/>
-              </w:rPr>
-              <w:t>배포 전에 자동으로 측정하는 절차</w:t>
-            </w:r>
-            <w:r>
-              <w:rPr>
-                <w:rFonts w:ascii="Times New Roman" w:hAnsi="Times New Roman" w:eastAsia="바탕"/>
-                <w:sz w:val="20"/>
-              </w:rPr>
-              <w:t xml:space="preserve">는 우리가 살펴본 범위에서 찾지 못했으며(§1.11 의 단서와 같다), 이는 §5.2 에서 절차와 결과를 함께 서술한다. 표의 나머지 행은 고유한 기여라기보다 </w:t>
-            </w:r>
-            <w:r>
-              <w:rPr>
-                <w:rFonts w:ascii="Times New Roman" w:hAnsi="Times New Roman" w:eastAsia="바탕"/>
-                <w:b/>
-                <w:sz w:val="20"/>
-              </w:rPr>
-              <w:t>설계상의 선택</w:t>
-            </w:r>
-            <w:r>
-              <w:rPr>
-                <w:rFonts w:ascii="Times New Roman" w:hAnsi="Times New Roman" w:eastAsia="바탕"/>
-                <w:sz w:val="20"/>
-              </w:rPr>
-              <w:t>이며, 각각 §2.1~§2.5 에서 근거를 밝혔다.</w:t>
+              <w:t>마지막 두 행이 본 연구가 새로 놓았다고 보는 자리다. 픽토그램의 이해도를 배포 전에 자동으로 측정하는 절차는 우리가 살펴본 범위에서 찾지 못했으며(§1.11 의 단서와 같다), 이는 §5.2 에서 절차와 결과를 함께 서술한다. 표의 나머지 행은 고유한 기여라기보다 설계상의 선택이며, 각각 §2.1~§2.5 에서 근거를 밝혔다.</w:t>
             </w:r>
           </w:p>
           <w:p>
@@ -10203,22 +8824,7 @@
                 <w:rFonts w:ascii="Times New Roman" w:hAnsi="Times New Roman" w:eastAsia="바탕"/>
                 <w:sz w:val="20"/>
               </w:rPr>
-              <w:t xml:space="preserve">어떤 경로로 들어온 값이든 </w:t>
-            </w:r>
-            <w:r>
-              <w:rPr>
-                <w:rFonts w:ascii="Times New Roman" w:hAnsi="Times New Roman" w:eastAsia="바탕"/>
-                <w:b/>
-                <w:sz w:val="20"/>
-              </w:rPr>
-              <w:t>같은 물리 검사</w:t>
-            </w:r>
-            <w:r>
-              <w:rPr>
-                <w:rFonts w:ascii="Times New Roman" w:hAnsi="Times New Roman" w:eastAsia="바탕"/>
-                <w:sz w:val="20"/>
-              </w:rPr>
-              <w:t>를 통과해야 판정에 쓰인다. 값의 범위, 부분집합 관계(포화지방 ≤ 총지방), 질량 보존, 그리고 Atwater 항등식(4·탄수화물 + 4·단백질 + 9·지방 ≈ 에너지)이 그것이다. 이 검사가 필요한 이유는 §5에서 실제 사례와 함께 서술한다.</w:t>
+              <w:t>어떤 경로로 들어온 값이든 같은 물리 검사를 통과해야 판정에 쓰인다. 값의 범위, 부분집합 관계(포화지방 ≤ 총지방), 질량 보존, 그리고 Atwater 항등식(4·탄수화물 + 4·단백질 + 9·지방 ≈ 에너지)이 그것이다. 이 검사가 필요한 이유는 §5에서 실제 사례와 함께 서술한다.</w:t>
             </w:r>
           </w:p>
           <w:p>
@@ -10384,24 +8990,7 @@
                 <w:color w:val="606068"/>
                 <w:sz w:val="18"/>
               </w:rPr>
-              <w:t xml:space="preserve"> 디스펜서의 결선 구조와 기기 자신의 콘솔. 왼쪽은 핀 맵에서 그린 결선이고, 오른쪽은 같은 펌웨어를 서보 드라이버만 기록용으로 바꿔 노트북에서 띄운 화면이다. API·스케줄러·저장은 기기에서 도는 것과 같은 코드다. 실물 사진 대신 이 둘을 싣는 이유는 사진으로는 보이지 않는 것들이 여기서 결정되기 때문이다. 전원 레일을 둘로 나눈 것이 그 예다. SG90 한 개가 걸리면 약 700 mA 를 끄는데, 이를 Pi 와 같은 레일에서 뽑으면 브라운아웃이 나고, 그 순간 쓰이던 파일이 하필 </w:t>
-            </w:r>
-            <w:r>
-              <w:rPr>
-                <w:rFonts w:ascii="Times New Roman" w:hAnsi="Times New Roman" w:eastAsia="바탕"/>
-                <w:b/>
-                <w:color w:val="606068"/>
-                <w:sz w:val="18"/>
-              </w:rPr>
-              <w:t>이 복용을 이미 주었는지를 적는 파일</w:t>
-            </w:r>
-            <w:r>
-              <w:rPr>
-                <w:rFonts w:ascii="Times New Roman" w:hAnsi="Times New Roman" w:eastAsia="바탕"/>
-                <w:color w:val="606068"/>
-                <w:sz w:val="18"/>
-              </w:rPr>
-              <w:t>이다. 오른쪽 아래의 복용 기록에 놓친 복용 두 건이 남아 있는 것도 같은 이유에서 중요하다. 주지 못한 것을 주지 못했다고 적지 않으면, 다음 복용이 두 번째가 아니라 첫 번째가 된다.</w:t>
+              <w:t xml:space="preserve"> 디스펜서의 결선 구조와 기기 자신의 콘솔. 왼쪽은 핀 맵에서 그린 결선이고, 오른쪽은 같은 펌웨어를 서보 드라이버만 기록용으로 바꿔 노트북에서 띄운 화면이다. API·스케줄러·저장은 기기에서 도는 것과 같은 코드다. 실물 사진 대신 이 둘을 싣는 이유는 사진으로는 보이지 않는 것들이 여기서 결정되기 때문이다. 전원 레일을 둘로 나눈 것이 그 예다. SG90 한 개가 걸리면 약 700 mA 를 끄는데, 이를 Pi 와 같은 레일에서 뽑으면 브라운아웃이 나고, 그 순간 쓰이던 파일이 하필 이 복용을 이미 주었는지를 적는 파일이다. 오른쪽 아래의 복용 기록에 놓친 복용 두 건이 남아 있는 것도 같은 이유에서 중요하다. 주지 못한 것을 주지 못했다고 적지 않으면 다음 복용의 번호가 하나씩 밀린다.</w:t>
             </w:r>
           </w:p>
         </w:tc>
@@ -10577,22 +9166,7 @@
                 <w:rFonts w:ascii="Times New Roman" w:hAnsi="Times New Roman" w:eastAsia="바탕"/>
                 <w:sz w:val="20"/>
               </w:rPr>
-              <w:t xml:space="preserve">SnapCare 의 사용자 흐름은 </w:t>
-            </w:r>
-            <w:r>
-              <w:rPr>
-                <w:rFonts w:ascii="Times New Roman" w:hAnsi="Times New Roman" w:eastAsia="바탕"/>
-                <w:b/>
-                <w:sz w:val="20"/>
-              </w:rPr>
-              <w:t>한 번의 촬영에서 판정까지 분기 없이 이어지는 것</w:t>
-            </w:r>
-            <w:r>
-              <w:rPr>
-                <w:rFonts w:ascii="Times New Roman" w:hAnsi="Times New Roman" w:eastAsia="바탕"/>
-                <w:sz w:val="20"/>
-              </w:rPr>
-              <w:t>을 원칙으로 한다. 앞 절에서 인용한 대로 비문해 사용자에게 깊은 계층 구조는 평균 65.5초가 걸리는 반면 평면 목록은 25초에 그친다 (Medhi et al., 2013). 따라서 판정에 이르는 경로에서 선택지를 최소화했다.</w:t>
+              <w:t>SnapCare 의 사용자 흐름은 한 번의 촬영에서 판정까지 분기 없이 이어지는 것을 원칙으로 한다. 앞 절에서 인용한 대로 비문해 사용자에게 깊은 계층 구조는 평균 65.5초가 걸리는 반면 평면 목록은 25초에 그친다 (Medhi et al., 2013). 따라서 판정에 이르는 경로에서 선택지를 최소화했다.</w:t>
             </w:r>
           </w:p>
           <w:p>
@@ -10655,24 +9229,7 @@
                 <w:color w:val="606068"/>
                 <w:sz w:val="18"/>
               </w:rPr>
-              <w:t xml:space="preserve"> 전체 사용자 흐름. 각 단계 아래에 그 단계를 그렇게 만든 근거를 함께 적었다. 흐름도가 보여 주는 것은 단계의 순서가 아니라 </w:t>
-            </w:r>
-            <w:r>
-              <w:rPr>
-                <w:rFonts w:ascii="Times New Roman" w:hAnsi="Times New Roman" w:eastAsia="바탕"/>
-                <w:b/>
-                <w:color w:val="606068"/>
-                <w:sz w:val="18"/>
-              </w:rPr>
-              <w:t>읽기를 요구하는 지점이 어디에도 없다는 것</w:t>
-            </w:r>
-            <w:r>
-              <w:rPr>
-                <w:rFonts w:ascii="Times New Roman" w:hAnsi="Times New Roman" w:eastAsia="바탕"/>
-                <w:color w:val="606068"/>
-                <w:sz w:val="18"/>
-              </w:rPr>
-              <w:t>이다.</w:t>
+              <w:t xml:space="preserve"> 전체 사용자 흐름. 각 단계 아래에 그 단계를 그렇게 만든 근거를 함께 적었다. 흐름도에서 볼 것은 읽기를 요구하는 지점이 어디에도 없다는 점이다.</w:t>
             </w:r>
           </w:p>
           <w:p>
@@ -11094,15 +9651,7 @@
                 <w:rFonts w:ascii="Times New Roman" w:hAnsi="Times New Roman" w:eastAsia="바탕"/>
                 <w:sz w:val="20"/>
               </w:rPr>
-              <w:t xml:space="preserve">표 11의 마지막 열이 이 설계의 요점이다. </w:t>
-            </w:r>
-            <w:r>
-              <w:rPr>
-                <w:rFonts w:ascii="Times New Roman" w:hAnsi="Times New Roman" w:eastAsia="바탕"/>
-                <w:b/>
-                <w:sz w:val="20"/>
-              </w:rPr>
-              <w:t>어느 단계에서도 글을 읽거나 입력할 것을 요구하지 않는다.</w:t>
+              <w:t>표 11의 마지막 열이 이 설계의 요점이다. 어느 단계에서도 글을 읽거나 입력할 것을 요구하지 않는다.</w:t>
             </w:r>
           </w:p>
           <w:p>
@@ -11141,22 +9690,7 @@
                 <w:rFonts w:ascii="Times New Roman" w:hAnsi="Times New Roman" w:eastAsia="바탕"/>
                 <w:sz w:val="20"/>
               </w:rPr>
-              <w:t xml:space="preserve">나이는 숫자로 입력하지 않는다. 아동·청소년·성인·고령의 네 구간을 </w:t>
-            </w:r>
-            <w:r>
-              <w:rPr>
-                <w:rFonts w:ascii="Times New Roman" w:hAnsi="Times New Roman" w:eastAsia="바탕"/>
-                <w:b/>
-                <w:sz w:val="20"/>
-              </w:rPr>
-              <w:t>우리 형태소</w:t>
-            </w:r>
-            <w:r>
-              <w:rPr>
-                <w:rFonts w:ascii="Times New Roman" w:hAnsi="Times New Roman" w:eastAsia="바탕"/>
-                <w:sz w:val="20"/>
-              </w:rPr>
-              <w:t>(</w:t>
+              <w:t>나이는 숫자로 입력하지 않는다. 아동·청소년·성인·고령의 네 구간을 우리 형태소(</w:t>
             </w:r>
             <w:r>
               <w:rPr>
@@ -11225,65 +9759,20 @@
                 <w:rFonts w:ascii="Times New Roman" w:hAnsi="Times New Roman" w:eastAsia="바탕"/>
                 <w:sz w:val="20"/>
               </w:rPr>
-              <w:t xml:space="preserve">처음에는 이 화면에서 </w:t>
-            </w:r>
-            <w:r>
-              <w:rPr>
-                <w:rFonts w:ascii="Times New Roman" w:hAnsi="Times New Roman" w:eastAsia="바탕"/>
-                <w:b/>
-                <w:sz w:val="20"/>
-              </w:rPr>
-              <w:t>얼굴을 먼저 고르게</w:t>
-            </w:r>
-            <w:r>
-              <w:rPr>
-                <w:rFonts w:ascii="Times New Roman" w:hAnsi="Times New Roman" w:eastAsia="바탕"/>
-                <w:sz w:val="20"/>
-              </w:rPr>
-              <w:t xml:space="preserve"> 했다. 여덟 개의 사람 그림 중 하나를 고르는 단계였는데, 시험해 보고 첫 실행에서 뺐다. 얼굴은 판정에 아무 영향이 없는 표시일 뿐인데(누구인지를 나타낼 뿐이다) 화면에서 가장 먼저 요구되었고, 그러면 처음 여는 사람이 만나는 첫 요구가 </w:t>
-            </w:r>
-            <w:r>
-              <w:rPr>
-                <w:rFonts w:ascii="Times New Roman" w:hAnsi="Times New Roman" w:eastAsia="바탕"/>
-                <w:b/>
-                <w:sz w:val="20"/>
-              </w:rPr>
-              <w:t>아무 값도 없는 선택</w:t>
-            </w:r>
-            <w:r>
-              <w:rPr>
-                <w:rFonts w:ascii="Times New Roman" w:hAnsi="Times New Roman" w:eastAsia="바탕"/>
-                <w:sz w:val="20"/>
-              </w:rPr>
-              <w:t>이 된다. 그다음의 진짜 질문. 나이와 조건. 까지 같은 무게로 읽히게 된다. 얼굴은 설정 화면으로 옮겼다.</w:t>
-            </w:r>
-          </w:p>
-          <w:p>
-            <w:pPr>
-              <w:spacing w:after="80" w:line="276" w:lineRule="auto"/>
-              <w:jc w:val="both"/>
-            </w:pPr>
-            <w:r>
-              <w:rPr>
-                <w:rFonts w:ascii="Times New Roman" w:hAnsi="Times New Roman" w:eastAsia="바탕"/>
-                <w:sz w:val="20"/>
-              </w:rPr>
-              <w:t xml:space="preserve">건너뛸 수 있으나, 건너뛴 경우 홈 화면이 </w:t>
-            </w:r>
-            <w:r>
-              <w:rPr>
-                <w:rFonts w:ascii="Times New Roman" w:hAnsi="Times New Roman" w:eastAsia="바탕"/>
-                <w:b/>
-                <w:sz w:val="20"/>
-              </w:rPr>
-              <w:t>"성인 기준으로 보고 있습니다"</w:t>
-            </w:r>
-            <w:r>
-              <w:rPr>
-                <w:rFonts w:ascii="Times New Roman" w:hAnsi="Times New Roman" w:eastAsia="바탕"/>
-                <w:sz w:val="20"/>
-              </w:rPr>
-              <w:t xml:space="preserve"> 를 계속 표시한다. 기본값이 조용히 적용되는 것을 막기 위해서다.</w:t>
+              <w:t>처음에는 이 화면에서 얼굴을 먼저 고르게 했다. 여덟 개의 사람 그림 중 하나를 고르는 단계였는데, 시험해 보고 첫 실행에서 뺐다. 얼굴은 판정에 아무 영향이 없는 표시일 뿐인데(누구인지를 나타낼 뿐이다) 화면에서 가장 먼저 요구되었고, 그러면 처음 여는 사람이 만나는 첫 요구가 아무 값도 없는 선택이 된다. 그다음의 진짜 질문. 나이와 조건. 까지 같은 무게로 읽히게 된다. 얼굴은 설정 화면으로 옮겼다.</w:t>
+            </w:r>
+          </w:p>
+          <w:p>
+            <w:pPr>
+              <w:spacing w:after="80" w:line="276" w:lineRule="auto"/>
+              <w:jc w:val="both"/>
+            </w:pPr>
+            <w:r>
+              <w:rPr>
+                <w:rFonts w:ascii="Times New Roman" w:hAnsi="Times New Roman" w:eastAsia="바탕"/>
+                <w:sz w:val="20"/>
+              </w:rPr>
+              <w:t>건너뛸 수 있으나, 건너뛴 경우 홈 화면이 "성인 기준으로 보고 있습니다" 를 계속 표시한다. 기본값이 조용히 적용되는 것을 막기 위해서다.</w:t>
             </w:r>
           </w:p>
           <w:p>
@@ -11372,22 +9861,7 @@
                 <w:rFonts w:ascii="Times New Roman" w:hAnsi="Times New Roman" w:eastAsia="바탕"/>
                 <w:sz w:val="20"/>
               </w:rPr>
-              <w:t xml:space="preserve">촬영 버튼을 누르면 카메라가 열린다. 대상이 처방전인지 영양성분표인지 음식인지를 </w:t>
-            </w:r>
-            <w:r>
-              <w:rPr>
-                <w:rFonts w:ascii="Times New Roman" w:hAnsi="Times New Roman" w:eastAsia="바탕"/>
-                <w:b/>
-                <w:sz w:val="20"/>
-              </w:rPr>
-              <w:t>사용자가 고르지 않는다.</w:t>
-            </w:r>
-            <w:r>
-              <w:rPr>
-                <w:rFonts w:ascii="Times New Roman" w:hAnsi="Times New Roman" w:eastAsia="바탕"/>
-                <w:sz w:val="20"/>
-              </w:rPr>
-              <w:t xml:space="preserve"> 촬영된 이미지에서 판별한다.</w:t>
+              <w:t>촬영 버튼을 누르면 카메라가 열린다. 대상이 처방전인지 영양성분표인지 음식인지를 사용자가 고르지 않는다. 촬영된 이미지에서 판별한다.</w:t>
             </w:r>
           </w:p>
           <w:p>
@@ -11452,22 +9926,7 @@
                 <w:rFonts w:ascii="Times New Roman" w:hAnsi="Times New Roman" w:eastAsia="바탕"/>
                 <w:sz w:val="20"/>
               </w:rPr>
-              <w:t xml:space="preserve">음성은 판정 화면에 들어가면 자동으로 한 번 재생된다. 그러나 듣는 사람은 되감을 수 없다. 그래서 화면의 </w:t>
-            </w:r>
-            <w:r>
-              <w:rPr>
-                <w:rFonts w:ascii="Times New Roman" w:hAnsi="Times New Roman" w:eastAsia="바탕"/>
-                <w:b/>
-                <w:sz w:val="20"/>
-              </w:rPr>
-              <w:t>모든 문장이 눌러서 다시 들을 수 있는 대상</w:t>
-            </w:r>
-            <w:r>
-              <w:rPr>
-                <w:rFonts w:ascii="Times New Roman" w:hAnsi="Times New Roman" w:eastAsia="바탕"/>
-                <w:sz w:val="20"/>
-              </w:rPr>
-              <w:t>이다.</w:t>
+              <w:t>음성은 판정 화면에 들어가면 자동으로 한 번 재생된다. 그러나 듣는 사람은 되감을 수 없다. 그래서 화면의 모든 문장이 눌러서 다시 들을 수 있는 대상이다.</w:t>
             </w:r>
           </w:p>
           <w:p>
@@ -11534,22 +9993,7 @@
                 <w:rFonts w:ascii="Times New Roman" w:hAnsi="Times New Roman" w:eastAsia="바탕"/>
                 <w:sz w:val="20"/>
               </w:rPr>
-              <w:t xml:space="preserve">표시를 크게 그리는 것만으로는 절반이다. </w:t>
-            </w:r>
-            <w:r>
-              <w:rPr>
-                <w:rFonts w:ascii="Times New Roman" w:hAnsi="Times New Roman" w:eastAsia="바탕"/>
-                <w:b/>
-                <w:sz w:val="20"/>
-              </w:rPr>
-              <w:t>누르는 것은 소리가 있다는 사실을 이미 아는 사람의 도구</w:t>
-            </w:r>
-            <w:r>
-              <w:rPr>
-                <w:rFonts w:ascii="Times New Roman" w:hAnsi="Times New Roman" w:eastAsia="바탕"/>
-                <w:sz w:val="20"/>
-              </w:rPr>
-              <w:t>이며, 처음 여는 사람에게 스피커 그림은 그저 그림 하나다. 그래서 세 가지를 함께 두었다.</w:t>
+              <w:t>표시를 크게 그리는 것만으로는 절반이다. 누르는 것은 소리가 있다는 사실을 이미 아는 사람의 도구이며, 처음 여는 사람에게 스피커 그림은 그저 그림 하나다. 그래서 세 가지를 함께 두었다.</w:t>
             </w:r>
           </w:p>
           <w:p>
@@ -11783,22 +10227,7 @@
                 <w:rFonts w:ascii="Times New Roman" w:hAnsi="Times New Roman" w:eastAsia="바탕"/>
                 <w:sz w:val="20"/>
               </w:rPr>
-              <w:t xml:space="preserve">도착 안내는 </w:t>
-            </w:r>
-            <w:r>
-              <w:rPr>
-                <w:rFonts w:ascii="Times New Roman" w:hAnsi="Times New Roman" w:eastAsia="바탕"/>
-                <w:b/>
-                <w:sz w:val="20"/>
-              </w:rPr>
-              <w:t>화면당 한 줄만</w:t>
-            </w:r>
-            <w:r>
-              <w:rPr>
-                <w:rFonts w:ascii="Times New Roman" w:hAnsi="Times New Roman" w:eastAsia="바탕"/>
-                <w:sz w:val="20"/>
-              </w:rPr>
-              <w:t xml:space="preserve"> 읽는다. 전부 읽으면 화면을 옮길 때마다 문단이 흘러나오고, 그러면 사용자가 음성을 꺼 버린다. 그것이 이 앱에서 가장 나쁜 결과다. 끄고 나면 아무것도 들리지 않는다.</w:t>
+              <w:t>도착 안내는 화면당 한 줄만 읽는다. 전부 읽으면 화면을 옮길 때마다 문단이 흘러나오고, 그러면 사용자가 음성을 꺼 버린다. 그것이 이 앱에서 가장 나쁜 결과다. 끄고 나면 아무것도 들리지 않는다.</w:t>
             </w:r>
           </w:p>
           <w:p>
@@ -11837,123 +10266,33 @@
                 <w:rFonts w:ascii="Times New Roman" w:hAnsi="Times New Roman" w:eastAsia="바탕"/>
                 <w:sz w:val="20"/>
               </w:rPr>
-              <w:t xml:space="preserve">가장 늦게 발견한 것은 </w:t>
-            </w:r>
-            <w:r>
-              <w:rPr>
-                <w:rFonts w:ascii="Times New Roman" w:hAnsi="Times New Roman" w:eastAsia="바탕"/>
-                <w:b/>
-                <w:sz w:val="20"/>
-              </w:rPr>
-              <w:t>픽토그램만 말을 하지 않는다</w:t>
-            </w:r>
-            <w:r>
-              <w:rPr>
-                <w:rFonts w:ascii="Times New Roman" w:hAnsi="Times New Roman" w:eastAsia="바탕"/>
-                <w:sz w:val="20"/>
-              </w:rPr>
-              <w:t>는 것이었다. 판정도 제품명도 영양 수치도 눌러서 들을 수 있는데, 정작 본 연구의 핵심 기여인 그림이 조용했다.</w:t>
-            </w:r>
-          </w:p>
-          <w:p>
-            <w:pPr>
-              <w:spacing w:after="80" w:line="276" w:lineRule="auto"/>
-              <w:jc w:val="both"/>
-            </w:pPr>
-            <w:r>
-              <w:rPr>
-                <w:rFonts w:ascii="Times New Roman" w:hAnsi="Times New Roman" w:eastAsia="바탕"/>
-                <w:sz w:val="20"/>
-              </w:rPr>
-              <w:t xml:space="preserve">§1.8 에서 인용한 van Beusekom 등 (2017) 의 관찰이 이 자리에 그대로 걸린다. 열 종 가운데 셋에서 </w:t>
-            </w:r>
-            <w:r>
-              <w:rPr>
-                <w:rFonts w:ascii="Times New Roman" w:hAnsi="Times New Roman" w:eastAsia="바탕"/>
-                <w:b/>
-                <w:sz w:val="20"/>
-              </w:rPr>
-              <w:t>거짓 확신</w:t>
-            </w:r>
-            <w:r>
-              <w:rPr>
-                <w:rFonts w:ascii="Times New Roman" w:hAnsi="Times New Roman" w:eastAsia="바탕"/>
-                <w:sz w:val="20"/>
-              </w:rPr>
-              <w:t xml:space="preserve">(알아보지 못하면서 안다고 믿는 것)이 나타났고, 그것은 그림이 없는 것보다 나쁜 실패다. 알아보지 못한 사람은 물어보기라도 하지만, 잘못 알아본 사람은 그대로 행동한다. 같은 논문이 내놓은 처방은 </w:t>
-            </w:r>
-            <w:r>
-              <w:rPr>
-                <w:rFonts w:ascii="Times New Roman" w:hAnsi="Times New Roman" w:eastAsia="바탕"/>
-                <w:b/>
-                <w:sz w:val="20"/>
-              </w:rPr>
-              <w:t>약사가 그림의 뜻을 함께 짚어 주면 이해도가 올라간다</w:t>
-            </w:r>
-            <w:r>
-              <w:rPr>
-                <w:rFonts w:ascii="Times New Roman" w:hAnsi="Times New Roman" w:eastAsia="바탕"/>
-                <w:sz w:val="20"/>
-              </w:rPr>
-              <w:t xml:space="preserve">는 것이었다. 그림은 말을 대체할 때가 아니라 말을 </w:t>
-            </w:r>
-            <w:r>
-              <w:rPr>
-                <w:rFonts w:ascii="Times New Roman" w:hAnsi="Times New Roman" w:eastAsia="바탕"/>
-                <w:b/>
-                <w:sz w:val="20"/>
-              </w:rPr>
-              <w:t>받칠 때</w:t>
-            </w:r>
-            <w:r>
-              <w:rPr>
-                <w:rFonts w:ascii="Times New Roman" w:hAnsi="Times New Roman" w:eastAsia="바탕"/>
-                <w:sz w:val="20"/>
-              </w:rPr>
-              <w:t xml:space="preserve"> 가장 잘 듣는다.</w:t>
-            </w:r>
-          </w:p>
-          <w:p>
-            <w:pPr>
-              <w:spacing w:after="80" w:line="276" w:lineRule="auto"/>
-              <w:jc w:val="both"/>
-            </w:pPr>
-            <w:r>
-              <w:rPr>
-                <w:rFonts w:ascii="Times New Roman" w:hAnsi="Times New Roman" w:eastAsia="바탕"/>
-                <w:sz w:val="20"/>
-              </w:rPr>
-              <w:t xml:space="preserve">우리 사용자 곁에는 약사가 없다. 그래서 앱이 그 자리를 대신한다. 그림을 누르면 그 그림이 무엇을 뜻하는지 말한다. 말하는 것은 그림의 </w:t>
-            </w:r>
-            <w:r>
-              <w:rPr>
-                <w:rFonts w:ascii="Times New Roman" w:hAnsi="Times New Roman" w:eastAsia="바탕"/>
-                <w:b/>
-                <w:sz w:val="20"/>
-              </w:rPr>
-              <w:t>생김새</w:t>
-            </w:r>
-            <w:r>
-              <w:rPr>
-                <w:rFonts w:ascii="Times New Roman" w:hAnsi="Times New Roman" w:eastAsia="바탕"/>
-                <w:sz w:val="20"/>
-              </w:rPr>
-              <w:t xml:space="preserve">가 아니라 </w:t>
-            </w:r>
-            <w:r>
-              <w:rPr>
-                <w:rFonts w:ascii="Times New Roman" w:hAnsi="Times New Roman" w:eastAsia="바탕"/>
-                <w:b/>
-                <w:sz w:val="20"/>
-              </w:rPr>
-              <w:t>지시</w:t>
-            </w:r>
-            <w:r>
-              <w:rPr>
-                <w:rFonts w:ascii="Times New Roman" w:hAnsi="Times New Roman" w:eastAsia="바탕"/>
-                <w:sz w:val="20"/>
-              </w:rPr>
-              <w:t>다.</w:t>
+              <w:t>가장 늦게 발견한 것은 픽토그램만 말을 하지 않는다는 것이었다. 판정도 제품명도 영양 수치도 눌러서 들을 수 있는데, 정작 본 연구의 핵심 기여인 그림이 조용했다.</w:t>
+            </w:r>
+          </w:p>
+          <w:p>
+            <w:pPr>
+              <w:spacing w:after="80" w:line="276" w:lineRule="auto"/>
+              <w:jc w:val="both"/>
+            </w:pPr>
+            <w:r>
+              <w:rPr>
+                <w:rFonts w:ascii="Times New Roman" w:hAnsi="Times New Roman" w:eastAsia="바탕"/>
+                <w:sz w:val="20"/>
+              </w:rPr>
+              <w:t>§1.8 에서 인용한 van Beusekom 등 (2017) 의 관찰이 이 자리에 그대로 걸린다. 열 종 가운데 셋에서 거짓 확신(알아보지 못하면서 안다고 믿는 것)이 나타났고, 그것은 그림이 없는 것보다 나쁜 실패다. 알아보지 못한 사람은 물어보기라도 하지만, 잘못 알아본 사람은 그대로 행동한다. 같은 논문이 내놓은 처방은 약사가 그림의 뜻을 함께 짚어 주면 이해도가 올라간다는 것이었다. 그림은 말을 대체할 때보다 말과 함께 쓰일 때 더 잘 듣는다.</w:t>
+            </w:r>
+          </w:p>
+          <w:p>
+            <w:pPr>
+              <w:spacing w:after="80" w:line="276" w:lineRule="auto"/>
+              <w:jc w:val="both"/>
+            </w:pPr>
+            <w:r>
+              <w:rPr>
+                <w:rFonts w:ascii="Times New Roman" w:hAnsi="Times New Roman" w:eastAsia="바탕"/>
+                <w:sz w:val="20"/>
+              </w:rPr>
+              <w:t>우리 사용자 곁에는 약사가 없다. 그래서 앱이 그 자리를 대신한다. 그림을 누르면 그 그림이 무엇을 뜻하는지 말한다. 읽어 주는 것은 그림의 생김새가 아니라 그것이 지시하는 행동이다.</w:t>
             </w:r>
           </w:p>
           <w:p>
@@ -12024,30 +10363,7 @@
                 <w:rFonts w:ascii="Times New Roman" w:hAnsi="Times New Roman" w:eastAsia="바탕"/>
                 <w:sz w:val="20"/>
               </w:rPr>
-              <w:t xml:space="preserve">대상 지역에서 스마트폰은 개인의 물건이 아니라 </w:t>
-            </w:r>
-            <w:r>
-              <w:rPr>
-                <w:rFonts w:ascii="Times New Roman" w:hAnsi="Times New Roman" w:eastAsia="바탕"/>
-                <w:b/>
-                <w:sz w:val="20"/>
-              </w:rPr>
-              <w:t>집에 한 대 있는 물건</w:t>
-            </w:r>
-            <w:r>
-              <w:rPr>
-                <w:rFonts w:ascii="Times New Roman" w:hAnsi="Times New Roman" w:eastAsia="바탕"/>
-                <w:sz w:val="20"/>
-              </w:rPr>
-              <w:t xml:space="preserve">이다 (§1.6). 그런데 앱이 한 사람만 다루면 할머니와 손주가 같은 폰을 쓸 때 손주가 스캔한 것이 할머니의 하루 누적에 더해지고, 할머니가 쓰는 혈액희석제가 손주의 판정에 걸린다. 기록이 섞이는 데 그치지 않고 </w:t>
-            </w:r>
-            <w:r>
-              <w:rPr>
-                <w:rFonts w:ascii="Times New Roman" w:hAnsi="Times New Roman" w:eastAsia="바탕"/>
-                <w:b/>
-                <w:sz w:val="20"/>
-              </w:rPr>
-              <w:t>판정이 틀린다.</w:t>
+              <w:t>대상 지역에서 스마트폰은 개인의 물건이 아니라 집에 한 대 있는 물건이다 (§1.6). 그런데 앱이 한 사람만 다루면 할머니와 손주가 같은 폰을 쓸 때 손주가 스캔한 것이 할머니의 하루 누적에 더해지고, 할머니가 쓰는 혈액희석제가 손주의 판정에 걸린다. 기록이 섞이는 데 그치지 않고 판정이 틀린다.</w:t>
             </w:r>
           </w:p>
           <w:p>
@@ -12073,22 +10389,7 @@
                 <w:rFonts w:ascii="Times New Roman" w:hAnsi="Times New Roman" w:eastAsia="바탕"/>
                 <w:sz w:val="20"/>
               </w:rPr>
-              <w:t xml:space="preserve">혼자 쓰는 사람에게는 이 화면이 </w:t>
-            </w:r>
-            <w:r>
-              <w:rPr>
-                <w:rFonts w:ascii="Times New Roman" w:hAnsi="Times New Roman" w:eastAsia="바탕"/>
-                <w:b/>
-                <w:sz w:val="20"/>
-              </w:rPr>
-              <w:t>보이지 않는다.</w:t>
-            </w:r>
-            <w:r>
-              <w:rPr>
-                <w:rFonts w:ascii="Times New Roman" w:hAnsi="Times New Roman" w:eastAsia="바탕"/>
-                <w:sz w:val="20"/>
-              </w:rPr>
-              <w:t xml:space="preserve"> 사람이 한 명일 때 고르라고 하는 것은 없는 선택을 시키는 것이다.</w:t>
+              <w:t>혼자 쓰는 사람에게는 이 화면이 보이지 않는다. 사람이 한 명일 때 고르라고 하는 것은 없는 선택을 시키는 것이다.</w:t>
             </w:r>
           </w:p>
           <w:p>
@@ -12140,50 +10441,20 @@
                 <w:rFonts w:ascii="Times New Roman" w:hAnsi="Times New Roman" w:eastAsia="바탕"/>
                 <w:sz w:val="20"/>
               </w:rPr>
-              <w:t xml:space="preserve">한 가지 덧붙일 것이 있다. 이 비율은 인종에 따라 다르며 중국·일본계 남성에서는 4~6.5%, 사하라이남 아프리카에서는 더 낮게 보고된다. 즉 이 위험은 지역에 따라 다르며, 사용자가 어디에 있느냐에 따라 북유럽보다 작을 수 있다. 그럼에도 색 하나에 판정을 맡기지 않는 이유는 유병률이 아니라 </w:t>
-            </w:r>
-            <w:r>
-              <w:rPr>
-                <w:rFonts w:ascii="Times New Roman" w:hAnsi="Times New Roman" w:eastAsia="바탕"/>
-                <w:b/>
-                <w:sz w:val="20"/>
-              </w:rPr>
-              <w:t>대가의 비대칭</w:t>
-            </w:r>
-            <w:r>
-              <w:rPr>
-                <w:rFonts w:ascii="Times New Roman" w:hAnsi="Times New Roman" w:eastAsia="바탕"/>
-                <w:sz w:val="20"/>
-              </w:rPr>
-              <w:t xml:space="preserve"> 때문이다. 색을 못 보는 사람에게 색만 주면 판정이 통째로 전달되지 않는 반면, 기호와 문장을 함께 두는 비용은 화면 한 줄이다.</w:t>
-            </w:r>
-          </w:p>
-          <w:p>
-            <w:pPr>
-              <w:spacing w:after="80" w:line="276" w:lineRule="auto"/>
-              <w:jc w:val="both"/>
-            </w:pPr>
-            <w:r>
-              <w:rPr>
-                <w:rFonts w:ascii="Times New Roman" w:hAnsi="Times New Roman" w:eastAsia="바탕"/>
-                <w:sz w:val="20"/>
-              </w:rPr>
-              <w:t xml:space="preserve">WCAG 1.4.1 은 색만으로 뜻을 전달하지 말 것을 요구하며, 색상 대비만으로는 충분하지 않다는 것이 반복해서 지적되어 왔다. 명도 대비가 높아도 적록색약에게는 색상이 구별되지 않을 수 있기 때문이다 (W3C WCAG 2.x). 따라서 SnapCare 는 색과 함께 </w:t>
-            </w:r>
-            <w:r>
-              <w:rPr>
-                <w:rFonts w:ascii="Times New Roman" w:hAnsi="Times New Roman" w:eastAsia="바탕"/>
-                <w:b/>
-                <w:sz w:val="20"/>
-              </w:rPr>
-              <w:t>기호</w:t>
-            </w:r>
-            <w:r>
-              <w:rPr>
-                <w:rFonts w:ascii="Times New Roman" w:hAnsi="Times New Roman" w:eastAsia="바탕"/>
-                <w:sz w:val="20"/>
-              </w:rPr>
-              <w:t>를 표시한다.</w:t>
+              <w:t>한 가지 덧붙일 것이 있다. 이 비율은 인종에 따라 다르며 중국·일본계 남성에서는 4~6.5%, 사하라이남 아프리카에서는 더 낮게 보고된다. 즉 이 위험은 지역에 따라 다르며, 사용자가 어디에 있느냐에 따라 북유럽보다 작을 수 있다. 그럼에도 색 하나에 판정을 맡기지 않는 이유는 유병률이 아니라 대가의 비대칭 때문이다. 색을 못 보는 사람에게 색만 주면 판정이 통째로 전달되지 않는 반면, 기호와 문장을 함께 두는 비용은 화면 한 줄이다.</w:t>
+            </w:r>
+          </w:p>
+          <w:p>
+            <w:pPr>
+              <w:spacing w:after="80" w:line="276" w:lineRule="auto"/>
+              <w:jc w:val="both"/>
+            </w:pPr>
+            <w:r>
+              <w:rPr>
+                <w:rFonts w:ascii="Times New Roman" w:hAnsi="Times New Roman" w:eastAsia="바탕"/>
+                <w:sz w:val="20"/>
+              </w:rPr>
+              <w:t>WCAG 1.4.1 은 색만으로 뜻을 전달하지 말 것을 요구하며, 색상 대비만으로는 충분하지 않다는 것이 반복해서 지적되어 왔다. 명도 대비가 높아도 적록색약에게는 색상이 구별되지 않을 수 있기 때문이다 (W3C WCAG 2.x). 따라서 SnapCare 는 색과 함께 기호를 표시한다.</w:t>
             </w:r>
           </w:p>
         </w:tc>
@@ -12854,43 +11125,20 @@
                 <w:rFonts w:ascii="Times New Roman" w:hAnsi="Times New Roman" w:eastAsia="바탕"/>
                 <w:sz w:val="20"/>
               </w:rPr>
-              <w:t xml:space="preserve">에 해당하며, 한 끼를 700 kcal 로 보면 3분의 1을 넘는다. 사진 한 장으로 "이것을 먹어도 되는가" 를 판정하기에는 충분하지 않은 정확도다. 그럼에도 이 경로를 남겨 둔 것은 대상 지역의 현지 음식이 어느 제품 데이터베이스에도 없기 때문이며, 그래서 이 경로의 값은 </w:t>
-            </w:r>
-            <w:r>
-              <w:rPr>
-                <w:rFonts w:ascii="Times New Roman" w:hAnsi="Times New Roman" w:eastAsia="바탕"/>
-                <w:b/>
-                <w:sz w:val="20"/>
-              </w:rPr>
-              <w:t>다른 두 경로와 똑같은 물리 검사를 통과한 뒤에만</w:t>
-            </w:r>
-            <w:r>
-              <w:rPr>
-                <w:rFonts w:ascii="Times New Roman" w:hAnsi="Times New Roman" w:eastAsia="바탕"/>
-                <w:sz w:val="20"/>
-              </w:rPr>
-              <w:t xml:space="preserve"> 화면에 나간다.</w:t>
-            </w:r>
-          </w:p>
-          <w:p>
-            <w:pPr>
-              <w:spacing w:after="80" w:line="276" w:lineRule="auto"/>
-              <w:jc w:val="both"/>
-            </w:pPr>
-            <w:r>
-              <w:rPr>
-                <w:rFonts w:ascii="Times New Roman" w:hAnsi="Times New Roman" w:eastAsia="바탕"/>
-                <w:sz w:val="20"/>
-              </w:rPr>
-              <w:t xml:space="preserve">따라서 SnapCare 는 </w:t>
-            </w:r>
-            <w:r>
-              <w:rPr>
-                <w:rFonts w:ascii="Times New Roman" w:hAnsi="Times New Roman" w:eastAsia="바탕"/>
-                <w:b/>
-                <w:sz w:val="20"/>
-              </w:rPr>
-              <w:t>어느 경로로 들어왔는지와 무관하게 같은 검사를 적용한다.</w:t>
+              <w:t>에 해당하며, 한 끼를 700 kcal 로 보면 3분의 1을 넘는다. 사진 한 장으로 "이것을 먹어도 되는가" 를 판정하기에는 충분하지 않은 정확도다. 그럼에도 이 경로를 남겨 둔 것은 대상 지역의 현지 음식이 어느 제품 데이터베이스에도 없기 때문이며, 그래서 이 경로의 값은 다른 두 경로와 똑같은 물리 검사를 통과한 뒤에만 화면에 나간다.</w:t>
+            </w:r>
+          </w:p>
+          <w:p>
+            <w:pPr>
+              <w:spacing w:after="80" w:line="276" w:lineRule="auto"/>
+              <w:jc w:val="both"/>
+            </w:pPr>
+            <w:r>
+              <w:rPr>
+                <w:rFonts w:ascii="Times New Roman" w:hAnsi="Times New Roman" w:eastAsia="바탕"/>
+                <w:sz w:val="20"/>
+              </w:rPr>
+              <w:t>따라서 SnapCare 는 어느 경로로 들어왔는지와 무관하게 같은 검사를 적용한다.</w:t>
             </w:r>
           </w:p>
           <w:p>
@@ -13095,15 +11343,7 @@
                 <w:rFonts w:ascii="Times New Roman" w:hAnsi="Times New Roman" w:eastAsia="바탕"/>
                 <w:sz w:val="20"/>
               </w:rPr>
-              <w:t xml:space="preserve">Atwater 항등식이 특히 유용하다. 이것은 어떤 출처에서 온 값이든 성립해야 하는 관계이므로, </w:t>
-            </w:r>
-            <w:r>
-              <w:rPr>
-                <w:rFonts w:ascii="Times New Roman" w:hAnsi="Times New Roman" w:eastAsia="바탕"/>
-                <w:b/>
-                <w:sz w:val="20"/>
-              </w:rPr>
-              <w:t>출처를 신뢰할 필요 없이 값 자체의 일관성을 검사할 수 있다.</w:t>
+              <w:t>Atwater 항등식이 특히 유용하다. 이것은 어떤 출처에서 온 값이든 성립해야 하는 관계이므로, 출처를 신뢰할 필요 없이 값 자체의 일관성을 검사할 수 있다.</w:t>
             </w:r>
           </w:p>
           <w:p>
@@ -13542,50 +11782,20 @@
                 <w:rFonts w:ascii="Times New Roman" w:hAnsi="Times New Roman" w:eastAsia="바탕"/>
                 <w:sz w:val="20"/>
               </w:rPr>
-              <w:t xml:space="preserve">앞의 둘은 플랫폼이 정한 것이라 우회할 수 없고, 셋째는 저인프라 지역을 대상으로 하는 이상 받아들일 수 없으며, 넷째는 우리가 스스로 배제했다. 표 15의 마지막 행이 나머지와 성격이 다르다는 점을 밝혀 둔다. 기술이 막은 것이 아니라 </w:t>
-            </w:r>
-            <w:r>
-              <w:rPr>
-                <w:rFonts w:ascii="Times New Roman" w:hAnsi="Times New Roman" w:eastAsia="바탕"/>
-                <w:b/>
-                <w:sz w:val="20"/>
-              </w:rPr>
-              <w:t>제품의 주장을 지키기 위해 선택지를 좁힌 것</w:t>
-            </w:r>
-            <w:r>
-              <w:rPr>
-                <w:rFonts w:ascii="Times New Roman" w:hAnsi="Times New Roman" w:eastAsia="바탕"/>
-                <w:sz w:val="20"/>
-              </w:rPr>
-              <w:t>이다.</w:t>
-            </w:r>
-          </w:p>
-          <w:p>
-            <w:pPr>
-              <w:spacing w:after="80" w:line="276" w:lineRule="auto"/>
-              <w:jc w:val="both"/>
-            </w:pPr>
-            <w:r>
-              <w:rPr>
-                <w:rFonts w:ascii="Times New Roman" w:hAnsi="Times New Roman" w:eastAsia="바탕"/>
-                <w:sz w:val="20"/>
-              </w:rPr>
-              <w:t xml:space="preserve">남은 경로는 </w:t>
-            </w:r>
-            <w:r>
-              <w:rPr>
-                <w:rFonts w:ascii="Times New Roman" w:hAnsi="Times New Roman" w:eastAsia="바탕"/>
-                <w:b/>
-                <w:sz w:val="20"/>
-              </w:rPr>
-              <w:t>최상위 내비게이션</w:t>
-            </w:r>
-            <w:r>
-              <w:rPr>
-                <w:rFonts w:ascii="Times New Roman" w:hAnsi="Times New Roman" w:eastAsia="바탕"/>
-                <w:sz w:val="20"/>
-              </w:rPr>
-              <w:t xml:space="preserve">이다. HTTPS 페이지가 HTTP 기기를 </w:t>
+              <w:t>앞의 둘은 플랫폼이 정한 것이라 우회할 수 없고, 셋째는 저인프라 지역을 대상으로 하는 이상 받아들일 수 없으며, 넷째는 우리가 스스로 배제했다. 표 15의 마지막 행이 나머지와 성격이 다르다는 점을 밝혀 둔다. 기술이 막은 것이 아니라 제품의 주장을 지키기 위해 선택지를 좁힌 것이다.</w:t>
+            </w:r>
+          </w:p>
+          <w:p>
+            <w:pPr>
+              <w:spacing w:after="80" w:line="276" w:lineRule="auto"/>
+              <w:jc w:val="both"/>
+            </w:pPr>
+            <w:r>
+              <w:rPr>
+                <w:rFonts w:ascii="Times New Roman" w:hAnsi="Times New Roman" w:eastAsia="바탕"/>
+                <w:sz w:val="20"/>
+              </w:rPr>
+              <w:t xml:space="preserve">남은 경로는 최상위 내비게이션이다. HTTPS 페이지가 HTTP 기기를 </w:t>
             </w:r>
             <w:r>
               <w:rPr>
@@ -13599,22 +11809,7 @@
                 <w:rFonts w:ascii="Times New Roman" w:hAnsi="Times New Roman" w:eastAsia="바탕"/>
                 <w:sz w:val="20"/>
               </w:rPr>
-              <w:t xml:space="preserve"> 할 수는 없지만, 그 주소로 </w:t>
-            </w:r>
-            <w:r>
-              <w:rPr>
-                <w:rFonts w:ascii="Times New Roman" w:hAnsi="Times New Roman" w:eastAsia="바탕"/>
-                <w:b/>
-                <w:sz w:val="20"/>
-              </w:rPr>
-              <w:t>이동하는 것은 차단되지 않는다.</w:t>
-            </w:r>
-            <w:r>
-              <w:rPr>
-                <w:rFonts w:ascii="Times New Roman" w:hAnsi="Times New Roman" w:eastAsia="바탕"/>
-                <w:sz w:val="20"/>
-              </w:rPr>
-              <w:t xml:space="preserve"> 따라서 앱은 기기의 저장 주소로 가는 링크를 만들고, 사용자가 한 번 누르면 기기가 일정을 저장한 뒤 확인 페이지를 보여준다. 브로커도 클라우드도 필요하지 않으며 가정 내에서 완결된다.</w:t>
+              <w:t xml:space="preserve"> 할 수는 없지만, 그 주소로 이동하는 것은 차단되지 않는다. 따라서 앱은 기기의 저장 주소로 가는 링크를 만들고, 사용자가 한 번 누르면 기기가 일정을 저장한 뒤 확인 페이지를 보여준다. 브로커도 클라우드도 필요하지 않으며 가정 내에서 완결된다.</w:t>
             </w:r>
           </w:p>
           <w:p>
@@ -13640,121 +11835,46 @@
                 <w:rFonts w:ascii="Times New Roman" w:hAnsi="Times New Roman" w:eastAsia="바탕"/>
                 <w:sz w:val="20"/>
               </w:rPr>
-              <w:t xml:space="preserve">표 15 의 셋째 행. 클라우드 브로커. 을 배제한 이유는 "양쪽 모두에 인터넷을 요구한다" 였다. 그것은 </w:t>
-            </w:r>
-            <w:r>
-              <w:rPr>
-                <w:rFonts w:ascii="Times New Roman" w:hAnsi="Times New Roman" w:eastAsia="바탕"/>
-                <w:b/>
-                <w:sz w:val="20"/>
-              </w:rPr>
-              <w:t>그 경로 하나에만 의존할 때</w:t>
-            </w:r>
-            <w:r>
-              <w:rPr>
-                <w:rFonts w:ascii="Times New Roman" w:hAnsi="Times New Roman" w:eastAsia="바탕"/>
-                <w:sz w:val="20"/>
-              </w:rPr>
-              <w:t xml:space="preserve"> 참인 문장이다. 위의 LAN 경로가 이미 완결되어 있으므로, 그 위에 인터넷 경로를 하나 더 얹는 것은 요구 조건을 늘리지 않는다.</w:t>
-            </w:r>
-          </w:p>
-          <w:p>
-            <w:pPr>
-              <w:spacing w:after="80" w:line="276" w:lineRule="auto"/>
-              <w:jc w:val="both"/>
-            </w:pPr>
-            <w:r>
-              <w:rPr>
-                <w:rFonts w:ascii="Times New Roman" w:hAnsi="Times New Roman" w:eastAsia="바탕"/>
-                <w:sz w:val="20"/>
-              </w:rPr>
-              <w:t xml:space="preserve">그렇게 판단한 이유는 LAN 경로가 풀지 못하는 문제가 남아 있었기 때문이다. </w:t>
-            </w:r>
-            <w:r>
-              <w:rPr>
-                <w:rFonts w:ascii="Times New Roman" w:hAnsi="Times New Roman" w:eastAsia="바탕"/>
-                <w:b/>
-                <w:sz w:val="20"/>
-              </w:rPr>
-              <w:t>처방을 관리하는 사람은 대개 그 집에 없다.</w:t>
-            </w:r>
-            <w:r>
-              <w:rPr>
-                <w:rFonts w:ascii="Times New Roman" w:hAnsi="Times New Roman" w:eastAsia="바탕"/>
-                <w:sz w:val="20"/>
-              </w:rPr>
-              <w:t xml:space="preserve"> 보호자는 직장에 있고 복용 시각은 화요일 오후에 바뀐다. 그리고 §4.3 앞부분에서 배제한 두 제약이 LAN 경로에 그대로 남아 있다. 혼합 콘텐츠 때문에 앱은 기기의 API 를 부를 수 없고, 그래서 링크가 실어 나를 수 있는 것은 예전 호환 URL 이 받는 항목뿐이다. 거기에는 </w:t>
-            </w:r>
-            <w:r>
-              <w:rPr>
-                <w:rFonts w:ascii="Times New Roman" w:hAnsi="Times New Roman" w:eastAsia="바탕"/>
-                <w:b/>
-                <w:sz w:val="20"/>
-              </w:rPr>
-              <w:t>요일 칸도 복용 기간 칸도 없다.</w:t>
-            </w:r>
-            <w:r>
-              <w:rPr>
-                <w:rFonts w:ascii="Times New Roman" w:hAnsi="Times New Roman" w:eastAsia="바탕"/>
-                <w:sz w:val="20"/>
-              </w:rPr>
-              <w:t xml:space="preserve"> 월·수·금 처방이 이레 내내 나가고, 30일 처방이 통이 빌 때까지 나간다.</w:t>
-            </w:r>
-          </w:p>
-          <w:p>
-            <w:pPr>
-              <w:spacing w:after="80" w:line="276" w:lineRule="auto"/>
-              <w:jc w:val="both"/>
-            </w:pPr>
-            <w:r>
-              <w:rPr>
-                <w:rFonts w:ascii="Times New Roman" w:hAnsi="Times New Roman" w:eastAsia="바탕"/>
-                <w:sz w:val="20"/>
-              </w:rPr>
-              <w:t xml:space="preserve">따라서 디스펜서가 릴레이로 </w:t>
-            </w:r>
-            <w:r>
-              <w:rPr>
-                <w:rFonts w:ascii="Times New Roman" w:hAnsi="Times New Roman" w:eastAsia="바탕"/>
-                <w:b/>
-                <w:sz w:val="20"/>
-              </w:rPr>
-              <w:t>나가는</w:t>
-            </w:r>
-            <w:r>
-              <w:rPr>
-                <w:rFonts w:ascii="Times New Roman" w:hAnsi="Times New Roman" w:eastAsia="바탕"/>
-                <w:sz w:val="20"/>
-              </w:rPr>
-              <w:t xml:space="preserve"> 연결 하나를 붙잡고 있게 했다. 방향이 바깥인 것은 가정용 공유기가 디스펜서로 포트를 열어 주지 않기 때문이고, 열어 달라고 부탁할 일도 아니기 때문이다. 릴레이가 HTTPS 이므로 혼합 콘텐츠 문제가 사라지고, 그래서 요일과 기간이 실린다.</w:t>
-            </w:r>
-          </w:p>
-          <w:p>
-            <w:pPr>
-              <w:spacing w:after="80" w:line="276" w:lineRule="auto"/>
-              <w:jc w:val="both"/>
-            </w:pPr>
-            <w:r>
-              <w:rPr>
-                <w:rFonts w:ascii="Times New Roman" w:hAnsi="Times New Roman" w:eastAsia="바탕"/>
-                <w:sz w:val="20"/>
-              </w:rPr>
-              <w:t xml:space="preserve">릴레이는 </w:t>
-            </w:r>
-            <w:r>
-              <w:rPr>
-                <w:rFonts w:ascii="Times New Roman" w:hAnsi="Times New Roman" w:eastAsia="바탕"/>
-                <w:b/>
-                <w:sz w:val="20"/>
-              </w:rPr>
-              <w:t>자기가 나르는 것을 읽지 못한다.</w:t>
-            </w:r>
-            <w:r>
-              <w:rPr>
-                <w:rFonts w:ascii="Times New Roman" w:hAnsi="Times New Roman" w:eastAsia="바탕"/>
-                <w:sz w:val="20"/>
-              </w:rPr>
-              <w:t xml:space="preserve"> 오가는 것은 전부 AES-256-GCM 이고, 여는 열쇠는 기기에 인쇄된 열 글자에서 양쪽이 각자 유도한다. 어느 쪽도 그 열쇠를 보내지 않는다. 릴레이에게는 같은 유도의 다른 가지를 준다. 사서함을 구분하기에는 충분하고 여는 데는 쓸모없는 값이다.</w:t>
+              <w:t>표 15 의 셋째 행. 클라우드 브로커. 을 배제한 이유는 "양쪽 모두에 인터넷을 요구한다" 였다. 그것은 그 경로 하나에만 의존할 때 참인 문장이다. 위의 LAN 경로가 이미 완결되어 있으므로, 그 위에 인터넷 경로를 하나 더 얹는 것은 요구 조건을 늘리지 않는다.</w:t>
+            </w:r>
+          </w:p>
+          <w:p>
+            <w:pPr>
+              <w:spacing w:after="80" w:line="276" w:lineRule="auto"/>
+              <w:jc w:val="both"/>
+            </w:pPr>
+            <w:r>
+              <w:rPr>
+                <w:rFonts w:ascii="Times New Roman" w:hAnsi="Times New Roman" w:eastAsia="바탕"/>
+                <w:sz w:val="20"/>
+              </w:rPr>
+              <w:t>그렇게 판단한 이유는 LAN 경로가 풀지 못하는 문제가 남아 있었기 때문이다. 처방을 관리하는 사람은 대개 그 집에 없다. 보호자는 직장에 있고 복용 시각은 화요일 오후에 바뀐다. 그리고 §4.3 앞부분에서 배제한 두 제약이 LAN 경로에 그대로 남아 있다. 혼합 콘텐츠 때문에 앱은 기기의 API 를 부를 수 없고, 그래서 링크가 실어 나를 수 있는 것은 예전 호환 URL 이 받는 항목뿐이다. 거기에는 요일 칸도 복용 기간 칸도 없다. 월·수·금 처방이 이레 내내 나가고, 30일 처방이 통이 빌 때까지 나간다.</w:t>
+            </w:r>
+          </w:p>
+          <w:p>
+            <w:pPr>
+              <w:spacing w:after="80" w:line="276" w:lineRule="auto"/>
+              <w:jc w:val="both"/>
+            </w:pPr>
+            <w:r>
+              <w:rPr>
+                <w:rFonts w:ascii="Times New Roman" w:hAnsi="Times New Roman" w:eastAsia="바탕"/>
+                <w:sz w:val="20"/>
+              </w:rPr>
+              <w:t>따라서 디스펜서가 릴레이로 나가는 연결 하나를 붙잡고 있게 했다. 방향이 바깥인 것은 가정용 공유기가 디스펜서로 포트를 열어 주지 않기 때문이고, 열어 달라고 부탁할 일도 아니기 때문이다. 릴레이가 HTTPS 이므로 혼합 콘텐츠 문제가 사라지고, 그래서 요일과 기간이 실린다.</w:t>
+            </w:r>
+          </w:p>
+          <w:p>
+            <w:pPr>
+              <w:spacing w:after="80" w:line="276" w:lineRule="auto"/>
+              <w:jc w:val="both"/>
+            </w:pPr>
+            <w:r>
+              <w:rPr>
+                <w:rFonts w:ascii="Times New Roman" w:hAnsi="Times New Roman" w:eastAsia="바탕"/>
+                <w:sz w:val="20"/>
+              </w:rPr>
+              <w:t>릴레이는 자기가 나르는 것을 읽지 못한다. 오가는 것은 전부 AES-256-GCM 이고, 여는 열쇠는 기기에 인쇄된 열 글자에서 양쪽이 각자 유도한다. 어느 쪽도 그 열쇠를 보내지 않는다. 릴레이에게는 같은 유도의 다른 가지를 준다. 사서함을 구분하기에는 충분하고 여는 데는 쓸모없는 값이다.</w:t>
             </w:r>
           </w:p>
           <w:p>
@@ -13781,25 +11901,9 @@
             <w:r>
               <w:rPr>
                 <w:rFonts w:ascii="Times New Roman" w:hAnsi="Times New Roman" w:eastAsia="바탕"/>
-                <w:b/>
-                <w:sz w:val="20"/>
-              </w:rPr>
-              <w:t>이것은 의존이 아니라 통로 하나가 늘어난 것이다.</w:t>
-            </w:r>
-            <w:r>
-              <w:rPr>
-                <w:rFonts w:ascii="Times New Roman" w:hAnsi="Times New Roman" w:eastAsia="바탕"/>
-                <w:sz w:val="20"/>
-              </w:rPr>
-              <w:t xml:space="preserve"> 일정은 이미 기기의 SD 카드에 있고 시각은 DS3231 이 안다. 릴레이가 멎었든, 닿지 않든, 아예 설정되지 않았든 누구의 복용도 놓치지 않는다. 표 15 의 판단은 그대로 유효하다. 우리는 여전히 클라우드를 </w:t>
-            </w:r>
-            <w:r>
-              <w:rPr>
-                <w:rFonts w:ascii="Times New Roman" w:hAnsi="Times New Roman" w:eastAsia="바탕"/>
-                <w:b/>
-                <w:sz w:val="20"/>
-              </w:rPr>
-              <w:t>요구하지 않는다.</w:t>
+                <w:sz w:val="20"/>
+              </w:rPr>
+              <w:t>이것은 의존이 아니라 통로 하나가 늘어난 것이다. 일정은 이미 기기의 SD 카드에 있고 시각은 DS3231 이 안다. 릴레이가 멎었든, 닿지 않든, 아예 설정되지 않았든 누구의 복용도 놓치지 않는다. 표 15 의 판단은 그대로 유효하다. 우리는 여전히 클라우드를 요구하지 않는다.</w:t>
             </w:r>
           </w:p>
           <w:p>
@@ -13838,93 +11942,33 @@
                 <w:rFonts w:ascii="Times New Roman" w:hAnsi="Times New Roman" w:eastAsia="바탕"/>
                 <w:sz w:val="20"/>
               </w:rPr>
-              <w:t xml:space="preserve">따라서 화면을 제거하고 </w:t>
-            </w:r>
-            <w:r>
-              <w:rPr>
-                <w:rFonts w:ascii="Times New Roman" w:hAnsi="Times New Roman" w:eastAsia="바탕"/>
-                <w:b/>
-                <w:sz w:val="20"/>
-              </w:rPr>
-              <w:t>종이 서식</w:t>
-            </w:r>
-            <w:r>
-              <w:rPr>
-                <w:rFonts w:ascii="Times New Roman" w:hAnsi="Times New Roman" w:eastAsia="바탕"/>
-                <w:sz w:val="20"/>
-              </w:rPr>
-              <w:t>으로 대체했다. 의사나 약사가 서식에 표시하면, 환자는 그것을 사진으로 찍기만 하면 된다. 판독은 팀에서 만든 OpenCV 파서가 수행한다.</w:t>
-            </w:r>
-          </w:p>
-          <w:p>
-            <w:pPr>
-              <w:spacing w:after="80" w:line="276" w:lineRule="auto"/>
-              <w:jc w:val="both"/>
-            </w:pPr>
-            <w:r>
-              <w:rPr>
-                <w:rFonts w:ascii="Times New Roman" w:hAnsi="Times New Roman" w:eastAsia="바탕"/>
-                <w:sz w:val="20"/>
-              </w:rPr>
-              <w:t xml:space="preserve">판독은 네 단계다. 서식 네 귀퉁이의 ArUco 마커를 찾아 원근을 보정하고(1000×1000으로 펴고), 적응형 이진화를 걸고, 설정 파일에 적힌 좌표에서 각 버블의 </w:t>
-            </w:r>
-            <w:r>
-              <w:rPr>
-                <w:rFonts w:ascii="Times New Roman" w:hAnsi="Times New Roman" w:eastAsia="바탕"/>
-                <w:b/>
-                <w:sz w:val="20"/>
-              </w:rPr>
-              <w:t>채움 비율</w:t>
-            </w:r>
-            <w:r>
-              <w:rPr>
-                <w:rFonts w:ascii="Times New Roman" w:hAnsi="Times New Roman" w:eastAsia="바탕"/>
-                <w:sz w:val="20"/>
-              </w:rPr>
-              <w:t>을 재고, 그 비율로 무엇이 표시되었는지 정한다. 마커를 찾지 못하면 값을 지어내지 않고 "종이 전체가 화면에 들어오지 않았다" 는 뜻의 오류를 돌려준다.</w:t>
-            </w:r>
-          </w:p>
-          <w:p>
-            <w:pPr>
-              <w:spacing w:after="80" w:line="276" w:lineRule="auto"/>
-              <w:jc w:val="both"/>
-            </w:pPr>
-            <w:r>
-              <w:rPr>
-                <w:rFonts w:ascii="Times New Roman" w:hAnsi="Times New Roman" w:eastAsia="바탕"/>
-                <w:sz w:val="20"/>
-              </w:rPr>
-              <w:t xml:space="preserve">값을 정하는 규칙에 한 가지 판단이 들어 있다. 항목마다 </w:t>
-            </w:r>
-            <w:r>
-              <w:rPr>
-                <w:rFonts w:ascii="Times New Roman" w:hAnsi="Times New Roman" w:eastAsia="바탕"/>
-                <w:b/>
-                <w:sz w:val="20"/>
-              </w:rPr>
-              <w:t>하나만 고르는 것</w:t>
-            </w:r>
-            <w:r>
-              <w:rPr>
-                <w:rFonts w:ascii="Times New Roman" w:hAnsi="Times New Roman" w:eastAsia="바탕"/>
-                <w:sz w:val="20"/>
-              </w:rPr>
-              <w:t xml:space="preserve">(칸 번호·기간·시각)과 </w:t>
-            </w:r>
-            <w:r>
-              <w:rPr>
-                <w:rFonts w:ascii="Times New Roman" w:hAnsi="Times New Roman" w:eastAsia="바탕"/>
-                <w:b/>
-                <w:sz w:val="20"/>
-              </w:rPr>
-              <w:t>여럿 고를 수 있는 것</w:t>
-            </w:r>
-            <w:r>
-              <w:rPr>
-                <w:rFonts w:ascii="Times New Roman" w:hAnsi="Times New Roman" w:eastAsia="바탕"/>
-                <w:sz w:val="20"/>
-              </w:rPr>
-              <w:t>(요일)이 다르게 처리된다. 전자는 가장 진한 칸 하나를 고르되 2등과의 차이가 충분해야 하고, 그렇지 않으면 값을 내지 않고 문제로 보고한다. 애매한 것을 그럴듯하게 고르는 것이 이 경로에서 가장 나쁜 실패이기 때문이다. 잘못 읽은 복용 시각은 아무 값도 읽지 못한 것보다 위험하다.</w:t>
+              <w:t>따라서 화면을 제거하고 종이 서식으로 대체했다. 의사나 약사가 서식에 표시하면, 환자는 그것을 사진으로 찍기만 하면 된다. 판독은 팀에서 만든 OpenCV 파서가 수행한다.</w:t>
+            </w:r>
+          </w:p>
+          <w:p>
+            <w:pPr>
+              <w:spacing w:after="80" w:line="276" w:lineRule="auto"/>
+              <w:jc w:val="both"/>
+            </w:pPr>
+            <w:r>
+              <w:rPr>
+                <w:rFonts w:ascii="Times New Roman" w:hAnsi="Times New Roman" w:eastAsia="바탕"/>
+                <w:sz w:val="20"/>
+              </w:rPr>
+              <w:t>판독은 네 단계다. 서식 네 귀퉁이의 ArUco 마커를 찾아 원근을 보정하고(1000×1000으로 펴고), 적응형 이진화를 걸고, 설정 파일에 적힌 좌표에서 각 버블의 채움 비율을 재고, 그 비율로 무엇이 표시되었는지 정한다. 마커를 찾지 못하면 값을 지어내지 않고 "종이 전체가 화면에 들어오지 않았다" 는 뜻의 오류를 돌려준다.</w:t>
+            </w:r>
+          </w:p>
+          <w:p>
+            <w:pPr>
+              <w:spacing w:after="80" w:line="276" w:lineRule="auto"/>
+              <w:jc w:val="both"/>
+            </w:pPr>
+            <w:r>
+              <w:rPr>
+                <w:rFonts w:ascii="Times New Roman" w:hAnsi="Times New Roman" w:eastAsia="바탕"/>
+                <w:sz w:val="20"/>
+              </w:rPr>
+              <w:t>값을 정하는 규칙에 한 가지 판단이 들어 있다. 항목마다 하나만 고르는 것(칸 번호·기간·시각)과 여럿 고를 수 있는 것(요일)이 다르게 처리된다. 전자는 가장 진한 칸 하나를 고르되 2등과의 차이가 충분해야 하고, 그렇지 않으면 값을 내지 않고 문제로 보고한다. 애매한 것을 그럴듯하게 고르는 것이 이 경로에서 가장 나쁜 실패이기 때문이다. 잘못 읽은 복용 시각은 아무 값도 읽지 못한 것보다 위험하다.</w:t>
             </w:r>
           </w:p>
           <w:p>
@@ -13991,22 +12035,7 @@
                 <w:rFonts w:ascii="Times New Roman" w:hAnsi="Times New Roman" w:eastAsia="바탕"/>
                 <w:sz w:val="20"/>
               </w:rPr>
-              <w:t xml:space="preserve">설계 의도. 갈래 ①②③ 이 모두 </w:t>
-            </w:r>
-            <w:r>
-              <w:rPr>
-                <w:rFonts w:ascii="Times New Roman" w:hAnsi="Times New Roman" w:eastAsia="바탕"/>
-                <w:b/>
-                <w:sz w:val="20"/>
-              </w:rPr>
-              <w:t>값을 내지 않는 쪽</w:t>
-            </w:r>
-            <w:r>
-              <w:rPr>
-                <w:rFonts w:ascii="Times New Roman" w:hAnsi="Times New Roman" w:eastAsia="바탕"/>
-                <w:sz w:val="20"/>
-              </w:rPr>
-              <w:t>으로 끝난다는 것이 이 함수의 성격이다. 특히 ② 가 그렇다. 두 칸이 모두 제대로 칠해져 있으면 더 진한 쪽을 고르는 것이 기술적으로는 쉽지만, 그것은 종이가 하지 않은 말을 만들어 내는 것이다.</w:t>
+              <w:t>설계 의도. 갈래 ①②③ 이 모두 값을 내지 않는 쪽으로 끝난다는 것이 이 함수의 성격이다. 특히 ② 가 그렇다. 두 칸이 모두 제대로 칠해져 있으면 더 진한 쪽을 고르는 것이 기술적으로는 쉽지만, 그것은 종이가 하지 않은 말을 만들어 내는 것이다.</w:t>
             </w:r>
           </w:p>
           <w:p>
@@ -14033,22 +12062,7 @@
                 <w:rFonts w:ascii="Times New Roman" w:hAnsi="Times New Roman" w:eastAsia="바탕"/>
                 <w:sz w:val="20"/>
               </w:rPr>
-              <w:t xml:space="preserve">)는 사용자를 종이로 돌려보내며 </w:t>
-            </w:r>
-            <w:r>
-              <w:rPr>
-                <w:rFonts w:ascii="Times New Roman" w:hAnsi="Times New Roman" w:eastAsia="바탕"/>
-                <w:b/>
-                <w:sz w:val="20"/>
-              </w:rPr>
-              <w:t>되돌릴 수 있다.</w:t>
-            </w:r>
-            <w:r>
-              <w:rPr>
-                <w:rFonts w:ascii="Times New Roman" w:hAnsi="Times New Roman" w:eastAsia="바탕"/>
-                <w:sz w:val="20"/>
-              </w:rPr>
-              <w:t xml:space="preserve"> 확신에 찬 오독은 되돌릴 수 없다. 판독기가 "모르겠다" 고 말할 수 있어야 하는 이유가 여기 있고, 이것은 §2.2 의 파서가 지어낸 이름을 그림 대신 오류로 만드는 것, §5.2 의 검사기가 통과 기준을 결과에 맞추어 낮추지 않는 것과 같은 원칙이다.</w:t>
+              <w:t>)는 사용자를 종이로 돌려보내며 되돌릴 수 있다. 확신에 찬 오독은 되돌릴 수 없다. 판독기가 "모르겠다" 고 말할 수 있어야 하는 이유가 여기 있고, 이것은 §2.2 의 파서가 지어낸 이름을 그림 대신 오류로 만드는 것, §5.2 의 검사기가 통과 기준을 결과에 맞추어 낮추지 않는 것과 같은 원칙이다.</w:t>
             </w:r>
           </w:p>
           <w:p>
@@ -14101,86 +12115,33 @@
                 <w:rFonts w:ascii="Times New Roman" w:hAnsi="Times New Roman" w:eastAsia="바탕"/>
                 <w:sz w:val="20"/>
               </w:rPr>
-              <w:t xml:space="preserve">파서가 얼마나 험한 사진까지 읽는지를 </w:t>
-            </w:r>
-            <w:r>
-              <w:rPr>
-                <w:rFonts w:ascii="Times New Roman" w:hAnsi="Times New Roman" w:eastAsia="바탕"/>
-                <w:b/>
-                <w:sz w:val="20"/>
-              </w:rPr>
-              <w:t>의견이 아니라 측정</w:t>
-            </w:r>
-            <w:r>
-              <w:rPr>
-                <w:rFonts w:ascii="Times New Roman" w:hAnsi="Times New Roman" w:eastAsia="바탕"/>
-                <w:sz w:val="20"/>
-              </w:rPr>
-              <w:t>으로 남기고 싶었다. 그런데 광학 마크 판독기를 시험하려면 보통 서식을 인쇄하고 손으로 칠하고 여러 조명에서 사진을 찍어야 하며, 코드를 고칠 때마다 그것을 다시 해야 한다. 그러면 아무도 돌리지 않게 되고, 나쁜 조건에서의 동작은 계속 짐작으로 남는다.</w:t>
-            </w:r>
-          </w:p>
-          <w:p>
-            <w:pPr>
-              <w:spacing w:after="80" w:line="276" w:lineRule="auto"/>
-              <w:jc w:val="both"/>
-            </w:pPr>
-            <w:r>
-              <w:rPr>
-                <w:rFonts w:ascii="Times New Roman" w:hAnsi="Times New Roman" w:eastAsia="바탕"/>
-                <w:sz w:val="20"/>
-              </w:rPr>
-              <w:t xml:space="preserve">그래서 </w:t>
-            </w:r>
-            <w:r>
-              <w:rPr>
-                <w:rFonts w:ascii="Times New Roman" w:hAnsi="Times New Roman" w:eastAsia="바탕"/>
-                <w:b/>
-                <w:sz w:val="20"/>
-              </w:rPr>
-              <w:t>사진을 만들어 낸다.</w:t>
-            </w:r>
-            <w:r>
-              <w:rPr>
-                <w:rFonts w:ascii="Times New Roman" w:hAnsi="Times New Roman" w:eastAsia="바탕"/>
-                <w:sz w:val="20"/>
-              </w:rPr>
-              <w:t xml:space="preserve"> 실제 서식 이미지에서 시작해 사람이 칠하듯 버블을 칠하고(가운데를 벗어나게, 덜 채워지게, 때로는 윤곽을 넘치게), 그 종이를 휴대폰 카메라가 겪는 일들에 통과시킨다. 비스듬히 들어 생기는 원근, 창을 등지고 서서 생기는 조명 기울기, 초점 흐림, 센서 잡음, JPEG 압축. 결과는 파서가 본 적 없는 이미지이고 </w:t>
-            </w:r>
-            <w:r>
-              <w:rPr>
-                <w:rFonts w:ascii="Times New Roman" w:hAnsi="Times New Roman" w:eastAsia="바탕"/>
-                <w:b/>
-                <w:sz w:val="20"/>
-              </w:rPr>
-              <w:t>정답은 정확히 알고 있다.</w:t>
-            </w:r>
-          </w:p>
-          <w:p>
-            <w:pPr>
-              <w:spacing w:after="80" w:line="276" w:lineRule="auto"/>
-              <w:jc w:val="both"/>
-            </w:pPr>
-            <w:r>
-              <w:rPr>
-                <w:rFonts w:ascii="Times New Roman" w:hAnsi="Times New Roman" w:eastAsia="바탕"/>
-                <w:sz w:val="20"/>
-              </w:rPr>
-              <w:t xml:space="preserve">이 합성기로 각 열화를 판독이 깨질 때까지 밀어 올렸다. 한 지점은 그 지점의 모든 시행이 </w:t>
-            </w:r>
-            <w:r>
-              <w:rPr>
-                <w:rFonts w:ascii="Times New Roman" w:hAnsi="Times New Roman" w:eastAsia="바탕"/>
-                <w:b/>
-                <w:sz w:val="20"/>
-              </w:rPr>
-              <w:t>정확히</w:t>
-            </w:r>
-            <w:r>
-              <w:rPr>
-                <w:rFonts w:ascii="Times New Roman" w:hAnsi="Times New Roman" w:eastAsia="바탕"/>
-                <w:sz w:val="20"/>
-              </w:rPr>
-              <w:t xml:space="preserve"> 읽혔을 때만 통과로 친다.</w:t>
+              <w:t>파서가 얼마나 험한 사진까지 읽는지를 의견이 아니라 측정으로 남기고 싶었다. 그런데 광학 마크 판독기를 시험하려면 보통 서식을 인쇄하고 손으로 칠하고 여러 조명에서 사진을 찍어야 하며, 코드를 고칠 때마다 그것을 다시 해야 한다. 그러면 아무도 돌리지 않게 되고, 나쁜 조건에서의 동작은 계속 짐작으로 남는다.</w:t>
+            </w:r>
+          </w:p>
+          <w:p>
+            <w:pPr>
+              <w:spacing w:after="80" w:line="276" w:lineRule="auto"/>
+              <w:jc w:val="both"/>
+            </w:pPr>
+            <w:r>
+              <w:rPr>
+                <w:rFonts w:ascii="Times New Roman" w:hAnsi="Times New Roman" w:eastAsia="바탕"/>
+                <w:sz w:val="20"/>
+              </w:rPr>
+              <w:t>그래서 사진을 만들어 낸다. 실제 서식 이미지에서 시작해 사람이 칠하듯 버블을 칠하고(가운데를 벗어나게, 덜 채워지게, 때로는 윤곽을 넘치게), 그 종이를 휴대폰 카메라가 겪는 일들에 통과시킨다. 비스듬히 들어 생기는 원근, 창을 등지고 서서 생기는 조명 기울기, 초점 흐림, 센서 잡음, JPEG 압축. 결과는 파서가 본 적 없는 이미지이고 정답은 정확히 알고 있다.</w:t>
+            </w:r>
+          </w:p>
+          <w:p>
+            <w:pPr>
+              <w:spacing w:after="80" w:line="276" w:lineRule="auto"/>
+              <w:jc w:val="both"/>
+            </w:pPr>
+            <w:r>
+              <w:rPr>
+                <w:rFonts w:ascii="Times New Roman" w:hAnsi="Times New Roman" w:eastAsia="바탕"/>
+                <w:sz w:val="20"/>
+              </w:rPr>
+              <w:t>이 합성기로 각 열화를 판독이 깨질 때까지 밀어 올렸다. 한 지점은 그 지점의 모든 시행이 정확히 읽혔을 때만 통과로 친다.</w:t>
             </w:r>
           </w:p>
           <w:p>
@@ -14593,123 +12554,33 @@
                 <w:rFonts w:ascii="Times New Roman" w:hAnsi="Times New Roman" w:eastAsia="바탕"/>
                 <w:sz w:val="20"/>
               </w:rPr>
-              <w:t xml:space="preserve">아래 세 줄은 한계가 아니라 </w:t>
-            </w:r>
-            <w:r>
-              <w:rPr>
-                <w:rFonts w:ascii="Times New Roman" w:hAnsi="Times New Roman" w:eastAsia="바탕"/>
-                <w:b/>
-                <w:sz w:val="20"/>
-              </w:rPr>
-              <w:t>하한</w:t>
-            </w:r>
-            <w:r>
-              <w:rPr>
-                <w:rFonts w:ascii="Times New Roman" w:hAnsi="Times New Roman" w:eastAsia="바탕"/>
-                <w:sz w:val="20"/>
-              </w:rPr>
-              <w:t>이다. 시험한 가장 험한 값까지 100%를 유지했다는 뜻이며, 더 밀면 어디서 깨지는지는 모른다. 한계로 읽으면 실제보다 나쁘게 적는 것이 되므로 그대로 구분해 적는다.</w:t>
-            </w:r>
-          </w:p>
-          <w:p>
-            <w:pPr>
-              <w:spacing w:after="80" w:line="276" w:lineRule="auto"/>
-              <w:jc w:val="both"/>
-            </w:pPr>
-            <w:r>
-              <w:rPr>
-                <w:rFonts w:ascii="Times New Roman" w:hAnsi="Times New Roman" w:eastAsia="바탕"/>
-                <w:sz w:val="20"/>
-              </w:rPr>
-              <w:t xml:space="preserve">읽어야 할 값은 표 16 의 왼쪽이 아니라 </w:t>
-            </w:r>
-            <w:r>
-              <w:rPr>
-                <w:rFonts w:ascii="Times New Roman" w:hAnsi="Times New Roman" w:eastAsia="바탕"/>
-                <w:b/>
-                <w:sz w:val="20"/>
-              </w:rPr>
-              <w:t>오른쪽 두 줄이 무엇인가</w:t>
-            </w:r>
-            <w:r>
-              <w:rPr>
-                <w:rFonts w:ascii="Times New Roman" w:hAnsi="Times New Roman" w:eastAsia="바탕"/>
-                <w:sz w:val="20"/>
-              </w:rPr>
-              <w:t xml:space="preserve">다. 그림자와 밝기에 강한 것은 적응형 이진화가 국소적으로 문턱을 잡기 때문이고, JPEG 품질 8까지 견디는 것은 판독 대상이 미세한 무늬가 아니라 </w:t>
-            </w:r>
-            <w:r>
-              <w:rPr>
-                <w:rFonts w:ascii="Times New Roman" w:hAnsi="Times New Roman" w:eastAsia="바탕"/>
-                <w:b/>
-                <w:sz w:val="20"/>
-              </w:rPr>
-              <w:t>칠해진 면적</w:t>
-            </w:r>
-            <w:r>
-              <w:rPr>
-                <w:rFonts w:ascii="Times New Roman" w:hAnsi="Times New Roman" w:eastAsia="바탕"/>
-                <w:sz w:val="20"/>
-              </w:rPr>
-              <w:t xml:space="preserve">이기 때문이다. 반대로 무너지는 둘은 성격이 다르다. 초점 흐림과 표시 채움은 </w:t>
-            </w:r>
-            <w:r>
-              <w:rPr>
-                <w:rFonts w:ascii="Times New Roman" w:hAnsi="Times New Roman" w:eastAsia="바탕"/>
-                <w:b/>
-                <w:sz w:val="20"/>
-              </w:rPr>
-              <w:t>버블의 경계 자체를 지운다.</w:t>
-            </w:r>
-            <w:r>
-              <w:rPr>
-                <w:rFonts w:ascii="Times New Roman" w:hAnsi="Times New Roman" w:eastAsia="바탕"/>
-                <w:sz w:val="20"/>
-              </w:rPr>
-              <w:t xml:space="preserve"> 채움 0.3 에서 절반이 틀리는 것은, 그 정도로 옅게 칠하면 칠한 것과 안 칠한 것의 차이가 종이의 얼룩보다 작아지기 때문이다.</w:t>
-            </w:r>
-          </w:p>
-          <w:p>
-            <w:pPr>
-              <w:spacing w:after="80" w:line="276" w:lineRule="auto"/>
-              <w:jc w:val="both"/>
-            </w:pPr>
-            <w:r>
-              <w:rPr>
-                <w:rFonts w:ascii="Times New Roman" w:hAnsi="Times New Roman" w:eastAsia="바탕"/>
-                <w:sz w:val="20"/>
-              </w:rPr>
-              <w:t xml:space="preserve">여기서 나오는 실무적 지시는 두 가지다. </w:t>
-            </w:r>
-            <w:r>
-              <w:rPr>
-                <w:rFonts w:ascii="Times New Roman" w:hAnsi="Times New Roman" w:eastAsia="바탕"/>
-                <w:b/>
-                <w:sz w:val="20"/>
-              </w:rPr>
-              <w:t>칠할 때는 칸을 절반 이상 채울 것</w:t>
-            </w:r>
-            <w:r>
-              <w:rPr>
-                <w:rFonts w:ascii="Times New Roman" w:hAnsi="Times New Roman" w:eastAsia="바탕"/>
-                <w:sz w:val="20"/>
-              </w:rPr>
-              <w:t xml:space="preserve">, 그리고 </w:t>
-            </w:r>
-            <w:r>
-              <w:rPr>
-                <w:rFonts w:ascii="Times New Roman" w:hAnsi="Times New Roman" w:eastAsia="바탕"/>
-                <w:b/>
-                <w:sz w:val="20"/>
-              </w:rPr>
-              <w:t>찍을 때 초점을 맞출 것.</w:t>
-            </w:r>
-            <w:r>
-              <w:rPr>
-                <w:rFonts w:ascii="Times New Roman" w:hAnsi="Times New Roman" w:eastAsia="바탕"/>
-                <w:sz w:val="20"/>
-              </w:rPr>
-              <w:t xml:space="preserve"> 나머지. 어둡든, 그림자가 지든, 화질이 나쁘든. 는 걱정하지 않아도 된다. 종이 서식과 함께 인쇄되는 안내에 이 둘만 적은 이유가 여기 있다.</w:t>
+              <w:t>아래 세 줄은 한계가 아니라 하한이다. 시험한 가장 험한 값까지 100%를 유지했다는 뜻이며, 더 밀면 어디서 깨지는지는 모른다. 한계로 읽으면 실제보다 나쁘게 적는 것이 되므로 그대로 구분해 적는다.</w:t>
+            </w:r>
+          </w:p>
+          <w:p>
+            <w:pPr>
+              <w:spacing w:after="80" w:line="276" w:lineRule="auto"/>
+              <w:jc w:val="both"/>
+            </w:pPr>
+            <w:r>
+              <w:rPr>
+                <w:rFonts w:ascii="Times New Roman" w:hAnsi="Times New Roman" w:eastAsia="바탕"/>
+                <w:sz w:val="20"/>
+              </w:rPr>
+              <w:t>읽어야 할 값은 표 16 의 왼쪽이 아니라 오른쪽 두 줄이 무엇인가다. 그림자와 밝기에 강한 것은 적응형 이진화가 국소적으로 문턱을 잡기 때문이고, JPEG 품질 8까지 견디는 것은 판독 대상이 미세한 무늬가 아니라 칠해진 면적이기 때문이다. 반대로 무너지는 둘은 성격이 다르다. 초점 흐림과 표시 채움은 버블의 경계 자체를 지운다. 채움 0.3 에서 절반이 틀리는 것은, 그 정도로 옅게 칠하면 칠한 것과 안 칠한 것의 차이가 종이의 얼룩보다 작아지기 때문이다.</w:t>
+            </w:r>
+          </w:p>
+          <w:p>
+            <w:pPr>
+              <w:spacing w:after="80" w:line="276" w:lineRule="auto"/>
+              <w:jc w:val="both"/>
+            </w:pPr>
+            <w:r>
+              <w:rPr>
+                <w:rFonts w:ascii="Times New Roman" w:hAnsi="Times New Roman" w:eastAsia="바탕"/>
+                <w:sz w:val="20"/>
+              </w:rPr>
+              <w:t>여기서 나오는 실무적 지시는 두 가지다. 칠할 때는 칸을 절반 이상 채울 것, 그리고 찍을 때 초점을 맞출 것. 나머지. 어둡든, 그림자가 지든, 화질이 나쁘든. 는 걱정하지 않아도 된다. 종이 서식과 함께 인쇄되는 안내에 이 둘만 적은 이유가 여기 있다.</w:t>
             </w:r>
           </w:p>
           <w:p>
@@ -14894,94 +12765,48 @@
             <w:r>
               <w:rPr>
                 <w:rFonts w:ascii="Times New Roman" w:hAnsi="Times New Roman" w:eastAsia="바탕"/>
-                <w:b/>
-                <w:sz w:val="20"/>
-              </w:rPr>
-              <w:t>판정 API 를 가로채지 않는 것</w:t>
-            </w:r>
-            <w:r>
-              <w:rPr>
-                <w:rFonts w:ascii="Times New Roman" w:hAnsi="Times New Roman" w:eastAsia="바탕"/>
-                <w:sz w:val="20"/>
-              </w:rPr>
-              <w:t>은 이 앱이 다루는 것이 약이기 때문이다. 캐시된 판정을 돌려주면 사용자는 그것이 지금의 답인지 어제의 답인지 알 방법이 없다. 실패는 사용자가 알아차리지만 오래된 성공은 알아차리지 못한다.</w:t>
-            </w:r>
-          </w:p>
-          <w:p>
-            <w:pPr>
-              <w:spacing w:after="80" w:line="276" w:lineRule="auto"/>
-              <w:jc w:val="both"/>
-            </w:pPr>
-            <w:r>
-              <w:rPr>
-                <w:rFonts w:ascii="Times New Roman" w:hAnsi="Times New Roman" w:eastAsia="바탕"/>
-                <w:b/>
-                <w:sz w:val="20"/>
-              </w:rPr>
-              <w:t>모델과 OCR 자산을 캐시 우선에 넣은 것</w:t>
-            </w:r>
-            <w:r>
-              <w:rPr>
-                <w:rFonts w:ascii="Times New Roman" w:hAnsi="Times New Roman" w:eastAsia="바탕"/>
-                <w:sz w:val="20"/>
-              </w:rPr>
-              <w:t>은 개발 중에 발견한 결함을 고친 결과다. 앱의 요점이 "인터넷 없이 기기에서 판정한다" 인데 16MB 짜리 추정 모델이 캐시 대상에서 빠져 있었다. 계산은 기기에서 하면서 정작 그 계산을 할 모델을 받아오지 못했으므로, 오프라인 주장이 절반만 참이었다.</w:t>
-            </w:r>
-          </w:p>
-          <w:p>
-            <w:pPr>
-              <w:spacing w:after="80" w:line="276" w:lineRule="auto"/>
-              <w:jc w:val="both"/>
-            </w:pPr>
-            <w:r>
-              <w:rPr>
-                <w:rFonts w:ascii="Times New Roman" w:hAnsi="Times New Roman" w:eastAsia="바탕"/>
-                <w:sz w:val="20"/>
-              </w:rPr>
-              <w:t xml:space="preserve">그러면서도 이 자산들을 </w:t>
-            </w:r>
-            <w:r>
-              <w:rPr>
-                <w:rFonts w:ascii="Times New Roman" w:hAnsi="Times New Roman" w:eastAsia="바탕"/>
-                <w:b/>
-                <w:sz w:val="20"/>
-              </w:rPr>
-              <w:t>미리 받아 두지 않는다.</w:t>
-            </w:r>
-            <w:r>
-              <w:rPr>
-                <w:rFonts w:ascii="Times New Roman" w:hAnsi="Times New Roman" w:eastAsia="바탕"/>
-                <w:sz w:val="20"/>
-              </w:rPr>
-              <w:t xml:space="preserve"> 처음 쓸 때 받는다. 첫 화면에서 16MB 를 요구하면 망이 느린 곳에서는 앱이 아예 뜨지 않은 것처럼 보이는데, 우리 사용자가 있는 곳이 정확히 그런 곳이다. 앱이 안 열리는 것보다 기능 하나가 늦는 편이 낫다.</w:t>
-            </w:r>
-          </w:p>
-          <w:p>
-            <w:pPr>
-              <w:spacing w:after="80" w:line="276" w:lineRule="auto"/>
-              <w:jc w:val="both"/>
-            </w:pPr>
-            <w:r>
-              <w:rPr>
-                <w:rFonts w:ascii="Times New Roman" w:hAnsi="Times New Roman" w:eastAsia="바탕"/>
-                <w:sz w:val="20"/>
-              </w:rPr>
-              <w:t xml:space="preserve">캐시 이름에는 자산 지문을 찍는다. 픽토그램의 주소는 DSL 문자열에서 유도되므로 </w:t>
-            </w:r>
-            <w:r>
-              <w:rPr>
-                <w:rFonts w:ascii="Times New Roman" w:hAnsi="Times New Roman" w:eastAsia="바탕"/>
-                <w:b/>
-                <w:sz w:val="20"/>
-              </w:rPr>
-              <w:t>그림을 교체해도 주소가 변하지 않으며</w:t>
-            </w:r>
-            <w:r>
-              <w:rPr>
-                <w:rFonts w:ascii="Times New Roman" w:hAnsi="Times New Roman" w:eastAsia="바탕"/>
-                <w:sz w:val="20"/>
-              </w:rPr>
-              <w:t xml:space="preserve">, 지문이 없으면 한 번이라도 방문한 사용자에게 옛 그림이 계속 제공된다. 실제로 </w:t>
+                <w:sz w:val="20"/>
+              </w:rPr>
+              <w:t>판정 API 를 가로채지 않는 것은 이 앱이 다루는 것이 약이기 때문이다. 캐시된 판정을 돌려주면 사용자는 그것이 지금의 답인지 어제의 답인지 알 방법이 없다. 실패는 사용자가 알아차리지만 오래된 성공은 알아차리지 못한다.</w:t>
+            </w:r>
+          </w:p>
+          <w:p>
+            <w:pPr>
+              <w:spacing w:after="80" w:line="276" w:lineRule="auto"/>
+              <w:jc w:val="both"/>
+            </w:pPr>
+            <w:r>
+              <w:rPr>
+                <w:rFonts w:ascii="Times New Roman" w:hAnsi="Times New Roman" w:eastAsia="바탕"/>
+                <w:sz w:val="20"/>
+              </w:rPr>
+              <w:t>모델과 OCR 자산을 캐시 우선에 넣은 것은 개발 중에 발견한 결함을 고친 결과다. 앱의 요점이 "인터넷 없이 기기에서 판정한다" 인데 16MB 짜리 추정 모델이 캐시 대상에서 빠져 있었다. 계산은 기기에서 하면서 정작 그 계산을 할 모델을 받아오지 못했으므로, 오프라인 주장이 절반만 참이었다.</w:t>
+            </w:r>
+          </w:p>
+          <w:p>
+            <w:pPr>
+              <w:spacing w:after="80" w:line="276" w:lineRule="auto"/>
+              <w:jc w:val="both"/>
+            </w:pPr>
+            <w:r>
+              <w:rPr>
+                <w:rFonts w:ascii="Times New Roman" w:hAnsi="Times New Roman" w:eastAsia="바탕"/>
+                <w:sz w:val="20"/>
+              </w:rPr>
+              <w:t>그러면서도 이 자산들을 미리 받아 두지 않는다. 처음 쓸 때 받는다. 첫 화면에서 16MB 를 요구하면 망이 느린 곳에서는 앱이 아예 뜨지 않은 것처럼 보이는데, 우리 사용자가 있는 곳이 정확히 그런 곳이다. 앱이 안 열리는 것보다 기능 하나가 늦는 편이 낫다.</w:t>
+            </w:r>
+          </w:p>
+          <w:p>
+            <w:pPr>
+              <w:spacing w:after="80" w:line="276" w:lineRule="auto"/>
+              <w:jc w:val="both"/>
+            </w:pPr>
+            <w:r>
+              <w:rPr>
+                <w:rFonts w:ascii="Times New Roman" w:hAnsi="Times New Roman" w:eastAsia="바탕"/>
+                <w:sz w:val="20"/>
+              </w:rPr>
+              <w:t xml:space="preserve">캐시 이름에는 자산 지문을 찍는다. 픽토그램의 주소는 DSL 문자열에서 유도되므로 그림을 교체해도 주소가 변하지 않으며, 지문이 없으면 한 번이라도 방문한 사용자에게 옛 그림이 계속 제공된다. 실제로 </w:t>
             </w:r>
             <w:r>
               <w:rPr>
@@ -15321,22 +13146,7 @@
                 <w:rFonts w:ascii="Times New Roman" w:hAnsi="Times New Roman" w:eastAsia="바탕"/>
                 <w:sz w:val="20"/>
               </w:rPr>
-              <w:t xml:space="preserve">고친 방식은 문자열 대신 </w:t>
-            </w:r>
-            <w:r>
-              <w:rPr>
-                <w:rFonts w:ascii="Times New Roman" w:hAnsi="Times New Roman" w:eastAsia="바탕"/>
-                <w:b/>
-                <w:sz w:val="20"/>
-              </w:rPr>
-              <w:t>열쇠 한 쌍</w:t>
-            </w:r>
-            <w:r>
-              <w:rPr>
-                <w:rFonts w:ascii="Times New Roman" w:hAnsi="Times New Roman" w:eastAsia="바탕"/>
-                <w:sz w:val="20"/>
-              </w:rPr>
-              <w:t>을 쓰는 것이다.</w:t>
+              <w:t>고친 방식은 문자열 대신 열쇠 한 쌍을 쓰는 것이다.</w:t>
             </w:r>
           </w:p>
           <w:p>
@@ -15406,22 +13216,7 @@
                 <w:rFonts w:ascii="Times New Roman" w:hAnsi="Times New Roman" w:eastAsia="바탕"/>
                 <w:sz w:val="20"/>
               </w:rPr>
-              <w:t xml:space="preserve"> 라는 것은 개인키를 </w:t>
-            </w:r>
-            <w:r>
-              <w:rPr>
-                <w:rFonts w:ascii="Times New Roman" w:hAnsi="Times New Roman" w:eastAsia="바탕"/>
-                <w:b/>
-                <w:sz w:val="20"/>
-              </w:rPr>
-              <w:t>우리 코드조차 읽을 수 없다</w:t>
-            </w:r>
-            <w:r>
-              <w:rPr>
-                <w:rFonts w:ascii="Times New Roman" w:hAnsi="Times New Roman" w:eastAsia="바탕"/>
-                <w:sz w:val="20"/>
-              </w:rPr>
-              <w:t>는 뜻이다. 브라우저에게 "이것으로 서명해 달라" 고 시킬 수만 있다. 그래서 기기의 저장소를 통째로 가져가도 가져갈 값이 없다. 관찰해서 흉내 낼 수 있는 값이 아니라, 그 기기를 가지고 있어야만 쓸 수 있는 것이 된다.</w:t>
+              <w:t xml:space="preserve"> 라는 것은 개인키를 우리 코드조차 읽을 수 없다는 뜻이다. 브라우저에게 "이것으로 서명해 달라" 고 시킬 수만 있다. 그래서 기기의 저장소를 통째로 가져가도 가져갈 값이 없다. 관찰해서 흉내 낼 수 있는 값이 아니라, 그 기기를 가지고 있어야만 쓸 수 있는 것이 된다.</w:t>
             </w:r>
           </w:p>
           <w:p>
@@ -15448,22 +13243,7 @@
                 <w:rFonts w:ascii="Times New Roman" w:hAnsi="Times New Roman" w:eastAsia="바탕"/>
                 <w:sz w:val="20"/>
               </w:rPr>
-              <w:t xml:space="preserve">)을 넣는 것은 서명 하나를 가로챈 사람이 그것을 나중에 다시 쓰지 못하게 하기 위해서다. 서명 안에 시각이 들어 있으므로 서버가 오래된 것을 거절할 수 있고, 실제로 5분을 넘긴 요청은 받지 않는다. 본문 해시를 넣는 것은 서명만 떼어 </w:t>
-            </w:r>
-            <w:r>
-              <w:rPr>
-                <w:rFonts w:ascii="Times New Roman" w:hAnsi="Times New Roman" w:eastAsia="바탕"/>
-                <w:b/>
-                <w:sz w:val="20"/>
-              </w:rPr>
-              <w:t>다른 내용</w:t>
-            </w:r>
-            <w:r>
-              <w:rPr>
-                <w:rFonts w:ascii="Times New Roman" w:hAnsi="Times New Roman" w:eastAsia="바탕"/>
-                <w:sz w:val="20"/>
-              </w:rPr>
-              <w:t>에 붙이지 못하게 하기 위해서다. 둘 중 하나라도 빠지면 서명은 있으나 마나가 된다.</w:t>
+              <w:t>)을 넣는 것은 서명 하나를 가로챈 사람이 그것을 나중에 다시 쓰지 못하게 하기 위해서다. 서명 안에 시각이 들어 있으므로 서버가 오래된 것을 거절할 수 있고, 실제로 5분을 넘긴 요청은 받지 않는다. 본문 해시를 넣는 것은 서명만 떼어 다른 내용에 붙이지 못하게 하기 위해서다. 둘 중 하나라도 빠지면 서명은 있으나 마나가 된다.</w:t>
             </w:r>
           </w:p>
           <w:p>
@@ -15502,22 +13282,7 @@
                 <w:rFonts w:ascii="Times New Roman" w:hAnsi="Times New Roman" w:eastAsia="바탕"/>
                 <w:sz w:val="20"/>
               </w:rPr>
-              <w:t xml:space="preserve">웹 앱과 하드웨어 펌웨어와 학습 코드를 </w:t>
-            </w:r>
-            <w:r>
-              <w:rPr>
-                <w:rFonts w:ascii="Times New Roman" w:hAnsi="Times New Roman" w:eastAsia="바탕"/>
-                <w:b/>
-                <w:sz w:val="20"/>
-              </w:rPr>
-              <w:t>하나의 저장소</w:t>
-            </w:r>
-            <w:r>
-              <w:rPr>
-                <w:rFonts w:ascii="Times New Roman" w:hAnsi="Times New Roman" w:eastAsia="바탕"/>
-                <w:sz w:val="20"/>
-              </w:rPr>
-              <w:t>에서 관리한다. 대회 조직의 GitHub 조직으로 이관하여 최종 제출한다.</w:t>
+              <w:t>웹 앱과 하드웨어 펌웨어와 학습 코드를 하나의 저장소에서 관리한다. 대회 조직의 GitHub 조직으로 이관하여 최종 제출한다.</w:t>
             </w:r>
           </w:p>
           <w:p>
@@ -15998,22 +13763,7 @@
                 <w:rFonts w:ascii="Times New Roman" w:hAnsi="Times New Roman" w:eastAsia="바탕"/>
                 <w:sz w:val="20"/>
               </w:rPr>
-              <w:t xml:space="preserve">저장소를 나누지 않은 이유가 있다. 이 프로젝트에서 가장 자주 깨지는 것은 각 부분이 아니라 </w:t>
-            </w:r>
-            <w:r>
-              <w:rPr>
-                <w:rFonts w:ascii="Times New Roman" w:hAnsi="Times New Roman" w:eastAsia="바탕"/>
-                <w:b/>
-                <w:sz w:val="20"/>
-              </w:rPr>
-              <w:t>부분들 사이의 약속</w:t>
-            </w:r>
-            <w:r>
-              <w:rPr>
-                <w:rFonts w:ascii="Times New Roman" w:hAnsi="Times New Roman" w:eastAsia="바탕"/>
-                <w:sz w:val="20"/>
-              </w:rPr>
-              <w:t>이다. §5.1 의 형성 평가에서 28회 중 0건이 통과한 원인도 개별 기능의 결함이 아니라 연결의 누락이었다. 저장소가 갈라져 있으면 그 연결을 한 번에 시험할 수 없고, 어느 쪽이 먼저 바뀌었는지도 알 수 없다.</w:t>
+              <w:t>저장소를 나누지 않은 이유가 있다. 이 프로젝트에서 가장 자주 깨지는 것은 각 부분이 아니라 부분들 사이의 약속이다. §5.1 의 형성 평가에서 28회 중 0건이 통과한 원인도 개별 기능의 결함이 아니라 연결의 누락이었다. 저장소가 갈라져 있으면 그 연결을 한 번에 시험할 수 없고, 어느 쪽이 먼저 바뀌었는지도 알 수 없다.</w:t>
             </w:r>
           </w:p>
           <w:p>
@@ -16288,22 +14038,7 @@
                 <w:rFonts w:ascii="Times New Roman" w:hAnsi="Times New Roman" w:eastAsia="바탕"/>
                 <w:sz w:val="20"/>
               </w:rPr>
-              <w:t xml:space="preserve">셋 다 </w:t>
-            </w:r>
-            <w:r>
-              <w:rPr>
-                <w:rFonts w:ascii="Times New Roman" w:hAnsi="Times New Roman" w:eastAsia="바탕"/>
-                <w:b/>
-                <w:sz w:val="20"/>
-              </w:rPr>
-              <w:t>기기가 없어도 돌아간다.</w:t>
-            </w:r>
-            <w:r>
-              <w:rPr>
-                <w:rFonts w:ascii="Times New Roman" w:hAnsi="Times New Roman" w:eastAsia="바탕"/>
-                <w:sz w:val="20"/>
-              </w:rPr>
-              <w:t xml:space="preserve"> 서보도, 라즈베리파이도, 네트워크도 필요하지 않다. 디버거를 붙일 수 없는 장치에서 도는 코드를 누구나 몇 초 만에 검증할 수 있게 하는 것이 이 구성의 목적이며, </w:t>
+              <w:t xml:space="preserve">셋 다 기기가 없어도 돌아간다. 서보도, 라즈베리파이도, 네트워크도 필요하지 않다. 디버거를 붙일 수 없는 장치에서 도는 코드를 누구나 몇 초 만에 검증할 수 있게 하는 것이 이 구성의 목적이며, </w:t>
             </w:r>
             <w:r>
               <w:rPr>
@@ -16343,15 +14078,7 @@
                 <w:rFonts w:ascii="Times New Roman" w:hAnsi="Times New Roman" w:eastAsia="바탕"/>
                 <w:sz w:val="20"/>
               </w:rPr>
-              <w:t xml:space="preserve">한 가지 밝혀 둘 것이 있다. 본 프로젝트는 개발 전 과정에서 AI 코딩 도구를 사용했으며, 이를 숨기지 않는다. 도구가 만든 것을 그대로 둔 곳은 없다. 이 문서가 기록한 결함들, 이를테면 인용 37종 가운데 12종이 원문과 달랐던 것이나(§5.8), 형태소 검사기가 고리 넷을 "네 개" 로 통과시킨 것(§5.2)이 모두 사람이 다시 확인해 찾은 것이다. </w:t>
-            </w:r>
-            <w:r>
-              <w:rPr>
-                <w:rFonts w:ascii="Times New Roman" w:hAnsi="Times New Roman" w:eastAsia="바탕"/>
-                <w:b/>
-                <w:sz w:val="20"/>
-              </w:rPr>
-              <w:t>도구를 썼다는 사실보다 그 결과를 어떻게 검증했는지가 이 저장소가 보여 주려는 것이다.</w:t>
+              <w:t>한 가지 밝혀 둘 것이 있다. 본 프로젝트는 개발 전 과정에서 AI 코딩 도구를 사용했으며, 이를 숨기지 않는다. 도구가 만든 것을 그대로 둔 곳은 없다. 이 문서가 기록한 결함들, 이를테면 인용 37종 가운데 12종이 원문과 달랐던 것이나(§5.8), 형태소 검사기가 고리 넷을 "네 개" 로 통과시킨 것(§5.2)이 모두 사람이 다시 확인해 찾은 것이다. 도구를 썼다는 사실보다 그 결과를 어떻게 검증했는지가 이 저장소가 보여 주려는 것이다.</w:t>
             </w:r>
           </w:p>
         </w:tc>
@@ -16515,50 +14242,20 @@
                 <w:rFonts w:ascii="Times New Roman" w:hAnsi="Times New Roman" w:eastAsia="바탕"/>
                 <w:sz w:val="20"/>
               </w:rPr>
-              <w:t xml:space="preserve">앱이 완성된 뒤 가장 먼저 물어야 할 것은 </w:t>
-            </w:r>
-            <w:r>
-              <w:rPr>
-                <w:rFonts w:ascii="Times New Roman" w:hAnsi="Times New Roman" w:eastAsia="바탕"/>
-                <w:b/>
-                <w:sz w:val="20"/>
-              </w:rPr>
-              <w:t>"필요한 정보가 실제로 화면에 도달하는가"</w:t>
-            </w:r>
-            <w:r>
-              <w:rPr>
-                <w:rFonts w:ascii="Times New Roman" w:hAnsi="Times New Roman" w:eastAsia="바탕"/>
-                <w:sz w:val="20"/>
-              </w:rPr>
-              <w:t xml:space="preserve"> 였다.</w:t>
-            </w:r>
-          </w:p>
-          <w:p>
-            <w:pPr>
-              <w:spacing w:after="80" w:line="276" w:lineRule="auto"/>
-              <w:jc w:val="both"/>
-            </w:pPr>
-            <w:r>
-              <w:rPr>
-                <w:rFonts w:ascii="Times New Roman" w:hAnsi="Times New Roman" w:eastAsia="바탕"/>
-                <w:sz w:val="20"/>
-              </w:rPr>
-              <w:t xml:space="preserve">이를 재현 가능한 방식으로 측정하기 위해, 표본 처방전 네 종과 사용자 조건 일곱 가지를 조합한 28회의 시행을 구성하고, 각 시행의 산출물을 여섯 항목으로 채점했다. 채점은 사람의 판단이 아니라 </w:t>
-            </w:r>
-            <w:r>
-              <w:rPr>
-                <w:rFonts w:ascii="Times New Roman" w:hAnsi="Times New Roman" w:eastAsia="바탕"/>
-                <w:b/>
-                <w:sz w:val="20"/>
-              </w:rPr>
-              <w:t>화면에 실제로 존재하는 문자열과 음성 대상에 대한 규칙 대조</w:t>
-            </w:r>
-            <w:r>
-              <w:rPr>
-                <w:rFonts w:ascii="Times New Roman" w:hAnsi="Times New Roman" w:eastAsia="바탕"/>
-                <w:sz w:val="20"/>
-              </w:rPr>
-              <w:t>로 이루어진다. 따라서 재현 가능하며, 채점 규칙이 잘못되었다면 규칙을 고쳐 다시 돌릴 수 있다.</w:t>
+              <w:t>앱이 완성된 뒤 가장 먼저 물어야 할 것은 "필요한 정보가 실제로 화면에 도달하는가" 였다.</w:t>
+            </w:r>
+          </w:p>
+          <w:p>
+            <w:pPr>
+              <w:spacing w:after="80" w:line="276" w:lineRule="auto"/>
+              <w:jc w:val="both"/>
+            </w:pPr>
+            <w:r>
+              <w:rPr>
+                <w:rFonts w:ascii="Times New Roman" w:hAnsi="Times New Roman" w:eastAsia="바탕"/>
+                <w:sz w:val="20"/>
+              </w:rPr>
+              <w:t>이를 재현 가능한 방식으로 측정하기 위해, 표본 처방전 네 종과 사용자 조건 일곱 가지를 조합한 28회의 시행을 구성하고, 각 시행의 산출물을 여섯 항목으로 채점했다. 채점은 사람의 판단이 아니라 화면에 실제로 존재하는 문자열과 음성 대상에 대한 규칙 대조로 이루어진다. 따라서 재현 가능하며, 채점 규칙이 잘못되었다면 규칙을 고쳐 다시 돌릴 수 있다.</w:t>
             </w:r>
           </w:p>
           <w:p>
@@ -16612,22 +14309,7 @@
                 <w:rFonts w:ascii="Times New Roman" w:hAnsi="Times New Roman" w:eastAsia="바탕"/>
                 <w:sz w:val="20"/>
               </w:rPr>
-              <w:t xml:space="preserve">설계 의도. 채점 결과가 참·거짓 하나가 아니라 </w:t>
-            </w:r>
-            <w:r>
-              <w:rPr>
-                <w:rFonts w:ascii="Times New Roman" w:hAnsi="Times New Roman" w:eastAsia="바탕"/>
-                <w:b/>
-                <w:sz w:val="20"/>
-              </w:rPr>
-              <w:t>항목별로 남는다</w:t>
-            </w:r>
-            <w:r>
-              <w:rPr>
-                <w:rFonts w:ascii="Times New Roman" w:hAnsi="Times New Roman" w:eastAsia="바탕"/>
-                <w:sz w:val="20"/>
-              </w:rPr>
-              <w:t>는 것이 요점이다. "27/28" 이라는 수치만 남기면 무엇이 왜 실패했는지 알 수 없고, 다음에 고칠 곳도 알 수 없다. 실제로 §5.1 이 밝힌 실패 한 건이 어느 항목이었는지(</w:t>
+              <w:t>설계 의도. 채점 결과가 참·거짓 하나가 아니라 항목별로 남는다는 것이 요점이다. "27/28" 이라는 수치만 남기면 무엇이 왜 실패했는지 알 수 없고, 다음에 고칠 곳도 알 수 없다. 실제로 §5.1 이 밝힌 실패 한 건이 어느 항목이었는지(</w:t>
             </w:r>
             <w:r>
               <w:rPr>
@@ -16989,65 +14671,20 @@
                 <w:rFonts w:ascii="Times New Roman" w:hAnsi="Times New Roman" w:eastAsia="바탕"/>
                 <w:sz w:val="20"/>
               </w:rPr>
-              <w:t xml:space="preserve">만족하지 못한 한 건이 무엇이었는지 밝힌다. 시리얼을 </w:t>
-            </w:r>
-            <w:r>
-              <w:rPr>
-                <w:rFonts w:ascii="Times New Roman" w:hAnsi="Times New Roman" w:eastAsia="바탕"/>
-                <w:b/>
-                <w:sz w:val="20"/>
-              </w:rPr>
-              <w:t>아무 조건도 등록하지 않은 사용자</w:t>
-            </w:r>
-            <w:r>
-              <w:rPr>
-                <w:rFonts w:ascii="Times New Roman" w:hAnsi="Times New Roman" w:eastAsia="바탕"/>
-                <w:sz w:val="20"/>
-              </w:rPr>
-              <w:t>가 찍은 시행에서 D5(대체 제안)가 뜨지 않았다. 같은 시리얼을 땅콩·글루텐·혈액희석제 조건을 가진 사용자가 찍은 나머지 세 시행에서는 모두 떴다.</w:t>
-            </w:r>
-          </w:p>
-          <w:p>
-            <w:pPr>
-              <w:spacing w:after="80" w:line="276" w:lineRule="auto"/>
-              <w:jc w:val="both"/>
-            </w:pPr>
-            <w:r>
-              <w:rPr>
-                <w:rFonts w:ascii="Times New Roman" w:hAnsi="Times New Roman" w:eastAsia="바탕"/>
-                <w:sz w:val="20"/>
-              </w:rPr>
-              <w:t xml:space="preserve">이것을 결함으로 고치지 않았다. 대체 제안은 §2.7 에서 서술한 대로 </w:t>
-            </w:r>
-            <w:r>
-              <w:rPr>
-                <w:rFonts w:ascii="Times New Roman" w:hAnsi="Times New Roman" w:eastAsia="바탕"/>
-                <w:b/>
-                <w:sz w:val="20"/>
-              </w:rPr>
-              <w:t>회피 사유에서 유도</w:t>
-            </w:r>
-            <w:r>
-              <w:rPr>
-                <w:rFonts w:ascii="Times New Roman" w:hAnsi="Times New Roman" w:eastAsia="바탕"/>
-                <w:sz w:val="20"/>
-              </w:rPr>
-              <w:t xml:space="preserve">되는데, 회피할 이유가 없는 사용자에게는 유도할 사유가 없다. 조건이 없는 사람에게 "이것 대신 저것을 고르라" 고 말하려면 그 근거를 만들어 내야 하고, 그것은 이 앱이 하지 않기로 한 일이다. 즉 이 한 건은 채점 항목이 모든 시행에 일률적으로 적용된 결과이지 기능이 동작하지 않은 것이 아니다. 채점표를 조건별로 나누면 28/28 이 되지만, </w:t>
-            </w:r>
-            <w:r>
-              <w:rPr>
-                <w:rFonts w:ascii="Times New Roman" w:hAnsi="Times New Roman" w:eastAsia="바탕"/>
-                <w:b/>
-                <w:sz w:val="20"/>
-              </w:rPr>
-              <w:t>채점 기준을 결과에 맞추어 고치지 않는다</w:t>
-            </w:r>
-            <w:r>
-              <w:rPr>
-                <w:rFonts w:ascii="Times New Roman" w:hAnsi="Times New Roman" w:eastAsia="바탕"/>
-                <w:sz w:val="20"/>
-              </w:rPr>
-              <w:t>는 원칙에 따라 그대로 둔다.</w:t>
+              <w:t>만족하지 못한 한 건이 무엇이었는지 밝힌다. 시리얼을 아무 조건도 등록하지 않은 사용자가 찍은 시행에서 D5(대체 제안)가 뜨지 않았다. 같은 시리얼을 땅콩·글루텐·혈액희석제 조건을 가진 사용자가 찍은 나머지 세 시행에서는 모두 떴다.</w:t>
+            </w:r>
+          </w:p>
+          <w:p>
+            <w:pPr>
+              <w:spacing w:after="80" w:line="276" w:lineRule="auto"/>
+              <w:jc w:val="both"/>
+            </w:pPr>
+            <w:r>
+              <w:rPr>
+                <w:rFonts w:ascii="Times New Roman" w:hAnsi="Times New Roman" w:eastAsia="바탕"/>
+                <w:sz w:val="20"/>
+              </w:rPr>
+              <w:t>이것을 결함으로 고치지 않았다. 대체 제안은 §2.7 에서 서술한 대로 회피 사유에서 유도되는데, 회피할 이유가 없는 사용자에게는 유도할 사유가 없다. 조건이 없는 사람에게 "이것 대신 저것을 고르라" 고 말하려면 그 근거를 만들어 내야 하고, 그것은 이 앱이 하지 않기로 한 일이다. 즉 이 한 건은 채점 항목이 모든 시행에 일률적으로 적용된 결과이지 기능이 동작하지 않은 것이 아니다. 채점표를 조건별로 나누면 28/28 이 되지만, 채점 기준을 결과에 맞추어 고치지 않는다는 원칙에 따라 그대로 둔다.</w:t>
             </w:r>
           </w:p>
           <w:p>
@@ -17229,37 +14866,7 @@
                 <w:rFonts w:ascii="Times New Roman" w:hAnsi="Times New Roman" w:eastAsia="바탕"/>
                 <w:sz w:val="20"/>
               </w:rPr>
-              <w:t xml:space="preserve">이 평가가 측정한 것은 </w:t>
-            </w:r>
-            <w:r>
-              <w:rPr>
-                <w:rFonts w:ascii="Times New Roman" w:hAnsi="Times New Roman" w:eastAsia="바탕"/>
-                <w:b/>
-                <w:sz w:val="20"/>
-              </w:rPr>
-              <w:t>정보의 도달</w:t>
-            </w:r>
-            <w:r>
-              <w:rPr>
-                <w:rFonts w:ascii="Times New Roman" w:hAnsi="Times New Roman" w:eastAsia="바탕"/>
-                <w:sz w:val="20"/>
-              </w:rPr>
-              <w:t xml:space="preserve">이지 </w:t>
-            </w:r>
-            <w:r>
-              <w:rPr>
-                <w:rFonts w:ascii="Times New Roman" w:hAnsi="Times New Roman" w:eastAsia="바탕"/>
-                <w:b/>
-                <w:sz w:val="20"/>
-              </w:rPr>
-              <w:t>사람의 이해</w:t>
-            </w:r>
-            <w:r>
-              <w:rPr>
-                <w:rFonts w:ascii="Times New Roman" w:hAnsi="Times New Roman" w:eastAsia="바탕"/>
-                <w:sz w:val="20"/>
-              </w:rPr>
-              <w:t>가 아니라는 점을 분명히 해 둔다. 후자는 사람에게 물어야 하며, 본 평가의 범위 밖이다.</w:t>
+              <w:t>이 평가가 측정한 것은 정보의 도달이지 사람의 이해가 아니라는 점을 분명히 해 둔다. 후자는 사람에게 물어야 하며, 본 평가의 범위 밖이다.</w:t>
             </w:r>
           </w:p>
           <w:p>
@@ -17378,22 +14985,7 @@
                 <w:rFonts w:ascii="Times New Roman" w:hAnsi="Times New Roman" w:eastAsia="바탕"/>
                 <w:sz w:val="20"/>
               </w:rPr>
-              <w:t xml:space="preserve">그러나 이해도 시험은 사람을 모아야 하므로 비용이 크고 반복하기 어렵다. 그 결과 대부분의 픽토그램 세트는 </w:t>
-            </w:r>
-            <w:r>
-              <w:rPr>
-                <w:rFonts w:ascii="Times New Roman" w:hAnsi="Times New Roman" w:eastAsia="바탕"/>
-                <w:b/>
-                <w:sz w:val="20"/>
-              </w:rPr>
-              <w:t>만들어진 뒤에 평가되며</w:t>
-            </w:r>
-            <w:r>
-              <w:rPr>
-                <w:rFonts w:ascii="Times New Roman" w:hAnsi="Times New Roman" w:eastAsia="바탕"/>
-                <w:sz w:val="20"/>
-              </w:rPr>
-              <w:t>, 문제가 발견되어도 이미 배포된 뒤다.</w:t>
+              <w:t>그러나 이해도 시험은 사람을 모아야 하므로 비용이 크고 반복하기 어렵다. 그 결과 대부분의 픽토그램 세트는 만들어진 뒤에 평가되며, 문제가 발견되어도 이미 배포된 뒤다.</w:t>
             </w:r>
           </w:p>
           <w:p>
@@ -17611,50 +15203,20 @@
                 <w:rFonts w:ascii="Times New Roman" w:hAnsi="Times New Roman" w:eastAsia="바탕"/>
                 <w:sz w:val="20"/>
               </w:rPr>
-              <w:t xml:space="preserve">두 번째 관문의 질문 방식이 중요하다. </w:t>
-            </w:r>
-            <w:r>
-              <w:rPr>
-                <w:rFonts w:ascii="Times New Roman" w:hAnsi="Times New Roman" w:eastAsia="바탕"/>
-                <w:b/>
-                <w:sz w:val="20"/>
-              </w:rPr>
-              <w:t>"이것이 땅콩입니까"</w:t>
-            </w:r>
-            <w:r>
-              <w:rPr>
-                <w:rFonts w:ascii="Times New Roman" w:hAnsi="Times New Roman" w:eastAsia="바탕"/>
-                <w:sz w:val="20"/>
-              </w:rPr>
-              <w:t xml:space="preserve"> 라고 물으면 대개 그렇다고 답한다. 따라서 보기를 주지 않고 서술하게 한 뒤, 그 답이 의도와 일치하는지를 별도로 판정한다. 이는 ISO 9186 의 이해도 시험이 보기를 제시하지 않는 것과 같은 이유다.</w:t>
-            </w:r>
-          </w:p>
-          <w:p>
-            <w:pPr>
-              <w:spacing w:after="80" w:line="276" w:lineRule="auto"/>
-              <w:jc w:val="both"/>
-            </w:pPr>
-            <w:r>
-              <w:rPr>
-                <w:rFonts w:ascii="Times New Roman" w:hAnsi="Times New Roman" w:eastAsia="바탕"/>
-                <w:sz w:val="20"/>
-              </w:rPr>
-              <w:t xml:space="preserve">또한 512px 원본과 32px 축소본을 함께 제시하고 </w:t>
-            </w:r>
-            <w:r>
-              <w:rPr>
-                <w:rFonts w:ascii="Times New Roman" w:hAnsi="Times New Roman" w:eastAsia="바탕"/>
-                <w:b/>
-                <w:sz w:val="20"/>
-              </w:rPr>
-              <w:t>축소본을 기준으로</w:t>
-            </w:r>
-            <w:r>
-              <w:rPr>
-                <w:rFonts w:ascii="Times New Roman" w:hAnsi="Times New Roman" w:eastAsia="바탕"/>
-                <w:sz w:val="20"/>
-              </w:rPr>
-              <w:t xml:space="preserve"> 답하게 한다. 목록에서 실제로 보이는 크기가 그것이기 때문이다.</w:t>
+              <w:t>두 번째 관문의 질문 방식이 중요하다. "이것이 땅콩입니까" 라고 물으면 대개 그렇다고 답한다. 따라서 보기를 주지 않고 서술하게 한 뒤, 그 답이 의도와 일치하는지를 별도로 판정한다. 이는 ISO 9186 의 이해도 시험이 보기를 제시하지 않는 것과 같은 이유다.</w:t>
+            </w:r>
+          </w:p>
+          <w:p>
+            <w:pPr>
+              <w:spacing w:after="80" w:line="276" w:lineRule="auto"/>
+              <w:jc w:val="both"/>
+            </w:pPr>
+            <w:r>
+              <w:rPr>
+                <w:rFonts w:ascii="Times New Roman" w:hAnsi="Times New Roman" w:eastAsia="바탕"/>
+                <w:sz w:val="20"/>
+              </w:rPr>
+              <w:t>또한 512px 원본과 32px 축소본을 함께 제시하고 축소본을 기준으로 답하게 한다. 목록에서 실제로 보이는 크기가 그것이기 때문이다.</w:t>
             </w:r>
           </w:p>
           <w:p>
@@ -17693,22 +15255,7 @@
                 <w:rFonts w:ascii="Times New Roman" w:hAnsi="Times New Roman" w:eastAsia="바탕"/>
                 <w:sz w:val="20"/>
               </w:rPr>
-              <w:t xml:space="preserve">처음에는 시도 횟수에 따라 고정된 지시 사다리를 올렸다. 첫 시도가 실패하면 1번 지시, 두 번째가 실패하면 2번 지시를 덧붙이는 방식이다. 이 사다리의 두 번째 칸이 "형태를 더 두툼하게 그려라" 였는데, </w:t>
-            </w:r>
-            <w:r>
-              <w:rPr>
-                <w:rFonts w:ascii="Times New Roman" w:hAnsi="Times New Roman" w:eastAsia="바탕"/>
-                <w:b/>
-                <w:sz w:val="20"/>
-              </w:rPr>
-              <w:t>너무 뭉쳐서 떨어진 그림에 이 지시를 하면 실패한 방향으로 더 미는 것이 된다.</w:t>
-            </w:r>
-            <w:r>
-              <w:rPr>
-                <w:rFonts w:ascii="Times New Roman" w:hAnsi="Times New Roman" w:eastAsia="바탕"/>
-                <w:sz w:val="20"/>
-              </w:rPr>
-              <w:t xml:space="preserve"> </w:t>
+              <w:t xml:space="preserve">처음에는 시도 횟수에 따라 고정된 지시 사다리를 올렸다. 첫 시도가 실패하면 1번 지시, 두 번째가 실패하면 2번 지시를 덧붙이는 방식이다. 이 사다리의 두 번째 칸이 "형태를 더 두툼하게 그려라" 였는데, 너무 뭉쳐서 떨어진 그림에 이 지시를 하면 실패한 방향으로 더 미는 것이 된다. </w:t>
             </w:r>
             <w:r>
               <w:rPr>
@@ -17735,22 +15282,7 @@
                 <w:rFonts w:ascii="Times New Roman" w:hAnsi="Times New Roman" w:eastAsia="바탕"/>
                 <w:sz w:val="20"/>
               </w:rPr>
-              <w:t xml:space="preserve">검사기는 이미 </w:t>
-            </w:r>
-            <w:r>
-              <w:rPr>
-                <w:rFonts w:ascii="Times New Roman" w:hAnsi="Times New Roman" w:eastAsia="바탕"/>
-                <w:b/>
-                <w:sz w:val="20"/>
-              </w:rPr>
-              <w:t>왜</w:t>
-            </w:r>
-            <w:r>
-              <w:rPr>
-                <w:rFonts w:ascii="Times New Roman" w:hAnsi="Times New Roman" w:eastAsia="바탕"/>
-                <w:sz w:val="20"/>
-              </w:rPr>
-              <w:t xml:space="preserve"> 떨어졌는지를 알고 있다. 그 사유를 쓰지 않고 횟수만 세는 것은 같은 주사위를 다시 굴리는 것과 같고, 굴릴 때마다 요금이 나간다. 그래서 지시를 사유에 걸었다.</w:t>
+              <w:t>검사기는 이미 왜 떨어졌는지를 알고 있다. 그 사유를 쓰지 않고 횟수만 세는 것은 같은 주사위를 다시 굴리는 것과 같고, 굴릴 때마다 요금이 나간다. 그래서 지시를 사유에 걸었다.</w:t>
             </w:r>
           </w:p>
           <w:p>
@@ -17810,22 +15342,7 @@
                 <w:rFonts w:ascii="Times New Roman" w:hAnsi="Times New Roman" w:eastAsia="바탕"/>
                 <w:sz w:val="20"/>
               </w:rPr>
-              <w:t xml:space="preserve">설계 의도. 네 갈래가 각각 다른 방향으로 민다. 특히 마지막 갈래가 중요하다. 뜻이 어긋난 것은 </w:t>
-            </w:r>
-            <w:r>
-              <w:rPr>
-                <w:rFonts w:ascii="Times New Roman" w:hAnsi="Times New Roman" w:eastAsia="바탕"/>
-                <w:b/>
-                <w:sz w:val="20"/>
-              </w:rPr>
-              <w:t>형태</w:t>
-            </w:r>
-            <w:r>
-              <w:rPr>
-                <w:rFonts w:ascii="Times New Roman" w:hAnsi="Times New Roman" w:eastAsia="바탕"/>
-                <w:sz w:val="20"/>
-              </w:rPr>
-              <w:t>의 문제이지 무게의 문제가 아니므로, 굵기를 건드리라고 하면 잘못 그린 그림을 더 선명하게 잘못 그리게 된다. 이 분기를 넣은 뒤 앞서 통과하지 못하던 네 종이 모두 두 번째 시도에서 통과했다.</w:t>
+              <w:t>설계 의도. 네 갈래가 각각 다른 방향으로 민다. 특히 마지막 갈래가 중요하다. 뜻이 어긋난 것은 형태의 문제이지 무게의 문제가 아니므로, 굵기를 건드리라고 하면 잘못 그린 그림을 더 선명하게 잘못 그리게 된다. 이 분기를 넣은 뒤 앞서 통과하지 못하던 네 종이 모두 두 번째 시도에서 통과했다.</w:t>
             </w:r>
           </w:p>
           <w:p>
@@ -17852,22 +15369,7 @@
                 <w:rFonts w:ascii="Times New Roman" w:hAnsi="Times New Roman" w:eastAsia="바탕"/>
                 <w:sz w:val="20"/>
               </w:rPr>
-              <w:t xml:space="preserve"> 이 채운 점이 아니라 </w:t>
-            </w:r>
-            <w:r>
-              <w:rPr>
-                <w:rFonts w:ascii="Times New Roman" w:hAnsi="Times New Roman" w:eastAsia="바탕"/>
-                <w:b/>
-                <w:sz w:val="20"/>
-              </w:rPr>
-              <w:t>고리</w:t>
-            </w:r>
-            <w:r>
-              <w:rPr>
-                <w:rFonts w:ascii="Times New Roman" w:hAnsi="Times New Roman" w:eastAsia="바탕"/>
-                <w:sz w:val="20"/>
-              </w:rPr>
-              <w:t>가 되어 '1' 이 아니라 '0' 으로 읽혔다. 그래서 줄이는 방법을 "더 작게, 구멍을 뚫어서" 로 한정하고 "속이 빈 윤곽선으로 바꾸지 말 것" 을 명시했다.</w:t>
+              <w:t xml:space="preserve"> 이 채운 점이 아니라 고리가 되어 '1' 이 아니라 '0' 으로 읽혔다. 그래서 줄이는 방법을 "더 작게, 구멍을 뚫어서" 로 한정하고 "속이 빈 윤곽선으로 바꾸지 말 것" 을 명시했다.</w:t>
             </w:r>
           </w:p>
           <w:p>
@@ -17894,37 +15396,7 @@
                 <w:rFonts w:ascii="Times New Roman" w:hAnsi="Times New Roman" w:eastAsia="바탕"/>
                 <w:sz w:val="20"/>
               </w:rPr>
-              <w:t xml:space="preserve"> 가 채운 점 넷이 아니라 </w:t>
-            </w:r>
-            <w:r>
-              <w:rPr>
-                <w:rFonts w:ascii="Times New Roman" w:hAnsi="Times New Roman" w:eastAsia="바탕"/>
-                <w:b/>
-                <w:sz w:val="20"/>
-              </w:rPr>
-              <w:t>고리 넷</w:t>
-            </w:r>
-            <w:r>
-              <w:rPr>
-                <w:rFonts w:ascii="Times New Roman" w:hAnsi="Times New Roman" w:eastAsia="바탕"/>
-                <w:sz w:val="20"/>
-              </w:rPr>
-              <w:t xml:space="preserve">으로 남아 있었는데, 세는 그림에서 빈 고리는 0 으로 읽히고 같은 세트의 하나·둘·셋·다섯은 모두 채운 점이라 세트 안에서 혼자 규칙이 달랐다. 검사기가 이것을 통과시킨 이유는 분명하다. </w:t>
-            </w:r>
-            <w:r>
-              <w:rPr>
-                <w:rFonts w:ascii="Times New Roman" w:hAnsi="Times New Roman" w:eastAsia="바탕"/>
-                <w:b/>
-                <w:sz w:val="20"/>
-              </w:rPr>
-              <w:t>고리 넷도 "네 개" 로는 맞기 때문이다.</w:t>
-            </w:r>
-            <w:r>
-              <w:rPr>
-                <w:rFonts w:ascii="Times New Roman" w:hAnsi="Times New Roman" w:eastAsia="바탕"/>
-                <w:sz w:val="20"/>
-              </w:rPr>
-              <w:t xml:space="preserve"> 개수를 세는 검사와 의미를 묻는 검사를 모두 통과하면서도 틀릴 수 있다는 뜻이며, 이것이 §5.4 에서 이 절차의 한계로 다시 다루는 지점이다.</w:t>
+              <w:t xml:space="preserve"> 가 채운 점 넷이 아니라 고리 넷으로 남아 있었는데, 세는 그림에서 빈 고리는 0 으로 읽히고 같은 세트의 하나·둘·셋·다섯은 모두 채운 점이라 세트 안에서 혼자 규칙이 달랐다. 검사기가 이것을 통과시킨 이유는 분명하다. 고리 넷도 "네 개" 로는 맞기 때문이다. 개수를 세는 검사와 의미를 묻는 검사를 모두 통과하면서도 틀릴 수 있다는 뜻이며, 이것이 §5.4 에서 이 절차의 한계로 다시 다루는 지점이다.</w:t>
             </w:r>
           </w:p>
           <w:p>
@@ -18576,22 +16048,21 @@
                 <w:rFonts w:ascii="Times New Roman" w:hAnsi="Times New Roman" w:eastAsia="바탕"/>
                 <w:sz w:val="20"/>
               </w:rPr>
-              <w:t xml:space="preserve"> 의 개선이 특히 중요하다. 이 형태소가 "깨진 달걀"로 읽히는 것은 단순한 오독이 아니라 </w:t>
-            </w:r>
-            <w:r>
-              <w:rPr>
-                <w:rFonts w:ascii="Times New Roman" w:hAnsi="Times New Roman" w:eastAsia="바탕"/>
-                <w:b/>
-                <w:sz w:val="20"/>
-              </w:rPr>
-              <w:t>세트 안에 `egg` 라는 다른 알레르겐이 존재하기 때문</w:t>
-            </w:r>
-            <w:r>
-              <w:rPr>
-                <w:rFonts w:ascii="Times New Roman" w:hAnsi="Times New Roman" w:eastAsia="바탕"/>
-                <w:sz w:val="20"/>
-              </w:rPr>
-              <w:t>이다. 서로 다른 두 알레르기 경고가 같은 그림으로 읽히는 상태였다.</w:t>
+              <w:t xml:space="preserve"> 의 개선이 특히 중요하다. 이 형태소가 "깨진 달걀"로 읽히는 것은 단순한 오독이 아니라 세트 안에 </w:t>
+            </w:r>
+            <w:r>
+              <w:rPr>
+                <w:rFonts w:ascii="Consolas" w:hAnsi="Consolas" w:eastAsia="Consolas"/>
+                <w:sz w:val="19"/>
+              </w:rPr>
+              <w:t>egg</w:t>
+            </w:r>
+            <w:r>
+              <w:rPr>
+                <w:rFonts w:ascii="Times New Roman" w:hAnsi="Times New Roman" w:eastAsia="바탕"/>
+                <w:sz w:val="20"/>
+              </w:rPr>
+              <w:t xml:space="preserve"> 라는 다른 알레르겐이 존재하기 때문이다. 서로 다른 두 알레르기 경고가 같은 그림으로 읽히는 상태였다.</w:t>
             </w:r>
           </w:p>
           <w:p>
@@ -18976,22 +16447,7 @@
                 <w:rFonts w:ascii="Times New Roman" w:hAnsi="Times New Roman" w:eastAsia="바탕"/>
                 <w:sz w:val="20"/>
               </w:rPr>
-              <w:t xml:space="preserve">이 다섯을 명시하는 이유는 픽토그램이라는 매체의 한계가 어디에 있는지를 보여 주기 때문이다. 개선 가능했던 일곱은 모두 </w:t>
-            </w:r>
-            <w:r>
-              <w:rPr>
-                <w:rFonts w:ascii="Times New Roman" w:hAnsi="Times New Roman" w:eastAsia="바탕"/>
-                <w:b/>
-                <w:sz w:val="20"/>
-              </w:rPr>
-              <w:t>더 나은 대상을 고르면</w:t>
-            </w:r>
-            <w:r>
-              <w:rPr>
-                <w:rFonts w:ascii="Times New Roman" w:hAnsi="Times New Roman" w:eastAsia="바탕"/>
-                <w:sz w:val="20"/>
-              </w:rPr>
-              <w:t xml:space="preserve"> 풀렸으나, 이 다섯은 개념 자체가 단독 실루엣으로 성립하지 않는다.</w:t>
+              <w:t>이 다섯을 명시하는 이유는 픽토그램이라는 매체의 한계가 어디에 있는지를 보여 주기 때문이다. 개선 가능했던 일곱은 모두 더 나은 대상을 고르면 풀렸으나, 이 다섯은 개념 자체가 단독 실루엣으로 성립하지 않는다.</w:t>
             </w:r>
           </w:p>
           <w:p>
@@ -19022,24 +16478,16 @@
             <w:r>
               <w:rPr>
                 <w:rFonts w:ascii="Times New Roman" w:hAnsi="Times New Roman" w:eastAsia="바탕"/>
+                <w:sz w:val="20"/>
+              </w:rPr>
+              <w:t xml:space="preserve">첫째, 옆구리 톱니를 빼고 가루를 작은 흰 점으로 그리게 했다. 여전히 "candy wrapper" 였다. 원인이 홈이 아니라 톱니라고 본 진단 자체가 틀렸던 것이 아니라, 톱니를 빼도 남는 것이 여전히 사탕 껍질이었다. 더 나쁜 것은 "작은 흰 점" 쪽이다. 그 점들이 32픽셀에서 </w:t>
+            </w:r>
+            <w:r>
+              <w:rPr>
+                <w:rFonts w:ascii="Times New Roman" w:hAnsi="Times New Roman" w:eastAsia="바탕"/>
                 <w:b/>
                 <w:sz w:val="20"/>
               </w:rPr>
-              <w:t>첫째, 옆구리 톱니를 빼고 가루를 작은 흰 점으로 그리게 했다.</w:t>
-            </w:r>
-            <w:r>
-              <w:rPr>
-                <w:rFonts w:ascii="Times New Roman" w:hAnsi="Times New Roman" w:eastAsia="바탕"/>
-                <w:sz w:val="20"/>
-              </w:rPr>
-              <w:t xml:space="preserve"> 여전히 "candy wrapper" 였다. 원인이 홈이 아니라 톱니라고 본 진단 자체가 틀렸던 것이 아니라, 톱니를 빼도 남는 것이 여전히 사탕 껍질이었다. 더 나쁜 것은 "작은 흰 점" 쪽이다. 그 점들이 32픽셀에서 </w:t>
-            </w:r>
-            <w:r>
-              <w:rPr>
-                <w:rFonts w:ascii="Times New Roman" w:hAnsi="Times New Roman" w:eastAsia="바탕"/>
-                <w:b/>
-                <w:sz w:val="20"/>
-              </w:rPr>
               <w:t>통째로 사라졌다(21개 → 0개).</w:t>
             </w:r>
             <w:r>
@@ -19058,73 +16506,35 @@
             <w:r>
               <w:rPr>
                 <w:rFonts w:ascii="Times New Roman" w:hAnsi="Times New Roman" w:eastAsia="바탕"/>
-                <w:b/>
-                <w:sz w:val="20"/>
-              </w:rPr>
-              <w:t>둘째, 대상을 바꿔 봉지를 기울여 붓는 순간으로 그리게 했다.</w:t>
-            </w:r>
-            <w:r>
-              <w:rPr>
-                <w:rFonts w:ascii="Times New Roman" w:hAnsi="Times New Roman" w:eastAsia="바탕"/>
-                <w:sz w:val="20"/>
-              </w:rPr>
-              <w:t xml:space="preserve"> "ice cream cone", "cocktail shaker pouring" 으로 읽혔다. 넓어지는 쐐기는 콘이 된다. 세 번째 시도는 이미지 생성 API 가 거절했다. "가루를 붓는" 그림 요청이 약물 오남용으로 분류되었다.</w:t>
-            </w:r>
-          </w:p>
-          <w:p>
-            <w:pPr>
-              <w:spacing w:after="80" w:line="276" w:lineRule="auto"/>
-              <w:jc w:val="both"/>
-            </w:pPr>
-            <w:r>
-              <w:rPr>
-                <w:rFonts w:ascii="Times New Roman" w:hAnsi="Times New Roman" w:eastAsia="바탕"/>
-                <w:sz w:val="20"/>
-              </w:rPr>
-              <w:t xml:space="preserve">실패한 그림은 설치하지 않았다. 자산은 이전 상태 그대로이며, 프롬프트도 되돌렸다. </w:t>
-            </w:r>
-            <w:r>
-              <w:rPr>
-                <w:rFonts w:ascii="Times New Roman" w:hAnsi="Times New Roman" w:eastAsia="바탕"/>
-                <w:b/>
-                <w:sz w:val="20"/>
-              </w:rPr>
-              <w:t>남긴 것은 시도의 기록뿐이다.</w:t>
-            </w:r>
-            <w:r>
-              <w:rPr>
-                <w:rFonts w:ascii="Times New Roman" w:hAnsi="Times New Roman" w:eastAsia="바탕"/>
-                <w:sz w:val="20"/>
-              </w:rPr>
-              <w:t xml:space="preserve"> 다만 검사기의 기대값을 개념 이름에서 문장으로 바꿨다. 이름만 대조하면 느슨해서, 다음에 누가 같은 검사를 돌릴 때 이 실패가 통과로 보일 수 있기 때문이다.</w:t>
-            </w:r>
-          </w:p>
-          <w:p>
-            <w:pPr>
-              <w:spacing w:after="80" w:line="276" w:lineRule="auto"/>
-              <w:jc w:val="both"/>
-            </w:pPr>
-            <w:r>
-              <w:rPr>
-                <w:rFonts w:ascii="Times New Roman" w:hAnsi="Times New Roman" w:eastAsia="바탕"/>
-                <w:sz w:val="20"/>
-              </w:rPr>
-              <w:t xml:space="preserve">이 다섯 가운데 넷은 화면에서 </w:t>
-            </w:r>
-            <w:r>
-              <w:rPr>
-                <w:rFonts w:ascii="Times New Roman" w:hAnsi="Times New Roman" w:eastAsia="바탕"/>
-                <w:b/>
-                <w:sz w:val="20"/>
-              </w:rPr>
-              <w:t>음성이 그 자리를 메운다.</w:t>
-            </w:r>
-            <w:r>
-              <w:rPr>
-                <w:rFonts w:ascii="Times New Roman" w:hAnsi="Times New Roman" w:eastAsia="바탕"/>
-                <w:sz w:val="20"/>
-              </w:rPr>
-              <w:t xml:space="preserve"> §3.4 에서 서술한 대로 그림을 누르면 그 그림이 무엇을 뜻하는지 말하므로, </w:t>
+                <w:sz w:val="20"/>
+              </w:rPr>
+              <w:t>둘째, 대상을 바꿔 봉지를 기울여 붓는 순간으로 그리게 했다. "ice cream cone", "cocktail shaker pouring" 으로 읽혔다. 넓어지는 쐐기는 콘이 된다. 세 번째 시도는 이미지 생성 API 가 거절했다. "가루를 붓는" 그림 요청이 약물 오남용으로 분류되었다.</w:t>
+            </w:r>
+          </w:p>
+          <w:p>
+            <w:pPr>
+              <w:spacing w:after="80" w:line="276" w:lineRule="auto"/>
+              <w:jc w:val="both"/>
+            </w:pPr>
+            <w:r>
+              <w:rPr>
+                <w:rFonts w:ascii="Times New Roman" w:hAnsi="Times New Roman" w:eastAsia="바탕"/>
+                <w:sz w:val="20"/>
+              </w:rPr>
+              <w:t>실패한 그림은 설치하지 않았다. 자산은 이전 상태 그대로이며, 프롬프트도 되돌렸다. 남긴 것은 시도의 기록뿐이다. 다만 검사기의 기대값을 개념 이름에서 문장으로 바꿨다. 이름만 대조하면 느슨해서, 다음에 누가 같은 검사를 돌릴 때 이 실패가 통과로 보일 수 있기 때문이다.</w:t>
+            </w:r>
+          </w:p>
+          <w:p>
+            <w:pPr>
+              <w:spacing w:after="80" w:line="276" w:lineRule="auto"/>
+              <w:jc w:val="both"/>
+            </w:pPr>
+            <w:r>
+              <w:rPr>
+                <w:rFonts w:ascii="Times New Roman" w:hAnsi="Times New Roman" w:eastAsia="바탕"/>
+                <w:sz w:val="20"/>
+              </w:rPr>
+              <w:t xml:space="preserve">이 다섯 가운데 넷은 화면에서 음성이 그 자리를 메운다. §3.4 에서 서술한 대로 그림을 누르면 그 그림이 무엇을 뜻하는지 말하므로, </w:t>
             </w:r>
             <w:r>
               <w:rPr>
@@ -19175,68 +16585,22 @@
             <w:r>
               <w:rPr>
                 <w:rFonts w:ascii="Times New Roman" w:hAnsi="Times New Roman" w:eastAsia="바탕"/>
-                <w:b/>
-                <w:sz w:val="20"/>
-              </w:rPr>
-              <w:t>첫째, 사람에게 묻지 않았다.</w:t>
-            </w:r>
-            <w:r>
-              <w:rPr>
-                <w:rFonts w:ascii="Times New Roman" w:hAnsi="Times New Roman" w:eastAsia="바탕"/>
-                <w:sz w:val="20"/>
-              </w:rPr>
-              <w:t xml:space="preserve"> 위의 의미 검사는 사람이 아니라 시각 언어 모델에게 물은 것이다. 따라서 표 6의 선행 연구 수치(ANSI 통과 17/108)와 </w:t>
-            </w:r>
-            <w:r>
-              <w:rPr>
-                <w:rFonts w:ascii="Times New Roman" w:hAnsi="Times New Roman" w:eastAsia="바탕"/>
-                <w:b/>
-                <w:sz w:val="20"/>
-              </w:rPr>
-              <w:t>직접 비교할 수 없다.</w:t>
-            </w:r>
-            <w:r>
-              <w:rPr>
-                <w:rFonts w:ascii="Times New Roman" w:hAnsi="Times New Roman" w:eastAsia="바탕"/>
-                <w:sz w:val="20"/>
-              </w:rPr>
-              <w:t xml:space="preserve"> 이 절차의 값어치는 사람 대상 시험을 대체하는 데 있지 않고, 사람에게 묻기 </w:t>
-            </w:r>
-            <w:r>
-              <w:rPr>
-                <w:rFonts w:ascii="Times New Roman" w:hAnsi="Times New Roman" w:eastAsia="바탕"/>
-                <w:b/>
-                <w:sz w:val="20"/>
-              </w:rPr>
-              <w:t>전에</w:t>
-            </w:r>
-            <w:r>
-              <w:rPr>
-                <w:rFonts w:ascii="Times New Roman" w:hAnsi="Times New Roman" w:eastAsia="바탕"/>
-                <w:sz w:val="20"/>
-              </w:rPr>
-              <w:t xml:space="preserve"> 명백한 오독을 걸러 시험 한 번의 비용을 아끼는 데 있다.</w:t>
-            </w:r>
-          </w:p>
-          <w:p>
-            <w:pPr>
-              <w:spacing w:after="80" w:line="276" w:lineRule="auto"/>
-              <w:jc w:val="both"/>
-            </w:pPr>
-            <w:r>
-              <w:rPr>
-                <w:rFonts w:ascii="Times New Roman" w:hAnsi="Times New Roman" w:eastAsia="바탕"/>
-                <w:b/>
-                <w:sz w:val="20"/>
-              </w:rPr>
-              <w:t>둘째, 판정이 경계에서 흔들린다.</w:t>
-            </w:r>
-            <w:r>
-              <w:rPr>
-                <w:rFonts w:ascii="Times New Roman" w:hAnsi="Times New Roman" w:eastAsia="바탕"/>
-                <w:sz w:val="20"/>
-              </w:rPr>
-              <w:t xml:space="preserve"> 같은 그림에 대해 실행마다 통과와 실패가 갈리는 사례가 있었다(</w:t>
+                <w:sz w:val="20"/>
+              </w:rPr>
+              <w:t>첫째, 사람에게 묻지 않았다. 위의 의미 검사는 사람이 아니라 시각 언어 모델에게 물은 것이다. 따라서 표 6의 선행 연구 수치(ANSI 통과 17/108)와 직접 비교할 수 없다. 이 절차의 값어치는 사람 대상 시험을 대체하는 데 있지 않고, 사람에게 묻기 전에 명백한 오독을 걸러 시험 한 번의 비용을 아끼는 데 있다.</w:t>
+            </w:r>
+          </w:p>
+          <w:p>
+            <w:pPr>
+              <w:spacing w:after="80" w:line="276" w:lineRule="auto"/>
+              <w:jc w:val="both"/>
+            </w:pPr>
+            <w:r>
+              <w:rPr>
+                <w:rFonts w:ascii="Times New Roman" w:hAnsi="Times New Roman" w:eastAsia="바탕"/>
+                <w:sz w:val="20"/>
+              </w:rPr>
+              <w:t>둘째, 판정이 경계에서 흔들린다. 같은 그림에 대해 실행마다 통과와 실패가 갈리는 사례가 있었다(</w:t>
             </w:r>
             <w:r>
               <w:rPr>
@@ -19759,28 +17123,54 @@
                 <w:rFonts w:ascii="Times New Roman" w:hAnsi="Times New Roman" w:eastAsia="바탕"/>
                 <w:sz w:val="20"/>
               </w:rPr>
-              <w:t xml:space="preserve">MAE% 는 공식 정의를 따랐다. 절대오차의 평균을 정답의 평균으로 나눈 값이며, 접시마다의 비율을 평균한 것이 아니다. 채점한 507개는 테스트 split 709개 가운데 오버헤드 프레임이 존재하는 것 전부다. 공식 프로토콜이 오버헤드 프레임만 쓰기 때문이며, 측면 프레임을 섞으면 다른 숫자가 나오고 </w:t>
-            </w:r>
+              <w:t>MAE% 는 공식 정의를 따랐다. 절대오차의 평균을 정답의 평균으로 나눈 값이며, 접시마다의 비율을 평균한 것이 아니다. 채점한 507개는 테스트 split 709개 가운데 오버헤드 프레임이 존재하는 것 전부다. 공식 프로토콜이 오버헤드 프레임만 쓰기 때문이며, 측면 프레임을 섞으면 다른 숫자가 나오고 비교할 수 없는 값이 조용히 만들어진다.</w:t>
+            </w:r>
+          </w:p>
+          <w:p>
+            <w:pPr>
+              <w:spacing w:after="80" w:line="276" w:lineRule="auto"/>
+              <w:jc w:val="both"/>
+            </w:pPr>
+            <w:r>
+              <w:rPr>
+                <w:rFonts w:ascii="Times New Roman" w:hAnsi="Times New Roman" w:eastAsia="바탕"/>
+                <w:sz w:val="20"/>
+              </w:rPr>
+              <w:t>내보낸 모델의 메타데이터에도 같은 수치가 기록되어 있었으나 그것을 옮겨 적지 않고 자료를 받아 다시 쟀다. 다섯 항목 모두 소수점 둘째 자리까지 일치했다. 이 문서에서 인용을 대조하며 확인한 것이 있다면, 어딘가에 적혀 있는 값과 그 출처가 실제로 말하는 값이 자주 다르다는 것이다.</w:t>
+            </w:r>
+          </w:p>
+          <w:p>
+            <w:pPr>
+              <w:spacing w:after="80" w:line="276" w:lineRule="auto"/>
+              <w:jc w:val="both"/>
+            </w:pPr>
             <w:r>
               <w:rPr>
                 <w:rFonts w:ascii="Times New Roman" w:hAnsi="Times New Roman" w:eastAsia="바탕"/>
                 <w:b/>
                 <w:sz w:val="20"/>
               </w:rPr>
-              <w:t>비교할 수 없는 값이 조용히 만들어진다.</w:t>
-            </w:r>
-          </w:p>
-          <w:p>
-            <w:pPr>
-              <w:spacing w:after="80" w:line="276" w:lineRule="auto"/>
-              <w:jc w:val="both"/>
-            </w:pPr>
-            <w:r>
-              <w:rPr>
-                <w:rFonts w:ascii="Times New Roman" w:hAnsi="Times New Roman" w:eastAsia="바탕"/>
-                <w:sz w:val="20"/>
-              </w:rPr>
-              <w:t xml:space="preserve">내보낸 모델의 메타데이터에도 같은 수치가 기록되어 있었으나 그것을 옮겨 적지 않고 자료를 받아 다시 쟀다. 다섯 항목 모두 소수점 둘째 자리까지 일치했다. 이 문서에서 인용을 대조하며 확인한 것이 있다면, </w:t>
+              <w:t>이 수치를 §4.2 의 인용과 나란히 놓아서는 안 된다.</w:t>
+            </w:r>
+            <w:r>
+              <w:rPr>
+                <w:rFonts w:ascii="Times New Roman" w:hAnsi="Times New Roman" w:eastAsia="바탕"/>
+                <w:sz w:val="20"/>
+              </w:rPr>
+              <w:t xml:space="preserve"> NutritionVerse-Direct 의 열량 오차 253.7 kcal 은 NutritionVerse-Real 이라는 다른 자료에서 잰 것이고, 우리 58.12 kcal 은 Nutrition5k 에서 잰 것이다. 자료가 다르면 난이도가 다르므로 두 값의 크기를 견주는 것은 의미가 없다. 두 수치를 함께 싣는 이유는 우열이 아니라, 이 분야 전체가 아직 사진 한 장으로 영양을 맞히지 못한다는 것을 보이기 위해서다.</w:t>
+            </w:r>
+          </w:p>
+          <w:p>
+            <w:pPr>
+              <w:spacing w:after="80" w:line="276" w:lineRule="auto"/>
+              <w:jc w:val="both"/>
+            </w:pPr>
+            <w:r>
+              <w:rPr>
+                <w:rFonts w:ascii="Times New Roman" w:hAnsi="Times New Roman" w:eastAsia="바탕"/>
+                <w:sz w:val="20"/>
+              </w:rPr>
+              <w:t xml:space="preserve">실제로 우리 값이 그것을 그대로 보여 준다. 질량은 16.61% 로 비교적 낫지만 지방·탄수화물·단백질은 30% 를 넘는다. 지방 4.21 g 은 절대값으로는 작아 보이나 테스트 집합의 평균 지방이 12.8 g 이므로 </w:t>
             </w:r>
             <w:r>
               <w:rPr>
@@ -19788,70 +17178,6 @@
                 <w:b/>
                 <w:sz w:val="20"/>
               </w:rPr>
-              <w:t>어딘가에 적혀 있는 값과 그 출처가 실제로 말하는 값이 자주 다르다</w:t>
-            </w:r>
-            <w:r>
-              <w:rPr>
-                <w:rFonts w:ascii="Times New Roman" w:hAnsi="Times New Roman" w:eastAsia="바탕"/>
-                <w:sz w:val="20"/>
-              </w:rPr>
-              <w:t>는 것이다.</w:t>
-            </w:r>
-          </w:p>
-          <w:p>
-            <w:pPr>
-              <w:spacing w:after="80" w:line="276" w:lineRule="auto"/>
-              <w:jc w:val="both"/>
-            </w:pPr>
-            <w:r>
-              <w:rPr>
-                <w:rFonts w:ascii="Times New Roman" w:hAnsi="Times New Roman" w:eastAsia="바탕"/>
-                <w:b/>
-                <w:sz w:val="20"/>
-              </w:rPr>
-              <w:t>이 수치를 §4.2 의 인용과 나란히 놓아서는 안 된다.</w:t>
-            </w:r>
-            <w:r>
-              <w:rPr>
-                <w:rFonts w:ascii="Times New Roman" w:hAnsi="Times New Roman" w:eastAsia="바탕"/>
-                <w:sz w:val="20"/>
-              </w:rPr>
-              <w:t xml:space="preserve"> NutritionVerse-Direct 의 열량 오차 253.7 kcal 은 NutritionVerse-Real 이라는 다른 자료에서 잰 것이고, 우리 58.12 kcal 은 Nutrition5k 에서 잰 것이다. 자료가 다르면 난이도가 다르므로 두 값의 크기를 견주는 것은 의미가 없다. 두 수치를 함께 싣는 이유는 우열이 아니라, </w:t>
-            </w:r>
-            <w:r>
-              <w:rPr>
-                <w:rFonts w:ascii="Times New Roman" w:hAnsi="Times New Roman" w:eastAsia="바탕"/>
-                <w:b/>
-                <w:sz w:val="20"/>
-              </w:rPr>
-              <w:t>이 분야 전체가 아직 사진 한 장으로 영양을 맞히지 못한다</w:t>
-            </w:r>
-            <w:r>
-              <w:rPr>
-                <w:rFonts w:ascii="Times New Roman" w:hAnsi="Times New Roman" w:eastAsia="바탕"/>
-                <w:sz w:val="20"/>
-              </w:rPr>
-              <w:t>는 것을 보이기 위해서다.</w:t>
-            </w:r>
-          </w:p>
-          <w:p>
-            <w:pPr>
-              <w:spacing w:after="80" w:line="276" w:lineRule="auto"/>
-              <w:jc w:val="both"/>
-            </w:pPr>
-            <w:r>
-              <w:rPr>
-                <w:rFonts w:ascii="Times New Roman" w:hAnsi="Times New Roman" w:eastAsia="바탕"/>
-                <w:sz w:val="20"/>
-              </w:rPr>
-              <w:t xml:space="preserve">실제로 우리 값이 그것을 그대로 보여 준다. 질량은 16.61% 로 비교적 낫지만 지방·탄수화물·단백질은 30% 를 넘는다. 지방 4.21 g 은 절대값으로는 작아 보이나 테스트 집합의 평균 지방이 12.8 g 이므로 </w:t>
-            </w:r>
-            <w:r>
-              <w:rPr>
-                <w:rFonts w:ascii="Times New Roman" w:hAnsi="Times New Roman" w:eastAsia="바탕"/>
-                <w:b/>
-                <w:sz w:val="20"/>
-              </w:rPr>
               <w:t>세 접시 중 하나꼴로 지방을 3분의 1 만큼 틀린다</w:t>
             </w:r>
             <w:r>
@@ -19870,17 +17196,9 @@
             <w:r>
               <w:rPr>
                 <w:rFonts w:ascii="Times New Roman" w:hAnsi="Times New Roman" w:eastAsia="바탕"/>
-                <w:b/>
-                <w:sz w:val="20"/>
-              </w:rPr>
-              <w:t>따라서 이 경로의 값은 정확도를 근거로 신뢰되지 않는다.</w:t>
-            </w:r>
-            <w:r>
-              <w:rPr>
-                <w:rFonts w:ascii="Times New Roman" w:hAnsi="Times New Roman" w:eastAsia="바탕"/>
-                <w:sz w:val="20"/>
-              </w:rPr>
-              <w:t xml:space="preserve"> §4.2 의 물리 검사를 통과했다는 것, 그리고 판정이 이 값 하나가 아니라 사용자의 기준치 대비 비중으로 제시된다는 것이 이 경로를 화면에 내보내는 근거다. 성분표가 있는 제품에서는 이 경로를 쓰지 않는다.</w:t>
+                <w:sz w:val="20"/>
+              </w:rPr>
+              <w:t>따라서 이 경로의 값은 정확도를 근거로 신뢰되지 않는다. §4.2 의 물리 검사를 통과했다는 것, 그리고 판정이 이 값 하나가 아니라 사용자의 기준치 대비 비중으로 제시된다는 것이 이 경로를 화면에 내보내는 근거다. 성분표가 있는 제품에서는 이 경로를 쓰지 않는다.</w:t>
             </w:r>
           </w:p>
           <w:p>
@@ -19943,24 +17261,7 @@
                 <w:color w:val="606068"/>
                 <w:sz w:val="18"/>
               </w:rPr>
-              <w:t xml:space="preserve"> 영양 추정 모델의 항목별 MAE% (n = 507). 점선은 다섯 항목의 평균(26.75%)이다. 질량과 열량이 상대적으로 낫고 미량 항목으로 갈수록 나빠지는데, 이는 접시 사진에서 </w:t>
-            </w:r>
-            <w:r>
-              <w:rPr>
-                <w:rFonts w:ascii="Times New Roman" w:hAnsi="Times New Roman" w:eastAsia="바탕"/>
-                <w:b/>
-                <w:color w:val="606068"/>
-                <w:sz w:val="18"/>
-              </w:rPr>
-              <w:t>부피는 보이지만 조성은 보이지 않기</w:t>
-            </w:r>
-            <w:r>
-              <w:rPr>
-                <w:rFonts w:ascii="Times New Roman" w:hAnsi="Times New Roman" w:eastAsia="바탕"/>
-                <w:color w:val="606068"/>
-                <w:sz w:val="18"/>
-              </w:rPr>
-              <w:t xml:space="preserve"> 때문이다. 같은 크기의 밥과 같은 크기의 튀김은 질량이 비슷하고 지방이 전혀 다르다.</w:t>
+              <w:t xml:space="preserve"> 영양 추정 모델의 항목별 MAE% (n = 507). 점선은 다섯 항목의 평균(26.75%)이다. 질량과 열량이 상대적으로 낫고 미량 항목으로 갈수록 나빠지는데, 이는 접시 사진에서 부피는 보이지만 조성은 보이지 않기 때문이다. 같은 크기의 밥과 같은 크기의 튀김은 질량이 비슷하고 지방이 전혀 다르다.</w:t>
             </w:r>
           </w:p>
           <w:p>
@@ -20455,22 +17756,7 @@
                 <w:rFonts w:ascii="Times New Roman" w:hAnsi="Times New Roman" w:eastAsia="바탕"/>
                 <w:sz w:val="20"/>
               </w:rPr>
-              <w:t xml:space="preserve">SnapCare 가 개입하는 지점은 §1.4 에서 서술한 </w:t>
-            </w:r>
-            <w:r>
-              <w:rPr>
-                <w:rFonts w:ascii="Times New Roman" w:hAnsi="Times New Roman" w:eastAsia="바탕"/>
-                <w:b/>
-                <w:sz w:val="20"/>
-              </w:rPr>
-              <w:t>마지막 한 걸음</w:t>
-            </w:r>
-            <w:r>
-              <w:rPr>
-                <w:rFonts w:ascii="Times New Roman" w:hAnsi="Times New Roman" w:eastAsia="바탕"/>
-                <w:sz w:val="20"/>
-              </w:rPr>
-              <w:t xml:space="preserve"> 이다. 진료와 조제까지는 의료 체계가 담당하지만, 환자가 집에서 약봉지를 여는 순간부터는 본인의 판독 능력에 맡겨진다.</w:t>
+              <w:t>SnapCare 가 개입하는 지점은 §1.4 에서 서술한 마지막 한 걸음 이다. 진료와 조제까지는 의료 체계가 담당하지만, 환자가 집에서 약봉지를 여는 순간부터는 본인의 판독 능력에 맡겨진다.</w:t>
             </w:r>
           </w:p>
           <w:p>
@@ -20669,7 +17955,7 @@
                 <w:rFonts w:ascii="Times New Roman" w:hAnsi="Times New Roman" w:eastAsia="바탕"/>
                 <w:sz w:val="20"/>
               </w:rPr>
-              <w:t xml:space="preserve">특히 3.d 와의 연결이 직접적이다. 104개국에서 보고된 실험실 확인 감염 2,300만 건 이상을 분석한 결과, 2023년 세균 감염 여섯 건 중 한 건이 항생제에 내성을 보였다. 2018년부터 2023년까지 감시 대상 병원체–항생제 조합의 40% 이상에서 내성이 상승했고, 연평균 상승률은 5~15% 였다 (WHO GLASS, 2025). 2019년 기준 세균 내성에 직접 기인한 사망은 127만 명으로 HIV/AIDS 나 말라리아보다 많았다 (Murray et al., 2022). 증상이 가시면 항생제를 중단하는 것이 내성의 주요 인적 경로다. 그리고 그것이 소수의 행동이 아니다. 12개국 9,772명을 조사한 결과 </w:t>
+              <w:t xml:space="preserve">특히 3.d 와의 연결이 직접적이다. 104개국에서 보고된 실험실 확인 감염 2,300만 건 이상을 분석한 결과, 2023년 세균 감염 여섯 건 중 한 건이 항생제에 내성을 보였다. 2018년부터 2023년까지 감시 대상 병원체·항생제 조합의 40% 이상에서 내성이 상승했고, 연평균 상승률은 5~15% 였다 (WHO GLASS, 2025). 2019년 기준 세균 내성에 직접 기인한 사망은 127만 명으로 HIV/AIDS 나 말라리아보다 많았다 (Murray et al., 2022). 증상이 가시면 항생제를 중단하는 것이 내성의 주요 인적 경로다. 그리고 그것이 소수의 행동이 아니다. 12개국 9,772명을 조사한 결과 </w:t>
             </w:r>
             <w:r>
               <w:rPr>
@@ -20712,22 +17998,7 @@
                 <w:rFonts w:ascii="Times New Roman" w:hAnsi="Times New Roman" w:eastAsia="바탕"/>
                 <w:sz w:val="20"/>
               </w:rPr>
-              <w:t xml:space="preserve">세 명 중 한 명이 그렇게 믿는다면, 처방전에 적힌 복용 기간은 </w:t>
-            </w:r>
-            <w:r>
-              <w:rPr>
-                <w:rFonts w:ascii="Times New Roman" w:hAnsi="Times New Roman" w:eastAsia="바탕"/>
-                <w:b/>
-                <w:sz w:val="20"/>
-              </w:rPr>
-              <w:t>읽히지 않아서가 아니라 읽히고도 지켜지지 않는다.</w:t>
-            </w:r>
-            <w:r>
-              <w:rPr>
-                <w:rFonts w:ascii="Times New Roman" w:hAnsi="Times New Roman" w:eastAsia="바탕"/>
-                <w:sz w:val="20"/>
-              </w:rPr>
-              <w:t xml:space="preserve"> 여기에 읽지 못하는 사람이 더해진다. 문자로 적힌 기간이 애초에 전달되지 않으면 그 지시는 존재하지 않는 것과 같고, SnapCare 의 </w:t>
+              <w:t xml:space="preserve">세 명 중 한 명이 그렇게 믿는다면, 처방전에 적힌 복용 기간은 읽히지 않아서가 아니라 읽히고도 지켜지지 않는다. 여기에 읽지 못하는 사람이 더해진다. 문자로 적힌 기간이 애초에 전달되지 않으면 그 지시는 존재하지 않는 것과 같고, SnapCare 의 </w:t>
             </w:r>
             <w:r>
               <w:rPr>
@@ -20741,22 +18012,7 @@
                 <w:rFonts w:ascii="Times New Roman" w:hAnsi="Times New Roman" w:eastAsia="바탕"/>
                 <w:sz w:val="20"/>
               </w:rPr>
-              <w:t xml:space="preserve"> 형태소가 겨냥하는 것이 정확히 그 자리다. 다만 그림 하나로 믿음이 바뀌지는 않으며, 이 형태소가 하는 일은 </w:t>
-            </w:r>
-            <w:r>
-              <w:rPr>
-                <w:rFonts w:ascii="Times New Roman" w:hAnsi="Times New Roman" w:eastAsia="바탕"/>
-                <w:b/>
-                <w:sz w:val="20"/>
-              </w:rPr>
-              <w:t>기간이 전달되게 하는 것까지</w:t>
-            </w:r>
-            <w:r>
-              <w:rPr>
-                <w:rFonts w:ascii="Times New Roman" w:hAnsi="Times New Roman" w:eastAsia="바탕"/>
-                <w:sz w:val="20"/>
-              </w:rPr>
-              <w:t>다.</w:t>
+              <w:t xml:space="preserve"> 형태소가 겨냥하는 것이 정확히 그 자리다. 다만 그림 하나로 믿음이 바뀌지는 않으며, 이 형태소가 하는 일은 기간이 전달되게 하는 것까지다.</w:t>
             </w:r>
           </w:p>
           <w:p>
@@ -20782,7 +18038,20 @@
                 <w:rFonts w:ascii="Times New Roman" w:hAnsi="Times New Roman" w:eastAsia="바탕"/>
                 <w:sz w:val="20"/>
               </w:rPr>
-              <w:t xml:space="preserve">본 제안서가 주장하지 </w:t>
+              <w:t>본 제안서가 주장하지 않는 것을 명시한다.</w:t>
+            </w:r>
+          </w:p>
+          <w:p>
+            <w:pPr>
+              <w:spacing w:after="80" w:line="276" w:lineRule="auto"/>
+              <w:jc w:val="both"/>
+            </w:pPr>
+            <w:r>
+              <w:rPr>
+                <w:rFonts w:ascii="Times New Roman" w:hAnsi="Times New Roman" w:eastAsia="바탕"/>
+                <w:sz w:val="20"/>
+              </w:rPr>
+              <w:t xml:space="preserve">첫째, 사람 대상 이해도 시험이 수행되지 않았다. §5.2 의 측정은 기계에 대한 것이며, ISO 9186 이 요구하는 67% 기준의 충족 여부는 사람을 대상으로 확인해야 한다. 나아가 복약 지시는 오독이 곧 위해로 이어지므로, ANSI Z535.3 이 요구하는 </w:t>
             </w:r>
             <w:r>
               <w:rPr>
@@ -20790,42 +18059,6 @@
                 <w:b/>
                 <w:sz w:val="20"/>
               </w:rPr>
-              <w:t>않는</w:t>
-            </w:r>
-            <w:r>
-              <w:rPr>
-                <w:rFonts w:ascii="Times New Roman" w:hAnsi="Times New Roman" w:eastAsia="바탕"/>
-                <w:sz w:val="20"/>
-              </w:rPr>
-              <w:t xml:space="preserve"> 것을 명시한다.</w:t>
-            </w:r>
-          </w:p>
-          <w:p>
-            <w:pPr>
-              <w:spacing w:after="80" w:line="276" w:lineRule="auto"/>
-              <w:jc w:val="both"/>
-            </w:pPr>
-            <w:r>
-              <w:rPr>
-                <w:rFonts w:ascii="Times New Roman" w:hAnsi="Times New Roman" w:eastAsia="바탕"/>
-                <w:b/>
-                <w:sz w:val="20"/>
-              </w:rPr>
-              <w:t>첫째, 사람 대상 이해도 시험이 수행되지 않았다.</w:t>
-            </w:r>
-            <w:r>
-              <w:rPr>
-                <w:rFonts w:ascii="Times New Roman" w:hAnsi="Times New Roman" w:eastAsia="바탕"/>
-                <w:sz w:val="20"/>
-              </w:rPr>
-              <w:t xml:space="preserve"> §5.2 의 측정은 기계에 대한 것이며, ISO 9186 이 요구하는 67% 기준의 충족 여부는 사람을 대상으로 확인해야 한다. 나아가 복약 지시는 오독이 곧 위해로 이어지므로, ANSI Z535.3 이 요구하는 </w:t>
-            </w:r>
-            <w:r>
-              <w:rPr>
-                <w:rFonts w:ascii="Times New Roman" w:hAnsi="Times New Roman" w:eastAsia="바탕"/>
-                <w:b/>
-                <w:sz w:val="20"/>
-              </w:rPr>
               <w:t>치명적 혼동 5% 이하</w:t>
             </w:r>
             <w:r>
@@ -20844,38 +18077,22 @@
             <w:r>
               <w:rPr>
                 <w:rFonts w:ascii="Times New Roman" w:hAnsi="Times New Roman" w:eastAsia="바탕"/>
-                <w:b/>
-                <w:sz w:val="20"/>
-              </w:rPr>
-              <w:t>둘째, 문화 적응이 검증되지 않았다.</w:t>
-            </w:r>
-            <w:r>
-              <w:rPr>
-                <w:rFonts w:ascii="Times New Roman" w:hAnsi="Times New Roman" w:eastAsia="바탕"/>
-                <w:sz w:val="20"/>
-              </w:rPr>
-              <w:t xml:space="preserve"> 같은 46명에게 두 세트를 보인 대조 실험에서 현지 제작 픽토그램은 23종 중 20종이 ANSI 기준을 통과한 반면 USP-DI 는 23종 중 11종에 그쳤다 (Dowse &amp; Ehlers, 2001). 즉 픽토그램의 이해도는 문화권에 따라 달라진다. 본 세트는 한국에서 설계되었으며 몰도바 사용자에 대한 검증이 필요하다.</w:t>
-            </w:r>
-          </w:p>
-          <w:p>
-            <w:pPr>
-              <w:spacing w:after="80" w:line="276" w:lineRule="auto"/>
-              <w:jc w:val="both"/>
-            </w:pPr>
-            <w:r>
-              <w:rPr>
-                <w:rFonts w:ascii="Times New Roman" w:hAnsi="Times New Roman" w:eastAsia="바탕"/>
-                <w:b/>
-                <w:sz w:val="20"/>
-              </w:rPr>
-              <w:t>셋째, 임상 결과에 대한 주장을 하지 않는다.</w:t>
-            </w:r>
-            <w:r>
-              <w:rPr>
-                <w:rFonts w:ascii="Times New Roman" w:hAnsi="Times New Roman" w:eastAsia="바탕"/>
-                <w:sz w:val="20"/>
-              </w:rPr>
-              <w:t xml:space="preserve"> 본 연구는 정보의 도달을 측정했을 뿐, 복약 순응도나 건강 결과의 개선을 측정하지 않았다.</w:t>
+                <w:sz w:val="20"/>
+              </w:rPr>
+              <w:t>둘째, 문화 적응이 검증되지 않았다. 같은 46명에게 두 세트를 보인 대조 실험에서 현지 제작 픽토그램은 23종 중 20종이 ANSI 기준을 통과한 반면 USP-DI 는 23종 중 11종에 그쳤다 (Dowse &amp; Ehlers, 2001). 즉 픽토그램의 이해도는 문화권에 따라 달라진다. 본 세트는 한국에서 설계되었으며 몰도바 사용자에 대한 검증이 필요하다.</w:t>
+            </w:r>
+          </w:p>
+          <w:p>
+            <w:pPr>
+              <w:spacing w:after="80" w:line="276" w:lineRule="auto"/>
+              <w:jc w:val="both"/>
+            </w:pPr>
+            <w:r>
+              <w:rPr>
+                <w:rFonts w:ascii="Times New Roman" w:hAnsi="Times New Roman" w:eastAsia="바탕"/>
+                <w:sz w:val="20"/>
+              </w:rPr>
+              <w:t>셋째, 임상 결과에 대한 주장을 하지 않는다. 본 연구는 정보의 도달을 측정했을 뿐, 복약 순응도나 건강 결과의 개선을 측정하지 않았다.</w:t>
             </w:r>
           </w:p>
           <w:p>
@@ -21166,86 +18383,33 @@
                 <w:rFonts w:ascii="Times New Roman" w:hAnsi="Times New Roman" w:eastAsia="바탕"/>
                 <w:sz w:val="20"/>
               </w:rPr>
-              <w:t xml:space="preserve">2단계가 가장 중요하다. 본 연구의 모든 측정은 정보가 화면에 도달하는지를 확인했을 뿐이며, </w:t>
-            </w:r>
-            <w:r>
-              <w:rPr>
-                <w:rFonts w:ascii="Times New Roman" w:hAnsi="Times New Roman" w:eastAsia="바탕"/>
-                <w:b/>
-                <w:sz w:val="20"/>
-              </w:rPr>
-              <w:t>그것이 사람에게 읽히는지는 사람에게 물어야만 알 수 있다.</w:t>
-            </w:r>
-          </w:p>
-          <w:p>
-            <w:pPr>
-              <w:spacing w:after="80" w:line="276" w:lineRule="auto"/>
-              <w:jc w:val="both"/>
-            </w:pPr>
-            <w:r>
-              <w:rPr>
-                <w:rFonts w:ascii="Times New Roman" w:hAnsi="Times New Roman" w:eastAsia="바탕"/>
-                <w:sz w:val="20"/>
-              </w:rPr>
-              <w:t xml:space="preserve">그 평가를 어떻게 할지는 이미 정해 두었다. 방법은 ISO 9186-1 을 따른다. 보기를 주지 않고 그림 하나를 보여 준 뒤 </w:t>
-            </w:r>
-            <w:r>
-              <w:rPr>
-                <w:rFonts w:ascii="Times New Roman" w:hAnsi="Times New Roman" w:eastAsia="바탕"/>
-                <w:b/>
-                <w:sz w:val="20"/>
-              </w:rPr>
-              <w:t>무엇으로 보이는지 말하게</w:t>
-            </w:r>
-            <w:r>
-              <w:rPr>
-                <w:rFonts w:ascii="Times New Roman" w:hAnsi="Times New Roman" w:eastAsia="바탕"/>
-                <w:sz w:val="20"/>
-              </w:rPr>
-              <w:t xml:space="preserve"> 하고, 그 답이 의도와 일치하는지를 별도로 판정한다. 이것이 §5.2 의 기계 검사와 같은 질문 방식인 것은 우연이 아니다. 기계 검사를 그 형태로 만든 이유가 애초에 </w:t>
-            </w:r>
-            <w:r>
-              <w:rPr>
-                <w:rFonts w:ascii="Times New Roman" w:hAnsi="Times New Roman" w:eastAsia="바탕"/>
-                <w:b/>
-                <w:sz w:val="20"/>
-              </w:rPr>
-              <w:t>사람 대상 시험과 같은 것을 재기 위해서</w:t>
-            </w:r>
-            <w:r>
-              <w:rPr>
-                <w:rFonts w:ascii="Times New Roman" w:hAnsi="Times New Roman" w:eastAsia="바탕"/>
-                <w:sz w:val="20"/>
-              </w:rPr>
-              <w:t>였다.</w:t>
-            </w:r>
-          </w:p>
-          <w:p>
-            <w:pPr>
-              <w:spacing w:after="80" w:line="276" w:lineRule="auto"/>
-              <w:jc w:val="both"/>
-            </w:pPr>
-            <w:r>
-              <w:rPr>
-                <w:rFonts w:ascii="Times New Roman" w:hAnsi="Times New Roman" w:eastAsia="바탕"/>
-                <w:sz w:val="20"/>
-              </w:rPr>
-              <w:t xml:space="preserve">집계는 두 갈래로 나눈다. 단순 오답과 </w:t>
-            </w:r>
-            <w:r>
-              <w:rPr>
-                <w:rFonts w:ascii="Times New Roman" w:hAnsi="Times New Roman" w:eastAsia="바탕"/>
-                <w:b/>
-                <w:sz w:val="20"/>
-              </w:rPr>
-              <w:t>반대 뜻 오답</w:t>
-            </w:r>
-            <w:r>
-              <w:rPr>
-                <w:rFonts w:ascii="Times New Roman" w:hAnsi="Times New Roman" w:eastAsia="바탕"/>
-                <w:sz w:val="20"/>
-              </w:rPr>
-              <w:t xml:space="preserve">을 따로 센다. ANSI Z535.3 이 85% 정답률과 함께 치명적 혼동 5% 이하를 요구하는 이유가 여기 있고, 복약 지시에서는 후자가 더 중요하다. </w:t>
+              <w:t>2단계가 가장 중요하다. 본 연구의 모든 측정은 정보가 화면에 도달하는지를 확인했을 뿐이며, 그것이 사람에게 읽히는지는 사람에게 물어야만 알 수 있다.</w:t>
+            </w:r>
+          </w:p>
+          <w:p>
+            <w:pPr>
+              <w:spacing w:after="80" w:line="276" w:lineRule="auto"/>
+              <w:jc w:val="both"/>
+            </w:pPr>
+            <w:r>
+              <w:rPr>
+                <w:rFonts w:ascii="Times New Roman" w:hAnsi="Times New Roman" w:eastAsia="바탕"/>
+                <w:sz w:val="20"/>
+              </w:rPr>
+              <w:t>그 평가를 어떻게 할지는 이미 정해 두었다. 방법은 ISO 9186-1 을 따른다. 보기를 주지 않고 그림 하나를 보여 준 뒤 무엇으로 보이는지 말하게 하고, 그 답이 의도와 일치하는지를 별도로 판정한다. 이것이 §5.2 의 기계 검사와 같은 질문 방식인 것은 우연이 아니다. 기계 검사를 그 형태로 만든 이유가 애초에 사람 대상 시험과 같은 것을 재기 위해서였다.</w:t>
+            </w:r>
+          </w:p>
+          <w:p>
+            <w:pPr>
+              <w:spacing w:after="80" w:line="276" w:lineRule="auto"/>
+              <w:jc w:val="both"/>
+            </w:pPr>
+            <w:r>
+              <w:rPr>
+                <w:rFonts w:ascii="Times New Roman" w:hAnsi="Times New Roman" w:eastAsia="바탕"/>
+                <w:sz w:val="20"/>
+              </w:rPr>
+              <w:t xml:space="preserve">집계는 두 갈래로 나눈다. 단순 오답과 반대 뜻 오답을 따로 센다. ANSI Z535.3 이 85% 정답률과 함께 치명적 혼동 5% 이하를 요구하는 이유가 여기 있고, 복약 지시에서는 후자가 더 중요하다. </w:t>
             </w:r>
             <w:r>
               <w:rPr>
@@ -21272,58 +18436,20 @@
                 <w:rFonts w:ascii="Times New Roman" w:hAnsi="Times New Roman" w:eastAsia="바탕"/>
                 <w:sz w:val="20"/>
               </w:rPr>
-              <w:t xml:space="preserve">표본은 몰도바 고령 사용자를 대상으로 하되, 표 6 가 보여 준 대로 </w:t>
-            </w:r>
-            <w:r>
-              <w:rPr>
-                <w:rFonts w:ascii="Times New Roman" w:hAnsi="Times New Roman" w:eastAsia="바탕"/>
-                <w:b/>
-                <w:sz w:val="20"/>
-              </w:rPr>
-              <w:t>문화 적응 이전과 이후를 갈라</w:t>
-            </w:r>
-            <w:r>
-              <w:rPr>
-                <w:rFonts w:ascii="Times New Roman" w:hAnsi="Times New Roman" w:eastAsia="바탕"/>
-                <w:sz w:val="20"/>
-              </w:rPr>
-              <w:t xml:space="preserve"> 재는 것이 목표다. Dowse &amp; Ehlers 가 같은 46명에게 두 세트를 보인 방식이 그대로 우리에게 필요한 설계다. 현재 세트를 그대로 시험하고, 오독이 확인된 형태소를 현지에서 다시 그린 뒤 같은 사람들에게 다시 물으면, 우리 세트에 대해서도 87% 대 48% 에 해당하는 값을 얻을 수 있다.</w:t>
-            </w:r>
-          </w:p>
-          <w:p>
-            <w:pPr>
-              <w:spacing w:after="80" w:line="276" w:lineRule="auto"/>
-              <w:jc w:val="both"/>
-            </w:pPr>
-            <w:r>
-              <w:rPr>
-                <w:rFonts w:ascii="Times New Roman" w:hAnsi="Times New Roman" w:eastAsia="바탕"/>
-                <w:b/>
-                <w:sz w:val="20"/>
-              </w:rPr>
-              <w:t>얻지 못할 수도 있다는 점도 적어 둔다.</w:t>
-            </w:r>
-            <w:r>
-              <w:rPr>
-                <w:rFonts w:ascii="Times New Roman" w:hAnsi="Times New Roman" w:eastAsia="바탕"/>
-                <w:sz w:val="20"/>
-              </w:rPr>
-              <w:t xml:space="preserve"> 표 6 의 통과율이 15.7%에서 87%까지 벌어져 있다는 것은, 이 분야에서 세트 하나의 이해도가 미리 예측되지 않는다는 뜻이다. 본 연구가 내놓는 것은 좋은 세트라는 주장이 아니라 </w:t>
-            </w:r>
-            <w:r>
-              <w:rPr>
-                <w:rFonts w:ascii="Times New Roman" w:hAnsi="Times New Roman" w:eastAsia="바탕"/>
-                <w:b/>
-                <w:sz w:val="20"/>
-              </w:rPr>
-              <w:t>세트를 배포 전에 재는 절차</w:t>
-            </w:r>
-            <w:r>
-              <w:rPr>
-                <w:rFonts w:ascii="Times New Roman" w:hAnsi="Times New Roman" w:eastAsia="바탕"/>
-                <w:sz w:val="20"/>
-              </w:rPr>
-              <w:t>이며, 그 절차가 우리 세트에 대해 무엇을 말하든 그것이 결과다.</w:t>
+              <w:t>표본은 몰도바 고령 사용자를 대상으로 하되, 표 6 가 보여 준 대로 문화 적응 이전과 이후를 갈라 재는 것이 목표다. Dowse &amp; Ehlers 가 같은 46명에게 두 세트를 보인 방식이 그대로 우리에게 필요한 설계다. 현재 세트를 그대로 시험하고, 오독이 확인된 형태소를 현지에서 다시 그린 뒤 같은 사람들에게 다시 물으면, 우리 세트에 대해서도 87% 대 48% 에 해당하는 값을 얻을 수 있다.</w:t>
+            </w:r>
+          </w:p>
+          <w:p>
+            <w:pPr>
+              <w:spacing w:after="80" w:line="276" w:lineRule="auto"/>
+              <w:jc w:val="both"/>
+            </w:pPr>
+            <w:r>
+              <w:rPr>
+                <w:rFonts w:ascii="Times New Roman" w:hAnsi="Times New Roman" w:eastAsia="바탕"/>
+                <w:sz w:val="20"/>
+              </w:rPr>
+              <w:t>얻지 못할 수도 있다는 점도 적어 둔다. 표 6 의 통과율이 15.7%에서 87%까지 벌어져 있다는 것은, 이 분야에서 세트 하나의 이해도가 미리 예측되지 않는다는 뜻이다. 본 연구가 내놓는 것은 좋은 세트라는 주장이 아니라 세트를 배포 전에 재는 절차이며, 그 절차가 우리 세트에 대해 무엇을 말하든 그것이 결과다.</w:t>
             </w:r>
           </w:p>
         </w:tc>

--- a/docs/proposal/SnapCare_H1_Final_Proposal_KO.docx
+++ b/docs/proposal/SnapCare_H1_Final_Proposal_KO.docx
@@ -867,6 +867,32 @@
               <w:t>이 문제의 크기는 다음과 같다. 전 세계 성인 7억 3,900만 명이 기초 문해 능력을 갖추지 못했고, 성인 문해율이 28%인 나라가 있다. 그러나 이것은 특정 지역의 문제로 좁혀지지 않는다. 문해력을 직접 측정하면 선진 31개국에서도 성인의 18%가 가장 기초적인 수준에 미치지 못하며, 약으로 인한 위해의 상당 부분이 병원 안이 아니라 환자가 집에서 약을 꺼내 드는 순간에 일어난다. SnapCare 는 그 마지막 한 걸음에 개입한다.</w:t>
             </w:r>
           </w:p>
+          <w:p>
+            <w:pPr>
+              <w:spacing w:after="80" w:line="276" w:lineRule="auto"/>
+              <w:jc w:val="both"/>
+            </w:pPr>
+            <w:r>
+              <w:rPr>
+                <w:rFonts w:ascii="Times New Roman" w:hAnsi="Times New Roman" w:eastAsia="바탕"/>
+                <w:sz w:val="20"/>
+              </w:rPr>
+              <w:t>기존 접근과 갈리는 지점은 두 가지다. 첫째, 픽토그램을 미리 그려 둔 목록에서 고르지 않고 문법으로 합성한다. 가장 널리 쓰이는 표준인 미국약전 세트는 81종이 고정되어 있고 라이선스가 조합을 금지하므로, "하루 세 번, 식후, 냉장 보관" 같은 하나의 지시를 하나의 그림으로 만들 수 없다. SIGIL 은 형태소 78종과 연산자 다섯 개로 이것을 합성한다. 둘째, 만든 그림이 실제로 읽히는지를 배포 전에 자동으로 잰다. 그림은 만들었다고 읽히는 것이 아니며, 잘못 읽힌 그림은 그림이 없는 것보다 나쁘다.</w:t>
+            </w:r>
+          </w:p>
+          <w:p>
+            <w:pPr>
+              <w:spacing w:after="80" w:line="276" w:lineRule="auto"/>
+              <w:jc w:val="both"/>
+            </w:pPr>
+            <w:r>
+              <w:rPr>
+                <w:rFonts w:ascii="Times New Roman" w:hAnsi="Times New Roman" w:eastAsia="바탕"/>
+                <w:sz w:val="20"/>
+              </w:rPr>
+              <w:t>측정한 것과 측정하지 않은 것을 함께 밝힌다. 표본 처방전과 사용자 조건을 조합한 28회 시행에서 여섯 항목이 모두 전달된 경우가 수정 전 0건에서 27건이 되었고(§5.1), 형태소 78종을 배포 전에 검사해 54종이 의도대로, 24종이 다르게 읽히는 것을 찾아 고쳤으며(§5.2), 영양 추정 모델을 Nutrition5k 공식 테스트 507접시로 직접 채점해 평균 오차 26.75%를 얻었다(§5.5). 이 셋은 모두 정보가 화면에 도달하는지를 잰 것이며, 그것이 사람에게 읽히는지는 아직 사람에게 묻지 않았다(§5.8).</w:t>
+            </w:r>
+          </w:p>
         </w:tc>
       </w:tr>
       <w:tr>
@@ -5445,6 +5471,32 @@
                 <w:rFonts w:ascii="Times New Roman" w:hAnsi="Times New Roman" w:eastAsia="바탕"/>
                 <w:sz w:val="20"/>
               </w:rPr>
+              <w:t>고정된 목록과 문법의 차이는 개수의 차이가 아니라 종류의 차이다. 81종을 810종으로 늘려도 처방 지시의 조합은 그보다 빠르게 늘어나므로 언젠가 목록에 없는 지시가 나온다. 문법은 반대로 움직인다. SIGIL 은 형태소 78종과 연산자 다섯 개로 되어 있는데, 형태소를 하나 더 만들면 그것이 기존의 모든 연산자·수식어와 결합할 수 있는 자리가 함께 생긴다. 늘어나는 것이 항목 하나가 아니라 조합의 층이다.</w:t>
+            </w:r>
+          </w:p>
+          <w:p>
+            <w:pPr>
+              <w:spacing w:after="80" w:line="276" w:lineRule="auto"/>
+              <w:jc w:val="both"/>
+            </w:pPr>
+            <w:r>
+              <w:rPr>
+                <w:rFonts w:ascii="Times New Roman" w:hAnsi="Times New Roman" w:eastAsia="바탕"/>
+                <w:sz w:val="20"/>
+              </w:rPr>
+              <w:t>이 차이가 실제로 드러나는 자리가 앱이 만들지 못한 개념을 기록으로 남기는 부분이다 (§5.9 의 4단계). 고정 목록에서는 없는 그림을 만나면 그것으로 끝이지만, 문법에서는 무엇이 부족했는지가 형태소 단위로 남으므로 다음에 무엇을 추가할지가 정해진다.</w:t>
+            </w:r>
+          </w:p>
+          <w:p>
+            <w:pPr>
+              <w:spacing w:after="80" w:line="276" w:lineRule="auto"/>
+              <w:jc w:val="both"/>
+            </w:pPr>
+            <w:r>
+              <w:rPr>
+                <w:rFonts w:ascii="Times New Roman" w:hAnsi="Times New Roman" w:eastAsia="바탕"/>
+                <w:sz w:val="20"/>
+              </w:rPr>
               <w:t>문화권에 따라 이해도가 달라 문화 적응판이 필요하다는 것은 표 6 가 이미 보여 준 바와 같다.</w:t>
             </w:r>
           </w:p>
@@ -5956,6 +6008,19 @@
                 <w:sz w:val="20"/>
               </w:rPr>
               <w:t>따라서 SnapCare 는 세 층으로 답한다. 무엇을 해야 하는지는 그림으로, 그 그림이 무슨 뜻인지는 음성으로, 그리고 지금 이것이 안전한지 위험한지는 색 하나로 전달한다. 세 층은 서로를 대체하지 않고 겹친다. 그림을 못 알아본 사람에게는 음성이 남고, 음성을 듣지 못하는 상황에서는 색이 남는다.</w:t>
+            </w:r>
+          </w:p>
+          <w:p>
+            <w:pPr>
+              <w:spacing w:after="80" w:line="276" w:lineRule="auto"/>
+              <w:jc w:val="both"/>
+            </w:pPr>
+            <w:r>
+              <w:rPr>
+                <w:rFonts w:ascii="Times New Roman" w:hAnsi="Times New Roman" w:eastAsia="바탕"/>
+                <w:sz w:val="20"/>
+              </w:rPr>
+              <w:t>세 층을 하나로 줄이지 않은 이유를 밝혀 둔다. 음성만으로 충분하다는 주장이 가능하고, 실제로 음성 안내는 이 분야에서 가장 흔한 접근이다. 그러나 음성은 붙잡아 둘 수 없다. 흘러가고 나면 되감아야 하는데, 되감는 조작이 §1.10 에서 인용한 자동응답 연구가 지적한 바로 그 장벽이다. 그림은 화면에 남아 있으므로 몇 번이든 다시 볼 수 있고, 색은 눈이 화면에 닿는 순간 이미 전달되어 있다. 세 층은 같은 뜻을 세 가지 시간 척도로 내보낸다. 색은 즉시, 그림은 머무는 동안, 음성은 한 번 흐르고 필요하면 다시.</w:t>
             </w:r>
           </w:p>
           <w:p>
@@ -8168,6 +8233,19 @@
                 <w:rFonts w:ascii="Times New Roman" w:hAnsi="Times New Roman" w:eastAsia="바탕"/>
                 <w:sz w:val="20"/>
               </w:rPr>
+              <w:t>이 절은 SnapCare 가 기존의 무엇과 다른지를 정리한다. 비교 대상을 둘로 잡았다. 하나는 일반적인 건강·영양 앱이고, 다른 하나는 의약 픽토그램의 사실상 표준인 미국약전 세트다. 앞의 것은 같은 사용자를 상대한다고 말하지만 문자로 상대하고, 뒤의 것은 문자를 쓰지 않지만 조합하지 못한다.</w:t>
+            </w:r>
+          </w:p>
+          <w:p>
+            <w:pPr>
+              <w:spacing w:after="80" w:line="276" w:lineRule="auto"/>
+              <w:jc w:val="both"/>
+            </w:pPr>
+            <w:r>
+              <w:rPr>
+                <w:rFonts w:ascii="Times New Roman" w:hAnsi="Times New Roman" w:eastAsia="바탕"/>
+                <w:sz w:val="20"/>
+              </w:rPr>
               <w:t>[표 10] 기존 접근과 SnapCare 의 비교</w:t>
             </w:r>
           </w:p>
@@ -8670,6 +8748,19 @@
             <w:pPr>
               <w:spacing w:after="120"/>
             </w:pPr>
+          </w:p>
+          <w:p>
+            <w:pPr>
+              <w:spacing w:after="80" w:line="276" w:lineRule="auto"/>
+              <w:jc w:val="both"/>
+            </w:pPr>
+            <w:r>
+              <w:rPr>
+                <w:rFonts w:ascii="Times New Roman" w:hAnsi="Times New Roman" w:eastAsia="바탕"/>
+                <w:sz w:val="20"/>
+              </w:rPr>
+              <w:t>표의 각 행이 서로 독립적이지 않다는 점을 밝혀 둔다. 첫 행에서 입력을 사진 한 장으로 정하면 사용자가 무엇을 찍었는지 말해 주지 않으므로 앱이 스스로 판별해야 하고(§3.3), 다섯째 행에서 진단을 전제하지 않기로 하면 조건을 묻는 방식이 통째로 달라진다(§2.5). 하나를 정하면 나머지가 따라오는 구조이며, 그 출발점이 §2.1 의 첫 제약이다.</w:t>
+            </w:r>
           </w:p>
           <w:p>
             <w:pPr>
@@ -9656,6 +9747,32 @@
           </w:p>
           <w:p>
             <w:pPr>
+              <w:spacing w:after="80" w:line="276" w:lineRule="auto"/>
+              <w:jc w:val="both"/>
+            </w:pPr>
+            <w:r>
+              <w:rPr>
+                <w:rFonts w:ascii="Times New Roman" w:hAnsi="Times New Roman" w:eastAsia="바탕"/>
+                <w:sz w:val="20"/>
+              </w:rPr>
+              <w:t>이 표에 없는 것이 하나 더 있다. 되돌아가는 단계가 없다. 잘못 찍었으면 다시 찍으면 되고, 판정이 마음에 들지 않으면 닫으면 된다. 취소·수정·확인 같은 중간 단계를 두지 않은 것은 그 단계마다 "지금 무엇을 묻고 있는가" 를 읽어야 하기 때문이다. 다섯 단계 가운데 1번과 2번은 처음 한 번만 거치므로, 두 번째 사용부터 실제 경로는 세 단계다. 홈에서 누르고, 찍고, 본다.</w:t>
+            </w:r>
+          </w:p>
+          <w:p>
+            <w:pPr>
+              <w:spacing w:after="80" w:line="276" w:lineRule="auto"/>
+              <w:jc w:val="both"/>
+            </w:pPr>
+            <w:r>
+              <w:rPr>
+                <w:rFonts w:ascii="Times New Roman" w:hAnsi="Times New Roman" w:eastAsia="바탕"/>
+                <w:sz w:val="20"/>
+              </w:rPr>
+              <w:t>한 가지 밝혀 둘 것이 있다. 이 흐름이 짧은 것은 설계의 결과이면서 동시에 제약이기도 하다. 선택지를 없앤 만큼 사용자가 앱에게 알려 줄 수 있는 것도 없어졌다. 무엇을 찍었는지 사용자가 고르지 않으므로 앱이 잘못 분류하면 바로잡을 방법이 화면에 없고, 다시 찍는 것이 유일한 수단이다. §5.8 에서 이 점을 미검증 항목으로 남겨 두었다.</w:t>
+            </w:r>
+          </w:p>
+          <w:p>
+            <w:pPr>
               <w:spacing w:before="180" w:after="40"/>
             </w:pPr>
             <w:r>
@@ -9759,20 +9876,46 @@
                 <w:rFonts w:ascii="Times New Roman" w:hAnsi="Times New Roman" w:eastAsia="바탕"/>
                 <w:sz w:val="20"/>
               </w:rPr>
-              <w:t>처음에는 이 화면에서 얼굴을 먼저 고르게 했다. 여덟 개의 사람 그림 중 하나를 고르는 단계였는데, 시험해 보고 첫 실행에서 뺐다. 얼굴은 판정에 아무 영향이 없는 표시일 뿐인데(누구인지를 나타낼 뿐이다) 화면에서 가장 먼저 요구되었고, 그러면 처음 여는 사람이 만나는 첫 요구가 아무 값도 없는 선택이 된다. 그다음의 진짜 질문. 나이와 조건. 까지 같은 무게로 읽히게 된다. 얼굴은 설정 화면으로 옮겼다.</w:t>
-            </w:r>
-          </w:p>
-          <w:p>
-            <w:pPr>
-              <w:spacing w:after="80" w:line="276" w:lineRule="auto"/>
-              <w:jc w:val="both"/>
-            </w:pPr>
-            <w:r>
-              <w:rPr>
-                <w:rFonts w:ascii="Times New Roman" w:hAnsi="Times New Roman" w:eastAsia="바탕"/>
-                <w:sz w:val="20"/>
-              </w:rPr>
-              <w:t>건너뛸 수 있으나, 건너뛴 경우 홈 화면이 "성인 기준으로 보고 있습니다" 를 계속 표시한다. 기본값이 조용히 적용되는 것을 막기 위해서다.</w:t>
+              <w:t>처음에는 이 화면에서 얼굴을 먼저 고르게 했다. 여덟 개의 사람 그림 중 하나를 고르는 단계였는데, 시험해 보고 첫 실행에서 뺐다. 얼굴은 판정에 아무 영향이 없는 표시일 뿐인데(누구인지를 나타낼 뿐이다) 화면에서 가장 먼저 요구되었고, 그러면 처음 여는 사람이 만나는 첫 요구가 아무 값도 없는 선택이 된다. 그러면 뒤이어 나오는 진짜 질문인 나이와 조건까지 같은 무게로 읽히게 된다. 얼굴은 설정 화면으로 옮겼다.</w:t>
+            </w:r>
+          </w:p>
+          <w:p>
+            <w:pPr>
+              <w:spacing w:after="80" w:line="276" w:lineRule="auto"/>
+              <w:jc w:val="both"/>
+            </w:pPr>
+            <w:r>
+              <w:rPr>
+                <w:rFonts w:ascii="Times New Roman" w:hAnsi="Times New Roman" w:eastAsia="바탕"/>
+                <w:sz w:val="20"/>
+              </w:rPr>
+              <w:t>건너뛸 수 있으나, 건너뛴 경우 홈 화면이 "성인 기준으로 보고 있습니다" 를 계속 표시한다. 기본값이 조용히 적용되는 것을 막기 위해서다. 이 표시를 넣은 이유는 §2.4 의 판정이 사람마다 다르다는 주장과 직결된다. 나이를 모르는 채로 나온 판정도 화면에서는 똑같이 초록색과 빨간색으로 보이는데, 그 판정이 누구를 기준으로 한 것인지가 화면에 없으면 사용자는 자기 기준으로 나온 답이라고 읽는다.</w:t>
+            </w:r>
+          </w:p>
+          <w:p>
+            <w:pPr>
+              <w:spacing w:after="80" w:line="276" w:lineRule="auto"/>
+              <w:jc w:val="both"/>
+            </w:pPr>
+            <w:r>
+              <w:rPr>
+                <w:rFonts w:ascii="Times New Roman" w:hAnsi="Times New Roman" w:eastAsia="바탕"/>
+                <w:sz w:val="20"/>
+              </w:rPr>
+              <w:t>잠금은 문자 비밀번호가 아니라 그림 열쇠다. 열두 개의 픽토그램 가운데 미리 고른 넷을 순서대로 누른다. 숫자 네 자리와 경우의 수가 비슷하면서 외우는 대상이 숫자가 아니라 그림이므로, 글자와 숫자를 다루지 못하는 사용자도 쓸 수 있다. 누른 순서는 해시로만 저장한다 (§4.6).</w:t>
+            </w:r>
+          </w:p>
+          <w:p>
+            <w:pPr>
+              <w:spacing w:after="80" w:line="276" w:lineRule="auto"/>
+              <w:jc w:val="both"/>
+            </w:pPr>
+            <w:r>
+              <w:rPr>
+                <w:rFonts w:ascii="Times New Roman" w:hAnsi="Times New Roman" w:eastAsia="바탕"/>
+                <w:sz w:val="20"/>
+              </w:rPr>
+              <w:t>이 잠금 화면에 사람 목록을 함께 두었다 (§3.6). 운영체제의 잠금화면과 같은 구조이며, 얼굴을 고르는 것과 잠금을 푸는 것이 한 화면에서 끝나므로 잘못 골랐을 때 되돌아갈 길을 따로 만들 필요가 없다. 혼자 쓰는 사람에게는 사람 목록이 보이지 않는다. 한 명뿐일 때 고르라고 하는 것은 없는 선택을 시키는 것이다.</w:t>
             </w:r>
           </w:p>
           <w:p>
@@ -9853,97 +9996,6 @@
           </w:p>
           <w:p>
             <w:pPr>
-              <w:spacing w:after="80" w:line="276" w:lineRule="auto"/>
-              <w:jc w:val="both"/>
-            </w:pPr>
-            <w:r>
-              <w:rPr>
-                <w:rFonts w:ascii="Times New Roman" w:hAnsi="Times New Roman" w:eastAsia="바탕"/>
-                <w:sz w:val="20"/>
-              </w:rPr>
-              <w:t>촬영 버튼을 누르면 카메라가 열린다. 대상이 처방전인지 영양성분표인지 음식인지를 사용자가 고르지 않는다. 촬영된 이미지에서 판별한다.</w:t>
-            </w:r>
-          </w:p>
-          <w:p>
-            <w:pPr>
-              <w:spacing w:after="80" w:line="276" w:lineRule="auto"/>
-              <w:jc w:val="both"/>
-            </w:pPr>
-            <w:r>
-              <w:rPr>
-                <w:rFonts w:ascii="Times New Roman" w:hAnsi="Times New Roman" w:eastAsia="바탕"/>
-                <w:sz w:val="20"/>
-              </w:rPr>
-              <w:t>인식이 진행되는 동안 화면은 진행 상태를 보여준다. 이 단계를 감추지 않는 것은 의도적이다. 저문해 사용자 연구에서 지적된 장벽 가운데 하나가 위압감(intimidation)이며 (Medhi, Cutrell &amp; Toyama, 2010), 아무 표시 없이 멈춘 화면은 고장으로 읽힌다.</w:t>
-            </w:r>
-          </w:p>
-          <w:p>
-            <w:pPr>
-              <w:spacing w:after="80" w:line="276" w:lineRule="auto"/>
-              <w:jc w:val="both"/>
-            </w:pPr>
-            <w:r>
-              <w:rPr>
-                <w:rFonts w:ascii="Times New Roman" w:hAnsi="Times New Roman" w:eastAsia="바탕"/>
-                <w:sz w:val="20"/>
-              </w:rPr>
-              <w:t>판정 화면은 위에서 아래로 다음 순서다. 무엇인지(이름과 그림), 안전한지(색과 기호), 어떻게 하는지(픽토그램 시퀀스), 그것이 무슨 뜻인지(음성), 그리고 언제인지(복용 시각).</w:t>
-            </w:r>
-          </w:p>
-          <w:p>
-            <w:pPr>
-              <w:spacing w:after="80" w:line="276" w:lineRule="auto"/>
-              <w:jc w:val="both"/>
-            </w:pPr>
-            <w:r>
-              <w:rPr>
-                <w:rFonts w:ascii="Times New Roman" w:hAnsi="Times New Roman" w:eastAsia="바탕"/>
-                <w:sz w:val="20"/>
-              </w:rPr>
-              <w:t>인식이 진행되는 동안의 화면과 그 결과인 판정 화면은 그림 10 의 (b)·(c) 에 있다.</w:t>
-            </w:r>
-          </w:p>
-          <w:p>
-            <w:pPr>
-              <w:spacing w:before="180" w:after="40"/>
-            </w:pPr>
-            <w:r>
-              <w:rPr>
-                <w:rFonts w:ascii="Times New Roman" w:hAnsi="Times New Roman" w:eastAsia="바탕"/>
-                <w:b/>
-                <w:sz w:val="23"/>
-              </w:rPr>
-              <w:t>3.4 음성 접근 경로</w:t>
-            </w:r>
-          </w:p>
-          <w:p>
-            <w:pPr>
-              <w:spacing w:after="80" w:line="276" w:lineRule="auto"/>
-              <w:jc w:val="both"/>
-            </w:pPr>
-            <w:r>
-              <w:rPr>
-                <w:rFonts w:ascii="Times New Roman" w:hAnsi="Times New Roman" w:eastAsia="바탕"/>
-                <w:sz w:val="20"/>
-              </w:rPr>
-              <w:t>음성은 판정 화면에 들어가면 자동으로 한 번 재생된다. 그러나 듣는 사람은 되감을 수 없다. 그래서 화면의 모든 문장이 눌러서 다시 들을 수 있는 대상이다.</w:t>
-            </w:r>
-          </w:p>
-          <w:p>
-            <w:pPr>
-              <w:spacing w:after="80" w:line="276" w:lineRule="auto"/>
-              <w:jc w:val="both"/>
-            </w:pPr>
-            <w:r>
-              <w:rPr>
-                <w:rFonts w:ascii="Times New Roman" w:hAnsi="Times New Roman" w:eastAsia="바탕"/>
-                <w:sz w:val="20"/>
-              </w:rPr>
-              <w:t>이 설계는 §1.10 의 IVR 연구에서 지적된 문제. 말 속도와 선택지 길이가 고령 사용자의 주된 어려움이라는 것. 에 대한 대응이다. 한 번에 다 듣지 못해도 필요한 부분만 다시 들을 수 있다.</w:t>
-            </w:r>
-          </w:p>
-          <w:p>
-            <w:pPr>
               <w:spacing w:before="120" w:after="20"/>
             </w:pPr>
             <w:r>
@@ -9952,61 +10004,276 @@
                 <w:b/>
                 <w:sz w:val="21"/>
               </w:rPr>
-              <w:t>조작 가능성의 표시</w:t>
-            </w:r>
-          </w:p>
-          <w:p>
-            <w:pPr>
-              <w:spacing w:after="80" w:line="276" w:lineRule="auto"/>
-              <w:jc w:val="both"/>
-            </w:pPr>
-            <w:r>
-              <w:rPr>
-                <w:rFonts w:ascii="Times New Roman" w:hAnsi="Times New Roman" w:eastAsia="바탕"/>
-                <w:sz w:val="20"/>
-              </w:rPr>
-              <w:t xml:space="preserve">이 설계에는 개발 중에 드러난 결함이 있었다. </w:t>
-            </w:r>
+              <w:t>찍기까지</w:t>
+            </w:r>
+          </w:p>
+          <w:p>
+            <w:pPr>
+              <w:spacing w:after="80" w:line="276" w:lineRule="auto"/>
+              <w:jc w:val="both"/>
+            </w:pPr>
+            <w:r>
+              <w:rPr>
+                <w:rFonts w:ascii="Times New Roman" w:hAnsi="Times New Roman" w:eastAsia="바탕"/>
+                <w:sz w:val="20"/>
+              </w:rPr>
+              <w:t>홈 화면의 파란 원을 누르면 촬영 화면으로 넘어간다. 화면 맨 위에는 "Point at something" 한 줄이 있고, 이 문장은 화면에 도착하는 순간 스스로 소리 내어 읽힌다. 무엇을 하라는 것인지 알기 위해 아무것도 누르지 않아도 된다는 뜻이다.</w:t>
+            </w:r>
+          </w:p>
+          <w:p>
+            <w:pPr>
+              <w:spacing w:after="80" w:line="276" w:lineRule="auto"/>
+              <w:jc w:val="both"/>
+            </w:pPr>
+            <w:r>
+              <w:rPr>
+                <w:rFonts w:ascii="Times New Roman" w:hAnsi="Times New Roman" w:eastAsia="바탕"/>
+                <w:sz w:val="20"/>
+              </w:rPr>
+              <w:t>가운데에는 미리보기 자리가 있고 아래에 64픽셀짜리 흰 원이 하나 있다. 이 원이 셔터다. 화면에 있는 누를 수 있는 것은 이것 하나뿐이며, 무엇을 찍을 것인지 고르는 단계가 없다. 처방전 모드와 성분표 모드와 음식 모드를 두지 않은 것은 그 선택 자체가 §1.10 에서 인용한 계층 구조의 비용을 다시 불러오기 때문이다. 무엇을 찍는지는 사용자가 이미 손에 들고 있으므로, 그것을 앱에게 한 번 더 말하게 할 이유가 없다.</w:t>
+            </w:r>
+          </w:p>
+          <w:p>
+            <w:pPr>
+              <w:spacing w:after="80" w:line="276" w:lineRule="auto"/>
+              <w:jc w:val="both"/>
+            </w:pPr>
+            <w:r>
+              <w:rPr>
+                <w:rFonts w:ascii="Times New Roman" w:hAnsi="Times New Roman" w:eastAsia="바탕"/>
+                <w:sz w:val="20"/>
+              </w:rPr>
+              <w:t>셔터를 누르면 기기의 기본 카메라가 열리고, 찍은 사진이 그대로 앱으로 돌아온다. 앱 안에 별도의 촬영 화면을 만들지 않은 이유는 기기의 카메라가 이미 초점과 노출과 흔들림 보정을 하고 있고, 그것을 다시 구현하면 더 나빠지기만 하기 때문이다.</w:t>
+            </w:r>
+          </w:p>
+          <w:p>
+            <w:pPr>
+              <w:spacing w:before="120" w:after="20"/>
+            </w:pPr>
             <w:r>
               <w:rPr>
                 <w:rFonts w:ascii="Times New Roman" w:hAnsi="Times New Roman" w:eastAsia="바탕"/>
                 <w:b/>
-                <w:sz w:val="20"/>
-              </w:rPr>
-              <w:t>누를 수 있는 자리가 78곳인데 눈에 보이는 표시는 아홉 곳뿐</w:t>
-            </w:r>
-            <w:r>
-              <w:rPr>
-                <w:rFonts w:ascii="Times New Roman" w:hAnsi="Times New Roman" w:eastAsia="바탕"/>
-                <w:sz w:val="20"/>
-              </w:rPr>
-              <w:t>이었고, 그 아홉도 본문 크기의 0.75배에 투명도 40%인 이모지였다. 기능은 있는데 누를 곳이 보이지 않았고, 시력이 떨어지는 사용자에게 그것은 없는 것과 같다.</w:t>
-            </w:r>
-          </w:p>
-          <w:p>
-            <w:pPr>
-              <w:spacing w:after="80" w:line="276" w:lineRule="auto"/>
-              <w:jc w:val="both"/>
-            </w:pPr>
-            <w:r>
-              <w:rPr>
-                <w:rFonts w:ascii="Times New Roman" w:hAnsi="Times New Roman" w:eastAsia="바탕"/>
-                <w:sz w:val="20"/>
-              </w:rPr>
-              <w:t>표시를 크게 그리는 것만으로는 절반이다. 누르는 것은 소리가 있다는 사실을 이미 아는 사람의 도구이며, 처음 여는 사람에게 스피커 그림은 그저 그림 하나다. 그래서 세 가지를 함께 두었다.</w:t>
-            </w:r>
-          </w:p>
-          <w:p>
-            <w:pPr>
-              <w:spacing w:after="80" w:line="276" w:lineRule="auto"/>
-              <w:jc w:val="both"/>
-            </w:pPr>
-            <w:r>
-              <w:rPr>
-                <w:rFonts w:ascii="Times New Roman" w:hAnsi="Times New Roman" w:eastAsia="바탕"/>
-                <w:sz w:val="20"/>
-              </w:rPr>
-              <w:t>[표 12] 소리에 닿는 세 경로</w:t>
+                <w:sz w:val="21"/>
+              </w:rPr>
+              <w:t>무엇을 찍었는지 정하는 순서</w:t>
+            </w:r>
+          </w:p>
+          <w:p>
+            <w:pPr>
+              <w:spacing w:after="80" w:line="276" w:lineRule="auto"/>
+              <w:jc w:val="both"/>
+            </w:pPr>
+            <w:r>
+              <w:rPr>
+                <w:rFonts w:ascii="Times New Roman" w:hAnsi="Times New Roman" w:eastAsia="바탕"/>
+                <w:sz w:val="20"/>
+              </w:rPr>
+              <w:t>돌아온 사진은 네 갈래 가운데 하나로 분류된다. 음식·음료·의약품·처방전이다. 이 판별은 한 번에 이루어지지 않고 두 층으로 나뉘어 있다.</w:t>
+            </w:r>
+          </w:p>
+          <w:p>
+            <w:pPr>
+              <w:spacing w:after="80" w:line="276" w:lineRule="auto"/>
+              <w:jc w:val="both"/>
+            </w:pPr>
+            <w:r>
+              <w:rPr>
+                <w:rFonts w:ascii="Times New Roman" w:hAnsi="Times New Roman" w:eastAsia="바탕"/>
+                <w:sz w:val="20"/>
+              </w:rPr>
+              <w:t xml:space="preserve">첫 층은 기기 안에서 돈다. 사진에서 글자를 먼저 읽고(Tesseract.js, 브라우저 안에서 실행), 읽어 낸 글자에 어떤 표지가 있는지를 본다. </w:t>
+            </w:r>
+            <w:r>
+              <w:rPr>
+                <w:rFonts w:ascii="Consolas" w:hAnsi="Consolas" w:eastAsia="Consolas"/>
+                <w:sz w:val="19"/>
+              </w:rPr>
+              <w:t>nutrition</w:t>
+            </w:r>
+            <w:r>
+              <w:rPr>
+                <w:rFonts w:ascii="Times New Roman" w:hAnsi="Times New Roman" w:eastAsia="바탕"/>
+                <w:sz w:val="20"/>
+              </w:rPr>
+              <w:t>·</w:t>
+            </w:r>
+            <w:r>
+              <w:rPr>
+                <w:rFonts w:ascii="Consolas" w:hAnsi="Consolas" w:eastAsia="Consolas"/>
+                <w:sz w:val="19"/>
+              </w:rPr>
+              <w:t>per 100</w:t>
+            </w:r>
+            <w:r>
+              <w:rPr>
+                <w:rFonts w:ascii="Times New Roman" w:hAnsi="Times New Roman" w:eastAsia="바탕"/>
+                <w:sz w:val="20"/>
+              </w:rPr>
+              <w:t>·</w:t>
+            </w:r>
+            <w:r>
+              <w:rPr>
+                <w:rFonts w:ascii="Consolas" w:hAnsi="Consolas" w:eastAsia="Consolas"/>
+                <w:sz w:val="19"/>
+              </w:rPr>
+              <w:t>영양성분</w:t>
+            </w:r>
+            <w:r>
+              <w:rPr>
+                <w:rFonts w:ascii="Times New Roman" w:hAnsi="Times New Roman" w:eastAsia="바탕"/>
+                <w:sz w:val="20"/>
+              </w:rPr>
+              <w:t>·</w:t>
+            </w:r>
+            <w:r>
+              <w:rPr>
+                <w:rFonts w:ascii="Consolas" w:hAnsi="Consolas" w:eastAsia="Consolas"/>
+                <w:sz w:val="19"/>
+              </w:rPr>
+              <w:t>1회 제공량</w:t>
+            </w:r>
+            <w:r>
+              <w:rPr>
+                <w:rFonts w:ascii="Times New Roman" w:hAnsi="Times New Roman" w:eastAsia="바탕"/>
+                <w:sz w:val="20"/>
+              </w:rPr>
+              <w:t xml:space="preserve"> 같은 표지가 있고 영양소 이름이 둘 이상 함께 나오면 영양성분표로 본다. </w:t>
+            </w:r>
+            <w:r>
+              <w:rPr>
+                <w:rFonts w:ascii="Consolas" w:hAnsi="Consolas" w:eastAsia="Consolas"/>
+                <w:sz w:val="19"/>
+              </w:rPr>
+              <w:t>500 mg</w:t>
+            </w:r>
+            <w:r>
+              <w:rPr>
+                <w:rFonts w:ascii="Times New Roman" w:hAnsi="Times New Roman" w:eastAsia="바탕"/>
+                <w:sz w:val="20"/>
+              </w:rPr>
+              <w:t xml:space="preserve"> 같은 용량 표기, </w:t>
+            </w:r>
+            <w:r>
+              <w:rPr>
+                <w:rFonts w:ascii="Consolas" w:hAnsi="Consolas" w:eastAsia="Consolas"/>
+                <w:sz w:val="19"/>
+              </w:rPr>
+              <w:t>tablet</w:t>
+            </w:r>
+            <w:r>
+              <w:rPr>
+                <w:rFonts w:ascii="Times New Roman" w:hAnsi="Times New Roman" w:eastAsia="바탕"/>
+                <w:sz w:val="20"/>
+              </w:rPr>
+              <w:t>·</w:t>
+            </w:r>
+            <w:r>
+              <w:rPr>
+                <w:rFonts w:ascii="Consolas" w:hAnsi="Consolas" w:eastAsia="Consolas"/>
+                <w:sz w:val="19"/>
+              </w:rPr>
+              <w:t>capsule</w:t>
+            </w:r>
+            <w:r>
+              <w:rPr>
+                <w:rFonts w:ascii="Times New Roman" w:hAnsi="Times New Roman" w:eastAsia="바탕"/>
+                <w:sz w:val="20"/>
+              </w:rPr>
+              <w:t xml:space="preserve"> 같은 제형, </w:t>
+            </w:r>
+            <w:r>
+              <w:rPr>
+                <w:rFonts w:ascii="Consolas" w:hAnsi="Consolas" w:eastAsia="Consolas"/>
+                <w:sz w:val="19"/>
+              </w:rPr>
+              <w:t>twice daily</w:t>
+            </w:r>
+            <w:r>
+              <w:rPr>
+                <w:rFonts w:ascii="Times New Roman" w:hAnsi="Times New Roman" w:eastAsia="바탕"/>
+                <w:sz w:val="20"/>
+              </w:rPr>
+              <w:t>·</w:t>
+            </w:r>
+            <w:r>
+              <w:rPr>
+                <w:rFonts w:ascii="Consolas" w:hAnsi="Consolas" w:eastAsia="Consolas"/>
+                <w:sz w:val="19"/>
+              </w:rPr>
+              <w:t>식후</w:t>
+            </w:r>
+            <w:r>
+              <w:rPr>
+                <w:rFonts w:ascii="Times New Roman" w:hAnsi="Times New Roman" w:eastAsia="바탕"/>
+                <w:sz w:val="20"/>
+              </w:rPr>
+              <w:t xml:space="preserve"> 같은 복용 지시 가운데 둘 이상이 나오면 처방전으로 본다. 둘 중 하나로 정해지면 그 자리에서 전용 해석기가 돌고, 서버를 부르지 않는다.</w:t>
+            </w:r>
+          </w:p>
+          <w:p>
+            <w:pPr>
+              <w:spacing w:after="80" w:line="276" w:lineRule="auto"/>
+              <w:jc w:val="both"/>
+            </w:pPr>
+            <w:r>
+              <w:rPr>
+                <w:rFonts w:ascii="Times New Roman" w:hAnsi="Times New Roman" w:eastAsia="바탕"/>
+                <w:sz w:val="20"/>
+              </w:rPr>
+              <w:t>둘째 층은 첫 층이 실패했을 때만 부른다. 사진에서 읽어 낸 글자가 네 글자에 못 미치거나(음식 사진이 대개 여기에 해당한다) 표지가 어느 쪽에도 맞지 않으면 서버의 시각 모형에 사진을 보낸다.</w:t>
+            </w:r>
+          </w:p>
+          <w:p>
+            <w:pPr>
+              <w:spacing w:after="80" w:line="276" w:lineRule="auto"/>
+              <w:jc w:val="both"/>
+            </w:pPr>
+            <w:r>
+              <w:rPr>
+                <w:rFonts w:ascii="Times New Roman" w:hAnsi="Times New Roman" w:eastAsia="바탕"/>
+                <w:sz w:val="20"/>
+              </w:rPr>
+              <w:t>이 순서에는 이유가 있다. 글자가 있는 것은 기기 안에서 끝내고 통신이 필요한 것만 밖으로 보내면, 처방전과 성분표는 인터넷이 없어도 읽힌다. 이 두 가지가 이 앱에서 가장 급한 것들이다 (§4.5).</w:t>
+            </w:r>
+          </w:p>
+          <w:p>
+            <w:pPr>
+              <w:spacing w:before="120" w:after="20"/>
+            </w:pPr>
+            <w:r>
+              <w:rPr>
+                <w:rFonts w:ascii="Times New Roman" w:hAnsi="Times New Roman" w:eastAsia="바탕"/>
+                <w:b/>
+                <w:sz w:val="21"/>
+              </w:rPr>
+              <w:t>기다리는 동안 보이는 것</w:t>
+            </w:r>
+          </w:p>
+          <w:p>
+            <w:pPr>
+              <w:spacing w:after="80" w:line="276" w:lineRule="auto"/>
+              <w:jc w:val="both"/>
+            </w:pPr>
+            <w:r>
+              <w:rPr>
+                <w:rFonts w:ascii="Times New Roman" w:hAnsi="Times New Roman" w:eastAsia="바탕"/>
+                <w:sz w:val="20"/>
+              </w:rPr>
+              <w:t>인식이 도는 동안 미리보기 자리에는 지금 무엇을 하고 있는지가 글로 표시되고, 같은 문장이 음성으로도 나간다. 실제로 표시되는 문장은 다음 넷이다.</w:t>
+            </w:r>
+          </w:p>
+          <w:p>
+            <w:pPr>
+              <w:spacing w:after="80" w:line="276" w:lineRule="auto"/>
+              <w:jc w:val="both"/>
+            </w:pPr>
+            <w:r>
+              <w:rPr>
+                <w:rFonts w:ascii="Times New Roman" w:hAnsi="Times New Roman" w:eastAsia="바탕"/>
+                <w:sz w:val="20"/>
+              </w:rPr>
+              <w:t>[표 12] 인식 중 표시되는 단계</w:t>
             </w:r>
           </w:p>
           <w:tbl>
@@ -10041,7 +10308,7 @@
                       <w:b/>
                       <w:sz w:val="18"/>
                     </w:rPr>
-                    <w:t>경로</w:t>
+                    <w:t>표시</w:t>
                   </w:r>
                 </w:p>
               </w:tc>
@@ -10057,7 +10324,7 @@
                       <w:b/>
                       <w:sz w:val="18"/>
                     </w:rPr>
-                    <w:t>무엇을 하는가</w:t>
+                    <w:t>언제 나오는가</w:t>
                   </w:r>
                 </w:p>
               </w:tc>
@@ -10073,7 +10340,7 @@
                       <w:b/>
                       <w:sz w:val="18"/>
                     </w:rPr>
-                    <w:t>왜 필요한가</w:t>
+                    <w:t>걸리는 시간</w:t>
                   </w:r>
                 </w:p>
               </w:tc>
@@ -10086,10 +10353,10 @@
                 <w:p>
                   <w:r>
                     <w:rPr>
-                      <w:rFonts w:ascii="Times New Roman" w:hAnsi="Times New Roman" w:eastAsia="바탕"/>
-                      <w:sz w:val="18"/>
-                    </w:rPr>
-                    <w:t>도착하면 스스로 말한다</w:t>
+                      <w:rFonts w:ascii="Consolas" w:hAnsi="Consolas" w:eastAsia="Consolas"/>
+                      <w:sz w:val="17"/>
+                    </w:rPr>
+                    <w:t>Reading text… 43%</w:t>
                   </w:r>
                 </w:p>
               </w:tc>
@@ -10103,7 +10370,7 @@
                       <w:rFonts w:ascii="Times New Roman" w:hAnsi="Times New Roman" w:eastAsia="바탕"/>
                       <w:sz w:val="18"/>
                     </w:rPr>
-                    <w:t>화면마다 "이 화면이 무엇을 묻는가" 한 줄</w:t>
+                    <w:t>기기 안에서 글자를 읽는 동안, 백분율이 실시간으로 올라간다</w:t>
                   </w:r>
                 </w:p>
               </w:tc>
@@ -10117,7 +10384,7 @@
                       <w:rFonts w:ascii="Times New Roman" w:hAnsi="Times New Roman" w:eastAsia="바탕"/>
                       <w:sz w:val="18"/>
                     </w:rPr>
-                    <w:t>찾을 것이 없어진다. 아무것도 누르지 않아도 된다</w:t>
+                    <w:t>대체로 2~6초</w:t>
                   </w:r>
                 </w:p>
               </w:tc>
@@ -10130,10 +10397,10 @@
                 <w:p>
                   <w:r>
                     <w:rPr>
-                      <w:rFonts w:ascii="Times New Roman" w:hAnsi="Times New Roman" w:eastAsia="바탕"/>
-                      <w:sz w:val="18"/>
-                    </w:rPr>
-                    <w:t>줄마다 듣기 표시</w:t>
+                      <w:rFonts w:ascii="Consolas" w:hAnsi="Consolas" w:eastAsia="Consolas"/>
+                      <w:sz w:val="17"/>
+                    </w:rPr>
+                    <w:t>Checking the label…</w:t>
                   </w:r>
                 </w:p>
               </w:tc>
@@ -10147,7 +10414,7 @@
                       <w:rFonts w:ascii="Times New Roman" w:hAnsi="Times New Roman" w:eastAsia="바탕"/>
                       <w:sz w:val="18"/>
                     </w:rPr>
-                    <w:t>누르는 대상은 줄 전체, 표시는 그 자리에 소리가 있다는 안내</w:t>
+                    <w:t>성분표로 보고 읽었으나 값이 검사를 통과하지 못해 서버에 다시 묻는 중</w:t>
                   </w:r>
                 </w:p>
               </w:tc>
@@ -10161,7 +10428,7 @@
                       <w:rFonts w:ascii="Times New Roman" w:hAnsi="Times New Roman" w:eastAsia="바탕"/>
                       <w:sz w:val="18"/>
                     </w:rPr>
-                    <w:t>떨리는 손으로 작은 원을 정조준하게 하지 않는다</w:t>
+                    <w:t>1~3초</w:t>
                   </w:r>
                 </w:p>
               </w:tc>
@@ -10174,10 +10441,10 @@
                 <w:p>
                   <w:r>
                     <w:rPr>
-                      <w:rFonts w:ascii="Times New Roman" w:hAnsi="Times New Roman" w:eastAsia="바탕"/>
-                      <w:sz w:val="18"/>
-                    </w:rPr>
-                    <w:t>화면 전체 낭독</w:t>
+                      <w:rFonts w:ascii="Consolas" w:hAnsi="Consolas" w:eastAsia="Consolas"/>
+                      <w:sz w:val="17"/>
+                    </w:rPr>
+                    <w:t>Estimating…</w:t>
                   </w:r>
                 </w:p>
               </w:tc>
@@ -10191,7 +10458,7 @@
                       <w:rFonts w:ascii="Times New Roman" w:hAnsi="Times New Roman" w:eastAsia="바탕"/>
                       <w:sz w:val="18"/>
                     </w:rPr>
-                    <w:t>하단 탭의 한 칸</w:t>
+                    <w:t>기기 안의 영양 추정 모형이 돌고 서버 판별을 기다리는 중</w:t>
                   </w:r>
                 </w:p>
               </w:tc>
@@ -10205,7 +10472,51 @@
                       <w:rFonts w:ascii="Times New Roman" w:hAnsi="Times New Roman" w:eastAsia="바탕"/>
                       <w:sz w:val="18"/>
                     </w:rPr>
-                    <w:t>처음부터 끝까지 다시 듣는다</w:t>
+                    <w:t>2~5초</w:t>
+                  </w:r>
+                </w:p>
+              </w:tc>
+            </w:tr>
+            <w:tr>
+              <w:tc>
+                <w:tcPr>
+                  <w:tcW w:type="dxa" w:w="3238"/>
+                </w:tcPr>
+                <w:p>
+                  <w:r>
+                    <w:rPr>
+                      <w:rFonts w:ascii="Consolas" w:hAnsi="Consolas" w:eastAsia="Consolas"/>
+                      <w:sz w:val="17"/>
+                    </w:rPr>
+                    <w:t>Loading sample…</w:t>
+                  </w:r>
+                </w:p>
+              </w:tc>
+              <w:tc>
+                <w:tcPr>
+                  <w:tcW w:type="dxa" w:w="3238"/>
+                </w:tcPr>
+                <w:p>
+                  <w:r>
+                    <w:rPr>
+                      <w:rFonts w:ascii="Times New Roman" w:hAnsi="Times New Roman" w:eastAsia="바탕"/>
+                      <w:sz w:val="18"/>
+                    </w:rPr>
+                    <w:t>예시 이미지를 고른 경우</w:t>
+                  </w:r>
+                </w:p>
+              </w:tc>
+              <w:tc>
+                <w:tcPr>
+                  <w:tcW w:type="dxa" w:w="3238"/>
+                </w:tcPr>
+                <w:p>
+                  <w:r>
+                    <w:rPr>
+                      <w:rFonts w:ascii="Times New Roman" w:hAnsi="Times New Roman" w:eastAsia="바탕"/>
+                      <w:sz w:val="18"/>
+                    </w:rPr>
+                    <w:t>1초 미만</w:t>
                   </w:r>
                 </w:p>
               </w:tc>
@@ -10227,20 +10538,7 @@
                 <w:rFonts w:ascii="Times New Roman" w:hAnsi="Times New Roman" w:eastAsia="바탕"/>
                 <w:sz w:val="20"/>
               </w:rPr>
-              <w:t>도착 안내는 화면당 한 줄만 읽는다. 전부 읽으면 화면을 옮길 때마다 문단이 흘러나오고, 그러면 사용자가 음성을 꺼 버린다. 그것이 이 앱에서 가장 나쁜 결과다. 끄고 나면 아무것도 들리지 않는다.</w:t>
-            </w:r>
-          </w:p>
-          <w:p>
-            <w:pPr>
-              <w:spacing w:after="80" w:line="276" w:lineRule="auto"/>
-              <w:jc w:val="both"/>
-            </w:pPr>
-            <w:r>
-              <w:rPr>
-                <w:rFonts w:ascii="Times New Roman" w:hAnsi="Times New Roman" w:eastAsia="바탕"/>
-                <w:sz w:val="20"/>
-              </w:rPr>
-              <w:t>듣기 버튼의 크기는 44픽셀로 두었다. 손끝이 화면에 닿는 면적이 대략 그만큼이고, 그보다 작으면 조준을 요구하게 된다.</w:t>
+              <w:t>백분율을 숨기지 않고 그대로 보이는 것은 의도한 것이다. 저문해 사용자 연구에서 지적된 장벽 가운데 하나가 위압감(intimidation)이며 (Medhi, Cutrell &amp; Toyama, 2010), 아무 표시 없이 멈춘 화면은 고장으로 읽힌다. 숫자가 올라가는 것을 보는 것만으로 "돌고 있다" 가 전달되고, 그것은 글을 읽지 못해도 전달된다. 같은 이유로 인식이 도는 동안 셔터와 아래의 모든 버튼은 눌리지 않게 잠근다. 두 번 눌러서 두 번 도는 일이 없어야 한다.</w:t>
             </w:r>
           </w:p>
           <w:p>
@@ -10253,346 +10551,33 @@
                 <w:b/>
                 <w:sz w:val="21"/>
               </w:rPr>
-              <w:t>픽토그램의 음성 해설</w:t>
-            </w:r>
-          </w:p>
-          <w:p>
-            <w:pPr>
-              <w:spacing w:after="80" w:line="276" w:lineRule="auto"/>
-              <w:jc w:val="both"/>
-            </w:pPr>
-            <w:r>
-              <w:rPr>
-                <w:rFonts w:ascii="Times New Roman" w:hAnsi="Times New Roman" w:eastAsia="바탕"/>
-                <w:sz w:val="20"/>
-              </w:rPr>
-              <w:t>가장 늦게 발견한 것은 픽토그램만 말을 하지 않는다는 것이었다. 판정도 제품명도 영양 수치도 눌러서 들을 수 있는데, 정작 본 연구의 핵심 기여인 그림이 조용했다.</w:t>
-            </w:r>
-          </w:p>
-          <w:p>
-            <w:pPr>
-              <w:spacing w:after="80" w:line="276" w:lineRule="auto"/>
-              <w:jc w:val="both"/>
-            </w:pPr>
-            <w:r>
-              <w:rPr>
-                <w:rFonts w:ascii="Times New Roman" w:hAnsi="Times New Roman" w:eastAsia="바탕"/>
-                <w:sz w:val="20"/>
-              </w:rPr>
-              <w:t>§1.8 에서 인용한 van Beusekom 등 (2017) 의 관찰이 이 자리에 그대로 걸린다. 열 종 가운데 셋에서 거짓 확신(알아보지 못하면서 안다고 믿는 것)이 나타났고, 그것은 그림이 없는 것보다 나쁜 실패다. 알아보지 못한 사람은 물어보기라도 하지만, 잘못 알아본 사람은 그대로 행동한다. 같은 논문이 내놓은 처방은 약사가 그림의 뜻을 함께 짚어 주면 이해도가 올라간다는 것이었다. 그림은 말을 대체할 때보다 말과 함께 쓰일 때 더 잘 듣는다.</w:t>
-            </w:r>
-          </w:p>
-          <w:p>
-            <w:pPr>
-              <w:spacing w:after="80" w:line="276" w:lineRule="auto"/>
-              <w:jc w:val="both"/>
-            </w:pPr>
-            <w:r>
-              <w:rPr>
-                <w:rFonts w:ascii="Times New Roman" w:hAnsi="Times New Roman" w:eastAsia="바탕"/>
-                <w:sz w:val="20"/>
-              </w:rPr>
-              <w:t>우리 사용자 곁에는 약사가 없다. 그래서 앱이 그 자리를 대신한다. 그림을 누르면 그 그림이 무엇을 뜻하는지 말한다. 읽어 주는 것은 그림의 생김새가 아니라 그것이 지시하는 행동이다.</w:t>
-            </w:r>
-          </w:p>
-          <w:p>
-            <w:pPr>
-              <w:spacing w:after="160"/>
-            </w:pPr>
-            <w:r>
-              <w:rPr>
-                <w:rFonts w:ascii="Consolas" w:hAnsi="Consolas" w:eastAsia="Consolas"/>
-                <w:sz w:val="18"/>
-              </w:rPr>
-              <w:t>\three_times_daily{\tablet_blister{\food_bowl}}</w:t>
-              <w:br/>
-              <w:t xml:space="preserve">    → "A tablet, with food, three times a day."</w:t>
-              <w:br/>
-              <w:br/>
-              <w:t>\no{\allergen_peanut}</w:t>
-              <w:br/>
-              <w:t xml:space="preserve">    → "Do not eat this. It has peanuts."</w:t>
-            </w:r>
-          </w:p>
-          <w:p>
-            <w:pPr>
-              <w:spacing w:after="80" w:line="276" w:lineRule="auto"/>
-              <w:jc w:val="both"/>
-            </w:pPr>
-            <w:r>
-              <w:rPr>
-                <w:rFonts w:ascii="Times New Roman" w:hAnsi="Times New Roman" w:eastAsia="바탕"/>
-                <w:sz w:val="20"/>
-              </w:rPr>
-              <w:t>"알약과 그릇" 이라고 말하는 것은 이미 보고 있는 것을 되풀이할 뿐이고, 정작 모르는 것. 그래서 무엇을 하라는 것인가. 은 그대로 남는다.</w:t>
-            </w:r>
-          </w:p>
-          <w:p>
-            <w:pPr>
-              <w:spacing w:after="80" w:line="276" w:lineRule="auto"/>
-              <w:jc w:val="both"/>
-            </w:pPr>
-            <w:r>
-              <w:rPr>
-                <w:rFonts w:ascii="Times New Roman" w:hAnsi="Times New Roman" w:eastAsia="바탕"/>
-                <w:sz w:val="20"/>
-              </w:rPr>
-              <w:t>뜻을 모르는 줄은 아예 누를 수 없게 두었다. 지어낸 설명은 바로 그 거짓 확신을 굳혀 주기 때문이다.</w:t>
-            </w:r>
-          </w:p>
-          <w:p>
-            <w:pPr>
-              <w:spacing w:before="180" w:after="40"/>
-            </w:pPr>
-            <w:r>
-              <w:rPr>
-                <w:rFonts w:ascii="Times New Roman" w:hAnsi="Times New Roman" w:eastAsia="바탕"/>
-                <w:b/>
-                <w:sz w:val="23"/>
-              </w:rPr>
-              <w:t>3.5 기기 공유와 구성원 분리</w:t>
-            </w:r>
-          </w:p>
-          <w:p>
-            <w:pPr>
-              <w:spacing w:after="80" w:line="276" w:lineRule="auto"/>
-              <w:jc w:val="both"/>
-            </w:pPr>
-            <w:r>
-              <w:rPr>
-                <w:rFonts w:ascii="Times New Roman" w:hAnsi="Times New Roman" w:eastAsia="바탕"/>
-                <w:sz w:val="20"/>
-              </w:rPr>
-              <w:t>대상 지역에서 스마트폰은 개인의 물건이 아니라 집에 한 대 있는 물건이다 (§1.6). 그런데 앱이 한 사람만 다루면 할머니와 손주가 같은 폰을 쓸 때 손주가 스캔한 것이 할머니의 하루 누적에 더해지고, 할머니가 쓰는 혈액희석제가 손주의 판정에 걸린다. 기록이 섞이는 데 그치지 않고 판정이 틀린다.</w:t>
-            </w:r>
-          </w:p>
-          <w:p>
-            <w:pPr>
-              <w:spacing w:after="80" w:line="276" w:lineRule="auto"/>
-              <w:jc w:val="both"/>
-            </w:pPr>
-            <w:r>
-              <w:rPr>
-                <w:rFonts w:ascii="Times New Roman" w:hAnsi="Times New Roman" w:eastAsia="바탕"/>
-                <w:sz w:val="20"/>
-              </w:rPr>
-              <w:t>그래서 시작할 때 얼굴을 골라 자기 자리로 들어간다. 자리마다 픽처키가 따로 있고 프로필·기록·알람이 전부 따로 쌓인다. 화면은 운영체제의 잠금화면과 같은 구조다. 사람 목록과 잠금이 한 화면에 있어서, 잘못 골랐을 때 되돌아갈 길을 따로 만들 필요가 없다.</w:t>
-            </w:r>
-          </w:p>
-          <w:p>
-            <w:pPr>
-              <w:spacing w:after="80" w:line="276" w:lineRule="auto"/>
-              <w:jc w:val="both"/>
-            </w:pPr>
-            <w:r>
-              <w:rPr>
-                <w:rFonts w:ascii="Times New Roman" w:hAnsi="Times New Roman" w:eastAsia="바탕"/>
-                <w:sz w:val="20"/>
-              </w:rPr>
-              <w:t>혼자 쓰는 사람에게는 이 화면이 보이지 않는다. 사람이 한 명일 때 고르라고 하는 것은 없는 선택을 시키는 것이다.</w:t>
-            </w:r>
-          </w:p>
-          <w:p>
-            <w:pPr>
-              <w:spacing w:after="80" w:line="276" w:lineRule="auto"/>
-              <w:jc w:val="both"/>
-            </w:pPr>
-            <w:r>
-              <w:rPr>
-                <w:rFonts w:ascii="Times New Roman" w:hAnsi="Times New Roman" w:eastAsia="바탕"/>
-                <w:sz w:val="20"/>
-              </w:rPr>
-              <w:t>가르는 지점은 저장 열쇠 하나다. 각 저장소의 이름 뒤에 그 사람의 표를 붙이는 방식이라, 판정·누적·추론 코드는 자기가 몇 명을 다루는지 알 필요가 없다. 이름을 묻지 않는 것도 그대로다. 신원은 얼굴이고, 두 사람이 같은 얼굴을 고를 수 없게 이미 쓰이는 얼굴은 목록에서 빠진다.</w:t>
-            </w:r>
-          </w:p>
-          <w:p>
-            <w:pPr>
-              <w:spacing w:before="180" w:after="40"/>
-            </w:pPr>
-            <w:r>
-              <w:rPr>
-                <w:rFonts w:ascii="Times New Roman" w:hAnsi="Times New Roman" w:eastAsia="바탕"/>
-                <w:b/>
-                <w:sz w:val="23"/>
-              </w:rPr>
-              <w:t>3.6 색 이외의 전달 층</w:t>
-            </w:r>
-          </w:p>
-          <w:p>
-            <w:pPr>
-              <w:spacing w:after="80" w:line="276" w:lineRule="auto"/>
-              <w:jc w:val="both"/>
-            </w:pPr>
-            <w:r>
-              <w:rPr>
-                <w:rFonts w:ascii="Times New Roman" w:hAnsi="Times New Roman" w:eastAsia="바탕"/>
-                <w:sz w:val="20"/>
-              </w:rPr>
-              <w:t>판정은 초록·노랑·빨강 세 색으로 표시된다. 그러나 적록 색각이상은 북유럽계 남성의 약 8%, 여성의 약 0.5%에게 나타나며, 전 세계로는 약 3억 명으로 추정된다 (Colour Blind Awareness; MedlinePlus Genetics).</w:t>
-            </w:r>
-          </w:p>
-          <w:p>
-            <w:pPr>
-              <w:spacing w:after="80" w:line="276" w:lineRule="auto"/>
-              <w:jc w:val="both"/>
-            </w:pPr>
-            <w:r>
-              <w:rPr>
-                <w:rFonts w:ascii="Times New Roman" w:hAnsi="Times New Roman" w:eastAsia="바탕"/>
-                <w:sz w:val="20"/>
-              </w:rPr>
-              <w:t>한 가지 덧붙일 것이 있다. 이 비율은 인종에 따라 다르며 중국·일본계 남성에서는 4~6.5%, 사하라이남 아프리카에서는 더 낮게 보고된다. 즉 이 위험은 지역에 따라 다르며, 사용자가 어디에 있느냐에 따라 북유럽보다 작을 수 있다. 그럼에도 색 하나에 판정을 맡기지 않는 이유는 유병률이 아니라 대가의 비대칭 때문이다. 색을 못 보는 사람에게 색만 주면 판정이 통째로 전달되지 않는 반면, 기호와 문장을 함께 두는 비용은 화면 한 줄이다.</w:t>
-            </w:r>
-          </w:p>
-          <w:p>
-            <w:pPr>
-              <w:spacing w:after="80" w:line="276" w:lineRule="auto"/>
-              <w:jc w:val="both"/>
-            </w:pPr>
-            <w:r>
-              <w:rPr>
-                <w:rFonts w:ascii="Times New Roman" w:hAnsi="Times New Roman" w:eastAsia="바탕"/>
-                <w:sz w:val="20"/>
-              </w:rPr>
-              <w:t>WCAG 1.4.1 은 색만으로 뜻을 전달하지 말 것을 요구하며, 색상 대비만으로는 충분하지 않다는 것이 반복해서 지적되어 왔다. 명도 대비가 높아도 적록색약에게는 색상이 구별되지 않을 수 있기 때문이다 (W3C WCAG 2.x). 따라서 SnapCare 는 색과 함께 기호를 표시한다.</w:t>
-            </w:r>
-          </w:p>
-        </w:tc>
-      </w:tr>
-      <w:tr>
-        <w:trPr>
-          <w:trHeight w:val="823"/>
-        </w:trPr>
-        <w:tc>
-          <w:tcPr>
-            <w:tcW w:w="9715" w:type="dxa"/>
-            <w:tcBorders>
-              <w:top w:val="single" w:sz="4" w:space="0" w:color="000000"/>
-              <w:left w:val="single" w:sz="4" w:space="0" w:color="000000"/>
-              <w:bottom w:val="single" w:sz="4" w:space="0" w:color="000000"/>
-              <w:right w:val="single" w:sz="4" w:space="0" w:color="000000"/>
-            </w:tcBorders>
-            <w:shd w:val="clear" w:color="auto" w:fill="F2F2F2" w:themeFill="background1" w:themeFillShade="F2"/>
-          </w:tcPr>
-          <w:p>
-            <w:pPr>
-              <w:rPr>
-                <w:rFonts w:ascii="Arial" w:eastAsia="Arial" w:hAnsi="Arial" w:cs="Arial"/>
-                <w:color w:val="002060"/>
-                <w:sz w:val="24"/>
-                <w:szCs w:val="24"/>
-              </w:rPr>
-            </w:pPr>
-            <w:r>
-              <w:rPr>
-                <w:rFonts w:ascii="Arial" w:eastAsia="Arial" w:hAnsi="Arial" w:cs="Arial"/>
-                <w:b/>
-                <w:bCs/>
-                <w:color w:val="002060"/>
-                <w:sz w:val="28"/>
-                <w:szCs w:val="28"/>
-              </w:rPr>
-              <w:t xml:space="preserve">□ </w:t>
-            </w:r>
-            <w:r>
-              <w:rPr>
-                <w:rFonts w:ascii="Arial" w:eastAsia="Arial" w:hAnsi="Arial" w:cs="Arial"/>
-                <w:b/>
-                <w:bCs/>
-                <w:color w:val="002060"/>
-                <w:sz w:val="28"/>
-                <w:szCs w:val="28"/>
-              </w:rPr>
-              <w:t>Development and Implementation</w:t>
-            </w:r>
-          </w:p>
-          <w:p>
-            <w:pPr>
-              <w:rPr>
-                <w:rFonts w:ascii="Arial" w:hAnsi="Arial" w:cs="Arial"/>
-              </w:rPr>
-            </w:pPr>
-            <w:r>
-              <w:rPr>
-                <w:rFonts w:ascii="Arial" w:eastAsia="Arial" w:hAnsi="Arial" w:cs="Arial"/>
-              </w:rPr>
-              <w:t>Describe the tools, platforms, technologies, data sources, APIs, and deployment environment used to develop and implement your web application.</w:t>
-            </w:r>
-          </w:p>
-        </w:tc>
-      </w:tr>
-      <w:tr>
-        <w:trPr>
-          <w:trHeight w:val="255"/>
-        </w:trPr>
-        <w:tc>
-          <w:tcPr>
-            <w:tcW w:w="9715" w:type="dxa"/>
-            <w:tcBorders>
-              <w:top w:val="single" w:sz="4" w:space="0" w:color="000000"/>
-              <w:left w:val="single" w:sz="4" w:space="0" w:color="000000"/>
-              <w:bottom w:val="single" w:sz="4" w:space="0" w:color="000000"/>
-              <w:right w:val="single" w:sz="4" w:space="0" w:color="000000"/>
-            </w:tcBorders>
-          </w:tcPr>
-          <w:p>
-            <w:pPr>
-              <w:rPr>
-                <w:rFonts w:ascii="Arial" w:hAnsi="Arial" w:cs="Arial"/>
-              </w:rPr>
-            </w:pPr>
-            <w:r>
-              <w:rPr>
-                <w:rFonts w:ascii="Arial" w:eastAsia="Arial" w:hAnsi="Arial" w:cs="Arial"/>
-                <w:b/>
-                <w:bCs/>
-              </w:rPr>
-              <w:t>Content</w:t>
-            </w:r>
-          </w:p>
-        </w:tc>
-      </w:tr>
-      <w:tr>
-        <w:trPr>
-          <w:trHeight w:val="3621"/>
-        </w:trPr>
-        <w:tc>
-          <w:tcPr>
-            <w:tcW w:w="9715" w:type="dxa"/>
-            <w:tcBorders>
-              <w:top w:val="single" w:sz="4" w:space="0" w:color="000000"/>
-              <w:left w:val="single" w:sz="4" w:space="0" w:color="000000"/>
-              <w:bottom w:val="single" w:sz="4" w:space="0" w:color="000000"/>
-              <w:right w:val="single" w:sz="4" w:space="0" w:color="000000"/>
-            </w:tcBorders>
-          </w:tcPr>
-          <w:p>
-            <w:pPr>
-              <w:spacing w:before="180" w:after="40"/>
-              <w:rPr>
-                <w:rFonts w:ascii="Arial" w:hAnsi="Arial" w:cs="Arial"/>
-              </w:rPr>
-            </w:pPr>
-            <w:r>
-              <w:rPr>
-                <w:rFonts w:ascii="Times New Roman" w:hAnsi="Times New Roman" w:eastAsia="바탕"/>
-                <w:b/>
-                <w:sz w:val="23"/>
-              </w:rPr>
-              <w:t>4.1 구성 개요</w:t>
-            </w:r>
-          </w:p>
-          <w:p>
-            <w:pPr>
-              <w:spacing w:after="80" w:line="276" w:lineRule="auto"/>
-              <w:jc w:val="both"/>
-            </w:pPr>
-            <w:r>
-              <w:rPr>
-                <w:rFonts w:ascii="Times New Roman" w:hAnsi="Times New Roman" w:eastAsia="바탕"/>
-                <w:sz w:val="20"/>
-              </w:rPr>
-              <w:t>[표 13] 기술 구성</w:t>
+              <w:t>판정 화면의 세로 순서</w:t>
+            </w:r>
+          </w:p>
+          <w:p>
+            <w:pPr>
+              <w:spacing w:after="80" w:line="276" w:lineRule="auto"/>
+              <w:jc w:val="both"/>
+            </w:pPr>
+            <w:r>
+              <w:rPr>
+                <w:rFonts w:ascii="Times New Roman" w:hAnsi="Times New Roman" w:eastAsia="바탕"/>
+                <w:sz w:val="20"/>
+              </w:rPr>
+              <w:t>판정 화면은 무엇을 찍었느냐에 따라 두 벌로 갈린다. 순서를 정한 기준은 같다. 글을 읽지 않고 위에서 아래로 훑었을 때 필요한 것이 먼저 나와야 한다.</w:t>
+            </w:r>
+          </w:p>
+          <w:p>
+            <w:pPr>
+              <w:spacing w:after="80" w:line="276" w:lineRule="auto"/>
+              <w:jc w:val="both"/>
+            </w:pPr>
+            <w:r>
+              <w:rPr>
+                <w:rFonts w:ascii="Times New Roman" w:hAnsi="Times New Roman" w:eastAsia="바탕"/>
+                <w:sz w:val="20"/>
+              </w:rPr>
+              <w:t>[표 13] 판정 화면의 구성 (음식·음료 / 처방전·의약품)</w:t>
             </w:r>
           </w:p>
           <w:tbl>
@@ -10627,7 +10612,7 @@
                       <w:b/>
                       <w:sz w:val="18"/>
                     </w:rPr>
-                    <w:t>층</w:t>
+                    <w:t>순서</w:t>
                   </w:r>
                 </w:p>
               </w:tc>
@@ -10643,7 +10628,7 @@
                       <w:b/>
                       <w:sz w:val="18"/>
                     </w:rPr>
-                    <w:t>기술</w:t>
+                    <w:t>음식·음료</w:t>
                   </w:r>
                 </w:p>
               </w:tc>
@@ -10659,7 +10644,7 @@
                       <w:b/>
                       <w:sz w:val="18"/>
                     </w:rPr>
-                    <w:t>비고</w:t>
+                    <w:t>처방전·의약품</w:t>
                   </w:r>
                 </w:p>
               </w:tc>
@@ -10675,7 +10660,7 @@
                       <w:rFonts w:ascii="Times New Roman" w:hAnsi="Times New Roman" w:eastAsia="바탕"/>
                       <w:sz w:val="18"/>
                     </w:rPr>
-                    <w:t>웹 앱</w:t>
+                    <w:t>1</w:t>
                   </w:r>
                 </w:p>
               </w:tc>
@@ -10689,7 +10674,7 @@
                       <w:rFonts w:ascii="Times New Roman" w:hAnsi="Times New Roman" w:eastAsia="바탕"/>
                       <w:sz w:val="18"/>
                     </w:rPr>
-                    <w:t>Next.js 16 (App Router) · React 19 · TypeScript · Tailwind</w:t>
+                    <w:t>112px 원형 그림과 판정 문장</w:t>
                   </w:r>
                 </w:p>
               </w:tc>
@@ -10703,7 +10688,7 @@
                       <w:rFonts w:ascii="Times New Roman" w:hAnsi="Times New Roman" w:eastAsia="바탕"/>
                       <w:sz w:val="18"/>
                     </w:rPr>
-                    <w:t>정적 빌드 유지</w:t>
+                    <w:t>96px 원형 그림</w:t>
                   </w:r>
                 </w:p>
               </w:tc>
@@ -10719,7 +10704,7 @@
                       <w:rFonts w:ascii="Times New Roman" w:hAnsi="Times New Roman" w:eastAsia="바탕"/>
                       <w:sz w:val="18"/>
                     </w:rPr>
-                    <w:t>픽토그램 엔진</w:t>
+                    <w:t>2</w:t>
                   </w:r>
                 </w:p>
               </w:tc>
@@ -10733,7 +10718,7 @@
                       <w:rFonts w:ascii="Times New Roman" w:hAnsi="Times New Roman" w:eastAsia="바탕"/>
                       <w:sz w:val="18"/>
                     </w:rPr>
-                    <w:t>SIGIL — 자체 DSL · 재귀 하강 파서 · Python/Pillow 합성</w:t>
+                    <w:t>색과 기호가 함께 있는 요약 띠</w:t>
                   </w:r>
                 </w:p>
               </w:tc>
@@ -10747,7 +10732,7 @@
                       <w:rFonts w:ascii="Times New Roman" w:hAnsi="Times New Roman" w:eastAsia="바탕"/>
                       <w:sz w:val="18"/>
                     </w:rPr>
-                    <w:t>형태소 78</w:t>
+                    <w:t>약 이름과 1회 용량</w:t>
                   </w:r>
                 </w:p>
               </w:tc>
@@ -10763,7 +10748,7 @@
                       <w:rFonts w:ascii="Times New Roman" w:hAnsi="Times New Roman" w:eastAsia="바탕"/>
                       <w:sz w:val="18"/>
                     </w:rPr>
-                    <w:t>음성 엔진</w:t>
+                    <w:t>3</w:t>
                   </w:r>
                 </w:p>
               </w:tc>
@@ -10777,7 +10762,7 @@
                       <w:rFonts w:ascii="Times New Roman" w:hAnsi="Times New Roman" w:eastAsia="바탕"/>
                       <w:sz w:val="18"/>
                     </w:rPr>
-                    <w:t>VOCA — 자체 구성 로직 · Web Speech API</w:t>
+                    <w:t>픽토그램 시퀀스</w:t>
                   </w:r>
                 </w:p>
               </w:tc>
@@ -10791,7 +10776,7 @@
                       <w:rFonts w:ascii="Times New Roman" w:hAnsi="Times New Roman" w:eastAsia="바탕"/>
                       <w:sz w:val="18"/>
                     </w:rPr>
-                    <w:t>기기 내장 음성</w:t>
+                    <w:t>색과 기호가 함께 있는 안전 띠</w:t>
                   </w:r>
                 </w:p>
               </w:tc>
@@ -10807,7 +10792,7 @@
                       <w:rFonts w:ascii="Times New Roman" w:hAnsi="Times New Roman" w:eastAsia="바탕"/>
                       <w:sz w:val="18"/>
                     </w:rPr>
-                    <w:t>OCR</w:t>
+                    <w:t>4</w:t>
                   </w:r>
                 </w:p>
               </w:tc>
@@ -10821,7 +10806,7 @@
                       <w:rFonts w:ascii="Times New Roman" w:hAnsi="Times New Roman" w:eastAsia="바탕"/>
                       <w:sz w:val="18"/>
                     </w:rPr>
-                    <w:t>Tesseract.js</w:t>
+                    <w:t>영양소 막대 (최대 3개)</w:t>
                   </w:r>
                 </w:p>
               </w:tc>
@@ -10835,7 +10820,7 @@
                       <w:rFonts w:ascii="Times New Roman" w:hAnsi="Times New Roman" w:eastAsia="바탕"/>
                       <w:sz w:val="18"/>
                     </w:rPr>
-                    <w:t>브라우저 내 실행</w:t>
+                    <w:t>픽토그램 시퀀스</w:t>
                   </w:r>
                 </w:p>
               </w:tc>
@@ -10851,7 +10836,7 @@
                       <w:rFonts w:ascii="Times New Roman" w:hAnsi="Times New Roman" w:eastAsia="바탕"/>
                       <w:sz w:val="18"/>
                     </w:rPr>
-                    <w:t>영양 추정</w:t>
+                    <w:t>5</w:t>
                   </w:r>
                 </w:p>
               </w:tc>
@@ -10865,7 +10850,7 @@
                       <w:rFonts w:ascii="Times New Roman" w:hAnsi="Times New Roman" w:eastAsia="바탕"/>
                       <w:sz w:val="18"/>
                     </w:rPr>
-                    <w:t>EfficientNet-B0 224px (Nutrition5k 학습) · onnxruntime-web</w:t>
+                    <w:t>대안 제시 카드</w:t>
                   </w:r>
                 </w:p>
               </w:tc>
@@ -10879,7 +10864,7 @@
                       <w:rFonts w:ascii="Times New Roman" w:hAnsi="Times New Roman" w:eastAsia="바탕"/>
                       <w:sz w:val="18"/>
                     </w:rPr>
-                    <w:t>기기 내 추론</w:t>
+                    <w:t>용량 카드와 보관 카드</w:t>
                   </w:r>
                 </w:p>
               </w:tc>
@@ -10895,7 +10880,7 @@
                       <w:rFonts w:ascii="Times New Roman" w:hAnsi="Times New Roman" w:eastAsia="바탕"/>
                       <w:sz w:val="18"/>
                     </w:rPr>
-                    <w:t>제품 정보</w:t>
+                    <w:t>6</w:t>
                   </w:r>
                 </w:p>
               </w:tc>
@@ -10909,7 +10894,7 @@
                       <w:rFonts w:ascii="Times New Roman" w:hAnsi="Times New Roman" w:eastAsia="바탕"/>
                       <w:sz w:val="18"/>
                     </w:rPr>
-                    <w:t>OpenFoodFacts API</w:t>
+                    <w:t>확인 버튼</w:t>
                   </w:r>
                 </w:p>
               </w:tc>
@@ -10923,133 +10908,9 @@
                       <w:rFonts w:ascii="Times New Roman" w:hAnsi="Times New Roman" w:eastAsia="바탕"/>
                       <w:sz w:val="18"/>
                     </w:rPr>
-                    <w:t>서버 경유</w:t>
-                  </w:r>
-                </w:p>
-              </w:tc>
-            </w:tr>
-            <w:tr>
-              <w:tc>
-                <w:tcPr>
-                  <w:tcW w:type="dxa" w:w="3238"/>
-                </w:tcPr>
-                <w:p>
-                  <w:r>
-                    <w:rPr>
-                      <w:rFonts w:ascii="Times New Roman" w:hAnsi="Times New Roman" w:eastAsia="바탕"/>
-                      <w:sz w:val="18"/>
-                    </w:rPr>
-                    <w:t>이미지 인식</w:t>
-                  </w:r>
-                </w:p>
-              </w:tc>
-              <w:tc>
-                <w:tcPr>
-                  <w:tcW w:type="dxa" w:w="3238"/>
-                </w:tcPr>
-                <w:p>
-                  <w:r>
-                    <w:rPr>
-                      <w:rFonts w:ascii="Times New Roman" w:hAnsi="Times New Roman" w:eastAsia="바탕"/>
-                      <w:sz w:val="18"/>
-                    </w:rPr>
-                    <w:t>Claude Vision</w:t>
-                  </w:r>
-                </w:p>
-              </w:tc>
-              <w:tc>
-                <w:tcPr>
-                  <w:tcW w:type="dxa" w:w="3238"/>
-                </w:tcPr>
-                <w:p>
-                  <w:r>
-                    <w:rPr>
-                      <w:rFonts w:ascii="Times New Roman" w:hAnsi="Times New Roman" w:eastAsia="바탕"/>
-                      <w:sz w:val="18"/>
-                    </w:rPr>
-                    <w:t>서버 경유</w:t>
-                  </w:r>
-                </w:p>
-              </w:tc>
-            </w:tr>
-            <w:tr>
-              <w:tc>
-                <w:tcPr>
-                  <w:tcW w:type="dxa" w:w="3238"/>
-                </w:tcPr>
-                <w:p>
-                  <w:r>
-                    <w:rPr>
-                      <w:rFonts w:ascii="Times New Roman" w:hAnsi="Times New Roman" w:eastAsia="바탕"/>
-                      <w:sz w:val="18"/>
-                    </w:rPr>
-                    <w:t>하드웨어</w:t>
-                  </w:r>
-                </w:p>
-              </w:tc>
-              <w:tc>
-                <w:tcPr>
-                  <w:tcW w:type="dxa" w:w="3238"/>
-                </w:tcPr>
-                <w:p>
-                  <w:r>
-                    <w:rPr>
-                      <w:rFonts w:ascii="Times New Roman" w:hAnsi="Times New Roman" w:eastAsia="바탕"/>
-                      <w:sz w:val="18"/>
-                    </w:rPr>
-                    <w:t>Raspberry Pi 3B · 서보 3 · WS2812 · DS3231</w:t>
-                  </w:r>
-                </w:p>
-              </w:tc>
-              <w:tc>
-                <w:tcPr>
-                  <w:tcW w:type="dxa" w:w="3238"/>
-                </w:tcPr>
-                <w:p>
-                  <w:r>
-                    <w:rPr>
-                      <w:rFonts w:ascii="Times New Roman" w:hAnsi="Times New Roman" w:eastAsia="바탕"/>
-                      <w:sz w:val="18"/>
-                    </w:rPr>
-                    <w:t>트레이 3</w:t>
-                  </w:r>
-                </w:p>
-              </w:tc>
-            </w:tr>
-            <w:tr>
-              <w:tc>
-                <w:tcPr>
-                  <w:tcW w:type="dxa" w:w="3238"/>
-                </w:tcPr>
-                <w:p>
-                  <w:r>
-                    <w:rPr>
-                      <w:rFonts w:ascii="Times New Roman" w:hAnsi="Times New Roman" w:eastAsia="바탕"/>
-                      <w:sz w:val="18"/>
-                    </w:rPr>
-                    <w:t>배포</w:t>
-                  </w:r>
-                </w:p>
-              </w:tc>
-              <w:tc>
-                <w:tcPr>
-                  <w:tcW w:type="dxa" w:w="3238"/>
-                </w:tcPr>
-                <w:p>
-                  <w:r>
-                    <w:rPr>
-                      <w:rFonts w:ascii="Times New Roman" w:hAnsi="Times New Roman" w:eastAsia="바탕"/>
-                      <w:sz w:val="18"/>
-                    </w:rPr>
-                    <w:t>fly.io (도쿄) · 영속 볼륨 1GB</w:t>
-                  </w:r>
-                </w:p>
-              </w:tc>
-              <w:tc>
-                <w:tcPr>
-                  <w:tcW w:type="dxa" w:w="3238"/>
-                </w:tcPr>
-                <w:p/>
+                    <w:t>복용 시각 표</w:t>
+                  </w:r>
+                </w:p>
               </w:tc>
             </w:tr>
           </w:tbl>
@@ -11061,6 +10922,362 @@
           </w:p>
           <w:p>
             <w:pPr>
+              <w:spacing w:after="80" w:line="276" w:lineRule="auto"/>
+              <w:jc w:val="both"/>
+            </w:pPr>
+            <w:r>
+              <w:rPr>
+                <w:rFonts w:ascii="Times New Roman" w:hAnsi="Times New Roman" w:eastAsia="바탕"/>
+                <w:sz w:val="20"/>
+              </w:rPr>
+              <w:t>두 벌의 차이가 4번과 3번 자리에 있다. 처방전에서는 픽토그램을 글 카드보다 위로 올렸다. 처음에는 아래에 두었는데, 글을 읽지 못하는 사용자가 위에서부터 훑으면 빈 카드 세 개를 지나야 그림에 닿았다. 순서를 바꾸는 것만으로 그 세 칸이 사라진다.</w:t>
+            </w:r>
+          </w:p>
+          <w:p>
+            <w:pPr>
+              <w:spacing w:after="80" w:line="276" w:lineRule="auto"/>
+              <w:jc w:val="both"/>
+            </w:pPr>
+            <w:r>
+              <w:rPr>
+                <w:rFonts w:ascii="Times New Roman" w:hAnsi="Times New Roman" w:eastAsia="바탕"/>
+                <w:sz w:val="20"/>
+              </w:rPr>
+              <w:t>영양소 막대를 최대 세 개로 자른 것도 같은 기준이다. 하루 기준의 5% 미만인 항목과 이미 충분한 항목은 빼고, 남은 것 가운데 위에서 셋만 보인다. 열 줄을 다 보이면 어느 것이 문제인지가 묻힌다.</w:t>
+            </w:r>
+          </w:p>
+          <w:p>
+            <w:pPr>
+              <w:spacing w:before="120" w:after="20"/>
+            </w:pPr>
+            <w:r>
+              <w:rPr>
+                <w:rFonts w:ascii="Times New Roman" w:hAnsi="Times New Roman" w:eastAsia="바탕"/>
+                <w:b/>
+                <w:sz w:val="21"/>
+              </w:rPr>
+              <w:t>판정을 무엇이 결정하는가</w:t>
+            </w:r>
+          </w:p>
+          <w:p>
+            <w:pPr>
+              <w:spacing w:after="80" w:line="276" w:lineRule="auto"/>
+              <w:jc w:val="both"/>
+            </w:pPr>
+            <w:r>
+              <w:rPr>
+                <w:rFonts w:ascii="Times New Roman" w:hAnsi="Times New Roman" w:eastAsia="바탕"/>
+                <w:sz w:val="20"/>
+              </w:rPr>
+              <w:t>색은 세 단계이며 사용자의 조건에서 유도된다. 판정 근거가 여럿이면 가장 나쁜 것이 이긴다.</w:t>
+            </w:r>
+          </w:p>
+          <w:p>
+            <w:pPr>
+              <w:spacing w:after="80" w:line="276" w:lineRule="auto"/>
+              <w:jc w:val="both"/>
+            </w:pPr>
+            <w:r>
+              <w:rPr>
+                <w:rFonts w:ascii="Times New Roman" w:hAnsi="Times New Roman" w:eastAsia="바탕"/>
+                <w:sz w:val="20"/>
+              </w:rPr>
+              <w:t>[표 14] 판정 단계를 올리는 근거</w:t>
+            </w:r>
+          </w:p>
+          <w:tbl>
+            <w:tblPr>
+              <w:tblW w:type="auto" w:w="0"/>
+              <w:jc w:val="center"/>
+              <w:tblLook w:firstColumn="1" w:firstRow="1" w:lastColumn="0" w:lastRow="0" w:noHBand="0" w:noVBand="1" w:val="04A0"/>
+              <w:tblBorders>
+                <w:top w:val="single" w:sz="4" w:color="BFBFBF"/>
+                <w:left w:val="single" w:sz="4" w:color="BFBFBF"/>
+                <w:bottom w:val="single" w:sz="4" w:color="BFBFBF"/>
+                <w:right w:val="single" w:sz="4" w:color="BFBFBF"/>
+                <w:insideH w:val="single" w:sz="4" w:color="BFBFBF"/>
+                <w:insideV w:val="single" w:sz="4" w:color="BFBFBF"/>
+              </w:tblBorders>
+            </w:tblPr>
+            <w:tblGrid>
+              <w:gridCol w:w="3238"/>
+              <w:gridCol w:w="3238"/>
+              <w:gridCol w:w="3238"/>
+            </w:tblGrid>
+            <w:tr>
+              <w:tc>
+                <w:tcPr>
+                  <w:tcW w:type="dxa" w:w="3238"/>
+                  <w:shd w:val="clear" w:fill="F2F2F2"/>
+                </w:tcPr>
+                <w:p>
+                  <w:r>
+                    <w:rPr>
+                      <w:rFonts w:ascii="Times New Roman" w:hAnsi="Times New Roman" w:eastAsia="바탕"/>
+                      <w:b/>
+                      <w:sz w:val="18"/>
+                    </w:rPr>
+                    <w:t>근거</w:t>
+                  </w:r>
+                </w:p>
+              </w:tc>
+              <w:tc>
+                <w:tcPr>
+                  <w:tcW w:type="dxa" w:w="3238"/>
+                  <w:shd w:val="clear" w:fill="F2F2F2"/>
+                </w:tcPr>
+                <w:p>
+                  <w:r>
+                    <w:rPr>
+                      <w:rFonts w:ascii="Times New Roman" w:hAnsi="Times New Roman" w:eastAsia="바탕"/>
+                      <w:b/>
+                      <w:sz w:val="18"/>
+                    </w:rPr>
+                    <w:t>어떻게 걸리는가</w:t>
+                  </w:r>
+                </w:p>
+              </w:tc>
+              <w:tc>
+                <w:tcPr>
+                  <w:tcW w:type="dxa" w:w="3238"/>
+                  <w:shd w:val="clear" w:fill="F2F2F2"/>
+                </w:tcPr>
+                <w:p>
+                  <w:r>
+                    <w:rPr>
+                      <w:rFonts w:ascii="Times New Roman" w:hAnsi="Times New Roman" w:eastAsia="바탕"/>
+                      <w:b/>
+                      <w:sz w:val="18"/>
+                    </w:rPr>
+                    <w:t>결과</w:t>
+                  </w:r>
+                </w:p>
+              </w:tc>
+            </w:tr>
+            <w:tr>
+              <w:tc>
+                <w:tcPr>
+                  <w:tcW w:type="dxa" w:w="3238"/>
+                </w:tcPr>
+                <w:p>
+                  <w:r>
+                    <w:rPr>
+                      <w:rFonts w:ascii="Times New Roman" w:hAnsi="Times New Roman" w:eastAsia="바탕"/>
+                      <w:sz w:val="18"/>
+                    </w:rPr>
+                    <w:t>사용자 조건과 성분의 충돌</w:t>
+                  </w:r>
+                </w:p>
+              </w:tc>
+              <w:tc>
+                <w:tcPr>
+                  <w:tcW w:type="dxa" w:w="3238"/>
+                </w:tcPr>
+                <w:p>
+                  <w:r>
+                    <w:rPr>
+                      <w:rFonts w:ascii="Times New Roman" w:hAnsi="Times New Roman" w:eastAsia="바탕"/>
+                      <w:sz w:val="18"/>
+                    </w:rPr>
+                    <w:t>사용자가 고른 조건의 유발 성분이 이 품목에 있을 때</w:t>
+                  </w:r>
+                </w:p>
+              </w:tc>
+              <w:tc>
+                <w:tcPr>
+                  <w:tcW w:type="dxa" w:w="3238"/>
+                </w:tcPr>
+                <w:p>
+                  <w:r>
+                    <w:rPr>
+                      <w:rFonts w:ascii="Times New Roman" w:hAnsi="Times New Roman" w:eastAsia="바탕"/>
+                      <w:sz w:val="18"/>
+                    </w:rPr>
+                    <w:t>조건마다 다르다. 땅콩 알레르기는 회피, 당뇨는 주의</w:t>
+                  </w:r>
+                </w:p>
+              </w:tc>
+            </w:tr>
+            <w:tr>
+              <w:tc>
+                <w:tcPr>
+                  <w:tcW w:type="dxa" w:w="3238"/>
+                </w:tcPr>
+                <w:p>
+                  <w:r>
+                    <w:rPr>
+                      <w:rFonts w:ascii="Times New Roman" w:hAnsi="Times New Roman" w:eastAsia="바탕"/>
+                      <w:sz w:val="18"/>
+                    </w:rPr>
+                    <w:t>무엇인지 확신하지 못함</w:t>
+                  </w:r>
+                </w:p>
+              </w:tc>
+              <w:tc>
+                <w:tcPr>
+                  <w:tcW w:type="dxa" w:w="3238"/>
+                </w:tcPr>
+                <w:p>
+                  <w:r>
+                    <w:rPr>
+                      <w:rFonts w:ascii="Times New Roman" w:hAnsi="Times New Roman" w:eastAsia="바탕"/>
+                      <w:sz w:val="18"/>
+                    </w:rPr>
+                    <w:t>시각 모형의 확신도가 0.4 미만이거나 영양값이 전부 0으로 나올 때</w:t>
+                  </w:r>
+                </w:p>
+              </w:tc>
+              <w:tc>
+                <w:tcPr>
+                  <w:tcW w:type="dxa" w:w="3238"/>
+                </w:tcPr>
+                <w:p>
+                  <w:r>
+                    <w:rPr>
+                      <w:rFonts w:ascii="Times New Roman" w:hAnsi="Times New Roman" w:eastAsia="바탕"/>
+                      <w:sz w:val="18"/>
+                    </w:rPr>
+                    <w:t>주의로 고정</w:t>
+                  </w:r>
+                </w:p>
+              </w:tc>
+            </w:tr>
+            <w:tr>
+              <w:tc>
+                <w:tcPr>
+                  <w:tcW w:type="dxa" w:w="3238"/>
+                </w:tcPr>
+                <w:p>
+                  <w:r>
+                    <w:rPr>
+                      <w:rFonts w:ascii="Times New Roman" w:hAnsi="Times New Roman" w:eastAsia="바탕"/>
+                      <w:sz w:val="18"/>
+                    </w:rPr>
+                    <w:t>한 번에 하루치를 넘김</w:t>
+                  </w:r>
+                </w:p>
+              </w:tc>
+              <w:tc>
+                <w:tcPr>
+                  <w:tcW w:type="dxa" w:w="3238"/>
+                </w:tcPr>
+                <w:p>
+                  <w:r>
+                    <w:rPr>
+                      <w:rFonts w:ascii="Times New Roman" w:hAnsi="Times New Roman" w:eastAsia="바탕"/>
+                      <w:sz w:val="18"/>
+                    </w:rPr>
+                    <w:t>이 사람의 하루 한도 대비 100% 이상일 때</w:t>
+                  </w:r>
+                </w:p>
+              </w:tc>
+              <w:tc>
+                <w:tcPr>
+                  <w:tcW w:type="dxa" w:w="3238"/>
+                </w:tcPr>
+                <w:p>
+                  <w:r>
+                    <w:rPr>
+                      <w:rFonts w:ascii="Times New Roman" w:hAnsi="Times New Roman" w:eastAsia="바탕"/>
+                      <w:sz w:val="18"/>
+                    </w:rPr>
+                    <w:t>주의</w:t>
+                  </w:r>
+                </w:p>
+              </w:tc>
+            </w:tr>
+            <w:tr>
+              <w:tc>
+                <w:tcPr>
+                  <w:tcW w:type="dxa" w:w="3238"/>
+                </w:tcPr>
+                <w:p>
+                  <w:r>
+                    <w:rPr>
+                      <w:rFonts w:ascii="Times New Roman" w:hAnsi="Times New Roman" w:eastAsia="바탕"/>
+                      <w:sz w:val="18"/>
+                    </w:rPr>
+                    <w:t>복용 중인 약과의 상호작용</w:t>
+                  </w:r>
+                </w:p>
+              </w:tc>
+              <w:tc>
+                <w:tcPr>
+                  <w:tcW w:type="dxa" w:w="3238"/>
+                </w:tcPr>
+                <w:p>
+                  <w:r>
+                    <w:rPr>
+                      <w:rFonts w:ascii="Times New Roman" w:hAnsi="Times New Roman" w:eastAsia="바탕"/>
+                      <w:sz w:val="18"/>
+                    </w:rPr>
+                    <w:t>이미 등록된 약과 충돌할 때</w:t>
+                  </w:r>
+                </w:p>
+              </w:tc>
+              <w:tc>
+                <w:tcPr>
+                  <w:tcW w:type="dxa" w:w="3238"/>
+                </w:tcPr>
+                <w:p>
+                  <w:r>
+                    <w:rPr>
+                      <w:rFonts w:ascii="Times New Roman" w:hAnsi="Times New Roman" w:eastAsia="바탕"/>
+                      <w:sz w:val="18"/>
+                    </w:rPr>
+                    <w:t>회피로 고정</w:t>
+                  </w:r>
+                </w:p>
+              </w:tc>
+            </w:tr>
+          </w:tbl>
+          <w:p/>
+          <w:p>
+            <w:pPr>
+              <w:spacing w:after="120"/>
+            </w:pPr>
+          </w:p>
+          <w:p>
+            <w:pPr>
+              <w:spacing w:after="80" w:line="276" w:lineRule="auto"/>
+              <w:jc w:val="both"/>
+            </w:pPr>
+            <w:r>
+              <w:rPr>
+                <w:rFonts w:ascii="Times New Roman" w:hAnsi="Times New Roman" w:eastAsia="바탕"/>
+                <w:sz w:val="20"/>
+              </w:rPr>
+              <w:t>셋째 줄이 이 앱의 판정이 사람마다 다른 이유다. 하루 한도를 표에서 가져오지 않고 사용자의 나이대에서 유도하기 때문에(§2.4), 같은 과자가 65세 사용자에게는 주의로, 성인에게는 안전으로 나올 수 있다.</w:t>
+            </w:r>
+          </w:p>
+          <w:p>
+            <w:pPr>
+              <w:spacing w:after="80" w:line="276" w:lineRule="auto"/>
+              <w:jc w:val="both"/>
+            </w:pPr>
+            <w:r>
+              <w:rPr>
+                <w:rFonts w:ascii="Times New Roman" w:hAnsi="Times New Roman" w:eastAsia="바탕"/>
+                <w:sz w:val="20"/>
+              </w:rPr>
+              <w:t>둘째 줄은 나중에 넣은 것이다. 시각 모형은 확신이 없을 때 값을 전부 0으로 내놓는 경향이 있는데, 0은 §4.2 의 물리 검사를 전부 통과한다. 어느 검사에도 걸리지 않고 초록색 "안전" 으로 표시되는 것이다. 그래서 물리 검사와 별개로 "전부 0이면 못 알아본 것" 이라는 판단을 따로 넣었다.</w:t>
+            </w:r>
+          </w:p>
+          <w:p>
+            <w:pPr>
+              <w:spacing w:after="80" w:line="276" w:lineRule="auto"/>
+              <w:jc w:val="both"/>
+            </w:pPr>
+            <w:r>
+              <w:rPr>
+                <w:rFonts w:ascii="Times New Roman" w:hAnsi="Times New Roman" w:eastAsia="바탕"/>
+                <w:sz w:val="20"/>
+              </w:rPr>
+              <w:t>인식이 진행되는 동안의 화면과 그 결과인 판정 화면은 그림 10 의 (b)·(c) 에 있다.</w:t>
+            </w:r>
+          </w:p>
+          <w:p>
+            <w:pPr>
               <w:spacing w:before="180" w:after="40"/>
             </w:pPr>
             <w:r>
@@ -11069,6 +11286,2225 @@
                 <w:b/>
                 <w:sz w:val="23"/>
               </w:rPr>
+              <w:t>3.4 인식에 실패했을 때의 경로</w:t>
+            </w:r>
+          </w:p>
+          <w:p>
+            <w:pPr>
+              <w:spacing w:after="80" w:line="276" w:lineRule="auto"/>
+              <w:jc w:val="both"/>
+            </w:pPr>
+            <w:r>
+              <w:rPr>
+                <w:rFonts w:ascii="Times New Roman" w:hAnsi="Times New Roman" w:eastAsia="바탕"/>
+                <w:sz w:val="20"/>
+              </w:rPr>
+              <w:t>찍은 것을 읽지 못하는 경우가 있다. 이때 무엇을 보이느냐가 다음 행동을 정한다.</w:t>
+            </w:r>
+          </w:p>
+          <w:p>
+            <w:pPr>
+              <w:spacing w:after="80" w:line="276" w:lineRule="auto"/>
+              <w:jc w:val="both"/>
+            </w:pPr>
+            <w:r>
+              <w:rPr>
+                <w:rFonts w:ascii="Times New Roman" w:hAnsi="Times New Roman" w:eastAsia="바탕"/>
+                <w:sz w:val="20"/>
+              </w:rPr>
+              <w:t>실패 문장은 화면에 뜨는 동시에 스스로 소리 내어 읽힌다. 이 동작을 나중에 넣은 이유가 있다. 앱의 다른 모든 화면은 그림과 음성으로 말하는데, 정작 실패했을 때만 글자 한 줄이 조용히 떠 있었다. 글을 읽지 못하는 사용자에게 그 화면은 아무 일도 일어나지 않은 것과 같다. 가장 도움이 필요한 순간에만 유일하게 글을 요구하고 있었던 셈이다.</w:t>
+            </w:r>
+          </w:p>
+          <w:p>
+            <w:pPr>
+              <w:spacing w:after="80" w:line="276" w:lineRule="auto"/>
+              <w:jc w:val="both"/>
+            </w:pPr>
+            <w:r>
+              <w:rPr>
+                <w:rFonts w:ascii="Times New Roman" w:hAnsi="Times New Roman" w:eastAsia="바탕"/>
+                <w:sz w:val="20"/>
+              </w:rPr>
+              <w:t>문장과 함께 그림 하나와 두 단어짜리 지시가 붙는다.</w:t>
+            </w:r>
+          </w:p>
+          <w:p>
+            <w:pPr>
+              <w:spacing w:after="80" w:line="276" w:lineRule="auto"/>
+              <w:jc w:val="both"/>
+            </w:pPr>
+            <w:r>
+              <w:rPr>
+                <w:rFonts w:ascii="Times New Roman" w:hAnsi="Times New Roman" w:eastAsia="바탕"/>
+                <w:sz w:val="20"/>
+              </w:rPr>
+              <w:t>[표 15] 실패 안내</w:t>
+            </w:r>
+          </w:p>
+          <w:tbl>
+            <w:tblPr>
+              <w:tblW w:type="auto" w:w="0"/>
+              <w:jc w:val="center"/>
+              <w:tblLook w:firstColumn="1" w:firstRow="1" w:lastColumn="0" w:lastRow="0" w:noHBand="0" w:noVBand="1" w:val="04A0"/>
+              <w:tblBorders>
+                <w:top w:val="single" w:sz="4" w:color="BFBFBF"/>
+                <w:left w:val="single" w:sz="4" w:color="BFBFBF"/>
+                <w:bottom w:val="single" w:sz="4" w:color="BFBFBF"/>
+                <w:right w:val="single" w:sz="4" w:color="BFBFBF"/>
+                <w:insideH w:val="single" w:sz="4" w:color="BFBFBF"/>
+                <w:insideV w:val="single" w:sz="4" w:color="BFBFBF"/>
+              </w:tblBorders>
+            </w:tblPr>
+            <w:tblGrid>
+              <w:gridCol w:w="2429"/>
+              <w:gridCol w:w="2429"/>
+              <w:gridCol w:w="2429"/>
+              <w:gridCol w:w="2429"/>
+            </w:tblGrid>
+            <w:tr>
+              <w:tc>
+                <w:tcPr>
+                  <w:tcW w:type="dxa" w:w="2429"/>
+                  <w:shd w:val="clear" w:fill="F2F2F2"/>
+                </w:tcPr>
+                <w:p>
+                  <w:r>
+                    <w:rPr>
+                      <w:rFonts w:ascii="Times New Roman" w:hAnsi="Times New Roman" w:eastAsia="바탕"/>
+                      <w:b/>
+                      <w:sz w:val="18"/>
+                    </w:rPr>
+                    <w:t>상황</w:t>
+                  </w:r>
+                </w:p>
+              </w:tc>
+              <w:tc>
+                <w:tcPr>
+                  <w:tcW w:type="dxa" w:w="2429"/>
+                  <w:shd w:val="clear" w:fill="F2F2F2"/>
+                </w:tcPr>
+                <w:p>
+                  <w:r>
+                    <w:rPr>
+                      <w:rFonts w:ascii="Times New Roman" w:hAnsi="Times New Roman" w:eastAsia="바탕"/>
+                      <w:b/>
+                      <w:sz w:val="18"/>
+                    </w:rPr>
+                    <w:t>그림</w:t>
+                  </w:r>
+                </w:p>
+              </w:tc>
+              <w:tc>
+                <w:tcPr>
+                  <w:tcW w:type="dxa" w:w="2429"/>
+                  <w:shd w:val="clear" w:fill="F2F2F2"/>
+                </w:tcPr>
+                <w:p>
+                  <w:r>
+                    <w:rPr>
+                      <w:rFonts w:ascii="Times New Roman" w:hAnsi="Times New Roman" w:eastAsia="바탕"/>
+                      <w:b/>
+                      <w:sz w:val="18"/>
+                    </w:rPr>
+                    <w:t>지시</w:t>
+                  </w:r>
+                </w:p>
+              </w:tc>
+              <w:tc>
+                <w:tcPr>
+                  <w:tcW w:type="dxa" w:w="2429"/>
+                  <w:shd w:val="clear" w:fill="F2F2F2"/>
+                </w:tcPr>
+                <w:p>
+                  <w:r>
+                    <w:rPr>
+                      <w:rFonts w:ascii="Times New Roman" w:hAnsi="Times New Roman" w:eastAsia="바탕"/>
+                      <w:b/>
+                      <w:sz w:val="18"/>
+                    </w:rPr>
+                    <w:t>무엇을 하라는 것인가</w:t>
+                  </w:r>
+                </w:p>
+              </w:tc>
+            </w:tr>
+            <w:tr>
+              <w:tc>
+                <w:tcPr>
+                  <w:tcW w:type="dxa" w:w="2429"/>
+                </w:tcPr>
+                <w:p>
+                  <w:r>
+                    <w:rPr>
+                      <w:rFonts w:ascii="Times New Roman" w:hAnsi="Times New Roman" w:eastAsia="바탕"/>
+                      <w:sz w:val="18"/>
+                    </w:rPr>
+                    <w:t>표를 읽었으나 값이 흔들림</w:t>
+                  </w:r>
+                </w:p>
+              </w:tc>
+              <w:tc>
+                <w:tcPr>
+                  <w:tcW w:type="dxa" w:w="2429"/>
+                </w:tcPr>
+                <w:p>
+                  <w:r>
+                    <w:rPr>
+                      <w:rFonts w:ascii="Times New Roman" w:hAnsi="Times New Roman" w:eastAsia="바탕"/>
+                      <w:sz w:val="18"/>
+                    </w:rPr>
+                    <w:t>🔍</w:t>
+                  </w:r>
+                </w:p>
+              </w:tc>
+              <w:tc>
+                <w:tcPr>
+                  <w:tcW w:type="dxa" w:w="2429"/>
+                </w:tcPr>
+                <w:p>
+                  <w:r>
+                    <w:rPr>
+                      <w:rFonts w:ascii="Times New Roman" w:hAnsi="Times New Roman" w:eastAsia="바탕"/>
+                      <w:sz w:val="18"/>
+                    </w:rPr>
+                    <w:t>Move closer</w:t>
+                  </w:r>
+                </w:p>
+              </w:tc>
+              <w:tc>
+                <w:tcPr>
+                  <w:tcW w:type="dxa" w:w="2429"/>
+                </w:tcPr>
+                <w:p>
+                  <w:r>
+                    <w:rPr>
+                      <w:rFonts w:ascii="Times New Roman" w:hAnsi="Times New Roman" w:eastAsia="바탕"/>
+                      <w:sz w:val="18"/>
+                    </w:rPr>
+                    <w:t>더 가까이서 화면을 채워 다시</w:t>
+                  </w:r>
+                </w:p>
+              </w:tc>
+            </w:tr>
+            <w:tr>
+              <w:tc>
+                <w:tcPr>
+                  <w:tcW w:type="dxa" w:w="2429"/>
+                </w:tcPr>
+                <w:p>
+                  <w:r>
+                    <w:rPr>
+                      <w:rFonts w:ascii="Times New Roman" w:hAnsi="Times New Roman" w:eastAsia="바탕"/>
+                      <w:sz w:val="18"/>
+                    </w:rPr>
+                    <w:t>종이가 접히거나 기울어짐</w:t>
+                  </w:r>
+                </w:p>
+              </w:tc>
+              <w:tc>
+                <w:tcPr>
+                  <w:tcW w:type="dxa" w:w="2429"/>
+                </w:tcPr>
+                <w:p>
+                  <w:r>
+                    <w:rPr>
+                      <w:rFonts w:ascii="Times New Roman" w:hAnsi="Times New Roman" w:eastAsia="바탕"/>
+                      <w:sz w:val="18"/>
+                    </w:rPr>
+                    <w:t>📄</w:t>
+                  </w:r>
+                </w:p>
+              </w:tc>
+              <w:tc>
+                <w:tcPr>
+                  <w:tcW w:type="dxa" w:w="2429"/>
+                </w:tcPr>
+                <w:p>
+                  <w:r>
+                    <w:rPr>
+                      <w:rFonts w:ascii="Times New Roman" w:hAnsi="Times New Roman" w:eastAsia="바탕"/>
+                      <w:sz w:val="18"/>
+                    </w:rPr>
+                    <w:t>Lay it flat</w:t>
+                  </w:r>
+                </w:p>
+              </w:tc>
+              <w:tc>
+                <w:tcPr>
+                  <w:tcW w:type="dxa" w:w="2429"/>
+                </w:tcPr>
+                <w:p>
+                  <w:r>
+                    <w:rPr>
+                      <w:rFonts w:ascii="Times New Roman" w:hAnsi="Times New Roman" w:eastAsia="바탕"/>
+                      <w:sz w:val="18"/>
+                    </w:rPr>
+                    <w:t>평평하게 펴고 다시</w:t>
+                  </w:r>
+                </w:p>
+              </w:tc>
+            </w:tr>
+            <w:tr>
+              <w:tc>
+                <w:tcPr>
+                  <w:tcW w:type="dxa" w:w="2429"/>
+                </w:tcPr>
+                <w:p>
+                  <w:r>
+                    <w:rPr>
+                      <w:rFonts w:ascii="Times New Roman" w:hAnsi="Times New Roman" w:eastAsia="바탕"/>
+                      <w:sz w:val="18"/>
+                    </w:rPr>
+                    <w:t>흔들림</w:t>
+                  </w:r>
+                </w:p>
+              </w:tc>
+              <w:tc>
+                <w:tcPr>
+                  <w:tcW w:type="dxa" w:w="2429"/>
+                </w:tcPr>
+                <w:p>
+                  <w:r>
+                    <w:rPr>
+                      <w:rFonts w:ascii="Times New Roman" w:hAnsi="Times New Roman" w:eastAsia="바탕"/>
+                      <w:sz w:val="18"/>
+                    </w:rPr>
+                    <w:t>📱</w:t>
+                  </w:r>
+                </w:p>
+              </w:tc>
+              <w:tc>
+                <w:tcPr>
+                  <w:tcW w:type="dxa" w:w="2429"/>
+                </w:tcPr>
+                <w:p>
+                  <w:r>
+                    <w:rPr>
+                      <w:rFonts w:ascii="Times New Roman" w:hAnsi="Times New Roman" w:eastAsia="바탕"/>
+                      <w:sz w:val="18"/>
+                    </w:rPr>
+                    <w:t>Hold steady</w:t>
+                  </w:r>
+                </w:p>
+              </w:tc>
+              <w:tc>
+                <w:tcPr>
+                  <w:tcW w:type="dxa" w:w="2429"/>
+                </w:tcPr>
+                <w:p>
+                  <w:r>
+                    <w:rPr>
+                      <w:rFonts w:ascii="Times New Roman" w:hAnsi="Times New Roman" w:eastAsia="바탕"/>
+                      <w:sz w:val="18"/>
+                    </w:rPr>
+                    <w:t>손을 멈추고 다시</w:t>
+                  </w:r>
+                </w:p>
+              </w:tc>
+            </w:tr>
+            <w:tr>
+              <w:tc>
+                <w:tcPr>
+                  <w:tcW w:type="dxa" w:w="2429"/>
+                </w:tcPr>
+                <w:p>
+                  <w:r>
+                    <w:rPr>
+                      <w:rFonts w:ascii="Times New Roman" w:hAnsi="Times New Roman" w:eastAsia="바탕"/>
+                      <w:sz w:val="18"/>
+                    </w:rPr>
+                    <w:t>서버에 닿지 못함</w:t>
+                  </w:r>
+                </w:p>
+              </w:tc>
+              <w:tc>
+                <w:tcPr>
+                  <w:tcW w:type="dxa" w:w="2429"/>
+                </w:tcPr>
+                <w:p>
+                  <w:r>
+                    <w:rPr>
+                      <w:rFonts w:ascii="Times New Roman" w:hAnsi="Times New Roman" w:eastAsia="바탕"/>
+                      <w:sz w:val="18"/>
+                    </w:rPr>
+                    <w:t>📡</w:t>
+                  </w:r>
+                </w:p>
+              </w:tc>
+              <w:tc>
+                <w:tcPr>
+                  <w:tcW w:type="dxa" w:w="2429"/>
+                </w:tcPr>
+                <w:p>
+                  <w:r>
+                    <w:rPr>
+                      <w:rFonts w:ascii="Times New Roman" w:hAnsi="Times New Roman" w:eastAsia="바탕"/>
+                      <w:sz w:val="18"/>
+                    </w:rPr>
+                    <w:t>No connection</w:t>
+                  </w:r>
+                </w:p>
+              </w:tc>
+              <w:tc>
+                <w:tcPr>
+                  <w:tcW w:type="dxa" w:w="2429"/>
+                </w:tcPr>
+                <w:p>
+                  <w:r>
+                    <w:rPr>
+                      <w:rFonts w:ascii="Times New Roman" w:hAnsi="Times New Roman" w:eastAsia="바탕"/>
+                      <w:sz w:val="18"/>
+                    </w:rPr>
+                    <w:t>다시 찍어도 소용없다. 성분표를 찍거나 예시를 고른다</w:t>
+                  </w:r>
+                </w:p>
+              </w:tc>
+            </w:tr>
+            <w:tr>
+              <w:tc>
+                <w:tcPr>
+                  <w:tcW w:type="dxa" w:w="2429"/>
+                </w:tcPr>
+                <w:p>
+                  <w:r>
+                    <w:rPr>
+                      <w:rFonts w:ascii="Times New Roman" w:hAnsi="Times New Roman" w:eastAsia="바탕"/>
+                      <w:sz w:val="18"/>
+                    </w:rPr>
+                    <w:t>알아보지 못함</w:t>
+                  </w:r>
+                </w:p>
+              </w:tc>
+              <w:tc>
+                <w:tcPr>
+                  <w:tcW w:type="dxa" w:w="2429"/>
+                </w:tcPr>
+                <w:p>
+                  <w:r>
+                    <w:rPr>
+                      <w:rFonts w:ascii="Times New Roman" w:hAnsi="Times New Roman" w:eastAsia="바탕"/>
+                      <w:sz w:val="18"/>
+                    </w:rPr>
+                    <w:t>🔄</w:t>
+                  </w:r>
+                </w:p>
+              </w:tc>
+              <w:tc>
+                <w:tcPr>
+                  <w:tcW w:type="dxa" w:w="2429"/>
+                </w:tcPr>
+                <w:p>
+                  <w:r>
+                    <w:rPr>
+                      <w:rFonts w:ascii="Times New Roman" w:hAnsi="Times New Roman" w:eastAsia="바탕"/>
+                      <w:sz w:val="18"/>
+                    </w:rPr>
+                    <w:t>Try again</w:t>
+                  </w:r>
+                </w:p>
+              </w:tc>
+              <w:tc>
+                <w:tcPr>
+                  <w:tcW w:type="dxa" w:w="2429"/>
+                </w:tcPr>
+                <w:p>
+                  <w:r>
+                    <w:rPr>
+                      <w:rFonts w:ascii="Times New Roman" w:hAnsi="Times New Roman" w:eastAsia="바탕"/>
+                      <w:sz w:val="18"/>
+                    </w:rPr>
+                    <w:t>다시 찍으면 된다</w:t>
+                  </w:r>
+                </w:p>
+              </w:tc>
+            </w:tr>
+          </w:tbl>
+          <w:p/>
+          <w:p>
+            <w:pPr>
+              <w:spacing w:after="120"/>
+            </w:pPr>
+          </w:p>
+          <w:p>
+            <w:pPr>
+              <w:spacing w:after="80" w:line="276" w:lineRule="auto"/>
+              <w:jc w:val="both"/>
+            </w:pPr>
+            <w:r>
+              <w:rPr>
+                <w:rFonts w:ascii="Times New Roman" w:hAnsi="Times New Roman" w:eastAsia="바탕"/>
+                <w:sz w:val="20"/>
+              </w:rPr>
+              <w:t>넷째 줄과 다섯째 줄을 나눈 것이 이 표의 요점이다. 서버 응답을 501(수단 없음)과 422(못 알아봄)로 나누어 처리한다. 못 알아본 것이면 다시 찍는 것이 답이지만, 통신이 없는 것이면 백 번 다시 찍어도 같다. 두 경우에 같은 문장을 보이면 사용자는 될 때까지 다시 찍게 된다.</w:t>
+            </w:r>
+          </w:p>
+          <w:p>
+            <w:pPr>
+              <w:spacing w:after="80" w:line="276" w:lineRule="auto"/>
+              <w:jc w:val="both"/>
+            </w:pPr>
+            <w:r>
+              <w:rPr>
+                <w:rFonts w:ascii="Times New Roman" w:hAnsi="Times New Roman" w:eastAsia="바탕"/>
+                <w:sz w:val="20"/>
+              </w:rPr>
+              <w:t>실패하면 화면 아래에 예시 목록이 펼쳐진다. 평소에는 접혀 있다가 실패한 순간에만 나온다. 잘 되고 있는 사람에게는 보일 이유가 없고, 막힌 사람에게는 다른 길이 있다는 것이 보여야 하기 때문이다.</w:t>
+            </w:r>
+          </w:p>
+          <w:p>
+            <w:pPr>
+              <w:spacing w:after="80" w:line="276" w:lineRule="auto"/>
+              <w:jc w:val="both"/>
+            </w:pPr>
+            <w:r>
+              <w:rPr>
+                <w:rFonts w:ascii="Times New Roman" w:hAnsi="Times New Roman" w:eastAsia="바탕"/>
+                <w:sz w:val="20"/>
+              </w:rPr>
+              <w:t>별도의 "다시 시도" 버튼은 두지 않았다. 셔터가 그 자리에 그대로 있고 다시 눌리는 상태로 돌아오므로, 버튼을 하나 더 놓으면 같은 일을 하는 것이 화면에 둘이 된다.</w:t>
+            </w:r>
+          </w:p>
+          <w:p>
+            <w:pPr>
+              <w:spacing w:before="180" w:after="40"/>
+            </w:pPr>
+            <w:r>
+              <w:rPr>
+                <w:rFonts w:ascii="Times New Roman" w:hAnsi="Times New Roman" w:eastAsia="바탕"/>
+                <w:b/>
+                <w:sz w:val="23"/>
+              </w:rPr>
+              <w:t>3.5 음성 접근 경로</w:t>
+            </w:r>
+          </w:p>
+          <w:p>
+            <w:pPr>
+              <w:spacing w:after="80" w:line="276" w:lineRule="auto"/>
+              <w:jc w:val="both"/>
+            </w:pPr>
+            <w:r>
+              <w:rPr>
+                <w:rFonts w:ascii="Times New Roman" w:hAnsi="Times New Roman" w:eastAsia="바탕"/>
+                <w:sz w:val="20"/>
+              </w:rPr>
+              <w:t>음성은 판정 화면에 들어가면 자동으로 한 번 재생된다. 그러나 듣는 사람은 되감을 수 없다. 그래서 화면의 모든 문장이 눌러서 다시 들을 수 있는 대상이다.</w:t>
+            </w:r>
+          </w:p>
+          <w:p>
+            <w:pPr>
+              <w:spacing w:after="80" w:line="276" w:lineRule="auto"/>
+              <w:jc w:val="both"/>
+            </w:pPr>
+            <w:r>
+              <w:rPr>
+                <w:rFonts w:ascii="Times New Roman" w:hAnsi="Times New Roman" w:eastAsia="바탕"/>
+                <w:sz w:val="20"/>
+              </w:rPr>
+              <w:t>이 설계는 §1.10 의 IVR 연구에 대한 대응이다. 그 연구가 고령 사용자의 주된 어려움으로 지목한 것이 말 속도와 선택지 길이였다. 한 번에 다 듣지 못해도 필요한 부분만 다시 들을 수 있다.</w:t>
+            </w:r>
+          </w:p>
+          <w:p>
+            <w:pPr>
+              <w:spacing w:before="120" w:after="20"/>
+            </w:pPr>
+            <w:r>
+              <w:rPr>
+                <w:rFonts w:ascii="Times New Roman" w:hAnsi="Times New Roman" w:eastAsia="바탕"/>
+                <w:b/>
+                <w:sz w:val="21"/>
+              </w:rPr>
+              <w:t>조작 가능성의 표시</w:t>
+            </w:r>
+          </w:p>
+          <w:p>
+            <w:pPr>
+              <w:spacing w:after="80" w:line="276" w:lineRule="auto"/>
+              <w:jc w:val="both"/>
+            </w:pPr>
+            <w:r>
+              <w:rPr>
+                <w:rFonts w:ascii="Times New Roman" w:hAnsi="Times New Roman" w:eastAsia="바탕"/>
+                <w:sz w:val="20"/>
+              </w:rPr>
+              <w:t xml:space="preserve">이 설계에는 개발 중에 드러난 결함이 있었다. </w:t>
+            </w:r>
+            <w:r>
+              <w:rPr>
+                <w:rFonts w:ascii="Times New Roman" w:hAnsi="Times New Roman" w:eastAsia="바탕"/>
+                <w:b/>
+                <w:sz w:val="20"/>
+              </w:rPr>
+              <w:t>누를 수 있는 자리가 78곳인데 눈에 보이는 표시는 아홉 곳뿐</w:t>
+            </w:r>
+            <w:r>
+              <w:rPr>
+                <w:rFonts w:ascii="Times New Roman" w:hAnsi="Times New Roman" w:eastAsia="바탕"/>
+                <w:sz w:val="20"/>
+              </w:rPr>
+              <w:t>이었고, 그 아홉도 본문 크기의 0.75배에 투명도 40%인 이모지였다. 기능은 있는데 누를 곳이 보이지 않았고, 시력이 떨어지는 사용자에게 그것은 없는 것과 같다.</w:t>
+            </w:r>
+          </w:p>
+          <w:p>
+            <w:pPr>
+              <w:spacing w:after="80" w:line="276" w:lineRule="auto"/>
+              <w:jc w:val="both"/>
+            </w:pPr>
+            <w:r>
+              <w:rPr>
+                <w:rFonts w:ascii="Times New Roman" w:hAnsi="Times New Roman" w:eastAsia="바탕"/>
+                <w:sz w:val="20"/>
+              </w:rPr>
+              <w:t>표시를 크게 그리는 것만으로는 절반이다. 누르는 것은 소리가 있다는 사실을 이미 아는 사람의 도구이며, 처음 여는 사람에게 스피커 그림은 그저 그림 하나다. 그래서 세 가지를 함께 두었다.</w:t>
+            </w:r>
+          </w:p>
+          <w:p>
+            <w:pPr>
+              <w:spacing w:after="80" w:line="276" w:lineRule="auto"/>
+              <w:jc w:val="both"/>
+            </w:pPr>
+            <w:r>
+              <w:rPr>
+                <w:rFonts w:ascii="Times New Roman" w:hAnsi="Times New Roman" w:eastAsia="바탕"/>
+                <w:sz w:val="20"/>
+              </w:rPr>
+              <w:t>[표 16] 소리에 닿는 세 경로</w:t>
+            </w:r>
+          </w:p>
+          <w:tbl>
+            <w:tblPr>
+              <w:tblW w:type="auto" w:w="0"/>
+              <w:jc w:val="center"/>
+              <w:tblLook w:firstColumn="1" w:firstRow="1" w:lastColumn="0" w:lastRow="0" w:noHBand="0" w:noVBand="1" w:val="04A0"/>
+              <w:tblBorders>
+                <w:top w:val="single" w:sz="4" w:color="BFBFBF"/>
+                <w:left w:val="single" w:sz="4" w:color="BFBFBF"/>
+                <w:bottom w:val="single" w:sz="4" w:color="BFBFBF"/>
+                <w:right w:val="single" w:sz="4" w:color="BFBFBF"/>
+                <w:insideH w:val="single" w:sz="4" w:color="BFBFBF"/>
+                <w:insideV w:val="single" w:sz="4" w:color="BFBFBF"/>
+              </w:tblBorders>
+            </w:tblPr>
+            <w:tblGrid>
+              <w:gridCol w:w="3238"/>
+              <w:gridCol w:w="3238"/>
+              <w:gridCol w:w="3238"/>
+            </w:tblGrid>
+            <w:tr>
+              <w:tc>
+                <w:tcPr>
+                  <w:tcW w:type="dxa" w:w="3238"/>
+                  <w:shd w:val="clear" w:fill="F2F2F2"/>
+                </w:tcPr>
+                <w:p>
+                  <w:r>
+                    <w:rPr>
+                      <w:rFonts w:ascii="Times New Roman" w:hAnsi="Times New Roman" w:eastAsia="바탕"/>
+                      <w:b/>
+                      <w:sz w:val="18"/>
+                    </w:rPr>
+                    <w:t>경로</w:t>
+                  </w:r>
+                </w:p>
+              </w:tc>
+              <w:tc>
+                <w:tcPr>
+                  <w:tcW w:type="dxa" w:w="3238"/>
+                  <w:shd w:val="clear" w:fill="F2F2F2"/>
+                </w:tcPr>
+                <w:p>
+                  <w:r>
+                    <w:rPr>
+                      <w:rFonts w:ascii="Times New Roman" w:hAnsi="Times New Roman" w:eastAsia="바탕"/>
+                      <w:b/>
+                      <w:sz w:val="18"/>
+                    </w:rPr>
+                    <w:t>무엇을 하는가</w:t>
+                  </w:r>
+                </w:p>
+              </w:tc>
+              <w:tc>
+                <w:tcPr>
+                  <w:tcW w:type="dxa" w:w="3238"/>
+                  <w:shd w:val="clear" w:fill="F2F2F2"/>
+                </w:tcPr>
+                <w:p>
+                  <w:r>
+                    <w:rPr>
+                      <w:rFonts w:ascii="Times New Roman" w:hAnsi="Times New Roman" w:eastAsia="바탕"/>
+                      <w:b/>
+                      <w:sz w:val="18"/>
+                    </w:rPr>
+                    <w:t>왜 필요한가</w:t>
+                  </w:r>
+                </w:p>
+              </w:tc>
+            </w:tr>
+            <w:tr>
+              <w:tc>
+                <w:tcPr>
+                  <w:tcW w:type="dxa" w:w="3238"/>
+                </w:tcPr>
+                <w:p>
+                  <w:r>
+                    <w:rPr>
+                      <w:rFonts w:ascii="Times New Roman" w:hAnsi="Times New Roman" w:eastAsia="바탕"/>
+                      <w:sz w:val="18"/>
+                    </w:rPr>
+                    <w:t>도착하면 스스로 말한다</w:t>
+                  </w:r>
+                </w:p>
+              </w:tc>
+              <w:tc>
+                <w:tcPr>
+                  <w:tcW w:type="dxa" w:w="3238"/>
+                </w:tcPr>
+                <w:p>
+                  <w:r>
+                    <w:rPr>
+                      <w:rFonts w:ascii="Times New Roman" w:hAnsi="Times New Roman" w:eastAsia="바탕"/>
+                      <w:sz w:val="18"/>
+                    </w:rPr>
+                    <w:t>화면마다 "이 화면이 무엇을 묻는가" 한 줄</w:t>
+                  </w:r>
+                </w:p>
+              </w:tc>
+              <w:tc>
+                <w:tcPr>
+                  <w:tcW w:type="dxa" w:w="3238"/>
+                </w:tcPr>
+                <w:p>
+                  <w:r>
+                    <w:rPr>
+                      <w:rFonts w:ascii="Times New Roman" w:hAnsi="Times New Roman" w:eastAsia="바탕"/>
+                      <w:sz w:val="18"/>
+                    </w:rPr>
+                    <w:t>찾을 것이 없어진다. 아무것도 누르지 않아도 된다</w:t>
+                  </w:r>
+                </w:p>
+              </w:tc>
+            </w:tr>
+            <w:tr>
+              <w:tc>
+                <w:tcPr>
+                  <w:tcW w:type="dxa" w:w="3238"/>
+                </w:tcPr>
+                <w:p>
+                  <w:r>
+                    <w:rPr>
+                      <w:rFonts w:ascii="Times New Roman" w:hAnsi="Times New Roman" w:eastAsia="바탕"/>
+                      <w:sz w:val="18"/>
+                    </w:rPr>
+                    <w:t>줄마다 듣기 표시</w:t>
+                  </w:r>
+                </w:p>
+              </w:tc>
+              <w:tc>
+                <w:tcPr>
+                  <w:tcW w:type="dxa" w:w="3238"/>
+                </w:tcPr>
+                <w:p>
+                  <w:r>
+                    <w:rPr>
+                      <w:rFonts w:ascii="Times New Roman" w:hAnsi="Times New Roman" w:eastAsia="바탕"/>
+                      <w:sz w:val="18"/>
+                    </w:rPr>
+                    <w:t>누르는 대상은 줄 전체, 표시는 그 자리에 소리가 있다는 안내</w:t>
+                  </w:r>
+                </w:p>
+              </w:tc>
+              <w:tc>
+                <w:tcPr>
+                  <w:tcW w:type="dxa" w:w="3238"/>
+                </w:tcPr>
+                <w:p>
+                  <w:r>
+                    <w:rPr>
+                      <w:rFonts w:ascii="Times New Roman" w:hAnsi="Times New Roman" w:eastAsia="바탕"/>
+                      <w:sz w:val="18"/>
+                    </w:rPr>
+                    <w:t>떨리는 손으로 작은 원을 정조준하게 하지 않는다</w:t>
+                  </w:r>
+                </w:p>
+              </w:tc>
+            </w:tr>
+            <w:tr>
+              <w:tc>
+                <w:tcPr>
+                  <w:tcW w:type="dxa" w:w="3238"/>
+                </w:tcPr>
+                <w:p>
+                  <w:r>
+                    <w:rPr>
+                      <w:rFonts w:ascii="Times New Roman" w:hAnsi="Times New Roman" w:eastAsia="바탕"/>
+                      <w:sz w:val="18"/>
+                    </w:rPr>
+                    <w:t>화면 전체 낭독</w:t>
+                  </w:r>
+                </w:p>
+              </w:tc>
+              <w:tc>
+                <w:tcPr>
+                  <w:tcW w:type="dxa" w:w="3238"/>
+                </w:tcPr>
+                <w:p>
+                  <w:r>
+                    <w:rPr>
+                      <w:rFonts w:ascii="Times New Roman" w:hAnsi="Times New Roman" w:eastAsia="바탕"/>
+                      <w:sz w:val="18"/>
+                    </w:rPr>
+                    <w:t>하단 탭의 한 칸</w:t>
+                  </w:r>
+                </w:p>
+              </w:tc>
+              <w:tc>
+                <w:tcPr>
+                  <w:tcW w:type="dxa" w:w="3238"/>
+                </w:tcPr>
+                <w:p>
+                  <w:r>
+                    <w:rPr>
+                      <w:rFonts w:ascii="Times New Roman" w:hAnsi="Times New Roman" w:eastAsia="바탕"/>
+                      <w:sz w:val="18"/>
+                    </w:rPr>
+                    <w:t>처음부터 끝까지 다시 듣는다</w:t>
+                  </w:r>
+                </w:p>
+              </w:tc>
+            </w:tr>
+          </w:tbl>
+          <w:p/>
+          <w:p>
+            <w:pPr>
+              <w:spacing w:after="120"/>
+            </w:pPr>
+          </w:p>
+          <w:p>
+            <w:pPr>
+              <w:spacing w:after="80" w:line="276" w:lineRule="auto"/>
+              <w:jc w:val="both"/>
+            </w:pPr>
+            <w:r>
+              <w:rPr>
+                <w:rFonts w:ascii="Times New Roman" w:hAnsi="Times New Roman" w:eastAsia="바탕"/>
+                <w:sz w:val="20"/>
+              </w:rPr>
+              <w:t>도착 안내는 화면당 한 줄만 읽는다. 전부 읽으면 화면을 옮길 때마다 문단이 흘러나오고, 그러면 사용자가 음성을 꺼 버린다. 그것이 이 앱에서 가장 나쁜 결과다. 끄고 나면 아무것도 들리지 않는다.</w:t>
+            </w:r>
+          </w:p>
+          <w:p>
+            <w:pPr>
+              <w:spacing w:after="80" w:line="276" w:lineRule="auto"/>
+              <w:jc w:val="both"/>
+            </w:pPr>
+            <w:r>
+              <w:rPr>
+                <w:rFonts w:ascii="Times New Roman" w:hAnsi="Times New Roman" w:eastAsia="바탕"/>
+                <w:sz w:val="20"/>
+              </w:rPr>
+              <w:t>듣기 버튼의 크기는 44픽셀로 두었다. 손끝이 화면에 닿는 면적이 대략 그만큼이고, 그보다 작으면 조준을 요구하게 된다.</w:t>
+            </w:r>
+          </w:p>
+          <w:p>
+            <w:pPr>
+              <w:spacing w:before="120" w:after="20"/>
+            </w:pPr>
+            <w:r>
+              <w:rPr>
+                <w:rFonts w:ascii="Times New Roman" w:hAnsi="Times New Roman" w:eastAsia="바탕"/>
+                <w:b/>
+                <w:sz w:val="21"/>
+              </w:rPr>
+              <w:t>픽토그램의 음성 해설</w:t>
+            </w:r>
+          </w:p>
+          <w:p>
+            <w:pPr>
+              <w:spacing w:after="80" w:line="276" w:lineRule="auto"/>
+              <w:jc w:val="both"/>
+            </w:pPr>
+            <w:r>
+              <w:rPr>
+                <w:rFonts w:ascii="Times New Roman" w:hAnsi="Times New Roman" w:eastAsia="바탕"/>
+                <w:sz w:val="20"/>
+              </w:rPr>
+              <w:t>가장 늦게 발견한 것은 픽토그램만 말을 하지 않는다는 것이었다. 판정도 제품명도 영양 수치도 눌러서 들을 수 있는데, 정작 본 연구의 핵심 기여인 그림이 조용했다.</w:t>
+            </w:r>
+          </w:p>
+          <w:p>
+            <w:pPr>
+              <w:spacing w:after="80" w:line="276" w:lineRule="auto"/>
+              <w:jc w:val="both"/>
+            </w:pPr>
+            <w:r>
+              <w:rPr>
+                <w:rFonts w:ascii="Times New Roman" w:hAnsi="Times New Roman" w:eastAsia="바탕"/>
+                <w:sz w:val="20"/>
+              </w:rPr>
+              <w:t>§1.8 에서 인용한 van Beusekom 등 (2017) 의 관찰이 이 자리에 그대로 걸린다. 열 종 가운데 셋에서 거짓 확신(알아보지 못하면서 안다고 믿는 것)이 나타났고, 그것은 그림이 없는 것보다 나쁜 실패다. 알아보지 못한 사람은 물어보기라도 하지만, 잘못 알아본 사람은 그대로 행동한다. 같은 논문이 내놓은 처방은 약사가 그림의 뜻을 함께 짚어 주면 이해도가 올라간다는 것이었다. 그림은 말을 대체할 때보다 말과 함께 쓰일 때 더 잘 듣는다.</w:t>
+            </w:r>
+          </w:p>
+          <w:p>
+            <w:pPr>
+              <w:spacing w:after="80" w:line="276" w:lineRule="auto"/>
+              <w:jc w:val="both"/>
+            </w:pPr>
+            <w:r>
+              <w:rPr>
+                <w:rFonts w:ascii="Times New Roman" w:hAnsi="Times New Roman" w:eastAsia="바탕"/>
+                <w:sz w:val="20"/>
+              </w:rPr>
+              <w:t>우리 사용자 곁에는 약사가 없다. 그래서 앱이 그 자리를 대신한다. 그림을 누르면 그 그림이 무엇을 뜻하는지 말한다. 읽어 주는 것은 그림의 생김새가 아니라 그것이 지시하는 행동이다.</w:t>
+            </w:r>
+          </w:p>
+          <w:p>
+            <w:pPr>
+              <w:spacing w:after="160"/>
+            </w:pPr>
+            <w:r>
+              <w:rPr>
+                <w:rFonts w:ascii="Consolas" w:hAnsi="Consolas" w:eastAsia="Consolas"/>
+                <w:sz w:val="18"/>
+              </w:rPr>
+              <w:t>\three_times_daily{\tablet_blister{\food_bowl}}</w:t>
+              <w:br/>
+              <w:t xml:space="preserve">    → "A tablet, with food, three times a day."</w:t>
+              <w:br/>
+              <w:br/>
+              <w:t>\no{\allergen_peanut}</w:t>
+              <w:br/>
+              <w:t xml:space="preserve">    → "Do not eat this. It has peanuts."</w:t>
+            </w:r>
+          </w:p>
+          <w:p>
+            <w:pPr>
+              <w:spacing w:after="80" w:line="276" w:lineRule="auto"/>
+              <w:jc w:val="both"/>
+            </w:pPr>
+            <w:r>
+              <w:rPr>
+                <w:rFonts w:ascii="Times New Roman" w:hAnsi="Times New Roman" w:eastAsia="바탕"/>
+                <w:sz w:val="20"/>
+              </w:rPr>
+              <w:t>"알약과 그릇" 이라고 말하는 것은 이미 보고 있는 것을 되풀이할 뿐이고, 정작 모르는 것, 즉 그래서 무엇을 하라는 것인가는 그대로 남는다.</w:t>
+            </w:r>
+          </w:p>
+          <w:p>
+            <w:pPr>
+              <w:spacing w:after="80" w:line="276" w:lineRule="auto"/>
+              <w:jc w:val="both"/>
+            </w:pPr>
+            <w:r>
+              <w:rPr>
+                <w:rFonts w:ascii="Times New Roman" w:hAnsi="Times New Roman" w:eastAsia="바탕"/>
+                <w:sz w:val="20"/>
+              </w:rPr>
+              <w:t>뜻을 모르는 줄은 아예 누를 수 없게 두었다. 지어낸 설명은 바로 그 거짓 확신을 굳혀 주기 때문이다.</w:t>
+            </w:r>
+          </w:p>
+          <w:p>
+            <w:pPr>
+              <w:spacing w:before="180" w:after="40"/>
+            </w:pPr>
+            <w:r>
+              <w:rPr>
+                <w:rFonts w:ascii="Times New Roman" w:hAnsi="Times New Roman" w:eastAsia="바탕"/>
+                <w:b/>
+                <w:sz w:val="23"/>
+              </w:rPr>
+              <w:t>3.6 기기 공유와 구성원 분리</w:t>
+            </w:r>
+          </w:p>
+          <w:p>
+            <w:pPr>
+              <w:spacing w:after="80" w:line="276" w:lineRule="auto"/>
+              <w:jc w:val="both"/>
+            </w:pPr>
+            <w:r>
+              <w:rPr>
+                <w:rFonts w:ascii="Times New Roman" w:hAnsi="Times New Roman" w:eastAsia="바탕"/>
+                <w:sz w:val="20"/>
+              </w:rPr>
+              <w:t>대상 지역에서 스마트폰은 개인의 물건이 아니라 집에 한 대 있는 물건이다 (§1.6). 그런데 앱이 한 사람만 다루면 할머니와 손주가 같은 폰을 쓸 때 손주가 스캔한 것이 할머니의 하루 누적에 더해지고, 할머니가 쓰는 혈액희석제가 손주의 판정에 걸린다. 기록이 섞이는 데 그치지 않고 판정이 틀린다.</w:t>
+            </w:r>
+          </w:p>
+          <w:p>
+            <w:pPr>
+              <w:spacing w:after="80" w:line="276" w:lineRule="auto"/>
+              <w:jc w:val="both"/>
+            </w:pPr>
+            <w:r>
+              <w:rPr>
+                <w:rFonts w:ascii="Times New Roman" w:hAnsi="Times New Roman" w:eastAsia="바탕"/>
+                <w:sz w:val="20"/>
+              </w:rPr>
+              <w:t>그래서 시작할 때 얼굴을 골라 자기 자리로 들어간다. 자리마다 픽처키가 따로 있고 프로필·기록·알람이 전부 따로 쌓인다. 화면은 운영체제의 잠금화면과 같은 구조다. 사람 목록과 잠금이 한 화면에 있어서, 잘못 골랐을 때 되돌아갈 길을 따로 만들 필요가 없다.</w:t>
+            </w:r>
+          </w:p>
+          <w:p>
+            <w:pPr>
+              <w:spacing w:after="80" w:line="276" w:lineRule="auto"/>
+              <w:jc w:val="both"/>
+            </w:pPr>
+            <w:r>
+              <w:rPr>
+                <w:rFonts w:ascii="Times New Roman" w:hAnsi="Times New Roman" w:eastAsia="바탕"/>
+                <w:sz w:val="20"/>
+              </w:rPr>
+              <w:t>혼자 쓰는 사람에게는 이 화면이 보이지 않는다. 사람이 한 명일 때 고르라고 하는 것은 없는 선택을 시키는 것이다.</w:t>
+            </w:r>
+          </w:p>
+          <w:p>
+            <w:pPr>
+              <w:spacing w:after="80" w:line="276" w:lineRule="auto"/>
+              <w:jc w:val="both"/>
+            </w:pPr>
+            <w:r>
+              <w:rPr>
+                <w:rFonts w:ascii="Times New Roman" w:hAnsi="Times New Roman" w:eastAsia="바탕"/>
+                <w:sz w:val="20"/>
+              </w:rPr>
+              <w:t xml:space="preserve">가르는 지점은 저장 열쇠 하나다. 첫 사람의 자료는 </w:t>
+            </w:r>
+            <w:r>
+              <w:rPr>
+                <w:rFonts w:ascii="Consolas" w:hAnsi="Consolas" w:eastAsia="Consolas"/>
+                <w:sz w:val="19"/>
+              </w:rPr>
+              <w:t>snapcare-profile</w:t>
+            </w:r>
+            <w:r>
+              <w:rPr>
+                <w:rFonts w:ascii="Times New Roman" w:hAnsi="Times New Roman" w:eastAsia="바탕"/>
+                <w:sz w:val="20"/>
+              </w:rPr>
+              <w:t xml:space="preserve"> 에 그대로 있고, 둘째 사람부터는 </w:t>
+            </w:r>
+            <w:r>
+              <w:rPr>
+                <w:rFonts w:ascii="Consolas" w:hAnsi="Consolas" w:eastAsia="Consolas"/>
+                <w:sz w:val="19"/>
+              </w:rPr>
+              <w:t>snapcare-profile#&lt;id&gt;</w:t>
+            </w:r>
+            <w:r>
+              <w:rPr>
+                <w:rFonts w:ascii="Times New Roman" w:hAnsi="Times New Roman" w:eastAsia="바탕"/>
+                <w:sz w:val="20"/>
+              </w:rPr>
+              <w:t xml:space="preserve"> 로 간다. 이 규칙을 자료를 읽고 쓰는 층 하나에만 넣었기 때문에 판정·누적·추론 코드는 자기가 몇 명을 다루는지 알 필요가 없다. 나누어야 할 다섯 가지(프로필·기록·알림·세션·제안)에 같은 규칙이 걸린다. 첫 사람의 열쇠에 꼬리를 붙이지 않은 것은 이미 혼자 쓰고 있던 사람의 자료를 옮기지 않기 위해서다.</w:t>
+            </w:r>
+          </w:p>
+          <w:p>
+            <w:pPr>
+              <w:spacing w:after="80" w:line="276" w:lineRule="auto"/>
+              <w:jc w:val="both"/>
+            </w:pPr>
+            <w:r>
+              <w:rPr>
+                <w:rFonts w:ascii="Times New Roman" w:hAnsi="Times New Roman" w:eastAsia="바탕"/>
+                <w:sz w:val="20"/>
+              </w:rPr>
+              <w:t>이름을 묻지 않는 것도 그대로다. 신원은 여덟 개의 얼굴(🧑 🧒 👶 🧓 👩 👨 👦 👧) 가운데 하나이고, 두 사람이 같은 얼굴을 고를 수 없게 이미 쓰이는 얼굴은 목록에서 빠진다. 얼굴만으로 헷갈리는 경우를 위해 색을 하나 더 붙인다.</w:t>
+            </w:r>
+          </w:p>
+          <w:p>
+            <w:pPr>
+              <w:spacing w:after="80" w:line="276" w:lineRule="auto"/>
+              <w:jc w:val="both"/>
+            </w:pPr>
+            <w:r>
+              <w:rPr>
+                <w:rFonts w:ascii="Times New Roman" w:hAnsi="Times New Roman" w:eastAsia="바탕"/>
+                <w:sz w:val="20"/>
+              </w:rPr>
+              <w:t>사람을 바꿀 때는 화면만 갈아 끼우지 않고 앱을 처음부터 다시 연다. 자리에서 자료만 다시 읽으면 이전 사람의 알레르기 정보를 들고 있는 부분이 남을 수 있는데, 그것이 남아 있다는 표시가 화면 어디에도 나타나지 않는다. 그 상태에서 나온 판정은 맞는 판정과 똑같이 생겼다. 다시 여는 데 드는 1초가 그 위험보다 싸다.</w:t>
+            </w:r>
+          </w:p>
+          <w:p>
+            <w:pPr>
+              <w:spacing w:after="80" w:line="276" w:lineRule="auto"/>
+              <w:jc w:val="both"/>
+            </w:pPr>
+            <w:r>
+              <w:rPr>
+                <w:rFonts w:ascii="Times New Roman" w:hAnsi="Times New Roman" w:eastAsia="바탕"/>
+                <w:sz w:val="20"/>
+              </w:rPr>
+              <w:t>사람 목록 화면에서는 지금 쓰고 있는 사람의 조건만 보이고 나머지는 "다른 사람" 으로만 표시된다. 감추려는 것이 아니라 실제로 읽을 수 없기 때문이다. 다른 사람의 자료는 이 세션이 열지 않는 열쇠에 들어 있다.</w:t>
+            </w:r>
+          </w:p>
+          <w:p>
+            <w:pPr>
+              <w:spacing w:after="80" w:line="276" w:lineRule="auto"/>
+              <w:jc w:val="both"/>
+            </w:pPr>
+            <w:r>
+              <w:rPr>
+                <w:rFonts w:ascii="Times New Roman" w:hAnsi="Times New Roman" w:eastAsia="바탕"/>
+                <w:sz w:val="20"/>
+              </w:rPr>
+              <w:t>지우기는 두 번 눌러야 한다. 한 번 누르면 빨간 테두리가 서고, 다시 눌러야 지워진다. "정말 지울까요?" 를 띄우지 않은 것은 그 문장이 이 앱의 사용자에게 읽히지 않기 때문이다. 읽히지 않는 확인 창은 확인이 아니라 한 번 더 누르는 절차일 뿐이므로, 절차 자체를 두 단계로 만들었다. 지금 쓰고 있는 사람과 마지막 한 사람은 지워지지 않는다.</w:t>
+            </w:r>
+          </w:p>
+          <w:p>
+            <w:pPr>
+              <w:spacing w:before="180" w:after="40"/>
+            </w:pPr>
+            <w:r>
+              <w:rPr>
+                <w:rFonts w:ascii="Times New Roman" w:hAnsi="Times New Roman" w:eastAsia="바탕"/>
+                <w:b/>
+                <w:sz w:val="23"/>
+              </w:rPr>
+              <w:t>3.7 색 이외의 전달 층</w:t>
+            </w:r>
+          </w:p>
+          <w:p>
+            <w:pPr>
+              <w:spacing w:after="80" w:line="276" w:lineRule="auto"/>
+              <w:jc w:val="both"/>
+            </w:pPr>
+            <w:r>
+              <w:rPr>
+                <w:rFonts w:ascii="Times New Roman" w:hAnsi="Times New Roman" w:eastAsia="바탕"/>
+                <w:sz w:val="20"/>
+              </w:rPr>
+              <w:t>판정은 초록·노랑·빨강 세 색으로 표시된다. 그러나 적록 색각이상은 북유럽계 남성의 약 8%, 여성의 약 0.5%에게 나타나며, 전 세계로는 약 3억 명으로 추정된다 (Colour Blind Awareness; MedlinePlus Genetics).</w:t>
+            </w:r>
+          </w:p>
+          <w:p>
+            <w:pPr>
+              <w:spacing w:after="80" w:line="276" w:lineRule="auto"/>
+              <w:jc w:val="both"/>
+            </w:pPr>
+            <w:r>
+              <w:rPr>
+                <w:rFonts w:ascii="Times New Roman" w:hAnsi="Times New Roman" w:eastAsia="바탕"/>
+                <w:sz w:val="20"/>
+              </w:rPr>
+              <w:t>한 가지 덧붙일 것이 있다. 이 비율은 인종에 따라 다르며 중국·일본계 남성에서는 4~6.5%, 사하라이남 아프리카에서는 더 낮게 보고된다. 즉 이 위험은 지역에 따라 다르며, 사용자가 어디에 있느냐에 따라 북유럽보다 작을 수 있다. 그럼에도 색 하나에 판정을 맡기지 않는 이유는 유병률이 아니라 대가의 비대칭 때문이다. 색을 못 보는 사람에게 색만 주면 판정이 통째로 전달되지 않는 반면, 기호와 문장을 함께 두는 비용은 화면 한 줄이다.</w:t>
+            </w:r>
+          </w:p>
+          <w:p>
+            <w:pPr>
+              <w:spacing w:after="80" w:line="276" w:lineRule="auto"/>
+              <w:jc w:val="both"/>
+            </w:pPr>
+            <w:r>
+              <w:rPr>
+                <w:rFonts w:ascii="Times New Roman" w:hAnsi="Times New Roman" w:eastAsia="바탕"/>
+                <w:sz w:val="20"/>
+              </w:rPr>
+              <w:t>WCAG 1.4.1 은 색만으로 뜻을 전달하지 말 것을 요구하며, 색상 대비만으로는 충분하지 않다는 것이 반복해서 지적되어 왔다. 명도 대비가 높아도 적록색약에게는 색상이 구별되지 않을 수 있기 때문이다 (W3C WCAG 2.x).</w:t>
+            </w:r>
+          </w:p>
+          <w:p>
+            <w:pPr>
+              <w:spacing w:after="80" w:line="276" w:lineRule="auto"/>
+              <w:jc w:val="both"/>
+            </w:pPr>
+            <w:r>
+              <w:rPr>
+                <w:rFonts w:ascii="Times New Roman" w:hAnsi="Times New Roman" w:eastAsia="바탕"/>
+                <w:sz w:val="20"/>
+              </w:rPr>
+              <w:t>그래서 같은 판정이 다섯 갈래로 동시에 나간다.</w:t>
+            </w:r>
+          </w:p>
+          <w:p>
+            <w:pPr>
+              <w:spacing w:after="80" w:line="276" w:lineRule="auto"/>
+              <w:jc w:val="both"/>
+            </w:pPr>
+            <w:r>
+              <w:rPr>
+                <w:rFonts w:ascii="Times New Roman" w:hAnsi="Times New Roman" w:eastAsia="바탕"/>
+                <w:sz w:val="20"/>
+              </w:rPr>
+              <w:t>[표 17] 하나의 판정이 나가는 다섯 갈래</w:t>
+            </w:r>
+          </w:p>
+          <w:tbl>
+            <w:tblPr>
+              <w:tblW w:type="auto" w:w="0"/>
+              <w:jc w:val="center"/>
+              <w:tblLook w:firstColumn="1" w:firstRow="1" w:lastColumn="0" w:lastRow="0" w:noHBand="0" w:noVBand="1" w:val="04A0"/>
+              <w:tblBorders>
+                <w:top w:val="single" w:sz="4" w:color="BFBFBF"/>
+                <w:left w:val="single" w:sz="4" w:color="BFBFBF"/>
+                <w:bottom w:val="single" w:sz="4" w:color="BFBFBF"/>
+                <w:right w:val="single" w:sz="4" w:color="BFBFBF"/>
+                <w:insideH w:val="single" w:sz="4" w:color="BFBFBF"/>
+                <w:insideV w:val="single" w:sz="4" w:color="BFBFBF"/>
+              </w:tblBorders>
+            </w:tblPr>
+            <w:tblGrid>
+              <w:gridCol w:w="2429"/>
+              <w:gridCol w:w="2429"/>
+              <w:gridCol w:w="2429"/>
+              <w:gridCol w:w="2429"/>
+            </w:tblGrid>
+            <w:tr>
+              <w:tc>
+                <w:tcPr>
+                  <w:tcW w:type="dxa" w:w="2429"/>
+                  <w:shd w:val="clear" w:fill="F2F2F2"/>
+                </w:tcPr>
+                <w:p>
+                  <w:r>
+                    <w:rPr>
+                      <w:rFonts w:ascii="Times New Roman" w:hAnsi="Times New Roman" w:eastAsia="바탕"/>
+                      <w:b/>
+                      <w:sz w:val="18"/>
+                    </w:rPr>
+                    <w:t>갈래</w:t>
+                  </w:r>
+                </w:p>
+              </w:tc>
+              <w:tc>
+                <w:tcPr>
+                  <w:tcW w:type="dxa" w:w="2429"/>
+                  <w:shd w:val="clear" w:fill="F2F2F2"/>
+                </w:tcPr>
+                <w:p>
+                  <w:r>
+                    <w:rPr>
+                      <w:rFonts w:ascii="Times New Roman" w:hAnsi="Times New Roman" w:eastAsia="바탕"/>
+                      <w:b/>
+                      <w:sz w:val="18"/>
+                    </w:rPr>
+                    <w:t>안전</w:t>
+                  </w:r>
+                </w:p>
+              </w:tc>
+              <w:tc>
+                <w:tcPr>
+                  <w:tcW w:type="dxa" w:w="2429"/>
+                  <w:shd w:val="clear" w:fill="F2F2F2"/>
+                </w:tcPr>
+                <w:p>
+                  <w:r>
+                    <w:rPr>
+                      <w:rFonts w:ascii="Times New Roman" w:hAnsi="Times New Roman" w:eastAsia="바탕"/>
+                      <w:b/>
+                      <w:sz w:val="18"/>
+                    </w:rPr>
+                    <w:t>주의</w:t>
+                  </w:r>
+                </w:p>
+              </w:tc>
+              <w:tc>
+                <w:tcPr>
+                  <w:tcW w:type="dxa" w:w="2429"/>
+                  <w:shd w:val="clear" w:fill="F2F2F2"/>
+                </w:tcPr>
+                <w:p>
+                  <w:r>
+                    <w:rPr>
+                      <w:rFonts w:ascii="Times New Roman" w:hAnsi="Times New Roman" w:eastAsia="바탕"/>
+                      <w:b/>
+                      <w:sz w:val="18"/>
+                    </w:rPr>
+                    <w:t>회피</w:t>
+                  </w:r>
+                </w:p>
+              </w:tc>
+            </w:tr>
+            <w:tr>
+              <w:tc>
+                <w:tcPr>
+                  <w:tcW w:type="dxa" w:w="2429"/>
+                </w:tcPr>
+                <w:p>
+                  <w:r>
+                    <w:rPr>
+                      <w:rFonts w:ascii="Times New Roman" w:hAnsi="Times New Roman" w:eastAsia="바탕"/>
+                      <w:sz w:val="18"/>
+                    </w:rPr>
+                    <w:t>색</w:t>
+                  </w:r>
+                </w:p>
+              </w:tc>
+              <w:tc>
+                <w:tcPr>
+                  <w:tcW w:type="dxa" w:w="2429"/>
+                </w:tcPr>
+                <w:p>
+                  <w:r>
+                    <w:rPr>
+                      <w:rFonts w:ascii="Times New Roman" w:hAnsi="Times New Roman" w:eastAsia="바탕"/>
+                      <w:sz w:val="18"/>
+                    </w:rPr>
+                    <w:t xml:space="preserve">초록 </w:t>
+                  </w:r>
+                  <w:r>
+                    <w:rPr>
+                      <w:rFonts w:ascii="Consolas" w:hAnsi="Consolas" w:eastAsia="Consolas"/>
+                      <w:sz w:val="17"/>
+                    </w:rPr>
+                    <w:t>#15A34A</w:t>
+                  </w:r>
+                </w:p>
+              </w:tc>
+              <w:tc>
+                <w:tcPr>
+                  <w:tcW w:type="dxa" w:w="2429"/>
+                </w:tcPr>
+                <w:p>
+                  <w:r>
+                    <w:rPr>
+                      <w:rFonts w:ascii="Times New Roman" w:hAnsi="Times New Roman" w:eastAsia="바탕"/>
+                      <w:sz w:val="18"/>
+                    </w:rPr>
+                    <w:t xml:space="preserve">주황 </w:t>
+                  </w:r>
+                  <w:r>
+                    <w:rPr>
+                      <w:rFonts w:ascii="Consolas" w:hAnsi="Consolas" w:eastAsia="Consolas"/>
+                      <w:sz w:val="17"/>
+                    </w:rPr>
+                    <w:t>#DE8500</w:t>
+                  </w:r>
+                </w:p>
+              </w:tc>
+              <w:tc>
+                <w:tcPr>
+                  <w:tcW w:type="dxa" w:w="2429"/>
+                </w:tcPr>
+                <w:p>
+                  <w:r>
+                    <w:rPr>
+                      <w:rFonts w:ascii="Times New Roman" w:hAnsi="Times New Roman" w:eastAsia="바탕"/>
+                      <w:sz w:val="18"/>
+                    </w:rPr>
+                    <w:t xml:space="preserve">빨강 </w:t>
+                  </w:r>
+                  <w:r>
+                    <w:rPr>
+                      <w:rFonts w:ascii="Consolas" w:hAnsi="Consolas" w:eastAsia="Consolas"/>
+                      <w:sz w:val="17"/>
+                    </w:rPr>
+                    <w:t>#DC2626</w:t>
+                  </w:r>
+                </w:p>
+              </w:tc>
+            </w:tr>
+            <w:tr>
+              <w:tc>
+                <w:tcPr>
+                  <w:tcW w:type="dxa" w:w="2429"/>
+                </w:tcPr>
+                <w:p>
+                  <w:r>
+                    <w:rPr>
+                      <w:rFonts w:ascii="Times New Roman" w:hAnsi="Times New Roman" w:eastAsia="바탕"/>
+                      <w:sz w:val="18"/>
+                    </w:rPr>
+                    <w:t>기호</w:t>
+                  </w:r>
+                </w:p>
+              </w:tc>
+              <w:tc>
+                <w:tcPr>
+                  <w:tcW w:type="dxa" w:w="2429"/>
+                </w:tcPr>
+                <w:p>
+                  <w:r>
+                    <w:rPr>
+                      <w:rFonts w:ascii="Times New Roman" w:hAnsi="Times New Roman" w:eastAsia="바탕"/>
+                      <w:sz w:val="18"/>
+                    </w:rPr>
+                    <w:t>✅</w:t>
+                  </w:r>
+                </w:p>
+              </w:tc>
+              <w:tc>
+                <w:tcPr>
+                  <w:tcW w:type="dxa" w:w="2429"/>
+                </w:tcPr>
+                <w:p>
+                  <w:r>
+                    <w:rPr>
+                      <w:rFonts w:ascii="Times New Roman" w:hAnsi="Times New Roman" w:eastAsia="바탕"/>
+                      <w:sz w:val="18"/>
+                    </w:rPr>
+                    <w:t>⚠️</w:t>
+                  </w:r>
+                </w:p>
+              </w:tc>
+              <w:tc>
+                <w:tcPr>
+                  <w:tcW w:type="dxa" w:w="2429"/>
+                </w:tcPr>
+                <w:p>
+                  <w:r>
+                    <w:rPr>
+                      <w:rFonts w:ascii="Times New Roman" w:hAnsi="Times New Roman" w:eastAsia="바탕"/>
+                      <w:sz w:val="18"/>
+                    </w:rPr>
+                    <w:t>⛔</w:t>
+                  </w:r>
+                </w:p>
+              </w:tc>
+            </w:tr>
+            <w:tr>
+              <w:tc>
+                <w:tcPr>
+                  <w:tcW w:type="dxa" w:w="2429"/>
+                </w:tcPr>
+                <w:p>
+                  <w:r>
+                    <w:rPr>
+                      <w:rFonts w:ascii="Times New Roman" w:hAnsi="Times New Roman" w:eastAsia="바탕"/>
+                      <w:sz w:val="18"/>
+                    </w:rPr>
+                    <w:t>낱말</w:t>
+                  </w:r>
+                </w:p>
+              </w:tc>
+              <w:tc>
+                <w:tcPr>
+                  <w:tcW w:type="dxa" w:w="2429"/>
+                </w:tcPr>
+                <w:p>
+                  <w:r>
+                    <w:rPr>
+                      <w:rFonts w:ascii="Times New Roman" w:hAnsi="Times New Roman" w:eastAsia="바탕"/>
+                      <w:sz w:val="18"/>
+                    </w:rPr>
+                    <w:t>Safe</w:t>
+                  </w:r>
+                </w:p>
+              </w:tc>
+              <w:tc>
+                <w:tcPr>
+                  <w:tcW w:type="dxa" w:w="2429"/>
+                </w:tcPr>
+                <w:p>
+                  <w:r>
+                    <w:rPr>
+                      <w:rFonts w:ascii="Times New Roman" w:hAnsi="Times New Roman" w:eastAsia="바탕"/>
+                      <w:sz w:val="18"/>
+                    </w:rPr>
+                    <w:t>Caution</w:t>
+                  </w:r>
+                </w:p>
+              </w:tc>
+              <w:tc>
+                <w:tcPr>
+                  <w:tcW w:type="dxa" w:w="2429"/>
+                </w:tcPr>
+                <w:p>
+                  <w:r>
+                    <w:rPr>
+                      <w:rFonts w:ascii="Times New Roman" w:hAnsi="Times New Roman" w:eastAsia="바탕"/>
+                      <w:sz w:val="18"/>
+                    </w:rPr>
+                    <w:t>Avoid</w:t>
+                  </w:r>
+                </w:p>
+              </w:tc>
+            </w:tr>
+            <w:tr>
+              <w:tc>
+                <w:tcPr>
+                  <w:tcW w:type="dxa" w:w="2429"/>
+                </w:tcPr>
+                <w:p>
+                  <w:r>
+                    <w:rPr>
+                      <w:rFonts w:ascii="Times New Roman" w:hAnsi="Times New Roman" w:eastAsia="바탕"/>
+                      <w:sz w:val="18"/>
+                    </w:rPr>
+                    <w:t>문장</w:t>
+                  </w:r>
+                </w:p>
+              </w:tc>
+              <w:tc>
+                <w:tcPr>
+                  <w:tcW w:type="dxa" w:w="2429"/>
+                </w:tcPr>
+                <w:p>
+                  <w:r>
+                    <w:rPr>
+                      <w:rFonts w:ascii="Times New Roman" w:hAnsi="Times New Roman" w:eastAsia="바탕"/>
+                      <w:sz w:val="18"/>
+                    </w:rPr>
+                    <w:t>"Safe to eat."</w:t>
+                  </w:r>
+                </w:p>
+              </w:tc>
+              <w:tc>
+                <w:tcPr>
+                  <w:tcW w:type="dxa" w:w="2429"/>
+                </w:tcPr>
+                <w:p>
+                  <w:r>
+                    <w:rPr>
+                      <w:rFonts w:ascii="Times New Roman" w:hAnsi="Times New Roman" w:eastAsia="바탕"/>
+                      <w:sz w:val="18"/>
+                    </w:rPr>
+                    <w:t>"Caution for 〈이름〉"</w:t>
+                  </w:r>
+                </w:p>
+              </w:tc>
+              <w:tc>
+                <w:tcPr>
+                  <w:tcW w:type="dxa" w:w="2429"/>
+                </w:tcPr>
+                <w:p>
+                  <w:r>
+                    <w:rPr>
+                      <w:rFonts w:ascii="Times New Roman" w:hAnsi="Times New Roman" w:eastAsia="바탕"/>
+                      <w:sz w:val="18"/>
+                    </w:rPr>
+                    <w:t>"Do not eat."</w:t>
+                  </w:r>
+                </w:p>
+              </w:tc>
+            </w:tr>
+            <w:tr>
+              <w:tc>
+                <w:tcPr>
+                  <w:tcW w:type="dxa" w:w="2429"/>
+                </w:tcPr>
+                <w:p>
+                  <w:r>
+                    <w:rPr>
+                      <w:rFonts w:ascii="Times New Roman" w:hAnsi="Times New Roman" w:eastAsia="바탕"/>
+                      <w:sz w:val="18"/>
+                    </w:rPr>
+                    <w:t>그림</w:t>
+                  </w:r>
+                </w:p>
+              </w:tc>
+              <w:tc>
+                <w:tcPr>
+                  <w:tcW w:type="dxa" w:w="2429"/>
+                </w:tcPr>
+                <w:p>
+                  <w:r>
+                    <w:rPr>
+                      <w:rFonts w:ascii="Times New Roman" w:hAnsi="Times New Roman" w:eastAsia="바탕"/>
+                      <w:sz w:val="18"/>
+                    </w:rPr>
+                    <w:t>형태소 그대로</w:t>
+                  </w:r>
+                </w:p>
+              </w:tc>
+              <w:tc>
+                <w:tcPr>
+                  <w:tcW w:type="dxa" w:w="2429"/>
+                </w:tcPr>
+                <w:p>
+                  <w:r>
+                    <w:rPr>
+                      <w:rFonts w:ascii="Times New Roman" w:hAnsi="Times New Roman" w:eastAsia="바탕"/>
+                      <w:sz w:val="18"/>
+                    </w:rPr>
+                    <w:t>그대로 + 경고 형태소</w:t>
+                  </w:r>
+                </w:p>
+              </w:tc>
+              <w:tc>
+                <w:tcPr>
+                  <w:tcW w:type="dxa" w:w="2429"/>
+                </w:tcPr>
+                <w:p>
+                  <w:r>
+                    <w:rPr>
+                      <w:rFonts w:ascii="Times New Roman" w:hAnsi="Times New Roman" w:eastAsia="바탕"/>
+                      <w:sz w:val="18"/>
+                    </w:rPr>
+                    <w:t>부정 연산자를 씌운 형태소</w:t>
+                  </w:r>
+                </w:p>
+              </w:tc>
+            </w:tr>
+          </w:tbl>
+          <w:p/>
+          <w:p>
+            <w:pPr>
+              <w:spacing w:after="120"/>
+            </w:pPr>
+          </w:p>
+          <w:p>
+            <w:pPr>
+              <w:spacing w:after="80" w:line="276" w:lineRule="auto"/>
+              <w:jc w:val="both"/>
+            </w:pPr>
+            <w:r>
+              <w:rPr>
+                <w:rFonts w:ascii="Times New Roman" w:hAnsi="Times New Roman" w:eastAsia="바탕"/>
+                <w:sz w:val="20"/>
+              </w:rPr>
+              <w:t xml:space="preserve">마지막 줄이 SIGIL 이 이 자리에서 하는 일이다. 회피 판정은 그림을 빨갛게 칠하는 것이 아니라 그림 자체를 </w:t>
+            </w:r>
+            <w:r>
+              <w:rPr>
+                <w:rFonts w:ascii="Consolas" w:hAnsi="Consolas" w:eastAsia="Consolas"/>
+                <w:sz w:val="19"/>
+              </w:rPr>
+              <w:t>\no{...}</w:t>
+            </w:r>
+            <w:r>
+              <w:rPr>
+                <w:rFonts w:ascii="Times New Roman" w:hAnsi="Times New Roman" w:eastAsia="바탕"/>
+                <w:sz w:val="20"/>
+              </w:rPr>
+              <w:t xml:space="preserve"> 로 감싸 사선을 긋는다 (§2.2). 색을 전혀 보지 못해도 그어진 사선은 보인다.</w:t>
+            </w:r>
+          </w:p>
+          <w:p>
+            <w:pPr>
+              <w:spacing w:after="80" w:line="276" w:lineRule="auto"/>
+              <w:jc w:val="both"/>
+            </w:pPr>
+            <w:r>
+              <w:rPr>
+                <w:rFonts w:ascii="Times New Roman" w:hAnsi="Times New Roman" w:eastAsia="바탕"/>
+                <w:sz w:val="20"/>
+              </w:rPr>
+              <w:t>영양소 막대에서도 같은 원칙이 반복된다. 하나의 사실이 막대 길이, 색, 숫자, 영양소별 그림(🔥 🍬 🧂 🧈 🫒 💪 🌾 🍚), 그리고 음성 문장으로 다섯 번 표현된다. 음성은 값만 읽지 않고 "That is high." 처럼 판단하는 낱말을 덧붙인다. 숫자를 듣고 그것이 큰 값인지 스스로 판단하려면 기준을 알아야 하는데, 기준을 아는 것이 바로 이 앱이 전제하지 않기로 한 능력이다.</w:t>
+            </w:r>
+          </w:p>
+          <w:p>
+            <w:pPr>
+              <w:spacing w:after="80" w:line="276" w:lineRule="auto"/>
+              <w:jc w:val="both"/>
+            </w:pPr>
+            <w:r>
+              <w:rPr>
+                <w:rFonts w:ascii="Times New Roman" w:hAnsi="Times New Roman" w:eastAsia="바탕"/>
+                <w:sz w:val="20"/>
+              </w:rPr>
+              <w:t>지금 읽히고 있는 줄에는 테두리가 생긴다. 소리가 어디를 지나고 있는지가 눈으로도 보여야, 듣다가 놓친 사람이 그 자리를 다시 누를 수 있다.</w:t>
+            </w:r>
+          </w:p>
+        </w:tc>
+      </w:tr>
+      <w:tr>
+        <w:trPr>
+          <w:trHeight w:val="823"/>
+        </w:trPr>
+        <w:tc>
+          <w:tcPr>
+            <w:tcW w:w="9715" w:type="dxa"/>
+            <w:tcBorders>
+              <w:top w:val="single" w:sz="4" w:space="0" w:color="000000"/>
+              <w:left w:val="single" w:sz="4" w:space="0" w:color="000000"/>
+              <w:bottom w:val="single" w:sz="4" w:space="0" w:color="000000"/>
+              <w:right w:val="single" w:sz="4" w:space="0" w:color="000000"/>
+            </w:tcBorders>
+            <w:shd w:val="clear" w:color="auto" w:fill="F2F2F2" w:themeFill="background1" w:themeFillShade="F2"/>
+          </w:tcPr>
+          <w:p>
+            <w:pPr>
+              <w:rPr>
+                <w:rFonts w:ascii="Arial" w:eastAsia="Arial" w:hAnsi="Arial" w:cs="Arial"/>
+                <w:color w:val="002060"/>
+                <w:sz w:val="24"/>
+                <w:szCs w:val="24"/>
+              </w:rPr>
+            </w:pPr>
+            <w:r>
+              <w:rPr>
+                <w:rFonts w:ascii="Arial" w:eastAsia="Arial" w:hAnsi="Arial" w:cs="Arial"/>
+                <w:b/>
+                <w:bCs/>
+                <w:color w:val="002060"/>
+                <w:sz w:val="28"/>
+                <w:szCs w:val="28"/>
+              </w:rPr>
+              <w:t xml:space="preserve">□ </w:t>
+            </w:r>
+            <w:r>
+              <w:rPr>
+                <w:rFonts w:ascii="Arial" w:eastAsia="Arial" w:hAnsi="Arial" w:cs="Arial"/>
+                <w:b/>
+                <w:bCs/>
+                <w:color w:val="002060"/>
+                <w:sz w:val="28"/>
+                <w:szCs w:val="28"/>
+              </w:rPr>
+              <w:t>Development and Implementation</w:t>
+            </w:r>
+          </w:p>
+          <w:p>
+            <w:pPr>
+              <w:rPr>
+                <w:rFonts w:ascii="Arial" w:hAnsi="Arial" w:cs="Arial"/>
+              </w:rPr>
+            </w:pPr>
+            <w:r>
+              <w:rPr>
+                <w:rFonts w:ascii="Arial" w:eastAsia="Arial" w:hAnsi="Arial" w:cs="Arial"/>
+              </w:rPr>
+              <w:t>Describe the tools, platforms, technologies, data sources, APIs, and deployment environment used to develop and implement your web application.</w:t>
+            </w:r>
+          </w:p>
+        </w:tc>
+      </w:tr>
+      <w:tr>
+        <w:trPr>
+          <w:trHeight w:val="255"/>
+        </w:trPr>
+        <w:tc>
+          <w:tcPr>
+            <w:tcW w:w="9715" w:type="dxa"/>
+            <w:tcBorders>
+              <w:top w:val="single" w:sz="4" w:space="0" w:color="000000"/>
+              <w:left w:val="single" w:sz="4" w:space="0" w:color="000000"/>
+              <w:bottom w:val="single" w:sz="4" w:space="0" w:color="000000"/>
+              <w:right w:val="single" w:sz="4" w:space="0" w:color="000000"/>
+            </w:tcBorders>
+          </w:tcPr>
+          <w:p>
+            <w:pPr>
+              <w:rPr>
+                <w:rFonts w:ascii="Arial" w:hAnsi="Arial" w:cs="Arial"/>
+              </w:rPr>
+            </w:pPr>
+            <w:r>
+              <w:rPr>
+                <w:rFonts w:ascii="Arial" w:eastAsia="Arial" w:hAnsi="Arial" w:cs="Arial"/>
+                <w:b/>
+                <w:bCs/>
+              </w:rPr>
+              <w:t>Content</w:t>
+            </w:r>
+          </w:p>
+        </w:tc>
+      </w:tr>
+      <w:tr>
+        <w:trPr>
+          <w:trHeight w:val="3621"/>
+        </w:trPr>
+        <w:tc>
+          <w:tcPr>
+            <w:tcW w:w="9715" w:type="dxa"/>
+            <w:tcBorders>
+              <w:top w:val="single" w:sz="4" w:space="0" w:color="000000"/>
+              <w:left w:val="single" w:sz="4" w:space="0" w:color="000000"/>
+              <w:bottom w:val="single" w:sz="4" w:space="0" w:color="000000"/>
+              <w:right w:val="single" w:sz="4" w:space="0" w:color="000000"/>
+            </w:tcBorders>
+          </w:tcPr>
+          <w:p>
+            <w:pPr>
+              <w:spacing w:before="180" w:after="40"/>
+              <w:rPr>
+                <w:rFonts w:ascii="Arial" w:hAnsi="Arial" w:cs="Arial"/>
+              </w:rPr>
+            </w:pPr>
+            <w:r>
+              <w:rPr>
+                <w:rFonts w:ascii="Times New Roman" w:hAnsi="Times New Roman" w:eastAsia="바탕"/>
+                <w:b/>
+                <w:sz w:val="23"/>
+              </w:rPr>
+              <w:t>4.1 구성 개요</w:t>
+            </w:r>
+          </w:p>
+          <w:p>
+            <w:pPr>
+              <w:spacing w:after="80" w:line="276" w:lineRule="auto"/>
+              <w:jc w:val="both"/>
+            </w:pPr>
+            <w:r>
+              <w:rPr>
+                <w:rFonts w:ascii="Times New Roman" w:hAnsi="Times New Roman" w:eastAsia="바탕"/>
+                <w:sz w:val="20"/>
+              </w:rPr>
+              <w:t>이 절은 무엇을 어떤 도구로 만들었는지를 먼저 밝히고, 이어지는 절들에서 그 가운데 판단이 갈렸던 지점을 하나씩 다룬다. 구성 자체보다 왜 그렇게 골랐는지가 이 절의 내용이다.</w:t>
+            </w:r>
+          </w:p>
+          <w:p>
+            <w:pPr>
+              <w:spacing w:after="80" w:line="276" w:lineRule="auto"/>
+              <w:jc w:val="both"/>
+            </w:pPr>
+            <w:r>
+              <w:rPr>
+                <w:rFonts w:ascii="Times New Roman" w:hAnsi="Times New Roman" w:eastAsia="바탕"/>
+                <w:sz w:val="20"/>
+              </w:rPr>
+              <w:t>[표 18] 기술 구성</w:t>
+            </w:r>
+          </w:p>
+          <w:tbl>
+            <w:tblPr>
+              <w:tblW w:type="auto" w:w="0"/>
+              <w:jc w:val="center"/>
+              <w:tblLook w:firstColumn="1" w:firstRow="1" w:lastColumn="0" w:lastRow="0" w:noHBand="0" w:noVBand="1" w:val="04A0"/>
+              <w:tblBorders>
+                <w:top w:val="single" w:sz="4" w:color="BFBFBF"/>
+                <w:left w:val="single" w:sz="4" w:color="BFBFBF"/>
+                <w:bottom w:val="single" w:sz="4" w:color="BFBFBF"/>
+                <w:right w:val="single" w:sz="4" w:color="BFBFBF"/>
+                <w:insideH w:val="single" w:sz="4" w:color="BFBFBF"/>
+                <w:insideV w:val="single" w:sz="4" w:color="BFBFBF"/>
+              </w:tblBorders>
+            </w:tblPr>
+            <w:tblGrid>
+              <w:gridCol w:w="3238"/>
+              <w:gridCol w:w="3238"/>
+              <w:gridCol w:w="3238"/>
+            </w:tblGrid>
+            <w:tr>
+              <w:tc>
+                <w:tcPr>
+                  <w:tcW w:type="dxa" w:w="3238"/>
+                  <w:shd w:val="clear" w:fill="F2F2F2"/>
+                </w:tcPr>
+                <w:p>
+                  <w:r>
+                    <w:rPr>
+                      <w:rFonts w:ascii="Times New Roman" w:hAnsi="Times New Roman" w:eastAsia="바탕"/>
+                      <w:b/>
+                      <w:sz w:val="18"/>
+                    </w:rPr>
+                    <w:t>층</w:t>
+                  </w:r>
+                </w:p>
+              </w:tc>
+              <w:tc>
+                <w:tcPr>
+                  <w:tcW w:type="dxa" w:w="3238"/>
+                  <w:shd w:val="clear" w:fill="F2F2F2"/>
+                </w:tcPr>
+                <w:p>
+                  <w:r>
+                    <w:rPr>
+                      <w:rFonts w:ascii="Times New Roman" w:hAnsi="Times New Roman" w:eastAsia="바탕"/>
+                      <w:b/>
+                      <w:sz w:val="18"/>
+                    </w:rPr>
+                    <w:t>기술</w:t>
+                  </w:r>
+                </w:p>
+              </w:tc>
+              <w:tc>
+                <w:tcPr>
+                  <w:tcW w:type="dxa" w:w="3238"/>
+                  <w:shd w:val="clear" w:fill="F2F2F2"/>
+                </w:tcPr>
+                <w:p>
+                  <w:r>
+                    <w:rPr>
+                      <w:rFonts w:ascii="Times New Roman" w:hAnsi="Times New Roman" w:eastAsia="바탕"/>
+                      <w:b/>
+                      <w:sz w:val="18"/>
+                    </w:rPr>
+                    <w:t>비고</w:t>
+                  </w:r>
+                </w:p>
+              </w:tc>
+            </w:tr>
+            <w:tr>
+              <w:tc>
+                <w:tcPr>
+                  <w:tcW w:type="dxa" w:w="3238"/>
+                </w:tcPr>
+                <w:p>
+                  <w:r>
+                    <w:rPr>
+                      <w:rFonts w:ascii="Times New Roman" w:hAnsi="Times New Roman" w:eastAsia="바탕"/>
+                      <w:sz w:val="18"/>
+                    </w:rPr>
+                    <w:t>웹 앱</w:t>
+                  </w:r>
+                </w:p>
+              </w:tc>
+              <w:tc>
+                <w:tcPr>
+                  <w:tcW w:type="dxa" w:w="3238"/>
+                </w:tcPr>
+                <w:p>
+                  <w:r>
+                    <w:rPr>
+                      <w:rFonts w:ascii="Times New Roman" w:hAnsi="Times New Roman" w:eastAsia="바탕"/>
+                      <w:sz w:val="18"/>
+                    </w:rPr>
+                    <w:t>Next.js 16 (App Router) · React 19 · TypeScript · Tailwind</w:t>
+                  </w:r>
+                </w:p>
+              </w:tc>
+              <w:tc>
+                <w:tcPr>
+                  <w:tcW w:type="dxa" w:w="3238"/>
+                </w:tcPr>
+                <w:p>
+                  <w:r>
+                    <w:rPr>
+                      <w:rFonts w:ascii="Times New Roman" w:hAnsi="Times New Roman" w:eastAsia="바탕"/>
+                      <w:sz w:val="18"/>
+                    </w:rPr>
+                    <w:t>정적 빌드 유지</w:t>
+                  </w:r>
+                </w:p>
+              </w:tc>
+            </w:tr>
+            <w:tr>
+              <w:tc>
+                <w:tcPr>
+                  <w:tcW w:type="dxa" w:w="3238"/>
+                </w:tcPr>
+                <w:p>
+                  <w:r>
+                    <w:rPr>
+                      <w:rFonts w:ascii="Times New Roman" w:hAnsi="Times New Roman" w:eastAsia="바탕"/>
+                      <w:sz w:val="18"/>
+                    </w:rPr>
+                    <w:t>픽토그램 엔진</w:t>
+                  </w:r>
+                </w:p>
+              </w:tc>
+              <w:tc>
+                <w:tcPr>
+                  <w:tcW w:type="dxa" w:w="3238"/>
+                </w:tcPr>
+                <w:p>
+                  <w:r>
+                    <w:rPr>
+                      <w:rFonts w:ascii="Times New Roman" w:hAnsi="Times New Roman" w:eastAsia="바탕"/>
+                      <w:sz w:val="18"/>
+                    </w:rPr>
+                    <w:t>SIGIL — 자체 DSL · 재귀 하강 파서 · Python/Pillow 합성</w:t>
+                  </w:r>
+                </w:p>
+              </w:tc>
+              <w:tc>
+                <w:tcPr>
+                  <w:tcW w:type="dxa" w:w="3238"/>
+                </w:tcPr>
+                <w:p>
+                  <w:r>
+                    <w:rPr>
+                      <w:rFonts w:ascii="Times New Roman" w:hAnsi="Times New Roman" w:eastAsia="바탕"/>
+                      <w:sz w:val="18"/>
+                    </w:rPr>
+                    <w:t>형태소 78</w:t>
+                  </w:r>
+                </w:p>
+              </w:tc>
+            </w:tr>
+            <w:tr>
+              <w:tc>
+                <w:tcPr>
+                  <w:tcW w:type="dxa" w:w="3238"/>
+                </w:tcPr>
+                <w:p>
+                  <w:r>
+                    <w:rPr>
+                      <w:rFonts w:ascii="Times New Roman" w:hAnsi="Times New Roman" w:eastAsia="바탕"/>
+                      <w:sz w:val="18"/>
+                    </w:rPr>
+                    <w:t>음성 엔진</w:t>
+                  </w:r>
+                </w:p>
+              </w:tc>
+              <w:tc>
+                <w:tcPr>
+                  <w:tcW w:type="dxa" w:w="3238"/>
+                </w:tcPr>
+                <w:p>
+                  <w:r>
+                    <w:rPr>
+                      <w:rFonts w:ascii="Times New Roman" w:hAnsi="Times New Roman" w:eastAsia="바탕"/>
+                      <w:sz w:val="18"/>
+                    </w:rPr>
+                    <w:t>VOCA — 자체 구성 로직 · Web Speech API</w:t>
+                  </w:r>
+                </w:p>
+              </w:tc>
+              <w:tc>
+                <w:tcPr>
+                  <w:tcW w:type="dxa" w:w="3238"/>
+                </w:tcPr>
+                <w:p>
+                  <w:r>
+                    <w:rPr>
+                      <w:rFonts w:ascii="Times New Roman" w:hAnsi="Times New Roman" w:eastAsia="바탕"/>
+                      <w:sz w:val="18"/>
+                    </w:rPr>
+                    <w:t>기기 내장 음성</w:t>
+                  </w:r>
+                </w:p>
+              </w:tc>
+            </w:tr>
+            <w:tr>
+              <w:tc>
+                <w:tcPr>
+                  <w:tcW w:type="dxa" w:w="3238"/>
+                </w:tcPr>
+                <w:p>
+                  <w:r>
+                    <w:rPr>
+                      <w:rFonts w:ascii="Times New Roman" w:hAnsi="Times New Roman" w:eastAsia="바탕"/>
+                      <w:sz w:val="18"/>
+                    </w:rPr>
+                    <w:t>OCR</w:t>
+                  </w:r>
+                </w:p>
+              </w:tc>
+              <w:tc>
+                <w:tcPr>
+                  <w:tcW w:type="dxa" w:w="3238"/>
+                </w:tcPr>
+                <w:p>
+                  <w:r>
+                    <w:rPr>
+                      <w:rFonts w:ascii="Times New Roman" w:hAnsi="Times New Roman" w:eastAsia="바탕"/>
+                      <w:sz w:val="18"/>
+                    </w:rPr>
+                    <w:t>Tesseract.js</w:t>
+                  </w:r>
+                </w:p>
+              </w:tc>
+              <w:tc>
+                <w:tcPr>
+                  <w:tcW w:type="dxa" w:w="3238"/>
+                </w:tcPr>
+                <w:p>
+                  <w:r>
+                    <w:rPr>
+                      <w:rFonts w:ascii="Times New Roman" w:hAnsi="Times New Roman" w:eastAsia="바탕"/>
+                      <w:sz w:val="18"/>
+                    </w:rPr>
+                    <w:t>브라우저 내 실행</w:t>
+                  </w:r>
+                </w:p>
+              </w:tc>
+            </w:tr>
+            <w:tr>
+              <w:tc>
+                <w:tcPr>
+                  <w:tcW w:type="dxa" w:w="3238"/>
+                </w:tcPr>
+                <w:p>
+                  <w:r>
+                    <w:rPr>
+                      <w:rFonts w:ascii="Times New Roman" w:hAnsi="Times New Roman" w:eastAsia="바탕"/>
+                      <w:sz w:val="18"/>
+                    </w:rPr>
+                    <w:t>영양 추정</w:t>
+                  </w:r>
+                </w:p>
+              </w:tc>
+              <w:tc>
+                <w:tcPr>
+                  <w:tcW w:type="dxa" w:w="3238"/>
+                </w:tcPr>
+                <w:p>
+                  <w:r>
+                    <w:rPr>
+                      <w:rFonts w:ascii="Times New Roman" w:hAnsi="Times New Roman" w:eastAsia="바탕"/>
+                      <w:sz w:val="18"/>
+                    </w:rPr>
+                    <w:t>EfficientNet-B0 224px (Nutrition5k 학습) · onnxruntime-web</w:t>
+                  </w:r>
+                </w:p>
+              </w:tc>
+              <w:tc>
+                <w:tcPr>
+                  <w:tcW w:type="dxa" w:w="3238"/>
+                </w:tcPr>
+                <w:p>
+                  <w:r>
+                    <w:rPr>
+                      <w:rFonts w:ascii="Times New Roman" w:hAnsi="Times New Roman" w:eastAsia="바탕"/>
+                      <w:sz w:val="18"/>
+                    </w:rPr>
+                    <w:t>기기 내 추론</w:t>
+                  </w:r>
+                </w:p>
+              </w:tc>
+            </w:tr>
+            <w:tr>
+              <w:tc>
+                <w:tcPr>
+                  <w:tcW w:type="dxa" w:w="3238"/>
+                </w:tcPr>
+                <w:p>
+                  <w:r>
+                    <w:rPr>
+                      <w:rFonts w:ascii="Times New Roman" w:hAnsi="Times New Roman" w:eastAsia="바탕"/>
+                      <w:sz w:val="18"/>
+                    </w:rPr>
+                    <w:t>제품 정보</w:t>
+                  </w:r>
+                </w:p>
+              </w:tc>
+              <w:tc>
+                <w:tcPr>
+                  <w:tcW w:type="dxa" w:w="3238"/>
+                </w:tcPr>
+                <w:p>
+                  <w:r>
+                    <w:rPr>
+                      <w:rFonts w:ascii="Times New Roman" w:hAnsi="Times New Roman" w:eastAsia="바탕"/>
+                      <w:sz w:val="18"/>
+                    </w:rPr>
+                    <w:t>OpenFoodFacts API</w:t>
+                  </w:r>
+                </w:p>
+              </w:tc>
+              <w:tc>
+                <w:tcPr>
+                  <w:tcW w:type="dxa" w:w="3238"/>
+                </w:tcPr>
+                <w:p>
+                  <w:r>
+                    <w:rPr>
+                      <w:rFonts w:ascii="Times New Roman" w:hAnsi="Times New Roman" w:eastAsia="바탕"/>
+                      <w:sz w:val="18"/>
+                    </w:rPr>
+                    <w:t>서버 경유</w:t>
+                  </w:r>
+                </w:p>
+              </w:tc>
+            </w:tr>
+            <w:tr>
+              <w:tc>
+                <w:tcPr>
+                  <w:tcW w:type="dxa" w:w="3238"/>
+                </w:tcPr>
+                <w:p>
+                  <w:r>
+                    <w:rPr>
+                      <w:rFonts w:ascii="Times New Roman" w:hAnsi="Times New Roman" w:eastAsia="바탕"/>
+                      <w:sz w:val="18"/>
+                    </w:rPr>
+                    <w:t>이미지 인식</w:t>
+                  </w:r>
+                </w:p>
+              </w:tc>
+              <w:tc>
+                <w:tcPr>
+                  <w:tcW w:type="dxa" w:w="3238"/>
+                </w:tcPr>
+                <w:p>
+                  <w:r>
+                    <w:rPr>
+                      <w:rFonts w:ascii="Times New Roman" w:hAnsi="Times New Roman" w:eastAsia="바탕"/>
+                      <w:sz w:val="18"/>
+                    </w:rPr>
+                    <w:t>Claude Vision</w:t>
+                  </w:r>
+                </w:p>
+              </w:tc>
+              <w:tc>
+                <w:tcPr>
+                  <w:tcW w:type="dxa" w:w="3238"/>
+                </w:tcPr>
+                <w:p>
+                  <w:r>
+                    <w:rPr>
+                      <w:rFonts w:ascii="Times New Roman" w:hAnsi="Times New Roman" w:eastAsia="바탕"/>
+                      <w:sz w:val="18"/>
+                    </w:rPr>
+                    <w:t>서버 경유</w:t>
+                  </w:r>
+                </w:p>
+              </w:tc>
+            </w:tr>
+            <w:tr>
+              <w:tc>
+                <w:tcPr>
+                  <w:tcW w:type="dxa" w:w="3238"/>
+                </w:tcPr>
+                <w:p>
+                  <w:r>
+                    <w:rPr>
+                      <w:rFonts w:ascii="Times New Roman" w:hAnsi="Times New Roman" w:eastAsia="바탕"/>
+                      <w:sz w:val="18"/>
+                    </w:rPr>
+                    <w:t>하드웨어</w:t>
+                  </w:r>
+                </w:p>
+              </w:tc>
+              <w:tc>
+                <w:tcPr>
+                  <w:tcW w:type="dxa" w:w="3238"/>
+                </w:tcPr>
+                <w:p>
+                  <w:r>
+                    <w:rPr>
+                      <w:rFonts w:ascii="Times New Roman" w:hAnsi="Times New Roman" w:eastAsia="바탕"/>
+                      <w:sz w:val="18"/>
+                    </w:rPr>
+                    <w:t>Raspberry Pi 3B · 서보 3 · WS2812 · DS3231</w:t>
+                  </w:r>
+                </w:p>
+              </w:tc>
+              <w:tc>
+                <w:tcPr>
+                  <w:tcW w:type="dxa" w:w="3238"/>
+                </w:tcPr>
+                <w:p>
+                  <w:r>
+                    <w:rPr>
+                      <w:rFonts w:ascii="Times New Roman" w:hAnsi="Times New Roman" w:eastAsia="바탕"/>
+                      <w:sz w:val="18"/>
+                    </w:rPr>
+                    <w:t>트레이 3</w:t>
+                  </w:r>
+                </w:p>
+              </w:tc>
+            </w:tr>
+            <w:tr>
+              <w:tc>
+                <w:tcPr>
+                  <w:tcW w:type="dxa" w:w="3238"/>
+                </w:tcPr>
+                <w:p>
+                  <w:r>
+                    <w:rPr>
+                      <w:rFonts w:ascii="Times New Roman" w:hAnsi="Times New Roman" w:eastAsia="바탕"/>
+                      <w:sz w:val="18"/>
+                    </w:rPr>
+                    <w:t>배포</w:t>
+                  </w:r>
+                </w:p>
+              </w:tc>
+              <w:tc>
+                <w:tcPr>
+                  <w:tcW w:type="dxa" w:w="3238"/>
+                </w:tcPr>
+                <w:p>
+                  <w:r>
+                    <w:rPr>
+                      <w:rFonts w:ascii="Times New Roman" w:hAnsi="Times New Roman" w:eastAsia="바탕"/>
+                      <w:sz w:val="18"/>
+                    </w:rPr>
+                    <w:t>fly.io (도쿄) · 영속 볼륨 1GB</w:t>
+                  </w:r>
+                </w:p>
+              </w:tc>
+              <w:tc>
+                <w:tcPr>
+                  <w:tcW w:type="dxa" w:w="3238"/>
+                </w:tcPr>
+                <w:p/>
+              </w:tc>
+            </w:tr>
+          </w:tbl>
+          <w:p/>
+          <w:p>
+            <w:pPr>
+              <w:spacing w:after="120"/>
+            </w:pPr>
+          </w:p>
+          <w:p>
+            <w:pPr>
+              <w:spacing w:before="180" w:after="40"/>
+            </w:pPr>
+            <w:r>
+              <w:rPr>
+                <w:rFonts w:ascii="Times New Roman" w:hAnsi="Times New Roman" w:eastAsia="바탕"/>
+                <w:b/>
+                <w:sz w:val="23"/>
+              </w:rPr>
               <w:t>4.2 판정 엔진의 물리 검사</w:t>
             </w:r>
           </w:p>
@@ -11151,7 +13587,7 @@
                 <w:rFonts w:ascii="Times New Roman" w:hAnsi="Times New Roman" w:eastAsia="바탕"/>
                 <w:sz w:val="20"/>
               </w:rPr>
-              <w:t>[표 14] 값을 받아들이기 전에 통과해야 하는 검사</w:t>
+              <w:t>[표 19] 값을 받아들이기 전에 통과해야 하는 검사</w:t>
             </w:r>
           </w:p>
           <w:tbl>
@@ -11480,7 +13916,7 @@
                 <w:rFonts w:ascii="Times New Roman" w:hAnsi="Times New Roman" w:eastAsia="바탕"/>
                 <w:sz w:val="20"/>
               </w:rPr>
-              <w:t>[표 15] 검토한 연결 방식과 각각을 배제한 이유</w:t>
+              <w:t>[표 20] 검토한 연결 방식과 각각을 배제한 이유</w:t>
             </w:r>
           </w:p>
           <w:tbl>
@@ -11782,7 +14218,7 @@
                 <w:rFonts w:ascii="Times New Roman" w:hAnsi="Times New Roman" w:eastAsia="바탕"/>
                 <w:sz w:val="20"/>
               </w:rPr>
-              <w:t>앞의 둘은 플랫폼이 정한 것이라 우회할 수 없고, 셋째는 저인프라 지역을 대상으로 하는 이상 받아들일 수 없으며, 넷째는 우리가 스스로 배제했다. 표 15의 마지막 행이 나머지와 성격이 다르다는 점을 밝혀 둔다. 기술이 막은 것이 아니라 제품의 주장을 지키기 위해 선택지를 좁힌 것이다.</w:t>
+              <w:t>앞의 둘은 플랫폼이 정한 것이라 우회할 수 없고, 셋째는 저인프라 지역을 대상으로 하는 이상 받아들일 수 없으며, 넷째는 우리가 스스로 배제했다. 표 20의 마지막 행이 나머지와 성격이 다르다는 점을 밝혀 둔다. 기술이 막은 것이 아니라 제품의 주장을 지키기 위해 선택지를 좁힌 것이다.</w:t>
             </w:r>
           </w:p>
           <w:p>
@@ -11835,7 +14271,7 @@
                 <w:rFonts w:ascii="Times New Roman" w:hAnsi="Times New Roman" w:eastAsia="바탕"/>
                 <w:sz w:val="20"/>
               </w:rPr>
-              <w:t>표 15 의 셋째 행. 클라우드 브로커. 을 배제한 이유는 "양쪽 모두에 인터넷을 요구한다" 였다. 그것은 그 경로 하나에만 의존할 때 참인 문장이다. 위의 LAN 경로가 이미 완결되어 있으므로, 그 위에 인터넷 경로를 하나 더 얹는 것은 요구 조건을 늘리지 않는다.</w:t>
+              <w:t>표 20 의 셋째 행인 클라우드 브로커를 배제한 이유는 "양쪽 모두에 인터넷을 요구한다" 였다. 그것은 그 경로 하나에만 의존할 때 참인 문장이다. 위의 LAN 경로가 이미 완결되어 있으므로, 그 위에 인터넷 경로를 하나 더 얹는 것은 요구 조건을 늘리지 않는다.</w:t>
             </w:r>
           </w:p>
           <w:p>
@@ -11903,7 +14339,7 @@
                 <w:rFonts w:ascii="Times New Roman" w:hAnsi="Times New Roman" w:eastAsia="바탕"/>
                 <w:sz w:val="20"/>
               </w:rPr>
-              <w:t>이것은 의존이 아니라 통로 하나가 늘어난 것이다. 일정은 이미 기기의 SD 카드에 있고 시각은 DS3231 이 안다. 릴레이가 멎었든, 닿지 않든, 아예 설정되지 않았든 누구의 복용도 놓치지 않는다. 표 15 의 판단은 그대로 유효하다. 우리는 여전히 클라우드를 요구하지 않는다.</w:t>
+              <w:t>이것은 의존이 아니라 통로 하나가 늘어난 것이다. 일정은 이미 기기의 SD 카드에 있고 시각은 DS3231 이 안다. 릴레이가 멎었든, 닿지 않든, 아예 설정되지 않았든 누구의 복용도 놓치지 않는다. 표 20 의 판단은 그대로 유효하다. 우리는 여전히 클라우드를 요구하지 않는다.</w:t>
             </w:r>
           </w:p>
           <w:p>
@@ -12154,7 +14590,7 @@
                 <w:rFonts w:ascii="Times New Roman" w:hAnsi="Times New Roman" w:eastAsia="바탕"/>
                 <w:sz w:val="20"/>
               </w:rPr>
-              <w:t>[표 16] 판독이 100%를 유지한 마지막 지점 (지점당 16장)</w:t>
+              <w:t>[표 21] 판독이 100%를 유지한 마지막 지점 (지점당 16장)</w:t>
             </w:r>
           </w:p>
           <w:tbl>
@@ -12567,20 +15003,20 @@
                 <w:rFonts w:ascii="Times New Roman" w:hAnsi="Times New Roman" w:eastAsia="바탕"/>
                 <w:sz w:val="20"/>
               </w:rPr>
-              <w:t>읽어야 할 값은 표 16 의 왼쪽이 아니라 오른쪽 두 줄이 무엇인가다. 그림자와 밝기에 강한 것은 적응형 이진화가 국소적으로 문턱을 잡기 때문이고, JPEG 품질 8까지 견디는 것은 판독 대상이 미세한 무늬가 아니라 칠해진 면적이기 때문이다. 반대로 무너지는 둘은 성격이 다르다. 초점 흐림과 표시 채움은 버블의 경계 자체를 지운다. 채움 0.3 에서 절반이 틀리는 것은, 그 정도로 옅게 칠하면 칠한 것과 안 칠한 것의 차이가 종이의 얼룩보다 작아지기 때문이다.</w:t>
-            </w:r>
-          </w:p>
-          <w:p>
-            <w:pPr>
-              <w:spacing w:after="80" w:line="276" w:lineRule="auto"/>
-              <w:jc w:val="both"/>
-            </w:pPr>
-            <w:r>
-              <w:rPr>
-                <w:rFonts w:ascii="Times New Roman" w:hAnsi="Times New Roman" w:eastAsia="바탕"/>
-                <w:sz w:val="20"/>
-              </w:rPr>
-              <w:t>여기서 나오는 실무적 지시는 두 가지다. 칠할 때는 칸을 절반 이상 채울 것, 그리고 찍을 때 초점을 맞출 것. 나머지. 어둡든, 그림자가 지든, 화질이 나쁘든. 는 걱정하지 않아도 된다. 종이 서식과 함께 인쇄되는 안내에 이 둘만 적은 이유가 여기 있다.</w:t>
+              <w:t>읽어야 할 값은 표 21 의 왼쪽이 아니라 오른쪽 두 줄이 무엇인가다. 그림자와 밝기에 강한 것은 적응형 이진화가 국소적으로 문턱을 잡기 때문이고, JPEG 품질 8까지 견디는 것은 판독 대상이 미세한 무늬가 아니라 칠해진 면적이기 때문이다. 반대로 무너지는 둘은 성격이 다르다. 초점 흐림과 표시 채움은 버블의 경계 자체를 지운다. 채움 0.3 에서 절반이 틀리는 것은, 그 정도로 옅게 칠하면 칠한 것과 안 칠한 것의 차이가 종이의 얼룩보다 작아지기 때문이다.</w:t>
+            </w:r>
+          </w:p>
+          <w:p>
+            <w:pPr>
+              <w:spacing w:after="80" w:line="276" w:lineRule="auto"/>
+              <w:jc w:val="both"/>
+            </w:pPr>
+            <w:r>
+              <w:rPr>
+                <w:rFonts w:ascii="Times New Roman" w:hAnsi="Times New Roman" w:eastAsia="바탕"/>
+                <w:sz w:val="20"/>
+              </w:rPr>
+              <w:t>여기서 나오는 실무적 지시는 두 가지다. 칠할 때는 칸을 절반 이상 채울 것, 그리고 찍을 때 초점을 맞출 것. 나머지는 걱정하지 않아도 된다. 어둡든, 그림자가 지든, 화질이 나쁘든 상관없다. 종이 서식과 함께 인쇄되는 안내에 이 둘만 적은 이유가 여기 있다.</w:t>
             </w:r>
           </w:p>
           <w:p>
@@ -12859,7 +15295,7 @@
                 <w:rFonts w:ascii="Times New Roman" w:hAnsi="Times New Roman" w:eastAsia="바탕"/>
                 <w:sz w:val="20"/>
               </w:rPr>
-              <w:t>[표 17] 개인정보 관련 설계</w:t>
+              <w:t>[표 22] 개인정보 관련 설계</w:t>
             </w:r>
           </w:p>
           <w:tbl>
@@ -13295,7 +15731,7 @@
                 <w:rFonts w:ascii="Times New Roman" w:hAnsi="Times New Roman" w:eastAsia="바탕"/>
                 <w:sz w:val="20"/>
               </w:rPr>
-              <w:t>[표 18] 저장소의 구성 (2026-07-29 기준)</w:t>
+              <w:t>[표 23] 저장소의 구성 (2026-07-29 기준)</w:t>
             </w:r>
           </w:p>
           <w:tbl>
@@ -13789,7 +16225,7 @@
                 <w:rFonts w:ascii="Times New Roman" w:hAnsi="Times New Roman" w:eastAsia="바탕"/>
                 <w:sz w:val="20"/>
               </w:rPr>
-              <w:t>[표 19] 세 갈래의 시험</w:t>
+              <w:t>[표 24] 세 갈래의 시험</w:t>
             </w:r>
           </w:p>
           <w:tbl>
@@ -14370,7 +16806,7 @@
                 <w:rFonts w:ascii="Times New Roman" w:hAnsi="Times New Roman" w:eastAsia="바탕"/>
                 <w:sz w:val="20"/>
               </w:rPr>
-              <w:t>[표 20] 형성 평가의 채점 항목</w:t>
+              <w:t>[표 25] 형성 평가의 채점 항목</w:t>
             </w:r>
           </w:p>
           <w:tbl>
@@ -14697,7 +17133,7 @@
                 <w:rFonts w:ascii="Times New Roman" w:hAnsi="Times New Roman" w:eastAsia="바탕"/>
                 <w:sz w:val="20"/>
               </w:rPr>
-              <w:t>[표 21] 형성 평가 결과</w:t>
+              <w:t>[표 26] 형성 평가 결과</w:t>
             </w:r>
           </w:p>
           <w:tbl>
@@ -15011,7 +17447,7 @@
                 <w:rFonts w:ascii="Times New Roman" w:hAnsi="Times New Roman" w:eastAsia="바탕"/>
                 <w:sz w:val="20"/>
               </w:rPr>
-              <w:t>[표 22] 픽토그램 검증의 두 관문</w:t>
+              <w:t>[표 27] 픽토그램 검증의 두 관문</w:t>
             </w:r>
           </w:p>
           <w:tbl>
@@ -15435,7 +17871,7 @@
                 <w:rFonts w:ascii="Times New Roman" w:hAnsi="Times New Roman" w:eastAsia="바탕"/>
                 <w:sz w:val="20"/>
               </w:rPr>
-              <w:t>[표 23] 형태소 78종의 의미 검사 결과</w:t>
+              <w:t>[표 28] 형태소 78종의 의미 검사 결과</w:t>
             </w:r>
           </w:p>
           <w:tbl>
@@ -15644,7 +18080,7 @@
                 <w:rFonts w:ascii="Times New Roman" w:hAnsi="Times New Roman" w:eastAsia="바탕"/>
                 <w:sz w:val="20"/>
               </w:rPr>
-              <w:t>[표 24] 재작업으로 개선된 형태소</w:t>
+              <w:t>[표 29] 재작업으로 개선된 형태소</w:t>
             </w:r>
           </w:p>
           <w:tbl>
@@ -16101,7 +18537,7 @@
                 <w:rFonts w:ascii="Times New Roman" w:hAnsi="Times New Roman" w:eastAsia="바탕"/>
                 <w:sz w:val="20"/>
               </w:rPr>
-              <w:t>[표 25] 개선하지 못한 형태소와 그 이유</w:t>
+              <w:t>[표 30] 개선하지 못한 형태소와 그 이유</w:t>
             </w:r>
           </w:p>
           <w:tbl>
@@ -16534,7 +18970,7 @@
                 <w:rFonts w:ascii="Times New Roman" w:hAnsi="Times New Roman" w:eastAsia="바탕"/>
                 <w:sz w:val="20"/>
               </w:rPr>
-              <w:t xml:space="preserve">이 다섯 가운데 넷은 화면에서 음성이 그 자리를 메운다. §3.4 에서 서술한 대로 그림을 누르면 그 그림이 무엇을 뜻하는지 말하므로, </w:t>
+              <w:t xml:space="preserve">이 다섯 가운데 넷은 화면에서 음성이 그 자리를 메운다. §3.5 에서 서술한 대로 그림을 누르면 그 그림이 무엇을 뜻하는지 말하므로, </w:t>
             </w:r>
             <w:r>
               <w:rPr>
@@ -16574,6 +19010,19 @@
                 <w:rFonts w:ascii="Times New Roman" w:hAnsi="Times New Roman" w:eastAsia="바탕"/>
                 <w:sz w:val="20"/>
               </w:rPr>
+              <w:t>앞의 두 절이 내놓은 숫자에는 공통된 성격이 있다. 둘 다 사람에게 물은 것이 아니라 기계가 기계를 채점한 것이다. 이 절은 그 숫자들이 무엇을 말하고 무엇을 말하지 않는지를 정리한다.</w:t>
+            </w:r>
+          </w:p>
+          <w:p>
+            <w:pPr>
+              <w:spacing w:after="80" w:line="276" w:lineRule="auto"/>
+              <w:jc w:val="both"/>
+            </w:pPr>
+            <w:r>
+              <w:rPr>
+                <w:rFonts w:ascii="Times New Roman" w:hAnsi="Times New Roman" w:eastAsia="바탕"/>
+                <w:sz w:val="20"/>
+              </w:rPr>
               <w:t>본 절의 결과에는 두 가지 한계가 있으며, 이를 결과와 함께 밝힌다.</w:t>
             </w:r>
           </w:p>
@@ -16667,7 +19116,7 @@
                 <w:rFonts w:ascii="Times New Roman" w:hAnsi="Times New Roman" w:eastAsia="바탕"/>
                 <w:sz w:val="20"/>
               </w:rPr>
-              <w:t>[표 26] 영양 추정 모델의 항목별 오차 (n = 507)</w:t>
+              <w:t>[표 31] 영양 추정 모델의 항목별 오차 (n = 507)</w:t>
             </w:r>
           </w:p>
           <w:tbl>
@@ -17300,7 +19749,7 @@
                 <w:rFonts w:ascii="Times New Roman" w:hAnsi="Times New Roman" w:eastAsia="바탕"/>
                 <w:sz w:val="20"/>
               </w:rPr>
-              <w:t>[표 27] float32 와 int8 의 비교</w:t>
+              <w:t>[표 32] float32 와 int8 의 비교</w:t>
             </w:r>
           </w:p>
           <w:tbl>
@@ -17568,7 +20017,7 @@
                 <w:rFonts w:ascii="Times New Roman" w:hAnsi="Times New Roman" w:eastAsia="바탕"/>
                 <w:sz w:val="20"/>
               </w:rPr>
-              <w:t>[표 28] 오프라인 동작 확인</w:t>
+              <w:t>[표 33] 오프라인 동작 확인</w:t>
             </w:r>
           </w:p>
           <w:tbl>
@@ -17730,7 +20179,33 @@
                 <w:rFonts w:ascii="Times New Roman" w:hAnsi="Times New Roman" w:eastAsia="바탕"/>
                 <w:sz w:val="20"/>
               </w:rPr>
-              <w:t>이 과정에서 서비스워커의 캐시 대상에 모델 파일이 누락되어 있음을 발견하고 수정했다. 수정 전에는 계산은 기기에서 수행하면서 정작 모델을 내려받지 못하는 상태였다.</w:t>
+              <w:t>이 과정에서 서비스워커의 캐시 대상에 모델 파일이 누락되어 있음을 발견하고 수정했다. 수정 전에는 계산은 기기에서 수행하면서 정작 모델을 내려받지 못하는 상태였다. 등록된 서비스워커가 있다는 것과 통신이 끊긴 상태에서 앱이 끝까지 도는 것은 다른 사실이며, 이 결함은 앞의 것만 확인했다면 드러나지 않았다.</w:t>
+            </w:r>
+          </w:p>
+          <w:p>
+            <w:pPr>
+              <w:spacing w:after="80" w:line="276" w:lineRule="auto"/>
+              <w:jc w:val="both"/>
+            </w:pPr>
+            <w:r>
+              <w:rPr>
+                <w:rFonts w:ascii="Times New Roman" w:hAnsi="Times New Roman" w:eastAsia="바탕"/>
+                <w:sz w:val="20"/>
+              </w:rPr>
+              <w:t>무엇이 살아남고 무엇이 살아남지 않는지를 밝혀 둔다. 통신이 끊긴 상태에서 처방전과 영양성분표는 그대로 읽힌다. 글자 인식과 서식 해석이 전부 기기 안에서 돌기 때문이다 (§3.3). 음식 사진 추정은 절반만 산다. 기기 안의 영양 추정 모델은 캐시에서 돌지만 그것이 무엇인지를 판별하는 시각 모형이 서버에 있으므로, 값은 나오되 품목을 알아보지 못한 것으로 처리되어 주의로 표시된다. 픽토그램은 정적 목록에 있는 것은 나오고 새로 합성해야 하는 것은 나오지 않는다.</w:t>
+            </w:r>
+          </w:p>
+          <w:p>
+            <w:pPr>
+              <w:spacing w:after="80" w:line="276" w:lineRule="auto"/>
+              <w:jc w:val="both"/>
+            </w:pPr>
+            <w:r>
+              <w:rPr>
+                <w:rFonts w:ascii="Times New Roman" w:hAnsi="Times New Roman" w:eastAsia="바탕"/>
+                <w:sz w:val="20"/>
+              </w:rPr>
+              <w:t>이 구분이 §4.5 에서 서술한 경계와 일치한다. 급한 것부터 기기 안에 두었고, 그래서 통신이 끊겼을 때 먼저 죽는 것은 가장 덜 급한 경로다. 다만 이 확인은 개발자 도구로 통신을 끊어 본 것이지 실제 저대역폭 환경에서 잰 것이 아니다. 통신이 아예 없는 경우와 느린 경우는 다르게 실패하며, 뒤의 것은 아직 재지 않았다 (§5.8).</w:t>
             </w:r>
           </w:p>
           <w:p>
@@ -17769,7 +20244,7 @@
                 <w:rFonts w:ascii="Times New Roman" w:hAnsi="Times New Roman" w:eastAsia="바탕"/>
                 <w:sz w:val="20"/>
               </w:rPr>
-              <w:t>[표 29] SDG 3 세부 목표와의 대응</w:t>
+              <w:t>[표 34] SDG 3 세부 목표와의 대응</w:t>
             </w:r>
           </w:p>
           <w:tbl>
@@ -18097,6 +20572,46 @@
           </w:p>
           <w:p>
             <w:pPr>
+              <w:spacing w:after="80" w:line="276" w:lineRule="auto"/>
+              <w:jc w:val="both"/>
+            </w:pPr>
+            <w:r>
+              <w:rPr>
+                <w:rFonts w:ascii="Times New Roman" w:hAnsi="Times New Roman" w:eastAsia="바탕"/>
+                <w:sz w:val="20"/>
+              </w:rPr>
+              <w:t>넷째, 잘못 분류했을 때의 회복 경로를 재지 않았다. 무엇을 찍었는지 사용자가 고르지 않는 설계이므로(§3.3), 앱이 음식을 의약품으로 잘못 보면 사용자가 그것을 바로잡을 수단이 화면에 없고 다시 찍는 것이 유일한 방법이다. 이 설계는 선택 단계를 없애는 대가로 오분류를 사용자가 감당하게 만든 것인데, 그 오분류가 실제로 얼마나 자주 일어나는지를 재지 않았다. 잘못 읽은 것을 사용자가 알아차릴 수 있는지도 확인하지 않았다.</w:t>
+            </w:r>
+          </w:p>
+          <w:p>
+            <w:pPr>
+              <w:spacing w:after="80" w:line="276" w:lineRule="auto"/>
+              <w:jc w:val="both"/>
+            </w:pPr>
+            <w:r>
+              <w:rPr>
+                <w:rFonts w:ascii="Times New Roman" w:hAnsi="Times New Roman" w:eastAsia="바탕"/>
+                <w:sz w:val="20"/>
+              </w:rPr>
+              <w:t xml:space="preserve">다섯째, 느린 통신에서의 동작을 재지 않았다. §5.6 의 확인은 통신을 완전히 끊은 상태에서 한 것이다. 통신이 아예 없는 경우와 느린 경우는 다르게 실패하며, 뒤의 것에서는 요청이 실패하지 않고 오래 매달린다. 그동안 화면에 </w:t>
+            </w:r>
+            <w:r>
+              <w:rPr>
+                <w:rFonts w:ascii="Consolas" w:hAnsi="Consolas" w:eastAsia="Consolas"/>
+                <w:sz w:val="19"/>
+              </w:rPr>
+              <w:t>Estimating…</w:t>
+            </w:r>
+            <w:r>
+              <w:rPr>
+                <w:rFonts w:ascii="Times New Roman" w:hAnsi="Times New Roman" w:eastAsia="바탕"/>
+                <w:sz w:val="20"/>
+              </w:rPr>
+              <w:t xml:space="preserve"> 이 계속 떠 있게 되는데, 얼마를 기다린 뒤 포기하고 다른 길을 안내할지가 정해져 있지 않다. 대상 지역의 통신 환경을 생각하면 이것이 완전한 단절보다 흔한 조건일 가능성이 높다.</w:t>
+            </w:r>
+          </w:p>
+          <w:p>
+            <w:pPr>
               <w:spacing w:before="180" w:after="40"/>
             </w:pPr>
             <w:r>
@@ -18118,7 +20633,7 @@
                 <w:rFonts w:ascii="Times New Roman" w:hAnsi="Times New Roman" w:eastAsia="바탕"/>
                 <w:sz w:val="20"/>
               </w:rPr>
-              <w:t>[표 30] 대회 이후 계획</w:t>
+              <w:t>[표 35] 대회 이후 계획</w:t>
             </w:r>
           </w:p>
           <w:tbl>

--- a/docs/proposal/SnapCare_H1_Final_Proposal_KO.docx
+++ b/docs/proposal/SnapCare_H1_Final_Proposal_KO.docx
@@ -2143,7 +2143,7 @@
                 <w:rFonts w:ascii="Times New Roman" w:hAnsi="Times New Roman" w:eastAsia="바탕"/>
                 <w:sz w:val="20"/>
               </w:rPr>
-              <w:t>두 표를 나란히 놓으면 이 문제의 성격이 드러난다. 표 1에 있는 나라 가운데 표 2에도 있는 것은 파키스탄, 에티오피아, 아프가니스탄 셋뿐이다. 나머지는 비율은 세계 최악인데 인구가 작아 총계에서 보이지 않는 나라(차드·남수단·기니비사우)이거나, 비율은 세계 평균에 가까운데 인구가 커서 사람 수가 압도적인 나라(인도·중국·브라질)다.</w:t>
+              <w:t>두 표를 나란히 놓으면 이 문제가 어떤 종류인지 보인다. 표 1에 있는 나라 가운데 표 2에도 있는 것은 파키스탄, 에티오피아, 아프가니스탄 셋뿐이다. 나머지는 비율은 세계 최악인데 인구가 작아 총계에서 보이지 않는 나라(차드·남수단·기니비사우)이거나, 비율은 세계 평균에 가까운데 인구가 커서 사람 수가 압도적인 나라(인도·중국·브라질)다.</w:t>
             </w:r>
           </w:p>
           <w:p>
@@ -2902,7 +2902,7 @@
                 <w:rFonts w:ascii="Times New Roman" w:hAnsi="Times New Roman" w:eastAsia="바탕"/>
                 <w:sz w:val="20"/>
               </w:rPr>
-              <w:t xml:space="preserve">복약 오류의 유형별 분포를 보면 문제의 성격이 드러난다. 직접 관찰법으로 조제 단계를 지켜본 연구에서, 약사가 발견한 조제 오류 155건 가운데 누락이 51건(32.9%), 용량 오류가 44건(28.4%), 시각 오류가 36건(23.2%)이었다. 이 셋만으로 전체의 84.5%를 차지한다 (Anacleto, T. A., Perini, E., Rosa, M. B. &amp; César, C. C., "Medication dispensing errors in a Brazilian hospital pharmacy," </w:t>
+              <w:t xml:space="preserve">복약 오류가 어느 유형에 몰리는지를 보면 무엇을 고쳐야 하는지가 좁혀진다. 직접 관찰법으로 조제 단계를 지켜본 연구에서, 약사가 발견한 조제 오류 155건 가운데 누락이 51건(32.9%), 용량 오류가 44건(28.4%), 시각 오류가 36건(23.2%)이었다. 이 셋만으로 전체의 84.5%를 차지한다 (Anacleto, T. A., Perini, E., Rosa, M. B. &amp; César, C. C., "Medication dispensing errors in a Brazilian hospital pharmacy," </w:t>
             </w:r>
             <w:r>
               <w:rPr>
@@ -3322,7 +3322,7 @@
                 <w:rFonts w:ascii="Times New Roman" w:hAnsi="Times New Roman" w:eastAsia="바탕"/>
                 <w:sz w:val="20"/>
               </w:rPr>
-              <w:t>한 가지 밝혀 둘 것이 있다. 이 분포는 조제하는 쪽에서 난 오류이지 환자가 집에서 저지르는 오류가 아니다. 두 단계를 같은 것으로 취급할 수는 없다. 그럼에도 이 수치를 근거로 삼는 것은, 조제 단계에서 이 셋이 자주 어긋난다는 사실이 그 셋이 전달 과정에서 잃어버리기 쉬운 정보라는 뜻이기 때문이다. 훈련받은 약사가 관리된 환경에서도 이 셋을 놓친다면, 같은 정보를 문자로만 건네받은 환자가 놓치지 않으리라고 볼 이유는 없다. 환자 단계의 분포를 직접 잰 자료는 우리가 찾지 못했으며, 이는 §5.8 에 남긴 미검증 항목에 해당한다.</w:t>
+              <w:t>여기에 단서를 하나 달아야 한다. 이 분포는 조제하는 쪽에서 난 오류이지 환자가 집에서 저지르는 오류가 아니다. 두 단계를 같은 것으로 취급할 수는 없다. 그럼에도 이 수치를 근거로 삼는 것은, 조제 단계에서 이 셋이 자주 어긋난다는 사실이 그 셋이 전달 과정에서 잃어버리기 쉬운 정보라는 뜻이기 때문이다. 훈련받은 약사가 관리된 환경에서도 이 셋을 놓친다면, 같은 정보를 문자로만 건네받은 환자가 놓치지 않으리라고 볼 이유는 없다. 환자 단계의 분포를 직접 잰 자료는 우리가 찾지 못했으며, 이는 §5.8 에 남긴 미검증 항목에 해당한다.</w:t>
             </w:r>
           </w:p>
           <w:p>
@@ -6020,7 +6020,7 @@
                 <w:rFonts w:ascii="Times New Roman" w:hAnsi="Times New Roman" w:eastAsia="바탕"/>
                 <w:sz w:val="20"/>
               </w:rPr>
-              <w:t>세 층을 하나로 줄이지 않은 이유를 밝혀 둔다. 음성만으로 충분하다는 주장이 가능하고, 실제로 음성 안내는 이 분야에서 가장 흔한 접근이다. 그러나 음성은 붙잡아 둘 수 없다. 흘러가고 나면 되감아야 하는데, 되감는 조작이 §1.10 에서 인용한 자동응답 연구가 지적한 바로 그 장벽이다. 그림은 화면에 남아 있으므로 몇 번이든 다시 볼 수 있고, 색은 눈이 화면에 닿는 순간 이미 전달되어 있다. 세 층은 같은 뜻을 세 가지 시간 척도로 내보낸다. 색은 즉시, 그림은 머무는 동안, 음성은 한 번 흐르고 필요하면 다시.</w:t>
+              <w:t>세 층을 하나로 줄이지 않은 이유는 이렇다. 음성만으로 충분하다는 주장이 가능하고, 실제로 음성 안내는 이 분야에서 가장 흔한 접근이다. 그러나 음성은 붙잡아 둘 수 없다. 흘러가고 나면 되감아야 하는데, 되감는 조작이 §1.10 에서 인용한 자동응답 연구가 지적한 바로 그 장벽이다. 그림은 화면에 남아 있으므로 몇 번이든 다시 볼 수 있고, 색은 눈이 화면에 닿는 순간 이미 전달되어 있다. 세 층은 같은 뜻을 세 가지 시간 척도로 내보낸다. 색은 즉시, 그림은 머무는 동안, 음성은 한 번 흐르고 필요하면 다시.</w:t>
             </w:r>
           </w:p>
           <w:p>
@@ -7527,7 +7527,7 @@
                 <w:rFonts w:ascii="Times New Roman" w:hAnsi="Times New Roman" w:eastAsia="바탕"/>
                 <w:sz w:val="20"/>
               </w:rPr>
-              <w:t>설계 의도. 부위를 사용자에게 묻지 않는 것이 요점이다. 묻는 순간 선택지를 읽어야 하고, §1.10 에서 확인한 대로 계층과 선택지를 읽게 하는 것이 이 앱이 없애려는 것이다. OCR 이 "점안액" 을 읽어 낸 시점에 부위는 이미 정해져 있으므로, 물어볼 것이 아니라 유도할 것이다.</w:t>
+              <w:t>설계 의도. 부위를 사용자에게 묻지 않는다. 묻는 순간 선택지를 읽어야 하고, §1.10 에서 확인한 대로 계층과 선택지를 읽게 하는 것이 이 앱이 없애려는 것이다. OCR 이 "점안액" 을 읽어 낸 시점에 부위는 이미 정해져 있으므로, 물어볼 것이 아니라 유도할 것이다.</w:t>
             </w:r>
           </w:p>
           <w:p>
@@ -7567,7 +7567,7 @@
                 <w:rFonts w:ascii="Times New Roman" w:hAnsi="Times New Roman" w:eastAsia="바탕"/>
                 <w:sz w:val="20"/>
               </w:rPr>
-              <w:t xml:space="preserve">이것이 부분적인 해결이라는 점은 밝혀 둔다. 머리(head)는 시각·개수·보관을 그리는 그릇이기도 해서, 제형을 모를 때 그 줄들은 여전히 일반형 약병 위에 그려진다. 제대로 고치려면 그 개념이 정식 형태소가 되어야 하고, 그래서 </w:t>
+              <w:t xml:space="preserve">이것이 부분적인 해결에 그친다는 점은 인정한다. 머리(head)는 시각·개수·보관을 그리는 그릇이기도 해서, 제형을 모를 때 그 줄들은 여전히 일반형 약병 위에 그려진다. 제대로 고치려면 그 개념이 정식 형태소가 되어야 하고, 그래서 </w:t>
             </w:r>
             <w:r>
               <w:rPr>
@@ -7713,7 +7713,7 @@
                 <w:rFonts w:ascii="Times New Roman" w:hAnsi="Times New Roman" w:eastAsia="바탕"/>
                 <w:sz w:val="20"/>
               </w:rPr>
-              <w:t>설계 의도. 나이를 대표값 네 개로 접는 것이 요점이다. 사용자는 숫자를 입력하지 않고 그림 넷 중 하나를 고르므로(§3.2), 앱이 아는 것은 구간뿐이다. 구간을 그대로 두고 계산하려면 구간별 기준치 표를 손으로 만들어야 하는데, 그러면 WHO 권고가 바뀔 때 표를 다시 짜야 하고 그 표가 어디서 왔는지 아무도 확인할 수 없게 된다. 대표 나이 하나로 접으면 계산이 권고 문장을 그대로 따른다.</w:t>
+              <w:t>설계 의도. 나이를 대표값 네 개로 접었다. 사용자는 숫자를 입력하지 않고 그림 넷 중 하나를 고르므로(§3.2), 앱이 아는 것은 구간뿐이다. 구간을 그대로 두고 계산하려면 구간별 기준치 표를 손으로 만들어야 하는데, 그러면 WHO 권고가 바뀔 때 표를 다시 짜야 하고 그 표가 어디서 왔는지 아무도 확인할 수 없게 된다. 대표 나이 하나로 접으면 계산이 권고 문장을 그대로 따른다.</w:t>
             </w:r>
           </w:p>
           <w:p>
@@ -8759,7 +8759,7 @@
                 <w:rFonts w:ascii="Times New Roman" w:hAnsi="Times New Roman" w:eastAsia="바탕"/>
                 <w:sz w:val="20"/>
               </w:rPr>
-              <w:t>표의 각 행이 서로 독립적이지 않다는 점을 밝혀 둔다. 첫 행에서 입력을 사진 한 장으로 정하면 사용자가 무엇을 찍었는지 말해 주지 않으므로 앱이 스스로 판별해야 하고(§3.3), 다섯째 행에서 진단을 전제하지 않기로 하면 조건을 묻는 방식이 통째로 달라진다(§2.5). 하나를 정하면 나머지가 따라오는 구조이며, 그 출발점이 §2.1 의 첫 제약이다.</w:t>
+              <w:t>표의 각 행은 서로 독립적이지 않다. 첫 행에서 입력을 사진 한 장으로 정하면 사용자가 무엇을 찍었는지 말해 주지 않으므로 앱이 스스로 판별해야 하고(§3.3), 다섯째 행에서 진단을 전제하지 않기로 하면 조건을 묻는 방식이 통째로 달라진다(§2.5). 하나를 정하면 나머지가 따라오는 구조이며, 그 출발점이 §2.1 의 첫 제약이다.</w:t>
             </w:r>
           </w:p>
           <w:p>
@@ -9768,7 +9768,7 @@
                 <w:rFonts w:ascii="Times New Roman" w:hAnsi="Times New Roman" w:eastAsia="바탕"/>
                 <w:sz w:val="20"/>
               </w:rPr>
-              <w:t>한 가지 밝혀 둘 것이 있다. 이 흐름이 짧은 것은 설계의 결과이면서 동시에 제약이기도 하다. 선택지를 없앤 만큼 사용자가 앱에게 알려 줄 수 있는 것도 없어졌다. 무엇을 찍었는지 사용자가 고르지 않으므로 앱이 잘못 분류하면 바로잡을 방법이 화면에 없고, 다시 찍는 것이 유일한 수단이다. §5.8 에서 이 점을 미검증 항목으로 남겨 두었다.</w:t>
+              <w:t>다만 짚어 둘 것이 있다. 이 흐름이 짧은 것은 설계의 결과이면서 동시에 제약이기도 하다. 선택지를 없앤 만큼 사용자가 앱에게 알려 줄 수 있는 것도 없어졌다. 무엇을 찍었는지 사용자가 고르지 않으므로 앱이 잘못 분류하면 바로잡을 방법이 화면에 없고, 다시 찍는 것이 유일한 수단이다. §5.8 에서 이 점을 미검증 항목으로 남겨 두었다.</w:t>
             </w:r>
           </w:p>
           <w:p>
@@ -11734,7 +11734,7 @@
                 <w:rFonts w:ascii="Times New Roman" w:hAnsi="Times New Roman" w:eastAsia="바탕"/>
                 <w:sz w:val="20"/>
               </w:rPr>
-              <w:t>넷째 줄과 다섯째 줄을 나눈 것이 이 표의 요점이다. 서버 응답을 501(수단 없음)과 422(못 알아봄)로 나누어 처리한다. 못 알아본 것이면 다시 찍는 것이 답이지만, 통신이 없는 것이면 백 번 다시 찍어도 같다. 두 경우에 같은 문장을 보이면 사용자는 될 때까지 다시 찍게 된다.</w:t>
+              <w:t>이 표에서 중요한 것은 넷째 줄과 다섯째 줄을 나누었다는 점이다. 서버 응답을 501(수단 없음)과 422(못 알아봄)로 나누어 처리한다. 못 알아본 것이면 다시 찍는 것이 답이지만, 통신이 없는 것이면 백 번 다시 찍어도 같다. 두 경우에 같은 문장을 보이면 사용자는 될 때까지 다시 찍게 된다.</w:t>
             </w:r>
           </w:p>
           <w:p>
@@ -13497,6 +13497,499 @@
           </w:p>
           <w:p>
             <w:pPr>
+              <w:spacing w:after="80" w:line="276" w:lineRule="auto"/>
+              <w:jc w:val="both"/>
+            </w:pPr>
+            <w:r>
+              <w:rPr>
+                <w:rFonts w:ascii="Times New Roman" w:hAnsi="Times New Roman" w:eastAsia="바탕"/>
+                <w:sz w:val="20"/>
+              </w:rPr>
+              <w:t>표의 마지막 열만 따로 읽으면 이 구성이 어떻게 짜였는지 보인다. 무거운 것이 기기에 있고 가벼운 것이 서버에 있다. 16 MB 짜리 영양 추정 모델은 브라우저에서 돌고, 사진 한 장이 무엇인지 알아보는 일은 서버로 나간다. 보통의 웹 앱과 반대다. 계산이 무거우면 서버로 보내는 것이 상식이고, 그렇게 하면 기기가 낡아도 되고 모델을 갈아 끼우기도 쉽다.</w:t>
+            </w:r>
+          </w:p>
+          <w:p>
+            <w:pPr>
+              <w:spacing w:after="80" w:line="276" w:lineRule="auto"/>
+              <w:jc w:val="both"/>
+            </w:pPr>
+            <w:r>
+              <w:rPr>
+                <w:rFonts w:ascii="Times New Roman" w:hAnsi="Times New Roman" w:eastAsia="바탕"/>
+                <w:sz w:val="20"/>
+              </w:rPr>
+              <w:t>그 상식을 뒤집은 이유는 하나다. 서버에 있는 것은 인터넷이 끊기면 없는 것이 된다. 그래서 "없으면 판정 자체가 성립하지 않는 것" 만 골라 기기 안으로 옮겼다.</w:t>
+            </w:r>
+          </w:p>
+          <w:p>
+            <w:pPr>
+              <w:spacing w:after="80" w:line="276" w:lineRule="auto"/>
+              <w:jc w:val="both"/>
+            </w:pPr>
+            <w:r>
+              <w:rPr>
+                <w:rFonts w:ascii="Times New Roman" w:hAnsi="Times New Roman" w:eastAsia="바탕"/>
+                <w:sz w:val="20"/>
+              </w:rPr>
+              <w:t>[표 19] 무엇이 어디서 도는가</w:t>
+            </w:r>
+          </w:p>
+          <w:tbl>
+            <w:tblPr>
+              <w:tblW w:type="auto" w:w="0"/>
+              <w:jc w:val="center"/>
+              <w:tblLook w:firstColumn="1" w:firstRow="1" w:lastColumn="0" w:lastRow="0" w:noHBand="0" w:noVBand="1" w:val="04A0"/>
+              <w:tblBorders>
+                <w:top w:val="single" w:sz="4" w:color="BFBFBF"/>
+                <w:left w:val="single" w:sz="4" w:color="BFBFBF"/>
+                <w:bottom w:val="single" w:sz="4" w:color="BFBFBF"/>
+                <w:right w:val="single" w:sz="4" w:color="BFBFBF"/>
+                <w:insideH w:val="single" w:sz="4" w:color="BFBFBF"/>
+                <w:insideV w:val="single" w:sz="4" w:color="BFBFBF"/>
+              </w:tblBorders>
+            </w:tblPr>
+            <w:tblGrid>
+              <w:gridCol w:w="3238"/>
+              <w:gridCol w:w="3238"/>
+              <w:gridCol w:w="3238"/>
+            </w:tblGrid>
+            <w:tr>
+              <w:tc>
+                <w:tcPr>
+                  <w:tcW w:type="dxa" w:w="3238"/>
+                  <w:shd w:val="clear" w:fill="F2F2F2"/>
+                </w:tcPr>
+                <w:p>
+                  <w:r>
+                    <w:rPr>
+                      <w:rFonts w:ascii="Times New Roman" w:hAnsi="Times New Roman" w:eastAsia="바탕"/>
+                      <w:b/>
+                      <w:sz w:val="18"/>
+                    </w:rPr>
+                    <w:t>하는 일</w:t>
+                  </w:r>
+                </w:p>
+              </w:tc>
+              <w:tc>
+                <w:tcPr>
+                  <w:tcW w:type="dxa" w:w="3238"/>
+                  <w:shd w:val="clear" w:fill="F2F2F2"/>
+                </w:tcPr>
+                <w:p>
+                  <w:r>
+                    <w:rPr>
+                      <w:rFonts w:ascii="Times New Roman" w:hAnsi="Times New Roman" w:eastAsia="바탕"/>
+                      <w:b/>
+                      <w:sz w:val="18"/>
+                    </w:rPr>
+                    <w:t>도는 곳</w:t>
+                  </w:r>
+                </w:p>
+              </w:tc>
+              <w:tc>
+                <w:tcPr>
+                  <w:tcW w:type="dxa" w:w="3238"/>
+                  <w:shd w:val="clear" w:fill="F2F2F2"/>
+                </w:tcPr>
+                <w:p>
+                  <w:r>
+                    <w:rPr>
+                      <w:rFonts w:ascii="Times New Roman" w:hAnsi="Times New Roman" w:eastAsia="바탕"/>
+                      <w:b/>
+                      <w:sz w:val="18"/>
+                    </w:rPr>
+                    <w:t>인터넷이 끊기면</w:t>
+                  </w:r>
+                </w:p>
+              </w:tc>
+            </w:tr>
+            <w:tr>
+              <w:tc>
+                <w:tcPr>
+                  <w:tcW w:type="dxa" w:w="3238"/>
+                </w:tcPr>
+                <w:p>
+                  <w:r>
+                    <w:rPr>
+                      <w:rFonts w:ascii="Times New Roman" w:hAnsi="Times New Roman" w:eastAsia="바탕"/>
+                      <w:sz w:val="18"/>
+                    </w:rPr>
+                    <w:t>사진에서 글자 읽기</w:t>
+                  </w:r>
+                </w:p>
+              </w:tc>
+              <w:tc>
+                <w:tcPr>
+                  <w:tcW w:type="dxa" w:w="3238"/>
+                </w:tcPr>
+                <w:p>
+                  <w:r>
+                    <w:rPr>
+                      <w:rFonts w:ascii="Times New Roman" w:hAnsi="Times New Roman" w:eastAsia="바탕"/>
+                      <w:sz w:val="18"/>
+                    </w:rPr>
+                    <w:t>기기</w:t>
+                  </w:r>
+                </w:p>
+              </w:tc>
+              <w:tc>
+                <w:tcPr>
+                  <w:tcW w:type="dxa" w:w="3238"/>
+                </w:tcPr>
+                <w:p>
+                  <w:r>
+                    <w:rPr>
+                      <w:rFonts w:ascii="Times New Roman" w:hAnsi="Times New Roman" w:eastAsia="바탕"/>
+                      <w:sz w:val="18"/>
+                    </w:rPr>
+                    <w:t>그대로 된다</w:t>
+                  </w:r>
+                </w:p>
+              </w:tc>
+            </w:tr>
+            <w:tr>
+              <w:tc>
+                <w:tcPr>
+                  <w:tcW w:type="dxa" w:w="3238"/>
+                </w:tcPr>
+                <w:p>
+                  <w:r>
+                    <w:rPr>
+                      <w:rFonts w:ascii="Times New Roman" w:hAnsi="Times New Roman" w:eastAsia="바탕"/>
+                      <w:sz w:val="18"/>
+                    </w:rPr>
+                    <w:t>성분표 해석과 물리 검사</w:t>
+                  </w:r>
+                </w:p>
+              </w:tc>
+              <w:tc>
+                <w:tcPr>
+                  <w:tcW w:type="dxa" w:w="3238"/>
+                </w:tcPr>
+                <w:p>
+                  <w:r>
+                    <w:rPr>
+                      <w:rFonts w:ascii="Times New Roman" w:hAnsi="Times New Roman" w:eastAsia="바탕"/>
+                      <w:sz w:val="18"/>
+                    </w:rPr>
+                    <w:t>기기</w:t>
+                  </w:r>
+                </w:p>
+              </w:tc>
+              <w:tc>
+                <w:tcPr>
+                  <w:tcW w:type="dxa" w:w="3238"/>
+                </w:tcPr>
+                <w:p>
+                  <w:r>
+                    <w:rPr>
+                      <w:rFonts w:ascii="Times New Roman" w:hAnsi="Times New Roman" w:eastAsia="바탕"/>
+                      <w:sz w:val="18"/>
+                    </w:rPr>
+                    <w:t>그대로 된다</w:t>
+                  </w:r>
+                </w:p>
+              </w:tc>
+            </w:tr>
+            <w:tr>
+              <w:tc>
+                <w:tcPr>
+                  <w:tcW w:type="dxa" w:w="3238"/>
+                </w:tcPr>
+                <w:p>
+                  <w:r>
+                    <w:rPr>
+                      <w:rFonts w:ascii="Times New Roman" w:hAnsi="Times New Roman" w:eastAsia="바탕"/>
+                      <w:sz w:val="18"/>
+                    </w:rPr>
+                    <w:t>처방전 해석</w:t>
+                  </w:r>
+                </w:p>
+              </w:tc>
+              <w:tc>
+                <w:tcPr>
+                  <w:tcW w:type="dxa" w:w="3238"/>
+                </w:tcPr>
+                <w:p>
+                  <w:r>
+                    <w:rPr>
+                      <w:rFonts w:ascii="Times New Roman" w:hAnsi="Times New Roman" w:eastAsia="바탕"/>
+                      <w:sz w:val="18"/>
+                    </w:rPr>
+                    <w:t>기기</w:t>
+                  </w:r>
+                </w:p>
+              </w:tc>
+              <w:tc>
+                <w:tcPr>
+                  <w:tcW w:type="dxa" w:w="3238"/>
+                </w:tcPr>
+                <w:p>
+                  <w:r>
+                    <w:rPr>
+                      <w:rFonts w:ascii="Times New Roman" w:hAnsi="Times New Roman" w:eastAsia="바탕"/>
+                      <w:sz w:val="18"/>
+                    </w:rPr>
+                    <w:t>그대로 된다</w:t>
+                  </w:r>
+                </w:p>
+              </w:tc>
+            </w:tr>
+            <w:tr>
+              <w:tc>
+                <w:tcPr>
+                  <w:tcW w:type="dxa" w:w="3238"/>
+                </w:tcPr>
+                <w:p>
+                  <w:r>
+                    <w:rPr>
+                      <w:rFonts w:ascii="Times New Roman" w:hAnsi="Times New Roman" w:eastAsia="바탕"/>
+                      <w:sz w:val="18"/>
+                    </w:rPr>
+                    <w:t>영양 추정 (사진)</w:t>
+                  </w:r>
+                </w:p>
+              </w:tc>
+              <w:tc>
+                <w:tcPr>
+                  <w:tcW w:type="dxa" w:w="3238"/>
+                </w:tcPr>
+                <w:p>
+                  <w:r>
+                    <w:rPr>
+                      <w:rFonts w:ascii="Times New Roman" w:hAnsi="Times New Roman" w:eastAsia="바탕"/>
+                      <w:sz w:val="18"/>
+                    </w:rPr>
+                    <w:t>기기</w:t>
+                  </w:r>
+                </w:p>
+              </w:tc>
+              <w:tc>
+                <w:tcPr>
+                  <w:tcW w:type="dxa" w:w="3238"/>
+                </w:tcPr>
+                <w:p>
+                  <w:r>
+                    <w:rPr>
+                      <w:rFonts w:ascii="Times New Roman" w:hAnsi="Times New Roman" w:eastAsia="바탕"/>
+                      <w:sz w:val="18"/>
+                    </w:rPr>
+                    <w:t>그대로 된다</w:t>
+                  </w:r>
+                </w:p>
+              </w:tc>
+            </w:tr>
+            <w:tr>
+              <w:tc>
+                <w:tcPr>
+                  <w:tcW w:type="dxa" w:w="3238"/>
+                </w:tcPr>
+                <w:p>
+                  <w:r>
+                    <w:rPr>
+                      <w:rFonts w:ascii="Times New Roman" w:hAnsi="Times New Roman" w:eastAsia="바탕"/>
+                      <w:sz w:val="18"/>
+                    </w:rPr>
+                    <w:t>판정과 하루 기준 계산</w:t>
+                  </w:r>
+                </w:p>
+              </w:tc>
+              <w:tc>
+                <w:tcPr>
+                  <w:tcW w:type="dxa" w:w="3238"/>
+                </w:tcPr>
+                <w:p>
+                  <w:r>
+                    <w:rPr>
+                      <w:rFonts w:ascii="Times New Roman" w:hAnsi="Times New Roman" w:eastAsia="바탕"/>
+                      <w:sz w:val="18"/>
+                    </w:rPr>
+                    <w:t>기기</w:t>
+                  </w:r>
+                </w:p>
+              </w:tc>
+              <w:tc>
+                <w:tcPr>
+                  <w:tcW w:type="dxa" w:w="3238"/>
+                </w:tcPr>
+                <w:p>
+                  <w:r>
+                    <w:rPr>
+                      <w:rFonts w:ascii="Times New Roman" w:hAnsi="Times New Roman" w:eastAsia="바탕"/>
+                      <w:sz w:val="18"/>
+                    </w:rPr>
+                    <w:t>그대로 된다</w:t>
+                  </w:r>
+                </w:p>
+              </w:tc>
+            </w:tr>
+            <w:tr>
+              <w:tc>
+                <w:tcPr>
+                  <w:tcW w:type="dxa" w:w="3238"/>
+                </w:tcPr>
+                <w:p>
+                  <w:r>
+                    <w:rPr>
+                      <w:rFonts w:ascii="Times New Roman" w:hAnsi="Times New Roman" w:eastAsia="바탕"/>
+                      <w:sz w:val="18"/>
+                    </w:rPr>
+                    <w:t>무엇을 찍었는지 알아보기</w:t>
+                  </w:r>
+                </w:p>
+              </w:tc>
+              <w:tc>
+                <w:tcPr>
+                  <w:tcW w:type="dxa" w:w="3238"/>
+                </w:tcPr>
+                <w:p>
+                  <w:r>
+                    <w:rPr>
+                      <w:rFonts w:ascii="Times New Roman" w:hAnsi="Times New Roman" w:eastAsia="바탕"/>
+                      <w:sz w:val="18"/>
+                    </w:rPr>
+                    <w:t>서버</w:t>
+                  </w:r>
+                </w:p>
+              </w:tc>
+              <w:tc>
+                <w:tcPr>
+                  <w:tcW w:type="dxa" w:w="3238"/>
+                </w:tcPr>
+                <w:p>
+                  <w:r>
+                    <w:rPr>
+                      <w:rFonts w:ascii="Times New Roman" w:hAnsi="Times New Roman" w:eastAsia="바탕"/>
+                      <w:sz w:val="18"/>
+                    </w:rPr>
+                    <w:t>못 알아본 것으로 처리되어 주의로 표시</w:t>
+                  </w:r>
+                </w:p>
+              </w:tc>
+            </w:tr>
+            <w:tr>
+              <w:tc>
+                <w:tcPr>
+                  <w:tcW w:type="dxa" w:w="3238"/>
+                </w:tcPr>
+                <w:p>
+                  <w:r>
+                    <w:rPr>
+                      <w:rFonts w:ascii="Times New Roman" w:hAnsi="Times New Roman" w:eastAsia="바탕"/>
+                      <w:sz w:val="18"/>
+                    </w:rPr>
+                    <w:t>제품 정보 조회</w:t>
+                  </w:r>
+                </w:p>
+              </w:tc>
+              <w:tc>
+                <w:tcPr>
+                  <w:tcW w:type="dxa" w:w="3238"/>
+                </w:tcPr>
+                <w:p>
+                  <w:r>
+                    <w:rPr>
+                      <w:rFonts w:ascii="Times New Roman" w:hAnsi="Times New Roman" w:eastAsia="바탕"/>
+                      <w:sz w:val="18"/>
+                    </w:rPr>
+                    <w:t>서버</w:t>
+                  </w:r>
+                </w:p>
+              </w:tc>
+              <w:tc>
+                <w:tcPr>
+                  <w:tcW w:type="dxa" w:w="3238"/>
+                </w:tcPr>
+                <w:p>
+                  <w:r>
+                    <w:rPr>
+                      <w:rFonts w:ascii="Times New Roman" w:hAnsi="Times New Roman" w:eastAsia="바탕"/>
+                      <w:sz w:val="18"/>
+                    </w:rPr>
+                    <w:t>조회 없이 진행</w:t>
+                  </w:r>
+                </w:p>
+              </w:tc>
+            </w:tr>
+            <w:tr>
+              <w:tc>
+                <w:tcPr>
+                  <w:tcW w:type="dxa" w:w="3238"/>
+                </w:tcPr>
+                <w:p>
+                  <w:r>
+                    <w:rPr>
+                      <w:rFonts w:ascii="Times New Roman" w:hAnsi="Times New Roman" w:eastAsia="바탕"/>
+                      <w:sz w:val="18"/>
+                    </w:rPr>
+                    <w:t>픽토그램 새로 합성</w:t>
+                  </w:r>
+                </w:p>
+              </w:tc>
+              <w:tc>
+                <w:tcPr>
+                  <w:tcW w:type="dxa" w:w="3238"/>
+                </w:tcPr>
+                <w:p>
+                  <w:r>
+                    <w:rPr>
+                      <w:rFonts w:ascii="Times New Roman" w:hAnsi="Times New Roman" w:eastAsia="바탕"/>
+                      <w:sz w:val="18"/>
+                    </w:rPr>
+                    <w:t>서버</w:t>
+                  </w:r>
+                </w:p>
+              </w:tc>
+              <w:tc>
+                <w:tcPr>
+                  <w:tcW w:type="dxa" w:w="3238"/>
+                </w:tcPr>
+                <w:p>
+                  <w:r>
+                    <w:rPr>
+                      <w:rFonts w:ascii="Times New Roman" w:hAnsi="Times New Roman" w:eastAsia="바탕"/>
+                      <w:sz w:val="18"/>
+                    </w:rPr>
+                    <w:t>이미 만들어 둔 것만 나온다</w:t>
+                  </w:r>
+                </w:p>
+              </w:tc>
+            </w:tr>
+          </w:tbl>
+          <w:p/>
+          <w:p>
+            <w:pPr>
+              <w:spacing w:after="120"/>
+            </w:pPr>
+          </w:p>
+          <w:p>
+            <w:pPr>
+              <w:spacing w:after="80" w:line="276" w:lineRule="auto"/>
+              <w:jc w:val="both"/>
+            </w:pPr>
+            <w:r>
+              <w:rPr>
+                <w:rFonts w:ascii="Times New Roman" w:hAnsi="Times New Roman" w:eastAsia="바탕"/>
+                <w:sz w:val="20"/>
+              </w:rPr>
+              <w:t>위의 다섯 줄과 아래의 세 줄을 가른 기준은 급한 정도다. 처방전을 읽는 일은 통신이 없다고 미룰 수 있는 종류가 아니고, 제품 정보 조회는 없어도 판정이 나온다. 이 경계가 실제로 그렇게 동작하는지를 §5.6 에서 통신을 끊고 확인했다.</w:t>
+            </w:r>
+          </w:p>
+          <w:p>
+            <w:pPr>
+              <w:spacing w:after="80" w:line="276" w:lineRule="auto"/>
+              <w:jc w:val="both"/>
+            </w:pPr>
+            <w:r>
+              <w:rPr>
+                <w:rFonts w:ascii="Times New Roman" w:hAnsi="Times New Roman" w:eastAsia="바탕"/>
+                <w:sz w:val="20"/>
+              </w:rPr>
+              <w:t>한 가지 대가를 적어 둔다. 모델을 기기에서 돌리기로 하면 모델을 바꿀 때마다 16 MB 를 다시 내려받게 된다. 서버에 두었다면 사용자가 눈치채지 못하는 사이에 갈아 끼울 수 있었을 것이다. 인터넷이 없어도 도는 것과 조용히 고칠 수 있는 것 가운데 앞의 것을 골랐고, 이것은 대상 사용자가 정해진 뒤에는 고민할 여지가 없는 선택이었다.</w:t>
+            </w:r>
+          </w:p>
+          <w:p>
+            <w:pPr>
               <w:spacing w:before="180" w:after="40"/>
             </w:pPr>
             <w:r>
@@ -13587,7 +14080,7 @@
                 <w:rFonts w:ascii="Times New Roman" w:hAnsi="Times New Roman" w:eastAsia="바탕"/>
                 <w:sz w:val="20"/>
               </w:rPr>
-              <w:t>[표 19] 값을 받아들이기 전에 통과해야 하는 검사</w:t>
+              <w:t>[표 20] 값을 받아들이기 전에 통과해야 하는 검사</w:t>
             </w:r>
           </w:p>
           <w:tbl>
@@ -13857,7 +14350,7 @@
                 <w:rFonts w:ascii="Times New Roman" w:hAnsi="Times New Roman" w:eastAsia="바탕"/>
                 <w:sz w:val="20"/>
               </w:rPr>
-              <w:t>설계 의도. 검사를 경로마다 두지 않고 한 곳에 모은 것이 요점이다. 경로마다 두면 새 경로가 생길 때마다 검사를 다시 붙여야 하고, 붙이는 것을 잊은 경로가 곧 검증 없는 통로가 된다. 실제로 이 앱에는 세 번째 경로(사진 추정)가 나중에 들어왔는데, 그때 추가로 작성한 검증 코드는 없다. 이미 있는 관문을 지나가게 했을 뿐이다.</w:t>
+              <w:t>설계 의도. 검사를 경로마다 두지 않고 한 곳에 모았다. 경로마다 두면 새 경로가 생길 때마다 검사를 다시 붙여야 하고, 붙이는 것을 잊은 경로가 곧 검증 없는 통로가 된다. 실제로 이 앱에는 세 번째 경로(사진 추정)가 나중에 들어왔는데, 그때 추가로 작성한 검증 코드는 없다. 이미 있는 관문을 지나가게 했을 뿐이다.</w:t>
             </w:r>
           </w:p>
           <w:p>
@@ -13916,7 +14409,7 @@
                 <w:rFonts w:ascii="Times New Roman" w:hAnsi="Times New Roman" w:eastAsia="바탕"/>
                 <w:sz w:val="20"/>
               </w:rPr>
-              <w:t>[표 20] 검토한 연결 방식과 각각을 배제한 이유</w:t>
+              <w:t>[표 21] 검토한 연결 방식과 각각을 배제한 이유</w:t>
             </w:r>
           </w:p>
           <w:tbl>
@@ -14218,7 +14711,7 @@
                 <w:rFonts w:ascii="Times New Roman" w:hAnsi="Times New Roman" w:eastAsia="바탕"/>
                 <w:sz w:val="20"/>
               </w:rPr>
-              <w:t>앞의 둘은 플랫폼이 정한 것이라 우회할 수 없고, 셋째는 저인프라 지역을 대상으로 하는 이상 받아들일 수 없으며, 넷째는 우리가 스스로 배제했다. 표 20의 마지막 행이 나머지와 성격이 다르다는 점을 밝혀 둔다. 기술이 막은 것이 아니라 제품의 주장을 지키기 위해 선택지를 좁힌 것이다.</w:t>
+              <w:t>앞의 둘은 플랫폼이 정한 것이라 우회할 수 없고, 셋째는 저인프라 지역을 대상으로 하는 이상 받아들일 수 없으며, 넷째는 우리가 스스로 배제했다. 표 21의 마지막 행이 나머지와 성격이 다르다는 점을 밝혀 둔다. 기술이 막은 것이 아니라 제품의 주장을 지키기 위해 선택지를 좁힌 것이다.</w:t>
             </w:r>
           </w:p>
           <w:p>
@@ -14271,7 +14764,7 @@
                 <w:rFonts w:ascii="Times New Roman" w:hAnsi="Times New Roman" w:eastAsia="바탕"/>
                 <w:sz w:val="20"/>
               </w:rPr>
-              <w:t>표 20 의 셋째 행인 클라우드 브로커를 배제한 이유는 "양쪽 모두에 인터넷을 요구한다" 였다. 그것은 그 경로 하나에만 의존할 때 참인 문장이다. 위의 LAN 경로가 이미 완결되어 있으므로, 그 위에 인터넷 경로를 하나 더 얹는 것은 요구 조건을 늘리지 않는다.</w:t>
+              <w:t>표 21 의 셋째 행인 클라우드 브로커를 배제한 이유는 "양쪽 모두에 인터넷을 요구한다" 였다. 그것은 그 경로 하나에만 의존할 때 참인 문장이다. 위의 LAN 경로가 이미 완결되어 있으므로, 그 위에 인터넷 경로를 하나 더 얹는 것은 요구 조건을 늘리지 않는다.</w:t>
             </w:r>
           </w:p>
           <w:p>
@@ -14339,7 +14832,7 @@
                 <w:rFonts w:ascii="Times New Roman" w:hAnsi="Times New Roman" w:eastAsia="바탕"/>
                 <w:sz w:val="20"/>
               </w:rPr>
-              <w:t>이것은 의존이 아니라 통로 하나가 늘어난 것이다. 일정은 이미 기기의 SD 카드에 있고 시각은 DS3231 이 안다. 릴레이가 멎었든, 닿지 않든, 아예 설정되지 않았든 누구의 복용도 놓치지 않는다. 표 20 의 판단은 그대로 유효하다. 우리는 여전히 클라우드를 요구하지 않는다.</w:t>
+              <w:t>이것은 의존이 아니라 통로 하나가 늘어난 것이다. 일정은 이미 기기의 SD 카드에 있고 시각은 DS3231 이 안다. 릴레이가 멎었든, 닿지 않든, 아예 설정되지 않았든 누구의 복용도 놓치지 않는다. 표 21 의 판단은 그대로 유효하다. 우리는 여전히 클라우드를 요구하지 않는다.</w:t>
             </w:r>
           </w:p>
           <w:p>
@@ -14590,7 +15083,7 @@
                 <w:rFonts w:ascii="Times New Roman" w:hAnsi="Times New Roman" w:eastAsia="바탕"/>
                 <w:sz w:val="20"/>
               </w:rPr>
-              <w:t>[표 21] 판독이 100%를 유지한 마지막 지점 (지점당 16장)</w:t>
+              <w:t>[표 22] 판독이 100%를 유지한 마지막 지점 (지점당 16장)</w:t>
             </w:r>
           </w:p>
           <w:tbl>
@@ -15003,7 +15496,7 @@
                 <w:rFonts w:ascii="Times New Roman" w:hAnsi="Times New Roman" w:eastAsia="바탕"/>
                 <w:sz w:val="20"/>
               </w:rPr>
-              <w:t>읽어야 할 값은 표 21 의 왼쪽이 아니라 오른쪽 두 줄이 무엇인가다. 그림자와 밝기에 강한 것은 적응형 이진화가 국소적으로 문턱을 잡기 때문이고, JPEG 품질 8까지 견디는 것은 판독 대상이 미세한 무늬가 아니라 칠해진 면적이기 때문이다. 반대로 무너지는 둘은 성격이 다르다. 초점 흐림과 표시 채움은 버블의 경계 자체를 지운다. 채움 0.3 에서 절반이 틀리는 것은, 그 정도로 옅게 칠하면 칠한 것과 안 칠한 것의 차이가 종이의 얼룩보다 작아지기 때문이다.</w:t>
+              <w:t>읽어야 할 값은 표 22 의 왼쪽이 아니라 오른쪽 두 줄이 무엇인가다. 그림자와 밝기에 강한 것은 적응형 이진화가 국소적으로 문턱을 잡기 때문이고, JPEG 품질 8까지 견디는 것은 판독 대상이 미세한 무늬가 아니라 칠해진 면적이기 때문이다. 반대로 무너지는 둘은 성격이 다르다. 초점 흐림과 표시 채움은 버블의 경계 자체를 지운다. 채움 0.3 에서 절반이 틀리는 것은, 그 정도로 옅게 칠하면 칠한 것과 안 칠한 것의 차이가 종이의 얼룩보다 작아지기 때문이다.</w:t>
             </w:r>
           </w:p>
           <w:p>
@@ -15295,7 +15788,7 @@
                 <w:rFonts w:ascii="Times New Roman" w:hAnsi="Times New Roman" w:eastAsia="바탕"/>
                 <w:sz w:val="20"/>
               </w:rPr>
-              <w:t>[표 22] 개인정보 관련 설계</w:t>
+              <w:t>[표 23] 개인정보 관련 설계</w:t>
             </w:r>
           </w:p>
           <w:tbl>
@@ -15731,7 +16224,7 @@
                 <w:rFonts w:ascii="Times New Roman" w:hAnsi="Times New Roman" w:eastAsia="바탕"/>
                 <w:sz w:val="20"/>
               </w:rPr>
-              <w:t>[표 23] 저장소의 구성 (2026-07-29 기준)</w:t>
+              <w:t>[표 24] 저장소의 구성 (2026-07-29 기준)</w:t>
             </w:r>
           </w:p>
           <w:tbl>
@@ -16225,7 +16718,7 @@
                 <w:rFonts w:ascii="Times New Roman" w:hAnsi="Times New Roman" w:eastAsia="바탕"/>
                 <w:sz w:val="20"/>
               </w:rPr>
-              <w:t>[표 24] 세 갈래의 시험</w:t>
+              <w:t>[표 25] 세 갈래의 시험</w:t>
             </w:r>
           </w:p>
           <w:tbl>
@@ -16514,7 +17007,7 @@
                 <w:rFonts w:ascii="Times New Roman" w:hAnsi="Times New Roman" w:eastAsia="바탕"/>
                 <w:sz w:val="20"/>
               </w:rPr>
-              <w:t>한 가지 밝혀 둘 것이 있다. 본 프로젝트는 개발 전 과정에서 AI 코딩 도구를 사용했으며, 이를 숨기지 않는다. 도구가 만든 것을 그대로 둔 곳은 없다. 이 문서가 기록한 결함들, 이를테면 인용 37종 가운데 12종이 원문과 달랐던 것이나(§5.8), 형태소 검사기가 고리 넷을 "네 개" 로 통과시킨 것(§5.2)이 모두 사람이 다시 확인해 찾은 것이다. 도구를 썼다는 사실보다 그 결과를 어떻게 검증했는지가 이 저장소가 보여 주려는 것이다.</w:t>
+              <w:t>여기에도 조건이 붙는다. 본 프로젝트는 개발 전 과정에서 AI 코딩 도구를 사용했으며, 이를 숨기지 않는다. 도구가 만든 것을 그대로 둔 곳은 없다. 이 문서가 기록한 결함들, 이를테면 인용 37종 가운데 12종이 원문과 달랐던 것이나(§5.8), 형태소 검사기가 고리 넷을 "네 개" 로 통과시킨 것(§5.2)이 모두 사람이 다시 확인해 찾은 것이다. 도구를 썼다는 사실보다 그 결과를 어떻게 검증했는지가 이 저장소가 보여 주려는 것이다.</w:t>
             </w:r>
           </w:p>
         </w:tc>
@@ -16745,7 +17238,7 @@
                 <w:rFonts w:ascii="Times New Roman" w:hAnsi="Times New Roman" w:eastAsia="바탕"/>
                 <w:sz w:val="20"/>
               </w:rPr>
-              <w:t>설계 의도. 채점 결과가 참·거짓 하나가 아니라 항목별로 남는다는 것이 요점이다. "27/28" 이라는 수치만 남기면 무엇이 왜 실패했는지 알 수 없고, 다음에 고칠 곳도 알 수 없다. 실제로 §5.1 이 밝힌 실패 한 건이 어느 항목이었는지(</w:t>
+              <w:t>설계 의도. 채점 결과를 참·거짓 하나로 내지 않고 항목별로 남긴다. "27/28" 이라는 수치만 남기면 무엇이 왜 실패했는지 알 수 없고, 다음에 고칠 곳도 알 수 없다. 실제로 §5.1 이 밝힌 실패 한 건이 어느 항목이었는지(</w:t>
             </w:r>
             <w:r>
               <w:rPr>
@@ -16806,7 +17299,7 @@
                 <w:rFonts w:ascii="Times New Roman" w:hAnsi="Times New Roman" w:eastAsia="바탕"/>
                 <w:sz w:val="20"/>
               </w:rPr>
-              <w:t>[표 25] 형성 평가의 채점 항목</w:t>
+              <w:t>[표 26] 형성 평가의 채점 항목</w:t>
             </w:r>
           </w:p>
           <w:tbl>
@@ -17133,7 +17626,7 @@
                 <w:rFonts w:ascii="Times New Roman" w:hAnsi="Times New Roman" w:eastAsia="바탕"/>
                 <w:sz w:val="20"/>
               </w:rPr>
-              <w:t>[표 26] 형성 평가 결과</w:t>
+              <w:t>[표 27] 형성 평가 결과</w:t>
             </w:r>
           </w:p>
           <w:tbl>
@@ -17447,7 +17940,7 @@
                 <w:rFonts w:ascii="Times New Roman" w:hAnsi="Times New Roman" w:eastAsia="바탕"/>
                 <w:sz w:val="20"/>
               </w:rPr>
-              <w:t>[표 27] 픽토그램 검증의 두 관문</w:t>
+              <w:t>[표 28] 픽토그램 검증의 두 관문</w:t>
             </w:r>
           </w:p>
           <w:tbl>
@@ -17871,7 +18364,7 @@
                 <w:rFonts w:ascii="Times New Roman" w:hAnsi="Times New Roman" w:eastAsia="바탕"/>
                 <w:sz w:val="20"/>
               </w:rPr>
-              <w:t>[표 28] 형태소 78종의 의미 검사 결과</w:t>
+              <w:t>[표 29] 형태소 78종의 의미 검사 결과</w:t>
             </w:r>
           </w:p>
           <w:tbl>
@@ -18080,7 +18573,7 @@
                 <w:rFonts w:ascii="Times New Roman" w:hAnsi="Times New Roman" w:eastAsia="바탕"/>
                 <w:sz w:val="20"/>
               </w:rPr>
-              <w:t>[표 29] 재작업으로 개선된 형태소</w:t>
+              <w:t>[표 30] 재작업으로 개선된 형태소</w:t>
             </w:r>
           </w:p>
           <w:tbl>
@@ -18537,7 +19030,7 @@
                 <w:rFonts w:ascii="Times New Roman" w:hAnsi="Times New Roman" w:eastAsia="바탕"/>
                 <w:sz w:val="20"/>
               </w:rPr>
-              <w:t>[표 30] 개선하지 못한 형태소와 그 이유</w:t>
+              <w:t>[표 31] 개선하지 못한 형태소와 그 이유</w:t>
             </w:r>
           </w:p>
           <w:tbl>
@@ -19068,6 +19561,32 @@
           </w:p>
           <w:p>
             <w:pPr>
+              <w:spacing w:after="80" w:line="276" w:lineRule="auto"/>
+              <w:jc w:val="both"/>
+            </w:pPr>
+            <w:r>
+              <w:rPr>
+                <w:rFonts w:ascii="Times New Roman" w:hAnsi="Times New Roman" w:eastAsia="바탕"/>
+                <w:sz w:val="20"/>
+              </w:rPr>
+              <w:t>셋째, 채점하는 쪽과 채점받는 쪽이 같은 종류의 실패를 공유할 수 있다. 시각 언어 모델은 세상의 그림을 학습해 만들어졌으므로, 널리 쓰이는 관습적 표현일수록 잘 알아본다. 그런데 그 관습이 바로 문화권에 따라 달라지는 것이고(표 6), 우리가 걱정하는 것도 그 부분이다. 즉 이 검사는 "흔한 관습을 따랐는가" 를 재는 데는 강하고 "이 관습을 모르는 사람에게도 통하는가" 를 재는 데는 약하다. 검사를 통과한 54종이 몰도바 고령 사용자에게 그대로 통한다는 보장이 여기서 나오지 않는다.</w:t>
+            </w:r>
+          </w:p>
+          <w:p>
+            <w:pPr>
+              <w:spacing w:after="80" w:line="276" w:lineRule="auto"/>
+              <w:jc w:val="both"/>
+            </w:pPr>
+            <w:r>
+              <w:rPr>
+                <w:rFonts w:ascii="Times New Roman" w:hAnsi="Times New Roman" w:eastAsia="바탕"/>
+                <w:sz w:val="20"/>
+              </w:rPr>
+              <w:t>이 셋을 합치면 §5.2 의 절차가 무엇인지가 분명해진다. 사람에게 묻기 전에 명백한 오독을 걸러 내는 체이지, 사람에게 묻는 일을 대신하는 것이 아니다. 실제로 걸러 낸 24종은 사람에게 보였더라면 시험 시간을 쓰고 같은 답을 받았을 것들이다.</w:t>
+            </w:r>
+          </w:p>
+          <w:p>
+            <w:pPr>
               <w:spacing w:before="180" w:after="40"/>
             </w:pPr>
             <w:r>
@@ -19116,7 +19635,7 @@
                 <w:rFonts w:ascii="Times New Roman" w:hAnsi="Times New Roman" w:eastAsia="바탕"/>
                 <w:sz w:val="20"/>
               </w:rPr>
-              <w:t>[표 31] 영양 추정 모델의 항목별 오차 (n = 507)</w:t>
+              <w:t>[표 32] 영양 추정 모델의 항목별 오차 (n = 507)</w:t>
             </w:r>
           </w:p>
           <w:tbl>
@@ -19749,7 +20268,7 @@
                 <w:rFonts w:ascii="Times New Roman" w:hAnsi="Times New Roman" w:eastAsia="바탕"/>
                 <w:sz w:val="20"/>
               </w:rPr>
-              <w:t>[표 32] float32 와 int8 의 비교</w:t>
+              <w:t>[표 33] float32 와 int8 의 비교</w:t>
             </w:r>
           </w:p>
           <w:tbl>
@@ -20017,7 +20536,7 @@
                 <w:rFonts w:ascii="Times New Roman" w:hAnsi="Times New Roman" w:eastAsia="바탕"/>
                 <w:sz w:val="20"/>
               </w:rPr>
-              <w:t>[표 33] 오프라인 동작 확인</w:t>
+              <w:t>[표 34] 오프라인 동작 확인</w:t>
             </w:r>
           </w:p>
           <w:tbl>
@@ -20192,7 +20711,7 @@
                 <w:rFonts w:ascii="Times New Roman" w:hAnsi="Times New Roman" w:eastAsia="바탕"/>
                 <w:sz w:val="20"/>
               </w:rPr>
-              <w:t>무엇이 살아남고 무엇이 살아남지 않는지를 밝혀 둔다. 통신이 끊긴 상태에서 처방전과 영양성분표는 그대로 읽힌다. 글자 인식과 서식 해석이 전부 기기 안에서 돌기 때문이다 (§3.3). 음식 사진 추정은 절반만 산다. 기기 안의 영양 추정 모델은 캐시에서 돌지만 그것이 무엇인지를 판별하는 시각 모형이 서버에 있으므로, 값은 나오되 품목을 알아보지 못한 것으로 처리되어 주의로 표시된다. 픽토그램은 정적 목록에 있는 것은 나오고 새로 합성해야 하는 것은 나오지 않는다.</w:t>
+              <w:t>통신이 끊겼을 때 무엇이 살아남고 무엇이 살아남지 않는지는 이렇게 갈린다. 통신이 끊긴 상태에서 처방전과 영양성분표는 그대로 읽힌다. 글자 인식과 서식 해석이 전부 기기 안에서 돌기 때문이다 (§3.3). 음식 사진 추정은 절반만 산다. 기기 안의 영양 추정 모델은 캐시에서 돌지만 그것이 무엇인지를 판별하는 시각 모형이 서버에 있으므로, 값은 나오되 품목을 알아보지 못한 것으로 처리되어 주의로 표시된다. 픽토그램은 정적 목록에 있는 것은 나오고 새로 합성해야 하는 것은 나오지 않는다.</w:t>
             </w:r>
           </w:p>
           <w:p>
@@ -20244,7 +20763,7 @@
                 <w:rFonts w:ascii="Times New Roman" w:hAnsi="Times New Roman" w:eastAsia="바탕"/>
                 <w:sz w:val="20"/>
               </w:rPr>
-              <w:t>[표 34] SDG 3 세부 목표와의 대응</w:t>
+              <w:t>[표 35] SDG 3 세부 목표와의 대응</w:t>
             </w:r>
           </w:p>
           <w:tbl>
@@ -20430,6 +20949,32 @@
                 <w:rFonts w:ascii="Times New Roman" w:hAnsi="Times New Roman" w:eastAsia="바탕"/>
                 <w:sz w:val="20"/>
               </w:rPr>
+              <w:t>3.4 와의 연결은 §1.5 에서 서술한 미진단 인구를 거쳐 간다. 전 세계 당뇨 성인 5억 8,900만 명 가운데 43%가 자신이 당뇨임을 모르며, 이들은 조건을 묻는 화면에서 "아니오" 를 고른다. SnapCare 가 조건을 세 갈래로 나누어 묻는 것(§2.5)이 이 지점에 대한 대응이다. 진단명을 모르는 사람도 겪은 것은 답할 수 있고, 그 답에서 기준을 좁힌다. 비감염성 질환의 관리가 진료실이 아니라 매일의 식사에서 이루어진다는 점을 생각하면, 진단명을 요구하지 않는 것이 곧 관리 대상을 넓히는 일이다.</w:t>
+            </w:r>
+          </w:p>
+          <w:p>
+            <w:pPr>
+              <w:spacing w:after="80" w:line="276" w:lineRule="auto"/>
+              <w:jc w:val="both"/>
+            </w:pPr>
+            <w:r>
+              <w:rPr>
+                <w:rFonts w:ascii="Times New Roman" w:hAnsi="Times New Roman" w:eastAsia="바탕"/>
+                <w:sz w:val="20"/>
+              </w:rPr>
+              <w:t>3.8 과의 연결은 인력 격차에서 나온다. §1.4 에서 인용한 대로 의사 밀도는 지역에 따라 열세 배 넘게 벌어져 있고, 진료 시간이 짧아지면 가장 먼저 줄어드는 것이 복약 설명이다. 보편적 건강보장은 대체로 진료와 약값에 닿을 수 있는가로 측정되지만, 약을 손에 넣고도 그 지시를 읽지 못하면 보장은 거기서 끊긴다. SnapCare 가 줄이려는 것은 진료 이후에 남는 이 격차이며, 그것은 문해력에 따라 갈리는 격차다.</w:t>
+            </w:r>
+          </w:p>
+          <w:p>
+            <w:pPr>
+              <w:spacing w:after="80" w:line="276" w:lineRule="auto"/>
+              <w:jc w:val="both"/>
+            </w:pPr>
+            <w:r>
+              <w:rPr>
+                <w:rFonts w:ascii="Times New Roman" w:hAnsi="Times New Roman" w:eastAsia="바탕"/>
+                <w:sz w:val="20"/>
+              </w:rPr>
               <w:t xml:space="preserve">특히 3.d 와의 연결이 직접적이다. 104개국에서 보고된 실험실 확인 감염 2,300만 건 이상을 분석한 결과, 2023년 세균 감염 여섯 건 중 한 건이 항생제에 내성을 보였다. 2018년부터 2023년까지 감시 대상 병원체·항생제 조합의 40% 이상에서 내성이 상승했고, 연평균 상승률은 5~15% 였다 (WHO GLASS, 2025). 2019년 기준 세균 내성에 직접 기인한 사망은 127만 명으로 HIV/AIDS 나 말라리아보다 많았다 (Murray et al., 2022). 증상이 가시면 항생제를 중단하는 것이 내성의 주요 인적 경로다. 그리고 그것이 소수의 행동이 아니다. 12개국 9,772명을 조사한 결과 </w:t>
             </w:r>
             <w:r>
@@ -20633,7 +21178,7 @@
                 <w:rFonts w:ascii="Times New Roman" w:hAnsi="Times New Roman" w:eastAsia="바탕"/>
                 <w:sz w:val="20"/>
               </w:rPr>
-              <w:t>[표 35] 대회 이후 계획</w:t>
+              <w:t>[표 36] 대회 이후 계획</w:t>
             </w:r>
           </w:p>
           <w:tbl>

--- a/docs/proposal/SnapCare_H1_Final_Proposal_KO.docx
+++ b/docs/proposal/SnapCare_H1_Final_Proposal_KO.docx
@@ -3752,6 +3752,47 @@
                 <w:rFonts w:ascii="Times New Roman" w:hAnsi="Times New Roman" w:eastAsia="바탕"/>
                 <w:sz w:val="20"/>
               </w:rPr>
+              <w:t xml:space="preserve">지시가 전달된 뒤에도 남는 간극이 있다. 만성 질환자의 복약 순응도는 선진국에서 평균 50%이며 개발도상국에서는 그보다 낮다 (World Health Organization, </w:t>
+            </w:r>
+            <w:r>
+              <w:rPr>
+                <w:rFonts w:ascii="Times New Roman" w:hAnsi="Times New Roman" w:eastAsia="바탕"/>
+                <w:i/>
+                <w:sz w:val="20"/>
+              </w:rPr>
+              <w:t>Adherence to long-term therapies: evidence for action</w:t>
+            </w:r>
+            <w:r>
+              <w:rPr>
+                <w:rFonts w:ascii="Times New Roman" w:hAnsi="Times New Roman" w:eastAsia="바탕"/>
+                <w:sz w:val="20"/>
+              </w:rPr>
+              <w:t>, 2003). 이 수치는 글을 읽을 수 있고 진단도 받은 사람들을 포함해 잰 것이므로, 문해력만 해결하면 되는 문제가 아니라는 뜻이기도 하다.</w:t>
+            </w:r>
+          </w:p>
+          <w:p>
+            <w:pPr>
+              <w:spacing w:after="80" w:line="276" w:lineRule="auto"/>
+              <w:jc w:val="both"/>
+            </w:pPr>
+            <w:r>
+              <w:rPr>
+                <w:rFonts w:ascii="Times New Roman" w:hAnsi="Times New Roman" w:eastAsia="바탕"/>
+                <w:sz w:val="20"/>
+              </w:rPr>
+              <w:t>본 연구가 이 절반을 전부 상대한다고 주장하지는 않는다. 순응을 떨어뜨리는 요인은 여럿이고 그중에는 약값과 부작용처럼 앱이 손댈 수 없는 것이 많다. 다만 그 여럿 가운데 "지시를 읽지 못해서" 는 앱이 손댈 수 있는 종류이며, 읽지 못하는 사람에게는 그것이 첫 번째 요인이다. 순서상 먼저 해결되어야 나머지 요인을 따질 수 있다.</w:t>
+            </w:r>
+          </w:p>
+          <w:p>
+            <w:pPr>
+              <w:spacing w:after="80" w:line="276" w:lineRule="auto"/>
+              <w:jc w:val="both"/>
+            </w:pPr>
+            <w:r>
+              <w:rPr>
+                <w:rFonts w:ascii="Times New Roman" w:hAnsi="Times New Roman" w:eastAsia="바탕"/>
+                <w:sz w:val="20"/>
+              </w:rPr>
               <w:t>이 간극은 문제가 인식되지 않았기 때문이 아니다. 국가 정책과 의료 체계가 닿을 수 있는 범위가 진료실과 약국까지이며, 환자가 집에서 약봉지를 여는 순간은 그 범위 밖에 있기 때문이다. SnapCare 가 개입하는 지점이 정확히 그 마지막 한 걸음이다.</w:t>
             </w:r>
           </w:p>
@@ -3934,6 +3975,47 @@
                 <w:sz w:val="20"/>
               </w:rPr>
               <w:t xml:space="preserve"> 다. 이들은 병원에 가서 이름을 얻은 적이 없으므로, "당뇨가 있으십니까" 라는 질문에 아니라고 답한다. 그리고 그 답을 받은 앱은 그들에게 당뇨를 고려하지 않은 판정을 내놓는다.</w:t>
+            </w:r>
+          </w:p>
+          <w:p>
+            <w:pPr>
+              <w:spacing w:after="80" w:line="276" w:lineRule="auto"/>
+              <w:jc w:val="both"/>
+            </w:pPr>
+            <w:r>
+              <w:rPr>
+                <w:rFonts w:ascii="Times New Roman" w:hAnsi="Times New Roman" w:eastAsia="바탕"/>
+                <w:sz w:val="20"/>
+              </w:rPr>
+              <w:t xml:space="preserve">고혈압에서 같은 값이 다시 나온다. 2024년 기준 30~79세 성인 14억 명이 고혈압을 가지고 있는데(이 연령대의 33%), 그중 6억 명인 44%가 자신에게 고혈압이 있다는 것을 모른다. 진단과 치료를 함께 받는 사람은 6억 3,000만 명(44%)이고, 혈압이 실제로 조절되는 사람은 3억 2,000만 명(23%)에 그친다 (World Health Organization, </w:t>
+            </w:r>
+            <w:r>
+              <w:rPr>
+                <w:rFonts w:ascii="Times New Roman" w:hAnsi="Times New Roman" w:eastAsia="바탕"/>
+                <w:i/>
+                <w:sz w:val="20"/>
+              </w:rPr>
+              <w:t>Hypertension</w:t>
+            </w:r>
+            <w:r>
+              <w:rPr>
+                <w:rFonts w:ascii="Times New Roman" w:hAnsi="Times New Roman" w:eastAsia="바탕"/>
+                <w:sz w:val="20"/>
+              </w:rPr>
+              <w:t xml:space="preserve"> fact sheet, 2024년 추정).</w:t>
+            </w:r>
+          </w:p>
+          <w:p>
+            <w:pPr>
+              <w:spacing w:after="80" w:line="276" w:lineRule="auto"/>
+              <w:jc w:val="both"/>
+            </w:pPr>
+            <w:r>
+              <w:rPr>
+                <w:rFonts w:ascii="Times New Roman" w:hAnsi="Times New Roman" w:eastAsia="바탕"/>
+                <w:sz w:val="20"/>
+              </w:rPr>
+              <w:t>두 질환에서 43%와 44%가 나온 것은 우연이 아니다. 진단은 검사에 닿을 수 있는 사람에게만 붙는 이름이고, 검사에 닿지 못하는 조건은 문해력이 낮은 조건과 대체로 겹친다. 조건을 진단명으로 묻는 화면은 이 두 집단을 같은 방식으로 놓친다.</w:t>
             </w:r>
           </w:p>
           <w:p>
@@ -4282,6 +4364,47 @@
                 <w:sz w:val="18"/>
               </w:rPr>
               <w:t xml:space="preserve"> 연령대별 스마트폰 보유율 (미국, 2025). 65세 이상과 50세 미만의 격차는 19%p 로, 이 문제를 "기기 보급" 으로 설명하기에는 이미 좁다. 남은 격차는 화면 쪽에 있다.</w:t>
+            </w:r>
+          </w:p>
+          <w:p>
+            <w:pPr>
+              <w:spacing w:after="80" w:line="276" w:lineRule="auto"/>
+              <w:jc w:val="both"/>
+            </w:pPr>
+            <w:r>
+              <w:rPr>
+                <w:rFonts w:ascii="Times New Roman" w:hAnsi="Times New Roman" w:eastAsia="바탕"/>
+                <w:sz w:val="20"/>
+              </w:rPr>
+              <w:t xml:space="preserve">다만 기기가 있다는 것과 인터넷에 닿는다는 것은 다른 말이다. 2024년 기준 55억 명이 인터넷을 쓰지만(세계 인구의 68%), 26억 명은 여전히 쓰지 않는다. 세계 인구의 32%, 세 명 중 한 명이다 (International Telecommunication Union, </w:t>
+            </w:r>
+            <w:r>
+              <w:rPr>
+                <w:rFonts w:ascii="Times New Roman" w:hAnsi="Times New Roman" w:eastAsia="바탕"/>
+                <w:i/>
+                <w:sz w:val="20"/>
+              </w:rPr>
+              <w:t>Measuring digital development: Facts and Figures 2024</w:t>
+            </w:r>
+            <w:r>
+              <w:rPr>
+                <w:rFonts w:ascii="Times New Roman" w:hAnsi="Times New Roman" w:eastAsia="바탕"/>
+                <w:sz w:val="20"/>
+              </w:rPr>
+              <w:t>, 2024).</w:t>
+            </w:r>
+          </w:p>
+          <w:p>
+            <w:pPr>
+              <w:spacing w:after="80" w:line="276" w:lineRule="auto"/>
+              <w:jc w:val="both"/>
+            </w:pPr>
+            <w:r>
+              <w:rPr>
+                <w:rFonts w:ascii="Times New Roman" w:hAnsi="Times New Roman" w:eastAsia="바탕"/>
+                <w:sz w:val="20"/>
+              </w:rPr>
+              <w:t>이 26억이 SnapCare 의 설계를 한 곳에서 갈랐다. 손에 든 기기에서 판정이 나야 하고, 서버에 물어야만 답이 나오는 구조라면 이들에게는 앱이 없는 것과 같다. §4.5 와 §5.6 에서 서술하는 오프라인 동작은 그래서 편의 기능이 아니라 전제다. 문해율이 낮은 지역과 인터넷을 쓰지 않는 지역은 대체로 같은 곳이므로, 이 앱은 두 조건이 겹치는 자리에서 동작해야 한다.</w:t>
             </w:r>
           </w:p>
           <w:p>
@@ -12837,7 +12960,7 @@
                 <w:rFonts w:ascii="Times New Roman" w:hAnsi="Times New Roman" w:eastAsia="바탕"/>
                 <w:sz w:val="20"/>
               </w:rPr>
-              <w:t xml:space="preserve">마지막 줄이 SIGIL 이 이 자리에서 하는 일이다. 회피 판정은 그림을 빨갛게 칠하는 것이 아니라 그림 자체를 </w:t>
+              <w:t xml:space="preserve">마지막 줄이 SIGIL 의 몫이다. 회피 판정은 그림을 빨갛게 칠하는 것이 아니라 그림 자체를 </w:t>
             </w:r>
             <w:r>
               <w:rPr>
@@ -15509,7 +15632,7 @@
                 <w:rFonts w:ascii="Times New Roman" w:hAnsi="Times New Roman" w:eastAsia="바탕"/>
                 <w:sz w:val="20"/>
               </w:rPr>
-              <w:t>여기서 나오는 실무적 지시는 두 가지다. 칠할 때는 칸을 절반 이상 채울 것, 그리고 찍을 때 초점을 맞출 것. 나머지는 걱정하지 않아도 된다. 어둡든, 그림자가 지든, 화질이 나쁘든 상관없다. 종이 서식과 함께 인쇄되는 안내에 이 둘만 적은 이유가 여기 있다.</w:t>
+              <w:t>여기서 나오는 실무적 지시는 두 가지다. 칠할 때는 칸을 절반 이상 채울 것, 그리고 찍을 때 초점을 맞출 것. 나머지는 걱정하지 않아도 된다. 어둡든, 그림자가 지든, 화질이 나쁘든 상관없다. 종이 서식과 함께 인쇄되는 안내에 이 둘만 적은 것도 그래서다.</w:t>
             </w:r>
           </w:p>
           <w:p>
@@ -20962,7 +21085,7 @@
                 <w:rFonts w:ascii="Times New Roman" w:hAnsi="Times New Roman" w:eastAsia="바탕"/>
                 <w:sz w:val="20"/>
               </w:rPr>
-              <w:t>3.8 과의 연결은 인력 격차에서 나온다. §1.4 에서 인용한 대로 의사 밀도는 지역에 따라 열세 배 넘게 벌어져 있고, 진료 시간이 짧아지면 가장 먼저 줄어드는 것이 복약 설명이다. 보편적 건강보장은 대체로 진료와 약값에 닿을 수 있는가로 측정되지만, 약을 손에 넣고도 그 지시를 읽지 못하면 보장은 거기서 끊긴다. SnapCare 가 줄이려는 것은 진료 이후에 남는 이 격차이며, 그것은 문해력에 따라 갈리는 격차다.</w:t>
+              <w:t>3.8 과의 연결은 인력 격차에서 나온다. §1.4 에서 인용한 대로 의사 밀도는 지역에 따라 열세 배 넘게 벌어져 있고, 진료 시간이 짧아지면 가장 먼저 줄어드는 것이 복약 설명이다. 보편적 건강보장은 대체로 진료와 약값에 닿을 수 있는가로 측정되지만, 약을 손에 넣고도 그 지시를 읽지 못하면 보장은 거기서 끊긴다. §1.4 에서 인용한 순응도 50%가 그 끊긴 자리의 크기다. 약이 처방되고 조제되어 손에 들어간 뒤에 절반이 사라지는 것이므로, 앞 단계에 아무리 투자해도 이 단계를 그대로 두면 그만큼이 새어 나간다. SnapCare 가 줄이려는 것은 진료 이후에 남는 이 격차이며, 그것은 문해력에 따라 갈리는 격차다.</w:t>
             </w:r>
           </w:p>
           <w:p>
@@ -21032,7 +21155,7 @@
                 <w:rFonts w:ascii="Times New Roman" w:hAnsi="Times New Roman" w:eastAsia="바탕"/>
                 <w:sz w:val="20"/>
               </w:rPr>
-              <w:t xml:space="preserve"> 형태소가 겨냥하는 것이 정확히 그 자리다. 다만 그림 하나로 믿음이 바뀌지는 않으며, 이 형태소가 하는 일은 기간이 전달되게 하는 것까지다.</w:t>
+              <w:t xml:space="preserve"> 형태소가 겨냥하는 것이 그 지점이다. 다만 그림 하나로 믿음이 바뀌지는 않으며, 이 형태소가 하는 일은 기간이 전달되게 하는 것까지다.</w:t>
             </w:r>
           </w:p>
           <w:p>
@@ -21469,7 +21592,7 @@
                 <w:rFonts w:ascii="Times New Roman" w:hAnsi="Times New Roman" w:eastAsia="바탕"/>
                 <w:sz w:val="20"/>
               </w:rPr>
-              <w:t xml:space="preserve">집계는 두 갈래로 나눈다. 단순 오답과 반대 뜻 오답을 따로 센다. ANSI Z535.3 이 85% 정답률과 함께 치명적 혼동 5% 이하를 요구하는 이유가 여기 있고, 복약 지시에서는 후자가 더 중요하다. </w:t>
+              <w:t xml:space="preserve">집계는 두 갈래로 나눈다. 단순 오답과 반대 뜻 오답을 따로 센다. ANSI Z535.3 이 85% 정답률과 함께 치명적 혼동 5% 이하를 요구하는 것도 같은 판단에서 나왔다. 복약 지시에서는 후자가 더 중요하다. </w:t>
             </w:r>
             <w:r>
               <w:rPr>

--- a/docs/proposal/SnapCare_H1_Final_Proposal_KO.docx
+++ b/docs/proposal/SnapCare_H1_Final_Proposal_KO.docx
@@ -851,46 +851,7 @@
                 <w:rFonts w:ascii="Times New Roman" w:hAnsi="Times New Roman" w:eastAsia="바탕"/>
                 <w:sz w:val="20"/>
               </w:rPr>
-              <w:t>SnapCare 는 처방전·영양성분표·의약품·음식을 사진 한 장으로 찍으면 그림과 음성과 색 하나로 답하는 웹 앱으로, 글을 읽지 못하거나 읽기 어려운 사람이 스스로 약을 먹고 음식을 고를 수 있게 하는 것을 목적으로 한다. 대상은 저문해 성인과 고령자이며, 이들은 처방전을 받는 순간부터 그 내용에 접근하지 못해 복약 오류·치료 실패·항생제 내성에 노출된다. 앱은 자체 개발한 두 엔진, 픽토그램을 문법으로 합성하는 SIGIL(형태소 78종)과 음성 지시를 재구성하는 VOCA 를 통해 화면 어디에서도 글을 읽거나 입력할 것을 요구하지 않으며, 판정은 기기 안에서 이루어져 인터넷 없이도 동작한다.</w:t>
-            </w:r>
-          </w:p>
-          <w:p>
-            <w:pPr>
-              <w:spacing w:after="80" w:line="276" w:lineRule="auto"/>
-              <w:jc w:val="both"/>
-            </w:pPr>
-            <w:r>
-              <w:rPr>
-                <w:rFonts w:ascii="Times New Roman" w:hAnsi="Times New Roman" w:eastAsia="바탕"/>
-                <w:sz w:val="20"/>
-              </w:rPr>
-              <w:t>이 문제의 크기는 다음과 같다. 전 세계 성인 7억 3,900만 명이 기초 문해 능력을 갖추지 못했고, 성인 문해율이 28%인 나라가 있다. 그러나 이것은 특정 지역의 문제로 좁혀지지 않는다. 문해력을 직접 측정하면 선진 31개국에서도 성인의 18%가 가장 기초적인 수준에 미치지 못하며, 약으로 인한 위해의 상당 부분이 병원 안이 아니라 환자가 집에서 약을 꺼내 드는 순간에 일어난다. SnapCare 는 그 마지막 한 걸음에 개입한다.</w:t>
-            </w:r>
-          </w:p>
-          <w:p>
-            <w:pPr>
-              <w:spacing w:after="80" w:line="276" w:lineRule="auto"/>
-              <w:jc w:val="both"/>
-            </w:pPr>
-            <w:r>
-              <w:rPr>
-                <w:rFonts w:ascii="Times New Roman" w:hAnsi="Times New Roman" w:eastAsia="바탕"/>
-                <w:sz w:val="20"/>
-              </w:rPr>
-              <w:t>기존 접근과 갈리는 지점은 두 가지다. 첫째, 픽토그램을 미리 그려 둔 목록에서 고르지 않고 문법으로 합성한다. 가장 널리 쓰이는 표준인 미국약전 세트는 81종이 고정되어 있고 라이선스가 조합을 금지하므로, "하루 세 번, 식후, 냉장 보관" 같은 하나의 지시를 하나의 그림으로 만들 수 없다. SIGIL 은 형태소 78종과 연산자 다섯 개로 이것을 합성한다. 둘째, 만든 그림이 실제로 읽히는지를 배포 전에 자동으로 잰다. 그림은 만들었다고 읽히는 것이 아니며, 잘못 읽힌 그림은 그림이 없는 것보다 나쁘다.</w:t>
-            </w:r>
-          </w:p>
-          <w:p>
-            <w:pPr>
-              <w:spacing w:after="80" w:line="276" w:lineRule="auto"/>
-              <w:jc w:val="both"/>
-            </w:pPr>
-            <w:r>
-              <w:rPr>
-                <w:rFonts w:ascii="Times New Roman" w:hAnsi="Times New Roman" w:eastAsia="바탕"/>
-                <w:sz w:val="20"/>
-              </w:rPr>
-              <w:t>측정한 것과 측정하지 않은 것을 함께 밝힌다. 표본 처방전과 사용자 조건을 조합한 28회 시행에서 여섯 항목이 모두 전달된 경우가 수정 전 0건에서 27건이 되었고(§5.1), 형태소 78종을 배포 전에 검사해 54종이 의도대로, 24종이 다르게 읽히는 것을 찾아 고쳤으며(§5.2), 영양 추정 모델을 Nutrition5k 공식 테스트 507접시로 직접 채점해 평균 오차 26.75%를 얻었다(§5.5). 이 셋은 모두 정보가 화면에 도달하는지를 잰 것이며, 그것이 사람에게 읽히는지는 아직 사람에게 묻지 않았다(§5.8).</w:t>
+              <w:t>SnapCare 는 처방전·영양성분표·의약품·음식을 사진 한 장으로 찍으면 그림과 음성과 색 하나로 답하는 웹 앱으로, 글을 읽지 못하거나 읽기 어려운 저문해 성인과 고령자가 스스로 약을 먹고 음식을 고를 수 있게 하는 것을 목적으로 한다. 전 세계 성인 7억 3,900만 명이 기초 문해 능력을 갖추지 못했고 선진 31개국에서도 성인의 18%가 가장 기초적인 수준에 미치지 못하는데, 이들은 처방전을 받는 순간부터 그 내용에 접근하지 못해 복약 오류·치료 실패·항생제 내성에 노출된다. 앱은 자체 개발한 두 엔진, 픽토그램을 문법으로 합성하는 SIGIL(형태소 78종)과 음성 지시를 재구성하는 VOCA 를 통해 화면 어디에서도 글을 읽거나 입력할 것을 요구하지 않으며, 판정은 사용자의 나이와 조건에서 기준치를 유도해 기기 안에서 이루어지므로 인터넷 없이도 동작한다.</w:t>
             </w:r>
           </w:p>
         </w:tc>

--- a/docs/proposal/SnapCare_H1_Final_Proposal_KO.docx
+++ b/docs/proposal/SnapCare_H1_Final_Proposal_KO.docx
@@ -2158,7 +2158,7 @@
                 <w:rFonts w:ascii="Times New Roman" w:hAnsi="Times New Roman" w:eastAsia="바탕"/>
                 <w:sz w:val="20"/>
               </w:rPr>
-              <w:t>이 분포가 말하는 것은 대상을 좁혀야 한다는 것이 아니라, 필요가 가장 큰 지점이 어디인지다. SnapCare 는 읽기를 요구하지 않는 앱이므로 글을 읽을 수 있는 사람도 그대로 쓸 수 있고, 실제로 처방 지시를 놓치는 것은 문해력과 무관하게 일어난다 (§1.3). 다만 같은 앱이 어디에서 가장 큰 차이를 만드는지를 묻는다면 이런 격차가 있는 곳이며, 그것이 현지 평가를 계획에 넣은 이유다 (§5.9).</w:t>
+              <w:t>이 분포가 말하는 것은 대상을 좁혀야 한다는 것이 아니라, 필요가 가장 큰 지점이 어디인지다. SnapCare 는 읽기를 요구하지 않는 앱이므로 글을 읽을 수 있는 사람도 그대로 쓸 수 있고, 실제로 처방 지시를 놓치는 것은 문해력과 무관하게 일어난다 (§1.3). 다만 같은 앱이 어디에서 가장 큰 차이를 만드는지를 묻는다면 이런 격차가 있는 곳이며, 그것이 현지 평가를 계획에 넣은 이유다 (§5.10).</w:t>
             </w:r>
           </w:p>
           <w:p>
@@ -3283,7 +3283,7 @@
                 <w:rFonts w:ascii="Times New Roman" w:hAnsi="Times New Roman" w:eastAsia="바탕"/>
                 <w:sz w:val="20"/>
               </w:rPr>
-              <w:t>여기에 단서를 하나 달아야 한다. 이 분포는 조제하는 쪽에서 난 오류이지 환자가 집에서 저지르는 오류가 아니다. 두 단계를 같은 것으로 취급할 수는 없다. 그럼에도 이 수치를 근거로 삼는 것은, 조제 단계에서 이 셋이 자주 어긋난다는 사실이 그 셋이 전달 과정에서 잃어버리기 쉬운 정보라는 뜻이기 때문이다. 훈련받은 약사가 관리된 환경에서도 이 셋을 놓친다면, 같은 정보를 문자로만 건네받은 환자가 놓치지 않으리라고 볼 이유는 없다. 환자 단계의 분포를 직접 잰 자료는 우리가 찾지 못했으며, 이는 §5.8 에 남긴 미검증 항목에 해당한다.</w:t>
+              <w:t>여기에 단서를 하나 달아야 한다. 이 분포는 조제하는 쪽에서 난 오류이지 환자가 집에서 저지르는 오류가 아니다. 두 단계를 같은 것으로 취급할 수는 없다. 그럼에도 이 수치를 근거로 삼는 것은, 조제 단계에서 이 셋이 자주 어긋난다는 사실이 그 셋이 전달 과정에서 잃어버리기 쉬운 정보라는 뜻이기 때문이다. 훈련받은 약사가 관리된 환경에서도 이 셋을 놓친다면, 같은 정보를 문자로만 건네받은 환자가 놓치지 않으리라고 볼 이유는 없다. 환자 단계의 분포를 직접 잰 자료는 우리가 찾지 못했으며, 이는 §5.9 에 남긴 미검증 항목에 해당한다.</w:t>
             </w:r>
           </w:p>
           <w:p>
@@ -4606,7 +4606,7 @@
                 <w:rFonts w:ascii="Times New Roman" w:hAnsi="Times New Roman" w:eastAsia="바탕"/>
                 <w:sz w:val="20"/>
               </w:rPr>
-              <w:t>이며, 그 관계를 몰도바 현지에서 확인하는 것은 §5.8 의 현지 평가에 속한다.</w:t>
+              <w:t>이며, 그 관계를 몰도바 현지에서 확인하는 것은 §5.9 의 현지 평가에 속한다.</w:t>
             </w:r>
           </w:p>
           <w:p>
@@ -5568,7 +5568,7 @@
                 <w:rFonts w:ascii="Times New Roman" w:hAnsi="Times New Roman" w:eastAsia="바탕"/>
                 <w:sz w:val="20"/>
               </w:rPr>
-              <w:t>이 차이가 실제로 드러나는 자리가 앱이 만들지 못한 개념을 기록으로 남기는 부분이다 (§5.9 의 4단계). 고정 목록에서는 없는 그림을 만나면 그것으로 끝이지만, 문법에서는 무엇이 부족했는지가 형태소 단위로 남으므로 다음에 무엇을 추가할지가 정해진다.</w:t>
+              <w:t>이 차이가 실제로 드러나는 자리가 앱이 만들지 못한 개념을 기록으로 남기는 부분이다 (§5.10 의 4단계). 고정 목록에서는 없는 그림을 만나면 그것으로 끝이지만, 문법에서는 무엇이 부족했는지가 형태소 단위로 남으므로 다음에 무엇을 추가할지가 정해진다.</w:t>
             </w:r>
           </w:p>
           <w:p>
@@ -7221,7 +7221,7 @@
                 <w:rFonts w:ascii="Times New Roman" w:hAnsi="Times New Roman" w:eastAsia="바탕"/>
                 <w:sz w:val="20"/>
               </w:rPr>
-              <w:t xml:space="preserve"> 표시와 §5.9 의 확장 경로에서 다룬다.</w:t>
+              <w:t xml:space="preserve"> 표시와 §5.10 의 확장 경로에서 다룬다.</w:t>
             </w:r>
           </w:p>
           <w:p>
@@ -9852,7 +9852,7 @@
                 <w:rFonts w:ascii="Times New Roman" w:hAnsi="Times New Roman" w:eastAsia="바탕"/>
                 <w:sz w:val="20"/>
               </w:rPr>
-              <w:t>다만 짚어 둘 것이 있다. 이 흐름이 짧은 것은 설계의 결과이면서 동시에 제약이기도 하다. 선택지를 없앤 만큼 사용자가 앱에게 알려 줄 수 있는 것도 없어졌다. 무엇을 찍었는지 사용자가 고르지 않으므로 앱이 잘못 분류하면 바로잡을 방법이 화면에 없고, 다시 찍는 것이 유일한 수단이다. §5.8 에서 이 점을 미검증 항목으로 남겨 두었다.</w:t>
+              <w:t>다만 짚어 둘 것이 있다. 이 흐름이 짧은 것은 설계의 결과이면서 동시에 제약이기도 하다. 선택지를 없앤 만큼 사용자가 앱에게 알려 줄 수 있는 것도 없어졌다. 무엇을 찍었는지 사용자가 고르지 않으므로 앱이 잘못 분류하면 바로잡을 방법이 화면에 없고, 다시 찍는 것이 유일한 수단이다. §5.9 에서 이 점을 미검증 항목으로 남겨 두었다.</w:t>
             </w:r>
           </w:p>
           <w:p>
@@ -17091,7 +17091,7 @@
                 <w:rFonts w:ascii="Times New Roman" w:hAnsi="Times New Roman" w:eastAsia="바탕"/>
                 <w:sz w:val="20"/>
               </w:rPr>
-              <w:t>여기에도 조건이 붙는다. 본 프로젝트는 개발 전 과정에서 AI 코딩 도구를 사용했으며, 이를 숨기지 않는다. 도구가 만든 것을 그대로 둔 곳은 없다. 이 문서가 기록한 결함들, 이를테면 인용 37종 가운데 12종이 원문과 달랐던 것이나(§5.8), 형태소 검사기가 고리 넷을 "네 개" 로 통과시킨 것(§5.2)이 모두 사람이 다시 확인해 찾은 것이다. 도구를 썼다는 사실보다 그 결과를 어떻게 검증했는지가 이 저장소가 보여 주려는 것이다.</w:t>
+              <w:t>여기에도 조건이 붙는다. 본 프로젝트는 개발 전 과정에서 AI 코딩 도구를 사용했으며, 이를 숨기지 않는다. 도구가 만든 것을 그대로 둔 곳은 없다. 이 문서가 기록한 결함들, 이를테면 인용 37종 가운데 12종이 원문과 달랐던 것이나(§5.9), 형태소 검사기가 고리 넷을 "네 개" 로 통과시킨 것(§5.2)이 모두 사람이 다시 확인해 찾은 것이다. 도구를 썼다는 사실보다 그 결과를 어떻게 검증했는지가 이 저장소가 보여 주려는 것이다.</w:t>
             </w:r>
           </w:p>
         </w:tc>
@@ -20808,7 +20808,7 @@
                 <w:rFonts w:ascii="Times New Roman" w:hAnsi="Times New Roman" w:eastAsia="바탕"/>
                 <w:sz w:val="20"/>
               </w:rPr>
-              <w:t>이 구분이 §4.5 에서 서술한 경계와 일치한다. 급한 것부터 기기 안에 두었고, 그래서 통신이 끊겼을 때 먼저 죽는 것은 가장 덜 급한 경로다. 다만 이 확인은 개발자 도구로 통신을 끊어 본 것이지 실제 저대역폭 환경에서 잰 것이 아니다. 통신이 아예 없는 경우와 느린 경우는 다르게 실패하며, 뒤의 것은 아직 재지 않았다 (§5.8).</w:t>
+              <w:t>이 구분이 §4.5 에서 서술한 경계와 일치한다. 급한 것부터 기기 안에 두었고, 그래서 통신이 끊겼을 때 먼저 죽는 것은 가장 덜 급한 경로다. 다만 이 확인은 개발자 도구로 통신을 끊어 본 것이지 실제 저대역폭 환경에서 잰 것이 아니다. 통신이 아예 없는 경우와 느린 경우는 다르게 실패하며, 뒤의 것은 아직 재지 않았다 (§5.9).</w:t>
             </w:r>
           </w:p>
           <w:p>
@@ -20821,33 +20821,2757 @@
                 <w:b/>
                 <w:sz w:val="23"/>
               </w:rPr>
-              <w:t>5.7 SDG 3 에 대한 기여</w:t>
-            </w:r>
-          </w:p>
-          <w:p>
-            <w:pPr>
-              <w:spacing w:after="80" w:line="276" w:lineRule="auto"/>
-              <w:jc w:val="both"/>
-            </w:pPr>
-            <w:r>
-              <w:rPr>
-                <w:rFonts w:ascii="Times New Roman" w:hAnsi="Times New Roman" w:eastAsia="바탕"/>
-                <w:sz w:val="20"/>
-              </w:rPr>
-              <w:t>SnapCare 가 개입하는 지점은 §1.4 에서 서술한 마지막 한 걸음 이다. 진료와 조제까지는 의료 체계가 담당하지만, 환자가 집에서 약봉지를 여는 순간부터는 본인의 판독 능력에 맡겨진다.</w:t>
-            </w:r>
-          </w:p>
-          <w:p>
-            <w:pPr>
-              <w:spacing w:after="80" w:line="276" w:lineRule="auto"/>
-              <w:jc w:val="both"/>
-            </w:pPr>
-            <w:r>
-              <w:rPr>
-                <w:rFonts w:ascii="Times New Roman" w:hAnsi="Times New Roman" w:eastAsia="바탕"/>
-                <w:sz w:val="20"/>
-              </w:rPr>
-              <w:t>[표 35] SDG 3 세부 목표와의 대응</w:t>
+              <w:t>5.7 전문가 의견 조사</w:t>
+            </w:r>
+          </w:p>
+          <w:p>
+            <w:pPr>
+              <w:spacing w:after="80" w:line="276" w:lineRule="auto"/>
+              <w:jc w:val="both"/>
+            </w:pPr>
+            <w:r>
+              <w:rPr>
+                <w:rFonts w:ascii="Times New Roman" w:hAnsi="Times New Roman" w:eastAsia="바탕"/>
+                <w:sz w:val="20"/>
+              </w:rPr>
+              <w:t xml:space="preserve">§5.4 에서 밝힌 대로 앞선 측정은 모두 기계가 기계를 채점한 것이다. 그래서 사람에게 물었다. 다만 물은 상대는 저문해 환자가 아니라 그 환자를 매일 상대하는 사람들이다. 이 구분이 중요하므로 먼저 적어 둔다. </w:t>
+            </w:r>
+            <w:r>
+              <w:rPr>
+                <w:rFonts w:ascii="Times New Roman" w:hAnsi="Times New Roman" w:eastAsia="바탕"/>
+                <w:b/>
+                <w:sz w:val="20"/>
+              </w:rPr>
+              <w:t>이 조사는 §5.9 의 이해도 시험을 대신하지 않는다.</w:t>
+            </w:r>
+            <w:r>
+              <w:rPr>
+                <w:rFonts w:ascii="Times New Roman" w:hAnsi="Times New Roman" w:eastAsia="바탕"/>
+                <w:sz w:val="20"/>
+              </w:rPr>
+              <w:t xml:space="preserve"> 전문가가 "환자가 읽을 수 있을 것 같다" 고 답한 것은 환자가 실제로 읽었다는 뜻이 아니다.</w:t>
+            </w:r>
+          </w:p>
+          <w:p>
+            <w:pPr>
+              <w:spacing w:before="120" w:after="20"/>
+            </w:pPr>
+            <w:r>
+              <w:rPr>
+                <w:rFonts w:ascii="Times New Roman" w:hAnsi="Times New Roman" w:eastAsia="바탕"/>
+                <w:b/>
+                <w:sz w:val="21"/>
+              </w:rPr>
+              <w:t>어떻게 물었는가</w:t>
+            </w:r>
+          </w:p>
+          <w:p>
+            <w:pPr>
+              <w:spacing w:after="80" w:line="276" w:lineRule="auto"/>
+              <w:jc w:val="both"/>
+            </w:pPr>
+            <w:r>
+              <w:rPr>
+                <w:rFonts w:ascii="Times New Roman" w:hAnsi="Times New Roman" w:eastAsia="바탕"/>
+                <w:sz w:val="20"/>
+              </w:rPr>
+              <w:t>여덟 영역으로 나누어 병렬로 명단을 만들었다. 국내 약학대학, 국내 간호·보건, 국내 HCI·디자인, 국내 문해교육·특수교육, 해외 의약품 픽토그램 연구자, 해외 약학, 해외 HCI·접근성, 국제기구다. 항목마다 출처 URL 을 함께 적었고(599개, 고유 296개), 주소를 찾지 못한 사람은 지어내지 않고 별도 구간에 남겨 발송에서 뺐다. 최종 1,103명이며 국내 327명, 해외 776명이다.</w:t>
+            </w:r>
+          </w:p>
+          <w:p>
+            <w:pPr>
+              <w:spacing w:after="80" w:line="276" w:lineRule="auto"/>
+              <w:jc w:val="both"/>
+            </w:pPr>
+            <w:r>
+              <w:rPr>
+                <w:rFonts w:ascii="Times New Roman" w:hAnsi="Times New Roman" w:eastAsia="바탕"/>
+                <w:sz w:val="20"/>
+              </w:rPr>
+              <w:t>2026년 7월 31일 04시 48분부터 07시 50분까지 182분에 걸쳐 한 통씩 따로 보냈다. 단체 메일이나 숨은참조를 쓰지 않은 것은 명단 규칙상 주소가 서로에게 노출되어서는 안 되기 때문이다. 거부된 주소는 없었다.</w:t>
+            </w:r>
+          </w:p>
+          <w:p>
+            <w:pPr>
+              <w:spacing w:after="80" w:line="276" w:lineRule="auto"/>
+              <w:jc w:val="both"/>
+            </w:pPr>
+            <w:r>
+              <w:rPr>
+                <w:rFonts w:ascii="Times New Roman" w:hAnsi="Times New Roman" w:eastAsia="바탕"/>
+                <w:sz w:val="20"/>
+              </w:rPr>
+              <w:t>설문은 세 화면이다. 동의, 우리가 만든 것을 보여 주는 화면, 그리고 응답자가 고른 분야의 문항이다. 둘째 화면에 표본 처방전 두 장과 그것을 엔진에 통과시킨 결과를 나란히 놓았다. 여기 실린 DSL 은 사람이 적은 것이 아니라 엔진의 실제 출력이다. 처음에는 사람이 적었는데 그렇게 하니 다섯 줄이 나왔고, 같은 처방전을 엔진에 넣으니 열 줄이 나왔다. 완주·금주·임신 금지·수유 주의가 손으로 적을 때 빠져 있었다. 보여주고 싶은 것만 보여주게 되는 것이다.</w:t>
+            </w:r>
+          </w:p>
+          <w:p>
+            <w:pPr>
+              <w:spacing w:after="80" w:line="276" w:lineRule="auto"/>
+              <w:jc w:val="both"/>
+            </w:pPr>
+            <w:r>
+              <w:rPr>
+                <w:rFonts w:ascii="Times New Roman" w:hAnsi="Times New Roman" w:eastAsia="바탕"/>
+                <w:sz w:val="20"/>
+              </w:rPr>
+              <w:t>선택지에는 우리에게 불리한 답을 반드시 남겼다. "놓을 자리가 없다", "근본적으로 어긋난다", "검증이 없다는 것" 이 그것이다. 그 답이 나오는 것이 대회가 끝난 뒤에 아는 것보다 낫다고 판단했다.</w:t>
+            </w:r>
+          </w:p>
+          <w:p>
+            <w:pPr>
+              <w:spacing w:after="80" w:line="276" w:lineRule="auto"/>
+              <w:jc w:val="both"/>
+            </w:pPr>
+            <w:r>
+              <w:rPr>
+                <w:rFonts w:ascii="Times New Roman" w:hAnsi="Times New Roman" w:eastAsia="바탕"/>
+                <w:sz w:val="20"/>
+              </w:rPr>
+              <w:t>형태소 이해도 시험은 설문에서 뺐다. 교수가 우리 픽토그램을 읽어 낸다고 해서 저문해 환자가 읽어 낸다는 뜻이 되지 않으며, 그 숫자를 ISO 67% 충족으로 적으면 사실과 다른 말이 된다.</w:t>
+            </w:r>
+          </w:p>
+          <w:p>
+            <w:pPr>
+              <w:spacing w:before="120" w:after="20"/>
+            </w:pPr>
+            <w:r>
+              <w:rPr>
+                <w:rFonts w:ascii="Times New Roman" w:hAnsi="Times New Roman" w:eastAsia="바탕"/>
+                <w:b/>
+                <w:sz w:val="21"/>
+              </w:rPr>
+              <w:t>누가 답했는가</w:t>
+            </w:r>
+          </w:p>
+          <w:p>
+            <w:pPr>
+              <w:spacing w:after="80" w:line="276" w:lineRule="auto"/>
+              <w:jc w:val="both"/>
+            </w:pPr>
+            <w:r>
+              <w:rPr>
+                <w:rFonts w:ascii="Times New Roman" w:hAnsi="Times New Roman" w:eastAsia="바탕"/>
+                <w:sz w:val="20"/>
+              </w:rPr>
+              <w:t>2026년 8월 2일 기준 34명이 답했다. 발송 대비 3.1% 이며, 자유 서술 93건이 함께 왔다.</w:t>
+            </w:r>
+          </w:p>
+          <w:p>
+            <w:pPr>
+              <w:spacing w:after="80" w:line="276" w:lineRule="auto"/>
+              <w:jc w:val="both"/>
+            </w:pPr>
+            <w:r>
+              <w:rPr>
+                <w:rFonts w:ascii="Times New Roman" w:hAnsi="Times New Roman" w:eastAsia="바탕"/>
+                <w:sz w:val="20"/>
+              </w:rPr>
+              <w:t>[표 35] 응답자 구성 (n = 34)</w:t>
+            </w:r>
+          </w:p>
+          <w:tbl>
+            <w:tblPr>
+              <w:tblW w:type="auto" w:w="0"/>
+              <w:jc w:val="center"/>
+              <w:tblLook w:firstColumn="1" w:firstRow="1" w:lastColumn="0" w:lastRow="0" w:noHBand="0" w:noVBand="1" w:val="04A0"/>
+              <w:tblBorders>
+                <w:top w:val="single" w:sz="4" w:color="BFBFBF"/>
+                <w:left w:val="single" w:sz="4" w:color="BFBFBF"/>
+                <w:bottom w:val="single" w:sz="4" w:color="BFBFBF"/>
+                <w:right w:val="single" w:sz="4" w:color="BFBFBF"/>
+                <w:insideH w:val="single" w:sz="4" w:color="BFBFBF"/>
+                <w:insideV w:val="single" w:sz="4" w:color="BFBFBF"/>
+              </w:tblBorders>
+            </w:tblPr>
+            <w:tblGrid>
+              <w:gridCol w:w="2429"/>
+              <w:gridCol w:w="2429"/>
+              <w:gridCol w:w="2429"/>
+              <w:gridCol w:w="2429"/>
+            </w:tblGrid>
+            <w:tr>
+              <w:tc>
+                <w:tcPr>
+                  <w:tcW w:type="dxa" w:w="2429"/>
+                  <w:shd w:val="clear" w:fill="F2F2F2"/>
+                </w:tcPr>
+                <w:p>
+                  <w:r>
+                    <w:rPr>
+                      <w:rFonts w:ascii="Times New Roman" w:hAnsi="Times New Roman" w:eastAsia="바탕"/>
+                      <w:b/>
+                      <w:sz w:val="18"/>
+                    </w:rPr>
+                    <w:t>분야</w:t>
+                  </w:r>
+                </w:p>
+              </w:tc>
+              <w:tc>
+                <w:tcPr>
+                  <w:tcW w:type="dxa" w:w="2429"/>
+                  <w:shd w:val="clear" w:fill="F2F2F2"/>
+                </w:tcPr>
+                <w:p>
+                  <w:r>
+                    <w:rPr>
+                      <w:rFonts w:ascii="Times New Roman" w:hAnsi="Times New Roman" w:eastAsia="바탕"/>
+                      <w:b/>
+                      <w:sz w:val="18"/>
+                    </w:rPr>
+                    <w:t>응답</w:t>
+                  </w:r>
+                </w:p>
+              </w:tc>
+              <w:tc>
+                <w:tcPr>
+                  <w:tcW w:type="dxa" w:w="2429"/>
+                  <w:shd w:val="clear" w:fill="F2F2F2"/>
+                </w:tcPr>
+                <w:p>
+                  <w:r>
+                    <w:rPr>
+                      <w:rFonts w:ascii="Times New Roman" w:hAnsi="Times New Roman" w:eastAsia="바탕"/>
+                      <w:b/>
+                      <w:sz w:val="18"/>
+                    </w:rPr>
+                    <w:t>분야</w:t>
+                  </w:r>
+                </w:p>
+              </w:tc>
+              <w:tc>
+                <w:tcPr>
+                  <w:tcW w:type="dxa" w:w="2429"/>
+                  <w:shd w:val="clear" w:fill="F2F2F2"/>
+                </w:tcPr>
+                <w:p>
+                  <w:r>
+                    <w:rPr>
+                      <w:rFonts w:ascii="Times New Roman" w:hAnsi="Times New Roman" w:eastAsia="바탕"/>
+                      <w:b/>
+                      <w:sz w:val="18"/>
+                    </w:rPr>
+                    <w:t>응답</w:t>
+                  </w:r>
+                </w:p>
+              </w:tc>
+            </w:tr>
+            <w:tr>
+              <w:tc>
+                <w:tcPr>
+                  <w:tcW w:type="dxa" w:w="2429"/>
+                </w:tcPr>
+                <w:p>
+                  <w:r>
+                    <w:rPr>
+                      <w:rFonts w:ascii="Times New Roman" w:hAnsi="Times New Roman" w:eastAsia="바탕"/>
+                      <w:sz w:val="18"/>
+                    </w:rPr>
+                    <w:t>약국·복약지도 실무</w:t>
+                  </w:r>
+                </w:p>
+              </w:tc>
+              <w:tc>
+                <w:tcPr>
+                  <w:tcW w:type="dxa" w:w="2429"/>
+                </w:tcPr>
+                <w:p>
+                  <w:r>
+                    <w:rPr>
+                      <w:rFonts w:ascii="Times New Roman" w:hAnsi="Times New Roman" w:eastAsia="바탕"/>
+                      <w:sz w:val="18"/>
+                    </w:rPr>
+                    <w:t>11</w:t>
+                  </w:r>
+                </w:p>
+              </w:tc>
+              <w:tc>
+                <w:tcPr>
+                  <w:tcW w:type="dxa" w:w="2429"/>
+                </w:tcPr>
+                <w:p>
+                  <w:r>
+                    <w:rPr>
+                      <w:rFonts w:ascii="Times New Roman" w:hAnsi="Times New Roman" w:eastAsia="바탕"/>
+                      <w:sz w:val="18"/>
+                    </w:rPr>
+                    <w:t>HCI·디자인</w:t>
+                  </w:r>
+                </w:p>
+              </w:tc>
+              <w:tc>
+                <w:tcPr>
+                  <w:tcW w:type="dxa" w:w="2429"/>
+                </w:tcPr>
+                <w:p>
+                  <w:r>
+                    <w:rPr>
+                      <w:rFonts w:ascii="Times New Roman" w:hAnsi="Times New Roman" w:eastAsia="바탕"/>
+                      <w:sz w:val="18"/>
+                    </w:rPr>
+                    <w:t>2</w:t>
+                  </w:r>
+                </w:p>
+              </w:tc>
+            </w:tr>
+            <w:tr>
+              <w:tc>
+                <w:tcPr>
+                  <w:tcW w:type="dxa" w:w="2429"/>
+                </w:tcPr>
+                <w:p>
+                  <w:r>
+                    <w:rPr>
+                      <w:rFonts w:ascii="Times New Roman" w:hAnsi="Times New Roman" w:eastAsia="바탕"/>
+                      <w:sz w:val="18"/>
+                    </w:rPr>
+                    <w:t>간호·보건</w:t>
+                  </w:r>
+                </w:p>
+              </w:tc>
+              <w:tc>
+                <w:tcPr>
+                  <w:tcW w:type="dxa" w:w="2429"/>
+                </w:tcPr>
+                <w:p>
+                  <w:r>
+                    <w:rPr>
+                      <w:rFonts w:ascii="Times New Roman" w:hAnsi="Times New Roman" w:eastAsia="바탕"/>
+                      <w:sz w:val="18"/>
+                    </w:rPr>
+                    <w:t>9</w:t>
+                  </w:r>
+                </w:p>
+              </w:tc>
+              <w:tc>
+                <w:tcPr>
+                  <w:tcW w:type="dxa" w:w="2429"/>
+                </w:tcPr>
+                <w:p>
+                  <w:r>
+                    <w:rPr>
+                      <w:rFonts w:ascii="Times New Roman" w:hAnsi="Times New Roman" w:eastAsia="바탕"/>
+                      <w:sz w:val="18"/>
+                    </w:rPr>
+                    <w:t>성인문해교육</w:t>
+                  </w:r>
+                </w:p>
+              </w:tc>
+              <w:tc>
+                <w:tcPr>
+                  <w:tcW w:type="dxa" w:w="2429"/>
+                </w:tcPr>
+                <w:p>
+                  <w:r>
+                    <w:rPr>
+                      <w:rFonts w:ascii="Times New Roman" w:hAnsi="Times New Roman" w:eastAsia="바탕"/>
+                      <w:sz w:val="18"/>
+                    </w:rPr>
+                    <w:t>1</w:t>
+                  </w:r>
+                </w:p>
+              </w:tc>
+            </w:tr>
+            <w:tr>
+              <w:tc>
+                <w:tcPr>
+                  <w:tcW w:type="dxa" w:w="2429"/>
+                </w:tcPr>
+                <w:p>
+                  <w:r>
+                    <w:rPr>
+                      <w:rFonts w:ascii="Times New Roman" w:hAnsi="Times New Roman" w:eastAsia="바탕"/>
+                      <w:sz w:val="18"/>
+                    </w:rPr>
+                    <w:t>그 밖</w:t>
+                  </w:r>
+                </w:p>
+              </w:tc>
+              <w:tc>
+                <w:tcPr>
+                  <w:tcW w:type="dxa" w:w="2429"/>
+                </w:tcPr>
+                <w:p>
+                  <w:r>
+                    <w:rPr>
+                      <w:rFonts w:ascii="Times New Roman" w:hAnsi="Times New Roman" w:eastAsia="바탕"/>
+                      <w:sz w:val="18"/>
+                    </w:rPr>
+                    <w:t>9</w:t>
+                  </w:r>
+                </w:p>
+              </w:tc>
+              <w:tc>
+                <w:tcPr>
+                  <w:tcW w:type="dxa" w:w="2429"/>
+                </w:tcPr>
+                <w:p>
+                  <w:r>
+                    <w:rPr>
+                      <w:rFonts w:ascii="Times New Roman" w:hAnsi="Times New Roman" w:eastAsia="바탕"/>
+                      <w:sz w:val="18"/>
+                    </w:rPr>
+                    <w:t>AAC·특수교육</w:t>
+                  </w:r>
+                </w:p>
+              </w:tc>
+              <w:tc>
+                <w:tcPr>
+                  <w:tcW w:type="dxa" w:w="2429"/>
+                </w:tcPr>
+                <w:p>
+                  <w:r>
+                    <w:rPr>
+                      <w:rFonts w:ascii="Times New Roman" w:hAnsi="Times New Roman" w:eastAsia="바탕"/>
+                      <w:sz w:val="18"/>
+                    </w:rPr>
+                    <w:t>1</w:t>
+                  </w:r>
+                </w:p>
+              </w:tc>
+            </w:tr>
+            <w:tr>
+              <w:tc>
+                <w:tcPr>
+                  <w:tcW w:type="dxa" w:w="2429"/>
+                </w:tcPr>
+                <w:p/>
+              </w:tc>
+              <w:tc>
+                <w:tcPr>
+                  <w:tcW w:type="dxa" w:w="2429"/>
+                </w:tcPr>
+                <w:p/>
+              </w:tc>
+              <w:tc>
+                <w:tcPr>
+                  <w:tcW w:type="dxa" w:w="2429"/>
+                </w:tcPr>
+                <w:p>
+                  <w:r>
+                    <w:rPr>
+                      <w:rFonts w:ascii="Times New Roman" w:hAnsi="Times New Roman" w:eastAsia="바탕"/>
+                      <w:sz w:val="18"/>
+                    </w:rPr>
+                    <w:t>산업 실무</w:t>
+                  </w:r>
+                </w:p>
+              </w:tc>
+              <w:tc>
+                <w:tcPr>
+                  <w:tcW w:type="dxa" w:w="2429"/>
+                </w:tcPr>
+                <w:p>
+                  <w:r>
+                    <w:rPr>
+                      <w:rFonts w:ascii="Times New Roman" w:hAnsi="Times New Roman" w:eastAsia="바탕"/>
+                      <w:sz w:val="18"/>
+                    </w:rPr>
+                    <w:t>1</w:t>
+                  </w:r>
+                </w:p>
+              </w:tc>
+            </w:tr>
+          </w:tbl>
+          <w:p/>
+          <w:p>
+            <w:pPr>
+              <w:spacing w:after="120"/>
+            </w:pPr>
+          </w:p>
+          <w:p>
+            <w:pPr>
+              <w:spacing w:after="80" w:line="276" w:lineRule="auto"/>
+              <w:jc w:val="both"/>
+            </w:pPr>
+            <w:r>
+              <w:rPr>
+                <w:rFonts w:ascii="Times New Roman" w:hAnsi="Times New Roman" w:eastAsia="바탕"/>
+                <w:sz w:val="20"/>
+              </w:rPr>
+              <w:t>한국 16명을 포함해 다섯 대륙 19개국에서 왔다. 응답자 전원이 실명과 소속을 밝히는 인용에 동의했으므로 아래에 그대로 적는다.</w:t>
+            </w:r>
+          </w:p>
+          <w:p>
+            <w:pPr>
+              <w:spacing w:after="80" w:line="276" w:lineRule="auto"/>
+              <w:jc w:val="both"/>
+            </w:pPr>
+            <w:r>
+              <w:rPr>
+                <w:rFonts w:ascii="Times New Roman" w:hAnsi="Times New Roman" w:eastAsia="바탕"/>
+                <w:sz w:val="20"/>
+              </w:rPr>
+              <w:t>[표 36] 응답자 34명 (전원이 실명·소속 인용에 동의했다)</w:t>
+            </w:r>
+          </w:p>
+          <w:tbl>
+            <w:tblPr>
+              <w:tblW w:type="auto" w:w="0"/>
+              <w:jc w:val="center"/>
+              <w:tblLook w:firstColumn="1" w:firstRow="1" w:lastColumn="0" w:lastRow="0" w:noHBand="0" w:noVBand="1" w:val="04A0"/>
+              <w:tblBorders>
+                <w:top w:val="single" w:sz="4" w:color="BFBFBF"/>
+                <w:left w:val="single" w:sz="4" w:color="BFBFBF"/>
+                <w:bottom w:val="single" w:sz="4" w:color="BFBFBF"/>
+                <w:right w:val="single" w:sz="4" w:color="BFBFBF"/>
+                <w:insideH w:val="single" w:sz="4" w:color="BFBFBF"/>
+                <w:insideV w:val="single" w:sz="4" w:color="BFBFBF"/>
+              </w:tblBorders>
+            </w:tblPr>
+            <w:tblGrid>
+              <w:gridCol w:w="2429"/>
+              <w:gridCol w:w="2429"/>
+              <w:gridCol w:w="2429"/>
+              <w:gridCol w:w="2429"/>
+            </w:tblGrid>
+            <w:tr>
+              <w:tc>
+                <w:tcPr>
+                  <w:tcW w:type="dxa" w:w="2429"/>
+                  <w:shd w:val="clear" w:fill="F2F2F2"/>
+                </w:tcPr>
+                <w:p>
+                  <w:r>
+                    <w:rPr>
+                      <w:rFonts w:ascii="Times New Roman" w:hAnsi="Times New Roman" w:eastAsia="바탕"/>
+                      <w:b/>
+                      <w:sz w:val="18"/>
+                    </w:rPr>
+                    <w:t>성함</w:t>
+                  </w:r>
+                </w:p>
+              </w:tc>
+              <w:tc>
+                <w:tcPr>
+                  <w:tcW w:type="dxa" w:w="2429"/>
+                  <w:shd w:val="clear" w:fill="F2F2F2"/>
+                </w:tcPr>
+                <w:p>
+                  <w:r>
+                    <w:rPr>
+                      <w:rFonts w:ascii="Times New Roman" w:hAnsi="Times New Roman" w:eastAsia="바탕"/>
+                      <w:b/>
+                      <w:sz w:val="18"/>
+                    </w:rPr>
+                    <w:t>직함</w:t>
+                  </w:r>
+                </w:p>
+              </w:tc>
+              <w:tc>
+                <w:tcPr>
+                  <w:tcW w:type="dxa" w:w="2429"/>
+                  <w:shd w:val="clear" w:fill="F2F2F2"/>
+                </w:tcPr>
+                <w:p>
+                  <w:r>
+                    <w:rPr>
+                      <w:rFonts w:ascii="Times New Roman" w:hAnsi="Times New Roman" w:eastAsia="바탕"/>
+                      <w:b/>
+                      <w:sz w:val="18"/>
+                    </w:rPr>
+                    <w:t>소속</w:t>
+                  </w:r>
+                </w:p>
+              </w:tc>
+              <w:tc>
+                <w:tcPr>
+                  <w:tcW w:type="dxa" w:w="2429"/>
+                  <w:shd w:val="clear" w:fill="F2F2F2"/>
+                </w:tcPr>
+                <w:p>
+                  <w:r>
+                    <w:rPr>
+                      <w:rFonts w:ascii="Times New Roman" w:hAnsi="Times New Roman" w:eastAsia="바탕"/>
+                      <w:b/>
+                      <w:sz w:val="18"/>
+                    </w:rPr>
+                    <w:t>국가</w:t>
+                  </w:r>
+                </w:p>
+              </w:tc>
+            </w:tr>
+            <w:tr>
+              <w:tc>
+                <w:tcPr>
+                  <w:tcW w:type="dxa" w:w="2429"/>
+                </w:tcPr>
+                <w:p>
+                  <w:r>
+                    <w:rPr>
+                      <w:rFonts w:ascii="Times New Roman" w:hAnsi="Times New Roman" w:eastAsia="바탕"/>
+                      <w:b/>
+                      <w:sz w:val="18"/>
+                    </w:rPr>
+                    <w:t>약국·복약지도 실무 (11명)</w:t>
+                  </w:r>
+                </w:p>
+              </w:tc>
+              <w:tc>
+                <w:tcPr>
+                  <w:tcW w:type="dxa" w:w="2429"/>
+                </w:tcPr>
+                <w:p/>
+              </w:tc>
+              <w:tc>
+                <w:tcPr>
+                  <w:tcW w:type="dxa" w:w="2429"/>
+                </w:tcPr>
+                <w:p/>
+              </w:tc>
+              <w:tc>
+                <w:tcPr>
+                  <w:tcW w:type="dxa" w:w="2429"/>
+                </w:tcPr>
+                <w:p/>
+              </w:tc>
+            </w:tr>
+            <w:tr>
+              <w:tc>
+                <w:tcPr>
+                  <w:tcW w:type="dxa" w:w="2429"/>
+                </w:tcPr>
+                <w:p>
+                  <w:r>
+                    <w:rPr>
+                      <w:rFonts w:ascii="Times New Roman" w:hAnsi="Times New Roman" w:eastAsia="바탕"/>
+                      <w:sz w:val="18"/>
+                    </w:rPr>
+                    <w:t>윤휘열</w:t>
+                  </w:r>
+                </w:p>
+              </w:tc>
+              <w:tc>
+                <w:tcPr>
+                  <w:tcW w:type="dxa" w:w="2429"/>
+                </w:tcPr>
+                <w:p>
+                  <w:r>
+                    <w:rPr>
+                      <w:rFonts w:ascii="Times New Roman" w:hAnsi="Times New Roman" w:eastAsia="바탕"/>
+                      <w:sz w:val="18"/>
+                    </w:rPr>
+                    <w:t>교수</w:t>
+                  </w:r>
+                </w:p>
+              </w:tc>
+              <w:tc>
+                <w:tcPr>
+                  <w:tcW w:type="dxa" w:w="2429"/>
+                </w:tcPr>
+                <w:p>
+                  <w:r>
+                    <w:rPr>
+                      <w:rFonts w:ascii="Times New Roman" w:hAnsi="Times New Roman" w:eastAsia="바탕"/>
+                      <w:sz w:val="18"/>
+                    </w:rPr>
+                    <w:t>충남대학교 약학대학</w:t>
+                  </w:r>
+                </w:p>
+              </w:tc>
+              <w:tc>
+                <w:tcPr>
+                  <w:tcW w:type="dxa" w:w="2429"/>
+                </w:tcPr>
+                <w:p>
+                  <w:r>
+                    <w:rPr>
+                      <w:rFonts w:ascii="Times New Roman" w:hAnsi="Times New Roman" w:eastAsia="바탕"/>
+                      <w:sz w:val="18"/>
+                    </w:rPr>
+                    <w:t>대한민국</w:t>
+                  </w:r>
+                </w:p>
+              </w:tc>
+            </w:tr>
+            <w:tr>
+              <w:tc>
+                <w:tcPr>
+                  <w:tcW w:type="dxa" w:w="2429"/>
+                </w:tcPr>
+                <w:p>
+                  <w:r>
+                    <w:rPr>
+                      <w:rFonts w:ascii="Times New Roman" w:hAnsi="Times New Roman" w:eastAsia="바탕"/>
+                      <w:sz w:val="18"/>
+                    </w:rPr>
+                    <w:t>이소영</w:t>
+                  </w:r>
+                </w:p>
+              </w:tc>
+              <w:tc>
+                <w:tcPr>
+                  <w:tcW w:type="dxa" w:w="2429"/>
+                </w:tcPr>
+                <w:p>
+                  <w:r>
+                    <w:rPr>
+                      <w:rFonts w:ascii="Times New Roman" w:hAnsi="Times New Roman" w:eastAsia="바탕"/>
+                      <w:sz w:val="18"/>
+                    </w:rPr>
+                    <w:t>교수·약사</w:t>
+                  </w:r>
+                </w:p>
+              </w:tc>
+              <w:tc>
+                <w:tcPr>
+                  <w:tcW w:type="dxa" w:w="2429"/>
+                </w:tcPr>
+                <w:p>
+                  <w:r>
+                    <w:rPr>
+                      <w:rFonts w:ascii="Times New Roman" w:hAnsi="Times New Roman" w:eastAsia="바탕"/>
+                      <w:sz w:val="18"/>
+                    </w:rPr>
+                    <w:t>충남대학교</w:t>
+                  </w:r>
+                </w:p>
+              </w:tc>
+              <w:tc>
+                <w:tcPr>
+                  <w:tcW w:type="dxa" w:w="2429"/>
+                </w:tcPr>
+                <w:p>
+                  <w:r>
+                    <w:rPr>
+                      <w:rFonts w:ascii="Times New Roman" w:hAnsi="Times New Roman" w:eastAsia="바탕"/>
+                      <w:sz w:val="18"/>
+                    </w:rPr>
+                    <w:t>대한민국</w:t>
+                  </w:r>
+                </w:p>
+              </w:tc>
+            </w:tr>
+            <w:tr>
+              <w:tc>
+                <w:tcPr>
+                  <w:tcW w:type="dxa" w:w="2429"/>
+                </w:tcPr>
+                <w:p>
+                  <w:r>
+                    <w:rPr>
+                      <w:rFonts w:ascii="Times New Roman" w:hAnsi="Times New Roman" w:eastAsia="바탕"/>
+                      <w:sz w:val="18"/>
+                    </w:rPr>
+                    <w:t>하동문</w:t>
+                  </w:r>
+                </w:p>
+              </w:tc>
+              <w:tc>
+                <w:tcPr>
+                  <w:tcW w:type="dxa" w:w="2429"/>
+                </w:tcPr>
+                <w:p>
+                  <w:r>
+                    <w:rPr>
+                      <w:rFonts w:ascii="Times New Roman" w:hAnsi="Times New Roman" w:eastAsia="바탕"/>
+                      <w:sz w:val="18"/>
+                    </w:rPr>
+                    <w:t>교수</w:t>
+                  </w:r>
+                </w:p>
+              </w:tc>
+              <w:tc>
+                <w:tcPr>
+                  <w:tcW w:type="dxa" w:w="2429"/>
+                </w:tcPr>
+                <w:p>
+                  <w:r>
+                    <w:rPr>
+                      <w:rFonts w:ascii="Times New Roman" w:hAnsi="Times New Roman" w:eastAsia="바탕"/>
+                      <w:sz w:val="18"/>
+                    </w:rPr>
+                    <w:t>국립목포대학교</w:t>
+                  </w:r>
+                </w:p>
+              </w:tc>
+              <w:tc>
+                <w:tcPr>
+                  <w:tcW w:type="dxa" w:w="2429"/>
+                </w:tcPr>
+                <w:p>
+                  <w:r>
+                    <w:rPr>
+                      <w:rFonts w:ascii="Times New Roman" w:hAnsi="Times New Roman" w:eastAsia="바탕"/>
+                      <w:sz w:val="18"/>
+                    </w:rPr>
+                    <w:t>대한민국</w:t>
+                  </w:r>
+                </w:p>
+              </w:tc>
+            </w:tr>
+            <w:tr>
+              <w:tc>
+                <w:tcPr>
+                  <w:tcW w:type="dxa" w:w="2429"/>
+                </w:tcPr>
+                <w:p>
+                  <w:r>
+                    <w:rPr>
+                      <w:rFonts w:ascii="Times New Roman" w:hAnsi="Times New Roman" w:eastAsia="바탕"/>
+                      <w:sz w:val="18"/>
+                    </w:rPr>
+                    <w:t>Niken Nur Widyakusuma</w:t>
+                  </w:r>
+                </w:p>
+              </w:tc>
+              <w:tc>
+                <w:tcPr>
+                  <w:tcW w:type="dxa" w:w="2429"/>
+                </w:tcPr>
+                <w:p>
+                  <w:r>
+                    <w:rPr>
+                      <w:rFonts w:ascii="Times New Roman" w:hAnsi="Times New Roman" w:eastAsia="바탕"/>
+                      <w:sz w:val="18"/>
+                    </w:rPr>
+                    <w:t>박사·약사</w:t>
+                  </w:r>
+                </w:p>
+              </w:tc>
+              <w:tc>
+                <w:tcPr>
+                  <w:tcW w:type="dxa" w:w="2429"/>
+                </w:tcPr>
+                <w:p>
+                  <w:r>
+                    <w:rPr>
+                      <w:rFonts w:ascii="Times New Roman" w:hAnsi="Times New Roman" w:eastAsia="바탕"/>
+                      <w:sz w:val="18"/>
+                    </w:rPr>
+                    <w:t>Universitas Gadjah Mada</w:t>
+                  </w:r>
+                </w:p>
+              </w:tc>
+              <w:tc>
+                <w:tcPr>
+                  <w:tcW w:type="dxa" w:w="2429"/>
+                </w:tcPr>
+                <w:p>
+                  <w:r>
+                    <w:rPr>
+                      <w:rFonts w:ascii="Times New Roman" w:hAnsi="Times New Roman" w:eastAsia="바탕"/>
+                      <w:sz w:val="18"/>
+                    </w:rPr>
+                    <w:t>인도네시아</w:t>
+                  </w:r>
+                </w:p>
+              </w:tc>
+            </w:tr>
+            <w:tr>
+              <w:tc>
+                <w:tcPr>
+                  <w:tcW w:type="dxa" w:w="2429"/>
+                </w:tcPr>
+                <w:p>
+                  <w:r>
+                    <w:rPr>
+                      <w:rFonts w:ascii="Times New Roman" w:hAnsi="Times New Roman" w:eastAsia="바탕"/>
+                      <w:sz w:val="18"/>
+                    </w:rPr>
+                    <w:t>Samirah Abdu-Aguye</w:t>
+                  </w:r>
+                </w:p>
+              </w:tc>
+              <w:tc>
+                <w:tcPr>
+                  <w:tcW w:type="dxa" w:w="2429"/>
+                </w:tcPr>
+                <w:p>
+                  <w:r>
+                    <w:rPr>
+                      <w:rFonts w:ascii="Times New Roman" w:hAnsi="Times New Roman" w:eastAsia="바탕"/>
+                      <w:sz w:val="18"/>
+                    </w:rPr>
+                    <w:t>Professor</w:t>
+                  </w:r>
+                </w:p>
+              </w:tc>
+              <w:tc>
+                <w:tcPr>
+                  <w:tcW w:type="dxa" w:w="2429"/>
+                </w:tcPr>
+                <w:p>
+                  <w:r>
+                    <w:rPr>
+                      <w:rFonts w:ascii="Times New Roman" w:hAnsi="Times New Roman" w:eastAsia="바탕"/>
+                      <w:sz w:val="18"/>
+                    </w:rPr>
+                    <w:t>Ahmadu Bello University, Zaria</w:t>
+                  </w:r>
+                </w:p>
+              </w:tc>
+              <w:tc>
+                <w:tcPr>
+                  <w:tcW w:type="dxa" w:w="2429"/>
+                </w:tcPr>
+                <w:p>
+                  <w:r>
+                    <w:rPr>
+                      <w:rFonts w:ascii="Times New Roman" w:hAnsi="Times New Roman" w:eastAsia="바탕"/>
+                      <w:sz w:val="18"/>
+                    </w:rPr>
+                    <w:t>나이지리아</w:t>
+                  </w:r>
+                </w:p>
+              </w:tc>
+            </w:tr>
+            <w:tr>
+              <w:tc>
+                <w:tcPr>
+                  <w:tcW w:type="dxa" w:w="2429"/>
+                </w:tcPr>
+                <w:p>
+                  <w:r>
+                    <w:rPr>
+                      <w:rFonts w:ascii="Times New Roman" w:hAnsi="Times New Roman" w:eastAsia="바탕"/>
+                      <w:sz w:val="18"/>
+                    </w:rPr>
+                    <w:t>Atif Usman</w:t>
+                  </w:r>
+                </w:p>
+              </w:tc>
+              <w:tc>
+                <w:tcPr>
+                  <w:tcW w:type="dxa" w:w="2429"/>
+                </w:tcPr>
+                <w:p>
+                  <w:r>
+                    <w:rPr>
+                      <w:rFonts w:ascii="Times New Roman" w:hAnsi="Times New Roman" w:eastAsia="바탕"/>
+                      <w:sz w:val="18"/>
+                    </w:rPr>
+                    <w:t>Professor</w:t>
+                  </w:r>
+                </w:p>
+              </w:tc>
+              <w:tc>
+                <w:tcPr>
+                  <w:tcW w:type="dxa" w:w="2429"/>
+                </w:tcPr>
+                <w:p>
+                  <w:r>
+                    <w:rPr>
+                      <w:rFonts w:ascii="Times New Roman" w:hAnsi="Times New Roman" w:eastAsia="바탕"/>
+                      <w:sz w:val="18"/>
+                    </w:rPr>
+                    <w:t>The Islamia University of Bahawalpur</w:t>
+                  </w:r>
+                </w:p>
+              </w:tc>
+              <w:tc>
+                <w:tcPr>
+                  <w:tcW w:type="dxa" w:w="2429"/>
+                </w:tcPr>
+                <w:p>
+                  <w:r>
+                    <w:rPr>
+                      <w:rFonts w:ascii="Times New Roman" w:hAnsi="Times New Roman" w:eastAsia="바탕"/>
+                      <w:sz w:val="18"/>
+                    </w:rPr>
+                    <w:t>파키스탄·말레이시아</w:t>
+                  </w:r>
+                </w:p>
+              </w:tc>
+            </w:tr>
+            <w:tr>
+              <w:tc>
+                <w:tcPr>
+                  <w:tcW w:type="dxa" w:w="2429"/>
+                </w:tcPr>
+                <w:p>
+                  <w:r>
+                    <w:rPr>
+                      <w:rFonts w:ascii="Times New Roman" w:hAnsi="Times New Roman" w:eastAsia="바탕"/>
+                      <w:sz w:val="18"/>
+                    </w:rPr>
+                    <w:t>Srikanth Malavalli Siddalingegwod</w:t>
+                  </w:r>
+                </w:p>
+              </w:tc>
+              <w:tc>
+                <w:tcPr>
+                  <w:tcW w:type="dxa" w:w="2429"/>
+                </w:tcPr>
+                <w:p>
+                  <w:r>
+                    <w:rPr>
+                      <w:rFonts w:ascii="Times New Roman" w:hAnsi="Times New Roman" w:eastAsia="바탕"/>
+                      <w:sz w:val="18"/>
+                    </w:rPr>
+                    <w:t>Assistant Professor</w:t>
+                  </w:r>
+                </w:p>
+              </w:tc>
+              <w:tc>
+                <w:tcPr>
+                  <w:tcW w:type="dxa" w:w="2429"/>
+                </w:tcPr>
+                <w:p>
+                  <w:r>
+                    <w:rPr>
+                      <w:rFonts w:ascii="Times New Roman" w:hAnsi="Times New Roman" w:eastAsia="바탕"/>
+                      <w:sz w:val="18"/>
+                    </w:rPr>
+                    <w:t>JSS College of Pharmacy, JSS Academy of Higher Education &amp; Research</w:t>
+                  </w:r>
+                </w:p>
+              </w:tc>
+              <w:tc>
+                <w:tcPr>
+                  <w:tcW w:type="dxa" w:w="2429"/>
+                </w:tcPr>
+                <w:p>
+                  <w:r>
+                    <w:rPr>
+                      <w:rFonts w:ascii="Times New Roman" w:hAnsi="Times New Roman" w:eastAsia="바탕"/>
+                      <w:sz w:val="18"/>
+                    </w:rPr>
+                    <w:t>인도</w:t>
+                  </w:r>
+                </w:p>
+              </w:tc>
+            </w:tr>
+            <w:tr>
+              <w:tc>
+                <w:tcPr>
+                  <w:tcW w:type="dxa" w:w="2429"/>
+                </w:tcPr>
+                <w:p>
+                  <w:r>
+                    <w:rPr>
+                      <w:rFonts w:ascii="Times New Roman" w:hAnsi="Times New Roman" w:eastAsia="바탕"/>
+                      <w:sz w:val="18"/>
+                    </w:rPr>
+                    <w:t>Maria Stefanova</w:t>
+                  </w:r>
+                </w:p>
+              </w:tc>
+              <w:tc>
+                <w:tcPr>
+                  <w:tcW w:type="dxa" w:w="2429"/>
+                </w:tcPr>
+                <w:p>
+                  <w:r>
+                    <w:rPr>
+                      <w:rFonts w:ascii="Times New Roman" w:hAnsi="Times New Roman" w:eastAsia="바탕"/>
+                      <w:sz w:val="18"/>
+                    </w:rPr>
+                    <w:t>Researcher</w:t>
+                  </w:r>
+                </w:p>
+              </w:tc>
+              <w:tc>
+                <w:tcPr>
+                  <w:tcW w:type="dxa" w:w="2429"/>
+                </w:tcPr>
+                <w:p>
+                  <w:r>
+                    <w:rPr>
+                      <w:rFonts w:ascii="Times New Roman" w:hAnsi="Times New Roman" w:eastAsia="바탕"/>
+                      <w:sz w:val="18"/>
+                    </w:rPr>
+                    <w:t>Medical University of Sofia</w:t>
+                  </w:r>
+                </w:p>
+              </w:tc>
+              <w:tc>
+                <w:tcPr>
+                  <w:tcW w:type="dxa" w:w="2429"/>
+                </w:tcPr>
+                <w:p>
+                  <w:r>
+                    <w:rPr>
+                      <w:rFonts w:ascii="Times New Roman" w:hAnsi="Times New Roman" w:eastAsia="바탕"/>
+                      <w:sz w:val="18"/>
+                    </w:rPr>
+                    <w:t>불가리아</w:t>
+                  </w:r>
+                </w:p>
+              </w:tc>
+            </w:tr>
+            <w:tr>
+              <w:tc>
+                <w:tcPr>
+                  <w:tcW w:type="dxa" w:w="2429"/>
+                </w:tcPr>
+                <w:p>
+                  <w:r>
+                    <w:rPr>
+                      <w:rFonts w:ascii="Times New Roman" w:hAnsi="Times New Roman" w:eastAsia="바탕"/>
+                      <w:sz w:val="18"/>
+                    </w:rPr>
+                    <w:t>Katarina Vučićević</w:t>
+                  </w:r>
+                </w:p>
+              </w:tc>
+              <w:tc>
+                <w:tcPr>
+                  <w:tcW w:type="dxa" w:w="2429"/>
+                </w:tcPr>
+                <w:p>
+                  <w:r>
+                    <w:rPr>
+                      <w:rFonts w:ascii="Times New Roman" w:hAnsi="Times New Roman" w:eastAsia="바탕"/>
+                      <w:sz w:val="18"/>
+                    </w:rPr>
+                    <w:t>Professor</w:t>
+                  </w:r>
+                </w:p>
+              </w:tc>
+              <w:tc>
+                <w:tcPr>
+                  <w:tcW w:type="dxa" w:w="2429"/>
+                </w:tcPr>
+                <w:p>
+                  <w:r>
+                    <w:rPr>
+                      <w:rFonts w:ascii="Times New Roman" w:hAnsi="Times New Roman" w:eastAsia="바탕"/>
+                      <w:sz w:val="18"/>
+                    </w:rPr>
+                    <w:t>University of Belgrade, Faculty of Pharmacy</w:t>
+                  </w:r>
+                </w:p>
+              </w:tc>
+              <w:tc>
+                <w:tcPr>
+                  <w:tcW w:type="dxa" w:w="2429"/>
+                </w:tcPr>
+                <w:p>
+                  <w:r>
+                    <w:rPr>
+                      <w:rFonts w:ascii="Times New Roman" w:hAnsi="Times New Roman" w:eastAsia="바탕"/>
+                      <w:sz w:val="18"/>
+                    </w:rPr>
+                    <w:t>세르비아</w:t>
+                  </w:r>
+                </w:p>
+              </w:tc>
+            </w:tr>
+            <w:tr>
+              <w:tc>
+                <w:tcPr>
+                  <w:tcW w:type="dxa" w:w="2429"/>
+                </w:tcPr>
+                <w:p>
+                  <w:r>
+                    <w:rPr>
+                      <w:rFonts w:ascii="Times New Roman" w:hAnsi="Times New Roman" w:eastAsia="바탕"/>
+                      <w:sz w:val="18"/>
+                    </w:rPr>
+                    <w:t>E. Michael Murphy</w:t>
+                  </w:r>
+                </w:p>
+              </w:tc>
+              <w:tc>
+                <w:tcPr>
+                  <w:tcW w:type="dxa" w:w="2429"/>
+                </w:tcPr>
+                <w:p>
+                  <w:r>
+                    <w:rPr>
+                      <w:rFonts w:ascii="Times New Roman" w:hAnsi="Times New Roman" w:eastAsia="바탕"/>
+                      <w:sz w:val="18"/>
+                    </w:rPr>
+                    <w:t>Assistant Professor of Clinical Pharmacy</w:t>
+                  </w:r>
+                </w:p>
+              </w:tc>
+              <w:tc>
+                <w:tcPr>
+                  <w:tcW w:type="dxa" w:w="2429"/>
+                </w:tcPr>
+                <w:p>
+                  <w:r>
+                    <w:rPr>
+                      <w:rFonts w:ascii="Times New Roman" w:hAnsi="Times New Roman" w:eastAsia="바탕"/>
+                      <w:sz w:val="18"/>
+                    </w:rPr>
+                    <w:t>The Ohio State University College of Pharmacy</w:t>
+                  </w:r>
+                </w:p>
+              </w:tc>
+              <w:tc>
+                <w:tcPr>
+                  <w:tcW w:type="dxa" w:w="2429"/>
+                </w:tcPr>
+                <w:p>
+                  <w:r>
+                    <w:rPr>
+                      <w:rFonts w:ascii="Times New Roman" w:hAnsi="Times New Roman" w:eastAsia="바탕"/>
+                      <w:sz w:val="18"/>
+                    </w:rPr>
+                    <w:t>미국</w:t>
+                  </w:r>
+                </w:p>
+              </w:tc>
+            </w:tr>
+            <w:tr>
+              <w:tc>
+                <w:tcPr>
+                  <w:tcW w:type="dxa" w:w="2429"/>
+                </w:tcPr>
+                <w:p>
+                  <w:r>
+                    <w:rPr>
+                      <w:rFonts w:ascii="Times New Roman" w:hAnsi="Times New Roman" w:eastAsia="바탕"/>
+                      <w:sz w:val="18"/>
+                    </w:rPr>
+                    <w:t>Sheron Sir Loon Goh</w:t>
+                  </w:r>
+                </w:p>
+              </w:tc>
+              <w:tc>
+                <w:tcPr>
+                  <w:tcW w:type="dxa" w:w="2429"/>
+                </w:tcPr>
+                <w:p>
+                  <w:r>
+                    <w:rPr>
+                      <w:rFonts w:ascii="Times New Roman" w:hAnsi="Times New Roman" w:eastAsia="바탕"/>
+                      <w:sz w:val="18"/>
+                    </w:rPr>
+                    <w:t>Pharmacy Lecturer</w:t>
+                  </w:r>
+                </w:p>
+              </w:tc>
+              <w:tc>
+                <w:tcPr>
+                  <w:tcW w:type="dxa" w:w="2429"/>
+                </w:tcPr>
+                <w:p>
+                  <w:r>
+                    <w:rPr>
+                      <w:rFonts w:ascii="Times New Roman" w:hAnsi="Times New Roman" w:eastAsia="바탕"/>
+                      <w:sz w:val="18"/>
+                    </w:rPr>
+                    <w:t>Department of Clinical Pharmacy and Pharmacy Practice</w:t>
+                  </w:r>
+                </w:p>
+              </w:tc>
+              <w:tc>
+                <w:tcPr>
+                  <w:tcW w:type="dxa" w:w="2429"/>
+                </w:tcPr>
+                <w:p>
+                  <w:r>
+                    <w:rPr>
+                      <w:rFonts w:ascii="Times New Roman" w:hAnsi="Times New Roman" w:eastAsia="바탕"/>
+                      <w:sz w:val="18"/>
+                    </w:rPr>
+                    <w:t>말레이시아</w:t>
+                  </w:r>
+                </w:p>
+              </w:tc>
+            </w:tr>
+            <w:tr>
+              <w:tc>
+                <w:tcPr>
+                  <w:tcW w:type="dxa" w:w="2429"/>
+                </w:tcPr>
+                <w:p>
+                  <w:r>
+                    <w:rPr>
+                      <w:rFonts w:ascii="Times New Roman" w:hAnsi="Times New Roman" w:eastAsia="바탕"/>
+                      <w:b/>
+                      <w:sz w:val="18"/>
+                    </w:rPr>
+                    <w:t>간호·보건 (9명)</w:t>
+                  </w:r>
+                </w:p>
+              </w:tc>
+              <w:tc>
+                <w:tcPr>
+                  <w:tcW w:type="dxa" w:w="2429"/>
+                </w:tcPr>
+                <w:p/>
+              </w:tc>
+              <w:tc>
+                <w:tcPr>
+                  <w:tcW w:type="dxa" w:w="2429"/>
+                </w:tcPr>
+                <w:p/>
+              </w:tc>
+              <w:tc>
+                <w:tcPr>
+                  <w:tcW w:type="dxa" w:w="2429"/>
+                </w:tcPr>
+                <w:p/>
+              </w:tc>
+            </w:tr>
+            <w:tr>
+              <w:tc>
+                <w:tcPr>
+                  <w:tcW w:type="dxa" w:w="2429"/>
+                </w:tcPr>
+                <w:p>
+                  <w:r>
+                    <w:rPr>
+                      <w:rFonts w:ascii="Times New Roman" w:hAnsi="Times New Roman" w:eastAsia="바탕"/>
+                      <w:sz w:val="18"/>
+                    </w:rPr>
+                    <w:t>조성일</w:t>
+                  </w:r>
+                </w:p>
+              </w:tc>
+              <w:tc>
+                <w:tcPr>
+                  <w:tcW w:type="dxa" w:w="2429"/>
+                </w:tcPr>
+                <w:p>
+                  <w:r>
+                    <w:rPr>
+                      <w:rFonts w:ascii="Times New Roman" w:hAnsi="Times New Roman" w:eastAsia="바탕"/>
+                      <w:sz w:val="18"/>
+                    </w:rPr>
+                    <w:t>교수</w:t>
+                  </w:r>
+                </w:p>
+              </w:tc>
+              <w:tc>
+                <w:tcPr>
+                  <w:tcW w:type="dxa" w:w="2429"/>
+                </w:tcPr>
+                <w:p>
+                  <w:r>
+                    <w:rPr>
+                      <w:rFonts w:ascii="Times New Roman" w:hAnsi="Times New Roman" w:eastAsia="바탕"/>
+                      <w:sz w:val="18"/>
+                    </w:rPr>
+                    <w:t>서울대학교</w:t>
+                  </w:r>
+                </w:p>
+              </w:tc>
+              <w:tc>
+                <w:tcPr>
+                  <w:tcW w:type="dxa" w:w="2429"/>
+                </w:tcPr>
+                <w:p>
+                  <w:r>
+                    <w:rPr>
+                      <w:rFonts w:ascii="Times New Roman" w:hAnsi="Times New Roman" w:eastAsia="바탕"/>
+                      <w:sz w:val="18"/>
+                    </w:rPr>
+                    <w:t>대한민국</w:t>
+                  </w:r>
+                </w:p>
+              </w:tc>
+            </w:tr>
+            <w:tr>
+              <w:tc>
+                <w:tcPr>
+                  <w:tcW w:type="dxa" w:w="2429"/>
+                </w:tcPr>
+                <w:p>
+                  <w:r>
+                    <w:rPr>
+                      <w:rFonts w:ascii="Times New Roman" w:hAnsi="Times New Roman" w:eastAsia="바탕"/>
+                      <w:sz w:val="18"/>
+                    </w:rPr>
+                    <w:t>유명순</w:t>
+                  </w:r>
+                </w:p>
+              </w:tc>
+              <w:tc>
+                <w:tcPr>
+                  <w:tcW w:type="dxa" w:w="2429"/>
+                </w:tcPr>
+                <w:p>
+                  <w:r>
+                    <w:rPr>
+                      <w:rFonts w:ascii="Times New Roman" w:hAnsi="Times New Roman" w:eastAsia="바탕"/>
+                      <w:sz w:val="18"/>
+                    </w:rPr>
+                    <w:t>교수</w:t>
+                  </w:r>
+                </w:p>
+              </w:tc>
+              <w:tc>
+                <w:tcPr>
+                  <w:tcW w:type="dxa" w:w="2429"/>
+                </w:tcPr>
+                <w:p>
+                  <w:r>
+                    <w:rPr>
+                      <w:rFonts w:ascii="Times New Roman" w:hAnsi="Times New Roman" w:eastAsia="바탕"/>
+                      <w:sz w:val="18"/>
+                    </w:rPr>
+                    <w:t>서울대학교</w:t>
+                  </w:r>
+                </w:p>
+              </w:tc>
+              <w:tc>
+                <w:tcPr>
+                  <w:tcW w:type="dxa" w:w="2429"/>
+                </w:tcPr>
+                <w:p>
+                  <w:r>
+                    <w:rPr>
+                      <w:rFonts w:ascii="Times New Roman" w:hAnsi="Times New Roman" w:eastAsia="바탕"/>
+                      <w:sz w:val="18"/>
+                    </w:rPr>
+                    <w:t>대한민국</w:t>
+                  </w:r>
+                </w:p>
+              </w:tc>
+            </w:tr>
+            <w:tr>
+              <w:tc>
+                <w:tcPr>
+                  <w:tcW w:type="dxa" w:w="2429"/>
+                </w:tcPr>
+                <w:p>
+                  <w:r>
+                    <w:rPr>
+                      <w:rFonts w:ascii="Times New Roman" w:hAnsi="Times New Roman" w:eastAsia="바탕"/>
+                      <w:sz w:val="18"/>
+                    </w:rPr>
+                    <w:t>송민선</w:t>
+                  </w:r>
+                </w:p>
+              </w:tc>
+              <w:tc>
+                <w:tcPr>
+                  <w:tcW w:type="dxa" w:w="2429"/>
+                </w:tcPr>
+                <w:p>
+                  <w:r>
+                    <w:rPr>
+                      <w:rFonts w:ascii="Times New Roman" w:hAnsi="Times New Roman" w:eastAsia="바탕"/>
+                      <w:sz w:val="18"/>
+                    </w:rPr>
+                    <w:t>교수</w:t>
+                  </w:r>
+                </w:p>
+              </w:tc>
+              <w:tc>
+                <w:tcPr>
+                  <w:tcW w:type="dxa" w:w="2429"/>
+                </w:tcPr>
+                <w:p>
+                  <w:r>
+                    <w:rPr>
+                      <w:rFonts w:ascii="Times New Roman" w:hAnsi="Times New Roman" w:eastAsia="바탕"/>
+                      <w:sz w:val="18"/>
+                    </w:rPr>
+                    <w:t>건양대학교</w:t>
+                  </w:r>
+                </w:p>
+              </w:tc>
+              <w:tc>
+                <w:tcPr>
+                  <w:tcW w:type="dxa" w:w="2429"/>
+                </w:tcPr>
+                <w:p>
+                  <w:r>
+                    <w:rPr>
+                      <w:rFonts w:ascii="Times New Roman" w:hAnsi="Times New Roman" w:eastAsia="바탕"/>
+                      <w:sz w:val="18"/>
+                    </w:rPr>
+                    <w:t>대한민국</w:t>
+                  </w:r>
+                </w:p>
+              </w:tc>
+            </w:tr>
+            <w:tr>
+              <w:tc>
+                <w:tcPr>
+                  <w:tcW w:type="dxa" w:w="2429"/>
+                </w:tcPr>
+                <w:p>
+                  <w:r>
+                    <w:rPr>
+                      <w:rFonts w:ascii="Times New Roman" w:hAnsi="Times New Roman" w:eastAsia="바탕"/>
+                      <w:sz w:val="18"/>
+                    </w:rPr>
+                    <w:t>박남수</w:t>
+                  </w:r>
+                </w:p>
+              </w:tc>
+              <w:tc>
+                <w:tcPr>
+                  <w:tcW w:type="dxa" w:w="2429"/>
+                </w:tcPr>
+                <w:p>
+                  <w:r>
+                    <w:rPr>
+                      <w:rFonts w:ascii="Times New Roman" w:hAnsi="Times New Roman" w:eastAsia="바탕"/>
+                      <w:sz w:val="18"/>
+                    </w:rPr>
+                    <w:t>교수</w:t>
+                  </w:r>
+                </w:p>
+              </w:tc>
+              <w:tc>
+                <w:tcPr>
+                  <w:tcW w:type="dxa" w:w="2429"/>
+                </w:tcPr>
+                <w:p>
+                  <w:r>
+                    <w:rPr>
+                      <w:rFonts w:ascii="Times New Roman" w:hAnsi="Times New Roman" w:eastAsia="바탕"/>
+                      <w:sz w:val="18"/>
+                    </w:rPr>
+                    <w:t>협성대학교</w:t>
+                  </w:r>
+                </w:p>
+              </w:tc>
+              <w:tc>
+                <w:tcPr>
+                  <w:tcW w:type="dxa" w:w="2429"/>
+                </w:tcPr>
+                <w:p>
+                  <w:r>
+                    <w:rPr>
+                      <w:rFonts w:ascii="Times New Roman" w:hAnsi="Times New Roman" w:eastAsia="바탕"/>
+                      <w:sz w:val="18"/>
+                    </w:rPr>
+                    <w:t>대한민국·일본·대만</w:t>
+                  </w:r>
+                </w:p>
+              </w:tc>
+            </w:tr>
+            <w:tr>
+              <w:tc>
+                <w:tcPr>
+                  <w:tcW w:type="dxa" w:w="2429"/>
+                </w:tcPr>
+                <w:p>
+                  <w:r>
+                    <w:rPr>
+                      <w:rFonts w:ascii="Times New Roman" w:hAnsi="Times New Roman" w:eastAsia="바탕"/>
+                      <w:sz w:val="18"/>
+                    </w:rPr>
+                    <w:t>Rahul Malhotra</w:t>
+                  </w:r>
+                </w:p>
+              </w:tc>
+              <w:tc>
+                <w:tcPr>
+                  <w:tcW w:type="dxa" w:w="2429"/>
+                </w:tcPr>
+                <w:p>
+                  <w:r>
+                    <w:rPr>
+                      <w:rFonts w:ascii="Times New Roman" w:hAnsi="Times New Roman" w:eastAsia="바탕"/>
+                      <w:sz w:val="18"/>
+                    </w:rPr>
+                    <w:t>Associate Professor</w:t>
+                  </w:r>
+                </w:p>
+              </w:tc>
+              <w:tc>
+                <w:tcPr>
+                  <w:tcW w:type="dxa" w:w="2429"/>
+                </w:tcPr>
+                <w:p>
+                  <w:r>
+                    <w:rPr>
+                      <w:rFonts w:ascii="Times New Roman" w:hAnsi="Times New Roman" w:eastAsia="바탕"/>
+                      <w:sz w:val="18"/>
+                    </w:rPr>
+                    <w:t>Duke-NUS Medical School</w:t>
+                  </w:r>
+                </w:p>
+              </w:tc>
+              <w:tc>
+                <w:tcPr>
+                  <w:tcW w:type="dxa" w:w="2429"/>
+                </w:tcPr>
+                <w:p>
+                  <w:r>
+                    <w:rPr>
+                      <w:rFonts w:ascii="Times New Roman" w:hAnsi="Times New Roman" w:eastAsia="바탕"/>
+                      <w:sz w:val="18"/>
+                    </w:rPr>
+                    <w:t>싱가포르</w:t>
+                  </w:r>
+                </w:p>
+              </w:tc>
+            </w:tr>
+            <w:tr>
+              <w:tc>
+                <w:tcPr>
+                  <w:tcW w:type="dxa" w:w="2429"/>
+                </w:tcPr>
+                <w:p>
+                  <w:r>
+                    <w:rPr>
+                      <w:rFonts w:ascii="Times New Roman" w:hAnsi="Times New Roman" w:eastAsia="바탕"/>
+                      <w:sz w:val="18"/>
+                    </w:rPr>
+                    <w:t>Raghupathy Anchala</w:t>
+                  </w:r>
+                </w:p>
+              </w:tc>
+              <w:tc>
+                <w:tcPr>
+                  <w:tcW w:type="dxa" w:w="2429"/>
+                </w:tcPr>
+                <w:p>
+                  <w:r>
+                    <w:rPr>
+                      <w:rFonts w:ascii="Times New Roman" w:hAnsi="Times New Roman" w:eastAsia="바탕"/>
+                      <w:sz w:val="18"/>
+                    </w:rPr>
+                    <w:t>Professor</w:t>
+                  </w:r>
+                </w:p>
+              </w:tc>
+              <w:tc>
+                <w:tcPr>
+                  <w:tcW w:type="dxa" w:w="2429"/>
+                </w:tcPr>
+                <w:p>
+                  <w:r>
+                    <w:rPr>
+                      <w:rFonts w:ascii="Times New Roman" w:hAnsi="Times New Roman" w:eastAsia="바탕"/>
+                      <w:sz w:val="18"/>
+                    </w:rPr>
+                    <w:t>Public Health Foundation of India</w:t>
+                  </w:r>
+                </w:p>
+              </w:tc>
+              <w:tc>
+                <w:tcPr>
+                  <w:tcW w:type="dxa" w:w="2429"/>
+                </w:tcPr>
+                <w:p>
+                  <w:r>
+                    <w:rPr>
+                      <w:rFonts w:ascii="Times New Roman" w:hAnsi="Times New Roman" w:eastAsia="바탕"/>
+                      <w:sz w:val="18"/>
+                    </w:rPr>
+                    <w:t>인도</w:t>
+                  </w:r>
+                </w:p>
+              </w:tc>
+            </w:tr>
+            <w:tr>
+              <w:tc>
+                <w:tcPr>
+                  <w:tcW w:type="dxa" w:w="2429"/>
+                </w:tcPr>
+                <w:p>
+                  <w:r>
+                    <w:rPr>
+                      <w:rFonts w:ascii="Times New Roman" w:hAnsi="Times New Roman" w:eastAsia="바탕"/>
+                      <w:sz w:val="18"/>
+                    </w:rPr>
+                    <w:t>Celia</w:t>
+                  </w:r>
+                </w:p>
+              </w:tc>
+              <w:tc>
+                <w:tcPr>
+                  <w:tcW w:type="dxa" w:w="2429"/>
+                </w:tcPr>
+                <w:p>
+                  <w:r>
+                    <w:rPr>
+                      <w:rFonts w:ascii="Times New Roman" w:hAnsi="Times New Roman" w:eastAsia="바탕"/>
+                      <w:sz w:val="18"/>
+                    </w:rPr>
+                    <w:t>Professor</w:t>
+                  </w:r>
+                </w:p>
+              </w:tc>
+              <w:tc>
+                <w:tcPr>
+                  <w:tcW w:type="dxa" w:w="2429"/>
+                </w:tcPr>
+                <w:p>
+                  <w:r>
+                    <w:rPr>
+                      <w:rFonts w:ascii="Times New Roman" w:hAnsi="Times New Roman" w:eastAsia="바탕"/>
+                      <w:sz w:val="18"/>
+                    </w:rPr>
+                    <w:t>University of Pretoria</w:t>
+                  </w:r>
+                </w:p>
+              </w:tc>
+              <w:tc>
+                <w:tcPr>
+                  <w:tcW w:type="dxa" w:w="2429"/>
+                </w:tcPr>
+                <w:p>
+                  <w:r>
+                    <w:rPr>
+                      <w:rFonts w:ascii="Times New Roman" w:hAnsi="Times New Roman" w:eastAsia="바탕"/>
+                      <w:sz w:val="18"/>
+                    </w:rPr>
+                    <w:t>남아프리카공화국</w:t>
+                  </w:r>
+                </w:p>
+              </w:tc>
+            </w:tr>
+            <w:tr>
+              <w:tc>
+                <w:tcPr>
+                  <w:tcW w:type="dxa" w:w="2429"/>
+                </w:tcPr>
+                <w:p>
+                  <w:r>
+                    <w:rPr>
+                      <w:rFonts w:ascii="Times New Roman" w:hAnsi="Times New Roman" w:eastAsia="바탕"/>
+                      <w:sz w:val="18"/>
+                    </w:rPr>
+                    <w:t>Foued Maaoui</w:t>
+                  </w:r>
+                </w:p>
+              </w:tc>
+              <w:tc>
+                <w:tcPr>
+                  <w:tcW w:type="dxa" w:w="2429"/>
+                </w:tcPr>
+                <w:p>
+                  <w:r>
+                    <w:rPr>
+                      <w:rFonts w:ascii="Times New Roman" w:hAnsi="Times New Roman" w:eastAsia="바탕"/>
+                      <w:sz w:val="18"/>
+                    </w:rPr>
+                    <w:t>Researcher</w:t>
+                  </w:r>
+                </w:p>
+              </w:tc>
+              <w:tc>
+                <w:tcPr>
+                  <w:tcW w:type="dxa" w:w="2429"/>
+                </w:tcPr>
+                <w:p>
+                  <w:r>
+                    <w:rPr>
+                      <w:rFonts w:ascii="Times New Roman" w:hAnsi="Times New Roman" w:eastAsia="바탕"/>
+                      <w:sz w:val="18"/>
+                    </w:rPr>
+                    <w:t>Pasteur Institute of Tunis</w:t>
+                  </w:r>
+                </w:p>
+              </w:tc>
+              <w:tc>
+                <w:tcPr>
+                  <w:tcW w:type="dxa" w:w="2429"/>
+                </w:tcPr>
+                <w:p>
+                  <w:r>
+                    <w:rPr>
+                      <w:rFonts w:ascii="Times New Roman" w:hAnsi="Times New Roman" w:eastAsia="바탕"/>
+                      <w:sz w:val="18"/>
+                    </w:rPr>
+                    <w:t>튀니지</w:t>
+                  </w:r>
+                </w:p>
+              </w:tc>
+            </w:tr>
+            <w:tr>
+              <w:tc>
+                <w:tcPr>
+                  <w:tcW w:type="dxa" w:w="2429"/>
+                </w:tcPr>
+                <w:p>
+                  <w:r>
+                    <w:rPr>
+                      <w:rFonts w:ascii="Times New Roman" w:hAnsi="Times New Roman" w:eastAsia="바탕"/>
+                      <w:sz w:val="18"/>
+                    </w:rPr>
+                    <w:t>Aliya Naheed</w:t>
+                  </w:r>
+                </w:p>
+              </w:tc>
+              <w:tc>
+                <w:tcPr>
+                  <w:tcW w:type="dxa" w:w="2429"/>
+                </w:tcPr>
+                <w:p>
+                  <w:r>
+                    <w:rPr>
+                      <w:rFonts w:ascii="Times New Roman" w:hAnsi="Times New Roman" w:eastAsia="바탕"/>
+                      <w:sz w:val="18"/>
+                    </w:rPr>
+                    <w:t>Senior Scientist</w:t>
+                  </w:r>
+                </w:p>
+              </w:tc>
+              <w:tc>
+                <w:tcPr>
+                  <w:tcW w:type="dxa" w:w="2429"/>
+                </w:tcPr>
+                <w:p>
+                  <w:r>
+                    <w:rPr>
+                      <w:rFonts w:ascii="Times New Roman" w:hAnsi="Times New Roman" w:eastAsia="바탕"/>
+                      <w:sz w:val="18"/>
+                    </w:rPr>
+                    <w:t>International Centre for Diarrhoeal Disease Research (icddr,b)</w:t>
+                  </w:r>
+                </w:p>
+              </w:tc>
+              <w:tc>
+                <w:tcPr>
+                  <w:tcW w:type="dxa" w:w="2429"/>
+                </w:tcPr>
+                <w:p>
+                  <w:r>
+                    <w:rPr>
+                      <w:rFonts w:ascii="Times New Roman" w:hAnsi="Times New Roman" w:eastAsia="바탕"/>
+                      <w:sz w:val="18"/>
+                    </w:rPr>
+                    <w:t>방글라데시</w:t>
+                  </w:r>
+                </w:p>
+              </w:tc>
+            </w:tr>
+            <w:tr>
+              <w:tc>
+                <w:tcPr>
+                  <w:tcW w:type="dxa" w:w="2429"/>
+                </w:tcPr>
+                <w:p>
+                  <w:r>
+                    <w:rPr>
+                      <w:rFonts w:ascii="Times New Roman" w:hAnsi="Times New Roman" w:eastAsia="바탕"/>
+                      <w:b/>
+                      <w:sz w:val="18"/>
+                    </w:rPr>
+                    <w:t>AAC·특수교육 · 성인문해교육 · HCI·디자인 · 산업 실무 (5명)</w:t>
+                  </w:r>
+                </w:p>
+              </w:tc>
+              <w:tc>
+                <w:tcPr>
+                  <w:tcW w:type="dxa" w:w="2429"/>
+                </w:tcPr>
+                <w:p/>
+              </w:tc>
+              <w:tc>
+                <w:tcPr>
+                  <w:tcW w:type="dxa" w:w="2429"/>
+                </w:tcPr>
+                <w:p/>
+              </w:tc>
+              <w:tc>
+                <w:tcPr>
+                  <w:tcW w:type="dxa" w:w="2429"/>
+                </w:tcPr>
+                <w:p/>
+              </w:tc>
+            </w:tr>
+            <w:tr>
+              <w:tc>
+                <w:tcPr>
+                  <w:tcW w:type="dxa" w:w="2429"/>
+                </w:tcPr>
+                <w:p>
+                  <w:r>
+                    <w:rPr>
+                      <w:rFonts w:ascii="Times New Roman" w:hAnsi="Times New Roman" w:eastAsia="바탕"/>
+                      <w:sz w:val="18"/>
+                    </w:rPr>
+                    <w:t>E. A. Draffan</w:t>
+                  </w:r>
+                </w:p>
+              </w:tc>
+              <w:tc>
+                <w:tcPr>
+                  <w:tcW w:type="dxa" w:w="2429"/>
+                </w:tcPr>
+                <w:p>
+                  <w:r>
+                    <w:rPr>
+                      <w:rFonts w:ascii="Times New Roman" w:hAnsi="Times New Roman" w:eastAsia="바탕"/>
+                      <w:sz w:val="18"/>
+                    </w:rPr>
+                    <w:t>은퇴 언어치료사 · 접근성 객원연구원</w:t>
+                  </w:r>
+                </w:p>
+              </w:tc>
+              <w:tc>
+                <w:tcPr>
+                  <w:tcW w:type="dxa" w:w="2429"/>
+                </w:tcPr>
+                <w:p>
+                  <w:r>
+                    <w:rPr>
+                      <w:rFonts w:ascii="Times New Roman" w:hAnsi="Times New Roman" w:eastAsia="바탕"/>
+                      <w:sz w:val="18"/>
+                    </w:rPr>
+                    <w:t>Global Symbols · University of Southampton</w:t>
+                  </w:r>
+                </w:p>
+              </w:tc>
+              <w:tc>
+                <w:tcPr>
+                  <w:tcW w:type="dxa" w:w="2429"/>
+                </w:tcPr>
+                <w:p>
+                  <w:r>
+                    <w:rPr>
+                      <w:rFonts w:ascii="Times New Roman" w:hAnsi="Times New Roman" w:eastAsia="바탕"/>
+                      <w:sz w:val="18"/>
+                    </w:rPr>
+                    <w:t>영국</w:t>
+                  </w:r>
+                </w:p>
+              </w:tc>
+            </w:tr>
+            <w:tr>
+              <w:tc>
+                <w:tcPr>
+                  <w:tcW w:type="dxa" w:w="2429"/>
+                </w:tcPr>
+                <w:p>
+                  <w:r>
+                    <w:rPr>
+                      <w:rFonts w:ascii="Times New Roman" w:hAnsi="Times New Roman" w:eastAsia="바탕"/>
+                      <w:sz w:val="18"/>
+                    </w:rPr>
+                    <w:t>김은경</w:t>
+                  </w:r>
+                </w:p>
+              </w:tc>
+              <w:tc>
+                <w:tcPr>
+                  <w:tcW w:type="dxa" w:w="2429"/>
+                </w:tcPr>
+                <w:p>
+                  <w:r>
+                    <w:rPr>
+                      <w:rFonts w:ascii="Times New Roman" w:hAnsi="Times New Roman" w:eastAsia="바탕"/>
+                      <w:sz w:val="18"/>
+                    </w:rPr>
+                    <w:t>교수</w:t>
+                  </w:r>
+                </w:p>
+              </w:tc>
+              <w:tc>
+                <w:tcPr>
+                  <w:tcW w:type="dxa" w:w="2429"/>
+                </w:tcPr>
+                <w:p>
+                  <w:r>
+                    <w:rPr>
+                      <w:rFonts w:ascii="Times New Roman" w:hAnsi="Times New Roman" w:eastAsia="바탕"/>
+                      <w:sz w:val="18"/>
+                    </w:rPr>
+                    <w:t>국립공주대학교</w:t>
+                  </w:r>
+                </w:p>
+              </w:tc>
+              <w:tc>
+                <w:tcPr>
+                  <w:tcW w:type="dxa" w:w="2429"/>
+                </w:tcPr>
+                <w:p>
+                  <w:r>
+                    <w:rPr>
+                      <w:rFonts w:ascii="Times New Roman" w:hAnsi="Times New Roman" w:eastAsia="바탕"/>
+                      <w:sz w:val="18"/>
+                    </w:rPr>
+                    <w:t>대한민국</w:t>
+                  </w:r>
+                </w:p>
+              </w:tc>
+            </w:tr>
+            <w:tr>
+              <w:tc>
+                <w:tcPr>
+                  <w:tcW w:type="dxa" w:w="2429"/>
+                </w:tcPr>
+                <w:p>
+                  <w:r>
+                    <w:rPr>
+                      <w:rFonts w:ascii="Times New Roman" w:hAnsi="Times New Roman" w:eastAsia="바탕"/>
+                      <w:sz w:val="18"/>
+                    </w:rPr>
+                    <w:t>이용한</w:t>
+                  </w:r>
+                </w:p>
+              </w:tc>
+              <w:tc>
+                <w:tcPr>
+                  <w:tcW w:type="dxa" w:w="2429"/>
+                </w:tcPr>
+                <w:p>
+                  <w:r>
+                    <w:rPr>
+                      <w:rFonts w:ascii="Times New Roman" w:hAnsi="Times New Roman" w:eastAsia="바탕"/>
+                      <w:sz w:val="18"/>
+                    </w:rPr>
+                    <w:t>선임</w:t>
+                  </w:r>
+                </w:p>
+              </w:tc>
+              <w:tc>
+                <w:tcPr>
+                  <w:tcW w:type="dxa" w:w="2429"/>
+                </w:tcPr>
+                <w:p>
+                  <w:r>
+                    <w:rPr>
+                      <w:rFonts w:ascii="Times New Roman" w:hAnsi="Times New Roman" w:eastAsia="바탕"/>
+                      <w:sz w:val="18"/>
+                    </w:rPr>
+                    <w:t>한국공예디자인문화진흥원</w:t>
+                  </w:r>
+                </w:p>
+              </w:tc>
+              <w:tc>
+                <w:tcPr>
+                  <w:tcW w:type="dxa" w:w="2429"/>
+                </w:tcPr>
+                <w:p>
+                  <w:r>
+                    <w:rPr>
+                      <w:rFonts w:ascii="Times New Roman" w:hAnsi="Times New Roman" w:eastAsia="바탕"/>
+                      <w:sz w:val="18"/>
+                    </w:rPr>
+                    <w:t>대한민국</w:t>
+                  </w:r>
+                </w:p>
+              </w:tc>
+            </w:tr>
+            <w:tr>
+              <w:tc>
+                <w:tcPr>
+                  <w:tcW w:type="dxa" w:w="2429"/>
+                </w:tcPr>
+                <w:p>
+                  <w:r>
+                    <w:rPr>
+                      <w:rFonts w:ascii="Times New Roman" w:hAnsi="Times New Roman" w:eastAsia="바탕"/>
+                      <w:sz w:val="18"/>
+                    </w:rPr>
+                    <w:t>최묘정</w:t>
+                  </w:r>
+                </w:p>
+              </w:tc>
+              <w:tc>
+                <w:tcPr>
+                  <w:tcW w:type="dxa" w:w="2429"/>
+                </w:tcPr>
+                <w:p>
+                  <w:r>
+                    <w:rPr>
+                      <w:rFonts w:ascii="Times New Roman" w:hAnsi="Times New Roman" w:eastAsia="바탕"/>
+                      <w:sz w:val="18"/>
+                    </w:rPr>
+                    <w:t>연구원</w:t>
+                  </w:r>
+                </w:p>
+              </w:tc>
+              <w:tc>
+                <w:tcPr>
+                  <w:tcW w:type="dxa" w:w="2429"/>
+                </w:tcPr>
+                <w:p>
+                  <w:r>
+                    <w:rPr>
+                      <w:rFonts w:ascii="Times New Roman" w:hAnsi="Times New Roman" w:eastAsia="바탕"/>
+                      <w:sz w:val="18"/>
+                    </w:rPr>
+                    <w:t>한국장애인개발원</w:t>
+                  </w:r>
+                </w:p>
+              </w:tc>
+              <w:tc>
+                <w:tcPr>
+                  <w:tcW w:type="dxa" w:w="2429"/>
+                </w:tcPr>
+                <w:p>
+                  <w:r>
+                    <w:rPr>
+                      <w:rFonts w:ascii="Times New Roman" w:hAnsi="Times New Roman" w:eastAsia="바탕"/>
+                      <w:sz w:val="18"/>
+                    </w:rPr>
+                    <w:t>대한민국</w:t>
+                  </w:r>
+                </w:p>
+              </w:tc>
+            </w:tr>
+            <w:tr>
+              <w:tc>
+                <w:tcPr>
+                  <w:tcW w:type="dxa" w:w="2429"/>
+                </w:tcPr>
+                <w:p>
+                  <w:r>
+                    <w:rPr>
+                      <w:rFonts w:ascii="Times New Roman" w:hAnsi="Times New Roman" w:eastAsia="바탕"/>
+                      <w:sz w:val="18"/>
+                    </w:rPr>
+                    <w:t>박철현</w:t>
+                  </w:r>
+                </w:p>
+              </w:tc>
+              <w:tc>
+                <w:tcPr>
+                  <w:tcW w:type="dxa" w:w="2429"/>
+                </w:tcPr>
+                <w:p>
+                  <w:r>
+                    <w:rPr>
+                      <w:rFonts w:ascii="Times New Roman" w:hAnsi="Times New Roman" w:eastAsia="바탕"/>
+                      <w:sz w:val="18"/>
+                    </w:rPr>
+                    <w:t>팀장</w:t>
+                  </w:r>
+                </w:p>
+              </w:tc>
+              <w:tc>
+                <w:tcPr>
+                  <w:tcW w:type="dxa" w:w="2429"/>
+                </w:tcPr>
+                <w:p>
+                  <w:r>
+                    <w:rPr>
+                      <w:rFonts w:ascii="Times New Roman" w:hAnsi="Times New Roman" w:eastAsia="바탕"/>
+                      <w:sz w:val="18"/>
+                    </w:rPr>
+                    <w:t>보이스아이</w:t>
+                  </w:r>
+                </w:p>
+              </w:tc>
+              <w:tc>
+                <w:tcPr>
+                  <w:tcW w:type="dxa" w:w="2429"/>
+                </w:tcPr>
+                <w:p>
+                  <w:r>
+                    <w:rPr>
+                      <w:rFonts w:ascii="Times New Roman" w:hAnsi="Times New Roman" w:eastAsia="바탕"/>
+                      <w:sz w:val="18"/>
+                    </w:rPr>
+                    <w:t>대한민국</w:t>
+                  </w:r>
+                </w:p>
+              </w:tc>
+            </w:tr>
+            <w:tr>
+              <w:tc>
+                <w:tcPr>
+                  <w:tcW w:type="dxa" w:w="2429"/>
+                </w:tcPr>
+                <w:p>
+                  <w:r>
+                    <w:rPr>
+                      <w:rFonts w:ascii="Times New Roman" w:hAnsi="Times New Roman" w:eastAsia="바탕"/>
+                      <w:b/>
+                      <w:sz w:val="18"/>
+                    </w:rPr>
+                    <w:t>그 밖 (9명)</w:t>
+                  </w:r>
+                </w:p>
+              </w:tc>
+              <w:tc>
+                <w:tcPr>
+                  <w:tcW w:type="dxa" w:w="2429"/>
+                </w:tcPr>
+                <w:p/>
+              </w:tc>
+              <w:tc>
+                <w:tcPr>
+                  <w:tcW w:type="dxa" w:w="2429"/>
+                </w:tcPr>
+                <w:p/>
+              </w:tc>
+              <w:tc>
+                <w:tcPr>
+                  <w:tcW w:type="dxa" w:w="2429"/>
+                </w:tcPr>
+                <w:p/>
+              </w:tc>
+            </w:tr>
+            <w:tr>
+              <w:tc>
+                <w:tcPr>
+                  <w:tcW w:type="dxa" w:w="2429"/>
+                </w:tcPr>
+                <w:p>
+                  <w:r>
+                    <w:rPr>
+                      <w:rFonts w:ascii="Times New Roman" w:hAnsi="Times New Roman" w:eastAsia="바탕"/>
+                      <w:sz w:val="18"/>
+                    </w:rPr>
+                    <w:t>이교구</w:t>
+                  </w:r>
+                </w:p>
+              </w:tc>
+              <w:tc>
+                <w:tcPr>
+                  <w:tcW w:type="dxa" w:w="2429"/>
+                </w:tcPr>
+                <w:p>
+                  <w:r>
+                    <w:rPr>
+                      <w:rFonts w:ascii="Times New Roman" w:hAnsi="Times New Roman" w:eastAsia="바탕"/>
+                      <w:sz w:val="18"/>
+                    </w:rPr>
+                    <w:t>교수</w:t>
+                  </w:r>
+                </w:p>
+              </w:tc>
+              <w:tc>
+                <w:tcPr>
+                  <w:tcW w:type="dxa" w:w="2429"/>
+                </w:tcPr>
+                <w:p>
+                  <w:r>
+                    <w:rPr>
+                      <w:rFonts w:ascii="Times New Roman" w:hAnsi="Times New Roman" w:eastAsia="바탕"/>
+                      <w:sz w:val="18"/>
+                    </w:rPr>
+                    <w:t>서울대학교</w:t>
+                  </w:r>
+                </w:p>
+              </w:tc>
+              <w:tc>
+                <w:tcPr>
+                  <w:tcW w:type="dxa" w:w="2429"/>
+                </w:tcPr>
+                <w:p>
+                  <w:r>
+                    <w:rPr>
+                      <w:rFonts w:ascii="Times New Roman" w:hAnsi="Times New Roman" w:eastAsia="바탕"/>
+                      <w:sz w:val="18"/>
+                    </w:rPr>
+                    <w:t>대한민국</w:t>
+                  </w:r>
+                </w:p>
+              </w:tc>
+            </w:tr>
+            <w:tr>
+              <w:tc>
+                <w:tcPr>
+                  <w:tcW w:type="dxa" w:w="2429"/>
+                </w:tcPr>
+                <w:p>
+                  <w:r>
+                    <w:rPr>
+                      <w:rFonts w:ascii="Times New Roman" w:hAnsi="Times New Roman" w:eastAsia="바탕"/>
+                      <w:sz w:val="18"/>
+                    </w:rPr>
+                    <w:t>이경화</w:t>
+                  </w:r>
+                </w:p>
+              </w:tc>
+              <w:tc>
+                <w:tcPr>
+                  <w:tcW w:type="dxa" w:w="2429"/>
+                </w:tcPr>
+                <w:p>
+                  <w:r>
+                    <w:rPr>
+                      <w:rFonts w:ascii="Times New Roman" w:hAnsi="Times New Roman" w:eastAsia="바탕"/>
+                      <w:sz w:val="18"/>
+                    </w:rPr>
+                    <w:t>교수</w:t>
+                  </w:r>
+                </w:p>
+              </w:tc>
+              <w:tc>
+                <w:tcPr>
+                  <w:tcW w:type="dxa" w:w="2429"/>
+                </w:tcPr>
+                <w:p>
+                  <w:r>
+                    <w:rPr>
+                      <w:rFonts w:ascii="Times New Roman" w:hAnsi="Times New Roman" w:eastAsia="바탕"/>
+                      <w:sz w:val="18"/>
+                    </w:rPr>
+                    <w:t>숭실대학교</w:t>
+                  </w:r>
+                </w:p>
+              </w:tc>
+              <w:tc>
+                <w:tcPr>
+                  <w:tcW w:type="dxa" w:w="2429"/>
+                </w:tcPr>
+                <w:p>
+                  <w:r>
+                    <w:rPr>
+                      <w:rFonts w:ascii="Times New Roman" w:hAnsi="Times New Roman" w:eastAsia="바탕"/>
+                      <w:sz w:val="18"/>
+                    </w:rPr>
+                    <w:t>대한민국</w:t>
+                  </w:r>
+                </w:p>
+              </w:tc>
+            </w:tr>
+            <w:tr>
+              <w:tc>
+                <w:tcPr>
+                  <w:tcW w:type="dxa" w:w="2429"/>
+                </w:tcPr>
+                <w:p>
+                  <w:r>
+                    <w:rPr>
+                      <w:rFonts w:ascii="Times New Roman" w:hAnsi="Times New Roman" w:eastAsia="바탕"/>
+                      <w:sz w:val="18"/>
+                    </w:rPr>
+                    <w:t>서희정</w:t>
+                  </w:r>
+                </w:p>
+              </w:tc>
+              <w:tc>
+                <w:tcPr>
+                  <w:tcW w:type="dxa" w:w="2429"/>
+                </w:tcPr>
+                <w:p>
+                  <w:r>
+                    <w:rPr>
+                      <w:rFonts w:ascii="Times New Roman" w:hAnsi="Times New Roman" w:eastAsia="바탕"/>
+                      <w:sz w:val="18"/>
+                    </w:rPr>
+                    <w:t>교수</w:t>
+                  </w:r>
+                </w:p>
+              </w:tc>
+              <w:tc>
+                <w:tcPr>
+                  <w:tcW w:type="dxa" w:w="2429"/>
+                </w:tcPr>
+                <w:p>
+                  <w:r>
+                    <w:rPr>
+                      <w:rFonts w:ascii="Times New Roman" w:hAnsi="Times New Roman" w:eastAsia="바탕"/>
+                      <w:sz w:val="18"/>
+                    </w:rPr>
+                    <w:t>동의대학교</w:t>
+                  </w:r>
+                </w:p>
+              </w:tc>
+              <w:tc>
+                <w:tcPr>
+                  <w:tcW w:type="dxa" w:w="2429"/>
+                </w:tcPr>
+                <w:p>
+                  <w:r>
+                    <w:rPr>
+                      <w:rFonts w:ascii="Times New Roman" w:hAnsi="Times New Roman" w:eastAsia="바탕"/>
+                      <w:sz w:val="18"/>
+                    </w:rPr>
+                    <w:t>대한민국</w:t>
+                  </w:r>
+                </w:p>
+              </w:tc>
+            </w:tr>
+            <w:tr>
+              <w:tc>
+                <w:tcPr>
+                  <w:tcW w:type="dxa" w:w="2429"/>
+                </w:tcPr>
+                <w:p>
+                  <w:r>
+                    <w:rPr>
+                      <w:rFonts w:ascii="Times New Roman" w:hAnsi="Times New Roman" w:eastAsia="바탕"/>
+                      <w:sz w:val="18"/>
+                    </w:rPr>
+                    <w:t>이영미</w:t>
+                  </w:r>
+                </w:p>
+              </w:tc>
+              <w:tc>
+                <w:tcPr>
+                  <w:tcW w:type="dxa" w:w="2429"/>
+                </w:tcPr>
+                <w:p>
+                  <w:r>
+                    <w:rPr>
+                      <w:rFonts w:ascii="Times New Roman" w:hAnsi="Times New Roman" w:eastAsia="바탕"/>
+                      <w:sz w:val="18"/>
+                    </w:rPr>
+                    <w:t>교수</w:t>
+                  </w:r>
+                </w:p>
+              </w:tc>
+              <w:tc>
+                <w:tcPr>
+                  <w:tcW w:type="dxa" w:w="2429"/>
+                </w:tcPr>
+                <w:p>
+                  <w:r>
+                    <w:rPr>
+                      <w:rFonts w:ascii="Times New Roman" w:hAnsi="Times New Roman" w:eastAsia="바탕"/>
+                      <w:sz w:val="18"/>
+                    </w:rPr>
+                    <w:t>이화여자대학교 언어병리학과</w:t>
+                  </w:r>
+                </w:p>
+              </w:tc>
+              <w:tc>
+                <w:tcPr>
+                  <w:tcW w:type="dxa" w:w="2429"/>
+                </w:tcPr>
+                <w:p>
+                  <w:r>
+                    <w:rPr>
+                      <w:rFonts w:ascii="Times New Roman" w:hAnsi="Times New Roman" w:eastAsia="바탕"/>
+                      <w:sz w:val="18"/>
+                    </w:rPr>
+                    <w:t>대한민국</w:t>
+                  </w:r>
+                </w:p>
+              </w:tc>
+            </w:tr>
+            <w:tr>
+              <w:tc>
+                <w:tcPr>
+                  <w:tcW w:type="dxa" w:w="2429"/>
+                </w:tcPr>
+                <w:p>
+                  <w:r>
+                    <w:rPr>
+                      <w:rFonts w:ascii="Times New Roman" w:hAnsi="Times New Roman" w:eastAsia="바탕"/>
+                      <w:sz w:val="18"/>
+                    </w:rPr>
+                    <w:t>박경서</w:t>
+                  </w:r>
+                </w:p>
+              </w:tc>
+              <w:tc>
+                <w:tcPr>
+                  <w:tcW w:type="dxa" w:w="2429"/>
+                </w:tcPr>
+                <w:p>
+                  <w:r>
+                    <w:rPr>
+                      <w:rFonts w:ascii="Times New Roman" w:hAnsi="Times New Roman" w:eastAsia="바탕"/>
+                      <w:sz w:val="18"/>
+                    </w:rPr>
+                    <w:t>대리</w:t>
+                  </w:r>
+                </w:p>
+              </w:tc>
+              <w:tc>
+                <w:tcPr>
+                  <w:tcW w:type="dxa" w:w="2429"/>
+                </w:tcPr>
+                <w:p>
+                  <w:r>
+                    <w:rPr>
+                      <w:rFonts w:ascii="Times New Roman" w:hAnsi="Times New Roman" w:eastAsia="바탕"/>
+                      <w:sz w:val="18"/>
+                    </w:rPr>
+                    <w:t>한국장애인개발원</w:t>
+                  </w:r>
+                </w:p>
+              </w:tc>
+              <w:tc>
+                <w:tcPr>
+                  <w:tcW w:type="dxa" w:w="2429"/>
+                </w:tcPr>
+                <w:p>
+                  <w:r>
+                    <w:rPr>
+                      <w:rFonts w:ascii="Times New Roman" w:hAnsi="Times New Roman" w:eastAsia="바탕"/>
+                      <w:sz w:val="18"/>
+                    </w:rPr>
+                    <w:t>대한민국</w:t>
+                  </w:r>
+                </w:p>
+              </w:tc>
+            </w:tr>
+            <w:tr>
+              <w:tc>
+                <w:tcPr>
+                  <w:tcW w:type="dxa" w:w="2429"/>
+                </w:tcPr>
+                <w:p>
+                  <w:r>
+                    <w:rPr>
+                      <w:rFonts w:ascii="Times New Roman" w:hAnsi="Times New Roman" w:eastAsia="바탕"/>
+                      <w:sz w:val="18"/>
+                    </w:rPr>
+                    <w:t>(성함 비공개)</w:t>
+                  </w:r>
+                </w:p>
+              </w:tc>
+              <w:tc>
+                <w:tcPr>
+                  <w:tcW w:type="dxa" w:w="2429"/>
+                </w:tcPr>
+                <w:p>
+                  <w:r>
+                    <w:rPr>
+                      <w:rFonts w:ascii="Times New Roman" w:hAnsi="Times New Roman" w:eastAsia="바탕"/>
+                      <w:sz w:val="18"/>
+                    </w:rPr>
+                    <w:t>팀장</w:t>
+                  </w:r>
+                </w:p>
+              </w:tc>
+              <w:tc>
+                <w:tcPr>
+                  <w:tcW w:type="dxa" w:w="2429"/>
+                </w:tcPr>
+                <w:p>
+                  <w:r>
+                    <w:rPr>
+                      <w:rFonts w:ascii="Times New Roman" w:hAnsi="Times New Roman" w:eastAsia="바탕"/>
+                      <w:sz w:val="18"/>
+                    </w:rPr>
+                    <w:t>GC메디아이 의사랑 서비스센터</w:t>
+                  </w:r>
+                </w:p>
+              </w:tc>
+              <w:tc>
+                <w:tcPr>
+                  <w:tcW w:type="dxa" w:w="2429"/>
+                </w:tcPr>
+                <w:p>
+                  <w:r>
+                    <w:rPr>
+                      <w:rFonts w:ascii="Times New Roman" w:hAnsi="Times New Roman" w:eastAsia="바탕"/>
+                      <w:sz w:val="18"/>
+                    </w:rPr>
+                    <w:t>대한민국</w:t>
+                  </w:r>
+                </w:p>
+              </w:tc>
+            </w:tr>
+            <w:tr>
+              <w:tc>
+                <w:tcPr>
+                  <w:tcW w:type="dxa" w:w="2429"/>
+                </w:tcPr>
+                <w:p>
+                  <w:r>
+                    <w:rPr>
+                      <w:rFonts w:ascii="Times New Roman" w:hAnsi="Times New Roman" w:eastAsia="바탕"/>
+                      <w:sz w:val="18"/>
+                    </w:rPr>
+                    <w:t>Raisa Kravchenko</w:t>
+                  </w:r>
+                </w:p>
+              </w:tc>
+              <w:tc>
+                <w:tcPr>
+                  <w:tcW w:type="dxa" w:w="2429"/>
+                </w:tcPr>
+                <w:p>
+                  <w:r>
+                    <w:rPr>
+                      <w:rFonts w:ascii="Times New Roman" w:hAnsi="Times New Roman" w:eastAsia="바탕"/>
+                      <w:sz w:val="18"/>
+                    </w:rPr>
+                    <w:t>Deputy Director</w:t>
+                  </w:r>
+                </w:p>
+              </w:tc>
+              <w:tc>
+                <w:tcPr>
+                  <w:tcW w:type="dxa" w:w="2429"/>
+                </w:tcPr>
+                <w:p>
+                  <w:r>
+                    <w:rPr>
+                      <w:rFonts w:ascii="Times New Roman" w:hAnsi="Times New Roman" w:eastAsia="바탕"/>
+                      <w:sz w:val="18"/>
+                    </w:rPr>
+                    <w:t>All Ukrainian NGO Coalition for Persons with Intellectual Disabilities</w:t>
+                  </w:r>
+                </w:p>
+              </w:tc>
+              <w:tc>
+                <w:tcPr>
+                  <w:tcW w:type="dxa" w:w="2429"/>
+                </w:tcPr>
+                <w:p>
+                  <w:r>
+                    <w:rPr>
+                      <w:rFonts w:ascii="Times New Roman" w:hAnsi="Times New Roman" w:eastAsia="바탕"/>
+                      <w:sz w:val="18"/>
+                    </w:rPr>
+                    <w:t>우크라이나</w:t>
+                  </w:r>
+                </w:p>
+              </w:tc>
+            </w:tr>
+            <w:tr>
+              <w:tc>
+                <w:tcPr>
+                  <w:tcW w:type="dxa" w:w="2429"/>
+                </w:tcPr>
+                <w:p>
+                  <w:r>
+                    <w:rPr>
+                      <w:rFonts w:ascii="Times New Roman" w:hAnsi="Times New Roman" w:eastAsia="바탕"/>
+                      <w:sz w:val="18"/>
+                    </w:rPr>
+                    <w:t>Afonso Cavaco</w:t>
+                  </w:r>
+                </w:p>
+              </w:tc>
+              <w:tc>
+                <w:tcPr>
+                  <w:tcW w:type="dxa" w:w="2429"/>
+                </w:tcPr>
+                <w:p>
+                  <w:r>
+                    <w:rPr>
+                      <w:rFonts w:ascii="Times New Roman" w:hAnsi="Times New Roman" w:eastAsia="바탕"/>
+                      <w:sz w:val="18"/>
+                    </w:rPr>
+                    <w:t>Professor</w:t>
+                  </w:r>
+                </w:p>
+              </w:tc>
+              <w:tc>
+                <w:tcPr>
+                  <w:tcW w:type="dxa" w:w="2429"/>
+                </w:tcPr>
+                <w:p>
+                  <w:r>
+                    <w:rPr>
+                      <w:rFonts w:ascii="Times New Roman" w:hAnsi="Times New Roman" w:eastAsia="바탕"/>
+                      <w:sz w:val="18"/>
+                    </w:rPr>
+                    <w:t>Faculdade de Farmácia, Universidade de Lisboa</w:t>
+                  </w:r>
+                </w:p>
+              </w:tc>
+              <w:tc>
+                <w:tcPr>
+                  <w:tcW w:type="dxa" w:w="2429"/>
+                </w:tcPr>
+                <w:p>
+                  <w:r>
+                    <w:rPr>
+                      <w:rFonts w:ascii="Times New Roman" w:hAnsi="Times New Roman" w:eastAsia="바탕"/>
+                      <w:sz w:val="18"/>
+                    </w:rPr>
+                    <w:t>포르투갈</w:t>
+                  </w:r>
+                </w:p>
+              </w:tc>
+            </w:tr>
+            <w:tr>
+              <w:tc>
+                <w:tcPr>
+                  <w:tcW w:type="dxa" w:w="2429"/>
+                </w:tcPr>
+                <w:p>
+                  <w:r>
+                    <w:rPr>
+                      <w:rFonts w:ascii="Times New Roman" w:hAnsi="Times New Roman" w:eastAsia="바탕"/>
+                      <w:sz w:val="18"/>
+                    </w:rPr>
+                    <w:t>Mustapha Taibi</w:t>
+                  </w:r>
+                </w:p>
+              </w:tc>
+              <w:tc>
+                <w:tcPr>
+                  <w:tcW w:type="dxa" w:w="2429"/>
+                </w:tcPr>
+                <w:p>
+                  <w:r>
+                    <w:rPr>
+                      <w:rFonts w:ascii="Times New Roman" w:hAnsi="Times New Roman" w:eastAsia="바탕"/>
+                      <w:sz w:val="18"/>
+                    </w:rPr>
+                    <w:t>Professor of Translation and Interpreting</w:t>
+                  </w:r>
+                </w:p>
+              </w:tc>
+              <w:tc>
+                <w:tcPr>
+                  <w:tcW w:type="dxa" w:w="2429"/>
+                </w:tcPr>
+                <w:p>
+                  <w:r>
+                    <w:rPr>
+                      <w:rFonts w:ascii="Times New Roman" w:hAnsi="Times New Roman" w:eastAsia="바탕"/>
+                      <w:sz w:val="18"/>
+                    </w:rPr>
+                    <w:t>Western Sydney University</w:t>
+                  </w:r>
+                </w:p>
+              </w:tc>
+              <w:tc>
+                <w:tcPr>
+                  <w:tcW w:type="dxa" w:w="2429"/>
+                </w:tcPr>
+                <w:p>
+                  <w:r>
+                    <w:rPr>
+                      <w:rFonts w:ascii="Times New Roman" w:hAnsi="Times New Roman" w:eastAsia="바탕"/>
+                      <w:sz w:val="18"/>
+                    </w:rPr>
+                    <w:t>오스트레일리아</w:t>
+                  </w:r>
+                </w:p>
+              </w:tc>
+            </w:tr>
+          </w:tbl>
+          <w:p/>
+          <w:p>
+            <w:pPr>
+              <w:spacing w:after="120"/>
+            </w:pPr>
+          </w:p>
+          <w:p>
+            <w:pPr>
+              <w:spacing w:after="80" w:line="276" w:lineRule="auto"/>
+              <w:jc w:val="both"/>
+            </w:pPr>
+            <w:r>
+              <w:rPr>
+                <w:rFonts w:ascii="Times New Roman" w:hAnsi="Times New Roman" w:eastAsia="바탕"/>
+                <w:sz w:val="20"/>
+              </w:rPr>
+              <w:t>응답자의 절반이 한국 밖에서 일한다. 이 앱이 특정 지역을 위한 것이 아니라고 주장하는 이상 (§1.2) 그것을 검토하는 사람도 한 나라에 몰려서는 안 된다고 판단해, 명단을 만들 때 동유럽·중동북아프리카·남아시아·중남미·동남아시아·아프리카 묶음을 따로 조사해 넣었다. 그 묶음이 명단 1,103명의 40.5%다.</w:t>
+            </w:r>
+          </w:p>
+          <w:p>
+            <w:pPr>
+              <w:spacing w:after="80" w:line="276" w:lineRule="auto"/>
+              <w:jc w:val="both"/>
+            </w:pPr>
+            <w:r>
+              <w:rPr>
+                <w:rFonts w:ascii="Times New Roman" w:hAnsi="Times New Roman" w:eastAsia="바탕"/>
+                <w:sz w:val="20"/>
+              </w:rPr>
+              <w:t>여기에 밝혀 둘 것이 있다. 응답자의 44%(15명)가 글로 된 복약 지시를 읽지 못하는 사람을 "거의 마주치지 않는다" 고 답했다. 거의 매일 마주친다고 답한 사람은 4명이다. 그리고 그 사실을 응답자 한 분이 직접 지적했다. 이 문항의 답이 곧 §1.1 의 전제에 대한 자료이기도 하다는 뜻이며, 우리에게 유리한 방향은 아니다.</w:t>
+            </w:r>
+          </w:p>
+          <w:p>
+            <w:pPr>
+              <w:spacing w:before="120" w:after="20"/>
+            </w:pPr>
+            <w:r>
+              <w:rPr>
+                <w:rFonts w:ascii="Times New Roman" w:hAnsi="Times New Roman" w:eastAsia="바탕"/>
+                <w:b/>
+                <w:sz w:val="21"/>
+              </w:rPr>
+              <w:t>무엇을 답했는가</w:t>
+            </w:r>
+          </w:p>
+          <w:p>
+            <w:pPr>
+              <w:spacing w:after="80" w:line="276" w:lineRule="auto"/>
+              <w:jc w:val="both"/>
+            </w:pPr>
+            <w:r>
+              <w:rPr>
+                <w:rFonts w:ascii="Times New Roman" w:hAnsi="Times New Roman" w:eastAsia="바탕"/>
+                <w:sz w:val="20"/>
+              </w:rPr>
+              <w:t>데모를 보고 판단하는 문항은 다섯 구획에만 붙였다. 법·표준·산업 구획에는 붙이지 않았다. 환자의 이해를 판정하는 것은 그 자리에서 할 수 있는 일이 아니며, 자격이 없는 응답을 분모에 섞으면 그 비율은 무엇에 대한 비율도 아니게 된다.</w:t>
+            </w:r>
+          </w:p>
+          <w:p>
+            <w:pPr>
+              <w:spacing w:after="80" w:line="276" w:lineRule="auto"/>
+              <w:jc w:val="both"/>
+            </w:pPr>
+            <w:r>
+              <w:rPr>
+                <w:rFonts w:ascii="Times New Roman" w:hAnsi="Times New Roman" w:eastAsia="바탕"/>
+                <w:sz w:val="20"/>
+              </w:rPr>
+              <w:t>[표 37] 글을 읽지 못하는 환자가 이 화면만으로 혼자 약을 제대로 복용할 수 있겠는가 (판단 자격 다섯 구획, n = 24)</w:t>
             </w:r>
           </w:p>
           <w:tbl>
@@ -20881,7 +23605,7 @@
                       <w:b/>
                       <w:sz w:val="18"/>
                     </w:rPr>
-                    <w:t>세부 목표</w:t>
+                    <w:t>답</w:t>
                   </w:r>
                 </w:p>
               </w:tc>
@@ -20897,7 +23621,7 @@
                       <w:b/>
                       <w:sz w:val="18"/>
                     </w:rPr>
-                    <w:t>SnapCare 의 기여</w:t>
+                    <w:t>응답</w:t>
                   </w:r>
                 </w:p>
               </w:tc>
@@ -20911,17 +23635,9 @@
                   <w:r>
                     <w:rPr>
                       <w:rFonts w:ascii="Times New Roman" w:hAnsi="Times New Roman" w:eastAsia="바탕"/>
-                      <w:b/>
-                      <w:sz w:val="18"/>
-                    </w:rPr>
-                    <w:t>3.4</w:t>
-                  </w:r>
-                  <w:r>
-                    <w:rPr>
-                      <w:rFonts w:ascii="Times New Roman" w:hAnsi="Times New Roman" w:eastAsia="바탕"/>
-                      <w:sz w:val="18"/>
-                    </w:rPr>
-                    <w:t xml:space="preserve"> 비감염성 질환 예방·치료</w:t>
+                      <w:sz w:val="18"/>
+                    </w:rPr>
+                    <w:t>부분적으로. 일부는 되고 일부는 안 된다</w:t>
                   </w:r>
                 </w:p>
               </w:tc>
@@ -20935,7 +23651,7 @@
                       <w:rFonts w:ascii="Times New Roman" w:hAnsi="Times New Roman" w:eastAsia="바탕"/>
                       <w:sz w:val="18"/>
                     </w:rPr>
-                    <w:t>WHO 영양 권고를 개인의 에너지 요구량에서 유도하여 판정. 당뇨·고혈압 조건이 기준을 좁힌다</w:t>
+                    <w:t>16</w:t>
                   </w:r>
                 </w:p>
               </w:tc>
@@ -20949,17 +23665,9 @@
                   <w:r>
                     <w:rPr>
                       <w:rFonts w:ascii="Times New Roman" w:hAnsi="Times New Roman" w:eastAsia="바탕"/>
-                      <w:b/>
-                      <w:sz w:val="18"/>
-                    </w:rPr>
-                    <w:t>3.8</w:t>
-                  </w:r>
-                  <w:r>
-                    <w:rPr>
-                      <w:rFonts w:ascii="Times New Roman" w:hAnsi="Times New Roman" w:eastAsia="바탕"/>
-                      <w:sz w:val="18"/>
-                    </w:rPr>
-                    <w:t xml:space="preserve"> 보편적 건강보장</w:t>
+                      <w:sz w:val="18"/>
+                    </w:rPr>
+                    <w:t>예, 가능할 것 같다</w:t>
                   </w:r>
                 </w:p>
               </w:tc>
@@ -20973,7 +23681,7 @@
                       <w:rFonts w:ascii="Times New Roman" w:hAnsi="Times New Roman" w:eastAsia="바탕"/>
                       <w:sz w:val="18"/>
                     </w:rPr>
-                    <w:t>진료 이후의 자가 관리 단계에서 문해력에 따른 격차를 줄인다</w:t>
+                    <w:t>7</w:t>
                   </w:r>
                 </w:p>
               </w:tc>
@@ -20987,17 +23695,9 @@
                   <w:r>
                     <w:rPr>
                       <w:rFonts w:ascii="Times New Roman" w:hAnsi="Times New Roman" w:eastAsia="바탕"/>
-                      <w:b/>
-                      <w:sz w:val="18"/>
-                    </w:rPr>
-                    <w:t>3.d</w:t>
-                  </w:r>
-                  <w:r>
-                    <w:rPr>
-                      <w:rFonts w:ascii="Times New Roman" w:hAnsi="Times New Roman" w:eastAsia="바탕"/>
-                      <w:sz w:val="18"/>
-                    </w:rPr>
-                    <w:t xml:space="preserve"> 보건 위기 관리</w:t>
+                      <w:sz w:val="18"/>
+                    </w:rPr>
+                    <w:t>판단할 근거가 없다</w:t>
                   </w:r>
                 </w:p>
               </w:tc>
@@ -21011,7 +23711,37 @@
                       <w:rFonts w:ascii="Times New Roman" w:hAnsi="Times New Roman" w:eastAsia="바탕"/>
                       <w:sz w:val="18"/>
                     </w:rPr>
-                    <w:t>항생제 복용 완료를 그림으로 전달하여 내성 확산의 인적 요인에 개입한다</w:t>
+                    <w:t>1</w:t>
+                  </w:r>
+                </w:p>
+              </w:tc>
+            </w:tr>
+            <w:tr>
+              <w:tc>
+                <w:tcPr>
+                  <w:tcW w:type="dxa" w:w="4857"/>
+                </w:tcPr>
+                <w:p>
+                  <w:r>
+                    <w:rPr>
+                      <w:rFonts w:ascii="Times New Roman" w:hAnsi="Times New Roman" w:eastAsia="바탕"/>
+                      <w:sz w:val="18"/>
+                    </w:rPr>
+                    <w:t>아니오</w:t>
+                  </w:r>
+                </w:p>
+              </w:tc>
+              <w:tc>
+                <w:tcPr>
+                  <w:tcW w:type="dxa" w:w="4857"/>
+                </w:tcPr>
+                <w:p>
+                  <w:r>
+                    <w:rPr>
+                      <w:rFonts w:ascii="Times New Roman" w:hAnsi="Times New Roman" w:eastAsia="바탕"/>
+                      <w:sz w:val="18"/>
+                    </w:rPr>
+                    <w:t>0</w:t>
                   </w:r>
                 </w:p>
               </w:tc>
@@ -21033,82 +23763,238 @@
                 <w:rFonts w:ascii="Times New Roman" w:hAnsi="Times New Roman" w:eastAsia="바탕"/>
                 <w:sz w:val="20"/>
               </w:rPr>
-              <w:t>3.4 와의 연결은 §1.5 에서 서술한 미진단 인구를 거쳐 간다. 전 세계 당뇨 성인 5억 8,900만 명 가운데 43%가 자신이 당뇨임을 모르며, 이들은 조건을 묻는 화면에서 "아니오" 를 고른다. SnapCare 가 조건을 세 갈래로 나누어 묻는 것(§2.5)이 이 지점에 대한 대응이다. 진단명을 모르는 사람도 겪은 것은 답할 수 있고, 그 답에서 기준을 좁힌다. 비감염성 질환의 관리가 진료실이 아니라 매일의 식사에서 이루어진다는 점을 생각하면, 진단명을 요구하지 않는 것이 곧 관리 대상을 넓히는 일이다.</w:t>
-            </w:r>
-          </w:p>
-          <w:p>
-            <w:pPr>
-              <w:spacing w:after="80" w:line="276" w:lineRule="auto"/>
-              <w:jc w:val="both"/>
-            </w:pPr>
-            <w:r>
-              <w:rPr>
-                <w:rFonts w:ascii="Times New Roman" w:hAnsi="Times New Roman" w:eastAsia="바탕"/>
-                <w:sz w:val="20"/>
-              </w:rPr>
-              <w:t>3.8 과의 연결은 인력 격차에서 나온다. §1.4 에서 인용한 대로 의사 밀도는 지역에 따라 열세 배 넘게 벌어져 있고, 진료 시간이 짧아지면 가장 먼저 줄어드는 것이 복약 설명이다. 보편적 건강보장은 대체로 진료와 약값에 닿을 수 있는가로 측정되지만, 약을 손에 넣고도 그 지시를 읽지 못하면 보장은 거기서 끊긴다. §1.4 에서 인용한 순응도 50%가 그 끊긴 자리의 크기다. 약이 처방되고 조제되어 손에 들어간 뒤에 절반이 사라지는 것이므로, 앞 단계에 아무리 투자해도 이 단계를 그대로 두면 그만큼이 새어 나간다. SnapCare 가 줄이려는 것은 진료 이후에 남는 이 격차이며, 그것은 문해력에 따라 갈리는 격차다.</w:t>
-            </w:r>
-          </w:p>
-          <w:p>
-            <w:pPr>
-              <w:spacing w:after="80" w:line="276" w:lineRule="auto"/>
-              <w:jc w:val="both"/>
-            </w:pPr>
-            <w:r>
-              <w:rPr>
-                <w:rFonts w:ascii="Times New Roman" w:hAnsi="Times New Roman" w:eastAsia="바탕"/>
-                <w:sz w:val="20"/>
-              </w:rPr>
-              <w:t xml:space="preserve">특히 3.d 와의 연결이 직접적이다. 104개국에서 보고된 실험실 확인 감염 2,300만 건 이상을 분석한 결과, 2023년 세균 감염 여섯 건 중 한 건이 항생제에 내성을 보였다. 2018년부터 2023년까지 감시 대상 병원체·항생제 조합의 40% 이상에서 내성이 상승했고, 연평균 상승률은 5~15% 였다 (WHO GLASS, 2025). 2019년 기준 세균 내성에 직접 기인한 사망은 127만 명으로 HIV/AIDS 나 말라리아보다 많았다 (Murray et al., 2022). 증상이 가시면 항생제를 중단하는 것이 내성의 주요 인적 경로다. 그리고 그것이 소수의 행동이 아니다. 12개국 9,772명을 조사한 결과 </w:t>
-            </w:r>
+              <w:t>"아니오" 가 0건인 것과 "부분적으로" 가 3분의 2인 것을 함께 읽어야 한다. 접근 자체가 틀렸다고 답한 사람은 없었고, 이대로 충분하다고 답한 사람도 소수였다. 다섯 구획의 넓은 문항에 답한 다섯 명 중 네 명은 가장 먼저 해결할 것으로 "사람을 대상으로 한 검증이 없다는 것" 을 골랐다.</w:t>
+            </w:r>
+          </w:p>
+          <w:p>
+            <w:pPr>
+              <w:spacing w:after="80" w:line="276" w:lineRule="auto"/>
+              <w:jc w:val="both"/>
+            </w:pPr>
+            <w:r>
+              <w:rPr>
+                <w:rFonts w:ascii="Times New Roman" w:hAnsi="Times New Roman" w:eastAsia="바탕"/>
+                <w:sz w:val="20"/>
+              </w:rPr>
+              <w:t>약국 구획에서는 11명 중 8명이 이 앱이 만든 지시를 약사가 매번 검토해야 한다고 답했고, 처음 한 번이면 충분하다는 답이 3명이었다. 놓일 자리로는 약사 설명을 보조하는 도구 6명, 환자가 집에서 혼자 확인하는 수단 3명, 약사가 닿지 못하는 환자의 대체 경로 2명이다. 의학적으로 가장 틀리면 안 되는 것으로는 복용량과 횟수 6명, 병용금기와 상호작용 3명을 꼽았다.</w:t>
+            </w:r>
+          </w:p>
+          <w:p>
+            <w:pPr>
+              <w:spacing w:after="80" w:line="276" w:lineRule="auto"/>
+              <w:jc w:val="both"/>
+            </w:pPr>
+            <w:r>
+              <w:rPr>
+                <w:rFonts w:ascii="Times New Roman" w:hAnsi="Times New Roman" w:eastAsia="바탕"/>
+                <w:sz w:val="20"/>
+              </w:rPr>
+              <w:t>간호·보건 구획에서는 9명 중 6명이 환자와 보호자 둘을 각각 다르게 설계해야 한다고 답했다. 이 앱은 환자 혼자 쓰는 것을 전제로 설계되었으므로 전제에 대한 지적이다.</w:t>
+            </w:r>
+          </w:p>
+          <w:p>
+            <w:pPr>
+              <w:spacing w:before="120" w:after="20"/>
+            </w:pPr>
             <w:r>
               <w:rPr>
                 <w:rFonts w:ascii="Times New Roman" w:hAnsi="Times New Roman" w:eastAsia="바탕"/>
                 <w:b/>
-                <w:sz w:val="20"/>
-              </w:rPr>
-              <w:t>32%가 몸이 나아지면 항생제를 끊어도 된다고 믿고 있었고</w:t>
-            </w:r>
-            <w:r>
-              <w:rPr>
-                <w:rFonts w:ascii="Times New Roman" w:hAnsi="Times New Roman" w:eastAsia="바탕"/>
-                <w:sz w:val="20"/>
-              </w:rPr>
-              <w:t xml:space="preserve">, 64%는 항생제가 감기나 독감에 듣는다고 답했다 (World Health Organization, </w:t>
-            </w:r>
-            <w:r>
-              <w:rPr>
-                <w:rFonts w:ascii="Times New Roman" w:hAnsi="Times New Roman" w:eastAsia="바탕"/>
-                <w:i/>
-                <w:sz w:val="20"/>
-              </w:rPr>
-              <w:t>WHO multi-country survey reveals widespread public misunderstanding about antibiotic resistance</w:t>
-            </w:r>
-            <w:r>
-              <w:rPr>
-                <w:rFonts w:ascii="Times New Roman" w:hAnsi="Times New Roman" w:eastAsia="바탕"/>
-                <w:sz w:val="20"/>
-              </w:rPr>
-              <w:t>, 2015).</w:t>
-            </w:r>
-          </w:p>
-          <w:p>
-            <w:pPr>
-              <w:spacing w:after="80" w:line="276" w:lineRule="auto"/>
-              <w:jc w:val="both"/>
-            </w:pPr>
-            <w:r>
-              <w:rPr>
-                <w:rFonts w:ascii="Times New Roman" w:hAnsi="Times New Roman" w:eastAsia="바탕"/>
-                <w:sz w:val="20"/>
-              </w:rPr>
-              <w:t xml:space="preserve">세 명 중 한 명이 그렇게 믿는다면, 처방전에 적힌 복용 기간은 읽히지 않아서가 아니라 읽히고도 지켜지지 않는다. 여기에 읽지 못하는 사람이 더해진다. 문자로 적힌 기간이 애초에 전달되지 않으면 그 지시는 존재하지 않는 것과 같고, SnapCare 의 </w:t>
+                <w:sz w:val="21"/>
+              </w:rPr>
+              <w:t>여러 나라에서 같은 지적이 나온 것</w:t>
+            </w:r>
+          </w:p>
+          <w:p>
+            <w:pPr>
+              <w:spacing w:after="80" w:line="276" w:lineRule="auto"/>
+              <w:jc w:val="both"/>
+            </w:pPr>
+            <w:r>
+              <w:rPr>
+                <w:rFonts w:ascii="Times New Roman" w:hAnsi="Times New Roman" w:eastAsia="바탕"/>
+                <w:sz w:val="20"/>
+              </w:rPr>
+              <w:t xml:space="preserve">가장 무거운 지적은 금지가 금지로 읽히지 않는다 는 것이었다. 임신 금기를 나타내는 형태소 </w:t>
             </w:r>
             <w:r>
               <w:rPr>
                 <w:rFonts w:ascii="Consolas" w:hAnsi="Consolas" w:eastAsia="Consolas"/>
                 <w:sz w:val="19"/>
               </w:rPr>
+              <w:t>state_pregnant</w:t>
+            </w:r>
+            <w:r>
+              <w:rPr>
+                <w:rFonts w:ascii="Times New Roman" w:hAnsi="Times New Roman" w:eastAsia="바탕"/>
+                <w:sz w:val="20"/>
+              </w:rPr>
+              <w:t xml:space="preserve"> 는 임신부 그림 하나이며 금지 표시가 없다. 처방전에 "임신 중 사용 금지" 라고 적혀 있고 음성도 그렇게 말하지만, 그림만 보는 사람에게는 반대로 읽힌다.</w:t>
+            </w:r>
+          </w:p>
+          <w:p>
+            <w:pPr>
+              <w:spacing w:after="80" w:line="276" w:lineRule="auto"/>
+              <w:jc w:val="both"/>
+            </w:pPr>
+            <w:r>
+              <w:rPr>
+                <w:rFonts w:ascii="Times New Roman" w:hAnsi="Times New Roman" w:eastAsia="바탕"/>
+                <w:sz w:val="20"/>
+              </w:rPr>
+              <w:t>&gt; "처방전은 임신 중 사용하지 말라고 적혀 있는데 픽토그램은 임신부를 보여주어 환자가 임신 중 사용해도 안전하다고 생각하게 만든다."</w:t>
+            </w:r>
+          </w:p>
+          <w:p>
+            <w:pPr>
+              <w:spacing w:after="80" w:line="276" w:lineRule="auto"/>
+              <w:jc w:val="both"/>
+            </w:pPr>
+            <w:r>
+              <w:rPr>
+                <w:rFonts w:ascii="Times New Roman" w:hAnsi="Times New Roman" w:eastAsia="바탕"/>
+                <w:sz w:val="20"/>
+              </w:rPr>
+              <w:t>&gt; — Atif Usman 교수, The Islamia University of Bahawalpur</w:t>
+            </w:r>
+          </w:p>
+          <w:p>
+            <w:pPr>
+              <w:spacing w:after="80" w:line="276" w:lineRule="auto"/>
+              <w:jc w:val="both"/>
+            </w:pPr>
+            <w:r>
+              <w:rPr>
+                <w:rFonts w:ascii="Times New Roman" w:hAnsi="Times New Roman" w:eastAsia="바탕"/>
+                <w:sz w:val="20"/>
+              </w:rPr>
+              <w:t>&gt; "임신부 상징을 넣는 것만으로는 안전하지 않다는 뜻이 되지 않으니 X 표시를 넣어야 한다."</w:t>
+            </w:r>
+          </w:p>
+          <w:p>
+            <w:pPr>
+              <w:spacing w:after="80" w:line="276" w:lineRule="auto"/>
+              <w:jc w:val="both"/>
+            </w:pPr>
+            <w:r>
+              <w:rPr>
+                <w:rFonts w:ascii="Times New Roman" w:hAnsi="Times New Roman" w:eastAsia="바탕"/>
+                <w:sz w:val="20"/>
+              </w:rPr>
+              <w:t>&gt; — Sheron Sir Loon Goh 약학 전임강사, Department of Clinical Pharmacy and Pharmacy Practice</w:t>
+            </w:r>
+          </w:p>
+          <w:p>
+            <w:pPr>
+              <w:spacing w:after="80" w:line="276" w:lineRule="auto"/>
+              <w:jc w:val="both"/>
+            </w:pPr>
+            <w:r>
+              <w:rPr>
+                <w:rFonts w:ascii="Times New Roman" w:hAnsi="Times New Roman" w:eastAsia="바탕"/>
+                <w:sz w:val="20"/>
+              </w:rPr>
+              <w:t>우크라이나의 Raisa Kravchenko 부대표는 "위험 표시가 없어 임산부에게 권장되는 것으로 이해할 수 있다" 고 적었고, 김은경 국립공주대학교 교수는 "'이렇게 해야 한다' 와 '안 된다' 는 표시가 제대로 구분되지 않는다. 특히 안 된다를 강조해야 하지 않을까" 라고 적었다. 서로 다른 네 나라에서 같은 말이 나왔다.</w:t>
+            </w:r>
+          </w:p>
+          <w:p>
+            <w:pPr>
+              <w:spacing w:after="80" w:line="276" w:lineRule="auto"/>
+              <w:jc w:val="both"/>
+            </w:pPr>
+            <w:r>
+              <w:rPr>
+                <w:rFonts w:ascii="Times New Roman" w:hAnsi="Times New Roman" w:eastAsia="바탕"/>
+                <w:b/>
+                <w:sz w:val="20"/>
+              </w:rPr>
+              <w:t>이것이 §1.8 에서 인용한 ANSI Z535.3 의 치명적 혼동에 해당한다.</w:t>
+            </w:r>
+            <w:r>
+              <w:rPr>
+                <w:rFonts w:ascii="Times New Roman" w:hAnsi="Times New Roman" w:eastAsia="바탕"/>
+                <w:sz w:val="20"/>
+              </w:rPr>
+              <w:t xml:space="preserve"> 그리고 §2.2 에서 서술한 대로 엔진에는 </w:t>
+            </w:r>
+            <w:r>
+              <w:rPr>
+                <w:rFonts w:ascii="Consolas" w:hAnsi="Consolas" w:eastAsia="Consolas"/>
+                <w:sz w:val="19"/>
+              </w:rPr>
+              <w:t>\no{}</w:t>
+            </w:r>
+            <w:r>
+              <w:rPr>
+                <w:rFonts w:ascii="Times New Roman" w:hAnsi="Times New Roman" w:eastAsia="바탕"/>
+                <w:sz w:val="20"/>
+              </w:rPr>
+              <w:t xml:space="preserve"> 연산자가 이미 있어 금지 원과 사선을 그릴 수 있다. 같은 데모의 </w:t>
+            </w:r>
+            <w:r>
+              <w:rPr>
+                <w:rFonts w:ascii="Consolas" w:hAnsi="Consolas" w:eastAsia="Consolas"/>
+                <w:sz w:val="19"/>
+              </w:rPr>
+              <w:t>\no{\contact_lens}</w:t>
+            </w:r>
+            <w:r>
+              <w:rPr>
+                <w:rFonts w:ascii="Times New Roman" w:hAnsi="Times New Roman" w:eastAsia="바탕"/>
+                <w:sz w:val="20"/>
+              </w:rPr>
+              <w:t xml:space="preserve"> 는 사선이 그어져 나온다. 금기를 내보내는 코드가 그것을 쓰지 않고 있었을 뿐이다. 기능이 없어서 생긴 결함이 아니라 있는 기능을 부르지 않아서 생긴 결함이며, 이는 §5.1 에서 28회 중 0건이 통과했던 것과 같은 종류다.</w:t>
+            </w:r>
+          </w:p>
+          <w:p>
+            <w:pPr>
+              <w:spacing w:after="80" w:line="276" w:lineRule="auto"/>
+              <w:jc w:val="both"/>
+            </w:pPr>
+            <w:r>
+              <w:rPr>
+                <w:rFonts w:ascii="Times New Roman" w:hAnsi="Times New Roman" w:eastAsia="바탕"/>
+                <w:sz w:val="20"/>
+              </w:rPr>
+              <w:t>같은 종류의 뒤집힘이 완주 형태소에서도 지적되었다.</w:t>
+            </w:r>
+          </w:p>
+          <w:p>
+            <w:pPr>
+              <w:spacing w:after="80" w:line="276" w:lineRule="auto"/>
+              <w:jc w:val="both"/>
+            </w:pPr>
+            <w:r>
+              <w:rPr>
+                <w:rFonts w:ascii="Times New Roman" w:hAnsi="Times New Roman" w:eastAsia="바탕"/>
+                <w:sz w:val="20"/>
+              </w:rPr>
+              <w:t>&gt; "검은 점이 끝까지 차 있지 않으므로 나에게는 완주하지 않아도 된다는 뜻으로 읽힌다."</w:t>
+            </w:r>
+          </w:p>
+          <w:p>
+            <w:pPr>
+              <w:spacing w:after="80" w:line="276" w:lineRule="auto"/>
+              <w:jc w:val="both"/>
+            </w:pPr>
+            <w:r>
+              <w:rPr>
+                <w:rFonts w:ascii="Times New Roman" w:hAnsi="Times New Roman" w:eastAsia="바탕"/>
+                <w:sz w:val="20"/>
+              </w:rPr>
+              <w:t>&gt; — Sheron Sir Loon Goh</w:t>
+            </w:r>
+          </w:p>
+          <w:p>
+            <w:pPr>
+              <w:spacing w:after="80" w:line="276" w:lineRule="auto"/>
+              <w:jc w:val="both"/>
+            </w:pPr>
+            <w:r>
+              <w:rPr>
+                <w:rFonts w:ascii="Consolas" w:hAnsi="Consolas" w:eastAsia="Consolas"/>
+                <w:sz w:val="19"/>
+              </w:rPr>
               <w:t>finish_course</w:t>
             </w:r>
             <w:r>
@@ -21116,7 +24002,281 @@
                 <w:rFonts w:ascii="Times New Roman" w:hAnsi="Times New Roman" w:eastAsia="바탕"/>
                 <w:sz w:val="20"/>
               </w:rPr>
-              <w:t xml:space="preserve"> 형태소가 겨냥하는 것이 그 지점이다. 다만 그림 하나로 믿음이 바뀌지는 않으며, 이 형태소가 하는 일은 기간이 전달되게 하는 것까지다.</w:t>
+              <w:t xml:space="preserve"> 는 §5.7 의 SDG 3.d 기여에서 이 앱이 겨냥한다고 적은 바로 그 형태소다. 그것이 정반대로 읽힌다는 지적이다.</w:t>
+            </w:r>
+          </w:p>
+          <w:p>
+            <w:pPr>
+              <w:spacing w:after="80" w:line="276" w:lineRule="auto"/>
+              <w:jc w:val="both"/>
+            </w:pPr>
+            <w:r>
+              <w:rPr>
+                <w:rFonts w:ascii="Times New Roman" w:hAnsi="Times New Roman" w:eastAsia="바탕"/>
+                <w:sz w:val="20"/>
+              </w:rPr>
+              <w:t>한 장에 요소가 너무 많다 는 지적이 세 나라에서 나왔다. 최묘정 한국장애인개발원 연구원은 "점안액병 픽토그램 내에 작은 이미지로 추가 정보를 제시할 경우 정보가 중첩되어 가독성이 저하될 수 있으므로, 제형은 초반에 제시하고 세부 정보는 분리하라" 고 적었고, 이용한 한국공예디자인문화진흥원 선임은 두세 개로 나누어 설명하는 방법을 제안했다. 이는 §2.2 에서 머리 안쪽 슬롯에 수식어를 넣도록 설계한 SIGIL 의 구조 자체에 대한 지적이다.</w:t>
+            </w:r>
+          </w:p>
+          <w:p>
+            <w:pPr>
+              <w:spacing w:after="80" w:line="276" w:lineRule="auto"/>
+              <w:jc w:val="both"/>
+            </w:pPr>
+            <w:r>
+              <w:rPr>
+                <w:rFonts w:ascii="Times New Roman" w:hAnsi="Times New Roman" w:eastAsia="바탕"/>
+                <w:sz w:val="20"/>
+              </w:rPr>
+              <w:t>대상 인구가 우리 전제와 다르다 는 지적이 다섯 건이다. 이용한 선임은 "글을 읽지 못하는 사람 가운데 가장 많은 수는 문맹이 아닌 시각장애인일 것이며, 시각장애인에게는 사진을 찍는 행위 자체가 장애 요소가 된다" 고 적었다. 인도네시아의 Niken Nur Widyakusuma 약사도 시각장애 환자를 훨씬 많이 본다고 답했고, 윤휘열 충남대학교 약학대학 교수는 한국에서는 주로 외국인 환자라고 적었다. §1.5 에서 "글을 읽을 수 있다 해도 그 글이 자기 언어라는 보장이 없다" 고 쓴 것과 같은 방향이며, 우리가 대상을 좁게 잡았다는 뜻이다.</w:t>
+            </w:r>
+          </w:p>
+          <w:p>
+            <w:pPr>
+              <w:spacing w:before="120" w:after="20"/>
+            </w:pPr>
+            <w:r>
+              <w:rPr>
+                <w:rFonts w:ascii="Times New Roman" w:hAnsi="Times New Roman" w:eastAsia="바탕"/>
+                <w:b/>
+                <w:sz w:val="21"/>
+              </w:rPr>
+              <w:t>개별 지적</w:t>
+            </w:r>
+          </w:p>
+          <w:p>
+            <w:pPr>
+              <w:spacing w:after="80" w:line="276" w:lineRule="auto"/>
+              <w:jc w:val="both"/>
+            </w:pPr>
+            <w:r>
+              <w:rPr>
+                <w:rFonts w:ascii="Times New Roman" w:hAnsi="Times New Roman" w:eastAsia="바탕"/>
+                <w:sz w:val="20"/>
+              </w:rPr>
+              <w:t>Foued Maaoui 파스퇴르연구소(튀니지) 연구원은 되말하기(teach-back)의 부재를 지적했다. 환자가 제대로 이해했는지 확인할 절차가 없으며 환자 안전 관점에서 이 피드백 고리의 부재는 중대한 위험이라는 것이다. 같은 응답자는 검증 설계도 제시했다. 저문해자를 대상으로 하되 교육받은 자원자로 대체하지 말 것, 사전에 정의된 채점 기준과 눈가림 평가자를 둘 것, 픽토그램만·음성만·둘 다를 따로 시험할 것, 깨끗한 데모가 아닌 실제 처방전을 쓸 것. §5.10 의 평가 설계를 이에 맞추어 고쳤다.</w:t>
+            </w:r>
+          </w:p>
+          <w:p>
+            <w:pPr>
+              <w:spacing w:after="80" w:line="276" w:lineRule="auto"/>
+              <w:jc w:val="both"/>
+            </w:pPr>
+            <w:r>
+              <w:rPr>
+                <w:rFonts w:ascii="Times New Roman" w:hAnsi="Times New Roman" w:eastAsia="바탕"/>
+                <w:sz w:val="20"/>
+              </w:rPr>
+              <w:t>Celia 교수(University of Pretoria)는 손으로 쓴 처방전에서는 동작하지 않을 것이라고 적었다. 우리는 인쇄된 표본으로만 시험했다.</w:t>
+            </w:r>
+          </w:p>
+          <w:p>
+            <w:pPr>
+              <w:spacing w:after="80" w:line="276" w:lineRule="auto"/>
+              <w:jc w:val="both"/>
+            </w:pPr>
+            <w:r>
+              <w:rPr>
+                <w:rFonts w:ascii="Times New Roman" w:hAnsi="Times New Roman" w:eastAsia="바탕"/>
+                <w:sz w:val="20"/>
+              </w:rPr>
+              <w:t xml:space="preserve">Atif Usman 교수는 </w:t>
+            </w:r>
+            <w:r>
+              <w:rPr>
+                <w:rFonts w:ascii="Times New Roman" w:hAnsi="Times New Roman" w:eastAsia="바탕"/>
+                <w:b/>
+                <w:sz w:val="20"/>
+              </w:rPr>
+              <w:t>1회 용량과 하루 횟수가 구분되지 않는다</w:t>
+            </w:r>
+            <w:r>
+              <w:rPr>
+                <w:rFonts w:ascii="Times New Roman" w:hAnsi="Times New Roman" w:eastAsia="바탕"/>
+                <w:sz w:val="20"/>
+              </w:rPr>
+              <w:t>고 지적했다. 아목시실린 사례에서 첫 그림은 하루 세 번을 나타내지만 한 번에 한 캡슐이라는 것을 나타내지 못하며, 그 뒤에 아침·정오·저녁 그림이 따로 오므로 혼동이 생긴다는 것이다. 이는 표 4 에서 전체 오류의 28.4% 를 차지한 용량 오류에 그대로 해당한다.</w:t>
+            </w:r>
+          </w:p>
+          <w:p>
+            <w:pPr>
+              <w:spacing w:after="80" w:line="276" w:lineRule="auto"/>
+              <w:jc w:val="both"/>
+            </w:pPr>
+            <w:r>
+              <w:rPr>
+                <w:rFonts w:ascii="Times New Roman" w:hAnsi="Times New Roman" w:eastAsia="바탕"/>
+                <w:sz w:val="20"/>
+              </w:rPr>
+              <w:t xml:space="preserve">E. A. Draffan(Global Symbols)은 AAC 사용자가 시각 장애를 함께 갖는 경우가 많아 스캐닝 방식으로는 오디오 버튼에 닿기 어렵고, 사용자의 의사소통 보조기기 인터페이스가 이 앱과 다를 수 있으므로 </w:t>
+            </w:r>
+            <w:r>
+              <w:rPr>
+                <w:rFonts w:ascii="Times New Roman" w:hAnsi="Times New Roman" w:eastAsia="바탕"/>
+                <w:b/>
+                <w:sz w:val="20"/>
+              </w:rPr>
+              <w:t>WCAG 2.2 모바일 기준</w:t>
+            </w:r>
+            <w:r>
+              <w:rPr>
+                <w:rFonts w:ascii="Times New Roman" w:hAnsi="Times New Roman" w:eastAsia="바탕"/>
+                <w:sz w:val="20"/>
+              </w:rPr>
+              <w:t>을 확인하라고 적었다. 아침·정오·저녁 아이콘이 작아 확대가 필요하다는 지적도 함께 있었다.</w:t>
+            </w:r>
+          </w:p>
+          <w:p>
+            <w:pPr>
+              <w:spacing w:after="80" w:line="276" w:lineRule="auto"/>
+              <w:jc w:val="both"/>
+            </w:pPr>
+            <w:r>
+              <w:rPr>
+                <w:rFonts w:ascii="Times New Roman" w:hAnsi="Times New Roman" w:eastAsia="바탕"/>
+                <w:sz w:val="20"/>
+              </w:rPr>
+              <w:t>Katarina Vučićević 교수(University of Belgrade)는 냉장 보관과 정오 형태소가 헷갈린다고 적고 최소 두 가지 색을 제안했다. 검정과 빨강은 경고에, 검정과 노랑은 낮에. 이는 §3.7 에서 색을 판정에만 쓰고 형태소는 흑백으로 둔 결정에 대한 지적이다.</w:t>
+            </w:r>
+          </w:p>
+          <w:p>
+            <w:pPr>
+              <w:spacing w:after="80" w:line="276" w:lineRule="auto"/>
+              <w:jc w:val="both"/>
+            </w:pPr>
+            <w:r>
+              <w:rPr>
+                <w:rFonts w:ascii="Times New Roman" w:hAnsi="Times New Roman" w:eastAsia="바탕"/>
+                <w:sz w:val="20"/>
+              </w:rPr>
+              <w:t>Atif Usman 교수와 윤휘열 교수는 기존 픽토그램 세트를 참조하라고 적었다. 전자는 USP 픽토그램을, 후자는 약학정보원의 health.kr 픽토그램을 지목했다. 이는 §1.9 에서 서술한 USP 라이선스의 조합 금지 조항과 맞물리는 문제이며, §2.6 의 차별점 주장이 직접 시험받는 자리다.</w:t>
+            </w:r>
+          </w:p>
+          <w:p>
+            <w:pPr>
+              <w:spacing w:after="80" w:line="276" w:lineRule="auto"/>
+              <w:jc w:val="both"/>
+            </w:pPr>
+            <w:r>
+              <w:rPr>
+                <w:rFonts w:ascii="Times New Roman" w:hAnsi="Times New Roman" w:eastAsia="바탕"/>
+                <w:sz w:val="20"/>
+              </w:rPr>
+              <w:t>우리 표본 처방전에 임상적 오류가 있었다. Sheron Sir Loon Goh 전임강사가 아목시실린 캡슐은 보통 실온 25도에 보관하며 2~8도 냉장이 필요하지 않다고 지적했다. 우리가 만든 표본 처방전이 틀렸고, 그것을 1,103명에게 보여주었다. 냉장 형태소가 잘못 붙은 것이 아니라 처방전 자체가 틀렸으므로 엔진의 결함은 아니지만, 검증되지 않은 예시를 전문가에게 보낸 것은 우리 잘못이다.</w:t>
+            </w:r>
+          </w:p>
+          <w:p>
+            <w:pPr>
+              <w:spacing w:before="120" w:after="20"/>
+            </w:pPr>
+            <w:r>
+              <w:rPr>
+                <w:rFonts w:ascii="Times New Roman" w:hAnsi="Times New Roman" w:eastAsia="바탕"/>
+                <w:b/>
+                <w:sz w:val="21"/>
+              </w:rPr>
+              <w:t>이 조사의 한계</w:t>
+            </w:r>
+          </w:p>
+          <w:p>
+            <w:pPr>
+              <w:spacing w:after="80" w:line="276" w:lineRule="auto"/>
+              <w:jc w:val="both"/>
+            </w:pPr>
+            <w:r>
+              <w:rPr>
+                <w:rFonts w:ascii="Times New Roman" w:hAnsi="Times New Roman" w:eastAsia="바탕"/>
+                <w:sz w:val="20"/>
+              </w:rPr>
+              <w:t>표본이 자기선택적이다. 1,103명 중 34명이 답했고, 답한 사람은 이 주제에 관심이 있는 사람이다. 답하지 않은 1,069명의 판단은 알 수 없다.</w:t>
+            </w:r>
+          </w:p>
+          <w:p>
+            <w:pPr>
+              <w:spacing w:after="80" w:line="276" w:lineRule="auto"/>
+              <w:jc w:val="both"/>
+            </w:pPr>
+            <w:r>
+              <w:rPr>
+                <w:rFonts w:ascii="Times New Roman" w:hAnsi="Times New Roman" w:eastAsia="바탕"/>
+                <w:sz w:val="20"/>
+              </w:rPr>
+              <w:t>분모가 작다. 가장 큰 구획인 약국이 11명이다. 백분율로 적으면 한 사람이 9%p 를 움직이므로, 이 절에서는 분자와 분모를 함께 적었다.</w:t>
+            </w:r>
+          </w:p>
+          <w:p>
+            <w:pPr>
+              <w:spacing w:after="80" w:line="276" w:lineRule="auto"/>
+              <w:jc w:val="both"/>
+            </w:pPr>
+            <w:r>
+              <w:rPr>
+                <w:rFonts w:ascii="Times New Roman" w:hAnsi="Times New Roman" w:eastAsia="바탕"/>
+                <w:b/>
+                <w:sz w:val="20"/>
+              </w:rPr>
+              <w:t>손으로 고른 41명에게서는 응답이 없었다.</w:t>
+            </w:r>
+            <w:r>
+              <w:rPr>
+                <w:rFonts w:ascii="Times New Roman" w:hAnsi="Times New Roman" w:eastAsia="바탕"/>
+                <w:sz w:val="20"/>
+              </w:rPr>
+              <w:t xml:space="preserve"> 명단에서 선정 근거가 가장 뚜렷한 41명을 발송 순서 맨 앞에 두어 7분 안에 전원이 받았으나 응답은 0건이다. 이 결과를 "우리가 가장 중요하다고 판단한 41명의 판단" 으로 쓸 수는 없다.</w:t>
+            </w:r>
+          </w:p>
+          <w:p>
+            <w:pPr>
+              <w:spacing w:after="80" w:line="276" w:lineRule="auto"/>
+              <w:jc w:val="both"/>
+            </w:pPr>
+            <w:r>
+              <w:rPr>
+                <w:rFonts w:ascii="Times New Roman" w:hAnsi="Times New Roman" w:eastAsia="바탕"/>
+                <w:sz w:val="20"/>
+              </w:rPr>
+              <w:t>링크가 닿지 않는 집단이 있다. 한국보건사회연구원은 공공기관이라 확인되지 않은 URL 에 접속할 수 없으니 메일로 질의해 달라고 회신했다. 명단에는 국제기구만 91곳이 있으며, 링크 하나로 설문을 돌리는 방식은 이 집단에 구조적으로 닿지 않는다. 같은 문항을 메일 본문에 적은 판을 함께 준비했어야 했다.</w:t>
+            </w:r>
+          </w:p>
+          <w:p>
+            <w:pPr>
+              <w:spacing w:after="80" w:line="276" w:lineRule="auto"/>
+              <w:jc w:val="both"/>
+            </w:pPr>
+            <w:r>
+              <w:rPr>
+                <w:rFonts w:ascii="Times New Roman" w:hAnsi="Times New Roman" w:eastAsia="바탕"/>
+                <w:sz w:val="20"/>
+              </w:rPr>
+              <w:t xml:space="preserve">음성을 들은 사람의 수를 모른다. 데모의 스피커를 눌렀는지 기록하고 있었으나, 스피커가 </w:t>
+            </w:r>
+            <w:r>
+              <w:rPr>
+                <w:rFonts w:ascii="Consolas" w:hAnsi="Consolas" w:eastAsia="Consolas"/>
+                <w:sz w:val="19"/>
+              </w:rPr>
+              <w:t>&lt;button&gt;</w:t>
+            </w:r>
+            <w:r>
+              <w:rPr>
+                <w:rFonts w:ascii="Times New Roman" w:hAnsi="Times New Roman" w:eastAsia="바탕"/>
+                <w:sz w:val="20"/>
+              </w:rPr>
+              <w:t xml:space="preserve"> 이 아니라 </w:t>
+            </w:r>
+            <w:r>
+              <w:rPr>
+                <w:rFonts w:ascii="Consolas" w:hAnsi="Consolas" w:eastAsia="Consolas"/>
+                <w:sz w:val="19"/>
+              </w:rPr>
+              <w:t>&lt;span role="button"&gt;</w:t>
+            </w:r>
+            <w:r>
+              <w:rPr>
+                <w:rFonts w:ascii="Times New Roman" w:hAnsi="Times New Roman" w:eastAsia="바탕"/>
+                <w:sz w:val="20"/>
+              </w:rPr>
+              <w:t xml:space="preserve"> 으로 렌더되는 것을 계측 코드가 걸러 내지 못해 34건 전부 눌리지 않은 것으로 기록되었다. 조사 중에 고쳤으므로 이후 응답만 유효하다. 즉 이 절의 판단 문항 응답 가운데 음성을 듣고 답한 것이 몇 건인지 알 수 없다.</w:t>
             </w:r>
           </w:p>
           <w:p>
@@ -21129,33 +24289,245 @@
                 <w:b/>
                 <w:sz w:val="23"/>
               </w:rPr>
-              <w:t>5.8 미검증 항목</w:t>
-            </w:r>
-          </w:p>
-          <w:p>
-            <w:pPr>
-              <w:spacing w:after="80" w:line="276" w:lineRule="auto"/>
-              <w:jc w:val="both"/>
-            </w:pPr>
-            <w:r>
-              <w:rPr>
-                <w:rFonts w:ascii="Times New Roman" w:hAnsi="Times New Roman" w:eastAsia="바탕"/>
-                <w:sz w:val="20"/>
-              </w:rPr>
-              <w:t>본 제안서가 주장하지 않는 것을 명시한다.</w:t>
-            </w:r>
-          </w:p>
-          <w:p>
-            <w:pPr>
-              <w:spacing w:after="80" w:line="276" w:lineRule="auto"/>
-              <w:jc w:val="both"/>
-            </w:pPr>
-            <w:r>
-              <w:rPr>
-                <w:rFonts w:ascii="Times New Roman" w:hAnsi="Times New Roman" w:eastAsia="바탕"/>
-                <w:sz w:val="20"/>
-              </w:rPr>
-              <w:t xml:space="preserve">첫째, 사람 대상 이해도 시험이 수행되지 않았다. §5.2 의 측정은 기계에 대한 것이며, ISO 9186 이 요구하는 67% 기준의 충족 여부는 사람을 대상으로 확인해야 한다. 나아가 복약 지시는 오독이 곧 위해로 이어지므로, ANSI Z535.3 이 요구하는 </w:t>
+              <w:t>5.8 SDG 3 에 대한 기여</w:t>
+            </w:r>
+          </w:p>
+          <w:p>
+            <w:pPr>
+              <w:spacing w:after="80" w:line="276" w:lineRule="auto"/>
+              <w:jc w:val="both"/>
+            </w:pPr>
+            <w:r>
+              <w:rPr>
+                <w:rFonts w:ascii="Times New Roman" w:hAnsi="Times New Roman" w:eastAsia="바탕"/>
+                <w:sz w:val="20"/>
+              </w:rPr>
+              <w:t>SnapCare 가 개입하는 지점은 §1.4 에서 서술한 마지막 한 걸음 이다. 진료와 조제까지는 의료 체계가 담당하지만, 환자가 집에서 약봉지를 여는 순간부터는 본인의 판독 능력에 맡겨진다.</w:t>
+            </w:r>
+          </w:p>
+          <w:p>
+            <w:pPr>
+              <w:spacing w:after="80" w:line="276" w:lineRule="auto"/>
+              <w:jc w:val="both"/>
+            </w:pPr>
+            <w:r>
+              <w:rPr>
+                <w:rFonts w:ascii="Times New Roman" w:hAnsi="Times New Roman" w:eastAsia="바탕"/>
+                <w:sz w:val="20"/>
+              </w:rPr>
+              <w:t>[표 38] SDG 3 세부 목표와의 대응</w:t>
+            </w:r>
+          </w:p>
+          <w:tbl>
+            <w:tblPr>
+              <w:tblW w:type="auto" w:w="0"/>
+              <w:jc w:val="center"/>
+              <w:tblLook w:firstColumn="1" w:firstRow="1" w:lastColumn="0" w:lastRow="0" w:noHBand="0" w:noVBand="1" w:val="04A0"/>
+              <w:tblBorders>
+                <w:top w:val="single" w:sz="4" w:color="BFBFBF"/>
+                <w:left w:val="single" w:sz="4" w:color="BFBFBF"/>
+                <w:bottom w:val="single" w:sz="4" w:color="BFBFBF"/>
+                <w:right w:val="single" w:sz="4" w:color="BFBFBF"/>
+                <w:insideH w:val="single" w:sz="4" w:color="BFBFBF"/>
+                <w:insideV w:val="single" w:sz="4" w:color="BFBFBF"/>
+              </w:tblBorders>
+            </w:tblPr>
+            <w:tblGrid>
+              <w:gridCol w:w="4857"/>
+              <w:gridCol w:w="4857"/>
+            </w:tblGrid>
+            <w:tr>
+              <w:tc>
+                <w:tcPr>
+                  <w:tcW w:type="dxa" w:w="4857"/>
+                  <w:shd w:val="clear" w:fill="F2F2F2"/>
+                </w:tcPr>
+                <w:p>
+                  <w:r>
+                    <w:rPr>
+                      <w:rFonts w:ascii="Times New Roman" w:hAnsi="Times New Roman" w:eastAsia="바탕"/>
+                      <w:b/>
+                      <w:sz w:val="18"/>
+                    </w:rPr>
+                    <w:t>세부 목표</w:t>
+                  </w:r>
+                </w:p>
+              </w:tc>
+              <w:tc>
+                <w:tcPr>
+                  <w:tcW w:type="dxa" w:w="4857"/>
+                  <w:shd w:val="clear" w:fill="F2F2F2"/>
+                </w:tcPr>
+                <w:p>
+                  <w:r>
+                    <w:rPr>
+                      <w:rFonts w:ascii="Times New Roman" w:hAnsi="Times New Roman" w:eastAsia="바탕"/>
+                      <w:b/>
+                      <w:sz w:val="18"/>
+                    </w:rPr>
+                    <w:t>SnapCare 의 기여</w:t>
+                  </w:r>
+                </w:p>
+              </w:tc>
+            </w:tr>
+            <w:tr>
+              <w:tc>
+                <w:tcPr>
+                  <w:tcW w:type="dxa" w:w="4857"/>
+                </w:tcPr>
+                <w:p>
+                  <w:r>
+                    <w:rPr>
+                      <w:rFonts w:ascii="Times New Roman" w:hAnsi="Times New Roman" w:eastAsia="바탕"/>
+                      <w:b/>
+                      <w:sz w:val="18"/>
+                    </w:rPr>
+                    <w:t>3.4</w:t>
+                  </w:r>
+                  <w:r>
+                    <w:rPr>
+                      <w:rFonts w:ascii="Times New Roman" w:hAnsi="Times New Roman" w:eastAsia="바탕"/>
+                      <w:sz w:val="18"/>
+                    </w:rPr>
+                    <w:t xml:space="preserve"> 비감염성 질환 예방·치료</w:t>
+                  </w:r>
+                </w:p>
+              </w:tc>
+              <w:tc>
+                <w:tcPr>
+                  <w:tcW w:type="dxa" w:w="4857"/>
+                </w:tcPr>
+                <w:p>
+                  <w:r>
+                    <w:rPr>
+                      <w:rFonts w:ascii="Times New Roman" w:hAnsi="Times New Roman" w:eastAsia="바탕"/>
+                      <w:sz w:val="18"/>
+                    </w:rPr>
+                    <w:t>WHO 영양 권고를 개인의 에너지 요구량에서 유도하여 판정. 당뇨·고혈압 조건이 기준을 좁힌다</w:t>
+                  </w:r>
+                </w:p>
+              </w:tc>
+            </w:tr>
+            <w:tr>
+              <w:tc>
+                <w:tcPr>
+                  <w:tcW w:type="dxa" w:w="4857"/>
+                </w:tcPr>
+                <w:p>
+                  <w:r>
+                    <w:rPr>
+                      <w:rFonts w:ascii="Times New Roman" w:hAnsi="Times New Roman" w:eastAsia="바탕"/>
+                      <w:b/>
+                      <w:sz w:val="18"/>
+                    </w:rPr>
+                    <w:t>3.8</w:t>
+                  </w:r>
+                  <w:r>
+                    <w:rPr>
+                      <w:rFonts w:ascii="Times New Roman" w:hAnsi="Times New Roman" w:eastAsia="바탕"/>
+                      <w:sz w:val="18"/>
+                    </w:rPr>
+                    <w:t xml:space="preserve"> 보편적 건강보장</w:t>
+                  </w:r>
+                </w:p>
+              </w:tc>
+              <w:tc>
+                <w:tcPr>
+                  <w:tcW w:type="dxa" w:w="4857"/>
+                </w:tcPr>
+                <w:p>
+                  <w:r>
+                    <w:rPr>
+                      <w:rFonts w:ascii="Times New Roman" w:hAnsi="Times New Roman" w:eastAsia="바탕"/>
+                      <w:sz w:val="18"/>
+                    </w:rPr>
+                    <w:t>진료 이후의 자가 관리 단계에서 문해력에 따른 격차를 줄인다</w:t>
+                  </w:r>
+                </w:p>
+              </w:tc>
+            </w:tr>
+            <w:tr>
+              <w:tc>
+                <w:tcPr>
+                  <w:tcW w:type="dxa" w:w="4857"/>
+                </w:tcPr>
+                <w:p>
+                  <w:r>
+                    <w:rPr>
+                      <w:rFonts w:ascii="Times New Roman" w:hAnsi="Times New Roman" w:eastAsia="바탕"/>
+                      <w:b/>
+                      <w:sz w:val="18"/>
+                    </w:rPr>
+                    <w:t>3.d</w:t>
+                  </w:r>
+                  <w:r>
+                    <w:rPr>
+                      <w:rFonts w:ascii="Times New Roman" w:hAnsi="Times New Roman" w:eastAsia="바탕"/>
+                      <w:sz w:val="18"/>
+                    </w:rPr>
+                    <w:t xml:space="preserve"> 보건 위기 관리</w:t>
+                  </w:r>
+                </w:p>
+              </w:tc>
+              <w:tc>
+                <w:tcPr>
+                  <w:tcW w:type="dxa" w:w="4857"/>
+                </w:tcPr>
+                <w:p>
+                  <w:r>
+                    <w:rPr>
+                      <w:rFonts w:ascii="Times New Roman" w:hAnsi="Times New Roman" w:eastAsia="바탕"/>
+                      <w:sz w:val="18"/>
+                    </w:rPr>
+                    <w:t>항생제 복용 완료를 그림으로 전달하여 내성 확산의 인적 요인에 개입한다</w:t>
+                  </w:r>
+                </w:p>
+              </w:tc>
+            </w:tr>
+          </w:tbl>
+          <w:p/>
+          <w:p>
+            <w:pPr>
+              <w:spacing w:after="120"/>
+            </w:pPr>
+          </w:p>
+          <w:p>
+            <w:pPr>
+              <w:spacing w:after="80" w:line="276" w:lineRule="auto"/>
+              <w:jc w:val="both"/>
+            </w:pPr>
+            <w:r>
+              <w:rPr>
+                <w:rFonts w:ascii="Times New Roman" w:hAnsi="Times New Roman" w:eastAsia="바탕"/>
+                <w:sz w:val="20"/>
+              </w:rPr>
+              <w:t>3.4 와의 연결은 §1.5 에서 서술한 미진단 인구를 거쳐 간다. 전 세계 당뇨 성인 5억 8,900만 명 가운데 43%가 자신이 당뇨임을 모르며, 이들은 조건을 묻는 화면에서 "아니오" 를 고른다. SnapCare 가 조건을 세 갈래로 나누어 묻는 것(§2.5)이 이 지점에 대한 대응이다. 진단명을 모르는 사람도 겪은 것은 답할 수 있고, 그 답에서 기준을 좁힌다. 비감염성 질환의 관리가 진료실이 아니라 매일의 식사에서 이루어진다는 점을 생각하면, 진단명을 요구하지 않는 것이 곧 관리 대상을 넓히는 일이다.</w:t>
+            </w:r>
+          </w:p>
+          <w:p>
+            <w:pPr>
+              <w:spacing w:after="80" w:line="276" w:lineRule="auto"/>
+              <w:jc w:val="both"/>
+            </w:pPr>
+            <w:r>
+              <w:rPr>
+                <w:rFonts w:ascii="Times New Roman" w:hAnsi="Times New Roman" w:eastAsia="바탕"/>
+                <w:sz w:val="20"/>
+              </w:rPr>
+              <w:t>3.8 과의 연결은 인력 격차에서 나온다. §1.4 에서 인용한 대로 의사 밀도는 지역에 따라 열세 배 넘게 벌어져 있고, 진료 시간이 짧아지면 가장 먼저 줄어드는 것이 복약 설명이다. 보편적 건강보장은 대체로 진료와 약값에 닿을 수 있는가로 측정되지만, 약을 손에 넣고도 그 지시를 읽지 못하면 보장은 거기서 끊긴다. §1.4 에서 인용한 순응도 50%가 그 끊긴 자리의 크기다. 약이 처방되고 조제되어 손에 들어간 뒤에 절반이 사라지는 것이므로, 앞 단계에 아무리 투자해도 이 단계를 그대로 두면 그만큼이 새어 나간다. SnapCare 가 줄이려는 것은 진료 이후에 남는 이 격차이며, 그것은 문해력에 따라 갈리는 격차다.</w:t>
+            </w:r>
+          </w:p>
+          <w:p>
+            <w:pPr>
+              <w:spacing w:after="80" w:line="276" w:lineRule="auto"/>
+              <w:jc w:val="both"/>
+            </w:pPr>
+            <w:r>
+              <w:rPr>
+                <w:rFonts w:ascii="Times New Roman" w:hAnsi="Times New Roman" w:eastAsia="바탕"/>
+                <w:sz w:val="20"/>
+              </w:rPr>
+              <w:t xml:space="preserve">특히 3.d 와의 연결이 직접적이다. 104개국에서 보고된 실험실 확인 감염 2,300만 건 이상을 분석한 결과, 2023년 세균 감염 여섯 건 중 한 건이 항생제에 내성을 보였다. 2018년부터 2023년까지 감시 대상 병원체·항생제 조합의 40% 이상에서 내성이 상승했고, 연평균 상승률은 5~15% 였다 (WHO GLASS, 2025). 2019년 기준 세균 내성에 직접 기인한 사망은 127만 명으로 HIV/AIDS 나 말라리아보다 많았다 (Murray et al., 2022). 증상이 가시면 항생제를 중단하는 것이 내성의 주요 인적 경로다. 그리고 그것이 소수의 행동이 아니다. 12개국 9,772명을 조사한 결과 </w:t>
             </w:r>
             <w:r>
               <w:rPr>
@@ -21163,80 +24535,56 @@
                 <w:b/>
                 <w:sz w:val="20"/>
               </w:rPr>
-              <w:t>치명적 혼동 5% 이하</w:t>
-            </w:r>
-            <w:r>
-              <w:rPr>
-                <w:rFonts w:ascii="Times New Roman" w:hAnsi="Times New Roman" w:eastAsia="바탕"/>
-                <w:sz w:val="20"/>
-              </w:rPr>
-              <w:t xml:space="preserve"> 를 함께 보는 것이 타당하다고 판단한다. 현지 평가에서 오답을 단순 오답과 반대 뜻 오답으로 나누어 집계할 계획이다.</w:t>
-            </w:r>
-          </w:p>
-          <w:p>
-            <w:pPr>
-              <w:spacing w:after="80" w:line="276" w:lineRule="auto"/>
-              <w:jc w:val="both"/>
-            </w:pPr>
-            <w:r>
-              <w:rPr>
-                <w:rFonts w:ascii="Times New Roman" w:hAnsi="Times New Roman" w:eastAsia="바탕"/>
-                <w:sz w:val="20"/>
-              </w:rPr>
-              <w:t>둘째, 문화 적응이 검증되지 않았다. 같은 46명에게 두 세트를 보인 대조 실험에서 현지 제작 픽토그램은 23종 중 20종이 ANSI 기준을 통과한 반면 USP-DI 는 23종 중 11종에 그쳤다 (Dowse &amp; Ehlers, 2001). 즉 픽토그램의 이해도는 문화권에 따라 달라진다. 본 세트는 한국에서 설계되었으며 몰도바 사용자에 대한 검증이 필요하다.</w:t>
-            </w:r>
-          </w:p>
-          <w:p>
-            <w:pPr>
-              <w:spacing w:after="80" w:line="276" w:lineRule="auto"/>
-              <w:jc w:val="both"/>
-            </w:pPr>
-            <w:r>
-              <w:rPr>
-                <w:rFonts w:ascii="Times New Roman" w:hAnsi="Times New Roman" w:eastAsia="바탕"/>
-                <w:sz w:val="20"/>
-              </w:rPr>
-              <w:t>셋째, 임상 결과에 대한 주장을 하지 않는다. 본 연구는 정보의 도달을 측정했을 뿐, 복약 순응도나 건강 결과의 개선을 측정하지 않았다.</w:t>
-            </w:r>
-          </w:p>
-          <w:p>
-            <w:pPr>
-              <w:spacing w:after="80" w:line="276" w:lineRule="auto"/>
-              <w:jc w:val="both"/>
-            </w:pPr>
-            <w:r>
-              <w:rPr>
-                <w:rFonts w:ascii="Times New Roman" w:hAnsi="Times New Roman" w:eastAsia="바탕"/>
-                <w:sz w:val="20"/>
-              </w:rPr>
-              <w:t>넷째, 잘못 분류했을 때의 회복 경로를 재지 않았다. 무엇을 찍었는지 사용자가 고르지 않는 설계이므로(§3.3), 앱이 음식을 의약품으로 잘못 보면 사용자가 그것을 바로잡을 수단이 화면에 없고 다시 찍는 것이 유일한 방법이다. 이 설계는 선택 단계를 없애는 대가로 오분류를 사용자가 감당하게 만든 것인데, 그 오분류가 실제로 얼마나 자주 일어나는지를 재지 않았다. 잘못 읽은 것을 사용자가 알아차릴 수 있는지도 확인하지 않았다.</w:t>
-            </w:r>
-          </w:p>
-          <w:p>
-            <w:pPr>
-              <w:spacing w:after="80" w:line="276" w:lineRule="auto"/>
-              <w:jc w:val="both"/>
-            </w:pPr>
-            <w:r>
-              <w:rPr>
-                <w:rFonts w:ascii="Times New Roman" w:hAnsi="Times New Roman" w:eastAsia="바탕"/>
-                <w:sz w:val="20"/>
-              </w:rPr>
-              <w:t xml:space="preserve">다섯째, 느린 통신에서의 동작을 재지 않았다. §5.6 의 확인은 통신을 완전히 끊은 상태에서 한 것이다. 통신이 아예 없는 경우와 느린 경우는 다르게 실패하며, 뒤의 것에서는 요청이 실패하지 않고 오래 매달린다. 그동안 화면에 </w:t>
+              <w:t>32%가 몸이 나아지면 항생제를 끊어도 된다고 믿고 있었고</w:t>
+            </w:r>
+            <w:r>
+              <w:rPr>
+                <w:rFonts w:ascii="Times New Roman" w:hAnsi="Times New Roman" w:eastAsia="바탕"/>
+                <w:sz w:val="20"/>
+              </w:rPr>
+              <w:t xml:space="preserve">, 64%는 항생제가 감기나 독감에 듣는다고 답했다 (World Health Organization, </w:t>
+            </w:r>
+            <w:r>
+              <w:rPr>
+                <w:rFonts w:ascii="Times New Roman" w:hAnsi="Times New Roman" w:eastAsia="바탕"/>
+                <w:i/>
+                <w:sz w:val="20"/>
+              </w:rPr>
+              <w:t>WHO multi-country survey reveals widespread public misunderstanding about antibiotic resistance</w:t>
+            </w:r>
+            <w:r>
+              <w:rPr>
+                <w:rFonts w:ascii="Times New Roman" w:hAnsi="Times New Roman" w:eastAsia="바탕"/>
+                <w:sz w:val="20"/>
+              </w:rPr>
+              <w:t>, 2015).</w:t>
+            </w:r>
+          </w:p>
+          <w:p>
+            <w:pPr>
+              <w:spacing w:after="80" w:line="276" w:lineRule="auto"/>
+              <w:jc w:val="both"/>
+            </w:pPr>
+            <w:r>
+              <w:rPr>
+                <w:rFonts w:ascii="Times New Roman" w:hAnsi="Times New Roman" w:eastAsia="바탕"/>
+                <w:sz w:val="20"/>
+              </w:rPr>
+              <w:t xml:space="preserve">세 명 중 한 명이 그렇게 믿는다면, 처방전에 적힌 복용 기간은 읽히지 않아서가 아니라 읽히고도 지켜지지 않는다. 여기에 읽지 못하는 사람이 더해진다. 문자로 적힌 기간이 애초에 전달되지 않으면 그 지시는 존재하지 않는 것과 같고, SnapCare 의 </w:t>
             </w:r>
             <w:r>
               <w:rPr>
                 <w:rFonts w:ascii="Consolas" w:hAnsi="Consolas" w:eastAsia="Consolas"/>
                 <w:sz w:val="19"/>
               </w:rPr>
-              <w:t>Estimating…</w:t>
-            </w:r>
-            <w:r>
-              <w:rPr>
-                <w:rFonts w:ascii="Times New Roman" w:hAnsi="Times New Roman" w:eastAsia="바탕"/>
-                <w:sz w:val="20"/>
-              </w:rPr>
-              <w:t xml:space="preserve"> 이 계속 떠 있게 되는데, 얼마를 기다린 뒤 포기하고 다른 길을 안내할지가 정해져 있지 않다. 대상 지역의 통신 환경을 생각하면 이것이 완전한 단절보다 흔한 조건일 가능성이 높다.</w:t>
+              <w:t>finish_course</w:t>
+            </w:r>
+            <w:r>
+              <w:rPr>
+                <w:rFonts w:ascii="Times New Roman" w:hAnsi="Times New Roman" w:eastAsia="바탕"/>
+                <w:sz w:val="20"/>
+              </w:rPr>
+              <w:t xml:space="preserve"> 형태소가 겨냥하는 것이 그 지점이다. 다만 그림 하나로 믿음이 바뀌지는 않으며, 이 형태소가 하는 일은 기간이 전달되게 하는 것까지다.</w:t>
             </w:r>
           </w:p>
           <w:p>
@@ -21249,20 +24597,140 @@
                 <w:b/>
                 <w:sz w:val="23"/>
               </w:rPr>
-              <w:t>5.9 향후 계획</w:t>
-            </w:r>
-          </w:p>
-          <w:p>
-            <w:pPr>
-              <w:spacing w:after="80" w:line="276" w:lineRule="auto"/>
-              <w:jc w:val="both"/>
-            </w:pPr>
-            <w:r>
-              <w:rPr>
-                <w:rFonts w:ascii="Times New Roman" w:hAnsi="Times New Roman" w:eastAsia="바탕"/>
-                <w:sz w:val="20"/>
-              </w:rPr>
-              <w:t>[표 36] 대회 이후 계획</w:t>
+              <w:t>5.9 미검증 항목</w:t>
+            </w:r>
+          </w:p>
+          <w:p>
+            <w:pPr>
+              <w:spacing w:after="80" w:line="276" w:lineRule="auto"/>
+              <w:jc w:val="both"/>
+            </w:pPr>
+            <w:r>
+              <w:rPr>
+                <w:rFonts w:ascii="Times New Roman" w:hAnsi="Times New Roman" w:eastAsia="바탕"/>
+                <w:sz w:val="20"/>
+              </w:rPr>
+              <w:t>본 제안서가 주장하지 않는 것을 명시한다.</w:t>
+            </w:r>
+          </w:p>
+          <w:p>
+            <w:pPr>
+              <w:spacing w:after="80" w:line="276" w:lineRule="auto"/>
+              <w:jc w:val="both"/>
+            </w:pPr>
+            <w:r>
+              <w:rPr>
+                <w:rFonts w:ascii="Times New Roman" w:hAnsi="Times New Roman" w:eastAsia="바탕"/>
+                <w:sz w:val="20"/>
+              </w:rPr>
+              <w:t xml:space="preserve">첫째, 사람 대상 이해도 시험이 수행되지 않았다. §5.7 의 전문가 조사는 이 시험이 아니다. 그 조사는 환자를 매일 상대하는 사람들에게 물은 것이고, 이해도 시험은 환자에게 물어야 한다. §5.2 의 측정은 기계에 대한 것이며, ISO 9186 이 요구하는 67% 기준의 충족 여부는 사람을 대상으로 확인해야 한다. 나아가 복약 지시는 오독이 곧 위해로 이어지므로, ANSI Z535.3 이 요구하는 </w:t>
+            </w:r>
+            <w:r>
+              <w:rPr>
+                <w:rFonts w:ascii="Times New Roman" w:hAnsi="Times New Roman" w:eastAsia="바탕"/>
+                <w:b/>
+                <w:sz w:val="20"/>
+              </w:rPr>
+              <w:t>치명적 혼동 5% 이하</w:t>
+            </w:r>
+            <w:r>
+              <w:rPr>
+                <w:rFonts w:ascii="Times New Roman" w:hAnsi="Times New Roman" w:eastAsia="바탕"/>
+                <w:sz w:val="20"/>
+              </w:rPr>
+              <w:t xml:space="preserve"> 를 함께 보는 것이 타당하다고 판단한다. 현지 평가에서 오답을 단순 오답과 반대 뜻 오답으로 나누어 집계할 계획이다.</w:t>
+            </w:r>
+          </w:p>
+          <w:p>
+            <w:pPr>
+              <w:spacing w:after="80" w:line="276" w:lineRule="auto"/>
+              <w:jc w:val="both"/>
+            </w:pPr>
+            <w:r>
+              <w:rPr>
+                <w:rFonts w:ascii="Times New Roman" w:hAnsi="Times New Roman" w:eastAsia="바탕"/>
+                <w:sz w:val="20"/>
+              </w:rPr>
+              <w:t>둘째, 문화 적응이 검증되지 않았다. 같은 46명에게 두 세트를 보인 대조 실험에서 현지 제작 픽토그램은 23종 중 20종이 ANSI 기준을 통과한 반면 USP-DI 는 23종 중 11종에 그쳤다 (Dowse &amp; Ehlers, 2001). 즉 픽토그램의 이해도는 문화권에 따라 달라진다. 본 세트는 한국에서 설계되었으며 몰도바 사용자에 대한 검증이 필요하다.</w:t>
+            </w:r>
+          </w:p>
+          <w:p>
+            <w:pPr>
+              <w:spacing w:after="80" w:line="276" w:lineRule="auto"/>
+              <w:jc w:val="both"/>
+            </w:pPr>
+            <w:r>
+              <w:rPr>
+                <w:rFonts w:ascii="Times New Roman" w:hAnsi="Times New Roman" w:eastAsia="바탕"/>
+                <w:sz w:val="20"/>
+              </w:rPr>
+              <w:t>셋째, 임상 결과에 대한 주장을 하지 않는다. 본 연구는 정보의 도달을 측정했을 뿐, 복약 순응도나 건강 결과의 개선을 측정하지 않았다.</w:t>
+            </w:r>
+          </w:p>
+          <w:p>
+            <w:pPr>
+              <w:spacing w:after="80" w:line="276" w:lineRule="auto"/>
+              <w:jc w:val="both"/>
+            </w:pPr>
+            <w:r>
+              <w:rPr>
+                <w:rFonts w:ascii="Times New Roman" w:hAnsi="Times New Roman" w:eastAsia="바탕"/>
+                <w:sz w:val="20"/>
+              </w:rPr>
+              <w:t>넷째, 잘못 분류했을 때의 회복 경로를 재지 않았다. 무엇을 찍었는지 사용자가 고르지 않는 설계이므로(§3.3), 앱이 음식을 의약품으로 잘못 보면 사용자가 그것을 바로잡을 수단이 화면에 없고 다시 찍는 것이 유일한 방법이다. 이 설계는 선택 단계를 없애는 대가로 오분류를 사용자가 감당하게 만든 것인데, 그 오분류가 실제로 얼마나 자주 일어나는지를 재지 않았다. 잘못 읽은 것을 사용자가 알아차릴 수 있는지도 확인하지 않았다.</w:t>
+            </w:r>
+          </w:p>
+          <w:p>
+            <w:pPr>
+              <w:spacing w:after="80" w:line="276" w:lineRule="auto"/>
+              <w:jc w:val="both"/>
+            </w:pPr>
+            <w:r>
+              <w:rPr>
+                <w:rFonts w:ascii="Times New Roman" w:hAnsi="Times New Roman" w:eastAsia="바탕"/>
+                <w:sz w:val="20"/>
+              </w:rPr>
+              <w:t xml:space="preserve">다섯째, 느린 통신에서의 동작을 재지 않았다. §5.6 의 확인은 통신을 완전히 끊은 상태에서 한 것이다. 통신이 아예 없는 경우와 느린 경우는 다르게 실패하며, 뒤의 것에서는 요청이 실패하지 않고 오래 매달린다. 그동안 화면에 </w:t>
+            </w:r>
+            <w:r>
+              <w:rPr>
+                <w:rFonts w:ascii="Consolas" w:hAnsi="Consolas" w:eastAsia="Consolas"/>
+                <w:sz w:val="19"/>
+              </w:rPr>
+              <w:t>Estimating…</w:t>
+            </w:r>
+            <w:r>
+              <w:rPr>
+                <w:rFonts w:ascii="Times New Roman" w:hAnsi="Times New Roman" w:eastAsia="바탕"/>
+                <w:sz w:val="20"/>
+              </w:rPr>
+              <w:t xml:space="preserve"> 이 계속 떠 있게 되는데, 얼마를 기다린 뒤 포기하고 다른 길을 안내할지가 정해져 있지 않다. 대상 지역의 통신 환경을 생각하면 이것이 완전한 단절보다 흔한 조건일 가능성이 높다.</w:t>
+            </w:r>
+          </w:p>
+          <w:p>
+            <w:pPr>
+              <w:spacing w:before="180" w:after="40"/>
+            </w:pPr>
+            <w:r>
+              <w:rPr>
+                <w:rFonts w:ascii="Times New Roman" w:hAnsi="Times New Roman" w:eastAsia="바탕"/>
+                <w:b/>
+                <w:sz w:val="23"/>
+              </w:rPr>
+              <w:t>5.10 향후 계획</w:t>
+            </w:r>
+          </w:p>
+          <w:p>
+            <w:pPr>
+              <w:spacing w:after="80" w:line="276" w:lineRule="auto"/>
+              <w:jc w:val="both"/>
+            </w:pPr>
+            <w:r>
+              <w:rPr>
+                <w:rFonts w:ascii="Times New Roman" w:hAnsi="Times New Roman" w:eastAsia="바탕"/>
+                <w:sz w:val="20"/>
+              </w:rPr>
+              <w:t>[표 39] 대회 이후 계획</w:t>
             </w:r>
           </w:p>
           <w:tbl>
@@ -21359,7 +24827,22 @@
                       <w:rFonts w:ascii="Times New Roman" w:hAnsi="Times New Roman" w:eastAsia="바탕"/>
                       <w:sz w:val="18"/>
                     </w:rPr>
-                    <w:t>서비스 문서 작성 후 전문가 자문 요청</w:t>
+                    <w:t>전문가 의견 조사 (</w:t>
+                  </w:r>
+                  <w:r>
+                    <w:rPr>
+                      <w:rFonts w:ascii="Times New Roman" w:hAnsi="Times New Roman" w:eastAsia="바탕"/>
+                      <w:b/>
+                      <w:sz w:val="18"/>
+                    </w:rPr>
+                    <w:t>완료</w:t>
+                  </w:r>
+                  <w:r>
+                    <w:rPr>
+                      <w:rFonts w:ascii="Times New Roman" w:hAnsi="Times New Roman" w:eastAsia="바탕"/>
+                      <w:sz w:val="18"/>
+                    </w:rPr>
+                    <w:t>, §5.7)</w:t>
                   </w:r>
                 </w:p>
               </w:tc>
@@ -21373,7 +24856,7 @@
                       <w:rFonts w:ascii="Times New Roman" w:hAnsi="Times New Roman" w:eastAsia="바탕"/>
                       <w:sz w:val="18"/>
                     </w:rPr>
-                    <w:t>전문가는 서비스를 사용해 보고 문서를 함께 읽은 뒤 의견을 준다</w:t>
+                    <w:t>1,103명에게 보내 34명이 답했다. 지적된 결함은 아래 3·5단계로 넘어간다</w:t>
                   </w:r>
                 </w:p>
               </w:tc>
@@ -21417,7 +24900,7 @@
                       <w:rFonts w:ascii="Times New Roman" w:hAnsi="Times New Roman" w:eastAsia="바탕"/>
                       <w:sz w:val="18"/>
                     </w:rPr>
-                    <w:t>§5.8 의 첫째·둘째 한계에 대응</w:t>
+                    <w:t>§5.9 의 첫째·둘째 한계에 대응</w:t>
                   </w:r>
                 </w:p>
               </w:tc>
@@ -21461,7 +24944,79 @@
                       <w:rFonts w:ascii="Times New Roman" w:hAnsi="Times New Roman" w:eastAsia="바탕"/>
                       <w:sz w:val="18"/>
                     </w:rPr>
-                    <w:t>§5.3 의 네 종은 개념 자체의 재검토가 필요</w:t>
+                    <w:t>§5.3 의 다섯 종은 개념 자체의 재검토가 필요</w:t>
+                  </w:r>
+                </w:p>
+              </w:tc>
+            </w:tr>
+            <w:tr>
+              <w:tc>
+                <w:tcPr>
+                  <w:tcW w:type="dxa" w:w="3238"/>
+                </w:tcPr>
+                <w:p>
+                  <w:r>
+                    <w:rPr>
+                      <w:rFonts w:ascii="Times New Roman" w:hAnsi="Times New Roman" w:eastAsia="바탕"/>
+                      <w:sz w:val="18"/>
+                    </w:rPr>
+                    <w:t>5</w:t>
+                  </w:r>
+                </w:p>
+              </w:tc>
+              <w:tc>
+                <w:tcPr>
+                  <w:tcW w:type="dxa" w:w="3238"/>
+                </w:tcPr>
+                <w:p>
+                  <w:r>
+                    <w:rPr>
+                      <w:rFonts w:ascii="Times New Roman" w:hAnsi="Times New Roman" w:eastAsia="바탕"/>
+                      <w:sz w:val="18"/>
+                    </w:rPr>
+                    <w:t>§5.7 에서 지적된 결함의 수정</w:t>
+                  </w:r>
+                </w:p>
+              </w:tc>
+              <w:tc>
+                <w:tcPr>
+                  <w:tcW w:type="dxa" w:w="3238"/>
+                </w:tcPr>
+                <w:p>
+                  <w:r>
+                    <w:rPr>
+                      <w:rFonts w:ascii="Times New Roman" w:hAnsi="Times New Roman" w:eastAsia="바탕"/>
+                      <w:sz w:val="18"/>
+                    </w:rPr>
+                    <w:t xml:space="preserve">금기에 </w:t>
+                  </w:r>
+                  <w:r>
+                    <w:rPr>
+                      <w:rFonts w:ascii="Consolas" w:hAnsi="Consolas" w:eastAsia="Consolas"/>
+                      <w:sz w:val="17"/>
+                    </w:rPr>
+                    <w:t>\no{}</w:t>
+                  </w:r>
+                  <w:r>
+                    <w:rPr>
+                      <w:rFonts w:ascii="Times New Roman" w:hAnsi="Times New Roman" w:eastAsia="바탕"/>
+                      <w:sz w:val="18"/>
+                    </w:rPr>
+                    <w:t xml:space="preserve"> 적용, </w:t>
+                  </w:r>
+                  <w:r>
+                    <w:rPr>
+                      <w:rFonts w:ascii="Consolas" w:hAnsi="Consolas" w:eastAsia="Consolas"/>
+                      <w:sz w:val="17"/>
+                    </w:rPr>
+                    <w:t>finish_course</w:t>
+                  </w:r>
+                  <w:r>
+                    <w:rPr>
+                      <w:rFonts w:ascii="Times New Roman" w:hAnsi="Times New Roman" w:eastAsia="바탕"/>
+                      <w:sz w:val="18"/>
+                    </w:rPr>
+                    <w:t xml:space="preserve"> 재설계, 한 장의 요소 수 축소</w:t>
                   </w:r>
                 </w:p>
               </w:tc>

--- a/docs/proposal/SnapCare_H1_Final_Proposal_KO.docx
+++ b/docs/proposal/SnapCare_H1_Final_Proposal_KO.docx
@@ -23802,6 +23802,1066 @@
                 <w:b/>
                 <w:sz w:val="21"/>
               </w:rPr>
+              <w:t>숫자를 어디까지 말할 수 있는가</w:t>
+            </w:r>
+          </w:p>
+          <w:p>
+            <w:pPr>
+              <w:spacing w:after="80" w:line="276" w:lineRule="auto"/>
+              <w:jc w:val="both"/>
+            </w:pPr>
+            <w:r>
+              <w:rPr>
+                <w:rFonts w:ascii="Times New Roman" w:hAnsi="Times New Roman" w:eastAsia="바탕"/>
+                <w:sz w:val="20"/>
+              </w:rPr>
+              <w:t>n = 34 는 작다. 그래서 비율만 적지 않고 그 비율이 얼마나 흔들리는지를 함께 적는다. 아래 구간은 Wilson 방법으로 구한 95% 신뢰구간이다. 표본이 작을 때 정규근사를 쓰면 구간이 0 아래로 내려가거나 1을 넘는데, Wilson 은 그런 일이 없다.</w:t>
+            </w:r>
+          </w:p>
+          <w:p>
+            <w:pPr>
+              <w:spacing w:after="80" w:line="276" w:lineRule="auto"/>
+              <w:jc w:val="both"/>
+            </w:pPr>
+            <w:r>
+              <w:rPr>
+                <w:rFonts w:ascii="Times New Roman" w:hAnsi="Times New Roman" w:eastAsia="바탕"/>
+                <w:sz w:val="20"/>
+              </w:rPr>
+              <w:t>[표 38] 판단 문항의 비율과 95% 신뢰구간 (n = 24)</w:t>
+            </w:r>
+          </w:p>
+          <w:tbl>
+            <w:tblPr>
+              <w:tblW w:type="auto" w:w="0"/>
+              <w:jc w:val="center"/>
+              <w:tblLook w:firstColumn="1" w:firstRow="1" w:lastColumn="0" w:lastRow="0" w:noHBand="0" w:noVBand="1" w:val="04A0"/>
+              <w:tblBorders>
+                <w:top w:val="single" w:sz="4" w:color="BFBFBF"/>
+                <w:left w:val="single" w:sz="4" w:color="BFBFBF"/>
+                <w:bottom w:val="single" w:sz="4" w:color="BFBFBF"/>
+                <w:right w:val="single" w:sz="4" w:color="BFBFBF"/>
+                <w:insideH w:val="single" w:sz="4" w:color="BFBFBF"/>
+                <w:insideV w:val="single" w:sz="4" w:color="BFBFBF"/>
+              </w:tblBorders>
+            </w:tblPr>
+            <w:tblGrid>
+              <w:gridCol w:w="2429"/>
+              <w:gridCol w:w="2429"/>
+              <w:gridCol w:w="2429"/>
+              <w:gridCol w:w="2429"/>
+            </w:tblGrid>
+            <w:tr>
+              <w:tc>
+                <w:tcPr>
+                  <w:tcW w:type="dxa" w:w="2429"/>
+                  <w:shd w:val="clear" w:fill="F2F2F2"/>
+                </w:tcPr>
+                <w:p>
+                  <w:r>
+                    <w:rPr>
+                      <w:rFonts w:ascii="Times New Roman" w:hAnsi="Times New Roman" w:eastAsia="바탕"/>
+                      <w:b/>
+                      <w:sz w:val="18"/>
+                    </w:rPr>
+                    <w:t>답</w:t>
+                  </w:r>
+                </w:p>
+              </w:tc>
+              <w:tc>
+                <w:tcPr>
+                  <w:tcW w:type="dxa" w:w="2429"/>
+                  <w:shd w:val="clear" w:fill="F2F2F2"/>
+                </w:tcPr>
+                <w:p>
+                  <w:r>
+                    <w:rPr>
+                      <w:rFonts w:ascii="Times New Roman" w:hAnsi="Times New Roman" w:eastAsia="바탕"/>
+                      <w:b/>
+                      <w:sz w:val="18"/>
+                    </w:rPr>
+                    <w:t>응답</w:t>
+                  </w:r>
+                </w:p>
+              </w:tc>
+              <w:tc>
+                <w:tcPr>
+                  <w:tcW w:type="dxa" w:w="2429"/>
+                  <w:shd w:val="clear" w:fill="F2F2F2"/>
+                </w:tcPr>
+                <w:p>
+                  <w:r>
+                    <w:rPr>
+                      <w:rFonts w:ascii="Times New Roman" w:hAnsi="Times New Roman" w:eastAsia="바탕"/>
+                      <w:b/>
+                      <w:sz w:val="18"/>
+                    </w:rPr>
+                    <w:t>비율</w:t>
+                  </w:r>
+                </w:p>
+              </w:tc>
+              <w:tc>
+                <w:tcPr>
+                  <w:tcW w:type="dxa" w:w="2429"/>
+                  <w:shd w:val="clear" w:fill="F2F2F2"/>
+                </w:tcPr>
+                <w:p>
+                  <w:r>
+                    <w:rPr>
+                      <w:rFonts w:ascii="Times New Roman" w:hAnsi="Times New Roman" w:eastAsia="바탕"/>
+                      <w:b/>
+                      <w:sz w:val="18"/>
+                    </w:rPr>
+                    <w:t>95% 신뢰구간</w:t>
+                  </w:r>
+                </w:p>
+              </w:tc>
+            </w:tr>
+            <w:tr>
+              <w:tc>
+                <w:tcPr>
+                  <w:tcW w:type="dxa" w:w="2429"/>
+                </w:tcPr>
+                <w:p>
+                  <w:r>
+                    <w:rPr>
+                      <w:rFonts w:ascii="Times New Roman" w:hAnsi="Times New Roman" w:eastAsia="바탕"/>
+                      <w:sz w:val="18"/>
+                    </w:rPr>
+                    <w:t>부분적으로</w:t>
+                  </w:r>
+                </w:p>
+              </w:tc>
+              <w:tc>
+                <w:tcPr>
+                  <w:tcW w:type="dxa" w:w="2429"/>
+                </w:tcPr>
+                <w:p>
+                  <w:r>
+                    <w:rPr>
+                      <w:rFonts w:ascii="Times New Roman" w:hAnsi="Times New Roman" w:eastAsia="바탕"/>
+                      <w:sz w:val="18"/>
+                    </w:rPr>
+                    <w:t>16 / 24</w:t>
+                  </w:r>
+                </w:p>
+              </w:tc>
+              <w:tc>
+                <w:tcPr>
+                  <w:tcW w:type="dxa" w:w="2429"/>
+                </w:tcPr>
+                <w:p>
+                  <w:r>
+                    <w:rPr>
+                      <w:rFonts w:ascii="Times New Roman" w:hAnsi="Times New Roman" w:eastAsia="바탕"/>
+                      <w:sz w:val="18"/>
+                    </w:rPr>
+                    <w:t>66.7%</w:t>
+                  </w:r>
+                </w:p>
+              </w:tc>
+              <w:tc>
+                <w:tcPr>
+                  <w:tcW w:type="dxa" w:w="2429"/>
+                </w:tcPr>
+                <w:p>
+                  <w:r>
+                    <w:rPr>
+                      <w:rFonts w:ascii="Times New Roman" w:hAnsi="Times New Roman" w:eastAsia="바탕"/>
+                      <w:sz w:val="18"/>
+                    </w:rPr>
+                    <w:t>46.7% ~ 82.0%</w:t>
+                  </w:r>
+                </w:p>
+              </w:tc>
+            </w:tr>
+            <w:tr>
+              <w:tc>
+                <w:tcPr>
+                  <w:tcW w:type="dxa" w:w="2429"/>
+                </w:tcPr>
+                <w:p>
+                  <w:r>
+                    <w:rPr>
+                      <w:rFonts w:ascii="Times New Roman" w:hAnsi="Times New Roman" w:eastAsia="바탕"/>
+                      <w:sz w:val="18"/>
+                    </w:rPr>
+                    <w:t>예, 가능할 것 같다</w:t>
+                  </w:r>
+                </w:p>
+              </w:tc>
+              <w:tc>
+                <w:tcPr>
+                  <w:tcW w:type="dxa" w:w="2429"/>
+                </w:tcPr>
+                <w:p>
+                  <w:r>
+                    <w:rPr>
+                      <w:rFonts w:ascii="Times New Roman" w:hAnsi="Times New Roman" w:eastAsia="바탕"/>
+                      <w:sz w:val="18"/>
+                    </w:rPr>
+                    <w:t>7 / 24</w:t>
+                  </w:r>
+                </w:p>
+              </w:tc>
+              <w:tc>
+                <w:tcPr>
+                  <w:tcW w:type="dxa" w:w="2429"/>
+                </w:tcPr>
+                <w:p>
+                  <w:r>
+                    <w:rPr>
+                      <w:rFonts w:ascii="Times New Roman" w:hAnsi="Times New Roman" w:eastAsia="바탕"/>
+                      <w:sz w:val="18"/>
+                    </w:rPr>
+                    <w:t>29.2%</w:t>
+                  </w:r>
+                </w:p>
+              </w:tc>
+              <w:tc>
+                <w:tcPr>
+                  <w:tcW w:type="dxa" w:w="2429"/>
+                </w:tcPr>
+                <w:p>
+                  <w:r>
+                    <w:rPr>
+                      <w:rFonts w:ascii="Times New Roman" w:hAnsi="Times New Roman" w:eastAsia="바탕"/>
+                      <w:sz w:val="18"/>
+                    </w:rPr>
+                    <w:t>14.9% ~ 49.2%</w:t>
+                  </w:r>
+                </w:p>
+              </w:tc>
+            </w:tr>
+            <w:tr>
+              <w:tc>
+                <w:tcPr>
+                  <w:tcW w:type="dxa" w:w="2429"/>
+                </w:tcPr>
+                <w:p>
+                  <w:r>
+                    <w:rPr>
+                      <w:rFonts w:ascii="Times New Roman" w:hAnsi="Times New Roman" w:eastAsia="바탕"/>
+                      <w:sz w:val="18"/>
+                    </w:rPr>
+                    <w:t>판단할 근거가 없다</w:t>
+                  </w:r>
+                </w:p>
+              </w:tc>
+              <w:tc>
+                <w:tcPr>
+                  <w:tcW w:type="dxa" w:w="2429"/>
+                </w:tcPr>
+                <w:p>
+                  <w:r>
+                    <w:rPr>
+                      <w:rFonts w:ascii="Times New Roman" w:hAnsi="Times New Roman" w:eastAsia="바탕"/>
+                      <w:sz w:val="18"/>
+                    </w:rPr>
+                    <w:t>1 / 24</w:t>
+                  </w:r>
+                </w:p>
+              </w:tc>
+              <w:tc>
+                <w:tcPr>
+                  <w:tcW w:type="dxa" w:w="2429"/>
+                </w:tcPr>
+                <w:p>
+                  <w:r>
+                    <w:rPr>
+                      <w:rFonts w:ascii="Times New Roman" w:hAnsi="Times New Roman" w:eastAsia="바탕"/>
+                      <w:sz w:val="18"/>
+                    </w:rPr>
+                    <w:t>4.2%</w:t>
+                  </w:r>
+                </w:p>
+              </w:tc>
+              <w:tc>
+                <w:tcPr>
+                  <w:tcW w:type="dxa" w:w="2429"/>
+                </w:tcPr>
+                <w:p>
+                  <w:r>
+                    <w:rPr>
+                      <w:rFonts w:ascii="Times New Roman" w:hAnsi="Times New Roman" w:eastAsia="바탕"/>
+                      <w:sz w:val="18"/>
+                    </w:rPr>
+                    <w:t>0.7% ~ 20.2%</w:t>
+                  </w:r>
+                </w:p>
+              </w:tc>
+            </w:tr>
+            <w:tr>
+              <w:tc>
+                <w:tcPr>
+                  <w:tcW w:type="dxa" w:w="2429"/>
+                </w:tcPr>
+                <w:p>
+                  <w:r>
+                    <w:rPr>
+                      <w:rFonts w:ascii="Times New Roman" w:hAnsi="Times New Roman" w:eastAsia="바탕"/>
+                      <w:sz w:val="18"/>
+                    </w:rPr>
+                    <w:t>아니오</w:t>
+                  </w:r>
+                </w:p>
+              </w:tc>
+              <w:tc>
+                <w:tcPr>
+                  <w:tcW w:type="dxa" w:w="2429"/>
+                </w:tcPr>
+                <w:p>
+                  <w:r>
+                    <w:rPr>
+                      <w:rFonts w:ascii="Times New Roman" w:hAnsi="Times New Roman" w:eastAsia="바탕"/>
+                      <w:sz w:val="18"/>
+                    </w:rPr>
+                    <w:t>0 / 24</w:t>
+                  </w:r>
+                </w:p>
+              </w:tc>
+              <w:tc>
+                <w:tcPr>
+                  <w:tcW w:type="dxa" w:w="2429"/>
+                </w:tcPr>
+                <w:p>
+                  <w:r>
+                    <w:rPr>
+                      <w:rFonts w:ascii="Times New Roman" w:hAnsi="Times New Roman" w:eastAsia="바탕"/>
+                      <w:sz w:val="18"/>
+                    </w:rPr>
+                    <w:t>0.0%</w:t>
+                  </w:r>
+                </w:p>
+              </w:tc>
+              <w:tc>
+                <w:tcPr>
+                  <w:tcW w:type="dxa" w:w="2429"/>
+                </w:tcPr>
+                <w:p>
+                  <w:r>
+                    <w:rPr>
+                      <w:rFonts w:ascii="Times New Roman" w:hAnsi="Times New Roman" w:eastAsia="바탕"/>
+                      <w:sz w:val="18"/>
+                    </w:rPr>
+                    <w:t>0.0% ~ 13.8%</w:t>
+                  </w:r>
+                </w:p>
+              </w:tc>
+            </w:tr>
+          </w:tbl>
+          <w:p/>
+          <w:p>
+            <w:pPr>
+              <w:spacing w:after="120"/>
+            </w:pPr>
+          </w:p>
+          <w:p>
+            <w:pPr>
+              <w:spacing w:before="160" w:after="60"/>
+              <w:jc w:val="center"/>
+            </w:pPr>
+            <w:r>
+              <w:drawing>
+                <wp:inline xmlns:a="http://schemas.openxmlformats.org/drawingml/2006/main" xmlns:pic="http://schemas.openxmlformats.org/drawingml/2006/picture">
+                  <wp:extent cx="5486400" cy="2377440"/>
+                  <wp:docPr id="19" name="Picture 19"/>
+                  <wp:cNvGraphicFramePr>
+                    <a:graphicFrameLocks noChangeAspect="1"/>
+                  </wp:cNvGraphicFramePr>
+                  <a:graphic>
+                    <a:graphicData uri="http://schemas.openxmlformats.org/drawingml/2006/picture">
+                      <pic:pic>
+                        <pic:nvPicPr>
+                          <pic:cNvPr id="0" name="chart10_survey.png"/>
+                          <pic:cNvPicPr/>
+                        </pic:nvPicPr>
+                        <pic:blipFill>
+                          <a:blip r:embed="rId33"/>
+                          <a:stretch>
+                            <a:fillRect/>
+                          </a:stretch>
+                        </pic:blipFill>
+                        <pic:spPr>
+                          <a:xfrm>
+                            <a:off x="0" y="0"/>
+                            <a:ext cx="5486400" cy="2377440"/>
+                          </a:xfrm>
+                          <a:prstGeom prst="rect"/>
+                        </pic:spPr>
+                      </pic:pic>
+                    </a:graphicData>
+                  </a:graphic>
+                </wp:inline>
+              </w:drawing>
+            </w:r>
+          </w:p>
+          <w:p>
+            <w:pPr>
+              <w:spacing w:after="200" w:line="276" w:lineRule="auto"/>
+              <w:jc w:val="center"/>
+            </w:pPr>
+            <w:r>
+              <w:rPr>
+                <w:rFonts w:ascii="Times New Roman" w:hAnsi="Times New Roman" w:eastAsia="바탕"/>
+                <w:b/>
+                <w:color w:val="606068"/>
+                <w:sz w:val="18"/>
+              </w:rPr>
+              <w:t>[그림 19]</w:t>
+            </w:r>
+            <w:r>
+              <w:rPr>
+                <w:rFonts w:ascii="Times New Roman" w:hAnsi="Times New Roman" w:eastAsia="바탕"/>
+                <w:color w:val="606068"/>
+                <w:sz w:val="18"/>
+              </w:rPr>
+              <w:t xml:space="preserve"> 판단 문항의 비율과 95% 신뢰구간 (n = 24). 점이 비율, 선이 구간이다. 구간이 넓은 것이 이 표본의 크기이며, 그림에서 읽어야 할 것은 점의 위치가 아니라 선의 길이다. "아니오" 가 0건이라도 구간은 13.8% 까지 뻗는다.</w:t>
+            </w:r>
+          </w:p>
+          <w:p>
+            <w:pPr>
+              <w:spacing w:after="80" w:line="276" w:lineRule="auto"/>
+              <w:jc w:val="both"/>
+            </w:pPr>
+            <w:r>
+              <w:rPr>
+                <w:rFonts w:ascii="Times New Roman" w:hAnsi="Times New Roman" w:eastAsia="바탕"/>
+                <w:sz w:val="20"/>
+              </w:rPr>
+              <w:t>마지막 줄이 이 표에서 가장 조심해야 할 자리다. "아니오" 가 0건이라고 해서 그렇게 답할 사람이 없다는 뜻이 아니다. 이 표본으로 말할 수 있는 것은 그 비율이 13.8% 아래일 것이라는 정도이며, 24명 중 셋까지는 나와도 이 결과와 어긋나지 않는다.</w:t>
+            </w:r>
+          </w:p>
+          <w:p>
+            <w:pPr>
+              <w:spacing w:after="80" w:line="276" w:lineRule="auto"/>
+              <w:jc w:val="both"/>
+            </w:pPr>
+            <w:r>
+              <w:rPr>
+                <w:rFonts w:ascii="Times New Roman" w:hAnsi="Times New Roman" w:eastAsia="바탕"/>
+                <w:sz w:val="20"/>
+              </w:rPr>
+              <w:t>이어서 집단 사이에 차이가 있는지를 검정했다. 모두 Fisher 정확검정을 썼다. 칸의 기대빈도가 5 미만이면 카이제곱을 쓸 수 없는데, 이 표본의 표는 늘 그렇다. §2.5 에서 알레르기 추론에 같은 검정을 쓴 것과 같은 이유다.</w:t>
+            </w:r>
+          </w:p>
+          <w:p>
+            <w:pPr>
+              <w:spacing w:after="80" w:line="276" w:lineRule="auto"/>
+              <w:jc w:val="both"/>
+            </w:pPr>
+            <w:r>
+              <w:rPr>
+                <w:rFonts w:ascii="Times New Roman" w:hAnsi="Times New Roman" w:eastAsia="바탕"/>
+                <w:sz w:val="20"/>
+              </w:rPr>
+              <w:t>[표 39] 집단 간 차이 검정</w:t>
+            </w:r>
+          </w:p>
+          <w:tbl>
+            <w:tblPr>
+              <w:tblW w:type="auto" w:w="0"/>
+              <w:jc w:val="center"/>
+              <w:tblLook w:firstColumn="1" w:firstRow="1" w:lastColumn="0" w:lastRow="0" w:noHBand="0" w:noVBand="1" w:val="04A0"/>
+              <w:tblBorders>
+                <w:top w:val="single" w:sz="4" w:color="BFBFBF"/>
+                <w:left w:val="single" w:sz="4" w:color="BFBFBF"/>
+                <w:bottom w:val="single" w:sz="4" w:color="BFBFBF"/>
+                <w:right w:val="single" w:sz="4" w:color="BFBFBF"/>
+                <w:insideH w:val="single" w:sz="4" w:color="BFBFBF"/>
+                <w:insideV w:val="single" w:sz="4" w:color="BFBFBF"/>
+              </w:tblBorders>
+            </w:tblPr>
+            <w:tblGrid>
+              <w:gridCol w:w="1943"/>
+              <w:gridCol w:w="1943"/>
+              <w:gridCol w:w="1943"/>
+              <w:gridCol w:w="1943"/>
+              <w:gridCol w:w="1943"/>
+            </w:tblGrid>
+            <w:tr>
+              <w:tc>
+                <w:tcPr>
+                  <w:tcW w:type="dxa" w:w="1943"/>
+                  <w:shd w:val="clear" w:fill="F2F2F2"/>
+                </w:tcPr>
+                <w:p>
+                  <w:r>
+                    <w:rPr>
+                      <w:rFonts w:ascii="Times New Roman" w:hAnsi="Times New Roman" w:eastAsia="바탕"/>
+                      <w:b/>
+                      <w:sz w:val="18"/>
+                    </w:rPr>
+                    <w:t>무엇과 무엇</w:t>
+                  </w:r>
+                </w:p>
+              </w:tc>
+              <w:tc>
+                <w:tcPr>
+                  <w:tcW w:type="dxa" w:w="1943"/>
+                  <w:shd w:val="clear" w:fill="F2F2F2"/>
+                </w:tcPr>
+                <w:p>
+                  <w:r>
+                    <w:rPr>
+                      <w:rFonts w:ascii="Times New Roman" w:hAnsi="Times New Roman" w:eastAsia="바탕"/>
+                      <w:b/>
+                      <w:sz w:val="18"/>
+                    </w:rPr>
+                    <w:t>관찰값</w:t>
+                  </w:r>
+                </w:p>
+              </w:tc>
+              <w:tc>
+                <w:tcPr>
+                  <w:tcW w:type="dxa" w:w="1943"/>
+                  <w:shd w:val="clear" w:fill="F2F2F2"/>
+                </w:tcPr>
+                <w:p>
+                  <w:r>
+                    <w:rPr>
+                      <w:rFonts w:ascii="Times New Roman" w:hAnsi="Times New Roman" w:eastAsia="바탕"/>
+                      <w:b/>
+                      <w:sz w:val="18"/>
+                    </w:rPr>
+                    <w:t>검정</w:t>
+                  </w:r>
+                </w:p>
+              </w:tc>
+              <w:tc>
+                <w:tcPr>
+                  <w:tcW w:type="dxa" w:w="1943"/>
+                  <w:shd w:val="clear" w:fill="F2F2F2"/>
+                </w:tcPr>
+                <w:p>
+                  <w:r>
+                    <w:rPr>
+                      <w:rFonts w:ascii="Times New Roman" w:hAnsi="Times New Roman" w:eastAsia="바탕"/>
+                      <w:b/>
+                      <w:sz w:val="18"/>
+                    </w:rPr>
+                    <w:t>p</w:t>
+                  </w:r>
+                </w:p>
+              </w:tc>
+              <w:tc>
+                <w:tcPr>
+                  <w:tcW w:type="dxa" w:w="1943"/>
+                  <w:shd w:val="clear" w:fill="F2F2F2"/>
+                </w:tcPr>
+                <w:p>
+                  <w:r>
+                    <w:rPr>
+                      <w:rFonts w:ascii="Times New Roman" w:hAnsi="Times New Roman" w:eastAsia="바탕"/>
+                      <w:b/>
+                      <w:sz w:val="18"/>
+                    </w:rPr>
+                    <w:t>판정</w:t>
+                  </w:r>
+                </w:p>
+              </w:tc>
+            </w:tr>
+            <w:tr>
+              <w:tc>
+                <w:tcPr>
+                  <w:tcW w:type="dxa" w:w="1943"/>
+                </w:tcPr>
+                <w:p>
+                  <w:r>
+                    <w:rPr>
+                      <w:rFonts w:ascii="Times New Roman" w:hAnsi="Times New Roman" w:eastAsia="바탕"/>
+                      <w:sz w:val="18"/>
+                    </w:rPr>
+                    <w:t>접촉 빈도와 판단</w:t>
+                  </w:r>
+                </w:p>
+              </w:tc>
+              <w:tc>
+                <w:tcPr>
+                  <w:tcW w:type="dxa" w:w="1943"/>
+                </w:tcPr>
+                <w:p>
+                  <w:r>
+                    <w:rPr>
+                      <w:rFonts w:ascii="Times New Roman" w:hAnsi="Times New Roman" w:eastAsia="바탕"/>
+                      <w:sz w:val="18"/>
+                    </w:rPr>
+                    <w:t>자주 마주침 2/4, 드물게 5/20 이 "가능"</w:t>
+                  </w:r>
+                </w:p>
+              </w:tc>
+              <w:tc>
+                <w:tcPr>
+                  <w:tcW w:type="dxa" w:w="1943"/>
+                </w:tcPr>
+                <w:p>
+                  <w:r>
+                    <w:rPr>
+                      <w:rFonts w:ascii="Times New Roman" w:hAnsi="Times New Roman" w:eastAsia="바탕"/>
+                      <w:sz w:val="18"/>
+                    </w:rPr>
+                    <w:t>Fisher</w:t>
+                  </w:r>
+                </w:p>
+              </w:tc>
+              <w:tc>
+                <w:tcPr>
+                  <w:tcW w:type="dxa" w:w="1943"/>
+                </w:tcPr>
+                <w:p>
+                  <w:r>
+                    <w:rPr>
+                      <w:rFonts w:ascii="Times New Roman" w:hAnsi="Times New Roman" w:eastAsia="바탕"/>
+                      <w:sz w:val="18"/>
+                    </w:rPr>
+                    <w:t>0.552</w:t>
+                  </w:r>
+                </w:p>
+              </w:tc>
+              <w:tc>
+                <w:tcPr>
+                  <w:tcW w:type="dxa" w:w="1943"/>
+                </w:tcPr>
+                <w:p>
+                  <w:r>
+                    <w:rPr>
+                      <w:rFonts w:ascii="Times New Roman" w:hAnsi="Times New Roman" w:eastAsia="바탕"/>
+                      <w:sz w:val="18"/>
+                    </w:rPr>
+                    <w:t>차이를 말할 수 없다</w:t>
+                  </w:r>
+                </w:p>
+              </w:tc>
+            </w:tr>
+            <w:tr>
+              <w:tc>
+                <w:tcPr>
+                  <w:tcW w:type="dxa" w:w="1943"/>
+                </w:tcPr>
+                <w:p>
+                  <w:r>
+                    <w:rPr>
+                      <w:rFonts w:ascii="Times New Roman" w:hAnsi="Times New Roman" w:eastAsia="바탕"/>
+                      <w:sz w:val="18"/>
+                    </w:rPr>
+                    <w:t>직군과 판단</w:t>
+                  </w:r>
+                </w:p>
+              </w:tc>
+              <w:tc>
+                <w:tcPr>
+                  <w:tcW w:type="dxa" w:w="1943"/>
+                </w:tcPr>
+                <w:p>
+                  <w:r>
+                    <w:rPr>
+                      <w:rFonts w:ascii="Times New Roman" w:hAnsi="Times New Roman" w:eastAsia="바탕"/>
+                      <w:sz w:val="18"/>
+                    </w:rPr>
+                    <w:t>약국 4/11, 간호 3/9 가 "가능"</w:t>
+                  </w:r>
+                </w:p>
+              </w:tc>
+              <w:tc>
+                <w:tcPr>
+                  <w:tcW w:type="dxa" w:w="1943"/>
+                </w:tcPr>
+                <w:p>
+                  <w:r>
+                    <w:rPr>
+                      <w:rFonts w:ascii="Times New Roman" w:hAnsi="Times New Roman" w:eastAsia="바탕"/>
+                      <w:sz w:val="18"/>
+                    </w:rPr>
+                    <w:t>Fisher</w:t>
+                  </w:r>
+                </w:p>
+              </w:tc>
+              <w:tc>
+                <w:tcPr>
+                  <w:tcW w:type="dxa" w:w="1943"/>
+                </w:tcPr>
+                <w:p>
+                  <w:r>
+                    <w:rPr>
+                      <w:rFonts w:ascii="Times New Roman" w:hAnsi="Times New Roman" w:eastAsia="바탕"/>
+                      <w:sz w:val="18"/>
+                    </w:rPr>
+                    <w:t>1.000</w:t>
+                  </w:r>
+                </w:p>
+              </w:tc>
+              <w:tc>
+                <w:tcPr>
+                  <w:tcW w:type="dxa" w:w="1943"/>
+                </w:tcPr>
+                <w:p>
+                  <w:r>
+                    <w:rPr>
+                      <w:rFonts w:ascii="Times New Roman" w:hAnsi="Times New Roman" w:eastAsia="바탕"/>
+                      <w:sz w:val="18"/>
+                    </w:rPr>
+                    <w:t>차이를 말할 수 없다</w:t>
+                  </w:r>
+                </w:p>
+              </w:tc>
+            </w:tr>
+            <w:tr>
+              <w:tc>
+                <w:tcPr>
+                  <w:tcW w:type="dxa" w:w="1943"/>
+                </w:tcPr>
+                <w:p>
+                  <w:r>
+                    <w:rPr>
+                      <w:rFonts w:ascii="Times New Roman" w:hAnsi="Times New Roman" w:eastAsia="바탕"/>
+                      <w:sz w:val="18"/>
+                    </w:rPr>
+                    <w:t>등급 A 와 B 의 응답률</w:t>
+                  </w:r>
+                </w:p>
+              </w:tc>
+              <w:tc>
+                <w:tcPr>
+                  <w:tcW w:type="dxa" w:w="1943"/>
+                </w:tcPr>
+                <w:p>
+                  <w:r>
+                    <w:rPr>
+                      <w:rFonts w:ascii="Times New Roman" w:hAnsi="Times New Roman" w:eastAsia="바탕"/>
+                      <w:sz w:val="18"/>
+                    </w:rPr>
+                    <w:t>0/41 대 34/1,062</w:t>
+                  </w:r>
+                </w:p>
+              </w:tc>
+              <w:tc>
+                <w:tcPr>
+                  <w:tcW w:type="dxa" w:w="1943"/>
+                </w:tcPr>
+                <w:p>
+                  <w:r>
+                    <w:rPr>
+                      <w:rFonts w:ascii="Times New Roman" w:hAnsi="Times New Roman" w:eastAsia="바탕"/>
+                      <w:sz w:val="18"/>
+                    </w:rPr>
+                    <w:t>Fisher</w:t>
+                  </w:r>
+                </w:p>
+              </w:tc>
+              <w:tc>
+                <w:tcPr>
+                  <w:tcW w:type="dxa" w:w="1943"/>
+                </w:tcPr>
+                <w:p>
+                  <w:r>
+                    <w:rPr>
+                      <w:rFonts w:ascii="Times New Roman" w:hAnsi="Times New Roman" w:eastAsia="바탕"/>
+                      <w:sz w:val="18"/>
+                    </w:rPr>
+                    <w:t>0.634</w:t>
+                  </w:r>
+                </w:p>
+              </w:tc>
+              <w:tc>
+                <w:tcPr>
+                  <w:tcW w:type="dxa" w:w="1943"/>
+                </w:tcPr>
+                <w:p>
+                  <w:r>
+                    <w:rPr>
+                      <w:rFonts w:ascii="Times New Roman" w:hAnsi="Times New Roman" w:eastAsia="바탕"/>
+                      <w:sz w:val="18"/>
+                    </w:rPr>
+                    <w:t>차이를 말할 수 없다</w:t>
+                  </w:r>
+                </w:p>
+              </w:tc>
+            </w:tr>
+            <w:tr>
+              <w:tc>
+                <w:tcPr>
+                  <w:tcW w:type="dxa" w:w="1943"/>
+                </w:tcPr>
+                <w:p>
+                  <w:r>
+                    <w:rPr>
+                      <w:rFonts w:ascii="Times New Roman" w:hAnsi="Times New Roman" w:eastAsia="바탕"/>
+                      <w:sz w:val="18"/>
+                    </w:rPr>
+                    <w:t>언어와 판단</w:t>
+                  </w:r>
+                </w:p>
+              </w:tc>
+              <w:tc>
+                <w:tcPr>
+                  <w:tcW w:type="dxa" w:w="1943"/>
+                </w:tcPr>
+                <w:p>
+                  <w:r>
+                    <w:rPr>
+                      <w:rFonts w:ascii="Times New Roman" w:hAnsi="Times New Roman" w:eastAsia="바탕"/>
+                      <w:sz w:val="18"/>
+                    </w:rPr>
+                    <w:t>한국어 0/10, 영어 7/14 가 "가능"</w:t>
+                  </w:r>
+                </w:p>
+              </w:tc>
+              <w:tc>
+                <w:tcPr>
+                  <w:tcW w:type="dxa" w:w="1943"/>
+                </w:tcPr>
+                <w:p>
+                  <w:r>
+                    <w:rPr>
+                      <w:rFonts w:ascii="Times New Roman" w:hAnsi="Times New Roman" w:eastAsia="바탕"/>
+                      <w:sz w:val="18"/>
+                    </w:rPr>
+                    <w:t>Fisher</w:t>
+                  </w:r>
+                </w:p>
+              </w:tc>
+              <w:tc>
+                <w:tcPr>
+                  <w:tcW w:type="dxa" w:w="1943"/>
+                </w:tcPr>
+                <w:p>
+                  <w:r>
+                    <w:rPr>
+                      <w:rFonts w:ascii="Times New Roman" w:hAnsi="Times New Roman" w:eastAsia="바탕"/>
+                      <w:sz w:val="18"/>
+                    </w:rPr>
+                    <w:t>0.019</w:t>
+                  </w:r>
+                </w:p>
+              </w:tc>
+              <w:tc>
+                <w:tcPr>
+                  <w:tcW w:type="dxa" w:w="1943"/>
+                </w:tcPr>
+                <w:p>
+                  <w:r>
+                    <w:rPr>
+                      <w:rFonts w:ascii="Times New Roman" w:hAnsi="Times New Roman" w:eastAsia="바탕"/>
+                      <w:sz w:val="18"/>
+                    </w:rPr>
+                    <w:t>보정 후 문턱 미달</w:t>
+                  </w:r>
+                </w:p>
+              </w:tc>
+            </w:tr>
+            <w:tr>
+              <w:tc>
+                <w:tcPr>
+                  <w:tcW w:type="dxa" w:w="1943"/>
+                </w:tcPr>
+                <w:p>
+                  <w:r>
+                    <w:rPr>
+                      <w:rFonts w:ascii="Times New Roman" w:hAnsi="Times New Roman" w:eastAsia="바탕"/>
+                      <w:sz w:val="18"/>
+                    </w:rPr>
+                    <w:t>언어와 소요 시간</w:t>
+                  </w:r>
+                </w:p>
+              </w:tc>
+              <w:tc>
+                <w:tcPr>
+                  <w:tcW w:type="dxa" w:w="1943"/>
+                </w:tcPr>
+                <w:p>
+                  <w:r>
+                    <w:rPr>
+                      <w:rFonts w:ascii="Times New Roman" w:hAnsi="Times New Roman" w:eastAsia="바탕"/>
+                      <w:sz w:val="18"/>
+                    </w:rPr>
+                    <w:t>중앙값 7.1분 대 24.0분</w:t>
+                  </w:r>
+                </w:p>
+              </w:tc>
+              <w:tc>
+                <w:tcPr>
+                  <w:tcW w:type="dxa" w:w="1943"/>
+                </w:tcPr>
+                <w:p>
+                  <w:r>
+                    <w:rPr>
+                      <w:rFonts w:ascii="Times New Roman" w:hAnsi="Times New Roman" w:eastAsia="바탕"/>
+                      <w:sz w:val="18"/>
+                    </w:rPr>
+                    <w:t>Mann-Whitney</w:t>
+                  </w:r>
+                </w:p>
+              </w:tc>
+              <w:tc>
+                <w:tcPr>
+                  <w:tcW w:type="dxa" w:w="1943"/>
+                </w:tcPr>
+                <w:p>
+                  <w:r>
+                    <w:rPr>
+                      <w:rFonts w:ascii="Times New Roman" w:hAnsi="Times New Roman" w:eastAsia="바탕"/>
+                      <w:sz w:val="18"/>
+                    </w:rPr>
+                    <w:t>0.034</w:t>
+                  </w:r>
+                </w:p>
+              </w:tc>
+              <w:tc>
+                <w:tcPr>
+                  <w:tcW w:type="dxa" w:w="1943"/>
+                </w:tcPr>
+                <w:p>
+                  <w:r>
+                    <w:rPr>
+                      <w:rFonts w:ascii="Times New Roman" w:hAnsi="Times New Roman" w:eastAsia="바탕"/>
+                      <w:sz w:val="18"/>
+                    </w:rPr>
+                    <w:t>보정 후 문턱 미달</w:t>
+                  </w:r>
+                </w:p>
+              </w:tc>
+            </w:tr>
+            <w:tr>
+              <w:tc>
+                <w:tcPr>
+                  <w:tcW w:type="dxa" w:w="1943"/>
+                </w:tcPr>
+                <w:p>
+                  <w:r>
+                    <w:rPr>
+                      <w:rFonts w:ascii="Times New Roman" w:hAnsi="Times New Roman" w:eastAsia="바탕"/>
+                      <w:sz w:val="18"/>
+                    </w:rPr>
+                    <w:t>소요 시간과 자유 서술량</w:t>
+                  </w:r>
+                </w:p>
+              </w:tc>
+              <w:tc>
+                <w:tcPr>
+                  <w:tcW w:type="dxa" w:w="1943"/>
+                </w:tcPr>
+                <w:p>
+                  <w:r>
+                    <w:rPr>
+                      <w:rFonts w:ascii="Times New Roman" w:hAnsi="Times New Roman" w:eastAsia="바탕"/>
+                      <w:sz w:val="18"/>
+                    </w:rPr>
+                    <w:t>rho = 0.717</w:t>
+                  </w:r>
+                </w:p>
+              </w:tc>
+              <w:tc>
+                <w:tcPr>
+                  <w:tcW w:type="dxa" w:w="1943"/>
+                </w:tcPr>
+                <w:p>
+                  <w:r>
+                    <w:rPr>
+                      <w:rFonts w:ascii="Times New Roman" w:hAnsi="Times New Roman" w:eastAsia="바탕"/>
+                      <w:sz w:val="18"/>
+                    </w:rPr>
+                    <w:t>Spearman</w:t>
+                  </w:r>
+                </w:p>
+              </w:tc>
+              <w:tc>
+                <w:tcPr>
+                  <w:tcW w:type="dxa" w:w="1943"/>
+                </w:tcPr>
+                <w:p>
+                  <w:r>
+                    <w:rPr>
+                      <w:rFonts w:ascii="Times New Roman" w:hAnsi="Times New Roman" w:eastAsia="바탕"/>
+                      <w:sz w:val="18"/>
+                    </w:rPr>
+                    <w:t>&lt; 0.0001</w:t>
+                  </w:r>
+                </w:p>
+              </w:tc>
+              <w:tc>
+                <w:tcPr>
+                  <w:tcW w:type="dxa" w:w="1943"/>
+                </w:tcPr>
+                <w:p>
+                  <w:r>
+                    <w:rPr>
+                      <w:rFonts w:ascii="Times New Roman" w:hAnsi="Times New Roman" w:eastAsia="바탕"/>
+                      <w:sz w:val="18"/>
+                    </w:rPr>
+                    <w:t>유의</w:t>
+                  </w:r>
+                </w:p>
+              </w:tc>
+            </w:tr>
+          </w:tbl>
+          <w:p/>
+          <w:p>
+            <w:pPr>
+              <w:spacing w:after="120"/>
+            </w:pPr>
+          </w:p>
+          <w:p>
+            <w:pPr>
+              <w:spacing w:after="80" w:line="276" w:lineRule="auto"/>
+              <w:jc w:val="both"/>
+            </w:pPr>
+            <w:r>
+              <w:rPr>
+                <w:rFonts w:ascii="Times New Roman" w:hAnsi="Times New Roman" w:eastAsia="바탕"/>
+                <w:sz w:val="20"/>
+              </w:rPr>
+              <w:t>검정을 다섯 번 돌렸으므로 Bonferroni 보정 문턱은 0.010 이다. 그 문턱을 넘는 것은 마지막 줄 하나뿐이며, 그것은 오래 머문 사람이 더 길게 적었다는 것으로 내용에 관한 발견이 아니다. 즉 이 조사에서 집단 간 차이를 말할 수 있는 것은 없다. 유의하지 않은 검정을 빼고 유의한 것만 싣는 것이 이 표본에서 할 수 있는 가장 나쁜 일이므로, 돌린 것을 모두 적었다.</w:t>
+            </w:r>
+          </w:p>
+          <w:p>
+            <w:pPr>
+              <w:spacing w:after="80" w:line="276" w:lineRule="auto"/>
+              <w:jc w:val="both"/>
+            </w:pPr>
+            <w:r>
+              <w:rPr>
+                <w:rFonts w:ascii="Times New Roman" w:hAnsi="Times New Roman" w:eastAsia="바탕"/>
+                <w:sz w:val="20"/>
+              </w:rPr>
+              <w:t>넷째 줄과 다섯째 줄은 흥미롭지만 주장으로 삼지 않는다. 한국어로 답한 열 명 가운데 "가능" 이라고 답한 사람이 하나도 없고 영어로 답한 열넷 중에서는 절반이 그렇게 답했다는 것, 그리고 한국어 응답자가 영어 응답자보다 훨씬 짧게 머물렀다는 것은 보정 전에는 유의하나 보정 후에는 아니다. 그리고 언어는 응답자의 국가·직군과 얽혀 있으므로, 차이가 있다 해도 그것이 언어 때문인지 다른 것 때문인지 이 자료로는 가를 수 없다.</w:t>
+            </w:r>
+          </w:p>
+          <w:p>
+            <w:pPr>
+              <w:spacing w:after="80" w:line="276" w:lineRule="auto"/>
+              <w:jc w:val="both"/>
+            </w:pPr>
+            <w:r>
+              <w:rPr>
+                <w:rFonts w:ascii="Times New Roman" w:hAnsi="Times New Roman" w:eastAsia="바탕"/>
+                <w:sz w:val="20"/>
+              </w:rPr>
+              <w:t>여섯째 줄만 따로 읽어 둘 만하다. 소요 시간과 자유 서술량의 순위상관이 0.717 이라는 것은 오래 머문 사람이 실제로 더 많이 적었다는 뜻이며, 응답의 성의를 재는 대리 지표로 쓸 수 있다. 소요 시간 중앙값은 10.3분, 사분위는 6.0분에서 40.5분이다. E. A. Draffan 은 도중에 방해를 받았으므로 자신의 소요 시간을 실제 소요로 읽지 말라고 따로 적어 두었다.</w:t>
+            </w:r>
+          </w:p>
+          <w:p>
+            <w:pPr>
+              <w:spacing w:after="80" w:line="276" w:lineRule="auto"/>
+              <w:jc w:val="both"/>
+            </w:pPr>
+            <w:r>
+              <w:rPr>
+                <w:rFonts w:ascii="Times New Roman" w:hAnsi="Times New Roman" w:eastAsia="바탕"/>
+                <w:sz w:val="20"/>
+              </w:rPr>
+              <w:t>자유 서술은 34명 중 29명이 적었고 113건이다. 같은 지적이 몇 명에게서 독립적으로 나왔는지를 낱말로 훑어 세면 검증 부재 6명, 한 장의 요소 과다 5명, 시각장애인 5명, 금지 표시 4명, 기존 세트 참조 3명이다. 다만 이것은 우리가 고른 낱말로 센 것이므로 본문에는 사람이 직접 읽고 확인한 건수를 쓴다.</w:t>
+            </w:r>
+          </w:p>
+          <w:p>
+            <w:pPr>
+              <w:spacing w:before="120" w:after="20"/>
+            </w:pPr>
+            <w:r>
+              <w:rPr>
+                <w:rFonts w:ascii="Times New Roman" w:hAnsi="Times New Roman" w:eastAsia="바탕"/>
+                <w:b/>
+                <w:sz w:val="21"/>
+              </w:rPr>
               <w:t>여러 나라에서 같은 지적이 나온 것</w:t>
             </w:r>
           </w:p>
@@ -24149,6 +25209,72 @@
                 <w:rFonts w:ascii="Times New Roman" w:hAnsi="Times New Roman" w:eastAsia="바탕"/>
                 <w:sz w:val="20"/>
               </w:rPr>
+              <w:t>이교구 서울대학교 교수는 메일 회신으로 세 가지를 지적했다. 형태소 78종을 재조합해도 다양한 약과 복용법을 모두 포괄할 수 있겠느냐는 것, 음성과 함께 들으면 도움이 되지만 다소 직관적이지 않은 그림이 있다는 것, 그리고 부정적인 지시어가 있을 때 픽토그램에도 사선이나 X 표시가 함께 있어야 하는데 알코올과 임신부의 경우에는 없다는 것이다. 마지막 지적은 앞 절의 네 나라와 독립적으로 같은 결함을 찾은 것이다. 같은 응답자는 복약 시각에 푸시 알림을 붙이는 것과 다국어 확장을 위한 음성 합성 도구도 함께 제안했다.</w:t>
+            </w:r>
+          </w:p>
+          <w:p>
+            <w:pPr>
+              <w:spacing w:after="80" w:line="276" w:lineRule="auto"/>
+              <w:jc w:val="both"/>
+            </w:pPr>
+            <w:r>
+              <w:rPr>
+                <w:rFonts w:ascii="Times New Roman" w:hAnsi="Times New Roman" w:eastAsia="바탕"/>
+                <w:sz w:val="20"/>
+              </w:rPr>
+              <w:t xml:space="preserve">방글라데시 icddr,b 의 Aliya Naheed 수석연구원은 다른 층을 지적했다. 이 앱이 건강 결과를 바꾸려면 환자가 처방받은 전체 기간의 약을 살 수 있어야 한다는 것이다. </w:t>
+            </w:r>
+            <w:r>
+              <w:rPr>
+                <w:rFonts w:ascii="Consolas" w:hAnsi="Consolas" w:eastAsia="Consolas"/>
+                <w:sz w:val="19"/>
+              </w:rPr>
+              <w:t>finish_course</w:t>
+            </w:r>
+            <w:r>
+              <w:rPr>
+                <w:rFonts w:ascii="Times New Roman" w:hAnsi="Times New Roman" w:eastAsia="바탕"/>
+                <w:sz w:val="20"/>
+              </w:rPr>
+              <w:t xml:space="preserve"> 형태소가 전달하려는 것이 완주인데, 약을 살 돈이 없으면 그림이 전달되어도 완주가 일어나지 않는다.</w:t>
+            </w:r>
+          </w:p>
+          <w:p>
+            <w:pPr>
+              <w:spacing w:after="80" w:line="276" w:lineRule="auto"/>
+              <w:jc w:val="both"/>
+            </w:pPr>
+            <w:r>
+              <w:rPr>
+                <w:rFonts w:ascii="Times New Roman" w:hAnsi="Times New Roman" w:eastAsia="바탕"/>
+                <w:sz w:val="20"/>
+              </w:rPr>
+              <w:t>한국장애인개발원 박경서 대리는 글을 읽지 못하는 상황이 노인·어린이·시각장애인·저시력자 등 다양한 사정에서 온다고 적고, 같은 기관에서 글자의 가독성을 위한 서체 개발 프로젝트를 진행한 적이 있다고 덧붙였다.</w:t>
+            </w:r>
+          </w:p>
+          <w:p>
+            <w:pPr>
+              <w:spacing w:after="80" w:line="276" w:lineRule="auto"/>
+              <w:jc w:val="both"/>
+            </w:pPr>
+            <w:r>
+              <w:rPr>
+                <w:rFonts w:ascii="Times New Roman" w:hAnsi="Times New Roman" w:eastAsia="바탕"/>
+                <w:sz w:val="20"/>
+              </w:rPr>
+              <w:t>인도네시아 Universitas Gadjah Mada 의 Niken Nur Widyakusuma 약사는 시각장애 환자를 위해 포장을 조금 찢어 두는 것처럼 손으로 만져서 알 수 있는 표시를 넣으라고 제안했다. 화면 밖의 해결책이며, 이 앱이 다루지 않는 층이다.</w:t>
+            </w:r>
+          </w:p>
+          <w:p>
+            <w:pPr>
+              <w:spacing w:after="80" w:line="276" w:lineRule="auto"/>
+              <w:jc w:val="both"/>
+            </w:pPr>
+            <w:r>
+              <w:rPr>
+                <w:rFonts w:ascii="Times New Roman" w:hAnsi="Times New Roman" w:eastAsia="바탕"/>
+                <w:sz w:val="20"/>
+              </w:rPr>
               <w:t>Atif Usman 교수와 윤휘열 교수는 기존 픽토그램 세트를 참조하라고 적었다. 전자는 USP 픽토그램을, 후자는 약학정보원의 health.kr 픽토그램을 지목했다. 이는 §1.9 에서 서술한 USP 라이선스의 조합 금지 조항과 맞물리는 문제이며, §2.6 의 차별점 주장이 직접 시험받는 자리다.</w:t>
             </w:r>
           </w:p>
@@ -24175,6 +25301,331 @@
                 <w:b/>
                 <w:sz w:val="21"/>
               </w:rPr>
+              <w:t>접근 자체에 대한 반론</w:t>
+            </w:r>
+          </w:p>
+          <w:p>
+            <w:pPr>
+              <w:spacing w:after="80" w:line="276" w:lineRule="auto"/>
+              <w:jc w:val="both"/>
+            </w:pPr>
+            <w:r>
+              <w:rPr>
+                <w:rFonts w:ascii="Times New Roman" w:hAnsi="Times New Roman" w:eastAsia="바탕"/>
+                <w:sz w:val="20"/>
+              </w:rPr>
+              <w:t>가장 날카로운 응답은 우리 제품이 필요한지를 물은 것이었다. GC메디아이 의사랑 서비스센터 팀장은 다섯 가지를 적었다. 국내 처방전에는 이미 바코드가 찍히므로 전체를 스캔하는 것은 비효율이라는 것, 바코드를 읽어 장애인에게 안내하는 앱이 이미 있다는 것, 복약지도는 약사와 의사의 법적 의무이며 관련 솔루션이 이미 많다는 것, 글을 읽지 못하는 사람을 대상으로 사업을 만들기에는 투자 대비 시장이 너무 작다는 것, 그리고 전자처방전이 준비되고 있으므로 전자화되면 무용지물이라는 것이다.</w:t>
+            </w:r>
+          </w:p>
+          <w:p>
+            <w:pPr>
+              <w:spacing w:after="80" w:line="276" w:lineRule="auto"/>
+              <w:jc w:val="both"/>
+            </w:pPr>
+            <w:r>
+              <w:rPr>
+                <w:rFonts w:ascii="Times New Roman" w:hAnsi="Times New Roman" w:eastAsia="바탕"/>
+                <w:sz w:val="20"/>
+              </w:rPr>
+              <w:t>이 응답을 그대로 싣는 이유는 여기에 우리가 답해야 할 것이 있기 때문이다. 세 가지는 우리 설계와 어긋나지 않는다. 바코드는 국내 처방전에 있으나 §1.1 에서 다룬 나라들의 종이 처방전에는 없고, 전자처방전 역시 그 나라들에서 먼저 오지 않는다. 복약지도가 의무라는 것은 §1.4 에서 인용한 의사 밀도 격차와 함께 읽어야 하며, 의무가 있다는 것과 그 의무가 이행될 시간이 있다는 것은 다르다.</w:t>
+            </w:r>
+          </w:p>
+          <w:p>
+            <w:pPr>
+              <w:spacing w:after="80" w:line="276" w:lineRule="auto"/>
+              <w:jc w:val="both"/>
+            </w:pPr>
+            <w:r>
+              <w:rPr>
+                <w:rFonts w:ascii="Times New Roman" w:hAnsi="Times New Roman" w:eastAsia="바탕"/>
+                <w:sz w:val="20"/>
+              </w:rPr>
+              <w:t>나머지 두 가지에는 답이 없다. 국내 시장이 작다는 것은 사실이며, 이미 있는 솔루션과 이 앱이 어떻게 다른지는 §2.6 의 표로 답하려 했으나 그 표는 우리가 비교 대상을 고른 결과다. 이 응답자는 우리가 고르지 않은 대상을 알고 있는 자리에 있다.</w:t>
+            </w:r>
+          </w:p>
+          <w:p>
+            <w:pPr>
+              <w:spacing w:after="80" w:line="276" w:lineRule="auto"/>
+              <w:jc w:val="both"/>
+            </w:pPr>
+            <w:r>
+              <w:rPr>
+                <w:rFonts w:ascii="Times New Roman" w:hAnsi="Times New Roman" w:eastAsia="바탕"/>
+                <w:sz w:val="20"/>
+              </w:rPr>
+              <w:t>같은 방향의 지적이 산업 실무 구획에서도 나왔다. 보이스아이 박철현 팀장은 "아무리 좋은 제품이나 소프트웨어라도 고객사나 실제 사용 운영자 단계에서 인지도가 없다면 확산성이 없다" 고 적고, 상용화를 생각한다면 대한약사회 같은 곳에 제안하고 수용 가능 여부와 금액을 정해야 한다고 덧붙였다.</w:t>
+            </w:r>
+          </w:p>
+          <w:p>
+            <w:pPr>
+              <w:spacing w:before="120" w:after="20"/>
+            </w:pPr>
+            <w:r>
+              <w:rPr>
+                <w:rFonts w:ascii="Times New Roman" w:hAnsi="Times New Roman" w:eastAsia="바탕"/>
+                <w:b/>
+                <w:sz w:val="21"/>
+              </w:rPr>
+              <w:t>우리 전제를 다시 보게 한 응답</w:t>
+            </w:r>
+          </w:p>
+          <w:p>
+            <w:pPr>
+              <w:spacing w:after="80" w:line="276" w:lineRule="auto"/>
+              <w:jc w:val="both"/>
+            </w:pPr>
+            <w:r>
+              <w:rPr>
+                <w:rFonts w:ascii="Times New Roman" w:hAnsi="Times New Roman" w:eastAsia="바탕"/>
+                <w:sz w:val="20"/>
+              </w:rPr>
+              <w:t>동의대학교 서희정 교수의 지적이 이 조사에서 가장 근본적인 것이었다.</w:t>
+            </w:r>
+          </w:p>
+          <w:p>
+            <w:pPr>
+              <w:spacing w:after="80" w:line="276" w:lineRule="auto"/>
+              <w:jc w:val="both"/>
+            </w:pPr>
+            <w:r>
+              <w:rPr>
+                <w:rFonts w:ascii="Times New Roman" w:hAnsi="Times New Roman" w:eastAsia="바탕"/>
+                <w:sz w:val="20"/>
+              </w:rPr>
+              <w:t>&gt; "픽토그램이 직관적으로 정보를 줄 수 있는 좋은 소재이지만 비문해자에게는 이 또한 글자로 느껴질 수 있습니다. '까만 것은 글자고 하얀 것은 종이' 라는 말이 있듯이, 비문해자의 입장에서 인식될 수 있는 디자인과 색감 등을 고려해서 구현하면 좋을 것 같습니다."</w:t>
+            </w:r>
+          </w:p>
+          <w:p>
+            <w:pPr>
+              <w:spacing w:after="80" w:line="276" w:lineRule="auto"/>
+              <w:jc w:val="both"/>
+            </w:pPr>
+            <w:r>
+              <w:rPr>
+                <w:rFonts w:ascii="Times New Roman" w:hAnsi="Times New Roman" w:eastAsia="바탕"/>
+                <w:sz w:val="20"/>
+              </w:rPr>
+              <w:t>우리는 §2.1 에서 문자를 없애면 장벽이 낮아진다고 전제했다. 이 응답은 그 전제를 뒤집는다. 글을 읽지 못하는 사람에게는 검은 형태가 종이 위에 놓여 있다는 것 자체가 이미 "글자" 이며, 그것이 그림인지 문자인지는 읽을 줄 아는 사람이 하는 구분일 수 있다는 것이다. §1.8 에서 인용한 픽토그램 이해도 연구들은 그림을 그림으로 인식한 뒤의 이해도를 잰 것이지, 그림을 그림으로 인식하는지를 잰 것이 아니다.</w:t>
+            </w:r>
+          </w:p>
+          <w:p>
+            <w:pPr>
+              <w:spacing w:after="80" w:line="276" w:lineRule="auto"/>
+              <w:jc w:val="both"/>
+            </w:pPr>
+            <w:r>
+              <w:rPr>
+                <w:rFonts w:ascii="Times New Roman" w:hAnsi="Times New Roman" w:eastAsia="바탕"/>
+                <w:sz w:val="20"/>
+              </w:rPr>
+              <w:t>국립공주대학교 김은경 교수의 지적도 같은 자리를 짚는다.</w:t>
+            </w:r>
+          </w:p>
+          <w:p>
+            <w:pPr>
+              <w:spacing w:after="80" w:line="276" w:lineRule="auto"/>
+              <w:jc w:val="both"/>
+            </w:pPr>
+            <w:r>
+              <w:rPr>
+                <w:rFonts w:ascii="Times New Roman" w:hAnsi="Times New Roman" w:eastAsia="바탕"/>
+                <w:sz w:val="20"/>
+              </w:rPr>
+              <w:t>&gt; "40대인 제가 보기에도 이미지가 설명하는 바를 한 번에 파악하기는 어려웠습니다. 이런 이미지와 친숙하지 않은 고령자들은 더 어려울 것이라고 예상합니다."</w:t>
+            </w:r>
+          </w:p>
+          <w:p>
+            <w:pPr>
+              <w:spacing w:after="80" w:line="276" w:lineRule="auto"/>
+              <w:jc w:val="both"/>
+            </w:pPr>
+            <w:r>
+              <w:rPr>
+                <w:rFonts w:ascii="Times New Roman" w:hAnsi="Times New Roman" w:eastAsia="바탕"/>
+                <w:sz w:val="20"/>
+              </w:rPr>
+              <w:t>숭실대학교 이경화 교수는 대상자의 수준이 단순히 문해 문제인지 나이와 정보이해 수준까지 포함된 것인지에 따라 그림에 대한 완전한 이해 여부가 달라지며, 안약 수준이 아니라 전문성이 더 필요한 병에 대한 처방이라면 더 고려해야 한다고 적었다.</w:t>
+            </w:r>
+          </w:p>
+          <w:p>
+            <w:pPr>
+              <w:spacing w:after="80" w:line="276" w:lineRule="auto"/>
+              <w:jc w:val="both"/>
+            </w:pPr>
+            <w:r>
+              <w:rPr>
+                <w:rFonts w:ascii="Times New Roman" w:hAnsi="Times New Roman" w:eastAsia="바탕"/>
+                <w:sz w:val="20"/>
+              </w:rPr>
+              <w:t>협성대학교 박남수 교수는 디지털 문해력을 지목했다. 글을 읽지 못하는 사람이 모바일 기기를 어느 정도 다루는지를 먼저 검토해야 하며, 실제로 앱에 "본인에게 해당하는 것을 몇 개 고르세요" 라는 지시문이 있는데 그 지시문을 읽지 못하면 그 화면부터 막힌다는 것이다. 이는 §3.2 의 프로필 설정 화면에 대한 직접적인 지적이다.</w:t>
+            </w:r>
+          </w:p>
+          <w:p>
+            <w:pPr>
+              <w:spacing w:before="120" w:after="20"/>
+            </w:pPr>
+            <w:r>
+              <w:rPr>
+                <w:rFonts w:ascii="Times New Roman" w:hAnsi="Times New Roman" w:eastAsia="바탕"/>
+                <w:b/>
+                <w:sz w:val="21"/>
+              </w:rPr>
+              <w:t>우리 설계가 만들 수 있는 새로운 위험</w:t>
+            </w:r>
+          </w:p>
+          <w:p>
+            <w:pPr>
+              <w:spacing w:after="80" w:line="276" w:lineRule="auto"/>
+              <w:jc w:val="both"/>
+            </w:pPr>
+            <w:r>
+              <w:rPr>
+                <w:rFonts w:ascii="Times New Roman" w:hAnsi="Times New Roman" w:eastAsia="바탕"/>
+                <w:sz w:val="20"/>
+              </w:rPr>
+              <w:t>충남대학교 이소영 교수·약사는 이 앱이 없던 위험을 만들 수 있다고 적었다.</w:t>
+            </w:r>
+          </w:p>
+          <w:p>
+            <w:pPr>
+              <w:spacing w:after="80" w:line="276" w:lineRule="auto"/>
+              <w:jc w:val="both"/>
+            </w:pPr>
+            <w:r>
+              <w:rPr>
+                <w:rFonts w:ascii="Times New Roman" w:hAnsi="Times New Roman" w:eastAsia="바탕"/>
+                <w:sz w:val="20"/>
+              </w:rPr>
+              <w:t>&gt; "잘못된 정보로 환자가 임의로 투약을 중단하는 상황을 예방하는 게 필요해 보입니다. 예를 들어 이 약물이 임산부에게 위험이 있는 약이어도 환자의 종합적 상태를 고려해 처방되는 경우도 있는데, 다른 의료진의 중재 없이 환자 혼자 확인하게 되는 경우 임의로 약물 치료를 받지 않는 상황이 생길 수 있을 것 같습니다."</w:t>
+            </w:r>
+          </w:p>
+          <w:p>
+            <w:pPr>
+              <w:spacing w:after="80" w:line="276" w:lineRule="auto"/>
+              <w:jc w:val="both"/>
+            </w:pPr>
+            <w:r>
+              <w:rPr>
+                <w:rFonts w:ascii="Times New Roman" w:hAnsi="Times New Roman" w:eastAsia="바탕"/>
+                <w:sz w:val="20"/>
+              </w:rPr>
+              <w:t>§2.4 에서 우리는 사용자의 조건에 따라 금기를 표시하도록 설계했다. 그런데 임상에서는 위험을 알고도 처방하는 경우가 있으며, 그때 앱이 금기를 표시하면 처방을 무효로 만드는 셈이 된다. 세르비아 University of Belgrade 의 Katarina Vučićević 교수가 "약국의 정보와 앱의 정보가 어긋나지 않도록 약사를 거쳐야 한다" 고 적은 것, 그리고 약국 구획 11명 중 8명이 매번 약사가 검토해야 한다고 답한 것이 모두 같은 우려로 읽힌다.</w:t>
+            </w:r>
+          </w:p>
+          <w:p>
+            <w:pPr>
+              <w:spacing w:after="80" w:line="276" w:lineRule="auto"/>
+              <w:jc w:val="both"/>
+            </w:pPr>
+            <w:r>
+              <w:rPr>
+                <w:rFonts w:ascii="Times New Roman" w:hAnsi="Times New Roman" w:eastAsia="바탕"/>
+                <w:sz w:val="20"/>
+              </w:rPr>
+              <w:t>이 지적은 §2.6 에서 우리가 내세운 "판정을 개인의 요구량에서 유도한다" 는 차별점과 정면으로 맞닿는다. 개인화된 판정이 개인화된 처방을 이길 수 없다는 것이다.</w:t>
+            </w:r>
+          </w:p>
+          <w:p>
+            <w:pPr>
+              <w:spacing w:before="120" w:after="20"/>
+            </w:pPr>
+            <w:r>
+              <w:rPr>
+                <w:rFonts w:ascii="Times New Roman" w:hAnsi="Times New Roman" w:eastAsia="바탕"/>
+                <w:b/>
+                <w:sz w:val="21"/>
+              </w:rPr>
+              <w:t>평가 설계에 관한 조언</w:t>
+            </w:r>
+          </w:p>
+          <w:p>
+            <w:pPr>
+              <w:spacing w:after="80" w:line="276" w:lineRule="auto"/>
+              <w:jc w:val="both"/>
+            </w:pPr>
+            <w:r>
+              <w:rPr>
+                <w:rFonts w:ascii="Times New Roman" w:hAnsi="Times New Roman" w:eastAsia="바탕"/>
+                <w:sz w:val="20"/>
+              </w:rPr>
+              <w:t>§5.10 의 현지 평가 설계를 응답에 맞추어 고쳤다. 조언은 네 곳에서 왔다.</w:t>
+            </w:r>
+          </w:p>
+          <w:p>
+            <w:pPr>
+              <w:spacing w:after="80" w:line="276" w:lineRule="auto"/>
+              <w:jc w:val="both"/>
+            </w:pPr>
+            <w:r>
+              <w:rPr>
+                <w:rFonts w:ascii="Times New Roman" w:hAnsi="Times New Roman" w:eastAsia="바탕"/>
+                <w:sz w:val="20"/>
+              </w:rPr>
+              <w:t>튀니지 파스퇴르연구소 Foued Maaoui 연구원은 저문해자를 대상으로 하되 교육받은 자원자로 대체하지 말 것, 사전에 정의된 채점 기준과 눈가림 평가자를 둘 것, 픽토그램만·음성만·둘 다를 따로 시험할 것, 깨끗한 데모가 아닌 실제 처방전을 쓸 것, 음성 언어가 참가자의 언어와 맞을 것을 요구했다.</w:t>
+            </w:r>
+          </w:p>
+          <w:p>
+            <w:pPr>
+              <w:spacing w:after="80" w:line="276" w:lineRule="auto"/>
+              <w:jc w:val="both"/>
+            </w:pPr>
+            <w:r>
+              <w:rPr>
+                <w:rFonts w:ascii="Times New Roman" w:hAnsi="Times New Roman" w:eastAsia="바탕"/>
+                <w:sz w:val="20"/>
+              </w:rPr>
+              <w:t>한국장애인개발원 최묘정 연구원은 Nielsen 과 Landauer(1993)를 들어 15명 내외의 소규모 표본으로도 사용성 평가의 타당성을 확보할 수 있으며, 소규모 표본은 오히려 사용자 행동과 반응을 세부적으로 파악할 수 있으므로 설문 응답과 함께 행동 분석을 병행하라고 적었다.</w:t>
+            </w:r>
+          </w:p>
+          <w:p>
+            <w:pPr>
+              <w:spacing w:after="80" w:line="276" w:lineRule="auto"/>
+              <w:jc w:val="both"/>
+            </w:pPr>
+            <w:r>
+              <w:rPr>
+                <w:rFonts w:ascii="Times New Roman" w:hAnsi="Times New Roman" w:eastAsia="바탕"/>
+                <w:sz w:val="20"/>
+              </w:rPr>
+              <w:t>한국공예디자인문화진흥원 이용한 선임은 표본을 연령·학습수준·성별로 고르게 잡을 것, 참가자가 해당 픽토그램에 사전지식이 전혀 없을 것, 그리고 뜻을 서술하게 하는 방식을 쓸 것을 적었다. 객관식은 의미가 없어 보인다는 단서를 함께 달았는데, 이는 §5.2 에서 우리가 보기를 주지 않기로 한 것과 같은 판단이다.</w:t>
+            </w:r>
+          </w:p>
+          <w:p>
+            <w:pPr>
+              <w:spacing w:after="80" w:line="276" w:lineRule="auto"/>
+              <w:jc w:val="both"/>
+            </w:pPr>
+            <w:r>
+              <w:rPr>
+                <w:rFonts w:ascii="Times New Roman" w:hAnsi="Times New Roman" w:eastAsia="바탕"/>
+                <w:sz w:val="20"/>
+              </w:rPr>
+              <w:t>University of Pretoria 의 Celia 교수는 복약순응도 도구와 K-HLAT-8·HLS 계열 도구를 함께 쓰라고 적었다. 협성대학교 박남수 교수는 이 앱의 목적이 복약 지시의 이해이므로 건강정보이해력 도구보다 사용자 만족도와 계속 사용 의향, 편의성 향상 정도를 재는 것이 맞다고 보았다.</w:t>
+            </w:r>
+          </w:p>
+          <w:p>
+            <w:pPr>
+              <w:spacing w:after="80" w:line="276" w:lineRule="auto"/>
+              <w:jc w:val="both"/>
+            </w:pPr>
+            <w:r>
+              <w:rPr>
+                <w:rFonts w:ascii="Times New Roman" w:hAnsi="Times New Roman" w:eastAsia="바탕"/>
+                <w:sz w:val="20"/>
+              </w:rPr>
+              <w:t>김은경 교수는 시험 자체보다 앞의 절차를 짚었다. 기관과 문해교사에게 먼저 목적과 학습자 입장에서의 이점을 설명하고 협조를 얻은 뒤 수업 시간의 일부를 쓰라는 것이다. 같은 응답자는 이런 도구가 글을 배우려는 동기를 줄이지 않겠느냐는 우리 질문에는 그렇지 않다고 답했다. 글을 배우려는 동기는 기능 습득 이상이라는 이유였다.</w:t>
+            </w:r>
+          </w:p>
+          <w:p>
+            <w:pPr>
+              <w:spacing w:before="120" w:after="20"/>
+            </w:pPr>
+            <w:r>
+              <w:rPr>
+                <w:rFonts w:ascii="Times New Roman" w:hAnsi="Times New Roman" w:eastAsia="바탕"/>
+                <w:b/>
+                <w:sz w:val="21"/>
+              </w:rPr>
               <w:t>이 조사의 한계</w:t>
             </w:r>
           </w:p>
@@ -24315,7 +25766,7 @@
                 <w:rFonts w:ascii="Times New Roman" w:hAnsi="Times New Roman" w:eastAsia="바탕"/>
                 <w:sz w:val="20"/>
               </w:rPr>
-              <w:t>[표 38] SDG 3 세부 목표와의 대응</w:t>
+              <w:t>[표 40] SDG 3 세부 목표와의 대응</w:t>
             </w:r>
           </w:p>
           <w:tbl>
@@ -24730,7 +26181,7 @@
                 <w:rFonts w:ascii="Times New Roman" w:hAnsi="Times New Roman" w:eastAsia="바탕"/>
                 <w:sz w:val="20"/>
               </w:rPr>
-              <w:t>[표 39] 대회 이후 계획</w:t>
+              <w:t>[표 41] 대회 이후 계획</w:t>
             </w:r>
           </w:p>
           <w:tbl>

--- a/docs/proposal/SnapCare_H1_Final_Proposal_KO.docx
+++ b/docs/proposal/SnapCare_H1_Final_Proposal_KO.docx
@@ -5911,7 +5911,7 @@
                 <w:rFonts w:ascii="Times New Roman" w:hAnsi="Times New Roman" w:eastAsia="바탕"/>
                 <w:sz w:val="20"/>
               </w:rPr>
-              <w:t>우리가 찾은 범위에서 이 셋을 함께 갖춘 시스템은 없었다. 픽토그램 세트는 있으나 조합되지 않고(§1.9), 조합을 다룬 연구는 이해도를 배포 전에 재지 않으며, 이해도를 잰 연구들(표 4)은 세트를 만든 뒤 사람을 모아 사후에 쟀다. 다만 이것은 체계적 문헌고찰의 결과가 아니라 본 연구를 준비하며 살펴본 범위에서의 관찰이므로, "없다" 가 아니라 "우리가 찾지 못했다" 로 읽어야 한다. 이것이 SnapCare 의 출발점이다.</w:t>
+              <w:t>우리가 찾은 범위에서 이 셋을 함께 갖춘 시스템은 없었다. 픽토그램 세트는 있으나 조합되지 않고(§1.9), 조합을 다룬 연구는 이해도를 배포 전에 재지 않으며, 이해도를 잰 연구들(표 6)은 세트를 만든 뒤 사람을 모아 사후에 쟀다. 다만 이것은 체계적 문헌고찰의 결과가 아니라 본 연구를 준비하며 살펴본 범위에서의 관찰이므로, "없다" 가 아니라 "우리가 찾지 못했다" 로 읽어야 한다. 이것이 SnapCare 의 출발점이다.</w:t>
             </w:r>
           </w:p>
         </w:tc>
@@ -21288,7 +21288,7 @@
                 <w:rFonts w:ascii="Times New Roman" w:hAnsi="Times New Roman" w:eastAsia="바탕"/>
                 <w:sz w:val="20"/>
               </w:rPr>
-              <w:t>한국 16명을 포함해 다섯 대륙 19개국에서 왔다. 응답자 전원이 실명과 소속을 밝히는 인용에 동의했으므로 아래에 그대로 적는다.</w:t>
+              <w:t>응답자가 일한다고 적은 나라는 다섯 대륙에 걸쳐 19개국이며, 한국만 적은 사람이 16명이다. 응답자 전원이 실명과 소속을 밝히는 인용에 동의했으므로 아래에 그대로 적는다.</w:t>
             </w:r>
           </w:p>
           <w:p>
@@ -23789,7 +23789,7 @@
                 <w:rFonts w:ascii="Times New Roman" w:hAnsi="Times New Roman" w:eastAsia="바탕"/>
                 <w:sz w:val="20"/>
               </w:rPr>
-              <w:t>간호·보건 구획에서는 9명 중 6명이 환자와 보호자 둘을 각각 다르게 설계해야 한다고 답했다. 이 앱은 환자 혼자 쓰는 것을 전제로 설계되었으므로 전제에 대한 지적이다.</w:t>
+              <w:t>간호·보건 구획에서는 9명 중 6명이 환자와 보호자 둘을 각각 다르게 설계해야 한다고 답했다. 이 앱은 환자 혼자 쓰는 것을 전제로 설계되었으므로, 기능이 아니라 전제가 걸린 셈이다.</w:t>
             </w:r>
           </w:p>
           <w:p>
@@ -24894,54 +24894,62 @@
           </w:p>
           <w:p>
             <w:pPr>
-              <w:spacing w:after="80" w:line="276" w:lineRule="auto"/>
-              <w:jc w:val="both"/>
-            </w:pPr>
-            <w:r>
-              <w:rPr>
-                <w:rFonts w:ascii="Times New Roman" w:hAnsi="Times New Roman" w:eastAsia="바탕"/>
-                <w:sz w:val="20"/>
-              </w:rPr>
-              <w:t>&gt; "처방전은 임신 중 사용하지 말라고 적혀 있는데 픽토그램은 임신부를 보여주어 환자가 임신 중 사용해도 안전하다고 생각하게 만든다."</w:t>
-            </w:r>
-          </w:p>
-          <w:p>
-            <w:pPr>
-              <w:spacing w:after="80" w:line="276" w:lineRule="auto"/>
-              <w:jc w:val="both"/>
-            </w:pPr>
-            <w:r>
-              <w:rPr>
-                <w:rFonts w:ascii="Times New Roman" w:hAnsi="Times New Roman" w:eastAsia="바탕"/>
-                <w:sz w:val="20"/>
-              </w:rPr>
-              <w:t>&gt; — Atif Usman 교수, The Islamia University of Bahawalpur</w:t>
-            </w:r>
-          </w:p>
-          <w:p>
-            <w:pPr>
-              <w:spacing w:after="80" w:line="276" w:lineRule="auto"/>
-              <w:jc w:val="both"/>
-            </w:pPr>
-            <w:r>
-              <w:rPr>
-                <w:rFonts w:ascii="Times New Roman" w:hAnsi="Times New Roman" w:eastAsia="바탕"/>
-                <w:sz w:val="20"/>
-              </w:rPr>
-              <w:t>&gt; "임신부 상징을 넣는 것만으로는 안전하지 않다는 뜻이 되지 않으니 X 표시를 넣어야 한다."</w:t>
-            </w:r>
-          </w:p>
-          <w:p>
-            <w:pPr>
-              <w:spacing w:after="80" w:line="276" w:lineRule="auto"/>
-              <w:jc w:val="both"/>
-            </w:pPr>
-            <w:r>
-              <w:rPr>
-                <w:rFonts w:ascii="Times New Roman" w:hAnsi="Times New Roman" w:eastAsia="바탕"/>
-                <w:sz w:val="20"/>
-              </w:rPr>
-              <w:t>&gt; — Sheron Sir Loon Goh 약학 전임강사, Department of Clinical Pharmacy and Pharmacy Practice</w:t>
+              <w:spacing w:after="40" w:line="276" w:lineRule="auto"/>
+              <w:ind w:left="403"/>
+            </w:pPr>
+            <w:r>
+              <w:rPr>
+                <w:rFonts w:ascii="Times New Roman" w:hAnsi="Times New Roman" w:eastAsia="바탕"/>
+                <w:i/>
+                <w:color w:val="606068"/>
+                <w:sz w:val="19"/>
+              </w:rPr>
+              <w:t>"처방전은 임신 중 사용하지 말라고 적혀 있는데 픽토그램은 임신부를 보여주어 환자가 임신 중 사용해도 안전하다고 생각하게 만든다."</w:t>
+            </w:r>
+          </w:p>
+          <w:p>
+            <w:pPr>
+              <w:spacing w:after="180" w:line="276" w:lineRule="auto"/>
+              <w:ind w:left="403"/>
+            </w:pPr>
+            <w:r>
+              <w:rPr>
+                <w:rFonts w:ascii="Times New Roman" w:hAnsi="Times New Roman" w:eastAsia="바탕"/>
+                <w:i w:val="0"/>
+                <w:color w:val="606068"/>
+                <w:sz w:val="19"/>
+              </w:rPr>
+              <w:t>(Atif Usman 교수, The Islamia University of Bahawalpur)</w:t>
+            </w:r>
+          </w:p>
+          <w:p>
+            <w:pPr>
+              <w:spacing w:after="40" w:line="276" w:lineRule="auto"/>
+              <w:ind w:left="403"/>
+            </w:pPr>
+            <w:r>
+              <w:rPr>
+                <w:rFonts w:ascii="Times New Roman" w:hAnsi="Times New Roman" w:eastAsia="바탕"/>
+                <w:i/>
+                <w:color w:val="606068"/>
+                <w:sz w:val="19"/>
+              </w:rPr>
+              <w:t>"임신부 상징을 넣는 것만으로는 안전하지 않다는 뜻이 되지 않으니 X 표시를 넣어야 한다."</w:t>
+            </w:r>
+          </w:p>
+          <w:p>
+            <w:pPr>
+              <w:spacing w:after="180" w:line="276" w:lineRule="auto"/>
+              <w:ind w:left="403"/>
+            </w:pPr>
+            <w:r>
+              <w:rPr>
+                <w:rFonts w:ascii="Times New Roman" w:hAnsi="Times New Roman" w:eastAsia="바탕"/>
+                <w:i w:val="0"/>
+                <w:color w:val="606068"/>
+                <w:sz w:val="19"/>
+              </w:rPr>
+              <w:t>(Sheron Sir Loon Goh 약학 전임강사, Department of Clinical Pharmacy and Pharmacy Practice)</w:t>
             </w:r>
           </w:p>
           <w:p>
@@ -25021,28 +25029,32 @@
           </w:p>
           <w:p>
             <w:pPr>
-              <w:spacing w:after="80" w:line="276" w:lineRule="auto"/>
-              <w:jc w:val="both"/>
-            </w:pPr>
-            <w:r>
-              <w:rPr>
-                <w:rFonts w:ascii="Times New Roman" w:hAnsi="Times New Roman" w:eastAsia="바탕"/>
-                <w:sz w:val="20"/>
-              </w:rPr>
-              <w:t>&gt; "검은 점이 끝까지 차 있지 않으므로 나에게는 완주하지 않아도 된다는 뜻으로 읽힌다."</w:t>
-            </w:r>
-          </w:p>
-          <w:p>
-            <w:pPr>
-              <w:spacing w:after="80" w:line="276" w:lineRule="auto"/>
-              <w:jc w:val="both"/>
-            </w:pPr>
-            <w:r>
-              <w:rPr>
-                <w:rFonts w:ascii="Times New Roman" w:hAnsi="Times New Roman" w:eastAsia="바탕"/>
-                <w:sz w:val="20"/>
-              </w:rPr>
-              <w:t>&gt; — Sheron Sir Loon Goh</w:t>
+              <w:spacing w:after="40" w:line="276" w:lineRule="auto"/>
+              <w:ind w:left="403"/>
+            </w:pPr>
+            <w:r>
+              <w:rPr>
+                <w:rFonts w:ascii="Times New Roman" w:hAnsi="Times New Roman" w:eastAsia="바탕"/>
+                <w:i/>
+                <w:color w:val="606068"/>
+                <w:sz w:val="19"/>
+              </w:rPr>
+              <w:t>"검은 점이 끝까지 차 있지 않으므로 나에게는 완주하지 않아도 된다는 뜻으로 읽힌다."</w:t>
+            </w:r>
+          </w:p>
+          <w:p>
+            <w:pPr>
+              <w:spacing w:after="180" w:line="276" w:lineRule="auto"/>
+              <w:ind w:left="403"/>
+            </w:pPr>
+            <w:r>
+              <w:rPr>
+                <w:rFonts w:ascii="Times New Roman" w:hAnsi="Times New Roman" w:eastAsia="바탕"/>
+                <w:i w:val="0"/>
+                <w:color w:val="606068"/>
+                <w:sz w:val="19"/>
+              </w:rPr>
+              <w:t>(Sheron Sir Loon Goh)</w:t>
             </w:r>
           </w:p>
           <w:p>
@@ -25062,20 +25074,20 @@
                 <w:rFonts w:ascii="Times New Roman" w:hAnsi="Times New Roman" w:eastAsia="바탕"/>
                 <w:sz w:val="20"/>
               </w:rPr>
-              <w:t xml:space="preserve"> 는 §5.7 의 SDG 3.d 기여에서 이 앱이 겨냥한다고 적은 바로 그 형태소다. 그것이 정반대로 읽힌다는 지적이다.</w:t>
-            </w:r>
-          </w:p>
-          <w:p>
-            <w:pPr>
-              <w:spacing w:after="80" w:line="276" w:lineRule="auto"/>
-              <w:jc w:val="both"/>
-            </w:pPr>
-            <w:r>
-              <w:rPr>
-                <w:rFonts w:ascii="Times New Roman" w:hAnsi="Times New Roman" w:eastAsia="바탕"/>
-                <w:sz w:val="20"/>
-              </w:rPr>
-              <w:t>한 장에 요소가 너무 많다 는 지적이 세 나라에서 나왔다. 최묘정 한국장애인개발원 연구원은 "점안액병 픽토그램 내에 작은 이미지로 추가 정보를 제시할 경우 정보가 중첩되어 가독성이 저하될 수 있으므로, 제형은 초반에 제시하고 세부 정보는 분리하라" 고 적었고, 이용한 한국공예디자인문화진흥원 선임은 두세 개로 나누어 설명하는 방법을 제안했다. 이는 §2.2 에서 머리 안쪽 슬롯에 수식어를 넣도록 설계한 SIGIL 의 구조 자체에 대한 지적이다.</w:t>
+              <w:t xml:space="preserve"> 는 §5.8 의 SDG 3.d 기여에서 이 앱이 겨냥한다고 적은 바로 그 형태소다. 그것이 정반대로 읽힌다는 지적이다.</w:t>
+            </w:r>
+          </w:p>
+          <w:p>
+            <w:pPr>
+              <w:spacing w:after="80" w:line="276" w:lineRule="auto"/>
+              <w:jc w:val="both"/>
+            </w:pPr>
+            <w:r>
+              <w:rPr>
+                <w:rFonts w:ascii="Times New Roman" w:hAnsi="Times New Roman" w:eastAsia="바탕"/>
+                <w:sz w:val="20"/>
+              </w:rPr>
+              <w:t>한 장에 요소가 너무 많다 는 지적이 세 나라에서 나왔다. 최묘정 한국장애인개발원 연구원은 "점안액병 픽토그램 내에 작은 이미지로 추가 정보를 제시할 경우 정보가 중첩되어 가독성이 저하될 수 있으므로, 제형은 초반에 제시하고 세부 정보는 분리하라" 고 적었고, 이용한 한국공예디자인문화진흥원 선임은 두세 개로 나누어 설명하는 방법을 제안했다. §2.2 에서 머리 안쪽 슬롯에 수식어를 넣도록 설계한 SIGIL 의 구조가 여기서 걸린다.</w:t>
             </w:r>
           </w:p>
           <w:p>
@@ -25196,7 +25208,7 @@
                 <w:rFonts w:ascii="Times New Roman" w:hAnsi="Times New Roman" w:eastAsia="바탕"/>
                 <w:sz w:val="20"/>
               </w:rPr>
-              <w:t>Katarina Vučićević 교수(University of Belgrade)는 냉장 보관과 정오 형태소가 헷갈린다고 적고 최소 두 가지 색을 제안했다. 검정과 빨강은 경고에, 검정과 노랑은 낮에. 이는 §3.7 에서 색을 판정에만 쓰고 형태소는 흑백으로 둔 결정에 대한 지적이다.</w:t>
+              <w:t>Katarina Vučićević 교수(University of Belgrade)는 냉장 보관과 정오 형태소가 헷갈린다고 적고 최소 두 가지 색을 제안했다. 검정과 빨강은 경고에, 검정과 노랑은 낮에. §3.7 에서 색을 판정에만 쓰고 형태소는 흑백으로 둔 결정을 다시 보라는 말이다.</w:t>
             </w:r>
           </w:p>
           <w:p>
@@ -25384,54 +25396,58 @@
           </w:p>
           <w:p>
             <w:pPr>
-              <w:spacing w:after="80" w:line="276" w:lineRule="auto"/>
-              <w:jc w:val="both"/>
-            </w:pPr>
-            <w:r>
-              <w:rPr>
-                <w:rFonts w:ascii="Times New Roman" w:hAnsi="Times New Roman" w:eastAsia="바탕"/>
-                <w:sz w:val="20"/>
-              </w:rPr>
-              <w:t>&gt; "픽토그램이 직관적으로 정보를 줄 수 있는 좋은 소재이지만 비문해자에게는 이 또한 글자로 느껴질 수 있습니다. '까만 것은 글자고 하얀 것은 종이' 라는 말이 있듯이, 비문해자의 입장에서 인식될 수 있는 디자인과 색감 등을 고려해서 구현하면 좋을 것 같습니다."</w:t>
-            </w:r>
-          </w:p>
-          <w:p>
-            <w:pPr>
-              <w:spacing w:after="80" w:line="276" w:lineRule="auto"/>
-              <w:jc w:val="both"/>
-            </w:pPr>
-            <w:r>
-              <w:rPr>
-                <w:rFonts w:ascii="Times New Roman" w:hAnsi="Times New Roman" w:eastAsia="바탕"/>
-                <w:sz w:val="20"/>
-              </w:rPr>
-              <w:t>우리는 §2.1 에서 문자를 없애면 장벽이 낮아진다고 전제했다. 이 응답은 그 전제를 뒤집는다. 글을 읽지 못하는 사람에게는 검은 형태가 종이 위에 놓여 있다는 것 자체가 이미 "글자" 이며, 그것이 그림인지 문자인지는 읽을 줄 아는 사람이 하는 구분일 수 있다는 것이다. §1.8 에서 인용한 픽토그램 이해도 연구들은 그림을 그림으로 인식한 뒤의 이해도를 잰 것이지, 그림을 그림으로 인식하는지를 잰 것이 아니다.</w:t>
-            </w:r>
-          </w:p>
-          <w:p>
-            <w:pPr>
-              <w:spacing w:after="80" w:line="276" w:lineRule="auto"/>
-              <w:jc w:val="both"/>
-            </w:pPr>
-            <w:r>
-              <w:rPr>
-                <w:rFonts w:ascii="Times New Roman" w:hAnsi="Times New Roman" w:eastAsia="바탕"/>
-                <w:sz w:val="20"/>
-              </w:rPr>
-              <w:t>국립공주대학교 김은경 교수의 지적도 같은 자리를 짚는다.</w:t>
-            </w:r>
-          </w:p>
-          <w:p>
-            <w:pPr>
-              <w:spacing w:after="80" w:line="276" w:lineRule="auto"/>
-              <w:jc w:val="both"/>
-            </w:pPr>
-            <w:r>
-              <w:rPr>
-                <w:rFonts w:ascii="Times New Roman" w:hAnsi="Times New Roman" w:eastAsia="바탕"/>
-                <w:sz w:val="20"/>
-              </w:rPr>
-              <w:t>&gt; "40대인 제가 보기에도 이미지가 설명하는 바를 한 번에 파악하기는 어려웠습니다. 이런 이미지와 친숙하지 않은 고령자들은 더 어려울 것이라고 예상합니다."</w:t>
+              <w:spacing w:after="180" w:line="276" w:lineRule="auto"/>
+              <w:ind w:left="403"/>
+            </w:pPr>
+            <w:r>
+              <w:rPr>
+                <w:rFonts w:ascii="Times New Roman" w:hAnsi="Times New Roman" w:eastAsia="바탕"/>
+                <w:i/>
+                <w:color w:val="606068"/>
+                <w:sz w:val="19"/>
+              </w:rPr>
+              <w:t>"픽토그램이 직관적으로 정보를 줄 수 있는 좋은 소재이지만 비문해자에게는 이 또한 글자로 느껴질 수 있습니다. '까만 것은 글자고 하얀 것은 종이' 라는 말이 있듯이, 비문해자의 입장에서 인식될 수 있는 디자인과 색감 등을 고려해서 구현하면 좋을 것 같습니다."</w:t>
+            </w:r>
+          </w:p>
+          <w:p>
+            <w:pPr>
+              <w:spacing w:after="80" w:line="276" w:lineRule="auto"/>
+              <w:jc w:val="both"/>
+            </w:pPr>
+            <w:r>
+              <w:rPr>
+                <w:rFonts w:ascii="Times New Roman" w:hAnsi="Times New Roman" w:eastAsia="바탕"/>
+                <w:sz w:val="20"/>
+              </w:rPr>
+              <w:t>우리는 §2.1 에서 문자를 없애면 장벽이 낮아진다고 전제했다. 이 응답은 그 전제를 뒤집는다. 글을 읽지 못하는 사람에게는 검은 형태가 종이 위에 놓여 있다는 것 자체가 이미 "글자" 이며, 그것이 그림인지 문자인지는 읽을 줄 아는 사람이 하는 구분일 수 있다는 것이다. §1.8 에서 인용한 픽토그램 이해도 연구들은 그림을 그림으로 인식한 뒤의 이해도를 쟀다. 그림을 그림으로 인식하는지는 재지 않았다.</w:t>
+            </w:r>
+          </w:p>
+          <w:p>
+            <w:pPr>
+              <w:spacing w:after="80" w:line="276" w:lineRule="auto"/>
+              <w:jc w:val="both"/>
+            </w:pPr>
+            <w:r>
+              <w:rPr>
+                <w:rFonts w:ascii="Times New Roman" w:hAnsi="Times New Roman" w:eastAsia="바탕"/>
+                <w:sz w:val="20"/>
+              </w:rPr>
+              <w:t>국립공주대학교 김은경 교수의 지적도 같은 쪽을 향한다.</w:t>
+            </w:r>
+          </w:p>
+          <w:p>
+            <w:pPr>
+              <w:spacing w:after="180" w:line="276" w:lineRule="auto"/>
+              <w:ind w:left="403"/>
+            </w:pPr>
+            <w:r>
+              <w:rPr>
+                <w:rFonts w:ascii="Times New Roman" w:hAnsi="Times New Roman" w:eastAsia="바탕"/>
+                <w:i/>
+                <w:color w:val="606068"/>
+                <w:sz w:val="19"/>
+              </w:rPr>
+              <w:t>"40대인 제가 보기에도 이미지가 설명하는 바를 한 번에 파악하기는 어려웠습니다. 이런 이미지와 친숙하지 않은 고령자들은 더 어려울 것이라고 예상합니다."</w:t>
             </w:r>
           </w:p>
           <w:p>
@@ -25488,15 +25504,17 @@
           </w:p>
           <w:p>
             <w:pPr>
-              <w:spacing w:after="80" w:line="276" w:lineRule="auto"/>
-              <w:jc w:val="both"/>
-            </w:pPr>
-            <w:r>
-              <w:rPr>
-                <w:rFonts w:ascii="Times New Roman" w:hAnsi="Times New Roman" w:eastAsia="바탕"/>
-                <w:sz w:val="20"/>
-              </w:rPr>
-              <w:t>&gt; "잘못된 정보로 환자가 임의로 투약을 중단하는 상황을 예방하는 게 필요해 보입니다. 예를 들어 이 약물이 임산부에게 위험이 있는 약이어도 환자의 종합적 상태를 고려해 처방되는 경우도 있는데, 다른 의료진의 중재 없이 환자 혼자 확인하게 되는 경우 임의로 약물 치료를 받지 않는 상황이 생길 수 있을 것 같습니다."</w:t>
+              <w:spacing w:after="180" w:line="276" w:lineRule="auto"/>
+              <w:ind w:left="403"/>
+            </w:pPr>
+            <w:r>
+              <w:rPr>
+                <w:rFonts w:ascii="Times New Roman" w:hAnsi="Times New Roman" w:eastAsia="바탕"/>
+                <w:i/>
+                <w:color w:val="606068"/>
+                <w:sz w:val="19"/>
+              </w:rPr>
+              <w:t>"잘못된 정보로 환자가 임의로 투약을 중단하는 상황을 예방하는 게 필요해 보입니다. 예를 들어 이 약물이 임산부에게 위험이 있는 약이어도 환자의 종합적 상태를 고려해 처방되는 경우도 있는데, 다른 의료진의 중재 없이 환자 혼자 확인하게 되는 경우 임의로 약물 치료를 받지 않는 상황이 생길 수 있을 것 같습니다."</w:t>
             </w:r>
           </w:p>
           <w:p>

--- a/docs/proposal/SnapCare_H1_Final_Proposal_KO.docx
+++ b/docs/proposal/SnapCare_H1_Final_Proposal_KO.docx
@@ -25644,6 +25644,2571 @@
                 <w:b/>
                 <w:sz w:val="21"/>
               </w:rPr>
+              <w:t>직군별 응답 전수</w:t>
+            </w:r>
+          </w:p>
+          <w:p>
+            <w:pPr>
+              <w:spacing w:after="80" w:line="276" w:lineRule="auto"/>
+              <w:jc w:val="both"/>
+            </w:pPr>
+            <w:r>
+              <w:rPr>
+                <w:rFonts w:ascii="Times New Roman" w:hAnsi="Times New Roman" w:eastAsia="바탕"/>
+                <w:sz w:val="20"/>
+              </w:rPr>
+              <w:t>앞의 소절들은 우리가 고른 문항만 인용했다. 고르는 기준이 한쪽으로 기울지 않았는지 보려고 직군별 집계를 전부 다시 놓았다. 실제로 기울어 있었다. 우리에게 불리한 수치는 실었고 유리한 수치는 빠뜨린 자리가 있었으며, 아래 표의 굵은 줄이 그것이다.</w:t>
+            </w:r>
+          </w:p>
+          <w:p>
+            <w:pPr>
+              <w:spacing w:after="80" w:line="276" w:lineRule="auto"/>
+              <w:jc w:val="both"/>
+            </w:pPr>
+            <w:r>
+              <w:rPr>
+                <w:rFonts w:ascii="Times New Roman" w:hAnsi="Times New Roman" w:eastAsia="바탕"/>
+                <w:sz w:val="20"/>
+              </w:rPr>
+              <w:t>[표 40] 직군별 응답 전수 (분모는 그 직군의 응답자 수)</w:t>
+            </w:r>
+          </w:p>
+          <w:tbl>
+            <w:tblPr>
+              <w:tblW w:type="auto" w:w="0"/>
+              <w:jc w:val="center"/>
+              <w:tblLook w:firstColumn="1" w:firstRow="1" w:lastColumn="0" w:lastRow="0" w:noHBand="0" w:noVBand="1" w:val="04A0"/>
+              <w:tblBorders>
+                <w:top w:val="single" w:sz="4" w:color="BFBFBF"/>
+                <w:left w:val="single" w:sz="4" w:color="BFBFBF"/>
+                <w:bottom w:val="single" w:sz="4" w:color="BFBFBF"/>
+                <w:right w:val="single" w:sz="4" w:color="BFBFBF"/>
+                <w:insideH w:val="single" w:sz="4" w:color="BFBFBF"/>
+                <w:insideV w:val="single" w:sz="4" w:color="BFBFBF"/>
+              </w:tblBorders>
+            </w:tblPr>
+            <w:tblGrid>
+              <w:gridCol w:w="2429"/>
+              <w:gridCol w:w="2429"/>
+              <w:gridCol w:w="2429"/>
+              <w:gridCol w:w="2429"/>
+            </w:tblGrid>
+            <w:tr>
+              <w:tc>
+                <w:tcPr>
+                  <w:tcW w:type="dxa" w:w="2429"/>
+                  <w:shd w:val="clear" w:fill="F2F2F2"/>
+                </w:tcPr>
+                <w:p>
+                  <w:r>
+                    <w:rPr>
+                      <w:rFonts w:ascii="Times New Roman" w:hAnsi="Times New Roman" w:eastAsia="바탕"/>
+                      <w:b/>
+                      <w:sz w:val="18"/>
+                    </w:rPr>
+                    <w:t>직군</w:t>
+                  </w:r>
+                </w:p>
+              </w:tc>
+              <w:tc>
+                <w:tcPr>
+                  <w:tcW w:type="dxa" w:w="2429"/>
+                  <w:shd w:val="clear" w:fill="F2F2F2"/>
+                </w:tcPr>
+                <w:p>
+                  <w:r>
+                    <w:rPr>
+                      <w:rFonts w:ascii="Times New Roman" w:hAnsi="Times New Roman" w:eastAsia="바탕"/>
+                      <w:b/>
+                      <w:sz w:val="18"/>
+                    </w:rPr>
+                    <w:t>문항</w:t>
+                  </w:r>
+                </w:p>
+              </w:tc>
+              <w:tc>
+                <w:tcPr>
+                  <w:tcW w:type="dxa" w:w="2429"/>
+                  <w:shd w:val="clear" w:fill="F2F2F2"/>
+                </w:tcPr>
+                <w:p>
+                  <w:r>
+                    <w:rPr>
+                      <w:rFonts w:ascii="Times New Roman" w:hAnsi="Times New Roman" w:eastAsia="바탕"/>
+                      <w:b/>
+                      <w:sz w:val="18"/>
+                    </w:rPr>
+                    <w:t>답</w:t>
+                  </w:r>
+                </w:p>
+              </w:tc>
+              <w:tc>
+                <w:tcPr>
+                  <w:tcW w:type="dxa" w:w="2429"/>
+                  <w:shd w:val="clear" w:fill="F2F2F2"/>
+                </w:tcPr>
+                <w:p>
+                  <w:r>
+                    <w:rPr>
+                      <w:rFonts w:ascii="Times New Roman" w:hAnsi="Times New Roman" w:eastAsia="바탕"/>
+                      <w:b/>
+                      <w:sz w:val="18"/>
+                    </w:rPr>
+                    <w:t>응답</w:t>
+                  </w:r>
+                </w:p>
+              </w:tc>
+            </w:tr>
+            <w:tr>
+              <w:tc>
+                <w:tcPr>
+                  <w:tcW w:type="dxa" w:w="2429"/>
+                </w:tcPr>
+                <w:p>
+                  <w:r>
+                    <w:rPr>
+                      <w:rFonts w:ascii="Times New Roman" w:hAnsi="Times New Roman" w:eastAsia="바탕"/>
+                      <w:sz w:val="18"/>
+                    </w:rPr>
+                    <w:t>약국 (11)</w:t>
+                  </w:r>
+                </w:p>
+              </w:tc>
+              <w:tc>
+                <w:tcPr>
+                  <w:tcW w:type="dxa" w:w="2429"/>
+                </w:tcPr>
+                <w:p>
+                  <w:r>
+                    <w:rPr>
+                      <w:rFonts w:ascii="Times New Roman" w:hAnsi="Times New Roman" w:eastAsia="바탕"/>
+                      <w:sz w:val="18"/>
+                    </w:rPr>
+                    <w:t>복약지도의 어느 자리에 놓여야 하는가</w:t>
+                  </w:r>
+                </w:p>
+              </w:tc>
+              <w:tc>
+                <w:tcPr>
+                  <w:tcW w:type="dxa" w:w="2429"/>
+                </w:tcPr>
+                <w:p>
+                  <w:r>
+                    <w:rPr>
+                      <w:rFonts w:ascii="Times New Roman" w:hAnsi="Times New Roman" w:eastAsia="바탕"/>
+                      <w:sz w:val="18"/>
+                    </w:rPr>
+                    <w:t>약사의 설명을 보조하는 도구</w:t>
+                  </w:r>
+                </w:p>
+              </w:tc>
+              <w:tc>
+                <w:tcPr>
+                  <w:tcW w:type="dxa" w:w="2429"/>
+                </w:tcPr>
+                <w:p>
+                  <w:r>
+                    <w:rPr>
+                      <w:rFonts w:ascii="Times New Roman" w:hAnsi="Times New Roman" w:eastAsia="바탕"/>
+                      <w:sz w:val="18"/>
+                    </w:rPr>
+                    <w:t>6</w:t>
+                  </w:r>
+                </w:p>
+              </w:tc>
+            </w:tr>
+            <w:tr>
+              <w:tc>
+                <w:tcPr>
+                  <w:tcW w:type="dxa" w:w="2429"/>
+                </w:tcPr>
+                <w:p/>
+              </w:tc>
+              <w:tc>
+                <w:tcPr>
+                  <w:tcW w:type="dxa" w:w="2429"/>
+                </w:tcPr>
+                <w:p/>
+              </w:tc>
+              <w:tc>
+                <w:tcPr>
+                  <w:tcW w:type="dxa" w:w="2429"/>
+                </w:tcPr>
+                <w:p>
+                  <w:r>
+                    <w:rPr>
+                      <w:rFonts w:ascii="Times New Roman" w:hAnsi="Times New Roman" w:eastAsia="바탕"/>
+                      <w:sz w:val="18"/>
+                    </w:rPr>
+                    <w:t>환자가 집에서 혼자 확인하는 수단</w:t>
+                  </w:r>
+                </w:p>
+              </w:tc>
+              <w:tc>
+                <w:tcPr>
+                  <w:tcW w:type="dxa" w:w="2429"/>
+                </w:tcPr>
+                <w:p>
+                  <w:r>
+                    <w:rPr>
+                      <w:rFonts w:ascii="Times New Roman" w:hAnsi="Times New Roman" w:eastAsia="바탕"/>
+                      <w:sz w:val="18"/>
+                    </w:rPr>
+                    <w:t>3</w:t>
+                  </w:r>
+                </w:p>
+              </w:tc>
+            </w:tr>
+            <w:tr>
+              <w:tc>
+                <w:tcPr>
+                  <w:tcW w:type="dxa" w:w="2429"/>
+                </w:tcPr>
+                <w:p/>
+              </w:tc>
+              <w:tc>
+                <w:tcPr>
+                  <w:tcW w:type="dxa" w:w="2429"/>
+                </w:tcPr>
+                <w:p/>
+              </w:tc>
+              <w:tc>
+                <w:tcPr>
+                  <w:tcW w:type="dxa" w:w="2429"/>
+                </w:tcPr>
+                <w:p>
+                  <w:r>
+                    <w:rPr>
+                      <w:rFonts w:ascii="Times New Roman" w:hAnsi="Times New Roman" w:eastAsia="바탕"/>
+                      <w:sz w:val="18"/>
+                    </w:rPr>
+                    <w:t>약사가 닿지 못하는 환자의 대체 경로</w:t>
+                  </w:r>
+                </w:p>
+              </w:tc>
+              <w:tc>
+                <w:tcPr>
+                  <w:tcW w:type="dxa" w:w="2429"/>
+                </w:tcPr>
+                <w:p>
+                  <w:r>
+                    <w:rPr>
+                      <w:rFonts w:ascii="Times New Roman" w:hAnsi="Times New Roman" w:eastAsia="바탕"/>
+                      <w:sz w:val="18"/>
+                    </w:rPr>
+                    <w:t>2</w:t>
+                  </w:r>
+                </w:p>
+              </w:tc>
+            </w:tr>
+            <w:tr>
+              <w:tc>
+                <w:tcPr>
+                  <w:tcW w:type="dxa" w:w="2429"/>
+                </w:tcPr>
+                <w:p>
+                  <w:r>
+                    <w:rPr>
+                      <w:rFonts w:ascii="Times New Roman" w:hAnsi="Times New Roman" w:eastAsia="바탕"/>
+                      <w:sz w:val="18"/>
+                    </w:rPr>
+                    <w:t>약국 (11)</w:t>
+                  </w:r>
+                </w:p>
+              </w:tc>
+              <w:tc>
+                <w:tcPr>
+                  <w:tcW w:type="dxa" w:w="2429"/>
+                </w:tcPr>
+                <w:p>
+                  <w:r>
+                    <w:rPr>
+                      <w:rFonts w:ascii="Times New Roman" w:hAnsi="Times New Roman" w:eastAsia="바탕"/>
+                      <w:sz w:val="18"/>
+                    </w:rPr>
+                    <w:t>약사가 검토해야 하는가</w:t>
+                  </w:r>
+                </w:p>
+              </w:tc>
+              <w:tc>
+                <w:tcPr>
+                  <w:tcW w:type="dxa" w:w="2429"/>
+                </w:tcPr>
+                <w:p>
+                  <w:r>
+                    <w:rPr>
+                      <w:rFonts w:ascii="Times New Roman" w:hAnsi="Times New Roman" w:eastAsia="바탕"/>
+                      <w:sz w:val="18"/>
+                    </w:rPr>
+                    <w:t>반드시 매번</w:t>
+                  </w:r>
+                </w:p>
+              </w:tc>
+              <w:tc>
+                <w:tcPr>
+                  <w:tcW w:type="dxa" w:w="2429"/>
+                </w:tcPr>
+                <w:p>
+                  <w:r>
+                    <w:rPr>
+                      <w:rFonts w:ascii="Times New Roman" w:hAnsi="Times New Roman" w:eastAsia="바탕"/>
+                      <w:sz w:val="18"/>
+                    </w:rPr>
+                    <w:t>8</w:t>
+                  </w:r>
+                </w:p>
+              </w:tc>
+            </w:tr>
+            <w:tr>
+              <w:tc>
+                <w:tcPr>
+                  <w:tcW w:type="dxa" w:w="2429"/>
+                </w:tcPr>
+                <w:p/>
+              </w:tc>
+              <w:tc>
+                <w:tcPr>
+                  <w:tcW w:type="dxa" w:w="2429"/>
+                </w:tcPr>
+                <w:p/>
+              </w:tc>
+              <w:tc>
+                <w:tcPr>
+                  <w:tcW w:type="dxa" w:w="2429"/>
+                </w:tcPr>
+                <w:p>
+                  <w:r>
+                    <w:rPr>
+                      <w:rFonts w:ascii="Times New Roman" w:hAnsi="Times New Roman" w:eastAsia="바탕"/>
+                      <w:sz w:val="18"/>
+                    </w:rPr>
+                    <w:t>처음 한 번이면 충분</w:t>
+                  </w:r>
+                </w:p>
+              </w:tc>
+              <w:tc>
+                <w:tcPr>
+                  <w:tcW w:type="dxa" w:w="2429"/>
+                </w:tcPr>
+                <w:p>
+                  <w:r>
+                    <w:rPr>
+                      <w:rFonts w:ascii="Times New Roman" w:hAnsi="Times New Roman" w:eastAsia="바탕"/>
+                      <w:sz w:val="18"/>
+                    </w:rPr>
+                    <w:t>3</w:t>
+                  </w:r>
+                </w:p>
+              </w:tc>
+            </w:tr>
+            <w:tr>
+              <w:tc>
+                <w:tcPr>
+                  <w:tcW w:type="dxa" w:w="2429"/>
+                </w:tcPr>
+                <w:p>
+                  <w:r>
+                    <w:rPr>
+                      <w:rFonts w:ascii="Times New Roman" w:hAnsi="Times New Roman" w:eastAsia="바탕"/>
+                      <w:sz w:val="18"/>
+                    </w:rPr>
+                    <w:t>약국 (11)</w:t>
+                  </w:r>
+                </w:p>
+              </w:tc>
+              <w:tc>
+                <w:tcPr>
+                  <w:tcW w:type="dxa" w:w="2429"/>
+                </w:tcPr>
+                <w:p>
+                  <w:r>
+                    <w:rPr>
+                      <w:rFonts w:ascii="Times New Roman" w:hAnsi="Times New Roman" w:eastAsia="바탕"/>
+                      <w:sz w:val="18"/>
+                    </w:rPr>
+                    <w:t>의학적으로 가장 틀리면 안 되는 것</w:t>
+                  </w:r>
+                </w:p>
+              </w:tc>
+              <w:tc>
+                <w:tcPr>
+                  <w:tcW w:type="dxa" w:w="2429"/>
+                </w:tcPr>
+                <w:p>
+                  <w:r>
+                    <w:rPr>
+                      <w:rFonts w:ascii="Times New Roman" w:hAnsi="Times New Roman" w:eastAsia="바탕"/>
+                      <w:sz w:val="18"/>
+                    </w:rPr>
+                    <w:t>복용량과 횟수</w:t>
+                  </w:r>
+                </w:p>
+              </w:tc>
+              <w:tc>
+                <w:tcPr>
+                  <w:tcW w:type="dxa" w:w="2429"/>
+                </w:tcPr>
+                <w:p>
+                  <w:r>
+                    <w:rPr>
+                      <w:rFonts w:ascii="Times New Roman" w:hAnsi="Times New Roman" w:eastAsia="바탕"/>
+                      <w:sz w:val="18"/>
+                    </w:rPr>
+                    <w:t>6</w:t>
+                  </w:r>
+                </w:p>
+              </w:tc>
+            </w:tr>
+            <w:tr>
+              <w:tc>
+                <w:tcPr>
+                  <w:tcW w:type="dxa" w:w="2429"/>
+                </w:tcPr>
+                <w:p/>
+              </w:tc>
+              <w:tc>
+                <w:tcPr>
+                  <w:tcW w:type="dxa" w:w="2429"/>
+                </w:tcPr>
+                <w:p/>
+              </w:tc>
+              <w:tc>
+                <w:tcPr>
+                  <w:tcW w:type="dxa" w:w="2429"/>
+                </w:tcPr>
+                <w:p>
+                  <w:r>
+                    <w:rPr>
+                      <w:rFonts w:ascii="Times New Roman" w:hAnsi="Times New Roman" w:eastAsia="바탕"/>
+                      <w:sz w:val="18"/>
+                    </w:rPr>
+                    <w:t>병용금기와 상호작용</w:t>
+                  </w:r>
+                </w:p>
+              </w:tc>
+              <w:tc>
+                <w:tcPr>
+                  <w:tcW w:type="dxa" w:w="2429"/>
+                </w:tcPr>
+                <w:p>
+                  <w:r>
+                    <w:rPr>
+                      <w:rFonts w:ascii="Times New Roman" w:hAnsi="Times New Roman" w:eastAsia="바탕"/>
+                      <w:sz w:val="18"/>
+                    </w:rPr>
+                    <w:t>3</w:t>
+                  </w:r>
+                </w:p>
+              </w:tc>
+            </w:tr>
+            <w:tr>
+              <w:tc>
+                <w:tcPr>
+                  <w:tcW w:type="dxa" w:w="2429"/>
+                </w:tcPr>
+                <w:p/>
+              </w:tc>
+              <w:tc>
+                <w:tcPr>
+                  <w:tcW w:type="dxa" w:w="2429"/>
+                </w:tcPr>
+                <w:p/>
+              </w:tc>
+              <w:tc>
+                <w:tcPr>
+                  <w:tcW w:type="dxa" w:w="2429"/>
+                </w:tcPr>
+                <w:p>
+                  <w:r>
+                    <w:rPr>
+                      <w:rFonts w:ascii="Times New Roman" w:hAnsi="Times New Roman" w:eastAsia="바탕"/>
+                      <w:sz w:val="18"/>
+                    </w:rPr>
+                    <w:t>투여 경로</w:t>
+                  </w:r>
+                </w:p>
+              </w:tc>
+              <w:tc>
+                <w:tcPr>
+                  <w:tcW w:type="dxa" w:w="2429"/>
+                </w:tcPr>
+                <w:p>
+                  <w:r>
+                    <w:rPr>
+                      <w:rFonts w:ascii="Times New Roman" w:hAnsi="Times New Roman" w:eastAsia="바탕"/>
+                      <w:sz w:val="18"/>
+                    </w:rPr>
+                    <w:t>1</w:t>
+                  </w:r>
+                </w:p>
+              </w:tc>
+            </w:tr>
+            <w:tr>
+              <w:tc>
+                <w:tcPr>
+                  <w:tcW w:type="dxa" w:w="2429"/>
+                </w:tcPr>
+                <w:p/>
+              </w:tc>
+              <w:tc>
+                <w:tcPr>
+                  <w:tcW w:type="dxa" w:w="2429"/>
+                </w:tcPr>
+                <w:p/>
+              </w:tc>
+              <w:tc>
+                <w:tcPr>
+                  <w:tcW w:type="dxa" w:w="2429"/>
+                </w:tcPr>
+                <w:p>
+                  <w:r>
+                    <w:rPr>
+                      <w:rFonts w:ascii="Times New Roman" w:hAnsi="Times New Roman" w:eastAsia="바탕"/>
+                      <w:sz w:val="18"/>
+                    </w:rPr>
+                    <w:t>임의 중단 금지</w:t>
+                  </w:r>
+                </w:p>
+              </w:tc>
+              <w:tc>
+                <w:tcPr>
+                  <w:tcW w:type="dxa" w:w="2429"/>
+                </w:tcPr>
+                <w:p>
+                  <w:r>
+                    <w:rPr>
+                      <w:rFonts w:ascii="Times New Roman" w:hAnsi="Times New Roman" w:eastAsia="바탕"/>
+                      <w:sz w:val="18"/>
+                    </w:rPr>
+                    <w:t>1</w:t>
+                  </w:r>
+                </w:p>
+              </w:tc>
+            </w:tr>
+            <w:tr>
+              <w:tc>
+                <w:tcPr>
+                  <w:tcW w:type="dxa" w:w="2429"/>
+                </w:tcPr>
+                <w:p>
+                  <w:r>
+                    <w:rPr>
+                      <w:rFonts w:ascii="Times New Roman" w:hAnsi="Times New Roman" w:eastAsia="바탕"/>
+                      <w:sz w:val="18"/>
+                    </w:rPr>
+                    <w:t>약국 (11)</w:t>
+                  </w:r>
+                </w:p>
+              </w:tc>
+              <w:tc>
+                <w:tcPr>
+                  <w:tcW w:type="dxa" w:w="2429"/>
+                </w:tcPr>
+                <w:p>
+                  <w:r>
+                    <w:rPr>
+                      <w:rFonts w:ascii="Times New Roman" w:hAnsi="Times New Roman" w:eastAsia="바탕"/>
+                      <w:sz w:val="18"/>
+                    </w:rPr>
+                    <w:t>그림·음성만으로 전달하면 안 되는 것</w:t>
+                  </w:r>
+                </w:p>
+              </w:tc>
+              <w:tc>
+                <w:tcPr>
+                  <w:tcW w:type="dxa" w:w="2429"/>
+                </w:tcPr>
+                <w:p>
+                  <w:r>
+                    <w:rPr>
+                      <w:rFonts w:ascii="Times New Roman" w:hAnsi="Times New Roman" w:eastAsia="바탕"/>
+                      <w:sz w:val="18"/>
+                    </w:rPr>
+                    <w:t>있다. 병용금기와 상호작용</w:t>
+                  </w:r>
+                </w:p>
+              </w:tc>
+              <w:tc>
+                <w:tcPr>
+                  <w:tcW w:type="dxa" w:w="2429"/>
+                </w:tcPr>
+                <w:p>
+                  <w:r>
+                    <w:rPr>
+                      <w:rFonts w:ascii="Times New Roman" w:hAnsi="Times New Roman" w:eastAsia="바탕"/>
+                      <w:sz w:val="18"/>
+                    </w:rPr>
+                    <w:t>4</w:t>
+                  </w:r>
+                </w:p>
+              </w:tc>
+            </w:tr>
+            <w:tr>
+              <w:tc>
+                <w:tcPr>
+                  <w:tcW w:type="dxa" w:w="2429"/>
+                </w:tcPr>
+                <w:p/>
+              </w:tc>
+              <w:tc>
+                <w:tcPr>
+                  <w:tcW w:type="dxa" w:w="2429"/>
+                </w:tcPr>
+                <w:p/>
+              </w:tc>
+              <w:tc>
+                <w:tcPr>
+                  <w:tcW w:type="dxa" w:w="2429"/>
+                </w:tcPr>
+                <w:p>
+                  <w:r>
+                    <w:rPr>
+                      <w:rFonts w:ascii="Times New Roman" w:hAnsi="Times New Roman" w:eastAsia="바탕"/>
+                      <w:sz w:val="18"/>
+                    </w:rPr>
+                    <w:t>있다. 용량 조절이 필요한 경우</w:t>
+                  </w:r>
+                </w:p>
+              </w:tc>
+              <w:tc>
+                <w:tcPr>
+                  <w:tcW w:type="dxa" w:w="2429"/>
+                </w:tcPr>
+                <w:p>
+                  <w:r>
+                    <w:rPr>
+                      <w:rFonts w:ascii="Times New Roman" w:hAnsi="Times New Roman" w:eastAsia="바탕"/>
+                      <w:sz w:val="18"/>
+                    </w:rPr>
+                    <w:t>3</w:t>
+                  </w:r>
+                </w:p>
+              </w:tc>
+            </w:tr>
+            <w:tr>
+              <w:tc>
+                <w:tcPr>
+                  <w:tcW w:type="dxa" w:w="2429"/>
+                </w:tcPr>
+                <w:p/>
+              </w:tc>
+              <w:tc>
+                <w:tcPr>
+                  <w:tcW w:type="dxa" w:w="2429"/>
+                </w:tcPr>
+                <w:p/>
+              </w:tc>
+              <w:tc>
+                <w:tcPr>
+                  <w:tcW w:type="dxa" w:w="2429"/>
+                </w:tcPr>
+                <w:p>
+                  <w:r>
+                    <w:rPr>
+                      <w:rFonts w:ascii="Times New Roman" w:hAnsi="Times New Roman" w:eastAsia="바탕"/>
+                      <w:sz w:val="18"/>
+                    </w:rPr>
+                    <w:t>있다. 그 밖</w:t>
+                  </w:r>
+                </w:p>
+              </w:tc>
+              <w:tc>
+                <w:tcPr>
+                  <w:tcW w:type="dxa" w:w="2429"/>
+                </w:tcPr>
+                <w:p>
+                  <w:r>
+                    <w:rPr>
+                      <w:rFonts w:ascii="Times New Roman" w:hAnsi="Times New Roman" w:eastAsia="바탕"/>
+                      <w:sz w:val="18"/>
+                    </w:rPr>
+                    <w:t>2</w:t>
+                  </w:r>
+                </w:p>
+              </w:tc>
+            </w:tr>
+            <w:tr>
+              <w:tc>
+                <w:tcPr>
+                  <w:tcW w:type="dxa" w:w="2429"/>
+                </w:tcPr>
+                <w:p/>
+              </w:tc>
+              <w:tc>
+                <w:tcPr>
+                  <w:tcW w:type="dxa" w:w="2429"/>
+                </w:tcPr>
+                <w:p/>
+              </w:tc>
+              <w:tc>
+                <w:tcPr>
+                  <w:tcW w:type="dxa" w:w="2429"/>
+                </w:tcPr>
+                <w:p>
+                  <w:r>
+                    <w:rPr>
+                      <w:rFonts w:ascii="Times New Roman" w:hAnsi="Times New Roman" w:eastAsia="바탕"/>
+                      <w:sz w:val="18"/>
+                    </w:rPr>
+                    <w:t>없다. 원칙적으로 모두 가능</w:t>
+                  </w:r>
+                </w:p>
+              </w:tc>
+              <w:tc>
+                <w:tcPr>
+                  <w:tcW w:type="dxa" w:w="2429"/>
+                </w:tcPr>
+                <w:p>
+                  <w:r>
+                    <w:rPr>
+                      <w:rFonts w:ascii="Times New Roman" w:hAnsi="Times New Roman" w:eastAsia="바탕"/>
+                      <w:sz w:val="18"/>
+                    </w:rPr>
+                    <w:t>2</w:t>
+                  </w:r>
+                </w:p>
+              </w:tc>
+            </w:tr>
+            <w:tr>
+              <w:tc>
+                <w:tcPr>
+                  <w:tcW w:type="dxa" w:w="2429"/>
+                </w:tcPr>
+                <w:p>
+                  <w:r>
+                    <w:rPr>
+                      <w:rFonts w:ascii="Times New Roman" w:hAnsi="Times New Roman" w:eastAsia="바탕"/>
+                      <w:sz w:val="18"/>
+                    </w:rPr>
+                    <w:t>약국 (11)</w:t>
+                  </w:r>
+                </w:p>
+              </w:tc>
+              <w:tc>
+                <w:tcPr>
+                  <w:tcW w:type="dxa" w:w="2429"/>
+                </w:tcPr>
+                <w:p>
+                  <w:r>
+                    <w:rPr>
+                      <w:rFonts w:ascii="Times New Roman" w:hAnsi="Times New Roman" w:eastAsia="바탕"/>
+                      <w:sz w:val="18"/>
+                    </w:rPr>
+                    <w:t>약국 업무 흐름에 들어갈 수 있는가</w:t>
+                  </w:r>
+                </w:p>
+              </w:tc>
+              <w:tc>
+                <w:tcPr>
+                  <w:tcW w:type="dxa" w:w="2429"/>
+                </w:tcPr>
+                <w:p>
+                  <w:r>
+                    <w:rPr>
+                      <w:rFonts w:ascii="Times New Roman" w:hAnsi="Times New Roman" w:eastAsia="바탕"/>
+                      <w:sz w:val="18"/>
+                    </w:rPr>
+                    <w:t>조제하면서 권할 수 있다</w:t>
+                  </w:r>
+                </w:p>
+              </w:tc>
+              <w:tc>
+                <w:tcPr>
+                  <w:tcW w:type="dxa" w:w="2429"/>
+                </w:tcPr>
+                <w:p>
+                  <w:r>
+                    <w:rPr>
+                      <w:rFonts w:ascii="Times New Roman" w:hAnsi="Times New Roman" w:eastAsia="바탕"/>
+                      <w:sz w:val="18"/>
+                    </w:rPr>
+                    <w:t>8</w:t>
+                  </w:r>
+                </w:p>
+              </w:tc>
+            </w:tr>
+            <w:tr>
+              <w:tc>
+                <w:tcPr>
+                  <w:tcW w:type="dxa" w:w="2429"/>
+                </w:tcPr>
+                <w:p/>
+              </w:tc>
+              <w:tc>
+                <w:tcPr>
+                  <w:tcW w:type="dxa" w:w="2429"/>
+                </w:tcPr>
+                <w:p/>
+              </w:tc>
+              <w:tc>
+                <w:tcPr>
+                  <w:tcW w:type="dxa" w:w="2429"/>
+                </w:tcPr>
+                <w:p>
+                  <w:r>
+                    <w:rPr>
+                      <w:rFonts w:ascii="Times New Roman" w:hAnsi="Times New Roman" w:eastAsia="바탕"/>
+                      <w:sz w:val="18"/>
+                    </w:rPr>
+                    <w:t>시간이 없어 어렵다</w:t>
+                  </w:r>
+                </w:p>
+              </w:tc>
+              <w:tc>
+                <w:tcPr>
+                  <w:tcW w:type="dxa" w:w="2429"/>
+                </w:tcPr>
+                <w:p>
+                  <w:r>
+                    <w:rPr>
+                      <w:rFonts w:ascii="Times New Roman" w:hAnsi="Times New Roman" w:eastAsia="바탕"/>
+                      <w:sz w:val="18"/>
+                    </w:rPr>
+                    <w:t>1</w:t>
+                  </w:r>
+                </w:p>
+              </w:tc>
+            </w:tr>
+            <w:tr>
+              <w:tc>
+                <w:tcPr>
+                  <w:tcW w:type="dxa" w:w="2429"/>
+                </w:tcPr>
+                <w:p/>
+              </w:tc>
+              <w:tc>
+                <w:tcPr>
+                  <w:tcW w:type="dxa" w:w="2429"/>
+                </w:tcPr>
+                <w:p/>
+              </w:tc>
+              <w:tc>
+                <w:tcPr>
+                  <w:tcW w:type="dxa" w:w="2429"/>
+                </w:tcPr>
+                <w:p>
+                  <w:r>
+                    <w:rPr>
+                      <w:rFonts w:ascii="Times New Roman" w:hAnsi="Times New Roman" w:eastAsia="바탕"/>
+                      <w:sz w:val="18"/>
+                    </w:rPr>
+                    <w:t>약사 아닌 직원이 도울 수 있다</w:t>
+                  </w:r>
+                </w:p>
+              </w:tc>
+              <w:tc>
+                <w:tcPr>
+                  <w:tcW w:type="dxa" w:w="2429"/>
+                </w:tcPr>
+                <w:p>
+                  <w:r>
+                    <w:rPr>
+                      <w:rFonts w:ascii="Times New Roman" w:hAnsi="Times New Roman" w:eastAsia="바탕"/>
+                      <w:sz w:val="18"/>
+                    </w:rPr>
+                    <w:t>1</w:t>
+                  </w:r>
+                </w:p>
+              </w:tc>
+            </w:tr>
+            <w:tr>
+              <w:tc>
+                <w:tcPr>
+                  <w:tcW w:type="dxa" w:w="2429"/>
+                </w:tcPr>
+                <w:p/>
+              </w:tc>
+              <w:tc>
+                <w:tcPr>
+                  <w:tcW w:type="dxa" w:w="2429"/>
+                </w:tcPr>
+                <w:p/>
+              </w:tc>
+              <w:tc>
+                <w:tcPr>
+                  <w:tcW w:type="dxa" w:w="2429"/>
+                </w:tcPr>
+                <w:p>
+                  <w:r>
+                    <w:rPr>
+                      <w:rFonts w:ascii="Times New Roman" w:hAnsi="Times New Roman" w:eastAsia="바탕"/>
+                      <w:sz w:val="18"/>
+                    </w:rPr>
+                    <w:t>약국 밖에서 이뤄져야 한다</w:t>
+                  </w:r>
+                </w:p>
+              </w:tc>
+              <w:tc>
+                <w:tcPr>
+                  <w:tcW w:type="dxa" w:w="2429"/>
+                </w:tcPr>
+                <w:p>
+                  <w:r>
+                    <w:rPr>
+                      <w:rFonts w:ascii="Times New Roman" w:hAnsi="Times New Roman" w:eastAsia="바탕"/>
+                      <w:sz w:val="18"/>
+                    </w:rPr>
+                    <w:t>1</w:t>
+                  </w:r>
+                </w:p>
+              </w:tc>
+            </w:tr>
+            <w:tr>
+              <w:tc>
+                <w:tcPr>
+                  <w:tcW w:type="dxa" w:w="2429"/>
+                </w:tcPr>
+                <w:p>
+                  <w:r>
+                    <w:rPr>
+                      <w:rFonts w:ascii="Times New Roman" w:hAnsi="Times New Roman" w:eastAsia="바탕"/>
+                      <w:sz w:val="18"/>
+                    </w:rPr>
+                    <w:t>간호 (9)</w:t>
+                  </w:r>
+                </w:p>
+              </w:tc>
+              <w:tc>
+                <w:tcPr>
+                  <w:tcW w:type="dxa" w:w="2429"/>
+                </w:tcPr>
+                <w:p>
+                  <w:r>
+                    <w:rPr>
+                      <w:rFonts w:ascii="Times New Roman" w:hAnsi="Times New Roman" w:eastAsia="바탕"/>
+                      <w:sz w:val="18"/>
+                    </w:rPr>
+                    <w:t>실제 건강 결과를 바꿀 수 있는가</w:t>
+                  </w:r>
+                </w:p>
+              </w:tc>
+              <w:tc>
+                <w:tcPr>
+                  <w:tcW w:type="dxa" w:w="2429"/>
+                </w:tcPr>
+                <w:p>
+                  <w:r>
+                    <w:rPr>
+                      <w:rFonts w:ascii="Times New Roman" w:hAnsi="Times New Roman" w:eastAsia="바탕"/>
+                      <w:sz w:val="18"/>
+                    </w:rPr>
+                    <w:t>조건이 갖춰지면 바꿀 수 있다</w:t>
+                  </w:r>
+                </w:p>
+              </w:tc>
+              <w:tc>
+                <w:tcPr>
+                  <w:tcW w:type="dxa" w:w="2429"/>
+                </w:tcPr>
+                <w:p>
+                  <w:r>
+                    <w:rPr>
+                      <w:rFonts w:ascii="Times New Roman" w:hAnsi="Times New Roman" w:eastAsia="바탕"/>
+                      <w:sz w:val="18"/>
+                    </w:rPr>
+                    <w:t>8</w:t>
+                  </w:r>
+                </w:p>
+              </w:tc>
+            </w:tr>
+            <w:tr>
+              <w:tc>
+                <w:tcPr>
+                  <w:tcW w:type="dxa" w:w="2429"/>
+                </w:tcPr>
+                <w:p/>
+              </w:tc>
+              <w:tc>
+                <w:tcPr>
+                  <w:tcW w:type="dxa" w:w="2429"/>
+                </w:tcPr>
+                <w:p/>
+              </w:tc>
+              <w:tc>
+                <w:tcPr>
+                  <w:tcW w:type="dxa" w:w="2429"/>
+                </w:tcPr>
+                <w:p>
+                  <w:r>
+                    <w:rPr>
+                      <w:rFonts w:ascii="Times New Roman" w:hAnsi="Times New Roman" w:eastAsia="바탕"/>
+                      <w:sz w:val="18"/>
+                    </w:rPr>
+                    <w:t>복용 행동은 바뀌어도 건강 결과까지는 아니다</w:t>
+                  </w:r>
+                </w:p>
+              </w:tc>
+              <w:tc>
+                <w:tcPr>
+                  <w:tcW w:type="dxa" w:w="2429"/>
+                </w:tcPr>
+                <w:p>
+                  <w:r>
+                    <w:rPr>
+                      <w:rFonts w:ascii="Times New Roman" w:hAnsi="Times New Roman" w:eastAsia="바탕"/>
+                      <w:sz w:val="18"/>
+                    </w:rPr>
+                    <w:t>1</w:t>
+                  </w:r>
+                </w:p>
+              </w:tc>
+            </w:tr>
+            <w:tr>
+              <w:tc>
+                <w:tcPr>
+                  <w:tcW w:type="dxa" w:w="2429"/>
+                </w:tcPr>
+                <w:p>
+                  <w:r>
+                    <w:rPr>
+                      <w:rFonts w:ascii="Times New Roman" w:hAnsi="Times New Roman" w:eastAsia="바탕"/>
+                      <w:sz w:val="18"/>
+                    </w:rPr>
+                    <w:t>간호 (9)</w:t>
+                  </w:r>
+                </w:p>
+              </w:tc>
+              <w:tc>
+                <w:tcPr>
+                  <w:tcW w:type="dxa" w:w="2429"/>
+                </w:tcPr>
+                <w:p>
+                  <w:r>
+                    <w:rPr>
+                      <w:rFonts w:ascii="Times New Roman" w:hAnsi="Times New Roman" w:eastAsia="바탕"/>
+                      <w:sz w:val="18"/>
+                    </w:rPr>
+                    <w:t>현장에서 글 못 읽는 분들이 복약 정보를 제대로 받지 못하는가</w:t>
+                  </w:r>
+                </w:p>
+              </w:tc>
+              <w:tc>
+                <w:tcPr>
+                  <w:tcW w:type="dxa" w:w="2429"/>
+                </w:tcPr>
+                <w:p>
+                  <w:r>
+                    <w:rPr>
+                      <w:rFonts w:ascii="Times New Roman" w:hAnsi="Times New Roman" w:eastAsia="바탕"/>
+                      <w:sz w:val="18"/>
+                    </w:rPr>
+                    <w:t>맞다</w:t>
+                  </w:r>
+                </w:p>
+              </w:tc>
+              <w:tc>
+                <w:tcPr>
+                  <w:tcW w:type="dxa" w:w="2429"/>
+                </w:tcPr>
+                <w:p>
+                  <w:r>
+                    <w:rPr>
+                      <w:rFonts w:ascii="Times New Roman" w:hAnsi="Times New Roman" w:eastAsia="바탕"/>
+                      <w:sz w:val="18"/>
+                    </w:rPr>
+                    <w:t>3</w:t>
+                  </w:r>
+                </w:p>
+              </w:tc>
+            </w:tr>
+            <w:tr>
+              <w:tc>
+                <w:tcPr>
+                  <w:tcW w:type="dxa" w:w="2429"/>
+                </w:tcPr>
+                <w:p/>
+              </w:tc>
+              <w:tc>
+                <w:tcPr>
+                  <w:tcW w:type="dxa" w:w="2429"/>
+                </w:tcPr>
+                <w:p/>
+              </w:tc>
+              <w:tc>
+                <w:tcPr>
+                  <w:tcW w:type="dxa" w:w="2429"/>
+                </w:tcPr>
+                <w:p>
+                  <w:r>
+                    <w:rPr>
+                      <w:rFonts w:ascii="Times New Roman" w:hAnsi="Times New Roman" w:eastAsia="바탕"/>
+                      <w:sz w:val="18"/>
+                    </w:rPr>
+                    <w:t>부분적으로</w:t>
+                  </w:r>
+                </w:p>
+              </w:tc>
+              <w:tc>
+                <w:tcPr>
+                  <w:tcW w:type="dxa" w:w="2429"/>
+                </w:tcPr>
+                <w:p>
+                  <w:r>
+                    <w:rPr>
+                      <w:rFonts w:ascii="Times New Roman" w:hAnsi="Times New Roman" w:eastAsia="바탕"/>
+                      <w:sz w:val="18"/>
+                    </w:rPr>
+                    <w:t>5</w:t>
+                  </w:r>
+                </w:p>
+              </w:tc>
+            </w:tr>
+            <w:tr>
+              <w:tc>
+                <w:tcPr>
+                  <w:tcW w:type="dxa" w:w="2429"/>
+                </w:tcPr>
+                <w:p/>
+              </w:tc>
+              <w:tc>
+                <w:tcPr>
+                  <w:tcW w:type="dxa" w:w="2429"/>
+                </w:tcPr>
+                <w:p/>
+              </w:tc>
+              <w:tc>
+                <w:tcPr>
+                  <w:tcW w:type="dxa" w:w="2429"/>
+                </w:tcPr>
+                <w:p>
+                  <w:r>
+                    <w:rPr>
+                      <w:rFonts w:ascii="Times New Roman" w:hAnsi="Times New Roman" w:eastAsia="바탕"/>
+                      <w:sz w:val="18"/>
+                    </w:rPr>
+                    <w:t>아니다</w:t>
+                  </w:r>
+                </w:p>
+              </w:tc>
+              <w:tc>
+                <w:tcPr>
+                  <w:tcW w:type="dxa" w:w="2429"/>
+                </w:tcPr>
+                <w:p>
+                  <w:r>
+                    <w:rPr>
+                      <w:rFonts w:ascii="Times New Roman" w:hAnsi="Times New Roman" w:eastAsia="바탕"/>
+                      <w:sz w:val="18"/>
+                    </w:rPr>
+                    <w:t>1</w:t>
+                  </w:r>
+                </w:p>
+              </w:tc>
+            </w:tr>
+            <w:tr>
+              <w:tc>
+                <w:tcPr>
+                  <w:tcW w:type="dxa" w:w="2429"/>
+                </w:tcPr>
+                <w:p>
+                  <w:r>
+                    <w:rPr>
+                      <w:rFonts w:ascii="Times New Roman" w:hAnsi="Times New Roman" w:eastAsia="바탕"/>
+                      <w:sz w:val="18"/>
+                    </w:rPr>
+                    <w:t>간호 (9)</w:t>
+                  </w:r>
+                </w:p>
+              </w:tc>
+              <w:tc>
+                <w:tcPr>
+                  <w:tcW w:type="dxa" w:w="2429"/>
+                </w:tcPr>
+                <w:p>
+                  <w:r>
+                    <w:rPr>
+                      <w:rFonts w:ascii="Times New Roman" w:hAnsi="Times New Roman" w:eastAsia="바탕"/>
+                      <w:sz w:val="18"/>
+                    </w:rPr>
+                    <w:t>독거 고령 환자에게 어디서 먼저 실패하는가</w:t>
+                  </w:r>
+                </w:p>
+              </w:tc>
+              <w:tc>
+                <w:tcPr>
+                  <w:tcW w:type="dxa" w:w="2429"/>
+                </w:tcPr>
+                <w:p>
+                  <w:r>
+                    <w:rPr>
+                      <w:rFonts w:ascii="Times New Roman" w:hAnsi="Times New Roman" w:eastAsia="바탕"/>
+                      <w:sz w:val="18"/>
+                    </w:rPr>
+                    <w:t>화면을 조작하지 못한다</w:t>
+                  </w:r>
+                </w:p>
+              </w:tc>
+              <w:tc>
+                <w:tcPr>
+                  <w:tcW w:type="dxa" w:w="2429"/>
+                </w:tcPr>
+                <w:p>
+                  <w:r>
+                    <w:rPr>
+                      <w:rFonts w:ascii="Times New Roman" w:hAnsi="Times New Roman" w:eastAsia="바탕"/>
+                      <w:sz w:val="18"/>
+                    </w:rPr>
+                    <w:t>4</w:t>
+                  </w:r>
+                </w:p>
+              </w:tc>
+            </w:tr>
+            <w:tr>
+              <w:tc>
+                <w:tcPr>
+                  <w:tcW w:type="dxa" w:w="2429"/>
+                </w:tcPr>
+                <w:p/>
+              </w:tc>
+              <w:tc>
+                <w:tcPr>
+                  <w:tcW w:type="dxa" w:w="2429"/>
+                </w:tcPr>
+                <w:p/>
+              </w:tc>
+              <w:tc>
+                <w:tcPr>
+                  <w:tcW w:type="dxa" w:w="2429"/>
+                </w:tcPr>
+                <w:p>
+                  <w:r>
+                    <w:rPr>
+                      <w:rFonts w:ascii="Times New Roman" w:hAnsi="Times New Roman" w:eastAsia="바탕"/>
+                      <w:sz w:val="18"/>
+                    </w:rPr>
+                    <w:t>기기를 관리하지 못한다 (충전·분실)</w:t>
+                  </w:r>
+                </w:p>
+              </w:tc>
+              <w:tc>
+                <w:tcPr>
+                  <w:tcW w:type="dxa" w:w="2429"/>
+                </w:tcPr>
+                <w:p>
+                  <w:r>
+                    <w:rPr>
+                      <w:rFonts w:ascii="Times New Roman" w:hAnsi="Times New Roman" w:eastAsia="바탕"/>
+                      <w:sz w:val="18"/>
+                    </w:rPr>
+                    <w:t>4</w:t>
+                  </w:r>
+                </w:p>
+              </w:tc>
+            </w:tr>
+            <w:tr>
+              <w:tc>
+                <w:tcPr>
+                  <w:tcW w:type="dxa" w:w="2429"/>
+                </w:tcPr>
+                <w:p/>
+              </w:tc>
+              <w:tc>
+                <w:tcPr>
+                  <w:tcW w:type="dxa" w:w="2429"/>
+                </w:tcPr>
+                <w:p/>
+              </w:tc>
+              <w:tc>
+                <w:tcPr>
+                  <w:tcW w:type="dxa" w:w="2429"/>
+                </w:tcPr>
+                <w:p>
+                  <w:r>
+                    <w:rPr>
+                      <w:rFonts w:ascii="Times New Roman" w:hAnsi="Times New Roman" w:eastAsia="바탕"/>
+                      <w:sz w:val="18"/>
+                    </w:rPr>
+                    <w:t>앱을 신뢰하지 않는다</w:t>
+                  </w:r>
+                </w:p>
+              </w:tc>
+              <w:tc>
+                <w:tcPr>
+                  <w:tcW w:type="dxa" w:w="2429"/>
+                </w:tcPr>
+                <w:p>
+                  <w:r>
+                    <w:rPr>
+                      <w:rFonts w:ascii="Times New Roman" w:hAnsi="Times New Roman" w:eastAsia="바탕"/>
+                      <w:sz w:val="18"/>
+                    </w:rPr>
+                    <w:t>1</w:t>
+                  </w:r>
+                </w:p>
+              </w:tc>
+            </w:tr>
+            <w:tr>
+              <w:tc>
+                <w:tcPr>
+                  <w:tcW w:type="dxa" w:w="2429"/>
+                </w:tcPr>
+                <w:p>
+                  <w:r>
+                    <w:rPr>
+                      <w:rFonts w:ascii="Times New Roman" w:hAnsi="Times New Roman" w:eastAsia="바탕"/>
+                      <w:sz w:val="18"/>
+                    </w:rPr>
+                    <w:t>간호 (9)</w:t>
+                  </w:r>
+                </w:p>
+              </w:tc>
+              <w:tc>
+                <w:tcPr>
+                  <w:tcW w:type="dxa" w:w="2429"/>
+                </w:tcPr>
+                <w:p>
+                  <w:r>
+                    <w:rPr>
+                      <w:rFonts w:ascii="Times New Roman" w:hAnsi="Times New Roman" w:eastAsia="바탕"/>
+                      <w:sz w:val="18"/>
+                    </w:rPr>
+                    <w:t>효과를 재는 측정도구</w:t>
+                  </w:r>
+                </w:p>
+              </w:tc>
+              <w:tc>
+                <w:tcPr>
+                  <w:tcW w:type="dxa" w:w="2429"/>
+                </w:tcPr>
+                <w:p>
+                  <w:r>
+                    <w:rPr>
+                      <w:rFonts w:ascii="Times New Roman" w:hAnsi="Times New Roman" w:eastAsia="바탕"/>
+                      <w:sz w:val="18"/>
+                    </w:rPr>
+                    <w:t>복약순응도 도구</w:t>
+                  </w:r>
+                </w:p>
+              </w:tc>
+              <w:tc>
+                <w:tcPr>
+                  <w:tcW w:type="dxa" w:w="2429"/>
+                </w:tcPr>
+                <w:p>
+                  <w:r>
+                    <w:rPr>
+                      <w:rFonts w:ascii="Times New Roman" w:hAnsi="Times New Roman" w:eastAsia="바탕"/>
+                      <w:sz w:val="18"/>
+                    </w:rPr>
+                    <w:t>6</w:t>
+                  </w:r>
+                </w:p>
+              </w:tc>
+            </w:tr>
+            <w:tr>
+              <w:tc>
+                <w:tcPr>
+                  <w:tcW w:type="dxa" w:w="2429"/>
+                </w:tcPr>
+                <w:p/>
+              </w:tc>
+              <w:tc>
+                <w:tcPr>
+                  <w:tcW w:type="dxa" w:w="2429"/>
+                </w:tcPr>
+                <w:p/>
+              </w:tc>
+              <w:tc>
+                <w:tcPr>
+                  <w:tcW w:type="dxa" w:w="2429"/>
+                </w:tcPr>
+                <w:p>
+                  <w:r>
+                    <w:rPr>
+                      <w:rFonts w:ascii="Times New Roman" w:hAnsi="Times New Roman" w:eastAsia="바탕"/>
+                      <w:sz w:val="18"/>
+                    </w:rPr>
+                    <w:t>건강정보이해력 도구</w:t>
+                  </w:r>
+                </w:p>
+              </w:tc>
+              <w:tc>
+                <w:tcPr>
+                  <w:tcW w:type="dxa" w:w="2429"/>
+                </w:tcPr>
+                <w:p>
+                  <w:r>
+                    <w:rPr>
+                      <w:rFonts w:ascii="Times New Roman" w:hAnsi="Times New Roman" w:eastAsia="바탕"/>
+                      <w:sz w:val="18"/>
+                    </w:rPr>
+                    <w:t>1</w:t>
+                  </w:r>
+                </w:p>
+              </w:tc>
+            </w:tr>
+            <w:tr>
+              <w:tc>
+                <w:tcPr>
+                  <w:tcW w:type="dxa" w:w="2429"/>
+                </w:tcPr>
+                <w:p/>
+              </w:tc>
+              <w:tc>
+                <w:tcPr>
+                  <w:tcW w:type="dxa" w:w="2429"/>
+                </w:tcPr>
+                <w:p/>
+              </w:tc>
+              <w:tc>
+                <w:tcPr>
+                  <w:tcW w:type="dxa" w:w="2429"/>
+                </w:tcPr>
+                <w:p>
+                  <w:r>
+                    <w:rPr>
+                      <w:rFonts w:ascii="Times New Roman" w:hAnsi="Times New Roman" w:eastAsia="바탕"/>
+                      <w:sz w:val="18"/>
+                    </w:rPr>
+                    <w:t>복약 오류를 직접 센다</w:t>
+                  </w:r>
+                </w:p>
+              </w:tc>
+              <w:tc>
+                <w:tcPr>
+                  <w:tcW w:type="dxa" w:w="2429"/>
+                </w:tcPr>
+                <w:p>
+                  <w:r>
+                    <w:rPr>
+                      <w:rFonts w:ascii="Times New Roman" w:hAnsi="Times New Roman" w:eastAsia="바탕"/>
+                      <w:sz w:val="18"/>
+                    </w:rPr>
+                    <w:t>1</w:t>
+                  </w:r>
+                </w:p>
+              </w:tc>
+            </w:tr>
+            <w:tr>
+              <w:tc>
+                <w:tcPr>
+                  <w:tcW w:type="dxa" w:w="2429"/>
+                </w:tcPr>
+                <w:p/>
+              </w:tc>
+              <w:tc>
+                <w:tcPr>
+                  <w:tcW w:type="dxa" w:w="2429"/>
+                </w:tcPr>
+                <w:p/>
+              </w:tc>
+              <w:tc>
+                <w:tcPr>
+                  <w:tcW w:type="dxa" w:w="2429"/>
+                </w:tcPr>
+                <w:p>
+                  <w:r>
+                    <w:rPr>
+                      <w:rFonts w:ascii="Times New Roman" w:hAnsi="Times New Roman" w:eastAsia="바탕"/>
+                      <w:sz w:val="18"/>
+                    </w:rPr>
+                    <w:t>기존 도구로는 맞지 않는다</w:t>
+                  </w:r>
+                </w:p>
+              </w:tc>
+              <w:tc>
+                <w:tcPr>
+                  <w:tcW w:type="dxa" w:w="2429"/>
+                </w:tcPr>
+                <w:p>
+                  <w:r>
+                    <w:rPr>
+                      <w:rFonts w:ascii="Times New Roman" w:hAnsi="Times New Roman" w:eastAsia="바탕"/>
+                      <w:sz w:val="18"/>
+                    </w:rPr>
+                    <w:t>1</w:t>
+                  </w:r>
+                </w:p>
+              </w:tc>
+            </w:tr>
+            <w:tr>
+              <w:tc>
+                <w:tcPr>
+                  <w:tcW w:type="dxa" w:w="2429"/>
+                </w:tcPr>
+                <w:p>
+                  <w:r>
+                    <w:rPr>
+                      <w:rFonts w:ascii="Times New Roman" w:hAnsi="Times New Roman" w:eastAsia="바탕"/>
+                      <w:sz w:val="18"/>
+                    </w:rPr>
+                    <w:t>간호 (9)</w:t>
+                  </w:r>
+                </w:p>
+              </w:tc>
+              <w:tc>
+                <w:tcPr>
+                  <w:tcW w:type="dxa" w:w="2429"/>
+                </w:tcPr>
+                <w:p>
+                  <w:r>
+                    <w:rPr>
+                      <w:rFonts w:ascii="Times New Roman" w:hAnsi="Times New Roman" w:eastAsia="바탕"/>
+                      <w:sz w:val="18"/>
+                    </w:rPr>
+                    <w:t>누구를 대상으로 설계해야 하는가</w:t>
+                  </w:r>
+                </w:p>
+              </w:tc>
+              <w:tc>
+                <w:tcPr>
+                  <w:tcW w:type="dxa" w:w="2429"/>
+                </w:tcPr>
+                <w:p>
+                  <w:r>
+                    <w:rPr>
+                      <w:rFonts w:ascii="Times New Roman" w:hAnsi="Times New Roman" w:eastAsia="바탕"/>
+                      <w:sz w:val="18"/>
+                    </w:rPr>
+                    <w:t>둘을 각각 다르게</w:t>
+                  </w:r>
+                </w:p>
+              </w:tc>
+              <w:tc>
+                <w:tcPr>
+                  <w:tcW w:type="dxa" w:w="2429"/>
+                </w:tcPr>
+                <w:p>
+                  <w:r>
+                    <w:rPr>
+                      <w:rFonts w:ascii="Times New Roman" w:hAnsi="Times New Roman" w:eastAsia="바탕"/>
+                      <w:sz w:val="18"/>
+                    </w:rPr>
+                    <w:t>6</w:t>
+                  </w:r>
+                </w:p>
+              </w:tc>
+            </w:tr>
+            <w:tr>
+              <w:tc>
+                <w:tcPr>
+                  <w:tcW w:type="dxa" w:w="2429"/>
+                </w:tcPr>
+                <w:p/>
+              </w:tc>
+              <w:tc>
+                <w:tcPr>
+                  <w:tcW w:type="dxa" w:w="2429"/>
+                </w:tcPr>
+                <w:p/>
+              </w:tc>
+              <w:tc>
+                <w:tcPr>
+                  <w:tcW w:type="dxa" w:w="2429"/>
+                </w:tcPr>
+                <w:p>
+                  <w:r>
+                    <w:rPr>
+                      <w:rFonts w:ascii="Times New Roman" w:hAnsi="Times New Roman" w:eastAsia="바탕"/>
+                      <w:sz w:val="18"/>
+                    </w:rPr>
+                    <w:t>환자 본인 / 보호자 / 판단 어려움</w:t>
+                  </w:r>
+                </w:p>
+              </w:tc>
+              <w:tc>
+                <w:tcPr>
+                  <w:tcW w:type="dxa" w:w="2429"/>
+                </w:tcPr>
+                <w:p>
+                  <w:r>
+                    <w:rPr>
+                      <w:rFonts w:ascii="Times New Roman" w:hAnsi="Times New Roman" w:eastAsia="바탕"/>
+                      <w:sz w:val="18"/>
+                    </w:rPr>
+                    <w:t>각 1</w:t>
+                  </w:r>
+                </w:p>
+              </w:tc>
+            </w:tr>
+            <w:tr>
+              <w:tc>
+                <w:tcPr>
+                  <w:tcW w:type="dxa" w:w="2429"/>
+                </w:tcPr>
+                <w:p>
+                  <w:r>
+                    <w:rPr>
+                      <w:rFonts w:ascii="Times New Roman" w:hAnsi="Times New Roman" w:eastAsia="바탕"/>
+                      <w:sz w:val="18"/>
+                    </w:rPr>
+                    <w:t>HCI (2)</w:t>
+                  </w:r>
+                </w:p>
+              </w:tc>
+              <w:tc>
+                <w:tcPr>
+                  <w:tcW w:type="dxa" w:w="2429"/>
+                </w:tcPr>
+                <w:p>
+                  <w:r>
+                    <w:rPr>
+                      <w:rFonts w:ascii="Times New Roman" w:hAnsi="Times New Roman" w:eastAsia="바탕"/>
+                      <w:sz w:val="18"/>
+                    </w:rPr>
+                    <w:t>가장 큰 문제</w:t>
+                  </w:r>
+                </w:p>
+              </w:tc>
+              <w:tc>
+                <w:tcPr>
+                  <w:tcW w:type="dxa" w:w="2429"/>
+                </w:tcPr>
+                <w:p>
+                  <w:r>
+                    <w:rPr>
+                      <w:rFonts w:ascii="Times New Roman" w:hAnsi="Times New Roman" w:eastAsia="바탕"/>
+                      <w:sz w:val="18"/>
+                    </w:rPr>
+                    <w:t>사용자를 대상으로 한 검증이 없다는 것</w:t>
+                  </w:r>
+                </w:p>
+              </w:tc>
+              <w:tc>
+                <w:tcPr>
+                  <w:tcW w:type="dxa" w:w="2429"/>
+                </w:tcPr>
+                <w:p>
+                  <w:r>
+                    <w:rPr>
+                      <w:rFonts w:ascii="Times New Roman" w:hAnsi="Times New Roman" w:eastAsia="바탕"/>
+                      <w:sz w:val="18"/>
+                    </w:rPr>
+                    <w:t>2</w:t>
+                  </w:r>
+                </w:p>
+              </w:tc>
+            </w:tr>
+            <w:tr>
+              <w:tc>
+                <w:tcPr>
+                  <w:tcW w:type="dxa" w:w="2429"/>
+                </w:tcPr>
+                <w:p>
+                  <w:r>
+                    <w:rPr>
+                      <w:rFonts w:ascii="Times New Roman" w:hAnsi="Times New Roman" w:eastAsia="바탕"/>
+                      <w:sz w:val="18"/>
+                    </w:rPr>
+                    <w:t>HCI (2)</w:t>
+                  </w:r>
+                </w:p>
+              </w:tc>
+              <w:tc>
+                <w:tcPr>
+                  <w:tcW w:type="dxa" w:w="2429"/>
+                </w:tcPr>
+                <w:p>
+                  <w:r>
+                    <w:rPr>
+                      <w:rFonts w:ascii="Times New Roman" w:hAnsi="Times New Roman" w:eastAsia="바탕"/>
+                      <w:sz w:val="18"/>
+                    </w:rPr>
+                    <w:t>기계 사전 선별이 사람 시험 앞에 놓일 수 있는가</w:t>
+                  </w:r>
+                </w:p>
+              </w:tc>
+              <w:tc>
+                <w:tcPr>
+                  <w:tcW w:type="dxa" w:w="2429"/>
+                </w:tcPr>
+                <w:p>
+                  <w:r>
+                    <w:rPr>
+                      <w:rFonts w:ascii="Times New Roman" w:hAnsi="Times New Roman" w:eastAsia="바탕"/>
+                      <w:sz w:val="18"/>
+                    </w:rPr>
+                    <w:t>조건이 붙으면 정당하다</w:t>
+                  </w:r>
+                </w:p>
+              </w:tc>
+              <w:tc>
+                <w:tcPr>
+                  <w:tcW w:type="dxa" w:w="2429"/>
+                </w:tcPr>
+                <w:p>
+                  <w:r>
+                    <w:rPr>
+                      <w:rFonts w:ascii="Times New Roman" w:hAnsi="Times New Roman" w:eastAsia="바탕"/>
+                      <w:sz w:val="18"/>
+                    </w:rPr>
+                    <w:t>2</w:t>
+                  </w:r>
+                </w:p>
+              </w:tc>
+            </w:tr>
+            <w:tr>
+              <w:tc>
+                <w:tcPr>
+                  <w:tcW w:type="dxa" w:w="2429"/>
+                </w:tcPr>
+                <w:p>
+                  <w:r>
+                    <w:rPr>
+                      <w:rFonts w:ascii="Times New Roman" w:hAnsi="Times New Roman" w:eastAsia="바탕"/>
+                      <w:sz w:val="18"/>
+                    </w:rPr>
+                    <w:t>HCI (2)</w:t>
+                  </w:r>
+                </w:p>
+              </w:tc>
+              <w:tc>
+                <w:tcPr>
+                  <w:tcW w:type="dxa" w:w="2429"/>
+                </w:tcPr>
+                <w:p>
+                  <w:r>
+                    <w:rPr>
+                      <w:rFonts w:ascii="Times New Roman" w:hAnsi="Times New Roman" w:eastAsia="바탕"/>
+                      <w:sz w:val="18"/>
+                    </w:rPr>
+                    <w:t>형태소 조합이 늘면 무엇이 먼저 깨지는가</w:t>
+                  </w:r>
+                </w:p>
+              </w:tc>
+              <w:tc>
+                <w:tcPr>
+                  <w:tcW w:type="dxa" w:w="2429"/>
+                </w:tcPr>
+                <w:p>
+                  <w:r>
+                    <w:rPr>
+                      <w:rFonts w:ascii="Times New Roman" w:hAnsi="Times New Roman" w:eastAsia="바탕"/>
+                      <w:sz w:val="18"/>
+                    </w:rPr>
+                    <w:t>무엇이 주된 뜻인지 알 수 없어진다</w:t>
+                  </w:r>
+                </w:p>
+              </w:tc>
+              <w:tc>
+                <w:tcPr>
+                  <w:tcW w:type="dxa" w:w="2429"/>
+                </w:tcPr>
+                <w:p>
+                  <w:r>
+                    <w:rPr>
+                      <w:rFonts w:ascii="Times New Roman" w:hAnsi="Times New Roman" w:eastAsia="바탕"/>
+                      <w:sz w:val="18"/>
+                    </w:rPr>
+                    <w:t>2</w:t>
+                  </w:r>
+                </w:p>
+              </w:tc>
+            </w:tr>
+            <w:tr>
+              <w:tc>
+                <w:tcPr>
+                  <w:tcW w:type="dxa" w:w="2429"/>
+                </w:tcPr>
+                <w:p>
+                  <w:r>
+                    <w:rPr>
+                      <w:rFonts w:ascii="Times New Roman" w:hAnsi="Times New Roman" w:eastAsia="바탕"/>
+                      <w:sz w:val="18"/>
+                    </w:rPr>
+                    <w:t>HCI (2)</w:t>
+                  </w:r>
+                </w:p>
+              </w:tc>
+              <w:tc>
+                <w:tcPr>
+                  <w:tcW w:type="dxa" w:w="2429"/>
+                </w:tcPr>
+                <w:p>
+                  <w:r>
+                    <w:rPr>
+                      <w:rFonts w:ascii="Times New Roman" w:hAnsi="Times New Roman" w:eastAsia="바탕"/>
+                      <w:sz w:val="18"/>
+                    </w:rPr>
+                    <w:t>소규모 표본으로 기준을 재는 방법</w:t>
+                  </w:r>
+                </w:p>
+              </w:tc>
+              <w:tc>
+                <w:tcPr>
+                  <w:tcW w:type="dxa" w:w="2429"/>
+                </w:tcPr>
+                <w:p>
+                  <w:r>
+                    <w:rPr>
+                      <w:rFonts w:ascii="Times New Roman" w:hAnsi="Times New Roman" w:eastAsia="바탕"/>
+                      <w:sz w:val="18"/>
+                    </w:rPr>
+                    <w:t>보기 중 고르게 / 실제 행동을 관찰</w:t>
+                  </w:r>
+                </w:p>
+              </w:tc>
+              <w:tc>
+                <w:tcPr>
+                  <w:tcW w:type="dxa" w:w="2429"/>
+                </w:tcPr>
+                <w:p>
+                  <w:r>
+                    <w:rPr>
+                      <w:rFonts w:ascii="Times New Roman" w:hAnsi="Times New Roman" w:eastAsia="바탕"/>
+                      <w:sz w:val="18"/>
+                    </w:rPr>
+                    <w:t>각 1</w:t>
+                  </w:r>
+                </w:p>
+              </w:tc>
+            </w:tr>
+            <w:tr>
+              <w:tc>
+                <w:tcPr>
+                  <w:tcW w:type="dxa" w:w="2429"/>
+                </w:tcPr>
+                <w:p>
+                  <w:r>
+                    <w:rPr>
+                      <w:rFonts w:ascii="Times New Roman" w:hAnsi="Times New Roman" w:eastAsia="바탕"/>
+                      <w:sz w:val="18"/>
+                    </w:rPr>
+                    <w:t>HCI (2)</w:t>
+                  </w:r>
+                </w:p>
+              </w:tc>
+              <w:tc>
+                <w:tcPr>
+                  <w:tcW w:type="dxa" w:w="2429"/>
+                </w:tcPr>
+                <w:p>
+                  <w:r>
+                    <w:rPr>
+                      <w:rFonts w:ascii="Times New Roman" w:hAnsi="Times New Roman" w:eastAsia="바탕"/>
+                      <w:sz w:val="18"/>
+                    </w:rPr>
+                    <w:t>처음 닿을 때 먼저 막히는 지점</w:t>
+                  </w:r>
+                </w:p>
+              </w:tc>
+              <w:tc>
+                <w:tcPr>
+                  <w:tcW w:type="dxa" w:w="2429"/>
+                </w:tcPr>
+                <w:p>
+                  <w:r>
+                    <w:rPr>
+                      <w:rFonts w:ascii="Times New Roman" w:hAnsi="Times New Roman" w:eastAsia="바탕"/>
+                      <w:sz w:val="18"/>
+                    </w:rPr>
+                    <w:t>카메라 권한 허용 / 막히지 않는다</w:t>
+                  </w:r>
+                </w:p>
+              </w:tc>
+              <w:tc>
+                <w:tcPr>
+                  <w:tcW w:type="dxa" w:w="2429"/>
+                </w:tcPr>
+                <w:p>
+                  <w:r>
+                    <w:rPr>
+                      <w:rFonts w:ascii="Times New Roman" w:hAnsi="Times New Roman" w:eastAsia="바탕"/>
+                      <w:sz w:val="18"/>
+                    </w:rPr>
+                    <w:t>각 1</w:t>
+                  </w:r>
+                </w:p>
+              </w:tc>
+            </w:tr>
+            <w:tr>
+              <w:tc>
+                <w:tcPr>
+                  <w:tcW w:type="dxa" w:w="2429"/>
+                </w:tcPr>
+                <w:p>
+                  <w:r>
+                    <w:rPr>
+                      <w:rFonts w:ascii="Times New Roman" w:hAnsi="Times New Roman" w:eastAsia="바탕"/>
+                      <w:sz w:val="18"/>
+                    </w:rPr>
+                    <w:t>AAC (1)</w:t>
+                  </w:r>
+                </w:p>
+              </w:tc>
+              <w:tc>
+                <w:tcPr>
+                  <w:tcW w:type="dxa" w:w="2429"/>
+                </w:tcPr>
+                <w:p>
+                  <w:r>
+                    <w:rPr>
+                      <w:rFonts w:ascii="Times New Roman" w:hAnsi="Times New Roman" w:eastAsia="바탕"/>
+                      <w:sz w:val="18"/>
+                    </w:rPr>
+                    <w:t>이 분야에 쌓인 지식과 맞는가</w:t>
+                  </w:r>
+                </w:p>
+              </w:tc>
+              <w:tc>
+                <w:tcPr>
+                  <w:tcW w:type="dxa" w:w="2429"/>
+                </w:tcPr>
+                <w:p>
+                  <w:r>
+                    <w:rPr>
+                      <w:rFonts w:ascii="Times New Roman" w:hAnsi="Times New Roman" w:eastAsia="바탕"/>
+                      <w:sz w:val="18"/>
+                    </w:rPr>
+                    <w:t>대체로 맞지만 어긋나는 곳이 있다</w:t>
+                  </w:r>
+                </w:p>
+              </w:tc>
+              <w:tc>
+                <w:tcPr>
+                  <w:tcW w:type="dxa" w:w="2429"/>
+                </w:tcPr>
+                <w:p>
+                  <w:r>
+                    <w:rPr>
+                      <w:rFonts w:ascii="Times New Roman" w:hAnsi="Times New Roman" w:eastAsia="바탕"/>
+                      <w:sz w:val="18"/>
+                    </w:rPr>
+                    <w:t>1</w:t>
+                  </w:r>
+                </w:p>
+              </w:tc>
+            </w:tr>
+            <w:tr>
+              <w:tc>
+                <w:tcPr>
+                  <w:tcW w:type="dxa" w:w="2429"/>
+                </w:tcPr>
+                <w:p>
+                  <w:r>
+                    <w:rPr>
+                      <w:rFonts w:ascii="Times New Roman" w:hAnsi="Times New Roman" w:eastAsia="바탕"/>
+                      <w:sz w:val="18"/>
+                    </w:rPr>
+                    <w:t>AAC (1)</w:t>
+                  </w:r>
+                </w:p>
+              </w:tc>
+              <w:tc>
+                <w:tcPr>
+                  <w:tcW w:type="dxa" w:w="2429"/>
+                </w:tcPr>
+                <w:p>
+                  <w:r>
+                    <w:rPr>
+                      <w:rFonts w:ascii="Times New Roman" w:hAnsi="Times New Roman" w:eastAsia="바탕"/>
+                      <w:sz w:val="18"/>
+                    </w:rPr>
+                    <w:t>78종을 문법으로 결합하는 접근이 성립하는가</w:t>
+                  </w:r>
+                </w:p>
+              </w:tc>
+              <w:tc>
+                <w:tcPr>
+                  <w:tcW w:type="dxa" w:w="2429"/>
+                </w:tcPr>
+                <w:p>
+                  <w:r>
+                    <w:rPr>
+                      <w:rFonts w:ascii="Times New Roman" w:hAnsi="Times New Roman" w:eastAsia="바탕"/>
+                      <w:sz w:val="18"/>
+                    </w:rPr>
+                    <w:t>조건이 붙으면 성립한다</w:t>
+                  </w:r>
+                </w:p>
+              </w:tc>
+              <w:tc>
+                <w:tcPr>
+                  <w:tcW w:type="dxa" w:w="2429"/>
+                </w:tcPr>
+                <w:p>
+                  <w:r>
+                    <w:rPr>
+                      <w:rFonts w:ascii="Times New Roman" w:hAnsi="Times New Roman" w:eastAsia="바탕"/>
+                      <w:sz w:val="18"/>
+                    </w:rPr>
+                    <w:t>1</w:t>
+                  </w:r>
+                </w:p>
+              </w:tc>
+            </w:tr>
+            <w:tr>
+              <w:tc>
+                <w:tcPr>
+                  <w:tcW w:type="dxa" w:w="2429"/>
+                </w:tcPr>
+                <w:p>
+                  <w:r>
+                    <w:rPr>
+                      <w:rFonts w:ascii="Times New Roman" w:hAnsi="Times New Roman" w:eastAsia="바탕"/>
+                      <w:sz w:val="18"/>
+                    </w:rPr>
+                    <w:t>AAC (1)</w:t>
+                  </w:r>
+                </w:p>
+              </w:tc>
+              <w:tc>
+                <w:tcPr>
+                  <w:tcW w:type="dxa" w:w="2429"/>
+                </w:tcPr>
+                <w:p>
+                  <w:r>
+                    <w:rPr>
+                      <w:rFonts w:ascii="Times New Roman" w:hAnsi="Times New Roman" w:eastAsia="바탕"/>
+                      <w:sz w:val="18"/>
+                    </w:rPr>
+                    <w:t>어떤 형태소가 먼저 잘못 읽히겠는가</w:t>
+                  </w:r>
+                </w:p>
+              </w:tc>
+              <w:tc>
+                <w:tcPr>
+                  <w:tcW w:type="dxa" w:w="2429"/>
+                </w:tcPr>
+                <w:p>
+                  <w:r>
+                    <w:rPr>
+                      <w:rFonts w:ascii="Times New Roman" w:hAnsi="Times New Roman" w:eastAsia="바탕"/>
+                      <w:sz w:val="18"/>
+                    </w:rPr>
+                    <w:t>추상적 개념 (공복, 상호작용 등)</w:t>
+                  </w:r>
+                </w:p>
+              </w:tc>
+              <w:tc>
+                <w:tcPr>
+                  <w:tcW w:type="dxa" w:w="2429"/>
+                </w:tcPr>
+                <w:p>
+                  <w:r>
+                    <w:rPr>
+                      <w:rFonts w:ascii="Times New Roman" w:hAnsi="Times New Roman" w:eastAsia="바탕"/>
+                      <w:sz w:val="18"/>
+                    </w:rPr>
+                    <w:t>1</w:t>
+                  </w:r>
+                </w:p>
+              </w:tc>
+            </w:tr>
+            <w:tr>
+              <w:tc>
+                <w:tcPr>
+                  <w:tcW w:type="dxa" w:w="2429"/>
+                </w:tcPr>
+                <w:p>
+                  <w:r>
+                    <w:rPr>
+                      <w:rFonts w:ascii="Times New Roman" w:hAnsi="Times New Roman" w:eastAsia="바탕"/>
+                      <w:sz w:val="18"/>
+                    </w:rPr>
+                    <w:t>AAC (1)</w:t>
+                  </w:r>
+                </w:p>
+              </w:tc>
+              <w:tc>
+                <w:tcPr>
+                  <w:tcW w:type="dxa" w:w="2429"/>
+                </w:tcPr>
+                <w:p>
+                  <w:r>
+                    <w:rPr>
+                      <w:rFonts w:ascii="Times New Roman" w:hAnsi="Times New Roman" w:eastAsia="바탕"/>
+                      <w:sz w:val="18"/>
+                    </w:rPr>
+                    <w:t>상징이 학습을 전제하는 문제</w:t>
+                  </w:r>
+                </w:p>
+              </w:tc>
+              <w:tc>
+                <w:tcPr>
+                  <w:tcW w:type="dxa" w:w="2429"/>
+                </w:tcPr>
+                <w:p>
+                  <w:r>
+                    <w:rPr>
+                      <w:rFonts w:ascii="Times New Roman" w:hAnsi="Times New Roman" w:eastAsia="바탕"/>
+                      <w:sz w:val="18"/>
+                    </w:rPr>
+                    <w:t>일부 범주만 성립한다</w:t>
+                  </w:r>
+                </w:p>
+              </w:tc>
+              <w:tc>
+                <w:tcPr>
+                  <w:tcW w:type="dxa" w:w="2429"/>
+                </w:tcPr>
+                <w:p>
+                  <w:r>
+                    <w:rPr>
+                      <w:rFonts w:ascii="Times New Roman" w:hAnsi="Times New Roman" w:eastAsia="바탕"/>
+                      <w:sz w:val="18"/>
+                    </w:rPr>
+                    <w:t>1</w:t>
+                  </w:r>
+                </w:p>
+              </w:tc>
+            </w:tr>
+            <w:tr>
+              <w:tc>
+                <w:tcPr>
+                  <w:tcW w:type="dxa" w:w="2429"/>
+                </w:tcPr>
+                <w:p>
+                  <w:r>
+                    <w:rPr>
+                      <w:rFonts w:ascii="Times New Roman" w:hAnsi="Times New Roman" w:eastAsia="바탕"/>
+                      <w:sz w:val="18"/>
+                    </w:rPr>
+                    <w:t>문해교육 (1)</w:t>
+                  </w:r>
+                </w:p>
+              </w:tc>
+              <w:tc>
+                <w:tcPr>
+                  <w:tcW w:type="dxa" w:w="2429"/>
+                </w:tcPr>
+                <w:p>
+                  <w:r>
+                    <w:rPr>
+                      <w:rFonts w:ascii="Times New Roman" w:hAnsi="Times New Roman" w:eastAsia="바탕"/>
+                      <w:sz w:val="18"/>
+                    </w:rPr>
+                    <w:t>문해교육 현장에 놓일 자리가 있는가</w:t>
+                  </w:r>
+                </w:p>
+              </w:tc>
+              <w:tc>
+                <w:tcPr>
+                  <w:tcW w:type="dxa" w:w="2429"/>
+                </w:tcPr>
+                <w:p>
+                  <w:r>
+                    <w:rPr>
+                      <w:rFonts w:ascii="Times New Roman" w:hAnsi="Times New Roman" w:eastAsia="바탕"/>
+                      <w:sz w:val="18"/>
+                    </w:rPr>
+                    <w:t>있다. 다만 형태를 바꿔야 한다</w:t>
+                  </w:r>
+                </w:p>
+              </w:tc>
+              <w:tc>
+                <w:tcPr>
+                  <w:tcW w:type="dxa" w:w="2429"/>
+                </w:tcPr>
+                <w:p>
+                  <w:r>
+                    <w:rPr>
+                      <w:rFonts w:ascii="Times New Roman" w:hAnsi="Times New Roman" w:eastAsia="바탕"/>
+                      <w:sz w:val="18"/>
+                    </w:rPr>
+                    <w:t>1</w:t>
+                  </w:r>
+                </w:p>
+              </w:tc>
+            </w:tr>
+            <w:tr>
+              <w:tc>
+                <w:tcPr>
+                  <w:tcW w:type="dxa" w:w="2429"/>
+                </w:tcPr>
+                <w:p>
+                  <w:r>
+                    <w:rPr>
+                      <w:rFonts w:ascii="Times New Roman" w:hAnsi="Times New Roman" w:eastAsia="바탕"/>
+                      <w:sz w:val="18"/>
+                    </w:rPr>
+                    <w:t>문해교육 (1)</w:t>
+                  </w:r>
+                </w:p>
+              </w:tc>
+              <w:tc>
+                <w:tcPr>
+                  <w:tcW w:type="dxa" w:w="2429"/>
+                </w:tcPr>
+                <w:p>
+                  <w:r>
+                    <w:rPr>
+                      <w:rFonts w:ascii="Times New Roman" w:hAnsi="Times New Roman" w:eastAsia="바탕"/>
+                      <w:sz w:val="18"/>
+                    </w:rPr>
+                    <w:t>글을 배우려는 동기를 줄이는가</w:t>
+                  </w:r>
+                </w:p>
+              </w:tc>
+              <w:tc>
+                <w:tcPr>
+                  <w:tcW w:type="dxa" w:w="2429"/>
+                </w:tcPr>
+                <w:p>
+                  <w:r>
+                    <w:rPr>
+                      <w:rFonts w:ascii="Times New Roman" w:hAnsi="Times New Roman" w:eastAsia="바탕"/>
+                      <w:sz w:val="18"/>
+                    </w:rPr>
+                    <w:t>아니다. 오히려 도움이 된다</w:t>
+                  </w:r>
+                </w:p>
+              </w:tc>
+              <w:tc>
+                <w:tcPr>
+                  <w:tcW w:type="dxa" w:w="2429"/>
+                </w:tcPr>
+                <w:p>
+                  <w:r>
+                    <w:rPr>
+                      <w:rFonts w:ascii="Times New Roman" w:hAnsi="Times New Roman" w:eastAsia="바탕"/>
+                      <w:sz w:val="18"/>
+                    </w:rPr>
+                    <w:t>1</w:t>
+                  </w:r>
+                </w:p>
+              </w:tc>
+            </w:tr>
+            <w:tr>
+              <w:tc>
+                <w:tcPr>
+                  <w:tcW w:type="dxa" w:w="2429"/>
+                </w:tcPr>
+                <w:p>
+                  <w:r>
+                    <w:rPr>
+                      <w:rFonts w:ascii="Times New Roman" w:hAnsi="Times New Roman" w:eastAsia="바탕"/>
+                      <w:sz w:val="18"/>
+                    </w:rPr>
+                    <w:t>산업 (1)</w:t>
+                  </w:r>
+                </w:p>
+              </w:tc>
+              <w:tc>
+                <w:tcPr>
+                  <w:tcW w:type="dxa" w:w="2429"/>
+                </w:tcPr>
+                <w:p>
+                  <w:r>
+                    <w:rPr>
+                      <w:rFonts w:ascii="Times New Roman" w:hAnsi="Times New Roman" w:eastAsia="바탕"/>
+                      <w:sz w:val="18"/>
+                    </w:rPr>
+                    <w:t>무엇이 가장 부족한가</w:t>
+                  </w:r>
+                </w:p>
+              </w:tc>
+              <w:tc>
+                <w:tcPr>
+                  <w:tcW w:type="dxa" w:w="2429"/>
+                </w:tcPr>
+                <w:p>
+                  <w:r>
+                    <w:rPr>
+                      <w:rFonts w:ascii="Times New Roman" w:hAnsi="Times New Roman" w:eastAsia="바탕"/>
+                      <w:sz w:val="18"/>
+                    </w:rPr>
+                    <w:t>사용자에게 닿는 경로</w:t>
+                  </w:r>
+                </w:p>
+              </w:tc>
+              <w:tc>
+                <w:tcPr>
+                  <w:tcW w:type="dxa" w:w="2429"/>
+                </w:tcPr>
+                <w:p>
+                  <w:r>
+                    <w:rPr>
+                      <w:rFonts w:ascii="Times New Roman" w:hAnsi="Times New Roman" w:eastAsia="바탕"/>
+                      <w:sz w:val="18"/>
+                    </w:rPr>
+                    <w:t>1</w:t>
+                  </w:r>
+                </w:p>
+              </w:tc>
+            </w:tr>
+            <w:tr>
+              <w:tc>
+                <w:tcPr>
+                  <w:tcW w:type="dxa" w:w="2429"/>
+                </w:tcPr>
+                <w:p>
+                  <w:r>
+                    <w:rPr>
+                      <w:rFonts w:ascii="Times New Roman" w:hAnsi="Times New Roman" w:eastAsia="바탕"/>
+                      <w:sz w:val="18"/>
+                    </w:rPr>
+                    <w:t>산업 (1)</w:t>
+                  </w:r>
+                </w:p>
+              </w:tc>
+              <w:tc>
+                <w:tcPr>
+                  <w:tcW w:type="dxa" w:w="2429"/>
+                </w:tcPr>
+                <w:p>
+                  <w:r>
+                    <w:rPr>
+                      <w:rFonts w:ascii="Times New Roman" w:hAnsi="Times New Roman" w:eastAsia="바탕"/>
+                      <w:sz w:val="18"/>
+                    </w:rPr>
+                    <w:t>운영하면 무엇이 먼저 깨지는가</w:t>
+                  </w:r>
+                </w:p>
+              </w:tc>
+              <w:tc>
+                <w:tcPr>
+                  <w:tcW w:type="dxa" w:w="2429"/>
+                </w:tcPr>
+                <w:p>
+                  <w:r>
+                    <w:rPr>
+                      <w:rFonts w:ascii="Times New Roman" w:hAnsi="Times New Roman" w:eastAsia="바탕"/>
+                      <w:sz w:val="18"/>
+                    </w:rPr>
+                    <w:t>사용자가 며칠 뒤 그만 쓴다</w:t>
+                  </w:r>
+                </w:p>
+              </w:tc>
+              <w:tc>
+                <w:tcPr>
+                  <w:tcW w:type="dxa" w:w="2429"/>
+                </w:tcPr>
+                <w:p>
+                  <w:r>
+                    <w:rPr>
+                      <w:rFonts w:ascii="Times New Roman" w:hAnsi="Times New Roman" w:eastAsia="바탕"/>
+                      <w:sz w:val="18"/>
+                    </w:rPr>
+                    <w:t>1</w:t>
+                  </w:r>
+                </w:p>
+              </w:tc>
+            </w:tr>
+            <w:tr>
+              <w:tc>
+                <w:tcPr>
+                  <w:tcW w:type="dxa" w:w="2429"/>
+                </w:tcPr>
+                <w:p>
+                  <w:r>
+                    <w:rPr>
+                      <w:rFonts w:ascii="Times New Roman" w:hAnsi="Times New Roman" w:eastAsia="바탕"/>
+                      <w:sz w:val="18"/>
+                    </w:rPr>
+                    <w:t>그 밖 (9)</w:t>
+                  </w:r>
+                </w:p>
+              </w:tc>
+              <w:tc>
+                <w:tcPr>
+                  <w:tcW w:type="dxa" w:w="2429"/>
+                </w:tcPr>
+                <w:p>
+                  <w:r>
+                    <w:rPr>
+                      <w:rFonts w:ascii="Times New Roman" w:hAnsi="Times New Roman" w:eastAsia="바탕"/>
+                      <w:sz w:val="18"/>
+                    </w:rPr>
+                    <w:t>가장 먼저 해결해야 할 것</w:t>
+                  </w:r>
+                </w:p>
+              </w:tc>
+              <w:tc>
+                <w:tcPr>
+                  <w:tcW w:type="dxa" w:w="2429"/>
+                </w:tcPr>
+                <w:p>
+                  <w:r>
+                    <w:rPr>
+                      <w:rFonts w:ascii="Times New Roman" w:hAnsi="Times New Roman" w:eastAsia="바탕"/>
+                      <w:sz w:val="18"/>
+                    </w:rPr>
+                    <w:t>사람을 대상으로 한 검증이 없다는 것</w:t>
+                  </w:r>
+                </w:p>
+              </w:tc>
+              <w:tc>
+                <w:tcPr>
+                  <w:tcW w:type="dxa" w:w="2429"/>
+                </w:tcPr>
+                <w:p>
+                  <w:r>
+                    <w:rPr>
+                      <w:rFonts w:ascii="Times New Roman" w:hAnsi="Times New Roman" w:eastAsia="바탕"/>
+                      <w:sz w:val="18"/>
+                    </w:rPr>
+                    <w:t>2</w:t>
+                  </w:r>
+                </w:p>
+              </w:tc>
+            </w:tr>
+            <w:tr>
+              <w:tc>
+                <w:tcPr>
+                  <w:tcW w:type="dxa" w:w="2429"/>
+                </w:tcPr>
+                <w:p/>
+              </w:tc>
+              <w:tc>
+                <w:tcPr>
+                  <w:tcW w:type="dxa" w:w="2429"/>
+                </w:tcPr>
+                <w:p/>
+              </w:tc>
+              <w:tc>
+                <w:tcPr>
+                  <w:tcW w:type="dxa" w:w="2429"/>
+                </w:tcPr>
+                <w:p>
+                  <w:r>
+                    <w:rPr>
+                      <w:rFonts w:ascii="Times New Roman" w:hAnsi="Times New Roman" w:eastAsia="바탕"/>
+                      <w:sz w:val="18"/>
+                    </w:rPr>
+                    <w:t>실제 사용자에게 닿는 경로</w:t>
+                  </w:r>
+                </w:p>
+              </w:tc>
+              <w:tc>
+                <w:tcPr>
+                  <w:tcW w:type="dxa" w:w="2429"/>
+                </w:tcPr>
+                <w:p>
+                  <w:r>
+                    <w:rPr>
+                      <w:rFonts w:ascii="Times New Roman" w:hAnsi="Times New Roman" w:eastAsia="바탕"/>
+                      <w:sz w:val="18"/>
+                    </w:rPr>
+                    <w:t>1</w:t>
+                  </w:r>
+                </w:p>
+              </w:tc>
+            </w:tr>
+          </w:tbl>
+          <w:p/>
+          <w:p>
+            <w:pPr>
+              <w:spacing w:after="120"/>
+            </w:pPr>
+          </w:p>
+          <w:p>
+            <w:pPr>
+              <w:spacing w:after="80" w:line="276" w:lineRule="auto"/>
+              <w:jc w:val="both"/>
+            </w:pPr>
+            <w:r>
+              <w:rPr>
+                <w:rFonts w:ascii="Times New Roman" w:hAnsi="Times New Roman" w:eastAsia="바탕"/>
+                <w:sz w:val="20"/>
+              </w:rPr>
+              <w:t>우리가 빠뜨렸던 것부터 적는다.</w:t>
+            </w:r>
+          </w:p>
+          <w:p>
+            <w:pPr>
+              <w:spacing w:after="80" w:line="276" w:lineRule="auto"/>
+              <w:jc w:val="both"/>
+            </w:pPr>
+            <w:r>
+              <w:rPr>
+                <w:rFonts w:ascii="Times New Roman" w:hAnsi="Times New Roman" w:eastAsia="바탕"/>
+                <w:sz w:val="20"/>
+              </w:rPr>
+              <w:t>간호·보건 9명 가운데 8명이 현장에서 글을 읽지 못하는 분들이 복약 정보를 제대로 받지 못하고 있다고 답했다. 맞다가 3명, 부분적으로가 5명, 아니다가 1명이다. §1.1 과 §1.2 의 전제를 현장에서 확인해 준 답인데, 우리는 앞 소절에서 응답자의 44%가 그런 환자를 거의 마주치지 않는다는 것만 적고 이 문항은 적지 않았다. 두 문항은 서로 다른 것을 묻는다. 앞의 것은 응답자가 얼마나 자주 보는지이고, 뒤의 것은 본 사람이 무엇을 보았는지다. 불리한 쪽만 실은 것이 §5.11 의 부록을 둔 이유와 같은 문제이며, 여기서 바로잡는다.</w:t>
+            </w:r>
+          </w:p>
+          <w:p>
+            <w:pPr>
+              <w:spacing w:after="80" w:line="276" w:lineRule="auto"/>
+              <w:jc w:val="both"/>
+            </w:pPr>
+            <w:r>
+              <w:rPr>
+                <w:rFonts w:ascii="Times New Roman" w:hAnsi="Times New Roman" w:eastAsia="바탕"/>
+                <w:sz w:val="20"/>
+              </w:rPr>
+              <w:t>같은 자리에 하나 더 있다. HCI·디자인 두 명 모두 우리가 사람 대신 시각 언어 모델에게 물어 형태소를 걸러 낸 절차(§5.2)에 대해 "조건이 붙으면 정당하다" 고 답했다. §2.6 에서 우리가 새로 놓았다고 주장한 두 행 가운데 하나가 그 절차인데, 그에 대한 외부 판단을 싣지 않았던 것이다. 조건이 붙는다는 단서는 §5.4 에서 우리가 스스로 적은 세 한계와 겹친다.</w:t>
+            </w:r>
+          </w:p>
+          <w:p>
+            <w:pPr>
+              <w:spacing w:after="80" w:line="276" w:lineRule="auto"/>
+              <w:jc w:val="both"/>
+            </w:pPr>
+            <w:r>
+              <w:rPr>
+                <w:rFonts w:ascii="Times New Roman" w:hAnsi="Times New Roman" w:eastAsia="바탕"/>
+                <w:sz w:val="20"/>
+              </w:rPr>
+              <w:t>이어서 새로 읽히는 것들을 적는다.</w:t>
+            </w:r>
+          </w:p>
+          <w:p>
+            <w:pPr>
+              <w:spacing w:after="80" w:line="276" w:lineRule="auto"/>
+              <w:jc w:val="both"/>
+            </w:pPr>
+            <w:r>
+              <w:rPr>
+                <w:rFonts w:ascii="Times New Roman" w:hAnsi="Times New Roman" w:eastAsia="바탕"/>
+                <w:sz w:val="20"/>
+              </w:rPr>
+              <w:t>약국 11명 가운데 9명이 그림과 음성만으로는 전달하면 안 되는 것이 있다고 답했다. 병용금기와 상호작용이 4명, 용량 조절이 필요한 경우가 3명, 그 밖이 2명이며, 모두 그림과 음성으로 다룰 수 있다고 답한 사람은 2명이다. 이 앱은 판정에 상호작용을 포함하므로(§2.4) 이 답은 우리 설계의 범위를 좁히라는 요구다. 충남대학교 이소영 교수가 적은 임의 중단의 위험과 맞물린다.</w:t>
+            </w:r>
+          </w:p>
+          <w:p>
+            <w:pPr>
+              <w:spacing w:after="80" w:line="276" w:lineRule="auto"/>
+              <w:jc w:val="both"/>
+            </w:pPr>
+            <w:r>
+              <w:rPr>
+                <w:rFonts w:ascii="Times New Roman" w:hAnsi="Times New Roman" w:eastAsia="바탕"/>
+                <w:sz w:val="20"/>
+              </w:rPr>
+              <w:t>간호 9명은 독거 고령 환자에게 어디서 먼저 실패할지를 화면 조작 4명과 기기 관리 4명으로 갈랐다. 뒤의 것은 충전과 분실이라 우리 설계 밖에 있다. 앱을 아무리 고쳐도 기기가 방전되어 있으면 열리지 않는다. §4.5 의 오프라인 동작은 통신이 끊긴 경우를 다루지만 기기가 꺼진 경우는 다루지 않는다.</w:t>
+            </w:r>
+          </w:p>
+          <w:p>
+            <w:pPr>
+              <w:spacing w:after="80" w:line="276" w:lineRule="auto"/>
+              <w:jc w:val="both"/>
+            </w:pPr>
+            <w:r>
+              <w:rPr>
+                <w:rFonts w:ascii="Times New Roman" w:hAnsi="Times New Roman" w:eastAsia="바탕"/>
+                <w:sz w:val="20"/>
+              </w:rPr>
+              <w:t>HCI 두 명 모두 형태소 조합이 늘어날 때 가장 먼저 깨지는 것으로 "무엇이 주된 뜻인지 알 수 없어진다" 를 골랐다. 앞 소절의 한 장에 요소가 많다는 지적을 다른 쪽에서 말한 것이다. 세트가 커질수록 나빠진다는 예측이므로 §5.10 의 4단계에서 형태소를 늘릴 때 함께 재야 한다.</w:t>
+            </w:r>
+          </w:p>
+          <w:p>
+            <w:pPr>
+              <w:spacing w:after="80" w:line="276" w:lineRule="auto"/>
+              <w:jc w:val="both"/>
+            </w:pPr>
+            <w:r>
+              <w:rPr>
+                <w:rFonts w:ascii="Times New Roman" w:hAnsi="Times New Roman" w:eastAsia="바탕"/>
+                <w:sz w:val="20"/>
+              </w:rPr>
+              <w:t>AAC 응답자는 어떤 형태소가 먼저 잘못 읽히겠느냐는 물음에 추상적 개념, 곧 공복이나 상호작용 같은 것을 골랐다. §5.3 에서 우리가 개선하지 못한 다섯 종이 모두 형태가 아니라 개념의 문제였던 것과 일치한다. 같은 응답자는 78종을 문법으로 결합하는 접근이 "조건이 붙으면 성립한다" 고 답했고, AAC 상징이 보통 학습을 전제하는데 우리는 처음 본 사람이 즉시 이해하기를 기대한다는 점에 대해서는 "일부 범주만 성립한다" 고 답했다. 우리 문법이 성립하는 범위가 형태소의 종류에 따라 다르다는 뜻이다.</w:t>
+            </w:r>
+          </w:p>
+          <w:p>
+            <w:pPr>
+              <w:spacing w:after="80" w:line="276" w:lineRule="auto"/>
+              <w:jc w:val="both"/>
+            </w:pPr>
+            <w:r>
+              <w:rPr>
+                <w:rFonts w:ascii="Times New Roman" w:hAnsi="Times New Roman" w:eastAsia="바탕"/>
+                <w:sz w:val="20"/>
+              </w:rPr>
+              <w:t>산업 실무 응답자는 운영하면 무엇이 먼저 깨지겠느냐는 물음에 "사용자가 며칠 뒤 그만 쓴다" 를 골랐다. 이 문서의 어느 측정도 지속 사용을 다루지 않는다. §5.9 의 미검증 항목에 넣었다. §5.1 의 형성 평가가 한 번의 촬영만 다룬다는 점이 여기에 걸린다.</w:t>
+            </w:r>
+          </w:p>
+          <w:p>
+            <w:pPr>
+              <w:spacing w:before="120" w:after="20"/>
+            </w:pPr>
+            <w:r>
+              <w:rPr>
+                <w:rFonts w:ascii="Times New Roman" w:hAnsi="Times New Roman" w:eastAsia="바탕"/>
+                <w:b/>
+                <w:sz w:val="21"/>
+              </w:rPr>
               <w:t>이 조사의 한계</w:t>
             </w:r>
           </w:p>
@@ -25784,7 +28349,7 @@
                 <w:rFonts w:ascii="Times New Roman" w:hAnsi="Times New Roman" w:eastAsia="바탕"/>
                 <w:sz w:val="20"/>
               </w:rPr>
-              <w:t>[표 40] SDG 3 세부 목표와의 대응</w:t>
+              <w:t>[표 41] SDG 3 세부 목표와의 대응</w:t>
             </w:r>
           </w:p>
           <w:tbl>
@@ -26178,6 +28743,19 @@
           </w:p>
           <w:p>
             <w:pPr>
+              <w:spacing w:after="80" w:line="276" w:lineRule="auto"/>
+              <w:jc w:val="both"/>
+            </w:pPr>
+            <w:r>
+              <w:rPr>
+                <w:rFonts w:ascii="Times New Roman" w:hAnsi="Times New Roman" w:eastAsia="바탕"/>
+                <w:sz w:val="20"/>
+              </w:rPr>
+              <w:t>여섯째, 계속 쓰는지를 재지 않았다. §5.1 의 형성 평가는 한 번의 촬영을 다루며, 같은 사람이 이 앱을 며칠 뒤에도 여는지는 재지 않았다. §5.7 의 산업 실무 응답자가 운영하면 가장 먼저 깨질 것으로 고른 것이 그 지점이다.</w:t>
+            </w:r>
+          </w:p>
+          <w:p>
+            <w:pPr>
               <w:spacing w:before="180" w:after="40"/>
             </w:pPr>
             <w:r>
@@ -26199,7 +28777,7 @@
                 <w:rFonts w:ascii="Times New Roman" w:hAnsi="Times New Roman" w:eastAsia="바탕"/>
                 <w:sz w:val="20"/>
               </w:rPr>
-              <w:t>[표 41] 대회 이후 계획</w:t>
+              <w:t>[표 42] 대회 이후 계획</w:t>
             </w:r>
           </w:p>
           <w:tbl>

--- a/docs/proposal/SnapCare_H1_Final_Proposal_KO.docx
+++ b/docs/proposal/SnapCare_H1_Final_Proposal_KO.docx
@@ -20867,71 +20867,6 @@
           </w:p>
           <w:p>
             <w:pPr>
-              <w:spacing w:after="80" w:line="276" w:lineRule="auto"/>
-              <w:jc w:val="both"/>
-            </w:pPr>
-            <w:r>
-              <w:rPr>
-                <w:rFonts w:ascii="Times New Roman" w:hAnsi="Times New Roman" w:eastAsia="바탕"/>
-                <w:sz w:val="20"/>
-              </w:rPr>
-              <w:t>여덟 영역으로 나누어 병렬로 명단을 만들었다. 국내 약학대학, 국내 간호·보건, 국내 HCI·디자인, 국내 문해교육·특수교육, 해외 의약품 픽토그램 연구자, 해외 약학, 해외 HCI·접근성, 국제기구다. 항목마다 출처 URL 을 함께 적었고(599개, 고유 296개), 주소를 찾지 못한 사람은 지어내지 않고 별도 구간에 남겨 발송에서 뺐다. 최종 1,103명이며 국내 327명, 해외 776명이다.</w:t>
-            </w:r>
-          </w:p>
-          <w:p>
-            <w:pPr>
-              <w:spacing w:after="80" w:line="276" w:lineRule="auto"/>
-              <w:jc w:val="both"/>
-            </w:pPr>
-            <w:r>
-              <w:rPr>
-                <w:rFonts w:ascii="Times New Roman" w:hAnsi="Times New Roman" w:eastAsia="바탕"/>
-                <w:sz w:val="20"/>
-              </w:rPr>
-              <w:t>2026년 7월 31일 04시 48분부터 07시 50분까지 182분에 걸쳐 한 통씩 따로 보냈다. 단체 메일이나 숨은참조를 쓰지 않은 것은 명단 규칙상 주소가 서로에게 노출되어서는 안 되기 때문이다. 거부된 주소는 없었다.</w:t>
-            </w:r>
-          </w:p>
-          <w:p>
-            <w:pPr>
-              <w:spacing w:after="80" w:line="276" w:lineRule="auto"/>
-              <w:jc w:val="both"/>
-            </w:pPr>
-            <w:r>
-              <w:rPr>
-                <w:rFonts w:ascii="Times New Roman" w:hAnsi="Times New Roman" w:eastAsia="바탕"/>
-                <w:sz w:val="20"/>
-              </w:rPr>
-              <w:t>설문은 세 화면이다. 동의, 우리가 만든 것을 보여 주는 화면, 그리고 응답자가 고른 분야의 문항이다. 둘째 화면에 표본 처방전 두 장과 그것을 엔진에 통과시킨 결과를 나란히 놓았다. 여기 실린 DSL 은 사람이 적은 것이 아니라 엔진의 실제 출력이다. 처음에는 사람이 적었는데 그렇게 하니 다섯 줄이 나왔고, 같은 처방전을 엔진에 넣으니 열 줄이 나왔다. 완주·금주·임신 금지·수유 주의가 손으로 적을 때 빠져 있었다. 보여주고 싶은 것만 보여주게 되는 것이다.</w:t>
-            </w:r>
-          </w:p>
-          <w:p>
-            <w:pPr>
-              <w:spacing w:after="80" w:line="276" w:lineRule="auto"/>
-              <w:jc w:val="both"/>
-            </w:pPr>
-            <w:r>
-              <w:rPr>
-                <w:rFonts w:ascii="Times New Roman" w:hAnsi="Times New Roman" w:eastAsia="바탕"/>
-                <w:sz w:val="20"/>
-              </w:rPr>
-              <w:t>선택지에는 우리에게 불리한 답을 반드시 남겼다. "놓을 자리가 없다", "근본적으로 어긋난다", "검증이 없다는 것" 이 그것이다. 그 답이 나오는 것이 대회가 끝난 뒤에 아는 것보다 낫다고 판단했다.</w:t>
-            </w:r>
-          </w:p>
-          <w:p>
-            <w:pPr>
-              <w:spacing w:after="80" w:line="276" w:lineRule="auto"/>
-              <w:jc w:val="both"/>
-            </w:pPr>
-            <w:r>
-              <w:rPr>
-                <w:rFonts w:ascii="Times New Roman" w:hAnsi="Times New Roman" w:eastAsia="바탕"/>
-                <w:sz w:val="20"/>
-              </w:rPr>
-              <w:t>형태소 이해도 시험은 설문에서 뺐다. 교수가 우리 픽토그램을 읽어 낸다고 해서 저문해 환자가 읽어 낸다는 뜻이 되지 않으며, 그 숫자를 ISO 67% 충족으로 적으면 사실과 다른 말이 된다.</w:t>
-            </w:r>
-          </w:p>
-          <w:p>
-            <w:pPr>
               <w:spacing w:before="120" w:after="20"/>
             </w:pPr>
             <w:r>
@@ -20940,6 +20875,803 @@
                 <w:b/>
                 <w:sz w:val="21"/>
               </w:rPr>
+              <w:t>명단을 어떻게 만들었는가</w:t>
+            </w:r>
+          </w:p>
+          <w:p>
+            <w:pPr>
+              <w:spacing w:after="80" w:line="276" w:lineRule="auto"/>
+              <w:jc w:val="both"/>
+            </w:pPr>
+            <w:r>
+              <w:rPr>
+                <w:rFonts w:ascii="Times New Roman" w:hAnsi="Times New Roman" w:eastAsia="바탕"/>
+                <w:sz w:val="20"/>
+              </w:rPr>
+              <w:t>명단은 한 번에 만들지 않았다. 여덟 영역으로 나누어 따로 조사한 뒤 합쳤다. 한 사람이 순차로 찾으면 먼저 찾은 영역의 기준이 뒤 영역까지 끌려가 표본이 한쪽으로 쏠린다. 영역별로 따로 조사하면 각 분야의 기준으로 사람을 고르게 된다.</w:t>
+            </w:r>
+          </w:p>
+          <w:p>
+            <w:pPr>
+              <w:spacing w:after="80" w:line="276" w:lineRule="auto"/>
+              <w:jc w:val="both"/>
+            </w:pPr>
+            <w:r>
+              <w:rPr>
+                <w:rFonts w:ascii="Times New Roman" w:hAnsi="Times New Roman" w:eastAsia="바탕"/>
+                <w:sz w:val="20"/>
+              </w:rPr>
+              <w:t>[표 35] 명단의 여덟 영역 (합계 1,103명)</w:t>
+            </w:r>
+          </w:p>
+          <w:tbl>
+            <w:tblPr>
+              <w:tblW w:type="auto" w:w="0"/>
+              <w:jc w:val="center"/>
+              <w:tblLook w:firstColumn="1" w:firstRow="1" w:lastColumn="0" w:lastRow="0" w:noHBand="0" w:noVBand="1" w:val="04A0"/>
+              <w:tblBorders>
+                <w:top w:val="single" w:sz="4" w:color="BFBFBF"/>
+                <w:left w:val="single" w:sz="4" w:color="BFBFBF"/>
+                <w:bottom w:val="single" w:sz="4" w:color="BFBFBF"/>
+                <w:right w:val="single" w:sz="4" w:color="BFBFBF"/>
+                <w:insideH w:val="single" w:sz="4" w:color="BFBFBF"/>
+                <w:insideV w:val="single" w:sz="4" w:color="BFBFBF"/>
+              </w:tblBorders>
+            </w:tblPr>
+            <w:tblGrid>
+              <w:gridCol w:w="3238"/>
+              <w:gridCol w:w="3238"/>
+              <w:gridCol w:w="3238"/>
+            </w:tblGrid>
+            <w:tr>
+              <w:tc>
+                <w:tcPr>
+                  <w:tcW w:type="dxa" w:w="3238"/>
+                  <w:shd w:val="clear" w:fill="F2F2F2"/>
+                </w:tcPr>
+                <w:p>
+                  <w:r>
+                    <w:rPr>
+                      <w:rFonts w:ascii="Times New Roman" w:hAnsi="Times New Roman" w:eastAsia="바탕"/>
+                      <w:b/>
+                      <w:sz w:val="18"/>
+                    </w:rPr>
+                    <w:t>영역</w:t>
+                  </w:r>
+                </w:p>
+              </w:tc>
+              <w:tc>
+                <w:tcPr>
+                  <w:tcW w:type="dxa" w:w="3238"/>
+                  <w:shd w:val="clear" w:fill="F2F2F2"/>
+                </w:tcPr>
+                <w:p>
+                  <w:r>
+                    <w:rPr>
+                      <w:rFonts w:ascii="Times New Roman" w:hAnsi="Times New Roman" w:eastAsia="바탕"/>
+                      <w:b/>
+                      <w:sz w:val="18"/>
+                    </w:rPr>
+                    <w:t>인원</w:t>
+                  </w:r>
+                </w:p>
+              </w:tc>
+              <w:tc>
+                <w:tcPr>
+                  <w:tcW w:type="dxa" w:w="3238"/>
+                  <w:shd w:val="clear" w:fill="F2F2F2"/>
+                </w:tcPr>
+                <w:p>
+                  <w:r>
+                    <w:rPr>
+                      <w:rFonts w:ascii="Times New Roman" w:hAnsi="Times New Roman" w:eastAsia="바탕"/>
+                      <w:b/>
+                      <w:sz w:val="18"/>
+                    </w:rPr>
+                    <w:t>어떤 기준으로 골랐는가</w:t>
+                  </w:r>
+                </w:p>
+              </w:tc>
+            </w:tr>
+            <w:tr>
+              <w:tc>
+                <w:tcPr>
+                  <w:tcW w:type="dxa" w:w="3238"/>
+                </w:tcPr>
+                <w:p>
+                  <w:r>
+                    <w:rPr>
+                      <w:rFonts w:ascii="Times New Roman" w:hAnsi="Times New Roman" w:eastAsia="바탕"/>
+                      <w:sz w:val="18"/>
+                    </w:rPr>
+                    <w:t>국내 약학대학</w:t>
+                  </w:r>
+                </w:p>
+              </w:tc>
+              <w:tc>
+                <w:tcPr>
+                  <w:tcW w:type="dxa" w:w="3238"/>
+                </w:tcPr>
+                <w:p>
+                  <w:r>
+                    <w:rPr>
+                      <w:rFonts w:ascii="Times New Roman" w:hAnsi="Times New Roman" w:eastAsia="바탕"/>
+                      <w:sz w:val="18"/>
+                    </w:rPr>
+                    <w:t>109</w:t>
+                  </w:r>
+                </w:p>
+              </w:tc>
+              <w:tc>
+                <w:tcPr>
+                  <w:tcW w:type="dxa" w:w="3238"/>
+                </w:tcPr>
+                <w:p>
+                  <w:r>
+                    <w:rPr>
+                      <w:rFonts w:ascii="Times New Roman" w:hAnsi="Times New Roman" w:eastAsia="바탕"/>
+                      <w:sz w:val="18"/>
+                    </w:rPr>
+                    <w:t>복약지도·환자 커뮤니케이션 직접 접점 8, 사회약학 16, 임상약학·약물치료학 45, 약물역학·의약품정책·의료정보학 26</w:t>
+                  </w:r>
+                </w:p>
+              </w:tc>
+            </w:tr>
+            <w:tr>
+              <w:tc>
+                <w:tcPr>
+                  <w:tcW w:type="dxa" w:w="3238"/>
+                </w:tcPr>
+                <w:p>
+                  <w:r>
+                    <w:rPr>
+                      <w:rFonts w:ascii="Times New Roman" w:hAnsi="Times New Roman" w:eastAsia="바탕"/>
+                      <w:sz w:val="18"/>
+                    </w:rPr>
+                    <w:t>국내 간호·보건</w:t>
+                  </w:r>
+                </w:p>
+              </w:tc>
+              <w:tc>
+                <w:tcPr>
+                  <w:tcW w:type="dxa" w:w="3238"/>
+                </w:tcPr>
+                <w:p>
+                  <w:r>
+                    <w:rPr>
+                      <w:rFonts w:ascii="Times New Roman" w:hAnsi="Times New Roman" w:eastAsia="바탕"/>
+                      <w:sz w:val="18"/>
+                    </w:rPr>
+                    <w:t>64</w:t>
+                  </w:r>
+                </w:p>
+              </w:tc>
+              <w:tc>
+                <w:tcPr>
+                  <w:tcW w:type="dxa" w:w="3238"/>
+                </w:tcPr>
+                <w:p>
+                  <w:r>
+                    <w:rPr>
+                      <w:rFonts w:ascii="Times New Roman" w:hAnsi="Times New Roman" w:eastAsia="바탕"/>
+                      <w:sz w:val="18"/>
+                    </w:rPr>
+                    <w:t>건강정보이해력 연구자 18, 디지털·e헬스 리터러시 10, 이주민·다문화 건강 5, 노인·지역사회간호 11, 보건교육·정책 12</w:t>
+                  </w:r>
+                </w:p>
+              </w:tc>
+            </w:tr>
+            <w:tr>
+              <w:tc>
+                <w:tcPr>
+                  <w:tcW w:type="dxa" w:w="3238"/>
+                </w:tcPr>
+                <w:p>
+                  <w:r>
+                    <w:rPr>
+                      <w:rFonts w:ascii="Times New Roman" w:hAnsi="Times New Roman" w:eastAsia="바탕"/>
+                      <w:sz w:val="18"/>
+                    </w:rPr>
+                    <w:t>국내 HCI·디자인</w:t>
+                  </w:r>
+                </w:p>
+              </w:tc>
+              <w:tc>
+                <w:tcPr>
+                  <w:tcW w:type="dxa" w:w="3238"/>
+                </w:tcPr>
+                <w:p>
+                  <w:r>
+                    <w:rPr>
+                      <w:rFonts w:ascii="Times New Roman" w:hAnsi="Times New Roman" w:eastAsia="바탕"/>
+                      <w:sz w:val="18"/>
+                    </w:rPr>
+                    <w:t>86</w:t>
+                  </w:r>
+                </w:p>
+              </w:tc>
+              <w:tc>
+                <w:tcPr>
+                  <w:tcW w:type="dxa" w:w="3238"/>
+                </w:tcPr>
+                <w:p>
+                  <w:r>
+                    <w:rPr>
+                      <w:rFonts w:ascii="Times New Roman" w:hAnsi="Times New Roman" w:eastAsia="바탕"/>
+                      <w:sz w:val="18"/>
+                    </w:rPr>
+                    <w:t>HCI 핵심 23, 정보디자인·픽토그램·유니버설디자인 21, 보안·프라이버시 15, 음성·오디오 6</w:t>
+                  </w:r>
+                </w:p>
+              </w:tc>
+            </w:tr>
+            <w:tr>
+              <w:tc>
+                <w:tcPr>
+                  <w:tcW w:type="dxa" w:w="3238"/>
+                </w:tcPr>
+                <w:p>
+                  <w:r>
+                    <w:rPr>
+                      <w:rFonts w:ascii="Times New Roman" w:hAnsi="Times New Roman" w:eastAsia="바탕"/>
+                      <w:sz w:val="18"/>
+                    </w:rPr>
+                    <w:t>국내 문해·특수교육</w:t>
+                  </w:r>
+                </w:p>
+              </w:tc>
+              <w:tc>
+                <w:tcPr>
+                  <w:tcW w:type="dxa" w:w="3238"/>
+                </w:tcPr>
+                <w:p>
+                  <w:r>
+                    <w:rPr>
+                      <w:rFonts w:ascii="Times New Roman" w:hAnsi="Times New Roman" w:eastAsia="바탕"/>
+                      <w:sz w:val="18"/>
+                    </w:rPr>
+                    <w:t>92</w:t>
+                  </w:r>
+                </w:p>
+              </w:tc>
+              <w:tc>
+                <w:tcPr>
+                  <w:tcW w:type="dxa" w:w="3238"/>
+                </w:tcPr>
+                <w:p>
+                  <w:r>
+                    <w:rPr>
+                      <w:rFonts w:ascii="Times New Roman" w:hAnsi="Times New Roman" w:eastAsia="바탕"/>
+                      <w:sz w:val="18"/>
+                    </w:rPr>
+                    <w:t>AAC·픽토그램 상징 설계 11, 성인문해교육·평생교육 19, 지적장애·특수교육공학 38, 다문화 5</w:t>
+                  </w:r>
+                </w:p>
+              </w:tc>
+            </w:tr>
+            <w:tr>
+              <w:tc>
+                <w:tcPr>
+                  <w:tcW w:type="dxa" w:w="3238"/>
+                </w:tcPr>
+                <w:p>
+                  <w:r>
+                    <w:rPr>
+                      <w:rFonts w:ascii="Times New Roman" w:hAnsi="Times New Roman" w:eastAsia="바탕"/>
+                      <w:sz w:val="18"/>
+                    </w:rPr>
+                    <w:t>해외 픽토그램</w:t>
+                  </w:r>
+                </w:p>
+              </w:tc>
+              <w:tc>
+                <w:tcPr>
+                  <w:tcW w:type="dxa" w:w="3238"/>
+                </w:tcPr>
+                <w:p>
+                  <w:r>
+                    <w:rPr>
+                      <w:rFonts w:ascii="Times New Roman" w:hAnsi="Times New Roman" w:eastAsia="바탕"/>
+                      <w:sz w:val="18"/>
+                    </w:rPr>
+                    <w:t>78</w:t>
+                  </w:r>
+                </w:p>
+              </w:tc>
+              <w:tc>
+                <w:tcPr>
+                  <w:tcW w:type="dxa" w:w="3238"/>
+                </w:tcPr>
+                <w:p>
+                  <w:r>
+                    <w:rPr>
+                      <w:rFonts w:ascii="Times New Roman" w:hAnsi="Times New Roman" w:eastAsia="바탕"/>
+                      <w:sz w:val="18"/>
+                    </w:rPr>
+                    <w:t>의약품 픽토그램 이해도와 검증 38, 의약품 라벨 이해도와 건강 문해력 27, 기관 공식 주소 5</w:t>
+                  </w:r>
+                </w:p>
+              </w:tc>
+            </w:tr>
+            <w:tr>
+              <w:tc>
+                <w:tcPr>
+                  <w:tcW w:type="dxa" w:w="3238"/>
+                </w:tcPr>
+                <w:p>
+                  <w:r>
+                    <w:rPr>
+                      <w:rFonts w:ascii="Times New Roman" w:hAnsi="Times New Roman" w:eastAsia="바탕"/>
+                      <w:sz w:val="18"/>
+                    </w:rPr>
+                    <w:t>해외 약학</w:t>
+                  </w:r>
+                </w:p>
+              </w:tc>
+              <w:tc>
+                <w:tcPr>
+                  <w:tcW w:type="dxa" w:w="3238"/>
+                </w:tcPr>
+                <w:p>
+                  <w:r>
+                    <w:rPr>
+                      <w:rFonts w:ascii="Times New Roman" w:hAnsi="Times New Roman" w:eastAsia="바탕"/>
+                      <w:sz w:val="18"/>
+                    </w:rPr>
+                    <w:t>221</w:t>
+                  </w:r>
+                </w:p>
+              </w:tc>
+              <w:tc>
+                <w:tcPr>
+                  <w:tcW w:type="dxa" w:w="3238"/>
+                </w:tcPr>
+                <w:p>
+                  <w:r>
+                    <w:rPr>
+                      <w:rFonts w:ascii="Times New Roman" w:hAnsi="Times New Roman" w:eastAsia="바탕"/>
+                      <w:sz w:val="18"/>
+                    </w:rPr>
+                    <w:t>개인이 아니라 학과 단위. 위트레흐트대 71, 오하이오주립대 30, 노팅엄대 25, 웨스턴케이프대 17 등</w:t>
+                  </w:r>
+                </w:p>
+              </w:tc>
+            </w:tr>
+            <w:tr>
+              <w:tc>
+                <w:tcPr>
+                  <w:tcW w:type="dxa" w:w="3238"/>
+                </w:tcPr>
+                <w:p>
+                  <w:r>
+                    <w:rPr>
+                      <w:rFonts w:ascii="Times New Roman" w:hAnsi="Times New Roman" w:eastAsia="바탕"/>
+                      <w:sz w:val="18"/>
+                    </w:rPr>
+                    <w:t>해외 HCI</w:t>
+                  </w:r>
+                </w:p>
+              </w:tc>
+              <w:tc>
+                <w:tcPr>
+                  <w:tcW w:type="dxa" w:w="3238"/>
+                </w:tcPr>
+                <w:p>
+                  <w:r>
+                    <w:rPr>
+                      <w:rFonts w:ascii="Times New Roman" w:hAnsi="Times New Roman" w:eastAsia="바탕"/>
+                      <w:sz w:val="18"/>
+                    </w:rPr>
+                    <w:t>88</w:t>
+                  </w:r>
+                </w:p>
+              </w:tc>
+              <w:tc>
+                <w:tcPr>
+                  <w:tcW w:type="dxa" w:w="3238"/>
+                </w:tcPr>
+                <w:p>
+                  <w:r>
+                    <w:rPr>
+                      <w:rFonts w:ascii="Times New Roman" w:hAnsi="Times New Roman" w:eastAsia="바탕"/>
+                      <w:sz w:val="18"/>
+                    </w:rPr>
+                    <w:t>문자 없는 UI·저문해·ICT4D 12, 픽토그램 이해도 13, AAC 와 그래픽 상징 체계 16, 접근성 18, 쉬운 언어 9</w:t>
+                  </w:r>
+                </w:p>
+              </w:tc>
+            </w:tr>
+            <w:tr>
+              <w:tc>
+                <w:tcPr>
+                  <w:tcW w:type="dxa" w:w="3238"/>
+                </w:tcPr>
+                <w:p>
+                  <w:r>
+                    <w:rPr>
+                      <w:rFonts w:ascii="Times New Roman" w:hAnsi="Times New Roman" w:eastAsia="바탕"/>
+                      <w:sz w:val="18"/>
+                    </w:rPr>
+                    <w:t>국제기구</w:t>
+                  </w:r>
+                </w:p>
+              </w:tc>
+              <w:tc>
+                <w:tcPr>
+                  <w:tcW w:type="dxa" w:w="3238"/>
+                </w:tcPr>
+                <w:p>
+                  <w:r>
+                    <w:rPr>
+                      <w:rFonts w:ascii="Times New Roman" w:hAnsi="Times New Roman" w:eastAsia="바탕"/>
+                      <w:sz w:val="18"/>
+                    </w:rPr>
+                    <w:t>108</w:t>
+                  </w:r>
+                </w:p>
+              </w:tc>
+              <w:tc>
+                <w:tcPr>
+                  <w:tcW w:type="dxa" w:w="3238"/>
+                </w:tcPr>
+                <w:p>
+                  <w:r>
+                    <w:rPr>
+                      <w:rFonts w:ascii="Times New Roman" w:hAnsi="Times New Roman" w:eastAsia="바탕"/>
+                      <w:sz w:val="18"/>
+                    </w:rPr>
+                    <w:t>WHO·UNESCO·UNICEF 등. 주소 확인 91, 문의 양식만 있거나 미공개 17</w:t>
+                  </w:r>
+                </w:p>
+              </w:tc>
+            </w:tr>
+          </w:tbl>
+          <w:p/>
+          <w:p>
+            <w:pPr>
+              <w:spacing w:after="120"/>
+            </w:pPr>
+          </w:p>
+          <w:p>
+            <w:pPr>
+              <w:spacing w:after="80" w:line="276" w:lineRule="auto"/>
+              <w:jc w:val="both"/>
+            </w:pPr>
+            <w:r>
+              <w:rPr>
+                <w:rFonts w:ascii="Times New Roman" w:hAnsi="Times New Roman" w:eastAsia="바탕"/>
+                <w:sz w:val="20"/>
+              </w:rPr>
+              <w:t>각 영역은 다시 우선순위 구간으로 나뉘며 구간 이름 자체가 그 영역의 선정 기준이다. 예를 들어 국내 간호·보건의 최우선 구간 이름은 "건강정보이해력 자체를 연구하는 사람" 이고, 그 기준을 쓴 이유는 §1.2 의 전제를 검증받기 위해서다.</w:t>
+            </w:r>
+          </w:p>
+          <w:p>
+            <w:pPr>
+              <w:spacing w:after="80" w:line="276" w:lineRule="auto"/>
+              <w:jc w:val="both"/>
+            </w:pPr>
+            <w:r>
+              <w:rPr>
+                <w:rFonts w:ascii="Times New Roman" w:hAnsi="Times New Roman" w:eastAsia="바탕"/>
+                <w:sz w:val="20"/>
+              </w:rPr>
+              <w:t xml:space="preserve">항목마다 출처 URL 을 함께 적었다. 599개이며 고유 296개, 호스트 169종이다. 상위 호스트는 논문에서 교신저자 주소를 확인한 </w:t>
+            </w:r>
+            <w:r>
+              <w:rPr>
+                <w:rFonts w:ascii="Consolas" w:hAnsi="Consolas" w:eastAsia="Consolas"/>
+                <w:sz w:val="19"/>
+              </w:rPr>
+              <w:t>pmc.ncbi.nlm.nih.gov</w:t>
+            </w:r>
+            <w:r>
+              <w:rPr>
+                <w:rFonts w:ascii="Times New Roman" w:hAnsi="Times New Roman" w:eastAsia="바탕"/>
+                <w:sz w:val="20"/>
+              </w:rPr>
+              <w:t xml:space="preserve"> 94개, 몰도바 보건부 공개 디렉터리 32개, </w:t>
+            </w:r>
+            <w:r>
+              <w:rPr>
+                <w:rFonts w:ascii="Consolas" w:hAnsi="Consolas" w:eastAsia="Consolas"/>
+                <w:sz w:val="19"/>
+              </w:rPr>
+              <w:t>who.int</w:t>
+            </w:r>
+            <w:r>
+              <w:rPr>
+                <w:rFonts w:ascii="Times New Roman" w:hAnsi="Times New Roman" w:eastAsia="바탕"/>
+                <w:sz w:val="20"/>
+              </w:rPr>
+              <w:t xml:space="preserve"> 11개다.</w:t>
+            </w:r>
+          </w:p>
+          <w:p>
+            <w:pPr>
+              <w:spacing w:after="80" w:line="276" w:lineRule="auto"/>
+              <w:jc w:val="both"/>
+            </w:pPr>
+            <w:r>
+              <w:rPr>
+                <w:rFonts w:ascii="Times New Roman" w:hAnsi="Times New Roman" w:eastAsia="바탕"/>
+                <w:sz w:val="20"/>
+              </w:rPr>
+              <w:t xml:space="preserve">주소를 찾지 못한 경우에는 지어내지 않고 별도 구간에 남겼다. 국내 약대 14명, 국내 간호·보건 8명, 국내 HCI 15명, 국내 문해·특수교육 17명, 해외 픽토그램 8명, 국제기구 17곳이 그렇게 분류되어 발송에서 빠졌다. 국제기구 시트의 해당 구간 이름은 </w:t>
+            </w:r>
+            <w:r>
+              <w:rPr>
+                <w:rFonts w:ascii="Consolas" w:hAnsi="Consolas" w:eastAsia="Consolas"/>
+                <w:sz w:val="19"/>
+              </w:rPr>
+              <w:t>Contact-form-only or address-not-published (no address fabricated)</w:t>
+            </w:r>
+            <w:r>
+              <w:rPr>
+                <w:rFonts w:ascii="Times New Roman" w:hAnsi="Times New Roman" w:eastAsia="바탕"/>
+                <w:sz w:val="20"/>
+              </w:rPr>
+              <w:t xml:space="preserve"> 이다.</w:t>
+            </w:r>
+          </w:p>
+          <w:p>
+            <w:pPr>
+              <w:spacing w:after="80" w:line="276" w:lineRule="auto"/>
+              <w:jc w:val="both"/>
+            </w:pPr>
+            <w:r>
+              <w:rPr>
+                <w:rFonts w:ascii="Times New Roman" w:hAnsi="Times New Roman" w:eastAsia="바탕"/>
+                <w:sz w:val="20"/>
+              </w:rPr>
+              <w:t>초기 명단은 국내와 영어권에 쏠려 있었다. 이 앱이 특정 지역을 위한 것이 아니라고 주장하는 이상 (§1.2) 검토하는 사람도 한 나라에 몰려서는 안 된다고 보아, 동유럽 105명, 중동·북아프리카 100명, 남아시아 96명, 중남미 50명, 동남아시아 49명, 아프리카 47명을 따로 조사해 넣었다. 이 여섯 묶음이 447명으로 전체의 40.5%다. 응답이 다섯 대륙에서 온 것은 이 단계의 결과다.</w:t>
+            </w:r>
+          </w:p>
+          <w:p>
+            <w:pPr>
+              <w:spacing w:after="80" w:line="276" w:lineRule="auto"/>
+              <w:jc w:val="both"/>
+            </w:pPr>
+            <w:r>
+              <w:rPr>
+                <w:rFonts w:ascii="Times New Roman" w:hAnsi="Times New Roman" w:eastAsia="바탕"/>
+                <w:sz w:val="20"/>
+              </w:rPr>
+              <w:t>몰도바는 판단이 갈렸다. 보건부 디렉터리에서 31명의 주소를 얻었으나 셋만 보냈다. 한 부처에서 31통이 한꺼번에 나가면 그 자체로 스팸으로 보이고, 팀의 몰도바 쪽 협업 관계에도 좋지 않다고 판단했다.</w:t>
+            </w:r>
+          </w:p>
+          <w:p>
+            <w:pPr>
+              <w:spacing w:after="80" w:line="276" w:lineRule="auto"/>
+              <w:jc w:val="both"/>
+            </w:pPr>
+            <w:r>
+              <w:rPr>
+                <w:rFonts w:ascii="Times New Roman" w:hAnsi="Times New Roman" w:eastAsia="바탕"/>
+                <w:sz w:val="20"/>
+              </w:rPr>
+              <w:t>명단을 다루는 규칙을 따로 문서로 두었다. 정보통신망법 제50조의2(전자우편주소의 무단 수집행위 등 금지)를 근거로 삼아, 한 통에 여러 명을 넣지 않고 개별 발송할 것, 명단을 팀 밖으로 내보내지 않을 것, 수집 거부를 게시한 페이지에서 얻은 주소는 발송에서 뺄 것, 회신이 없으면 다시 보내지 않을 것을 정했다. 수집 거부를 확인한 두 기관의 주소가 발송 대상에 남아 있지 않음을 도메인과 소속 문자열 양쪽으로 검증했고 0건이었다.</w:t>
+            </w:r>
+          </w:p>
+          <w:p>
+            <w:pPr>
+              <w:spacing w:after="80" w:line="276" w:lineRule="auto"/>
+              <w:jc w:val="both"/>
+            </w:pPr>
+            <w:r>
+              <w:rPr>
+                <w:rFonts w:ascii="Times New Roman" w:hAnsi="Times New Roman" w:eastAsia="바탕"/>
+                <w:sz w:val="20"/>
+              </w:rPr>
+              <w:t>수신자에게는 이메일에서 유도한 열 자리 토큰을 부여했다. 토큰만으로는 누구인지 알 수 없고, 토큰과 사람을 잇는 대응표는 우리 손의 엑셀에만 있다. 응답 서버는 토큰만 저장하며, 도커 이미지를 만들 때 명단이 든 폴더를 제외했으므로 서버에는 명단 자체가 없다. 배포된 이미지 안에 명단이 없음을 접속해 확인했다.</w:t>
+            </w:r>
+          </w:p>
+          <w:p>
+            <w:pPr>
+              <w:spacing w:before="120" w:after="20"/>
+            </w:pPr>
+            <w:r>
+              <w:rPr>
+                <w:rFonts w:ascii="Times New Roman" w:hAnsi="Times New Roman" w:eastAsia="바탕"/>
+                <w:b/>
+                <w:sz w:val="21"/>
+              </w:rPr>
+              <w:t>어떻게 보냈는가</w:t>
+            </w:r>
+          </w:p>
+          <w:p>
+            <w:pPr>
+              <w:spacing w:after="80" w:line="276" w:lineRule="auto"/>
+              <w:jc w:val="both"/>
+            </w:pPr>
+            <w:r>
+              <w:rPr>
+                <w:rFonts w:ascii="Times New Roman" w:hAnsi="Times New Roman" w:eastAsia="바탕"/>
+                <w:sz w:val="20"/>
+              </w:rPr>
+              <w:t>2026년 7월 31일 04시 48분부터 07시 50분까지 182분에 걸쳐 1,103명에게 한 통씩 따로 보냈다. 평균 간격 9.9초이며 거부된 주소는 없었다. 단체 메일이나 숨은참조를 쓰지 않은 것은 명단 규칙상 주소가 서로에게 노출되어서는 안 되고, 링크에 사람마다 다른 토큰이 들어가므로 한 통에 여러 명을 담을 수 없기 때문이다.</w:t>
+            </w:r>
+          </w:p>
+          <w:p>
+            <w:pPr>
+              <w:spacing w:after="80" w:line="276" w:lineRule="auto"/>
+              <w:jc w:val="both"/>
+            </w:pPr>
+            <w:r>
+              <w:rPr>
+                <w:rFonts w:ascii="Times New Roman" w:hAnsi="Times New Roman" w:eastAsia="바탕"/>
+                <w:sz w:val="20"/>
+              </w:rPr>
+              <w:t xml:space="preserve">전송 서비스를 쓰지 않고 개인 메일 계정의 SMTP 를 썼다. 전송 서비스는 1,103통을 몇 분에 보낼 수 있으나 SPF·DKIM 을 설정할 도메인이 필요한데, 우리 도메인은 </w:t>
+            </w:r>
+            <w:r>
+              <w:rPr>
+                <w:rFonts w:ascii="Consolas" w:hAnsi="Consolas" w:eastAsia="Consolas"/>
+                <w:sz w:val="19"/>
+              </w:rPr>
+              <w:t>snapcare.fly.dev</w:t>
+            </w:r>
+            <w:r>
+              <w:rPr>
+                <w:rFonts w:ascii="Times New Roman" w:hAnsi="Times New Roman" w:eastAsia="바탕"/>
+                <w:sz w:val="20"/>
+              </w:rPr>
+              <w:t xml:space="preserve"> 로 하위 도메인이라 DNS 레코드를 붙일 수 없다. 새 도메인을 사더라도 갓 만든 도메인에서 대학과 정부 메일서버로 1,103통을 보내면 더 걸러진다. 속도만 빠르고 도달률은 떨어진다.</w:t>
+            </w:r>
+          </w:p>
+          <w:p>
+            <w:pPr>
+              <w:spacing w:after="80" w:line="276" w:lineRule="auto"/>
+              <w:jc w:val="both"/>
+            </w:pPr>
+            <w:r>
+              <w:rPr>
+                <w:rFonts w:ascii="Times New Roman" w:hAnsi="Times New Roman" w:eastAsia="바탕"/>
+                <w:sz w:val="20"/>
+              </w:rPr>
+              <w:t>하루 발송 한도는 짐작하지 않았다. 공개되어 있지 않기 때문이다. 대신 막혔을 때 죽지 않는 구조로 만들고 한 번에 시도했다. 보낸 사람을 한 줄씩 파일에 적고 디스크에 밀어 넣으므로 중간에 끊겨도 다시 돌리면 이어진다. 기록 시점을 발송 직후로 잡았는데, 기록하고 보내기에 실패하면 그 사람은 영영 받지 못하고 보내고 기록에 실패하면 한 번 더 갈 수 있어 뒤가 덜 나쁘다고 보았다. 일시 거절이면 기다렸다 다시 보내고 대기 시간을 늘리며, 없는 주소는 세고 넘어가고, 한 통에 세 번 실패하면 계정이 막힌 것으로 보고 멈춘다.</w:t>
+            </w:r>
+          </w:p>
+          <w:p>
+            <w:pPr>
+              <w:spacing w:after="80" w:line="276" w:lineRule="auto"/>
+              <w:jc w:val="both"/>
+            </w:pPr>
+            <w:r>
+              <w:rPr>
+                <w:rFonts w:ascii="Times New Roman" w:hAnsi="Times New Roman" w:eastAsia="바탕"/>
+                <w:sz w:val="20"/>
+              </w:rPr>
+              <w:t>선정 근거가 가장 뚜렷한 41명을 발송 순서 맨 앞에 두었다. 명단이 등급 순이 아니어서 그대로 보내면 이들이 세 시간에 걸쳐 흩어지고, 중간에 계정이 막히면 그중 일부가 받지 못한다. 순서만 바꾸면 그 위험이 없어진다. 실제로 41명 전원이 시작 7분 안에 발송되었다.</w:t>
+            </w:r>
+          </w:p>
+          <w:p>
+            <w:pPr>
+              <w:spacing w:after="80" w:line="276" w:lineRule="auto"/>
+              <w:jc w:val="both"/>
+            </w:pPr>
+            <w:r>
+              <w:rPr>
+                <w:rFonts w:ascii="Times New Roman" w:hAnsi="Times New Roman" w:eastAsia="바탕"/>
+                <w:sz w:val="20"/>
+              </w:rPr>
+              <w:t>언어는 이메일 최상위 도메인만 보고 정했다. 소속 문자열에서 나라 이름을 찾는 방식은 쓰지 않았다. 선정 이유 칸에 "몰도바" 가 적혀 있으면 WHO 와 포르투갈 연구자까지 몰도바로 잡히며, 실제로 그 방식으로 시험했을 때 30명이 잡혔고 상당수가 오분류였다. 도메인만 보면 34명이 나오고 전원이 실제 루마니아어권 기관이다.</w:t>
+            </w:r>
+          </w:p>
+          <w:p>
+            <w:pPr>
+              <w:spacing w:after="80" w:line="276" w:lineRule="auto"/>
+              <w:jc w:val="both"/>
+            </w:pPr>
+            <w:r>
+              <w:rPr>
+                <w:rFonts w:ascii="Times New Roman" w:hAnsi="Times New Roman" w:eastAsia="바탕"/>
+                <w:sz w:val="20"/>
+              </w:rPr>
+              <w:t xml:space="preserve">메일 제목은 세 번 고쳤다. 처음에는 </w:t>
+            </w:r>
+            <w:r>
+              <w:rPr>
+                <w:rFonts w:ascii="Consolas" w:hAnsi="Consolas" w:eastAsia="Consolas"/>
+                <w:sz w:val="19"/>
+              </w:rPr>
+              <w:t>SnapCare</w:t>
+            </w:r>
+            <w:r>
+              <w:rPr>
+                <w:rFonts w:ascii="Times New Roman" w:hAnsi="Times New Roman" w:eastAsia="바탕"/>
+                <w:sz w:val="20"/>
+              </w:rPr>
+              <w:t xml:space="preserve"> 로 시작했는데 받는 분에게 그 이름은 아무 뜻이 없고, 모르는 이름으로 시작하는 제목은 광고로 읽힌다. 다음에는 부처 이름을 대괄호로 앞세웠는데 그것은 더 나빴다. 학생이 조언을 구하는 메일이 아니라 기관이 보낸 공문처럼 읽히고, 그 권위를 빌리는 인상을 준다. 최종본은 대괄호를 떼고 대회 이름만 앞에 둔다.</w:t>
+            </w:r>
+          </w:p>
+          <w:p>
+            <w:pPr>
+              <w:spacing w:after="80" w:line="276" w:lineRule="auto"/>
+              <w:jc w:val="both"/>
+            </w:pPr>
+            <w:r>
+              <w:rPr>
+                <w:rFonts w:ascii="Times New Roman" w:hAnsi="Times New Roman" w:eastAsia="바탕"/>
+                <w:sz w:val="20"/>
+              </w:rPr>
+              <w:t>본문에서 뺀 것에도 판단이 있다. 초안에는 "복약 안내와 저문해 사용자 쪽에서 일해 오신 분들께 여쭙고 있습니다" 가 있었는데, 1,103명에는 컴퓨터공학 교수도 법학자도 있으므로 상당수에게 사실이 아니다. 자기 경력과 다른 말을 읽으면 나머지 문장도 믿지 않게 된다. "공개된 연구와 활동을 보고 연락드렸습니다" 로 바꿨다. 이것은 전원에게 사실이며 "왜 나에게" 에도 답이 된다.</w:t>
+            </w:r>
+          </w:p>
+          <w:p>
+            <w:pPr>
+              <w:spacing w:after="80" w:line="276" w:lineRule="auto"/>
+              <w:jc w:val="both"/>
+            </w:pPr>
+            <w:r>
+              <w:rPr>
+                <w:rFonts w:ascii="Times New Roman" w:hAnsi="Times New Roman" w:eastAsia="바탕"/>
+                <w:sz w:val="20"/>
+              </w:rPr>
+              <w:t>글자 판과 HTML 판을 함께 보냈다. 글자만 있는 메일에서는 주소가 눌리지 않아 손으로 옮겨 적어야 하고 거기서 그만두는 사람이 생긴다. HTML 판에는 그림도 추적 픽셀도 넣지 않았다. 바깥에서 받아오는 것이 하나라도 있으면 스팸으로 걸릴 확률이 올라가고, 누가 열었는지 알 필요도 없다.</w:t>
+            </w:r>
+          </w:p>
+          <w:p>
+            <w:pPr>
+              <w:spacing w:after="80" w:line="276" w:lineRule="auto"/>
+              <w:jc w:val="both"/>
+            </w:pPr>
+            <w:r>
+              <w:rPr>
+                <w:rFonts w:ascii="Times New Roman" w:hAnsi="Times New Roman" w:eastAsia="바탕"/>
+                <w:sz w:val="20"/>
+              </w:rPr>
+              <w:t>발송 전에 시험 발송으로 세 가지 결함을 잡았다. 해외 수신자 63명의 인사말에 한글이 섞여 나갈 상태였던 것, 메시지 생성이 머리글 처리에서 예외로 죽던 것, 링크가 눌리지 않던 것이다.</w:t>
+            </w:r>
+          </w:p>
+          <w:p>
+            <w:pPr>
+              <w:spacing w:after="80" w:line="276" w:lineRule="auto"/>
+              <w:jc w:val="both"/>
+            </w:pPr>
+            <w:r>
+              <w:rPr>
+                <w:rFonts w:ascii="Times New Roman" w:hAnsi="Times New Roman" w:eastAsia="바탕"/>
+                <w:sz w:val="20"/>
+              </w:rPr>
+              <w:t>설문은 세 화면이다. 동의, 우리가 만든 것을 보여 주는 화면, 그리고 응답자가 고른 분야의 문항이다. 둘째 화면에 표본 처방전 두 장과 그것을 엔진에 통과시킨 결과를 나란히 놓았다. 여기 실린 DSL 은 사람이 적은 것이 아니라 엔진의 실제 출력이다. 처음에는 사람이 적었는데 그렇게 하니 다섯 줄이 나왔고, 같은 처방전을 엔진에 넣으니 열 줄이 나왔다. 완주·금주·임신 금지·수유 주의가 손으로 적을 때 빠져 있었다. 보여주고 싶은 것만 보여주게 되는 것이다.</w:t>
+            </w:r>
+          </w:p>
+          <w:p>
+            <w:pPr>
+              <w:spacing w:after="80" w:line="276" w:lineRule="auto"/>
+              <w:jc w:val="both"/>
+            </w:pPr>
+            <w:r>
+              <w:rPr>
+                <w:rFonts w:ascii="Times New Roman" w:hAnsi="Times New Roman" w:eastAsia="바탕"/>
+                <w:sz w:val="20"/>
+              </w:rPr>
+              <w:t>선택지에는 우리에게 불리한 답을 반드시 남겼다. "놓을 자리가 없다", "근본적으로 어긋난다", "검증이 없다는 것" 이 그것이다. 그 답이 나오는 것이 대회가 끝난 뒤에 아는 것보다 낫다고 판단했다.</w:t>
+            </w:r>
+          </w:p>
+          <w:p>
+            <w:pPr>
+              <w:spacing w:after="80" w:line="276" w:lineRule="auto"/>
+              <w:jc w:val="both"/>
+            </w:pPr>
+            <w:r>
+              <w:rPr>
+                <w:rFonts w:ascii="Times New Roman" w:hAnsi="Times New Roman" w:eastAsia="바탕"/>
+                <w:sz w:val="20"/>
+              </w:rPr>
+              <w:t>형태소 이해도 시험은 설문에서 뺐다. 교수가 우리 픽토그램을 읽어 낸다고 해서 저문해 환자가 읽어 낸다는 뜻이 되지 않으며, 그 숫자를 ISO 67% 충족으로 적으면 사실과 다른 말이 된다.</w:t>
+            </w:r>
+          </w:p>
+          <w:p>
+            <w:pPr>
+              <w:spacing w:before="120" w:after="20"/>
+            </w:pPr>
+            <w:r>
+              <w:rPr>
+                <w:rFonts w:ascii="Times New Roman" w:hAnsi="Times New Roman" w:eastAsia="바탕"/>
+                <w:b/>
+                <w:sz w:val="21"/>
+              </w:rPr>
               <w:t>누가 답했는가</w:t>
             </w:r>
           </w:p>
@@ -20966,7 +21698,7 @@
                 <w:rFonts w:ascii="Times New Roman" w:hAnsi="Times New Roman" w:eastAsia="바탕"/>
                 <w:sz w:val="20"/>
               </w:rPr>
-              <w:t>[표 35] 응답자 구성 (n = 34)</w:t>
+              <w:t>[표 36] 응답자 구성 (n = 34)</w:t>
             </w:r>
           </w:p>
           <w:tbl>
@@ -21301,7 +22033,7 @@
                 <w:rFonts w:ascii="Times New Roman" w:hAnsi="Times New Roman" w:eastAsia="바탕"/>
                 <w:sz w:val="20"/>
               </w:rPr>
-              <w:t>[표 36] 응답자 34명 (전원이 실명·소속 인용에 동의했다)</w:t>
+              <w:t>[표 37] 응답자 34명 (전원이 실명·소속 인용에 동의했다)</w:t>
             </w:r>
           </w:p>
           <w:tbl>
@@ -23571,7 +24303,7 @@
                 <w:rFonts w:ascii="Times New Roman" w:hAnsi="Times New Roman" w:eastAsia="바탕"/>
                 <w:sz w:val="20"/>
               </w:rPr>
-              <w:t>[표 37] 글을 읽지 못하는 환자가 이 화면만으로 혼자 약을 제대로 복용할 수 있겠는가 (판단 자격 다섯 구획, n = 24)</w:t>
+              <w:t>[표 38] 글을 읽지 못하는 환자가 이 화면만으로 혼자 약을 제대로 복용할 수 있겠는가 (판단 자격 다섯 구획, n = 24)</w:t>
             </w:r>
           </w:p>
           <w:tbl>
@@ -23828,7 +24560,7 @@
                 <w:rFonts w:ascii="Times New Roman" w:hAnsi="Times New Roman" w:eastAsia="바탕"/>
                 <w:sz w:val="20"/>
               </w:rPr>
-              <w:t>[표 38] 판단 문항의 비율과 95% 신뢰구간 (n = 24)</w:t>
+              <w:t>[표 39] 판단 문항의 비율과 95% 신뢰구간 (n = 24)</w:t>
             </w:r>
           </w:p>
           <w:tbl>
@@ -24255,7 +24987,7 @@
                 <w:rFonts w:ascii="Times New Roman" w:hAnsi="Times New Roman" w:eastAsia="바탕"/>
                 <w:sz w:val="20"/>
               </w:rPr>
-              <w:t>[표 39] 집단 간 차이 검정</w:t>
+              <w:t>[표 40] 집단 간 차이 검정</w:t>
             </w:r>
           </w:p>
           <w:tbl>
@@ -25670,7 +26402,7 @@
                 <w:rFonts w:ascii="Times New Roman" w:hAnsi="Times New Roman" w:eastAsia="바탕"/>
                 <w:sz w:val="20"/>
               </w:rPr>
-              <w:t>[표 40] 직군별 응답 전수 (분모는 그 직군의 응답자 수)</w:t>
+              <w:t>[표 41] 직군별 응답 전수 (분모는 그 직군의 응답자 수)</w:t>
             </w:r>
           </w:p>
           <w:tbl>
@@ -28282,6 +29014,19 @@
                 <w:rFonts w:ascii="Times New Roman" w:hAnsi="Times New Roman" w:eastAsia="바탕"/>
                 <w:sz w:val="20"/>
               </w:rPr>
+              <w:t>응답자가 본 화면이 우리 사용자가 볼 화면이 아니다. 34명 중 29명이 데스크톱으로 답했고 모바일은 3명, 태블릿은 2명이다. 이 앱은 손에 든 기기에서 쓰는 것을 전제로 만들었으므로(§1.6), 큰 화면에서 본 판단은 실제 조건보다 후하게 나올 수 있다. 아이콘이 작아 확대가 필요하다는 지적이 모바일 응답자가 아니라 데스크톱 응답자에게서 나왔다는 점도 함께 읽어야 한다.</w:t>
+            </w:r>
+          </w:p>
+          <w:p>
+            <w:pPr>
+              <w:spacing w:after="80" w:line="276" w:lineRule="auto"/>
+              <w:jc w:val="both"/>
+            </w:pPr>
+            <w:r>
+              <w:rPr>
+                <w:rFonts w:ascii="Times New Roman" w:hAnsi="Times New Roman" w:eastAsia="바탕"/>
+                <w:sz w:val="20"/>
+              </w:rPr>
               <w:t xml:space="preserve">음성을 들은 사람의 수를 모른다. 데모의 스피커를 눌렀는지 기록하고 있었으나, 스피커가 </w:t>
             </w:r>
             <w:r>
@@ -28349,7 +29094,7 @@
                 <w:rFonts w:ascii="Times New Roman" w:hAnsi="Times New Roman" w:eastAsia="바탕"/>
                 <w:sz w:val="20"/>
               </w:rPr>
-              <w:t>[표 41] SDG 3 세부 목표와의 대응</w:t>
+              <w:t>[표 42] SDG 3 세부 목표와의 대응</w:t>
             </w:r>
           </w:p>
           <w:tbl>
@@ -28777,7 +29522,7 @@
                 <w:rFonts w:ascii="Times New Roman" w:hAnsi="Times New Roman" w:eastAsia="바탕"/>
                 <w:sz w:val="20"/>
               </w:rPr>
-              <w:t>[표 42] 대회 이후 계획</w:t>
+              <w:t>[표 43] 대회 이후 계획</w:t>
             </w:r>
           </w:p>
           <w:tbl>

--- a/docs/proposal/SnapCare_H1_Final_Proposal_KO.docx
+++ b/docs/proposal/SnapCare_H1_Final_Proposal_KO.docx
@@ -9089,7 +9089,7 @@
                 <w:rFonts w:ascii="Times New Roman" w:hAnsi="Times New Roman" w:eastAsia="바탕"/>
                 <w:sz w:val="20"/>
               </w:rPr>
-              <w:t>앱이 만든 복약 일정을 기기로 보낸다. 기기는 라즈베리파이 3B 기반이며 트레이 3개, LED 링, 부저, 확인 버튼, 실시간시계(DS3231)로 구성된다.</w:t>
+              <w:t>앱이 만든 복약 일정을 기기로 보낸다. 기기는 라즈베리파이 3B 기반이며 트레이 3개, LED 링, 부저, 확인 버튼, 실시간시계(DS1302)로 구성된다.</w:t>
             </w:r>
           </w:p>
           <w:p>
@@ -12077,35 +12077,35 @@
                       <w:rFonts w:ascii="Times New Roman" w:hAnsi="Times New Roman" w:eastAsia="바탕"/>
                       <w:sz w:val="18"/>
                     </w:rPr>
-                    <w:t>줄마다 듣기 표시</w:t>
-                  </w:r>
-                </w:p>
-              </w:tc>
-              <w:tc>
-                <w:tcPr>
-                  <w:tcW w:type="dxa" w:w="3238"/>
-                </w:tcPr>
-                <w:p>
-                  <w:r>
-                    <w:rPr>
-                      <w:rFonts w:ascii="Times New Roman" w:hAnsi="Times New Roman" w:eastAsia="바탕"/>
-                      <w:sz w:val="18"/>
-                    </w:rPr>
-                    <w:t>누르는 대상은 줄 전체, 표시는 그 자리에 소리가 있다는 안내</w:t>
-                  </w:r>
-                </w:p>
-              </w:tc>
-              <w:tc>
-                <w:tcPr>
-                  <w:tcW w:type="dxa" w:w="3238"/>
-                </w:tcPr>
-                <w:p>
-                  <w:r>
-                    <w:rPr>
-                      <w:rFonts w:ascii="Times New Roman" w:hAnsi="Times New Roman" w:eastAsia="바탕"/>
-                      <w:sz w:val="18"/>
-                    </w:rPr>
-                    <w:t>떨리는 손으로 작은 원을 정조준하게 하지 않는다</w:t>
+                    <w:t>화면을 훑어 듣는다</w:t>
+                  </w:r>
+                </w:p>
+              </w:tc>
+              <w:tc>
+                <w:tcPr>
+                  <w:tcW w:type="dxa" w:w="3238"/>
+                </w:tcPr>
+                <w:p>
+                  <w:r>
+                    <w:rPr>
+                      <w:rFonts w:ascii="Times New Roman" w:hAnsi="Times New Roman" w:eastAsia="바탕"/>
+                      <w:sz w:val="18"/>
+                    </w:rPr>
+                    <w:t>꾹 누른 채 손가락을 미끄러뜨리면 지나가는 것을 차례로 읽는다</w:t>
+                  </w:r>
+                </w:p>
+              </w:tc>
+              <w:tc>
+                <w:tcPr>
+                  <w:tcW w:type="dxa" w:w="3238"/>
+                </w:tcPr>
+                <w:p>
+                  <w:r>
+                    <w:rPr>
+                      <w:rFonts w:ascii="Times New Roman" w:hAnsi="Times New Roman" w:eastAsia="바탕"/>
+                      <w:sz w:val="18"/>
+                    </w:rPr>
+                    <w:t>어디에 소리가 있는지 미리 알 필요가 없어진다</w:t>
                   </w:r>
                 </w:p>
               </w:tc>
@@ -12184,7 +12184,20 @@
                 <w:rFonts w:ascii="Times New Roman" w:hAnsi="Times New Roman" w:eastAsia="바탕"/>
                 <w:sz w:val="20"/>
               </w:rPr>
-              <w:t>듣기 버튼의 크기는 44픽셀로 두었다. 손끝이 화면에 닿는 면적이 대략 그만큼이고, 그보다 작으면 조준을 요구하게 된다.</w:t>
+              <w:t>줄마다 있던 회색 스피커 원은 걷어냈다. 소리를 붙일 수 있는 곳에 다 붙이고 나니 화면 하나에 원이 여덟에서 열 개씩 깔렸는데, 누르는 대상은 줄 전체이고 원은 "여기 소리가 있다" 는 표시일 뿐이었다. 화면에서 가장 많은 자리를 차지하는 것이 기능이 아니라 표시였다.</w:t>
+            </w:r>
+          </w:p>
+          <w:p>
+            <w:pPr>
+              <w:spacing w:after="80" w:line="276" w:lineRule="auto"/>
+              <w:jc w:val="both"/>
+            </w:pPr>
+            <w:r>
+              <w:rPr>
+                <w:rFonts w:ascii="Times New Roman" w:hAnsi="Times New Roman" w:eastAsia="바탕"/>
+                <w:sz w:val="20"/>
+              </w:rPr>
+              <w:t>표시가 필요했던 이유는 소리가 어디 있는지 미리 알려 주어야 한다고 보았기 때문이다. 훑어 들을 수 있으면 그 전제가 사라진다. 꾹 누른 채 손가락을 미끄러뜨리면 지나가는 것이 차례로 읽히므로, 찾지 않고 쓸어 보면 된다. 이는 화면 낭독기의 탐색 방식과 같은 것이며, §1.10 에서 확인한 "설명이 필요한 단계를 만들지 않는다" 는 기준에 더 가깝다.</w:t>
             </w:r>
           </w:p>
           <w:p>
@@ -13517,7 +13530,7 @@
                       <w:rFonts w:ascii="Times New Roman" w:hAnsi="Times New Roman" w:eastAsia="바탕"/>
                       <w:sz w:val="18"/>
                     </w:rPr>
-                    <w:t>Raspberry Pi 3B · 서보 3 · WS2812 · DS3231</w:t>
+                    <w:t>Raspberry Pi 3B · 서보 3 · WS2812 · DS1302</w:t>
                   </w:r>
                 </w:p>
               </w:tc>
@@ -13787,6 +13800,50 @@
                       <w:sz w:val="18"/>
                     </w:rPr>
                     <w:t>처방전 해석</w:t>
+                  </w:r>
+                </w:p>
+              </w:tc>
+              <w:tc>
+                <w:tcPr>
+                  <w:tcW w:type="dxa" w:w="3238"/>
+                </w:tcPr>
+                <w:p>
+                  <w:r>
+                    <w:rPr>
+                      <w:rFonts w:ascii="Times New Roman" w:hAnsi="Times New Roman" w:eastAsia="바탕"/>
+                      <w:sz w:val="18"/>
+                    </w:rPr>
+                    <w:t>기기</w:t>
+                  </w:r>
+                </w:p>
+              </w:tc>
+              <w:tc>
+                <w:tcPr>
+                  <w:tcW w:type="dxa" w:w="3238"/>
+                </w:tcPr>
+                <w:p>
+                  <w:r>
+                    <w:rPr>
+                      <w:rFonts w:ascii="Times New Roman" w:hAnsi="Times New Roman" w:eastAsia="바탕"/>
+                      <w:sz w:val="18"/>
+                    </w:rPr>
+                    <w:t>그대로 된다</w:t>
+                  </w:r>
+                </w:p>
+              </w:tc>
+            </w:tr>
+            <w:tr>
+              <w:tc>
+                <w:tcPr>
+                  <w:tcW w:type="dxa" w:w="3238"/>
+                </w:tcPr>
+                <w:p>
+                  <w:r>
+                    <w:rPr>
+                      <w:rFonts w:ascii="Times New Roman" w:hAnsi="Times New Roman" w:eastAsia="바탕"/>
+                      <w:sz w:val="18"/>
+                    </w:rPr>
+                    <w:t>종이 서식 판독</w:t>
                   </w:r>
                 </w:p>
               </w:tc>
@@ -14916,7 +14973,7 @@
                 <w:rFonts w:ascii="Times New Roman" w:hAnsi="Times New Roman" w:eastAsia="바탕"/>
                 <w:sz w:val="20"/>
               </w:rPr>
-              <w:t>이것은 의존이 아니라 통로 하나가 늘어난 것이다. 일정은 이미 기기의 SD 카드에 있고 시각은 DS3231 이 안다. 릴레이가 멎었든, 닿지 않든, 아예 설정되지 않았든 누구의 복용도 놓치지 않는다. 표 21 의 판단은 그대로 유효하다. 우리는 여전히 클라우드를 요구하지 않는다.</w:t>
+              <w:t>이것은 의존이 아니라 통로 하나가 늘어난 것이다. 일정은 이미 기기의 SD 카드에 있고 시각은 실시간시계가 안다. 릴레이가 멎었든, 닿지 않든, 아예 설정되지 않았든 누구의 복용도 놓치지 않는다. 표 21 의 판단은 그대로 유효하다. 우리는 여전히 클라우드를 요구하지 않는다.</w:t>
             </w:r>
           </w:p>
           <w:p>
@@ -14955,7 +15012,46 @@
                 <w:rFonts w:ascii="Times New Roman" w:hAnsi="Times New Roman" w:eastAsia="바탕"/>
                 <w:sz w:val="20"/>
               </w:rPr>
-              <w:t>따라서 화면을 제거하고 종이 서식으로 대체했다. 의사나 약사가 서식에 표시하면, 환자는 그것을 사진으로 찍기만 하면 된다. 판독은 팀에서 만든 OpenCV 파서가 수행한다.</w:t>
+              <w:t>따라서 화면을 제거하고 종이 서식으로 대체했다. 의사나 약사가 서식에 표시하면, 환자는 그것을 사진으로 찍기만 하면 된다.</w:t>
+            </w:r>
+          </w:p>
+          <w:p>
+            <w:pPr>
+              <w:spacing w:after="80" w:line="276" w:lineRule="auto"/>
+              <w:jc w:val="both"/>
+            </w:pPr>
+            <w:r>
+              <w:rPr>
+                <w:rFonts w:ascii="Times New Roman" w:hAnsi="Times New Roman" w:eastAsia="바탕"/>
+                <w:sz w:val="20"/>
+              </w:rPr>
+              <w:t>판독기는 처음에 서버의 파이썬과 OpenCV 로 만들었고, 그 뒤 브라우저로 옮겼다. 옮긴 이유는 이 경로만 인터넷을 요구하고 있었기 때문이다. 글자 인식도 영양 추정 모델도 판정 엔진도 픽토그램도 전부 기기 안에 있는데(§4.1), 인터넷이 없는 진료소에서 가장 쓰고 싶은 기능이 서버를 부르고 있었다.</w:t>
+            </w:r>
+          </w:p>
+          <w:p>
+            <w:pPr>
+              <w:spacing w:after="80" w:line="276" w:lineRule="auto"/>
+              <w:jc w:val="both"/>
+            </w:pPr>
+            <w:r>
+              <w:rPr>
+                <w:rFonts w:ascii="Times New Roman" w:hAnsi="Times New Roman" w:eastAsia="바탕"/>
+                <w:sz w:val="20"/>
+              </w:rPr>
+              <w:t>opencv.js 를 통째로 싣지 않고 쓰는 함수만 옮겨 적었다. 가우시안 흐림, 적응형 이진화, 라플라시안 분산, 원근 워프, 오츠 이진화다. 8 MB 를 더 받게 하는 것은 §4.5 에서 모델 16 MB 를 처음 쓸 때 받도록 한 판단과 어긋난다. ArUco 검출도 직접 짰다. 종이에 인쇄한 것은 네 개뿐이므로 사전 50개를 옮길 이유가 없고, 후보가 나머지 46개 중 하나로 "고쳐질" 길도 함께 없어진다.</w:t>
+            </w:r>
+          </w:p>
+          <w:p>
+            <w:pPr>
+              <w:spacing w:after="80" w:line="276" w:lineRule="auto"/>
+              <w:jc w:val="both"/>
+            </w:pPr>
+            <w:r>
+              <w:rPr>
+                <w:rFonts w:ascii="Times New Roman" w:hAnsi="Times New Roman" w:eastAsia="바탕"/>
+                <w:sz w:val="20"/>
+              </w:rPr>
+              <w:t>파이썬 판을 지우지 않고 남겨 두었다. 두 구현이 같은 답을 내는지가 옮긴 것이 맞는지를 판정하는 유일한 방법이기 때문이다.</w:t>
             </w:r>
           </w:p>
           <w:p>
@@ -20188,7 +20284,353 @@
                 <w:rFonts w:ascii="Times New Roman" w:hAnsi="Times New Roman" w:eastAsia="바탕"/>
                 <w:sz w:val="20"/>
               </w:rPr>
-              <w:t>내보낸 모델의 메타데이터에도 같은 수치가 기록되어 있었으나 그것을 옮겨 적지 않고 자료를 받아 다시 쟀다. 다섯 항목 모두 소수점 둘째 자리까지 일치했다. 이 문서에서 인용을 대조하며 확인한 것이 있다면, 어딘가에 적혀 있는 값과 그 출처가 실제로 말하는 값이 자주 다르다는 것이다.</w:t>
+              <w:t>내보낸 모델의 메타데이터에도 같은 수치가 기록되어 있었으나 그것을 옮겨 적지 않고 자료를 받아 다시 쟀다. 다섯 항목 모두 소수점 둘째 자리까지 일치했다.</w:t>
+            </w:r>
+          </w:p>
+          <w:p>
+            <w:pPr>
+              <w:spacing w:after="80" w:line="276" w:lineRule="auto"/>
+              <w:jc w:val="both"/>
+            </w:pPr>
+            <w:r>
+              <w:rPr>
+                <w:rFonts w:ascii="Times New Roman" w:hAnsi="Times New Roman" w:eastAsia="바탕"/>
+                <w:sz w:val="20"/>
+              </w:rPr>
+              <w:t>이 값이 지금은 다시 잴 수 없다는 것을 밝혀 둔다. Nutrition5k 원본이 지워지면서 공식 테스트 분할의 오버헤드 프레임 3,262장이 사라졌고, 테스트 507접시에는 측면 프레임이 하나도 없어 대체할 수도 없다. 위의 수치는 자료가 있을 때 잰 것이며 그 절차는 §11 의 스크립트에 남아 있으나, 지금 다시 돌리면 자료가 없다는 것을 알리고 멈춘다.</w:t>
+            </w:r>
+          </w:p>
+          <w:p>
+            <w:pPr>
+              <w:spacing w:after="80" w:line="276" w:lineRule="auto"/>
+              <w:jc w:val="both"/>
+            </w:pPr>
+            <w:r>
+              <w:rPr>
+                <w:rFonts w:ascii="Times New Roman" w:hAnsi="Times New Roman" w:eastAsia="바탕"/>
+                <w:sz w:val="20"/>
+              </w:rPr>
+              <w:t>대신 남아 있는 것으로 잰 값이 있고, 그쪽이 이 앱에는 더 맞는 값이다.</w:t>
+            </w:r>
+          </w:p>
+          <w:p>
+            <w:pPr>
+              <w:spacing w:after="80" w:line="276" w:lineRule="auto"/>
+              <w:jc w:val="both"/>
+            </w:pPr>
+            <w:r>
+              <w:rPr>
+                <w:rFonts w:ascii="Times New Roman" w:hAnsi="Times New Roman" w:eastAsia="바탕"/>
+                <w:sz w:val="20"/>
+              </w:rPr>
+              <w:t>[표 33] 두 가지 채점의 차이</w:t>
+            </w:r>
+          </w:p>
+          <w:tbl>
+            <w:tblPr>
+              <w:tblW w:type="auto" w:w="0"/>
+              <w:jc w:val="center"/>
+              <w:tblLook w:firstColumn="1" w:firstRow="1" w:lastColumn="0" w:lastRow="0" w:noHBand="0" w:noVBand="1" w:val="04A0"/>
+              <w:tblBorders>
+                <w:top w:val="single" w:sz="4" w:color="BFBFBF"/>
+                <w:left w:val="single" w:sz="4" w:color="BFBFBF"/>
+                <w:bottom w:val="single" w:sz="4" w:color="BFBFBF"/>
+                <w:right w:val="single" w:sz="4" w:color="BFBFBF"/>
+                <w:insideH w:val="single" w:sz="4" w:color="BFBFBF"/>
+                <w:insideV w:val="single" w:sz="4" w:color="BFBFBF"/>
+              </w:tblBorders>
+            </w:tblPr>
+            <w:tblGrid>
+              <w:gridCol w:w="3238"/>
+              <w:gridCol w:w="3238"/>
+              <w:gridCol w:w="3238"/>
+            </w:tblGrid>
+            <w:tr>
+              <w:tc>
+                <w:tcPr>
+                  <w:tcW w:type="dxa" w:w="3238"/>
+                  <w:shd w:val="clear" w:fill="F2F2F2"/>
+                </w:tcPr>
+                <w:p/>
+              </w:tc>
+              <w:tc>
+                <w:tcPr>
+                  <w:tcW w:type="dxa" w:w="3238"/>
+                  <w:shd w:val="clear" w:fill="F2F2F2"/>
+                </w:tcPr>
+                <w:p>
+                  <w:r>
+                    <w:rPr>
+                      <w:rFonts w:ascii="Times New Roman" w:hAnsi="Times New Roman" w:eastAsia="바탕"/>
+                      <w:b/>
+                      <w:sz w:val="18"/>
+                    </w:rPr>
+                    <w:t>공식 테스트 분할</w:t>
+                  </w:r>
+                </w:p>
+              </w:tc>
+              <w:tc>
+                <w:tcPr>
+                  <w:tcW w:type="dxa" w:w="3238"/>
+                  <w:shd w:val="clear" w:fill="F2F2F2"/>
+                </w:tcPr>
+                <w:p>
+                  <w:r>
+                    <w:rPr>
+                      <w:rFonts w:ascii="Times New Roman" w:hAnsi="Times New Roman" w:eastAsia="바탕"/>
+                      <w:b/>
+                      <w:sz w:val="18"/>
+                    </w:rPr>
+                    <w:t>남은 자료로 다시 잰 것</w:t>
+                  </w:r>
+                </w:p>
+              </w:tc>
+            </w:tr>
+            <w:tr>
+              <w:tc>
+                <w:tcPr>
+                  <w:tcW w:type="dxa" w:w="3238"/>
+                </w:tcPr>
+                <w:p>
+                  <w:r>
+                    <w:rPr>
+                      <w:rFonts w:ascii="Times New Roman" w:hAnsi="Times New Roman" w:eastAsia="바탕"/>
+                      <w:sz w:val="18"/>
+                    </w:rPr>
+                    <w:t>무엇을</w:t>
+                  </w:r>
+                </w:p>
+              </w:tc>
+              <w:tc>
+                <w:tcPr>
+                  <w:tcW w:type="dxa" w:w="3238"/>
+                </w:tcPr>
+                <w:p>
+                  <w:r>
+                    <w:rPr>
+                      <w:rFonts w:ascii="Times New Roman" w:hAnsi="Times New Roman" w:eastAsia="바탕"/>
+                      <w:sz w:val="18"/>
+                    </w:rPr>
+                    <w:t>테스트 507접시</w:t>
+                  </w:r>
+                </w:p>
+              </w:tc>
+              <w:tc>
+                <w:tcPr>
+                  <w:tcW w:type="dxa" w:w="3238"/>
+                </w:tcPr>
+                <w:p>
+                  <w:r>
+                    <w:rPr>
+                      <w:rFonts w:ascii="Times New Roman" w:hAnsi="Times New Roman" w:eastAsia="바탕"/>
+                      <w:sz w:val="18"/>
+                    </w:rPr>
+                    <w:t>홀드아웃 259접시 4,805프레임</w:t>
+                  </w:r>
+                </w:p>
+              </w:tc>
+            </w:tr>
+            <w:tr>
+              <w:tc>
+                <w:tcPr>
+                  <w:tcW w:type="dxa" w:w="3238"/>
+                </w:tcPr>
+                <w:p>
+                  <w:r>
+                    <w:rPr>
+                      <w:rFonts w:ascii="Times New Roman" w:hAnsi="Times New Roman" w:eastAsia="바탕"/>
+                      <w:sz w:val="18"/>
+                    </w:rPr>
+                    <w:t>어느 각도에서</w:t>
+                  </w:r>
+                </w:p>
+              </w:tc>
+              <w:tc>
+                <w:tcPr>
+                  <w:tcW w:type="dxa" w:w="3238"/>
+                </w:tcPr>
+                <w:p>
+                  <w:r>
+                    <w:rPr>
+                      <w:rFonts w:ascii="Times New Roman" w:hAnsi="Times New Roman" w:eastAsia="바탕"/>
+                      <w:sz w:val="18"/>
+                    </w:rPr>
+                    <w:t>오버헤드 프레임만</w:t>
+                  </w:r>
+                </w:p>
+              </w:tc>
+              <w:tc>
+                <w:tcPr>
+                  <w:tcW w:type="dxa" w:w="3238"/>
+                </w:tcPr>
+                <w:p>
+                  <w:r>
+                    <w:rPr>
+                      <w:rFonts w:ascii="Times New Roman" w:hAnsi="Times New Roman" w:eastAsia="바탕"/>
+                      <w:sz w:val="18"/>
+                    </w:rPr>
+                    <w:t>측면 프레임</w:t>
+                  </w:r>
+                </w:p>
+              </w:tc>
+            </w:tr>
+            <w:tr>
+              <w:tc>
+                <w:tcPr>
+                  <w:tcW w:type="dxa" w:w="3238"/>
+                </w:tcPr>
+                <w:p>
+                  <w:r>
+                    <w:rPr>
+                      <w:rFonts w:ascii="Times New Roman" w:hAnsi="Times New Roman" w:eastAsia="바탕"/>
+                      <w:sz w:val="18"/>
+                    </w:rPr>
+                    <w:t>무엇을 돌려서</w:t>
+                  </w:r>
+                </w:p>
+              </w:tc>
+              <w:tc>
+                <w:tcPr>
+                  <w:tcW w:type="dxa" w:w="3238"/>
+                </w:tcPr>
+                <w:p>
+                  <w:r>
+                    <w:rPr>
+                      <w:rFonts w:ascii="Consolas" w:hAnsi="Consolas" w:eastAsia="Consolas"/>
+                      <w:sz w:val="17"/>
+                    </w:rPr>
+                    <w:t>web.onnx</w:t>
+                  </w:r>
+                </w:p>
+              </w:tc>
+              <w:tc>
+                <w:tcPr>
+                  <w:tcW w:type="dxa" w:w="3238"/>
+                </w:tcPr>
+                <w:p>
+                  <w:r>
+                    <w:rPr>
+                      <w:rFonts w:ascii="Consolas" w:hAnsi="Consolas" w:eastAsia="Consolas"/>
+                      <w:sz w:val="17"/>
+                    </w:rPr>
+                    <w:t>web.onnx</w:t>
+                  </w:r>
+                  <w:r>
+                    <w:rPr>
+                      <w:rFonts w:ascii="Times New Roman" w:hAnsi="Times New Roman" w:eastAsia="바탕"/>
+                      <w:sz w:val="18"/>
+                    </w:rPr>
+                    <w:t xml:space="preserve"> (같은 파일)</w:t>
+                  </w:r>
+                </w:p>
+              </w:tc>
+            </w:tr>
+            <w:tr>
+              <w:tc>
+                <w:tcPr>
+                  <w:tcW w:type="dxa" w:w="3238"/>
+                </w:tcPr>
+                <w:p>
+                  <w:r>
+                    <w:rPr>
+                      <w:rFonts w:ascii="Times New Roman" w:hAnsi="Times New Roman" w:eastAsia="바탕"/>
+                      <w:sz w:val="18"/>
+                    </w:rPr>
+                    <w:t>평균 MAE%</w:t>
+                  </w:r>
+                </w:p>
+              </w:tc>
+              <w:tc>
+                <w:tcPr>
+                  <w:tcW w:type="dxa" w:w="3238"/>
+                </w:tcPr>
+                <w:p>
+                  <w:r>
+                    <w:rPr>
+                      <w:rFonts w:ascii="Times New Roman" w:hAnsi="Times New Roman" w:eastAsia="바탕"/>
+                      <w:sz w:val="18"/>
+                    </w:rPr>
+                    <w:t>26.75%</w:t>
+                  </w:r>
+                </w:p>
+              </w:tc>
+              <w:tc>
+                <w:tcPr>
+                  <w:tcW w:type="dxa" w:w="3238"/>
+                </w:tcPr>
+                <w:p>
+                  <w:r>
+                    <w:rPr>
+                      <w:rFonts w:ascii="Times New Roman" w:hAnsi="Times New Roman" w:eastAsia="바탕"/>
+                      <w:sz w:val="18"/>
+                    </w:rPr>
+                    <w:t>31.7%</w:t>
+                  </w:r>
+                </w:p>
+              </w:tc>
+            </w:tr>
+            <w:tr>
+              <w:tc>
+                <w:tcPr>
+                  <w:tcW w:type="dxa" w:w="3238"/>
+                </w:tcPr>
+                <w:p>
+                  <w:r>
+                    <w:rPr>
+                      <w:rFonts w:ascii="Times New Roman" w:hAnsi="Times New Roman" w:eastAsia="바탕"/>
+                      <w:sz w:val="18"/>
+                    </w:rPr>
+                    <w:t>지금 다시 잴 수 있는가</w:t>
+                  </w:r>
+                </w:p>
+              </w:tc>
+              <w:tc>
+                <w:tcPr>
+                  <w:tcW w:type="dxa" w:w="3238"/>
+                </w:tcPr>
+                <w:p>
+                  <w:r>
+                    <w:rPr>
+                      <w:rFonts w:ascii="Times New Roman" w:hAnsi="Times New Roman" w:eastAsia="바탕"/>
+                      <w:sz w:val="18"/>
+                    </w:rPr>
+                    <w:t>아니오 (원본이 없다)</w:t>
+                  </w:r>
+                </w:p>
+              </w:tc>
+              <w:tc>
+                <w:tcPr>
+                  <w:tcW w:type="dxa" w:w="3238"/>
+                </w:tcPr>
+                <w:p>
+                  <w:r>
+                    <w:rPr>
+                      <w:rFonts w:ascii="Times New Roman" w:hAnsi="Times New Roman" w:eastAsia="바탕"/>
+                      <w:sz w:val="18"/>
+                    </w:rPr>
+                    <w:t>예</w:t>
+                  </w:r>
+                </w:p>
+              </w:tc>
+            </w:tr>
+          </w:tbl>
+          <w:p/>
+          <w:p>
+            <w:pPr>
+              <w:spacing w:after="120"/>
+            </w:pPr>
+          </w:p>
+          <w:p>
+            <w:pPr>
+              <w:spacing w:after="80" w:line="276" w:lineRule="auto"/>
+              <w:jc w:val="both"/>
+            </w:pPr>
+            <w:r>
+              <w:rPr>
+                <w:rFonts w:ascii="Times New Roman" w:hAnsi="Times New Roman" w:eastAsia="바탕"/>
+                <w:sz w:val="20"/>
+              </w:rPr>
+              <w:t>두 값의 차이는 모델이 나빠진 것이 아니라 무엇을 재느냐가 다른 것이다. 공식 프로토콜은 접시를 바로 위에서 찍은 프레임만 쓰는데, 이 앱의 사용자는 밥상 앞에 앉아 비스듬히 찍는다. 측면 프레임이 그 각도에 가깝고, 그래서 31.7% 가 이 앱이 실제로 마주할 조건에 더 가까운 값이다. 벤치마크와 견줄 수 있는 값은 앞의 것이고 우리 사용자에게 해당하는 값은 뒤의 것이므로, 둘을 함께 적고 어느 쪽이 무엇인지를 표에 밝힌다. 이 문서에서 인용을 대조하며 확인한 것이 있다면, 어딘가에 적혀 있는 값과 그 출처가 실제로 말하는 값이 자주 다르다는 것이다.</w:t>
             </w:r>
           </w:p>
           <w:p>
@@ -20352,7 +20794,7 @@
                 <w:rFonts w:ascii="Times New Roman" w:hAnsi="Times New Roman" w:eastAsia="바탕"/>
                 <w:sz w:val="20"/>
               </w:rPr>
-              <w:t>[표 33] float32 와 int8 의 비교</w:t>
+              <w:t>[표 34] float32 와 int8 의 비교</w:t>
             </w:r>
           </w:p>
           <w:tbl>
@@ -20620,7 +21062,7 @@
                 <w:rFonts w:ascii="Times New Roman" w:hAnsi="Times New Roman" w:eastAsia="바탕"/>
                 <w:sz w:val="20"/>
               </w:rPr>
-              <w:t>[표 34] 오프라인 동작 확인</w:t>
+              <w:t>[표 35] 오프라인 동작 확인</w:t>
             </w:r>
           </w:p>
           <w:tbl>
@@ -20901,7 +21343,7 @@
                 <w:rFonts w:ascii="Times New Roman" w:hAnsi="Times New Roman" w:eastAsia="바탕"/>
                 <w:sz w:val="20"/>
               </w:rPr>
-              <w:t>[표 35] 명단의 여덟 영역 (합계 1,103명)</w:t>
+              <w:t>[표 36] 명단의 여덟 영역 (합계 1,103명)</w:t>
             </w:r>
           </w:p>
           <w:tbl>
@@ -21698,7 +22140,7 @@
                 <w:rFonts w:ascii="Times New Roman" w:hAnsi="Times New Roman" w:eastAsia="바탕"/>
                 <w:sz w:val="20"/>
               </w:rPr>
-              <w:t>[표 36] 응답자 구성 (n = 34)</w:t>
+              <w:t>[표 37] 응답자 구성 (n = 34)</w:t>
             </w:r>
           </w:p>
           <w:tbl>
@@ -22033,7 +22475,7 @@
                 <w:rFonts w:ascii="Times New Roman" w:hAnsi="Times New Roman" w:eastAsia="바탕"/>
                 <w:sz w:val="20"/>
               </w:rPr>
-              <w:t>[표 37] 응답자 34명 (전원이 실명·소속 인용에 동의했다)</w:t>
+              <w:t>[표 38] 응답자 34명 (전원이 실명·소속 인용에 동의했다)</w:t>
             </w:r>
           </w:p>
           <w:tbl>
@@ -24303,7 +24745,7 @@
                 <w:rFonts w:ascii="Times New Roman" w:hAnsi="Times New Roman" w:eastAsia="바탕"/>
                 <w:sz w:val="20"/>
               </w:rPr>
-              <w:t>[표 38] 글을 읽지 못하는 환자가 이 화면만으로 혼자 약을 제대로 복용할 수 있겠는가 (판단 자격 다섯 구획, n = 24)</w:t>
+              <w:t>[표 39] 글을 읽지 못하는 환자가 이 화면만으로 혼자 약을 제대로 복용할 수 있겠는가 (판단 자격 다섯 구획, n = 24)</w:t>
             </w:r>
           </w:p>
           <w:tbl>
@@ -24560,7 +25002,7 @@
                 <w:rFonts w:ascii="Times New Roman" w:hAnsi="Times New Roman" w:eastAsia="바탕"/>
                 <w:sz w:val="20"/>
               </w:rPr>
-              <w:t>[표 39] 판단 문항의 비율과 95% 신뢰구간 (n = 24)</w:t>
+              <w:t>[표 40] 판단 문항의 비율과 95% 신뢰구간 (n = 24)</w:t>
             </w:r>
           </w:p>
           <w:tbl>
@@ -24987,7 +25429,7 @@
                 <w:rFonts w:ascii="Times New Roman" w:hAnsi="Times New Roman" w:eastAsia="바탕"/>
                 <w:sz w:val="20"/>
               </w:rPr>
-              <w:t>[표 40] 집단 간 차이 검정</w:t>
+              <w:t>[표 41] 집단 간 차이 검정</w:t>
             </w:r>
           </w:p>
           <w:tbl>
@@ -26402,7 +26844,7 @@
                 <w:rFonts w:ascii="Times New Roman" w:hAnsi="Times New Roman" w:eastAsia="바탕"/>
                 <w:sz w:val="20"/>
               </w:rPr>
-              <w:t>[표 41] 직군별 응답 전수 (분모는 그 직군의 응답자 수)</w:t>
+              <w:t>[표 42] 직군별 응답 전수 (분모는 그 직군의 응답자 수)</w:t>
             </w:r>
           </w:p>
           <w:tbl>
@@ -28941,113 +29383,555 @@
                 <w:b/>
                 <w:sz w:val="21"/>
               </w:rPr>
-              <w:t>이 조사의 한계</w:t>
-            </w:r>
-          </w:p>
-          <w:p>
-            <w:pPr>
-              <w:spacing w:after="80" w:line="276" w:lineRule="auto"/>
-              <w:jc w:val="both"/>
-            </w:pPr>
-            <w:r>
-              <w:rPr>
-                <w:rFonts w:ascii="Times New Roman" w:hAnsi="Times New Roman" w:eastAsia="바탕"/>
-                <w:sz w:val="20"/>
-              </w:rPr>
-              <w:t>표본이 자기선택적이다. 1,103명 중 34명이 답했고, 답한 사람은 이 주제에 관심이 있는 사람이다. 답하지 않은 1,069명의 판단은 알 수 없다.</w:t>
-            </w:r>
-          </w:p>
-          <w:p>
-            <w:pPr>
-              <w:spacing w:after="80" w:line="276" w:lineRule="auto"/>
-              <w:jc w:val="both"/>
-            </w:pPr>
-            <w:r>
-              <w:rPr>
-                <w:rFonts w:ascii="Times New Roman" w:hAnsi="Times New Roman" w:eastAsia="바탕"/>
-                <w:sz w:val="20"/>
-              </w:rPr>
-              <w:t>분모가 작다. 가장 큰 구획인 약국이 11명이다. 백분율로 적으면 한 사람이 9%p 를 움직이므로, 이 절에서는 분자와 분모를 함께 적었다.</w:t>
-            </w:r>
-          </w:p>
-          <w:p>
-            <w:pPr>
-              <w:spacing w:after="80" w:line="276" w:lineRule="auto"/>
-              <w:jc w:val="both"/>
-            </w:pPr>
-            <w:r>
-              <w:rPr>
-                <w:rFonts w:ascii="Times New Roman" w:hAnsi="Times New Roman" w:eastAsia="바탕"/>
-                <w:b/>
-                <w:sz w:val="20"/>
-              </w:rPr>
-              <w:t>손으로 고른 41명에게서는 응답이 없었다.</w:t>
-            </w:r>
-            <w:r>
-              <w:rPr>
-                <w:rFonts w:ascii="Times New Roman" w:hAnsi="Times New Roman" w:eastAsia="바탕"/>
-                <w:sz w:val="20"/>
-              </w:rPr>
-              <w:t xml:space="preserve"> 명단에서 선정 근거가 가장 뚜렷한 41명을 발송 순서 맨 앞에 두어 7분 안에 전원이 받았으나 응답은 0건이다. 이 결과를 "우리가 가장 중요하다고 판단한 41명의 판단" 으로 쓸 수는 없다.</w:t>
-            </w:r>
-          </w:p>
-          <w:p>
-            <w:pPr>
-              <w:spacing w:after="80" w:line="276" w:lineRule="auto"/>
-              <w:jc w:val="both"/>
-            </w:pPr>
-            <w:r>
-              <w:rPr>
-                <w:rFonts w:ascii="Times New Roman" w:hAnsi="Times New Roman" w:eastAsia="바탕"/>
-                <w:sz w:val="20"/>
-              </w:rPr>
-              <w:t>링크가 닿지 않는 집단이 있다. 한국보건사회연구원은 공공기관이라 확인되지 않은 URL 에 접속할 수 없으니 메일로 질의해 달라고 회신했다. 명단에는 국제기구만 91곳이 있으며, 링크 하나로 설문을 돌리는 방식은 이 집단에 구조적으로 닿지 않는다. 같은 문항을 메일 본문에 적은 판을 함께 준비했어야 했다.</w:t>
-            </w:r>
-          </w:p>
-          <w:p>
-            <w:pPr>
-              <w:spacing w:after="80" w:line="276" w:lineRule="auto"/>
-              <w:jc w:val="both"/>
-            </w:pPr>
-            <w:r>
-              <w:rPr>
-                <w:rFonts w:ascii="Times New Roman" w:hAnsi="Times New Roman" w:eastAsia="바탕"/>
-                <w:sz w:val="20"/>
-              </w:rPr>
-              <w:t>응답자가 본 화면이 우리 사용자가 볼 화면이 아니다. 34명 중 29명이 데스크톱으로 답했고 모바일은 3명, 태블릿은 2명이다. 이 앱은 손에 든 기기에서 쓰는 것을 전제로 만들었으므로(§1.6), 큰 화면에서 본 판단은 실제 조건보다 후하게 나올 수 있다. 아이콘이 작아 확대가 필요하다는 지적이 모바일 응답자가 아니라 데스크톱 응답자에게서 나왔다는 점도 함께 읽어야 한다.</w:t>
-            </w:r>
-          </w:p>
-          <w:p>
-            <w:pPr>
-              <w:spacing w:after="80" w:line="276" w:lineRule="auto"/>
-              <w:jc w:val="both"/>
-            </w:pPr>
-            <w:r>
-              <w:rPr>
-                <w:rFonts w:ascii="Times New Roman" w:hAnsi="Times New Roman" w:eastAsia="바탕"/>
-                <w:sz w:val="20"/>
-              </w:rPr>
-              <w:t xml:space="preserve">음성을 들은 사람의 수를 모른다. 데모의 스피커를 눌렀는지 기록하고 있었으나, 스피커가 </w:t>
+              <w:t>조사 뒤에 고친 것</w:t>
+            </w:r>
+          </w:p>
+          <w:p>
+            <w:pPr>
+              <w:spacing w:after="80" w:line="276" w:lineRule="auto"/>
+              <w:jc w:val="both"/>
+            </w:pPr>
+            <w:r>
+              <w:rPr>
+                <w:rFonts w:ascii="Times New Roman" w:hAnsi="Times New Roman" w:eastAsia="바탕"/>
+                <w:sz w:val="20"/>
+              </w:rPr>
+              <w:t>이 조사는 결과를 적고 끝내는 것이 아니라 고치기 위해 한 것이므로, 무엇을 고쳤고 고치면서 무엇이 더 드러났는지를 적는다. 아래는 모두 2026년 8월 조사 이후에 이루어졌다.</w:t>
+            </w:r>
+          </w:p>
+          <w:p>
+            <w:pPr>
+              <w:spacing w:after="80" w:line="276" w:lineRule="auto"/>
+              <w:jc w:val="both"/>
+            </w:pPr>
+            <w:r>
+              <w:rPr>
+                <w:rFonts w:ascii="Times New Roman" w:hAnsi="Times New Roman" w:eastAsia="바탕"/>
+                <w:sz w:val="20"/>
+              </w:rPr>
+              <w:t xml:space="preserve">금기 표시를 고쳤다. </w:t>
             </w:r>
             <w:r>
               <w:rPr>
                 <w:rFonts w:ascii="Consolas" w:hAnsi="Consolas" w:eastAsia="Consolas"/>
                 <w:sz w:val="19"/>
               </w:rPr>
-              <w:t>&lt;button&gt;</w:t>
-            </w:r>
-            <w:r>
-              <w:rPr>
-                <w:rFonts w:ascii="Times New Roman" w:hAnsi="Times New Roman" w:eastAsia="바탕"/>
-                <w:sz w:val="20"/>
-              </w:rPr>
-              <w:t xml:space="preserve"> 이 아니라 </w:t>
+              <w:t>contentLabels</w:t>
+            </w:r>
+            <w:r>
+              <w:rPr>
+                <w:rFonts w:ascii="Times New Roman" w:hAnsi="Times New Roman" w:eastAsia="바탕"/>
+                <w:sz w:val="20"/>
+              </w:rPr>
+              <w:t xml:space="preserve"> 가 </w:t>
             </w:r>
             <w:r>
               <w:rPr>
                 <w:rFonts w:ascii="Consolas" w:hAnsi="Consolas" w:eastAsia="Consolas"/>
                 <w:sz w:val="19"/>
               </w:rPr>
+              <w:t>avoid</w:t>
+            </w:r>
+            <w:r>
+              <w:rPr>
+                <w:rFonts w:ascii="Times New Roman" w:hAnsi="Times New Roman" w:eastAsia="바탕"/>
+                <w:sz w:val="20"/>
+              </w:rPr>
+              <w:t xml:space="preserve"> 하나로 모든 플래그를 다루던 것을 플래그의 성격에 따라 셋으로 갈랐다. 무엇이 들어 있는지를 말하는 플래그(</w:t>
+            </w:r>
+            <w:r>
+              <w:rPr>
+                <w:rFonts w:ascii="Consolas" w:hAnsi="Consolas" w:eastAsia="Consolas"/>
+                <w:sz w:val="19"/>
+              </w:rPr>
+              <w:t>peanut</w:t>
+            </w:r>
+            <w:r>
+              <w:rPr>
+                <w:rFonts w:ascii="Times New Roman" w:hAnsi="Times New Roman" w:eastAsia="바탕"/>
+                <w:sz w:val="20"/>
+              </w:rPr>
+              <w:t xml:space="preserve">, </w:t>
+            </w:r>
+            <w:r>
+              <w:rPr>
+                <w:rFonts w:ascii="Consolas" w:hAnsi="Consolas" w:eastAsia="Consolas"/>
+                <w:sz w:val="19"/>
+              </w:rPr>
+              <w:t>high_salt</w:t>
+            </w:r>
+            <w:r>
+              <w:rPr>
+                <w:rFonts w:ascii="Times New Roman" w:hAnsi="Times New Roman" w:eastAsia="바탕"/>
+                <w:sz w:val="20"/>
+              </w:rPr>
+              <w:t>)는 판정에 따라 사선이 붙고 떨어지지만, 하지 말라는 것을 말하는 플래그(</w:t>
+            </w:r>
+            <w:r>
+              <w:rPr>
+                <w:rFonts w:ascii="Consolas" w:hAnsi="Consolas" w:eastAsia="Consolas"/>
+                <w:sz w:val="19"/>
+              </w:rPr>
+              <w:t>unsafe_pregnancy</w:t>
+            </w:r>
+            <w:r>
+              <w:rPr>
+                <w:rFonts w:ascii="Times New Roman" w:hAnsi="Times New Roman" w:eastAsia="바탕"/>
+                <w:sz w:val="20"/>
+              </w:rPr>
+              <w:t>)는 판정과 무관하게 언제나 금지로 그린다.</w:t>
+            </w:r>
+          </w:p>
+          <w:p>
+            <w:pPr>
+              <w:spacing w:after="80" w:line="276" w:lineRule="auto"/>
+              <w:jc w:val="both"/>
+            </w:pPr>
+            <w:r>
+              <w:rPr>
+                <w:rFonts w:ascii="Times New Roman" w:hAnsi="Times New Roman" w:eastAsia="바탕"/>
+                <w:sz w:val="20"/>
+              </w:rPr>
+              <w:t xml:space="preserve">고치면서 반대 방향의 같은 사고를 하나 더 찾았다. 회피 판정에서 </w:t>
+            </w:r>
+            <w:r>
+              <w:rPr>
+                <w:rFonts w:ascii="Consolas" w:hAnsi="Consolas" w:eastAsia="Consolas"/>
+                <w:sz w:val="19"/>
+              </w:rPr>
+              <w:t>\no{}</w:t>
+            </w:r>
+            <w:r>
+              <w:rPr>
+                <w:rFonts w:ascii="Times New Roman" w:hAnsi="Times New Roman" w:eastAsia="바탕"/>
+                <w:sz w:val="20"/>
+              </w:rPr>
+              <w:t xml:space="preserve"> 를 모든 플래그에 씌우고 있었으므로, 금주 형태소 </w:t>
+            </w:r>
+            <w:r>
+              <w:rPr>
+                <w:rFonts w:ascii="Consolas" w:hAnsi="Consolas" w:eastAsia="Consolas"/>
+                <w:sz w:val="19"/>
+              </w:rPr>
+              <w:t>no_alcohol</w:t>
+            </w:r>
+            <w:r>
+              <w:rPr>
+                <w:rFonts w:ascii="Times New Roman" w:hAnsi="Times New Roman" w:eastAsia="바탕"/>
+                <w:sz w:val="20"/>
+              </w:rPr>
+              <w:t xml:space="preserve"> 이 </w:t>
+            </w:r>
+            <w:r>
+              <w:rPr>
+                <w:rFonts w:ascii="Consolas" w:hAnsi="Consolas" w:eastAsia="Consolas"/>
+                <w:sz w:val="19"/>
+              </w:rPr>
+              <w:t>\no{\no_alcohol}</w:t>
+            </w:r>
+            <w:r>
+              <w:rPr>
+                <w:rFonts w:ascii="Times New Roman" w:hAnsi="Times New Roman" w:eastAsia="바탕"/>
+                <w:sz w:val="20"/>
+              </w:rPr>
+              <w:t xml:space="preserve"> 이 되어 금주 표시에 사선이 그어지고 있었다. 마시지 말라는 그림에 사선을 그으면 마셔도 된다는 뜻이 된다. 출혈 경고 </w:t>
+            </w:r>
+            <w:r>
+              <w:rPr>
+                <w:rFonts w:ascii="Consolas" w:hAnsi="Consolas" w:eastAsia="Consolas"/>
+                <w:sz w:val="19"/>
+              </w:rPr>
+              <w:t>warn_bleeding</w:t>
+            </w:r>
+            <w:r>
+              <w:rPr>
+                <w:rFonts w:ascii="Times New Roman" w:hAnsi="Times New Roman" w:eastAsia="바탕"/>
+                <w:sz w:val="20"/>
+              </w:rPr>
+              <w:t xml:space="preserve"> 도 "출혈하지 말 것" 이라는 말이 되지 않는 그림이 되고 있었다. 조사에서 지적된 것은 금기가 표시되지 않는 쪽이었는데, 같은 함수의 반대편에 금기가 뒤집혀 표시되는 경로가 있었다.</w:t>
+            </w:r>
+          </w:p>
+          <w:p>
+            <w:pPr>
+              <w:spacing w:after="80" w:line="276" w:lineRule="auto"/>
+              <w:jc w:val="both"/>
+            </w:pPr>
+            <w:r>
+              <w:rPr>
+                <w:rFonts w:ascii="Consolas" w:hAnsi="Consolas" w:eastAsia="Consolas"/>
+                <w:sz w:val="19"/>
+              </w:rPr>
+              <w:t>finish_course</w:t>
+            </w:r>
+            <w:r>
+              <w:rPr>
+                <w:rFonts w:ascii="Times New Roman" w:hAnsi="Times New Roman" w:eastAsia="바탕"/>
+                <w:sz w:val="20"/>
+              </w:rPr>
+              <w:t xml:space="preserve"> 를 다시 그렸다. 다섯 칸 가운데 셋을 채우고 둘을 비운 것이 문제였다. 며칠간을 그리려던 것인데 진행 중인 상태를 그리면 그림은 아직 안 끝났다를 말하지 끝내라를 말하지 않는다. Sheron Sir Loon Goh 전임강사가 제안한 방향 화살표를 써서, 다섯 칸을 모두 채우고 그 아래에 마지막 칸을 가리키는 화살표를 두었다.</w:t>
+            </w:r>
+          </w:p>
+          <w:p>
+            <w:pPr>
+              <w:spacing w:after="80" w:line="276" w:lineRule="auto"/>
+              <w:jc w:val="both"/>
+            </w:pPr>
+            <w:r>
+              <w:rPr>
+                <w:rFonts w:ascii="Times New Roman" w:hAnsi="Times New Roman" w:eastAsia="바탕"/>
+                <w:sz w:val="20"/>
+              </w:rPr>
+              <w:t xml:space="preserve">여기서 §5.2 의 의미 검사가 왜 이것을 통과시켰는지가 드러났다. 검사의 기대값이 </w:t>
+            </w:r>
+            <w:r>
+              <w:rPr>
+                <w:rFonts w:ascii="Consolas" w:hAnsi="Consolas" w:eastAsia="Consolas"/>
+                <w:sz w:val="19"/>
+              </w:rPr>
+              <w:t>row of boxes</w:t>
+            </w:r>
+            <w:r>
+              <w:rPr>
+                <w:rFonts w:ascii="Times New Roman" w:hAnsi="Times New Roman" w:eastAsia="바탕"/>
+                <w:sz w:val="20"/>
+              </w:rPr>
+              <w:t xml:space="preserve"> 였다. 생김새만 물었으므로 방향이 반대인 그림도 통과한다. 기대값을 </w:t>
+            </w:r>
+            <w:r>
+              <w:rPr>
+                <w:rFonts w:ascii="Consolas" w:hAnsi="Consolas" w:eastAsia="Consolas"/>
+                <w:sz w:val="19"/>
+              </w:rPr>
+              <w:t>arrow pointing to the end of a row of boxes</w:t>
+            </w:r>
+            <w:r>
+              <w:rPr>
+                <w:rFonts w:ascii="Times New Roman" w:hAnsi="Times New Roman" w:eastAsia="바탕"/>
+                <w:sz w:val="20"/>
+              </w:rPr>
+              <w:t xml:space="preserve"> 로 바꾸어, 네모 줄로만 보이면 떨어지게 했다. §5.4 에서 이 절차의 셋째 한계로 적은 것이 여기서 실제 사례로 확인된 셈이다. 의미 검사는 그림이 무엇처럼 보이는지를 묻는 장치이지 뜻이 바로 서 있는지를 묻는 장치가 아니었다.</w:t>
+            </w:r>
+          </w:p>
+          <w:p>
+            <w:pPr>
+              <w:spacing w:after="80" w:line="276" w:lineRule="auto"/>
+              <w:jc w:val="both"/>
+            </w:pPr>
+            <w:r>
+              <w:rPr>
+                <w:rFonts w:ascii="Times New Roman" w:hAnsi="Times New Roman" w:eastAsia="바탕"/>
+                <w:sz w:val="20"/>
+              </w:rPr>
+              <w:t>세트가 자기 자신을 목록으로 쓰게 했다. Katarina Vučićević 교수가 냉장 보관과 정오가 헷갈린다고 적었을 때 두 형태소의 혼동 목록을 열어 보니 서로를 적어 두지 않았다. 각자 별과 헷갈리는지는 물었으나 서로와 헷갈리는지는 아무도 묻지 않은 것이다. 목록을 길게 적는 것으로는 닫히지 않는다. 78종이면 짝이 3,003개다. 그래서 다른 형태소의 뜻으로 읽히면 우리가 미리 적어 두었든 아니든 충돌로 본다.</w:t>
+            </w:r>
+          </w:p>
+          <w:p>
+            <w:pPr>
+              <w:spacing w:after="80" w:line="276" w:lineRule="auto"/>
+              <w:jc w:val="both"/>
+            </w:pPr>
+            <w:r>
+              <w:rPr>
+                <w:rFonts w:ascii="Times New Roman" w:hAnsi="Times New Roman" w:eastAsia="바탕"/>
+                <w:sz w:val="20"/>
+              </w:rPr>
+              <w:t>닮은 짝을 화소로 찾는 검사도 붙였다. 설치된 형태소를 실제로 보이는 32픽셀로 줄여 서로의 거리를 잰다. 512픽셀에서 구별되는 것은 이 앱의 문제가 아니기 때문이다. 정직하게 적어 두면, 이 검사는 전문가가 지적한 그 짝(냉장 대 정오)을 잡지 못한다. 3,003쌍 가운데 944위다. 그 혼동은 화소가 아니라 방사형이라는 구조가 겹치는 것이라 종류가 다르고, 그쪽은 의미 검사가 맡는다.</w:t>
+            </w:r>
+          </w:p>
+          <w:p>
+            <w:pPr>
+              <w:spacing w:after="80" w:line="276" w:lineRule="auto"/>
+              <w:jc w:val="both"/>
+            </w:pPr>
+            <w:r>
+              <w:rPr>
+                <w:rFonts w:ascii="Times New Roman" w:hAnsi="Times New Roman" w:eastAsia="바탕"/>
+                <w:sz w:val="20"/>
+              </w:rPr>
+              <w:t xml:space="preserve">대신 아무도 지적하지 않은 것을 찾았다. </w:t>
+            </w:r>
+            <w:r>
+              <w:rPr>
+                <w:rFonts w:ascii="Consolas" w:hAnsi="Consolas" w:eastAsia="Consolas"/>
+                <w:sz w:val="19"/>
+              </w:rPr>
+              <w:t>time_morning</w:t>
+            </w:r>
+            <w:r>
+              <w:rPr>
+                <w:rFonts w:ascii="Times New Roman" w:hAnsi="Times New Roman" w:eastAsia="바탕"/>
+                <w:sz w:val="20"/>
+              </w:rPr>
+              <w:t xml:space="preserve"> 과 </w:t>
+            </w:r>
+            <w:r>
+              <w:rPr>
+                <w:rFonts w:ascii="Consolas" w:hAnsi="Consolas" w:eastAsia="Consolas"/>
+                <w:sz w:val="19"/>
+              </w:rPr>
+              <w:t>time_evening</w:t>
+            </w:r>
+            <w:r>
+              <w:rPr>
+                <w:rFonts w:ascii="Times New Roman" w:hAnsi="Times New Roman" w:eastAsia="바탕"/>
+                <w:sz w:val="20"/>
+              </w:rPr>
+              <w:t xml:space="preserve"> 이 5위다. 아침 약과 저녁 약이 뒤바뀌는 혼동이며 §5.3 에서 우리가 개선하지 못한 것으로 적은 </w:t>
+            </w:r>
+            <w:r>
+              <w:rPr>
+                <w:rFonts w:ascii="Consolas" w:hAnsi="Consolas" w:eastAsia="Consolas"/>
+                <w:sz w:val="19"/>
+              </w:rPr>
+              <w:t>time_evening</w:t>
+            </w:r>
+            <w:r>
+              <w:rPr>
+                <w:rFonts w:ascii="Times New Roman" w:hAnsi="Times New Roman" w:eastAsia="바탕"/>
+                <w:sz w:val="20"/>
+              </w:rPr>
+              <w:t xml:space="preserve"> 과 같은 자리다. 마감 앞에서 다시 그리는 것은 도박이라 손대지 않고 §5.10 의 현지 평가로 넘겼다.</w:t>
+            </w:r>
+          </w:p>
+          <w:p>
+            <w:pPr>
+              <w:spacing w:after="80" w:line="276" w:lineRule="auto"/>
+              <w:jc w:val="both"/>
+            </w:pPr>
+            <w:r>
+              <w:rPr>
+                <w:rFonts w:ascii="Times New Roman" w:hAnsi="Times New Roman" w:eastAsia="바탕"/>
+                <w:sz w:val="20"/>
+              </w:rPr>
+              <w:t xml:space="preserve">음성에도 뒤집힘이 있었다. </w:t>
+            </w:r>
+            <w:r>
+              <w:rPr>
+                <w:rFonts w:ascii="Consolas" w:hAnsi="Consolas" w:eastAsia="Consolas"/>
+                <w:sz w:val="19"/>
+              </w:rPr>
+              <w:t>say.ts</w:t>
+            </w:r>
+            <w:r>
+              <w:rPr>
+                <w:rFonts w:ascii="Times New Roman" w:hAnsi="Times New Roman" w:eastAsia="바탕"/>
+                <w:sz w:val="20"/>
+              </w:rPr>
+              <w:t xml:space="preserve"> 에는 시험이 하나도 없었다. 픽토그램은 틀리면 이상해 보이기라도 하지만 음성은 눈으로 볼 수 없으므로, 틀린 채로 흘러가고 듣는 사람은 알 방법이 없다. 시험 12개를 붙이자 하나가 걸렸다. 이 파일은 제형마다 투여 동사를 갈라 놓고서(§2.3) 마지막 문장은 늘 "Take as prescribed." 로 끝내고 있었다. 안약 하나에 "Put 2 drops in the eye" 와 "Take as prescribed." 가 함께 나가면 동사를 가른 이유가 마지막 문장에서 무너진다.</w:t>
+            </w:r>
+          </w:p>
+          <w:p>
+            <w:pPr>
+              <w:spacing w:after="80" w:line="276" w:lineRule="auto"/>
+              <w:jc w:val="both"/>
+            </w:pPr>
+            <w:r>
+              <w:rPr>
+                <w:rFonts w:ascii="Times New Roman" w:hAnsi="Times New Roman" w:eastAsia="바탕"/>
+                <w:sz w:val="20"/>
+              </w:rPr>
+              <w:t xml:space="preserve">보관 지시에서도 같은 종류가 나왔다. 긍정 검사가 </w:t>
+            </w:r>
+            <w:r>
+              <w:rPr>
+                <w:rFonts w:ascii="Consolas" w:hAnsi="Consolas" w:eastAsia="Consolas"/>
+                <w:sz w:val="19"/>
+              </w:rPr>
+              <w:t>refrigerat</w:t>
+            </w:r>
+            <w:r>
+              <w:rPr>
+                <w:rFonts w:ascii="Times New Roman" w:hAnsi="Times New Roman" w:eastAsia="바탕"/>
+                <w:sz w:val="20"/>
+              </w:rPr>
+              <w:t xml:space="preserve"> 만 보고 있어서 "Do not refrigerate" 가 냉장으로 읽혔다. 실온 보관 약이 냉장으로 읽히고 그 뒤집힘이 그림과 음성 양쪽으로 그대로 나간다. 이것은 Sheron Sir Loon Goh 전임강사가 지적한 표본 처방전의 임상 오류를 고치다 드러났다. 고친 문구가 하필 "Do not refrigerate" 였다.</w:t>
+            </w:r>
+          </w:p>
+          <w:p>
+            <w:pPr>
+              <w:spacing w:after="80" w:line="276" w:lineRule="auto"/>
+              <w:jc w:val="both"/>
+            </w:pPr>
+            <w:r>
+              <w:rPr>
+                <w:rFonts w:ascii="Times New Roman" w:hAnsi="Times New Roman" w:eastAsia="바탕"/>
+                <w:sz w:val="20"/>
+              </w:rPr>
+              <w:t xml:space="preserve">형태소 둘을 다시 그렸다. </w:t>
+            </w:r>
+            <w:r>
+              <w:rPr>
+                <w:rFonts w:ascii="Consolas" w:hAnsi="Consolas" w:eastAsia="Consolas"/>
+                <w:sz w:val="19"/>
+              </w:rPr>
+              <w:t>allergen_egg</w:t>
+            </w:r>
+            <w:r>
+              <w:rPr>
+                <w:rFonts w:ascii="Times New Roman" w:hAnsi="Times New Roman" w:eastAsia="바탕"/>
+                <w:sz w:val="20"/>
+              </w:rPr>
+              <w:t xml:space="preserve"> 는 협성대학교 박남수 교수의 지적을 따랐다. 위에서 본 프라이는 흰자가 흰색이라 실루엣에서 사라지고 노른자 원 하나만 남아 과녁이나 단추와 같은 그림이 된다. 채운 실루엣으로 그리는 세트에서 흰 부분이 뜻을 지는 그림은 처음부터 성립하지 않았으므로 깨진 달걀로 바꿨다. §5.2 에서 </w:t>
+            </w:r>
+            <w:r>
+              <w:rPr>
+                <w:rFonts w:ascii="Consolas" w:hAnsi="Consolas" w:eastAsia="Consolas"/>
+                <w:sz w:val="19"/>
+              </w:rPr>
+              <w:t>tree_nut</w:t>
+            </w:r>
+            <w:r>
+              <w:rPr>
+                <w:rFonts w:ascii="Times New Roman" w:hAnsi="Times New Roman" w:eastAsia="바탕"/>
+                <w:sz w:val="20"/>
+              </w:rPr>
+              <w:t xml:space="preserve"> 이 "깨진 달걀" 로 읽혔던 것이 그 형태가 달걀로 읽힌다는 증거다. </w:t>
+            </w:r>
+            <w:r>
+              <w:rPr>
+                <w:rFonts w:ascii="Consolas" w:hAnsi="Consolas" w:eastAsia="Consolas"/>
+                <w:sz w:val="19"/>
+              </w:rPr>
+              <w:t>hand_wash</w:t>
+            </w:r>
+            <w:r>
+              <w:rPr>
+                <w:rFonts w:ascii="Times New Roman" w:hAnsi="Times New Roman" w:eastAsia="바탕"/>
+                <w:sz w:val="20"/>
+              </w:rPr>
+              <w:t xml:space="preserve"> 는 한국공예디자인문화진흥원 이용한 선임이 준 지시를 그대로 따랐다. 물 나오는 수도꼭지 아래에 손이 있는 그림이다.</w:t>
+            </w:r>
+          </w:p>
+          <w:p>
+            <w:pPr>
+              <w:spacing w:after="80" w:line="276" w:lineRule="auto"/>
+              <w:jc w:val="both"/>
+            </w:pPr>
+            <w:r>
+              <w:rPr>
+                <w:rFonts w:ascii="Times New Roman" w:hAnsi="Times New Roman" w:eastAsia="바탕"/>
+                <w:sz w:val="20"/>
+              </w:rPr>
+              <w:t>시험은 231개에서 257개가 되었다.</w:t>
+            </w:r>
+          </w:p>
+          <w:p>
+            <w:pPr>
+              <w:spacing w:before="120" w:after="20"/>
+            </w:pPr>
+            <w:r>
+              <w:rPr>
+                <w:rFonts w:ascii="Times New Roman" w:hAnsi="Times New Roman" w:eastAsia="바탕"/>
+                <w:b/>
+                <w:sz w:val="21"/>
+              </w:rPr>
+              <w:t>이 조사의 한계</w:t>
+            </w:r>
+          </w:p>
+          <w:p>
+            <w:pPr>
+              <w:spacing w:after="80" w:line="276" w:lineRule="auto"/>
+              <w:jc w:val="both"/>
+            </w:pPr>
+            <w:r>
+              <w:rPr>
+                <w:rFonts w:ascii="Times New Roman" w:hAnsi="Times New Roman" w:eastAsia="바탕"/>
+                <w:sz w:val="20"/>
+              </w:rPr>
+              <w:t>표본이 자기선택적이다. 1,103명 중 34명이 답했고, 답한 사람은 이 주제에 관심이 있는 사람이다. 답하지 않은 1,069명의 판단은 알 수 없다.</w:t>
+            </w:r>
+          </w:p>
+          <w:p>
+            <w:pPr>
+              <w:spacing w:after="80" w:line="276" w:lineRule="auto"/>
+              <w:jc w:val="both"/>
+            </w:pPr>
+            <w:r>
+              <w:rPr>
+                <w:rFonts w:ascii="Times New Roman" w:hAnsi="Times New Roman" w:eastAsia="바탕"/>
+                <w:sz w:val="20"/>
+              </w:rPr>
+              <w:t>분모가 작다. 가장 큰 구획인 약국이 11명이다. 백분율로 적으면 한 사람이 9%p 를 움직이므로, 이 절에서는 분자와 분모를 함께 적었다.</w:t>
+            </w:r>
+          </w:p>
+          <w:p>
+            <w:pPr>
+              <w:spacing w:after="80" w:line="276" w:lineRule="auto"/>
+              <w:jc w:val="both"/>
+            </w:pPr>
+            <w:r>
+              <w:rPr>
+                <w:rFonts w:ascii="Times New Roman" w:hAnsi="Times New Roman" w:eastAsia="바탕"/>
+                <w:b/>
+                <w:sz w:val="20"/>
+              </w:rPr>
+              <w:t>손으로 고른 41명에게서는 응답이 없었다.</w:t>
+            </w:r>
+            <w:r>
+              <w:rPr>
+                <w:rFonts w:ascii="Times New Roman" w:hAnsi="Times New Roman" w:eastAsia="바탕"/>
+                <w:sz w:val="20"/>
+              </w:rPr>
+              <w:t xml:space="preserve"> 명단에서 선정 근거가 가장 뚜렷한 41명을 발송 순서 맨 앞에 두어 7분 안에 전원이 받았으나 응답은 0건이다. 이 결과를 "우리가 가장 중요하다고 판단한 41명의 판단" 으로 쓸 수는 없다.</w:t>
+            </w:r>
+          </w:p>
+          <w:p>
+            <w:pPr>
+              <w:spacing w:after="80" w:line="276" w:lineRule="auto"/>
+              <w:jc w:val="both"/>
+            </w:pPr>
+            <w:r>
+              <w:rPr>
+                <w:rFonts w:ascii="Times New Roman" w:hAnsi="Times New Roman" w:eastAsia="바탕"/>
+                <w:sz w:val="20"/>
+              </w:rPr>
+              <w:t>링크가 닿지 않는 집단이 있다. 한국보건사회연구원은 공공기관이라 확인되지 않은 URL 에 접속할 수 없으니 메일로 질의해 달라고 회신했다. 명단에는 국제기구만 91곳이 있으며, 링크 하나로 설문을 돌리는 방식은 이 집단에 구조적으로 닿지 않는다. 같은 문항을 메일 본문에 적은 판을 함께 준비했어야 했다.</w:t>
+            </w:r>
+          </w:p>
+          <w:p>
+            <w:pPr>
+              <w:spacing w:after="80" w:line="276" w:lineRule="auto"/>
+              <w:jc w:val="both"/>
+            </w:pPr>
+            <w:r>
+              <w:rPr>
+                <w:rFonts w:ascii="Times New Roman" w:hAnsi="Times New Roman" w:eastAsia="바탕"/>
+                <w:sz w:val="20"/>
+              </w:rPr>
+              <w:t>응답자가 본 화면이 우리 사용자가 볼 화면이 아니다. 34명 중 29명이 데스크톱으로 답했고 모바일은 3명, 태블릿은 2명이다. 이 앱은 손에 든 기기에서 쓰는 것을 전제로 만들었으므로(§1.6), 큰 화면에서 본 판단은 실제 조건보다 후하게 나올 수 있다. 아이콘이 작아 확대가 필요하다는 지적이 모바일 응답자가 아니라 데스크톱 응답자에게서 나왔다는 점도 함께 읽어야 한다.</w:t>
+            </w:r>
+          </w:p>
+          <w:p>
+            <w:pPr>
+              <w:spacing w:after="80" w:line="276" w:lineRule="auto"/>
+              <w:jc w:val="both"/>
+            </w:pPr>
+            <w:r>
+              <w:rPr>
+                <w:rFonts w:ascii="Times New Roman" w:hAnsi="Times New Roman" w:eastAsia="바탕"/>
+                <w:sz w:val="20"/>
+              </w:rPr>
+              <w:t xml:space="preserve">음성을 들은 사람의 수를 모른다. 데모의 스피커를 눌렀는지 기록하고 있었으나, 스피커가 </w:t>
+            </w:r>
+            <w:r>
+              <w:rPr>
+                <w:rFonts w:ascii="Consolas" w:hAnsi="Consolas" w:eastAsia="Consolas"/>
+                <w:sz w:val="19"/>
+              </w:rPr>
+              <w:t>&lt;button&gt;</w:t>
+            </w:r>
+            <w:r>
+              <w:rPr>
+                <w:rFonts w:ascii="Times New Roman" w:hAnsi="Times New Roman" w:eastAsia="바탕"/>
+                <w:sz w:val="20"/>
+              </w:rPr>
+              <w:t xml:space="preserve"> 이 아니라 </w:t>
+            </w:r>
+            <w:r>
+              <w:rPr>
+                <w:rFonts w:ascii="Consolas" w:hAnsi="Consolas" w:eastAsia="Consolas"/>
+                <w:sz w:val="19"/>
+              </w:rPr>
               <w:t>&lt;span role="button"&gt;</w:t>
             </w:r>
             <w:r>
@@ -29094,7 +29978,7 @@
                 <w:rFonts w:ascii="Times New Roman" w:hAnsi="Times New Roman" w:eastAsia="바탕"/>
                 <w:sz w:val="20"/>
               </w:rPr>
-              <w:t>[표 42] SDG 3 세부 목표와의 대응</w:t>
+              <w:t>[표 43] SDG 3 세부 목표와의 대응</w:t>
             </w:r>
           </w:p>
           <w:tbl>
@@ -29522,7 +30406,7 @@
                 <w:rFonts w:ascii="Times New Roman" w:hAnsi="Times New Roman" w:eastAsia="바탕"/>
                 <w:sz w:val="20"/>
               </w:rPr>
-              <w:t>[표 43] 대회 이후 계획</w:t>
+              <w:t>[표 44] 대회 이후 계획</w:t>
             </w:r>
           </w:p>
           <w:tbl>
@@ -29766,41 +30650,27 @@
                       <w:rFonts w:ascii="Times New Roman" w:hAnsi="Times New Roman" w:eastAsia="바탕"/>
                       <w:sz w:val="18"/>
                     </w:rPr>
-                    <w:t>§5.7 에서 지적된 결함의 수정</w:t>
-                  </w:r>
-                </w:p>
-              </w:tc>
-              <w:tc>
-                <w:tcPr>
-                  <w:tcW w:type="dxa" w:w="3238"/>
-                </w:tcPr>
-                <w:p>
-                  <w:r>
-                    <w:rPr>
-                      <w:rFonts w:ascii="Times New Roman" w:hAnsi="Times New Roman" w:eastAsia="바탕"/>
-                      <w:sz w:val="18"/>
-                    </w:rPr>
-                    <w:t xml:space="preserve">금기에 </w:t>
+                    <w:t>§5.7 에서 지적된 결함의 수정 (일부 완료)</w:t>
+                  </w:r>
+                </w:p>
+              </w:tc>
+              <w:tc>
+                <w:tcPr>
+                  <w:tcW w:type="dxa" w:w="3238"/>
+                </w:tcPr>
+                <w:p>
+                  <w:r>
+                    <w:rPr>
+                      <w:rFonts w:ascii="Times New Roman" w:hAnsi="Times New Roman" w:eastAsia="바탕"/>
+                      <w:sz w:val="18"/>
+                    </w:rPr>
+                    <w:t xml:space="preserve">금기 표시와 </w:t>
                   </w:r>
                   <w:r>
                     <w:rPr>
                       <w:rFonts w:ascii="Consolas" w:hAnsi="Consolas" w:eastAsia="Consolas"/>
                       <w:sz w:val="17"/>
                     </w:rPr>
-                    <w:t>\no{}</w:t>
-                  </w:r>
-                  <w:r>
-                    <w:rPr>
-                      <w:rFonts w:ascii="Times New Roman" w:hAnsi="Times New Roman" w:eastAsia="바탕"/>
-                      <w:sz w:val="18"/>
-                    </w:rPr>
-                    <w:t xml:space="preserve"> 적용, </w:t>
-                  </w:r>
-                  <w:r>
-                    <w:rPr>
-                      <w:rFonts w:ascii="Consolas" w:hAnsi="Consolas" w:eastAsia="Consolas"/>
-                      <w:sz w:val="17"/>
-                    </w:rPr>
                     <w:t>finish_course</w:t>
                   </w:r>
                   <w:r>
@@ -29808,7 +30678,7 @@
                       <w:rFonts w:ascii="Times New Roman" w:hAnsi="Times New Roman" w:eastAsia="바탕"/>
                       <w:sz w:val="18"/>
                     </w:rPr>
-                    <w:t xml:space="preserve"> 재설계, 한 장의 요소 수 축소</w:t>
+                    <w:t xml:space="preserve"> 는 고쳤다. 한 장의 요소 수 상한은 현지 평가 뒤에 정한다</w:t>
                   </w:r>
                 </w:p>
               </w:tc>

--- a/docs/proposal/SnapCare_H1_Final_Proposal_KO.docx
+++ b/docs/proposal/SnapCare_H1_Final_Proposal_KO.docx
@@ -3560,6 +3560,62 @@
                 <w:rFonts w:ascii="Times New Roman" w:hAnsi="Times New Roman" w:eastAsia="바탕"/>
                 <w:sz w:val="20"/>
               </w:rPr>
+              <w:t xml:space="preserve">세계보건기구가 2024년에 낸 첫 세계 환자안전 보고서는 이 규모를 다시 쟀다. 전 세계에서 환자 스무 명 중 한 명(5%)이 예방 가능한 약물 관련 위해를 겪으며, 그중 4분의 1 가까이가 중증이거나 생명을 위협하는 수준이다. 지역별로는 아프리카와 동남아시아가 각각 9%로 가장 높다 (World Health Organization, </w:t>
+            </w:r>
+            <w:r>
+              <w:rPr>
+                <w:rFonts w:ascii="Times New Roman" w:hAnsi="Times New Roman" w:eastAsia="바탕"/>
+                <w:i/>
+                <w:sz w:val="20"/>
+              </w:rPr>
+              <w:t>Global patient safety report 2024</w:t>
+            </w:r>
+            <w:r>
+              <w:rPr>
+                <w:rFonts w:ascii="Times New Roman" w:hAnsi="Times New Roman" w:eastAsia="바탕"/>
+                <w:sz w:val="20"/>
+              </w:rPr>
+              <w:t>, ISBN 978-92-4-009545-8, 2024).</w:t>
+            </w:r>
+          </w:p>
+          <w:p>
+            <w:pPr>
+              <w:spacing w:after="80" w:line="276" w:lineRule="auto"/>
+              <w:jc w:val="both"/>
+            </w:pPr>
+            <w:r>
+              <w:rPr>
+                <w:rFonts w:ascii="Times New Roman" w:hAnsi="Times New Roman" w:eastAsia="바탕"/>
+                <w:sz w:val="20"/>
+              </w:rPr>
+              <w:t xml:space="preserve">저소득·중소득국에서는 해마다 병원에서 1억 3,400만 건의 위해 사건이 일어나고 약 260만 명이 그로 인해 사망한다 (WHO, </w:t>
+            </w:r>
+            <w:r>
+              <w:rPr>
+                <w:rFonts w:ascii="Times New Roman" w:hAnsi="Times New Roman" w:eastAsia="바탕"/>
+                <w:i/>
+                <w:sz w:val="20"/>
+              </w:rPr>
+              <w:t>Global patient safety report 2024</w:t>
+            </w:r>
+            <w:r>
+              <w:rPr>
+                <w:rFonts w:ascii="Times New Roman" w:hAnsi="Times New Roman" w:eastAsia="바탕"/>
+                <w:sz w:val="20"/>
+              </w:rPr>
+              <w:t>).</w:t>
+            </w:r>
+          </w:p>
+          <w:p>
+            <w:pPr>
+              <w:spacing w:after="80" w:line="276" w:lineRule="auto"/>
+              <w:jc w:val="both"/>
+            </w:pPr>
+            <w:r>
+              <w:rPr>
+                <w:rFonts w:ascii="Times New Roman" w:hAnsi="Times New Roman" w:eastAsia="바탕"/>
+                <w:sz w:val="20"/>
+              </w:rPr>
               <w:t xml:space="preserve">위해가 어디서 일어나는지가 이 연구의 자리를 정한다. 세계보건기구는 진료 과정에서 생기는 위해의 절반 이상(환자 스무 명 중 한 명)이 예방 가능하며, 그중 예방 가능한 위해의 절반이 약과 관련된 것이라고 보고한다. 약으로 인한 위해는 환자 서른 명 중 한 명에게 나타나고 그 가운데 4분의 1 이상이 중증이거나 생명을 위협하는 수준이다. 그리고 이 위해는 병원 안보다 밖에서 더 흔하다. </w:t>
             </w:r>
             <w:r>
@@ -3713,6 +3769,97 @@
                 <w:rFonts w:ascii="Times New Roman" w:hAnsi="Times New Roman" w:eastAsia="바탕"/>
                 <w:sz w:val="20"/>
               </w:rPr>
+              <w:t xml:space="preserve">같은 해의 세계 환자안전 보고서는 74%의 회원국이 이 과제를 승인하고 이행 중이라고 적는다 (WHO, </w:t>
+            </w:r>
+            <w:r>
+              <w:rPr>
+                <w:rFonts w:ascii="Times New Roman" w:hAnsi="Times New Roman" w:eastAsia="바탕"/>
+                <w:i/>
+                <w:sz w:val="20"/>
+              </w:rPr>
+              <w:t>Global patient safety report 2024</w:t>
+            </w:r>
+            <w:r>
+              <w:rPr>
+                <w:rFonts w:ascii="Times New Roman" w:hAnsi="Times New Roman" w:eastAsia="바탕"/>
+                <w:sz w:val="20"/>
+              </w:rPr>
+              <w:t>). 두 수치는 어긋나지 않는다. 앞의 것은 감축 목표를 수를 정해 세운 나라이고 뒤의 것은 과제를 받아들인 나라다. 같은 보고서에서 이 과제를 위한 국가 전문가 조직을 둔 나라는 24%다. 승인에서 목표로, 목표에서 조직으로 갈수록 수가 줄어드는 것이 이 정책이 어디까지 내려와 있는지를 보여 준다.</w:t>
+            </w:r>
+          </w:p>
+          <w:p>
+            <w:pPr>
+              <w:spacing w:before="160" w:after="60"/>
+              <w:jc w:val="center"/>
+            </w:pPr>
+            <w:r>
+              <w:drawing>
+                <wp:inline xmlns:a="http://schemas.openxmlformats.org/drawingml/2006/main" xmlns:pic="http://schemas.openxmlformats.org/drawingml/2006/picture">
+                  <wp:extent cx="5486400" cy="2194560"/>
+                  <wp:docPr id="5" name="Picture 5"/>
+                  <wp:cNvGraphicFramePr>
+                    <a:graphicFrameLocks noChangeAspect="1"/>
+                  </wp:cNvGraphicFramePr>
+                  <a:graphic>
+                    <a:graphicData uri="http://schemas.openxmlformats.org/drawingml/2006/picture">
+                      <pic:pic>
+                        <pic:nvPicPr>
+                          <pic:cNvPr id="0" name="chart12_policy_depth.png"/>
+                          <pic:cNvPicPr/>
+                        </pic:nvPicPr>
+                        <pic:blipFill>
+                          <a:blip r:embed="rId19"/>
+                          <a:stretch>
+                            <a:fillRect/>
+                          </a:stretch>
+                        </pic:blipFill>
+                        <pic:spPr>
+                          <a:xfrm>
+                            <a:off x="0" y="0"/>
+                            <a:ext cx="5486400" cy="2194560"/>
+                          </a:xfrm>
+                          <a:prstGeom prst="rect"/>
+                        </pic:spPr>
+                      </pic:pic>
+                    </a:graphicData>
+                  </a:graphic>
+                </wp:inline>
+              </w:drawing>
+            </w:r>
+          </w:p>
+          <w:p>
+            <w:pPr>
+              <w:spacing w:after="200" w:line="276" w:lineRule="auto"/>
+              <w:jc w:val="center"/>
+            </w:pPr>
+            <w:r>
+              <w:rPr>
+                <w:rFonts w:ascii="Times New Roman" w:hAnsi="Times New Roman" w:eastAsia="바탕"/>
+                <w:b/>
+                <w:color w:val="606068"/>
+                <w:sz w:val="18"/>
+              </w:rPr>
+              <w:t>[그림 5]</w:t>
+            </w:r>
+            <w:r>
+              <w:rPr>
+                <w:rFonts w:ascii="Times New Roman" w:hAnsi="Times New Roman" w:eastAsia="바탕"/>
+                <w:color w:val="606068"/>
+                <w:sz w:val="18"/>
+              </w:rPr>
+              <w:t xml:space="preserve"> Medication Without Harm 이 국가 단위로 내려온 정도 (WHO, 2024). 과제를 받아들인 나라는 74%인데 감축 목표를 수로 세운 나라는 18%다. 선언과 이행 사이의 거리가 이 그림의 논지이며, §1.4 가 말하는 사각지대는 정책이 없어서가 아니라 정책이 여기까지 내려오지 않아서 생긴다.</w:t>
+            </w:r>
+          </w:p>
+          <w:p>
+            <w:pPr>
+              <w:spacing w:after="80" w:line="276" w:lineRule="auto"/>
+              <w:jc w:val="both"/>
+            </w:pPr>
+            <w:r>
+              <w:rPr>
+                <w:rFonts w:ascii="Times New Roman" w:hAnsi="Times New Roman" w:eastAsia="바탕"/>
+                <w:sz w:val="20"/>
+              </w:rPr>
               <w:t xml:space="preserve">지시가 전달된 뒤에도 남는 간극이 있다. 만성 질환자의 복약 순응도는 선진국에서 평균 50%이며 개발도상국에서는 그보다 낮다 (World Health Organization, </w:t>
             </w:r>
             <w:r>
@@ -3798,6 +3945,136 @@
                 <w:sz w:val="20"/>
               </w:rPr>
               <w:t>, 289(9):1107–1116, 2003).</w:t>
+            </w:r>
+          </w:p>
+          <w:p>
+            <w:pPr>
+              <w:spacing w:after="80" w:line="276" w:lineRule="auto"/>
+              <w:jc w:val="both"/>
+            </w:pPr>
+            <w:r>
+              <w:rPr>
+                <w:rFonts w:ascii="Times New Roman" w:hAnsi="Times New Roman" w:eastAsia="바탕"/>
+                <w:sz w:val="20"/>
+              </w:rPr>
+              <w:t xml:space="preserve">여기서 우리 논지를 깎는 자료를 함께 적는다. 같은 WHO 2024 보고서에 따르면 예방 가능한 약물 위해의 절반가량(53%)이 처방 단계에서, 3분의 1가량(36%)이 모니터링 단계에서 일어난다. 그리고 저소득·중소득국에서는 처방 단계의 비중이 80%에 가깝다 (WHO, </w:t>
+            </w:r>
+            <w:r>
+              <w:rPr>
+                <w:rFonts w:ascii="Times New Roman" w:hAnsi="Times New Roman" w:eastAsia="바탕"/>
+                <w:i/>
+                <w:sz w:val="20"/>
+              </w:rPr>
+              <w:t>Global patient safety report 2024</w:t>
+            </w:r>
+            <w:r>
+              <w:rPr>
+                <w:rFonts w:ascii="Times New Roman" w:hAnsi="Times New Roman" w:eastAsia="바탕"/>
+                <w:sz w:val="20"/>
+              </w:rPr>
+              <w:t>).</w:t>
+            </w:r>
+          </w:p>
+          <w:p>
+            <w:pPr>
+              <w:spacing w:before="160" w:after="60"/>
+              <w:jc w:val="center"/>
+            </w:pPr>
+            <w:r>
+              <w:drawing>
+                <wp:inline xmlns:a="http://schemas.openxmlformats.org/drawingml/2006/main" xmlns:pic="http://schemas.openxmlformats.org/drawingml/2006/picture">
+                  <wp:extent cx="5486400" cy="2468880"/>
+                  <wp:docPr id="6" name="Picture 6"/>
+                  <wp:cNvGraphicFramePr>
+                    <a:graphicFrameLocks noChangeAspect="1"/>
+                  </wp:cNvGraphicFramePr>
+                  <a:graphic>
+                    <a:graphicData uri="http://schemas.openxmlformats.org/drawingml/2006/picture">
+                      <pic:pic>
+                        <pic:nvPicPr>
+                          <pic:cNvPr id="0" name="chart11_harm_stage.png"/>
+                          <pic:cNvPicPr/>
+                        </pic:nvPicPr>
+                        <pic:blipFill>
+                          <a:blip r:embed="rId20"/>
+                          <a:stretch>
+                            <a:fillRect/>
+                          </a:stretch>
+                        </pic:blipFill>
+                        <pic:spPr>
+                          <a:xfrm>
+                            <a:off x="0" y="0"/>
+                            <a:ext cx="5486400" cy="2468880"/>
+                          </a:xfrm>
+                          <a:prstGeom prst="rect"/>
+                        </pic:spPr>
+                      </pic:pic>
+                    </a:graphicData>
+                  </a:graphic>
+                </wp:inline>
+              </w:drawing>
+            </w:r>
+          </w:p>
+          <w:p>
+            <w:pPr>
+              <w:spacing w:after="200" w:line="276" w:lineRule="auto"/>
+              <w:jc w:val="center"/>
+            </w:pPr>
+            <w:r>
+              <w:rPr>
+                <w:rFonts w:ascii="Times New Roman" w:hAnsi="Times New Roman" w:eastAsia="바탕"/>
+                <w:b/>
+                <w:color w:val="606068"/>
+                <w:sz w:val="18"/>
+              </w:rPr>
+              <w:t>[그림 6]</w:t>
+            </w:r>
+            <w:r>
+              <w:rPr>
+                <w:rFonts w:ascii="Times New Roman" w:hAnsi="Times New Roman" w:eastAsia="바탕"/>
+                <w:color w:val="606068"/>
+                <w:sz w:val="18"/>
+              </w:rPr>
+              <w:t xml:space="preserve"> 예방 가능한 약물 위해가 생기는 단계 (WHO, 2024). 회색이 전 세계, 빨강이 저·중소득국이다. 우리에게 유리한 그림이 아니라서 싣는다. 위해의 절반 이상이 처방 단계에서 생기고 우리가 대상으로 삼는 지역에서는 80%에 가까운데, 이 앱은 그 단계에 개입하지 않는다.</w:t>
+            </w:r>
+          </w:p>
+          <w:p>
+            <w:pPr>
+              <w:spacing w:after="80" w:line="276" w:lineRule="auto"/>
+              <w:jc w:val="both"/>
+            </w:pPr>
+            <w:r>
+              <w:rPr>
+                <w:rFonts w:ascii="Times New Roman" w:hAnsi="Times New Roman" w:eastAsia="바탕"/>
+                <w:sz w:val="20"/>
+              </w:rPr>
+              <w:t>즉 위해의 무게중심은 환자가 아니라 처방하는 쪽에 있으며, 그 쏠림은 우리가 대상으로 삼는 지역에서 더 심하다. 이 앱은 처방 단계에 개입하지 않는다.</w:t>
+            </w:r>
+          </w:p>
+          <w:p>
+            <w:pPr>
+              <w:spacing w:after="80" w:line="276" w:lineRule="auto"/>
+              <w:jc w:val="both"/>
+            </w:pPr>
+            <w:r>
+              <w:rPr>
+                <w:rFonts w:ascii="Times New Roman" w:hAnsi="Times New Roman" w:eastAsia="바탕"/>
+                <w:sz w:val="20"/>
+              </w:rPr>
+              <w:t>그럼에도 이 연구가 환자 단계를 택한 이유는 두 가지다. 첫째, 처방 단계의 위해는 의료진이 있는 자리에서 일어나므로 처방 검토 시스템과 교육으로 줄일 수 있고, 실제로 그것이 §1.4 앞부분에서 인용한 국제 정책이 하는 일이다. 둘째, 환자 단계는 그 정책이 닿지 않는 유일한 자리다. 비중이 작다는 것과 손댈 수 있는 사람이 있다는 것은 다른 말이며, 우리가 고른 것은 비중이 큰 쪽이 아니라 아무도 서 있지 않은 쪽이다.</w:t>
+            </w:r>
+          </w:p>
+          <w:p>
+            <w:pPr>
+              <w:spacing w:after="80" w:line="276" w:lineRule="auto"/>
+              <w:jc w:val="both"/>
+            </w:pPr>
+            <w:r>
+              <w:rPr>
+                <w:rFonts w:ascii="Times New Roman" w:hAnsi="Times New Roman" w:eastAsia="바탕"/>
+                <w:sz w:val="20"/>
+              </w:rPr>
+              <w:t>이 선택의 대가도 적어 둔다. 처방이 이미 잘못되어 있으면 이 앱은 잘못된 처방을 정확하게 전달한다. §5.7 에서 약국 11명 가운데 8명이 약사가 매번 검토해야 한다고 답한 것이 이 지점을 가리킨다.</w:t>
             </w:r>
           </w:p>
           <w:p>
@@ -4273,7 +4550,7 @@
               <w:drawing>
                 <wp:inline xmlns:a="http://schemas.openxmlformats.org/drawingml/2006/main" xmlns:pic="http://schemas.openxmlformats.org/drawingml/2006/picture">
                   <wp:extent cx="5486400" cy="2560320"/>
-                  <wp:docPr id="5" name="Picture 5"/>
+                  <wp:docPr id="7" name="Picture 7"/>
                   <wp:cNvGraphicFramePr>
                     <a:graphicFrameLocks noChangeAspect="1"/>
                   </wp:cNvGraphicFramePr>
@@ -4285,7 +4562,7 @@
                           <pic:cNvPicPr/>
                         </pic:nvPicPr>
                         <pic:blipFill>
-                          <a:blip r:embed="rId19"/>
+                          <a:blip r:embed="rId21"/>
                           <a:stretch>
                             <a:fillRect/>
                           </a:stretch>
@@ -4316,7 +4593,7 @@
                 <w:color w:val="606068"/>
                 <w:sz w:val="18"/>
               </w:rPr>
-              <w:t>[그림 5]</w:t>
+              <w:t>[그림 7]</w:t>
             </w:r>
             <w:r>
               <w:rPr>
@@ -5182,7 +5459,7 @@
                 <w:rFonts w:ascii="Times New Roman" w:hAnsi="Times New Roman" w:eastAsia="바탕"/>
                 <w:sz w:val="20"/>
               </w:rPr>
-              <w:t xml:space="preserve">나아가 건강 문해력과 픽토그램 이해도 사이에 통계적으로 유의한 양의 상관이 확인되었고 (Dowse et al., 2023: </w:t>
+              <w:t xml:space="preserve">나아가 건강 문해력과 픽토그램 이해도 사이에 통계적으로 유의한 양의 상관이 확인되었다. 남아프리카공화국에서 90명을 대상으로 열 종을 시험한 연구이며, 평균 이해도는 10점 만점에 7.9 ± 1.8, 상관은 </w:t>
             </w:r>
             <w:r>
               <w:rPr>
@@ -5190,6 +5467,21 @@
                 <w:i/>
                 <w:sz w:val="20"/>
               </w:rPr>
+              <w:t>r</w:t>
+            </w:r>
+            <w:r>
+              <w:rPr>
+                <w:rFonts w:ascii="Times New Roman" w:hAnsi="Times New Roman" w:eastAsia="바탕"/>
+                <w:sz w:val="20"/>
+              </w:rPr>
+              <w:t xml:space="preserve"> = 0.34 (</w:t>
+            </w:r>
+            <w:r>
+              <w:rPr>
+                <w:rFonts w:ascii="Times New Roman" w:hAnsi="Times New Roman" w:eastAsia="바탕"/>
+                <w:i/>
+                <w:sz w:val="20"/>
+              </w:rPr>
               <w:t>p</w:t>
             </w:r>
             <w:r>
@@ -5197,7 +5489,37 @@
                 <w:rFonts w:ascii="Times New Roman" w:hAnsi="Times New Roman" w:eastAsia="바탕"/>
                 <w:sz w:val="20"/>
               </w:rPr>
-              <w:t xml:space="preserve"> = 0.002), 저문해 참여자에서 오독이 더 많았다. 이는 가장 도움이 필요한 사람에게서 그림이 가장 덜 통한다는 뜻이므로, 그림 하나에 전달을 맡기지 않고 음성과 색을 겹치는 §2.1 의 설계로 이어진다. 같은 방향의 보고가 하나 더 있다. 네덜란드 약국 방문자 197명에게 픽토그램 10종을 시험한 연구에서 67% 이해 기준을 넘은 것은 절반이었으나 (개별 범위 31.0~98.5%), </w:t>
+              <w:t xml:space="preserve"> = 0.001), 건강 문해력과의 연관은 </w:t>
+            </w:r>
+            <w:r>
+              <w:rPr>
+                <w:rFonts w:ascii="Times New Roman" w:hAnsi="Times New Roman" w:eastAsia="바탕"/>
+                <w:i/>
+                <w:sz w:val="20"/>
+              </w:rPr>
+              <w:t>p</w:t>
+            </w:r>
+            <w:r>
+              <w:rPr>
+                <w:rFonts w:ascii="Times New Roman" w:hAnsi="Times New Roman" w:eastAsia="바탕"/>
+                <w:sz w:val="20"/>
+              </w:rPr>
+              <w:t xml:space="preserve"> = 0.002 다 (Dowse, R., Okeyo, S., Sikhondze, S. &amp; Khumalo, N., "Pharmaceutical indication pictograms for low literacy viewers: Health literacy and comprehension," </w:t>
+            </w:r>
+            <w:r>
+              <w:rPr>
+                <w:rFonts w:ascii="Times New Roman" w:hAnsi="Times New Roman" w:eastAsia="바탕"/>
+                <w:i/>
+                <w:sz w:val="20"/>
+              </w:rPr>
+              <w:t>Health SA Gesondheid</w:t>
+            </w:r>
+            <w:r>
+              <w:rPr>
+                <w:rFonts w:ascii="Times New Roman" w:hAnsi="Times New Roman" w:eastAsia="바탕"/>
+                <w:sz w:val="20"/>
+              </w:rPr>
+              <w:t xml:space="preserve">, 28:2192, 2023, doi:10.4102/hsag.v28i0.2192). 저문해 참여자에서 오독이 더 많았다. 이는 가장 도움이 필요한 사람에게서 그림이 가장 덜 통한다는 뜻이므로, 그림 하나에 전달을 맡기지 않고 음성과 색을 겹치는 §2.1 의 설계로 이어진다. 같은 방향의 보고가 하나 더 있다. 네덜란드 약국 방문자 197명에게 픽토그램 10종을 시험한 연구에서 67% 이해 기준을 넘은 것은 절반이었으나 (개별 범위 31.0~98.5%), </w:t>
             </w:r>
             <w:r>
               <w:rPr>
@@ -5379,7 +5701,7 @@
               <w:drawing>
                 <wp:inline xmlns:a="http://schemas.openxmlformats.org/drawingml/2006/main" xmlns:pic="http://schemas.openxmlformats.org/drawingml/2006/picture">
                   <wp:extent cx="5486400" cy="3108960"/>
-                  <wp:docPr id="6" name="Picture 6"/>
+                  <wp:docPr id="8" name="Picture 8"/>
                   <wp:cNvGraphicFramePr>
                     <a:graphicFrameLocks noChangeAspect="1"/>
                   </wp:cNvGraphicFramePr>
@@ -5391,7 +5713,7 @@
                           <pic:cNvPicPr/>
                         </pic:nvPicPr>
                         <pic:blipFill>
-                          <a:blip r:embed="rId20"/>
+                          <a:blip r:embed="rId22"/>
                           <a:stretch>
                             <a:fillRect/>
                           </a:stretch>
@@ -5422,7 +5744,7 @@
                 <w:color w:val="606068"/>
                 <w:sz w:val="18"/>
               </w:rPr>
-              <w:t>[그림 6]</w:t>
+              <w:t>[그림 8]</w:t>
             </w:r>
             <w:r>
               <w:rPr>
@@ -6129,7 +6451,7 @@
               <w:drawing>
                 <wp:inline xmlns:a="http://schemas.openxmlformats.org/drawingml/2006/main" xmlns:pic="http://schemas.openxmlformats.org/drawingml/2006/picture">
                   <wp:extent cx="1600610" cy="4754880"/>
-                  <wp:docPr id="7" name="Picture 7"/>
+                  <wp:docPr id="9" name="Picture 9"/>
                   <wp:cNvGraphicFramePr>
                     <a:graphicFrameLocks noChangeAspect="1"/>
                   </wp:cNvGraphicFramePr>
@@ -6141,7 +6463,7 @@
                           <pic:cNvPicPr/>
                         </pic:nvPicPr>
                         <pic:blipFill>
-                          <a:blip r:embed="rId21"/>
+                          <a:blip r:embed="rId23"/>
                           <a:stretch>
                             <a:fillRect/>
                           </a:stretch>
@@ -6172,7 +6494,7 @@
                 <w:color w:val="606068"/>
                 <w:sz w:val="18"/>
               </w:rPr>
-              <w:t>[그림 7]</w:t>
+              <w:t>[그림 9]</w:t>
             </w:r>
             <w:r>
               <w:rPr>
@@ -7357,7 +7679,7 @@
               <w:drawing>
                 <wp:inline xmlns:a="http://schemas.openxmlformats.org/drawingml/2006/main" xmlns:pic="http://schemas.openxmlformats.org/drawingml/2006/picture">
                   <wp:extent cx="5190586" cy="4754880"/>
-                  <wp:docPr id="8" name="Picture 8"/>
+                  <wp:docPr id="10" name="Picture 10"/>
                   <wp:cNvGraphicFramePr>
                     <a:graphicFrameLocks noChangeAspect="1"/>
                   </wp:cNvGraphicFramePr>
@@ -7369,7 +7691,7 @@
                           <pic:cNvPicPr/>
                         </pic:nvPicPr>
                         <pic:blipFill>
-                          <a:blip r:embed="rId22"/>
+                          <a:blip r:embed="rId24"/>
                           <a:stretch>
                             <a:fillRect/>
                           </a:stretch>
@@ -7400,7 +7722,7 @@
                 <w:color w:val="606068"/>
                 <w:sz w:val="18"/>
               </w:rPr>
-              <w:t>[그림 8]</w:t>
+              <w:t>[그림 10]</w:t>
             </w:r>
             <w:r>
               <w:rPr>
@@ -7420,7 +7742,7 @@
               <w:drawing>
                 <wp:inline xmlns:a="http://schemas.openxmlformats.org/drawingml/2006/main" xmlns:pic="http://schemas.openxmlformats.org/drawingml/2006/picture">
                   <wp:extent cx="5486400" cy="4377923"/>
-                  <wp:docPr id="9" name="Picture 9"/>
+                  <wp:docPr id="11" name="Picture 11"/>
                   <wp:cNvGraphicFramePr>
                     <a:graphicFrameLocks noChangeAspect="1"/>
                   </wp:cNvGraphicFramePr>
@@ -7432,7 +7754,7 @@
                           <pic:cNvPicPr/>
                         </pic:nvPicPr>
                         <pic:blipFill>
-                          <a:blip r:embed="rId23"/>
+                          <a:blip r:embed="rId25"/>
                           <a:stretch>
                             <a:fillRect/>
                           </a:stretch>
@@ -7463,7 +7785,7 @@
                 <w:color w:val="606068"/>
                 <w:sz w:val="18"/>
               </w:rPr>
-              <w:t>[그림 9]</w:t>
+              <w:t>[그림 11]</w:t>
             </w:r>
             <w:r>
               <w:rPr>
@@ -7837,7 +8159,7 @@
                 <w:rFonts w:ascii="Times New Roman" w:hAnsi="Times New Roman" w:eastAsia="바탕"/>
                 <w:sz w:val="20"/>
               </w:rPr>
-              <w:t xml:space="preserve"> 문자열을 함께 돌려주는 것도 의도적이다. 화면 아래에 "70세 기준 1,800 kcal, 유리당 10% 미만" 이 그대로 표시된다(그림 10 의 (b)). 판정이 어디서 나왔는지를 사용자가 볼 수 없으면 그 판정을 검토할 방법도 없다.</w:t>
+              <w:t xml:space="preserve"> 문자열을 함께 돌려주는 것도 의도적이다. 화면 아래에 "70세 기준 1,800 kcal, 유리당 10% 미만" 이 그대로 표시된다(그림 12 의 (b)). 판정이 어디서 나왔는지를 사용자가 볼 수 없으면 그 판정을 검토할 방법도 없다.</w:t>
             </w:r>
           </w:p>
           <w:p>
@@ -8908,7 +9230,7 @@
               <w:drawing>
                 <wp:inline xmlns:a="http://schemas.openxmlformats.org/drawingml/2006/main" xmlns:pic="http://schemas.openxmlformats.org/drawingml/2006/picture">
                   <wp:extent cx="5486400" cy="4300897"/>
-                  <wp:docPr id="10" name="Picture 10"/>
+                  <wp:docPr id="12" name="Picture 12"/>
                   <wp:cNvGraphicFramePr>
                     <a:graphicFrameLocks noChangeAspect="1"/>
                   </wp:cNvGraphicFramePr>
@@ -8920,7 +9242,7 @@
                           <pic:cNvPicPr/>
                         </pic:nvPicPr>
                         <pic:blipFill>
-                          <a:blip r:embed="rId24"/>
+                          <a:blip r:embed="rId26"/>
                           <a:stretch>
                             <a:fillRect/>
                           </a:stretch>
@@ -8951,7 +9273,7 @@
                 <w:color w:val="606068"/>
                 <w:sz w:val="18"/>
               </w:rPr>
-              <w:t>[그림 10]</w:t>
+              <w:t>[그림 12]</w:t>
             </w:r>
             <w:r>
               <w:rPr>
@@ -9011,7 +9333,7 @@
               <w:drawing>
                 <wp:inline xmlns:a="http://schemas.openxmlformats.org/drawingml/2006/main" xmlns:pic="http://schemas.openxmlformats.org/drawingml/2006/picture">
                   <wp:extent cx="5486400" cy="4496734"/>
-                  <wp:docPr id="11" name="Picture 11"/>
+                  <wp:docPr id="13" name="Picture 13"/>
                   <wp:cNvGraphicFramePr>
                     <a:graphicFrameLocks noChangeAspect="1"/>
                   </wp:cNvGraphicFramePr>
@@ -9023,7 +9345,7 @@
                           <pic:cNvPicPr/>
                         </pic:nvPicPr>
                         <pic:blipFill>
-                          <a:blip r:embed="rId25"/>
+                          <a:blip r:embed="rId27"/>
                           <a:stretch>
                             <a:fillRect/>
                           </a:stretch>
@@ -9054,7 +9376,7 @@
                 <w:color w:val="606068"/>
                 <w:sz w:val="18"/>
               </w:rPr>
-              <w:t>[그림 11]</w:t>
+              <w:t>[그림 13]</w:t>
             </w:r>
             <w:r>
               <w:rPr>
@@ -9114,7 +9436,7 @@
               <w:drawing>
                 <wp:inline xmlns:a="http://schemas.openxmlformats.org/drawingml/2006/main" xmlns:pic="http://schemas.openxmlformats.org/drawingml/2006/picture">
                   <wp:extent cx="5486400" cy="2852928"/>
-                  <wp:docPr id="12" name="Picture 12"/>
+                  <wp:docPr id="14" name="Picture 14"/>
                   <wp:cNvGraphicFramePr>
                     <a:graphicFrameLocks noChangeAspect="1"/>
                   </wp:cNvGraphicFramePr>
@@ -9126,7 +9448,7 @@
                           <pic:cNvPicPr/>
                         </pic:nvPicPr>
                         <pic:blipFill>
-                          <a:blip r:embed="rId26"/>
+                          <a:blip r:embed="rId28"/>
                           <a:stretch>
                             <a:fillRect/>
                           </a:stretch>
@@ -9157,7 +9479,7 @@
                 <w:color w:val="606068"/>
                 <w:sz w:val="18"/>
               </w:rPr>
-              <w:t>[그림 12]</w:t>
+              <w:t>[그림 14]</w:t>
             </w:r>
             <w:r>
               <w:rPr>
@@ -9353,7 +9675,7 @@
               <w:drawing>
                 <wp:inline xmlns:a="http://schemas.openxmlformats.org/drawingml/2006/main" xmlns:pic="http://schemas.openxmlformats.org/drawingml/2006/picture">
                   <wp:extent cx="5486400" cy="3200400"/>
-                  <wp:docPr id="13" name="Picture 13"/>
+                  <wp:docPr id="15" name="Picture 15"/>
                   <wp:cNvGraphicFramePr>
                     <a:graphicFrameLocks noChangeAspect="1"/>
                   </wp:cNvGraphicFramePr>
@@ -9365,7 +9687,7 @@
                           <pic:cNvPicPr/>
                         </pic:nvPicPr>
                         <pic:blipFill>
-                          <a:blip r:embed="rId27"/>
+                          <a:blip r:embed="rId29"/>
                           <a:stretch>
                             <a:fillRect/>
                           </a:stretch>
@@ -9396,7 +9718,7 @@
                 <w:color w:val="606068"/>
                 <w:sz w:val="18"/>
               </w:rPr>
-              <w:t>[그림 13]</w:t>
+              <w:t>[그림 15]</w:t>
             </w:r>
             <w:r>
               <w:rPr>
@@ -10011,7 +10333,7 @@
               <w:drawing>
                 <wp:inline xmlns:a="http://schemas.openxmlformats.org/drawingml/2006/main" xmlns:pic="http://schemas.openxmlformats.org/drawingml/2006/picture">
                   <wp:extent cx="3931920" cy="4754880"/>
-                  <wp:docPr id="14" name="Picture 14"/>
+                  <wp:docPr id="16" name="Picture 16"/>
                   <wp:cNvGraphicFramePr>
                     <a:graphicFrameLocks noChangeAspect="1"/>
                   </wp:cNvGraphicFramePr>
@@ -10023,7 +10345,7 @@
                           <pic:cNvPicPr/>
                         </pic:nvPicPr>
                         <pic:blipFill>
-                          <a:blip r:embed="rId28"/>
+                          <a:blip r:embed="rId30"/>
                           <a:stretch>
                             <a:fillRect/>
                           </a:stretch>
@@ -10054,7 +10376,7 @@
                 <w:color w:val="606068"/>
                 <w:sz w:val="18"/>
               </w:rPr>
-              <w:t>[그림 14]</w:t>
+              <w:t>[그림 16]</w:t>
             </w:r>
             <w:r>
               <w:rPr>
@@ -11357,7 +11679,7 @@
                 <w:rFonts w:ascii="Times New Roman" w:hAnsi="Times New Roman" w:eastAsia="바탕"/>
                 <w:sz w:val="20"/>
               </w:rPr>
-              <w:t>인식이 진행되는 동안의 화면과 그 결과인 판정 화면은 그림 10 의 (b)·(c) 에 있다.</w:t>
+              <w:t>인식이 진행되는 동안의 화면과 그 결과인 판정 화면은 그림 12 의 (b)·(c) 에 있다.</w:t>
             </w:r>
           </w:p>
           <w:p>
@@ -15701,7 +16023,7 @@
               <w:drawing>
                 <wp:inline xmlns:a="http://schemas.openxmlformats.org/drawingml/2006/main" xmlns:pic="http://schemas.openxmlformats.org/drawingml/2006/picture">
                   <wp:extent cx="5486400" cy="3135086"/>
-                  <wp:docPr id="15" name="Picture 15"/>
+                  <wp:docPr id="17" name="Picture 17"/>
                   <wp:cNvGraphicFramePr>
                     <a:graphicFrameLocks noChangeAspect="1"/>
                   </wp:cNvGraphicFramePr>
@@ -15713,7 +16035,7 @@
                           <pic:cNvPicPr/>
                         </pic:nvPicPr>
                         <pic:blipFill>
-                          <a:blip r:embed="rId29"/>
+                          <a:blip r:embed="rId31"/>
                           <a:stretch>
                             <a:fillRect/>
                           </a:stretch>
@@ -15744,7 +16066,7 @@
                 <w:color w:val="606068"/>
                 <w:sz w:val="18"/>
               </w:rPr>
-              <w:t>[그림 15]</w:t>
+              <w:t>[그림 17]</w:t>
             </w:r>
             <w:r>
               <w:rPr>
@@ -17161,7 +17483,7 @@
                 <w:rFonts w:ascii="Times New Roman" w:hAnsi="Times New Roman" w:eastAsia="바탕"/>
                 <w:sz w:val="20"/>
               </w:rPr>
-              <w:t xml:space="preserve"> 으로 펌웨어 전체를 노트북에서 띄우는 것(그림 11 오른쪽)도 같은 원칙에서 나왔다.</w:t>
+              <w:t xml:space="preserve"> 으로 펌웨어 전체를 노트북에서 띄우는 것(그림 13 오른쪽)도 같은 원칙에서 나왔다.</w:t>
             </w:r>
           </w:p>
           <w:p>
@@ -17987,7 +18309,7 @@
               <w:drawing>
                 <wp:inline xmlns:a="http://schemas.openxmlformats.org/drawingml/2006/main" xmlns:pic="http://schemas.openxmlformats.org/drawingml/2006/picture">
                   <wp:extent cx="5486400" cy="2560320"/>
-                  <wp:docPr id="16" name="Picture 16"/>
+                  <wp:docPr id="18" name="Picture 18"/>
                   <wp:cNvGraphicFramePr>
                     <a:graphicFrameLocks noChangeAspect="1"/>
                   </wp:cNvGraphicFramePr>
@@ -17999,7 +18321,7 @@
                           <pic:cNvPicPr/>
                         </pic:nvPicPr>
                         <pic:blipFill>
-                          <a:blip r:embed="rId30"/>
+                          <a:blip r:embed="rId32"/>
                           <a:stretch>
                             <a:fillRect/>
                           </a:stretch>
@@ -18030,7 +18352,7 @@
                 <w:color w:val="606068"/>
                 <w:sz w:val="18"/>
               </w:rPr>
-              <w:t>[그림 16]</w:t>
+              <w:t>[그림 18]</w:t>
             </w:r>
             <w:r>
               <w:rPr>
@@ -18689,7 +19011,7 @@
               <w:drawing>
                 <wp:inline xmlns:a="http://schemas.openxmlformats.org/drawingml/2006/main" xmlns:pic="http://schemas.openxmlformats.org/drawingml/2006/picture">
                   <wp:extent cx="5486400" cy="2011680"/>
-                  <wp:docPr id="17" name="Picture 17"/>
+                  <wp:docPr id="19" name="Picture 19"/>
                   <wp:cNvGraphicFramePr>
                     <a:graphicFrameLocks noChangeAspect="1"/>
                   </wp:cNvGraphicFramePr>
@@ -18701,7 +19023,7 @@
                           <pic:cNvPicPr/>
                         </pic:nvPicPr>
                         <pic:blipFill>
-                          <a:blip r:embed="rId31"/>
+                          <a:blip r:embed="rId33"/>
                           <a:stretch>
                             <a:fillRect/>
                           </a:stretch>
@@ -18732,7 +19054,7 @@
                 <w:color w:val="606068"/>
                 <w:sz w:val="18"/>
               </w:rPr>
-              <w:t>[그림 17]</w:t>
+              <w:t>[그림 19]</w:t>
             </w:r>
             <w:r>
               <w:rPr>
@@ -20704,7 +21026,7 @@
               <w:drawing>
                 <wp:inline xmlns:a="http://schemas.openxmlformats.org/drawingml/2006/main" xmlns:pic="http://schemas.openxmlformats.org/drawingml/2006/picture">
                   <wp:extent cx="5486400" cy="2651760"/>
-                  <wp:docPr id="18" name="Picture 18"/>
+                  <wp:docPr id="20" name="Picture 20"/>
                   <wp:cNvGraphicFramePr>
                     <a:graphicFrameLocks noChangeAspect="1"/>
                   </wp:cNvGraphicFramePr>
@@ -20716,7 +21038,7 @@
                           <pic:cNvPicPr/>
                         </pic:nvPicPr>
                         <pic:blipFill>
-                          <a:blip r:embed="rId32"/>
+                          <a:blip r:embed="rId34"/>
                           <a:stretch>
                             <a:fillRect/>
                           </a:stretch>
@@ -20747,7 +21069,7 @@
                 <w:color w:val="606068"/>
                 <w:sz w:val="18"/>
               </w:rPr>
-              <w:t>[그림 18]</w:t>
+              <w:t>[그림 20]</w:t>
             </w:r>
             <w:r>
               <w:rPr>
@@ -25339,7 +25661,7 @@
               <w:drawing>
                 <wp:inline xmlns:a="http://schemas.openxmlformats.org/drawingml/2006/main" xmlns:pic="http://schemas.openxmlformats.org/drawingml/2006/picture">
                   <wp:extent cx="5486400" cy="2377440"/>
-                  <wp:docPr id="19" name="Picture 19"/>
+                  <wp:docPr id="21" name="Picture 21"/>
                   <wp:cNvGraphicFramePr>
                     <a:graphicFrameLocks noChangeAspect="1"/>
                   </wp:cNvGraphicFramePr>
@@ -25351,7 +25673,7 @@
                           <pic:cNvPicPr/>
                         </pic:nvPicPr>
                         <pic:blipFill>
-                          <a:blip r:embed="rId33"/>
+                          <a:blip r:embed="rId35"/>
                           <a:stretch>
                             <a:fillRect/>
                           </a:stretch>
@@ -25382,7 +25704,7 @@
                 <w:color w:val="606068"/>
                 <w:sz w:val="18"/>
               </w:rPr>
-              <w:t>[그림 19]</w:t>
+              <w:t>[그림 21]</w:t>
             </w:r>
             <w:r>
               <w:rPr>

--- a/docs/proposal/SnapCare_H1_Final_Proposal_KO.docx
+++ b/docs/proposal/SnapCare_H1_Final_Proposal_KO.docx
@@ -4074,7 +4074,7 @@
                 <w:rFonts w:ascii="Times New Roman" w:hAnsi="Times New Roman" w:eastAsia="바탕"/>
                 <w:sz w:val="20"/>
               </w:rPr>
-              <w:t>이 선택의 대가도 적어 둔다. 처방이 이미 잘못되어 있으면 이 앱은 잘못된 처방을 정확하게 전달한다. §5.7 에서 약국 11명 가운데 8명이 약사가 매번 검토해야 한다고 답한 것이 이 지점을 가리킨다.</w:t>
+              <w:t>이 선택에는 대가가 따른다. 처방이 이미 잘못되어 있으면 이 앱은 잘못된 처방을 정확하게 전달한다. §5.7 에서 약국 11명 가운데 8명이 약사가 매번 검토해야 한다고 답한 것이 이 지점을 가리킨다.</w:t>
             </w:r>
           </w:p>
           <w:p>
@@ -4307,7 +4307,124 @@
                 <w:rFonts w:ascii="Times New Roman" w:hAnsi="Times New Roman" w:eastAsia="바탕"/>
                 <w:sz w:val="20"/>
               </w:rPr>
-              <w:t>전제가 하나 더 있다. 글을 읽을 수 있다 해도 그 글이 자기 언어라는 보장이 없다. 세계 인구의 40%는 자신이 이해하는 언어로 교육에 접근하지 못하며, 문해력 조사조차 대부분 한 언어만으로 측정한다 (UNESCO, 2025). 처방전과 성분표는 그 나라의 공용어나 영어로 인쇄되므로, 문해율 통계에서 "읽을 수 있다" 로 집계된 사람 가운데도 자기 앞의 종이를 읽지 못하는 사람이 있다. 그림과 음성은 이 층을 함께 건너뛴다.</w:t>
+              <w:t xml:space="preserve">전제가 하나 더 있다. 글을 읽을 수 있고 그것이 자기 언어라 해도, 그 글자가 눈에 보인다는 보장이 없다. 전 세계에서 최소 22억 명이 근거리 또는 원거리 시력 손상을 가지고 있으며, 그중 최소 10억 명은 예방할 수 있었거나 아직 교정되지 않은 상태다. 원거리 시력 손상의 유병률은 저·중소득 지역에서 고소득 지역의 네 배로 추정되고, 시력 손상과 실명을 가진 사람의 대다수가 50세를 넘긴 사람이다 (World Health Organization, </w:t>
+            </w:r>
+            <w:r>
+              <w:rPr>
+                <w:rFonts w:ascii="Times New Roman" w:hAnsi="Times New Roman" w:eastAsia="바탕"/>
+                <w:i/>
+                <w:sz w:val="20"/>
+              </w:rPr>
+              <w:t>Blindness and vision impairment</w:t>
+            </w:r>
+            <w:r>
+              <w:rPr>
+                <w:rFonts w:ascii="Times New Roman" w:hAnsi="Times New Roman" w:eastAsia="바탕"/>
+                <w:sz w:val="20"/>
+              </w:rPr>
+              <w:t xml:space="preserve"> fact sheet).</w:t>
+            </w:r>
+          </w:p>
+          <w:p>
+            <w:pPr>
+              <w:spacing w:after="80" w:line="276" w:lineRule="auto"/>
+              <w:jc w:val="both"/>
+            </w:pPr>
+            <w:r>
+              <w:rPr>
+                <w:rFonts w:ascii="Times New Roman" w:hAnsi="Times New Roman" w:eastAsia="바탕"/>
+                <w:sz w:val="20"/>
+              </w:rPr>
+              <w:t>이 수치는 §1.1 의 비문해 성인 7억 3,900만 명보다 세 배 크다. §5.7 의 전문가 조사에서 다섯 명이 "글을 읽지 못하는 사람 가운데 가장 많은 수는 문맹이 아니라 시각장애인일 것" 이라고 지적했는데, 이 수치가 그 지적을 뒷받침한다. 다만 두 집단이 겹치는 정도와, 시력 손상을 가진 사람 가운데 몇이 실제로 복약 지시를 읽지 못하는지는 이 자료로 알 수 없다.</w:t>
+            </w:r>
+          </w:p>
+          <w:p>
+            <w:pPr>
+              <w:spacing w:before="160" w:after="60"/>
+              <w:jc w:val="center"/>
+            </w:pPr>
+            <w:r>
+              <w:drawing>
+                <wp:inline xmlns:a="http://schemas.openxmlformats.org/drawingml/2006/main" xmlns:pic="http://schemas.openxmlformats.org/drawingml/2006/picture">
+                  <wp:extent cx="5486400" cy="2286000"/>
+                  <wp:docPr id="7" name="Picture 7"/>
+                  <wp:cNvGraphicFramePr>
+                    <a:graphicFrameLocks noChangeAspect="1"/>
+                  </wp:cNvGraphicFramePr>
+                  <a:graphic>
+                    <a:graphicData uri="http://schemas.openxmlformats.org/drawingml/2006/picture">
+                      <pic:pic>
+                        <pic:nvPicPr>
+                          <pic:cNvPr id="0" name="chart13_three_layers.png"/>
+                          <pic:cNvPicPr/>
+                        </pic:nvPicPr>
+                        <pic:blipFill>
+                          <a:blip r:embed="rId21"/>
+                          <a:stretch>
+                            <a:fillRect/>
+                          </a:stretch>
+                        </pic:blipFill>
+                        <pic:spPr>
+                          <a:xfrm>
+                            <a:off x="0" y="0"/>
+                            <a:ext cx="5486400" cy="2286000"/>
+                          </a:xfrm>
+                          <a:prstGeom prst="rect"/>
+                        </pic:spPr>
+                      </pic:pic>
+                    </a:graphicData>
+                  </a:graphic>
+                </wp:inline>
+              </w:drawing>
+            </w:r>
+          </w:p>
+          <w:p>
+            <w:pPr>
+              <w:spacing w:after="200" w:line="276" w:lineRule="auto"/>
+              <w:jc w:val="center"/>
+            </w:pPr>
+            <w:r>
+              <w:rPr>
+                <w:rFonts w:ascii="Times New Roman" w:hAnsi="Times New Roman" w:eastAsia="바탕"/>
+                <w:b/>
+                <w:color w:val="606068"/>
+                <w:sz w:val="18"/>
+              </w:rPr>
+              <w:t>[그림 7]</w:t>
+            </w:r>
+            <w:r>
+              <w:rPr>
+                <w:rFonts w:ascii="Times New Roman" w:hAnsi="Times New Roman" w:eastAsia="바탕"/>
+                <w:color w:val="606068"/>
+                <w:sz w:val="18"/>
+              </w:rPr>
+              <w:t xml:space="preserve"> 처방전을 읽지 못하는 세 갈래. 셋은 서로 겹치고 출처와 분모가 다르므로 크기를 견주려고 놓은 것이 아니다. 이 문서가 §1.1 부터 다루어 온 것은 가운데 막대이고, 위의 막대는 우리가 다루지 않은 층이다. 아래 줄은 분모가 달라 막대로 그리지 않았다.</w:t>
+            </w:r>
+          </w:p>
+          <w:p>
+            <w:pPr>
+              <w:spacing w:after="80" w:line="276" w:lineRule="auto"/>
+              <w:jc w:val="both"/>
+            </w:pPr>
+            <w:r>
+              <w:rPr>
+                <w:rFonts w:ascii="Times New Roman" w:hAnsi="Times New Roman" w:eastAsia="바탕"/>
+                <w:sz w:val="20"/>
+              </w:rPr>
+              <w:t>이 앱은 시각장애를 대상으로 설계되지 않았다. 그림을 크게 그리고 음성을 붙였으나, 사진을 찍는 행위 자체가 앞을 보지 못하는 사람에게 장벽이 된다는 지적이 §5.7 에서 두 건 나왔다. 우리가 다루지 않은 층이며 §5.9 의 미검증 항목에 해당한다.</w:t>
+            </w:r>
+          </w:p>
+          <w:p>
+            <w:pPr>
+              <w:spacing w:after="80" w:line="276" w:lineRule="auto"/>
+              <w:jc w:val="both"/>
+            </w:pPr>
+            <w:r>
+              <w:rPr>
+                <w:rFonts w:ascii="Times New Roman" w:hAnsi="Times New Roman" w:eastAsia="바탕"/>
+                <w:sz w:val="20"/>
+              </w:rPr>
+              <w:t>또 하나의 전제가 있다. 글을 읽을 수 있다 해도 그 글이 자기 언어라는 보장이 없다. 세계 인구의 40%는 자신이 이해하는 언어로 교육에 접근하지 못하며, 문해력 조사조차 대부분 한 언어만으로 측정한다 (UNESCO, 2025). 처방전과 성분표는 그 나라의 공용어나 영어로 인쇄되므로, 문해율 통계에서 "읽을 수 있다" 로 집계된 사람 가운데도 자기 앞의 종이를 읽지 못하는 사람이 있다. 그림과 음성은 이 층을 함께 건너뛴다.</w:t>
             </w:r>
           </w:p>
           <w:p>
@@ -4550,7 +4667,7 @@
               <w:drawing>
                 <wp:inline xmlns:a="http://schemas.openxmlformats.org/drawingml/2006/main" xmlns:pic="http://schemas.openxmlformats.org/drawingml/2006/picture">
                   <wp:extent cx="5486400" cy="2560320"/>
-                  <wp:docPr id="7" name="Picture 7"/>
+                  <wp:docPr id="8" name="Picture 8"/>
                   <wp:cNvGraphicFramePr>
                     <a:graphicFrameLocks noChangeAspect="1"/>
                   </wp:cNvGraphicFramePr>
@@ -4562,7 +4679,7 @@
                           <pic:cNvPicPr/>
                         </pic:nvPicPr>
                         <pic:blipFill>
-                          <a:blip r:embed="rId21"/>
+                          <a:blip r:embed="rId22"/>
                           <a:stretch>
                             <a:fillRect/>
                           </a:stretch>
@@ -4593,7 +4710,7 @@
                 <w:color w:val="606068"/>
                 <w:sz w:val="18"/>
               </w:rPr>
-              <w:t>[그림 7]</w:t>
+              <w:t>[그림 8]</w:t>
             </w:r>
             <w:r>
               <w:rPr>
@@ -5701,7 +5818,7 @@
               <w:drawing>
                 <wp:inline xmlns:a="http://schemas.openxmlformats.org/drawingml/2006/main" xmlns:pic="http://schemas.openxmlformats.org/drawingml/2006/picture">
                   <wp:extent cx="5486400" cy="3108960"/>
-                  <wp:docPr id="8" name="Picture 8"/>
+                  <wp:docPr id="9" name="Picture 9"/>
                   <wp:cNvGraphicFramePr>
                     <a:graphicFrameLocks noChangeAspect="1"/>
                   </wp:cNvGraphicFramePr>
@@ -5713,7 +5830,7 @@
                           <pic:cNvPicPr/>
                         </pic:nvPicPr>
                         <pic:blipFill>
-                          <a:blip r:embed="rId22"/>
+                          <a:blip r:embed="rId23"/>
                           <a:stretch>
                             <a:fillRect/>
                           </a:stretch>
@@ -5744,7 +5861,7 @@
                 <w:color w:val="606068"/>
                 <w:sz w:val="18"/>
               </w:rPr>
-              <w:t>[그림 8]</w:t>
+              <w:t>[그림 9]</w:t>
             </w:r>
             <w:r>
               <w:rPr>
@@ -6451,7 +6568,7 @@
               <w:drawing>
                 <wp:inline xmlns:a="http://schemas.openxmlformats.org/drawingml/2006/main" xmlns:pic="http://schemas.openxmlformats.org/drawingml/2006/picture">
                   <wp:extent cx="1600610" cy="4754880"/>
-                  <wp:docPr id="9" name="Picture 9"/>
+                  <wp:docPr id="10" name="Picture 10"/>
                   <wp:cNvGraphicFramePr>
                     <a:graphicFrameLocks noChangeAspect="1"/>
                   </wp:cNvGraphicFramePr>
@@ -6463,7 +6580,7 @@
                           <pic:cNvPicPr/>
                         </pic:nvPicPr>
                         <pic:blipFill>
-                          <a:blip r:embed="rId23"/>
+                          <a:blip r:embed="rId24"/>
                           <a:stretch>
                             <a:fillRect/>
                           </a:stretch>
@@ -6494,7 +6611,7 @@
                 <w:color w:val="606068"/>
                 <w:sz w:val="18"/>
               </w:rPr>
-              <w:t>[그림 9]</w:t>
+              <w:t>[그림 10]</w:t>
             </w:r>
             <w:r>
               <w:rPr>
@@ -7679,7 +7796,7 @@
               <w:drawing>
                 <wp:inline xmlns:a="http://schemas.openxmlformats.org/drawingml/2006/main" xmlns:pic="http://schemas.openxmlformats.org/drawingml/2006/picture">
                   <wp:extent cx="5190586" cy="4754880"/>
-                  <wp:docPr id="10" name="Picture 10"/>
+                  <wp:docPr id="11" name="Picture 11"/>
                   <wp:cNvGraphicFramePr>
                     <a:graphicFrameLocks noChangeAspect="1"/>
                   </wp:cNvGraphicFramePr>
@@ -7691,7 +7808,7 @@
                           <pic:cNvPicPr/>
                         </pic:nvPicPr>
                         <pic:blipFill>
-                          <a:blip r:embed="rId24"/>
+                          <a:blip r:embed="rId25"/>
                           <a:stretch>
                             <a:fillRect/>
                           </a:stretch>
@@ -7722,7 +7839,7 @@
                 <w:color w:val="606068"/>
                 <w:sz w:val="18"/>
               </w:rPr>
-              <w:t>[그림 10]</w:t>
+              <w:t>[그림 11]</w:t>
             </w:r>
             <w:r>
               <w:rPr>
@@ -7742,7 +7859,7 @@
               <w:drawing>
                 <wp:inline xmlns:a="http://schemas.openxmlformats.org/drawingml/2006/main" xmlns:pic="http://schemas.openxmlformats.org/drawingml/2006/picture">
                   <wp:extent cx="5486400" cy="4377923"/>
-                  <wp:docPr id="11" name="Picture 11"/>
+                  <wp:docPr id="12" name="Picture 12"/>
                   <wp:cNvGraphicFramePr>
                     <a:graphicFrameLocks noChangeAspect="1"/>
                   </wp:cNvGraphicFramePr>
@@ -7754,7 +7871,7 @@
                           <pic:cNvPicPr/>
                         </pic:nvPicPr>
                         <pic:blipFill>
-                          <a:blip r:embed="rId25"/>
+                          <a:blip r:embed="rId26"/>
                           <a:stretch>
                             <a:fillRect/>
                           </a:stretch>
@@ -7785,7 +7902,7 @@
                 <w:color w:val="606068"/>
                 <w:sz w:val="18"/>
               </w:rPr>
-              <w:t>[그림 11]</w:t>
+              <w:t>[그림 12]</w:t>
             </w:r>
             <w:r>
               <w:rPr>
@@ -8159,7 +8276,7 @@
                 <w:rFonts w:ascii="Times New Roman" w:hAnsi="Times New Roman" w:eastAsia="바탕"/>
                 <w:sz w:val="20"/>
               </w:rPr>
-              <w:t xml:space="preserve"> 문자열을 함께 돌려주는 것도 의도적이다. 화면 아래에 "70세 기준 1,800 kcal, 유리당 10% 미만" 이 그대로 표시된다(그림 12 의 (b)). 판정이 어디서 나왔는지를 사용자가 볼 수 없으면 그 판정을 검토할 방법도 없다.</w:t>
+              <w:t xml:space="preserve"> 문자열을 함께 돌려주는 것도 의도적이다. 화면 아래에 "70세 기준 1,800 kcal, 유리당 10% 미만" 이 그대로 표시된다(그림 13 의 (b)). 판정이 어디서 나왔는지를 사용자가 볼 수 없으면 그 판정을 검토할 방법도 없다.</w:t>
             </w:r>
           </w:p>
           <w:p>
@@ -9230,7 +9347,7 @@
               <w:drawing>
                 <wp:inline xmlns:a="http://schemas.openxmlformats.org/drawingml/2006/main" xmlns:pic="http://schemas.openxmlformats.org/drawingml/2006/picture">
                   <wp:extent cx="5486400" cy="4300897"/>
-                  <wp:docPr id="12" name="Picture 12"/>
+                  <wp:docPr id="13" name="Picture 13"/>
                   <wp:cNvGraphicFramePr>
                     <a:graphicFrameLocks noChangeAspect="1"/>
                   </wp:cNvGraphicFramePr>
@@ -9242,7 +9359,7 @@
                           <pic:cNvPicPr/>
                         </pic:nvPicPr>
                         <pic:blipFill>
-                          <a:blip r:embed="rId26"/>
+                          <a:blip r:embed="rId27"/>
                           <a:stretch>
                             <a:fillRect/>
                           </a:stretch>
@@ -9273,7 +9390,7 @@
                 <w:color w:val="606068"/>
                 <w:sz w:val="18"/>
               </w:rPr>
-              <w:t>[그림 12]</w:t>
+              <w:t>[그림 13]</w:t>
             </w:r>
             <w:r>
               <w:rPr>
@@ -9333,7 +9450,7 @@
               <w:drawing>
                 <wp:inline xmlns:a="http://schemas.openxmlformats.org/drawingml/2006/main" xmlns:pic="http://schemas.openxmlformats.org/drawingml/2006/picture">
                   <wp:extent cx="5486400" cy="4496734"/>
-                  <wp:docPr id="13" name="Picture 13"/>
+                  <wp:docPr id="14" name="Picture 14"/>
                   <wp:cNvGraphicFramePr>
                     <a:graphicFrameLocks noChangeAspect="1"/>
                   </wp:cNvGraphicFramePr>
@@ -9345,7 +9462,7 @@
                           <pic:cNvPicPr/>
                         </pic:nvPicPr>
                         <pic:blipFill>
-                          <a:blip r:embed="rId27"/>
+                          <a:blip r:embed="rId28"/>
                           <a:stretch>
                             <a:fillRect/>
                           </a:stretch>
@@ -9376,7 +9493,7 @@
                 <w:color w:val="606068"/>
                 <w:sz w:val="18"/>
               </w:rPr>
-              <w:t>[그림 13]</w:t>
+              <w:t>[그림 14]</w:t>
             </w:r>
             <w:r>
               <w:rPr>
@@ -9436,7 +9553,7 @@
               <w:drawing>
                 <wp:inline xmlns:a="http://schemas.openxmlformats.org/drawingml/2006/main" xmlns:pic="http://schemas.openxmlformats.org/drawingml/2006/picture">
                   <wp:extent cx="5486400" cy="2852928"/>
-                  <wp:docPr id="14" name="Picture 14"/>
+                  <wp:docPr id="15" name="Picture 15"/>
                   <wp:cNvGraphicFramePr>
                     <a:graphicFrameLocks noChangeAspect="1"/>
                   </wp:cNvGraphicFramePr>
@@ -9448,7 +9565,7 @@
                           <pic:cNvPicPr/>
                         </pic:nvPicPr>
                         <pic:blipFill>
-                          <a:blip r:embed="rId28"/>
+                          <a:blip r:embed="rId29"/>
                           <a:stretch>
                             <a:fillRect/>
                           </a:stretch>
@@ -9479,7 +9596,7 @@
                 <w:color w:val="606068"/>
                 <w:sz w:val="18"/>
               </w:rPr>
-              <w:t>[그림 14]</w:t>
+              <w:t>[그림 15]</w:t>
             </w:r>
             <w:r>
               <w:rPr>
@@ -9675,7 +9792,7 @@
               <w:drawing>
                 <wp:inline xmlns:a="http://schemas.openxmlformats.org/drawingml/2006/main" xmlns:pic="http://schemas.openxmlformats.org/drawingml/2006/picture">
                   <wp:extent cx="5486400" cy="3200400"/>
-                  <wp:docPr id="15" name="Picture 15"/>
+                  <wp:docPr id="16" name="Picture 16"/>
                   <wp:cNvGraphicFramePr>
                     <a:graphicFrameLocks noChangeAspect="1"/>
                   </wp:cNvGraphicFramePr>
@@ -9687,7 +9804,7 @@
                           <pic:cNvPicPr/>
                         </pic:nvPicPr>
                         <pic:blipFill>
-                          <a:blip r:embed="rId29"/>
+                          <a:blip r:embed="rId30"/>
                           <a:stretch>
                             <a:fillRect/>
                           </a:stretch>
@@ -9718,7 +9835,7 @@
                 <w:color w:val="606068"/>
                 <w:sz w:val="18"/>
               </w:rPr>
-              <w:t>[그림 15]</w:t>
+              <w:t>[그림 16]</w:t>
             </w:r>
             <w:r>
               <w:rPr>
@@ -10333,7 +10450,7 @@
               <w:drawing>
                 <wp:inline xmlns:a="http://schemas.openxmlformats.org/drawingml/2006/main" xmlns:pic="http://schemas.openxmlformats.org/drawingml/2006/picture">
                   <wp:extent cx="3931920" cy="4754880"/>
-                  <wp:docPr id="16" name="Picture 16"/>
+                  <wp:docPr id="17" name="Picture 17"/>
                   <wp:cNvGraphicFramePr>
                     <a:graphicFrameLocks noChangeAspect="1"/>
                   </wp:cNvGraphicFramePr>
@@ -10345,7 +10462,7 @@
                           <pic:cNvPicPr/>
                         </pic:nvPicPr>
                         <pic:blipFill>
-                          <a:blip r:embed="rId30"/>
+                          <a:blip r:embed="rId31"/>
                           <a:stretch>
                             <a:fillRect/>
                           </a:stretch>
@@ -10376,7 +10493,7 @@
                 <w:color w:val="606068"/>
                 <w:sz w:val="18"/>
               </w:rPr>
-              <w:t>[그림 16]</w:t>
+              <w:t>[그림 17]</w:t>
             </w:r>
             <w:r>
               <w:rPr>
@@ -11679,7 +11796,7 @@
                 <w:rFonts w:ascii="Times New Roman" w:hAnsi="Times New Roman" w:eastAsia="바탕"/>
                 <w:sz w:val="20"/>
               </w:rPr>
-              <w:t>인식이 진행되는 동안의 화면과 그 결과인 판정 화면은 그림 12 의 (b)·(c) 에 있다.</w:t>
+              <w:t>인식이 진행되는 동안의 화면과 그 결과인 판정 화면은 그림 13 의 (b)·(c) 에 있다.</w:t>
             </w:r>
           </w:p>
           <w:p>
@@ -14448,7 +14565,7 @@
                 <w:rFonts w:ascii="Times New Roman" w:hAnsi="Times New Roman" w:eastAsia="바탕"/>
                 <w:sz w:val="20"/>
               </w:rPr>
-              <w:t>한 가지 대가를 적어 둔다. 모델을 기기에서 돌리기로 하면 모델을 바꿀 때마다 16 MB 를 다시 내려받게 된다. 서버에 두었다면 사용자가 눈치채지 못하는 사이에 갈아 끼울 수 있었을 것이다. 인터넷이 없어도 도는 것과 조용히 고칠 수 있는 것 가운데 앞의 것을 골랐고, 이것은 대상 사용자가 정해진 뒤에는 고민할 여지가 없는 선택이었다.</w:t>
+              <w:t>대가가 하나 있다. 모델을 기기에서 돌리기로 하면 모델을 바꿀 때마다 16 MB 를 다시 내려받게 된다. 서버에 두었다면 사용자가 눈치채지 못하는 사이에 갈아 끼울 수 있었을 것이다. 인터넷이 없어도 도는 것과 조용히 고칠 수 있는 것 가운데 앞의 것을 골랐고, 이것은 대상 사용자가 정해진 뒤에는 고민할 여지가 없는 선택이었다.</w:t>
             </w:r>
           </w:p>
           <w:p>
@@ -16023,7 +16140,7 @@
               <w:drawing>
                 <wp:inline xmlns:a="http://schemas.openxmlformats.org/drawingml/2006/main" xmlns:pic="http://schemas.openxmlformats.org/drawingml/2006/picture">
                   <wp:extent cx="5486400" cy="3135086"/>
-                  <wp:docPr id="17" name="Picture 17"/>
+                  <wp:docPr id="18" name="Picture 18"/>
                   <wp:cNvGraphicFramePr>
                     <a:graphicFrameLocks noChangeAspect="1"/>
                   </wp:cNvGraphicFramePr>
@@ -16035,7 +16152,7 @@
                           <pic:cNvPicPr/>
                         </pic:nvPicPr>
                         <pic:blipFill>
-                          <a:blip r:embed="rId31"/>
+                          <a:blip r:embed="rId32"/>
                           <a:stretch>
                             <a:fillRect/>
                           </a:stretch>
@@ -16066,7 +16183,7 @@
                 <w:color w:val="606068"/>
                 <w:sz w:val="18"/>
               </w:rPr>
-              <w:t>[그림 17]</w:t>
+              <w:t>[그림 18]</w:t>
             </w:r>
             <w:r>
               <w:rPr>
@@ -17483,7 +17600,7 @@
                 <w:rFonts w:ascii="Times New Roman" w:hAnsi="Times New Roman" w:eastAsia="바탕"/>
                 <w:sz w:val="20"/>
               </w:rPr>
-              <w:t xml:space="preserve"> 으로 펌웨어 전체를 노트북에서 띄우는 것(그림 13 오른쪽)도 같은 원칙에서 나왔다.</w:t>
+              <w:t xml:space="preserve"> 으로 펌웨어 전체를 노트북에서 띄우는 것(그림 14 오른쪽)도 같은 원칙에서 나왔다.</w:t>
             </w:r>
           </w:p>
           <w:p>
@@ -18309,7 +18426,7 @@
               <w:drawing>
                 <wp:inline xmlns:a="http://schemas.openxmlformats.org/drawingml/2006/main" xmlns:pic="http://schemas.openxmlformats.org/drawingml/2006/picture">
                   <wp:extent cx="5486400" cy="2560320"/>
-                  <wp:docPr id="18" name="Picture 18"/>
+                  <wp:docPr id="19" name="Picture 19"/>
                   <wp:cNvGraphicFramePr>
                     <a:graphicFrameLocks noChangeAspect="1"/>
                   </wp:cNvGraphicFramePr>
@@ -18321,7 +18438,7 @@
                           <pic:cNvPicPr/>
                         </pic:nvPicPr>
                         <pic:blipFill>
-                          <a:blip r:embed="rId32"/>
+                          <a:blip r:embed="rId33"/>
                           <a:stretch>
                             <a:fillRect/>
                           </a:stretch>
@@ -18352,7 +18469,7 @@
                 <w:color w:val="606068"/>
                 <w:sz w:val="18"/>
               </w:rPr>
-              <w:t>[그림 18]</w:t>
+              <w:t>[그림 19]</w:t>
             </w:r>
             <w:r>
               <w:rPr>
@@ -19011,7 +19128,7 @@
               <w:drawing>
                 <wp:inline xmlns:a="http://schemas.openxmlformats.org/drawingml/2006/main" xmlns:pic="http://schemas.openxmlformats.org/drawingml/2006/picture">
                   <wp:extent cx="5486400" cy="2011680"/>
-                  <wp:docPr id="19" name="Picture 19"/>
+                  <wp:docPr id="20" name="Picture 20"/>
                   <wp:cNvGraphicFramePr>
                     <a:graphicFrameLocks noChangeAspect="1"/>
                   </wp:cNvGraphicFramePr>
@@ -19023,7 +19140,7 @@
                           <pic:cNvPicPr/>
                         </pic:nvPicPr>
                         <pic:blipFill>
-                          <a:blip r:embed="rId33"/>
+                          <a:blip r:embed="rId34"/>
                           <a:stretch>
                             <a:fillRect/>
                           </a:stretch>
@@ -19054,7 +19171,7 @@
                 <w:color w:val="606068"/>
                 <w:sz w:val="18"/>
               </w:rPr>
-              <w:t>[그림 19]</w:t>
+              <w:t>[그림 20]</w:t>
             </w:r>
             <w:r>
               <w:rPr>
@@ -21026,7 +21143,7 @@
               <w:drawing>
                 <wp:inline xmlns:a="http://schemas.openxmlformats.org/drawingml/2006/main" xmlns:pic="http://schemas.openxmlformats.org/drawingml/2006/picture">
                   <wp:extent cx="5486400" cy="2651760"/>
-                  <wp:docPr id="20" name="Picture 20"/>
+                  <wp:docPr id="21" name="Picture 21"/>
                   <wp:cNvGraphicFramePr>
                     <a:graphicFrameLocks noChangeAspect="1"/>
                   </wp:cNvGraphicFramePr>
@@ -21038,7 +21155,7 @@
                           <pic:cNvPicPr/>
                         </pic:nvPicPr>
                         <pic:blipFill>
-                          <a:blip r:embed="rId34"/>
+                          <a:blip r:embed="rId35"/>
                           <a:stretch>
                             <a:fillRect/>
                           </a:stretch>
@@ -21069,7 +21186,7 @@
                 <w:color w:val="606068"/>
                 <w:sz w:val="18"/>
               </w:rPr>
-              <w:t>[그림 20]</w:t>
+              <w:t>[그림 21]</w:t>
             </w:r>
             <w:r>
               <w:rPr>
@@ -21598,7 +21715,7 @@
                 <w:rFonts w:ascii="Times New Roman" w:hAnsi="Times New Roman" w:eastAsia="바탕"/>
                 <w:sz w:val="20"/>
               </w:rPr>
-              <w:t xml:space="preserve">§5.4 에서 밝힌 대로 앞선 측정은 모두 기계가 기계를 채점한 것이다. 그래서 사람에게 물었다. 다만 물은 상대는 저문해 환자가 아니라 그 환자를 매일 상대하는 사람들이다. 이 구분이 중요하므로 먼저 적어 둔다. </w:t>
+              <w:t xml:space="preserve">§5.4 에서 밝힌 대로 앞선 측정은 모두 기계가 기계를 채점한 것이다. 그래서 사람에게 물었다. 다만 물은 상대는 저문해 환자가 아니라 그 환자를 매일 상대하는 사람들이다. 이 구분이 중요하므로 먼저 밝힌다. </w:t>
             </w:r>
             <w:r>
               <w:rPr>
@@ -25661,7 +25778,7 @@
               <w:drawing>
                 <wp:inline xmlns:a="http://schemas.openxmlformats.org/drawingml/2006/main" xmlns:pic="http://schemas.openxmlformats.org/drawingml/2006/picture">
                   <wp:extent cx="5486400" cy="2377440"/>
-                  <wp:docPr id="21" name="Picture 21"/>
+                  <wp:docPr id="22" name="Picture 22"/>
                   <wp:cNvGraphicFramePr>
                     <a:graphicFrameLocks noChangeAspect="1"/>
                   </wp:cNvGraphicFramePr>
@@ -25673,7 +25790,7 @@
                           <pic:cNvPicPr/>
                         </pic:nvPicPr>
                         <pic:blipFill>
-                          <a:blip r:embed="rId35"/>
+                          <a:blip r:embed="rId36"/>
                           <a:stretch>
                             <a:fillRect/>
                           </a:stretch>
@@ -25704,7 +25821,7 @@
                 <w:color w:val="606068"/>
                 <w:sz w:val="18"/>
               </w:rPr>
-              <w:t>[그림 21]</w:t>
+              <w:t>[그림 22]</w:t>
             </w:r>
             <w:r>
               <w:rPr>
@@ -26458,7 +26575,7 @@
                 <w:rFonts w:ascii="Times New Roman" w:hAnsi="Times New Roman" w:eastAsia="바탕"/>
                 <w:sz w:val="20"/>
               </w:rPr>
-              <w:t>우크라이나의 Raisa Kravchenko 부대표는 "위험 표시가 없어 임산부에게 권장되는 것으로 이해할 수 있다" 고 적었고, 김은경 국립공주대학교 교수는 "'이렇게 해야 한다' 와 '안 된다' 는 표시가 제대로 구분되지 않는다. 특히 안 된다를 강조해야 하지 않을까" 라고 적었다. 서로 다른 네 나라에서 같은 말이 나왔다.</w:t>
+              <w:t>우크라이나의 Raisa Kravchenko 부대표는 "위험 표시가 없어 임산부에게 권장되는 것으로 이해할 수 있다" 고 적었고, 김은경 국립공주대학교 교수는 "'이렇게 해야 한다' 와 '안 된다' 는 표시가 제대로 구분되지 않는다. 특히 안 된다를 강조해야 하지 않을까" 라고 짚었다. 서로 다른 네 나라에서 같은 말이 나왔다.</w:t>
             </w:r>
           </w:p>
           <w:p>
@@ -26596,7 +26713,7 @@
                 <w:rFonts w:ascii="Times New Roman" w:hAnsi="Times New Roman" w:eastAsia="바탕"/>
                 <w:sz w:val="20"/>
               </w:rPr>
-              <w:t>대상 인구가 우리 전제와 다르다 는 지적이 다섯 건이다. 이용한 선임은 "글을 읽지 못하는 사람 가운데 가장 많은 수는 문맹이 아닌 시각장애인일 것이며, 시각장애인에게는 사진을 찍는 행위 자체가 장애 요소가 된다" 고 적었다. 인도네시아의 Niken Nur Widyakusuma 약사도 시각장애 환자를 훨씬 많이 본다고 답했고, 윤휘열 충남대학교 약학대학 교수는 한국에서는 주로 외국인 환자라고 적었다. §1.5 에서 "글을 읽을 수 있다 해도 그 글이 자기 언어라는 보장이 없다" 고 쓴 것과 같은 방향이며, 우리가 대상을 좁게 잡았다는 뜻이다.</w:t>
+              <w:t>대상 인구가 우리 전제와 다르다 는 지적이 다섯 건이다. 이용한 선임은 "글을 읽지 못하는 사람 가운데 가장 많은 수는 문맹이 아닌 시각장애인일 것이며, 시각장애인에게는 사진을 찍는 행위 자체가 장애 요소가 된다" 고 말했다. 인도네시아의 Niken Nur Widyakusuma 약사도 시각장애 환자를 훨씬 많이 본다고 답했고, 윤휘열 충남대학교 약학대학 교수는 한국에서는 주로 외국인 환자라고 답했다. §1.5 에서 "글을 읽을 수 있다 해도 그 글이 자기 언어라는 보장이 없다" 고 쓴 것과 같은 방향이며, 우리가 대상을 좁게 잡았다는 뜻이다.</w:t>
             </w:r>
           </w:p>
           <w:p>
@@ -26622,20 +26739,48 @@
                 <w:rFonts w:ascii="Times New Roman" w:hAnsi="Times New Roman" w:eastAsia="바탕"/>
                 <w:sz w:val="20"/>
               </w:rPr>
-              <w:t>Foued Maaoui 파스퇴르연구소(튀니지) 연구원은 되말하기(teach-back)의 부재를 지적했다. 환자가 제대로 이해했는지 확인할 절차가 없으며 환자 안전 관점에서 이 피드백 고리의 부재는 중대한 위험이라는 것이다. 같은 응답자는 검증 설계도 제시했다. 저문해자를 대상으로 하되 교육받은 자원자로 대체하지 말 것, 사전에 정의된 채점 기준과 눈가림 평가자를 둘 것, 픽토그램만·음성만·둘 다를 따로 시험할 것, 깨끗한 데모가 아닌 실제 처방전을 쓸 것. §5.10 의 평가 설계를 이에 맞추어 고쳤다.</w:t>
-            </w:r>
-          </w:p>
-          <w:p>
-            <w:pPr>
-              <w:spacing w:after="80" w:line="276" w:lineRule="auto"/>
-              <w:jc w:val="both"/>
-            </w:pPr>
-            <w:r>
-              <w:rPr>
-                <w:rFonts w:ascii="Times New Roman" w:hAnsi="Times New Roman" w:eastAsia="바탕"/>
-                <w:sz w:val="20"/>
-              </w:rPr>
-              <w:t>Celia 교수(University of Pretoria)는 손으로 쓴 처방전에서는 동작하지 않을 것이라고 적었다. 우리는 인쇄된 표본으로만 시험했다.</w:t>
+              <w:t>Foued Maaoui 파스퇴르연구소(튀니지) 연구원은 되말하기(teach-back)의 부재를 지적했다. 환자가 제대로 이해했는지 확인할 절차가 없으며 환자 안전 관점에서 이 피드백 고리의 부재는 중대한 위험이라는 것이다.</w:t>
+            </w:r>
+          </w:p>
+          <w:p>
+            <w:pPr>
+              <w:spacing w:after="80" w:line="276" w:lineRule="auto"/>
+              <w:jc w:val="both"/>
+            </w:pPr>
+            <w:r>
+              <w:rPr>
+                <w:rFonts w:ascii="Times New Roman" w:hAnsi="Times New Roman" w:eastAsia="바탕"/>
+                <w:sz w:val="20"/>
+              </w:rPr>
+              <w:t xml:space="preserve">이 지적에는 근거가 있다. 되말하기를 다룬 20편을 종합한 체계적 문헌고찰에서 19편이 긍정적 결과를 보고했으며, 제2형 당뇨 환자에서 복약 순응도와 식이 개선이 유의하게 나타났다 (Talevski, J., Wong Shee, A., Rasmussen, B., Kemp, G. &amp; Beauchamp, A., "Teach-back: A systematic review of implementation and impacts," </w:t>
+            </w:r>
+            <w:r>
+              <w:rPr>
+                <w:rFonts w:ascii="Times New Roman" w:hAnsi="Times New Roman" w:eastAsia="바탕"/>
+                <w:i/>
+                <w:sz w:val="20"/>
+              </w:rPr>
+              <w:t>PLOS ONE</w:t>
+            </w:r>
+            <w:r>
+              <w:rPr>
+                <w:rFonts w:ascii="Times New Roman" w:hAnsi="Times New Roman" w:eastAsia="바탕"/>
+                <w:sz w:val="20"/>
+              </w:rPr>
+              <w:t>, 15(4):e0231350, 2020). 나이지리아 Ahmadu Bello University 의 Samirah Abdu-Aguye 교수가 현재 실무에서 하고 있다고 답한 것이 바로 이 절차다. 같은 응답자는 검증 설계도 제시했다. 저문해자를 대상으로 하되 교육받은 자원자로 대체하지 말 것, 사전에 정의된 채점 기준과 눈가림 평가자를 둘 것, 픽토그램만·음성만·둘 다를 따로 시험할 것, 깨끗한 데모가 아닌 실제 처방전을 쓸 것. §5.10 의 평가 설계를 이에 맞추어 고쳤다.</w:t>
+            </w:r>
+          </w:p>
+          <w:p>
+            <w:pPr>
+              <w:spacing w:after="80" w:line="276" w:lineRule="auto"/>
+              <w:jc w:val="both"/>
+            </w:pPr>
+            <w:r>
+              <w:rPr>
+                <w:rFonts w:ascii="Times New Roman" w:hAnsi="Times New Roman" w:eastAsia="바탕"/>
+                <w:sz w:val="20"/>
+              </w:rPr>
+              <w:t>Celia 교수(University of Pretoria)는 손으로 쓴 처방전에서는 동작하지 않을 것이라고 보았다. 우리는 인쇄된 표본으로만 시험했다.</w:t>
             </w:r>
           </w:p>
           <w:p>
@@ -26783,7 +26928,7 @@
                 <w:rFonts w:ascii="Times New Roman" w:hAnsi="Times New Roman" w:eastAsia="바탕"/>
                 <w:sz w:val="20"/>
               </w:rPr>
-              <w:t>Atif Usman 교수와 윤휘열 교수는 기존 픽토그램 세트를 참조하라고 적었다. 전자는 USP 픽토그램을, 후자는 약학정보원의 health.kr 픽토그램을 지목했다. 이는 §1.9 에서 서술한 USP 라이선스의 조합 금지 조항과 맞물리는 문제이며, §2.6 의 차별점 주장이 직접 시험받는 자리다.</w:t>
+              <w:t>Atif Usman 교수와 윤휘열 교수는 기존 픽토그램 세트를 참조하라고 권했다. 전자는 USP 픽토그램을, 후자는 약학정보원의 health.kr 픽토그램을 지목했다. 이는 §1.9 에서 서술한 USP 라이선스의 조합 금지 조항과 맞물리는 문제이며, §2.6 의 차별점 주장이 직접 시험받는 자리다.</w:t>
             </w:r>
           </w:p>
           <w:p>
@@ -26995,7 +27140,7 @@
                 <w:rFonts w:ascii="Times New Roman" w:hAnsi="Times New Roman" w:eastAsia="바탕"/>
                 <w:sz w:val="20"/>
               </w:rPr>
-              <w:t>충남대학교 이소영 교수·약사는 이 앱이 없던 위험을 만들 수 있다고 적었다.</w:t>
+              <w:t>충남대학교 이소영 교수·약사는 이 앱이 없던 위험을 만들 수 있다고 짚었다.</w:t>
             </w:r>
           </w:p>
           <w:p>
@@ -27088,7 +27233,7 @@
                 <w:rFonts w:ascii="Times New Roman" w:hAnsi="Times New Roman" w:eastAsia="바탕"/>
                 <w:sz w:val="20"/>
               </w:rPr>
-              <w:t>한국장애인개발원 최묘정 연구원은 Nielsen 과 Landauer(1993)를 들어 15명 내외의 소규모 표본으로도 사용성 평가의 타당성을 확보할 수 있으며, 소규모 표본은 오히려 사용자 행동과 반응을 세부적으로 파악할 수 있으므로 설문 응답과 함께 행동 분석을 병행하라고 적었다.</w:t>
+              <w:t>한국장애인개발원 최묘정 연구원은 Nielsen 과 Landauer(1993)를 들어 15명 내외의 소규모 표본으로도 사용성 평가의 타당성을 확보할 수 있으며, 소규모 표본은 오히려 사용자 행동과 반응을 세부적으로 파악할 수 있으므로 설문 응답과 함께 행동 분석을 병행하라고 권했다.</w:t>
             </w:r>
           </w:p>
           <w:p>
@@ -27114,7 +27259,7 @@
                 <w:rFonts w:ascii="Times New Roman" w:hAnsi="Times New Roman" w:eastAsia="바탕"/>
                 <w:sz w:val="20"/>
               </w:rPr>
-              <w:t>University of Pretoria 의 Celia 교수는 복약순응도 도구와 K-HLAT-8·HLS 계열 도구를 함께 쓰라고 적었다. 협성대학교 박남수 교수는 이 앱의 목적이 복약 지시의 이해이므로 건강정보이해력 도구보다 사용자 만족도와 계속 사용 의향, 편의성 향상 정도를 재는 것이 맞다고 보았다.</w:t>
+              <w:t>University of Pretoria 의 Celia 교수는 복약순응도 도구와 K-HLAT-8·HLS 계열 도구를 함께 쓰라고 권했다. 협성대학교 박남수 교수는 이 앱의 목적이 복약 지시의 이해이므로 건강정보이해력 도구보다 사용자 만족도와 계속 사용 의향, 편의성 향상 정도를 재는 것이 맞다고 보았다.</w:t>
             </w:r>
           </w:p>
           <w:p>
@@ -31132,7 +31277,7 @@
                 <w:rFonts w:ascii="Times New Roman" w:hAnsi="Times New Roman" w:eastAsia="바탕"/>
                 <w:sz w:val="20"/>
               </w:rPr>
-              <w:t>얻지 못할 수도 있다는 점도 적어 둔다. 표 6 의 통과율이 15.7%에서 87%까지 벌어져 있다는 것은, 이 분야에서 세트 하나의 이해도가 미리 예측되지 않는다는 뜻이다. 본 연구가 내놓는 것은 좋은 세트라는 주장이 아니라 세트를 배포 전에 재는 절차이며, 그 절차가 우리 세트에 대해 무엇을 말하든 그것이 결과다.</w:t>
+              <w:t>얻지 못할 수도 있다. 표 6 의 통과율이 15.7%에서 87%까지 벌어져 있다는 것은, 이 분야에서 세트 하나의 이해도가 미리 예측되지 않는다는 뜻이다. 본 연구가 내놓는 것은 좋은 세트라는 주장이 아니라 세트를 배포 전에 재는 절차이며, 그 절차가 우리 세트에 대해 무엇을 말하든 그것이 결과다.</w:t>
             </w:r>
           </w:p>
           <w:p>

--- a/docs/proposal/SnapCare_H1_Final_Proposal_KO.docx
+++ b/docs/proposal/SnapCare_H1_Final_Proposal_KO.docx
@@ -4829,6 +4829,47 @@
                 <w:sz w:val="20"/>
               </w:rPr>
               <w:t>고령화는 흔히 부유한 국가의 문제로 인식되지만 실제로는 반대 방향으로 이동하고 있다. 그리고 저·중소득국의 고령자는 문해력이 낮을 가능성이 높고, 여러 약을 동시에 복용하며, 의료 접근이 어려운 사람 이라는 세 조건이 겹치는 집단이다.</w:t>
+            </w:r>
+          </w:p>
+          <w:p>
+            <w:pPr>
+              <w:spacing w:after="80" w:line="276" w:lineRule="auto"/>
+              <w:jc w:val="both"/>
+            </w:pPr>
+            <w:r>
+              <w:rPr>
+                <w:rFonts w:ascii="Times New Roman" w:hAnsi="Times New Roman" w:eastAsia="바탕"/>
+                <w:sz w:val="20"/>
+              </w:rPr>
+              <w:t xml:space="preserve">가운데 조건은 수로 확인된다. 56개국 1,662만 명을 다룬 545편을 종합한 결과 고령자의 다제복용 유병률은 50.4%(95% 신뢰구간 48.2~52.7%)이며, 약이 한 종 늘 때마다 사망 위험비가 1.05(1.03~1.06), 응급 진료가 1.02(1.02~1.03), 입원이 1.04(1.02~1.07)씩 오른다 (Tian, F., Chen, Z., Zhang, Y. et al., "Global prevalence, trends, and dose-response associations of polypharmacy in older adults," </w:t>
+            </w:r>
+            <w:r>
+              <w:rPr>
+                <w:rFonts w:ascii="Times New Roman" w:hAnsi="Times New Roman" w:eastAsia="바탕"/>
+                <w:i/>
+                <w:sz w:val="20"/>
+              </w:rPr>
+              <w:t>The Journals of Gerontology: Series A</w:t>
+            </w:r>
+            <w:r>
+              <w:rPr>
+                <w:rFonts w:ascii="Times New Roman" w:hAnsi="Times New Roman" w:eastAsia="바탕"/>
+                <w:sz w:val="20"/>
+              </w:rPr>
+              <w:t>, 81(8):glag176, doi:10.1093/gerona/glag176).</w:t>
+            </w:r>
+          </w:p>
+          <w:p>
+            <w:pPr>
+              <w:spacing w:after="80" w:line="276" w:lineRule="auto"/>
+              <w:jc w:val="both"/>
+            </w:pPr>
+            <w:r>
+              <w:rPr>
+                <w:rFonts w:ascii="Times New Roman" w:hAnsi="Times New Roman" w:eastAsia="바탕"/>
+                <w:sz w:val="20"/>
+              </w:rPr>
+              <w:t>고령자의 절반이 다섯 종 이상을 함께 먹는다는 것은 이 앱이 다루는 화면 하나에 약이 여럿 온다는 뜻이기도 하다. §5.7 에서 인도네시아 Universitas Gadjah Mada 의 Niken Nur Widyakusuma 약사가 "여러 약을 한꺼번에 받았을 때 어느 약이 하루 세 번인지 구분하기 어렵다" 고 지적한 것이 이 조건에서 나온다.</w:t>
             </w:r>
           </w:p>
           <w:p>
@@ -30657,20 +30698,114 @@
                 <w:rFonts w:ascii="Times New Roman" w:hAnsi="Times New Roman" w:eastAsia="바탕"/>
                 <w:sz w:val="20"/>
               </w:rPr>
-              <w:t xml:space="preserve">특히 3.d 와의 연결이 직접적이다. 104개국에서 보고된 실험실 확인 감염 2,300만 건 이상을 분석한 결과, 2023년 세균 감염 여섯 건 중 한 건이 항생제에 내성을 보였다. 2018년부터 2023년까지 감시 대상 병원체·항생제 조합의 40% 이상에서 내성이 상승했고, 연평균 상승률은 5~15% 였다 (WHO GLASS, 2025). 2019년 기준 세균 내성에 직접 기인한 사망은 127만 명으로 HIV/AIDS 나 말라리아보다 많았다 (Murray et al., 2022). 증상이 가시면 항생제를 중단하는 것이 내성의 주요 인적 경로다. 그리고 그것이 소수의 행동이 아니다. 12개국 9,772명을 조사한 결과 </w:t>
-            </w:r>
+              <w:t>특히 3.d 와의 연결이 직접적이다. 104개국에서 보고된 실험실 확인 감염 2,300만 건 이상을 분석한 결과, 2023년 세균 감염 여섯 건 중 한 건이 항생제에 내성을 보였다. 2018년부터 2023년까지 감시 대상 병원체·항생제 조합의 40% 이상에서 내성이 상승했고, 연평균 상승률은 5~15% 였다 (WHO GLASS, 2025).</w:t>
+            </w:r>
+          </w:p>
+          <w:p>
+            <w:pPr>
+              <w:spacing w:after="80" w:line="276" w:lineRule="auto"/>
+              <w:jc w:val="both"/>
+            </w:pPr>
+            <w:r>
+              <w:rPr>
+                <w:rFonts w:ascii="Times New Roman" w:hAnsi="Times New Roman" w:eastAsia="바탕"/>
+                <w:sz w:val="20"/>
+              </w:rPr>
+              <w:t>지역별로 보면 이 문제도 우리가 대상으로 삼는 곳에 몰려 있다. 동남아시아와 동지중해 지역에서는 보고된 감염 셋 중 하나가 내성을 보였고, 아프리카에서는 다섯 중 하나, 아메리카에서는 일곱 중 하나다 (WHO GLASS, 2025). §1.1 에서 문해율이 가장 낮았던 지역이 여기서 다시 나온다.</w:t>
+            </w:r>
+          </w:p>
+          <w:p>
+            <w:pPr>
+              <w:spacing w:before="160" w:after="60"/>
+              <w:jc w:val="center"/>
+            </w:pPr>
+            <w:r>
+              <w:drawing>
+                <wp:inline xmlns:a="http://schemas.openxmlformats.org/drawingml/2006/main" xmlns:pic="http://schemas.openxmlformats.org/drawingml/2006/picture">
+                  <wp:extent cx="5486400" cy="2377440"/>
+                  <wp:docPr id="23" name="Picture 23"/>
+                  <wp:cNvGraphicFramePr>
+                    <a:graphicFrameLocks noChangeAspect="1"/>
+                  </wp:cNvGraphicFramePr>
+                  <a:graphic>
+                    <a:graphicData uri="http://schemas.openxmlformats.org/drawingml/2006/picture">
+                      <pic:pic>
+                        <pic:nvPicPr>
+                          <pic:cNvPr id="0" name="chart14_amr_region.png"/>
+                          <pic:cNvPicPr/>
+                        </pic:nvPicPr>
+                        <pic:blipFill>
+                          <a:blip r:embed="rId37"/>
+                          <a:stretch>
+                            <a:fillRect/>
+                          </a:stretch>
+                        </pic:blipFill>
+                        <pic:spPr>
+                          <a:xfrm>
+                            <a:off x="0" y="0"/>
+                            <a:ext cx="5486400" cy="2377440"/>
+                          </a:xfrm>
+                          <a:prstGeom prst="rect"/>
+                        </pic:spPr>
+                      </pic:pic>
+                    </a:graphicData>
+                  </a:graphic>
+                </wp:inline>
+              </w:drawing>
+            </w:r>
+          </w:p>
+          <w:p>
+            <w:pPr>
+              <w:spacing w:after="200" w:line="276" w:lineRule="auto"/>
+              <w:jc w:val="center"/>
+            </w:pPr>
             <w:r>
               <w:rPr>
                 <w:rFonts w:ascii="Times New Roman" w:hAnsi="Times New Roman" w:eastAsia="바탕"/>
                 <w:b/>
-                <w:sz w:val="20"/>
+                <w:color w:val="606068"/>
+                <w:sz w:val="18"/>
+              </w:rPr>
+              <w:t>[그림 23]</w:t>
+            </w:r>
+            <w:r>
+              <w:rPr>
+                <w:rFonts w:ascii="Times New Roman" w:hAnsi="Times New Roman" w:eastAsia="바탕"/>
+                <w:color w:val="606068"/>
+                <w:sz w:val="18"/>
+              </w:rPr>
+              <w:t xml:space="preserve"> 보고된 세균 감염 중 항생제 내성 비율 (WHO GLASS, 2025). 세계 평균은 여섯 중 하나인데 동남아시아와 동지중해에서는 셋 중 하나다. 이 두 지역에 표 1 의 문해율 하위 국가들이 있다는 것이 이 그림의 논지이며, </w:t>
+            </w:r>
+            <w:r>
+              <w:rPr>
+                <w:rFonts w:ascii="Consolas" w:hAnsi="Consolas" w:eastAsia="Consolas"/>
+                <w:color w:val="606068"/>
+                <w:sz w:val="17"/>
+              </w:rPr>
+              <w:t>finish_course</w:t>
+            </w:r>
+            <w:r>
+              <w:rPr>
+                <w:rFonts w:ascii="Times New Roman" w:hAnsi="Times New Roman" w:eastAsia="바탕"/>
+                <w:color w:val="606068"/>
+                <w:sz w:val="18"/>
+              </w:rPr>
+              <w:t xml:space="preserve"> 형태소가 겨냥하는 자리가 그곳이다. 2019년 기준 세균 내성에 직접 기인한 사망은 127만 명으로 HIV/AIDS 나 말라리아보다 많았다 (Murray et al., 2022). 증상이 가시면 항생제를 중단하는 것이 내성의 주요 인적 경로다. 그리고 그것이 소수의 행동이 아니다. 12개국 9,772명을 조사한 결과 </w:t>
+            </w:r>
+            <w:r>
+              <w:rPr>
+                <w:rFonts w:ascii="Times New Roman" w:hAnsi="Times New Roman" w:eastAsia="바탕"/>
+                <w:b/>
+                <w:color w:val="606068"/>
+                <w:sz w:val="18"/>
               </w:rPr>
               <w:t>32%가 몸이 나아지면 항생제를 끊어도 된다고 믿고 있었고</w:t>
             </w:r>
             <w:r>
               <w:rPr>
                 <w:rFonts w:ascii="Times New Roman" w:hAnsi="Times New Roman" w:eastAsia="바탕"/>
-                <w:sz w:val="20"/>
+                <w:color w:val="606068"/>
+                <w:sz w:val="18"/>
               </w:rPr>
               <w:t xml:space="preserve">, 64%는 항생제가 감기나 독감에 듣는다고 답했다 (World Health Organization, </w:t>
             </w:r>
@@ -30678,14 +30813,16 @@
               <w:rPr>
                 <w:rFonts w:ascii="Times New Roman" w:hAnsi="Times New Roman" w:eastAsia="바탕"/>
                 <w:i/>
-                <w:sz w:val="20"/>
+                <w:color w:val="606068"/>
+                <w:sz w:val="18"/>
               </w:rPr>
               <w:t>WHO multi-country survey reveals widespread public misunderstanding about antibiotic resistance</w:t>
             </w:r>
             <w:r>
               <w:rPr>
                 <w:rFonts w:ascii="Times New Roman" w:hAnsi="Times New Roman" w:eastAsia="바탕"/>
-                <w:sz w:val="20"/>
+                <w:color w:val="606068"/>
+                <w:sz w:val="18"/>
               </w:rPr>
               <w:t>, 2015).</w:t>
             </w:r>
